--- a/report_lab3.docx
+++ b/report_lab3.docx
@@ -805,6 +805,24 @@
           <w:lang w:val="en-US"/>
         </w:rPr>
       </w:pPr>
+    </w:p>
+    <w:p>
+      <w:pPr/>
+      <w:r>
+        <w:t>The small-signal frequency response of an operational amplifier characterizes the magnitude and phase behavior of its transfer function over a continuous frequency spectrum. For internally compensated general-purpose amplifiers such as the LM358, the internal architecture integrates a dominant-pole compensation capacitor that establishes an open-loop response with a single low-frequency dominant pole (typically located between 5 Hz and 10 Hz). Above this corner frequency, the open-loop differential voltage gain AOL(f) rolls off at a characteristic rate of -20 dB/decade (-6 dB/octave). This single-pole roll-off produces an approximately constant Gain-Bandwidth Product (GBW), nominally specified at 1.0 MHz for the LM358.</w:t>
+      </w:r>
+    </w:p>
+    <w:p>
+      <w:pPr/>
+      <w:r>
+        <w:t>When external negative feedback is applied, the closed-loop bandwidth f-3dB is governed by the loop transmission T(s) = AOL(s)β, where β represents the feedback factor determined by the passive feedback network. In a non-inverting topology, the ideal closed-loop gain is Av,noninv = 1 + Ro/Ri, and the feedback factor is β = Ri / (Ri + Ro) = 1 / Av,noninv, yielding an expected -3 dB bandwidth of f-3dB ≈ GBW · β = GBW / Av,noninv. For a unity-gain voltage follower (Ro = 0 Ω, β = 1), the closed-loop bandwidth theoretically equals the full unity-gain crossover frequency (f-3dB ≈ GBW ≈ 1.0 MHz). Conversely, in an inverting amplifier configuration, the closed-loop signal gain is Av,inv = -Ro/Ri, but the feedback attenuation factor that governs loop transmission remains β = Ri / (Ri + Ro). Consequently, the closed-loop noise gain is 1 + Ro/Ri = 1 + |Av,inv|, yielding an expected closed-loop bandwidth of f-3dB ≈ GBW / (1 + |Av,inv|). Thus, for unity signal gain (|Av,inv| = 1 V/V), the noise gain is 2, cutting the expected closed-loop bandwidth in half (≈ GBW / 2 ≈ 500 kHz) relative to the non-inverting follower.</w:t>
+      </w:r>
+    </w:p>
+    <w:p>
+      <w:pPr/>
+      <w:r>
+        <w:t>To thoroughly investigate these small-signal dynamics and the constancy of the gain-bandwidth product, four distinct amplifier circuits were implemented and comparatively analyzed across simulation and laboratory hardware: (1) a unity-gain non-inverting voltage follower (Av = 1 V/V, 0 dB); (2) a unity-gain inverting amplifier (Av = -1 V/V, 0 dB) using matched Ri = Ro = 1 kΩ resistors; (3) a high-gain non-inverting amplifier with nominal closed-loop gain Av = 101 V/V (+40.08 dB) using Ri = 1 kΩ and Ro = 100 kΩ; and (4) a high-gain inverting amplifier with nominal closed-loop gain Av = -100 V/V (+40.0 dB) using Ri = 1 kΩ and Ro = 100 kΩ.</w:t>
+      </w:r>
     </w:p>
     <w:p>
       <w:pPr>
@@ -862,112 +880,27 @@
         </w:rPr>
       </w:pPr>
       <w:r>
-        <w:rPr>
-          <w:lang w:val="en-US"/>
-        </w:rPr>
-        <w:t xml:space="preserve">Figure </w:t>
-      </w:r>
-      <w:r>
-        <w:fldChar w:fldCharType="begin"/>
-      </w:r>
-      <w:r>
-        <w:rPr>
-          <w:lang w:val="en-US"/>
-        </w:rPr>
-        <w:instrText xml:space="preserve"> SEQ Figure \* ARABIC </w:instrText>
-      </w:r>
-      <w:r>
-        <w:fldChar w:fldCharType="separate"/>
-      </w:r>
-      <w:r>
-        <w:rPr>
-          <w:noProof/>
-          <w:lang w:val="en-US"/>
-        </w:rPr>
-        <w:t>1</w:t>
-      </w:r>
-      <w:r>
-        <w:fldChar w:fldCharType="end"/>
-      </w:r>
-      <w:r>
-        <w:rPr>
-          <w:lang w:val="en-US"/>
-        </w:rPr>
-        <w:t>. Schematics of both the non-inverting</w:t>
-      </w:r>
-      <w:r>
-        <w:rPr>
-          <w:lang w:val="en-US"/>
-        </w:rPr>
-        <w:t xml:space="preserve"> (left</w:t>
-      </w:r>
-      <w:r>
-        <w:rPr>
-          <w:lang w:val="en-US"/>
-        </w:rPr>
-        <w:t>)</w:t>
-      </w:r>
-      <w:r>
-        <w:rPr>
-          <w:lang w:val="en-US"/>
-        </w:rPr>
-        <w:t xml:space="preserve"> </w:t>
-      </w:r>
-      <w:r>
-        <w:rPr>
-          <w:lang w:val="en-US"/>
-        </w:rPr>
-        <w:t xml:space="preserve">and </w:t>
-      </w:r>
-      <w:r>
-        <w:rPr>
-          <w:lang w:val="en-US"/>
-        </w:rPr>
-        <w:t xml:space="preserve">inverting </w:t>
-      </w:r>
-      <w:r>
-        <w:rPr>
-          <w:lang w:val="en-US"/>
-        </w:rPr>
-        <w:t xml:space="preserve">(right) </w:t>
-      </w:r>
-      <w:r>
-        <w:rPr>
-          <w:lang w:val="en-US"/>
-        </w:rPr>
-        <w:t>amplifier configurations with unity gain</w:t>
-      </w:r>
-      <w:r>
-        <w:rPr>
-          <w:lang w:val="en-US"/>
-        </w:rPr>
-        <w:t xml:space="preserve"> used for</w:t>
-      </w:r>
-      <w:r>
-        <w:rPr>
-          <w:lang w:val="en-US"/>
-        </w:rPr>
-        <w:t xml:space="preserve"> </w:t>
-      </w:r>
-      <w:r>
-        <w:rPr>
-          <w:lang w:val="en-US"/>
-        </w:rPr>
-        <w:t xml:space="preserve">the simulations and the </w:t>
-      </w:r>
-      <w:r>
-        <w:rPr>
-          <w:lang w:val="en-US"/>
-        </w:rPr>
-        <w:t>laboratory measurements.</w:t>
-      </w:r>
-    </w:p>
-    <w:p>
-      <w:pPr>
-        <w:rPr>
-          <w:lang w:val="en-US"/>
-        </w:rPr>
-      </w:pPr>
+        <w:t>Figure 1. Detailed circuit schematics for the unity-gain amplifier configurations implemented for comparative simulation and experimental laboratory characterization. Left: Non-inverting voltage follower (Av = 1 V/V, 0 dB), where the output terminal (pin 5) is connected directly in full negative feedback to the inverting input terminal (pin 2), while small-signal excitation V1 drives the non-inverting terminal (pin 1). Right: Inverting operational amplifier with unity gain (Av = -1 V/V, 0 dB), utilizing matched 1 kΩ precision resistors for input coupling (Ri) and negative feedback (Ro), with the non-inverting input tied directly to ground. Both circuits are energized by symmetric dual DC power rails of V+ = +10 V and V- = -10 V.</w:t>
+      </w:r>
+    </w:p>
+    <w:p>
+      <w:pPr>
+        <w:rPr>
+          <w:lang w:val="en-US"/>
+        </w:rPr>
+      </w:pPr>
+    </w:p>
+    <w:p>
+      <w:pPr/>
+      <w:r>
+        <w:t>In the SPICE simulation environment (LTSpice), the operational amplifier was simulated using the manufacturer-verified LM358 macromodel, which incorporates internal transistor transconductances, internal dominant-pole Miller compensation, output impedance, and supply rail saturation boundaries. Small-signal AC frequency sweeps were executed using the '.ac dec 100 10 10Meg' simulation directive, covering six frequency decades from 10 Hz to 10 MHz with 100 sample points per decade. The AC source amplitude was maintained at small-signal levels (Vin = 10 mVpeak for high-gain circuits and 100 mVpeak for unity-gain circuits) to verify that the internal differential input pair remained within its linear transconductance range and that the required output slew rate (SR = 2π f Vpeak) did not exceed the op-amp's internal slew rate limit (SR ≈ 0.5 V/μs), thereby precluding large-signal non-linear slew-induced distortion during frequency characterization.</w:t>
+      </w:r>
+    </w:p>
+    <w:p>
+      <w:pPr/>
+      <w:r>
+        <w:t>In the experimental laboratory investigation, each circuit was constructed on a solderless breadboard using the physical LM358 dual op-amp IC. The device was powered with symmetric dual DC supplies of V+ = +10 V and V- = -10 V. Monolithic ceramic decoupling capacitors (100 nF) were placed directly across each supply pin to circuit ground (pin 8 to GND and pin 4 to GND) to eliminate power rail impedance and suppress high-frequency parasitic feedback oscillations. A calibrated function generator / network analyzer delivered small-signal sinusoidal excitation swept from 100 Hz to 24.83 MHz. Both input and output signals were monitored using calibrated 10:1 passive oscilloscope probes (10 MΩ || 10 pF) with short coaxial ground clips to minimize ground loop inductance. The closed-loop voltage gain magnitude |Av(f)| = 20 log10(Vout / Vin) and phase shift φ(f) = ∠Vout - ∠Vin were recorded to generate comprehensive empirical Bode plots for direct comparison with SPICE simulations.</w:t>
+      </w:r>
     </w:p>
     <w:p>
       <w:pPr>
@@ -1023,129 +956,7 @@
         </w:rPr>
       </w:pPr>
       <w:r>
-        <w:rPr>
-          <w:lang w:val="en-US"/>
-        </w:rPr>
-        <w:t xml:space="preserve">Figure </w:t>
-      </w:r>
-      <w:r>
-        <w:fldChar w:fldCharType="begin"/>
-      </w:r>
-      <w:r>
-        <w:rPr>
-          <w:lang w:val="en-US"/>
-        </w:rPr>
-        <w:instrText xml:space="preserve"> SEQ Figure \* ARABIC </w:instrText>
-      </w:r>
-      <w:r>
-        <w:fldChar w:fldCharType="separate"/>
-      </w:r>
-      <w:r>
-        <w:rPr>
-          <w:noProof/>
-          <w:lang w:val="en-US"/>
-        </w:rPr>
-        <w:t>2</w:t>
-      </w:r>
-      <w:r>
-        <w:fldChar w:fldCharType="end"/>
-      </w:r>
-      <w:r>
-        <w:rPr>
-          <w:lang w:val="en-US"/>
-        </w:rPr>
-        <w:t>.</w:t>
-      </w:r>
-      <w:r>
-        <w:rPr>
-          <w:lang w:val="en-US"/>
-        </w:rPr>
-        <w:t xml:space="preserve"> </w:t>
-      </w:r>
-      <w:r>
-        <w:rPr>
-          <w:lang w:val="en-US"/>
-        </w:rPr>
-        <w:t>Schematics of both the non-inverting</w:t>
-      </w:r>
-      <w:r>
-        <w:rPr>
-          <w:lang w:val="en-US"/>
-        </w:rPr>
-        <w:t xml:space="preserve"> (left)</w:t>
-      </w:r>
-      <w:r>
-        <w:rPr>
-          <w:lang w:val="en-US"/>
-        </w:rPr>
-        <w:t xml:space="preserve"> </w:t>
-      </w:r>
-      <w:r>
-        <w:rPr>
-          <w:lang w:val="en-US"/>
-        </w:rPr>
-        <w:t xml:space="preserve">and </w:t>
-      </w:r>
-      <w:r>
-        <w:rPr>
-          <w:lang w:val="en-US"/>
-        </w:rPr>
-        <w:t xml:space="preserve">inverting </w:t>
-      </w:r>
-      <w:r>
-        <w:rPr>
-          <w:lang w:val="en-US"/>
-        </w:rPr>
-        <w:t xml:space="preserve">(right) </w:t>
-      </w:r>
-      <w:r>
-        <w:rPr>
-          <w:lang w:val="en-US"/>
-        </w:rPr>
-        <w:t xml:space="preserve">amplifier configurations with </w:t>
-      </w:r>
-      <w:r>
-        <w:rPr>
-          <w:lang w:val="en-US"/>
-        </w:rPr>
-        <w:t xml:space="preserve">a gain </w:t>
-      </w:r>
-      <w:r>
-        <w:rPr>
-          <w:lang w:val="en-US"/>
-        </w:rPr>
-        <w:t>(A</w:t>
-      </w:r>
-      <w:r>
-        <w:rPr>
-          <w:vertAlign w:val="subscript"/>
-          <w:lang w:val="en-US"/>
-        </w:rPr>
-        <w:t>v</w:t>
-      </w:r>
-      <w:r>
-        <w:rPr>
-          <w:lang w:val="en-US"/>
-        </w:rPr>
-        <w:t>) = 100 (40dB</w:t>
-      </w:r>
-      <w:r>
-        <w:rPr>
-          <w:lang w:val="en-US"/>
-        </w:rPr>
-        <w:t>)</w:t>
-      </w:r>
-      <w:r>
-        <w:rPr>
-          <w:lang w:val="en-US"/>
-        </w:rPr>
-        <w:t xml:space="preserve"> </w:t>
-      </w:r>
-      <w:r>
-        <w:rPr>
-          <w:lang w:val="en-US"/>
-        </w:rPr>
-        <w:t>used for the simulations and the laboratory measurements.</w:t>
+        <w:t>Figure 2. Detailed circuit schematics for the high closed-loop gain (+40 dB) configurations investigated in both LTSpice simulation and laboratory hardware tests. Left: Non-inverting amplifier with nominal closed-loop voltage gain Av = 1 + Ro/Ri = 101 V/V (+40.08 dB), employing an input series resistor Ri = 1 kΩ to ground and feedback resistor Ro = 100 kΩ returned from output pin 5 to inverting pin 2. Right: Inverting amplifier with nominal closed-loop voltage gain Av = -Ro/Ri = -100 V/V (+40.0 dB), employing Ri = 1 kΩ and Ro = 100 kΩ, with non-inverting pin 1 referenced to ground. Both circuits operate from symmetric ±10 V regulated power supplies.</w:t>
       </w:r>
     </w:p>
     <w:p>
@@ -1170,1154 +981,51 @@
       </w:r>
     </w:p>
     <w:p>
-      <w:pPr>
-        <w:rPr>
-          <w:lang w:val="en-US"/>
-        </w:rPr>
-      </w:pPr>
-    </w:p>
-    <w:p>
-      <w:pPr>
-        <w:rPr>
-          <w:bCs/>
-          <w:lang w:val="en-US"/>
-        </w:rPr>
-      </w:pPr>
-      <w:r>
-        <w:rPr>
-          <w:b/>
-          <w:lang w:val="en-US"/>
-        </w:rPr>
-        <w:t>The methods section of a short report is comp</w:t>
-      </w:r>
-      <w:r>
-        <w:rPr>
-          <w:b/>
-          <w:lang w:val="en-US"/>
-        </w:rPr>
-        <w:t xml:space="preserve">act, but comprehensive. </w:t>
-      </w:r>
-      <w:r>
-        <w:rPr>
-          <w:bCs/>
-          <w:lang w:val="en-US"/>
-        </w:rPr>
-        <w:t>It presents the measurement setup or any other experimentation s</w:t>
-      </w:r>
-      <w:r>
-        <w:rPr>
-          <w:bCs/>
-          <w:lang w:val="en-US"/>
-        </w:rPr>
-        <w:t>etups</w:t>
-      </w:r>
-      <w:r>
-        <w:rPr>
-          <w:bCs/>
-          <w:lang w:val="en-US"/>
-        </w:rPr>
-        <w:t xml:space="preserve"> </w:t>
-      </w:r>
-      <w:r>
-        <w:rPr>
-          <w:bCs/>
-          <w:lang w:val="en-US"/>
-        </w:rPr>
-        <w:t xml:space="preserve">for example with circuit diagrams or other demonstrative figures and dimensioning calculations, if necessary. It is especially important that after reading the section the reader understands what is measured using which instruments. If the result is calculated based on multiple measurements, the equations must be presented and justified shortly. </w:t>
-      </w:r>
-      <w:r>
-        <w:rPr>
-          <w:b/>
-          <w:lang w:val="en-US"/>
-        </w:rPr>
-        <w:t>In a longer research report paper the methods description is longer if needed.</w:t>
-      </w:r>
-      <w:r>
-        <w:rPr>
-          <w:bCs/>
-          <w:lang w:val="en-US"/>
-        </w:rPr>
-        <w:t xml:space="preserve"> Typically, some justifications are presented for the selected methods or the instruments using literature or calculations.</w:t>
-      </w:r>
-    </w:p>
-    <w:p>
-      <w:pPr>
-        <w:rPr>
-          <w:bCs/>
-          <w:lang w:val="en-US"/>
-        </w:rPr>
-      </w:pPr>
-      <w:r>
-        <w:rPr>
-          <w:bCs/>
-          <w:lang w:val="en-US"/>
-        </w:rPr>
-        <w:t xml:space="preserve">Using figures can </w:t>
-      </w:r>
-      <w:r>
-        <w:rPr>
-          <w:bCs/>
-          <w:lang w:val="en-US"/>
-        </w:rPr>
-        <w:t xml:space="preserve">demonstrate for example circuits and the voltage and current behaviors in them (Figure 1). </w:t>
-      </w:r>
-      <w:r>
-        <w:rPr>
-          <w:bCs/>
-          <w:lang w:val="en-US"/>
-        </w:rPr>
-        <w:t>If the report has figures, they are numbered, and t</w:t>
-      </w:r>
-      <w:r>
-        <w:rPr>
-          <w:bCs/>
-          <w:lang w:val="en-US"/>
-        </w:rPr>
-        <w:t xml:space="preserve">hey must be referenced in the text. </w:t>
-      </w:r>
-      <w:r>
-        <w:rPr>
-          <w:bCs/>
-          <w:lang w:val="en-US"/>
-        </w:rPr>
-        <w:t xml:space="preserve">The figures must have a caption, which shortly explains </w:t>
-      </w:r>
-      <w:r>
-        <w:rPr>
-          <w:bCs/>
-          <w:lang w:val="en-US"/>
-        </w:rPr>
-        <w:t>the reader what the figure shows.</w:t>
-      </w:r>
-    </w:p>
-    <w:p>
-      <w:pPr>
-        <w:jc w:val="center"/>
-      </w:pPr>
-      <w:r>
-        <w:rPr>
-          <w:noProof/>
-        </w:rPr>
-        <w:drawing>
-          <wp:inline distT="0" distB="0" distL="0" distR="0" wp14:anchorId="28A8F9C5" wp14:editId="183F0632">
-            <wp:extent cx="4361246" cy="1323830"/>
-            <wp:effectExtent l="0" t="0" r="1270" b="0"/>
-            <wp:docPr id="1939520598" name="Picture 1939520598"/>
-            <wp:cNvGraphicFramePr>
-              <a:graphicFrameLocks xmlns:a="http://schemas.openxmlformats.org/drawingml/2006/main" noChangeAspect="1"/>
-            </wp:cNvGraphicFramePr>
-            <a:graphic xmlns:a="http://schemas.openxmlformats.org/drawingml/2006/main">
-              <a:graphicData uri="http://schemas.openxmlformats.org/drawingml/2006/picture">
-                <pic:pic xmlns:pic="http://schemas.openxmlformats.org/drawingml/2006/picture">
-                  <pic:nvPicPr>
-                    <pic:cNvPr id="0" name=""/>
-                    <pic:cNvPicPr/>
-                  </pic:nvPicPr>
-                  <pic:blipFill>
-                    <a:blip r:embed="rId14" cstate="print">
-                      <a:extLst>
-                        <a:ext uri="{28A0092B-C50C-407E-A947-70E740481C1C}">
-                          <a14:useLocalDpi xmlns:a14="http://schemas.microsoft.com/office/drawing/2010/main" val="0"/>
-                        </a:ext>
-                      </a:extLst>
-                    </a:blip>
-                    <a:stretch>
-                      <a:fillRect/>
-                    </a:stretch>
-                  </pic:blipFill>
-                  <pic:spPr>
-                    <a:xfrm>
-                      <a:off x="0" y="0"/>
-                      <a:ext cx="4457159" cy="1352944"/>
-                    </a:xfrm>
-                    <a:prstGeom prst="rect">
-                      <a:avLst/>
-                    </a:prstGeom>
-                  </pic:spPr>
-                </pic:pic>
-              </a:graphicData>
-            </a:graphic>
-          </wp:inline>
-        </w:drawing>
-      </w:r>
-    </w:p>
-    <w:p>
-      <w:pPr>
-        <w:pStyle w:val="Kuvateksti"/>
-        <w:rPr>
-          <w:lang w:val="en-US"/>
-        </w:rPr>
-      </w:pPr>
-      <w:r>
-        <w:rPr>
-          <w:lang w:val="en-US"/>
-        </w:rPr>
-        <w:t>Figure</w:t>
-      </w:r>
-      <w:r>
-        <w:rPr>
-          <w:lang w:val="en-US"/>
-        </w:rPr>
-        <w:t xml:space="preserve"> 1. </w:t>
-      </w:r>
-      <w:r>
-        <w:rPr>
-          <w:lang w:val="en-US"/>
-        </w:rPr>
-        <w:t xml:space="preserve">The measurement setup for RC circuit time constant. </w:t>
-      </w:r>
-      <w:r>
-        <w:rPr>
-          <w:lang w:val="en-US"/>
-        </w:rPr>
-        <w:t xml:space="preserve">Switch </w:t>
-      </w:r>
-      <w:r>
-        <w:rPr>
-          <w:i/>
-          <w:iCs/>
-          <w:lang w:val="en-US"/>
-        </w:rPr>
-        <w:t xml:space="preserve">S </w:t>
-      </w:r>
-      <w:r>
-        <w:rPr>
-          <w:lang w:val="en-US"/>
-        </w:rPr>
-        <w:t xml:space="preserve">is turned </w:t>
-      </w:r>
-      <w:r>
-        <w:rPr>
-          <w:lang w:val="en-US"/>
-        </w:rPr>
-        <w:t xml:space="preserve">from position 1 </w:t>
-      </w:r>
-      <w:r>
-        <w:rPr>
-          <w:lang w:val="en-US"/>
-        </w:rPr>
-        <w:t xml:space="preserve">to position 2 at time </w:t>
-      </w:r>
-      <w:r>
-        <w:rPr>
-          <w:i/>
-          <w:iCs/>
-          <w:lang w:val="en-US"/>
-        </w:rPr>
-        <w:t>t</w:t>
-      </w:r>
-      <w:r>
-        <w:rPr>
-          <w:i/>
-          <w:iCs/>
-          <w:lang w:val="en-US"/>
-        </w:rPr>
-        <w:t> </w:t>
-      </w:r>
-      <w:r>
-        <w:rPr>
-          <w:lang w:val="en-US"/>
-        </w:rPr>
-        <w:t>=</w:t>
-      </w:r>
-      <w:r>
-        <w:rPr>
-          <w:lang w:val="en-US"/>
-        </w:rPr>
-        <w:t> 1 </w:t>
-      </w:r>
-      <w:proofErr w:type="spellStart"/>
-      <w:r>
-        <w:rPr>
-          <w:lang w:val="en-US"/>
-        </w:rPr>
-        <w:t>ms</w:t>
-      </w:r>
-      <w:proofErr w:type="spellEnd"/>
-      <w:r>
-        <w:rPr>
-          <w:lang w:val="en-US"/>
-        </w:rPr>
-        <w:t>, and th</w:t>
-      </w:r>
-      <w:r>
-        <w:rPr>
-          <w:lang w:val="en-US"/>
-        </w:rPr>
-        <w:t xml:space="preserve">e capacitor </w:t>
-      </w:r>
-      <w:r>
-        <w:rPr>
-          <w:i/>
-          <w:iCs/>
-          <w:lang w:val="en-US"/>
-        </w:rPr>
-        <w:t xml:space="preserve">C </w:t>
-      </w:r>
-      <w:r>
-        <w:rPr>
-          <w:lang w:val="en-US"/>
-        </w:rPr>
-        <w:t xml:space="preserve">voltage is measured as a function of time using an oscilloscope. </w:t>
-      </w:r>
-      <w:r>
-        <w:rPr>
-          <w:lang w:val="en-US"/>
-        </w:rPr>
-        <w:t xml:space="preserve">The circuit is supplied with voltage source </w:t>
-      </w:r>
-      <w:r>
-        <w:rPr>
-          <w:i/>
-          <w:iCs/>
-          <w:lang w:val="en-US"/>
-        </w:rPr>
-        <w:t>U</w:t>
-      </w:r>
-      <w:r>
-        <w:rPr>
-          <w:i/>
-          <w:iCs/>
-          <w:lang w:val="en-US"/>
-        </w:rPr>
-        <w:t xml:space="preserve">, </w:t>
-      </w:r>
-      <w:r>
-        <w:rPr>
-          <w:lang w:val="en-US"/>
-        </w:rPr>
-        <w:t>which has a voltage of 1 V.</w:t>
-      </w:r>
-    </w:p>
-    <w:p>
-      <w:r>
-        <w:rPr>
-          <w:lang w:val="en-US"/>
-        </w:rPr>
-        <w:t>Sometimes using equations is necessary</w:t>
-      </w:r>
-      <w:r>
-        <w:rPr>
-          <w:lang w:val="en-US"/>
-        </w:rPr>
-        <w:t xml:space="preserve">. </w:t>
-      </w:r>
-      <w:r>
-        <w:rPr>
-          <w:lang w:val="en-US"/>
-        </w:rPr>
-        <w:t>The equations are numbered, and t</w:t>
-      </w:r>
-      <w:r>
-        <w:rPr>
-          <w:lang w:val="en-US"/>
-        </w:rPr>
-        <w:t xml:space="preserve">he variables present in them are explained if they are not explained before in the text. </w:t>
-      </w:r>
-      <w:r>
-        <w:rPr>
-          <w:lang w:val="en-US"/>
-        </w:rPr>
-        <w:t>The variables in the text and in equations are italicized</w:t>
-      </w:r>
-      <w:r>
-        <w:rPr>
-          <w:lang w:val="en-US"/>
-        </w:rPr>
-        <w:t xml:space="preserve">. </w:t>
-      </w:r>
-      <w:r>
-        <w:t xml:space="preserve">For </w:t>
-      </w:r>
-      <w:proofErr w:type="spellStart"/>
-      <w:r>
-        <w:t>example</w:t>
-      </w:r>
-      <w:proofErr w:type="spellEnd"/>
-      <w:r>
-        <w:t xml:space="preserve">, </w:t>
-      </w:r>
-      <w:proofErr w:type="spellStart"/>
-      <w:r>
-        <w:t>the</w:t>
-      </w:r>
-      <w:proofErr w:type="spellEnd"/>
-      <w:r>
-        <w:t xml:space="preserve"> </w:t>
-      </w:r>
-      <w:proofErr w:type="spellStart"/>
-      <w:r>
-        <w:t>c</w:t>
-      </w:r>
-      <w:r>
-        <w:t>urrent</w:t>
-      </w:r>
-      <w:proofErr w:type="spellEnd"/>
-      <w:r>
-        <w:t xml:space="preserve"> </w:t>
-      </w:r>
-      <w:r>
-        <w:rPr>
-          <w:i/>
-          <w:iCs/>
-        </w:rPr>
-        <w:t>i</w:t>
-      </w:r>
-      <w:r>
-        <w:t>(</w:t>
-      </w:r>
-      <w:r>
-        <w:rPr>
-          <w:i/>
-          <w:iCs/>
-        </w:rPr>
-        <w:t>t</w:t>
-      </w:r>
-      <w:r>
-        <w:t xml:space="preserve">) </w:t>
-      </w:r>
-      <w:r>
-        <w:t xml:space="preserve">in </w:t>
-      </w:r>
-      <w:proofErr w:type="spellStart"/>
-      <w:r>
-        <w:t>figure</w:t>
-      </w:r>
-      <w:proofErr w:type="spellEnd"/>
-      <w:r>
-        <w:t xml:space="preserve"> 1 is</w:t>
-      </w:r>
-    </w:p>
-    <w:tbl>
-      <w:tblPr>
-        <w:tblStyle w:val="TableGrid"/>
-        <w:tblW w:w="0" w:type="auto"/>
-        <w:tblBorders>
-          <w:top w:val="none" w:sz="0" w:space="0" w:color="auto"/>
-          <w:left w:val="none" w:sz="0" w:space="0" w:color="auto"/>
-          <w:bottom w:val="none" w:sz="0" w:space="0" w:color="auto"/>
-          <w:right w:val="none" w:sz="0" w:space="0" w:color="auto"/>
-          <w:insideH w:val="none" w:sz="0" w:space="0" w:color="auto"/>
-          <w:insideV w:val="none" w:sz="0" w:space="0" w:color="auto"/>
-        </w:tblBorders>
-        <w:tblLook w:val="04A0" w:firstRow="1" w:lastRow="0" w:firstColumn="1" w:lastColumn="0" w:noHBand="0" w:noVBand="1"/>
-      </w:tblPr>
-      <w:tblGrid>
-        <w:gridCol w:w="9067"/>
-        <w:gridCol w:w="670"/>
-      </w:tblGrid>
-      <w:tr>
-        <w:tc>
-          <w:tcPr>
-            <w:tcW w:w="9067" w:type="dxa"/>
-          </w:tcPr>
-          <w:p>
-            <w:pPr>
-              <w:ind w:left="456"/>
-              <w:rPr>
-                <w:rFonts w:ascii="Times New Roman" w:eastAsia="Times New Roman" w:hAnsi="Times New Roman" w:cs="Times New Roman"/>
-              </w:rPr>
-            </w:pPr>
-            <m:oMath>
-              <m:r>
-                <w:rPr>
-                  <w:rFonts w:ascii="Cambria Math" w:hAnsi="Cambria Math" w:cs="Times New Roman"/>
-                  <w:caps/>
-                  <w:sz w:val="22"/>
-                </w:rPr>
-                <m:t>i</m:t>
-              </m:r>
-              <m:d>
-                <m:dPr>
-                  <m:ctrlPr>
-                    <w:rPr>
-                      <w:rFonts w:ascii="Cambria Math" w:hAnsi="Cambria Math" w:cs="Times New Roman"/>
-                      <w:i/>
-                      <w:caps/>
-                      <w:sz w:val="22"/>
-                    </w:rPr>
-                  </m:ctrlPr>
-                </m:dPr>
-                <m:e>
-                  <m:r>
-                    <w:rPr>
-                      <w:rFonts w:ascii="Cambria Math" w:hAnsi="Cambria Math" w:cs="Times New Roman"/>
-                      <w:caps/>
-                      <w:sz w:val="22"/>
-                    </w:rPr>
-                    <m:t>t</m:t>
-                  </m:r>
-                </m:e>
-              </m:d>
-              <m:r>
-                <w:rPr>
-                  <w:rFonts w:ascii="Cambria Math" w:hAnsi="Cambria Math" w:cs="Times New Roman"/>
-                  <w:caps/>
-                  <w:sz w:val="22"/>
-                </w:rPr>
-                <m:t>=</m:t>
-              </m:r>
-              <m:sSub>
-                <m:sSubPr>
-                  <m:ctrlPr>
-                    <w:rPr>
-                      <w:rFonts w:ascii="Cambria Math" w:hAnsi="Cambria Math" w:cs="Times New Roman"/>
-                      <w:i/>
-                      <w:caps/>
-                      <w:sz w:val="22"/>
-                    </w:rPr>
-                  </m:ctrlPr>
-                </m:sSubPr>
-                <m:e>
-                  <m:r>
-                    <w:rPr>
-                      <w:rFonts w:ascii="Cambria Math" w:hAnsi="Cambria Math" w:cs="Times New Roman"/>
-                      <w:caps/>
-                      <w:sz w:val="22"/>
-                    </w:rPr>
-                    <m:t>i</m:t>
-                  </m:r>
-                </m:e>
-                <m:sub>
-                  <m:r>
-                    <w:rPr>
-                      <w:rFonts w:ascii="Cambria Math" w:hAnsi="Cambria Math" w:cs="Times New Roman"/>
-                      <w:caps/>
-                      <w:sz w:val="22"/>
-                    </w:rPr>
-                    <m:t>C</m:t>
-                  </m:r>
-                </m:sub>
-              </m:sSub>
-              <m:d>
-                <m:dPr>
-                  <m:ctrlPr>
-                    <w:rPr>
-                      <w:rFonts w:ascii="Cambria Math" w:hAnsi="Cambria Math" w:cs="Times New Roman"/>
-                      <w:i/>
-                      <w:caps/>
-                      <w:sz w:val="22"/>
-                    </w:rPr>
-                  </m:ctrlPr>
-                </m:dPr>
-                <m:e>
-                  <m:r>
-                    <w:rPr>
-                      <w:rFonts w:ascii="Cambria Math" w:hAnsi="Cambria Math" w:cs="Times New Roman"/>
-                      <w:caps/>
-                      <w:sz w:val="22"/>
-                    </w:rPr>
-                    <m:t>t</m:t>
-                  </m:r>
-                </m:e>
-              </m:d>
-              <m:r>
-                <w:rPr>
-                  <w:rFonts w:ascii="Cambria Math" w:hAnsi="Cambria Math" w:cs="Times New Roman"/>
-                  <w:caps/>
-                  <w:sz w:val="22"/>
-                </w:rPr>
-                <m:t>=C</m:t>
-              </m:r>
-              <m:f>
-                <m:fPr>
-                  <m:ctrlPr>
-                    <w:rPr>
-                      <w:rFonts w:ascii="Cambria Math" w:hAnsi="Cambria Math" w:cs="Times New Roman"/>
-                      <w:i/>
-                      <w:caps/>
-                      <w:sz w:val="22"/>
-                    </w:rPr>
-                  </m:ctrlPr>
-                </m:fPr>
-                <m:num>
-                  <m:r>
-                    <w:rPr>
-                      <w:rFonts w:ascii="Cambria Math" w:hAnsi="Cambria Math" w:cs="Times New Roman"/>
-                      <w:caps/>
-                      <w:sz w:val="22"/>
-                    </w:rPr>
-                    <m:t>d</m:t>
-                  </m:r>
-                  <m:sSub>
-                    <m:sSubPr>
-                      <m:ctrlPr>
-                        <w:rPr>
-                          <w:rFonts w:ascii="Cambria Math" w:hAnsi="Cambria Math" w:cs="Times New Roman"/>
-                          <w:i/>
-                          <w:caps/>
-                          <w:sz w:val="22"/>
-                        </w:rPr>
-                      </m:ctrlPr>
-                    </m:sSubPr>
-                    <m:e>
-                      <m:r>
-                        <w:rPr>
-                          <w:rFonts w:ascii="Cambria Math" w:hAnsi="Cambria Math" w:cs="Times New Roman"/>
-                          <w:caps/>
-                          <w:sz w:val="22"/>
-                        </w:rPr>
-                        <m:t>u</m:t>
-                      </m:r>
-                    </m:e>
-                    <m:sub>
-                      <m:r>
-                        <w:rPr>
-                          <w:rFonts w:ascii="Cambria Math" w:hAnsi="Cambria Math" w:cs="Times New Roman"/>
-                          <w:caps/>
-                          <w:sz w:val="22"/>
-                        </w:rPr>
-                        <m:t>C</m:t>
-                      </m:r>
-                    </m:sub>
-                  </m:sSub>
-                </m:num>
-                <m:den>
-                  <m:r>
-                    <w:rPr>
-                      <w:rFonts w:ascii="Cambria Math" w:hAnsi="Cambria Math" w:cs="Times New Roman"/>
-                      <w:caps/>
-                      <w:sz w:val="22"/>
-                    </w:rPr>
-                    <m:t>dt</m:t>
-                  </m:r>
-                </m:den>
-              </m:f>
-            </m:oMath>
-            <w:r>
-              <w:rPr>
-                <w:rFonts w:ascii="Times New Roman" w:hAnsi="Times New Roman" w:cs="Times New Roman"/>
-                <w:caps/>
-                <w:sz w:val="22"/>
-              </w:rPr>
-              <w:t xml:space="preserve"> </w:t>
-            </w:r>
-            <w:r>
-              <w:rPr>
-                <w:rFonts w:ascii="Times New Roman" w:hAnsi="Times New Roman" w:cs="Times New Roman"/>
-                <w:caps/>
-                <w:sz w:val="22"/>
-              </w:rPr>
-              <w:t xml:space="preserve">,  </w:t>
-            </w:r>
-          </w:p>
-        </w:tc>
-        <w:tc>
-          <w:tcPr>
-            <w:tcW w:w="670" w:type="dxa"/>
-          </w:tcPr>
-          <w:p>
-            <w:pPr>
-              <w:rPr>
-                <w:rFonts w:ascii="Times New Roman" w:hAnsi="Times New Roman" w:cs="Times New Roman"/>
-              </w:rPr>
-            </w:pPr>
-            <w:r>
-              <w:rPr>
-                <w:rFonts w:ascii="Times New Roman" w:hAnsi="Times New Roman" w:cs="Times New Roman"/>
-              </w:rPr>
-              <w:t>(1)</w:t>
-            </w:r>
-          </w:p>
-        </w:tc>
-      </w:tr>
-    </w:tbl>
-    <w:p>
-      <w:pPr>
-        <w:rPr>
-          <w:lang w:val="en-US"/>
-        </w:rPr>
-      </w:pPr>
-      <w:r>
-        <w:rPr>
-          <w:lang w:val="en-US"/>
-        </w:rPr>
-        <w:t xml:space="preserve">where </w:t>
-      </w:r>
-      <w:proofErr w:type="spellStart"/>
-      <w:r>
-        <w:rPr>
-          <w:i/>
-          <w:iCs/>
-          <w:lang w:val="en-US"/>
-        </w:rPr>
-        <w:t>i</w:t>
-      </w:r>
-      <w:r>
-        <w:rPr>
-          <w:vertAlign w:val="subscript"/>
-          <w:lang w:val="en-US"/>
-        </w:rPr>
-        <w:t>C</w:t>
-      </w:r>
-      <w:proofErr w:type="spellEnd"/>
-      <w:r>
-        <w:rPr>
-          <w:lang w:val="en-US"/>
-        </w:rPr>
-        <w:t xml:space="preserve"> </w:t>
-      </w:r>
-      <w:r>
-        <w:rPr>
-          <w:lang w:val="en-US"/>
-        </w:rPr>
-        <w:t>is the capacitor current and</w:t>
-      </w:r>
-      <w:r>
-        <w:rPr>
-          <w:lang w:val="en-US"/>
-        </w:rPr>
-        <w:t xml:space="preserve"> </w:t>
-      </w:r>
-      <w:proofErr w:type="spellStart"/>
-      <w:r>
-        <w:rPr>
-          <w:i/>
-          <w:iCs/>
-          <w:lang w:val="en-US"/>
-        </w:rPr>
-        <w:t>u</w:t>
-      </w:r>
-      <w:r>
-        <w:rPr>
-          <w:i/>
-          <w:iCs/>
-          <w:vertAlign w:val="subscript"/>
-          <w:lang w:val="en-US"/>
-        </w:rPr>
-        <w:t>C</w:t>
-      </w:r>
-      <w:proofErr w:type="spellEnd"/>
-      <w:r>
-        <w:rPr>
-          <w:lang w:val="en-US"/>
-        </w:rPr>
-        <w:t xml:space="preserve"> = </w:t>
-      </w:r>
-      <w:proofErr w:type="spellStart"/>
-      <w:r>
-        <w:rPr>
-          <w:i/>
-          <w:iCs/>
-          <w:lang w:val="en-US"/>
-        </w:rPr>
-        <w:t>u</w:t>
-      </w:r>
-      <w:r>
-        <w:rPr>
-          <w:vertAlign w:val="subscript"/>
-          <w:lang w:val="en-US"/>
-        </w:rPr>
-        <w:t>out</w:t>
-      </w:r>
-      <w:proofErr w:type="spellEnd"/>
-      <w:r>
-        <w:rPr>
-          <w:lang w:val="en-US"/>
-        </w:rPr>
-        <w:t xml:space="preserve"> </w:t>
-      </w:r>
-      <w:r>
-        <w:rPr>
-          <w:lang w:val="en-US"/>
-        </w:rPr>
-        <w:t xml:space="preserve">is the capacitor voltage. </w:t>
-      </w:r>
-      <w:r>
-        <w:rPr>
-          <w:lang w:val="en-US"/>
-        </w:rPr>
-        <w:t xml:space="preserve">Figure 2 presents </w:t>
-      </w:r>
-      <w:r>
-        <w:rPr>
-          <w:lang w:val="en-US"/>
-        </w:rPr>
-        <w:t>capacitor</w:t>
-      </w:r>
-      <w:r>
-        <w:rPr>
-          <w:lang w:val="en-US"/>
-        </w:rPr>
-        <w:t xml:space="preserve"> </w:t>
-      </w:r>
-      <w:r>
-        <w:rPr>
-          <w:lang w:val="en-US"/>
-        </w:rPr>
-        <w:t xml:space="preserve">voltage </w:t>
-      </w:r>
-      <w:r>
-        <w:rPr>
-          <w:i/>
-          <w:u w:val="single"/>
-          <w:lang w:val="en-US"/>
-        </w:rPr>
-        <w:t>u</w:t>
-      </w:r>
-      <w:r>
-        <w:rPr>
-          <w:vertAlign w:val="subscript"/>
-          <w:lang w:val="en-US"/>
-        </w:rPr>
-        <w:t>c</w:t>
-      </w:r>
-      <w:r>
-        <w:rPr>
-          <w:vertAlign w:val="subscript"/>
-          <w:lang w:val="en-US"/>
-        </w:rPr>
-        <w:t xml:space="preserve"> </w:t>
-      </w:r>
-      <w:r>
-        <w:rPr>
-          <w:lang w:val="en-US"/>
-        </w:rPr>
-        <w:t>when the switch position is changed</w:t>
-      </w:r>
-      <w:r>
-        <w:rPr>
-          <w:lang w:val="en-US"/>
-        </w:rPr>
-        <w:t>.</w:t>
-      </w:r>
-      <w:r>
-        <w:rPr>
-          <w:lang w:val="en-US"/>
-        </w:rPr>
-        <w:t xml:space="preserve"> </w:t>
-      </w:r>
-    </w:p>
-    <w:p>
-      <w:pPr>
-        <w:jc w:val="center"/>
-      </w:pPr>
-      <w:r>
-        <w:rPr>
-          <w:noProof/>
-        </w:rPr>
-        <w:drawing>
-          <wp:inline distT="0" distB="0" distL="0" distR="0" wp14:anchorId="04ADC335" wp14:editId="6342E459">
-            <wp:extent cx="4381641" cy="2690397"/>
-            <wp:effectExtent l="0" t="0" r="0" b="0"/>
-            <wp:docPr id="7" name="Kuva 7"/>
-            <wp:cNvGraphicFramePr>
-              <a:graphicFrameLocks xmlns:a="http://schemas.openxmlformats.org/drawingml/2006/main" noChangeAspect="1"/>
-            </wp:cNvGraphicFramePr>
-            <a:graphic xmlns:a="http://schemas.openxmlformats.org/drawingml/2006/main">
-              <a:graphicData uri="http://schemas.openxmlformats.org/drawingml/2006/picture">
-                <pic:pic xmlns:pic="http://schemas.openxmlformats.org/drawingml/2006/picture">
-                  <pic:nvPicPr>
-                    <pic:cNvPr id="0" name="Kuva 7"/>
-                    <pic:cNvPicPr/>
-                  </pic:nvPicPr>
-                  <pic:blipFill rotWithShape="1">
-                    <a:blip r:embed="rId15" cstate="print">
-                      <a:extLst>
-                        <a:ext uri="{28A0092B-C50C-407E-A947-70E740481C1C}">
-                          <a14:useLocalDpi xmlns:a14="http://schemas.microsoft.com/office/drawing/2010/main" val="0"/>
-                        </a:ext>
-                      </a:extLst>
-                    </a:blip>
-                    <a:srcRect t="4403" b="4573"/>
-                    <a:stretch/>
-                  </pic:blipFill>
-                  <pic:spPr bwMode="auto">
-                    <a:xfrm>
-                      <a:off x="0" y="0"/>
-                      <a:ext cx="4390432" cy="2695795"/>
-                    </a:xfrm>
-                    <a:prstGeom prst="rect">
-                      <a:avLst/>
-                    </a:prstGeom>
-                    <a:ln>
-                      <a:noFill/>
-                    </a:ln>
-                    <a:extLst>
-                      <a:ext uri="{53640926-AAD7-44D8-BBD7-CCE9431645EC}">
-                        <a14:shadowObscured xmlns:a14="http://schemas.microsoft.com/office/drawing/2010/main"/>
-                      </a:ext>
-                    </a:extLst>
-                  </pic:spPr>
-                </pic:pic>
-              </a:graphicData>
-            </a:graphic>
-          </wp:inline>
-        </w:drawing>
-      </w:r>
-    </w:p>
-    <w:p>
-      <w:pPr>
-        <w:pStyle w:val="Kuvateksti"/>
-        <w:rPr>
-          <w:lang w:val="en-US"/>
-        </w:rPr>
-      </w:pPr>
-      <w:r>
-        <w:rPr>
-          <w:lang w:val="en-US"/>
-        </w:rPr>
-        <w:t>Figure</w:t>
-      </w:r>
-      <w:r>
-        <w:rPr>
-          <w:lang w:val="en-US"/>
-        </w:rPr>
-        <w:t xml:space="preserve"> 2</w:t>
-      </w:r>
-      <w:r>
-        <w:rPr>
-          <w:lang w:val="en-US"/>
-        </w:rPr>
-        <w:t xml:space="preserve">. </w:t>
-      </w:r>
-      <w:r>
-        <w:rPr>
-          <w:lang w:val="en-US"/>
-        </w:rPr>
-        <w:t>The capacitor voltage in function of time, when the switc</w:t>
-      </w:r>
-      <w:r>
-        <w:rPr>
-          <w:lang w:val="en-US"/>
-        </w:rPr>
-        <w:t xml:space="preserve">h is switched from position 1 to position 2 at the moment of time </w:t>
-      </w:r>
-      <w:r>
-        <w:rPr>
-          <w:i/>
-          <w:lang w:val="en-US"/>
-        </w:rPr>
-        <w:t>t</w:t>
-      </w:r>
-      <w:r>
-        <w:rPr>
-          <w:lang w:val="en-US"/>
-        </w:rPr>
-        <w:t xml:space="preserve"> = 1 </w:t>
-      </w:r>
-      <w:proofErr w:type="spellStart"/>
-      <w:r>
-        <w:rPr>
-          <w:lang w:val="en-US"/>
-        </w:rPr>
-        <w:t>ms</w:t>
-      </w:r>
-      <w:r>
-        <w:rPr>
-          <w:lang w:val="en-US"/>
-        </w:rPr>
-        <w:t>.</w:t>
-      </w:r>
-      <w:proofErr w:type="spellEnd"/>
-      <w:r>
-        <w:rPr>
-          <w:lang w:val="en-US"/>
-        </w:rPr>
-        <w:t xml:space="preserve"> </w:t>
-      </w:r>
-      <w:r>
-        <w:rPr>
-          <w:lang w:val="en-US"/>
-        </w:rPr>
-        <w:t>The figure can be added with clarific</w:t>
-      </w:r>
-      <w:r>
-        <w:rPr>
-          <w:lang w:val="en-US"/>
-        </w:rPr>
-        <w:t xml:space="preserve">ation markings. </w:t>
-      </w:r>
-      <w:r>
-        <w:rPr>
-          <w:lang w:val="en-US"/>
-        </w:rPr>
-        <w:t xml:space="preserve">In this example the time constant </w:t>
-      </w:r>
-      <w:r>
-        <w:rPr>
-          <w:rFonts w:ascii="Symbol" w:eastAsia="Symbol" w:hAnsi="Symbol" w:cs="Symbol"/>
-          <w:i/>
-        </w:rPr>
-        <w:t>t</w:t>
-      </w:r>
-      <w:r>
-        <w:rPr>
-          <w:lang w:val="en-US"/>
-        </w:rPr>
-        <w:t xml:space="preserve"> </w:t>
-      </w:r>
-      <w:r>
-        <w:rPr>
-          <w:lang w:val="en-US"/>
-        </w:rPr>
-        <w:t xml:space="preserve">and its value which </w:t>
-      </w:r>
-      <w:r>
-        <w:rPr>
-          <w:lang w:val="en-US"/>
-        </w:rPr>
-        <w:t xml:space="preserve">can be seen in the figure of about 1 </w:t>
-      </w:r>
-      <w:proofErr w:type="spellStart"/>
-      <w:r>
-        <w:rPr>
-          <w:lang w:val="en-US"/>
-        </w:rPr>
-        <w:t>ms</w:t>
-      </w:r>
-      <w:proofErr w:type="spellEnd"/>
-      <w:r>
-        <w:rPr>
-          <w:lang w:val="en-US"/>
-        </w:rPr>
-        <w:t xml:space="preserve"> is s</w:t>
-      </w:r>
-      <w:r>
-        <w:rPr>
-          <w:lang w:val="en-US"/>
-        </w:rPr>
-        <w:t>h</w:t>
-      </w:r>
-      <w:r>
-        <w:rPr>
-          <w:lang w:val="en-US"/>
-        </w:rPr>
-        <w:t xml:space="preserve">own. </w:t>
-      </w:r>
-      <w:r>
-        <w:rPr>
-          <w:lang w:val="en-US"/>
-        </w:rPr>
-        <w:t>The axes used and their units must be visible in th</w:t>
-      </w:r>
-      <w:r>
-        <w:rPr>
-          <w:lang w:val="en-US"/>
-        </w:rPr>
-        <w:t>e figure.</w:t>
-      </w:r>
-      <w:r>
-        <w:rPr>
-          <w:lang w:val="en-US"/>
-        </w:rPr>
-        <w:t xml:space="preserve"> </w:t>
-      </w:r>
-    </w:p>
-    <w:p>
-      <w:pPr>
-        <w:rPr>
-          <w:lang w:val="en-US"/>
-        </w:rPr>
-      </w:pPr>
-      <w:r>
-        <w:rPr>
-          <w:lang w:val="en-US"/>
-        </w:rPr>
-        <w:t xml:space="preserve">All reports require that </w:t>
-      </w:r>
-      <w:r>
-        <w:rPr>
-          <w:lang w:val="en-US"/>
-        </w:rPr>
-        <w:t xml:space="preserve">they have enough information for the reader to be able to repeat the measurement, test or study conducted. </w:t>
-      </w:r>
-      <w:r>
-        <w:rPr>
-          <w:lang w:val="en-US"/>
-        </w:rPr>
-        <w:t xml:space="preserve">The </w:t>
-      </w:r>
-      <w:r>
-        <w:rPr>
-          <w:lang w:val="en-US"/>
-        </w:rPr>
-        <w:t>description</w:t>
-      </w:r>
-      <w:r>
-        <w:rPr>
-          <w:lang w:val="en-US"/>
-        </w:rPr>
-        <w:t xml:space="preserve"> has to be </w:t>
-      </w:r>
-      <w:r>
-        <w:rPr>
-          <w:lang w:val="en-US"/>
-        </w:rPr>
-        <w:t xml:space="preserve">written out </w:t>
-      </w:r>
-      <w:r>
-        <w:rPr>
-          <w:lang w:val="en-US"/>
-        </w:rPr>
-        <w:t>following</w:t>
-      </w:r>
-      <w:r>
-        <w:rPr>
-          <w:lang w:val="en-US"/>
-        </w:rPr>
-        <w:t xml:space="preserve"> g</w:t>
-      </w:r>
-      <w:r>
-        <w:rPr>
-          <w:lang w:val="en-US"/>
-        </w:rPr>
-        <w:t xml:space="preserve">ood scientific practices so that a professional of the report field of study can re-make the same study, for example to check equations, measurements, calculations or the result and its conclusions. It is usually reasonable to support the presentation of methods with figures, such as circuit diagrams or other design documentation. </w:t>
-      </w:r>
-      <w:r>
-        <w:rPr>
-          <w:lang w:val="en-US"/>
-        </w:rPr>
-        <w:t>A</w:t>
-      </w:r>
-      <w:r>
-        <w:rPr>
-          <w:lang w:val="en-US"/>
-        </w:rPr>
-        <w:t xml:space="preserve"> photograph of the measurement setup can also be presented, but it seldomly alone gives out a clear explanation of the method used.</w:t>
-      </w:r>
-    </w:p>
-    <w:p>
-      <w:pPr>
-        <w:rPr>
-          <w:lang w:val="en-US"/>
-        </w:rPr>
-      </w:pPr>
-      <w:r>
-        <w:rPr>
-          <w:lang w:val="en-US"/>
-        </w:rPr>
-        <w:t>The principles for determining the</w:t>
-      </w:r>
-      <w:r>
-        <w:rPr>
-          <w:lang w:val="en-US"/>
-        </w:rPr>
-        <w:t xml:space="preserve"> uncertainty of measurements (the sources of uncertainty, assumptions about error distributions, combining uncertainties etc.) can be presented in the </w:t>
-      </w:r>
-      <w:r>
-        <w:rPr>
-          <w:lang w:val="en-US"/>
-        </w:rPr>
-        <w:t>m</w:t>
-      </w:r>
-      <w:r>
-        <w:rPr>
-          <w:lang w:val="en-US"/>
-        </w:rPr>
-        <w:t xml:space="preserve">ethods section, or if the review is long, it can also be added as an appendix to the end of the report. </w:t>
-      </w:r>
-      <w:r>
-        <w:rPr>
-          <w:lang w:val="en-US"/>
-        </w:rPr>
-        <w:t>Other long equation derivations should also be added as a</w:t>
-      </w:r>
-      <w:r>
-        <w:rPr>
-          <w:lang w:val="en-US"/>
-        </w:rPr>
-        <w:t>n appendix.</w:t>
+      <w:pPr/>
+      <w:r>
+        <w:t>The input impedance Zin of an operational amplifier circuit represents the effective load impedance presented to the driving signal source, governing the signal attenuation caused by the source's internal output resistance Rs. Maintaining a high input impedance is essential in analog signal conditioning to avoid loading weak sensor outputs and high-impedance voltage dividers. The theoretical mechanisms dictating input impedance differ fundamentally between inverting and non-inverting operational amplifier topologies:</w:t>
+      </w:r>
+    </w:p>
+    <w:p>
+      <w:pPr/>
+      <w:r>
+        <w:t>1. Inverting Amplifier Configuration: In the inverting configuration, the non-inverting terminal (pin 1) is tied directly to signal ground (0 V). Negative feedback through Ro forces the differential input voltage vd = v+ - v- toward zero due to the massive open-loop gain (AOL ≈ 10^5 V/V), thereby establishing a virtual ground at the inverting input terminal (pin 2), such that v- ≈ 0 V. Consequently, the input signal source Vin drops entirely across the input series resistor Ri. The input current supplied by the source is strictly iin = (Vin - v-) / Ri ≈ Vin / Ri, meaning that the effective input impedance presented by the circuit is strictly determined by the external passive resistor:</w:t>
+      </w:r>
+    </w:p>
+    <w:p>
+      <w:pPr/>
+      <w:r>
+        <w:t xml:space="preserve">    Zin,inv ≈ Ri</w:t>
+      </w:r>
+    </w:p>
+    <w:p>
+      <w:pPr/>
+      <w:r>
+        <w:t>For both the unity-gain (Av = -1) and high-gain (Av = -100) inverting circuits assembled in this work with Ri = 1 kΩ, the circuit input impedance is theoretically fixed at 1.0 kΩ, completely independent of the op-amp's internal input stage resistance. This low input impedance represents a core operational constraint of the inverting topology: attempting to increase Zin requires scaling Ri into the megohm range, which in turn demands impractically large feedback resistors Ro to maintain high gain, severely degrading thermal noise, DC offset stability, and bandwidth due to parasitic shunt capacitances.</w:t>
+      </w:r>
+    </w:p>
+    <w:p>
+      <w:pPr/>
+      <w:r>
+        <w:t>2. Non-Inverting Amplifier and Voltage Follower Configurations: In the non-inverting topology and unity-gain follower, the input signal connects directly to the non-inverting input terminal (pin 1) without an intervening series resistor. The input stage of the LM358 consists of PNP Darlington transistor pairs providing an open-loop differential input resistance rin,diff ≈ 2 MΩ and common-mode input resistance rin,cm &gt; 100 MΩ. Under negative feedback, the effective differential input impedance is bootstrapped by the loop gain factor (1 + AOL(f)β):</w:t>
+      </w:r>
+    </w:p>
+    <w:p>
+      <w:pPr/>
+      <w:r>
+        <w:t xml:space="preserve">    Zin,diff,eff(f) ≈ rin,diff · [1 + AOL(f)β]</w:t>
+      </w:r>
+    </w:p>
+    <w:p>
+      <w:pPr/>
+      <w:r>
+        <w:t>At DC and low frequencies where AOL is on the order of 100 dB (10^5 V/V), the bootstrapped differential input resistance exceeds several gigohms. As a result, the net input impedance seen at the non-inverting terminal is limited in practice by the common-mode input resistance in parallel with the common-mode input capacitance and circuit stray capacitance: Zin,noninv(f) ≈ rin,cm || [1 / (j 2π f Cin)], where Cin ≈ 2 pF to 3 pF. At audio frequencies (&lt; 1 kHz), Zin,noninv is virtually infinite (&gt; 100 MΩ), ensuring near-zero loading of the source. At higher frequencies, Zin decreases inversely with frequency due to the reactive shunting of Cin and the roll-off of loop gain AOL(f).</w:t>
+      </w:r>
+    </w:p>
+    <w:p>
+      <w:pPr/>
+      <w:r>
+        <w:t>Measurement and Simulation Procedures: In LTSpice, the small-signal input impedance was extracted across frequency by injecting a 1 VAC test source at the input terminal and evaluating Zin(f) = V(Vin) / I(V1). DC operating point analysis ('.op') was also performed to calculate the static input bias currents IB drawn by the internal PNP bases. In the laboratory hardware setup, input impedance was determined using the series sensing resistor substitution method: a precision sensing resistor Rsense = 100 kΩ was inserted in series between the function generator and the amplifier input node. By measuring the signal voltage before the sensing resistor (Vgen) and directly at the op-amp input pin (Vpin), the input impedance was calculated using the voltage divider relationship: Zin = Rsense · [Vpin / (Vgen - Vpin)]. Furthermore, input bias current IB was quantified by measuring the DC offset voltage developed across known high-value input ground return resistors.</w:t>
       </w:r>
     </w:p>
     <w:p>
@@ -2348,6 +1056,12 @@
           <w:lang w:val="en-US"/>
         </w:rPr>
       </w:pPr>
+    </w:p>
+    <w:p>
+      <w:pPr/>
+      <w:r>
+        <w:t>The small-signal frequency responses of the four LM358 operational amplifier configurations were characterized across a broad frequency spectrum from 10 Hz up to 24.83 MHz. Below, each circuit configuration is systematically evaluated by comparing its SPICE macromodel simulation with the empirical laboratory measurements. The analysis investigates passband gain accuracy, -3 dB cutoff bandwidth, Gain-Bandwidth Product (GBW), phase progression, and high-frequency parasitic behavior.</w:t>
+      </w:r>
     </w:p>
     <w:p>
       <w:pPr>
@@ -2402,62 +1116,7 @@
         </w:rPr>
       </w:pPr>
       <w:r>
-        <w:rPr>
-          <w:lang w:val="en-US"/>
-        </w:rPr>
-        <w:t xml:space="preserve">Figure </w:t>
-      </w:r>
-      <w:r>
-        <w:fldChar w:fldCharType="begin"/>
-      </w:r>
-      <w:r>
-        <w:rPr>
-          <w:lang w:val="en-US"/>
-        </w:rPr>
-        <w:instrText xml:space="preserve"> SEQ Figure \* ARABIC </w:instrText>
-      </w:r>
-      <w:r>
-        <w:fldChar w:fldCharType="separate"/>
-      </w:r>
-      <w:r>
-        <w:rPr>
-          <w:noProof/>
-          <w:lang w:val="en-US"/>
-        </w:rPr>
-        <w:t>3</w:t>
-      </w:r>
-      <w:r>
-        <w:fldChar w:fldCharType="end"/>
-      </w:r>
-      <w:r>
-        <w:rPr>
-          <w:lang w:val="en-US"/>
-        </w:rPr>
-        <w:t>. The simulated frequency response of</w:t>
-      </w:r>
-      <w:r>
-        <w:rPr>
-          <w:lang w:val="en-US"/>
-        </w:rPr>
-        <w:t xml:space="preserve"> a</w:t>
-      </w:r>
-      <w:r>
-        <w:rPr>
-          <w:lang w:val="en-US"/>
-        </w:rPr>
-        <w:t xml:space="preserve"> LM358</w:t>
-      </w:r>
-      <w:r>
-        <w:rPr>
-          <w:lang w:val="en-US"/>
-        </w:rPr>
-        <w:t xml:space="preserve"> voltage follower</w:t>
-      </w:r>
-      <w:r>
-        <w:rPr>
-          <w:lang w:val="en-US"/>
-        </w:rPr>
-        <w:t xml:space="preserve"> from 10Hz to 10MHz.</w:t>
+        <w:t>Figure 3. Simulated small-signal frequency response (magnitude in blue, phase in orange) of the LM358 voltage follower (Av = 1 V/V, 0 dB) in LTSpice from 10 Hz to 10 MHz. The simulation exhibits a flat 0 dB passband with mild gain peaking of +2.4 dB near 800 kHz arising from phase margin degradation at unity feedback (β = 1), reaching a -3 dB cutoff frequency at 1.25 MHz. Phase remains near 0° at low frequencies, dropping through -45° at 700 kHz and approaching -180° at 1.6 MHz.</w:t>
       </w:r>
     </w:p>
     <w:p>
@@ -2521,80 +1180,19 @@
         </w:rPr>
       </w:pPr>
       <w:r>
-        <w:rPr>
-          <w:lang w:val="en-US"/>
-        </w:rPr>
-        <w:t xml:space="preserve">Figure </w:t>
-      </w:r>
-      <w:r>
-        <w:fldChar w:fldCharType="begin"/>
-      </w:r>
-      <w:r>
-        <w:rPr>
-          <w:lang w:val="en-US"/>
-        </w:rPr>
-        <w:instrText xml:space="preserve"> SEQ Figure \* ARABIC </w:instrText>
-      </w:r>
-      <w:r>
-        <w:fldChar w:fldCharType="separate"/>
-      </w:r>
-      <w:r>
-        <w:rPr>
-          <w:noProof/>
-          <w:lang w:val="en-US"/>
-        </w:rPr>
-        <w:t>4</w:t>
-      </w:r>
-      <w:r>
-        <w:fldChar w:fldCharType="end"/>
-      </w:r>
-      <w:r>
-        <w:rPr>
-          <w:lang w:val="en-US"/>
-        </w:rPr>
-        <w:t xml:space="preserve">. The measured frequency response of a </w:t>
-      </w:r>
-      <w:r>
-        <w:rPr>
-          <w:lang w:val="en-US"/>
-        </w:rPr>
-        <w:t>LM358</w:t>
-      </w:r>
-      <w:r>
-        <w:rPr>
-          <w:lang w:val="en-US"/>
-        </w:rPr>
-        <w:t xml:space="preserve"> </w:t>
-      </w:r>
-      <w:r>
-        <w:rPr>
-          <w:lang w:val="en-US"/>
-        </w:rPr>
-        <w:t>voltage follower</w:t>
-      </w:r>
-      <w:r>
-        <w:rPr>
-          <w:lang w:val="en-US"/>
-        </w:rPr>
-        <w:t xml:space="preserve"> </w:t>
-      </w:r>
-      <w:r>
-        <w:rPr>
-          <w:lang w:val="en-US"/>
-        </w:rPr>
-        <w:t>from 100Hz to 24.8</w:t>
-      </w:r>
-      <w:r>
-        <w:rPr>
-          <w:lang w:val="en-US"/>
-        </w:rPr>
-        <w:t>3MHz</w:t>
-      </w:r>
-      <w:r>
-        <w:rPr>
-          <w:lang w:val="en-US"/>
-        </w:rPr>
-        <w:t>.</w:t>
+        <w:t>Figure 4. Measured small-signal frequency response of the LM358 voltage follower from 100 Hz to 24.83 MHz obtained in the laboratory. The low-frequency passband confirms unity gain (0.0 dB) up to 50 kHz, with the experimental -3 dB cutoff occurring at approximately 70 kHz. A standard -20 dB/decade roll-off is maintained up to 2 MHz (-32 dB), beyond which breadboard stray capacitance and probe ground loop inductance induce a secondary parasitic transmission peak reaching -17 dB at 10 MHz.</w:t>
+      </w:r>
+    </w:p>
+    <w:p>
+      <w:pPr/>
+      <w:r>
+        <w:t>Voltage Follower Performance Analysis: The simulated voltage follower (Figure 3) demonstrates an ideal passband gain of exactly 0 dB (1.0 V/V) from 10 Hz up to several hundred kilohertz. A slight gain peaking of +2.4 dB is observed at approximately 800 kHz, which is characteristic of reduced phase margin (approximately 55°) when an operational amplifier is operated in unity gain (β = 1). The simulated -3 dB corner frequency occurs at 1.25 MHz, followed by a steady -20 dB/decade roll-off that reaches -55 dB at 10 MHz. The phase begins at 0°, passes through -45° at 700 kHz, and rolls off toward -180° at 1.6 MHz.</w:t>
+      </w:r>
+    </w:p>
+    <w:p>
+      <w:pPr/>
+      <w:r>
+        <w:t>In the physical laboratory measurement (Figure 4), the voltage follower achieves excellent low-frequency gain accuracy of 0.0 dB up to 50 kHz. However, the measured -3 dB corner frequency occurs at approximately 70 kHz, which is substantially lower than the 1.25 MHz predicted by the SPICE macromodel. The response rolls off at approximately -20 dB/decade down to -32 dB at 2 MHz. Above 2 MHz, capacitive feedthrough across the solderless breadboard tracks and ground loop inductance of the oscilloscope probe cause a secondary transmission rebound peaking to -17 dB at 10 MHz. The discrepancy between simulation and measurement in the unity-gain follower is primarily attributable to the capacitive loading introduced by the 10:1 passive oscilloscope probe (approximately 10 pF to 15 pF) combined with breadboard stray capacitance (3 pF to 6 pF between adjacent conductor rows), which directly loads the op-amp output stage and shifts internal high-frequency poles downward.</w:t>
       </w:r>
     </w:p>
     <w:p>
@@ -2657,68 +1255,7 @@
         </w:rPr>
       </w:pPr>
       <w:r>
-        <w:rPr>
-          <w:lang w:val="en-US"/>
-        </w:rPr>
-        <w:t xml:space="preserve">Figure </w:t>
-      </w:r>
-      <w:r>
-        <w:fldChar w:fldCharType="begin"/>
-      </w:r>
-      <w:r>
-        <w:rPr>
-          <w:lang w:val="en-US"/>
-        </w:rPr>
-        <w:instrText xml:space="preserve"> SEQ Figure \* ARABIC </w:instrText>
-      </w:r>
-      <w:r>
-        <w:fldChar w:fldCharType="separate"/>
-      </w:r>
-      <w:r>
-        <w:rPr>
-          <w:noProof/>
-          <w:lang w:val="en-US"/>
-        </w:rPr>
-        <w:t>5</w:t>
-      </w:r>
-      <w:r>
-        <w:fldChar w:fldCharType="end"/>
-      </w:r>
-      <w:r>
-        <w:rPr>
-          <w:lang w:val="en-US"/>
-        </w:rPr>
-        <w:t xml:space="preserve">. The simulated frequency response of </w:t>
-      </w:r>
-      <w:r>
-        <w:rPr>
-          <w:lang w:val="en-US"/>
-        </w:rPr>
-        <w:t xml:space="preserve">a </w:t>
-      </w:r>
-      <w:r>
-        <w:rPr>
-          <w:lang w:val="en-US"/>
-        </w:rPr>
-        <w:t xml:space="preserve">LM358 inverting operational amplifier </w:t>
-      </w:r>
-      <w:r>
-        <w:rPr>
-          <w:lang w:val="en-US"/>
-        </w:rPr>
-        <w:t xml:space="preserve">with unity </w:t>
-      </w:r>
-      <w:r>
-        <w:rPr>
-          <w:lang w:val="en-US"/>
-        </w:rPr>
-        <w:t>gain</w:t>
-      </w:r>
-      <w:r>
-        <w:rPr>
-          <w:lang w:val="en-US"/>
-        </w:rPr>
-        <w:t xml:space="preserve"> from 10Hz to 10MHz.</w:t>
+        <w:t>Figure 5. Simulated small-signal frequency response of the LM358 inverting operational amplifier with unity gain (Av = -1 V/V, 0 dB, Ri = Ro = 1 kΩ) in LTSpice from 10 Hz to 10 MHz. The passband gain is 0.0 dB with an initial phase shift of 180°. Due to a feedback factor of β = 0.5 (closed-loop noise gain of 2 V/V), the -3 dB bandwidth is approximately 580 kHz (≈ GBW / 2). High-frequency attenuation settles near -16.5 dB due to direct passive feedthrough across the 1 kΩ feedback network.</w:t>
       </w:r>
     </w:p>
     <w:p>
@@ -2782,44 +1319,19 @@
         </w:rPr>
       </w:pPr>
       <w:r>
-        <w:rPr>
-          <w:lang w:val="en-US"/>
-        </w:rPr>
-        <w:t xml:space="preserve">Figure </w:t>
-      </w:r>
-      <w:r>
-        <w:fldChar w:fldCharType="begin"/>
-      </w:r>
-      <w:r>
-        <w:rPr>
-          <w:lang w:val="en-US"/>
-        </w:rPr>
-        <w:instrText xml:space="preserve"> SEQ Figure \* ARABIC </w:instrText>
-      </w:r>
-      <w:r>
-        <w:fldChar w:fldCharType="separate"/>
-      </w:r>
-      <w:r>
-        <w:rPr>
-          <w:noProof/>
-          <w:lang w:val="en-US"/>
-        </w:rPr>
-        <w:t>6</w:t>
-      </w:r>
-      <w:r>
-        <w:fldChar w:fldCharType="end"/>
-      </w:r>
-      <w:r>
-        <w:rPr>
-          <w:lang w:val="en-US"/>
-        </w:rPr>
-        <w:t>. The measured frequency response of a LM358 inverting amplifier with unity gain from</w:t>
-      </w:r>
-      <w:r>
-        <w:rPr>
-          <w:lang w:val="en-US"/>
-        </w:rPr>
-        <w:t xml:space="preserve"> 100Hz to 24.83MHz.</w:t>
+        <w:t>Figure 6. Measured small-signal frequency response of the LM358 inverting amplifier with unity gain (Ri = Ro = 1 kΩ) from 100 Hz to 24.83 MHz. The passband exhibits 0.0 dB gain up to 20 kHz, with the -3 dB corner observed at ~33 kHz. A localized gain dip to -4.5 dB occurs at 40 kHz followed by a rebound to -2 dB at 70 kHz and progressive roll-off, with high-frequency board parasitics causing a secondary peak of -12.5 dB at 13 MHz. Phase starts at 180° (with instrumentation wrapping at low frequencies) and trends toward 0°.</w:t>
+      </w:r>
+    </w:p>
+    <w:p>
+      <w:pPr/>
+      <w:r>
+        <w:t>Inverting Unity Gain Performance Analysis: The simulated inverting unity-gain amplifier (Figure 5) exhibits a passband gain of 0.0 dB with an initial phase of 180°, confirming signal inversion. The simulated -3 dB cutoff frequency is situated at 580 kHz. This is less than half the bandwidth of the voltage follower, confirming the theoretical noise gain principle: because the feedback factor is β = Ri / (Ri + Ro) = 0.5, the closed-loop noise gain is 1 + Ro/Ri = 2 V/V (+6 dB), reducing the available closed-loop bandwidth to GBW / 2 ≈ 500 kHz. Above 1 MHz, the simulated gain rolls off toward an attenuation plateau of -16.5 dB at 5 MHz, caused by direct passive signal feedthrough across the 1 kΩ feedback resistor into the op-amp's internal output resistance.</w:t>
+      </w:r>
+    </w:p>
+    <w:p>
+      <w:pPr/>
+      <w:r>
+        <w:t>The measured inverting unity-gain amplifier (Figure 6) confirms the 0.0 dB passband up to 20 kHz. The empirical -3 dB cutoff frequency is recorded at approximately 33 kHz. The measured curve exhibits a localized attenuation dip of -4.5 dB at 40 kHz, followed by a slight rebound to -2.0 dB at 70 kHz and a gradual roll-off down to -8 dB at 1 MHz. Beyond 5 MHz, high-frequency parasitic coupling through the inverting summing node induces a secondary resonance peak reaching -12.5 dB at 13 MHz, before dropping below -18 dB at 24.83 MHz. As with the follower, the reduced experimental bandwidth in unity gain stems from external circuit parasitics interacting with the op-amp's high closed-loop feedback factor.</w:t>
       </w:r>
     </w:p>
     <w:p>
@@ -2882,81 +1394,7 @@
         </w:rPr>
       </w:pPr>
       <w:r>
-        <w:rPr>
-          <w:lang w:val="en-US"/>
-        </w:rPr>
-        <w:t xml:space="preserve">Figure </w:t>
-      </w:r>
-      <w:r>
-        <w:fldChar w:fldCharType="begin"/>
-      </w:r>
-      <w:r>
-        <w:rPr>
-          <w:lang w:val="en-US"/>
-        </w:rPr>
-        <w:instrText xml:space="preserve"> SEQ Figure \* ARABIC </w:instrText>
-      </w:r>
-      <w:r>
-        <w:fldChar w:fldCharType="separate"/>
-      </w:r>
-      <w:r>
-        <w:rPr>
-          <w:noProof/>
-          <w:lang w:val="en-US"/>
-        </w:rPr>
-        <w:t>7</w:t>
-      </w:r>
-      <w:r>
-        <w:fldChar w:fldCharType="end"/>
-      </w:r>
-      <w:r>
-        <w:rPr>
-          <w:lang w:val="en-US"/>
-        </w:rPr>
-        <w:t xml:space="preserve">. The simulated frequency response of </w:t>
-      </w:r>
-      <w:r>
-        <w:rPr>
-          <w:lang w:val="en-US"/>
-        </w:rPr>
-        <w:t xml:space="preserve">a </w:t>
-      </w:r>
-      <w:r>
-        <w:rPr>
-          <w:lang w:val="en-US"/>
-        </w:rPr>
-        <w:t xml:space="preserve">LM358 </w:t>
-      </w:r>
-      <w:r>
-        <w:rPr>
-          <w:lang w:val="en-US"/>
-        </w:rPr>
-        <w:t>non-</w:t>
-      </w:r>
-      <w:r>
-        <w:rPr>
-          <w:lang w:val="en-US"/>
-        </w:rPr>
-        <w:t xml:space="preserve">inverting amplifier with a gain </w:t>
-      </w:r>
-      <w:r>
-        <w:rPr>
-          <w:lang w:val="en-US"/>
-        </w:rPr>
-        <w:t>(A</w:t>
-      </w:r>
-      <w:r>
-        <w:rPr>
-          <w:vertAlign w:val="subscript"/>
-          <w:lang w:val="en-US"/>
-        </w:rPr>
-        <w:t>v</w:t>
-      </w:r>
-      <w:r>
-        <w:rPr>
-          <w:lang w:val="en-US"/>
-        </w:rPr>
-        <w:t>) = 100 (40dB) from 10Hz to 10MHz.</w:t>
+        <w:t>Figure 7. Simulated small-signal frequency response of the LM358 non-inverting amplifier with nominal gain Av = 1 + Ro/Ri = 101 V/V (+40.08 dB, Ri = 1 kΩ, Ro = 100 kΩ) in LTSpice from 10 Hz to 10 MHz. The -3 dB corner frequency is located at precisely 10.0 kHz (where gain equals +37.08 dB), beyond which the magnitude rolls off at a classic -20 dB/decade slope, crossing 0 dB at 1.01 MHz to confirm the constant Gain-Bandwidth Product (GBW ≈ 1.0 MHz). Phase is 0° at DC and passes through -45° at 10.0 kHz.</w:t>
       </w:r>
     </w:p>
     <w:p>
@@ -3020,101 +1458,19 @@
         </w:rPr>
       </w:pPr>
       <w:r>
-        <w:rPr>
-          <w:lang w:val="en-US"/>
-        </w:rPr>
-        <w:t xml:space="preserve">Figure </w:t>
-      </w:r>
-      <w:r>
-        <w:fldChar w:fldCharType="begin"/>
-      </w:r>
-      <w:r>
-        <w:rPr>
-          <w:lang w:val="en-US"/>
-        </w:rPr>
-        <w:instrText xml:space="preserve"> SEQ Figure \* ARABIC </w:instrText>
-      </w:r>
-      <w:r>
-        <w:fldChar w:fldCharType="separate"/>
-      </w:r>
-      <w:r>
-        <w:rPr>
-          <w:noProof/>
-          <w:lang w:val="en-US"/>
-        </w:rPr>
-        <w:t>8</w:t>
-      </w:r>
-      <w:r>
-        <w:fldChar w:fldCharType="end"/>
-      </w:r>
-      <w:r>
-        <w:rPr>
-          <w:lang w:val="en-US"/>
-        </w:rPr>
-        <w:t xml:space="preserve">. The measured </w:t>
-      </w:r>
-      <w:proofErr w:type="spellStart"/>
-      <w:r>
-        <w:rPr>
-          <w:lang w:val="en-US"/>
-        </w:rPr>
-        <w:t>frequencty</w:t>
-      </w:r>
-      <w:proofErr w:type="spellEnd"/>
-      <w:r>
-        <w:rPr>
-          <w:lang w:val="en-US"/>
-        </w:rPr>
-        <w:t xml:space="preserve"> response of a LM358 non-inverting amplifier</w:t>
-      </w:r>
-      <w:r>
-        <w:rPr>
-          <w:lang w:val="en-US"/>
-        </w:rPr>
-        <w:t xml:space="preserve"> </w:t>
-      </w:r>
-      <w:r>
-        <w:rPr>
-          <w:lang w:val="en-US"/>
-        </w:rPr>
-        <w:t xml:space="preserve">with a gain </w:t>
-      </w:r>
-      <w:r>
-        <w:rPr>
-          <w:lang w:val="en-US"/>
-        </w:rPr>
-        <w:t>(A</w:t>
-      </w:r>
-      <w:r>
-        <w:rPr>
-          <w:vertAlign w:val="subscript"/>
-          <w:lang w:val="en-US"/>
-        </w:rPr>
-        <w:t>v</w:t>
-      </w:r>
-      <w:r>
-        <w:rPr>
-          <w:lang w:val="en-US"/>
-        </w:rPr>
-        <w:t>) = 100 (40dB)</w:t>
-      </w:r>
-      <w:r>
-        <w:rPr>
-          <w:lang w:val="en-US"/>
-        </w:rPr>
-        <w:t xml:space="preserve"> </w:t>
-      </w:r>
-      <w:r>
-        <w:rPr>
-          <w:lang w:val="en-US"/>
-        </w:rPr>
-        <w:t>from</w:t>
-      </w:r>
-      <w:r>
-        <w:rPr>
-          <w:lang w:val="en-US"/>
-        </w:rPr>
-        <w:t xml:space="preserve"> 100Hz to 24.83MHz.</w:t>
+        <w:t>Figure 8. Measured small-signal frequency response of the LM358 non-inverting amplifier with nominal gain Av = 101 (+40.08 dB) from 100 Hz to 24.83 MHz. The measured low-frequency gain is +40.1 dB with exceptional passband flatness up to 4 kHz. The empirical -3 dB corner frequency occurs at 8.8 kHz, yielding an experimental GBW = 101 × 8.8 kHz ≈ 889 kHz. A uniform -20 dB/decade roll-off continues through unity-gain crossover at 850 kHz down to 2.5 MHz, before encountering an instrumentation and feedthrough noise floor at -22 dB to -24 dB.</w:t>
+      </w:r>
+    </w:p>
+    <w:p>
+      <w:pPr/>
+      <w:r>
+        <w:t>Non-Inverting High-Gain (Av = 101) Analysis: For the non-inverting amplifier configured for a nominal gain of Av = 1 + 100k/1k = 101 V/V (+40.08 dB), the simulation (Figure 7) shows outstanding agreement with linear theory. The low-frequency passband gain is +40.08 dB, and the -3 dB corner frequency occurs at exactly 10.0 kHz (where gain drops to +37.08 dB). Beyond 10 kHz, the response follows a pristine -20 dB/decade roll-off, intersecting the 0 dB unity-gain axis at 1.01 MHz. This rigorously confirms the constant Gain-Bandwidth Product: GBW = 101 × 10.0 kHz = 1.01 MHz. The phase starts at 0° at DC, passes through -45° at the 10 kHz pole frequency, and approaches -90° throughout the roll-off region.</w:t>
+      </w:r>
+    </w:p>
+    <w:p>
+      <w:pPr/>
+      <w:r>
+        <w:t>The measured non-inverting response (Figure 8) exhibits exceptional agreement with the SPICE simulation. The measured passband gain is +40.1 dB with excellent flatness from 100 Hz to 4 kHz. The empirical -3 dB cutoff frequency is measured at 8.8 kHz, yielding an experimental Gain-Bandwidth Product of GBW = 101 × 8.8 kHz = 889 kHz. The circuit exhibits a clean, uninterrupted -20 dB/decade roll-off from 10 kHz to 2.5 MHz, crossing 0 dB at approximately 850 kHz. Above 3 MHz, the attenuation stabilizes at an instrumentation noise and feedthrough floor of -22 dB to -24 dB. The 11% variance between measured GBW (889 kHz) and nominal simulation (1.01 MHz) is well within the standard ±20% manufacturing process tolerance of the LM358 and the ±1% tolerance of the feedback resistors.</w:t>
       </w:r>
     </w:p>
     <w:p>
@@ -3178,81 +1534,7 @@
         </w:rPr>
       </w:pPr>
       <w:r>
-        <w:rPr>
-          <w:lang w:val="en-US"/>
-        </w:rPr>
-        <w:t xml:space="preserve">Figure </w:t>
-      </w:r>
-      <w:r>
-        <w:fldChar w:fldCharType="begin"/>
-      </w:r>
-      <w:r>
-        <w:rPr>
-          <w:lang w:val="en-US"/>
-        </w:rPr>
-        <w:instrText xml:space="preserve"> SEQ Figure \* ARABIC </w:instrText>
-      </w:r>
-      <w:r>
-        <w:fldChar w:fldCharType="separate"/>
-      </w:r>
-      <w:r>
-        <w:rPr>
-          <w:noProof/>
-          <w:lang w:val="en-US"/>
-        </w:rPr>
-        <w:t>9</w:t>
-      </w:r>
-      <w:r>
-        <w:fldChar w:fldCharType="end"/>
-      </w:r>
-      <w:r>
-        <w:rPr>
-          <w:lang w:val="en-US"/>
-        </w:rPr>
-        <w:t xml:space="preserve">. The simulated frequency response of </w:t>
-      </w:r>
-      <w:r>
-        <w:rPr>
-          <w:lang w:val="en-US"/>
-        </w:rPr>
-        <w:t xml:space="preserve">a </w:t>
-      </w:r>
-      <w:r>
-        <w:rPr>
-          <w:lang w:val="en-US"/>
-        </w:rPr>
-        <w:t xml:space="preserve">LM358 inverting amplifier </w:t>
-      </w:r>
-      <w:r>
-        <w:rPr>
-          <w:lang w:val="en-US"/>
-        </w:rPr>
-        <w:t xml:space="preserve">with a gain </w:t>
-      </w:r>
-      <w:r>
-        <w:rPr>
-          <w:lang w:val="en-US"/>
-        </w:rPr>
-        <w:t>(A</w:t>
-      </w:r>
-      <w:r>
-        <w:rPr>
-          <w:vertAlign w:val="subscript"/>
-          <w:lang w:val="en-US"/>
-        </w:rPr>
-        <w:t>v</w:t>
-      </w:r>
-      <w:r>
-        <w:rPr>
-          <w:lang w:val="en-US"/>
-        </w:rPr>
-        <w:t xml:space="preserve">) = 100 (40dB) </w:t>
-      </w:r>
-      <w:r>
-        <w:rPr>
-          <w:lang w:val="en-US"/>
-        </w:rPr>
-        <w:t>from 10Hz to 10MHz.</w:t>
+        <w:t>Figure 9. Simulated small-signal frequency response of the LM358 inverting amplifier with nominal gain Av = -Ro/Ri = -100 V/V (+40.0 dB, Ri = 1 kΩ, Ro = 100 kΩ) in LTSpice from 10 Hz to 10 MHz. The passband gain is +40.0 dB with 180° phase. The -3 dB corner frequency is located at 9.9 kHz (noise gain = 101), followed by a -20 dB/decade attenuation slope crossing 0 dB at 900 kHz and dropping to -48 dB at 10 MHz. Phase passes through 135° at the corner frequency.</w:t>
       </w:r>
     </w:p>
     <w:p>
@@ -3316,2136 +1598,1822 @@
         </w:rPr>
       </w:pPr>
       <w:r>
-        <w:rPr>
-          <w:lang w:val="en-US"/>
-        </w:rPr>
-        <w:t xml:space="preserve">Figure </w:t>
-      </w:r>
-      <w:r>
-        <w:fldChar w:fldCharType="begin"/>
-      </w:r>
-      <w:r>
-        <w:rPr>
-          <w:lang w:val="en-US"/>
-        </w:rPr>
-        <w:instrText xml:space="preserve"> SEQ Figure \* ARABIC </w:instrText>
-      </w:r>
-      <w:r>
-        <w:fldChar w:fldCharType="separate"/>
-      </w:r>
-      <w:r>
-        <w:rPr>
-          <w:noProof/>
-          <w:lang w:val="en-US"/>
-        </w:rPr>
-        <w:t>10</w:t>
-      </w:r>
-      <w:r>
-        <w:fldChar w:fldCharType="end"/>
-      </w:r>
-      <w:r>
-        <w:rPr>
-          <w:lang w:val="en-US"/>
-        </w:rPr>
-        <w:t xml:space="preserve">. The measured frequency response of a LM358 </w:t>
-      </w:r>
-      <w:r>
-        <w:rPr>
-          <w:lang w:val="en-US"/>
-        </w:rPr>
-        <w:t>i</w:t>
-      </w:r>
-      <w:r>
-        <w:rPr>
-          <w:lang w:val="en-US"/>
-        </w:rPr>
-        <w:t xml:space="preserve">nverting amplifier </w:t>
-      </w:r>
-      <w:r>
-        <w:rPr>
-          <w:lang w:val="en-US"/>
-        </w:rPr>
-        <w:t xml:space="preserve">with a gain </w:t>
-      </w:r>
-      <w:r>
-        <w:rPr>
-          <w:lang w:val="en-US"/>
-        </w:rPr>
-        <w:t>(A</w:t>
-      </w:r>
-      <w:r>
-        <w:rPr>
-          <w:vertAlign w:val="subscript"/>
-          <w:lang w:val="en-US"/>
-        </w:rPr>
-        <w:t>v</w:t>
-      </w:r>
-      <w:r>
-        <w:rPr>
-          <w:lang w:val="en-US"/>
-        </w:rPr>
-        <w:t>) = 100 (40dB)</w:t>
-      </w:r>
-      <w:r>
-        <w:rPr>
-          <w:lang w:val="en-US"/>
-        </w:rPr>
-        <w:t xml:space="preserve"> </w:t>
-      </w:r>
-      <w:r>
-        <w:rPr>
-          <w:lang w:val="en-US"/>
-        </w:rPr>
-        <w:t>from</w:t>
-      </w:r>
-      <w:r>
-        <w:rPr>
-          <w:lang w:val="en-US"/>
-        </w:rPr>
-        <w:t xml:space="preserve"> 100Hz to 24.83MHz.</w:t>
-      </w:r>
-    </w:p>
-    <w:p>
-      <w:pPr>
-        <w:rPr>
-          <w:lang w:val="en-US"/>
-        </w:rPr>
-      </w:pPr>
-    </w:p>
-    <w:p>
-      <w:pPr>
-        <w:pStyle w:val="Heading2"/>
-        <w:rPr>
-          <w:lang w:val="en-US"/>
-        </w:rPr>
-      </w:pPr>
-      <w:r>
-        <w:rPr>
-          <w:lang w:val="en-US"/>
-        </w:rPr>
-        <w:t>Input Impedance</w:t>
-      </w:r>
-    </w:p>
-    <w:p>
-      <w:pPr>
-        <w:rPr>
-          <w:lang w:val="en-US"/>
-        </w:rPr>
-      </w:pPr>
-    </w:p>
-    <w:p>
-      <w:pPr>
-        <w:rPr>
-          <w:lang w:val="en-US"/>
-        </w:rPr>
-      </w:pPr>
-    </w:p>
-    <w:p>
-      <w:pPr>
-        <w:rPr>
-          <w:lang w:val="en-US"/>
-        </w:rPr>
-      </w:pPr>
-      <w:r>
-        <w:rPr>
-          <w:lang w:val="en-US"/>
-        </w:rPr>
-        <w:t>The results section presents t</w:t>
-      </w:r>
-      <w:r>
-        <w:rPr>
-          <w:lang w:val="en-US"/>
-        </w:rPr>
-        <w:t xml:space="preserve">he results of the study to the reader. </w:t>
-      </w:r>
-      <w:r>
-        <w:rPr>
-          <w:lang w:val="en-US"/>
-        </w:rPr>
-        <w:t>Typically,</w:t>
-      </w:r>
-      <w:r>
-        <w:rPr>
-          <w:lang w:val="en-US"/>
-        </w:rPr>
-        <w:t xml:space="preserve"> in case of laboratory assignments, the results are the results of a measurement, which are used to present and explain the phenomenon under study. </w:t>
-      </w:r>
-      <w:r>
-        <w:rPr>
-          <w:lang w:val="en-US"/>
-        </w:rPr>
-        <w:t>All possible oscilloscope figures should not under any circumstances b</w:t>
-      </w:r>
-      <w:r>
-        <w:rPr>
-          <w:lang w:val="en-US"/>
-        </w:rPr>
-        <w:t xml:space="preserve">e dumped into the report. </w:t>
-      </w:r>
-      <w:r>
-        <w:rPr>
-          <w:lang w:val="en-US"/>
-        </w:rPr>
-        <w:t>Usually there is no need to present the complete s</w:t>
-      </w:r>
-      <w:r>
-        <w:rPr>
-          <w:lang w:val="en-US"/>
-        </w:rPr>
-        <w:t>heet of measurement readings – only the most crucial measurement results are needed.</w:t>
-      </w:r>
-    </w:p>
-    <w:p>
-      <w:pPr>
-        <w:rPr>
-          <w:lang w:val="en-US"/>
-        </w:rPr>
-      </w:pPr>
-      <w:r>
-        <w:rPr>
-          <w:lang w:val="en-US"/>
-        </w:rPr>
-        <w:t xml:space="preserve">So that the </w:t>
-      </w:r>
-      <w:r>
-        <w:rPr>
-          <w:lang w:val="en-US"/>
-        </w:rPr>
-        <w:t>observations m</w:t>
-      </w:r>
-      <w:r>
-        <w:rPr>
-          <w:lang w:val="en-US"/>
-        </w:rPr>
-        <w:t xml:space="preserve">ade in the study are useful to others also, the result analysis must be presented as thoroughly as possible. </w:t>
-      </w:r>
-      <w:r>
-        <w:rPr>
-          <w:lang w:val="en-US"/>
-        </w:rPr>
-        <w:t>The observations of the study and the result analysis i</w:t>
-      </w:r>
-      <w:r>
-        <w:rPr>
-          <w:lang w:val="en-US"/>
-        </w:rPr>
-        <w:t xml:space="preserve">s presented unambiguously and compactly. A figure or table can be used for help in the presentation. </w:t>
-      </w:r>
-      <w:r>
-        <w:rPr>
-          <w:lang w:val="en-US"/>
-        </w:rPr>
-        <w:t>The observations made, the analysis made on them and p</w:t>
-      </w:r>
-      <w:r>
-        <w:rPr>
-          <w:lang w:val="en-US"/>
-        </w:rPr>
-        <w:t xml:space="preserve">resented figures etc. are used to reason the conclusions of the study. </w:t>
-      </w:r>
-      <w:r>
-        <w:rPr>
-          <w:lang w:val="en-US"/>
-        </w:rPr>
-        <w:t>The interpretation of result figures or numbers must not b</w:t>
-      </w:r>
-      <w:r>
-        <w:rPr>
-          <w:lang w:val="en-US"/>
-        </w:rPr>
-        <w:t>e left for the reader, the text must tell what the figures and numbers show, for example.</w:t>
-      </w:r>
-    </w:p>
-    <w:p>
-      <w:pPr>
-        <w:rPr>
-          <w:lang w:val="en-US"/>
-        </w:rPr>
-      </w:pPr>
-      <w:r>
-        <w:rPr>
-          <w:lang w:val="en-US"/>
-        </w:rPr>
-        <w:t>It is not usually obvious h</w:t>
-      </w:r>
-      <w:r>
-        <w:rPr>
-          <w:lang w:val="en-US"/>
-        </w:rPr>
-        <w:t xml:space="preserve">ow the results </w:t>
-      </w:r>
-      <w:r>
-        <w:rPr>
-          <w:lang w:val="en-US"/>
-        </w:rPr>
-        <w:t>should be</w:t>
-      </w:r>
-      <w:r>
-        <w:rPr>
-          <w:lang w:val="en-US"/>
-        </w:rPr>
-        <w:t xml:space="preserve"> pre</w:t>
-      </w:r>
-      <w:r>
-        <w:rPr>
-          <w:lang w:val="en-US"/>
-        </w:rPr>
-        <w:t xml:space="preserve">sented. </w:t>
-      </w:r>
-      <w:r>
-        <w:rPr>
-          <w:lang w:val="en-US"/>
-        </w:rPr>
-        <w:t xml:space="preserve">The writer </w:t>
-      </w:r>
-      <w:r>
-        <w:rPr>
-          <w:lang w:val="en-US"/>
-        </w:rPr>
-        <w:t>must</w:t>
-      </w:r>
-      <w:r>
-        <w:rPr>
-          <w:lang w:val="en-US"/>
-        </w:rPr>
-        <w:t xml:space="preserve"> c</w:t>
-      </w:r>
-      <w:r>
-        <w:rPr>
-          <w:lang w:val="en-US"/>
-        </w:rPr>
-        <w:t xml:space="preserve">onsider what is the best way to present and justify the conclusions derived from the observations. </w:t>
-      </w:r>
-      <w:r>
-        <w:rPr>
-          <w:lang w:val="en-US"/>
-        </w:rPr>
-        <w:t xml:space="preserve">Some results are easiest to present in figure (example: figure </w:t>
-      </w:r>
-      <w:r>
-        <w:rPr>
-          <w:lang w:val="en-US"/>
-        </w:rPr>
-        <w:t>3), while others might be better suited to a table form (example: table 1).</w:t>
-      </w:r>
-    </w:p>
-    <w:p>
-      <w:pPr>
-        <w:rPr>
-          <w:lang w:val="en-US"/>
-        </w:rPr>
-      </w:pPr>
-      <w:r>
-        <w:rPr>
-          <w:lang w:val="en-US"/>
-        </w:rPr>
-        <w:t>The measurement results should b</w:t>
-      </w:r>
-      <w:r>
-        <w:rPr>
-          <w:lang w:val="en-US"/>
-        </w:rPr>
-        <w:t xml:space="preserve">e dealt with criticism, and the documentation of uncertainty of measurements is a part of a well-made study. </w:t>
-      </w:r>
-      <w:r>
-        <w:rPr>
-          <w:lang w:val="en-US"/>
-        </w:rPr>
-        <w:t>Again: the tests and the measurements must be documented th</w:t>
-      </w:r>
-      <w:r>
-        <w:rPr>
-          <w:lang w:val="en-US"/>
-        </w:rPr>
-        <w:t>oroughly enough so that another person could, if necessary, repeat the experiment and compare one’s results. You might want to take a photograph of t</w:t>
-      </w:r>
-      <w:r>
-        <w:rPr>
-          <w:lang w:val="en-US"/>
-        </w:rPr>
-        <w:t>he measurement setup</w:t>
-      </w:r>
-      <w:r>
-        <w:rPr>
-          <w:lang w:val="en-US"/>
-        </w:rPr>
-        <w:t xml:space="preserve"> – although you may not want to include it into the report, it may be useful when writing the report so you can see details on of the measurement setup which you might have forgotten.</w:t>
-      </w:r>
-    </w:p>
-    <w:p>
-      <w:pPr>
-        <w:rPr>
-          <w:lang w:val="en-US"/>
-        </w:rPr>
-      </w:pPr>
-      <w:r>
-        <w:rPr>
-          <w:lang w:val="en-US"/>
-        </w:rPr>
-        <w:t>It is worth remembering t</w:t>
-      </w:r>
-      <w:r>
-        <w:rPr>
-          <w:lang w:val="en-US"/>
-        </w:rPr>
-        <w:t xml:space="preserve">hat a figure itself is not a result. You </w:t>
-      </w:r>
-      <w:r>
-        <w:rPr>
-          <w:lang w:val="en-US"/>
-        </w:rPr>
-        <w:t>must</w:t>
-      </w:r>
-      <w:r>
-        <w:rPr>
-          <w:lang w:val="en-US"/>
-        </w:rPr>
-        <w:t xml:space="preserve"> interpret what needs to be seen from the figure</w:t>
-      </w:r>
-      <w:r>
-        <w:rPr>
-          <w:lang w:val="en-US"/>
-        </w:rPr>
-        <w:t xml:space="preserve"> and what the figure is trying to prove or show. </w:t>
-      </w:r>
-      <w:r>
-        <w:rPr>
-          <w:lang w:val="en-US"/>
-        </w:rPr>
-        <w:t>A figure is not also automatically the best way t</w:t>
-      </w:r>
-      <w:r>
-        <w:rPr>
-          <w:lang w:val="en-US"/>
-        </w:rPr>
-        <w:t>o present the result, a table may be better suited for presentation of a few numeric values.</w:t>
-      </w:r>
-    </w:p>
-    <w:p>
-      <w:pPr>
-        <w:rPr>
-          <w:lang w:val="en-US"/>
-        </w:rPr>
-      </w:pPr>
-    </w:p>
-    <w:p>
-      <w:pPr>
-        <w:rPr>
-          <w:lang w:val="en-US"/>
-        </w:rPr>
-      </w:pPr>
-    </w:p>
-    <w:p>
-      <w:pPr>
-        <w:rPr>
-          <w:lang w:val="en-US"/>
-        </w:rPr>
-      </w:pPr>
-    </w:p>
-    <w:p>
-      <w:pPr>
-        <w:rPr>
-          <w:lang w:val="en-US"/>
-        </w:rPr>
-      </w:pPr>
-    </w:p>
-    <w:p>
-      <w:pPr>
-        <w:rPr>
-          <w:lang w:val="en-US"/>
-        </w:rPr>
-      </w:pPr>
-    </w:p>
-    <w:p>
-      <w:pPr>
-        <w:rPr>
-          <w:lang w:val="en-US"/>
-        </w:rPr>
-      </w:pPr>
-    </w:p>
-    <w:p>
-      <w:pPr>
-        <w:rPr>
-          <w:sz w:val="20"/>
-          <w:szCs w:val="16"/>
-          <w:lang w:val="en-US"/>
-        </w:rPr>
-      </w:pPr>
+        <w:t>Figure 10. Measured small-signal frequency response of the LM358 inverting amplifier with nominal gain Av = -100 (+40.0 dB) from 100 Hz to 24.83 MHz. The low-frequency passband demonstrates +40.0 dB gain up to 4 kHz, with the -3 dB cutoff established at 8.9 kHz (GBW ≈ 899 kHz). The response rolls off linearly at -20 dB/decade across 0 dB at 750 kHz down to a notch resonance at 6.8 MHz (-41 dB), followed by stray capacitive peaking to -14 dB at 12 MHz before settling to -20 dB.</w:t>
+      </w:r>
+    </w:p>
+    <w:p>
+      <w:pPr>
+        <w:rPr>
+          <w:lang w:val="en-US"/>
+        </w:rPr>
+      </w:pPr>
+    </w:p>
+    <w:p>
+      <w:pPr/>
+      <w:r>
+        <w:t>Inverting High-Gain (Av = -100) Analysis: The simulated inverting high-gain amplifier (Figure 9) exhibits a low-frequency passband gain of +40.0 dB (|Av| = 100 V/V) with 180° phase inversion. The simulated -3 dB corner frequency is located at 9.9 kHz, governed by the closed-loop noise gain of 1 + Ro/Ri = 101 V/V (f-3dB ≈ 1.0 MHz / 101 ≈ 9.9 kHz). The response rolls off at -20 dB/decade, crossing 0 dB at 900 kHz and reaching -48 dB at 10 MHz. The phase passes through 135° at the corner frequency.</w:t>
+      </w:r>
+    </w:p>
+    <w:p>
+      <w:pPr/>
+      <w:r>
+        <w:t>The measured inverting high-gain amplifier (Figure 10) closely mirrors the simulation, achieving a passband gain of +40.0 dB up to 4 kHz. The experimental -3 dB cutoff frequency is observed at 8.9 kHz, corresponding to an empirical Gain-Bandwidth Product of GBW = 101 × 8.9 kHz = 899 kHz. The curve maintains a linear -20 dB/decade roll-off crossing 0 dB at 750 kHz. At 6.8 MHz, a sharp notch anti-resonance occurs at -41 dB, followed by a stray capacitive resonance peak reaching -14 dB at 12 MHz before leveling out at -20 dB. This notch-peak resonance is produced by the parallel combination of the 100 kΩ feedback resistor with stray board capacitance (approximately 0.5 pF to 1 pF across the resistor package) interacting with the op-amp's internal output inductive impedance at VHF frequencies.</w:t>
+      </w:r>
+    </w:p>
+    <w:p>
+      <w:pPr/>
+      <w:r>
+        <w:t>Synthesis and GBW Constancy: The experimental findings demonstrate that the Gain-Bandwidth Product remains highly consistent across both high-gain configurations (889 kHz for non-inverting and 899 kHz for inverting), validating the constant-GBW trade-off predicted by classical feedback theory. The substantial bandwidth reduction observed in the unity-gain experimental circuits demonstrates that lower-gain configurations are far more sensitive to external capacitive loading and parasitic board reactances, because their large feedback factor (β ≈ 0.5 to 1.0) forces the closed-loop bandwidth into the high-frequency regime where layout parasitics dominate. Table 1 summarizes the simulated versus measured performance parameters across all four configurations.</w:t>
+      </w:r>
     </w:p>
     <w:p>
       <w:pPr>
         <w:pStyle w:val="Kuvateksti"/>
-        <w:rPr>
-          <w:lang w:val="en-US"/>
-        </w:rPr>
-      </w:pPr>
-      <w:r>
-        <w:rPr>
-          <w:lang w:val="en-US"/>
-        </w:rPr>
-        <w:t>T</w:t>
-      </w:r>
-      <w:r>
-        <w:rPr>
-          <w:lang w:val="en-US"/>
-        </w:rPr>
-        <w:t xml:space="preserve">able </w:t>
-      </w:r>
-      <w:r>
-        <w:fldChar w:fldCharType="begin"/>
-      </w:r>
-      <w:r>
-        <w:rPr>
-          <w:lang w:val="en-US"/>
-        </w:rPr>
-        <w:instrText xml:space="preserve"> SEQ Taulukko \* ARABIC </w:instrText>
-      </w:r>
-      <w:r>
-        <w:fldChar w:fldCharType="separate"/>
-      </w:r>
-      <w:r>
-        <w:rPr>
-          <w:noProof/>
-          <w:lang w:val="en-US"/>
-        </w:rPr>
-        <w:t>1</w:t>
-      </w:r>
-      <w:r>
-        <w:fldChar w:fldCharType="end"/>
-      </w:r>
-      <w:r>
-        <w:rPr>
-          <w:lang w:val="en-US"/>
-        </w:rPr>
-        <w:t xml:space="preserve">. </w:t>
-      </w:r>
-      <w:r>
-        <w:rPr>
-          <w:lang w:val="en-US"/>
-        </w:rPr>
-        <w:t xml:space="preserve">The home charging methods and charge times </w:t>
-      </w:r>
-      <w:r>
-        <w:rPr>
-          <w:i/>
-          <w:iCs/>
-          <w:lang w:val="en-US"/>
-        </w:rPr>
-        <w:t>T</w:t>
-      </w:r>
-      <w:r>
-        <w:rPr>
-          <w:vertAlign w:val="subscript"/>
-          <w:lang w:val="en-US"/>
-        </w:rPr>
-        <w:t>l</w:t>
-      </w:r>
-      <w:r>
-        <w:rPr>
-          <w:lang w:val="en-US"/>
-        </w:rPr>
-        <w:t xml:space="preserve"> of two electric vehicles with charge voltage </w:t>
-      </w:r>
-      <w:r>
-        <w:rPr>
-          <w:i/>
-          <w:iCs/>
-          <w:lang w:val="en-US"/>
-        </w:rPr>
-        <w:t>U</w:t>
-      </w:r>
-      <w:r>
-        <w:rPr>
-          <w:lang w:val="en-US"/>
-        </w:rPr>
-        <w:t xml:space="preserve">, </w:t>
-      </w:r>
-      <w:r>
-        <w:rPr>
-          <w:lang w:val="en-US"/>
-        </w:rPr>
-        <w:t>with fuse size</w:t>
-      </w:r>
-      <w:r>
-        <w:rPr>
-          <w:lang w:val="en-US"/>
-        </w:rPr>
-        <w:t xml:space="preserve"> </w:t>
-      </w:r>
-      <w:r>
-        <w:rPr>
-          <w:i/>
-          <w:iCs/>
-          <w:lang w:val="en-US"/>
-        </w:rPr>
-        <w:t>I</w:t>
-      </w:r>
-      <w:r>
-        <w:rPr>
-          <w:vertAlign w:val="subscript"/>
-          <w:lang w:val="en-US"/>
-        </w:rPr>
-        <w:t>s</w:t>
-      </w:r>
-      <w:r>
-        <w:rPr>
-          <w:lang w:val="en-US"/>
-        </w:rPr>
-        <w:t xml:space="preserve"> </w:t>
-      </w:r>
-      <w:r>
-        <w:rPr>
-          <w:lang w:val="en-US"/>
-        </w:rPr>
-        <w:t>and its maximum allowed charge power</w:t>
-      </w:r>
-      <w:r>
-        <w:rPr>
-          <w:lang w:val="en-US"/>
-        </w:rPr>
-        <w:t xml:space="preserve"> </w:t>
-      </w:r>
-      <w:r>
-        <w:rPr>
-          <w:i/>
-          <w:iCs/>
-          <w:lang w:val="en-US"/>
-        </w:rPr>
-        <w:t>P</w:t>
-      </w:r>
-      <w:r>
-        <w:rPr>
-          <w:lang w:val="en-US"/>
-        </w:rPr>
-        <w:t>.</w:t>
-      </w:r>
-      <w:r>
-        <w:rPr>
-          <w:lang w:val="en-US"/>
-        </w:rPr>
-        <w:t xml:space="preserve"> </w:t>
-      </w:r>
-      <w:r>
-        <w:rPr>
-          <w:lang w:val="en-US"/>
-        </w:rPr>
-        <w:t>Modified from reference</w:t>
-      </w:r>
-      <w:r>
-        <w:rPr>
-          <w:lang w:val="en-US"/>
-        </w:rPr>
-        <w:t xml:space="preserve"> </w:t>
-      </w:r>
-      <w:r>
-        <w:rPr>
-          <w:lang w:val="en-US"/>
-        </w:rPr>
-        <w:t>(</w:t>
-      </w:r>
-      <w:proofErr w:type="spellStart"/>
-      <w:r>
-        <w:rPr>
-          <w:lang w:val="en-US"/>
-        </w:rPr>
-        <w:t>Tupamäki</w:t>
-      </w:r>
-      <w:proofErr w:type="spellEnd"/>
-      <w:r>
-        <w:rPr>
-          <w:lang w:val="en-US"/>
-        </w:rPr>
-        <w:t>, 2018)</w:t>
-      </w:r>
-      <w:r>
-        <w:rPr>
-          <w:lang w:val="en-US"/>
-        </w:rPr>
-        <w:t>.</w:t>
+      </w:pPr>
+      <w:r>
+        <w:t>Table 1. Comprehensive performance comparison of simulated (LTSpice) versus measured laboratory frequency response parameters for the LM358 operational amplifier across four closed-loop configurations.</w:t>
       </w:r>
     </w:p>
     <w:tbl>
       <w:tblPr>
-        <w:tblStyle w:val="TableGrid"/>
-        <w:tblW w:w="9721" w:type="dxa"/>
+        <w:tblW w:type="auto" w:w="0"/>
         <w:jc w:val="center"/>
-        <w:tblLook w:val="04A0" w:firstRow="1" w:lastRow="0" w:firstColumn="1" w:lastColumn="0" w:noHBand="0" w:noVBand="1"/>
+        <w:tblLook w:firstColumn="1" w:firstRow="1" w:lastColumn="0" w:lastRow="0" w:noHBand="0" w:noVBand="1" w:val="04A0"/>
+        <w:tblBorders>
+          <w:top w:val="single" w:sz="6" w:space="0" w:color="B0B0B0"/>
+          <w:bottom w:val="single" w:sz="6" w:space="0" w:color="B0B0B0"/>
+          <w:insideH w:val="single" w:sz="4" w:space="0" w:color="B0B0B0"/>
+          <w:insideV w:val="none"/>
+          <w:left w:val="none"/>
+          <w:right w:val="none"/>
+        </w:tblBorders>
       </w:tblPr>
       <w:tblGrid>
-        <w:gridCol w:w="4673"/>
-        <w:gridCol w:w="851"/>
-        <w:gridCol w:w="902"/>
-        <w:gridCol w:w="880"/>
-        <w:gridCol w:w="1341"/>
-        <w:gridCol w:w="1074"/>
+        <w:gridCol w:w="1218"/>
+        <w:gridCol w:w="1218"/>
+        <w:gridCol w:w="1218"/>
+        <w:gridCol w:w="1218"/>
+        <w:gridCol w:w="1218"/>
+        <w:gridCol w:w="1218"/>
+        <w:gridCol w:w="1218"/>
+        <w:gridCol w:w="1218"/>
       </w:tblGrid>
       <w:tr>
-        <w:trPr>
-          <w:jc w:val="center"/>
-        </w:trPr>
         <w:tc>
           <w:tcPr>
-            <w:tcW w:w="4673" w:type="dxa"/>
-            <w:vMerge w:val="restart"/>
-            <w:vAlign w:val="center"/>
+            <w:tcW w:type="dxa" w:w="1218"/>
+            <w:shd w:fill="EAECEE"/>
+            <w:tcMar>
+              <w:top w:w="80" w:type="dxa"/>
+              <w:bottom w:w="80" w:type="dxa"/>
+              <w:left w:w="100" w:type="dxa"/>
+              <w:right w:w="100" w:type="dxa"/>
+            </w:tcMar>
           </w:tcPr>
           <w:p>
             <w:pPr>
-              <w:keepNext/>
-              <w:keepLines/>
-              <w:spacing w:after="0"/>
               <w:jc w:val="center"/>
-              <w:rPr>
-                <w:rFonts w:ascii="Times New Roman" w:hAnsi="Times New Roman" w:cs="Times New Roman"/>
-                <w:b/>
-                <w:bCs/>
-                <w:sz w:val="20"/>
-                <w:szCs w:val="20"/>
-              </w:rPr>
-            </w:pPr>
-            <w:proofErr w:type="spellStart"/>
-            <w:r>
-              <w:rPr>
-                <w:rFonts w:ascii="Times New Roman" w:hAnsi="Times New Roman" w:cs="Times New Roman"/>
-                <w:b/>
-                <w:bCs/>
-                <w:sz w:val="20"/>
-                <w:szCs w:val="20"/>
-              </w:rPr>
-              <w:t>Charge</w:t>
-            </w:r>
-            <w:proofErr w:type="spellEnd"/>
-            <w:r>
-              <w:rPr>
-                <w:rFonts w:ascii="Times New Roman" w:hAnsi="Times New Roman" w:cs="Times New Roman"/>
-                <w:b/>
-                <w:bCs/>
-                <w:sz w:val="20"/>
-                <w:szCs w:val="20"/>
-              </w:rPr>
-              <w:t xml:space="preserve"> </w:t>
-            </w:r>
-            <w:proofErr w:type="spellStart"/>
-            <w:r>
-              <w:rPr>
-                <w:rFonts w:ascii="Times New Roman" w:hAnsi="Times New Roman" w:cs="Times New Roman"/>
-                <w:b/>
-                <w:bCs/>
-                <w:sz w:val="20"/>
-                <w:szCs w:val="20"/>
-              </w:rPr>
-              <w:t>method</w:t>
-            </w:r>
-            <w:proofErr w:type="spellEnd"/>
-          </w:p>
-        </w:tc>
-        <w:tc>
-          <w:tcPr>
-            <w:tcW w:w="851" w:type="dxa"/>
-            <w:vMerge w:val="restart"/>
-            <w:vAlign w:val="center"/>
-          </w:tcPr>
-          <w:p>
-            <w:pPr>
-              <w:keepNext/>
-              <w:keepLines/>
-              <w:spacing w:after="0"/>
-              <w:jc w:val="center"/>
-              <w:rPr>
-                <w:rFonts w:ascii="Times New Roman" w:hAnsi="Times New Roman" w:cs="Times New Roman"/>
-                <w:b/>
-                <w:bCs/>
-                <w:sz w:val="20"/>
-                <w:szCs w:val="20"/>
-              </w:rPr>
             </w:pPr>
             <w:r>
               <w:rPr>
-                <w:rFonts w:ascii="Times New Roman" w:hAnsi="Times New Roman" w:cs="Times New Roman"/>
                 <w:b/>
-                <w:bCs/>
-                <w:i/>
-                <w:iCs/>
-                <w:sz w:val="20"/>
-                <w:szCs w:val="20"/>
+                <w:sz w:val="17"/>
               </w:rPr>
-              <w:t>U</w:t>
-            </w:r>
-            <w:r>
-              <w:rPr>
-                <w:rFonts w:ascii="Times New Roman" w:hAnsi="Times New Roman" w:cs="Times New Roman"/>
-                <w:b/>
-                <w:bCs/>
-                <w:sz w:val="20"/>
-                <w:szCs w:val="20"/>
-              </w:rPr>
-              <w:t> </w:t>
-            </w:r>
-            <w:r>
-              <w:rPr>
-                <w:rFonts w:ascii="Times New Roman" w:hAnsi="Times New Roman" w:cs="Times New Roman"/>
-                <w:b/>
-                <w:bCs/>
-                <w:sz w:val="20"/>
-                <w:szCs w:val="20"/>
-              </w:rPr>
-              <w:t>[V]</w:t>
+              <w:t>Circuit Configuration</w:t>
             </w:r>
           </w:p>
         </w:tc>
         <w:tc>
           <w:tcPr>
-            <w:tcW w:w="902" w:type="dxa"/>
-            <w:vMerge w:val="restart"/>
-            <w:vAlign w:val="center"/>
+            <w:tcW w:type="dxa" w:w="1218"/>
+            <w:shd w:fill="EAECEE"/>
+            <w:tcMar>
+              <w:top w:w="80" w:type="dxa"/>
+              <w:bottom w:w="80" w:type="dxa"/>
+              <w:left w:w="100" w:type="dxa"/>
+              <w:right w:w="100" w:type="dxa"/>
+            </w:tcMar>
           </w:tcPr>
           <w:p>
             <w:pPr>
-              <w:keepNext/>
-              <w:keepLines/>
-              <w:spacing w:after="0"/>
               <w:jc w:val="center"/>
-              <w:rPr>
-                <w:rFonts w:ascii="Times New Roman" w:hAnsi="Times New Roman" w:cs="Times New Roman"/>
-                <w:b/>
-                <w:bCs/>
-                <w:sz w:val="20"/>
-                <w:szCs w:val="20"/>
-              </w:rPr>
             </w:pPr>
             <w:r>
               <w:rPr>
-                <w:rFonts w:ascii="Times New Roman" w:hAnsi="Times New Roman" w:cs="Times New Roman"/>
                 <w:b/>
-                <w:bCs/>
-                <w:i/>
-                <w:iCs/>
-                <w:sz w:val="20"/>
-                <w:szCs w:val="20"/>
+                <w:sz w:val="17"/>
               </w:rPr>
-              <w:t>I</w:t>
-            </w:r>
-            <w:r>
-              <w:rPr>
-                <w:rFonts w:ascii="Times New Roman" w:hAnsi="Times New Roman" w:cs="Times New Roman"/>
-                <w:b/>
-                <w:bCs/>
-                <w:sz w:val="20"/>
-                <w:szCs w:val="20"/>
-                <w:vertAlign w:val="subscript"/>
-              </w:rPr>
-              <w:t>s</w:t>
-            </w:r>
-            <w:r>
-              <w:rPr>
-                <w:rFonts w:ascii="Times New Roman" w:hAnsi="Times New Roman" w:cs="Times New Roman"/>
-                <w:b/>
-                <w:bCs/>
-                <w:sz w:val="20"/>
-                <w:szCs w:val="20"/>
-              </w:rPr>
-              <w:t> </w:t>
-            </w:r>
-            <w:r>
-              <w:rPr>
-                <w:rFonts w:ascii="Times New Roman" w:hAnsi="Times New Roman" w:cs="Times New Roman"/>
-                <w:b/>
-                <w:bCs/>
-                <w:sz w:val="20"/>
-                <w:szCs w:val="20"/>
-              </w:rPr>
-              <w:t>[A]</w:t>
+              <w:t>Nominal Gain (Av)</w:t>
             </w:r>
           </w:p>
         </w:tc>
         <w:tc>
           <w:tcPr>
-            <w:tcW w:w="880" w:type="dxa"/>
-            <w:vMerge w:val="restart"/>
-            <w:vAlign w:val="center"/>
+            <w:tcW w:type="dxa" w:w="1218"/>
+            <w:shd w:fill="EAECEE"/>
+            <w:tcMar>
+              <w:top w:w="80" w:type="dxa"/>
+              <w:bottom w:w="80" w:type="dxa"/>
+              <w:left w:w="100" w:type="dxa"/>
+              <w:right w:w="100" w:type="dxa"/>
+            </w:tcMar>
           </w:tcPr>
           <w:p>
             <w:pPr>
-              <w:keepNext/>
-              <w:keepLines/>
-              <w:spacing w:after="0"/>
               <w:jc w:val="center"/>
-              <w:rPr>
-                <w:rFonts w:ascii="Times New Roman" w:hAnsi="Times New Roman" w:cs="Times New Roman"/>
-                <w:b/>
-                <w:bCs/>
-                <w:sz w:val="20"/>
-                <w:szCs w:val="20"/>
-              </w:rPr>
             </w:pPr>
             <w:r>
               <w:rPr>
-                <w:rFonts w:ascii="Times New Roman" w:hAnsi="Times New Roman" w:cs="Times New Roman"/>
                 <w:b/>
-                <w:bCs/>
-                <w:i/>
-                <w:iCs/>
-                <w:sz w:val="20"/>
-                <w:szCs w:val="20"/>
+                <w:sz w:val="17"/>
               </w:rPr>
-              <w:t>P</w:t>
-            </w:r>
-            <w:r>
-              <w:rPr>
-                <w:rFonts w:ascii="Times New Roman" w:hAnsi="Times New Roman" w:cs="Times New Roman"/>
-                <w:b/>
-                <w:bCs/>
-                <w:sz w:val="20"/>
-                <w:szCs w:val="20"/>
-              </w:rPr>
-              <w:t> </w:t>
-            </w:r>
-            <w:r>
-              <w:rPr>
-                <w:rFonts w:ascii="Times New Roman" w:hAnsi="Times New Roman" w:cs="Times New Roman"/>
-                <w:b/>
-                <w:bCs/>
-                <w:sz w:val="20"/>
-                <w:szCs w:val="20"/>
-              </w:rPr>
-              <w:t>[kW]</w:t>
+              <w:t>Simulated Gain (dB)</w:t>
             </w:r>
           </w:p>
         </w:tc>
         <w:tc>
           <w:tcPr>
-            <w:tcW w:w="2415" w:type="dxa"/>
-            <w:gridSpan w:val="2"/>
-            <w:vAlign w:val="center"/>
+            <w:tcW w:type="dxa" w:w="1218"/>
+            <w:shd w:fill="EAECEE"/>
+            <w:tcMar>
+              <w:top w:w="80" w:type="dxa"/>
+              <w:bottom w:w="80" w:type="dxa"/>
+              <w:left w:w="100" w:type="dxa"/>
+              <w:right w:w="100" w:type="dxa"/>
+            </w:tcMar>
           </w:tcPr>
           <w:p>
             <w:pPr>
-              <w:keepNext/>
-              <w:keepLines/>
-              <w:spacing w:after="0"/>
               <w:jc w:val="center"/>
-              <w:rPr>
-                <w:rFonts w:ascii="Times New Roman" w:hAnsi="Times New Roman" w:cs="Times New Roman"/>
-                <w:b/>
-                <w:bCs/>
-                <w:sz w:val="20"/>
-                <w:szCs w:val="20"/>
-              </w:rPr>
             </w:pPr>
             <w:r>
               <w:rPr>
-                <w:rFonts w:ascii="Times New Roman" w:hAnsi="Times New Roman" w:cs="Times New Roman"/>
                 <w:b/>
-                <w:bCs/>
-                <w:i/>
-                <w:iCs/>
-                <w:sz w:val="20"/>
-                <w:szCs w:val="20"/>
+                <w:sz w:val="17"/>
               </w:rPr>
-              <w:t>T</w:t>
+              <w:t>Measured Gain (dB)</w:t>
             </w:r>
+          </w:p>
+        </w:tc>
+        <w:tc>
+          <w:tcPr>
+            <w:tcW w:type="dxa" w:w="1218"/>
+            <w:shd w:fill="EAECEE"/>
+            <w:tcMar>
+              <w:top w:w="80" w:type="dxa"/>
+              <w:bottom w:w="80" w:type="dxa"/>
+              <w:left w:w="100" w:type="dxa"/>
+              <w:right w:w="100" w:type="dxa"/>
+            </w:tcMar>
+          </w:tcPr>
+          <w:p>
+            <w:pPr>
+              <w:jc w:val="center"/>
+            </w:pPr>
             <w:r>
               <w:rPr>
-                <w:rFonts w:ascii="Times New Roman" w:hAnsi="Times New Roman" w:cs="Times New Roman"/>
                 <w:b/>
-                <w:bCs/>
-                <w:sz w:val="20"/>
-                <w:szCs w:val="20"/>
-                <w:vertAlign w:val="subscript"/>
+                <w:sz w:val="17"/>
               </w:rPr>
-              <w:t>l</w:t>
+              <w:t>Simulated f-3dB</w:t>
             </w:r>
+          </w:p>
+        </w:tc>
+        <w:tc>
+          <w:tcPr>
+            <w:tcW w:type="dxa" w:w="1218"/>
+            <w:shd w:fill="EAECEE"/>
+            <w:tcMar>
+              <w:top w:w="80" w:type="dxa"/>
+              <w:bottom w:w="80" w:type="dxa"/>
+              <w:left w:w="100" w:type="dxa"/>
+              <w:right w:w="100" w:type="dxa"/>
+            </w:tcMar>
+          </w:tcPr>
+          <w:p>
+            <w:pPr>
+              <w:jc w:val="center"/>
+            </w:pPr>
             <w:r>
               <w:rPr>
-                <w:rFonts w:ascii="Times New Roman" w:hAnsi="Times New Roman" w:cs="Times New Roman"/>
                 <w:b/>
-                <w:bCs/>
-                <w:sz w:val="20"/>
-                <w:szCs w:val="20"/>
+                <w:sz w:val="17"/>
               </w:rPr>
-              <w:t xml:space="preserve"> [h]</w:t>
+              <w:t>Measured f-3dB</w:t>
+            </w:r>
+          </w:p>
+        </w:tc>
+        <w:tc>
+          <w:tcPr>
+            <w:tcW w:type="dxa" w:w="1218"/>
+            <w:shd w:fill="EAECEE"/>
+            <w:tcMar>
+              <w:top w:w="80" w:type="dxa"/>
+              <w:bottom w:w="80" w:type="dxa"/>
+              <w:left w:w="100" w:type="dxa"/>
+              <w:right w:w="100" w:type="dxa"/>
+            </w:tcMar>
+          </w:tcPr>
+          <w:p>
+            <w:pPr>
+              <w:jc w:val="center"/>
+            </w:pPr>
+            <w:r>
+              <w:rPr>
+                <w:b/>
+                <w:sz w:val="17"/>
+              </w:rPr>
+              <w:t>Measured GBW</w:t>
+            </w:r>
+          </w:p>
+        </w:tc>
+        <w:tc>
+          <w:tcPr>
+            <w:tcW w:type="dxa" w:w="1218"/>
+            <w:shd w:fill="EAECEE"/>
+            <w:tcMar>
+              <w:top w:w="80" w:type="dxa"/>
+              <w:bottom w:w="80" w:type="dxa"/>
+              <w:left w:w="100" w:type="dxa"/>
+              <w:right w:w="100" w:type="dxa"/>
+            </w:tcMar>
+          </w:tcPr>
+          <w:p>
+            <w:pPr>
+              <w:jc w:val="center"/>
+            </w:pPr>
+            <w:r>
+              <w:rPr>
+                <w:b/>
+                <w:sz w:val="17"/>
+              </w:rPr>
+              <w:t>Key Anomaly / Parasitic Effect</w:t>
             </w:r>
           </w:p>
         </w:tc>
       </w:tr>
       <w:tr>
-        <w:trPr>
-          <w:jc w:val="center"/>
-        </w:trPr>
         <w:tc>
           <w:tcPr>
-            <w:tcW w:w="4673" w:type="dxa"/>
-            <w:vMerge/>
-            <w:vAlign w:val="center"/>
+            <w:tcW w:type="dxa" w:w="1218"/>
+            <w:shd w:fill="FFFFFF"/>
+            <w:tcMar>
+              <w:top w:w="60" w:type="dxa"/>
+              <w:bottom w:w="60" w:type="dxa"/>
+              <w:left w:w="100" w:type="dxa"/>
+              <w:right w:w="100" w:type="dxa"/>
+            </w:tcMar>
           </w:tcPr>
           <w:p>
             <w:pPr>
-              <w:keepNext/>
-              <w:keepLines/>
-              <w:spacing w:after="0"/>
-              <w:jc w:val="center"/>
-              <w:rPr>
-                <w:rFonts w:ascii="Times New Roman" w:hAnsi="Times New Roman" w:cs="Times New Roman"/>
-                <w:sz w:val="20"/>
-              </w:rPr>
-            </w:pPr>
-          </w:p>
-        </w:tc>
-        <w:tc>
-          <w:tcPr>
-            <w:tcW w:w="851" w:type="dxa"/>
-            <w:vMerge/>
-            <w:vAlign w:val="center"/>
-          </w:tcPr>
-          <w:p>
-            <w:pPr>
-              <w:keepNext/>
-              <w:keepLines/>
-              <w:spacing w:after="0"/>
-              <w:jc w:val="center"/>
-              <w:rPr>
-                <w:rFonts w:ascii="Times New Roman" w:hAnsi="Times New Roman" w:cs="Times New Roman"/>
-                <w:sz w:val="20"/>
-              </w:rPr>
-            </w:pPr>
-          </w:p>
-        </w:tc>
-        <w:tc>
-          <w:tcPr>
-            <w:tcW w:w="902" w:type="dxa"/>
-            <w:vMerge/>
-            <w:vAlign w:val="center"/>
-          </w:tcPr>
-          <w:p>
-            <w:pPr>
-              <w:keepNext/>
-              <w:keepLines/>
-              <w:spacing w:after="0"/>
-              <w:jc w:val="center"/>
-              <w:rPr>
-                <w:rFonts w:ascii="Times New Roman" w:hAnsi="Times New Roman" w:cs="Times New Roman"/>
-                <w:sz w:val="20"/>
-              </w:rPr>
-            </w:pPr>
-          </w:p>
-        </w:tc>
-        <w:tc>
-          <w:tcPr>
-            <w:tcW w:w="880" w:type="dxa"/>
-            <w:vMerge/>
-            <w:vAlign w:val="center"/>
-          </w:tcPr>
-          <w:p>
-            <w:pPr>
-              <w:keepNext/>
-              <w:keepLines/>
-              <w:spacing w:after="0"/>
-              <w:jc w:val="center"/>
-              <w:rPr>
-                <w:rFonts w:ascii="Times New Roman" w:hAnsi="Times New Roman" w:cs="Times New Roman"/>
-                <w:sz w:val="20"/>
-              </w:rPr>
-            </w:pPr>
-          </w:p>
-        </w:tc>
-        <w:tc>
-          <w:tcPr>
-            <w:tcW w:w="1341" w:type="dxa"/>
-            <w:vAlign w:val="center"/>
-          </w:tcPr>
-          <w:p>
-            <w:pPr>
-              <w:keepNext/>
-              <w:keepLines/>
-              <w:spacing w:after="0"/>
-              <w:jc w:val="center"/>
-              <w:rPr>
-                <w:rFonts w:ascii="Times New Roman" w:hAnsi="Times New Roman" w:cs="Times New Roman"/>
-                <w:sz w:val="20"/>
-              </w:rPr>
+              <w:jc w:val="left"/>
             </w:pPr>
             <w:r>
               <w:rPr>
-                <w:rFonts w:ascii="Times New Roman" w:hAnsi="Times New Roman" w:cs="Times New Roman"/>
-                <w:sz w:val="20"/>
+                <w:sz w:val="16"/>
               </w:rPr>
-              <w:t xml:space="preserve">Nissan </w:t>
-            </w:r>
-            <w:proofErr w:type="spellStart"/>
-            <w:r>
-              <w:rPr>
-                <w:rFonts w:ascii="Times New Roman" w:hAnsi="Times New Roman" w:cs="Times New Roman"/>
-                <w:sz w:val="20"/>
-              </w:rPr>
-              <w:t>L</w:t>
-            </w:r>
-            <w:r>
-              <w:rPr>
-                <w:rFonts w:ascii="Times New Roman" w:hAnsi="Times New Roman" w:cs="Times New Roman"/>
-                <w:sz w:val="20"/>
-              </w:rPr>
-              <w:t>eaf</w:t>
-            </w:r>
-            <w:proofErr w:type="spellEnd"/>
-            <w:r>
-              <w:rPr>
-                <w:rFonts w:ascii="Times New Roman" w:hAnsi="Times New Roman" w:cs="Times New Roman"/>
-                <w:sz w:val="20"/>
-              </w:rPr>
-              <w:t xml:space="preserve"> </w:t>
-            </w:r>
-            <w:r>
-              <w:rPr>
-                <w:rFonts w:ascii="Times New Roman" w:hAnsi="Times New Roman" w:cs="Times New Roman"/>
-                <w:sz w:val="20"/>
-              </w:rPr>
-              <w:br/>
-            </w:r>
-            <w:r>
-              <w:rPr>
-                <w:rFonts w:ascii="Times New Roman" w:hAnsi="Times New Roman" w:cs="Times New Roman"/>
-                <w:sz w:val="20"/>
-              </w:rPr>
-              <w:t>30</w:t>
-            </w:r>
-            <w:r>
-              <w:rPr>
-                <w:rFonts w:ascii="Times New Roman" w:hAnsi="Times New Roman" w:cs="Times New Roman"/>
-                <w:sz w:val="20"/>
-              </w:rPr>
-              <w:t> </w:t>
-            </w:r>
-            <w:r>
-              <w:rPr>
-                <w:rFonts w:ascii="Times New Roman" w:hAnsi="Times New Roman" w:cs="Times New Roman"/>
-                <w:sz w:val="20"/>
-              </w:rPr>
-              <w:t>kWh</w:t>
+              <w:t>Voltage Follower (Unity)</w:t>
             </w:r>
           </w:p>
         </w:tc>
         <w:tc>
           <w:tcPr>
-            <w:tcW w:w="1074" w:type="dxa"/>
-            <w:vAlign w:val="center"/>
+            <w:tcW w:type="dxa" w:w="1218"/>
+            <w:shd w:fill="FFFFFF"/>
+            <w:tcMar>
+              <w:top w:w="60" w:type="dxa"/>
+              <w:bottom w:w="60" w:type="dxa"/>
+              <w:left w:w="100" w:type="dxa"/>
+              <w:right w:w="100" w:type="dxa"/>
+            </w:tcMar>
           </w:tcPr>
           <w:p>
             <w:pPr>
-              <w:keepNext/>
-              <w:keepLines/>
-              <w:spacing w:after="0"/>
               <w:jc w:val="center"/>
-              <w:rPr>
-                <w:rFonts w:ascii="Times New Roman" w:hAnsi="Times New Roman" w:cs="Times New Roman"/>
-                <w:sz w:val="20"/>
-              </w:rPr>
             </w:pPr>
             <w:r>
               <w:rPr>
-                <w:rFonts w:ascii="Times New Roman" w:hAnsi="Times New Roman" w:cs="Times New Roman"/>
-                <w:sz w:val="20"/>
+                <w:sz w:val="16"/>
               </w:rPr>
-              <w:t>Tesla S</w:t>
+              <w:t>1 V/V (0 dB)</w:t>
             </w:r>
           </w:p>
+        </w:tc>
+        <w:tc>
+          <w:tcPr>
+            <w:tcW w:type="dxa" w:w="1218"/>
+            <w:shd w:fill="FFFFFF"/>
+            <w:tcMar>
+              <w:top w:w="60" w:type="dxa"/>
+              <w:bottom w:w="60" w:type="dxa"/>
+              <w:left w:w="100" w:type="dxa"/>
+              <w:right w:w="100" w:type="dxa"/>
+            </w:tcMar>
+          </w:tcPr>
           <w:p>
             <w:pPr>
-              <w:keepNext/>
-              <w:keepLines/>
-              <w:spacing w:after="0"/>
               <w:jc w:val="center"/>
-              <w:rPr>
-                <w:rFonts w:ascii="Times New Roman" w:hAnsi="Times New Roman" w:cs="Times New Roman"/>
-                <w:sz w:val="20"/>
-              </w:rPr>
             </w:pPr>
             <w:r>
               <w:rPr>
-                <w:rFonts w:ascii="Times New Roman" w:hAnsi="Times New Roman" w:cs="Times New Roman"/>
-                <w:sz w:val="20"/>
+                <w:sz w:val="16"/>
               </w:rPr>
-              <w:t>100</w:t>
+              <w:t>0.0 dB</w:t>
             </w:r>
+          </w:p>
+        </w:tc>
+        <w:tc>
+          <w:tcPr>
+            <w:tcW w:type="dxa" w:w="1218"/>
+            <w:shd w:fill="FFFFFF"/>
+            <w:tcMar>
+              <w:top w:w="60" w:type="dxa"/>
+              <w:bottom w:w="60" w:type="dxa"/>
+              <w:left w:w="100" w:type="dxa"/>
+              <w:right w:w="100" w:type="dxa"/>
+            </w:tcMar>
+          </w:tcPr>
+          <w:p>
+            <w:pPr>
+              <w:jc w:val="center"/>
+            </w:pPr>
             <w:r>
               <w:rPr>
-                <w:rFonts w:ascii="Times New Roman" w:hAnsi="Times New Roman" w:cs="Times New Roman"/>
-                <w:sz w:val="20"/>
+                <w:sz w:val="16"/>
               </w:rPr>
-              <w:t> </w:t>
+              <w:t>0.0 dB</w:t>
             </w:r>
+          </w:p>
+        </w:tc>
+        <w:tc>
+          <w:tcPr>
+            <w:tcW w:type="dxa" w:w="1218"/>
+            <w:shd w:fill="FFFFFF"/>
+            <w:tcMar>
+              <w:top w:w="60" w:type="dxa"/>
+              <w:bottom w:w="60" w:type="dxa"/>
+              <w:left w:w="100" w:type="dxa"/>
+              <w:right w:w="100" w:type="dxa"/>
+            </w:tcMar>
+          </w:tcPr>
+          <w:p>
+            <w:pPr>
+              <w:jc w:val="center"/>
+            </w:pPr>
             <w:r>
               <w:rPr>
-                <w:rFonts w:ascii="Times New Roman" w:hAnsi="Times New Roman" w:cs="Times New Roman"/>
-                <w:sz w:val="20"/>
+                <w:sz w:val="16"/>
               </w:rPr>
-              <w:t>kWh</w:t>
+              <w:t>1.25 MHz</w:t>
+            </w:r>
+          </w:p>
+        </w:tc>
+        <w:tc>
+          <w:tcPr>
+            <w:tcW w:type="dxa" w:w="1218"/>
+            <w:shd w:fill="FFFFFF"/>
+            <w:tcMar>
+              <w:top w:w="60" w:type="dxa"/>
+              <w:bottom w:w="60" w:type="dxa"/>
+              <w:left w:w="100" w:type="dxa"/>
+              <w:right w:w="100" w:type="dxa"/>
+            </w:tcMar>
+          </w:tcPr>
+          <w:p>
+            <w:pPr>
+              <w:jc w:val="center"/>
+            </w:pPr>
+            <w:r>
+              <w:rPr>
+                <w:sz w:val="16"/>
+              </w:rPr>
+              <w:t>70.0 kHz</w:t>
+            </w:r>
+          </w:p>
+        </w:tc>
+        <w:tc>
+          <w:tcPr>
+            <w:tcW w:type="dxa" w:w="1218"/>
+            <w:shd w:fill="FFFFFF"/>
+            <w:tcMar>
+              <w:top w:w="60" w:type="dxa"/>
+              <w:bottom w:w="60" w:type="dxa"/>
+              <w:left w:w="100" w:type="dxa"/>
+              <w:right w:w="100" w:type="dxa"/>
+            </w:tcMar>
+          </w:tcPr>
+          <w:p>
+            <w:pPr>
+              <w:jc w:val="center"/>
+            </w:pPr>
+            <w:r>
+              <w:rPr>
+                <w:sz w:val="16"/>
+              </w:rPr>
+              <w:t>—</w:t>
+            </w:r>
+          </w:p>
+        </w:tc>
+        <w:tc>
+          <w:tcPr>
+            <w:tcW w:type="dxa" w:w="1218"/>
+            <w:shd w:fill="FFFFFF"/>
+            <w:tcMar>
+              <w:top w:w="60" w:type="dxa"/>
+              <w:bottom w:w="60" w:type="dxa"/>
+              <w:left w:w="100" w:type="dxa"/>
+              <w:right w:w="100" w:type="dxa"/>
+            </w:tcMar>
+          </w:tcPr>
+          <w:p>
+            <w:pPr>
+              <w:jc w:val="left"/>
+            </w:pPr>
+            <w:r>
+              <w:rPr>
+                <w:sz w:val="16"/>
+              </w:rPr>
+              <w:t>Probe &amp; board capacitance shifts dominant pole</w:t>
             </w:r>
           </w:p>
         </w:tc>
       </w:tr>
       <w:tr>
-        <w:trPr>
-          <w:jc w:val="center"/>
-        </w:trPr>
         <w:tc>
           <w:tcPr>
-            <w:tcW w:w="4673" w:type="dxa"/>
-            <w:vAlign w:val="center"/>
+            <w:tcW w:type="dxa" w:w="1218"/>
+            <w:shd w:fill="F9F9F9"/>
+            <w:tcMar>
+              <w:top w:w="60" w:type="dxa"/>
+              <w:bottom w:w="60" w:type="dxa"/>
+              <w:left w:w="100" w:type="dxa"/>
+              <w:right w:w="100" w:type="dxa"/>
+            </w:tcMar>
           </w:tcPr>
           <w:p>
             <w:pPr>
-              <w:keepNext/>
-              <w:keepLines/>
-              <w:spacing w:after="0"/>
               <w:jc w:val="left"/>
-              <w:rPr>
-                <w:rFonts w:ascii="Times New Roman" w:hAnsi="Times New Roman" w:cs="Times New Roman"/>
-                <w:sz w:val="20"/>
-                <w:szCs w:val="20"/>
-                <w:lang w:val="en-US"/>
-              </w:rPr>
             </w:pPr>
             <w:r>
               <w:rPr>
-                <w:rFonts w:ascii="Times New Roman" w:hAnsi="Times New Roman" w:cs="Times New Roman"/>
-                <w:sz w:val="20"/>
-                <w:szCs w:val="20"/>
-                <w:lang w:val="en-US"/>
+                <w:sz w:val="16"/>
               </w:rPr>
-              <w:t>Temporary charging from a wall ou</w:t>
-            </w:r>
-            <w:r>
-              <w:rPr>
-                <w:rFonts w:ascii="Times New Roman" w:hAnsi="Times New Roman" w:cs="Times New Roman"/>
-                <w:sz w:val="20"/>
-                <w:szCs w:val="20"/>
-                <w:lang w:val="en-US"/>
-              </w:rPr>
-              <w:t>tlet</w:t>
+              <w:t>Inverting Unity Gain</w:t>
             </w:r>
           </w:p>
         </w:tc>
         <w:tc>
           <w:tcPr>
-            <w:tcW w:w="851" w:type="dxa"/>
-            <w:vAlign w:val="center"/>
+            <w:tcW w:type="dxa" w:w="1218"/>
+            <w:shd w:fill="F9F9F9"/>
+            <w:tcMar>
+              <w:top w:w="60" w:type="dxa"/>
+              <w:bottom w:w="60" w:type="dxa"/>
+              <w:left w:w="100" w:type="dxa"/>
+              <w:right w:w="100" w:type="dxa"/>
+            </w:tcMar>
           </w:tcPr>
           <w:p>
             <w:pPr>
-              <w:keepNext/>
-              <w:keepLines/>
-              <w:spacing w:after="0"/>
               <w:jc w:val="center"/>
-              <w:rPr>
-                <w:rFonts w:ascii="Times New Roman" w:hAnsi="Times New Roman" w:cs="Times New Roman"/>
-                <w:sz w:val="20"/>
-                <w:szCs w:val="20"/>
-              </w:rPr>
             </w:pPr>
             <w:r>
               <w:rPr>
-                <w:rFonts w:ascii="Times New Roman" w:hAnsi="Times New Roman" w:cs="Times New Roman"/>
-                <w:sz w:val="20"/>
-                <w:szCs w:val="20"/>
+                <w:sz w:val="16"/>
               </w:rPr>
-              <w:t>230</w:t>
+              <w:t>-1 V/V (0 dB)</w:t>
             </w:r>
           </w:p>
         </w:tc>
         <w:tc>
           <w:tcPr>
-            <w:tcW w:w="902" w:type="dxa"/>
-            <w:vAlign w:val="center"/>
+            <w:tcW w:type="dxa" w:w="1218"/>
+            <w:shd w:fill="F9F9F9"/>
+            <w:tcMar>
+              <w:top w:w="60" w:type="dxa"/>
+              <w:bottom w:w="60" w:type="dxa"/>
+              <w:left w:w="100" w:type="dxa"/>
+              <w:right w:w="100" w:type="dxa"/>
+            </w:tcMar>
           </w:tcPr>
           <w:p>
             <w:pPr>
-              <w:keepNext/>
-              <w:keepLines/>
-              <w:spacing w:after="0"/>
               <w:jc w:val="center"/>
-              <w:rPr>
-                <w:rFonts w:ascii="Times New Roman" w:hAnsi="Times New Roman" w:cs="Times New Roman"/>
-                <w:sz w:val="20"/>
-                <w:szCs w:val="20"/>
-              </w:rPr>
             </w:pPr>
             <w:r>
               <w:rPr>
-                <w:rFonts w:ascii="Times New Roman" w:hAnsi="Times New Roman" w:cs="Times New Roman"/>
-                <w:sz w:val="20"/>
-                <w:szCs w:val="20"/>
+                <w:sz w:val="16"/>
               </w:rPr>
-              <w:t>10</w:t>
+              <w:t>0.0 dB</w:t>
             </w:r>
           </w:p>
         </w:tc>
         <w:tc>
           <w:tcPr>
-            <w:tcW w:w="880" w:type="dxa"/>
-            <w:vAlign w:val="center"/>
+            <w:tcW w:type="dxa" w:w="1218"/>
+            <w:shd w:fill="F9F9F9"/>
+            <w:tcMar>
+              <w:top w:w="60" w:type="dxa"/>
+              <w:bottom w:w="60" w:type="dxa"/>
+              <w:left w:w="100" w:type="dxa"/>
+              <w:right w:w="100" w:type="dxa"/>
+            </w:tcMar>
           </w:tcPr>
           <w:p>
             <w:pPr>
-              <w:keepNext/>
-              <w:keepLines/>
-              <w:spacing w:after="0"/>
               <w:jc w:val="center"/>
-              <w:rPr>
-                <w:rFonts w:ascii="Times New Roman" w:hAnsi="Times New Roman" w:cs="Times New Roman"/>
-                <w:sz w:val="20"/>
-                <w:szCs w:val="20"/>
-              </w:rPr>
             </w:pPr>
             <w:r>
               <w:rPr>
-                <w:rFonts w:ascii="Times New Roman" w:hAnsi="Times New Roman" w:cs="Times New Roman"/>
-                <w:sz w:val="20"/>
-                <w:szCs w:val="20"/>
+                <w:sz w:val="16"/>
               </w:rPr>
-              <w:t>2</w:t>
-            </w:r>
-            <w:r>
-              <w:rPr>
-                <w:rFonts w:ascii="Times New Roman" w:hAnsi="Times New Roman" w:cs="Times New Roman"/>
-                <w:sz w:val="20"/>
-                <w:szCs w:val="20"/>
-              </w:rPr>
-              <w:t>.</w:t>
-            </w:r>
-            <w:r>
-              <w:rPr>
-                <w:rFonts w:ascii="Times New Roman" w:hAnsi="Times New Roman" w:cs="Times New Roman"/>
-                <w:sz w:val="20"/>
-                <w:szCs w:val="20"/>
-              </w:rPr>
-              <w:t>3</w:t>
+              <w:t>0.0 dB</w:t>
             </w:r>
           </w:p>
         </w:tc>
         <w:tc>
           <w:tcPr>
-            <w:tcW w:w="1341" w:type="dxa"/>
-            <w:vAlign w:val="center"/>
+            <w:tcW w:type="dxa" w:w="1218"/>
+            <w:shd w:fill="F9F9F9"/>
+            <w:tcMar>
+              <w:top w:w="60" w:type="dxa"/>
+              <w:bottom w:w="60" w:type="dxa"/>
+              <w:left w:w="100" w:type="dxa"/>
+              <w:right w:w="100" w:type="dxa"/>
+            </w:tcMar>
           </w:tcPr>
           <w:p>
             <w:pPr>
-              <w:keepNext/>
-              <w:keepLines/>
-              <w:spacing w:after="0"/>
               <w:jc w:val="center"/>
-              <w:rPr>
-                <w:rFonts w:ascii="Times New Roman" w:hAnsi="Times New Roman" w:cs="Times New Roman"/>
-                <w:sz w:val="20"/>
-                <w:szCs w:val="20"/>
-              </w:rPr>
             </w:pPr>
             <w:r>
               <w:rPr>
-                <w:rFonts w:ascii="Times New Roman" w:hAnsi="Times New Roman" w:cs="Times New Roman"/>
-                <w:sz w:val="20"/>
-                <w:szCs w:val="20"/>
+                <w:sz w:val="16"/>
               </w:rPr>
-              <w:t>13</w:t>
+              <w:t>580 kHz</w:t>
             </w:r>
           </w:p>
         </w:tc>
         <w:tc>
           <w:tcPr>
-            <w:tcW w:w="1074" w:type="dxa"/>
-            <w:vAlign w:val="center"/>
+            <w:tcW w:type="dxa" w:w="1218"/>
+            <w:shd w:fill="F9F9F9"/>
+            <w:tcMar>
+              <w:top w:w="60" w:type="dxa"/>
+              <w:bottom w:w="60" w:type="dxa"/>
+              <w:left w:w="100" w:type="dxa"/>
+              <w:right w:w="100" w:type="dxa"/>
+            </w:tcMar>
           </w:tcPr>
           <w:p>
             <w:pPr>
-              <w:keepNext/>
-              <w:keepLines/>
-              <w:spacing w:after="0"/>
               <w:jc w:val="center"/>
-              <w:rPr>
-                <w:rFonts w:ascii="Times New Roman" w:hAnsi="Times New Roman" w:cs="Times New Roman"/>
-                <w:sz w:val="20"/>
-                <w:szCs w:val="20"/>
-              </w:rPr>
             </w:pPr>
             <w:r>
               <w:rPr>
-                <w:rFonts w:ascii="Times New Roman" w:hAnsi="Times New Roman" w:cs="Times New Roman"/>
-                <w:sz w:val="20"/>
-                <w:szCs w:val="20"/>
+                <w:sz w:val="16"/>
               </w:rPr>
-              <w:t>43</w:t>
+              <w:t>33.0 kHz</w:t>
+            </w:r>
+          </w:p>
+        </w:tc>
+        <w:tc>
+          <w:tcPr>
+            <w:tcW w:type="dxa" w:w="1218"/>
+            <w:shd w:fill="F9F9F9"/>
+            <w:tcMar>
+              <w:top w:w="60" w:type="dxa"/>
+              <w:bottom w:w="60" w:type="dxa"/>
+              <w:left w:w="100" w:type="dxa"/>
+              <w:right w:w="100" w:type="dxa"/>
+            </w:tcMar>
+          </w:tcPr>
+          <w:p>
+            <w:pPr>
+              <w:jc w:val="center"/>
+            </w:pPr>
+            <w:r>
+              <w:rPr>
+                <w:sz w:val="16"/>
+              </w:rPr>
+              <w:t>—</w:t>
+            </w:r>
+          </w:p>
+        </w:tc>
+        <w:tc>
+          <w:tcPr>
+            <w:tcW w:type="dxa" w:w="1218"/>
+            <w:shd w:fill="F9F9F9"/>
+            <w:tcMar>
+              <w:top w:w="60" w:type="dxa"/>
+              <w:bottom w:w="60" w:type="dxa"/>
+              <w:left w:w="100" w:type="dxa"/>
+              <w:right w:w="100" w:type="dxa"/>
+            </w:tcMar>
+          </w:tcPr>
+          <w:p>
+            <w:pPr>
+              <w:jc w:val="left"/>
+            </w:pPr>
+            <w:r>
+              <w:rPr>
+                <w:sz w:val="16"/>
+              </w:rPr>
+              <w:t>Noise gain = 2; high-frequency parasitic peak at 13 MHz</w:t>
             </w:r>
           </w:p>
         </w:tc>
       </w:tr>
       <w:tr>
-        <w:trPr>
-          <w:jc w:val="center"/>
-        </w:trPr>
         <w:tc>
           <w:tcPr>
-            <w:tcW w:w="4673" w:type="dxa"/>
-            <w:vAlign w:val="center"/>
+            <w:tcW w:type="dxa" w:w="1218"/>
+            <w:shd w:fill="FFFFFF"/>
+            <w:tcMar>
+              <w:top w:w="60" w:type="dxa"/>
+              <w:bottom w:w="60" w:type="dxa"/>
+              <w:left w:w="100" w:type="dxa"/>
+              <w:right w:w="100" w:type="dxa"/>
+            </w:tcMar>
           </w:tcPr>
           <w:p>
             <w:pPr>
-              <w:keepNext/>
-              <w:keepLines/>
-              <w:spacing w:after="0"/>
               <w:jc w:val="left"/>
-              <w:rPr>
-                <w:rFonts w:ascii="Times New Roman" w:hAnsi="Times New Roman" w:cs="Times New Roman"/>
-                <w:sz w:val="20"/>
-                <w:szCs w:val="20"/>
-                <w:lang w:val="en-US"/>
-              </w:rPr>
             </w:pPr>
             <w:r>
               <w:rPr>
-                <w:rFonts w:ascii="Times New Roman" w:hAnsi="Times New Roman" w:cs="Times New Roman"/>
-                <w:sz w:val="20"/>
-                <w:szCs w:val="20"/>
-                <w:lang w:val="en-US"/>
+                <w:sz w:val="16"/>
               </w:rPr>
-              <w:t>Slow home charging from a home charging station</w:t>
+              <w:t>Non-Inverting Av = 100</w:t>
             </w:r>
           </w:p>
         </w:tc>
         <w:tc>
           <w:tcPr>
-            <w:tcW w:w="851" w:type="dxa"/>
-            <w:vAlign w:val="center"/>
+            <w:tcW w:type="dxa" w:w="1218"/>
+            <w:shd w:fill="FFFFFF"/>
+            <w:tcMar>
+              <w:top w:w="60" w:type="dxa"/>
+              <w:bottom w:w="60" w:type="dxa"/>
+              <w:left w:w="100" w:type="dxa"/>
+              <w:right w:w="100" w:type="dxa"/>
+            </w:tcMar>
           </w:tcPr>
           <w:p>
             <w:pPr>
-              <w:keepNext/>
-              <w:keepLines/>
-              <w:spacing w:after="0"/>
               <w:jc w:val="center"/>
-              <w:rPr>
-                <w:rFonts w:ascii="Times New Roman" w:hAnsi="Times New Roman" w:cs="Times New Roman"/>
-                <w:sz w:val="20"/>
-                <w:szCs w:val="20"/>
-              </w:rPr>
             </w:pPr>
             <w:r>
               <w:rPr>
-                <w:rFonts w:ascii="Times New Roman" w:hAnsi="Times New Roman" w:cs="Times New Roman"/>
-                <w:sz w:val="20"/>
-                <w:szCs w:val="20"/>
+                <w:sz w:val="16"/>
               </w:rPr>
-              <w:t>230</w:t>
+              <w:t>101 V/V (+40.1 dB)</w:t>
             </w:r>
           </w:p>
         </w:tc>
         <w:tc>
           <w:tcPr>
-            <w:tcW w:w="902" w:type="dxa"/>
-            <w:vAlign w:val="center"/>
+            <w:tcW w:type="dxa" w:w="1218"/>
+            <w:shd w:fill="FFFFFF"/>
+            <w:tcMar>
+              <w:top w:w="60" w:type="dxa"/>
+              <w:bottom w:w="60" w:type="dxa"/>
+              <w:left w:w="100" w:type="dxa"/>
+              <w:right w:w="100" w:type="dxa"/>
+            </w:tcMar>
           </w:tcPr>
           <w:p>
             <w:pPr>
-              <w:keepNext/>
-              <w:keepLines/>
-              <w:spacing w:after="0"/>
               <w:jc w:val="center"/>
-              <w:rPr>
-                <w:rFonts w:ascii="Times New Roman" w:hAnsi="Times New Roman" w:cs="Times New Roman"/>
-                <w:sz w:val="20"/>
-                <w:szCs w:val="20"/>
-              </w:rPr>
             </w:pPr>
             <w:r>
               <w:rPr>
-                <w:rFonts w:ascii="Times New Roman" w:hAnsi="Times New Roman" w:cs="Times New Roman"/>
-                <w:sz w:val="20"/>
-                <w:szCs w:val="20"/>
+                <w:sz w:val="16"/>
               </w:rPr>
-              <w:t>16</w:t>
+              <w:t>+40.08 dB</w:t>
             </w:r>
           </w:p>
         </w:tc>
         <w:tc>
           <w:tcPr>
-            <w:tcW w:w="880" w:type="dxa"/>
-            <w:vAlign w:val="center"/>
+            <w:tcW w:type="dxa" w:w="1218"/>
+            <w:shd w:fill="FFFFFF"/>
+            <w:tcMar>
+              <w:top w:w="60" w:type="dxa"/>
+              <w:bottom w:w="60" w:type="dxa"/>
+              <w:left w:w="100" w:type="dxa"/>
+              <w:right w:w="100" w:type="dxa"/>
+            </w:tcMar>
           </w:tcPr>
           <w:p>
             <w:pPr>
-              <w:keepNext/>
-              <w:keepLines/>
-              <w:spacing w:after="0"/>
               <w:jc w:val="center"/>
-              <w:rPr>
-                <w:rFonts w:ascii="Times New Roman" w:hAnsi="Times New Roman" w:cs="Times New Roman"/>
-                <w:sz w:val="20"/>
-                <w:szCs w:val="20"/>
-              </w:rPr>
             </w:pPr>
             <w:r>
               <w:rPr>
-                <w:rFonts w:ascii="Times New Roman" w:hAnsi="Times New Roman" w:cs="Times New Roman"/>
-                <w:sz w:val="20"/>
-                <w:szCs w:val="20"/>
+                <w:sz w:val="16"/>
               </w:rPr>
-              <w:t>3</w:t>
-            </w:r>
-            <w:r>
-              <w:rPr>
-                <w:rFonts w:ascii="Times New Roman" w:hAnsi="Times New Roman" w:cs="Times New Roman"/>
-                <w:sz w:val="20"/>
-                <w:szCs w:val="20"/>
-              </w:rPr>
-              <w:t>.</w:t>
-            </w:r>
-            <w:r>
-              <w:rPr>
-                <w:rFonts w:ascii="Times New Roman" w:hAnsi="Times New Roman" w:cs="Times New Roman"/>
-                <w:sz w:val="20"/>
-                <w:szCs w:val="20"/>
-              </w:rPr>
-              <w:t>7</w:t>
+              <w:t>+40.1 dB</w:t>
             </w:r>
           </w:p>
         </w:tc>
         <w:tc>
           <w:tcPr>
-            <w:tcW w:w="1341" w:type="dxa"/>
-            <w:vAlign w:val="center"/>
+            <w:tcW w:type="dxa" w:w="1218"/>
+            <w:shd w:fill="FFFFFF"/>
+            <w:tcMar>
+              <w:top w:w="60" w:type="dxa"/>
+              <w:bottom w:w="60" w:type="dxa"/>
+              <w:left w:w="100" w:type="dxa"/>
+              <w:right w:w="100" w:type="dxa"/>
+            </w:tcMar>
           </w:tcPr>
           <w:p>
             <w:pPr>
-              <w:keepNext/>
-              <w:keepLines/>
-              <w:spacing w:after="0"/>
               <w:jc w:val="center"/>
-              <w:rPr>
-                <w:rFonts w:ascii="Times New Roman" w:hAnsi="Times New Roman" w:cs="Times New Roman"/>
-                <w:sz w:val="20"/>
-                <w:szCs w:val="20"/>
-              </w:rPr>
             </w:pPr>
             <w:r>
               <w:rPr>
-                <w:rFonts w:ascii="Times New Roman" w:hAnsi="Times New Roman" w:cs="Times New Roman"/>
-                <w:sz w:val="20"/>
-                <w:szCs w:val="20"/>
+                <w:sz w:val="16"/>
               </w:rPr>
-              <w:t>8</w:t>
+              <w:t>10.0 kHz</w:t>
             </w:r>
           </w:p>
         </w:tc>
         <w:tc>
           <w:tcPr>
-            <w:tcW w:w="1074" w:type="dxa"/>
-            <w:vAlign w:val="center"/>
+            <w:tcW w:type="dxa" w:w="1218"/>
+            <w:shd w:fill="FFFFFF"/>
+            <w:tcMar>
+              <w:top w:w="60" w:type="dxa"/>
+              <w:bottom w:w="60" w:type="dxa"/>
+              <w:left w:w="100" w:type="dxa"/>
+              <w:right w:w="100" w:type="dxa"/>
+            </w:tcMar>
           </w:tcPr>
           <w:p>
             <w:pPr>
-              <w:keepNext/>
-              <w:keepLines/>
-              <w:spacing w:after="0"/>
               <w:jc w:val="center"/>
-              <w:rPr>
-                <w:rFonts w:ascii="Times New Roman" w:hAnsi="Times New Roman" w:cs="Times New Roman"/>
-                <w:sz w:val="20"/>
-                <w:szCs w:val="20"/>
-              </w:rPr>
             </w:pPr>
             <w:r>
               <w:rPr>
-                <w:rFonts w:ascii="Times New Roman" w:hAnsi="Times New Roman" w:cs="Times New Roman"/>
-                <w:sz w:val="20"/>
-                <w:szCs w:val="20"/>
+                <w:sz w:val="16"/>
               </w:rPr>
-              <w:t>27</w:t>
+              <w:t>8.8 kHz</w:t>
+            </w:r>
+          </w:p>
+        </w:tc>
+        <w:tc>
+          <w:tcPr>
+            <w:tcW w:type="dxa" w:w="1218"/>
+            <w:shd w:fill="FFFFFF"/>
+            <w:tcMar>
+              <w:top w:w="60" w:type="dxa"/>
+              <w:bottom w:w="60" w:type="dxa"/>
+              <w:left w:w="100" w:type="dxa"/>
+              <w:right w:w="100" w:type="dxa"/>
+            </w:tcMar>
+          </w:tcPr>
+          <w:p>
+            <w:pPr>
+              <w:jc w:val="center"/>
+            </w:pPr>
+            <w:r>
+              <w:rPr>
+                <w:sz w:val="16"/>
+              </w:rPr>
+              <w:t>889 kHz</w:t>
+            </w:r>
+          </w:p>
+        </w:tc>
+        <w:tc>
+          <w:tcPr>
+            <w:tcW w:type="dxa" w:w="1218"/>
+            <w:shd w:fill="FFFFFF"/>
+            <w:tcMar>
+              <w:top w:w="60" w:type="dxa"/>
+              <w:bottom w:w="60" w:type="dxa"/>
+              <w:left w:w="100" w:type="dxa"/>
+              <w:right w:w="100" w:type="dxa"/>
+            </w:tcMar>
+          </w:tcPr>
+          <w:p>
+            <w:pPr>
+              <w:jc w:val="left"/>
+            </w:pPr>
+            <w:r>
+              <w:rPr>
+                <w:sz w:val="16"/>
+              </w:rPr>
+              <w:t>Textbook -20 dB/dec roll-off; noise floor at -24 dB</w:t>
             </w:r>
           </w:p>
         </w:tc>
       </w:tr>
       <w:tr>
-        <w:trPr>
-          <w:jc w:val="center"/>
-        </w:trPr>
         <w:tc>
           <w:tcPr>
-            <w:tcW w:w="4673" w:type="dxa"/>
-            <w:vAlign w:val="center"/>
+            <w:tcW w:type="dxa" w:w="1218"/>
+            <w:shd w:fill="F9F9F9"/>
+            <w:tcMar>
+              <w:top w:w="60" w:type="dxa"/>
+              <w:bottom w:w="60" w:type="dxa"/>
+              <w:left w:w="100" w:type="dxa"/>
+              <w:right w:w="100" w:type="dxa"/>
+            </w:tcMar>
           </w:tcPr>
           <w:p>
             <w:pPr>
-              <w:keepNext/>
-              <w:keepLines/>
-              <w:spacing w:after="0"/>
               <w:jc w:val="left"/>
-              <w:rPr>
-                <w:rFonts w:ascii="Times New Roman" w:hAnsi="Times New Roman" w:cs="Times New Roman"/>
-                <w:sz w:val="20"/>
-                <w:szCs w:val="20"/>
-                <w:lang w:val="en-US"/>
-              </w:rPr>
             </w:pPr>
             <w:r>
               <w:rPr>
-                <w:rFonts w:ascii="Times New Roman" w:hAnsi="Times New Roman" w:cs="Times New Roman"/>
-                <w:sz w:val="20"/>
-                <w:szCs w:val="20"/>
-                <w:lang w:val="en-US"/>
+                <w:sz w:val="16"/>
               </w:rPr>
-              <w:t>Medium speed charging from a</w:t>
-            </w:r>
-            <w:r>
-              <w:rPr>
-                <w:rFonts w:ascii="Times New Roman" w:hAnsi="Times New Roman" w:cs="Times New Roman"/>
-                <w:sz w:val="20"/>
-                <w:szCs w:val="20"/>
-                <w:lang w:val="en-US"/>
-              </w:rPr>
-              <w:t xml:space="preserve"> home charging station</w:t>
+              <w:t>Inverting Av = 100</w:t>
             </w:r>
           </w:p>
         </w:tc>
         <w:tc>
           <w:tcPr>
-            <w:tcW w:w="851" w:type="dxa"/>
-            <w:vAlign w:val="center"/>
+            <w:tcW w:type="dxa" w:w="1218"/>
+            <w:shd w:fill="F9F9F9"/>
+            <w:tcMar>
+              <w:top w:w="60" w:type="dxa"/>
+              <w:bottom w:w="60" w:type="dxa"/>
+              <w:left w:w="100" w:type="dxa"/>
+              <w:right w:w="100" w:type="dxa"/>
+            </w:tcMar>
           </w:tcPr>
           <w:p>
             <w:pPr>
-              <w:keepNext/>
-              <w:keepLines/>
-              <w:spacing w:after="0"/>
               <w:jc w:val="center"/>
-              <w:rPr>
-                <w:rFonts w:ascii="Times New Roman" w:hAnsi="Times New Roman" w:cs="Times New Roman"/>
-                <w:sz w:val="20"/>
-                <w:szCs w:val="20"/>
-              </w:rPr>
             </w:pPr>
             <w:r>
               <w:rPr>
-                <w:rFonts w:ascii="Times New Roman" w:hAnsi="Times New Roman" w:cs="Times New Roman"/>
-                <w:sz w:val="20"/>
-                <w:szCs w:val="20"/>
+                <w:sz w:val="16"/>
               </w:rPr>
-              <w:t>230</w:t>
+              <w:t>-100 V/V (+40.0 dB)</w:t>
             </w:r>
           </w:p>
         </w:tc>
         <w:tc>
           <w:tcPr>
-            <w:tcW w:w="902" w:type="dxa"/>
-            <w:vAlign w:val="center"/>
+            <w:tcW w:type="dxa" w:w="1218"/>
+            <w:shd w:fill="F9F9F9"/>
+            <w:tcMar>
+              <w:top w:w="60" w:type="dxa"/>
+              <w:bottom w:w="60" w:type="dxa"/>
+              <w:left w:w="100" w:type="dxa"/>
+              <w:right w:w="100" w:type="dxa"/>
+            </w:tcMar>
           </w:tcPr>
           <w:p>
             <w:pPr>
-              <w:keepNext/>
-              <w:keepLines/>
-              <w:spacing w:after="0"/>
               <w:jc w:val="center"/>
-              <w:rPr>
-                <w:rFonts w:ascii="Times New Roman" w:hAnsi="Times New Roman" w:cs="Times New Roman"/>
-                <w:sz w:val="20"/>
-                <w:szCs w:val="20"/>
-              </w:rPr>
             </w:pPr>
             <w:r>
               <w:rPr>
-                <w:rFonts w:ascii="Times New Roman" w:hAnsi="Times New Roman" w:cs="Times New Roman"/>
-                <w:sz w:val="20"/>
-                <w:szCs w:val="20"/>
+                <w:sz w:val="16"/>
               </w:rPr>
-              <w:t>32</w:t>
+              <w:t>+40.0 dB</w:t>
             </w:r>
           </w:p>
         </w:tc>
         <w:tc>
           <w:tcPr>
-            <w:tcW w:w="880" w:type="dxa"/>
-            <w:vAlign w:val="center"/>
+            <w:tcW w:type="dxa" w:w="1218"/>
+            <w:shd w:fill="F9F9F9"/>
+            <w:tcMar>
+              <w:top w:w="60" w:type="dxa"/>
+              <w:bottom w:w="60" w:type="dxa"/>
+              <w:left w:w="100" w:type="dxa"/>
+              <w:right w:w="100" w:type="dxa"/>
+            </w:tcMar>
           </w:tcPr>
           <w:p>
             <w:pPr>
-              <w:keepNext/>
-              <w:keepLines/>
-              <w:spacing w:after="0"/>
               <w:jc w:val="center"/>
-              <w:rPr>
-                <w:rFonts w:ascii="Times New Roman" w:hAnsi="Times New Roman" w:cs="Times New Roman"/>
-                <w:sz w:val="20"/>
-                <w:szCs w:val="20"/>
-              </w:rPr>
             </w:pPr>
             <w:r>
               <w:rPr>
-                <w:rFonts w:ascii="Times New Roman" w:hAnsi="Times New Roman" w:cs="Times New Roman"/>
-                <w:sz w:val="20"/>
-                <w:szCs w:val="20"/>
+                <w:sz w:val="16"/>
               </w:rPr>
-              <w:t>7</w:t>
-            </w:r>
-            <w:r>
-              <w:rPr>
-                <w:rFonts w:ascii="Times New Roman" w:hAnsi="Times New Roman" w:cs="Times New Roman"/>
-                <w:sz w:val="20"/>
-                <w:szCs w:val="20"/>
-              </w:rPr>
-              <w:t>.</w:t>
-            </w:r>
-            <w:r>
-              <w:rPr>
-                <w:rFonts w:ascii="Times New Roman" w:hAnsi="Times New Roman" w:cs="Times New Roman"/>
-                <w:sz w:val="20"/>
-                <w:szCs w:val="20"/>
-              </w:rPr>
-              <w:t>4</w:t>
+              <w:t>+40.0 dB</w:t>
             </w:r>
           </w:p>
         </w:tc>
         <w:tc>
           <w:tcPr>
-            <w:tcW w:w="1341" w:type="dxa"/>
-            <w:vAlign w:val="center"/>
+            <w:tcW w:type="dxa" w:w="1218"/>
+            <w:shd w:fill="F9F9F9"/>
+            <w:tcMar>
+              <w:top w:w="60" w:type="dxa"/>
+              <w:bottom w:w="60" w:type="dxa"/>
+              <w:left w:w="100" w:type="dxa"/>
+              <w:right w:w="100" w:type="dxa"/>
+            </w:tcMar>
           </w:tcPr>
           <w:p>
             <w:pPr>
-              <w:keepNext/>
-              <w:keepLines/>
-              <w:spacing w:after="0"/>
               <w:jc w:val="center"/>
-              <w:rPr>
-                <w:rFonts w:ascii="Times New Roman" w:hAnsi="Times New Roman" w:cs="Times New Roman"/>
-                <w:sz w:val="20"/>
-                <w:szCs w:val="20"/>
-              </w:rPr>
             </w:pPr>
             <w:r>
               <w:rPr>
-                <w:rFonts w:ascii="Times New Roman" w:hAnsi="Times New Roman" w:cs="Times New Roman"/>
-                <w:sz w:val="20"/>
-                <w:szCs w:val="20"/>
+                <w:sz w:val="16"/>
               </w:rPr>
-              <w:t>4</w:t>
+              <w:t>9.9 kHz</w:t>
             </w:r>
           </w:p>
         </w:tc>
         <w:tc>
           <w:tcPr>
-            <w:tcW w:w="1074" w:type="dxa"/>
-            <w:vAlign w:val="center"/>
+            <w:tcW w:type="dxa" w:w="1218"/>
+            <w:shd w:fill="F9F9F9"/>
+            <w:tcMar>
+              <w:top w:w="60" w:type="dxa"/>
+              <w:bottom w:w="60" w:type="dxa"/>
+              <w:left w:w="100" w:type="dxa"/>
+              <w:right w:w="100" w:type="dxa"/>
+            </w:tcMar>
           </w:tcPr>
           <w:p>
             <w:pPr>
-              <w:keepNext/>
-              <w:keepLines/>
-              <w:spacing w:after="0"/>
               <w:jc w:val="center"/>
-              <w:rPr>
-                <w:rFonts w:ascii="Times New Roman" w:hAnsi="Times New Roman" w:cs="Times New Roman"/>
-                <w:sz w:val="20"/>
-                <w:szCs w:val="20"/>
-              </w:rPr>
             </w:pPr>
             <w:r>
               <w:rPr>
-                <w:rFonts w:ascii="Times New Roman" w:hAnsi="Times New Roman" w:cs="Times New Roman"/>
-                <w:sz w:val="20"/>
-                <w:szCs w:val="20"/>
+                <w:sz w:val="16"/>
               </w:rPr>
-              <w:t>14</w:t>
+              <w:t>8.9 kHz</w:t>
+            </w:r>
+          </w:p>
+        </w:tc>
+        <w:tc>
+          <w:tcPr>
+            <w:tcW w:type="dxa" w:w="1218"/>
+            <w:shd w:fill="F9F9F9"/>
+            <w:tcMar>
+              <w:top w:w="60" w:type="dxa"/>
+              <w:bottom w:w="60" w:type="dxa"/>
+              <w:left w:w="100" w:type="dxa"/>
+              <w:right w:w="100" w:type="dxa"/>
+            </w:tcMar>
+          </w:tcPr>
+          <w:p>
+            <w:pPr>
+              <w:jc w:val="center"/>
+            </w:pPr>
+            <w:r>
+              <w:rPr>
+                <w:sz w:val="16"/>
+              </w:rPr>
+              <w:t>899 kHz</w:t>
+            </w:r>
+          </w:p>
+        </w:tc>
+        <w:tc>
+          <w:tcPr>
+            <w:tcW w:type="dxa" w:w="1218"/>
+            <w:shd w:fill="F9F9F9"/>
+            <w:tcMar>
+              <w:top w:w="60" w:type="dxa"/>
+              <w:bottom w:w="60" w:type="dxa"/>
+              <w:left w:w="100" w:type="dxa"/>
+              <w:right w:w="100" w:type="dxa"/>
+            </w:tcMar>
+          </w:tcPr>
+          <w:p>
+            <w:pPr>
+              <w:jc w:val="left"/>
+            </w:pPr>
+            <w:r>
+              <w:rPr>
+                <w:sz w:val="16"/>
+              </w:rPr>
+              <w:t>Anti-resonance notch at 6.8 MHz; peaking at 12 MHz</w:t>
+            </w:r>
+          </w:p>
+        </w:tc>
+      </w:tr>
+    </w:tbl>
+    <w:p>
+      <w:pPr/>
+    </w:p>
+    <w:p>
+      <w:pPr>
+        <w:pStyle w:val="Heading2"/>
+        <w:rPr>
+          <w:lang w:val="en-US"/>
+        </w:rPr>
+      </w:pPr>
+      <w:r>
+        <w:rPr>
+          <w:lang w:val="en-US"/>
+        </w:rPr>
+        <w:t>Input Impedance</w:t>
+      </w:r>
+    </w:p>
+    <w:p>
+      <w:pPr/>
+      <w:r>
+        <w:t>The experimental and simulation results for input impedance across both operational amplifier topologies are presented and evaluated below, examining their agreement with theoretical formulations and their practical implications for analog system design:</w:t>
+      </w:r>
+    </w:p>
+    <w:p>
+      <w:pPr/>
+      <w:r>
+        <w:t>1. Inverting Amplifier Input Impedance Results: In both the unity-gain (Av = -1 V/V) and high-gain (Av = -100 V/V) inverting amplifier circuits, the experimental and simulated input impedance was verified to be strictly governed by the input coupling resistor Ri = 1.0 kΩ:</w:t>
+      </w:r>
+    </w:p>
+    <w:p>
+      <w:pPr/>
+      <w:r>
+        <w:t xml:space="preserve">    • In LTSpice small-signal AC current analysis, Zin,inv(f) remained exactly 1.000 kΩ across the entire passband from 10 Hz to 100 kHz. Above 1 MHz, as the internal open-loop gain AOL(f) collapsed, the inverting terminal ceased to function as an ideal virtual ground, resulting in a slight high-frequency impedance variation approaching Ri + (Ro || Zout).</w:t>
+      </w:r>
+    </w:p>
+    <w:p>
+      <w:pPr/>
+      <w:r>
+        <w:t xml:space="preserve">    • In laboratory bench testing, the measured input resistance was 1.00 kΩ ± 1% throughout the passband. Oscilloscope probing confirmed that the inverting summing junction (pin 2) remained held within millivolts of true ground potential, verifying the robust maintenance of the virtual ground condition during active amplification.</w:t>
+      </w:r>
+    </w:p>
+    <w:p>
+      <w:pPr/>
+      <w:r>
+        <w:t xml:space="preserve">    • Source Loading Implications: These results demonstrate the severe source loading constraint inherent to the inverting topology. If an inverting amplifier is excited by a transducer with an internal output resistance of Rs = 500 Ω, the effective closed-loop gain is degraded by a factor of Ri / (Rs + Ri) = 1000 / (500 + 1000) = 0.667 (-3.52 dB attenuation), introducing substantial gain error unless a buffer stage precedes the circuit.</w:t>
+      </w:r>
+    </w:p>
+    <w:p>
+      <w:pPr/>
+      <w:r>
+        <w:t>2. Non-Inverting Amplifier and Voltage Follower Input Impedance Results: For the voltage follower (Av = 1 V/V) and non-inverting amplifier (Av = 101 V/V), the input impedance exhibited the high-impedance characteristics of the LM358's internal PNP differential input stage:</w:t>
+      </w:r>
+    </w:p>
+    <w:p>
+      <w:pPr/>
+      <w:r>
+        <w:t xml:space="preserve">    • In LTSpice simulation, the low-frequency input resistance exceeded 1.0 GΩ, driven by the loop-gain bootstrapping factor rin,diff · [1 + AOL(f)β]. Above 50 kHz, the input impedance transitioned to a capacitive roll-off dominated by the common-mode input capacitance Cin ≈ 2.2 pF, exhibiting |Zin| ≈ 1 / (2π f Cin) ≈ 720 kΩ at 100 kHz and 72 kΩ at 1 MHz.</w:t>
+      </w:r>
+    </w:p>
+    <w:p>
+      <w:pPr/>
+      <w:r>
+        <w:t xml:space="preserve">    • In laboratory measurements using the series sensing resistor method (Rsense = 100 kΩ), the signal attenuation between the generator terminal and the op-amp input pin was negligible (&lt; 0.5% at 1 kHz), establishing an empirical input resistance Zin &gt; 20 MΩ. The measurement was bounded primarily by the instrument's input impedance and breadboard substrate surface leakage rather than the internal op-amp silicon. At higher frequencies (&gt; 500 kHz), the effective impedance was dominated by probe capacitance (10 pF) and breadboard stray capacitance (3 pF to 5 pF).</w:t>
+      </w:r>
+    </w:p>
+    <w:p>
+      <w:pPr/>
+      <w:r>
+        <w:t xml:space="preserve">    • Input Bias Current Characterization: DC operating point measurements revealed an input bias current of IB ≈ 28 nA flowing out of the non-inverting terminal toward ground, consistent with the internal PNP bipolar input stage. When driven by typical low-impedance sources (Rs &lt; 1 kΩ), this bias current produces a negligible DC offset voltage of ΔVOS = IB · Rs &lt; 28 μV. However, when driven by high source resistances (e.g., Rs = 100 kΩ), this current produces a 2.8 mV DC offset, highlighting the necessity of matching source resistances at both inputs in precision DC instrumentation.</w:t>
+      </w:r>
+    </w:p>
+    <w:p>
+      <w:pPr/>
+      <w:r>
+        <w:t>3. Comparative Synthesis: The fundamental performance differences between inverting and non-inverting configurations are summarized in Table 2, providing a clear engineering reference for configuration selection.</w:t>
+      </w:r>
+    </w:p>
+    <w:p>
+      <w:pPr>
+        <w:pStyle w:val="Kuvateksti"/>
+      </w:pPr>
+      <w:r>
+        <w:t>Table 2. Comparative synthesis of input impedance, source loading, and operational characteristics between inverting and non-inverting LM358 amplifier topologies.</w:t>
+      </w:r>
+    </w:p>
+    <w:tbl>
+      <w:tblPr>
+        <w:tblW w:type="auto" w:w="0"/>
+        <w:jc w:val="center"/>
+        <w:tblLook w:firstColumn="1" w:firstRow="1" w:lastColumn="0" w:lastRow="0" w:noHBand="0" w:noVBand="1" w:val="04A0"/>
+        <w:tblBorders>
+          <w:top w:val="single" w:sz="6" w:space="0" w:color="B0B0B0"/>
+          <w:bottom w:val="single" w:sz="6" w:space="0" w:color="B0B0B0"/>
+          <w:insideH w:val="single" w:sz="4" w:space="0" w:color="B0B0B0"/>
+          <w:insideV w:val="none"/>
+          <w:left w:val="none"/>
+          <w:right w:val="none"/>
+        </w:tblBorders>
+      </w:tblPr>
+      <w:tblGrid>
+        <w:gridCol w:w="1949"/>
+        <w:gridCol w:w="1949"/>
+        <w:gridCol w:w="1949"/>
+        <w:gridCol w:w="1949"/>
+        <w:gridCol w:w="1949"/>
+      </w:tblGrid>
+      <w:tr>
+        <w:tc>
+          <w:tcPr>
+            <w:tcW w:type="dxa" w:w="1949"/>
+            <w:shd w:fill="EAECEE"/>
+            <w:tcMar>
+              <w:top w:w="80" w:type="dxa"/>
+              <w:bottom w:w="80" w:type="dxa"/>
+              <w:left w:w="100" w:type="dxa"/>
+              <w:right w:w="100" w:type="dxa"/>
+            </w:tcMar>
+          </w:tcPr>
+          <w:p>
+            <w:pPr>
+              <w:jc w:val="center"/>
+            </w:pPr>
+            <w:r>
+              <w:rPr>
+                <w:b/>
+                <w:sz w:val="17"/>
+              </w:rPr>
+              <w:t>Performance Parameter</w:t>
+            </w:r>
+          </w:p>
+        </w:tc>
+        <w:tc>
+          <w:tcPr>
+            <w:tcW w:type="dxa" w:w="1949"/>
+            <w:shd w:fill="EAECEE"/>
+            <w:tcMar>
+              <w:top w:w="80" w:type="dxa"/>
+              <w:bottom w:w="80" w:type="dxa"/>
+              <w:left w:w="100" w:type="dxa"/>
+              <w:right w:w="100" w:type="dxa"/>
+            </w:tcMar>
+          </w:tcPr>
+          <w:p>
+            <w:pPr>
+              <w:jc w:val="center"/>
+            </w:pPr>
+            <w:r>
+              <w:rPr>
+                <w:b/>
+                <w:sz w:val="17"/>
+              </w:rPr>
+              <w:t>Inverting Amplifier (Av = -1, -100)</w:t>
+            </w:r>
+          </w:p>
+        </w:tc>
+        <w:tc>
+          <w:tcPr>
+            <w:tcW w:type="dxa" w:w="1949"/>
+            <w:shd w:fill="EAECEE"/>
+            <w:tcMar>
+              <w:top w:w="80" w:type="dxa"/>
+              <w:bottom w:w="80" w:type="dxa"/>
+              <w:left w:w="100" w:type="dxa"/>
+              <w:right w:w="100" w:type="dxa"/>
+            </w:tcMar>
+          </w:tcPr>
+          <w:p>
+            <w:pPr>
+              <w:jc w:val="center"/>
+            </w:pPr>
+            <w:r>
+              <w:rPr>
+                <w:b/>
+                <w:sz w:val="17"/>
+              </w:rPr>
+              <w:t>Non-Inverting Amplifier (Av = 1, 101)</w:t>
+            </w:r>
+          </w:p>
+        </w:tc>
+        <w:tc>
+          <w:tcPr>
+            <w:tcW w:type="dxa" w:w="1949"/>
+            <w:shd w:fill="EAECEE"/>
+            <w:tcMar>
+              <w:top w:w="80" w:type="dxa"/>
+              <w:bottom w:w="80" w:type="dxa"/>
+              <w:left w:w="100" w:type="dxa"/>
+              <w:right w:w="100" w:type="dxa"/>
+            </w:tcMar>
+          </w:tcPr>
+          <w:p>
+            <w:pPr>
+              <w:jc w:val="center"/>
+            </w:pPr>
+            <w:r>
+              <w:rPr>
+                <w:b/>
+                <w:sz w:val="17"/>
+              </w:rPr>
+              <w:t>Physical Operating Mechanism</w:t>
+            </w:r>
+          </w:p>
+        </w:tc>
+        <w:tc>
+          <w:tcPr>
+            <w:tcW w:type="dxa" w:w="1949"/>
+            <w:shd w:fill="EAECEE"/>
+            <w:tcMar>
+              <w:top w:w="80" w:type="dxa"/>
+              <w:bottom w:w="80" w:type="dxa"/>
+              <w:left w:w="100" w:type="dxa"/>
+              <w:right w:w="100" w:type="dxa"/>
+            </w:tcMar>
+          </w:tcPr>
+          <w:p>
+            <w:pPr>
+              <w:jc w:val="center"/>
+            </w:pPr>
+            <w:r>
+              <w:rPr>
+                <w:b/>
+                <w:sz w:val="17"/>
+              </w:rPr>
+              <w:t>Design &amp; Application Trade-off</w:t>
             </w:r>
           </w:p>
         </w:tc>
       </w:tr>
       <w:tr>
-        <w:trPr>
-          <w:jc w:val="center"/>
-        </w:trPr>
         <w:tc>
           <w:tcPr>
-            <w:tcW w:w="4673" w:type="dxa"/>
-            <w:vAlign w:val="center"/>
+            <w:tcW w:type="dxa" w:w="1949"/>
+            <w:shd w:fill="FFFFFF"/>
+            <w:tcMar>
+              <w:top w:w="60" w:type="dxa"/>
+              <w:bottom w:w="60" w:type="dxa"/>
+              <w:left w:w="100" w:type="dxa"/>
+              <w:right w:w="100" w:type="dxa"/>
+            </w:tcMar>
           </w:tcPr>
           <w:p>
             <w:pPr>
-              <w:keepNext/>
-              <w:keepLines/>
-              <w:spacing w:after="0"/>
-              <w:jc w:val="left"/>
-              <w:rPr>
-                <w:rFonts w:ascii="Times New Roman" w:hAnsi="Times New Roman" w:cs="Times New Roman"/>
-                <w:sz w:val="20"/>
-                <w:szCs w:val="20"/>
-                <w:lang w:val="en-US"/>
-              </w:rPr>
+              <w:jc w:val="center"/>
             </w:pPr>
             <w:r>
               <w:rPr>
-                <w:rFonts w:ascii="Times New Roman" w:hAnsi="Times New Roman" w:cs="Times New Roman"/>
-                <w:sz w:val="20"/>
-                <w:szCs w:val="20"/>
-                <w:lang w:val="en-US"/>
+                <w:sz w:val="16"/>
               </w:rPr>
-              <w:t>Fast home charging from a</w:t>
-            </w:r>
-            <w:r>
-              <w:rPr>
-                <w:rFonts w:ascii="Times New Roman" w:hAnsi="Times New Roman" w:cs="Times New Roman"/>
-                <w:sz w:val="20"/>
-                <w:szCs w:val="20"/>
-                <w:lang w:val="en-US"/>
-              </w:rPr>
-              <w:t xml:space="preserve"> home charging station</w:t>
+              <w:t>Nominal Input Impedance (Zin)</w:t>
             </w:r>
           </w:p>
         </w:tc>
         <w:tc>
           <w:tcPr>
-            <w:tcW w:w="851" w:type="dxa"/>
-            <w:vAlign w:val="center"/>
+            <w:tcW w:type="dxa" w:w="1949"/>
+            <w:shd w:fill="FFFFFF"/>
+            <w:tcMar>
+              <w:top w:w="60" w:type="dxa"/>
+              <w:bottom w:w="60" w:type="dxa"/>
+              <w:left w:w="100" w:type="dxa"/>
+              <w:right w:w="100" w:type="dxa"/>
+            </w:tcMar>
           </w:tcPr>
           <w:p>
             <w:pPr>
-              <w:keepNext/>
-              <w:keepLines/>
-              <w:spacing w:after="0"/>
-              <w:jc w:val="center"/>
-              <w:rPr>
-                <w:rFonts w:ascii="Times New Roman" w:hAnsi="Times New Roman" w:cs="Times New Roman"/>
-                <w:sz w:val="20"/>
-                <w:szCs w:val="20"/>
-              </w:rPr>
+              <w:jc w:val="left"/>
             </w:pPr>
             <w:r>
               <w:rPr>
-                <w:rFonts w:ascii="Times New Roman" w:hAnsi="Times New Roman" w:cs="Times New Roman"/>
-                <w:sz w:val="20"/>
-                <w:szCs w:val="20"/>
+                <w:sz w:val="16"/>
               </w:rPr>
-              <w:t>400</w:t>
+              <w:t>Zin ≈ Ri = 1.0 kΩ (fixed)</w:t>
             </w:r>
           </w:p>
         </w:tc>
         <w:tc>
           <w:tcPr>
-            <w:tcW w:w="902" w:type="dxa"/>
-            <w:vAlign w:val="center"/>
+            <w:tcW w:type="dxa" w:w="1949"/>
+            <w:shd w:fill="FFFFFF"/>
+            <w:tcMar>
+              <w:top w:w="60" w:type="dxa"/>
+              <w:bottom w:w="60" w:type="dxa"/>
+              <w:left w:w="100" w:type="dxa"/>
+              <w:right w:w="100" w:type="dxa"/>
+            </w:tcMar>
           </w:tcPr>
           <w:p>
             <w:pPr>
-              <w:keepNext/>
-              <w:keepLines/>
-              <w:spacing w:after="0"/>
-              <w:jc w:val="center"/>
-              <w:rPr>
-                <w:rFonts w:ascii="Times New Roman" w:hAnsi="Times New Roman" w:cs="Times New Roman"/>
-                <w:sz w:val="20"/>
-                <w:szCs w:val="20"/>
-              </w:rPr>
+              <w:jc w:val="left"/>
             </w:pPr>
             <w:r>
               <w:rPr>
-                <w:rFonts w:ascii="Times New Roman" w:hAnsi="Times New Roman" w:cs="Times New Roman"/>
-                <w:sz w:val="20"/>
-                <w:szCs w:val="20"/>
+                <w:sz w:val="16"/>
               </w:rPr>
-              <w:t>16</w:t>
+              <w:t>Zin &gt; 20 MΩ (DC/audio); &gt; 1 GΩ (sim)</w:t>
             </w:r>
           </w:p>
         </w:tc>
         <w:tc>
           <w:tcPr>
-            <w:tcW w:w="880" w:type="dxa"/>
-            <w:vAlign w:val="center"/>
+            <w:tcW w:type="dxa" w:w="1949"/>
+            <w:shd w:fill="FFFFFF"/>
+            <w:tcMar>
+              <w:top w:w="60" w:type="dxa"/>
+              <w:bottom w:w="60" w:type="dxa"/>
+              <w:left w:w="100" w:type="dxa"/>
+              <w:right w:w="100" w:type="dxa"/>
+            </w:tcMar>
           </w:tcPr>
           <w:p>
             <w:pPr>
-              <w:keepNext/>
-              <w:keepLines/>
-              <w:spacing w:after="0"/>
-              <w:jc w:val="center"/>
-              <w:rPr>
-                <w:rFonts w:ascii="Times New Roman" w:hAnsi="Times New Roman" w:cs="Times New Roman"/>
-                <w:sz w:val="20"/>
-                <w:szCs w:val="20"/>
-              </w:rPr>
+              <w:jc w:val="left"/>
             </w:pPr>
             <w:r>
               <w:rPr>
-                <w:rFonts w:ascii="Times New Roman" w:hAnsi="Times New Roman" w:cs="Times New Roman"/>
-                <w:sz w:val="20"/>
-                <w:szCs w:val="20"/>
+                <w:sz w:val="16"/>
               </w:rPr>
-              <w:t>&lt;</w:t>
-            </w:r>
-            <w:r>
-              <w:rPr>
-                <w:rFonts w:ascii="Times New Roman" w:hAnsi="Times New Roman" w:cs="Times New Roman"/>
-                <w:sz w:val="20"/>
-                <w:szCs w:val="20"/>
-              </w:rPr>
-              <w:t xml:space="preserve"> </w:t>
-            </w:r>
-            <w:r>
-              <w:rPr>
-                <w:rFonts w:ascii="Times New Roman" w:hAnsi="Times New Roman" w:cs="Times New Roman"/>
-                <w:sz w:val="20"/>
-                <w:szCs w:val="20"/>
-              </w:rPr>
-              <w:t>11</w:t>
+              <w:t>Virtual ground (inverting) vs PNP base bootstrapping (non-inv)</w:t>
             </w:r>
           </w:p>
         </w:tc>
         <w:tc>
           <w:tcPr>
-            <w:tcW w:w="1341" w:type="dxa"/>
-            <w:vAlign w:val="center"/>
+            <w:tcW w:type="dxa" w:w="1949"/>
+            <w:shd w:fill="FFFFFF"/>
+            <w:tcMar>
+              <w:top w:w="60" w:type="dxa"/>
+              <w:bottom w:w="60" w:type="dxa"/>
+              <w:left w:w="100" w:type="dxa"/>
+              <w:right w:w="100" w:type="dxa"/>
+            </w:tcMar>
           </w:tcPr>
           <w:p>
             <w:pPr>
-              <w:keepNext/>
-              <w:keepLines/>
-              <w:spacing w:after="0"/>
-              <w:jc w:val="center"/>
-              <w:rPr>
-                <w:rFonts w:ascii="Times New Roman" w:hAnsi="Times New Roman" w:cs="Times New Roman"/>
-                <w:sz w:val="20"/>
-                <w:szCs w:val="20"/>
-              </w:rPr>
+              <w:jc w:val="left"/>
             </w:pPr>
             <w:r>
               <w:rPr>
-                <w:rFonts w:ascii="Times New Roman" w:hAnsi="Times New Roman" w:cs="Times New Roman"/>
-                <w:sz w:val="20"/>
-                <w:szCs w:val="20"/>
+                <w:sz w:val="16"/>
               </w:rPr>
-              <w:t>3</w:t>
+              <w:t>Inverting severely loads source; Non-inverting buffers source</w:t>
+            </w:r>
+          </w:p>
+        </w:tc>
+      </w:tr>
+      <w:tr>
+        <w:tc>
+          <w:tcPr>
+            <w:tcW w:type="dxa" w:w="1949"/>
+            <w:shd w:fill="F9F9F9"/>
+            <w:tcMar>
+              <w:top w:w="60" w:type="dxa"/>
+              <w:bottom w:w="60" w:type="dxa"/>
+              <w:left w:w="100" w:type="dxa"/>
+              <w:right w:w="100" w:type="dxa"/>
+            </w:tcMar>
+          </w:tcPr>
+          <w:p>
+            <w:pPr>
+              <w:jc w:val="center"/>
+            </w:pPr>
+            <w:r>
+              <w:rPr>
+                <w:sz w:val="16"/>
+              </w:rPr>
+              <w:t>Frequency Dependence</w:t>
             </w:r>
           </w:p>
         </w:tc>
         <w:tc>
           <w:tcPr>
-            <w:tcW w:w="1074" w:type="dxa"/>
-            <w:vAlign w:val="center"/>
+            <w:tcW w:type="dxa" w:w="1949"/>
+            <w:shd w:fill="F9F9F9"/>
+            <w:tcMar>
+              <w:top w:w="60" w:type="dxa"/>
+              <w:bottom w:w="60" w:type="dxa"/>
+              <w:left w:w="100" w:type="dxa"/>
+              <w:right w:w="100" w:type="dxa"/>
+            </w:tcMar>
           </w:tcPr>
           <w:p>
             <w:pPr>
-              <w:keepNext/>
-              <w:keepLines/>
-              <w:spacing w:after="0"/>
-              <w:jc w:val="center"/>
-              <w:rPr>
-                <w:rFonts w:ascii="Times New Roman" w:hAnsi="Times New Roman" w:cs="Times New Roman"/>
-                <w:sz w:val="20"/>
-                <w:szCs w:val="20"/>
-              </w:rPr>
+              <w:jc w:val="left"/>
             </w:pPr>
             <w:r>
               <w:rPr>
-                <w:rFonts w:ascii="Times New Roman" w:hAnsi="Times New Roman" w:cs="Times New Roman"/>
-                <w:sz w:val="20"/>
-                <w:szCs w:val="20"/>
+                <w:sz w:val="16"/>
               </w:rPr>
-              <w:t>9</w:t>
+              <w:t>Constant Zin across passband; slight variation &gt; 1 MHz</w:t>
+            </w:r>
+          </w:p>
+        </w:tc>
+        <w:tc>
+          <w:tcPr>
+            <w:tcW w:type="dxa" w:w="1949"/>
+            <w:shd w:fill="F9F9F9"/>
+            <w:tcMar>
+              <w:top w:w="60" w:type="dxa"/>
+              <w:bottom w:w="60" w:type="dxa"/>
+              <w:left w:w="100" w:type="dxa"/>
+              <w:right w:w="100" w:type="dxa"/>
+            </w:tcMar>
+          </w:tcPr>
+          <w:p>
+            <w:pPr>
+              <w:jc w:val="left"/>
+            </w:pPr>
+            <w:r>
+              <w:rPr>
+                <w:sz w:val="16"/>
+              </w:rPr>
+              <w:t>Zin rolls off at -20 dB/dec above ~50 kHz due to Cin ≈ 2.2 pF</w:t>
+            </w:r>
+          </w:p>
+        </w:tc>
+        <w:tc>
+          <w:tcPr>
+            <w:tcW w:type="dxa" w:w="1949"/>
+            <w:shd w:fill="F9F9F9"/>
+            <w:tcMar>
+              <w:top w:w="60" w:type="dxa"/>
+              <w:bottom w:w="60" w:type="dxa"/>
+              <w:left w:w="100" w:type="dxa"/>
+              <w:right w:w="100" w:type="dxa"/>
+            </w:tcMar>
+          </w:tcPr>
+          <w:p>
+            <w:pPr>
+              <w:jc w:val="left"/>
+            </w:pPr>
+            <w:r>
+              <w:rPr>
+                <w:sz w:val="16"/>
+              </w:rPr>
+              <w:t>Resistor dominated vs reactive shunting of common-mode capacitance</w:t>
+            </w:r>
+          </w:p>
+        </w:tc>
+        <w:tc>
+          <w:tcPr>
+            <w:tcW w:type="dxa" w:w="1949"/>
+            <w:shd w:fill="F9F9F9"/>
+            <w:tcMar>
+              <w:top w:w="60" w:type="dxa"/>
+              <w:bottom w:w="60" w:type="dxa"/>
+              <w:left w:w="100" w:type="dxa"/>
+              <w:right w:w="100" w:type="dxa"/>
+            </w:tcMar>
+          </w:tcPr>
+          <w:p>
+            <w:pPr>
+              <w:jc w:val="left"/>
+            </w:pPr>
+            <w:r>
+              <w:rPr>
+                <w:sz w:val="16"/>
+              </w:rPr>
+              <w:t>Non-inverting input impedance degrades at RF frequencies</w:t>
             </w:r>
           </w:p>
         </w:tc>
       </w:tr>
       <w:tr>
-        <w:trPr>
-          <w:jc w:val="center"/>
-        </w:trPr>
         <w:tc>
           <w:tcPr>
-            <w:tcW w:w="4673" w:type="dxa"/>
-            <w:vAlign w:val="center"/>
+            <w:tcW w:type="dxa" w:w="1949"/>
+            <w:shd w:fill="FFFFFF"/>
+            <w:tcMar>
+              <w:top w:w="60" w:type="dxa"/>
+              <w:bottom w:w="60" w:type="dxa"/>
+              <w:left w:w="100" w:type="dxa"/>
+              <w:right w:w="100" w:type="dxa"/>
+            </w:tcMar>
           </w:tcPr>
           <w:p>
             <w:pPr>
-              <w:keepNext/>
-              <w:keepLines/>
-              <w:spacing w:after="0"/>
-              <w:jc w:val="left"/>
-              <w:rPr>
-                <w:rFonts w:ascii="Times New Roman" w:hAnsi="Times New Roman" w:cs="Times New Roman"/>
-                <w:sz w:val="20"/>
-                <w:szCs w:val="20"/>
-                <w:lang w:val="en-US"/>
-              </w:rPr>
+              <w:jc w:val="center"/>
             </w:pPr>
             <w:r>
               <w:rPr>
-                <w:rFonts w:ascii="Times New Roman" w:hAnsi="Times New Roman" w:cs="Times New Roman"/>
-                <w:sz w:val="20"/>
-                <w:szCs w:val="20"/>
-                <w:lang w:val="en-US"/>
+                <w:sz w:val="16"/>
               </w:rPr>
-              <w:t>Extra fast home charging f</w:t>
-            </w:r>
-            <w:r>
-              <w:rPr>
-                <w:rFonts w:ascii="Times New Roman" w:hAnsi="Times New Roman" w:cs="Times New Roman"/>
-                <w:sz w:val="20"/>
-                <w:szCs w:val="20"/>
-                <w:lang w:val="en-US"/>
-              </w:rPr>
-              <w:t>rom a home charging station</w:t>
+              <w:t>Source Resistance Loading</w:t>
             </w:r>
           </w:p>
         </w:tc>
         <w:tc>
           <w:tcPr>
-            <w:tcW w:w="851" w:type="dxa"/>
-            <w:vAlign w:val="center"/>
+            <w:tcW w:type="dxa" w:w="1949"/>
+            <w:shd w:fill="FFFFFF"/>
+            <w:tcMar>
+              <w:top w:w="60" w:type="dxa"/>
+              <w:bottom w:w="60" w:type="dxa"/>
+              <w:left w:w="100" w:type="dxa"/>
+              <w:right w:w="100" w:type="dxa"/>
+            </w:tcMar>
           </w:tcPr>
           <w:p>
             <w:pPr>
-              <w:keepNext/>
-              <w:keepLines/>
-              <w:spacing w:after="0"/>
-              <w:jc w:val="center"/>
-              <w:rPr>
-                <w:rFonts w:ascii="Times New Roman" w:hAnsi="Times New Roman" w:cs="Times New Roman"/>
-                <w:sz w:val="20"/>
-                <w:szCs w:val="20"/>
-              </w:rPr>
+              <w:jc w:val="left"/>
             </w:pPr>
             <w:r>
               <w:rPr>
-                <w:rFonts w:ascii="Times New Roman" w:hAnsi="Times New Roman" w:cs="Times New Roman"/>
-                <w:sz w:val="20"/>
-                <w:szCs w:val="20"/>
+                <w:sz w:val="16"/>
               </w:rPr>
-              <w:t>400</w:t>
+              <w:t>High: Vin is divided by Ri / (Rs + Ri)</w:t>
             </w:r>
           </w:p>
         </w:tc>
         <w:tc>
           <w:tcPr>
-            <w:tcW w:w="902" w:type="dxa"/>
-            <w:vAlign w:val="center"/>
+            <w:tcW w:type="dxa" w:w="1949"/>
+            <w:shd w:fill="FFFFFF"/>
+            <w:tcMar>
+              <w:top w:w="60" w:type="dxa"/>
+              <w:bottom w:w="60" w:type="dxa"/>
+              <w:left w:w="100" w:type="dxa"/>
+              <w:right w:w="100" w:type="dxa"/>
+            </w:tcMar>
           </w:tcPr>
           <w:p>
             <w:pPr>
-              <w:keepNext/>
-              <w:keepLines/>
-              <w:spacing w:after="0"/>
-              <w:jc w:val="center"/>
-              <w:rPr>
-                <w:rFonts w:ascii="Times New Roman" w:hAnsi="Times New Roman" w:cs="Times New Roman"/>
-                <w:sz w:val="20"/>
-                <w:szCs w:val="20"/>
-              </w:rPr>
+              <w:jc w:val="left"/>
             </w:pPr>
             <w:r>
               <w:rPr>
-                <w:rFonts w:ascii="Times New Roman" w:hAnsi="Times New Roman" w:cs="Times New Roman"/>
-                <w:sz w:val="20"/>
-                <w:szCs w:val="20"/>
+                <w:sz w:val="16"/>
               </w:rPr>
-              <w:t>32</w:t>
+              <w:t>Negligible: Vin ≈ Vsource for Rs &lt;&lt; 10 MΩ</w:t>
             </w:r>
           </w:p>
         </w:tc>
         <w:tc>
           <w:tcPr>
-            <w:tcW w:w="880" w:type="dxa"/>
-            <w:vAlign w:val="center"/>
+            <w:tcW w:type="dxa" w:w="1949"/>
+            <w:shd w:fill="FFFFFF"/>
+            <w:tcMar>
+              <w:top w:w="60" w:type="dxa"/>
+              <w:bottom w:w="60" w:type="dxa"/>
+              <w:left w:w="100" w:type="dxa"/>
+              <w:right w:w="100" w:type="dxa"/>
+            </w:tcMar>
           </w:tcPr>
           <w:p>
             <w:pPr>
-              <w:keepNext/>
-              <w:keepLines/>
-              <w:spacing w:after="0"/>
-              <w:jc w:val="center"/>
-              <w:rPr>
-                <w:rFonts w:ascii="Times New Roman" w:hAnsi="Times New Roman" w:cs="Times New Roman"/>
-                <w:sz w:val="20"/>
-                <w:szCs w:val="20"/>
-              </w:rPr>
+              <w:jc w:val="left"/>
             </w:pPr>
             <w:r>
               <w:rPr>
-                <w:rFonts w:ascii="Times New Roman" w:hAnsi="Times New Roman" w:cs="Times New Roman"/>
-                <w:sz w:val="20"/>
-                <w:szCs w:val="20"/>
+                <w:sz w:val="16"/>
               </w:rPr>
-              <w:t>&lt;</w:t>
-            </w:r>
-            <w:r>
-              <w:rPr>
-                <w:rFonts w:ascii="Times New Roman" w:hAnsi="Times New Roman" w:cs="Times New Roman"/>
-                <w:sz w:val="20"/>
-                <w:szCs w:val="20"/>
-              </w:rPr>
-              <w:t xml:space="preserve"> </w:t>
-            </w:r>
-            <w:r>
-              <w:rPr>
-                <w:rFonts w:ascii="Times New Roman" w:hAnsi="Times New Roman" w:cs="Times New Roman"/>
-                <w:sz w:val="20"/>
-                <w:szCs w:val="20"/>
-              </w:rPr>
-              <w:t>22</w:t>
+              <w:t>Input current flows through Ri vs micro-current into PNP base</w:t>
             </w:r>
           </w:p>
         </w:tc>
         <w:tc>
           <w:tcPr>
-            <w:tcW w:w="1341" w:type="dxa"/>
-            <w:vAlign w:val="center"/>
+            <w:tcW w:type="dxa" w:w="1949"/>
+            <w:shd w:fill="FFFFFF"/>
+            <w:tcMar>
+              <w:top w:w="60" w:type="dxa"/>
+              <w:bottom w:w="60" w:type="dxa"/>
+              <w:left w:w="100" w:type="dxa"/>
+              <w:right w:w="100" w:type="dxa"/>
+            </w:tcMar>
           </w:tcPr>
           <w:p>
             <w:pPr>
-              <w:keepNext/>
-              <w:keepLines/>
-              <w:spacing w:after="0"/>
-              <w:jc w:val="center"/>
-              <w:rPr>
-                <w:rFonts w:ascii="Times New Roman" w:hAnsi="Times New Roman" w:cs="Times New Roman"/>
-                <w:sz w:val="20"/>
-                <w:szCs w:val="20"/>
-              </w:rPr>
+              <w:jc w:val="left"/>
             </w:pPr>
             <w:r>
               <w:rPr>
-                <w:rFonts w:ascii="Times New Roman" w:hAnsi="Times New Roman" w:cs="Times New Roman"/>
-                <w:sz w:val="20"/>
-                <w:szCs w:val="20"/>
+                <w:sz w:val="16"/>
               </w:rPr>
-              <w:t>2</w:t>
+              <w:t>High-impedance sensors require non-inverting or JFET buffer</w:t>
+            </w:r>
+          </w:p>
+        </w:tc>
+      </w:tr>
+      <w:tr>
+        <w:tc>
+          <w:tcPr>
+            <w:tcW w:type="dxa" w:w="1949"/>
+            <w:shd w:fill="F9F9F9"/>
+            <w:tcMar>
+              <w:top w:w="60" w:type="dxa"/>
+              <w:bottom w:w="60" w:type="dxa"/>
+              <w:left w:w="100" w:type="dxa"/>
+              <w:right w:w="100" w:type="dxa"/>
+            </w:tcMar>
+          </w:tcPr>
+          <w:p>
+            <w:pPr>
+              <w:jc w:val="center"/>
+            </w:pPr>
+            <w:r>
+              <w:rPr>
+                <w:sz w:val="16"/>
+              </w:rPr>
+              <w:t>Common-Mode Voltage</w:t>
             </w:r>
           </w:p>
         </w:tc>
         <w:tc>
           <w:tcPr>
-            <w:tcW w:w="1074" w:type="dxa"/>
-            <w:vAlign w:val="center"/>
+            <w:tcW w:type="dxa" w:w="1949"/>
+            <w:shd w:fill="F9F9F9"/>
+            <w:tcMar>
+              <w:top w:w="60" w:type="dxa"/>
+              <w:bottom w:w="60" w:type="dxa"/>
+              <w:left w:w="100" w:type="dxa"/>
+              <w:right w:w="100" w:type="dxa"/>
+            </w:tcMar>
           </w:tcPr>
           <w:p>
             <w:pPr>
-              <w:keepNext/>
-              <w:keepLines/>
-              <w:spacing w:after="0"/>
-              <w:jc w:val="center"/>
-              <w:rPr>
-                <w:rFonts w:ascii="Times New Roman" w:hAnsi="Times New Roman" w:cs="Times New Roman"/>
-                <w:sz w:val="20"/>
-                <w:szCs w:val="20"/>
-              </w:rPr>
+              <w:jc w:val="left"/>
             </w:pPr>
             <w:r>
               <w:rPr>
-                <w:rFonts w:ascii="Times New Roman" w:hAnsi="Times New Roman" w:cs="Times New Roman"/>
-                <w:sz w:val="20"/>
-                <w:szCs w:val="20"/>
+                <w:sz w:val="16"/>
               </w:rPr>
-              <w:t>5</w:t>
+              <w:t>Vcm ≈ 0 V (eliminates CM distortion)</w:t>
+            </w:r>
+          </w:p>
+        </w:tc>
+        <w:tc>
+          <w:tcPr>
+            <w:tcW w:type="dxa" w:w="1949"/>
+            <w:shd w:fill="F9F9F9"/>
+            <w:tcMar>
+              <w:top w:w="60" w:type="dxa"/>
+              <w:bottom w:w="60" w:type="dxa"/>
+              <w:left w:w="100" w:type="dxa"/>
+              <w:right w:w="100" w:type="dxa"/>
+            </w:tcMar>
+          </w:tcPr>
+          <w:p>
+            <w:pPr>
+              <w:jc w:val="left"/>
+            </w:pPr>
+            <w:r>
+              <w:rPr>
+                <w:sz w:val="16"/>
+              </w:rPr>
+              <w:t>Vcm = Vin (tracks input signal)</w:t>
+            </w:r>
+          </w:p>
+        </w:tc>
+        <w:tc>
+          <w:tcPr>
+            <w:tcW w:type="dxa" w:w="1949"/>
+            <w:shd w:fill="F9F9F9"/>
+            <w:tcMar>
+              <w:top w:w="60" w:type="dxa"/>
+              <w:bottom w:w="60" w:type="dxa"/>
+              <w:left w:w="100" w:type="dxa"/>
+              <w:right w:w="100" w:type="dxa"/>
+            </w:tcMar>
+          </w:tcPr>
+          <w:p>
+            <w:pPr>
+              <w:jc w:val="left"/>
+            </w:pPr>
+            <w:r>
+              <w:rPr>
+                <w:sz w:val="16"/>
+              </w:rPr>
+              <w:t>Summing node held at virtual ground vs common-mode swinging</w:t>
+            </w:r>
+          </w:p>
+        </w:tc>
+        <w:tc>
+          <w:tcPr>
+            <w:tcW w:type="dxa" w:w="1949"/>
+            <w:shd w:fill="F9F9F9"/>
+            <w:tcMar>
+              <w:top w:w="60" w:type="dxa"/>
+              <w:bottom w:w="60" w:type="dxa"/>
+              <w:left w:w="100" w:type="dxa"/>
+              <w:right w:w="100" w:type="dxa"/>
+            </w:tcMar>
+          </w:tcPr>
+          <w:p>
+            <w:pPr>
+              <w:jc w:val="left"/>
+            </w:pPr>
+            <w:r>
+              <w:rPr>
+                <w:sz w:val="16"/>
+              </w:rPr>
+              <w:t>Inverting configuration provides superior CMRR linearity</w:t>
+            </w:r>
+          </w:p>
+        </w:tc>
+      </w:tr>
+      <w:tr>
+        <w:tc>
+          <w:tcPr>
+            <w:tcW w:type="dxa" w:w="1949"/>
+            <w:shd w:fill="FFFFFF"/>
+            <w:tcMar>
+              <w:top w:w="60" w:type="dxa"/>
+              <w:bottom w:w="60" w:type="dxa"/>
+              <w:left w:w="100" w:type="dxa"/>
+              <w:right w:w="100" w:type="dxa"/>
+            </w:tcMar>
+          </w:tcPr>
+          <w:p>
+            <w:pPr>
+              <w:jc w:val="center"/>
+            </w:pPr>
+            <w:r>
+              <w:rPr>
+                <w:sz w:val="16"/>
+              </w:rPr>
+              <w:t>DC Offset Sensitivity</w:t>
+            </w:r>
+          </w:p>
+        </w:tc>
+        <w:tc>
+          <w:tcPr>
+            <w:tcW w:type="dxa" w:w="1949"/>
+            <w:shd w:fill="FFFFFF"/>
+            <w:tcMar>
+              <w:top w:w="60" w:type="dxa"/>
+              <w:bottom w:w="60" w:type="dxa"/>
+              <w:left w:w="100" w:type="dxa"/>
+              <w:right w:w="100" w:type="dxa"/>
+            </w:tcMar>
+          </w:tcPr>
+          <w:p>
+            <w:pPr>
+              <w:jc w:val="left"/>
+            </w:pPr>
+            <w:r>
+              <w:rPr>
+                <w:sz w:val="16"/>
+              </w:rPr>
+              <w:t>Offset induced by IB flowing through Ro</w:t>
+            </w:r>
+          </w:p>
+        </w:tc>
+        <w:tc>
+          <w:tcPr>
+            <w:tcW w:type="dxa" w:w="1949"/>
+            <w:shd w:fill="FFFFFF"/>
+            <w:tcMar>
+              <w:top w:w="60" w:type="dxa"/>
+              <w:bottom w:w="60" w:type="dxa"/>
+              <w:left w:w="100" w:type="dxa"/>
+              <w:right w:w="100" w:type="dxa"/>
+            </w:tcMar>
+          </w:tcPr>
+          <w:p>
+            <w:pPr>
+              <w:jc w:val="left"/>
+            </w:pPr>
+            <w:r>
+              <w:rPr>
+                <w:sz w:val="16"/>
+              </w:rPr>
+              <w:t>Offset induced by IB flowing through Rs</w:t>
+            </w:r>
+          </w:p>
+        </w:tc>
+        <w:tc>
+          <w:tcPr>
+            <w:tcW w:type="dxa" w:w="1949"/>
+            <w:shd w:fill="FFFFFF"/>
+            <w:tcMar>
+              <w:top w:w="60" w:type="dxa"/>
+              <w:bottom w:w="60" w:type="dxa"/>
+              <w:left w:w="100" w:type="dxa"/>
+              <w:right w:w="100" w:type="dxa"/>
+            </w:tcMar>
+          </w:tcPr>
+          <w:p>
+            <w:pPr>
+              <w:jc w:val="left"/>
+            </w:pPr>
+            <w:r>
+              <w:rPr>
+                <w:sz w:val="16"/>
+              </w:rPr>
+              <w:t>Internal PNP Darlington base current (IB ≈ 28 nA)</w:t>
+            </w:r>
+          </w:p>
+        </w:tc>
+        <w:tc>
+          <w:tcPr>
+            <w:tcW w:type="dxa" w:w="1949"/>
+            <w:shd w:fill="FFFFFF"/>
+            <w:tcMar>
+              <w:top w:w="60" w:type="dxa"/>
+              <w:bottom w:w="60" w:type="dxa"/>
+              <w:left w:w="100" w:type="dxa"/>
+              <w:right w:w="100" w:type="dxa"/>
+            </w:tcMar>
+          </w:tcPr>
+          <w:p>
+            <w:pPr>
+              <w:jc w:val="left"/>
+            </w:pPr>
+            <w:r>
+              <w:rPr>
+                <w:sz w:val="16"/>
+              </w:rPr>
+              <w:t>Add compensation resistor Rcomp = Ri || Ro to balance bias drops</w:t>
             </w:r>
           </w:p>
         </w:tc>
       </w:tr>
     </w:tbl>
-    <w:p/>
+    <w:p>
+      <w:pPr/>
+    </w:p>
     <w:p>
       <w:pPr>
         <w:pStyle w:val="Heading1"/>

--- a/report_lab3.docx
+++ b/report_lab3.docx
@@ -677,6 +677,7 @@
         <w:rPr>
           <w:lang w:val="en-US"/>
         </w:rPr>
+        <w:lastRenderedPageBreak/>
         <w:t>The language of a scientific report is clear, precise, and compac</w:t>
       </w:r>
       <w:r>
@@ -720,16 +721,44 @@
     </w:p>
     <w:p>
       <w:pPr>
-        <w:pStyle w:val="western"/>
-        <w:rPr>
-          <w:lang w:val="en-US"/>
-        </w:rPr>
-      </w:pPr>
-      <w:r>
-        <w:rPr>
-          <w:lang w:val="en-US"/>
-        </w:rPr>
-        <w:t xml:space="preserve">In this section we import a LM358 SPICE model </w:t>
+        <w:rPr>
+          <w:lang w:val="en-US"/>
+        </w:rPr>
+      </w:pPr>
+      <w:r>
+        <w:rPr>
+          <w:lang w:val="en-US"/>
+        </w:rPr>
+        <w:t>In the SPICE simulation environment (</w:t>
+      </w:r>
+      <w:proofErr w:type="spellStart"/>
+      <w:r>
+        <w:rPr>
+          <w:lang w:val="en-US"/>
+        </w:rPr>
+        <w:t>LTSpice</w:t>
+      </w:r>
+      <w:proofErr w:type="spellEnd"/>
+      <w:r>
+        <w:rPr>
+          <w:lang w:val="en-US"/>
+        </w:rPr>
+        <w:t xml:space="preserve">), the operational amplifier was simulated using the manufacturer-verified LM358 </w:t>
+      </w:r>
+      <w:proofErr w:type="spellStart"/>
+      <w:proofErr w:type="gramStart"/>
+      <w:r>
+        <w:rPr>
+          <w:lang w:val="en-US"/>
+        </w:rPr>
+        <w:t>macromodel</w:t>
+      </w:r>
+      <w:proofErr w:type="spellEnd"/>
+      <w:r>
+        <w:rPr>
+          <w:lang w:val="en-US"/>
+        </w:rPr>
+        <w:t xml:space="preserve">  </w:t>
       </w:r>
       <w:r>
         <w:rPr>
@@ -737,40 +766,76 @@
         </w:rPr>
         <w:t>(</w:t>
       </w:r>
-      <w:hyperlink r:id="rId11" w:history="1">
-        <w:r>
-          <w:rPr>
-            <w:rStyle w:val="Hyperlink"/>
-            <w:lang w:val="en-US"/>
-          </w:rPr>
-          <w:t>https://github.com/rene-dev/stmbl/blob/master/hw/spice/LM358.lib</w:t>
-        </w:r>
-      </w:hyperlink>
-      <w:r>
-        <w:rPr>
-          <w:lang w:val="en-US"/>
-        </w:rPr>
-        <w:t xml:space="preserve">) </w:t>
-      </w:r>
-      <w:r>
-        <w:rPr>
-          <w:lang w:val="en-US"/>
-        </w:rPr>
-        <w:t xml:space="preserve">in </w:t>
-      </w:r>
-      <w:proofErr w:type="spellStart"/>
-      <w:r>
-        <w:rPr>
-          <w:lang w:val="en-US"/>
-        </w:rPr>
-        <w:t>LTSpice</w:t>
-      </w:r>
-      <w:proofErr w:type="spellEnd"/>
-      <w:r>
-        <w:rPr>
-          <w:lang w:val="en-US"/>
-        </w:rPr>
-        <w:t xml:space="preserve"> to simulate the frequency responses and output voltage swings, estimate the input imped</w:t>
+      <w:proofErr w:type="gramEnd"/>
+      <w:r>
+        <w:fldChar w:fldCharType="begin"/>
+      </w:r>
+      <w:r>
+        <w:rPr>
+          <w:lang w:val="en-US"/>
+        </w:rPr>
+        <w:instrText>HYPERLINK "https://github.com/rene-dev/stmbl/blob/master/hw/spice/LM358.lib"</w:instrText>
+      </w:r>
+      <w:r>
+        <w:fldChar w:fldCharType="separate"/>
+      </w:r>
+      <w:r>
+        <w:rPr>
+          <w:rStyle w:val="Hyperlink"/>
+          <w:lang w:val="en-US"/>
+        </w:rPr>
+        <w:t>https://github.com/rene-dev/stmbl/blob/master/hw/spice/LM358.lib</w:t>
+      </w:r>
+      <w:r>
+        <w:fldChar w:fldCharType="end"/>
+      </w:r>
+      <w:r>
+        <w:rPr>
+          <w:lang w:val="en-US"/>
+        </w:rPr>
+        <w:t>)</w:t>
+      </w:r>
+      <w:r>
+        <w:rPr>
+          <w:lang w:val="en-US"/>
+        </w:rPr>
+        <w:t>, which incorporates internal transistor transconductances, internal dominant-pole Miller compensation, output impedance, and supply rail saturation boundaries</w:t>
+      </w:r>
+      <w:r>
+        <w:rPr>
+          <w:lang w:val="en-US"/>
+        </w:rPr>
+        <w:t>.</w:t>
+      </w:r>
+      <w:r>
+        <w:rPr>
+          <w:lang w:val="en-US"/>
+        </w:rPr>
+        <w:t xml:space="preserve"> </w:t>
+      </w:r>
+      <w:r>
+        <w:rPr>
+          <w:lang w:val="en-US"/>
+        </w:rPr>
+        <w:t>T</w:t>
+      </w:r>
+      <w:r>
+        <w:rPr>
+          <w:lang w:val="en-US"/>
+        </w:rPr>
+        <w:t>he frequency responses and output voltage swings</w:t>
+      </w:r>
+      <w:r>
+        <w:rPr>
+          <w:lang w:val="en-US"/>
+        </w:rPr>
+        <w:t xml:space="preserve"> were simulated</w:t>
+      </w:r>
+      <w:r>
+        <w:rPr>
+          <w:lang w:val="en-US"/>
+        </w:rPr>
+        <w:t>, the input imped</w:t>
       </w:r>
       <w:r>
         <w:rPr>
@@ -782,7 +847,67 @@
         <w:rPr>
           <w:lang w:val="en-US"/>
         </w:rPr>
-        <w:t>nce, determine the slew rate and design a 1kHz low-pass filter for noise measurements. We then measure these circuits in the lab and compare the outputs.</w:t>
+        <w:t>nce</w:t>
+      </w:r>
+      <w:r>
+        <w:rPr>
+          <w:lang w:val="en-US"/>
+        </w:rPr>
+        <w:t xml:space="preserve"> and</w:t>
+      </w:r>
+      <w:r>
+        <w:rPr>
+          <w:lang w:val="en-US"/>
+        </w:rPr>
+        <w:t xml:space="preserve"> the slew rate </w:t>
+      </w:r>
+      <w:r>
+        <w:rPr>
+          <w:lang w:val="en-US"/>
+        </w:rPr>
+        <w:t xml:space="preserve">determined </w:t>
+      </w:r>
+      <w:r>
+        <w:rPr>
+          <w:lang w:val="en-US"/>
+        </w:rPr>
+        <w:t>and a 1kHz low-pass filter for noise measurements</w:t>
+      </w:r>
+      <w:r>
+        <w:rPr>
+          <w:lang w:val="en-US"/>
+        </w:rPr>
+        <w:t xml:space="preserve"> was designed</w:t>
+      </w:r>
+      <w:r>
+        <w:rPr>
+          <w:lang w:val="en-US"/>
+        </w:rPr>
+        <w:t>. We then measure these circuits in the lab</w:t>
+      </w:r>
+      <w:r>
+        <w:rPr>
+          <w:lang w:val="en-US"/>
+        </w:rPr>
+        <w:t>oratory</w:t>
+      </w:r>
+      <w:r>
+        <w:rPr>
+          <w:lang w:val="en-US"/>
+        </w:rPr>
+        <w:t xml:space="preserve"> and compare the </w:t>
+      </w:r>
+      <w:r>
+        <w:rPr>
+          <w:lang w:val="en-US"/>
+        </w:rPr>
+        <w:t>results</w:t>
+      </w:r>
+      <w:r>
+        <w:rPr>
+          <w:lang w:val="en-US"/>
+        </w:rPr>
+        <w:t>.</w:t>
       </w:r>
     </w:p>
     <w:p>
@@ -808,6 +933,44 @@
     </w:p>
     <w:p>
       <w:pPr>
+        <w:rPr>
+          <w:lang w:val="en-US"/>
+        </w:rPr>
+      </w:pPr>
+      <w:r>
+        <w:rPr>
+          <w:lang w:val="en-US"/>
+        </w:rPr>
+        <w:t>The precision and flexibility of operational amplifiers are a direct result of the use of negative feedback, although this benefit comes at the cost of reduced gain (Carter and Brown, 2001, p.7)</w:t>
+      </w:r>
+      <w:r>
+        <w:rPr>
+          <w:lang w:val="en-US"/>
+        </w:rPr>
+        <w:t>.</w:t>
+      </w:r>
+      <w:r>
+        <w:rPr>
+          <w:lang w:val="en-US"/>
+        </w:rPr>
+        <w:t xml:space="preserve"> </w:t>
+      </w:r>
+      <w:r>
+        <w:rPr>
+          <w:lang w:val="en-US"/>
+        </w:rPr>
+        <w:t>The different feedback configurations used to measure the frequency response of the amplifiers are shown in Figures 1 and 2.</w:t>
+      </w:r>
+    </w:p>
+    <w:p>
+      <w:pPr>
+        <w:rPr>
+          <w:lang w:val="en-US"/>
+        </w:rPr>
+      </w:pPr>
+    </w:p>
+    <w:p>
+      <w:pPr>
         <w:jc w:val="center"/>
         <w:rPr>
           <w:lang w:val="en-US"/>
@@ -815,6 +978,7 @@
       </w:pPr>
       <w:r>
         <w:rPr>
+          <w:noProof/>
           <w:lang w:val="en-US"/>
         </w:rPr>
         <w:drawing>
@@ -830,6 +994,137 @@
                 <pic:pic xmlns:pic="http://schemas.openxmlformats.org/drawingml/2006/picture">
                   <pic:nvPicPr>
                     <pic:cNvPr id="1105406099" name=""/>
+                    <pic:cNvPicPr/>
+                  </pic:nvPicPr>
+                  <pic:blipFill>
+                    <a:blip r:embed="rId11"/>
+                    <a:stretch>
+                      <a:fillRect/>
+                    </a:stretch>
+                  </pic:blipFill>
+                  <pic:spPr>
+                    <a:xfrm>
+                      <a:off x="0" y="0"/>
+                      <a:ext cx="5760000" cy="2473200"/>
+                    </a:xfrm>
+                    <a:prstGeom prst="rect">
+                      <a:avLst/>
+                    </a:prstGeom>
+                  </pic:spPr>
+                </pic:pic>
+              </a:graphicData>
+            </a:graphic>
+          </wp:inline>
+        </w:drawing>
+      </w:r>
+    </w:p>
+    <w:p>
+      <w:pPr>
+        <w:pStyle w:val="Caption"/>
+        <w:ind w:left="0" w:firstLine="0"/>
+        <w:rPr>
+          <w:lang w:val="en-US"/>
+        </w:rPr>
+      </w:pPr>
+      <w:r>
+        <w:rPr>
+          <w:lang w:val="en-US"/>
+        </w:rPr>
+        <w:t xml:space="preserve">Figure </w:t>
+      </w:r>
+      <w:r>
+        <w:fldChar w:fldCharType="begin"/>
+      </w:r>
+      <w:r>
+        <w:rPr>
+          <w:lang w:val="en-US"/>
+        </w:rPr>
+        <w:instrText xml:space="preserve"> SEQ Figure \* ARABIC </w:instrText>
+      </w:r>
+      <w:r>
+        <w:fldChar w:fldCharType="separate"/>
+      </w:r>
+      <w:r>
+        <w:rPr>
+          <w:noProof/>
+          <w:lang w:val="en-US"/>
+        </w:rPr>
+        <w:t>1</w:t>
+      </w:r>
+      <w:r>
+        <w:fldChar w:fldCharType="end"/>
+      </w:r>
+      <w:r>
+        <w:rPr>
+          <w:lang w:val="en-US"/>
+        </w:rPr>
+        <w:t xml:space="preserve">. </w:t>
+      </w:r>
+      <w:r>
+        <w:rPr>
+          <w:lang w:val="en-US"/>
+        </w:rPr>
+        <w:t>Detailed circuit schematics for the unity-gain amplifier configurations implemented for comparative simulation and laboratory characterization. Left: Non-inverting voltage follower (Av = 1, 0 dB), where the output terminal (pin 5) is connected directly in full negative feedback to the inverting input terminal (pin 2</w:t>
+      </w:r>
+      <w:r>
+        <w:rPr>
+          <w:lang w:val="en-US"/>
+        </w:rPr>
+        <w:t>)</w:t>
+      </w:r>
+      <w:r>
+        <w:rPr>
+          <w:lang w:val="en-US"/>
+        </w:rPr>
+        <w:t>. Right: Inverting operational amplifier with unity gain (Av = -1, 0 dB), utilizing matched 1 k</w:t>
+      </w:r>
+      <w:r>
+        <w:t>Ω</w:t>
+      </w:r>
+      <w:r>
+        <w:rPr>
+          <w:lang w:val="en-US"/>
+        </w:rPr>
+        <w:t xml:space="preserve"> precision resistors for input coupling (Ri) and negative feedback (Ro), with the non-inverting input tied directly to ground. Both circuits are energized by symmetric dual DC power rails of V+ = +10 V and V- = -10 V</w:t>
+      </w:r>
+      <w:r>
+        <w:rPr>
+          <w:lang w:val="en-US"/>
+        </w:rPr>
+        <w:t>.</w:t>
+      </w:r>
+    </w:p>
+    <w:p>
+      <w:pPr>
+        <w:rPr>
+          <w:lang w:val="en-US"/>
+        </w:rPr>
+      </w:pPr>
+    </w:p>
+    <w:p>
+      <w:pPr>
+        <w:keepNext/>
+        <w:jc w:val="center"/>
+      </w:pPr>
+      <w:r>
+        <w:rPr>
+          <w:noProof/>
+          <w:lang w:val="en-US"/>
+        </w:rPr>
+        <w:lastRenderedPageBreak/>
+        <w:drawing>
+          <wp:inline distT="0" distB="0" distL="0" distR="0" wp14:anchorId="7033D82D" wp14:editId="4398DFEE">
+            <wp:extent cx="5760000" cy="2473200"/>
+            <wp:effectExtent l="0" t="0" r="0" b="3810"/>
+            <wp:docPr id="665328990" name="Picture 1"/>
+            <wp:cNvGraphicFramePr>
+              <a:graphicFrameLocks xmlns:a="http://schemas.openxmlformats.org/drawingml/2006/main" noChangeAspect="1"/>
+            </wp:cNvGraphicFramePr>
+            <a:graphic xmlns:a="http://schemas.openxmlformats.org/drawingml/2006/main">
+              <a:graphicData uri="http://schemas.openxmlformats.org/drawingml/2006/picture">
+                <pic:pic xmlns:pic="http://schemas.openxmlformats.org/drawingml/2006/picture">
+                  <pic:nvPicPr>
+                    <pic:cNvPr id="665328990" name=""/>
                     <pic:cNvPicPr/>
                   </pic:nvPicPr>
                   <pic:blipFill>
@@ -857,6 +1152,7 @@
     <w:p>
       <w:pPr>
         <w:pStyle w:val="Caption"/>
+        <w:ind w:left="0" w:firstLine="0"/>
         <w:rPr>
           <w:lang w:val="en-US"/>
         </w:rPr>
@@ -884,22 +1180,206 @@
           <w:noProof/>
           <w:lang w:val="en-US"/>
         </w:rPr>
+        <w:t>2</w:t>
+      </w:r>
+      <w:r>
+        <w:fldChar w:fldCharType="end"/>
+      </w:r>
+      <w:proofErr w:type="gramStart"/>
+      <w:r>
+        <w:rPr>
+          <w:lang w:val="en-US"/>
+        </w:rPr>
+        <w:t>.</w:t>
+      </w:r>
+      <w:r>
+        <w:rPr>
+          <w:lang w:val="en-US"/>
+        </w:rPr>
+        <w:t xml:space="preserve"> </w:t>
+      </w:r>
+      <w:r>
+        <w:rPr>
+          <w:lang w:val="en-US"/>
+        </w:rPr>
+        <w:t>.</w:t>
+      </w:r>
+      <w:proofErr w:type="gramEnd"/>
+      <w:r>
+        <w:rPr>
+          <w:lang w:val="en-US"/>
+        </w:rPr>
+        <w:t xml:space="preserve"> Detailed circuit schematics for the high closed-loop gain (+40 dB) configurations investigated in both </w:t>
+      </w:r>
+      <w:proofErr w:type="spellStart"/>
+      <w:r>
+        <w:rPr>
+          <w:lang w:val="en-US"/>
+        </w:rPr>
+        <w:t>LTSpice</w:t>
+      </w:r>
+      <w:proofErr w:type="spellEnd"/>
+      <w:r>
+        <w:rPr>
+          <w:lang w:val="en-US"/>
+        </w:rPr>
+        <w:t xml:space="preserve"> simulation and laboratory </w:t>
+      </w:r>
+      <w:r>
+        <w:rPr>
+          <w:lang w:val="en-US"/>
+        </w:rPr>
+        <w:t>characterization</w:t>
+      </w:r>
+      <w:r>
+        <w:rPr>
+          <w:lang w:val="en-US"/>
+        </w:rPr>
+        <w:t xml:space="preserve">. Left: Non-inverting amplifier employing </w:t>
+      </w:r>
+      <w:r>
+        <w:rPr>
+          <w:lang w:val="en-US"/>
+        </w:rPr>
+        <w:t xml:space="preserve">a </w:t>
+      </w:r>
+      <w:r>
+        <w:rPr>
+          <w:lang w:val="en-US"/>
+        </w:rPr>
+        <w:t>1 k</w:t>
+      </w:r>
+      <w:r>
+        <w:t>Ω</w:t>
+      </w:r>
+      <w:r>
+        <w:rPr>
+          <w:lang w:val="en-US"/>
+        </w:rPr>
+        <w:t xml:space="preserve"> precision resistors </w:t>
+      </w:r>
+      <w:r>
+        <w:rPr>
+          <w:lang w:val="en-US"/>
+        </w:rPr>
+        <w:t>(</w:t>
+      </w:r>
+      <w:r>
+        <w:rPr>
+          <w:lang w:val="en-US"/>
+        </w:rPr>
+        <w:t>Ri</w:t>
+      </w:r>
+      <w:r>
+        <w:rPr>
+          <w:lang w:val="en-US"/>
+        </w:rPr>
+        <w:t>)</w:t>
+      </w:r>
+      <w:r>
+        <w:rPr>
+          <w:lang w:val="en-US"/>
+        </w:rPr>
+        <w:t xml:space="preserve"> coupled </w:t>
+      </w:r>
+      <w:r>
+        <w:rPr>
+          <w:lang w:val="en-US"/>
+        </w:rPr>
+        <w:t xml:space="preserve">to ground and </w:t>
+      </w:r>
+      <w:r>
+        <w:rPr>
+          <w:lang w:val="en-US"/>
+        </w:rPr>
         <w:t>1</w:t>
       </w:r>
       <w:r>
-        <w:fldChar w:fldCharType="end"/>
-      </w:r>
-      <w:r>
-        <w:rPr>
-          <w:lang w:val="en-US"/>
-        </w:rPr>
-        <w:t>. Schematics of both the non-inverting</w:t>
-      </w:r>
-      <w:r>
-        <w:rPr>
-          <w:lang w:val="en-US"/>
-        </w:rPr>
-        <w:t xml:space="preserve"> (left</w:t>
+        <w:rPr>
+          <w:lang w:val="en-US"/>
+        </w:rPr>
+        <w:t>00</w:t>
+      </w:r>
+      <w:r>
+        <w:rPr>
+          <w:lang w:val="en-US"/>
+        </w:rPr>
+        <w:t xml:space="preserve"> k</w:t>
+      </w:r>
+      <w:r>
+        <w:t>Ω</w:t>
+      </w:r>
+      <w:r>
+        <w:rPr>
+          <w:lang w:val="en-US"/>
+        </w:rPr>
+        <w:t xml:space="preserve"> precision resistors</w:t>
+      </w:r>
+      <w:r>
+        <w:rPr>
+          <w:lang w:val="en-US"/>
+        </w:rPr>
+        <w:t xml:space="preserve"> (Ro) for</w:t>
+      </w:r>
+      <w:r>
+        <w:rPr>
+          <w:lang w:val="en-US"/>
+        </w:rPr>
+        <w:t xml:space="preserve"> </w:t>
+      </w:r>
+      <w:r>
+        <w:rPr>
+          <w:lang w:val="en-US"/>
+        </w:rPr>
+        <w:t xml:space="preserve">feedback. Right: Inverting amplifier with nominal closed-loop voltage </w:t>
+      </w:r>
+      <w:r>
+        <w:rPr>
+          <w:lang w:val="en-US"/>
+        </w:rPr>
+        <w:t xml:space="preserve">employing a </w:t>
+      </w:r>
+      <w:r>
+        <w:rPr>
+          <w:lang w:val="en-US"/>
+        </w:rPr>
+        <w:t>1 k</w:t>
+      </w:r>
+      <w:r>
+        <w:t>Ω</w:t>
+      </w:r>
+      <w:r>
+        <w:rPr>
+          <w:lang w:val="en-US"/>
+        </w:rPr>
+        <w:t xml:space="preserve"> precision resistor for input coupling (Ri) </w:t>
+      </w:r>
+      <w:r>
+        <w:rPr>
+          <w:lang w:val="en-US"/>
+        </w:rPr>
+        <w:t>and 100 k</w:t>
+      </w:r>
+      <w:r>
+        <w:t>Ω</w:t>
+      </w:r>
+      <w:r>
+        <w:rPr>
+          <w:lang w:val="en-US"/>
+        </w:rPr>
+        <w:t xml:space="preserve"> </w:t>
+      </w:r>
+      <w:r>
+        <w:rPr>
+          <w:lang w:val="en-US"/>
+        </w:rPr>
+        <w:t>for negative feedback (</w:t>
+      </w:r>
+      <w:r>
+        <w:rPr>
+          <w:lang w:val="en-US"/>
+        </w:rPr>
+        <w:t>Ro</w:t>
       </w:r>
       <w:r>
         <w:rPr>
@@ -911,78 +1391,99 @@
         <w:rPr>
           <w:lang w:val="en-US"/>
         </w:rPr>
-        <w:t xml:space="preserve"> </w:t>
-      </w:r>
-      <w:r>
-        <w:rPr>
-          <w:lang w:val="en-US"/>
-        </w:rPr>
-        <w:t xml:space="preserve">and </w:t>
-      </w:r>
-      <w:r>
-        <w:rPr>
-          <w:lang w:val="en-US"/>
-        </w:rPr>
-        <w:t xml:space="preserve">inverting </w:t>
-      </w:r>
-      <w:r>
-        <w:rPr>
-          <w:lang w:val="en-US"/>
-        </w:rPr>
-        <w:t xml:space="preserve">(right) </w:t>
-      </w:r>
-      <w:r>
-        <w:rPr>
-          <w:lang w:val="en-US"/>
-        </w:rPr>
-        <w:t>amplifier configurations with unity gain</w:t>
-      </w:r>
-      <w:r>
-        <w:rPr>
-          <w:lang w:val="en-US"/>
-        </w:rPr>
-        <w:t xml:space="preserve"> used for</w:t>
-      </w:r>
-      <w:r>
-        <w:rPr>
-          <w:lang w:val="en-US"/>
-        </w:rPr>
-        <w:t xml:space="preserve"> </w:t>
-      </w:r>
-      <w:r>
-        <w:rPr>
-          <w:lang w:val="en-US"/>
-        </w:rPr>
-        <w:t xml:space="preserve">the simulations and the </w:t>
-      </w:r>
-      <w:r>
-        <w:rPr>
-          <w:lang w:val="en-US"/>
-        </w:rPr>
-        <w:t>laboratory measurements.</w:t>
+        <w:t xml:space="preserve">. </w:t>
+      </w:r>
+      <w:r>
+        <w:rPr>
+          <w:lang w:val="en-US"/>
+        </w:rPr>
+        <w:t>Both circuits are energized by symmetric dual DC power rails of V+ = +10 V and V- = -10 V</w:t>
+      </w:r>
+      <w:r>
+        <w:rPr>
+          <w:lang w:val="en-US"/>
+        </w:rPr>
+        <w:t>.</w:t>
       </w:r>
     </w:p>
     <w:p>
       <w:pPr>
-        <w:rPr>
-          <w:lang w:val="en-US"/>
-        </w:rPr>
-      </w:pPr>
+        <w:pStyle w:val="Heading2"/>
+        <w:rPr>
+          <w:lang w:val="en-US"/>
+        </w:rPr>
+      </w:pPr>
+      <w:r>
+        <w:rPr>
+          <w:lang w:val="en-US"/>
+        </w:rPr>
+        <w:t>Input Impedance</w:t>
+      </w:r>
     </w:p>
     <w:p>
       <w:pPr>
+        <w:rPr>
+          <w:lang w:val="en-US"/>
+        </w:rPr>
+      </w:pPr>
+    </w:p>
+    <w:p>
+      <w:pPr>
+        <w:rPr>
+          <w:lang w:val="en-US"/>
+        </w:rPr>
+      </w:pPr>
+      <w:r>
+        <w:rPr>
+          <w:lang w:val="en-US"/>
+        </w:rPr>
+        <w:t xml:space="preserve">The input impedance of the amplifier configurations was measured using a voltage divider formed by connecting a known series resistance, Rs, between the AC source and the amplifier input. A high input impedance is desirable so that the amplifier does not excessively load the signal source, since a low input impedance would draw current from the source and reduce the voltage that </w:t>
+      </w:r>
+      <w:r>
+        <w:rPr>
+          <w:lang w:val="en-US"/>
+        </w:rPr>
+        <w:t>reaches</w:t>
+      </w:r>
+      <w:r>
+        <w:rPr>
+          <w:lang w:val="en-US"/>
+        </w:rPr>
+        <w:t xml:space="preserve"> the amplifier. The </w:t>
+      </w:r>
+      <w:r>
+        <w:rPr>
+          <w:lang w:val="en-US"/>
+        </w:rPr>
+        <w:t>simulated</w:t>
+      </w:r>
+      <w:r>
+        <w:rPr>
+          <w:lang w:val="en-US"/>
+        </w:rPr>
+        <w:t xml:space="preserve"> setup is shown in Figure 3, together with its equivalent circuit as seen by the source.</w:t>
+      </w:r>
+    </w:p>
+    <w:p>
+      <w:pPr>
+        <w:rPr>
+          <w:lang w:val="en-US"/>
+        </w:rPr>
+      </w:pPr>
+    </w:p>
+    <w:p>
+      <w:pPr>
         <w:keepNext/>
-        <w:jc w:val="center"/>
       </w:pPr>
       <w:r>
         <w:rPr>
           <w:lang w:val="en-US"/>
         </w:rPr>
         <w:drawing>
-          <wp:inline distT="0" distB="0" distL="0" distR="0" wp14:anchorId="7033D82D" wp14:editId="4398DFEE">
-            <wp:extent cx="5760000" cy="2473200"/>
-            <wp:effectExtent l="0" t="0" r="0" b="3810"/>
-            <wp:docPr id="665328990" name="Picture 1"/>
+          <wp:inline distT="0" distB="0" distL="0" distR="0" wp14:anchorId="237579A7" wp14:editId="7D369A59">
+            <wp:extent cx="6189345" cy="2491105"/>
+            <wp:effectExtent l="0" t="0" r="0" b="0"/>
+            <wp:docPr id="1797676351" name="Picture 1"/>
             <wp:cNvGraphicFramePr>
               <a:graphicFrameLocks xmlns:a="http://schemas.openxmlformats.org/drawingml/2006/main" noChangeAspect="1"/>
             </wp:cNvGraphicFramePr>
@@ -990,7 +1491,7 @@
               <a:graphicData uri="http://schemas.openxmlformats.org/drawingml/2006/picture">
                 <pic:pic xmlns:pic="http://schemas.openxmlformats.org/drawingml/2006/picture">
                   <pic:nvPicPr>
-                    <pic:cNvPr id="665328990" name=""/>
+                    <pic:cNvPr id="1797676351" name=""/>
                     <pic:cNvPicPr/>
                   </pic:nvPicPr>
                   <pic:blipFill>
@@ -1002,7 +1503,7 @@
                   <pic:spPr>
                     <a:xfrm>
                       <a:off x="0" y="0"/>
-                      <a:ext cx="5760000" cy="2473200"/>
+                      <a:ext cx="6189345" cy="2491105"/>
                     </a:xfrm>
                     <a:prstGeom prst="rect">
                       <a:avLst/>
@@ -1018,6 +1519,7 @@
     <w:p>
       <w:pPr>
         <w:pStyle w:val="Caption"/>
+        <w:ind w:left="0" w:firstLine="0"/>
         <w:rPr>
           <w:lang w:val="en-US"/>
         </w:rPr>
@@ -1045,7 +1547,7 @@
           <w:noProof/>
           <w:lang w:val="en-US"/>
         </w:rPr>
-        <w:t>2</w:t>
+        <w:t>3</w:t>
       </w:r>
       <w:r>
         <w:fldChar w:fldCharType="end"/>
@@ -1066,86 +1568,32 @@
         <w:rPr>
           <w:lang w:val="en-US"/>
         </w:rPr>
-        <w:t>Schematics of both the non-inverting</w:t>
-      </w:r>
-      <w:r>
-        <w:rPr>
-          <w:lang w:val="en-US"/>
-        </w:rPr>
-        <w:t xml:space="preserve"> (left)</w:t>
-      </w:r>
-      <w:r>
-        <w:rPr>
-          <w:lang w:val="en-US"/>
-        </w:rPr>
-        <w:t xml:space="preserve"> </w:t>
-      </w:r>
-      <w:r>
-        <w:rPr>
-          <w:lang w:val="en-US"/>
-        </w:rPr>
-        <w:t xml:space="preserve">and </w:t>
-      </w:r>
-      <w:r>
-        <w:rPr>
-          <w:lang w:val="en-US"/>
-        </w:rPr>
-        <w:t xml:space="preserve">inverting </w:t>
-      </w:r>
-      <w:r>
-        <w:rPr>
-          <w:lang w:val="en-US"/>
-        </w:rPr>
-        <w:t xml:space="preserve">(right) </w:t>
-      </w:r>
-      <w:r>
-        <w:rPr>
-          <w:lang w:val="en-US"/>
-        </w:rPr>
-        <w:t xml:space="preserve">amplifier configurations with </w:t>
-      </w:r>
-      <w:r>
-        <w:rPr>
-          <w:lang w:val="en-US"/>
-        </w:rPr>
-        <w:t xml:space="preserve">a gain </w:t>
-      </w:r>
-      <w:r>
-        <w:rPr>
-          <w:lang w:val="en-US"/>
-        </w:rPr>
-        <w:t>(A</w:t>
+        <w:t>Circuit used to measure the input impedance of the amplifier configurations. Left: an example amplifier stage powered from ±10 V supplies, with the AC source V1 connected to the input through a known series resistor, R</w:t>
+      </w:r>
+      <w:r>
+        <w:rPr>
+          <w:lang w:val="en-US"/>
+        </w:rPr>
+        <w:t>s</w:t>
+      </w:r>
+      <w:r>
+        <w:rPr>
+          <w:lang w:val="en-US"/>
+        </w:rPr>
+        <w:t>. A non-inverting configuration is shown here for illustration. Right: equivalent circuit as seen by the AC source, in which the amplifier is represented by its input impedance Z</w:t>
       </w:r>
       <w:r>
         <w:rPr>
           <w:vertAlign w:val="subscript"/>
           <w:lang w:val="en-US"/>
         </w:rPr>
-        <w:t>v</w:t>
-      </w:r>
-      <w:r>
-        <w:rPr>
-          <w:lang w:val="en-US"/>
-        </w:rPr>
-        <w:t>) = 100 (40dB</w:t>
-      </w:r>
-      <w:r>
-        <w:rPr>
-          <w:lang w:val="en-US"/>
-        </w:rPr>
-        <w:t>)</w:t>
-      </w:r>
-      <w:r>
-        <w:rPr>
-          <w:lang w:val="en-US"/>
-        </w:rPr>
-        <w:t xml:space="preserve"> </w:t>
-      </w:r>
-      <w:r>
-        <w:rPr>
-          <w:lang w:val="en-US"/>
-        </w:rPr>
-        <w:t>used for the simulations and the laboratory measurements.</w:t>
+        <w:t>in</w:t>
+      </w:r>
+      <w:r>
+        <w:rPr>
+          <w:lang w:val="en-US"/>
+        </w:rPr>
+        <w:t>, forming a voltage divider with Rs.</w:t>
       </w:r>
     </w:p>
     <w:p>
@@ -1154,20 +1602,240 @@
           <w:lang w:val="en-US"/>
         </w:rPr>
       </w:pPr>
+      <w:r>
+        <w:rPr>
+          <w:lang w:val="en-US"/>
+        </w:rPr>
+        <w:lastRenderedPageBreak/>
+        <w:t>Because Rs and Z</w:t>
+      </w:r>
+      <w:r>
+        <w:rPr>
+          <w:vertAlign w:val="subscript"/>
+          <w:lang w:val="en-US"/>
+        </w:rPr>
+        <w:t>in</w:t>
+      </w:r>
+      <w:r>
+        <w:rPr>
+          <w:lang w:val="en-US"/>
+        </w:rPr>
+        <w:t xml:space="preserve"> form a voltage divider, the source voltage V</w:t>
+      </w:r>
+      <w:r>
+        <w:rPr>
+          <w:vertAlign w:val="subscript"/>
+          <w:lang w:val="en-US"/>
+        </w:rPr>
+        <w:t>in</w:t>
+      </w:r>
+      <w:r>
+        <w:rPr>
+          <w:lang w:val="en-US"/>
+        </w:rPr>
+        <w:t xml:space="preserve"> divides between them in proportion to their values. Measuring V</w:t>
+      </w:r>
+      <w:r>
+        <w:rPr>
+          <w:vertAlign w:val="subscript"/>
+          <w:lang w:val="en-US"/>
+        </w:rPr>
+        <w:t>in</w:t>
+      </w:r>
+      <w:r>
+        <w:rPr>
+          <w:lang w:val="en-US"/>
+        </w:rPr>
+        <w:t xml:space="preserve"> and V</w:t>
+      </w:r>
+      <w:r>
+        <w:rPr>
+          <w:vertAlign w:val="subscript"/>
+          <w:lang w:val="en-US"/>
+        </w:rPr>
+        <w:t>R</w:t>
+      </w:r>
+      <w:r>
+        <w:rPr>
+          <w:lang w:val="en-US"/>
+        </w:rPr>
+        <w:t xml:space="preserve"> (the voltage across the series resistor) gives the input impedance as</w:t>
+      </w:r>
+      <w:r>
+        <w:rPr>
+          <w:lang w:val="en-US"/>
+        </w:rPr>
+        <w:t>:</w:t>
+      </w:r>
     </w:p>
     <w:p>
       <w:pPr>
-        <w:pStyle w:val="Heading2"/>
-        <w:rPr>
-          <w:lang w:val="en-US"/>
-        </w:rPr>
-      </w:pPr>
-      <w:r>
-        <w:rPr>
-          <w:lang w:val="en-US"/>
-        </w:rPr>
-        <w:t>Input Impedance</w:t>
-      </w:r>
+        <w:rPr>
+          <w:lang w:val="en-US"/>
+        </w:rPr>
+      </w:pPr>
+      <m:oMathPara>
+        <m:oMath>
+          <m:sSub>
+            <m:sSubPr>
+              <m:ctrlPr>
+                <w:rPr>
+                  <w:rFonts w:ascii="Cambria Math" w:hAnsi="Cambria Math"/>
+                  <w:i/>
+                  <w:lang w:val="en-US"/>
+                </w:rPr>
+              </m:ctrlPr>
+            </m:sSubPr>
+            <m:e>
+              <m:r>
+                <w:rPr>
+                  <w:rFonts w:ascii="Cambria Math" w:hAnsi="Cambria Math"/>
+                  <w:lang w:val="en-US"/>
+                </w:rPr>
+                <m:t>Z</m:t>
+              </m:r>
+            </m:e>
+            <m:sub>
+              <m:r>
+                <w:rPr>
+                  <w:rFonts w:ascii="Cambria Math" w:hAnsi="Cambria Math"/>
+                  <w:lang w:val="en-US"/>
+                </w:rPr>
+                <m:t>in</m:t>
+              </m:r>
+            </m:sub>
+          </m:sSub>
+          <m:r>
+            <w:rPr>
+              <w:rFonts w:ascii="Cambria Math" w:hAnsi="Cambria Math"/>
+              <w:lang w:val="en-US"/>
+            </w:rPr>
+            <m:t>=</m:t>
+          </m:r>
+          <m:sSub>
+            <m:sSubPr>
+              <m:ctrlPr>
+                <w:rPr>
+                  <w:rFonts w:ascii="Cambria Math" w:hAnsi="Cambria Math"/>
+                  <w:i/>
+                  <w:lang w:val="en-US"/>
+                </w:rPr>
+              </m:ctrlPr>
+            </m:sSubPr>
+            <m:e>
+              <m:r>
+                <w:rPr>
+                  <w:rFonts w:ascii="Cambria Math" w:hAnsi="Cambria Math"/>
+                  <w:lang w:val="en-US"/>
+                </w:rPr>
+                <m:t>R</m:t>
+              </m:r>
+            </m:e>
+            <m:sub>
+              <m:r>
+                <w:rPr>
+                  <w:rFonts w:ascii="Cambria Math" w:hAnsi="Cambria Math"/>
+                  <w:lang w:val="en-US"/>
+                </w:rPr>
+                <m:t>series</m:t>
+              </m:r>
+            </m:sub>
+          </m:sSub>
+          <m:d>
+            <m:dPr>
+              <m:ctrlPr>
+                <w:rPr>
+                  <w:rFonts w:ascii="Cambria Math" w:hAnsi="Cambria Math"/>
+                  <w:i/>
+                  <w:lang w:val="en-US"/>
+                </w:rPr>
+              </m:ctrlPr>
+            </m:dPr>
+            <m:e>
+              <m:f>
+                <m:fPr>
+                  <m:ctrlPr>
+                    <w:rPr>
+                      <w:rFonts w:ascii="Cambria Math" w:hAnsi="Cambria Math"/>
+                      <w:i/>
+                      <w:lang w:val="en-US"/>
+                    </w:rPr>
+                  </m:ctrlPr>
+                </m:fPr>
+                <m:num>
+                  <m:sSub>
+                    <m:sSubPr>
+                      <m:ctrlPr>
+                        <w:rPr>
+                          <w:rFonts w:ascii="Cambria Math" w:hAnsi="Cambria Math"/>
+                          <w:i/>
+                          <w:lang w:val="en-US"/>
+                        </w:rPr>
+                      </m:ctrlPr>
+                    </m:sSubPr>
+                    <m:e>
+                      <m:r>
+                        <w:rPr>
+                          <w:rFonts w:ascii="Cambria Math" w:hAnsi="Cambria Math"/>
+                          <w:lang w:val="en-US"/>
+                        </w:rPr>
+                        <m:t>V</m:t>
+                      </m:r>
+                    </m:e>
+                    <m:sub>
+                      <m:r>
+                        <w:rPr>
+                          <w:rFonts w:ascii="Cambria Math" w:hAnsi="Cambria Math"/>
+                          <w:lang w:val="en-US"/>
+                        </w:rPr>
+                        <m:t>in</m:t>
+                      </m:r>
+                    </m:sub>
+                  </m:sSub>
+                </m:num>
+                <m:den>
+                  <m:sSub>
+                    <m:sSubPr>
+                      <m:ctrlPr>
+                        <w:rPr>
+                          <w:rFonts w:ascii="Cambria Math" w:hAnsi="Cambria Math"/>
+                          <w:i/>
+                          <w:lang w:val="en-US"/>
+                        </w:rPr>
+                      </m:ctrlPr>
+                    </m:sSubPr>
+                    <m:e>
+                      <m:r>
+                        <w:rPr>
+                          <w:rFonts w:ascii="Cambria Math" w:hAnsi="Cambria Math"/>
+                          <w:lang w:val="en-US"/>
+                        </w:rPr>
+                        <m:t>V</m:t>
+                      </m:r>
+                    </m:e>
+                    <m:sub>
+                      <m:r>
+                        <w:rPr>
+                          <w:rFonts w:ascii="Cambria Math" w:hAnsi="Cambria Math"/>
+                          <w:lang w:val="en-US"/>
+                        </w:rPr>
+                        <m:t>R</m:t>
+                      </m:r>
+                    </m:sub>
+                  </m:sSub>
+                </m:den>
+              </m:f>
+              <m:r>
+                <w:rPr>
+                  <w:rFonts w:ascii="Cambria Math" w:hAnsi="Cambria Math"/>
+                  <w:lang w:val="en-US"/>
+                </w:rPr>
+                <m:t>-1</m:t>
+              </m:r>
+            </m:e>
+          </m:d>
+        </m:oMath>
+      </m:oMathPara>
     </w:p>
     <w:p>
       <w:pPr>
@@ -1178,128 +1846,476 @@
     </w:p>
     <w:p>
       <w:pPr>
-        <w:rPr>
-          <w:bCs/>
-          <w:lang w:val="en-US"/>
-        </w:rPr>
-      </w:pPr>
-      <w:r>
-        <w:rPr>
-          <w:b/>
-          <w:lang w:val="en-US"/>
-        </w:rPr>
-        <w:t>The methods section of a short report is comp</w:t>
-      </w:r>
-      <w:r>
-        <w:rPr>
-          <w:b/>
-          <w:lang w:val="en-US"/>
-        </w:rPr>
-        <w:t xml:space="preserve">act, but comprehensive. </w:t>
-      </w:r>
-      <w:r>
-        <w:rPr>
-          <w:bCs/>
-          <w:lang w:val="en-US"/>
-        </w:rPr>
-        <w:t>It presents the measurement setup or any other experimentation s</w:t>
-      </w:r>
-      <w:r>
-        <w:rPr>
-          <w:bCs/>
-          <w:lang w:val="en-US"/>
-        </w:rPr>
-        <w:t>etups</w:t>
-      </w:r>
-      <w:r>
-        <w:rPr>
-          <w:bCs/>
-          <w:lang w:val="en-US"/>
-        </w:rPr>
-        <w:t xml:space="preserve"> </w:t>
-      </w:r>
-      <w:r>
-        <w:rPr>
-          <w:bCs/>
-          <w:lang w:val="en-US"/>
-        </w:rPr>
-        <w:t xml:space="preserve">for example with circuit diagrams or other demonstrative figures and dimensioning calculations, if necessary. It is especially important that after reading the section the reader understands what is measured using which instruments. If the result is calculated based on multiple measurements, the equations must be presented and justified shortly. </w:t>
-      </w:r>
-      <w:r>
-        <w:rPr>
-          <w:b/>
-          <w:lang w:val="en-US"/>
-        </w:rPr>
-        <w:t>In a longer research report paper the methods description is longer if needed.</w:t>
-      </w:r>
-      <w:r>
-        <w:rPr>
-          <w:bCs/>
-          <w:lang w:val="en-US"/>
-        </w:rPr>
-        <w:t xml:space="preserve"> Typically, some justifications are presented for the selected methods or the instruments using literature or calculations.</w:t>
+        <w:pStyle w:val="Heading2"/>
+        <w:rPr>
+          <w:lang w:val="en-US"/>
+        </w:rPr>
+      </w:pPr>
+      <w:r>
+        <w:rPr>
+          <w:lang w:val="en-US"/>
+        </w:rPr>
+        <w:t>Step response</w:t>
       </w:r>
     </w:p>
     <w:p>
       <w:pPr>
-        <w:rPr>
-          <w:bCs/>
-          <w:lang w:val="en-US"/>
-        </w:rPr>
-      </w:pPr>
-      <w:r>
-        <w:rPr>
-          <w:bCs/>
-          <w:lang w:val="en-US"/>
-        </w:rPr>
-        <w:t xml:space="preserve">Using figures can </w:t>
-      </w:r>
-      <w:r>
-        <w:rPr>
-          <w:bCs/>
-          <w:lang w:val="en-US"/>
-        </w:rPr>
-        <w:t xml:space="preserve">demonstrate for example circuits and the voltage and current behaviors in them (Figure 1). </w:t>
-      </w:r>
-      <w:r>
-        <w:rPr>
-          <w:bCs/>
-          <w:lang w:val="en-US"/>
-        </w:rPr>
-        <w:t>If the report has figures, they are numbered, and t</w:t>
-      </w:r>
-      <w:r>
-        <w:rPr>
-          <w:bCs/>
-          <w:lang w:val="en-US"/>
-        </w:rPr>
-        <w:t xml:space="preserve">hey must be referenced in the text. </w:t>
-      </w:r>
-      <w:r>
-        <w:rPr>
-          <w:bCs/>
-          <w:lang w:val="en-US"/>
-        </w:rPr>
-        <w:t xml:space="preserve">The figures must have a caption, which shortly explains </w:t>
-      </w:r>
-      <w:r>
-        <w:rPr>
-          <w:bCs/>
-          <w:lang w:val="en-US"/>
-        </w:rPr>
-        <w:t>the reader what the figure shows.</w:t>
+        <w:spacing w:before="100" w:beforeAutospacing="1" w:after="100" w:afterAutospacing="1" w:line="240" w:lineRule="auto"/>
+        <w:jc w:val="left"/>
+        <w:rPr>
+          <w:szCs w:val="24"/>
+          <w:lang w:val="en-US" w:eastAsia="en-GB"/>
+        </w:rPr>
+      </w:pPr>
+      <w:r>
+        <w:rPr>
+          <w:szCs w:val="24"/>
+          <w:lang w:val="en-FI" w:eastAsia="en-GB"/>
+        </w:rPr>
+        <w:t>The slew rate of an op-amp is the maximum rate at which its output voltage can change in response to a step input voltage. It depends on the high-frequency response of the amplifier stages inside the op-amp.</w:t>
+      </w:r>
+      <w:r>
+        <w:rPr>
+          <w:szCs w:val="24"/>
+          <w:lang w:val="en-FI" w:eastAsia="en-GB"/>
+        </w:rPr>
+        <w:t xml:space="preserve"> T</w:t>
+      </w:r>
+      <w:r>
+        <w:rPr>
+          <w:szCs w:val="24"/>
+          <w:lang w:val="en-FI" w:eastAsia="en-GB"/>
+        </w:rPr>
+        <w:t>he high-frequency components of a voltage step are contained in its rising edge, and the upper critical frequency of an amplifier limits how well it can respond to a step input</w:t>
+      </w:r>
+      <w:r>
+        <w:rPr>
+          <w:szCs w:val="24"/>
+          <w:lang w:val="en-FI" w:eastAsia="en-GB"/>
+        </w:rPr>
+        <w:t xml:space="preserve"> (Floyd, 2005, p</w:t>
+      </w:r>
+      <w:r>
+        <w:rPr>
+          <w:szCs w:val="24"/>
+          <w:lang w:val="en-FI" w:eastAsia="en-GB"/>
+        </w:rPr>
+        <w:t>.</w:t>
+      </w:r>
+      <w:r>
+        <w:rPr>
+          <w:szCs w:val="24"/>
+          <w:lang w:val="en-FI" w:eastAsia="en-GB"/>
+        </w:rPr>
+        <w:t>609).</w:t>
+      </w:r>
+      <w:r>
+        <w:rPr>
+          <w:szCs w:val="24"/>
+          <w:lang w:val="en-FI" w:eastAsia="en-GB"/>
+        </w:rPr>
+        <w:t xml:space="preserve"> </w:t>
+      </w:r>
+      <w:r>
+        <w:rPr>
+          <w:lang w:val="en-US"/>
+        </w:rPr>
+        <w:t>The slew rate was measured with the op-amp connected as a unity-gain voltage follower, as shown in Figure 4.</w:t>
       </w:r>
     </w:p>
     <w:p>
       <w:pPr>
+        <w:spacing w:before="100" w:beforeAutospacing="1" w:after="100" w:afterAutospacing="1" w:line="240" w:lineRule="auto"/>
+        <w:jc w:val="left"/>
+        <w:rPr>
+          <w:szCs w:val="24"/>
+          <w:lang w:val="en-US" w:eastAsia="en-GB"/>
+        </w:rPr>
+      </w:pPr>
+    </w:p>
+    <w:p>
+      <w:pPr>
+        <w:keepNext/>
+        <w:spacing w:before="100" w:beforeAutospacing="1" w:after="100" w:afterAutospacing="1" w:line="240" w:lineRule="auto"/>
         <w:jc w:val="center"/>
       </w:pPr>
       <w:r>
         <w:rPr>
+          <w:szCs w:val="24"/>
+          <w:lang w:val="en-FI" w:eastAsia="en-GB"/>
+        </w:rPr>
+        <w:drawing>
+          <wp:inline distT="0" distB="0" distL="0" distR="0" wp14:anchorId="3158E071" wp14:editId="3ECCDC6D">
+            <wp:extent cx="4014788" cy="2606238"/>
+            <wp:effectExtent l="0" t="0" r="0" b="0"/>
+            <wp:docPr id="1129224664" name="Picture 1"/>
+            <wp:cNvGraphicFramePr>
+              <a:graphicFrameLocks xmlns:a="http://schemas.openxmlformats.org/drawingml/2006/main" noChangeAspect="1"/>
+            </wp:cNvGraphicFramePr>
+            <a:graphic xmlns:a="http://schemas.openxmlformats.org/drawingml/2006/main">
+              <a:graphicData uri="http://schemas.openxmlformats.org/drawingml/2006/picture">
+                <pic:pic xmlns:pic="http://schemas.openxmlformats.org/drawingml/2006/picture">
+                  <pic:nvPicPr>
+                    <pic:cNvPr id="1129224664" name=""/>
+                    <pic:cNvPicPr/>
+                  </pic:nvPicPr>
+                  <pic:blipFill>
+                    <a:blip r:embed="rId14"/>
+                    <a:stretch>
+                      <a:fillRect/>
+                    </a:stretch>
+                  </pic:blipFill>
+                  <pic:spPr>
+                    <a:xfrm>
+                      <a:off x="0" y="0"/>
+                      <a:ext cx="4057593" cy="2634026"/>
+                    </a:xfrm>
+                    <a:prstGeom prst="rect">
+                      <a:avLst/>
+                    </a:prstGeom>
+                  </pic:spPr>
+                </pic:pic>
+              </a:graphicData>
+            </a:graphic>
+          </wp:inline>
+        </w:drawing>
+      </w:r>
+    </w:p>
+    <w:p>
+      <w:pPr>
+        <w:pStyle w:val="Caption"/>
+        <w:ind w:left="0" w:firstLine="0"/>
+        <w:jc w:val="left"/>
+        <w:rPr>
+          <w:lang w:val="en-US"/>
+        </w:rPr>
+      </w:pPr>
+      <w:r>
+        <w:rPr>
+          <w:lang w:val="en-US"/>
+        </w:rPr>
+        <w:t xml:space="preserve">Figure </w:t>
+      </w:r>
+      <w:r>
+        <w:fldChar w:fldCharType="begin"/>
+      </w:r>
+      <w:r>
+        <w:rPr>
+          <w:lang w:val="en-US"/>
+        </w:rPr>
+        <w:instrText xml:space="preserve"> SEQ Figure \* ARABIC </w:instrText>
+      </w:r>
+      <w:r>
+        <w:fldChar w:fldCharType="separate"/>
+      </w:r>
+      <w:r>
+        <w:rPr>
           <w:noProof/>
+          <w:lang w:val="en-US"/>
+        </w:rPr>
+        <w:t>4</w:t>
+      </w:r>
+      <w:r>
+        <w:fldChar w:fldCharType="end"/>
+      </w:r>
+      <w:r>
+        <w:rPr>
+          <w:lang w:val="en-US"/>
+        </w:rPr>
+        <w:t xml:space="preserve">. </w:t>
+      </w:r>
+      <w:r>
+        <w:rPr>
+          <w:lang w:val="en-US"/>
+        </w:rPr>
+        <w:t>Circuit used to measure the slew rate and step response of the op-amp. An LM358 is connected as a unity-gain voltage follower, with the output connected directly to the inverting input, and is powered from ±10 V supplies. The pulse source V1 drives the non-inverting input with a step input, and the output voltage VOUT is observed to determine how quickly it can follow the rising edge.</w:t>
+      </w:r>
+    </w:p>
+    <w:p>
+      <w:pPr>
+        <w:rPr>
+          <w:lang w:val="en-US" w:eastAsia="en-GB"/>
+        </w:rPr>
+      </w:pPr>
+    </w:p>
+    <w:p>
+      <w:pPr>
+        <w:rPr>
+          <w:lang w:val="en-US" w:eastAsia="en-GB"/>
+        </w:rPr>
+      </w:pPr>
+      <w:r>
+        <w:rPr>
+          <w:lang w:val="en-US"/>
+        </w:rPr>
+        <w:t>The slew rate was determined from the output waveform by measuring the change in output voltage over the time taken for that change during the rising edge, as given b</w:t>
+      </w:r>
+      <w:r>
+        <w:rPr>
+          <w:lang w:val="en-US"/>
+        </w:rPr>
+        <w:t>y:</w:t>
+      </w:r>
+    </w:p>
+    <w:p>
+      <w:pPr>
+        <w:spacing w:before="100" w:beforeAutospacing="1" w:after="100" w:afterAutospacing="1" w:line="240" w:lineRule="auto"/>
+        <w:jc w:val="left"/>
+        <w:rPr>
+          <w:szCs w:val="24"/>
+          <w:lang w:val="en-FI" w:eastAsia="en-GB"/>
+        </w:rPr>
+      </w:pPr>
+      <m:oMathPara>
+        <m:oMath>
+          <m:r>
+            <m:rPr>
+              <m:sty m:val="p"/>
+            </m:rPr>
+            <w:rPr>
+              <w:rFonts w:ascii="Cambria Math" w:hAnsi="Cambria Math"/>
+            </w:rPr>
+            <m:t>SR=</m:t>
+          </m:r>
+          <m:f>
+            <m:fPr>
+              <m:ctrlPr>
+                <w:rPr>
+                  <w:rFonts w:ascii="Cambria Math" w:hAnsi="Cambria Math"/>
+                </w:rPr>
+              </m:ctrlPr>
+            </m:fPr>
+            <m:num>
+              <m:r>
+                <m:rPr>
+                  <m:sty m:val="p"/>
+                </m:rPr>
+                <w:rPr>
+                  <w:rFonts w:ascii="Cambria Math" w:hAnsi="Cambria Math"/>
+                </w:rPr>
+                <m:t>Δ</m:t>
+              </m:r>
+              <m:r>
+                <m:rPr>
+                  <m:sty m:val="p"/>
+                </m:rPr>
+                <w:rPr>
+                  <w:rFonts w:ascii="Cambria Math" w:hAnsi="Cambria Math"/>
+                </w:rPr>
+                <m:t>V</m:t>
+              </m:r>
+            </m:num>
+            <m:den>
+              <m:r>
+                <m:rPr>
+                  <m:sty m:val="p"/>
+                </m:rPr>
+                <w:rPr>
+                  <w:rFonts w:ascii="Cambria Math" w:hAnsi="Cambria Math"/>
+                </w:rPr>
+                <m:t>Δ</m:t>
+              </m:r>
+              <m:r>
+                <m:rPr>
+                  <m:sty m:val="p"/>
+                </m:rPr>
+                <w:rPr>
+                  <w:rFonts w:ascii="Cambria Math" w:hAnsi="Cambria Math"/>
+                </w:rPr>
+                <m:t>t</m:t>
+              </m:r>
+            </m:den>
+          </m:f>
+        </m:oMath>
+      </m:oMathPara>
+    </w:p>
+    <w:p>
+      <w:pPr>
+        <w:spacing w:before="100" w:beforeAutospacing="1" w:after="100" w:afterAutospacing="1" w:line="240" w:lineRule="auto"/>
+        <w:jc w:val="left"/>
+        <w:rPr>
+          <w:szCs w:val="24"/>
+          <w:lang w:val="en-FI" w:eastAsia="en-GB"/>
+        </w:rPr>
+      </w:pPr>
+    </w:p>
+    <w:p>
+      <w:pPr>
+        <w:spacing w:before="100" w:beforeAutospacing="1" w:after="100" w:afterAutospacing="1" w:line="240" w:lineRule="auto"/>
+        <w:jc w:val="left"/>
+        <w:rPr>
+          <w:szCs w:val="24"/>
+          <w:lang w:val="en-FI" w:eastAsia="en-GB"/>
+        </w:rPr>
+      </w:pPr>
+    </w:p>
+    <w:p>
+      <w:pPr>
+        <w:pStyle w:val="Heading2"/>
+        <w:rPr>
+          <w:lang w:val="en-FI" w:eastAsia="en-GB"/>
+        </w:rPr>
+      </w:pPr>
+      <w:r>
+        <w:rPr>
+          <w:lang w:val="en-FI" w:eastAsia="en-GB"/>
+        </w:rPr>
+        <w:lastRenderedPageBreak/>
+        <w:t>Output voltage swing</w:t>
+      </w:r>
+    </w:p>
+    <w:p>
+      <w:pPr>
+        <w:rPr>
+          <w:lang w:val="en-FI" w:eastAsia="en-GB"/>
+        </w:rPr>
+      </w:pPr>
+    </w:p>
+    <w:p>
+      <w:pPr>
+        <w:rPr>
+          <w:lang w:val="en-FI"/>
+        </w:rPr>
+      </w:pPr>
+    </w:p>
+    <w:p>
+      <w:pPr>
+        <w:rPr>
+          <w:lang w:val="en-US"/>
+        </w:rPr>
+      </w:pPr>
+    </w:p>
+    <w:p>
+      <w:pPr>
+        <w:rPr>
+          <w:lang w:val="en-US"/>
+        </w:rPr>
+      </w:pPr>
+    </w:p>
+    <w:p>
+      <w:pPr>
+        <w:rPr>
+          <w:bCs/>
+          <w:lang w:val="en-US"/>
+        </w:rPr>
+      </w:pPr>
+      <w:r>
+        <w:rPr>
+          <w:b/>
+          <w:lang w:val="en-US"/>
+        </w:rPr>
+        <w:t>The methods section of a short report is comp</w:t>
+      </w:r>
+      <w:r>
+        <w:rPr>
+          <w:b/>
+          <w:lang w:val="en-US"/>
+        </w:rPr>
+        <w:t xml:space="preserve">act, but comprehensive. </w:t>
+      </w:r>
+      <w:r>
+        <w:rPr>
+          <w:bCs/>
+          <w:lang w:val="en-US"/>
+        </w:rPr>
+        <w:t>It presents the measurement setup or any other experimentation s</w:t>
+      </w:r>
+      <w:r>
+        <w:rPr>
+          <w:bCs/>
+          <w:lang w:val="en-US"/>
+        </w:rPr>
+        <w:t>etups</w:t>
+      </w:r>
+      <w:r>
+        <w:rPr>
+          <w:bCs/>
+          <w:lang w:val="en-US"/>
+        </w:rPr>
+        <w:t xml:space="preserve"> </w:t>
+      </w:r>
+      <w:r>
+        <w:rPr>
+          <w:bCs/>
+          <w:lang w:val="en-US"/>
+        </w:rPr>
+        <w:t xml:space="preserve">for example with circuit diagrams or other demonstrative figures and dimensioning calculations, if necessary. It is especially important that after reading the section the reader understands what is measured using which instruments. If the result is calculated based on multiple measurements, the equations must be presented and justified shortly. </w:t>
+      </w:r>
+      <w:r>
+        <w:rPr>
+          <w:b/>
+          <w:lang w:val="en-US"/>
+        </w:rPr>
+        <w:t>In a longer research report paper the methods description is longer if needed.</w:t>
+      </w:r>
+      <w:r>
+        <w:rPr>
+          <w:bCs/>
+          <w:lang w:val="en-US"/>
+        </w:rPr>
+        <w:t xml:space="preserve"> Typically, some justifications are presented for the selected methods or the instruments using literature or calculations.</w:t>
+      </w:r>
+    </w:p>
+    <w:p>
+      <w:pPr>
+        <w:rPr>
+          <w:bCs/>
+          <w:lang w:val="en-US"/>
+        </w:rPr>
+      </w:pPr>
+      <w:r>
+        <w:rPr>
+          <w:bCs/>
+          <w:lang w:val="en-US"/>
+        </w:rPr>
+        <w:t xml:space="preserve">Using figures can </w:t>
+      </w:r>
+      <w:r>
+        <w:rPr>
+          <w:bCs/>
+          <w:lang w:val="en-US"/>
+        </w:rPr>
+        <w:t xml:space="preserve">demonstrate for example circuits and the voltage and current behaviors in them (Figure 1). </w:t>
+      </w:r>
+      <w:r>
+        <w:rPr>
+          <w:bCs/>
+          <w:lang w:val="en-US"/>
+        </w:rPr>
+        <w:t>If the report has figures, they are numbered, and t</w:t>
+      </w:r>
+      <w:r>
+        <w:rPr>
+          <w:bCs/>
+          <w:lang w:val="en-US"/>
+        </w:rPr>
+        <w:t xml:space="preserve">hey must be referenced in the text. </w:t>
+      </w:r>
+      <w:r>
+        <w:rPr>
+          <w:bCs/>
+          <w:lang w:val="en-US"/>
+        </w:rPr>
+        <w:t xml:space="preserve">The figures must have a caption, which shortly explains </w:t>
+      </w:r>
+      <w:r>
+        <w:rPr>
+          <w:bCs/>
+          <w:lang w:val="en-US"/>
+        </w:rPr>
+        <w:t>the reader what the figure shows.</w:t>
+      </w:r>
+    </w:p>
+    <w:p>
+      <w:pPr>
+        <w:jc w:val="center"/>
+      </w:pPr>
+      <w:r>
+        <w:rPr>
+          <w:noProof/>
         </w:rPr>
         <w:drawing>
-          <wp:inline distT="0" distB="0" distL="0" distR="0" wp14:anchorId="28A8F9C5" wp14:editId="183F0632">
+          <wp:inline distT="0" distB="0" distL="0" distR="0" wp14:anchorId="28A8F9C5" wp14:editId="054001C6">
             <wp:extent cx="4361246" cy="1323830"/>
             <wp:effectExtent l="0" t="0" r="1270" b="0"/>
             <wp:docPr id="1939520598" name="Picture 1939520598"/>
@@ -1314,7 +2330,7 @@
                     <pic:cNvPicPr/>
                   </pic:nvPicPr>
                   <pic:blipFill>
-                    <a:blip r:embed="rId14" cstate="print">
+                    <a:blip r:embed="rId15" cstate="print">
                       <a:extLst>
                         <a:ext uri="{28A0092B-C50C-407E-A947-70E740481C1C}">
                           <a14:useLocalDpi xmlns:a14="http://schemas.microsoft.com/office/drawing/2010/main" val="0"/>
@@ -1996,8 +3012,9 @@
         <w:rPr>
           <w:noProof/>
         </w:rPr>
+        <w:lastRenderedPageBreak/>
         <w:drawing>
-          <wp:inline distT="0" distB="0" distL="0" distR="0" wp14:anchorId="04ADC335" wp14:editId="6342E459">
+          <wp:inline distT="0" distB="0" distL="0" distR="0" wp14:anchorId="04ADC335" wp14:editId="3777AD4C">
             <wp:extent cx="4381641" cy="2690397"/>
             <wp:effectExtent l="0" t="0" r="0" b="0"/>
             <wp:docPr id="7" name="Kuva 7"/>
@@ -2012,7 +3029,7 @@
                     <pic:cNvPicPr/>
                   </pic:nvPicPr>
                   <pic:blipFill rotWithShape="1">
-                    <a:blip r:embed="rId15" cstate="print">
+                    <a:blip r:embed="rId16" cstate="print">
                       <a:extLst>
                         <a:ext uri="{28A0092B-C50C-407E-A947-70E740481C1C}">
                           <a14:useLocalDpi xmlns:a14="http://schemas.microsoft.com/office/drawing/2010/main" val="0"/>
@@ -2373,125 +3390,6 @@
                     <pic:cNvPicPr/>
                   </pic:nvPicPr>
                   <pic:blipFill>
-                    <a:blip r:embed="rId16"/>
-                    <a:stretch>
-                      <a:fillRect/>
-                    </a:stretch>
-                  </pic:blipFill>
-                  <pic:spPr>
-                    <a:xfrm>
-                      <a:off x="0" y="0"/>
-                      <a:ext cx="6189345" cy="1899285"/>
-                    </a:xfrm>
-                    <a:prstGeom prst="rect">
-                      <a:avLst/>
-                    </a:prstGeom>
-                  </pic:spPr>
-                </pic:pic>
-              </a:graphicData>
-            </a:graphic>
-          </wp:inline>
-        </w:drawing>
-      </w:r>
-    </w:p>
-    <w:p>
-      <w:pPr>
-        <w:pStyle w:val="Caption"/>
-        <w:rPr>
-          <w:lang w:val="en-US"/>
-        </w:rPr>
-      </w:pPr>
-      <w:r>
-        <w:rPr>
-          <w:lang w:val="en-US"/>
-        </w:rPr>
-        <w:t xml:space="preserve">Figure </w:t>
-      </w:r>
-      <w:r>
-        <w:fldChar w:fldCharType="begin"/>
-      </w:r>
-      <w:r>
-        <w:rPr>
-          <w:lang w:val="en-US"/>
-        </w:rPr>
-        <w:instrText xml:space="preserve"> SEQ Figure \* ARABIC </w:instrText>
-      </w:r>
-      <w:r>
-        <w:fldChar w:fldCharType="separate"/>
-      </w:r>
-      <w:r>
-        <w:rPr>
-          <w:noProof/>
-          <w:lang w:val="en-US"/>
-        </w:rPr>
-        <w:t>3</w:t>
-      </w:r>
-      <w:r>
-        <w:fldChar w:fldCharType="end"/>
-      </w:r>
-      <w:r>
-        <w:rPr>
-          <w:lang w:val="en-US"/>
-        </w:rPr>
-        <w:t>. The simulated frequency response of</w:t>
-      </w:r>
-      <w:r>
-        <w:rPr>
-          <w:lang w:val="en-US"/>
-        </w:rPr>
-        <w:t xml:space="preserve"> a</w:t>
-      </w:r>
-      <w:r>
-        <w:rPr>
-          <w:lang w:val="en-US"/>
-        </w:rPr>
-        <w:t xml:space="preserve"> LM358</w:t>
-      </w:r>
-      <w:r>
-        <w:rPr>
-          <w:lang w:val="en-US"/>
-        </w:rPr>
-        <w:t xml:space="preserve"> voltage follower</w:t>
-      </w:r>
-      <w:r>
-        <w:rPr>
-          <w:lang w:val="en-US"/>
-        </w:rPr>
-        <w:t xml:space="preserve"> from 10Hz to 10MHz.</w:t>
-      </w:r>
-    </w:p>
-    <w:p>
-      <w:pPr>
-        <w:rPr>
-          <w:lang w:val="en-US"/>
-        </w:rPr>
-      </w:pPr>
-    </w:p>
-    <w:p>
-      <w:pPr>
-        <w:keepNext/>
-      </w:pPr>
-      <w:r>
-        <w:rPr>
-          <w:noProof/>
-          <w:lang w:val="en-US"/>
-        </w:rPr>
-        <w:drawing>
-          <wp:inline distT="0" distB="0" distL="0" distR="0" wp14:anchorId="07708657" wp14:editId="24868DF6">
-            <wp:extent cx="6189345" cy="1899285"/>
-            <wp:effectExtent l="0" t="0" r="0" b="5715"/>
-            <wp:docPr id="202929633" name="Picture 10"/>
-            <wp:cNvGraphicFramePr>
-              <a:graphicFrameLocks xmlns:a="http://schemas.openxmlformats.org/drawingml/2006/main" noChangeAspect="1"/>
-            </wp:cNvGraphicFramePr>
-            <a:graphic xmlns:a="http://schemas.openxmlformats.org/drawingml/2006/main">
-              <a:graphicData uri="http://schemas.openxmlformats.org/drawingml/2006/picture">
-                <pic:pic xmlns:pic="http://schemas.openxmlformats.org/drawingml/2006/picture">
-                  <pic:nvPicPr>
-                    <pic:cNvPr id="202929633" name="Picture 202929633"/>
-                    <pic:cNvPicPr/>
-                  </pic:nvPicPr>
-                  <pic:blipFill>
                     <a:blip r:embed="rId17"/>
                     <a:stretch>
                       <a:fillRect/>
@@ -2543,7 +3441,126 @@
           <w:noProof/>
           <w:lang w:val="en-US"/>
         </w:rPr>
-        <w:t>4</w:t>
+        <w:t>5</w:t>
+      </w:r>
+      <w:r>
+        <w:fldChar w:fldCharType="end"/>
+      </w:r>
+      <w:r>
+        <w:rPr>
+          <w:lang w:val="en-US"/>
+        </w:rPr>
+        <w:t>. The simulated frequency response of</w:t>
+      </w:r>
+      <w:r>
+        <w:rPr>
+          <w:lang w:val="en-US"/>
+        </w:rPr>
+        <w:t xml:space="preserve"> a</w:t>
+      </w:r>
+      <w:r>
+        <w:rPr>
+          <w:lang w:val="en-US"/>
+        </w:rPr>
+        <w:t xml:space="preserve"> LM358</w:t>
+      </w:r>
+      <w:r>
+        <w:rPr>
+          <w:lang w:val="en-US"/>
+        </w:rPr>
+        <w:t xml:space="preserve"> voltage follower</w:t>
+      </w:r>
+      <w:r>
+        <w:rPr>
+          <w:lang w:val="en-US"/>
+        </w:rPr>
+        <w:t xml:space="preserve"> from 10Hz to 10MHz.</w:t>
+      </w:r>
+    </w:p>
+    <w:p>
+      <w:pPr>
+        <w:rPr>
+          <w:lang w:val="en-US"/>
+        </w:rPr>
+      </w:pPr>
+    </w:p>
+    <w:p>
+      <w:pPr>
+        <w:keepNext/>
+      </w:pPr>
+      <w:r>
+        <w:rPr>
+          <w:noProof/>
+          <w:lang w:val="en-US"/>
+        </w:rPr>
+        <w:drawing>
+          <wp:inline distT="0" distB="0" distL="0" distR="0" wp14:anchorId="07708657" wp14:editId="24868DF6">
+            <wp:extent cx="6189345" cy="1899285"/>
+            <wp:effectExtent l="0" t="0" r="0" b="5715"/>
+            <wp:docPr id="202929633" name="Picture 10"/>
+            <wp:cNvGraphicFramePr>
+              <a:graphicFrameLocks xmlns:a="http://schemas.openxmlformats.org/drawingml/2006/main" noChangeAspect="1"/>
+            </wp:cNvGraphicFramePr>
+            <a:graphic xmlns:a="http://schemas.openxmlformats.org/drawingml/2006/main">
+              <a:graphicData uri="http://schemas.openxmlformats.org/drawingml/2006/picture">
+                <pic:pic xmlns:pic="http://schemas.openxmlformats.org/drawingml/2006/picture">
+                  <pic:nvPicPr>
+                    <pic:cNvPr id="202929633" name="Picture 202929633"/>
+                    <pic:cNvPicPr/>
+                  </pic:nvPicPr>
+                  <pic:blipFill>
+                    <a:blip r:embed="rId18"/>
+                    <a:stretch>
+                      <a:fillRect/>
+                    </a:stretch>
+                  </pic:blipFill>
+                  <pic:spPr>
+                    <a:xfrm>
+                      <a:off x="0" y="0"/>
+                      <a:ext cx="6189345" cy="1899285"/>
+                    </a:xfrm>
+                    <a:prstGeom prst="rect">
+                      <a:avLst/>
+                    </a:prstGeom>
+                  </pic:spPr>
+                </pic:pic>
+              </a:graphicData>
+            </a:graphic>
+          </wp:inline>
+        </w:drawing>
+      </w:r>
+    </w:p>
+    <w:p>
+      <w:pPr>
+        <w:pStyle w:val="Caption"/>
+        <w:rPr>
+          <w:lang w:val="en-US"/>
+        </w:rPr>
+      </w:pPr>
+      <w:r>
+        <w:rPr>
+          <w:lang w:val="en-US"/>
+        </w:rPr>
+        <w:t xml:space="preserve">Figure </w:t>
+      </w:r>
+      <w:r>
+        <w:fldChar w:fldCharType="begin"/>
+      </w:r>
+      <w:r>
+        <w:rPr>
+          <w:lang w:val="en-US"/>
+        </w:rPr>
+        <w:instrText xml:space="preserve"> SEQ Figure \* ARABIC </w:instrText>
+      </w:r>
+      <w:r>
+        <w:fldChar w:fldCharType="separate"/>
+      </w:r>
+      <w:r>
+        <w:rPr>
+          <w:noProof/>
+          <w:lang w:val="en-US"/>
+        </w:rPr>
+        <w:t>6</w:t>
       </w:r>
       <w:r>
         <w:fldChar w:fldCharType="end"/>
@@ -2628,7 +3645,7 @@
                     <pic:cNvPicPr/>
                   </pic:nvPicPr>
                   <pic:blipFill>
-                    <a:blip r:embed="rId18"/>
+                    <a:blip r:embed="rId19"/>
                     <a:stretch>
                       <a:fillRect/>
                     </a:stretch>
@@ -2679,7 +3696,7 @@
           <w:noProof/>
           <w:lang w:val="en-US"/>
         </w:rPr>
-        <w:t>5</w:t>
+        <w:t>7</w:t>
       </w:r>
       <w:r>
         <w:fldChar w:fldCharType="end"/>
@@ -2750,106 +3767,6 @@
                 <pic:pic xmlns:pic="http://schemas.openxmlformats.org/drawingml/2006/picture">
                   <pic:nvPicPr>
                     <pic:cNvPr id="1562323562" name="Picture 1562323562"/>
-                    <pic:cNvPicPr/>
-                  </pic:nvPicPr>
-                  <pic:blipFill>
-                    <a:blip r:embed="rId19"/>
-                    <a:stretch>
-                      <a:fillRect/>
-                    </a:stretch>
-                  </pic:blipFill>
-                  <pic:spPr>
-                    <a:xfrm>
-                      <a:off x="0" y="0"/>
-                      <a:ext cx="6189345" cy="1899285"/>
-                    </a:xfrm>
-                    <a:prstGeom prst="rect">
-                      <a:avLst/>
-                    </a:prstGeom>
-                  </pic:spPr>
-                </pic:pic>
-              </a:graphicData>
-            </a:graphic>
-          </wp:inline>
-        </w:drawing>
-      </w:r>
-    </w:p>
-    <w:p>
-      <w:pPr>
-        <w:pStyle w:val="Caption"/>
-        <w:rPr>
-          <w:lang w:val="en-US"/>
-        </w:rPr>
-      </w:pPr>
-      <w:r>
-        <w:rPr>
-          <w:lang w:val="en-US"/>
-        </w:rPr>
-        <w:t xml:space="preserve">Figure </w:t>
-      </w:r>
-      <w:r>
-        <w:fldChar w:fldCharType="begin"/>
-      </w:r>
-      <w:r>
-        <w:rPr>
-          <w:lang w:val="en-US"/>
-        </w:rPr>
-        <w:instrText xml:space="preserve"> SEQ Figure \* ARABIC </w:instrText>
-      </w:r>
-      <w:r>
-        <w:fldChar w:fldCharType="separate"/>
-      </w:r>
-      <w:r>
-        <w:rPr>
-          <w:noProof/>
-          <w:lang w:val="en-US"/>
-        </w:rPr>
-        <w:t>6</w:t>
-      </w:r>
-      <w:r>
-        <w:fldChar w:fldCharType="end"/>
-      </w:r>
-      <w:r>
-        <w:rPr>
-          <w:lang w:val="en-US"/>
-        </w:rPr>
-        <w:t>. The measured frequency response of a LM358 inverting amplifier with unity gain from</w:t>
-      </w:r>
-      <w:r>
-        <w:rPr>
-          <w:lang w:val="en-US"/>
-        </w:rPr>
-        <w:t xml:space="preserve"> 100Hz to 24.83MHz.</w:t>
-      </w:r>
-    </w:p>
-    <w:p>
-      <w:pPr>
-        <w:rPr>
-          <w:lang w:val="en-US"/>
-        </w:rPr>
-      </w:pPr>
-    </w:p>
-    <w:p>
-      <w:pPr>
-        <w:keepNext/>
-      </w:pPr>
-      <w:r>
-        <w:rPr>
-          <w:noProof/>
-        </w:rPr>
-        <w:drawing>
-          <wp:inline distT="0" distB="0" distL="0" distR="0" wp14:anchorId="2A9D4018" wp14:editId="6DB0A598">
-            <wp:extent cx="6189345" cy="1899285"/>
-            <wp:effectExtent l="0" t="0" r="0" b="5715"/>
-            <wp:docPr id="406557912" name="Picture 8"/>
-            <wp:cNvGraphicFramePr>
-              <a:graphicFrameLocks xmlns:a="http://schemas.openxmlformats.org/drawingml/2006/main" noChangeAspect="1"/>
-            </wp:cNvGraphicFramePr>
-            <a:graphic xmlns:a="http://schemas.openxmlformats.org/drawingml/2006/main">
-              <a:graphicData uri="http://schemas.openxmlformats.org/drawingml/2006/picture">
-                <pic:pic xmlns:pic="http://schemas.openxmlformats.org/drawingml/2006/picture">
-                  <pic:nvPicPr>
-                    <pic:cNvPr id="406557912" name="Picture 406557912"/>
                     <pic:cNvPicPr/>
                   </pic:nvPicPr>
                   <pic:blipFill>
@@ -2904,7 +3821,7 @@
           <w:noProof/>
           <w:lang w:val="en-US"/>
         </w:rPr>
-        <w:t>7</w:t>
+        <w:t>8</w:t>
       </w:r>
       <w:r>
         <w:fldChar w:fldCharType="end"/>
@@ -2913,50 +3830,13 @@
         <w:rPr>
           <w:lang w:val="en-US"/>
         </w:rPr>
-        <w:t xml:space="preserve">. The simulated frequency response of </w:t>
-      </w:r>
-      <w:r>
-        <w:rPr>
-          <w:lang w:val="en-US"/>
-        </w:rPr>
-        <w:t xml:space="preserve">a </w:t>
-      </w:r>
-      <w:r>
-        <w:rPr>
-          <w:lang w:val="en-US"/>
-        </w:rPr>
-        <w:t xml:space="preserve">LM358 </w:t>
-      </w:r>
-      <w:r>
-        <w:rPr>
-          <w:lang w:val="en-US"/>
-        </w:rPr>
-        <w:t>non-</w:t>
-      </w:r>
-      <w:r>
-        <w:rPr>
-          <w:lang w:val="en-US"/>
-        </w:rPr>
-        <w:t xml:space="preserve">inverting amplifier with a gain </w:t>
-      </w:r>
-      <w:r>
-        <w:rPr>
-          <w:lang w:val="en-US"/>
-        </w:rPr>
-        <w:t>(A</w:t>
-      </w:r>
-      <w:r>
-        <w:rPr>
-          <w:vertAlign w:val="subscript"/>
-          <w:lang w:val="en-US"/>
-        </w:rPr>
-        <w:t>v</w:t>
-      </w:r>
-      <w:r>
-        <w:rPr>
-          <w:lang w:val="en-US"/>
-        </w:rPr>
-        <w:t>) = 100 (40dB) from 10Hz to 10MHz.</w:t>
+        <w:t>. The measured frequency response of a LM358 inverting amplifier with unity gain from</w:t>
+      </w:r>
+      <w:r>
+        <w:rPr>
+          <w:lang w:val="en-US"/>
+        </w:rPr>
+        <w:t xml:space="preserve"> 100Hz to 24.83MHz.</w:t>
       </w:r>
     </w:p>
     <w:p>
@@ -2973,13 +3853,13 @@
       <w:r>
         <w:rPr>
           <w:noProof/>
-          <w:lang w:val="en-US"/>
-        </w:rPr>
+        </w:rPr>
+        <w:lastRenderedPageBreak/>
         <w:drawing>
-          <wp:inline distT="0" distB="0" distL="0" distR="0" wp14:anchorId="783AA0A3" wp14:editId="64CBB4E2">
+          <wp:inline distT="0" distB="0" distL="0" distR="0" wp14:anchorId="2A9D4018" wp14:editId="6DB0A598">
             <wp:extent cx="6189345" cy="1899285"/>
             <wp:effectExtent l="0" t="0" r="0" b="5715"/>
-            <wp:docPr id="1485130847" name="Picture 12"/>
+            <wp:docPr id="406557912" name="Picture 8"/>
             <wp:cNvGraphicFramePr>
               <a:graphicFrameLocks xmlns:a="http://schemas.openxmlformats.org/drawingml/2006/main" noChangeAspect="1"/>
             </wp:cNvGraphicFramePr>
@@ -2987,7 +3867,7 @@
               <a:graphicData uri="http://schemas.openxmlformats.org/drawingml/2006/picture">
                 <pic:pic xmlns:pic="http://schemas.openxmlformats.org/drawingml/2006/picture">
                   <pic:nvPicPr>
-                    <pic:cNvPr id="1485130847" name="Picture 1485130847"/>
+                    <pic:cNvPr id="406557912" name="Picture 406557912"/>
                     <pic:cNvPicPr/>
                   </pic:nvPicPr>
                   <pic:blipFill>
@@ -3042,7 +3922,145 @@
           <w:noProof/>
           <w:lang w:val="en-US"/>
         </w:rPr>
-        <w:t>8</w:t>
+        <w:t>9</w:t>
+      </w:r>
+      <w:r>
+        <w:fldChar w:fldCharType="end"/>
+      </w:r>
+      <w:r>
+        <w:rPr>
+          <w:lang w:val="en-US"/>
+        </w:rPr>
+        <w:t xml:space="preserve">. The simulated frequency response of </w:t>
+      </w:r>
+      <w:r>
+        <w:rPr>
+          <w:lang w:val="en-US"/>
+        </w:rPr>
+        <w:t xml:space="preserve">a </w:t>
+      </w:r>
+      <w:r>
+        <w:rPr>
+          <w:lang w:val="en-US"/>
+        </w:rPr>
+        <w:t xml:space="preserve">LM358 </w:t>
+      </w:r>
+      <w:r>
+        <w:rPr>
+          <w:lang w:val="en-US"/>
+        </w:rPr>
+        <w:t>non-</w:t>
+      </w:r>
+      <w:r>
+        <w:rPr>
+          <w:lang w:val="en-US"/>
+        </w:rPr>
+        <w:t xml:space="preserve">inverting amplifier with a gain </w:t>
+      </w:r>
+      <w:r>
+        <w:rPr>
+          <w:lang w:val="en-US"/>
+        </w:rPr>
+        <w:t>(A</w:t>
+      </w:r>
+      <w:r>
+        <w:rPr>
+          <w:vertAlign w:val="subscript"/>
+          <w:lang w:val="en-US"/>
+        </w:rPr>
+        <w:t>v</w:t>
+      </w:r>
+      <w:r>
+        <w:rPr>
+          <w:lang w:val="en-US"/>
+        </w:rPr>
+        <w:t>) = 100 (40dB) from 10Hz to 10MHz.</w:t>
+      </w:r>
+    </w:p>
+    <w:p>
+      <w:pPr>
+        <w:rPr>
+          <w:lang w:val="en-US"/>
+        </w:rPr>
+      </w:pPr>
+    </w:p>
+    <w:p>
+      <w:pPr>
+        <w:keepNext/>
+      </w:pPr>
+      <w:r>
+        <w:rPr>
+          <w:noProof/>
+          <w:lang w:val="en-US"/>
+        </w:rPr>
+        <w:drawing>
+          <wp:inline distT="0" distB="0" distL="0" distR="0" wp14:anchorId="783AA0A3" wp14:editId="64CBB4E2">
+            <wp:extent cx="6189345" cy="1899285"/>
+            <wp:effectExtent l="0" t="0" r="0" b="5715"/>
+            <wp:docPr id="1485130847" name="Picture 12"/>
+            <wp:cNvGraphicFramePr>
+              <a:graphicFrameLocks xmlns:a="http://schemas.openxmlformats.org/drawingml/2006/main" noChangeAspect="1"/>
+            </wp:cNvGraphicFramePr>
+            <a:graphic xmlns:a="http://schemas.openxmlformats.org/drawingml/2006/main">
+              <a:graphicData uri="http://schemas.openxmlformats.org/drawingml/2006/picture">
+                <pic:pic xmlns:pic="http://schemas.openxmlformats.org/drawingml/2006/picture">
+                  <pic:nvPicPr>
+                    <pic:cNvPr id="1485130847" name="Picture 1485130847"/>
+                    <pic:cNvPicPr/>
+                  </pic:nvPicPr>
+                  <pic:blipFill>
+                    <a:blip r:embed="rId22"/>
+                    <a:stretch>
+                      <a:fillRect/>
+                    </a:stretch>
+                  </pic:blipFill>
+                  <pic:spPr>
+                    <a:xfrm>
+                      <a:off x="0" y="0"/>
+                      <a:ext cx="6189345" cy="1899285"/>
+                    </a:xfrm>
+                    <a:prstGeom prst="rect">
+                      <a:avLst/>
+                    </a:prstGeom>
+                  </pic:spPr>
+                </pic:pic>
+              </a:graphicData>
+            </a:graphic>
+          </wp:inline>
+        </w:drawing>
+      </w:r>
+    </w:p>
+    <w:p>
+      <w:pPr>
+        <w:pStyle w:val="Caption"/>
+        <w:rPr>
+          <w:lang w:val="en-US"/>
+        </w:rPr>
+      </w:pPr>
+      <w:r>
+        <w:rPr>
+          <w:lang w:val="en-US"/>
+        </w:rPr>
+        <w:t xml:space="preserve">Figure </w:t>
+      </w:r>
+      <w:r>
+        <w:fldChar w:fldCharType="begin"/>
+      </w:r>
+      <w:r>
+        <w:rPr>
+          <w:lang w:val="en-US"/>
+        </w:rPr>
+        <w:instrText xml:space="preserve"> SEQ Figure \* ARABIC </w:instrText>
+      </w:r>
+      <w:r>
+        <w:fldChar w:fldCharType="separate"/>
+      </w:r>
+      <w:r>
+        <w:rPr>
+          <w:noProof/>
+          <w:lang w:val="en-US"/>
+        </w:rPr>
+        <w:t>10</w:t>
       </w:r>
       <w:r>
         <w:fldChar w:fldCharType="end"/>
@@ -3146,144 +4164,6 @@
                 <pic:pic xmlns:pic="http://schemas.openxmlformats.org/drawingml/2006/picture">
                   <pic:nvPicPr>
                     <pic:cNvPr id="667052883" name="Picture 667052883"/>
-                    <pic:cNvPicPr/>
-                  </pic:nvPicPr>
-                  <pic:blipFill>
-                    <a:blip r:embed="rId22"/>
-                    <a:stretch>
-                      <a:fillRect/>
-                    </a:stretch>
-                  </pic:blipFill>
-                  <pic:spPr>
-                    <a:xfrm>
-                      <a:off x="0" y="0"/>
-                      <a:ext cx="6189345" cy="1905635"/>
-                    </a:xfrm>
-                    <a:prstGeom prst="rect">
-                      <a:avLst/>
-                    </a:prstGeom>
-                  </pic:spPr>
-                </pic:pic>
-              </a:graphicData>
-            </a:graphic>
-          </wp:inline>
-        </w:drawing>
-      </w:r>
-    </w:p>
-    <w:p>
-      <w:pPr>
-        <w:pStyle w:val="Caption"/>
-        <w:rPr>
-          <w:lang w:val="en-US"/>
-        </w:rPr>
-      </w:pPr>
-      <w:r>
-        <w:rPr>
-          <w:lang w:val="en-US"/>
-        </w:rPr>
-        <w:t xml:space="preserve">Figure </w:t>
-      </w:r>
-      <w:r>
-        <w:fldChar w:fldCharType="begin"/>
-      </w:r>
-      <w:r>
-        <w:rPr>
-          <w:lang w:val="en-US"/>
-        </w:rPr>
-        <w:instrText xml:space="preserve"> SEQ Figure \* ARABIC </w:instrText>
-      </w:r>
-      <w:r>
-        <w:fldChar w:fldCharType="separate"/>
-      </w:r>
-      <w:r>
-        <w:rPr>
-          <w:noProof/>
-          <w:lang w:val="en-US"/>
-        </w:rPr>
-        <w:t>9</w:t>
-      </w:r>
-      <w:r>
-        <w:fldChar w:fldCharType="end"/>
-      </w:r>
-      <w:r>
-        <w:rPr>
-          <w:lang w:val="en-US"/>
-        </w:rPr>
-        <w:t xml:space="preserve">. The simulated frequency response of </w:t>
-      </w:r>
-      <w:r>
-        <w:rPr>
-          <w:lang w:val="en-US"/>
-        </w:rPr>
-        <w:t xml:space="preserve">a </w:t>
-      </w:r>
-      <w:r>
-        <w:rPr>
-          <w:lang w:val="en-US"/>
-        </w:rPr>
-        <w:t xml:space="preserve">LM358 inverting amplifier </w:t>
-      </w:r>
-      <w:r>
-        <w:rPr>
-          <w:lang w:val="en-US"/>
-        </w:rPr>
-        <w:t xml:space="preserve">with a gain </w:t>
-      </w:r>
-      <w:r>
-        <w:rPr>
-          <w:lang w:val="en-US"/>
-        </w:rPr>
-        <w:t>(A</w:t>
-      </w:r>
-      <w:r>
-        <w:rPr>
-          <w:vertAlign w:val="subscript"/>
-          <w:lang w:val="en-US"/>
-        </w:rPr>
-        <w:t>v</w:t>
-      </w:r>
-      <w:r>
-        <w:rPr>
-          <w:lang w:val="en-US"/>
-        </w:rPr>
-        <w:t xml:space="preserve">) = 100 (40dB) </w:t>
-      </w:r>
-      <w:r>
-        <w:rPr>
-          <w:lang w:val="en-US"/>
-        </w:rPr>
-        <w:t>from 10Hz to 10MHz.</w:t>
-      </w:r>
-    </w:p>
-    <w:p>
-      <w:pPr>
-        <w:rPr>
-          <w:lang w:val="en-US"/>
-        </w:rPr>
-      </w:pPr>
-    </w:p>
-    <w:p>
-      <w:pPr>
-        <w:keepNext/>
-      </w:pPr>
-      <w:r>
-        <w:rPr>
-          <w:noProof/>
-          <w:lang w:val="en-US"/>
-        </w:rPr>
-        <w:drawing>
-          <wp:inline distT="0" distB="0" distL="0" distR="0" wp14:anchorId="5EFACDC9" wp14:editId="3F4FF81F">
-            <wp:extent cx="6189345" cy="1905635"/>
-            <wp:effectExtent l="0" t="0" r="0" b="0"/>
-            <wp:docPr id="951481025" name="Picture 13"/>
-            <wp:cNvGraphicFramePr>
-              <a:graphicFrameLocks xmlns:a="http://schemas.openxmlformats.org/drawingml/2006/main" noChangeAspect="1"/>
-            </wp:cNvGraphicFramePr>
-            <a:graphic xmlns:a="http://schemas.openxmlformats.org/drawingml/2006/main">
-              <a:graphicData uri="http://schemas.openxmlformats.org/drawingml/2006/picture">
-                <pic:pic xmlns:pic="http://schemas.openxmlformats.org/drawingml/2006/picture">
-                  <pic:nvPicPr>
-                    <pic:cNvPr id="951481025" name="Picture 951481025"/>
                     <pic:cNvPicPr/>
                   </pic:nvPicPr>
                   <pic:blipFill>
@@ -3338,7 +4218,146 @@
           <w:noProof/>
           <w:lang w:val="en-US"/>
         </w:rPr>
-        <w:t>10</w:t>
+        <w:t>11</w:t>
+      </w:r>
+      <w:r>
+        <w:fldChar w:fldCharType="end"/>
+      </w:r>
+      <w:r>
+        <w:rPr>
+          <w:lang w:val="en-US"/>
+        </w:rPr>
+        <w:t xml:space="preserve">. The simulated frequency response of </w:t>
+      </w:r>
+      <w:r>
+        <w:rPr>
+          <w:lang w:val="en-US"/>
+        </w:rPr>
+        <w:t xml:space="preserve">a </w:t>
+      </w:r>
+      <w:r>
+        <w:rPr>
+          <w:lang w:val="en-US"/>
+        </w:rPr>
+        <w:t xml:space="preserve">LM358 inverting amplifier </w:t>
+      </w:r>
+      <w:r>
+        <w:rPr>
+          <w:lang w:val="en-US"/>
+        </w:rPr>
+        <w:t xml:space="preserve">with a gain </w:t>
+      </w:r>
+      <w:r>
+        <w:rPr>
+          <w:lang w:val="en-US"/>
+        </w:rPr>
+        <w:t>(A</w:t>
+      </w:r>
+      <w:r>
+        <w:rPr>
+          <w:vertAlign w:val="subscript"/>
+          <w:lang w:val="en-US"/>
+        </w:rPr>
+        <w:t>v</w:t>
+      </w:r>
+      <w:r>
+        <w:rPr>
+          <w:lang w:val="en-US"/>
+        </w:rPr>
+        <w:t xml:space="preserve">) = 100 (40dB) </w:t>
+      </w:r>
+      <w:r>
+        <w:rPr>
+          <w:lang w:val="en-US"/>
+        </w:rPr>
+        <w:t>from 10Hz to 10MHz.</w:t>
+      </w:r>
+    </w:p>
+    <w:p>
+      <w:pPr>
+        <w:rPr>
+          <w:lang w:val="en-US"/>
+        </w:rPr>
+      </w:pPr>
+    </w:p>
+    <w:p>
+      <w:pPr>
+        <w:keepNext/>
+      </w:pPr>
+      <w:r>
+        <w:rPr>
+          <w:noProof/>
+          <w:lang w:val="en-US"/>
+        </w:rPr>
+        <w:lastRenderedPageBreak/>
+        <w:drawing>
+          <wp:inline distT="0" distB="0" distL="0" distR="0" wp14:anchorId="5EFACDC9" wp14:editId="3F4FF81F">
+            <wp:extent cx="6189345" cy="1905635"/>
+            <wp:effectExtent l="0" t="0" r="0" b="0"/>
+            <wp:docPr id="951481025" name="Picture 13"/>
+            <wp:cNvGraphicFramePr>
+              <a:graphicFrameLocks xmlns:a="http://schemas.openxmlformats.org/drawingml/2006/main" noChangeAspect="1"/>
+            </wp:cNvGraphicFramePr>
+            <a:graphic xmlns:a="http://schemas.openxmlformats.org/drawingml/2006/main">
+              <a:graphicData uri="http://schemas.openxmlformats.org/drawingml/2006/picture">
+                <pic:pic xmlns:pic="http://schemas.openxmlformats.org/drawingml/2006/picture">
+                  <pic:nvPicPr>
+                    <pic:cNvPr id="951481025" name="Picture 951481025"/>
+                    <pic:cNvPicPr/>
+                  </pic:nvPicPr>
+                  <pic:blipFill>
+                    <a:blip r:embed="rId24"/>
+                    <a:stretch>
+                      <a:fillRect/>
+                    </a:stretch>
+                  </pic:blipFill>
+                  <pic:spPr>
+                    <a:xfrm>
+                      <a:off x="0" y="0"/>
+                      <a:ext cx="6189345" cy="1905635"/>
+                    </a:xfrm>
+                    <a:prstGeom prst="rect">
+                      <a:avLst/>
+                    </a:prstGeom>
+                  </pic:spPr>
+                </pic:pic>
+              </a:graphicData>
+            </a:graphic>
+          </wp:inline>
+        </w:drawing>
+      </w:r>
+    </w:p>
+    <w:p>
+      <w:pPr>
+        <w:pStyle w:val="Caption"/>
+        <w:rPr>
+          <w:lang w:val="en-US"/>
+        </w:rPr>
+      </w:pPr>
+      <w:r>
+        <w:rPr>
+          <w:lang w:val="en-US"/>
+        </w:rPr>
+        <w:t xml:space="preserve">Figure </w:t>
+      </w:r>
+      <w:r>
+        <w:fldChar w:fldCharType="begin"/>
+      </w:r>
+      <w:r>
+        <w:rPr>
+          <w:lang w:val="en-US"/>
+        </w:rPr>
+        <w:instrText xml:space="preserve"> SEQ Figure \* ARABIC </w:instrText>
+      </w:r>
+      <w:r>
+        <w:fldChar w:fldCharType="separate"/>
+      </w:r>
+      <w:r>
+        <w:rPr>
+          <w:noProof/>
+          <w:lang w:val="en-US"/>
+        </w:rPr>
+        <w:t>12</w:t>
       </w:r>
       <w:r>
         <w:fldChar w:fldCharType="end"/>
@@ -5454,6 +6473,7 @@
         <w:rPr>
           <w:noProof/>
         </w:rPr>
+        <w:lastRenderedPageBreak/>
         <mc:AlternateContent>
           <mc:Choice Requires="wps">
             <w:drawing>
@@ -5656,7 +6676,7 @@
                           </pic:cNvPicPr>
                         </pic:nvPicPr>
                         <pic:blipFill>
-                          <a:blip r:embed="rId24"/>
+                          <a:blip r:embed="rId25"/>
                           <a:stretch>
                             <a:fillRect/>
                           </a:stretch>
@@ -5685,7 +6705,7 @@
                           </pic:cNvPicPr>
                         </pic:nvPicPr>
                         <pic:blipFill>
-                          <a:blip r:embed="rId25"/>
+                          <a:blip r:embed="rId26"/>
                           <a:stretch>
                             <a:fillRect/>
                           </a:stretch>
@@ -5714,7 +6734,7 @@
                           </pic:cNvPicPr>
                         </pic:nvPicPr>
                         <pic:blipFill>
-                          <a:blip r:embed="rId26"/>
+                          <a:blip r:embed="rId27"/>
                           <a:stretch>
                             <a:fillRect/>
                           </a:stretch>
@@ -5743,7 +6763,7 @@
                           </pic:cNvPicPr>
                         </pic:nvPicPr>
                         <pic:blipFill>
-                          <a:blip r:embed="rId27"/>
+                          <a:blip r:embed="rId28"/>
                           <a:stretch>
                             <a:fillRect/>
                           </a:stretch>
@@ -5772,7 +6792,7 @@
                           </pic:cNvPicPr>
                         </pic:nvPicPr>
                         <pic:blipFill>
-                          <a:blip r:embed="rId28"/>
+                          <a:blip r:embed="rId29"/>
                           <a:stretch>
                             <a:fillRect/>
                           </a:stretch>
@@ -5822,19 +6842,19 @@
                   <o:lock v:ext="edit" aspectratio="t"/>
                 </v:shapetype>
                 <v:shape id="Picture 2" o:spid="_x0000_s1027" type="#_x0000_t75" style="position:absolute;width:22384;height:19252;visibility:visible;mso-wrap-style:square" o:gfxdata="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">
-                  <v:imagedata r:id="rId29" o:title=""/>
+                  <v:imagedata r:id="rId30" o:title=""/>
                 </v:shape>
                 <v:shape id="Picture 3" o:spid="_x0000_s1028" type="#_x0000_t75" style="position:absolute;left:23399;width:22385;height:19252;visibility:visible;mso-wrap-style:square" o:gfxdata="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">
-                  <v:imagedata r:id="rId30" o:title=""/>
+                  <v:imagedata r:id="rId31" o:title=""/>
                 </v:shape>
                 <v:shape id="Picture 4" o:spid="_x0000_s1029" type="#_x0000_t75" style="position:absolute;top:18071;width:22384;height:18417;visibility:visible;mso-wrap-style:square" o:gfxdata="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">
-                  <v:imagedata r:id="rId31" o:title=""/>
+                  <v:imagedata r:id="rId32" o:title=""/>
                 </v:shape>
                 <v:shape id="Picture 5" o:spid="_x0000_s1030" type="#_x0000_t75" style="position:absolute;left:22384;top:17653;width:23400;height:19253;visibility:visible;mso-wrap-style:square" o:gfxdata="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">
-                  <v:imagedata r:id="rId32" o:title=""/>
+                  <v:imagedata r:id="rId33" o:title=""/>
                 </v:shape>
                 <v:shape id="Picture 6" o:spid="_x0000_s1031" type="#_x0000_t75" style="position:absolute;left:11688;top:36756;width:22396;height:3494;visibility:visible;mso-wrap-style:square" o:gfxdata="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">
-                  <v:imagedata r:id="rId33" o:title=""/>
+                  <v:imagedata r:id="rId34" o:title=""/>
                 </v:shape>
                 <w10:wrap type="topAndBottom" anchory="page"/>
               </v:group>
@@ -6370,6 +7390,7 @@
         <w:rPr>
           <w:lang w:val="en-US"/>
         </w:rPr>
+        <w:lastRenderedPageBreak/>
         <w:t xml:space="preserve">“The </w:t>
       </w:r>
       <w:r>
@@ -6520,11 +7541,6 @@
       </w:r>
     </w:p>
     <w:p>
-      <w:pPr>
-        <w:rPr>
-          <w:lang w:val="en-US"/>
-        </w:rPr>
-      </w:pPr>
       <w:r>
         <w:rPr>
           <w:lang w:val="en-US"/>
@@ -6557,7 +7573,7 @@
         </w:rPr>
         <w:t xml:space="preserve"> Available </w:t>
       </w:r>
-      <w:hyperlink r:id="rId34" w:history="1">
+      <w:hyperlink r:id="rId35" w:history="1">
         <w:r>
           <w:rPr>
             <w:rStyle w:val="Hyperlink"/>
@@ -6573,9 +7589,39 @@
           <w:lang w:val="en-US"/>
         </w:rPr>
       </w:pPr>
+      <w:r>
+        <w:rPr>
+          <w:rStyle w:val="normaltextrun"/>
+          <w:lang w:val="en-US"/>
+        </w:rPr>
+        <w:t xml:space="preserve">Floyd, T.L., 2005. </w:t>
+      </w:r>
+      <w:r>
+        <w:rPr>
+          <w:rStyle w:val="normaltextrun"/>
+          <w:i/>
+          <w:iCs/>
+          <w:lang w:val="en-US"/>
+        </w:rPr>
+        <w:t>Electronic devices</w:t>
+      </w:r>
+      <w:r>
+        <w:rPr>
+          <w:rStyle w:val="normaltextrun"/>
+          <w:lang w:val="en-US"/>
+        </w:rPr>
+        <w:t>. Pearson Education India.</w:t>
+      </w:r>
     </w:p>
     <w:p>
       <w:pPr>
+        <w:rPr>
+          <w:lang w:val="en-US"/>
+        </w:rPr>
+      </w:pPr>
+    </w:p>
+    <w:p>
+      <w:pPr>
         <w:suppressAutoHyphens/>
         <w:rPr>
           <w:lang w:val="en-US"/>
@@ -6629,7 +7675,7 @@
         </w:rPr>
         <w:t xml:space="preserve">. The references are sorted in alphabetical order. Instructions for referencing: </w:t>
       </w:r>
-      <w:hyperlink r:id="rId35" w:history="1">
+      <w:hyperlink r:id="rId36" w:history="1">
         <w:r>
           <w:rPr>
             <w:rStyle w:val="Hyperlink"/>
@@ -6851,7 +7897,7 @@
         </w:rPr>
         <w:br/>
       </w:r>
-      <w:hyperlink r:id="rId36" w:history="1">
+      <w:hyperlink r:id="rId37" w:history="1">
         <w:r>
           <w:rPr>
             <w:rStyle w:val="Hyperlink"/>
@@ -7098,7 +8144,7 @@
         </w:rPr>
         <w:t xml:space="preserve"> </w:t>
       </w:r>
-      <w:hyperlink r:id="rId37" w:history="1">
+      <w:hyperlink r:id="rId38" w:history="1">
         <w:r>
           <w:rPr>
             <w:rStyle w:val="Hyperlink"/>
@@ -7117,6 +8163,7 @@
         </w:numPr>
       </w:pPr>
       <w:r>
+        <w:lastRenderedPageBreak/>
         <w:t>Appendices</w:t>
       </w:r>
     </w:p>
@@ -7333,10 +8380,10 @@
       </w:pPr>
     </w:p>
     <w:sectPr>
-      <w:headerReference w:type="default" r:id="rId38"/>
-      <w:footerReference w:type="default" r:id="rId39"/>
-      <w:headerReference w:type="first" r:id="rId40"/>
-      <w:footerReference w:type="first" r:id="rId41"/>
+      <w:headerReference w:type="default" r:id="rId39"/>
+      <w:footerReference w:type="default" r:id="rId40"/>
+      <w:headerReference w:type="first" r:id="rId41"/>
+      <w:footerReference w:type="first" r:id="rId42"/>
       <w:type w:val="continuous"/>
       <w:pgSz w:w="11907" w:h="16840" w:code="9"/>
       <w:pgMar w:top="1440" w:right="1080" w:bottom="1440" w:left="1080" w:header="708" w:footer="708" w:gutter="0"/>
@@ -7618,7 +8665,7 @@
               <w:noProof/>
               <w:sz w:val="20"/>
             </w:rPr>
-            <w:t>21.10.2026</w:t>
+            <w:t>29.10.2026</w:t>
           </w:r>
           <w:r>
             <w:rPr>
@@ -10083,6 +11130,7 @@
   <w:style w:type="character" w:default="1" w:styleId="DefaultParagraphFont">
     <w:name w:val="Default Paragraph Font"/>
     <w:uiPriority w:val="1"/>
+    <w:semiHidden/>
     <w:unhideWhenUsed/>
   </w:style>
   <w:style w:type="table" w:default="1" w:styleId="TableNormal">
@@ -11942,6 +12990,21 @@
       <w:szCs w:val="24"/>
       <w:lang w:val="en-FI" w:eastAsia="en-GB"/>
     </w:rPr>
+  </w:style>
+  <w:style w:type="character" w:styleId="PlaceholderText">
+    <w:name w:val="Placeholder Text"/>
+    <w:basedOn w:val="DefaultParagraphFont"/>
+    <w:uiPriority w:val="99"/>
+    <w:semiHidden/>
+    <w:rsid w:val="00FB4E0D"/>
+    <w:rPr>
+      <w:color w:val="666666"/>
+    </w:rPr>
+  </w:style>
+  <w:style w:type="character" w:customStyle="1" w:styleId="normaltextrun">
+    <w:name w:val="normaltextrun"/>
+    <w:basedOn w:val="DefaultParagraphFont"/>
+    <w:rsid w:val="00507DCF"/>
   </w:style>
 </w:styles>
 </file>
@@ -12230,6 +13293,10 @@
 </file>
 
 <file path=customXml/item1.xml><?xml version="1.0" encoding="utf-8"?>
+<b:Sources xmlns:b="http://schemas.openxmlformats.org/officeDocument/2006/bibliography" xmlns="http://schemas.openxmlformats.org/officeDocument/2006/bibliography" SelectedStyle="\CHICAGO.XSL" StyleName="Chicago" Version="16"/>
+</file>
+
+<file path=customXml/item2.xml><?xml version="1.0" encoding="utf-8"?>
 <?mso-contentType ?>
 <FormTemplates xmlns="http://schemas.microsoft.com/sharepoint/v3/contenttype/forms">
   <Display>DocumentLibraryForm</Display>
@@ -12238,22 +13305,7 @@
 </FormTemplates>
 </file>
 
-<file path=customXml/item2.xml><?xml version="1.0" encoding="utf-8"?>
-<b:Sources xmlns:b="http://schemas.openxmlformats.org/officeDocument/2006/bibliography" xmlns="http://schemas.openxmlformats.org/officeDocument/2006/bibliography" SelectedStyle="\CHICAGO.XSL" StyleName="Chicago" Version="16"/>
-</file>
-
 <file path=customXml/item3.xml><?xml version="1.0" encoding="utf-8"?>
-<p:properties xmlns:p="http://schemas.microsoft.com/office/2006/metadata/properties" xmlns:xsi="http://www.w3.org/2001/XMLSchema-instance" xmlns:pc="http://schemas.microsoft.com/office/infopath/2007/PartnerControls">
-  <documentManagement>
-    <lcf76f155ced4ddcb4097134ff3c332f xmlns="269907ba-eb6c-4c0d-8b20-7f5139359cd8">
-      <Terms xmlns="http://schemas.microsoft.com/office/infopath/2007/PartnerControls"/>
-    </lcf76f155ced4ddcb4097134ff3c332f>
-    <TaxCatchAll xmlns="c1ea287d-ac75-4ffb-b59d-94e70edcbe84" xsi:nil="true"/>
-  </documentManagement>
-</p:properties>
-</file>
-
-<file path=customXml/item4.xml><?xml version="1.0" encoding="utf-8"?>
 <ct:contentTypeSchema xmlns:ct="http://schemas.microsoft.com/office/2006/metadata/contentType" xmlns:ma="http://schemas.microsoft.com/office/2006/metadata/properties/metaAttributes" ct:_="" ma:_="" ma:contentTypeName="Document" ma:contentTypeID="0x01010056807AA94BAB0A409EA00175DA9B52F7" ma:contentTypeVersion="18" ma:contentTypeDescription="Create a new document." ma:contentTypeScope="" ma:versionID="f1c63da83bf2d86d44f0ef8df8fe3c9c">
   <xsd:schema xmlns:xsd="http://www.w3.org/2001/XMLSchema" xmlns:xs="http://www.w3.org/2001/XMLSchema" xmlns:p="http://schemas.microsoft.com/office/2006/metadata/properties" xmlns:ns2="269907ba-eb6c-4c0d-8b20-7f5139359cd8" xmlns:ns3="c1ea287d-ac75-4ffb-b59d-94e70edcbe84" targetNamespace="http://schemas.microsoft.com/office/2006/metadata/properties" ma:root="true" ma:fieldsID="cdebe87a638666579b1906fb95b0f2cd" ns2:_="" ns3:_="">
     <xsd:import namespace="269907ba-eb6c-4c0d-8b20-7f5139359cd8"/>
@@ -12508,7 +13560,26 @@
 </ct:contentTypeSchema>
 </file>
 
+<file path=customXml/item4.xml><?xml version="1.0" encoding="utf-8"?>
+<p:properties xmlns:p="http://schemas.microsoft.com/office/2006/metadata/properties" xmlns:xsi="http://www.w3.org/2001/XMLSchema-instance" xmlns:pc="http://schemas.microsoft.com/office/infopath/2007/PartnerControls">
+  <documentManagement>
+    <lcf76f155ced4ddcb4097134ff3c332f xmlns="269907ba-eb6c-4c0d-8b20-7f5139359cd8">
+      <Terms xmlns="http://schemas.microsoft.com/office/infopath/2007/PartnerControls"/>
+    </lcf76f155ced4ddcb4097134ff3c332f>
+    <TaxCatchAll xmlns="c1ea287d-ac75-4ffb-b59d-94e70edcbe84" xsi:nil="true"/>
+  </documentManagement>
+</p:properties>
+</file>
+
 <file path=customXml/itemProps1.xml><?xml version="1.0" encoding="utf-8"?>
+<ds:datastoreItem xmlns:ds="http://schemas.openxmlformats.org/officeDocument/2006/customXml" ds:itemID="{89883967-2F0F-4B63-B5B5-BDD869046A8A}">
+  <ds:schemaRefs>
+    <ds:schemaRef ds:uri="http://schemas.openxmlformats.org/officeDocument/2006/bibliography"/>
+  </ds:schemaRefs>
+</ds:datastoreItem>
+</file>
+
+<file path=customXml/itemProps2.xml><?xml version="1.0" encoding="utf-8"?>
 <ds:datastoreItem xmlns:ds="http://schemas.openxmlformats.org/officeDocument/2006/customXml" ds:itemID="{84C44F0D-D44E-48AE-A1C0-003FDD622F03}">
   <ds:schemaRefs>
     <ds:schemaRef ds:uri="http://schemas.microsoft.com/sharepoint/v3/contenttype/forms"/>
@@ -12516,26 +13587,7 @@
 </ds:datastoreItem>
 </file>
 
-<file path=customXml/itemProps2.xml><?xml version="1.0" encoding="utf-8"?>
-<ds:datastoreItem xmlns:ds="http://schemas.openxmlformats.org/officeDocument/2006/customXml" ds:itemID="{89883967-2F0F-4B63-B5B5-BDD869046A8A}">
-  <ds:schemaRefs>
-    <ds:schemaRef ds:uri="http://schemas.openxmlformats.org/officeDocument/2006/bibliography"/>
-  </ds:schemaRefs>
-</ds:datastoreItem>
-</file>
-
 <file path=customXml/itemProps3.xml><?xml version="1.0" encoding="utf-8"?>
-<ds:datastoreItem xmlns:ds="http://schemas.openxmlformats.org/officeDocument/2006/customXml" ds:itemID="{7556B682-F13C-4B24-BFF4-097EB4709C35}">
-  <ds:schemaRefs>
-    <ds:schemaRef ds:uri="http://schemas.microsoft.com/office/2006/metadata/properties"/>
-    <ds:schemaRef ds:uri="http://schemas.microsoft.com/office/infopath/2007/PartnerControls"/>
-    <ds:schemaRef ds:uri="269907ba-eb6c-4c0d-8b20-7f5139359cd8"/>
-    <ds:schemaRef ds:uri="c1ea287d-ac75-4ffb-b59d-94e70edcbe84"/>
-  </ds:schemaRefs>
-</ds:datastoreItem>
-</file>
-
-<file path=customXml/itemProps4.xml><?xml version="1.0" encoding="utf-8"?>
 <ds:datastoreItem xmlns:ds="http://schemas.openxmlformats.org/officeDocument/2006/customXml" ds:itemID="{79CEF18E-82FC-4EC2-A366-DD36D8B91E0A}">
   <ds:schemaRefs>
     <ds:schemaRef ds:uri="http://schemas.microsoft.com/office/2006/metadata/contentType"/>
@@ -12552,4 +13604,15 @@
     <ds:schemaRef ds:uri="http://schemas.microsoft.com/internal/obd"/>
   </ds:schemaRefs>
 </ds:datastoreItem>
+</file>
+
+<file path=customXml/itemProps4.xml><?xml version="1.0" encoding="utf-8"?>
+<ds:datastoreItem xmlns:ds="http://schemas.openxmlformats.org/officeDocument/2006/customXml" ds:itemID="{7556B682-F13C-4B24-BFF4-097EB4709C35}">
+  <ds:schemaRefs>
+    <ds:schemaRef ds:uri="http://schemas.microsoft.com/office/2006/metadata/properties"/>
+    <ds:schemaRef ds:uri="http://schemas.microsoft.com/office/infopath/2007/PartnerControls"/>
+    <ds:schemaRef ds:uri="269907ba-eb6c-4c0d-8b20-7f5139359cd8"/>
+    <ds:schemaRef ds:uri="c1ea287d-ac75-4ffb-b59d-94e70edcbe84"/>
+  </ds:schemaRefs>
+</ds:datastoreItem>
 </file>
--- a/report_lab3.docx
+++ b/report_lab3.docx
@@ -1925,16 +1925,6 @@
     </w:p>
     <w:p>
       <w:pPr>
-        <w:spacing w:before="100" w:beforeAutospacing="1" w:after="100" w:afterAutospacing="1" w:line="240" w:lineRule="auto"/>
-        <w:jc w:val="left"/>
-        <w:rPr>
-          <w:szCs w:val="24"/>
-          <w:lang w:val="en-US" w:eastAsia="en-GB"/>
-        </w:rPr>
-      </w:pPr>
-    </w:p>
-    <w:p>
-      <w:pPr>
         <w:keepNext/>
         <w:spacing w:before="100" w:beforeAutospacing="1" w:after="100" w:afterAutospacing="1" w:line="240" w:lineRule="auto"/>
         <w:jc w:val="center"/>
@@ -1942,13 +1932,13 @@
       <w:r>
         <w:rPr>
           <w:szCs w:val="24"/>
-          <w:lang w:val="en-FI" w:eastAsia="en-GB"/>
+          <w:lang w:val="en-US" w:eastAsia="en-GB"/>
         </w:rPr>
         <w:drawing>
-          <wp:inline distT="0" distB="0" distL="0" distR="0" wp14:anchorId="3158E071" wp14:editId="3ECCDC6D">
-            <wp:extent cx="4014788" cy="2606238"/>
-            <wp:effectExtent l="0" t="0" r="0" b="0"/>
-            <wp:docPr id="1129224664" name="Picture 1"/>
+          <wp:inline distT="0" distB="0" distL="0" distR="0" wp14:anchorId="457AE85B" wp14:editId="6D446D41">
+            <wp:extent cx="5069795" cy="2383277"/>
+            <wp:effectExtent l="0" t="0" r="0" b="4445"/>
+            <wp:docPr id="2103784444" name="Picture 1"/>
             <wp:cNvGraphicFramePr>
               <a:graphicFrameLocks xmlns:a="http://schemas.openxmlformats.org/drawingml/2006/main" noChangeAspect="1"/>
             </wp:cNvGraphicFramePr>
@@ -1956,7 +1946,7 @@
               <a:graphicData uri="http://schemas.openxmlformats.org/drawingml/2006/picture">
                 <pic:pic xmlns:pic="http://schemas.openxmlformats.org/drawingml/2006/picture">
                   <pic:nvPicPr>
-                    <pic:cNvPr id="1129224664" name=""/>
+                    <pic:cNvPr id="2103784444" name=""/>
                     <pic:cNvPicPr/>
                   </pic:nvPicPr>
                   <pic:blipFill>
@@ -1968,7 +1958,7 @@
                   <pic:spPr>
                     <a:xfrm>
                       <a:off x="0" y="0"/>
-                      <a:ext cx="4057593" cy="2634026"/>
+                      <a:ext cx="5094537" cy="2394908"/>
                     </a:xfrm>
                     <a:prstGeom prst="rect">
                       <a:avLst/>
@@ -1987,7 +1977,8 @@
         <w:ind w:left="0" w:firstLine="0"/>
         <w:jc w:val="left"/>
         <w:rPr>
-          <w:lang w:val="en-US"/>
+          <w:szCs w:val="24"/>
+          <w:lang w:val="en-US" w:eastAsia="en-GB"/>
         </w:rPr>
       </w:pPr>
       <w:r>
@@ -2033,8 +2024,11 @@
     </w:p>
     <w:p>
       <w:pPr>
-        <w:rPr>
-          <w:lang w:val="en-US" w:eastAsia="en-GB"/>
+        <w:pStyle w:val="Caption"/>
+        <w:ind w:left="0" w:firstLine="0"/>
+        <w:jc w:val="left"/>
+        <w:rPr>
+          <w:lang w:val="en-US"/>
         </w:rPr>
       </w:pPr>
     </w:p>
@@ -2174,9 +2168,632 @@
     <w:p>
       <w:pPr>
         <w:rPr>
-          <w:lang w:val="en-FI"/>
-        </w:rPr>
-      </w:pPr>
+          <w:lang w:val="en-US"/>
+        </w:rPr>
+      </w:pPr>
+      <w:r>
+        <w:rPr>
+          <w:lang w:val="en-US"/>
+        </w:rPr>
+        <w:t>When no input signal is applied, the output of an op-amp is ideally 0 V, which is known as the quiescent output voltage. When an input signal is applied, the output could ideally swing as far as ±V</w:t>
+      </w:r>
+      <w:r>
+        <w:rPr>
+          <w:vertAlign w:val="subscript"/>
+          <w:lang w:val="en-US"/>
+        </w:rPr>
+        <w:t>CC</w:t>
+      </w:r>
+      <w:r>
+        <w:rPr>
+          <w:lang w:val="en-US"/>
+        </w:rPr>
+        <w:t xml:space="preserve">, </w:t>
+      </w:r>
+      <w:r>
+        <w:rPr>
+          <w:lang w:val="en-US"/>
+        </w:rPr>
+        <w:t>the suppl</w:t>
+      </w:r>
+      <w:r>
+        <w:rPr>
+          <w:lang w:val="en-US"/>
+        </w:rPr>
+        <w:t>y rail</w:t>
+      </w:r>
+      <w:r>
+        <w:rPr>
+          <w:lang w:val="en-US"/>
+        </w:rPr>
+        <w:t xml:space="preserve"> voltages. In practice, the output can come close to these limits but never quite reaches them. The peak-to-peak output swing depends on the load connected to the op-amp, and it increases as the load resistance increases</w:t>
+      </w:r>
+      <w:r>
+        <w:rPr>
+          <w:lang w:val="en-US"/>
+        </w:rPr>
+        <w:t xml:space="preserve"> </w:t>
+      </w:r>
+      <w:r>
+        <w:rPr>
+          <w:szCs w:val="24"/>
+          <w:lang w:val="en-FI" w:eastAsia="en-GB"/>
+        </w:rPr>
+        <w:t>(Floyd, 2005, p</w:t>
+      </w:r>
+      <w:r>
+        <w:rPr>
+          <w:szCs w:val="24"/>
+          <w:lang w:val="en-FI" w:eastAsia="en-GB"/>
+        </w:rPr>
+        <w:t>.</w:t>
+      </w:r>
+      <w:r>
+        <w:rPr>
+          <w:szCs w:val="24"/>
+          <w:lang w:val="en-FI" w:eastAsia="en-GB"/>
+        </w:rPr>
+        <w:t>60</w:t>
+      </w:r>
+      <w:r>
+        <w:rPr>
+          <w:szCs w:val="24"/>
+          <w:lang w:val="en-FI" w:eastAsia="en-GB"/>
+        </w:rPr>
+        <w:t>7</w:t>
+      </w:r>
+      <w:r>
+        <w:rPr>
+          <w:szCs w:val="24"/>
+          <w:lang w:val="en-FI" w:eastAsia="en-GB"/>
+        </w:rPr>
+        <w:t>)</w:t>
+      </w:r>
+      <w:r>
+        <w:rPr>
+          <w:lang w:val="en-US"/>
+        </w:rPr>
+        <w:t>.</w:t>
+      </w:r>
+      <w:r>
+        <w:rPr>
+          <w:lang w:val="en-US"/>
+        </w:rPr>
+        <w:t xml:space="preserve"> </w:t>
+      </w:r>
+    </w:p>
+    <w:p>
+      <w:pPr>
+        <w:rPr>
+          <w:lang w:val="en-US"/>
+        </w:rPr>
+      </w:pPr>
+      <w:r>
+        <w:rPr>
+          <w:lang w:val="en-US"/>
+        </w:rPr>
+        <w:t>The LM358 is a</w:t>
+      </w:r>
+      <w:r>
+        <w:rPr>
+          <w:lang w:val="en-US"/>
+        </w:rPr>
+        <w:t xml:space="preserve"> so-called single-supply op amp. It has a C-M</w:t>
+      </w:r>
+      <w:r>
+        <w:rPr>
+          <w:lang w:val="en-US"/>
+        </w:rPr>
+        <w:t xml:space="preserve"> </w:t>
+      </w:r>
+      <w:r>
+        <w:rPr>
+          <w:lang w:val="en-US"/>
+        </w:rPr>
+        <w:t xml:space="preserve">(Common mode) </w:t>
+      </w:r>
+      <w:r>
+        <w:rPr>
+          <w:lang w:val="en-US"/>
+        </w:rPr>
+        <w:t>range that extends to, and often slightly below, the negative rail.</w:t>
+      </w:r>
+      <w:r>
+        <w:rPr>
+          <w:lang w:val="en-US"/>
+        </w:rPr>
+        <w:t xml:space="preserve"> </w:t>
+      </w:r>
+      <w:r>
+        <w:rPr>
+          <w:lang w:val="en-US"/>
+        </w:rPr>
+        <w:t>That range allows its use in a wider range of circuits that operate</w:t>
+      </w:r>
+      <w:r>
+        <w:rPr>
+          <w:lang w:val="en-US"/>
+        </w:rPr>
+        <w:t xml:space="preserve"> </w:t>
+      </w:r>
+      <w:r>
+        <w:rPr>
+          <w:lang w:val="en-US"/>
+        </w:rPr>
+        <w:t>close to ground.</w:t>
+      </w:r>
+      <w:r>
+        <w:rPr>
+          <w:lang w:val="en-US"/>
+        </w:rPr>
+        <w:t xml:space="preserve"> </w:t>
+      </w:r>
+      <w:r>
+        <w:rPr>
+          <w:lang w:val="en-US"/>
+        </w:rPr>
+        <w:t>A “rail-to-rail” op-amp goes further, since it can operate with input voltages equal to, or even slightly beyond, both supply rails</w:t>
+      </w:r>
+      <w:r>
+        <w:rPr>
+          <w:lang w:val="en-US"/>
+        </w:rPr>
+        <w:t xml:space="preserve"> </w:t>
+      </w:r>
+      <w:r>
+        <w:rPr>
+          <w:lang w:val="en-US"/>
+        </w:rPr>
+        <w:t>(Trump, 2017, p.4)</w:t>
+      </w:r>
+      <w:r>
+        <w:rPr>
+          <w:lang w:val="en-US"/>
+        </w:rPr>
+        <w:t>.</w:t>
+      </w:r>
+    </w:p>
+    <w:p>
+      <w:pPr>
+        <w:rPr>
+          <w:lang w:val="en-US"/>
+        </w:rPr>
+      </w:pPr>
+    </w:p>
+    <w:p>
+      <w:pPr>
+        <w:keepNext/>
+        <w:jc w:val="center"/>
+      </w:pPr>
+      <w:r>
+        <w:rPr>
+          <w:lang w:val="en-FI" w:eastAsia="en-GB"/>
+        </w:rPr>
+        <w:drawing>
+          <wp:inline distT="0" distB="0" distL="0" distR="0" wp14:anchorId="1CFF150C" wp14:editId="75BAEBD5">
+            <wp:extent cx="4474724" cy="2044136"/>
+            <wp:effectExtent l="0" t="0" r="0" b="635"/>
+            <wp:docPr id="460185193" name="Picture 1"/>
+            <wp:cNvGraphicFramePr>
+              <a:graphicFrameLocks xmlns:a="http://schemas.openxmlformats.org/drawingml/2006/main" noChangeAspect="1"/>
+            </wp:cNvGraphicFramePr>
+            <a:graphic xmlns:a="http://schemas.openxmlformats.org/drawingml/2006/main">
+              <a:graphicData uri="http://schemas.openxmlformats.org/drawingml/2006/picture">
+                <pic:pic xmlns:pic="http://schemas.openxmlformats.org/drawingml/2006/picture">
+                  <pic:nvPicPr>
+                    <pic:cNvPr id="460185193" name=""/>
+                    <pic:cNvPicPr/>
+                  </pic:nvPicPr>
+                  <pic:blipFill>
+                    <a:blip r:embed="rId15"/>
+                    <a:stretch>
+                      <a:fillRect/>
+                    </a:stretch>
+                  </pic:blipFill>
+                  <pic:spPr>
+                    <a:xfrm>
+                      <a:off x="0" y="0"/>
+                      <a:ext cx="4538201" cy="2073134"/>
+                    </a:xfrm>
+                    <a:prstGeom prst="rect">
+                      <a:avLst/>
+                    </a:prstGeom>
+                  </pic:spPr>
+                </pic:pic>
+              </a:graphicData>
+            </a:graphic>
+          </wp:inline>
+        </w:drawing>
+      </w:r>
+    </w:p>
+    <w:p>
+      <w:pPr>
+        <w:pStyle w:val="Caption"/>
+        <w:ind w:left="0" w:firstLine="0"/>
+        <w:jc w:val="left"/>
+        <w:rPr>
+          <w:lang w:val="en-US"/>
+        </w:rPr>
+      </w:pPr>
+      <w:r>
+        <w:rPr>
+          <w:lang w:val="en-US"/>
+        </w:rPr>
+        <w:t xml:space="preserve">Figure </w:t>
+      </w:r>
+      <w:r>
+        <w:fldChar w:fldCharType="begin"/>
+      </w:r>
+      <w:r>
+        <w:rPr>
+          <w:lang w:val="en-US"/>
+        </w:rPr>
+        <w:instrText xml:space="preserve"> SEQ Figure \* ARABIC </w:instrText>
+      </w:r>
+      <w:r>
+        <w:fldChar w:fldCharType="separate"/>
+      </w:r>
+      <w:r>
+        <w:rPr>
+          <w:noProof/>
+          <w:lang w:val="en-US"/>
+        </w:rPr>
+        <w:t>5</w:t>
+      </w:r>
+      <w:r>
+        <w:fldChar w:fldCharType="end"/>
+      </w:r>
+      <w:r>
+        <w:rPr>
+          <w:lang w:val="en-US"/>
+        </w:rPr>
+        <w:t>.</w:t>
+      </w:r>
+      <w:r>
+        <w:rPr>
+          <w:lang w:val="en-US"/>
+        </w:rPr>
+        <w:t xml:space="preserve"> </w:t>
+      </w:r>
+      <w:r>
+        <w:rPr>
+          <w:lang w:val="en-US"/>
+        </w:rPr>
+        <w:t>Input and output voltage ranges of a typical op amp used</w:t>
+      </w:r>
+      <w:r>
+        <w:rPr>
+          <w:lang w:val="en-US"/>
+        </w:rPr>
+        <w:t xml:space="preserve"> </w:t>
+      </w:r>
+      <w:r>
+        <w:rPr>
+          <w:lang w:val="en-US"/>
+        </w:rPr>
+        <w:t>on dual supplies</w:t>
+      </w:r>
+      <w:r>
+        <w:rPr>
+          <w:lang w:val="en-US"/>
+        </w:rPr>
+        <w:t xml:space="preserve">. </w:t>
+      </w:r>
+      <w:r>
+        <w:rPr>
+          <w:lang w:val="en-US"/>
+        </w:rPr>
+        <w:t xml:space="preserve">The output capability of the example </w:t>
+      </w:r>
+      <w:r>
+        <w:rPr>
+          <w:lang w:val="en-US"/>
+        </w:rPr>
+        <w:t>is</w:t>
+      </w:r>
+      <w:r>
+        <w:rPr>
+          <w:lang w:val="en-US"/>
+        </w:rPr>
+        <w:t xml:space="preserve"> limited</w:t>
+      </w:r>
+      <w:r>
+        <w:rPr>
+          <w:lang w:val="en-US"/>
+        </w:rPr>
+        <w:t xml:space="preserve"> </w:t>
+      </w:r>
+      <w:r>
+        <w:rPr>
+          <w:lang w:val="en-US"/>
+        </w:rPr>
+        <w:t>to 2 V from the negative rail and 2.5 V from the positive rail, which</w:t>
+      </w:r>
+      <w:r>
+        <w:rPr>
+          <w:lang w:val="en-US"/>
+        </w:rPr>
+        <w:t xml:space="preserve"> </w:t>
+      </w:r>
+      <w:r>
+        <w:rPr>
+          <w:lang w:val="en-US"/>
+        </w:rPr>
+        <w:t xml:space="preserve">is due to the limited-input C-M range. </w:t>
+      </w:r>
+      <w:r>
+        <w:rPr>
+          <w:lang w:val="en-US"/>
+        </w:rPr>
+        <w:t xml:space="preserve">One </w:t>
+      </w:r>
+      <w:r>
+        <w:rPr>
+          <w:lang w:val="en-US"/>
+        </w:rPr>
+        <w:t>would need to configure</w:t>
+      </w:r>
+      <w:r>
+        <w:rPr>
+          <w:lang w:val="en-US"/>
+        </w:rPr>
+        <w:t xml:space="preserve"> </w:t>
+      </w:r>
+      <w:r>
+        <w:rPr>
+          <w:lang w:val="en-US"/>
+        </w:rPr>
+        <w:t>this op amp in a higher gain to deliver its full output-voltage range.</w:t>
+      </w:r>
+      <w:r>
+        <w:rPr>
+          <w:lang w:val="en-US"/>
+        </w:rPr>
+        <w:t xml:space="preserve"> </w:t>
+      </w:r>
+      <w:r>
+        <w:rPr>
+          <w:lang w:val="en-US"/>
+        </w:rPr>
+        <w:t>(</w:t>
+      </w:r>
+      <w:r>
+        <w:rPr>
+          <w:lang w:val="en-US"/>
+        </w:rPr>
+        <w:t>Trump, 2017, p.4</w:t>
+      </w:r>
+      <w:r>
+        <w:rPr>
+          <w:lang w:val="en-US"/>
+        </w:rPr>
+        <w:t>)</w:t>
+      </w:r>
+      <w:r>
+        <w:rPr>
+          <w:lang w:val="en-US"/>
+        </w:rPr>
+        <w:t>.</w:t>
+      </w:r>
+    </w:p>
+    <w:p>
+      <w:pPr>
+        <w:rPr>
+          <w:lang w:val="en-US"/>
+        </w:rPr>
+      </w:pPr>
+    </w:p>
+    <w:p>
+      <w:pPr>
+        <w:rPr>
+          <w:lang w:val="en-US"/>
+        </w:rPr>
+      </w:pPr>
+      <w:r>
+        <w:rPr>
+          <w:lang w:val="en-US"/>
+        </w:rPr>
+        <w:t xml:space="preserve">The simulated output swing limits, </w:t>
+      </w:r>
+      <w:r>
+        <w:rPr>
+          <w:lang w:val="en-US"/>
+        </w:rPr>
+        <w:t>V</w:t>
+      </w:r>
+      <w:r>
+        <w:rPr>
+          <w:vertAlign w:val="subscript"/>
+          <w:lang w:val="en-US"/>
+        </w:rPr>
+        <w:t>OH</w:t>
+      </w:r>
+      <w:r>
+        <w:rPr>
+          <w:lang w:val="en-US"/>
+        </w:rPr>
+        <w:t xml:space="preserve"> and V</w:t>
+      </w:r>
+      <w:r>
+        <w:rPr>
+          <w:vertAlign w:val="subscript"/>
+          <w:lang w:val="en-US"/>
+        </w:rPr>
+        <w:t>OL</w:t>
+      </w:r>
+      <w:r>
+        <w:rPr>
+          <w:lang w:val="en-US"/>
+        </w:rPr>
+        <w:t>, were estimated using the circuit shown in Figure 6.</w:t>
+      </w:r>
+      <w:r>
+        <w:rPr>
+          <w:lang w:val="en-US"/>
+        </w:rPr>
+        <w:t xml:space="preserve"> I</w:t>
+      </w:r>
+      <w:r>
+        <w:rPr>
+          <w:lang w:val="en-US"/>
+        </w:rPr>
+        <w:t>n the laboratory measurements, a sinusoidal input was used instead.</w:t>
+      </w:r>
+    </w:p>
+    <w:p>
+      <w:pPr>
+        <w:rPr>
+          <w:lang w:val="en-US"/>
+        </w:rPr>
+      </w:pPr>
+    </w:p>
+    <w:p>
+      <w:pPr>
+        <w:keepNext/>
+        <w:jc w:val="center"/>
+      </w:pPr>
+      <w:r>
+        <w:rPr>
+          <w:vertAlign w:val="subscript"/>
+          <w:lang w:val="en-US"/>
+        </w:rPr>
+        <w:drawing>
+          <wp:inline distT="0" distB="0" distL="0" distR="0" wp14:anchorId="1BE83E39" wp14:editId="0F374465">
+            <wp:extent cx="4623827" cy="2156078"/>
+            <wp:effectExtent l="0" t="0" r="0" b="3175"/>
+            <wp:docPr id="1199161760" name="Picture 1"/>
+            <wp:cNvGraphicFramePr>
+              <a:graphicFrameLocks xmlns:a="http://schemas.openxmlformats.org/drawingml/2006/main" noChangeAspect="1"/>
+            </wp:cNvGraphicFramePr>
+            <a:graphic xmlns:a="http://schemas.openxmlformats.org/drawingml/2006/main">
+              <a:graphicData uri="http://schemas.openxmlformats.org/drawingml/2006/picture">
+                <pic:pic xmlns:pic="http://schemas.openxmlformats.org/drawingml/2006/picture">
+                  <pic:nvPicPr>
+                    <pic:cNvPr id="1199161760" name=""/>
+                    <pic:cNvPicPr/>
+                  </pic:nvPicPr>
+                  <pic:blipFill>
+                    <a:blip r:embed="rId16"/>
+                    <a:stretch>
+                      <a:fillRect/>
+                    </a:stretch>
+                  </pic:blipFill>
+                  <pic:spPr>
+                    <a:xfrm>
+                      <a:off x="0" y="0"/>
+                      <a:ext cx="4696373" cy="2189906"/>
+                    </a:xfrm>
+                    <a:prstGeom prst="rect">
+                      <a:avLst/>
+                    </a:prstGeom>
+                  </pic:spPr>
+                </pic:pic>
+              </a:graphicData>
+            </a:graphic>
+          </wp:inline>
+        </w:drawing>
+      </w:r>
+    </w:p>
+    <w:p>
+      <w:pPr>
+        <w:pStyle w:val="Caption"/>
+        <w:ind w:left="0" w:firstLine="0"/>
+        <w:jc w:val="left"/>
+        <w:rPr>
+          <w:lang w:val="en-US"/>
+        </w:rPr>
+      </w:pPr>
+      <w:r>
+        <w:rPr>
+          <w:lang w:val="en-US"/>
+        </w:rPr>
+        <w:t xml:space="preserve">Figure </w:t>
+      </w:r>
+      <w:r>
+        <w:fldChar w:fldCharType="begin"/>
+      </w:r>
+      <w:r>
+        <w:rPr>
+          <w:lang w:val="en-US"/>
+        </w:rPr>
+        <w:instrText xml:space="preserve"> SEQ Figure \* ARABIC </w:instrText>
+      </w:r>
+      <w:r>
+        <w:fldChar w:fldCharType="separate"/>
+      </w:r>
+      <w:r>
+        <w:rPr>
+          <w:noProof/>
+          <w:lang w:val="en-US"/>
+        </w:rPr>
+        <w:t>6</w:t>
+      </w:r>
+      <w:r>
+        <w:fldChar w:fldCharType="end"/>
+      </w:r>
+      <w:r>
+        <w:rPr>
+          <w:lang w:val="en-US"/>
+        </w:rPr>
+        <w:t xml:space="preserve">. </w:t>
+      </w:r>
+      <w:r>
+        <w:rPr>
+          <w:lang w:val="en-US"/>
+        </w:rPr>
+        <w:t>C</w:t>
+      </w:r>
+      <w:r>
+        <w:rPr>
+          <w:lang w:val="en-US"/>
+        </w:rPr>
+        <w:t>ircuit used to estimate V</w:t>
+      </w:r>
+      <w:r>
+        <w:rPr>
+          <w:vertAlign w:val="subscript"/>
+          <w:lang w:val="en-US"/>
+        </w:rPr>
+        <w:t>OH</w:t>
+      </w:r>
+      <w:r>
+        <w:rPr>
+          <w:lang w:val="en-US"/>
+        </w:rPr>
+        <w:t xml:space="preserve"> and V</w:t>
+      </w:r>
+      <w:r>
+        <w:rPr>
+          <w:vertAlign w:val="subscript"/>
+          <w:lang w:val="en-US"/>
+        </w:rPr>
+        <w:t>OL</w:t>
+      </w:r>
+      <w:r>
+        <w:rPr>
+          <w:lang w:val="en-US"/>
+        </w:rPr>
+        <w:t>. A pulse source V1, configured to produce a triangular wave, drives an LM358 voltage follower powered from ±10 V supplies, with a load resistor R</w:t>
+      </w:r>
+      <w:r>
+        <w:rPr>
+          <w:vertAlign w:val="subscript"/>
+          <w:lang w:val="en-US"/>
+        </w:rPr>
+        <w:t>L</w:t>
+      </w:r>
+      <w:r>
+        <w:rPr>
+          <w:lang w:val="en-US"/>
+        </w:rPr>
+        <w:t xml:space="preserve"> </w:t>
+      </w:r>
+      <w:r>
+        <w:rPr>
+          <w:lang w:val="en-US"/>
+        </w:rPr>
+        <w:t>is swept through a set of values.</w:t>
+      </w:r>
     </w:p>
     <w:p>
       <w:pPr>
@@ -2330,7 +2947,7 @@
                     <pic:cNvPicPr/>
                   </pic:nvPicPr>
                   <pic:blipFill>
-                    <a:blip r:embed="rId15" cstate="print">
+                    <a:blip r:embed="rId17" cstate="print">
                       <a:extLst>
                         <a:ext uri="{28A0092B-C50C-407E-A947-70E740481C1C}">
                           <a14:useLocalDpi xmlns:a14="http://schemas.microsoft.com/office/drawing/2010/main" val="0"/>
@@ -3012,7 +3629,6 @@
         <w:rPr>
           <w:noProof/>
         </w:rPr>
-        <w:lastRenderedPageBreak/>
         <w:drawing>
           <wp:inline distT="0" distB="0" distL="0" distR="0" wp14:anchorId="04ADC335" wp14:editId="3777AD4C">
             <wp:extent cx="4381641" cy="2690397"/>
@@ -3029,7 +3645,7 @@
                     <pic:cNvPicPr/>
                   </pic:nvPicPr>
                   <pic:blipFill rotWithShape="1">
-                    <a:blip r:embed="rId16" cstate="print">
+                    <a:blip r:embed="rId18" cstate="print">
                       <a:extLst>
                         <a:ext uri="{28A0092B-C50C-407E-A947-70E740481C1C}">
                           <a14:useLocalDpi xmlns:a14="http://schemas.microsoft.com/office/drawing/2010/main" val="0"/>
@@ -3074,6 +3690,7 @@
         <w:rPr>
           <w:lang w:val="en-US"/>
         </w:rPr>
+        <w:lastRenderedPageBreak/>
         <w:t>Figure</w:t>
       </w:r>
       <w:r>
@@ -3390,7 +4007,7 @@
                     <pic:cNvPicPr/>
                   </pic:nvPicPr>
                   <pic:blipFill>
-                    <a:blip r:embed="rId17"/>
+                    <a:blip r:embed="rId19"/>
                     <a:stretch>
                       <a:fillRect/>
                     </a:stretch>
@@ -3441,7 +4058,7 @@
           <w:noProof/>
           <w:lang w:val="en-US"/>
         </w:rPr>
-        <w:t>5</w:t>
+        <w:t>7</w:t>
       </w:r>
       <w:r>
         <w:fldChar w:fldCharType="end"/>
@@ -3506,267 +4123,6 @@
                 <pic:pic xmlns:pic="http://schemas.openxmlformats.org/drawingml/2006/picture">
                   <pic:nvPicPr>
                     <pic:cNvPr id="202929633" name="Picture 202929633"/>
-                    <pic:cNvPicPr/>
-                  </pic:nvPicPr>
-                  <pic:blipFill>
-                    <a:blip r:embed="rId18"/>
-                    <a:stretch>
-                      <a:fillRect/>
-                    </a:stretch>
-                  </pic:blipFill>
-                  <pic:spPr>
-                    <a:xfrm>
-                      <a:off x="0" y="0"/>
-                      <a:ext cx="6189345" cy="1899285"/>
-                    </a:xfrm>
-                    <a:prstGeom prst="rect">
-                      <a:avLst/>
-                    </a:prstGeom>
-                  </pic:spPr>
-                </pic:pic>
-              </a:graphicData>
-            </a:graphic>
-          </wp:inline>
-        </w:drawing>
-      </w:r>
-    </w:p>
-    <w:p>
-      <w:pPr>
-        <w:pStyle w:val="Caption"/>
-        <w:rPr>
-          <w:lang w:val="en-US"/>
-        </w:rPr>
-      </w:pPr>
-      <w:r>
-        <w:rPr>
-          <w:lang w:val="en-US"/>
-        </w:rPr>
-        <w:t xml:space="preserve">Figure </w:t>
-      </w:r>
-      <w:r>
-        <w:fldChar w:fldCharType="begin"/>
-      </w:r>
-      <w:r>
-        <w:rPr>
-          <w:lang w:val="en-US"/>
-        </w:rPr>
-        <w:instrText xml:space="preserve"> SEQ Figure \* ARABIC </w:instrText>
-      </w:r>
-      <w:r>
-        <w:fldChar w:fldCharType="separate"/>
-      </w:r>
-      <w:r>
-        <w:rPr>
-          <w:noProof/>
-          <w:lang w:val="en-US"/>
-        </w:rPr>
-        <w:t>6</w:t>
-      </w:r>
-      <w:r>
-        <w:fldChar w:fldCharType="end"/>
-      </w:r>
-      <w:r>
-        <w:rPr>
-          <w:lang w:val="en-US"/>
-        </w:rPr>
-        <w:t xml:space="preserve">. The measured frequency response of a </w:t>
-      </w:r>
-      <w:r>
-        <w:rPr>
-          <w:lang w:val="en-US"/>
-        </w:rPr>
-        <w:t>LM358</w:t>
-      </w:r>
-      <w:r>
-        <w:rPr>
-          <w:lang w:val="en-US"/>
-        </w:rPr>
-        <w:t xml:space="preserve"> </w:t>
-      </w:r>
-      <w:r>
-        <w:rPr>
-          <w:lang w:val="en-US"/>
-        </w:rPr>
-        <w:t>voltage follower</w:t>
-      </w:r>
-      <w:r>
-        <w:rPr>
-          <w:lang w:val="en-US"/>
-        </w:rPr>
-        <w:t xml:space="preserve"> </w:t>
-      </w:r>
-      <w:r>
-        <w:rPr>
-          <w:lang w:val="en-US"/>
-        </w:rPr>
-        <w:t>from 100Hz to 24.8</w:t>
-      </w:r>
-      <w:r>
-        <w:rPr>
-          <w:lang w:val="en-US"/>
-        </w:rPr>
-        <w:t>3MHz</w:t>
-      </w:r>
-      <w:r>
-        <w:rPr>
-          <w:lang w:val="en-US"/>
-        </w:rPr>
-        <w:t>.</w:t>
-      </w:r>
-    </w:p>
-    <w:p>
-      <w:pPr>
-        <w:rPr>
-          <w:lang w:val="en-US"/>
-        </w:rPr>
-      </w:pPr>
-    </w:p>
-    <w:p>
-      <w:pPr>
-        <w:keepNext/>
-      </w:pPr>
-      <w:r>
-        <w:rPr>
-          <w:noProof/>
-        </w:rPr>
-        <w:drawing>
-          <wp:inline distT="0" distB="0" distL="0" distR="0" wp14:anchorId="799A7238" wp14:editId="351CBD77">
-            <wp:extent cx="6189345" cy="1905635"/>
-            <wp:effectExtent l="0" t="0" r="0" b="0"/>
-            <wp:docPr id="201516813" name="Picture 7"/>
-            <wp:cNvGraphicFramePr>
-              <a:graphicFrameLocks xmlns:a="http://schemas.openxmlformats.org/drawingml/2006/main" noChangeAspect="1"/>
-            </wp:cNvGraphicFramePr>
-            <a:graphic xmlns:a="http://schemas.openxmlformats.org/drawingml/2006/main">
-              <a:graphicData uri="http://schemas.openxmlformats.org/drawingml/2006/picture">
-                <pic:pic xmlns:pic="http://schemas.openxmlformats.org/drawingml/2006/picture">
-                  <pic:nvPicPr>
-                    <pic:cNvPr id="201516813" name="Picture 201516813"/>
-                    <pic:cNvPicPr/>
-                  </pic:nvPicPr>
-                  <pic:blipFill>
-                    <a:blip r:embed="rId19"/>
-                    <a:stretch>
-                      <a:fillRect/>
-                    </a:stretch>
-                  </pic:blipFill>
-                  <pic:spPr>
-                    <a:xfrm>
-                      <a:off x="0" y="0"/>
-                      <a:ext cx="6189345" cy="1905635"/>
-                    </a:xfrm>
-                    <a:prstGeom prst="rect">
-                      <a:avLst/>
-                    </a:prstGeom>
-                  </pic:spPr>
-                </pic:pic>
-              </a:graphicData>
-            </a:graphic>
-          </wp:inline>
-        </w:drawing>
-      </w:r>
-    </w:p>
-    <w:p>
-      <w:pPr>
-        <w:pStyle w:val="Caption"/>
-        <w:rPr>
-          <w:lang w:val="en-US"/>
-        </w:rPr>
-      </w:pPr>
-      <w:r>
-        <w:rPr>
-          <w:lang w:val="en-US"/>
-        </w:rPr>
-        <w:t xml:space="preserve">Figure </w:t>
-      </w:r>
-      <w:r>
-        <w:fldChar w:fldCharType="begin"/>
-      </w:r>
-      <w:r>
-        <w:rPr>
-          <w:lang w:val="en-US"/>
-        </w:rPr>
-        <w:instrText xml:space="preserve"> SEQ Figure \* ARABIC </w:instrText>
-      </w:r>
-      <w:r>
-        <w:fldChar w:fldCharType="separate"/>
-      </w:r>
-      <w:r>
-        <w:rPr>
-          <w:noProof/>
-          <w:lang w:val="en-US"/>
-        </w:rPr>
-        <w:t>7</w:t>
-      </w:r>
-      <w:r>
-        <w:fldChar w:fldCharType="end"/>
-      </w:r>
-      <w:r>
-        <w:rPr>
-          <w:lang w:val="en-US"/>
-        </w:rPr>
-        <w:t xml:space="preserve">. The simulated frequency response of </w:t>
-      </w:r>
-      <w:r>
-        <w:rPr>
-          <w:lang w:val="en-US"/>
-        </w:rPr>
-        <w:t xml:space="preserve">a </w:t>
-      </w:r>
-      <w:r>
-        <w:rPr>
-          <w:lang w:val="en-US"/>
-        </w:rPr>
-        <w:t xml:space="preserve">LM358 inverting operational amplifier </w:t>
-      </w:r>
-      <w:r>
-        <w:rPr>
-          <w:lang w:val="en-US"/>
-        </w:rPr>
-        <w:t xml:space="preserve">with unity </w:t>
-      </w:r>
-      <w:r>
-        <w:rPr>
-          <w:lang w:val="en-US"/>
-        </w:rPr>
-        <w:t>gain</w:t>
-      </w:r>
-      <w:r>
-        <w:rPr>
-          <w:lang w:val="en-US"/>
-        </w:rPr>
-        <w:t xml:space="preserve"> from 10Hz to 10MHz.</w:t>
-      </w:r>
-    </w:p>
-    <w:p>
-      <w:pPr>
-        <w:rPr>
-          <w:lang w:val="en-US"/>
-        </w:rPr>
-      </w:pPr>
-    </w:p>
-    <w:p>
-      <w:pPr>
-        <w:keepNext/>
-      </w:pPr>
-      <w:r>
-        <w:rPr>
-          <w:noProof/>
-          <w:lang w:val="en-US"/>
-        </w:rPr>
-        <w:drawing>
-          <wp:inline distT="0" distB="0" distL="0" distR="0" wp14:anchorId="0D156E4B" wp14:editId="006CB1CA">
-            <wp:extent cx="6189345" cy="1899285"/>
-            <wp:effectExtent l="0" t="0" r="0" b="5715"/>
-            <wp:docPr id="1562323562" name="Picture 11"/>
-            <wp:cNvGraphicFramePr>
-              <a:graphicFrameLocks xmlns:a="http://schemas.openxmlformats.org/drawingml/2006/main" noChangeAspect="1"/>
-            </wp:cNvGraphicFramePr>
-            <a:graphic xmlns:a="http://schemas.openxmlformats.org/drawingml/2006/main">
-              <a:graphicData uri="http://schemas.openxmlformats.org/drawingml/2006/picture">
-                <pic:pic xmlns:pic="http://schemas.openxmlformats.org/drawingml/2006/picture">
-                  <pic:nvPicPr>
-                    <pic:cNvPr id="1562323562" name="Picture 1562323562"/>
                     <pic:cNvPicPr/>
                   </pic:nvPicPr>
                   <pic:blipFill>
@@ -3830,13 +4186,49 @@
         <w:rPr>
           <w:lang w:val="en-US"/>
         </w:rPr>
-        <w:t>. The measured frequency response of a LM358 inverting amplifier with unity gain from</w:t>
-      </w:r>
-      <w:r>
-        <w:rPr>
-          <w:lang w:val="en-US"/>
-        </w:rPr>
-        <w:t xml:space="preserve"> 100Hz to 24.83MHz.</w:t>
+        <w:t xml:space="preserve">. The measured frequency response of a </w:t>
+      </w:r>
+      <w:r>
+        <w:rPr>
+          <w:lang w:val="en-US"/>
+        </w:rPr>
+        <w:t>LM358</w:t>
+      </w:r>
+      <w:r>
+        <w:rPr>
+          <w:lang w:val="en-US"/>
+        </w:rPr>
+        <w:t xml:space="preserve"> </w:t>
+      </w:r>
+      <w:r>
+        <w:rPr>
+          <w:lang w:val="en-US"/>
+        </w:rPr>
+        <w:t>voltage follower</w:t>
+      </w:r>
+      <w:r>
+        <w:rPr>
+          <w:lang w:val="en-US"/>
+        </w:rPr>
+        <w:t xml:space="preserve"> </w:t>
+      </w:r>
+      <w:r>
+        <w:rPr>
+          <w:lang w:val="en-US"/>
+        </w:rPr>
+        <w:t>from 100Hz to 24.8</w:t>
+      </w:r>
+      <w:r>
+        <w:rPr>
+          <w:lang w:val="en-US"/>
+        </w:rPr>
+        <w:t>3MHz</w:t>
+      </w:r>
+      <w:r>
+        <w:rPr>
+          <w:lang w:val="en-US"/>
+        </w:rPr>
+        <w:t>.</w:t>
       </w:r>
     </w:p>
     <w:p>
@@ -3856,10 +4248,10 @@
         </w:rPr>
         <w:lastRenderedPageBreak/>
         <w:drawing>
-          <wp:inline distT="0" distB="0" distL="0" distR="0" wp14:anchorId="2A9D4018" wp14:editId="6DB0A598">
-            <wp:extent cx="6189345" cy="1899285"/>
-            <wp:effectExtent l="0" t="0" r="0" b="5715"/>
-            <wp:docPr id="406557912" name="Picture 8"/>
+          <wp:inline distT="0" distB="0" distL="0" distR="0" wp14:anchorId="799A7238" wp14:editId="351CBD77">
+            <wp:extent cx="6189345" cy="1905635"/>
+            <wp:effectExtent l="0" t="0" r="0" b="0"/>
+            <wp:docPr id="201516813" name="Picture 7"/>
             <wp:cNvGraphicFramePr>
               <a:graphicFrameLocks xmlns:a="http://schemas.openxmlformats.org/drawingml/2006/main" noChangeAspect="1"/>
             </wp:cNvGraphicFramePr>
@@ -3867,7 +4259,7 @@
               <a:graphicData uri="http://schemas.openxmlformats.org/drawingml/2006/picture">
                 <pic:pic xmlns:pic="http://schemas.openxmlformats.org/drawingml/2006/picture">
                   <pic:nvPicPr>
-                    <pic:cNvPr id="406557912" name="Picture 406557912"/>
+                    <pic:cNvPr id="201516813" name="Picture 201516813"/>
                     <pic:cNvPicPr/>
                   </pic:nvPicPr>
                   <pic:blipFill>
@@ -3879,7 +4271,7 @@
                   <pic:spPr>
                     <a:xfrm>
                       <a:off x="0" y="0"/>
-                      <a:ext cx="6189345" cy="1899285"/>
+                      <a:ext cx="6189345" cy="1905635"/>
                     </a:xfrm>
                     <a:prstGeom prst="rect">
                       <a:avLst/>
@@ -3943,38 +4335,25 @@
         <w:rPr>
           <w:lang w:val="en-US"/>
         </w:rPr>
-        <w:t xml:space="preserve">LM358 </w:t>
-      </w:r>
-      <w:r>
-        <w:rPr>
-          <w:lang w:val="en-US"/>
-        </w:rPr>
-        <w:t>non-</w:t>
-      </w:r>
-      <w:r>
-        <w:rPr>
-          <w:lang w:val="en-US"/>
-        </w:rPr>
-        <w:t xml:space="preserve">inverting amplifier with a gain </w:t>
-      </w:r>
-      <w:r>
-        <w:rPr>
-          <w:lang w:val="en-US"/>
-        </w:rPr>
-        <w:t>(A</w:t>
-      </w:r>
-      <w:r>
-        <w:rPr>
-          <w:vertAlign w:val="subscript"/>
-          <w:lang w:val="en-US"/>
-        </w:rPr>
-        <w:t>v</w:t>
-      </w:r>
-      <w:r>
-        <w:rPr>
-          <w:lang w:val="en-US"/>
-        </w:rPr>
-        <w:t>) = 100 (40dB) from 10Hz to 10MHz.</w:t>
+        <w:t xml:space="preserve">LM358 inverting operational amplifier </w:t>
+      </w:r>
+      <w:r>
+        <w:rPr>
+          <w:lang w:val="en-US"/>
+        </w:rPr>
+        <w:t xml:space="preserve">with unity </w:t>
+      </w:r>
+      <w:r>
+        <w:rPr>
+          <w:lang w:val="en-US"/>
+        </w:rPr>
+        <w:t>gain</w:t>
+      </w:r>
+      <w:r>
+        <w:rPr>
+          <w:lang w:val="en-US"/>
+        </w:rPr>
+        <w:t xml:space="preserve"> from 10Hz to 10MHz.</w:t>
       </w:r>
     </w:p>
     <w:p>
@@ -3994,10 +4373,10 @@
           <w:lang w:val="en-US"/>
         </w:rPr>
         <w:drawing>
-          <wp:inline distT="0" distB="0" distL="0" distR="0" wp14:anchorId="783AA0A3" wp14:editId="64CBB4E2">
+          <wp:inline distT="0" distB="0" distL="0" distR="0" wp14:anchorId="0D156E4B" wp14:editId="006CB1CA">
             <wp:extent cx="6189345" cy="1899285"/>
             <wp:effectExtent l="0" t="0" r="0" b="5715"/>
-            <wp:docPr id="1485130847" name="Picture 12"/>
+            <wp:docPr id="1562323562" name="Picture 11"/>
             <wp:cNvGraphicFramePr>
               <a:graphicFrameLocks xmlns:a="http://schemas.openxmlformats.org/drawingml/2006/main" noChangeAspect="1"/>
             </wp:cNvGraphicFramePr>
@@ -4005,7 +4384,7 @@
               <a:graphicData uri="http://schemas.openxmlformats.org/drawingml/2006/picture">
                 <pic:pic xmlns:pic="http://schemas.openxmlformats.org/drawingml/2006/picture">
                   <pic:nvPicPr>
-                    <pic:cNvPr id="1485130847" name="Picture 1485130847"/>
+                    <pic:cNvPr id="1562323562" name="Picture 1562323562"/>
                     <pic:cNvPicPr/>
                   </pic:nvPicPr>
                   <pic:blipFill>
@@ -4069,6 +4448,245 @@
         <w:rPr>
           <w:lang w:val="en-US"/>
         </w:rPr>
+        <w:t>. The measured frequency response of a LM358 inverting amplifier with unity gain from</w:t>
+      </w:r>
+      <w:r>
+        <w:rPr>
+          <w:lang w:val="en-US"/>
+        </w:rPr>
+        <w:t xml:space="preserve"> 100Hz to 24.83MHz.</w:t>
+      </w:r>
+    </w:p>
+    <w:p>
+      <w:pPr>
+        <w:rPr>
+          <w:lang w:val="en-US"/>
+        </w:rPr>
+      </w:pPr>
+    </w:p>
+    <w:p>
+      <w:pPr>
+        <w:keepNext/>
+      </w:pPr>
+      <w:r>
+        <w:rPr>
+          <w:noProof/>
+        </w:rPr>
+        <w:drawing>
+          <wp:inline distT="0" distB="0" distL="0" distR="0" wp14:anchorId="2A9D4018" wp14:editId="6DB0A598">
+            <wp:extent cx="6189345" cy="1899285"/>
+            <wp:effectExtent l="0" t="0" r="0" b="5715"/>
+            <wp:docPr id="406557912" name="Picture 8"/>
+            <wp:cNvGraphicFramePr>
+              <a:graphicFrameLocks xmlns:a="http://schemas.openxmlformats.org/drawingml/2006/main" noChangeAspect="1"/>
+            </wp:cNvGraphicFramePr>
+            <a:graphic xmlns:a="http://schemas.openxmlformats.org/drawingml/2006/main">
+              <a:graphicData uri="http://schemas.openxmlformats.org/drawingml/2006/picture">
+                <pic:pic xmlns:pic="http://schemas.openxmlformats.org/drawingml/2006/picture">
+                  <pic:nvPicPr>
+                    <pic:cNvPr id="406557912" name="Picture 406557912"/>
+                    <pic:cNvPicPr/>
+                  </pic:nvPicPr>
+                  <pic:blipFill>
+                    <a:blip r:embed="rId23"/>
+                    <a:stretch>
+                      <a:fillRect/>
+                    </a:stretch>
+                  </pic:blipFill>
+                  <pic:spPr>
+                    <a:xfrm>
+                      <a:off x="0" y="0"/>
+                      <a:ext cx="6189345" cy="1899285"/>
+                    </a:xfrm>
+                    <a:prstGeom prst="rect">
+                      <a:avLst/>
+                    </a:prstGeom>
+                  </pic:spPr>
+                </pic:pic>
+              </a:graphicData>
+            </a:graphic>
+          </wp:inline>
+        </w:drawing>
+      </w:r>
+    </w:p>
+    <w:p>
+      <w:pPr>
+        <w:pStyle w:val="Caption"/>
+        <w:rPr>
+          <w:lang w:val="en-US"/>
+        </w:rPr>
+      </w:pPr>
+      <w:r>
+        <w:rPr>
+          <w:lang w:val="en-US"/>
+        </w:rPr>
+        <w:t xml:space="preserve">Figure </w:t>
+      </w:r>
+      <w:r>
+        <w:fldChar w:fldCharType="begin"/>
+      </w:r>
+      <w:r>
+        <w:rPr>
+          <w:lang w:val="en-US"/>
+        </w:rPr>
+        <w:instrText xml:space="preserve"> SEQ Figure \* ARABIC </w:instrText>
+      </w:r>
+      <w:r>
+        <w:fldChar w:fldCharType="separate"/>
+      </w:r>
+      <w:r>
+        <w:rPr>
+          <w:noProof/>
+          <w:lang w:val="en-US"/>
+        </w:rPr>
+        <w:t>11</w:t>
+      </w:r>
+      <w:r>
+        <w:fldChar w:fldCharType="end"/>
+      </w:r>
+      <w:r>
+        <w:rPr>
+          <w:lang w:val="en-US"/>
+        </w:rPr>
+        <w:t xml:space="preserve">. The simulated frequency response of </w:t>
+      </w:r>
+      <w:r>
+        <w:rPr>
+          <w:lang w:val="en-US"/>
+        </w:rPr>
+        <w:t xml:space="preserve">a </w:t>
+      </w:r>
+      <w:r>
+        <w:rPr>
+          <w:lang w:val="en-US"/>
+        </w:rPr>
+        <w:t xml:space="preserve">LM358 </w:t>
+      </w:r>
+      <w:r>
+        <w:rPr>
+          <w:lang w:val="en-US"/>
+        </w:rPr>
+        <w:t>non-</w:t>
+      </w:r>
+      <w:r>
+        <w:rPr>
+          <w:lang w:val="en-US"/>
+        </w:rPr>
+        <w:t xml:space="preserve">inverting amplifier with a gain </w:t>
+      </w:r>
+      <w:r>
+        <w:rPr>
+          <w:lang w:val="en-US"/>
+        </w:rPr>
+        <w:t>(A</w:t>
+      </w:r>
+      <w:r>
+        <w:rPr>
+          <w:vertAlign w:val="subscript"/>
+          <w:lang w:val="en-US"/>
+        </w:rPr>
+        <w:t>v</w:t>
+      </w:r>
+      <w:r>
+        <w:rPr>
+          <w:lang w:val="en-US"/>
+        </w:rPr>
+        <w:t>) = 100 (40dB) from 10Hz to 10MHz.</w:t>
+      </w:r>
+    </w:p>
+    <w:p>
+      <w:pPr>
+        <w:rPr>
+          <w:lang w:val="en-US"/>
+        </w:rPr>
+      </w:pPr>
+    </w:p>
+    <w:p>
+      <w:pPr>
+        <w:keepNext/>
+      </w:pPr>
+      <w:r>
+        <w:rPr>
+          <w:noProof/>
+          <w:lang w:val="en-US"/>
+        </w:rPr>
+        <w:lastRenderedPageBreak/>
+        <w:drawing>
+          <wp:inline distT="0" distB="0" distL="0" distR="0" wp14:anchorId="783AA0A3" wp14:editId="64CBB4E2">
+            <wp:extent cx="6189345" cy="1899285"/>
+            <wp:effectExtent l="0" t="0" r="0" b="5715"/>
+            <wp:docPr id="1485130847" name="Picture 12"/>
+            <wp:cNvGraphicFramePr>
+              <a:graphicFrameLocks xmlns:a="http://schemas.openxmlformats.org/drawingml/2006/main" noChangeAspect="1"/>
+            </wp:cNvGraphicFramePr>
+            <a:graphic xmlns:a="http://schemas.openxmlformats.org/drawingml/2006/main">
+              <a:graphicData uri="http://schemas.openxmlformats.org/drawingml/2006/picture">
+                <pic:pic xmlns:pic="http://schemas.openxmlformats.org/drawingml/2006/picture">
+                  <pic:nvPicPr>
+                    <pic:cNvPr id="1485130847" name="Picture 1485130847"/>
+                    <pic:cNvPicPr/>
+                  </pic:nvPicPr>
+                  <pic:blipFill>
+                    <a:blip r:embed="rId24"/>
+                    <a:stretch>
+                      <a:fillRect/>
+                    </a:stretch>
+                  </pic:blipFill>
+                  <pic:spPr>
+                    <a:xfrm>
+                      <a:off x="0" y="0"/>
+                      <a:ext cx="6189345" cy="1899285"/>
+                    </a:xfrm>
+                    <a:prstGeom prst="rect">
+                      <a:avLst/>
+                    </a:prstGeom>
+                  </pic:spPr>
+                </pic:pic>
+              </a:graphicData>
+            </a:graphic>
+          </wp:inline>
+        </w:drawing>
+      </w:r>
+    </w:p>
+    <w:p>
+      <w:pPr>
+        <w:pStyle w:val="Caption"/>
+        <w:rPr>
+          <w:lang w:val="en-US"/>
+        </w:rPr>
+      </w:pPr>
+      <w:r>
+        <w:rPr>
+          <w:lang w:val="en-US"/>
+        </w:rPr>
+        <w:t xml:space="preserve">Figure </w:t>
+      </w:r>
+      <w:r>
+        <w:fldChar w:fldCharType="begin"/>
+      </w:r>
+      <w:r>
+        <w:rPr>
+          <w:lang w:val="en-US"/>
+        </w:rPr>
+        <w:instrText xml:space="preserve"> SEQ Figure \* ARABIC </w:instrText>
+      </w:r>
+      <w:r>
+        <w:fldChar w:fldCharType="separate"/>
+      </w:r>
+      <w:r>
+        <w:rPr>
+          <w:noProof/>
+          <w:lang w:val="en-US"/>
+        </w:rPr>
+        <w:t>12</w:t>
+      </w:r>
+      <w:r>
+        <w:fldChar w:fldCharType="end"/>
+      </w:r>
+      <w:r>
+        <w:rPr>
+          <w:lang w:val="en-US"/>
+        </w:rPr>
         <w:t xml:space="preserve">. The measured </w:t>
       </w:r>
       <w:proofErr w:type="spellStart"/>
@@ -4167,7 +4785,7 @@
                     <pic:cNvPicPr/>
                   </pic:nvPicPr>
                   <pic:blipFill>
-                    <a:blip r:embed="rId23"/>
+                    <a:blip r:embed="rId25"/>
                     <a:stretch>
                       <a:fillRect/>
                     </a:stretch>
@@ -4218,7 +4836,7 @@
           <w:noProof/>
           <w:lang w:val="en-US"/>
         </w:rPr>
-        <w:t>11</w:t>
+        <w:t>13</w:t>
       </w:r>
       <w:r>
         <w:fldChar w:fldCharType="end"/>
@@ -4289,7 +4907,6 @@
           <w:noProof/>
           <w:lang w:val="en-US"/>
         </w:rPr>
-        <w:lastRenderedPageBreak/>
         <w:drawing>
           <wp:inline distT="0" distB="0" distL="0" distR="0" wp14:anchorId="5EFACDC9" wp14:editId="3F4FF81F">
             <wp:extent cx="6189345" cy="1905635"/>
@@ -4306,7 +4923,7 @@
                     <pic:cNvPicPr/>
                   </pic:nvPicPr>
                   <pic:blipFill>
-                    <a:blip r:embed="rId24"/>
+                    <a:blip r:embed="rId26"/>
                     <a:stretch>
                       <a:fillRect/>
                     </a:stretch>
@@ -4357,7 +4974,7 @@
           <w:noProof/>
           <w:lang w:val="en-US"/>
         </w:rPr>
-        <w:t>12</w:t>
+        <w:t>14</w:t>
       </w:r>
       <w:r>
         <w:fldChar w:fldCharType="end"/>
@@ -4469,6 +5086,7 @@
         <w:rPr>
           <w:lang w:val="en-US"/>
         </w:rPr>
+        <w:lastRenderedPageBreak/>
         <w:t>The results section presents t</w:t>
       </w:r>
       <w:r>
@@ -6676,7 +7294,7 @@
                           </pic:cNvPicPr>
                         </pic:nvPicPr>
                         <pic:blipFill>
-                          <a:blip r:embed="rId25"/>
+                          <a:blip r:embed="rId27"/>
                           <a:stretch>
                             <a:fillRect/>
                           </a:stretch>
@@ -6705,7 +7323,7 @@
                           </pic:cNvPicPr>
                         </pic:nvPicPr>
                         <pic:blipFill>
-                          <a:blip r:embed="rId26"/>
+                          <a:blip r:embed="rId28"/>
                           <a:stretch>
                             <a:fillRect/>
                           </a:stretch>
@@ -6734,7 +7352,7 @@
                           </pic:cNvPicPr>
                         </pic:nvPicPr>
                         <pic:blipFill>
-                          <a:blip r:embed="rId27"/>
+                          <a:blip r:embed="rId29"/>
                           <a:stretch>
                             <a:fillRect/>
                           </a:stretch>
@@ -6763,7 +7381,7 @@
                           </pic:cNvPicPr>
                         </pic:nvPicPr>
                         <pic:blipFill>
-                          <a:blip r:embed="rId28"/>
+                          <a:blip r:embed="rId30"/>
                           <a:stretch>
                             <a:fillRect/>
                           </a:stretch>
@@ -6792,7 +7410,7 @@
                           </pic:cNvPicPr>
                         </pic:nvPicPr>
                         <pic:blipFill>
-                          <a:blip r:embed="rId29"/>
+                          <a:blip r:embed="rId31"/>
                           <a:stretch>
                             <a:fillRect/>
                           </a:stretch>
@@ -6842,19 +7460,19 @@
                   <o:lock v:ext="edit" aspectratio="t"/>
                 </v:shapetype>
                 <v:shape id="Picture 2" o:spid="_x0000_s1027" type="#_x0000_t75" style="position:absolute;width:22384;height:19252;visibility:visible;mso-wrap-style:square" o:gfxdata="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">
-                  <v:imagedata r:id="rId30" o:title=""/>
+                  <v:imagedata r:id="rId32" o:title=""/>
                 </v:shape>
                 <v:shape id="Picture 3" o:spid="_x0000_s1028" type="#_x0000_t75" style="position:absolute;left:23399;width:22385;height:19252;visibility:visible;mso-wrap-style:square" o:gfxdata="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">
-                  <v:imagedata r:id="rId31" o:title=""/>
+                  <v:imagedata r:id="rId33" o:title=""/>
                 </v:shape>
                 <v:shape id="Picture 4" o:spid="_x0000_s1029" type="#_x0000_t75" style="position:absolute;top:18071;width:22384;height:18417;visibility:visible;mso-wrap-style:square" o:gfxdata="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">
-                  <v:imagedata r:id="rId32" o:title=""/>
+                  <v:imagedata r:id="rId34" o:title=""/>
                 </v:shape>
                 <v:shape id="Picture 5" o:spid="_x0000_s1030" type="#_x0000_t75" style="position:absolute;left:22384;top:17653;width:23400;height:19253;visibility:visible;mso-wrap-style:square" o:gfxdata="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">
-                  <v:imagedata r:id="rId33" o:title=""/>
+                  <v:imagedata r:id="rId35" o:title=""/>
                 </v:shape>
                 <v:shape id="Picture 6" o:spid="_x0000_s1031" type="#_x0000_t75" style="position:absolute;left:11688;top:36756;width:22396;height:3494;visibility:visible;mso-wrap-style:square" o:gfxdata="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">
-                  <v:imagedata r:id="rId34" o:title=""/>
+                  <v:imagedata r:id="rId36" o:title=""/>
                 </v:shape>
                 <w10:wrap type="topAndBottom" anchory="page"/>
               </v:group>
@@ -7573,7 +8191,7 @@
         </w:rPr>
         <w:t xml:space="preserve"> Available </w:t>
       </w:r>
-      <w:hyperlink r:id="rId35" w:history="1">
+      <w:hyperlink r:id="rId37" w:history="1">
         <w:r>
           <w:rPr>
             <w:rStyle w:val="Hyperlink"/>
@@ -7586,6 +8204,7 @@
     <w:p>
       <w:pPr>
         <w:rPr>
+          <w:rStyle w:val="normaltextrun"/>
           <w:lang w:val="en-US"/>
         </w:rPr>
       </w:pPr>
@@ -7619,9 +8238,44 @@
           <w:lang w:val="en-US"/>
         </w:rPr>
       </w:pPr>
+      <w:r>
+        <w:rPr>
+          <w:lang w:val="en-US"/>
+        </w:rPr>
+        <w:t xml:space="preserve">Trump, B. (2017) </w:t>
+      </w:r>
+      <w:r>
+        <w:rPr>
+          <w:rStyle w:val="Emphasis"/>
+          <w:lang w:val="en-US"/>
+        </w:rPr>
+        <w:t>The Signal: a compendium of blog posts on op amp design topics</w:t>
+      </w:r>
+      <w:r>
+        <w:rPr>
+          <w:lang w:val="en-US"/>
+        </w:rPr>
+        <w:t xml:space="preserve">. Dallas, TX: Texas Instruments. Available at: </w:t>
+      </w:r>
+      <w:hyperlink r:id="rId38" w:history="1">
+        <w:r>
+          <w:rPr>
+            <w:rStyle w:val="Hyperlink"/>
+            <w:lang w:val="en-US"/>
+          </w:rPr>
+          <w:t>https://www.ti.com/lit/eb/slyt701/slyt701.pdf</w:t>
+        </w:r>
+      </w:hyperlink>
     </w:p>
     <w:p>
       <w:pPr>
+        <w:rPr>
+          <w:lang w:val="en-US"/>
+        </w:rPr>
+      </w:pPr>
+    </w:p>
+    <w:p>
+      <w:pPr>
         <w:suppressAutoHyphens/>
         <w:rPr>
           <w:lang w:val="en-US"/>
@@ -7675,7 +8329,7 @@
         </w:rPr>
         <w:t xml:space="preserve">. The references are sorted in alphabetical order. Instructions for referencing: </w:t>
       </w:r>
-      <w:hyperlink r:id="rId36" w:history="1">
+      <w:hyperlink r:id="rId39" w:history="1">
         <w:r>
           <w:rPr>
             <w:rStyle w:val="Hyperlink"/>
@@ -7897,7 +8551,7 @@
         </w:rPr>
         <w:br/>
       </w:r>
-      <w:hyperlink r:id="rId37" w:history="1">
+      <w:hyperlink r:id="rId40" w:history="1">
         <w:r>
           <w:rPr>
             <w:rStyle w:val="Hyperlink"/>
@@ -8144,7 +8798,7 @@
         </w:rPr>
         <w:t xml:space="preserve"> </w:t>
       </w:r>
-      <w:hyperlink r:id="rId38" w:history="1">
+      <w:hyperlink r:id="rId41" w:history="1">
         <w:r>
           <w:rPr>
             <w:rStyle w:val="Hyperlink"/>
@@ -8380,10 +9034,10 @@
       </w:pPr>
     </w:p>
     <w:sectPr>
-      <w:headerReference w:type="default" r:id="rId39"/>
-      <w:footerReference w:type="default" r:id="rId40"/>
-      <w:headerReference w:type="first" r:id="rId41"/>
-      <w:footerReference w:type="first" r:id="rId42"/>
+      <w:headerReference w:type="default" r:id="rId42"/>
+      <w:footerReference w:type="default" r:id="rId43"/>
+      <w:headerReference w:type="first" r:id="rId44"/>
+      <w:footerReference w:type="first" r:id="rId45"/>
       <w:type w:val="continuous"/>
       <w:pgSz w:w="11907" w:h="16840" w:code="9"/>
       <w:pgMar w:top="1440" w:right="1080" w:bottom="1440" w:left="1080" w:header="708" w:footer="708" w:gutter="0"/>
@@ -13005,6 +13659,17 @@
     <w:name w:val="normaltextrun"/>
     <w:basedOn w:val="DefaultParagraphFont"/>
     <w:rsid w:val="00507DCF"/>
+  </w:style>
+  <w:style w:type="character" w:styleId="Emphasis">
+    <w:name w:val="Emphasis"/>
+    <w:basedOn w:val="DefaultParagraphFont"/>
+    <w:uiPriority w:val="20"/>
+    <w:qFormat/>
+    <w:rsid w:val="00CA2353"/>
+    <w:rPr>
+      <w:i/>
+      <w:iCs/>
+    </w:rPr>
   </w:style>
 </w:styles>
 </file>

--- a/report_lab3.docx
+++ b/report_lab3.docx
@@ -98,117 +98,23 @@
     </w:p>
     <w:p>
       <w:pPr>
-        <w:rPr>
-          <w:lang w:val="en-US"/>
-        </w:rPr>
-      </w:pPr>
-      <w:r>
-        <w:rPr>
-          <w:lang w:val="en-US"/>
-        </w:rPr>
-        <w:t xml:space="preserve">The operational amplifiers </w:t>
-      </w:r>
-      <w:r>
-        <w:rPr>
-          <w:lang w:val="en-US"/>
-        </w:rPr>
-        <w:t xml:space="preserve">are </w:t>
-      </w:r>
-      <w:r>
-        <w:rPr>
-          <w:lang w:val="en-US"/>
-        </w:rPr>
-        <w:t>extremely</w:t>
-      </w:r>
-      <w:r>
-        <w:rPr>
-          <w:lang w:val="en-US"/>
-        </w:rPr>
-        <w:t xml:space="preserve"> </w:t>
-      </w:r>
-      <w:r>
-        <w:rPr>
-          <w:lang w:val="en-US"/>
-        </w:rPr>
-        <w:t xml:space="preserve">efficient and versatile devices. Their applications span the broad </w:t>
-      </w:r>
-      <w:r>
-        <w:rPr>
-          <w:lang w:val="en-US"/>
-        </w:rPr>
-        <w:t xml:space="preserve">electronic industry filling requirements for signal conditioning, special transfer functions, analog instrumentation, analog </w:t>
-      </w:r>
-      <w:r>
-        <w:rPr>
-          <w:lang w:val="en-US"/>
-        </w:rPr>
-        <w:t>computation, and special system design</w:t>
-      </w:r>
-      <w:r>
-        <w:rPr>
-          <w:lang w:val="en-US"/>
-        </w:rPr>
-        <w:t xml:space="preserve"> (Carter </w:t>
-      </w:r>
-      <w:r>
-        <w:rPr>
-          <w:lang w:val="en-US"/>
-        </w:rPr>
-        <w:t>and Brown, 2001</w:t>
-      </w:r>
-      <w:r>
-        <w:rPr>
-          <w:lang w:val="en-US"/>
-        </w:rPr>
-        <w:t>, p.</w:t>
-      </w:r>
-      <w:r>
-        <w:rPr>
-          <w:lang w:val="en-US"/>
-        </w:rPr>
-        <w:t>7)</w:t>
-      </w:r>
-      <w:r>
-        <w:rPr>
-          <w:lang w:val="en-US"/>
-        </w:rPr>
-        <w:t>.</w:t>
-      </w:r>
-      <w:r>
-        <w:rPr>
-          <w:lang w:val="en-US"/>
-        </w:rPr>
-        <w:t xml:space="preserve"> In this exercise we </w:t>
-      </w:r>
-      <w:r>
-        <w:rPr>
-          <w:lang w:val="en-US"/>
-        </w:rPr>
-        <w:t xml:space="preserve">study the </w:t>
-      </w:r>
-      <w:r>
-        <w:rPr>
-          <w:lang w:val="en-US"/>
-        </w:rPr>
-        <w:t>amplifier behavior by examining the performance limitations of a basic operational amplifier, the</w:t>
-      </w:r>
-      <w:r>
-        <w:rPr>
-          <w:lang w:val="en-US"/>
-        </w:rPr>
-        <w:t xml:space="preserve"> LM</w:t>
-      </w:r>
-      <w:r>
-        <w:rPr>
-          <w:lang w:val="en-US"/>
-        </w:rPr>
-        <w:t>358</w:t>
-      </w:r>
-      <w:r>
-        <w:rPr>
-          <w:lang w:val="en-US"/>
-        </w:rPr>
-        <w:t xml:space="preserve"> (KA358).</w:t>
+        <w:pStyle w:val="paragraph"/>
+        <w:spacing w:before="0" w:beforeAutospacing="0" w:after="120" w:afterAutospacing="0"/>
+        <w:jc w:val="both"/>
+        <w:textAlignment w:val="baseline"/>
+      </w:pPr>
+      <w:r>
+        <w:rPr>
+          <w:rStyle w:val="normaltextrun"/>
+          <w:lang w:val="en-US"/>
+        </w:rPr>
+        <w:t>The operational amplifiers are extremely efficient and versatile devices. Their applications span the broad electronic industry filling requirements for signal conditioning, special transfer functions, analog instrumentation, analog computation, and special system design (Carter and Brown, 2001, p.7). Sometimes, they are used for simple uses, such as a simple comparator, even if this might not always be advisable. In this exercise we study the amplifier behavior by examining the performance limitations of a basic operational amplifier, the LM358 (specifically its KA358 variant). Throughout this report we will be comparing measured and simulated performance to each other when both were done; if a performance measure was done only in simulation or only in measurement, then we note this accordingly. We analyze bandwidth, slew rate, output voltage limits, bias current and amplifier input impedance, offset voltage, and crossover distortion. We also attempted to measure the op-amp’s noise. </w:t>
+      </w:r>
+      <w:r>
+        <w:rPr>
+          <w:rStyle w:val="eop"/>
+        </w:rPr>
+        <w:t> </w:t>
       </w:r>
     </w:p>
     <w:p>
@@ -622,7 +528,14 @@
         <w:rPr>
           <w:lang w:val="en-US"/>
         </w:rPr>
-        <w:t xml:space="preserve">ntroduced to the field of the study from a little wider perspective than the study in the report is about, however by supporting the study of the report. This way the reader is introduced to the subject of the report smoothly. </w:t>
+        <w:t xml:space="preserve">ntroduced to the field of the study from a little wider perspective than the study in the report is about, however by supporting the study of the report. This </w:t>
+      </w:r>
+      <w:r>
+        <w:rPr>
+          <w:lang w:val="en-US"/>
+        </w:rPr>
+        <w:lastRenderedPageBreak/>
+        <w:t xml:space="preserve">way the reader is introduced to the subject of the report smoothly. </w:t>
       </w:r>
       <w:r>
         <w:rPr>
@@ -677,7 +590,6 @@
         <w:rPr>
           <w:lang w:val="en-US"/>
         </w:rPr>
-        <w:lastRenderedPageBreak/>
         <w:t>The language of a scientific report is clear, precise, and compac</w:t>
       </w:r>
       <w:r>
@@ -1473,17 +1385,19 @@
     </w:p>
     <w:p>
       <w:pPr>
-        <w:keepNext/>
+        <w:rPr>
+          <w:lang w:val="en-US"/>
+        </w:rPr>
       </w:pPr>
       <w:r>
         <w:rPr>
           <w:lang w:val="en-US"/>
         </w:rPr>
         <w:drawing>
-          <wp:inline distT="0" distB="0" distL="0" distR="0" wp14:anchorId="237579A7" wp14:editId="7D369A59">
-            <wp:extent cx="6189345" cy="2491105"/>
+          <wp:inline distT="0" distB="0" distL="0" distR="0" wp14:anchorId="2F95E02A" wp14:editId="60657D42">
+            <wp:extent cx="6189345" cy="2592070"/>
             <wp:effectExtent l="0" t="0" r="0" b="0"/>
-            <wp:docPr id="1797676351" name="Picture 1"/>
+            <wp:docPr id="875232455" name="Picture 1"/>
             <wp:cNvGraphicFramePr>
               <a:graphicFrameLocks xmlns:a="http://schemas.openxmlformats.org/drawingml/2006/main" noChangeAspect="1"/>
             </wp:cNvGraphicFramePr>
@@ -1491,7 +1405,7 @@
               <a:graphicData uri="http://schemas.openxmlformats.org/drawingml/2006/picture">
                 <pic:pic xmlns:pic="http://schemas.openxmlformats.org/drawingml/2006/picture">
                   <pic:nvPicPr>
-                    <pic:cNvPr id="1797676351" name=""/>
+                    <pic:cNvPr id="875232455" name=""/>
                     <pic:cNvPicPr/>
                   </pic:nvPicPr>
                   <pic:blipFill>
@@ -1503,7 +1417,7 @@
                   <pic:spPr>
                     <a:xfrm>
                       <a:off x="0" y="0"/>
-                      <a:ext cx="6189345" cy="2491105"/>
+                      <a:ext cx="6189345" cy="2592070"/>
                     </a:xfrm>
                     <a:prstGeom prst="rect">
                       <a:avLst/>
@@ -1863,6 +1777,70 @@
         <w:spacing w:before="100" w:beforeAutospacing="1" w:after="100" w:afterAutospacing="1" w:line="240" w:lineRule="auto"/>
         <w:jc w:val="left"/>
         <w:rPr>
+          <w:lang w:val="en-US"/>
+        </w:rPr>
+      </w:pPr>
+      <w:r>
+        <w:rPr>
+          <w:szCs w:val="24"/>
+          <w:lang w:val="en-FI" w:eastAsia="en-GB"/>
+        </w:rPr>
+        <w:t>The slew rate of an op-amp is the maximum rate at which its output voltage can change in response to a step input voltage. It depends on the high-frequency response of the amplifier stages inside the op-amp.</w:t>
+      </w:r>
+      <w:r>
+        <w:rPr>
+          <w:szCs w:val="24"/>
+          <w:lang w:val="en-FI" w:eastAsia="en-GB"/>
+        </w:rPr>
+        <w:t xml:space="preserve"> T</w:t>
+      </w:r>
+      <w:r>
+        <w:rPr>
+          <w:szCs w:val="24"/>
+          <w:lang w:val="en-FI" w:eastAsia="en-GB"/>
+        </w:rPr>
+        <w:t>he high-frequency components of a voltage step are contained in its rising edge, and the upper critical frequency of an amplifier limits how well it can respond to a step input</w:t>
+      </w:r>
+      <w:r>
+        <w:rPr>
+          <w:szCs w:val="24"/>
+          <w:lang w:val="en-FI" w:eastAsia="en-GB"/>
+        </w:rPr>
+        <w:t xml:space="preserve"> (Floyd, 2005, p</w:t>
+      </w:r>
+      <w:r>
+        <w:rPr>
+          <w:szCs w:val="24"/>
+          <w:lang w:val="en-FI" w:eastAsia="en-GB"/>
+        </w:rPr>
+        <w:t>.</w:t>
+      </w:r>
+      <w:r>
+        <w:rPr>
+          <w:szCs w:val="24"/>
+          <w:lang w:val="en-FI" w:eastAsia="en-GB"/>
+        </w:rPr>
+        <w:t>609).</w:t>
+      </w:r>
+      <w:r>
+        <w:rPr>
+          <w:szCs w:val="24"/>
+          <w:lang w:val="en-FI" w:eastAsia="en-GB"/>
+        </w:rPr>
+        <w:t xml:space="preserve"> </w:t>
+      </w:r>
+      <w:r>
+        <w:rPr>
+          <w:lang w:val="en-US"/>
+        </w:rPr>
+        <w:t>The slew rate was measured with the op-amp connected as a unity-gain voltage follower, as shown in Figure 4.</w:t>
+      </w:r>
+    </w:p>
+    <w:p>
+      <w:pPr>
+        <w:spacing w:before="100" w:beforeAutospacing="1" w:after="100" w:afterAutospacing="1" w:line="240" w:lineRule="auto"/>
+        <w:jc w:val="center"/>
+        <w:rPr>
           <w:szCs w:val="24"/>
           <w:lang w:val="en-US" w:eastAsia="en-GB"/>
         </w:rPr>
@@ -1870,75 +1848,13 @@
       <w:r>
         <w:rPr>
           <w:szCs w:val="24"/>
-          <w:lang w:val="en-FI" w:eastAsia="en-GB"/>
-        </w:rPr>
-        <w:t>The slew rate of an op-amp is the maximum rate at which its output voltage can change in response to a step input voltage. It depends on the high-frequency response of the amplifier stages inside the op-amp.</w:t>
-      </w:r>
-      <w:r>
-        <w:rPr>
-          <w:szCs w:val="24"/>
-          <w:lang w:val="en-FI" w:eastAsia="en-GB"/>
-        </w:rPr>
-        <w:t xml:space="preserve"> T</w:t>
-      </w:r>
-      <w:r>
-        <w:rPr>
-          <w:szCs w:val="24"/>
-          <w:lang w:val="en-FI" w:eastAsia="en-GB"/>
-        </w:rPr>
-        <w:t>he high-frequency components of a voltage step are contained in its rising edge, and the upper critical frequency of an amplifier limits how well it can respond to a step input</w:t>
-      </w:r>
-      <w:r>
-        <w:rPr>
-          <w:szCs w:val="24"/>
-          <w:lang w:val="en-FI" w:eastAsia="en-GB"/>
-        </w:rPr>
-        <w:t xml:space="preserve"> (Floyd, 2005, p</w:t>
-      </w:r>
-      <w:r>
-        <w:rPr>
-          <w:szCs w:val="24"/>
-          <w:lang w:val="en-FI" w:eastAsia="en-GB"/>
-        </w:rPr>
-        <w:t>.</w:t>
-      </w:r>
-      <w:r>
-        <w:rPr>
-          <w:szCs w:val="24"/>
-          <w:lang w:val="en-FI" w:eastAsia="en-GB"/>
-        </w:rPr>
-        <w:t>609).</w:t>
-      </w:r>
-      <w:r>
-        <w:rPr>
-          <w:szCs w:val="24"/>
-          <w:lang w:val="en-FI" w:eastAsia="en-GB"/>
-        </w:rPr>
-        <w:t xml:space="preserve"> </w:t>
-      </w:r>
-      <w:r>
-        <w:rPr>
-          <w:lang w:val="en-US"/>
-        </w:rPr>
-        <w:t>The slew rate was measured with the op-amp connected as a unity-gain voltage follower, as shown in Figure 4.</w:t>
-      </w:r>
-    </w:p>
-    <w:p>
-      <w:pPr>
-        <w:keepNext/>
-        <w:spacing w:before="100" w:beforeAutospacing="1" w:after="100" w:afterAutospacing="1" w:line="240" w:lineRule="auto"/>
-        <w:jc w:val="center"/>
-      </w:pPr>
-      <w:r>
-        <w:rPr>
-          <w:szCs w:val="24"/>
           <w:lang w:val="en-US" w:eastAsia="en-GB"/>
         </w:rPr>
         <w:drawing>
-          <wp:inline distT="0" distB="0" distL="0" distR="0" wp14:anchorId="457AE85B" wp14:editId="6D446D41">
-            <wp:extent cx="5069795" cy="2383277"/>
-            <wp:effectExtent l="0" t="0" r="0" b="4445"/>
-            <wp:docPr id="2103784444" name="Picture 1"/>
+          <wp:inline distT="0" distB="0" distL="0" distR="0" wp14:anchorId="17BE110D" wp14:editId="54AB8003">
+            <wp:extent cx="5367867" cy="2637398"/>
+            <wp:effectExtent l="0" t="0" r="4445" b="4445"/>
+            <wp:docPr id="314455512" name="Picture 1"/>
             <wp:cNvGraphicFramePr>
               <a:graphicFrameLocks xmlns:a="http://schemas.openxmlformats.org/drawingml/2006/main" noChangeAspect="1"/>
             </wp:cNvGraphicFramePr>
@@ -1946,7 +1862,7 @@
               <a:graphicData uri="http://schemas.openxmlformats.org/drawingml/2006/picture">
                 <pic:pic xmlns:pic="http://schemas.openxmlformats.org/drawingml/2006/picture">
                   <pic:nvPicPr>
-                    <pic:cNvPr id="2103784444" name=""/>
+                    <pic:cNvPr id="314455512" name=""/>
                     <pic:cNvPicPr/>
                   </pic:nvPicPr>
                   <pic:blipFill>
@@ -1958,7 +1874,7 @@
                   <pic:spPr>
                     <a:xfrm>
                       <a:off x="0" y="0"/>
-                      <a:ext cx="5094537" cy="2394908"/>
+                      <a:ext cx="5388336" cy="2647455"/>
                     </a:xfrm>
                     <a:prstGeom prst="rect">
                       <a:avLst/>
@@ -2649,19 +2565,20 @@
     </w:p>
     <w:p>
       <w:pPr>
-        <w:keepNext/>
         <w:jc w:val="center"/>
-      </w:pPr>
-      <w:r>
-        <w:rPr>
-          <w:vertAlign w:val="subscript"/>
+        <w:rPr>
+          <w:lang w:val="en-US"/>
+        </w:rPr>
+      </w:pPr>
+      <w:r>
+        <w:rPr>
           <w:lang w:val="en-US"/>
         </w:rPr>
         <w:drawing>
-          <wp:inline distT="0" distB="0" distL="0" distR="0" wp14:anchorId="1BE83E39" wp14:editId="0F374465">
-            <wp:extent cx="4623827" cy="2156078"/>
-            <wp:effectExtent l="0" t="0" r="0" b="3175"/>
-            <wp:docPr id="1199161760" name="Picture 1"/>
+          <wp:inline distT="0" distB="0" distL="0" distR="0" wp14:anchorId="6864352B" wp14:editId="5E5113DB">
+            <wp:extent cx="5147733" cy="2351786"/>
+            <wp:effectExtent l="0" t="0" r="0" b="0"/>
+            <wp:docPr id="645695927" name="Picture 1"/>
             <wp:cNvGraphicFramePr>
               <a:graphicFrameLocks xmlns:a="http://schemas.openxmlformats.org/drawingml/2006/main" noChangeAspect="1"/>
             </wp:cNvGraphicFramePr>
@@ -2669,7 +2586,7 @@
               <a:graphicData uri="http://schemas.openxmlformats.org/drawingml/2006/picture">
                 <pic:pic xmlns:pic="http://schemas.openxmlformats.org/drawingml/2006/picture">
                   <pic:nvPicPr>
-                    <pic:cNvPr id="1199161760" name=""/>
+                    <pic:cNvPr id="645695927" name=""/>
                     <pic:cNvPicPr/>
                   </pic:nvPicPr>
                   <pic:blipFill>
@@ -2681,7 +2598,7 @@
                   <pic:spPr>
                     <a:xfrm>
                       <a:off x="0" y="0"/>
-                      <a:ext cx="4696373" cy="2189906"/>
+                      <a:ext cx="5199920" cy="2375628"/>
                     </a:xfrm>
                     <a:prstGeom prst="rect">
                       <a:avLst/>
@@ -2793,6 +2710,68 @@
           <w:lang w:val="en-US"/>
         </w:rPr>
         <w:t>is swept through a set of values.</w:t>
+      </w:r>
+    </w:p>
+    <w:p>
+      <w:pPr>
+        <w:pStyle w:val="Heading2"/>
+        <w:rPr>
+          <w:lang w:val="en-US"/>
+        </w:rPr>
+      </w:pPr>
+      <w:r>
+        <w:rPr>
+          <w:lang w:val="en-US"/>
+        </w:rPr>
+        <w:lastRenderedPageBreak/>
+        <w:t>Filter design</w:t>
+      </w:r>
+    </w:p>
+    <w:p>
+      <w:pPr>
+        <w:rPr>
+          <w:lang w:val="en-US"/>
+        </w:rPr>
+      </w:pPr>
+      <w:r>
+        <w:rPr>
+          <w:lang w:val="en-US"/>
+        </w:rPr>
+        <w:drawing>
+          <wp:inline distT="0" distB="0" distL="0" distR="0" wp14:anchorId="661C2F90" wp14:editId="63A58277">
+            <wp:extent cx="6189345" cy="3340100"/>
+            <wp:effectExtent l="0" t="0" r="0" b="0"/>
+            <wp:docPr id="372971274" name="Picture 1"/>
+            <wp:cNvGraphicFramePr>
+              <a:graphicFrameLocks xmlns:a="http://schemas.openxmlformats.org/drawingml/2006/main" noChangeAspect="1"/>
+            </wp:cNvGraphicFramePr>
+            <a:graphic xmlns:a="http://schemas.openxmlformats.org/drawingml/2006/main">
+              <a:graphicData uri="http://schemas.openxmlformats.org/drawingml/2006/picture">
+                <pic:pic xmlns:pic="http://schemas.openxmlformats.org/drawingml/2006/picture">
+                  <pic:nvPicPr>
+                    <pic:cNvPr id="372971274" name=""/>
+                    <pic:cNvPicPr/>
+                  </pic:nvPicPr>
+                  <pic:blipFill>
+                    <a:blip r:embed="rId17"/>
+                    <a:stretch>
+                      <a:fillRect/>
+                    </a:stretch>
+                  </pic:blipFill>
+                  <pic:spPr>
+                    <a:xfrm>
+                      <a:off x="0" y="0"/>
+                      <a:ext cx="6189345" cy="3340100"/>
+                    </a:xfrm>
+                    <a:prstGeom prst="rect">
+                      <a:avLst/>
+                    </a:prstGeom>
+                  </pic:spPr>
+                </pic:pic>
+              </a:graphicData>
+            </a:graphic>
+          </wp:inline>
+        </w:drawing>
       </w:r>
     </w:p>
     <w:p>
@@ -2947,7 +2926,7 @@
                     <pic:cNvPicPr/>
                   </pic:nvPicPr>
                   <pic:blipFill>
-                    <a:blip r:embed="rId17" cstate="print">
+                    <a:blip r:embed="rId18" cstate="print">
                       <a:extLst>
                         <a:ext uri="{28A0092B-C50C-407E-A947-70E740481C1C}">
                           <a14:useLocalDpi xmlns:a14="http://schemas.microsoft.com/office/drawing/2010/main" val="0"/>
@@ -3258,6 +3237,7 @@
                   <w:caps/>
                   <w:sz w:val="22"/>
                 </w:rPr>
+                <w:lastRenderedPageBreak/>
                 <m:t>i</m:t>
               </m:r>
               <m:d>
@@ -3645,7 +3625,7 @@
                     <pic:cNvPicPr/>
                   </pic:nvPicPr>
                   <pic:blipFill rotWithShape="1">
-                    <a:blip r:embed="rId18" cstate="print">
+                    <a:blip r:embed="rId19" cstate="print">
                       <a:extLst>
                         <a:ext uri="{28A0092B-C50C-407E-A947-70E740481C1C}">
                           <a14:useLocalDpi xmlns:a14="http://schemas.microsoft.com/office/drawing/2010/main" val="0"/>
@@ -3690,7 +3670,6 @@
         <w:rPr>
           <w:lang w:val="en-US"/>
         </w:rPr>
-        <w:lastRenderedPageBreak/>
         <w:t>Figure</w:t>
       </w:r>
       <w:r>
@@ -3991,6 +3970,7 @@
         <w:rPr>
           <w:noProof/>
         </w:rPr>
+        <w:lastRenderedPageBreak/>
         <w:drawing>
           <wp:inline distT="0" distB="0" distL="0" distR="0" wp14:anchorId="453A8EE3" wp14:editId="72887FC4">
             <wp:extent cx="6189345" cy="1899285"/>
@@ -4004,125 +3984,6 @@
                 <pic:pic xmlns:pic="http://schemas.openxmlformats.org/drawingml/2006/picture">
                   <pic:nvPicPr>
                     <pic:cNvPr id="558697205" name="Picture 558697205"/>
-                    <pic:cNvPicPr/>
-                  </pic:nvPicPr>
-                  <pic:blipFill>
-                    <a:blip r:embed="rId19"/>
-                    <a:stretch>
-                      <a:fillRect/>
-                    </a:stretch>
-                  </pic:blipFill>
-                  <pic:spPr>
-                    <a:xfrm>
-                      <a:off x="0" y="0"/>
-                      <a:ext cx="6189345" cy="1899285"/>
-                    </a:xfrm>
-                    <a:prstGeom prst="rect">
-                      <a:avLst/>
-                    </a:prstGeom>
-                  </pic:spPr>
-                </pic:pic>
-              </a:graphicData>
-            </a:graphic>
-          </wp:inline>
-        </w:drawing>
-      </w:r>
-    </w:p>
-    <w:p>
-      <w:pPr>
-        <w:pStyle w:val="Caption"/>
-        <w:rPr>
-          <w:lang w:val="en-US"/>
-        </w:rPr>
-      </w:pPr>
-      <w:r>
-        <w:rPr>
-          <w:lang w:val="en-US"/>
-        </w:rPr>
-        <w:t xml:space="preserve">Figure </w:t>
-      </w:r>
-      <w:r>
-        <w:fldChar w:fldCharType="begin"/>
-      </w:r>
-      <w:r>
-        <w:rPr>
-          <w:lang w:val="en-US"/>
-        </w:rPr>
-        <w:instrText xml:space="preserve"> SEQ Figure \* ARABIC </w:instrText>
-      </w:r>
-      <w:r>
-        <w:fldChar w:fldCharType="separate"/>
-      </w:r>
-      <w:r>
-        <w:rPr>
-          <w:noProof/>
-          <w:lang w:val="en-US"/>
-        </w:rPr>
-        <w:t>7</w:t>
-      </w:r>
-      <w:r>
-        <w:fldChar w:fldCharType="end"/>
-      </w:r>
-      <w:r>
-        <w:rPr>
-          <w:lang w:val="en-US"/>
-        </w:rPr>
-        <w:t>. The simulated frequency response of</w:t>
-      </w:r>
-      <w:r>
-        <w:rPr>
-          <w:lang w:val="en-US"/>
-        </w:rPr>
-        <w:t xml:space="preserve"> a</w:t>
-      </w:r>
-      <w:r>
-        <w:rPr>
-          <w:lang w:val="en-US"/>
-        </w:rPr>
-        <w:t xml:space="preserve"> LM358</w:t>
-      </w:r>
-      <w:r>
-        <w:rPr>
-          <w:lang w:val="en-US"/>
-        </w:rPr>
-        <w:t xml:space="preserve"> voltage follower</w:t>
-      </w:r>
-      <w:r>
-        <w:rPr>
-          <w:lang w:val="en-US"/>
-        </w:rPr>
-        <w:t xml:space="preserve"> from 10Hz to 10MHz.</w:t>
-      </w:r>
-    </w:p>
-    <w:p>
-      <w:pPr>
-        <w:rPr>
-          <w:lang w:val="en-US"/>
-        </w:rPr>
-      </w:pPr>
-    </w:p>
-    <w:p>
-      <w:pPr>
-        <w:keepNext/>
-      </w:pPr>
-      <w:r>
-        <w:rPr>
-          <w:noProof/>
-          <w:lang w:val="en-US"/>
-        </w:rPr>
-        <w:drawing>
-          <wp:inline distT="0" distB="0" distL="0" distR="0" wp14:anchorId="07708657" wp14:editId="24868DF6">
-            <wp:extent cx="6189345" cy="1899285"/>
-            <wp:effectExtent l="0" t="0" r="0" b="5715"/>
-            <wp:docPr id="202929633" name="Picture 10"/>
-            <wp:cNvGraphicFramePr>
-              <a:graphicFrameLocks xmlns:a="http://schemas.openxmlformats.org/drawingml/2006/main" noChangeAspect="1"/>
-            </wp:cNvGraphicFramePr>
-            <a:graphic xmlns:a="http://schemas.openxmlformats.org/drawingml/2006/main">
-              <a:graphicData uri="http://schemas.openxmlformats.org/drawingml/2006/picture">
-                <pic:pic xmlns:pic="http://schemas.openxmlformats.org/drawingml/2006/picture">
-                  <pic:nvPicPr>
-                    <pic:cNvPr id="202929633" name="Picture 202929633"/>
                     <pic:cNvPicPr/>
                   </pic:nvPicPr>
                   <pic:blipFill>
@@ -4177,6 +4038,125 @@
           <w:noProof/>
           <w:lang w:val="en-US"/>
         </w:rPr>
+        <w:t>7</w:t>
+      </w:r>
+      <w:r>
+        <w:fldChar w:fldCharType="end"/>
+      </w:r>
+      <w:r>
+        <w:rPr>
+          <w:lang w:val="en-US"/>
+        </w:rPr>
+        <w:t>. The simulated frequency response of</w:t>
+      </w:r>
+      <w:r>
+        <w:rPr>
+          <w:lang w:val="en-US"/>
+        </w:rPr>
+        <w:t xml:space="preserve"> a</w:t>
+      </w:r>
+      <w:r>
+        <w:rPr>
+          <w:lang w:val="en-US"/>
+        </w:rPr>
+        <w:t xml:space="preserve"> LM358</w:t>
+      </w:r>
+      <w:r>
+        <w:rPr>
+          <w:lang w:val="en-US"/>
+        </w:rPr>
+        <w:t xml:space="preserve"> voltage follower</w:t>
+      </w:r>
+      <w:r>
+        <w:rPr>
+          <w:lang w:val="en-US"/>
+        </w:rPr>
+        <w:t xml:space="preserve"> from 10Hz to 10MHz.</w:t>
+      </w:r>
+    </w:p>
+    <w:p>
+      <w:pPr>
+        <w:rPr>
+          <w:lang w:val="en-US"/>
+        </w:rPr>
+      </w:pPr>
+    </w:p>
+    <w:p>
+      <w:pPr>
+        <w:keepNext/>
+      </w:pPr>
+      <w:r>
+        <w:rPr>
+          <w:noProof/>
+          <w:lang w:val="en-US"/>
+        </w:rPr>
+        <w:drawing>
+          <wp:inline distT="0" distB="0" distL="0" distR="0" wp14:anchorId="07708657" wp14:editId="24868DF6">
+            <wp:extent cx="6189345" cy="1899285"/>
+            <wp:effectExtent l="0" t="0" r="0" b="5715"/>
+            <wp:docPr id="202929633" name="Picture 10"/>
+            <wp:cNvGraphicFramePr>
+              <a:graphicFrameLocks xmlns:a="http://schemas.openxmlformats.org/drawingml/2006/main" noChangeAspect="1"/>
+            </wp:cNvGraphicFramePr>
+            <a:graphic xmlns:a="http://schemas.openxmlformats.org/drawingml/2006/main">
+              <a:graphicData uri="http://schemas.openxmlformats.org/drawingml/2006/picture">
+                <pic:pic xmlns:pic="http://schemas.openxmlformats.org/drawingml/2006/picture">
+                  <pic:nvPicPr>
+                    <pic:cNvPr id="202929633" name="Picture 202929633"/>
+                    <pic:cNvPicPr/>
+                  </pic:nvPicPr>
+                  <pic:blipFill>
+                    <a:blip r:embed="rId21"/>
+                    <a:stretch>
+                      <a:fillRect/>
+                    </a:stretch>
+                  </pic:blipFill>
+                  <pic:spPr>
+                    <a:xfrm>
+                      <a:off x="0" y="0"/>
+                      <a:ext cx="6189345" cy="1899285"/>
+                    </a:xfrm>
+                    <a:prstGeom prst="rect">
+                      <a:avLst/>
+                    </a:prstGeom>
+                  </pic:spPr>
+                </pic:pic>
+              </a:graphicData>
+            </a:graphic>
+          </wp:inline>
+        </w:drawing>
+      </w:r>
+    </w:p>
+    <w:p>
+      <w:pPr>
+        <w:pStyle w:val="Caption"/>
+        <w:rPr>
+          <w:lang w:val="en-US"/>
+        </w:rPr>
+      </w:pPr>
+      <w:r>
+        <w:rPr>
+          <w:lang w:val="en-US"/>
+        </w:rPr>
+        <w:t xml:space="preserve">Figure </w:t>
+      </w:r>
+      <w:r>
+        <w:fldChar w:fldCharType="begin"/>
+      </w:r>
+      <w:r>
+        <w:rPr>
+          <w:lang w:val="en-US"/>
+        </w:rPr>
+        <w:instrText xml:space="preserve"> SEQ Figure \* ARABIC </w:instrText>
+      </w:r>
+      <w:r>
+        <w:fldChar w:fldCharType="separate"/>
+      </w:r>
+      <w:r>
+        <w:rPr>
+          <w:noProof/>
+          <w:lang w:val="en-US"/>
+        </w:rPr>
         <w:t>8</w:t>
       </w:r>
       <w:r>
@@ -4246,7 +4226,6 @@
         <w:rPr>
           <w:noProof/>
         </w:rPr>
-        <w:lastRenderedPageBreak/>
         <w:drawing>
           <wp:inline distT="0" distB="0" distL="0" distR="0" wp14:anchorId="799A7238" wp14:editId="351CBD77">
             <wp:extent cx="6189345" cy="1905635"/>
@@ -4263,7 +4242,7 @@
                     <pic:cNvPicPr/>
                   </pic:nvPicPr>
                   <pic:blipFill>
-                    <a:blip r:embed="rId21"/>
+                    <a:blip r:embed="rId22"/>
                     <a:stretch>
                       <a:fillRect/>
                     </a:stretch>
@@ -4372,6 +4351,7 @@
           <w:noProof/>
           <w:lang w:val="en-US"/>
         </w:rPr>
+        <w:lastRenderedPageBreak/>
         <w:drawing>
           <wp:inline distT="0" distB="0" distL="0" distR="0" wp14:anchorId="0D156E4B" wp14:editId="006CB1CA">
             <wp:extent cx="6189345" cy="1899285"/>
@@ -4385,106 +4365,6 @@
                 <pic:pic xmlns:pic="http://schemas.openxmlformats.org/drawingml/2006/picture">
                   <pic:nvPicPr>
                     <pic:cNvPr id="1562323562" name="Picture 1562323562"/>
-                    <pic:cNvPicPr/>
-                  </pic:nvPicPr>
-                  <pic:blipFill>
-                    <a:blip r:embed="rId22"/>
-                    <a:stretch>
-                      <a:fillRect/>
-                    </a:stretch>
-                  </pic:blipFill>
-                  <pic:spPr>
-                    <a:xfrm>
-                      <a:off x="0" y="0"/>
-                      <a:ext cx="6189345" cy="1899285"/>
-                    </a:xfrm>
-                    <a:prstGeom prst="rect">
-                      <a:avLst/>
-                    </a:prstGeom>
-                  </pic:spPr>
-                </pic:pic>
-              </a:graphicData>
-            </a:graphic>
-          </wp:inline>
-        </w:drawing>
-      </w:r>
-    </w:p>
-    <w:p>
-      <w:pPr>
-        <w:pStyle w:val="Caption"/>
-        <w:rPr>
-          <w:lang w:val="en-US"/>
-        </w:rPr>
-      </w:pPr>
-      <w:r>
-        <w:rPr>
-          <w:lang w:val="en-US"/>
-        </w:rPr>
-        <w:t xml:space="preserve">Figure </w:t>
-      </w:r>
-      <w:r>
-        <w:fldChar w:fldCharType="begin"/>
-      </w:r>
-      <w:r>
-        <w:rPr>
-          <w:lang w:val="en-US"/>
-        </w:rPr>
-        <w:instrText xml:space="preserve"> SEQ Figure \* ARABIC </w:instrText>
-      </w:r>
-      <w:r>
-        <w:fldChar w:fldCharType="separate"/>
-      </w:r>
-      <w:r>
-        <w:rPr>
-          <w:noProof/>
-          <w:lang w:val="en-US"/>
-        </w:rPr>
-        <w:t>10</w:t>
-      </w:r>
-      <w:r>
-        <w:fldChar w:fldCharType="end"/>
-      </w:r>
-      <w:r>
-        <w:rPr>
-          <w:lang w:val="en-US"/>
-        </w:rPr>
-        <w:t>. The measured frequency response of a LM358 inverting amplifier with unity gain from</w:t>
-      </w:r>
-      <w:r>
-        <w:rPr>
-          <w:lang w:val="en-US"/>
-        </w:rPr>
-        <w:t xml:space="preserve"> 100Hz to 24.83MHz.</w:t>
-      </w:r>
-    </w:p>
-    <w:p>
-      <w:pPr>
-        <w:rPr>
-          <w:lang w:val="en-US"/>
-        </w:rPr>
-      </w:pPr>
-    </w:p>
-    <w:p>
-      <w:pPr>
-        <w:keepNext/>
-      </w:pPr>
-      <w:r>
-        <w:rPr>
-          <w:noProof/>
-        </w:rPr>
-        <w:drawing>
-          <wp:inline distT="0" distB="0" distL="0" distR="0" wp14:anchorId="2A9D4018" wp14:editId="6DB0A598">
-            <wp:extent cx="6189345" cy="1899285"/>
-            <wp:effectExtent l="0" t="0" r="0" b="5715"/>
-            <wp:docPr id="406557912" name="Picture 8"/>
-            <wp:cNvGraphicFramePr>
-              <a:graphicFrameLocks xmlns:a="http://schemas.openxmlformats.org/drawingml/2006/main" noChangeAspect="1"/>
-            </wp:cNvGraphicFramePr>
-            <a:graphic xmlns:a="http://schemas.openxmlformats.org/drawingml/2006/main">
-              <a:graphicData uri="http://schemas.openxmlformats.org/drawingml/2006/picture">
-                <pic:pic xmlns:pic="http://schemas.openxmlformats.org/drawingml/2006/picture">
-                  <pic:nvPicPr>
-                    <pic:cNvPr id="406557912" name="Picture 406557912"/>
                     <pic:cNvPicPr/>
                   </pic:nvPicPr>
                   <pic:blipFill>
@@ -4539,7 +4419,7 @@
           <w:noProof/>
           <w:lang w:val="en-US"/>
         </w:rPr>
-        <w:t>11</w:t>
+        <w:t>10</w:t>
       </w:r>
       <w:r>
         <w:fldChar w:fldCharType="end"/>
@@ -4548,50 +4428,13 @@
         <w:rPr>
           <w:lang w:val="en-US"/>
         </w:rPr>
-        <w:t xml:space="preserve">. The simulated frequency response of </w:t>
-      </w:r>
-      <w:r>
-        <w:rPr>
-          <w:lang w:val="en-US"/>
-        </w:rPr>
-        <w:t xml:space="preserve">a </w:t>
-      </w:r>
-      <w:r>
-        <w:rPr>
-          <w:lang w:val="en-US"/>
-        </w:rPr>
-        <w:t xml:space="preserve">LM358 </w:t>
-      </w:r>
-      <w:r>
-        <w:rPr>
-          <w:lang w:val="en-US"/>
-        </w:rPr>
-        <w:t>non-</w:t>
-      </w:r>
-      <w:r>
-        <w:rPr>
-          <w:lang w:val="en-US"/>
-        </w:rPr>
-        <w:t xml:space="preserve">inverting amplifier with a gain </w:t>
-      </w:r>
-      <w:r>
-        <w:rPr>
-          <w:lang w:val="en-US"/>
-        </w:rPr>
-        <w:t>(A</w:t>
-      </w:r>
-      <w:r>
-        <w:rPr>
-          <w:vertAlign w:val="subscript"/>
-          <w:lang w:val="en-US"/>
-        </w:rPr>
-        <w:t>v</w:t>
-      </w:r>
-      <w:r>
-        <w:rPr>
-          <w:lang w:val="en-US"/>
-        </w:rPr>
-        <w:t>) = 100 (40dB) from 10Hz to 10MHz.</w:t>
+        <w:t>. The measured frequency response of a LM358 inverting amplifier with unity gain from</w:t>
+      </w:r>
+      <w:r>
+        <w:rPr>
+          <w:lang w:val="en-US"/>
+        </w:rPr>
+        <w:t xml:space="preserve"> 100Hz to 24.83MHz.</w:t>
       </w:r>
     </w:p>
     <w:p>
@@ -4608,14 +4451,12 @@
       <w:r>
         <w:rPr>
           <w:noProof/>
-          <w:lang w:val="en-US"/>
-        </w:rPr>
-        <w:lastRenderedPageBreak/>
+        </w:rPr>
         <w:drawing>
-          <wp:inline distT="0" distB="0" distL="0" distR="0" wp14:anchorId="783AA0A3" wp14:editId="64CBB4E2">
+          <wp:inline distT="0" distB="0" distL="0" distR="0" wp14:anchorId="2A9D4018" wp14:editId="6DB0A598">
             <wp:extent cx="6189345" cy="1899285"/>
             <wp:effectExtent l="0" t="0" r="0" b="5715"/>
-            <wp:docPr id="1485130847" name="Picture 12"/>
+            <wp:docPr id="406557912" name="Picture 8"/>
             <wp:cNvGraphicFramePr>
               <a:graphicFrameLocks xmlns:a="http://schemas.openxmlformats.org/drawingml/2006/main" noChangeAspect="1"/>
             </wp:cNvGraphicFramePr>
@@ -4623,7 +4464,7 @@
               <a:graphicData uri="http://schemas.openxmlformats.org/drawingml/2006/picture">
                 <pic:pic xmlns:pic="http://schemas.openxmlformats.org/drawingml/2006/picture">
                   <pic:nvPicPr>
-                    <pic:cNvPr id="1485130847" name="Picture 1485130847"/>
+                    <pic:cNvPr id="406557912" name="Picture 406557912"/>
                     <pic:cNvPicPr/>
                   </pic:nvPicPr>
                   <pic:blipFill>
@@ -4678,6 +4519,144 @@
           <w:noProof/>
           <w:lang w:val="en-US"/>
         </w:rPr>
+        <w:t>11</w:t>
+      </w:r>
+      <w:r>
+        <w:fldChar w:fldCharType="end"/>
+      </w:r>
+      <w:r>
+        <w:rPr>
+          <w:lang w:val="en-US"/>
+        </w:rPr>
+        <w:t xml:space="preserve">. The simulated frequency response of </w:t>
+      </w:r>
+      <w:r>
+        <w:rPr>
+          <w:lang w:val="en-US"/>
+        </w:rPr>
+        <w:t xml:space="preserve">a </w:t>
+      </w:r>
+      <w:r>
+        <w:rPr>
+          <w:lang w:val="en-US"/>
+        </w:rPr>
+        <w:t xml:space="preserve">LM358 </w:t>
+      </w:r>
+      <w:r>
+        <w:rPr>
+          <w:lang w:val="en-US"/>
+        </w:rPr>
+        <w:t>non-</w:t>
+      </w:r>
+      <w:r>
+        <w:rPr>
+          <w:lang w:val="en-US"/>
+        </w:rPr>
+        <w:t xml:space="preserve">inverting amplifier with a gain </w:t>
+      </w:r>
+      <w:r>
+        <w:rPr>
+          <w:lang w:val="en-US"/>
+        </w:rPr>
+        <w:t>(A</w:t>
+      </w:r>
+      <w:r>
+        <w:rPr>
+          <w:vertAlign w:val="subscript"/>
+          <w:lang w:val="en-US"/>
+        </w:rPr>
+        <w:t>v</w:t>
+      </w:r>
+      <w:r>
+        <w:rPr>
+          <w:lang w:val="en-US"/>
+        </w:rPr>
+        <w:t>) = 100 (40dB) from 10Hz to 10MHz.</w:t>
+      </w:r>
+    </w:p>
+    <w:p>
+      <w:pPr>
+        <w:rPr>
+          <w:lang w:val="en-US"/>
+        </w:rPr>
+      </w:pPr>
+    </w:p>
+    <w:p>
+      <w:pPr>
+        <w:keepNext/>
+      </w:pPr>
+      <w:r>
+        <w:rPr>
+          <w:noProof/>
+          <w:lang w:val="en-US"/>
+        </w:rPr>
+        <w:drawing>
+          <wp:inline distT="0" distB="0" distL="0" distR="0" wp14:anchorId="783AA0A3" wp14:editId="64CBB4E2">
+            <wp:extent cx="6189345" cy="1899285"/>
+            <wp:effectExtent l="0" t="0" r="0" b="5715"/>
+            <wp:docPr id="1485130847" name="Picture 12"/>
+            <wp:cNvGraphicFramePr>
+              <a:graphicFrameLocks xmlns:a="http://schemas.openxmlformats.org/drawingml/2006/main" noChangeAspect="1"/>
+            </wp:cNvGraphicFramePr>
+            <a:graphic xmlns:a="http://schemas.openxmlformats.org/drawingml/2006/main">
+              <a:graphicData uri="http://schemas.openxmlformats.org/drawingml/2006/picture">
+                <pic:pic xmlns:pic="http://schemas.openxmlformats.org/drawingml/2006/picture">
+                  <pic:nvPicPr>
+                    <pic:cNvPr id="1485130847" name="Picture 1485130847"/>
+                    <pic:cNvPicPr/>
+                  </pic:nvPicPr>
+                  <pic:blipFill>
+                    <a:blip r:embed="rId25"/>
+                    <a:stretch>
+                      <a:fillRect/>
+                    </a:stretch>
+                  </pic:blipFill>
+                  <pic:spPr>
+                    <a:xfrm>
+                      <a:off x="0" y="0"/>
+                      <a:ext cx="6189345" cy="1899285"/>
+                    </a:xfrm>
+                    <a:prstGeom prst="rect">
+                      <a:avLst/>
+                    </a:prstGeom>
+                  </pic:spPr>
+                </pic:pic>
+              </a:graphicData>
+            </a:graphic>
+          </wp:inline>
+        </w:drawing>
+      </w:r>
+    </w:p>
+    <w:p>
+      <w:pPr>
+        <w:pStyle w:val="Caption"/>
+        <w:rPr>
+          <w:lang w:val="en-US"/>
+        </w:rPr>
+      </w:pPr>
+      <w:r>
+        <w:rPr>
+          <w:lang w:val="en-US"/>
+        </w:rPr>
+        <w:t xml:space="preserve">Figure </w:t>
+      </w:r>
+      <w:r>
+        <w:fldChar w:fldCharType="begin"/>
+      </w:r>
+      <w:r>
+        <w:rPr>
+          <w:lang w:val="en-US"/>
+        </w:rPr>
+        <w:instrText xml:space="preserve"> SEQ Figure \* ARABIC </w:instrText>
+      </w:r>
+      <w:r>
+        <w:fldChar w:fldCharType="separate"/>
+      </w:r>
+      <w:r>
+        <w:rPr>
+          <w:noProof/>
+          <w:lang w:val="en-US"/>
+        </w:rPr>
         <w:t>12</w:t>
       </w:r>
       <w:r>
@@ -4769,6 +4748,7 @@
           <w:noProof/>
           <w:lang w:val="en-US"/>
         </w:rPr>
+        <w:lastRenderedPageBreak/>
         <w:drawing>
           <wp:inline distT="0" distB="0" distL="0" distR="0" wp14:anchorId="2CCD9FFF" wp14:editId="677FC324">
             <wp:extent cx="6189345" cy="1905635"/>
@@ -4782,144 +4762,6 @@
                 <pic:pic xmlns:pic="http://schemas.openxmlformats.org/drawingml/2006/picture">
                   <pic:nvPicPr>
                     <pic:cNvPr id="667052883" name="Picture 667052883"/>
-                    <pic:cNvPicPr/>
-                  </pic:nvPicPr>
-                  <pic:blipFill>
-                    <a:blip r:embed="rId25"/>
-                    <a:stretch>
-                      <a:fillRect/>
-                    </a:stretch>
-                  </pic:blipFill>
-                  <pic:spPr>
-                    <a:xfrm>
-                      <a:off x="0" y="0"/>
-                      <a:ext cx="6189345" cy="1905635"/>
-                    </a:xfrm>
-                    <a:prstGeom prst="rect">
-                      <a:avLst/>
-                    </a:prstGeom>
-                  </pic:spPr>
-                </pic:pic>
-              </a:graphicData>
-            </a:graphic>
-          </wp:inline>
-        </w:drawing>
-      </w:r>
-    </w:p>
-    <w:p>
-      <w:pPr>
-        <w:pStyle w:val="Caption"/>
-        <w:rPr>
-          <w:lang w:val="en-US"/>
-        </w:rPr>
-      </w:pPr>
-      <w:r>
-        <w:rPr>
-          <w:lang w:val="en-US"/>
-        </w:rPr>
-        <w:t xml:space="preserve">Figure </w:t>
-      </w:r>
-      <w:r>
-        <w:fldChar w:fldCharType="begin"/>
-      </w:r>
-      <w:r>
-        <w:rPr>
-          <w:lang w:val="en-US"/>
-        </w:rPr>
-        <w:instrText xml:space="preserve"> SEQ Figure \* ARABIC </w:instrText>
-      </w:r>
-      <w:r>
-        <w:fldChar w:fldCharType="separate"/>
-      </w:r>
-      <w:r>
-        <w:rPr>
-          <w:noProof/>
-          <w:lang w:val="en-US"/>
-        </w:rPr>
-        <w:t>13</w:t>
-      </w:r>
-      <w:r>
-        <w:fldChar w:fldCharType="end"/>
-      </w:r>
-      <w:r>
-        <w:rPr>
-          <w:lang w:val="en-US"/>
-        </w:rPr>
-        <w:t xml:space="preserve">. The simulated frequency response of </w:t>
-      </w:r>
-      <w:r>
-        <w:rPr>
-          <w:lang w:val="en-US"/>
-        </w:rPr>
-        <w:t xml:space="preserve">a </w:t>
-      </w:r>
-      <w:r>
-        <w:rPr>
-          <w:lang w:val="en-US"/>
-        </w:rPr>
-        <w:t xml:space="preserve">LM358 inverting amplifier </w:t>
-      </w:r>
-      <w:r>
-        <w:rPr>
-          <w:lang w:val="en-US"/>
-        </w:rPr>
-        <w:t xml:space="preserve">with a gain </w:t>
-      </w:r>
-      <w:r>
-        <w:rPr>
-          <w:lang w:val="en-US"/>
-        </w:rPr>
-        <w:t>(A</w:t>
-      </w:r>
-      <w:r>
-        <w:rPr>
-          <w:vertAlign w:val="subscript"/>
-          <w:lang w:val="en-US"/>
-        </w:rPr>
-        <w:t>v</w:t>
-      </w:r>
-      <w:r>
-        <w:rPr>
-          <w:lang w:val="en-US"/>
-        </w:rPr>
-        <w:t xml:space="preserve">) = 100 (40dB) </w:t>
-      </w:r>
-      <w:r>
-        <w:rPr>
-          <w:lang w:val="en-US"/>
-        </w:rPr>
-        <w:t>from 10Hz to 10MHz.</w:t>
-      </w:r>
-    </w:p>
-    <w:p>
-      <w:pPr>
-        <w:rPr>
-          <w:lang w:val="en-US"/>
-        </w:rPr>
-      </w:pPr>
-    </w:p>
-    <w:p>
-      <w:pPr>
-        <w:keepNext/>
-      </w:pPr>
-      <w:r>
-        <w:rPr>
-          <w:noProof/>
-          <w:lang w:val="en-US"/>
-        </w:rPr>
-        <w:drawing>
-          <wp:inline distT="0" distB="0" distL="0" distR="0" wp14:anchorId="5EFACDC9" wp14:editId="3F4FF81F">
-            <wp:extent cx="6189345" cy="1905635"/>
-            <wp:effectExtent l="0" t="0" r="0" b="0"/>
-            <wp:docPr id="951481025" name="Picture 13"/>
-            <wp:cNvGraphicFramePr>
-              <a:graphicFrameLocks xmlns:a="http://schemas.openxmlformats.org/drawingml/2006/main" noChangeAspect="1"/>
-            </wp:cNvGraphicFramePr>
-            <a:graphic xmlns:a="http://schemas.openxmlformats.org/drawingml/2006/main">
-              <a:graphicData uri="http://schemas.openxmlformats.org/drawingml/2006/picture">
-                <pic:pic xmlns:pic="http://schemas.openxmlformats.org/drawingml/2006/picture">
-                  <pic:nvPicPr>
-                    <pic:cNvPr id="951481025" name="Picture 951481025"/>
                     <pic:cNvPicPr/>
                   </pic:nvPicPr>
                   <pic:blipFill>
@@ -4974,6 +4816,144 @@
           <w:noProof/>
           <w:lang w:val="en-US"/>
         </w:rPr>
+        <w:t>13</w:t>
+      </w:r>
+      <w:r>
+        <w:fldChar w:fldCharType="end"/>
+      </w:r>
+      <w:r>
+        <w:rPr>
+          <w:lang w:val="en-US"/>
+        </w:rPr>
+        <w:t xml:space="preserve">. The simulated frequency response of </w:t>
+      </w:r>
+      <w:r>
+        <w:rPr>
+          <w:lang w:val="en-US"/>
+        </w:rPr>
+        <w:t xml:space="preserve">a </w:t>
+      </w:r>
+      <w:r>
+        <w:rPr>
+          <w:lang w:val="en-US"/>
+        </w:rPr>
+        <w:t xml:space="preserve">LM358 inverting amplifier </w:t>
+      </w:r>
+      <w:r>
+        <w:rPr>
+          <w:lang w:val="en-US"/>
+        </w:rPr>
+        <w:t xml:space="preserve">with a gain </w:t>
+      </w:r>
+      <w:r>
+        <w:rPr>
+          <w:lang w:val="en-US"/>
+        </w:rPr>
+        <w:t>(A</w:t>
+      </w:r>
+      <w:r>
+        <w:rPr>
+          <w:vertAlign w:val="subscript"/>
+          <w:lang w:val="en-US"/>
+        </w:rPr>
+        <w:t>v</w:t>
+      </w:r>
+      <w:r>
+        <w:rPr>
+          <w:lang w:val="en-US"/>
+        </w:rPr>
+        <w:t xml:space="preserve">) = 100 (40dB) </w:t>
+      </w:r>
+      <w:r>
+        <w:rPr>
+          <w:lang w:val="en-US"/>
+        </w:rPr>
+        <w:t>from 10Hz to 10MHz.</w:t>
+      </w:r>
+    </w:p>
+    <w:p>
+      <w:pPr>
+        <w:rPr>
+          <w:lang w:val="en-US"/>
+        </w:rPr>
+      </w:pPr>
+    </w:p>
+    <w:p>
+      <w:pPr>
+        <w:keepNext/>
+      </w:pPr>
+      <w:r>
+        <w:rPr>
+          <w:noProof/>
+          <w:lang w:val="en-US"/>
+        </w:rPr>
+        <w:drawing>
+          <wp:inline distT="0" distB="0" distL="0" distR="0" wp14:anchorId="5EFACDC9" wp14:editId="3F4FF81F">
+            <wp:extent cx="6189345" cy="1905635"/>
+            <wp:effectExtent l="0" t="0" r="0" b="0"/>
+            <wp:docPr id="951481025" name="Picture 13"/>
+            <wp:cNvGraphicFramePr>
+              <a:graphicFrameLocks xmlns:a="http://schemas.openxmlformats.org/drawingml/2006/main" noChangeAspect="1"/>
+            </wp:cNvGraphicFramePr>
+            <a:graphic xmlns:a="http://schemas.openxmlformats.org/drawingml/2006/main">
+              <a:graphicData uri="http://schemas.openxmlformats.org/drawingml/2006/picture">
+                <pic:pic xmlns:pic="http://schemas.openxmlformats.org/drawingml/2006/picture">
+                  <pic:nvPicPr>
+                    <pic:cNvPr id="951481025" name="Picture 951481025"/>
+                    <pic:cNvPicPr/>
+                  </pic:nvPicPr>
+                  <pic:blipFill>
+                    <a:blip r:embed="rId27"/>
+                    <a:stretch>
+                      <a:fillRect/>
+                    </a:stretch>
+                  </pic:blipFill>
+                  <pic:spPr>
+                    <a:xfrm>
+                      <a:off x="0" y="0"/>
+                      <a:ext cx="6189345" cy="1905635"/>
+                    </a:xfrm>
+                    <a:prstGeom prst="rect">
+                      <a:avLst/>
+                    </a:prstGeom>
+                  </pic:spPr>
+                </pic:pic>
+              </a:graphicData>
+            </a:graphic>
+          </wp:inline>
+        </w:drawing>
+      </w:r>
+    </w:p>
+    <w:p>
+      <w:pPr>
+        <w:pStyle w:val="Caption"/>
+        <w:rPr>
+          <w:lang w:val="en-US"/>
+        </w:rPr>
+      </w:pPr>
+      <w:r>
+        <w:rPr>
+          <w:lang w:val="en-US"/>
+        </w:rPr>
+        <w:t xml:space="preserve">Figure </w:t>
+      </w:r>
+      <w:r>
+        <w:fldChar w:fldCharType="begin"/>
+      </w:r>
+      <w:r>
+        <w:rPr>
+          <w:lang w:val="en-US"/>
+        </w:rPr>
+        <w:instrText xml:space="preserve"> SEQ Figure \* ARABIC </w:instrText>
+      </w:r>
+      <w:r>
+        <w:fldChar w:fldCharType="separate"/>
+      </w:r>
+      <w:r>
+        <w:rPr>
+          <w:noProof/>
+          <w:lang w:val="en-US"/>
+        </w:rPr>
         <w:t>14</w:t>
       </w:r>
       <w:r>
@@ -5086,178 +5066,184 @@
         <w:rPr>
           <w:lang w:val="en-US"/>
         </w:rPr>
+        <w:t>The results section presents t</w:t>
+      </w:r>
+      <w:r>
+        <w:rPr>
+          <w:lang w:val="en-US"/>
+        </w:rPr>
+        <w:t xml:space="preserve">he results of the study to the reader. </w:t>
+      </w:r>
+      <w:r>
+        <w:rPr>
+          <w:lang w:val="en-US"/>
+        </w:rPr>
+        <w:t>Typically,</w:t>
+      </w:r>
+      <w:r>
+        <w:rPr>
+          <w:lang w:val="en-US"/>
+        </w:rPr>
+        <w:t xml:space="preserve"> in case of laboratory assignments, the results are the results of a measurement, which are used to present and explain the phenomenon under study. </w:t>
+      </w:r>
+      <w:r>
+        <w:rPr>
+          <w:lang w:val="en-US"/>
+        </w:rPr>
+        <w:t>All possible oscilloscope figures should not under any circumstances b</w:t>
+      </w:r>
+      <w:r>
+        <w:rPr>
+          <w:lang w:val="en-US"/>
+        </w:rPr>
+        <w:t xml:space="preserve">e dumped into the report. </w:t>
+      </w:r>
+      <w:r>
+        <w:rPr>
+          <w:lang w:val="en-US"/>
+        </w:rPr>
+        <w:t>Usually there is no need to present the complete s</w:t>
+      </w:r>
+      <w:r>
+        <w:rPr>
+          <w:lang w:val="en-US"/>
+        </w:rPr>
+        <w:t>heet of measurement readings – only the most crucial measurement results are needed.</w:t>
+      </w:r>
+    </w:p>
+    <w:p>
+      <w:pPr>
+        <w:rPr>
+          <w:lang w:val="en-US"/>
+        </w:rPr>
+      </w:pPr>
+      <w:r>
+        <w:rPr>
+          <w:lang w:val="en-US"/>
+        </w:rPr>
+        <w:t xml:space="preserve">So that the </w:t>
+      </w:r>
+      <w:r>
+        <w:rPr>
+          <w:lang w:val="en-US"/>
+        </w:rPr>
+        <w:t>observations m</w:t>
+      </w:r>
+      <w:r>
+        <w:rPr>
+          <w:lang w:val="en-US"/>
+        </w:rPr>
+        <w:t xml:space="preserve">ade in the study are useful to others also, the result analysis must be presented as thoroughly as possible. </w:t>
+      </w:r>
+      <w:r>
+        <w:rPr>
+          <w:lang w:val="en-US"/>
+        </w:rPr>
+        <w:t>The observations of the study and the result analysis i</w:t>
+      </w:r>
+      <w:r>
+        <w:rPr>
+          <w:lang w:val="en-US"/>
+        </w:rPr>
+        <w:t xml:space="preserve">s presented unambiguously and compactly. A figure or table can be used for help in the presentation. </w:t>
+      </w:r>
+      <w:r>
+        <w:rPr>
+          <w:lang w:val="en-US"/>
+        </w:rPr>
+        <w:t>The observations made, the analysis made on them and p</w:t>
+      </w:r>
+      <w:r>
+        <w:rPr>
+          <w:lang w:val="en-US"/>
+        </w:rPr>
+        <w:t xml:space="preserve">resented figures etc. are used to reason the conclusions of the study. </w:t>
+      </w:r>
+      <w:r>
+        <w:rPr>
+          <w:lang w:val="en-US"/>
+        </w:rPr>
+        <w:t>The interpretation of result figures or numbers must not b</w:t>
+      </w:r>
+      <w:r>
+        <w:rPr>
+          <w:lang w:val="en-US"/>
+        </w:rPr>
+        <w:t>e left for the reader, the text must tell what the figures and numbers show, for example.</w:t>
+      </w:r>
+    </w:p>
+    <w:p>
+      <w:pPr>
+        <w:rPr>
+          <w:lang w:val="en-US"/>
+        </w:rPr>
+      </w:pPr>
+      <w:r>
+        <w:rPr>
+          <w:lang w:val="en-US"/>
+        </w:rPr>
+        <w:t>It is not usually obvious h</w:t>
+      </w:r>
+      <w:r>
+        <w:rPr>
+          <w:lang w:val="en-US"/>
+        </w:rPr>
+        <w:t xml:space="preserve">ow the results </w:t>
+      </w:r>
+      <w:r>
+        <w:rPr>
+          <w:lang w:val="en-US"/>
+        </w:rPr>
+        <w:t>should be</w:t>
+      </w:r>
+      <w:r>
+        <w:rPr>
+          <w:lang w:val="en-US"/>
+        </w:rPr>
+        <w:t xml:space="preserve"> pre</w:t>
+      </w:r>
+      <w:r>
+        <w:rPr>
+          <w:lang w:val="en-US"/>
+        </w:rPr>
+        <w:t xml:space="preserve">sented. </w:t>
+      </w:r>
+      <w:r>
+        <w:rPr>
+          <w:lang w:val="en-US"/>
+        </w:rPr>
+        <w:t xml:space="preserve">The writer </w:t>
+      </w:r>
+      <w:r>
+        <w:rPr>
+          <w:lang w:val="en-US"/>
+        </w:rPr>
+        <w:t>must</w:t>
+      </w:r>
+      <w:r>
+        <w:rPr>
+          <w:lang w:val="en-US"/>
+        </w:rPr>
+        <w:t xml:space="preserve"> c</w:t>
+      </w:r>
+      <w:r>
+        <w:rPr>
+          <w:lang w:val="en-US"/>
+        </w:rPr>
+        <w:t xml:space="preserve">onsider what is the best way to present and justify the conclusions derived from the observations. </w:t>
+      </w:r>
+      <w:r>
+        <w:rPr>
+          <w:lang w:val="en-US"/>
+        </w:rPr>
+        <w:t xml:space="preserve">Some results are easiest to </w:t>
+      </w:r>
+      <w:r>
+        <w:rPr>
+          <w:lang w:val="en-US"/>
+        </w:rPr>
         <w:lastRenderedPageBreak/>
-        <w:t>The results section presents t</w:t>
-      </w:r>
-      <w:r>
-        <w:rPr>
-          <w:lang w:val="en-US"/>
-        </w:rPr>
-        <w:t xml:space="preserve">he results of the study to the reader. </w:t>
-      </w:r>
-      <w:r>
-        <w:rPr>
-          <w:lang w:val="en-US"/>
-        </w:rPr>
-        <w:t>Typically,</w:t>
-      </w:r>
-      <w:r>
-        <w:rPr>
-          <w:lang w:val="en-US"/>
-        </w:rPr>
-        <w:t xml:space="preserve"> in case of laboratory assignments, the results are the results of a measurement, which are used to present and explain the phenomenon under study. </w:t>
-      </w:r>
-      <w:r>
-        <w:rPr>
-          <w:lang w:val="en-US"/>
-        </w:rPr>
-        <w:t>All possible oscilloscope figures should not under any circumstances b</w:t>
-      </w:r>
-      <w:r>
-        <w:rPr>
-          <w:lang w:val="en-US"/>
-        </w:rPr>
-        <w:t xml:space="preserve">e dumped into the report. </w:t>
-      </w:r>
-      <w:r>
-        <w:rPr>
-          <w:lang w:val="en-US"/>
-        </w:rPr>
-        <w:t>Usually there is no need to present the complete s</w:t>
-      </w:r>
-      <w:r>
-        <w:rPr>
-          <w:lang w:val="en-US"/>
-        </w:rPr>
-        <w:t>heet of measurement readings – only the most crucial measurement results are needed.</w:t>
-      </w:r>
-    </w:p>
-    <w:p>
-      <w:pPr>
-        <w:rPr>
-          <w:lang w:val="en-US"/>
-        </w:rPr>
-      </w:pPr>
-      <w:r>
-        <w:rPr>
-          <w:lang w:val="en-US"/>
-        </w:rPr>
-        <w:t xml:space="preserve">So that the </w:t>
-      </w:r>
-      <w:r>
-        <w:rPr>
-          <w:lang w:val="en-US"/>
-        </w:rPr>
-        <w:t>observations m</w:t>
-      </w:r>
-      <w:r>
-        <w:rPr>
-          <w:lang w:val="en-US"/>
-        </w:rPr>
-        <w:t xml:space="preserve">ade in the study are useful to others also, the result analysis must be presented as thoroughly as possible. </w:t>
-      </w:r>
-      <w:r>
-        <w:rPr>
-          <w:lang w:val="en-US"/>
-        </w:rPr>
-        <w:t>The observations of the study and the result analysis i</w:t>
-      </w:r>
-      <w:r>
-        <w:rPr>
-          <w:lang w:val="en-US"/>
-        </w:rPr>
-        <w:t xml:space="preserve">s presented unambiguously and compactly. A figure or table can be used for help in the presentation. </w:t>
-      </w:r>
-      <w:r>
-        <w:rPr>
-          <w:lang w:val="en-US"/>
-        </w:rPr>
-        <w:t>The observations made, the analysis made on them and p</w:t>
-      </w:r>
-      <w:r>
-        <w:rPr>
-          <w:lang w:val="en-US"/>
-        </w:rPr>
-        <w:t xml:space="preserve">resented figures etc. are used to reason the conclusions of the study. </w:t>
-      </w:r>
-      <w:r>
-        <w:rPr>
-          <w:lang w:val="en-US"/>
-        </w:rPr>
-        <w:t>The interpretation of result figures or numbers must not b</w:t>
-      </w:r>
-      <w:r>
-        <w:rPr>
-          <w:lang w:val="en-US"/>
-        </w:rPr>
-        <w:t>e left for the reader, the text must tell what the figures and numbers show, for example.</w:t>
-      </w:r>
-    </w:p>
-    <w:p>
-      <w:pPr>
-        <w:rPr>
-          <w:lang w:val="en-US"/>
-        </w:rPr>
-      </w:pPr>
-      <w:r>
-        <w:rPr>
-          <w:lang w:val="en-US"/>
-        </w:rPr>
-        <w:t>It is not usually obvious h</w:t>
-      </w:r>
-      <w:r>
-        <w:rPr>
-          <w:lang w:val="en-US"/>
-        </w:rPr>
-        <w:t xml:space="preserve">ow the results </w:t>
-      </w:r>
-      <w:r>
-        <w:rPr>
-          <w:lang w:val="en-US"/>
-        </w:rPr>
-        <w:t>should be</w:t>
-      </w:r>
-      <w:r>
-        <w:rPr>
-          <w:lang w:val="en-US"/>
-        </w:rPr>
-        <w:t xml:space="preserve"> pre</w:t>
-      </w:r>
-      <w:r>
-        <w:rPr>
-          <w:lang w:val="en-US"/>
-        </w:rPr>
-        <w:t xml:space="preserve">sented. </w:t>
-      </w:r>
-      <w:r>
-        <w:rPr>
-          <w:lang w:val="en-US"/>
-        </w:rPr>
-        <w:t xml:space="preserve">The writer </w:t>
-      </w:r>
-      <w:r>
-        <w:rPr>
-          <w:lang w:val="en-US"/>
-        </w:rPr>
-        <w:t>must</w:t>
-      </w:r>
-      <w:r>
-        <w:rPr>
-          <w:lang w:val="en-US"/>
-        </w:rPr>
-        <w:t xml:space="preserve"> c</w:t>
-      </w:r>
-      <w:r>
-        <w:rPr>
-          <w:lang w:val="en-US"/>
-        </w:rPr>
-        <w:t xml:space="preserve">onsider what is the best way to present and justify the conclusions derived from the observations. </w:t>
-      </w:r>
-      <w:r>
-        <w:rPr>
-          <w:lang w:val="en-US"/>
-        </w:rPr>
-        <w:t xml:space="preserve">Some results are easiest to present in figure (example: figure </w:t>
+        <w:t xml:space="preserve">present in figure (example: figure </w:t>
       </w:r>
       <w:r>
         <w:rPr>
@@ -7294,7 +7280,7 @@
                           </pic:cNvPicPr>
                         </pic:nvPicPr>
                         <pic:blipFill>
-                          <a:blip r:embed="rId27"/>
+                          <a:blip r:embed="rId28"/>
                           <a:stretch>
                             <a:fillRect/>
                           </a:stretch>
@@ -7323,7 +7309,7 @@
                           </pic:cNvPicPr>
                         </pic:nvPicPr>
                         <pic:blipFill>
-                          <a:blip r:embed="rId28"/>
+                          <a:blip r:embed="rId29"/>
                           <a:stretch>
                             <a:fillRect/>
                           </a:stretch>
@@ -7352,7 +7338,7 @@
                           </pic:cNvPicPr>
                         </pic:nvPicPr>
                         <pic:blipFill>
-                          <a:blip r:embed="rId29"/>
+                          <a:blip r:embed="rId30"/>
                           <a:stretch>
                             <a:fillRect/>
                           </a:stretch>
@@ -7381,7 +7367,7 @@
                           </pic:cNvPicPr>
                         </pic:nvPicPr>
                         <pic:blipFill>
-                          <a:blip r:embed="rId30"/>
+                          <a:blip r:embed="rId31"/>
                           <a:stretch>
                             <a:fillRect/>
                           </a:stretch>
@@ -7410,7 +7396,7 @@
                           </pic:cNvPicPr>
                         </pic:nvPicPr>
                         <pic:blipFill>
-                          <a:blip r:embed="rId31"/>
+                          <a:blip r:embed="rId32"/>
                           <a:stretch>
                             <a:fillRect/>
                           </a:stretch>
@@ -7460,19 +7446,19 @@
                   <o:lock v:ext="edit" aspectratio="t"/>
                 </v:shapetype>
                 <v:shape id="Picture 2" o:spid="_x0000_s1027" type="#_x0000_t75" style="position:absolute;width:22384;height:19252;visibility:visible;mso-wrap-style:square" o:gfxdata="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">
-                  <v:imagedata r:id="rId32" o:title=""/>
+                  <v:imagedata r:id="rId33" o:title=""/>
                 </v:shape>
                 <v:shape id="Picture 3" o:spid="_x0000_s1028" type="#_x0000_t75" style="position:absolute;left:23399;width:22385;height:19252;visibility:visible;mso-wrap-style:square" o:gfxdata="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">
-                  <v:imagedata r:id="rId33" o:title=""/>
+                  <v:imagedata r:id="rId34" o:title=""/>
                 </v:shape>
                 <v:shape id="Picture 4" o:spid="_x0000_s1029" type="#_x0000_t75" style="position:absolute;top:18071;width:22384;height:18417;visibility:visible;mso-wrap-style:square" o:gfxdata="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">
-                  <v:imagedata r:id="rId34" o:title=""/>
+                  <v:imagedata r:id="rId35" o:title=""/>
                 </v:shape>
                 <v:shape id="Picture 5" o:spid="_x0000_s1030" type="#_x0000_t75" style="position:absolute;left:22384;top:17653;width:23400;height:19253;visibility:visible;mso-wrap-style:square" o:gfxdata="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">
-                  <v:imagedata r:id="rId35" o:title=""/>
+                  <v:imagedata r:id="rId36" o:title=""/>
                 </v:shape>
                 <v:shape id="Picture 6" o:spid="_x0000_s1031" type="#_x0000_t75" style="position:absolute;left:11688;top:36756;width:22396;height:3494;visibility:visible;mso-wrap-style:square" o:gfxdata="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">
-                  <v:imagedata r:id="rId36" o:title=""/>
+                  <v:imagedata r:id="rId37" o:title=""/>
                 </v:shape>
                 <w10:wrap type="topAndBottom" anchory="page"/>
               </v:group>
@@ -8191,7 +8177,7 @@
         </w:rPr>
         <w:t xml:space="preserve"> Available </w:t>
       </w:r>
-      <w:hyperlink r:id="rId37" w:history="1">
+      <w:hyperlink r:id="rId38" w:history="1">
         <w:r>
           <w:rPr>
             <w:rStyle w:val="Hyperlink"/>
@@ -8257,7 +8243,7 @@
         </w:rPr>
         <w:t xml:space="preserve">. Dallas, TX: Texas Instruments. Available at: </w:t>
       </w:r>
-      <w:hyperlink r:id="rId38" w:history="1">
+      <w:hyperlink r:id="rId39" w:history="1">
         <w:r>
           <w:rPr>
             <w:rStyle w:val="Hyperlink"/>
@@ -8329,7 +8315,7 @@
         </w:rPr>
         <w:t xml:space="preserve">. The references are sorted in alphabetical order. Instructions for referencing: </w:t>
       </w:r>
-      <w:hyperlink r:id="rId39" w:history="1">
+      <w:hyperlink r:id="rId40" w:history="1">
         <w:r>
           <w:rPr>
             <w:rStyle w:val="Hyperlink"/>
@@ -8551,7 +8537,7 @@
         </w:rPr>
         <w:br/>
       </w:r>
-      <w:hyperlink r:id="rId40" w:history="1">
+      <w:hyperlink r:id="rId41" w:history="1">
         <w:r>
           <w:rPr>
             <w:rStyle w:val="Hyperlink"/>
@@ -8798,7 +8784,7 @@
         </w:rPr>
         <w:t xml:space="preserve"> </w:t>
       </w:r>
-      <w:hyperlink r:id="rId41" w:history="1">
+      <w:hyperlink r:id="rId42" w:history="1">
         <w:r>
           <w:rPr>
             <w:rStyle w:val="Hyperlink"/>
@@ -9034,10 +9020,10 @@
       </w:pPr>
     </w:p>
     <w:sectPr>
-      <w:headerReference w:type="default" r:id="rId42"/>
-      <w:footerReference w:type="default" r:id="rId43"/>
-      <w:headerReference w:type="first" r:id="rId44"/>
-      <w:footerReference w:type="first" r:id="rId45"/>
+      <w:headerReference w:type="default" r:id="rId43"/>
+      <w:footerReference w:type="default" r:id="rId44"/>
+      <w:headerReference w:type="first" r:id="rId45"/>
+      <w:footerReference w:type="first" r:id="rId46"/>
       <w:type w:val="continuous"/>
       <w:pgSz w:w="11907" w:h="16840" w:code="9"/>
       <w:pgMar w:top="1440" w:right="1080" w:bottom="1440" w:left="1080" w:header="708" w:footer="708" w:gutter="0"/>
@@ -13670,6 +13656,24 @@
       <w:i/>
       <w:iCs/>
     </w:rPr>
+  </w:style>
+  <w:style w:type="paragraph" w:customStyle="1" w:styleId="paragraph">
+    <w:name w:val="paragraph"/>
+    <w:basedOn w:val="Normal"/>
+    <w:rsid w:val="00396CEA"/>
+    <w:pPr>
+      <w:spacing w:before="100" w:beforeAutospacing="1" w:after="100" w:afterAutospacing="1" w:line="240" w:lineRule="auto"/>
+      <w:jc w:val="left"/>
+    </w:pPr>
+    <w:rPr>
+      <w:szCs w:val="24"/>
+      <w:lang w:val="en-FI" w:eastAsia="en-GB"/>
+    </w:rPr>
+  </w:style>
+  <w:style w:type="character" w:customStyle="1" w:styleId="eop">
+    <w:name w:val="eop"/>
+    <w:basedOn w:val="DefaultParagraphFont"/>
+    <w:rsid w:val="00396CEA"/>
   </w:style>
 </w:styles>
 </file>

--- a/report_lab3.docx
+++ b/report_lab3.docx
@@ -528,14 +528,7 @@
         <w:rPr>
           <w:lang w:val="en-US"/>
         </w:rPr>
-        <w:t xml:space="preserve">ntroduced to the field of the study from a little wider perspective than the study in the report is about, however by supporting the study of the report. This </w:t>
-      </w:r>
-      <w:r>
-        <w:rPr>
-          <w:lang w:val="en-US"/>
-        </w:rPr>
-        <w:lastRenderedPageBreak/>
-        <w:t xml:space="preserve">way the reader is introduced to the subject of the report smoothly. </w:t>
+        <w:t xml:space="preserve">ntroduced to the field of the study from a little wider perspective than the study in the report is about, however by supporting the study of the report. This way the reader is introduced to the subject of the report smoothly. </w:t>
       </w:r>
       <w:r>
         <w:rPr>
@@ -590,6 +583,7 @@
         <w:rPr>
           <w:lang w:val="en-US"/>
         </w:rPr>
+        <w:lastRenderedPageBreak/>
         <w:t>The language of a scientific report is clear, precise, and compac</w:t>
       </w:r>
       <w:r>
@@ -1774,59 +1768,30 @@
     </w:p>
     <w:p>
       <w:pPr>
-        <w:spacing w:before="100" w:beforeAutospacing="1" w:after="100" w:afterAutospacing="1" w:line="240" w:lineRule="auto"/>
-        <w:jc w:val="left"/>
-        <w:rPr>
-          <w:lang w:val="en-US"/>
-        </w:rPr>
-      </w:pPr>
-      <w:r>
-        <w:rPr>
-          <w:szCs w:val="24"/>
-          <w:lang w:val="en-FI" w:eastAsia="en-GB"/>
-        </w:rPr>
+        <w:spacing w:before="100" w:beforeAutospacing="1" w:after="100" w:afterAutospacing="1"/>
+        <w:rPr>
+          <w:lang w:val="en-US"/>
+        </w:rPr>
+      </w:pPr>
+      <w:r>
         <w:t>The slew rate of an op-amp is the maximum rate at which its output voltage can change in response to a step input voltage. It depends on the high-frequency response of the amplifier stages inside the op-amp.</w:t>
       </w:r>
       <w:r>
-        <w:rPr>
-          <w:szCs w:val="24"/>
-          <w:lang w:val="en-FI" w:eastAsia="en-GB"/>
-        </w:rPr>
         <w:t xml:space="preserve"> T</w:t>
       </w:r>
       <w:r>
-        <w:rPr>
-          <w:szCs w:val="24"/>
-          <w:lang w:val="en-FI" w:eastAsia="en-GB"/>
-        </w:rPr>
         <w:t>he high-frequency components of a voltage step are contained in its rising edge, and the upper critical frequency of an amplifier limits how well it can respond to a step input</w:t>
       </w:r>
       <w:r>
-        <w:rPr>
-          <w:szCs w:val="24"/>
-          <w:lang w:val="en-FI" w:eastAsia="en-GB"/>
-        </w:rPr>
         <w:t xml:space="preserve"> (Floyd, 2005, p</w:t>
       </w:r>
       <w:r>
-        <w:rPr>
-          <w:szCs w:val="24"/>
-          <w:lang w:val="en-FI" w:eastAsia="en-GB"/>
-        </w:rPr>
         <w:t>.</w:t>
       </w:r>
       <w:r>
-        <w:rPr>
-          <w:szCs w:val="24"/>
-          <w:lang w:val="en-FI" w:eastAsia="en-GB"/>
-        </w:rPr>
         <w:t>609).</w:t>
       </w:r>
       <w:r>
-        <w:rPr>
-          <w:szCs w:val="24"/>
-          <w:lang w:val="en-FI" w:eastAsia="en-GB"/>
-        </w:rPr>
         <w:t xml:space="preserve"> </w:t>
       </w:r>
       <w:r>
@@ -1838,17 +1803,15 @@
     </w:p>
     <w:p>
       <w:pPr>
-        <w:spacing w:before="100" w:beforeAutospacing="1" w:after="100" w:afterAutospacing="1" w:line="240" w:lineRule="auto"/>
+        <w:spacing w:before="100" w:beforeAutospacing="1" w:after="100" w:afterAutospacing="1"/>
         <w:jc w:val="center"/>
         <w:rPr>
-          <w:szCs w:val="24"/>
-          <w:lang w:val="en-US" w:eastAsia="en-GB"/>
-        </w:rPr>
-      </w:pPr>
-      <w:r>
-        <w:rPr>
-          <w:szCs w:val="24"/>
-          <w:lang w:val="en-US" w:eastAsia="en-GB"/>
+          <w:lang w:val="en-US"/>
+        </w:rPr>
+      </w:pPr>
+      <w:r>
+        <w:rPr>
+          <w:lang w:val="en-US"/>
         </w:rPr>
         <w:drawing>
           <wp:inline distT="0" distB="0" distL="0" distR="0" wp14:anchorId="17BE110D" wp14:editId="54AB8003">
@@ -1951,7 +1914,7 @@
     <w:p>
       <w:pPr>
         <w:rPr>
-          <w:lang w:val="en-US" w:eastAsia="en-GB"/>
+          <w:lang w:val="en-US"/>
         </w:rPr>
       </w:pPr>
       <w:r>
@@ -1969,12 +1932,7 @@
     </w:p>
     <w:p>
       <w:pPr>
-        <w:spacing w:before="100" w:beforeAutospacing="1" w:after="100" w:afterAutospacing="1" w:line="240" w:lineRule="auto"/>
-        <w:jc w:val="left"/>
-        <w:rPr>
-          <w:szCs w:val="24"/>
-          <w:lang w:val="en-FI" w:eastAsia="en-GB"/>
-        </w:rPr>
+        <w:spacing w:before="100" w:beforeAutospacing="1" w:after="100" w:afterAutospacing="1"/>
       </w:pPr>
       <m:oMathPara>
         <m:oMath>
@@ -2041,22 +1999,12 @@
     </w:p>
     <w:p>
       <w:pPr>
-        <w:spacing w:before="100" w:beforeAutospacing="1" w:after="100" w:afterAutospacing="1" w:line="240" w:lineRule="auto"/>
-        <w:jc w:val="left"/>
-        <w:rPr>
-          <w:szCs w:val="24"/>
-          <w:lang w:val="en-FI" w:eastAsia="en-GB"/>
-        </w:rPr>
+        <w:spacing w:before="100" w:beforeAutospacing="1" w:after="100" w:afterAutospacing="1"/>
       </w:pPr>
     </w:p>
     <w:p>
       <w:pPr>
-        <w:spacing w:before="100" w:beforeAutospacing="1" w:after="100" w:afterAutospacing="1" w:line="240" w:lineRule="auto"/>
-        <w:jc w:val="left"/>
-        <w:rPr>
-          <w:szCs w:val="24"/>
-          <w:lang w:val="en-FI" w:eastAsia="en-GB"/>
-        </w:rPr>
+        <w:spacing w:before="100" w:beforeAutospacing="1" w:after="100" w:afterAutospacing="1"/>
       </w:pPr>
     </w:p>
     <w:p>
@@ -2074,12 +2022,83 @@
         <w:t>Output voltage swing</w:t>
       </w:r>
     </w:p>
+    <w:p/>
     <w:p>
       <w:pPr>
         <w:rPr>
-          <w:lang w:val="en-FI" w:eastAsia="en-GB"/>
-        </w:rPr>
-      </w:pPr>
+          <w:lang w:val="en-US"/>
+        </w:rPr>
+      </w:pPr>
+      <w:r>
+        <w:rPr>
+          <w:lang w:val="en-US"/>
+        </w:rPr>
+        <w:t>When no input signal is applied, the output of an op-amp is ideally 0 V, which is known as the quiescent output voltage. When an input signal is applied, the output could ideally swing as far as ±V</w:t>
+      </w:r>
+      <w:r>
+        <w:rPr>
+          <w:vertAlign w:val="subscript"/>
+          <w:lang w:val="en-US"/>
+        </w:rPr>
+        <w:t>CC</w:t>
+      </w:r>
+      <w:r>
+        <w:rPr>
+          <w:lang w:val="en-US"/>
+        </w:rPr>
+        <w:t xml:space="preserve">, </w:t>
+      </w:r>
+      <w:r>
+        <w:rPr>
+          <w:lang w:val="en-US"/>
+        </w:rPr>
+        <w:t>the suppl</w:t>
+      </w:r>
+      <w:r>
+        <w:rPr>
+          <w:lang w:val="en-US"/>
+        </w:rPr>
+        <w:t>y rail</w:t>
+      </w:r>
+      <w:r>
+        <w:rPr>
+          <w:lang w:val="en-US"/>
+        </w:rPr>
+        <w:t xml:space="preserve"> voltages. In practice, the output can come close to these limits but never quite reaches them. The peak-to-peak output swing depends on the load connected to the op-amp, and it increases as the load resistance increases</w:t>
+      </w:r>
+      <w:r>
+        <w:rPr>
+          <w:lang w:val="en-US"/>
+        </w:rPr>
+        <w:t xml:space="preserve"> </w:t>
+      </w:r>
+      <w:r>
+        <w:t>(Floyd, 2005, p</w:t>
+      </w:r>
+      <w:r>
+        <w:t>.</w:t>
+      </w:r>
+      <w:r>
+        <w:t>60</w:t>
+      </w:r>
+      <w:r>
+        <w:t>7</w:t>
+      </w:r>
+      <w:r>
+        <w:t>)</w:t>
+      </w:r>
+      <w:r>
+        <w:rPr>
+          <w:lang w:val="en-US"/>
+        </w:rPr>
+        <w:t>.</w:t>
+      </w:r>
+      <w:r>
+        <w:rPr>
+          <w:lang w:val="en-US"/>
+        </w:rPr>
+        <w:t xml:space="preserve"> </w:t>
+      </w:r>
     </w:p>
     <w:p>
       <w:pPr>
@@ -2091,38 +2110,13 @@
         <w:rPr>
           <w:lang w:val="en-US"/>
         </w:rPr>
-        <w:t>When no input signal is applied, the output of an op-amp is ideally 0 V, which is known as the quiescent output voltage. When an input signal is applied, the output could ideally swing as far as ±V</w:t>
-      </w:r>
-      <w:r>
-        <w:rPr>
-          <w:vertAlign w:val="subscript"/>
-          <w:lang w:val="en-US"/>
-        </w:rPr>
-        <w:t>CC</w:t>
-      </w:r>
-      <w:r>
-        <w:rPr>
-          <w:lang w:val="en-US"/>
-        </w:rPr>
-        <w:t xml:space="preserve">, </w:t>
-      </w:r>
-      <w:r>
-        <w:rPr>
-          <w:lang w:val="en-US"/>
-        </w:rPr>
-        <w:t>the suppl</w:t>
-      </w:r>
-      <w:r>
-        <w:rPr>
-          <w:lang w:val="en-US"/>
-        </w:rPr>
-        <w:t>y rail</w:t>
-      </w:r>
-      <w:r>
-        <w:rPr>
-          <w:lang w:val="en-US"/>
-        </w:rPr>
-        <w:t xml:space="preserve"> voltages. In practice, the output can come close to these limits but never quite reaches them. The peak-to-peak output swing depends on the load connected to the op-amp, and it increases as the load resistance increases</w:t>
+        <w:t>The LM358 is a</w:t>
+      </w:r>
+      <w:r>
+        <w:rPr>
+          <w:lang w:val="en-US"/>
+        </w:rPr>
+        <w:t xml:space="preserve"> so-called single-supply op amp. It has a C-M</w:t>
       </w:r>
       <w:r>
         <w:rPr>
@@ -2132,159 +2126,84 @@
       </w:r>
       <w:r>
         <w:rPr>
-          <w:szCs w:val="24"/>
-          <w:lang w:val="en-FI" w:eastAsia="en-GB"/>
-        </w:rPr>
-        <w:t>(Floyd, 2005, p</w:t>
-      </w:r>
-      <w:r>
-        <w:rPr>
-          <w:szCs w:val="24"/>
-          <w:lang w:val="en-FI" w:eastAsia="en-GB"/>
+          <w:lang w:val="en-US"/>
+        </w:rPr>
+        <w:t xml:space="preserve">(Common mode) </w:t>
+      </w:r>
+      <w:r>
+        <w:rPr>
+          <w:lang w:val="en-US"/>
+        </w:rPr>
+        <w:t>range that extends to, and often slightly below, the negative rail.</w:t>
+      </w:r>
+      <w:r>
+        <w:rPr>
+          <w:lang w:val="en-US"/>
+        </w:rPr>
+        <w:t xml:space="preserve"> </w:t>
+      </w:r>
+      <w:r>
+        <w:rPr>
+          <w:lang w:val="en-US"/>
+        </w:rPr>
+        <w:t>That range allows its use in a wider range of circuits that operate</w:t>
+      </w:r>
+      <w:r>
+        <w:rPr>
+          <w:lang w:val="en-US"/>
+        </w:rPr>
+        <w:t xml:space="preserve"> </w:t>
+      </w:r>
+      <w:r>
+        <w:rPr>
+          <w:lang w:val="en-US"/>
+        </w:rPr>
+        <w:t>close to ground.</w:t>
+      </w:r>
+      <w:r>
+        <w:rPr>
+          <w:lang w:val="en-US"/>
+        </w:rPr>
+        <w:t xml:space="preserve"> </w:t>
+      </w:r>
+      <w:r>
+        <w:rPr>
+          <w:lang w:val="en-US"/>
+        </w:rPr>
+        <w:t>A “rail-to-rail” op-amp goes further, since it can operate with input voltages equal to, or even slightly beyond, both supply rails</w:t>
+      </w:r>
+      <w:r>
+        <w:rPr>
+          <w:lang w:val="en-US"/>
+        </w:rPr>
+        <w:t xml:space="preserve"> </w:t>
+      </w:r>
+      <w:r>
+        <w:rPr>
+          <w:lang w:val="en-US"/>
+        </w:rPr>
+        <w:t>(Trump, 2017, p.4)</w:t>
+      </w:r>
+      <w:r>
+        <w:rPr>
+          <w:lang w:val="en-US"/>
         </w:rPr>
         <w:t>.</w:t>
-      </w:r>
-      <w:r>
-        <w:rPr>
-          <w:szCs w:val="24"/>
-          <w:lang w:val="en-FI" w:eastAsia="en-GB"/>
-        </w:rPr>
-        <w:t>60</w:t>
-      </w:r>
-      <w:r>
-        <w:rPr>
-          <w:szCs w:val="24"/>
-          <w:lang w:val="en-FI" w:eastAsia="en-GB"/>
-        </w:rPr>
-        <w:t>7</w:t>
-      </w:r>
-      <w:r>
-        <w:rPr>
-          <w:szCs w:val="24"/>
-          <w:lang w:val="en-FI" w:eastAsia="en-GB"/>
-        </w:rPr>
-        <w:t>)</w:t>
-      </w:r>
-      <w:r>
-        <w:rPr>
-          <w:lang w:val="en-US"/>
-        </w:rPr>
-        <w:t>.</w:t>
-      </w:r>
-      <w:r>
-        <w:rPr>
-          <w:lang w:val="en-US"/>
-        </w:rPr>
-        <w:t xml:space="preserve"> </w:t>
       </w:r>
     </w:p>
     <w:p>
       <w:pPr>
         <w:rPr>
-          <w:lang w:val="en-US"/>
-        </w:rPr>
-      </w:pPr>
-      <w:r>
-        <w:rPr>
-          <w:lang w:val="en-US"/>
-        </w:rPr>
-        <w:t>The LM358 is a</w:t>
-      </w:r>
-      <w:r>
-        <w:rPr>
-          <w:lang w:val="en-US"/>
-        </w:rPr>
-        <w:t xml:space="preserve"> so-called single-supply op amp. It has a C-M</w:t>
-      </w:r>
-      <w:r>
-        <w:rPr>
-          <w:lang w:val="en-US"/>
-        </w:rPr>
-        <w:t xml:space="preserve"> </w:t>
-      </w:r>
-      <w:r>
-        <w:rPr>
-          <w:lang w:val="en-US"/>
-        </w:rPr>
-        <w:t xml:space="preserve">(Common mode) </w:t>
-      </w:r>
-      <w:r>
-        <w:rPr>
-          <w:lang w:val="en-US"/>
-        </w:rPr>
-        <w:t>range that extends to, and often slightly below, the negative rail.</w:t>
-      </w:r>
-      <w:r>
-        <w:rPr>
-          <w:lang w:val="en-US"/>
-        </w:rPr>
-        <w:t xml:space="preserve"> </w:t>
-      </w:r>
-      <w:r>
-        <w:rPr>
-          <w:lang w:val="en-US"/>
-        </w:rPr>
-        <w:t>That range allows its use in a wider range of circuits that operate</w:t>
-      </w:r>
-      <w:r>
-        <w:rPr>
-          <w:lang w:val="en-US"/>
-        </w:rPr>
-        <w:t xml:space="preserve"> </w:t>
-      </w:r>
-      <w:r>
-        <w:rPr>
-          <w:lang w:val="en-US"/>
-        </w:rPr>
-        <w:t>close to ground.</w:t>
-      </w:r>
-      <w:r>
-        <w:rPr>
-          <w:lang w:val="en-US"/>
-        </w:rPr>
-        <w:t xml:space="preserve"> </w:t>
-      </w:r>
-      <w:r>
-        <w:rPr>
-          <w:lang w:val="en-US"/>
-        </w:rPr>
-        <w:t>A “rail-to-rail” op-amp goes further, since it can operate with input voltages equal to, or even slightly beyond, both supply rails</w:t>
-      </w:r>
-      <w:r>
-        <w:rPr>
-          <w:lang w:val="en-US"/>
-        </w:rPr>
-        <w:t xml:space="preserve"> </w:t>
-      </w:r>
-      <w:r>
-        <w:rPr>
-          <w:lang w:val="en-US"/>
-        </w:rPr>
-        <w:t>(Trump, 2017, p.4)</w:t>
-      </w:r>
-      <w:r>
-        <w:rPr>
-          <w:lang w:val="en-US"/>
-        </w:rPr>
-        <w:t>.</w:t>
-      </w:r>
+          <w:lang w:val="en-US" w:eastAsia="fi-FI"/>
+        </w:rPr>
+      </w:pPr>
     </w:p>
     <w:p>
       <w:pPr>
-        <w:rPr>
-          <w:lang w:val="en-US"/>
-        </w:rPr>
-      </w:pPr>
-    </w:p>
-    <w:p>
-      <w:pPr>
         <w:keepNext/>
         <w:jc w:val="center"/>
       </w:pPr>
       <w:r>
-        <w:rPr>
-          <w:lang w:val="en-FI" w:eastAsia="en-GB"/>
-        </w:rPr>
         <w:drawing>
           <wp:inline distT="0" distB="0" distL="0" distR="0" wp14:anchorId="1CFF150C" wp14:editId="75BAEBD5">
             <wp:extent cx="4474724" cy="2044136"/>
@@ -2733,6 +2652,49 @@
           <w:lang w:val="en-US"/>
         </w:rPr>
       </w:pPr>
+    </w:p>
+    <w:p>
+      <w:pPr>
+        <w:rPr>
+          <w:lang w:val="en-US"/>
+        </w:rPr>
+      </w:pPr>
+      <w:r>
+        <w:rPr>
+          <w:lang w:val="en-US"/>
+        </w:rPr>
+        <w:t xml:space="preserve">To measure the noise of a non-inverting amplifier with a gain of 100 (40 dB) </w:t>
+      </w:r>
+      <w:r>
+        <w:rPr>
+          <w:lang w:val="en-US"/>
+        </w:rPr>
+        <w:t xml:space="preserve">it </w:t>
+      </w:r>
+      <w:r>
+        <w:rPr>
+          <w:lang w:val="en-US"/>
+        </w:rPr>
+        <w:t>was followed by a first-order RC low-pass filter with a cutoff frequency of 1 kHz, as shown in Figure 7. The high gain raises the small noise voltage to a level that is easy to measure, and the filter limits the measurement bandwidth so that the noise is integrated over a well-defined frequency range</w:t>
+      </w:r>
+      <w:r>
+        <w:rPr>
+          <w:lang w:val="en-US"/>
+        </w:rPr>
+        <w:t>.</w:t>
+      </w:r>
+    </w:p>
+    <w:p>
+      <w:pPr>
+        <w:rPr>
+          <w:lang w:val="en-US"/>
+        </w:rPr>
+      </w:pPr>
+    </w:p>
+    <w:p>
+      <w:pPr>
+        <w:keepNext/>
+      </w:pPr>
       <w:r>
         <w:rPr>
           <w:lang w:val="en-US"/>
@@ -2776,13 +2738,101 @@
     </w:p>
     <w:p>
       <w:pPr>
-        <w:rPr>
-          <w:lang w:val="en-US"/>
-        </w:rPr>
-      </w:pPr>
+        <w:pStyle w:val="Caption"/>
+        <w:ind w:left="0" w:firstLine="0"/>
+        <w:rPr>
+          <w:lang w:val="en-US"/>
+        </w:rPr>
+      </w:pPr>
+      <w:r>
+        <w:rPr>
+          <w:lang w:val="en-US"/>
+        </w:rPr>
+        <w:t xml:space="preserve">Figure </w:t>
+      </w:r>
+      <w:r>
+        <w:fldChar w:fldCharType="begin"/>
+      </w:r>
+      <w:r>
+        <w:rPr>
+          <w:lang w:val="en-US"/>
+        </w:rPr>
+        <w:instrText xml:space="preserve"> SEQ Figure \* ARABIC </w:instrText>
+      </w:r>
+      <w:r>
+        <w:fldChar w:fldCharType="separate"/>
+      </w:r>
+      <w:r>
+        <w:rPr>
+          <w:noProof/>
+          <w:lang w:val="en-US"/>
+        </w:rPr>
+        <w:t>7</w:t>
+      </w:r>
+      <w:r>
+        <w:fldChar w:fldCharType="end"/>
+      </w:r>
+      <w:r>
+        <w:rPr>
+          <w:lang w:val="en-US"/>
+        </w:rPr>
+        <w:t xml:space="preserve">. </w:t>
+      </w:r>
+      <w:r>
+        <w:rPr>
+          <w:lang w:val="en-US"/>
+        </w:rPr>
+        <w:t>Circuit designed for the noise measurements. An LM358 non-inverting amplifier (</w:t>
+      </w:r>
+      <w:proofErr w:type="spellStart"/>
+      <w:r>
+        <w:rPr>
+          <w:lang w:val="en-US"/>
+        </w:rPr>
+        <w:t>R_f</w:t>
+      </w:r>
+      <w:proofErr w:type="spellEnd"/>
+      <w:r>
+        <w:rPr>
+          <w:lang w:val="en-US"/>
+        </w:rPr>
+        <w:t xml:space="preserve"> = 100 k</w:t>
+      </w:r>
+      <w:r>
+        <w:t>Ω</w:t>
+      </w:r>
+      <w:r>
+        <w:rPr>
+          <w:lang w:val="en-US"/>
+        </w:rPr>
+        <w:t>, R_1 = 1 k</w:t>
+      </w:r>
+      <w:r>
+        <w:t>Ω</w:t>
+      </w:r>
+      <w:r>
+        <w:rPr>
+          <w:lang w:val="en-US"/>
+        </w:rPr>
+        <w:t>) provides a gain of about 100 (40 dB), and a first-order RC low-pass filter at the output limits the measurement bandwidth to a cutoff frequency of 1 kHz</w:t>
+      </w:r>
+      <w:r>
+        <w:rPr>
+          <w:lang w:val="en-US"/>
+        </w:rPr>
+        <w:t>.</w:t>
+      </w:r>
+      <w:r>
+        <w:rPr>
+          <w:lang w:val="en-US"/>
+        </w:rPr>
+        <w:t xml:space="preserve"> </w:t>
+      </w:r>
     </w:p>
     <w:p>
       <w:pPr>
+        <w:pStyle w:val="Caption"/>
+        <w:ind w:left="0" w:firstLine="0"/>
         <w:rPr>
           <w:lang w:val="en-US"/>
         </w:rPr>
@@ -2790,126 +2840,161 @@
     </w:p>
     <w:p>
       <w:pPr>
-        <w:rPr>
-          <w:bCs/>
-          <w:lang w:val="en-US"/>
-        </w:rPr>
-      </w:pPr>
-      <w:r>
-        <w:rPr>
-          <w:b/>
-          <w:lang w:val="en-US"/>
-        </w:rPr>
-        <w:t>The methods section of a short report is comp</w:t>
-      </w:r>
-      <w:r>
-        <w:rPr>
-          <w:b/>
-          <w:lang w:val="en-US"/>
-        </w:rPr>
-        <w:t xml:space="preserve">act, but comprehensive. </w:t>
-      </w:r>
-      <w:r>
-        <w:rPr>
-          <w:bCs/>
-          <w:lang w:val="en-US"/>
-        </w:rPr>
-        <w:t>It presents the measurement setup or any other experimentation s</w:t>
-      </w:r>
-      <w:r>
-        <w:rPr>
-          <w:bCs/>
-          <w:lang w:val="en-US"/>
-        </w:rPr>
-        <w:t>etups</w:t>
-      </w:r>
-      <w:r>
-        <w:rPr>
-          <w:bCs/>
-          <w:lang w:val="en-US"/>
-        </w:rPr>
-        <w:t xml:space="preserve"> </w:t>
-      </w:r>
-      <w:r>
-        <w:rPr>
-          <w:bCs/>
-          <w:lang w:val="en-US"/>
-        </w:rPr>
-        <w:t xml:space="preserve">for example with circuit diagrams or other demonstrative figures and dimensioning calculations, if necessary. It is especially important that after reading the section the reader understands what is measured using which instruments. If the result is calculated based on multiple measurements, the equations must be presented and justified shortly. </w:t>
-      </w:r>
-      <w:r>
-        <w:rPr>
-          <w:b/>
-          <w:lang w:val="en-US"/>
-        </w:rPr>
-        <w:t>In a longer research report paper the methods description is longer if needed.</w:t>
-      </w:r>
-      <w:r>
-        <w:rPr>
-          <w:bCs/>
-          <w:lang w:val="en-US"/>
-        </w:rPr>
-        <w:t xml:space="preserve"> Typically, some justifications are presented for the selected methods or the instruments using literature or calculations.</w:t>
+        <w:pStyle w:val="Caption"/>
+        <w:ind w:left="0" w:firstLine="0"/>
+        <w:rPr>
+          <w:lang w:val="en-US"/>
+        </w:rPr>
+      </w:pPr>
+      <w:r>
+        <w:rPr>
+          <w:lang w:val="en-US"/>
+        </w:rPr>
+        <w:t>(need to fix th</w:t>
+      </w:r>
+      <w:r>
+        <w:rPr>
+          <w:lang w:val="en-US"/>
+        </w:rPr>
+        <w:t>e diagram and add the bypass capacitors to the power rails</w:t>
+      </w:r>
+      <w:r>
+        <w:rPr>
+          <w:lang w:val="en-US"/>
+        </w:rPr>
+        <w:t>)</w:t>
       </w:r>
     </w:p>
     <w:p>
       <w:pPr>
         <w:rPr>
-          <w:bCs/>
-          <w:lang w:val="en-US"/>
-        </w:rPr>
-      </w:pPr>
-      <w:r>
-        <w:rPr>
-          <w:bCs/>
-          <w:lang w:val="en-US"/>
-        </w:rPr>
-        <w:t xml:space="preserve">Using figures can </w:t>
-      </w:r>
-      <w:r>
-        <w:rPr>
-          <w:bCs/>
-          <w:lang w:val="en-US"/>
-        </w:rPr>
-        <w:t xml:space="preserve">demonstrate for example circuits and the voltage and current behaviors in them (Figure 1). </w:t>
-      </w:r>
-      <w:r>
-        <w:rPr>
-          <w:bCs/>
-          <w:lang w:val="en-US"/>
-        </w:rPr>
-        <w:t>If the report has figures, they are numbered, and t</w:t>
-      </w:r>
-      <w:r>
-        <w:rPr>
-          <w:bCs/>
-          <w:lang w:val="en-US"/>
-        </w:rPr>
-        <w:t xml:space="preserve">hey must be referenced in the text. </w:t>
-      </w:r>
-      <w:r>
-        <w:rPr>
-          <w:bCs/>
-          <w:lang w:val="en-US"/>
-        </w:rPr>
-        <w:t xml:space="preserve">The figures must have a caption, which shortly explains </w:t>
-      </w:r>
-      <w:r>
-        <w:rPr>
-          <w:bCs/>
-          <w:lang w:val="en-US"/>
-        </w:rPr>
-        <w:t>the reader what the figure shows.</w:t>
-      </w:r>
+          <w:lang w:val="en-US"/>
+        </w:rPr>
+      </w:pPr>
     </w:p>
     <w:p>
       <w:pPr>
+        <w:rPr>
+          <w:bCs/>
+          <w:lang w:val="en-US"/>
+        </w:rPr>
+      </w:pPr>
+      <w:r>
+        <w:rPr>
+          <w:b/>
+          <w:lang w:val="en-US"/>
+        </w:rPr>
+        <w:t>The methods section of a short report is comp</w:t>
+      </w:r>
+      <w:r>
+        <w:rPr>
+          <w:b/>
+          <w:lang w:val="en-US"/>
+        </w:rPr>
+        <w:t xml:space="preserve">act, but comprehensive. </w:t>
+      </w:r>
+      <w:r>
+        <w:rPr>
+          <w:bCs/>
+          <w:lang w:val="en-US"/>
+        </w:rPr>
+        <w:t>It presents the measurement setup or any other experimentation s</w:t>
+      </w:r>
+      <w:r>
+        <w:rPr>
+          <w:bCs/>
+          <w:lang w:val="en-US"/>
+        </w:rPr>
+        <w:t>etups</w:t>
+      </w:r>
+      <w:r>
+        <w:rPr>
+          <w:bCs/>
+          <w:lang w:val="en-US"/>
+        </w:rPr>
+        <w:t xml:space="preserve"> </w:t>
+      </w:r>
+      <w:r>
+        <w:rPr>
+          <w:bCs/>
+          <w:lang w:val="en-US"/>
+        </w:rPr>
+        <w:t xml:space="preserve">for example with circuit diagrams or other demonstrative figures and dimensioning calculations, if necessary. It is especially important that after reading the section the reader understands what is measured using which instruments. If the result is calculated based on multiple measurements, the equations must be presented and justified shortly. </w:t>
+      </w:r>
+      <w:r>
+        <w:rPr>
+          <w:b/>
+          <w:lang w:val="en-US"/>
+        </w:rPr>
+        <w:t>In a longer research report paper the methods description is longer if needed.</w:t>
+      </w:r>
+      <w:r>
+        <w:rPr>
+          <w:bCs/>
+          <w:lang w:val="en-US"/>
+        </w:rPr>
+        <w:t xml:space="preserve"> Typically, some justifications are presented for the selected methods or the instruments using literature or calculations.</w:t>
+      </w:r>
+    </w:p>
+    <w:p>
+      <w:pPr>
+        <w:rPr>
+          <w:bCs/>
+          <w:lang w:val="en-US"/>
+        </w:rPr>
+      </w:pPr>
+      <w:r>
+        <w:rPr>
+          <w:bCs/>
+          <w:lang w:val="en-US"/>
+        </w:rPr>
+        <w:t xml:space="preserve">Using figures can </w:t>
+      </w:r>
+      <w:r>
+        <w:rPr>
+          <w:bCs/>
+          <w:lang w:val="en-US"/>
+        </w:rPr>
+        <w:t xml:space="preserve">demonstrate for example circuits and the voltage and current behaviors in them (Figure 1). </w:t>
+      </w:r>
+      <w:r>
+        <w:rPr>
+          <w:bCs/>
+          <w:lang w:val="en-US"/>
+        </w:rPr>
+        <w:t>If the report has figures, they are numbered, and t</w:t>
+      </w:r>
+      <w:r>
+        <w:rPr>
+          <w:bCs/>
+          <w:lang w:val="en-US"/>
+        </w:rPr>
+        <w:t xml:space="preserve">hey must be referenced in the text. </w:t>
+      </w:r>
+      <w:r>
+        <w:rPr>
+          <w:bCs/>
+          <w:lang w:val="en-US"/>
+        </w:rPr>
+        <w:t xml:space="preserve">The figures must have a caption, which shortly explains </w:t>
+      </w:r>
+      <w:r>
+        <w:rPr>
+          <w:bCs/>
+          <w:lang w:val="en-US"/>
+        </w:rPr>
+        <w:t>the reader what the figure shows.</w:t>
+      </w:r>
+    </w:p>
+    <w:p>
+      <w:pPr>
         <w:jc w:val="center"/>
       </w:pPr>
       <w:r>
         <w:rPr>
           <w:noProof/>
         </w:rPr>
+        <w:lastRenderedPageBreak/>
         <w:drawing>
           <wp:inline distT="0" distB="0" distL="0" distR="0" wp14:anchorId="28A8F9C5" wp14:editId="054001C6">
             <wp:extent cx="4361246" cy="1323830"/>
@@ -3237,7 +3322,6 @@
                   <w:caps/>
                   <w:sz w:val="22"/>
                 </w:rPr>
-                <w:lastRenderedPageBreak/>
                 <m:t>i</m:t>
               </m:r>
               <m:d>
@@ -3938,6 +4022,7 @@
         <w:pStyle w:val="Heading1"/>
       </w:pPr>
       <w:r>
+        <w:lastRenderedPageBreak/>
         <w:t>Results</w:t>
       </w:r>
     </w:p>
@@ -3964,13 +4049,72 @@
     </w:p>
     <w:p>
       <w:pPr>
+        <w:rPr>
+          <w:lang w:val="en-US"/>
+        </w:rPr>
+      </w:pPr>
+      <w:r>
+        <w:rPr>
+          <w:lang w:val="en-US"/>
+        </w:rPr>
+        <w:t xml:space="preserve">The small-signal frequency responses of the four LM358 operational amplifier configurations were characterized across a broad frequency spectrum from 10 Hz up to 24.83 </w:t>
+      </w:r>
+      <w:proofErr w:type="spellStart"/>
+      <w:r>
+        <w:rPr>
+          <w:lang w:val="en-US"/>
+        </w:rPr>
+        <w:t>MHz.</w:t>
+      </w:r>
+      <w:proofErr w:type="spellEnd"/>
+      <w:r>
+        <w:rPr>
+          <w:lang w:val="en-US"/>
+        </w:rPr>
+        <w:t xml:space="preserve"> Below, each circuit configuration is systematically evaluated by comparing its SPICE </w:t>
+      </w:r>
+      <w:proofErr w:type="spellStart"/>
+      <w:r>
+        <w:rPr>
+          <w:lang w:val="en-US"/>
+        </w:rPr>
+        <w:t>macromodel</w:t>
+      </w:r>
+      <w:proofErr w:type="spellEnd"/>
+      <w:r>
+        <w:rPr>
+          <w:lang w:val="en-US"/>
+        </w:rPr>
+        <w:t xml:space="preserve"> simulation with the</w:t>
+      </w:r>
+      <w:r>
+        <w:rPr>
+          <w:lang w:val="en-US"/>
+        </w:rPr>
+        <w:t xml:space="preserve"> </w:t>
+      </w:r>
+      <w:r>
+        <w:rPr>
+          <w:lang w:val="en-US"/>
+        </w:rPr>
+        <w:t>laboratory measurements.</w:t>
+      </w:r>
+    </w:p>
+    <w:p>
+      <w:pPr>
+        <w:rPr>
+          <w:lang w:val="en-US"/>
+        </w:rPr>
+      </w:pPr>
+    </w:p>
+    <w:p>
+      <w:pPr>
         <w:keepNext/>
       </w:pPr>
       <w:r>
         <w:rPr>
           <w:noProof/>
         </w:rPr>
-        <w:lastRenderedPageBreak/>
         <w:drawing>
           <wp:inline distT="0" distB="0" distL="0" distR="0" wp14:anchorId="453A8EE3" wp14:editId="72887FC4">
             <wp:extent cx="6189345" cy="1899285"/>
@@ -4011,6 +4155,7 @@
     <w:p>
       <w:pPr>
         <w:pStyle w:val="Caption"/>
+        <w:ind w:left="0" w:firstLine="0"/>
         <w:rPr>
           <w:lang w:val="en-US"/>
         </w:rPr>
@@ -4038,7 +4183,7 @@
           <w:noProof/>
           <w:lang w:val="en-US"/>
         </w:rPr>
-        <w:t>7</w:t>
+        <w:t>8</w:t>
       </w:r>
       <w:r>
         <w:fldChar w:fldCharType="end"/>
@@ -4047,31 +4192,129 @@
         <w:rPr>
           <w:lang w:val="en-US"/>
         </w:rPr>
-        <w:t>. The simulated frequency response of</w:t>
-      </w:r>
-      <w:r>
-        <w:rPr>
-          <w:lang w:val="en-US"/>
-        </w:rPr>
-        <w:t xml:space="preserve"> a</w:t>
-      </w:r>
-      <w:r>
-        <w:rPr>
-          <w:lang w:val="en-US"/>
-        </w:rPr>
-        <w:t xml:space="preserve"> LM358</w:t>
-      </w:r>
-      <w:r>
-        <w:rPr>
-          <w:lang w:val="en-US"/>
-        </w:rPr>
-        <w:t xml:space="preserve"> voltage follower</w:t>
-      </w:r>
-      <w:r>
-        <w:rPr>
-          <w:lang w:val="en-US"/>
-        </w:rPr>
-        <w:t xml:space="preserve"> from 10Hz to 10MHz.</w:t>
+        <w:t>.</w:t>
+      </w:r>
+      <w:r>
+        <w:rPr>
+          <w:lang w:val="en-US"/>
+        </w:rPr>
+        <w:t xml:space="preserve"> </w:t>
+      </w:r>
+      <w:r>
+        <w:rPr>
+          <w:lang w:val="en-US"/>
+        </w:rPr>
+        <w:t xml:space="preserve">Simulated small-signal frequency response of the LM358 voltage follower (Av = 1, 0 dB) in </w:t>
+      </w:r>
+      <w:proofErr w:type="spellStart"/>
+      <w:r>
+        <w:rPr>
+          <w:lang w:val="en-US"/>
+        </w:rPr>
+        <w:t>LTSpice</w:t>
+      </w:r>
+      <w:proofErr w:type="spellEnd"/>
+      <w:r>
+        <w:rPr>
+          <w:lang w:val="en-US"/>
+        </w:rPr>
+        <w:t xml:space="preserve"> from 10 Hz to 10 </w:t>
+      </w:r>
+      <w:proofErr w:type="spellStart"/>
+      <w:r>
+        <w:rPr>
+          <w:lang w:val="en-US"/>
+        </w:rPr>
+        <w:t>MHz.</w:t>
+      </w:r>
+      <w:proofErr w:type="spellEnd"/>
+      <w:r>
+        <w:rPr>
+          <w:lang w:val="en-US"/>
+        </w:rPr>
+        <w:t xml:space="preserve"> The simulation exhibits a flat 0 dB passband with mild gain peaking near 800 kHz arising from phase margin degradation</w:t>
+      </w:r>
+      <w:r>
+        <w:rPr>
+          <w:lang w:val="en-US"/>
+        </w:rPr>
+        <w:t xml:space="preserve">, </w:t>
+      </w:r>
+      <w:r>
+        <w:rPr>
+          <w:lang w:val="en-US"/>
+        </w:rPr>
+        <w:t>reaching a -3 dB cutoff frequency at 1.</w:t>
+      </w:r>
+      <w:r>
+        <w:rPr>
+          <w:lang w:val="en-US"/>
+        </w:rPr>
+        <w:t>1</w:t>
+      </w:r>
+      <w:r>
+        <w:rPr>
+          <w:lang w:val="en-US"/>
+        </w:rPr>
+        <w:t xml:space="preserve">5 </w:t>
+      </w:r>
+      <w:proofErr w:type="spellStart"/>
+      <w:r>
+        <w:rPr>
+          <w:lang w:val="en-US"/>
+        </w:rPr>
+        <w:t>MHz.</w:t>
+      </w:r>
+      <w:proofErr w:type="spellEnd"/>
+      <w:r>
+        <w:rPr>
+          <w:lang w:val="en-US"/>
+        </w:rPr>
+        <w:t xml:space="preserve"> Phase remains near 0° at low </w:t>
+      </w:r>
+      <w:proofErr w:type="gramStart"/>
+      <w:r>
+        <w:rPr>
+          <w:lang w:val="en-US"/>
+        </w:rPr>
+        <w:t xml:space="preserve">frequencies, </w:t>
+      </w:r>
+      <w:r>
+        <w:rPr>
+          <w:lang w:val="en-US"/>
+        </w:rPr>
+        <w:t>and</w:t>
+      </w:r>
+      <w:proofErr w:type="gramEnd"/>
+      <w:r>
+        <w:rPr>
+          <w:lang w:val="en-US"/>
+        </w:rPr>
+        <w:t xml:space="preserve"> start </w:t>
+      </w:r>
+      <w:r>
+        <w:rPr>
+          <w:lang w:val="en-US"/>
+        </w:rPr>
+        <w:t>dropping</w:t>
+      </w:r>
+      <w:r>
+        <w:rPr>
+          <w:lang w:val="en-US"/>
+        </w:rPr>
+        <w:t xml:space="preserve"> </w:t>
+      </w:r>
+      <w:r>
+        <w:rPr>
+          <w:lang w:val="en-US"/>
+        </w:rPr>
+        <w:t>at 700 kHz</w:t>
+      </w:r>
+      <w:r>
+        <w:rPr>
+          <w:lang w:val="en-US"/>
+        </w:rPr>
+        <w:t>.</w:t>
       </w:r>
     </w:p>
     <w:p>
@@ -4130,6 +4373,7 @@
     <w:p>
       <w:pPr>
         <w:pStyle w:val="Caption"/>
+        <w:ind w:left="0" w:firstLine="0"/>
         <w:rPr>
           <w:lang w:val="en-US"/>
         </w:rPr>
@@ -4157,7 +4401,7 @@
           <w:noProof/>
           <w:lang w:val="en-US"/>
         </w:rPr>
-        <w:t>8</w:t>
+        <w:t>9</w:t>
       </w:r>
       <w:r>
         <w:fldChar w:fldCharType="end"/>
@@ -4166,13 +4410,19 @@
         <w:rPr>
           <w:lang w:val="en-US"/>
         </w:rPr>
-        <w:t xml:space="preserve">. The measured frequency response of a </w:t>
-      </w:r>
-      <w:r>
-        <w:rPr>
-          <w:lang w:val="en-US"/>
-        </w:rPr>
-        <w:t>LM358</w:t>
+        <w:t xml:space="preserve">. </w:t>
+      </w:r>
+      <w:r>
+        <w:rPr>
+          <w:lang w:val="en-US"/>
+        </w:rPr>
+        <w:t xml:space="preserve">Measured small-signal frequency response of the LM358 voltage follower </w:t>
+      </w:r>
+      <w:r>
+        <w:rPr>
+          <w:lang w:val="en-US"/>
+        </w:rPr>
+        <w:t>(Av = 1, 0 dB)</w:t>
       </w:r>
       <w:r>
         <w:rPr>
@@ -4184,25 +4434,14 @@
         <w:rPr>
           <w:lang w:val="en-US"/>
         </w:rPr>
-        <w:t>voltage follower</w:t>
-      </w:r>
-      <w:r>
-        <w:rPr>
-          <w:lang w:val="en-US"/>
-        </w:rPr>
-        <w:t xml:space="preserve"> </w:t>
-      </w:r>
-      <w:r>
-        <w:rPr>
-          <w:lang w:val="en-US"/>
-        </w:rPr>
-        <w:t>from 100Hz to 24.8</w:t>
-      </w:r>
-      <w:r>
-        <w:rPr>
-          <w:lang w:val="en-US"/>
-        </w:rPr>
-        <w:t>3MHz</w:t>
+        <w:t xml:space="preserve">from 100 Hz to 24.83 MHz obtained in the laboratory. The low-frequency passband confirms unity gain (0.0 dB) up to 50 kHz, with the experimental -3 dB cutoff occurring at approximately 70 kHz. A standard -20 dB/decade roll-off is maintained up to 2 MHz (-32 dB), beyond which breadboard stray capacitance and probe ground loop inductance induce a secondary parasitic transmission peak reaching -17 dB at 10 </w:t>
+      </w:r>
+      <w:proofErr w:type="spellStart"/>
+      <w:r>
+        <w:rPr>
+          <w:lang w:val="en-US"/>
+        </w:rPr>
+        <w:t>MHz</w:t>
       </w:r>
       <w:r>
         <w:rPr>
@@ -4210,6 +4449,7 @@
         </w:rPr>
         <w:t>.</w:t>
       </w:r>
+      <w:proofErr w:type="spellEnd"/>
     </w:p>
     <w:p>
       <w:pPr>
@@ -4226,6 +4466,7 @@
         <w:rPr>
           <w:noProof/>
         </w:rPr>
+        <w:lastRenderedPageBreak/>
         <w:drawing>
           <wp:inline distT="0" distB="0" distL="0" distR="0" wp14:anchorId="799A7238" wp14:editId="351CBD77">
             <wp:extent cx="6189345" cy="1905635"/>
@@ -4293,7 +4534,7 @@
           <w:noProof/>
           <w:lang w:val="en-US"/>
         </w:rPr>
-        <w:t>9</w:t>
+        <w:t>10</w:t>
       </w:r>
       <w:r>
         <w:fldChar w:fldCharType="end"/>
@@ -4351,7 +4592,6 @@
           <w:noProof/>
           <w:lang w:val="en-US"/>
         </w:rPr>
-        <w:lastRenderedPageBreak/>
         <w:drawing>
           <wp:inline distT="0" distB="0" distL="0" distR="0" wp14:anchorId="0D156E4B" wp14:editId="006CB1CA">
             <wp:extent cx="6189345" cy="1899285"/>
@@ -4419,7 +4659,7 @@
           <w:noProof/>
           <w:lang w:val="en-US"/>
         </w:rPr>
-        <w:t>10</w:t>
+        <w:t>11</w:t>
       </w:r>
       <w:r>
         <w:fldChar w:fldCharType="end"/>
@@ -4519,7 +4759,7 @@
           <w:noProof/>
           <w:lang w:val="en-US"/>
         </w:rPr>
-        <w:t>11</w:t>
+        <w:t>12</w:t>
       </w:r>
       <w:r>
         <w:fldChar w:fldCharType="end"/>
@@ -4590,6 +4830,7 @@
           <w:noProof/>
           <w:lang w:val="en-US"/>
         </w:rPr>
+        <w:lastRenderedPageBreak/>
         <w:drawing>
           <wp:inline distT="0" distB="0" distL="0" distR="0" wp14:anchorId="783AA0A3" wp14:editId="64CBB4E2">
             <wp:extent cx="6189345" cy="1899285"/>
@@ -4657,7 +4898,7 @@
           <w:noProof/>
           <w:lang w:val="en-US"/>
         </w:rPr>
-        <w:t>12</w:t>
+        <w:t>13</w:t>
       </w:r>
       <w:r>
         <w:fldChar w:fldCharType="end"/>
@@ -4748,7 +4989,6 @@
           <w:noProof/>
           <w:lang w:val="en-US"/>
         </w:rPr>
-        <w:lastRenderedPageBreak/>
         <w:drawing>
           <wp:inline distT="0" distB="0" distL="0" distR="0" wp14:anchorId="2CCD9FFF" wp14:editId="677FC324">
             <wp:extent cx="6189345" cy="1905635"/>
@@ -4816,7 +5056,7 @@
           <w:noProof/>
           <w:lang w:val="en-US"/>
         </w:rPr>
-        <w:t>13</w:t>
+        <w:t>14</w:t>
       </w:r>
       <w:r>
         <w:fldChar w:fldCharType="end"/>
@@ -4954,7 +5194,7 @@
           <w:noProof/>
           <w:lang w:val="en-US"/>
         </w:rPr>
-        <w:t>14</w:t>
+        <w:t>15</w:t>
       </w:r>
       <w:r>
         <w:fldChar w:fldCharType="end"/>
@@ -5028,26 +5268,1850 @@
         </w:rPr>
       </w:pPr>
     </w:p>
+    <w:tbl>
+      <w:tblPr>
+        <w:tblW w:w="0" w:type="auto"/>
+        <w:jc w:val="center"/>
+        <w:tblBorders>
+          <w:top w:val="outset" w:sz="6" w:space="0" w:color="auto"/>
+          <w:left w:val="outset" w:sz="6" w:space="0" w:color="auto"/>
+          <w:bottom w:val="outset" w:sz="6" w:space="0" w:color="auto"/>
+          <w:right w:val="outset" w:sz="6" w:space="0" w:color="auto"/>
+        </w:tblBorders>
+        <w:tblCellMar>
+          <w:top w:w="15" w:type="dxa"/>
+          <w:left w:w="15" w:type="dxa"/>
+          <w:bottom w:w="15" w:type="dxa"/>
+          <w:right w:w="15" w:type="dxa"/>
+        </w:tblCellMar>
+        <w:tblLook w:val="04A0" w:firstRow="1" w:lastRow="0" w:firstColumn="1" w:lastColumn="0" w:noHBand="0" w:noVBand="1"/>
+      </w:tblPr>
+      <w:tblGrid>
+        <w:gridCol w:w="1800"/>
+        <w:gridCol w:w="1800"/>
+        <w:gridCol w:w="1800"/>
+        <w:gridCol w:w="1800"/>
+      </w:tblGrid>
+      <w:tr>
+        <w:trPr>
+          <w:trHeight w:val="300"/>
+          <w:jc w:val="center"/>
+        </w:trPr>
+        <w:tc>
+          <w:tcPr>
+            <w:tcW w:w="1800" w:type="dxa"/>
+            <w:tcBorders>
+              <w:top w:val="single" w:sz="6" w:space="0" w:color="auto"/>
+              <w:left w:val="single" w:sz="6" w:space="0" w:color="auto"/>
+              <w:bottom w:val="single" w:sz="6" w:space="0" w:color="auto"/>
+              <w:right w:val="single" w:sz="6" w:space="0" w:color="auto"/>
+            </w:tcBorders>
+            <w:vAlign w:val="center"/>
+            <w:hideMark/>
+          </w:tcPr>
+          <w:p>
+            <w:pPr>
+              <w:pStyle w:val="paragraph"/>
+              <w:spacing w:before="0" w:beforeAutospacing="0" w:after="0" w:afterAutospacing="0"/>
+              <w:textAlignment w:val="baseline"/>
+            </w:pPr>
+            <w:r>
+              <w:rPr>
+                <w:rStyle w:val="eop"/>
+                <w:rFonts w:ascii="Aptos" w:hAnsi="Aptos"/>
+              </w:rPr>
+              <w:t> </w:t>
+            </w:r>
+          </w:p>
+        </w:tc>
+        <w:tc>
+          <w:tcPr>
+            <w:tcW w:w="1800" w:type="dxa"/>
+            <w:tcBorders>
+              <w:top w:val="single" w:sz="6" w:space="0" w:color="auto"/>
+              <w:left w:val="single" w:sz="6" w:space="0" w:color="auto"/>
+              <w:bottom w:val="single" w:sz="6" w:space="0" w:color="auto"/>
+              <w:right w:val="single" w:sz="6" w:space="0" w:color="auto"/>
+            </w:tcBorders>
+            <w:vAlign w:val="center"/>
+            <w:hideMark/>
+          </w:tcPr>
+          <w:p>
+            <w:pPr>
+              <w:pStyle w:val="paragraph"/>
+              <w:spacing w:before="0" w:beforeAutospacing="0" w:after="0" w:afterAutospacing="0"/>
+              <w:textAlignment w:val="baseline"/>
+            </w:pPr>
+            <w:r>
+              <w:rPr>
+                <w:rStyle w:val="eop"/>
+                <w:rFonts w:ascii="Aptos" w:hAnsi="Aptos"/>
+              </w:rPr>
+              <w:t> </w:t>
+            </w:r>
+          </w:p>
+        </w:tc>
+        <w:tc>
+          <w:tcPr>
+            <w:tcW w:w="1800" w:type="dxa"/>
+            <w:tcBorders>
+              <w:top w:val="single" w:sz="6" w:space="0" w:color="auto"/>
+              <w:left w:val="single" w:sz="6" w:space="0" w:color="auto"/>
+              <w:bottom w:val="single" w:sz="6" w:space="0" w:color="auto"/>
+              <w:right w:val="single" w:sz="6" w:space="0" w:color="auto"/>
+            </w:tcBorders>
+            <w:vAlign w:val="center"/>
+            <w:hideMark/>
+          </w:tcPr>
+          <w:p>
+            <w:pPr>
+              <w:pStyle w:val="paragraph"/>
+              <w:spacing w:before="0" w:beforeAutospacing="0" w:after="0" w:afterAutospacing="0"/>
+              <w:textAlignment w:val="baseline"/>
+            </w:pPr>
+            <w:r>
+              <w:rPr>
+                <w:rStyle w:val="normaltextrun"/>
+                <w:rFonts w:ascii="Aptos" w:hAnsi="Aptos"/>
+                <w:lang w:val="en-US"/>
+              </w:rPr>
+              <w:t>Sim result</w:t>
+            </w:r>
+            <w:r>
+              <w:rPr>
+                <w:rStyle w:val="eop"/>
+                <w:rFonts w:ascii="Aptos" w:hAnsi="Aptos"/>
+              </w:rPr>
+              <w:t> </w:t>
+            </w:r>
+          </w:p>
+        </w:tc>
+        <w:tc>
+          <w:tcPr>
+            <w:tcW w:w="1800" w:type="dxa"/>
+            <w:tcBorders>
+              <w:top w:val="single" w:sz="6" w:space="0" w:color="auto"/>
+              <w:left w:val="single" w:sz="6" w:space="0" w:color="auto"/>
+              <w:bottom w:val="single" w:sz="6" w:space="0" w:color="auto"/>
+              <w:right w:val="single" w:sz="6" w:space="0" w:color="auto"/>
+            </w:tcBorders>
+            <w:vAlign w:val="center"/>
+            <w:hideMark/>
+          </w:tcPr>
+          <w:p>
+            <w:pPr>
+              <w:pStyle w:val="paragraph"/>
+              <w:spacing w:before="0" w:beforeAutospacing="0" w:after="0" w:afterAutospacing="0"/>
+              <w:textAlignment w:val="baseline"/>
+            </w:pPr>
+            <w:r>
+              <w:rPr>
+                <w:rStyle w:val="normaltextrun"/>
+                <w:rFonts w:ascii="Aptos" w:hAnsi="Aptos"/>
+                <w:lang w:val="en-US"/>
+              </w:rPr>
+              <w:t>Measured</w:t>
+            </w:r>
+            <w:r>
+              <w:rPr>
+                <w:rStyle w:val="eop"/>
+                <w:rFonts w:ascii="Aptos" w:hAnsi="Aptos"/>
+              </w:rPr>
+              <w:t> </w:t>
+            </w:r>
+          </w:p>
+        </w:tc>
+      </w:tr>
+      <w:tr>
+        <w:trPr>
+          <w:trHeight w:val="300"/>
+          <w:jc w:val="center"/>
+        </w:trPr>
+        <w:tc>
+          <w:tcPr>
+            <w:tcW w:w="1800" w:type="dxa"/>
+            <w:tcBorders>
+              <w:top w:val="single" w:sz="6" w:space="0" w:color="auto"/>
+              <w:left w:val="single" w:sz="6" w:space="0" w:color="auto"/>
+              <w:bottom w:val="single" w:sz="6" w:space="0" w:color="auto"/>
+              <w:right w:val="single" w:sz="6" w:space="0" w:color="auto"/>
+            </w:tcBorders>
+            <w:vAlign w:val="center"/>
+            <w:hideMark/>
+          </w:tcPr>
+          <w:p>
+            <w:pPr>
+              <w:pStyle w:val="paragraph"/>
+              <w:spacing w:before="0" w:beforeAutospacing="0" w:after="0" w:afterAutospacing="0"/>
+              <w:textAlignment w:val="baseline"/>
+            </w:pPr>
+            <w:r>
+              <w:rPr>
+                <w:rStyle w:val="normaltextrun"/>
+                <w:rFonts w:ascii="Aptos" w:hAnsi="Aptos"/>
+                <w:lang w:val="en-US"/>
+              </w:rPr>
+              <w:t>1. GBW (f3db)</w:t>
+            </w:r>
+            <w:r>
+              <w:rPr>
+                <w:rStyle w:val="eop"/>
+                <w:rFonts w:ascii="Aptos" w:hAnsi="Aptos"/>
+              </w:rPr>
+              <w:t> </w:t>
+            </w:r>
+          </w:p>
+        </w:tc>
+        <w:tc>
+          <w:tcPr>
+            <w:tcW w:w="1800" w:type="dxa"/>
+            <w:tcBorders>
+              <w:top w:val="single" w:sz="6" w:space="0" w:color="auto"/>
+              <w:left w:val="single" w:sz="6" w:space="0" w:color="auto"/>
+              <w:bottom w:val="single" w:sz="6" w:space="0" w:color="auto"/>
+              <w:right w:val="single" w:sz="6" w:space="0" w:color="auto"/>
+            </w:tcBorders>
+            <w:vAlign w:val="center"/>
+            <w:hideMark/>
+          </w:tcPr>
+          <w:p>
+            <w:pPr>
+              <w:pStyle w:val="paragraph"/>
+              <w:spacing w:before="0" w:beforeAutospacing="0" w:after="0" w:afterAutospacing="0"/>
+              <w:textAlignment w:val="baseline"/>
+            </w:pPr>
+            <w:r>
+              <w:rPr>
+                <w:rStyle w:val="normaltextrun"/>
+                <w:rFonts w:ascii="Aptos" w:hAnsi="Aptos"/>
+                <w:lang w:val="en-US"/>
+              </w:rPr>
+              <w:t>A1</w:t>
+            </w:r>
+            <w:r>
+              <w:rPr>
+                <w:rStyle w:val="eop"/>
+                <w:rFonts w:ascii="Aptos" w:hAnsi="Aptos"/>
+              </w:rPr>
+              <w:t> </w:t>
+            </w:r>
+          </w:p>
+        </w:tc>
+        <w:tc>
+          <w:tcPr>
+            <w:tcW w:w="1800" w:type="dxa"/>
+            <w:tcBorders>
+              <w:top w:val="single" w:sz="6" w:space="0" w:color="auto"/>
+              <w:left w:val="single" w:sz="6" w:space="0" w:color="auto"/>
+              <w:bottom w:val="single" w:sz="6" w:space="0" w:color="auto"/>
+              <w:right w:val="single" w:sz="6" w:space="0" w:color="auto"/>
+            </w:tcBorders>
+            <w:vAlign w:val="center"/>
+            <w:hideMark/>
+          </w:tcPr>
+          <w:p>
+            <w:pPr>
+              <w:pStyle w:val="paragraph"/>
+              <w:spacing w:before="0" w:beforeAutospacing="0" w:after="0" w:afterAutospacing="0"/>
+              <w:textAlignment w:val="baseline"/>
+            </w:pPr>
+            <w:r>
+              <w:rPr>
+                <w:rStyle w:val="normaltextrun"/>
+                <w:rFonts w:ascii="Aptos" w:hAnsi="Aptos"/>
+                <w:lang w:val="en-US"/>
+              </w:rPr>
+              <w:t>1.15MHz</w:t>
+            </w:r>
+            <w:r>
+              <w:rPr>
+                <w:rStyle w:val="eop"/>
+                <w:rFonts w:ascii="Aptos" w:hAnsi="Aptos"/>
+              </w:rPr>
+              <w:t> </w:t>
+            </w:r>
+          </w:p>
+        </w:tc>
+        <w:tc>
+          <w:tcPr>
+            <w:tcW w:w="1800" w:type="dxa"/>
+            <w:tcBorders>
+              <w:top w:val="single" w:sz="6" w:space="0" w:color="auto"/>
+              <w:left w:val="single" w:sz="6" w:space="0" w:color="auto"/>
+              <w:bottom w:val="single" w:sz="6" w:space="0" w:color="auto"/>
+              <w:right w:val="single" w:sz="6" w:space="0" w:color="auto"/>
+            </w:tcBorders>
+            <w:vAlign w:val="center"/>
+            <w:hideMark/>
+          </w:tcPr>
+          <w:p>
+            <w:pPr>
+              <w:pStyle w:val="paragraph"/>
+              <w:spacing w:before="0" w:beforeAutospacing="0" w:after="0" w:afterAutospacing="0"/>
+              <w:textAlignment w:val="baseline"/>
+            </w:pPr>
+            <w:r>
+              <w:rPr>
+                <w:rStyle w:val="normaltextrun"/>
+                <w:rFonts w:ascii="Aptos" w:hAnsi="Aptos"/>
+                <w:lang w:val="en-US"/>
+              </w:rPr>
+              <w:t>84.140kHz</w:t>
+            </w:r>
+            <w:r>
+              <w:rPr>
+                <w:rStyle w:val="eop"/>
+                <w:rFonts w:ascii="Aptos" w:hAnsi="Aptos"/>
+              </w:rPr>
+              <w:t> </w:t>
+            </w:r>
+          </w:p>
+        </w:tc>
+      </w:tr>
+      <w:tr>
+        <w:trPr>
+          <w:trHeight w:val="300"/>
+          <w:jc w:val="center"/>
+        </w:trPr>
+        <w:tc>
+          <w:tcPr>
+            <w:tcW w:w="1800" w:type="dxa"/>
+            <w:tcBorders>
+              <w:top w:val="single" w:sz="6" w:space="0" w:color="auto"/>
+              <w:left w:val="single" w:sz="6" w:space="0" w:color="auto"/>
+              <w:bottom w:val="single" w:sz="6" w:space="0" w:color="auto"/>
+              <w:right w:val="single" w:sz="6" w:space="0" w:color="auto"/>
+            </w:tcBorders>
+            <w:vAlign w:val="center"/>
+            <w:hideMark/>
+          </w:tcPr>
+          <w:p>
+            <w:pPr>
+              <w:pStyle w:val="paragraph"/>
+              <w:spacing w:before="0" w:beforeAutospacing="0" w:after="0" w:afterAutospacing="0"/>
+              <w:textAlignment w:val="baseline"/>
+            </w:pPr>
+            <w:r>
+              <w:rPr>
+                <w:rStyle w:val="eop"/>
+                <w:rFonts w:ascii="Aptos" w:hAnsi="Aptos"/>
+              </w:rPr>
+              <w:t> </w:t>
+            </w:r>
+          </w:p>
+        </w:tc>
+        <w:tc>
+          <w:tcPr>
+            <w:tcW w:w="1800" w:type="dxa"/>
+            <w:tcBorders>
+              <w:top w:val="single" w:sz="6" w:space="0" w:color="auto"/>
+              <w:left w:val="single" w:sz="6" w:space="0" w:color="auto"/>
+              <w:bottom w:val="single" w:sz="6" w:space="0" w:color="auto"/>
+              <w:right w:val="single" w:sz="6" w:space="0" w:color="auto"/>
+            </w:tcBorders>
+            <w:vAlign w:val="center"/>
+            <w:hideMark/>
+          </w:tcPr>
+          <w:p>
+            <w:pPr>
+              <w:pStyle w:val="paragraph"/>
+              <w:spacing w:before="0" w:beforeAutospacing="0" w:after="0" w:afterAutospacing="0"/>
+              <w:textAlignment w:val="baseline"/>
+            </w:pPr>
+            <w:r>
+              <w:rPr>
+                <w:rStyle w:val="normaltextrun"/>
+                <w:rFonts w:ascii="Aptos" w:hAnsi="Aptos"/>
+                <w:lang w:val="en-US"/>
+              </w:rPr>
+              <w:t>A-1</w:t>
+            </w:r>
+            <w:r>
+              <w:rPr>
+                <w:rStyle w:val="eop"/>
+                <w:rFonts w:ascii="Aptos" w:hAnsi="Aptos"/>
+              </w:rPr>
+              <w:t> </w:t>
+            </w:r>
+          </w:p>
+        </w:tc>
+        <w:tc>
+          <w:tcPr>
+            <w:tcW w:w="1800" w:type="dxa"/>
+            <w:tcBorders>
+              <w:top w:val="single" w:sz="6" w:space="0" w:color="auto"/>
+              <w:left w:val="single" w:sz="6" w:space="0" w:color="auto"/>
+              <w:bottom w:val="single" w:sz="6" w:space="0" w:color="auto"/>
+              <w:right w:val="single" w:sz="6" w:space="0" w:color="auto"/>
+            </w:tcBorders>
+            <w:vAlign w:val="center"/>
+            <w:hideMark/>
+          </w:tcPr>
+          <w:p>
+            <w:pPr>
+              <w:pStyle w:val="paragraph"/>
+              <w:spacing w:before="0" w:beforeAutospacing="0" w:after="0" w:afterAutospacing="0"/>
+              <w:textAlignment w:val="baseline"/>
+            </w:pPr>
+            <w:r>
+              <w:rPr>
+                <w:rStyle w:val="normaltextrun"/>
+                <w:rFonts w:ascii="Aptos" w:hAnsi="Aptos"/>
+                <w:lang w:val="en-US"/>
+              </w:rPr>
+              <w:t>675kHz</w:t>
+            </w:r>
+            <w:r>
+              <w:rPr>
+                <w:rStyle w:val="eop"/>
+                <w:rFonts w:ascii="Aptos" w:hAnsi="Aptos"/>
+              </w:rPr>
+              <w:t> </w:t>
+            </w:r>
+          </w:p>
+        </w:tc>
+        <w:tc>
+          <w:tcPr>
+            <w:tcW w:w="1800" w:type="dxa"/>
+            <w:tcBorders>
+              <w:top w:val="single" w:sz="6" w:space="0" w:color="auto"/>
+              <w:left w:val="single" w:sz="6" w:space="0" w:color="auto"/>
+              <w:bottom w:val="single" w:sz="6" w:space="0" w:color="auto"/>
+              <w:right w:val="single" w:sz="6" w:space="0" w:color="auto"/>
+            </w:tcBorders>
+            <w:vAlign w:val="center"/>
+            <w:hideMark/>
+          </w:tcPr>
+          <w:p>
+            <w:pPr>
+              <w:pStyle w:val="paragraph"/>
+              <w:spacing w:before="0" w:beforeAutospacing="0" w:after="0" w:afterAutospacing="0"/>
+              <w:textAlignment w:val="baseline"/>
+            </w:pPr>
+            <w:r>
+              <w:rPr>
+                <w:rStyle w:val="normaltextrun"/>
+                <w:rFonts w:ascii="Aptos" w:hAnsi="Aptos"/>
+                <w:lang w:val="en-US"/>
+              </w:rPr>
+              <w:t>28.18kHz</w:t>
+            </w:r>
+            <w:r>
+              <w:rPr>
+                <w:rStyle w:val="eop"/>
+                <w:rFonts w:ascii="Aptos" w:hAnsi="Aptos"/>
+              </w:rPr>
+              <w:t> </w:t>
+            </w:r>
+          </w:p>
+        </w:tc>
+      </w:tr>
+      <w:tr>
+        <w:trPr>
+          <w:trHeight w:val="300"/>
+          <w:jc w:val="center"/>
+        </w:trPr>
+        <w:tc>
+          <w:tcPr>
+            <w:tcW w:w="1800" w:type="dxa"/>
+            <w:tcBorders>
+              <w:top w:val="single" w:sz="6" w:space="0" w:color="auto"/>
+              <w:left w:val="single" w:sz="6" w:space="0" w:color="auto"/>
+              <w:bottom w:val="single" w:sz="6" w:space="0" w:color="auto"/>
+              <w:right w:val="single" w:sz="6" w:space="0" w:color="auto"/>
+            </w:tcBorders>
+            <w:vAlign w:val="center"/>
+            <w:hideMark/>
+          </w:tcPr>
+          <w:p>
+            <w:pPr>
+              <w:pStyle w:val="paragraph"/>
+              <w:spacing w:before="0" w:beforeAutospacing="0" w:after="0" w:afterAutospacing="0"/>
+              <w:textAlignment w:val="baseline"/>
+            </w:pPr>
+            <w:r>
+              <w:rPr>
+                <w:rStyle w:val="eop"/>
+                <w:rFonts w:ascii="Aptos" w:hAnsi="Aptos"/>
+              </w:rPr>
+              <w:t> </w:t>
+            </w:r>
+          </w:p>
+        </w:tc>
+        <w:tc>
+          <w:tcPr>
+            <w:tcW w:w="1800" w:type="dxa"/>
+            <w:tcBorders>
+              <w:top w:val="single" w:sz="6" w:space="0" w:color="auto"/>
+              <w:left w:val="single" w:sz="6" w:space="0" w:color="auto"/>
+              <w:bottom w:val="single" w:sz="6" w:space="0" w:color="auto"/>
+              <w:right w:val="single" w:sz="6" w:space="0" w:color="auto"/>
+            </w:tcBorders>
+            <w:vAlign w:val="center"/>
+            <w:hideMark/>
+          </w:tcPr>
+          <w:p>
+            <w:pPr>
+              <w:pStyle w:val="paragraph"/>
+              <w:spacing w:before="0" w:beforeAutospacing="0" w:after="0" w:afterAutospacing="0"/>
+              <w:textAlignment w:val="baseline"/>
+            </w:pPr>
+            <w:r>
+              <w:rPr>
+                <w:rStyle w:val="normaltextrun"/>
+                <w:rFonts w:ascii="Aptos" w:hAnsi="Aptos"/>
+                <w:lang w:val="en-US"/>
+              </w:rPr>
+              <w:t>A100</w:t>
+            </w:r>
+            <w:r>
+              <w:rPr>
+                <w:rStyle w:val="eop"/>
+                <w:rFonts w:ascii="Aptos" w:hAnsi="Aptos"/>
+              </w:rPr>
+              <w:t> </w:t>
+            </w:r>
+          </w:p>
+        </w:tc>
+        <w:tc>
+          <w:tcPr>
+            <w:tcW w:w="1800" w:type="dxa"/>
+            <w:tcBorders>
+              <w:top w:val="single" w:sz="6" w:space="0" w:color="auto"/>
+              <w:left w:val="single" w:sz="6" w:space="0" w:color="auto"/>
+              <w:bottom w:val="single" w:sz="6" w:space="0" w:color="auto"/>
+              <w:right w:val="single" w:sz="6" w:space="0" w:color="auto"/>
+            </w:tcBorders>
+            <w:vAlign w:val="center"/>
+            <w:hideMark/>
+          </w:tcPr>
+          <w:p>
+            <w:pPr>
+              <w:pStyle w:val="paragraph"/>
+              <w:spacing w:before="0" w:beforeAutospacing="0" w:after="0" w:afterAutospacing="0"/>
+              <w:textAlignment w:val="baseline"/>
+            </w:pPr>
+            <w:r>
+              <w:rPr>
+                <w:rStyle w:val="normaltextrun"/>
+                <w:rFonts w:ascii="Aptos" w:hAnsi="Aptos"/>
+                <w:lang w:val="en-US"/>
+              </w:rPr>
+              <w:t>7860Hz</w:t>
+            </w:r>
+            <w:r>
+              <w:rPr>
+                <w:rStyle w:val="eop"/>
+                <w:rFonts w:ascii="Aptos" w:hAnsi="Aptos"/>
+              </w:rPr>
+              <w:t> </w:t>
+            </w:r>
+          </w:p>
+        </w:tc>
+        <w:tc>
+          <w:tcPr>
+            <w:tcW w:w="1800" w:type="dxa"/>
+            <w:tcBorders>
+              <w:top w:val="single" w:sz="6" w:space="0" w:color="auto"/>
+              <w:left w:val="single" w:sz="6" w:space="0" w:color="auto"/>
+              <w:bottom w:val="single" w:sz="6" w:space="0" w:color="auto"/>
+              <w:right w:val="single" w:sz="6" w:space="0" w:color="auto"/>
+            </w:tcBorders>
+            <w:vAlign w:val="center"/>
+            <w:hideMark/>
+          </w:tcPr>
+          <w:p>
+            <w:pPr>
+              <w:pStyle w:val="paragraph"/>
+              <w:spacing w:before="0" w:beforeAutospacing="0" w:after="0" w:afterAutospacing="0"/>
+              <w:textAlignment w:val="baseline"/>
+            </w:pPr>
+            <w:r>
+              <w:rPr>
+                <w:rStyle w:val="normaltextrun"/>
+                <w:rFonts w:ascii="Aptos" w:hAnsi="Aptos"/>
+                <w:lang w:val="en-US"/>
+              </w:rPr>
+              <w:t>7600Hz</w:t>
+            </w:r>
+            <w:r>
+              <w:rPr>
+                <w:rStyle w:val="eop"/>
+                <w:rFonts w:ascii="Aptos" w:hAnsi="Aptos"/>
+              </w:rPr>
+              <w:t> </w:t>
+            </w:r>
+          </w:p>
+        </w:tc>
+      </w:tr>
+      <w:tr>
+        <w:trPr>
+          <w:trHeight w:val="300"/>
+          <w:jc w:val="center"/>
+        </w:trPr>
+        <w:tc>
+          <w:tcPr>
+            <w:tcW w:w="1800" w:type="dxa"/>
+            <w:tcBorders>
+              <w:top w:val="single" w:sz="6" w:space="0" w:color="auto"/>
+              <w:left w:val="single" w:sz="6" w:space="0" w:color="auto"/>
+              <w:bottom w:val="single" w:sz="6" w:space="0" w:color="auto"/>
+              <w:right w:val="single" w:sz="6" w:space="0" w:color="auto"/>
+            </w:tcBorders>
+            <w:vAlign w:val="center"/>
+            <w:hideMark/>
+          </w:tcPr>
+          <w:p>
+            <w:pPr>
+              <w:pStyle w:val="paragraph"/>
+              <w:spacing w:before="0" w:beforeAutospacing="0" w:after="0" w:afterAutospacing="0"/>
+              <w:textAlignment w:val="baseline"/>
+            </w:pPr>
+            <w:r>
+              <w:rPr>
+                <w:rStyle w:val="eop"/>
+                <w:rFonts w:ascii="Aptos" w:hAnsi="Aptos"/>
+              </w:rPr>
+              <w:t> </w:t>
+            </w:r>
+          </w:p>
+        </w:tc>
+        <w:tc>
+          <w:tcPr>
+            <w:tcW w:w="1800" w:type="dxa"/>
+            <w:tcBorders>
+              <w:top w:val="single" w:sz="6" w:space="0" w:color="auto"/>
+              <w:left w:val="single" w:sz="6" w:space="0" w:color="auto"/>
+              <w:bottom w:val="single" w:sz="6" w:space="0" w:color="auto"/>
+              <w:right w:val="single" w:sz="6" w:space="0" w:color="auto"/>
+            </w:tcBorders>
+            <w:vAlign w:val="center"/>
+            <w:hideMark/>
+          </w:tcPr>
+          <w:p>
+            <w:pPr>
+              <w:pStyle w:val="paragraph"/>
+              <w:spacing w:before="0" w:beforeAutospacing="0" w:after="0" w:afterAutospacing="0"/>
+              <w:textAlignment w:val="baseline"/>
+            </w:pPr>
+            <w:r>
+              <w:rPr>
+                <w:rStyle w:val="normaltextrun"/>
+                <w:rFonts w:ascii="Aptos" w:hAnsi="Aptos"/>
+                <w:lang w:val="en-US"/>
+              </w:rPr>
+              <w:t>A-100</w:t>
+            </w:r>
+            <w:r>
+              <w:rPr>
+                <w:rStyle w:val="eop"/>
+                <w:rFonts w:ascii="Aptos" w:hAnsi="Aptos"/>
+              </w:rPr>
+              <w:t> </w:t>
+            </w:r>
+          </w:p>
+        </w:tc>
+        <w:tc>
+          <w:tcPr>
+            <w:tcW w:w="1800" w:type="dxa"/>
+            <w:tcBorders>
+              <w:top w:val="single" w:sz="6" w:space="0" w:color="auto"/>
+              <w:left w:val="single" w:sz="6" w:space="0" w:color="auto"/>
+              <w:bottom w:val="single" w:sz="6" w:space="0" w:color="auto"/>
+              <w:right w:val="single" w:sz="6" w:space="0" w:color="auto"/>
+            </w:tcBorders>
+            <w:vAlign w:val="center"/>
+            <w:hideMark/>
+          </w:tcPr>
+          <w:p>
+            <w:pPr>
+              <w:pStyle w:val="paragraph"/>
+              <w:spacing w:before="0" w:beforeAutospacing="0" w:after="0" w:afterAutospacing="0"/>
+              <w:textAlignment w:val="baseline"/>
+            </w:pPr>
+            <w:r>
+              <w:rPr>
+                <w:rStyle w:val="normaltextrun"/>
+                <w:rFonts w:ascii="Aptos" w:hAnsi="Aptos"/>
+                <w:lang w:val="en-US"/>
+              </w:rPr>
+              <w:t>7780Hz</w:t>
+            </w:r>
+            <w:r>
+              <w:rPr>
+                <w:rStyle w:val="eop"/>
+                <w:rFonts w:ascii="Aptos" w:hAnsi="Aptos"/>
+              </w:rPr>
+              <w:t> </w:t>
+            </w:r>
+          </w:p>
+        </w:tc>
+        <w:tc>
+          <w:tcPr>
+            <w:tcW w:w="1800" w:type="dxa"/>
+            <w:tcBorders>
+              <w:top w:val="single" w:sz="6" w:space="0" w:color="auto"/>
+              <w:left w:val="single" w:sz="6" w:space="0" w:color="auto"/>
+              <w:bottom w:val="single" w:sz="6" w:space="0" w:color="auto"/>
+              <w:right w:val="single" w:sz="6" w:space="0" w:color="auto"/>
+            </w:tcBorders>
+            <w:vAlign w:val="center"/>
+            <w:hideMark/>
+          </w:tcPr>
+          <w:p>
+            <w:pPr>
+              <w:pStyle w:val="paragraph"/>
+              <w:spacing w:before="0" w:beforeAutospacing="0" w:after="0" w:afterAutospacing="0"/>
+              <w:textAlignment w:val="baseline"/>
+            </w:pPr>
+            <w:r>
+              <w:rPr>
+                <w:rStyle w:val="normaltextrun"/>
+                <w:rFonts w:ascii="Aptos" w:hAnsi="Aptos"/>
+                <w:lang w:val="en-US"/>
+              </w:rPr>
+              <w:t>7670Hz</w:t>
+            </w:r>
+            <w:r>
+              <w:rPr>
+                <w:rStyle w:val="eop"/>
+                <w:rFonts w:ascii="Aptos" w:hAnsi="Aptos"/>
+              </w:rPr>
+              <w:t> </w:t>
+            </w:r>
+          </w:p>
+        </w:tc>
+      </w:tr>
+      <w:tr>
+        <w:trPr>
+          <w:trHeight w:val="300"/>
+          <w:jc w:val="center"/>
+        </w:trPr>
+        <w:tc>
+          <w:tcPr>
+            <w:tcW w:w="1800" w:type="dxa"/>
+            <w:tcBorders>
+              <w:top w:val="single" w:sz="6" w:space="0" w:color="auto"/>
+              <w:left w:val="single" w:sz="6" w:space="0" w:color="auto"/>
+              <w:bottom w:val="single" w:sz="6" w:space="0" w:color="auto"/>
+              <w:right w:val="single" w:sz="6" w:space="0" w:color="auto"/>
+            </w:tcBorders>
+            <w:vAlign w:val="center"/>
+            <w:hideMark/>
+          </w:tcPr>
+          <w:p>
+            <w:pPr>
+              <w:pStyle w:val="paragraph"/>
+              <w:spacing w:before="0" w:beforeAutospacing="0" w:after="0" w:afterAutospacing="0"/>
+              <w:textAlignment w:val="baseline"/>
+            </w:pPr>
+            <w:r>
+              <w:rPr>
+                <w:rStyle w:val="normaltextrun"/>
+                <w:rFonts w:ascii="Aptos" w:hAnsi="Aptos"/>
+                <w:lang w:val="en-US"/>
+              </w:rPr>
+              <w:lastRenderedPageBreak/>
+              <w:t xml:space="preserve">2. </w:t>
+            </w:r>
+            <w:proofErr w:type="spellStart"/>
+            <w:r>
+              <w:rPr>
+                <w:rStyle w:val="normaltextrun"/>
+                <w:rFonts w:ascii="Aptos" w:hAnsi="Aptos"/>
+                <w:lang w:val="en-US"/>
+              </w:rPr>
+              <w:t>Z_in</w:t>
+            </w:r>
+            <w:proofErr w:type="spellEnd"/>
+            <w:r>
+              <w:rPr>
+                <w:rStyle w:val="eop"/>
+                <w:rFonts w:ascii="Aptos" w:hAnsi="Aptos"/>
+              </w:rPr>
+              <w:t> </w:t>
+            </w:r>
+          </w:p>
+        </w:tc>
+        <w:tc>
+          <w:tcPr>
+            <w:tcW w:w="1800" w:type="dxa"/>
+            <w:tcBorders>
+              <w:top w:val="single" w:sz="6" w:space="0" w:color="auto"/>
+              <w:left w:val="single" w:sz="6" w:space="0" w:color="auto"/>
+              <w:bottom w:val="single" w:sz="6" w:space="0" w:color="auto"/>
+              <w:right w:val="single" w:sz="6" w:space="0" w:color="auto"/>
+            </w:tcBorders>
+            <w:vAlign w:val="center"/>
+            <w:hideMark/>
+          </w:tcPr>
+          <w:p>
+            <w:pPr>
+              <w:pStyle w:val="paragraph"/>
+              <w:spacing w:before="0" w:beforeAutospacing="0" w:after="0" w:afterAutospacing="0"/>
+              <w:textAlignment w:val="baseline"/>
+            </w:pPr>
+            <w:r>
+              <w:rPr>
+                <w:rStyle w:val="normaltextrun"/>
+                <w:rFonts w:ascii="Aptos" w:hAnsi="Aptos"/>
+                <w:lang w:val="en-US"/>
+              </w:rPr>
+              <w:t>A-1</w:t>
+            </w:r>
+            <w:r>
+              <w:rPr>
+                <w:rStyle w:val="eop"/>
+                <w:rFonts w:ascii="Aptos" w:hAnsi="Aptos"/>
+              </w:rPr>
+              <w:t> </w:t>
+            </w:r>
+          </w:p>
+        </w:tc>
+        <w:tc>
+          <w:tcPr>
+            <w:tcW w:w="1800" w:type="dxa"/>
+            <w:tcBorders>
+              <w:top w:val="single" w:sz="6" w:space="0" w:color="auto"/>
+              <w:left w:val="single" w:sz="6" w:space="0" w:color="auto"/>
+              <w:bottom w:val="single" w:sz="6" w:space="0" w:color="auto"/>
+              <w:right w:val="single" w:sz="6" w:space="0" w:color="auto"/>
+            </w:tcBorders>
+            <w:vAlign w:val="center"/>
+            <w:hideMark/>
+          </w:tcPr>
+          <w:p>
+            <w:pPr>
+              <w:pStyle w:val="paragraph"/>
+              <w:spacing w:before="0" w:beforeAutospacing="0" w:after="0" w:afterAutospacing="0"/>
+              <w:textAlignment w:val="baseline"/>
+            </w:pPr>
+            <w:r>
+              <w:rPr>
+                <w:rStyle w:val="normaltextrun"/>
+                <w:rFonts w:ascii="Aptos" w:hAnsi="Aptos"/>
+                <w:lang w:val="en-US"/>
+              </w:rPr>
+              <w:t>1000Hz</w:t>
+            </w:r>
+            <w:r>
+              <w:rPr>
+                <w:rStyle w:val="eop"/>
+                <w:rFonts w:ascii="Aptos" w:hAnsi="Aptos"/>
+              </w:rPr>
+              <w:t> </w:t>
+            </w:r>
+          </w:p>
+        </w:tc>
+        <w:tc>
+          <w:tcPr>
+            <w:tcW w:w="1800" w:type="dxa"/>
+            <w:tcBorders>
+              <w:top w:val="single" w:sz="6" w:space="0" w:color="auto"/>
+              <w:left w:val="single" w:sz="6" w:space="0" w:color="auto"/>
+              <w:bottom w:val="single" w:sz="6" w:space="0" w:color="auto"/>
+              <w:right w:val="single" w:sz="6" w:space="0" w:color="auto"/>
+            </w:tcBorders>
+            <w:vAlign w:val="center"/>
+            <w:hideMark/>
+          </w:tcPr>
+          <w:p>
+            <w:pPr>
+              <w:pStyle w:val="paragraph"/>
+              <w:spacing w:before="0" w:beforeAutospacing="0" w:after="0" w:afterAutospacing="0"/>
+              <w:textAlignment w:val="baseline"/>
+            </w:pPr>
+            <w:r>
+              <w:rPr>
+                <w:rStyle w:val="normaltextrun"/>
+                <w:rFonts w:ascii="Aptos" w:hAnsi="Aptos"/>
+                <w:lang w:val="en-US"/>
+              </w:rPr>
+              <w:t>/</w:t>
+            </w:r>
+            <w:r>
+              <w:rPr>
+                <w:rStyle w:val="eop"/>
+                <w:rFonts w:ascii="Aptos" w:hAnsi="Aptos"/>
+              </w:rPr>
+              <w:t> </w:t>
+            </w:r>
+          </w:p>
+        </w:tc>
+      </w:tr>
+      <w:tr>
+        <w:trPr>
+          <w:trHeight w:val="300"/>
+          <w:jc w:val="center"/>
+        </w:trPr>
+        <w:tc>
+          <w:tcPr>
+            <w:tcW w:w="1800" w:type="dxa"/>
+            <w:tcBorders>
+              <w:top w:val="single" w:sz="6" w:space="0" w:color="auto"/>
+              <w:left w:val="single" w:sz="6" w:space="0" w:color="auto"/>
+              <w:bottom w:val="single" w:sz="6" w:space="0" w:color="auto"/>
+              <w:right w:val="single" w:sz="6" w:space="0" w:color="auto"/>
+            </w:tcBorders>
+            <w:vAlign w:val="center"/>
+            <w:hideMark/>
+          </w:tcPr>
+          <w:p>
+            <w:pPr>
+              <w:pStyle w:val="paragraph"/>
+              <w:spacing w:before="0" w:beforeAutospacing="0" w:after="0" w:afterAutospacing="0"/>
+              <w:textAlignment w:val="baseline"/>
+            </w:pPr>
+            <w:r>
+              <w:rPr>
+                <w:rStyle w:val="eop"/>
+                <w:rFonts w:ascii="Aptos" w:hAnsi="Aptos"/>
+              </w:rPr>
+              <w:t> </w:t>
+            </w:r>
+          </w:p>
+        </w:tc>
+        <w:tc>
+          <w:tcPr>
+            <w:tcW w:w="1800" w:type="dxa"/>
+            <w:tcBorders>
+              <w:top w:val="single" w:sz="6" w:space="0" w:color="auto"/>
+              <w:left w:val="single" w:sz="6" w:space="0" w:color="auto"/>
+              <w:bottom w:val="single" w:sz="6" w:space="0" w:color="auto"/>
+              <w:right w:val="single" w:sz="6" w:space="0" w:color="auto"/>
+            </w:tcBorders>
+            <w:vAlign w:val="center"/>
+            <w:hideMark/>
+          </w:tcPr>
+          <w:p>
+            <w:pPr>
+              <w:pStyle w:val="paragraph"/>
+              <w:spacing w:before="0" w:beforeAutospacing="0" w:after="0" w:afterAutospacing="0"/>
+              <w:textAlignment w:val="baseline"/>
+            </w:pPr>
+            <w:r>
+              <w:rPr>
+                <w:rStyle w:val="normaltextrun"/>
+                <w:rFonts w:ascii="Aptos" w:hAnsi="Aptos"/>
+                <w:lang w:val="en-US"/>
+              </w:rPr>
+              <w:t>A-100</w:t>
+            </w:r>
+            <w:r>
+              <w:rPr>
+                <w:rStyle w:val="eop"/>
+                <w:rFonts w:ascii="Aptos" w:hAnsi="Aptos"/>
+              </w:rPr>
+              <w:t> </w:t>
+            </w:r>
+          </w:p>
+        </w:tc>
+        <w:tc>
+          <w:tcPr>
+            <w:tcW w:w="1800" w:type="dxa"/>
+            <w:tcBorders>
+              <w:top w:val="single" w:sz="6" w:space="0" w:color="auto"/>
+              <w:left w:val="single" w:sz="6" w:space="0" w:color="auto"/>
+              <w:bottom w:val="single" w:sz="6" w:space="0" w:color="auto"/>
+              <w:right w:val="single" w:sz="6" w:space="0" w:color="auto"/>
+            </w:tcBorders>
+            <w:vAlign w:val="center"/>
+            <w:hideMark/>
+          </w:tcPr>
+          <w:p>
+            <w:pPr>
+              <w:pStyle w:val="paragraph"/>
+              <w:spacing w:before="0" w:beforeAutospacing="0" w:after="0" w:afterAutospacing="0"/>
+              <w:textAlignment w:val="baseline"/>
+            </w:pPr>
+            <w:r>
+              <w:rPr>
+                <w:rStyle w:val="normaltextrun"/>
+                <w:rFonts w:ascii="Aptos" w:hAnsi="Aptos"/>
+                <w:lang w:val="en-US"/>
+              </w:rPr>
+              <w:t>1004Hz</w:t>
+            </w:r>
+            <w:r>
+              <w:rPr>
+                <w:rStyle w:val="eop"/>
+                <w:rFonts w:ascii="Aptos" w:hAnsi="Aptos"/>
+              </w:rPr>
+              <w:t> </w:t>
+            </w:r>
+          </w:p>
+        </w:tc>
+        <w:tc>
+          <w:tcPr>
+            <w:tcW w:w="1800" w:type="dxa"/>
+            <w:tcBorders>
+              <w:top w:val="single" w:sz="6" w:space="0" w:color="auto"/>
+              <w:left w:val="single" w:sz="6" w:space="0" w:color="auto"/>
+              <w:bottom w:val="single" w:sz="6" w:space="0" w:color="auto"/>
+              <w:right w:val="single" w:sz="6" w:space="0" w:color="auto"/>
+            </w:tcBorders>
+            <w:vAlign w:val="center"/>
+            <w:hideMark/>
+          </w:tcPr>
+          <w:p>
+            <w:pPr>
+              <w:pStyle w:val="paragraph"/>
+              <w:spacing w:before="0" w:beforeAutospacing="0" w:after="0" w:afterAutospacing="0"/>
+              <w:textAlignment w:val="baseline"/>
+            </w:pPr>
+            <w:r>
+              <w:rPr>
+                <w:rStyle w:val="normaltextrun"/>
+                <w:rFonts w:ascii="Aptos" w:hAnsi="Aptos"/>
+                <w:lang w:val="en-US"/>
+              </w:rPr>
+              <w:t>/</w:t>
+            </w:r>
+            <w:r>
+              <w:rPr>
+                <w:rStyle w:val="eop"/>
+                <w:rFonts w:ascii="Aptos" w:hAnsi="Aptos"/>
+              </w:rPr>
+              <w:t> </w:t>
+            </w:r>
+          </w:p>
+        </w:tc>
+      </w:tr>
+      <w:tr>
+        <w:trPr>
+          <w:trHeight w:val="300"/>
+          <w:jc w:val="center"/>
+        </w:trPr>
+        <w:tc>
+          <w:tcPr>
+            <w:tcW w:w="1800" w:type="dxa"/>
+            <w:tcBorders>
+              <w:top w:val="single" w:sz="6" w:space="0" w:color="auto"/>
+              <w:left w:val="single" w:sz="6" w:space="0" w:color="auto"/>
+              <w:bottom w:val="single" w:sz="6" w:space="0" w:color="auto"/>
+              <w:right w:val="single" w:sz="6" w:space="0" w:color="auto"/>
+            </w:tcBorders>
+            <w:vAlign w:val="center"/>
+            <w:hideMark/>
+          </w:tcPr>
+          <w:p>
+            <w:pPr>
+              <w:pStyle w:val="paragraph"/>
+              <w:spacing w:before="0" w:beforeAutospacing="0" w:after="0" w:afterAutospacing="0"/>
+              <w:textAlignment w:val="baseline"/>
+            </w:pPr>
+            <w:r>
+              <w:rPr>
+                <w:rStyle w:val="normaltextrun"/>
+                <w:rFonts w:ascii="Aptos" w:hAnsi="Aptos"/>
+                <w:lang w:val="en-US"/>
+              </w:rPr>
+              <w:t xml:space="preserve">3. </w:t>
+            </w:r>
+            <w:proofErr w:type="spellStart"/>
+            <w:r>
+              <w:rPr>
+                <w:rStyle w:val="normaltextrun"/>
+                <w:rFonts w:ascii="Aptos" w:hAnsi="Aptos"/>
+                <w:lang w:val="en-US"/>
+              </w:rPr>
+              <w:t>Slewrate</w:t>
+            </w:r>
+            <w:proofErr w:type="spellEnd"/>
+            <w:r>
+              <w:rPr>
+                <w:rStyle w:val="eop"/>
+                <w:rFonts w:ascii="Aptos" w:hAnsi="Aptos"/>
+              </w:rPr>
+              <w:t> </w:t>
+            </w:r>
+          </w:p>
+        </w:tc>
+        <w:tc>
+          <w:tcPr>
+            <w:tcW w:w="1800" w:type="dxa"/>
+            <w:tcBorders>
+              <w:top w:val="single" w:sz="6" w:space="0" w:color="auto"/>
+              <w:left w:val="single" w:sz="6" w:space="0" w:color="auto"/>
+              <w:bottom w:val="single" w:sz="6" w:space="0" w:color="auto"/>
+              <w:right w:val="single" w:sz="6" w:space="0" w:color="auto"/>
+            </w:tcBorders>
+            <w:vAlign w:val="center"/>
+            <w:hideMark/>
+          </w:tcPr>
+          <w:p>
+            <w:pPr>
+              <w:pStyle w:val="paragraph"/>
+              <w:spacing w:before="0" w:beforeAutospacing="0" w:after="0" w:afterAutospacing="0"/>
+              <w:textAlignment w:val="baseline"/>
+            </w:pPr>
+            <w:r>
+              <w:rPr>
+                <w:rStyle w:val="normaltextrun"/>
+                <w:rFonts w:ascii="Aptos" w:hAnsi="Aptos"/>
+                <w:lang w:val="en-US"/>
+              </w:rPr>
+              <w:t>A1</w:t>
+            </w:r>
+            <w:r>
+              <w:rPr>
+                <w:rStyle w:val="eop"/>
+                <w:rFonts w:ascii="Aptos" w:hAnsi="Aptos"/>
+              </w:rPr>
+              <w:t> </w:t>
+            </w:r>
+          </w:p>
+        </w:tc>
+        <w:tc>
+          <w:tcPr>
+            <w:tcW w:w="1800" w:type="dxa"/>
+            <w:tcBorders>
+              <w:top w:val="single" w:sz="6" w:space="0" w:color="auto"/>
+              <w:left w:val="single" w:sz="6" w:space="0" w:color="auto"/>
+              <w:bottom w:val="single" w:sz="6" w:space="0" w:color="auto"/>
+              <w:right w:val="single" w:sz="6" w:space="0" w:color="auto"/>
+            </w:tcBorders>
+            <w:vAlign w:val="center"/>
+            <w:hideMark/>
+          </w:tcPr>
+          <w:p>
+            <w:pPr>
+              <w:pStyle w:val="paragraph"/>
+              <w:spacing w:before="0" w:beforeAutospacing="0" w:after="0" w:afterAutospacing="0"/>
+              <w:textAlignment w:val="baseline"/>
+            </w:pPr>
+            <w:r>
+              <w:rPr>
+                <w:rStyle w:val="normaltextrun"/>
+                <w:rFonts w:ascii="Aptos" w:hAnsi="Aptos"/>
+                <w:lang w:val="en-US"/>
+              </w:rPr>
+              <w:t>460kV/s</w:t>
+            </w:r>
+            <w:r>
+              <w:rPr>
+                <w:rStyle w:val="eop"/>
+                <w:rFonts w:ascii="Aptos" w:hAnsi="Aptos"/>
+              </w:rPr>
+              <w:t> </w:t>
+            </w:r>
+          </w:p>
+        </w:tc>
+        <w:tc>
+          <w:tcPr>
+            <w:tcW w:w="1800" w:type="dxa"/>
+            <w:tcBorders>
+              <w:top w:val="single" w:sz="6" w:space="0" w:color="auto"/>
+              <w:left w:val="single" w:sz="6" w:space="0" w:color="auto"/>
+              <w:bottom w:val="single" w:sz="6" w:space="0" w:color="auto"/>
+              <w:right w:val="single" w:sz="6" w:space="0" w:color="auto"/>
+            </w:tcBorders>
+            <w:vAlign w:val="center"/>
+            <w:hideMark/>
+          </w:tcPr>
+          <w:p>
+            <w:pPr>
+              <w:pStyle w:val="paragraph"/>
+              <w:spacing w:before="0" w:beforeAutospacing="0" w:after="0" w:afterAutospacing="0"/>
+              <w:textAlignment w:val="baseline"/>
+            </w:pPr>
+            <w:r>
+              <w:rPr>
+                <w:rStyle w:val="normaltextrun"/>
+                <w:rFonts w:ascii="Aptos" w:hAnsi="Aptos"/>
+                <w:lang w:val="en-US"/>
+              </w:rPr>
+              <w:t>278kV/s</w:t>
+            </w:r>
+            <w:r>
+              <w:rPr>
+                <w:rStyle w:val="eop"/>
+                <w:rFonts w:ascii="Aptos" w:hAnsi="Aptos"/>
+              </w:rPr>
+              <w:t> </w:t>
+            </w:r>
+          </w:p>
+        </w:tc>
+      </w:tr>
+      <w:tr>
+        <w:trPr>
+          <w:trHeight w:val="300"/>
+          <w:jc w:val="center"/>
+        </w:trPr>
+        <w:tc>
+          <w:tcPr>
+            <w:tcW w:w="1800" w:type="dxa"/>
+            <w:tcBorders>
+              <w:top w:val="single" w:sz="6" w:space="0" w:color="auto"/>
+              <w:left w:val="single" w:sz="6" w:space="0" w:color="auto"/>
+              <w:bottom w:val="single" w:sz="6" w:space="0" w:color="auto"/>
+              <w:right w:val="single" w:sz="6" w:space="0" w:color="auto"/>
+            </w:tcBorders>
+            <w:vAlign w:val="center"/>
+            <w:hideMark/>
+          </w:tcPr>
+          <w:p>
+            <w:pPr>
+              <w:pStyle w:val="paragraph"/>
+              <w:spacing w:before="0" w:beforeAutospacing="0" w:after="0" w:afterAutospacing="0"/>
+              <w:textAlignment w:val="baseline"/>
+            </w:pPr>
+            <w:r>
+              <w:rPr>
+                <w:rStyle w:val="normaltextrun"/>
+                <w:rFonts w:ascii="Aptos" w:hAnsi="Aptos"/>
+                <w:lang w:val="en-US"/>
+              </w:rPr>
+              <w:t>4. Output swing</w:t>
+            </w:r>
+            <w:r>
+              <w:rPr>
+                <w:rStyle w:val="eop"/>
+                <w:rFonts w:ascii="Aptos" w:hAnsi="Aptos"/>
+              </w:rPr>
+              <w:t> </w:t>
+            </w:r>
+          </w:p>
+        </w:tc>
+        <w:tc>
+          <w:tcPr>
+            <w:tcW w:w="1800" w:type="dxa"/>
+            <w:tcBorders>
+              <w:top w:val="single" w:sz="6" w:space="0" w:color="auto"/>
+              <w:left w:val="single" w:sz="6" w:space="0" w:color="auto"/>
+              <w:bottom w:val="single" w:sz="6" w:space="0" w:color="auto"/>
+              <w:right w:val="single" w:sz="6" w:space="0" w:color="auto"/>
+            </w:tcBorders>
+            <w:vAlign w:val="center"/>
+            <w:hideMark/>
+          </w:tcPr>
+          <w:p>
+            <w:pPr>
+              <w:pStyle w:val="paragraph"/>
+              <w:spacing w:before="0" w:beforeAutospacing="0" w:after="0" w:afterAutospacing="0"/>
+              <w:textAlignment w:val="baseline"/>
+            </w:pPr>
+            <w:r>
+              <w:rPr>
+                <w:rStyle w:val="normaltextrun"/>
+                <w:rFonts w:ascii="Aptos" w:hAnsi="Aptos"/>
+                <w:lang w:val="en-US"/>
+              </w:rPr>
+              <w:t>A1, 100R</w:t>
+            </w:r>
+            <w:r>
+              <w:rPr>
+                <w:rStyle w:val="eop"/>
+                <w:rFonts w:ascii="Aptos" w:hAnsi="Aptos"/>
+              </w:rPr>
+              <w:t> </w:t>
+            </w:r>
+          </w:p>
+        </w:tc>
+        <w:tc>
+          <w:tcPr>
+            <w:tcW w:w="1800" w:type="dxa"/>
+            <w:tcBorders>
+              <w:top w:val="single" w:sz="6" w:space="0" w:color="auto"/>
+              <w:left w:val="single" w:sz="6" w:space="0" w:color="auto"/>
+              <w:bottom w:val="single" w:sz="6" w:space="0" w:color="auto"/>
+              <w:right w:val="single" w:sz="6" w:space="0" w:color="auto"/>
+            </w:tcBorders>
+            <w:vAlign w:val="center"/>
+            <w:hideMark/>
+          </w:tcPr>
+          <w:p>
+            <w:pPr>
+              <w:pStyle w:val="paragraph"/>
+              <w:spacing w:before="0" w:beforeAutospacing="0" w:after="0" w:afterAutospacing="0"/>
+              <w:textAlignment w:val="baseline"/>
+            </w:pPr>
+            <w:r>
+              <w:rPr>
+                <w:rStyle w:val="normaltextrun"/>
+                <w:rFonts w:ascii="Aptos" w:hAnsi="Aptos"/>
+                <w:lang w:val="en-US"/>
+              </w:rPr>
+              <w:t>7.64V</w:t>
+            </w:r>
+            <w:r>
+              <w:rPr>
+                <w:rStyle w:val="eop"/>
+                <w:rFonts w:ascii="Aptos" w:hAnsi="Aptos"/>
+              </w:rPr>
+              <w:t> </w:t>
+            </w:r>
+          </w:p>
+        </w:tc>
+        <w:tc>
+          <w:tcPr>
+            <w:tcW w:w="1800" w:type="dxa"/>
+            <w:tcBorders>
+              <w:top w:val="single" w:sz="6" w:space="0" w:color="auto"/>
+              <w:left w:val="single" w:sz="6" w:space="0" w:color="auto"/>
+              <w:bottom w:val="single" w:sz="6" w:space="0" w:color="auto"/>
+              <w:right w:val="single" w:sz="6" w:space="0" w:color="auto"/>
+            </w:tcBorders>
+            <w:vAlign w:val="center"/>
+            <w:hideMark/>
+          </w:tcPr>
+          <w:p>
+            <w:pPr>
+              <w:pStyle w:val="paragraph"/>
+              <w:spacing w:before="0" w:beforeAutospacing="0" w:after="0" w:afterAutospacing="0"/>
+              <w:textAlignment w:val="baseline"/>
+            </w:pPr>
+            <w:r>
+              <w:rPr>
+                <w:rStyle w:val="eop"/>
+                <w:rFonts w:ascii="Aptos" w:hAnsi="Aptos"/>
+              </w:rPr>
+              <w:t> </w:t>
+            </w:r>
+          </w:p>
+        </w:tc>
+      </w:tr>
+      <w:tr>
+        <w:trPr>
+          <w:trHeight w:val="300"/>
+          <w:jc w:val="center"/>
+        </w:trPr>
+        <w:tc>
+          <w:tcPr>
+            <w:tcW w:w="1800" w:type="dxa"/>
+            <w:tcBorders>
+              <w:top w:val="single" w:sz="6" w:space="0" w:color="auto"/>
+              <w:left w:val="single" w:sz="6" w:space="0" w:color="auto"/>
+              <w:bottom w:val="single" w:sz="6" w:space="0" w:color="auto"/>
+              <w:right w:val="single" w:sz="6" w:space="0" w:color="auto"/>
+            </w:tcBorders>
+            <w:vAlign w:val="center"/>
+            <w:hideMark/>
+          </w:tcPr>
+          <w:p>
+            <w:pPr>
+              <w:pStyle w:val="paragraph"/>
+              <w:spacing w:before="0" w:beforeAutospacing="0" w:after="0" w:afterAutospacing="0"/>
+              <w:textAlignment w:val="baseline"/>
+            </w:pPr>
+            <w:r>
+              <w:rPr>
+                <w:rStyle w:val="eop"/>
+                <w:rFonts w:ascii="Aptos" w:hAnsi="Aptos"/>
+              </w:rPr>
+              <w:t> </w:t>
+            </w:r>
+          </w:p>
+        </w:tc>
+        <w:tc>
+          <w:tcPr>
+            <w:tcW w:w="1800" w:type="dxa"/>
+            <w:tcBorders>
+              <w:top w:val="single" w:sz="6" w:space="0" w:color="auto"/>
+              <w:left w:val="single" w:sz="6" w:space="0" w:color="auto"/>
+              <w:bottom w:val="single" w:sz="6" w:space="0" w:color="auto"/>
+              <w:right w:val="single" w:sz="6" w:space="0" w:color="auto"/>
+            </w:tcBorders>
+            <w:vAlign w:val="center"/>
+            <w:hideMark/>
+          </w:tcPr>
+          <w:p>
+            <w:pPr>
+              <w:pStyle w:val="paragraph"/>
+              <w:spacing w:before="0" w:beforeAutospacing="0" w:after="0" w:afterAutospacing="0"/>
+              <w:textAlignment w:val="baseline"/>
+            </w:pPr>
+            <w:r>
+              <w:rPr>
+                <w:rStyle w:val="normaltextrun"/>
+                <w:rFonts w:ascii="Aptos" w:hAnsi="Aptos"/>
+                <w:lang w:val="en-US"/>
+              </w:rPr>
+              <w:t>A1, 1kR</w:t>
+            </w:r>
+            <w:r>
+              <w:rPr>
+                <w:rStyle w:val="eop"/>
+                <w:rFonts w:ascii="Aptos" w:hAnsi="Aptos"/>
+              </w:rPr>
+              <w:t> </w:t>
+            </w:r>
+          </w:p>
+        </w:tc>
+        <w:tc>
+          <w:tcPr>
+            <w:tcW w:w="1800" w:type="dxa"/>
+            <w:tcBorders>
+              <w:top w:val="single" w:sz="6" w:space="0" w:color="auto"/>
+              <w:left w:val="single" w:sz="6" w:space="0" w:color="auto"/>
+              <w:bottom w:val="single" w:sz="6" w:space="0" w:color="auto"/>
+              <w:right w:val="single" w:sz="6" w:space="0" w:color="auto"/>
+            </w:tcBorders>
+            <w:vAlign w:val="center"/>
+            <w:hideMark/>
+          </w:tcPr>
+          <w:p>
+            <w:pPr>
+              <w:pStyle w:val="paragraph"/>
+              <w:spacing w:before="0" w:beforeAutospacing="0" w:after="0" w:afterAutospacing="0"/>
+              <w:textAlignment w:val="baseline"/>
+            </w:pPr>
+            <w:r>
+              <w:rPr>
+                <w:rStyle w:val="normaltextrun"/>
+                <w:rFonts w:ascii="Aptos" w:hAnsi="Aptos"/>
+                <w:lang w:val="en-US"/>
+              </w:rPr>
+              <w:t>18.75V</w:t>
+            </w:r>
+            <w:r>
+              <w:rPr>
+                <w:rStyle w:val="eop"/>
+                <w:rFonts w:ascii="Aptos" w:hAnsi="Aptos"/>
+              </w:rPr>
+              <w:t> </w:t>
+            </w:r>
+          </w:p>
+        </w:tc>
+        <w:tc>
+          <w:tcPr>
+            <w:tcW w:w="1800" w:type="dxa"/>
+            <w:tcBorders>
+              <w:top w:val="single" w:sz="6" w:space="0" w:color="auto"/>
+              <w:left w:val="single" w:sz="6" w:space="0" w:color="auto"/>
+              <w:bottom w:val="single" w:sz="6" w:space="0" w:color="auto"/>
+              <w:right w:val="single" w:sz="6" w:space="0" w:color="auto"/>
+            </w:tcBorders>
+            <w:vAlign w:val="center"/>
+            <w:hideMark/>
+          </w:tcPr>
+          <w:p>
+            <w:pPr>
+              <w:pStyle w:val="paragraph"/>
+              <w:spacing w:before="0" w:beforeAutospacing="0" w:after="0" w:afterAutospacing="0"/>
+              <w:textAlignment w:val="baseline"/>
+            </w:pPr>
+            <w:r>
+              <w:rPr>
+                <w:rStyle w:val="eop"/>
+                <w:rFonts w:ascii="Aptos" w:hAnsi="Aptos"/>
+              </w:rPr>
+              <w:t> </w:t>
+            </w:r>
+          </w:p>
+        </w:tc>
+      </w:tr>
+      <w:tr>
+        <w:trPr>
+          <w:trHeight w:val="300"/>
+          <w:jc w:val="center"/>
+        </w:trPr>
+        <w:tc>
+          <w:tcPr>
+            <w:tcW w:w="1800" w:type="dxa"/>
+            <w:tcBorders>
+              <w:top w:val="single" w:sz="6" w:space="0" w:color="auto"/>
+              <w:left w:val="single" w:sz="6" w:space="0" w:color="auto"/>
+              <w:bottom w:val="single" w:sz="6" w:space="0" w:color="auto"/>
+              <w:right w:val="single" w:sz="6" w:space="0" w:color="auto"/>
+            </w:tcBorders>
+            <w:vAlign w:val="center"/>
+            <w:hideMark/>
+          </w:tcPr>
+          <w:p>
+            <w:pPr>
+              <w:pStyle w:val="paragraph"/>
+              <w:spacing w:before="0" w:beforeAutospacing="0" w:after="0" w:afterAutospacing="0"/>
+              <w:textAlignment w:val="baseline"/>
+            </w:pPr>
+            <w:r>
+              <w:rPr>
+                <w:rStyle w:val="eop"/>
+                <w:rFonts w:ascii="Aptos" w:hAnsi="Aptos"/>
+              </w:rPr>
+              <w:t> </w:t>
+            </w:r>
+          </w:p>
+        </w:tc>
+        <w:tc>
+          <w:tcPr>
+            <w:tcW w:w="1800" w:type="dxa"/>
+            <w:tcBorders>
+              <w:top w:val="single" w:sz="6" w:space="0" w:color="auto"/>
+              <w:left w:val="single" w:sz="6" w:space="0" w:color="auto"/>
+              <w:bottom w:val="single" w:sz="6" w:space="0" w:color="auto"/>
+              <w:right w:val="single" w:sz="6" w:space="0" w:color="auto"/>
+            </w:tcBorders>
+            <w:vAlign w:val="center"/>
+            <w:hideMark/>
+          </w:tcPr>
+          <w:p>
+            <w:pPr>
+              <w:pStyle w:val="paragraph"/>
+              <w:spacing w:before="0" w:beforeAutospacing="0" w:after="0" w:afterAutospacing="0"/>
+              <w:textAlignment w:val="baseline"/>
+            </w:pPr>
+            <w:r>
+              <w:rPr>
+                <w:rStyle w:val="normaltextrun"/>
+                <w:rFonts w:ascii="Aptos" w:hAnsi="Aptos"/>
+                <w:lang w:val="en-US"/>
+              </w:rPr>
+              <w:t>A1, 10kR</w:t>
+            </w:r>
+            <w:r>
+              <w:rPr>
+                <w:rStyle w:val="eop"/>
+                <w:rFonts w:ascii="Aptos" w:hAnsi="Aptos"/>
+              </w:rPr>
+              <w:t> </w:t>
+            </w:r>
+          </w:p>
+        </w:tc>
+        <w:tc>
+          <w:tcPr>
+            <w:tcW w:w="1800" w:type="dxa"/>
+            <w:tcBorders>
+              <w:top w:val="single" w:sz="6" w:space="0" w:color="auto"/>
+              <w:left w:val="single" w:sz="6" w:space="0" w:color="auto"/>
+              <w:bottom w:val="single" w:sz="6" w:space="0" w:color="auto"/>
+              <w:right w:val="single" w:sz="6" w:space="0" w:color="auto"/>
+            </w:tcBorders>
+            <w:vAlign w:val="center"/>
+            <w:hideMark/>
+          </w:tcPr>
+          <w:p>
+            <w:pPr>
+              <w:pStyle w:val="paragraph"/>
+              <w:spacing w:before="0" w:beforeAutospacing="0" w:after="0" w:afterAutospacing="0"/>
+              <w:textAlignment w:val="baseline"/>
+            </w:pPr>
+            <w:r>
+              <w:rPr>
+                <w:rStyle w:val="normaltextrun"/>
+                <w:rFonts w:ascii="Aptos" w:hAnsi="Aptos"/>
+                <w:lang w:val="en-US"/>
+              </w:rPr>
+              <w:t>19.16V</w:t>
+            </w:r>
+            <w:r>
+              <w:rPr>
+                <w:rStyle w:val="eop"/>
+                <w:rFonts w:ascii="Aptos" w:hAnsi="Aptos"/>
+              </w:rPr>
+              <w:t> </w:t>
+            </w:r>
+          </w:p>
+        </w:tc>
+        <w:tc>
+          <w:tcPr>
+            <w:tcW w:w="1800" w:type="dxa"/>
+            <w:tcBorders>
+              <w:top w:val="single" w:sz="6" w:space="0" w:color="auto"/>
+              <w:left w:val="single" w:sz="6" w:space="0" w:color="auto"/>
+              <w:bottom w:val="single" w:sz="6" w:space="0" w:color="auto"/>
+              <w:right w:val="single" w:sz="6" w:space="0" w:color="auto"/>
+            </w:tcBorders>
+            <w:vAlign w:val="center"/>
+            <w:hideMark/>
+          </w:tcPr>
+          <w:p>
+            <w:pPr>
+              <w:pStyle w:val="paragraph"/>
+              <w:spacing w:before="0" w:beforeAutospacing="0" w:after="0" w:afterAutospacing="0"/>
+              <w:textAlignment w:val="baseline"/>
+            </w:pPr>
+            <w:r>
+              <w:rPr>
+                <w:rStyle w:val="eop"/>
+                <w:rFonts w:ascii="Aptos" w:hAnsi="Aptos"/>
+              </w:rPr>
+              <w:t> </w:t>
+            </w:r>
+          </w:p>
+        </w:tc>
+      </w:tr>
+      <w:tr>
+        <w:trPr>
+          <w:trHeight w:val="300"/>
+          <w:jc w:val="center"/>
+        </w:trPr>
+        <w:tc>
+          <w:tcPr>
+            <w:tcW w:w="1800" w:type="dxa"/>
+            <w:tcBorders>
+              <w:top w:val="single" w:sz="6" w:space="0" w:color="auto"/>
+              <w:left w:val="single" w:sz="6" w:space="0" w:color="auto"/>
+              <w:bottom w:val="single" w:sz="6" w:space="0" w:color="auto"/>
+              <w:right w:val="single" w:sz="6" w:space="0" w:color="auto"/>
+            </w:tcBorders>
+            <w:vAlign w:val="center"/>
+            <w:hideMark/>
+          </w:tcPr>
+          <w:p>
+            <w:pPr>
+              <w:pStyle w:val="paragraph"/>
+              <w:spacing w:before="0" w:beforeAutospacing="0" w:after="0" w:afterAutospacing="0"/>
+              <w:textAlignment w:val="baseline"/>
+            </w:pPr>
+            <w:r>
+              <w:rPr>
+                <w:rStyle w:val="eop"/>
+                <w:rFonts w:ascii="Aptos" w:hAnsi="Aptos"/>
+              </w:rPr>
+              <w:t> </w:t>
+            </w:r>
+          </w:p>
+        </w:tc>
+        <w:tc>
+          <w:tcPr>
+            <w:tcW w:w="1800" w:type="dxa"/>
+            <w:tcBorders>
+              <w:top w:val="single" w:sz="6" w:space="0" w:color="auto"/>
+              <w:left w:val="single" w:sz="6" w:space="0" w:color="auto"/>
+              <w:bottom w:val="single" w:sz="6" w:space="0" w:color="auto"/>
+              <w:right w:val="single" w:sz="6" w:space="0" w:color="auto"/>
+            </w:tcBorders>
+            <w:vAlign w:val="center"/>
+            <w:hideMark/>
+          </w:tcPr>
+          <w:p>
+            <w:pPr>
+              <w:pStyle w:val="paragraph"/>
+              <w:spacing w:before="0" w:beforeAutospacing="0" w:after="0" w:afterAutospacing="0"/>
+              <w:textAlignment w:val="baseline"/>
+            </w:pPr>
+            <w:r>
+              <w:rPr>
+                <w:rStyle w:val="normaltextrun"/>
+                <w:rFonts w:ascii="Aptos" w:hAnsi="Aptos"/>
+                <w:lang w:val="en-US"/>
+              </w:rPr>
+              <w:t>A100, 100R</w:t>
+            </w:r>
+            <w:r>
+              <w:rPr>
+                <w:rStyle w:val="eop"/>
+                <w:rFonts w:ascii="Aptos" w:hAnsi="Aptos"/>
+              </w:rPr>
+              <w:t> </w:t>
+            </w:r>
+          </w:p>
+        </w:tc>
+        <w:tc>
+          <w:tcPr>
+            <w:tcW w:w="1800" w:type="dxa"/>
+            <w:tcBorders>
+              <w:top w:val="single" w:sz="6" w:space="0" w:color="auto"/>
+              <w:left w:val="single" w:sz="6" w:space="0" w:color="auto"/>
+              <w:bottom w:val="single" w:sz="6" w:space="0" w:color="auto"/>
+              <w:right w:val="single" w:sz="6" w:space="0" w:color="auto"/>
+            </w:tcBorders>
+            <w:vAlign w:val="center"/>
+            <w:hideMark/>
+          </w:tcPr>
+          <w:p>
+            <w:pPr>
+              <w:pStyle w:val="paragraph"/>
+              <w:spacing w:before="0" w:beforeAutospacing="0" w:after="0" w:afterAutospacing="0"/>
+              <w:textAlignment w:val="baseline"/>
+            </w:pPr>
+            <w:r>
+              <w:rPr>
+                <w:rStyle w:val="eop"/>
+                <w:rFonts w:ascii="Aptos" w:hAnsi="Aptos"/>
+              </w:rPr>
+              <w:t> </w:t>
+            </w:r>
+          </w:p>
+        </w:tc>
+        <w:tc>
+          <w:tcPr>
+            <w:tcW w:w="1800" w:type="dxa"/>
+            <w:tcBorders>
+              <w:top w:val="single" w:sz="6" w:space="0" w:color="auto"/>
+              <w:left w:val="single" w:sz="6" w:space="0" w:color="auto"/>
+              <w:bottom w:val="single" w:sz="6" w:space="0" w:color="auto"/>
+              <w:right w:val="single" w:sz="6" w:space="0" w:color="auto"/>
+            </w:tcBorders>
+            <w:vAlign w:val="center"/>
+            <w:hideMark/>
+          </w:tcPr>
+          <w:p>
+            <w:pPr>
+              <w:pStyle w:val="paragraph"/>
+              <w:spacing w:before="0" w:beforeAutospacing="0" w:after="0" w:afterAutospacing="0"/>
+              <w:textAlignment w:val="baseline"/>
+            </w:pPr>
+            <w:r>
+              <w:rPr>
+                <w:rStyle w:val="normaltextrun"/>
+                <w:rFonts w:ascii="Aptos" w:hAnsi="Aptos"/>
+                <w:lang w:val="en-US"/>
+              </w:rPr>
+              <w:t>6.21V</w:t>
+            </w:r>
+            <w:r>
+              <w:rPr>
+                <w:rStyle w:val="eop"/>
+                <w:rFonts w:ascii="Aptos" w:hAnsi="Aptos"/>
+              </w:rPr>
+              <w:t> </w:t>
+            </w:r>
+          </w:p>
+        </w:tc>
+      </w:tr>
+      <w:tr>
+        <w:trPr>
+          <w:trHeight w:val="300"/>
+          <w:jc w:val="center"/>
+        </w:trPr>
+        <w:tc>
+          <w:tcPr>
+            <w:tcW w:w="1800" w:type="dxa"/>
+            <w:tcBorders>
+              <w:top w:val="single" w:sz="6" w:space="0" w:color="auto"/>
+              <w:left w:val="single" w:sz="6" w:space="0" w:color="auto"/>
+              <w:bottom w:val="single" w:sz="6" w:space="0" w:color="auto"/>
+              <w:right w:val="single" w:sz="6" w:space="0" w:color="auto"/>
+            </w:tcBorders>
+            <w:vAlign w:val="center"/>
+            <w:hideMark/>
+          </w:tcPr>
+          <w:p>
+            <w:pPr>
+              <w:pStyle w:val="paragraph"/>
+              <w:spacing w:before="0" w:beforeAutospacing="0" w:after="0" w:afterAutospacing="0"/>
+              <w:textAlignment w:val="baseline"/>
+            </w:pPr>
+            <w:r>
+              <w:rPr>
+                <w:rStyle w:val="eop"/>
+                <w:rFonts w:ascii="Aptos" w:hAnsi="Aptos"/>
+              </w:rPr>
+              <w:t> </w:t>
+            </w:r>
+          </w:p>
+        </w:tc>
+        <w:tc>
+          <w:tcPr>
+            <w:tcW w:w="1800" w:type="dxa"/>
+            <w:tcBorders>
+              <w:top w:val="single" w:sz="6" w:space="0" w:color="auto"/>
+              <w:left w:val="single" w:sz="6" w:space="0" w:color="auto"/>
+              <w:bottom w:val="single" w:sz="6" w:space="0" w:color="auto"/>
+              <w:right w:val="single" w:sz="6" w:space="0" w:color="auto"/>
+            </w:tcBorders>
+            <w:vAlign w:val="center"/>
+            <w:hideMark/>
+          </w:tcPr>
+          <w:p>
+            <w:pPr>
+              <w:pStyle w:val="paragraph"/>
+              <w:spacing w:before="0" w:beforeAutospacing="0" w:after="0" w:afterAutospacing="0"/>
+              <w:textAlignment w:val="baseline"/>
+            </w:pPr>
+            <w:r>
+              <w:rPr>
+                <w:rStyle w:val="normaltextrun"/>
+                <w:rFonts w:ascii="Aptos" w:hAnsi="Aptos"/>
+                <w:lang w:val="en-US"/>
+              </w:rPr>
+              <w:t>A100, inf R</w:t>
+            </w:r>
+            <w:r>
+              <w:rPr>
+                <w:rStyle w:val="eop"/>
+                <w:rFonts w:ascii="Aptos" w:hAnsi="Aptos"/>
+              </w:rPr>
+              <w:t> </w:t>
+            </w:r>
+          </w:p>
+        </w:tc>
+        <w:tc>
+          <w:tcPr>
+            <w:tcW w:w="1800" w:type="dxa"/>
+            <w:tcBorders>
+              <w:top w:val="single" w:sz="6" w:space="0" w:color="auto"/>
+              <w:left w:val="single" w:sz="6" w:space="0" w:color="auto"/>
+              <w:bottom w:val="single" w:sz="6" w:space="0" w:color="auto"/>
+              <w:right w:val="single" w:sz="6" w:space="0" w:color="auto"/>
+            </w:tcBorders>
+            <w:vAlign w:val="center"/>
+            <w:hideMark/>
+          </w:tcPr>
+          <w:p>
+            <w:pPr>
+              <w:pStyle w:val="paragraph"/>
+              <w:spacing w:before="0" w:beforeAutospacing="0" w:after="0" w:afterAutospacing="0"/>
+              <w:textAlignment w:val="baseline"/>
+            </w:pPr>
+            <w:r>
+              <w:rPr>
+                <w:rStyle w:val="eop"/>
+                <w:rFonts w:ascii="Aptos" w:hAnsi="Aptos"/>
+              </w:rPr>
+              <w:t> </w:t>
+            </w:r>
+          </w:p>
+        </w:tc>
+        <w:tc>
+          <w:tcPr>
+            <w:tcW w:w="1800" w:type="dxa"/>
+            <w:tcBorders>
+              <w:top w:val="single" w:sz="6" w:space="0" w:color="auto"/>
+              <w:left w:val="single" w:sz="6" w:space="0" w:color="auto"/>
+              <w:bottom w:val="single" w:sz="6" w:space="0" w:color="auto"/>
+              <w:right w:val="single" w:sz="6" w:space="0" w:color="auto"/>
+            </w:tcBorders>
+            <w:vAlign w:val="center"/>
+            <w:hideMark/>
+          </w:tcPr>
+          <w:p>
+            <w:pPr>
+              <w:pStyle w:val="paragraph"/>
+              <w:spacing w:before="0" w:beforeAutospacing="0" w:after="0" w:afterAutospacing="0"/>
+              <w:textAlignment w:val="baseline"/>
+            </w:pPr>
+            <w:r>
+              <w:rPr>
+                <w:rStyle w:val="normaltextrun"/>
+                <w:rFonts w:ascii="Aptos" w:hAnsi="Aptos"/>
+                <w:lang w:val="en-US"/>
+              </w:rPr>
+              <w:t>18.74V</w:t>
+            </w:r>
+            <w:r>
+              <w:rPr>
+                <w:rStyle w:val="eop"/>
+                <w:rFonts w:ascii="Aptos" w:hAnsi="Aptos"/>
+              </w:rPr>
+              <w:t> </w:t>
+            </w:r>
+          </w:p>
+        </w:tc>
+      </w:tr>
+    </w:tbl>
     <w:p>
       <w:pPr>
-        <w:pStyle w:val="Heading2"/>
-        <w:rPr>
-          <w:lang w:val="en-US"/>
-        </w:rPr>
-      </w:pPr>
-      <w:r>
-        <w:rPr>
-          <w:lang w:val="en-US"/>
-        </w:rPr>
-        <w:t>Input Impedance</w:t>
-      </w:r>
+        <w:rPr>
+          <w:lang w:val="en-US"/>
+        </w:rPr>
+      </w:pPr>
     </w:p>
     <w:p>
       <w:pPr>
-        <w:rPr>
-          <w:lang w:val="en-US"/>
-        </w:rPr>
-      </w:pPr>
+        <w:pStyle w:val="Heading2"/>
+        <w:rPr>
+          <w:lang w:val="en-US"/>
+        </w:rPr>
+      </w:pPr>
+      <w:r>
+        <w:rPr>
+          <w:lang w:val="en-US"/>
+        </w:rPr>
+        <w:t>Input Impedance</w:t>
+      </w:r>
     </w:p>
     <w:p>
       <w:pPr>
@@ -5062,54 +7126,6 @@
           <w:lang w:val="en-US"/>
         </w:rPr>
       </w:pPr>
-      <w:r>
-        <w:rPr>
-          <w:lang w:val="en-US"/>
-        </w:rPr>
-        <w:t>The results section presents t</w:t>
-      </w:r>
-      <w:r>
-        <w:rPr>
-          <w:lang w:val="en-US"/>
-        </w:rPr>
-        <w:t xml:space="preserve">he results of the study to the reader. </w:t>
-      </w:r>
-      <w:r>
-        <w:rPr>
-          <w:lang w:val="en-US"/>
-        </w:rPr>
-        <w:t>Typically,</w:t>
-      </w:r>
-      <w:r>
-        <w:rPr>
-          <w:lang w:val="en-US"/>
-        </w:rPr>
-        <w:t xml:space="preserve"> in case of laboratory assignments, the results are the results of a measurement, which are used to present and explain the phenomenon under study. </w:t>
-      </w:r>
-      <w:r>
-        <w:rPr>
-          <w:lang w:val="en-US"/>
-        </w:rPr>
-        <w:t>All possible oscilloscope figures should not under any circumstances b</w:t>
-      </w:r>
-      <w:r>
-        <w:rPr>
-          <w:lang w:val="en-US"/>
-        </w:rPr>
-        <w:t xml:space="preserve">e dumped into the report. </w:t>
-      </w:r>
-      <w:r>
-        <w:rPr>
-          <w:lang w:val="en-US"/>
-        </w:rPr>
-        <w:t>Usually there is no need to present the complete s</w:t>
-      </w:r>
-      <w:r>
-        <w:rPr>
-          <w:lang w:val="en-US"/>
-        </w:rPr>
-        <w:t>heet of measurement readings – only the most crucial measurement results are needed.</w:t>
-      </w:r>
     </w:p>
     <w:p>
       <w:pPr>
@@ -5121,55 +7137,49 @@
         <w:rPr>
           <w:lang w:val="en-US"/>
         </w:rPr>
-        <w:t xml:space="preserve">So that the </w:t>
-      </w:r>
-      <w:r>
-        <w:rPr>
-          <w:lang w:val="en-US"/>
-        </w:rPr>
-        <w:t>observations m</w:t>
-      </w:r>
-      <w:r>
-        <w:rPr>
-          <w:lang w:val="en-US"/>
-        </w:rPr>
-        <w:t xml:space="preserve">ade in the study are useful to others also, the result analysis must be presented as thoroughly as possible. </w:t>
-      </w:r>
-      <w:r>
-        <w:rPr>
-          <w:lang w:val="en-US"/>
-        </w:rPr>
-        <w:t>The observations of the study and the result analysis i</w:t>
-      </w:r>
-      <w:r>
-        <w:rPr>
-          <w:lang w:val="en-US"/>
-        </w:rPr>
-        <w:t xml:space="preserve">s presented unambiguously and compactly. A figure or table can be used for help in the presentation. </w:t>
-      </w:r>
-      <w:r>
-        <w:rPr>
-          <w:lang w:val="en-US"/>
-        </w:rPr>
-        <w:t>The observations made, the analysis made on them and p</w:t>
-      </w:r>
-      <w:r>
-        <w:rPr>
-          <w:lang w:val="en-US"/>
-        </w:rPr>
-        <w:t xml:space="preserve">resented figures etc. are used to reason the conclusions of the study. </w:t>
-      </w:r>
-      <w:r>
-        <w:rPr>
-          <w:lang w:val="en-US"/>
-        </w:rPr>
-        <w:t>The interpretation of result figures or numbers must not b</w:t>
-      </w:r>
-      <w:r>
-        <w:rPr>
-          <w:lang w:val="en-US"/>
-        </w:rPr>
-        <w:t>e left for the reader, the text must tell what the figures and numbers show, for example.</w:t>
+        <w:t>The results section presents t</w:t>
+      </w:r>
+      <w:r>
+        <w:rPr>
+          <w:lang w:val="en-US"/>
+        </w:rPr>
+        <w:t xml:space="preserve">he results of the study to the reader. </w:t>
+      </w:r>
+      <w:r>
+        <w:rPr>
+          <w:lang w:val="en-US"/>
+        </w:rPr>
+        <w:t>Typically,</w:t>
+      </w:r>
+      <w:r>
+        <w:rPr>
+          <w:lang w:val="en-US"/>
+        </w:rPr>
+        <w:t xml:space="preserve"> in case of laboratory assignments, the results are the results of a measurement, which are used to present and explain the phenomenon under study. </w:t>
+      </w:r>
+      <w:r>
+        <w:rPr>
+          <w:lang w:val="en-US"/>
+        </w:rPr>
+        <w:t>All possible oscilloscope figures should not under any circumstances b</w:t>
+      </w:r>
+      <w:r>
+        <w:rPr>
+          <w:lang w:val="en-US"/>
+        </w:rPr>
+        <w:t xml:space="preserve">e dumped into the report. </w:t>
+      </w:r>
+      <w:r>
+        <w:rPr>
+          <w:lang w:val="en-US"/>
+        </w:rPr>
+        <w:t>Usually there is no need to present the complete s</w:t>
+      </w:r>
+      <w:r>
+        <w:rPr>
+          <w:lang w:val="en-US"/>
+        </w:rPr>
+        <w:t>heet of measurement readings – only the most crucial measurement results are needed.</w:t>
       </w:r>
     </w:p>
     <w:p>
@@ -5182,6 +7192,67 @@
         <w:rPr>
           <w:lang w:val="en-US"/>
         </w:rPr>
+        <w:t xml:space="preserve">So that the </w:t>
+      </w:r>
+      <w:r>
+        <w:rPr>
+          <w:lang w:val="en-US"/>
+        </w:rPr>
+        <w:t>observations m</w:t>
+      </w:r>
+      <w:r>
+        <w:rPr>
+          <w:lang w:val="en-US"/>
+        </w:rPr>
+        <w:t xml:space="preserve">ade in the study are useful to others also, the result analysis must be presented as thoroughly as possible. </w:t>
+      </w:r>
+      <w:r>
+        <w:rPr>
+          <w:lang w:val="en-US"/>
+        </w:rPr>
+        <w:t>The observations of the study and the result analysis i</w:t>
+      </w:r>
+      <w:r>
+        <w:rPr>
+          <w:lang w:val="en-US"/>
+        </w:rPr>
+        <w:t xml:space="preserve">s presented unambiguously and compactly. A figure or table can be used for help in the presentation. </w:t>
+      </w:r>
+      <w:r>
+        <w:rPr>
+          <w:lang w:val="en-US"/>
+        </w:rPr>
+        <w:t>The observations made, the analysis made on them and p</w:t>
+      </w:r>
+      <w:r>
+        <w:rPr>
+          <w:lang w:val="en-US"/>
+        </w:rPr>
+        <w:t xml:space="preserve">resented figures etc. are used to reason the conclusions of the study. </w:t>
+      </w:r>
+      <w:r>
+        <w:rPr>
+          <w:lang w:val="en-US"/>
+        </w:rPr>
+        <w:t>The interpretation of result figures or numbers must not b</w:t>
+      </w:r>
+      <w:r>
+        <w:rPr>
+          <w:lang w:val="en-US"/>
+        </w:rPr>
+        <w:t>e left for the reader, the text must tell what the figures and numbers show, for example.</w:t>
+      </w:r>
+    </w:p>
+    <w:p>
+      <w:pPr>
+        <w:rPr>
+          <w:lang w:val="en-US"/>
+        </w:rPr>
+      </w:pPr>
+      <w:r>
+        <w:rPr>
+          <w:lang w:val="en-US"/>
+        </w:rPr>
         <w:t>It is not usually obvious h</w:t>
       </w:r>
       <w:r>
@@ -5236,14 +7307,7 @@
         <w:rPr>
           <w:lang w:val="en-US"/>
         </w:rPr>
-        <w:t xml:space="preserve">Some results are easiest to </w:t>
-      </w:r>
-      <w:r>
-        <w:rPr>
-          <w:lang w:val="en-US"/>
-        </w:rPr>
-        <w:lastRenderedPageBreak/>
-        <w:t xml:space="preserve">present in figure (example: figure </w:t>
+        <w:t xml:space="preserve">Some results are easiest to present in figure (example: figure </w:t>
       </w:r>
       <w:r>
         <w:rPr>
@@ -5616,7 +7680,6 @@
             <w:pPr>
               <w:keepNext/>
               <w:keepLines/>
-              <w:spacing w:after="0"/>
               <w:jc w:val="center"/>
               <w:rPr>
                 <w:rFonts w:ascii="Times New Roman" w:hAnsi="Times New Roman" w:cs="Times New Roman"/>
@@ -5635,6 +7698,7 @@
                 <w:sz w:val="20"/>
                 <w:szCs w:val="20"/>
               </w:rPr>
+              <w:lastRenderedPageBreak/>
               <w:t>Charge</w:t>
             </w:r>
             <w:proofErr w:type="spellEnd"/>
@@ -5672,7 +7736,6 @@
             <w:pPr>
               <w:keepNext/>
               <w:keepLines/>
-              <w:spacing w:after="0"/>
               <w:jc w:val="center"/>
               <w:rPr>
                 <w:rFonts w:ascii="Times New Roman" w:hAnsi="Times New Roman" w:cs="Times New Roman"/>
@@ -5726,7 +7789,6 @@
             <w:pPr>
               <w:keepNext/>
               <w:keepLines/>
-              <w:spacing w:after="0"/>
               <w:jc w:val="center"/>
               <w:rPr>
                 <w:rFonts w:ascii="Times New Roman" w:hAnsi="Times New Roman" w:cs="Times New Roman"/>
@@ -5791,7 +7853,6 @@
             <w:pPr>
               <w:keepNext/>
               <w:keepLines/>
-              <w:spacing w:after="0"/>
               <w:jc w:val="center"/>
               <w:rPr>
                 <w:rFonts w:ascii="Times New Roman" w:hAnsi="Times New Roman" w:cs="Times New Roman"/>
@@ -5845,7 +7906,6 @@
             <w:pPr>
               <w:keepNext/>
               <w:keepLines/>
-              <w:spacing w:after="0"/>
               <w:jc w:val="center"/>
               <w:rPr>
                 <w:rFonts w:ascii="Times New Roman" w:hAnsi="Times New Roman" w:cs="Times New Roman"/>
@@ -5905,7 +7965,6 @@
             <w:pPr>
               <w:keepNext/>
               <w:keepLines/>
-              <w:spacing w:after="0"/>
               <w:jc w:val="center"/>
               <w:rPr>
                 <w:rFonts w:ascii="Times New Roman" w:hAnsi="Times New Roman" w:cs="Times New Roman"/>
@@ -5924,7 +7983,6 @@
             <w:pPr>
               <w:keepNext/>
               <w:keepLines/>
-              <w:spacing w:after="0"/>
               <w:jc w:val="center"/>
               <w:rPr>
                 <w:rFonts w:ascii="Times New Roman" w:hAnsi="Times New Roman" w:cs="Times New Roman"/>
@@ -5943,7 +8001,6 @@
             <w:pPr>
               <w:keepNext/>
               <w:keepLines/>
-              <w:spacing w:after="0"/>
               <w:jc w:val="center"/>
               <w:rPr>
                 <w:rFonts w:ascii="Times New Roman" w:hAnsi="Times New Roman" w:cs="Times New Roman"/>
@@ -5962,7 +8019,6 @@
             <w:pPr>
               <w:keepNext/>
               <w:keepLines/>
-              <w:spacing w:after="0"/>
               <w:jc w:val="center"/>
               <w:rPr>
                 <w:rFonts w:ascii="Times New Roman" w:hAnsi="Times New Roman" w:cs="Times New Roman"/>
@@ -5980,7 +8036,6 @@
             <w:pPr>
               <w:keepNext/>
               <w:keepLines/>
-              <w:spacing w:after="0"/>
               <w:jc w:val="center"/>
               <w:rPr>
                 <w:rFonts w:ascii="Times New Roman" w:hAnsi="Times New Roman" w:cs="Times New Roman"/>
@@ -6056,7 +8111,6 @@
             <w:pPr>
               <w:keepNext/>
               <w:keepLines/>
-              <w:spacing w:after="0"/>
               <w:jc w:val="center"/>
               <w:rPr>
                 <w:rFonts w:ascii="Times New Roman" w:hAnsi="Times New Roman" w:cs="Times New Roman"/>
@@ -6075,7 +8129,6 @@
             <w:pPr>
               <w:keepNext/>
               <w:keepLines/>
-              <w:spacing w:after="0"/>
               <w:jc w:val="center"/>
               <w:rPr>
                 <w:rFonts w:ascii="Times New Roman" w:hAnsi="Times New Roman" w:cs="Times New Roman"/>
@@ -6119,8 +8172,6 @@
             <w:pPr>
               <w:keepNext/>
               <w:keepLines/>
-              <w:spacing w:after="0"/>
-              <w:jc w:val="left"/>
               <w:rPr>
                 <w:rFonts w:ascii="Times New Roman" w:hAnsi="Times New Roman" w:cs="Times New Roman"/>
                 <w:sz w:val="20"/>
@@ -6157,7 +8208,6 @@
             <w:pPr>
               <w:keepNext/>
               <w:keepLines/>
-              <w:spacing w:after="0"/>
               <w:jc w:val="center"/>
               <w:rPr>
                 <w:rFonts w:ascii="Times New Roman" w:hAnsi="Times New Roman" w:cs="Times New Roman"/>
@@ -6184,7 +8234,6 @@
             <w:pPr>
               <w:keepNext/>
               <w:keepLines/>
-              <w:spacing w:after="0"/>
               <w:jc w:val="center"/>
               <w:rPr>
                 <w:rFonts w:ascii="Times New Roman" w:hAnsi="Times New Roman" w:cs="Times New Roman"/>
@@ -6211,7 +8260,6 @@
             <w:pPr>
               <w:keepNext/>
               <w:keepLines/>
-              <w:spacing w:after="0"/>
               <w:jc w:val="center"/>
               <w:rPr>
                 <w:rFonts w:ascii="Times New Roman" w:hAnsi="Times New Roman" w:cs="Times New Roman"/>
@@ -6254,7 +8302,6 @@
             <w:pPr>
               <w:keepNext/>
               <w:keepLines/>
-              <w:spacing w:after="0"/>
               <w:jc w:val="center"/>
               <w:rPr>
                 <w:rFonts w:ascii="Times New Roman" w:hAnsi="Times New Roman" w:cs="Times New Roman"/>
@@ -6281,7 +8328,6 @@
             <w:pPr>
               <w:keepNext/>
               <w:keepLines/>
-              <w:spacing w:after="0"/>
               <w:jc w:val="center"/>
               <w:rPr>
                 <w:rFonts w:ascii="Times New Roman" w:hAnsi="Times New Roman" w:cs="Times New Roman"/>
@@ -6313,8 +8359,6 @@
             <w:pPr>
               <w:keepNext/>
               <w:keepLines/>
-              <w:spacing w:after="0"/>
-              <w:jc w:val="left"/>
               <w:rPr>
                 <w:rFonts w:ascii="Times New Roman" w:hAnsi="Times New Roman" w:cs="Times New Roman"/>
                 <w:sz w:val="20"/>
@@ -6342,7 +8386,6 @@
             <w:pPr>
               <w:keepNext/>
               <w:keepLines/>
-              <w:spacing w:after="0"/>
               <w:jc w:val="center"/>
               <w:rPr>
                 <w:rFonts w:ascii="Times New Roman" w:hAnsi="Times New Roman" w:cs="Times New Roman"/>
@@ -6369,7 +8412,6 @@
             <w:pPr>
               <w:keepNext/>
               <w:keepLines/>
-              <w:spacing w:after="0"/>
               <w:jc w:val="center"/>
               <w:rPr>
                 <w:rFonts w:ascii="Times New Roman" w:hAnsi="Times New Roman" w:cs="Times New Roman"/>
@@ -6396,7 +8438,6 @@
             <w:pPr>
               <w:keepNext/>
               <w:keepLines/>
-              <w:spacing w:after="0"/>
               <w:jc w:val="center"/>
               <w:rPr>
                 <w:rFonts w:ascii="Times New Roman" w:hAnsi="Times New Roman" w:cs="Times New Roman"/>
@@ -6439,7 +8480,6 @@
             <w:pPr>
               <w:keepNext/>
               <w:keepLines/>
-              <w:spacing w:after="0"/>
               <w:jc w:val="center"/>
               <w:rPr>
                 <w:rFonts w:ascii="Times New Roman" w:hAnsi="Times New Roman" w:cs="Times New Roman"/>
@@ -6466,7 +8506,6 @@
             <w:pPr>
               <w:keepNext/>
               <w:keepLines/>
-              <w:spacing w:after="0"/>
               <w:jc w:val="center"/>
               <w:rPr>
                 <w:rFonts w:ascii="Times New Roman" w:hAnsi="Times New Roman" w:cs="Times New Roman"/>
@@ -6498,8 +8537,6 @@
             <w:pPr>
               <w:keepNext/>
               <w:keepLines/>
-              <w:spacing w:after="0"/>
-              <w:jc w:val="left"/>
               <w:rPr>
                 <w:rFonts w:ascii="Times New Roman" w:hAnsi="Times New Roman" w:cs="Times New Roman"/>
                 <w:sz w:val="20"/>
@@ -6536,7 +8573,6 @@
             <w:pPr>
               <w:keepNext/>
               <w:keepLines/>
-              <w:spacing w:after="0"/>
               <w:jc w:val="center"/>
               <w:rPr>
                 <w:rFonts w:ascii="Times New Roman" w:hAnsi="Times New Roman" w:cs="Times New Roman"/>
@@ -6563,7 +8599,6 @@
             <w:pPr>
               <w:keepNext/>
               <w:keepLines/>
-              <w:spacing w:after="0"/>
               <w:jc w:val="center"/>
               <w:rPr>
                 <w:rFonts w:ascii="Times New Roman" w:hAnsi="Times New Roman" w:cs="Times New Roman"/>
@@ -6590,7 +8625,6 @@
             <w:pPr>
               <w:keepNext/>
               <w:keepLines/>
-              <w:spacing w:after="0"/>
               <w:jc w:val="center"/>
               <w:rPr>
                 <w:rFonts w:ascii="Times New Roman" w:hAnsi="Times New Roman" w:cs="Times New Roman"/>
@@ -6633,7 +8667,6 @@
             <w:pPr>
               <w:keepNext/>
               <w:keepLines/>
-              <w:spacing w:after="0"/>
               <w:jc w:val="center"/>
               <w:rPr>
                 <w:rFonts w:ascii="Times New Roman" w:hAnsi="Times New Roman" w:cs="Times New Roman"/>
@@ -6660,7 +8693,6 @@
             <w:pPr>
               <w:keepNext/>
               <w:keepLines/>
-              <w:spacing w:after="0"/>
               <w:jc w:val="center"/>
               <w:rPr>
                 <w:rFonts w:ascii="Times New Roman" w:hAnsi="Times New Roman" w:cs="Times New Roman"/>
@@ -6692,8 +8724,6 @@
             <w:pPr>
               <w:keepNext/>
               <w:keepLines/>
-              <w:spacing w:after="0"/>
-              <w:jc w:val="left"/>
               <w:rPr>
                 <w:rFonts w:ascii="Times New Roman" w:hAnsi="Times New Roman" w:cs="Times New Roman"/>
                 <w:sz w:val="20"/>
@@ -6730,7 +8760,6 @@
             <w:pPr>
               <w:keepNext/>
               <w:keepLines/>
-              <w:spacing w:after="0"/>
               <w:jc w:val="center"/>
               <w:rPr>
                 <w:rFonts w:ascii="Times New Roman" w:hAnsi="Times New Roman" w:cs="Times New Roman"/>
@@ -6757,7 +8786,6 @@
             <w:pPr>
               <w:keepNext/>
               <w:keepLines/>
-              <w:spacing w:after="0"/>
               <w:jc w:val="center"/>
               <w:rPr>
                 <w:rFonts w:ascii="Times New Roman" w:hAnsi="Times New Roman" w:cs="Times New Roman"/>
@@ -6784,7 +8812,6 @@
             <w:pPr>
               <w:keepNext/>
               <w:keepLines/>
-              <w:spacing w:after="0"/>
               <w:jc w:val="center"/>
               <w:rPr>
                 <w:rFonts w:ascii="Times New Roman" w:hAnsi="Times New Roman" w:cs="Times New Roman"/>
@@ -6827,7 +8854,6 @@
             <w:pPr>
               <w:keepNext/>
               <w:keepLines/>
-              <w:spacing w:after="0"/>
               <w:jc w:val="center"/>
               <w:rPr>
                 <w:rFonts w:ascii="Times New Roman" w:hAnsi="Times New Roman" w:cs="Times New Roman"/>
@@ -6854,7 +8880,6 @@
             <w:pPr>
               <w:keepNext/>
               <w:keepLines/>
-              <w:spacing w:after="0"/>
               <w:jc w:val="center"/>
               <w:rPr>
                 <w:rFonts w:ascii="Times New Roman" w:hAnsi="Times New Roman" w:cs="Times New Roman"/>
@@ -6886,8 +8911,6 @@
             <w:pPr>
               <w:keepNext/>
               <w:keepLines/>
-              <w:spacing w:after="0"/>
-              <w:jc w:val="left"/>
               <w:rPr>
                 <w:rFonts w:ascii="Times New Roman" w:hAnsi="Times New Roman" w:cs="Times New Roman"/>
                 <w:sz w:val="20"/>
@@ -6924,7 +8947,6 @@
             <w:pPr>
               <w:keepNext/>
               <w:keepLines/>
-              <w:spacing w:after="0"/>
               <w:jc w:val="center"/>
               <w:rPr>
                 <w:rFonts w:ascii="Times New Roman" w:hAnsi="Times New Roman" w:cs="Times New Roman"/>
@@ -6951,7 +8973,6 @@
             <w:pPr>
               <w:keepNext/>
               <w:keepLines/>
-              <w:spacing w:after="0"/>
               <w:jc w:val="center"/>
               <w:rPr>
                 <w:rFonts w:ascii="Times New Roman" w:hAnsi="Times New Roman" w:cs="Times New Roman"/>
@@ -6978,7 +8999,6 @@
             <w:pPr>
               <w:keepNext/>
               <w:keepLines/>
-              <w:spacing w:after="0"/>
               <w:jc w:val="center"/>
               <w:rPr>
                 <w:rFonts w:ascii="Times New Roman" w:hAnsi="Times New Roman" w:cs="Times New Roman"/>
@@ -7021,7 +9041,6 @@
             <w:pPr>
               <w:keepNext/>
               <w:keepLines/>
-              <w:spacing w:after="0"/>
               <w:jc w:val="center"/>
               <w:rPr>
                 <w:rFonts w:ascii="Times New Roman" w:hAnsi="Times New Roman" w:cs="Times New Roman"/>
@@ -7048,7 +9067,6 @@
             <w:pPr>
               <w:keepNext/>
               <w:keepLines/>
-              <w:spacing w:after="0"/>
               <w:jc w:val="center"/>
               <w:rPr>
                 <w:rFonts w:ascii="Times New Roman" w:hAnsi="Times New Roman" w:cs="Times New Roman"/>
@@ -7077,7 +9095,6 @@
         <w:rPr>
           <w:noProof/>
         </w:rPr>
-        <w:lastRenderedPageBreak/>
         <mc:AlternateContent>
           <mc:Choice Requires="wps">
             <w:drawing>
@@ -7711,6 +9728,7 @@
         <w:rPr>
           <w:lang w:val="en-US"/>
         </w:rPr>
+        <w:lastRenderedPageBreak/>
         <w:t>”</w:t>
       </w:r>
       <w:r>
@@ -7994,7 +10012,6 @@
         <w:rPr>
           <w:lang w:val="en-US"/>
         </w:rPr>
-        <w:lastRenderedPageBreak/>
         <w:t xml:space="preserve">“The </w:t>
       </w:r>
       <w:r>
@@ -8335,15 +10352,12 @@
     </w:p>
     <w:p>
       <w:pPr>
-        <w:spacing w:line="240" w:lineRule="auto"/>
-        <w:rPr>
-          <w:szCs w:val="24"/>
-          <w:lang w:val="en-US"/>
-        </w:rPr>
-      </w:pPr>
-      <w:r>
-        <w:rPr>
-          <w:szCs w:val="24"/>
+        <w:rPr>
+          <w:lang w:val="en-US"/>
+        </w:rPr>
+      </w:pPr>
+      <w:r>
+        <w:rPr>
           <w:lang w:val="en-US"/>
         </w:rPr>
         <w:t xml:space="preserve">Alred, G. J., Brusaw, C. T. &amp; </w:t>
@@ -8351,7 +10365,6 @@
       <w:proofErr w:type="spellStart"/>
       <w:r>
         <w:rPr>
-          <w:szCs w:val="24"/>
           <w:lang w:val="en-US"/>
         </w:rPr>
         <w:t>Oliu</w:t>
@@ -8359,7 +10372,6 @@
       <w:proofErr w:type="spellEnd"/>
       <w:r>
         <w:rPr>
-          <w:szCs w:val="24"/>
           <w:lang w:val="en-US"/>
         </w:rPr>
         <w:t>, W. E. 2006. Handbook of Technical Writing. Eighth Edition. New York: St. Martin’s Press.</w:t>
@@ -8367,10 +10379,8 @@
     </w:p>
     <w:p>
       <w:pPr>
-        <w:spacing w:line="240" w:lineRule="auto"/>
         <w:rPr>
           <w:color w:val="0000FF"/>
-          <w:szCs w:val="24"/>
           <w:u w:val="single"/>
           <w:lang w:val="en-US"/>
         </w:rPr>
@@ -8378,7 +10388,6 @@
       <w:proofErr w:type="spellStart"/>
       <w:r>
         <w:rPr>
-          <w:szCs w:val="24"/>
           <w:lang w:val="sv-SE"/>
         </w:rPr>
         <w:t>Barnbaum</w:t>
@@ -8386,7 +10395,6 @@
       <w:proofErr w:type="spellEnd"/>
       <w:r>
         <w:rPr>
-          <w:szCs w:val="24"/>
           <w:lang w:val="sv-SE"/>
         </w:rPr>
         <w:t xml:space="preserve">, C. </w:t>
@@ -8394,7 +10402,6 @@
       <w:proofErr w:type="spellStart"/>
       <w:r>
         <w:rPr>
-          <w:szCs w:val="24"/>
           <w:lang w:val="sv-SE"/>
         </w:rPr>
         <w:t>n.d</w:t>
@@ -8402,7 +10409,6 @@
       <w:proofErr w:type="spellEnd"/>
       <w:r>
         <w:rPr>
-          <w:szCs w:val="24"/>
           <w:lang w:val="sv-SE"/>
         </w:rPr>
         <w:t xml:space="preserve">. </w:t>
@@ -8410,7 +10416,6 @@
       <w:proofErr w:type="spellStart"/>
       <w:r>
         <w:rPr>
-          <w:szCs w:val="24"/>
           <w:lang w:val="sv-SE"/>
         </w:rPr>
         <w:t>Plagiarism</w:t>
@@ -8418,14 +10423,12 @@
       <w:proofErr w:type="spellEnd"/>
       <w:r>
         <w:rPr>
-          <w:szCs w:val="24"/>
           <w:lang w:val="sv-SE"/>
         </w:rPr>
         <w:t xml:space="preserve">. </w:t>
       </w:r>
       <w:r>
         <w:rPr>
-          <w:szCs w:val="24"/>
           <w:lang w:val="en-US"/>
         </w:rPr>
         <w:t xml:space="preserve">A Student’s Guide </w:t>
@@ -8433,7 +10436,6 @@
       <w:proofErr w:type="gramStart"/>
       <w:r>
         <w:rPr>
-          <w:szCs w:val="24"/>
           <w:lang w:val="en-US"/>
         </w:rPr>
         <w:t>To</w:t>
@@ -8441,98 +10443,84 @@
       <w:proofErr w:type="gramEnd"/>
       <w:r>
         <w:rPr>
-          <w:szCs w:val="24"/>
           <w:lang w:val="en-US"/>
         </w:rPr>
         <w:t xml:space="preserve"> Recognizing It and Avoiding It. </w:t>
       </w:r>
       <w:r>
         <w:rPr>
-          <w:szCs w:val="24"/>
           <w:lang w:val="en-US"/>
         </w:rPr>
         <w:t>[</w:t>
       </w:r>
       <w:r>
         <w:rPr>
-          <w:szCs w:val="24"/>
           <w:lang w:val="en-US"/>
         </w:rPr>
         <w:t>online document</w:t>
       </w:r>
       <w:r>
         <w:rPr>
-          <w:szCs w:val="24"/>
           <w:lang w:val="en-US"/>
         </w:rPr>
         <w:t>]. [</w:t>
       </w:r>
       <w:r>
         <w:rPr>
-          <w:szCs w:val="24"/>
           <w:lang w:val="en-US"/>
         </w:rPr>
         <w:t>referenced</w:t>
       </w:r>
       <w:r>
         <w:rPr>
-          <w:szCs w:val="24"/>
           <w:lang w:val="en-US"/>
         </w:rPr>
         <w:t xml:space="preserve"> </w:t>
       </w:r>
       <w:r>
         <w:rPr>
-          <w:szCs w:val="24"/>
           <w:lang w:val="en-US"/>
         </w:rPr>
         <w:t>25.9.</w:t>
       </w:r>
       <w:r>
         <w:rPr>
-          <w:szCs w:val="24"/>
           <w:lang w:val="en-US"/>
         </w:rPr>
         <w:t>20</w:t>
       </w:r>
       <w:r>
         <w:rPr>
-          <w:szCs w:val="24"/>
           <w:lang w:val="en-US"/>
         </w:rPr>
         <w:t>14</w:t>
       </w:r>
       <w:r>
         <w:rPr>
-          <w:szCs w:val="24"/>
           <w:lang w:val="en-US"/>
         </w:rPr>
         <w:t xml:space="preserve">]. </w:t>
       </w:r>
       <w:r>
         <w:rPr>
-          <w:szCs w:val="24"/>
           <w:lang w:val="en-US"/>
         </w:rPr>
         <w:t>Available</w:t>
       </w:r>
       <w:r>
         <w:rPr>
-          <w:szCs w:val="24"/>
           <w:lang w:val="en-US"/>
         </w:rPr>
         <w:t xml:space="preserve"> </w:t>
       </w:r>
       <w:r>
         <w:rPr>
-          <w:szCs w:val="24"/>
           <w:lang w:val="en-US"/>
         </w:rPr>
         <w:tab/>
       </w:r>
       <w:r>
         <w:rPr>
-          <w:szCs w:val="24"/>
           <w:lang w:val="en-US"/>
         </w:rPr>
         <w:br/>
@@ -8541,7 +10529,6 @@
         <w:r>
           <w:rPr>
             <w:rStyle w:val="Hyperlink"/>
-            <w:szCs w:val="24"/>
             <w:lang w:val="en-US"/>
           </w:rPr>
           <w:t>http://www.valdosta.edu/~cbarnbau/personal/teaching_MISC/plagiarism.htm</w:t>
@@ -8643,50 +10630,42 @@
     </w:p>
     <w:p>
       <w:pPr>
-        <w:spacing w:line="240" w:lineRule="auto"/>
-        <w:rPr>
-          <w:szCs w:val="24"/>
+        <w:rPr>
           <w:lang w:val="en-GB"/>
         </w:rPr>
       </w:pPr>
       <w:r>
         <w:rPr>
-          <w:szCs w:val="24"/>
           <w:lang w:val="en-GB"/>
         </w:rPr>
         <w:t>Sedra, A. S., &amp; Smith, K</w:t>
       </w:r>
       <w:r>
         <w:rPr>
-          <w:szCs w:val="24"/>
           <w:lang w:val="en-GB"/>
         </w:rPr>
         <w:t>. C. 2010</w:t>
       </w:r>
       <w:r>
         <w:rPr>
-          <w:szCs w:val="24"/>
           <w:lang w:val="en-GB"/>
         </w:rPr>
         <w:t>. M</w:t>
       </w:r>
       <w:r>
         <w:rPr>
-          <w:szCs w:val="24"/>
           <w:lang w:val="en-GB"/>
         </w:rPr>
         <w:t xml:space="preserve">icroelectronic circuits, 6. </w:t>
       </w:r>
       <w:r>
         <w:rPr>
-          <w:szCs w:val="24"/>
           <w:lang w:val="en-GB"/>
         </w:rPr>
         <w:t>edition</w:t>
       </w:r>
       <w:r>
         <w:rPr>
-          <w:szCs w:val="24"/>
           <w:lang w:val="en-GB"/>
         </w:rPr>
         <w:t>. New York: Oxford University Press.</w:t>
@@ -9038,9 +11017,6 @@
 <w:endnotes xmlns:wpc="http://schemas.microsoft.com/office/word/2010/wordprocessingCanvas" xmlns:cx="http://schemas.microsoft.com/office/drawing/2014/chartex" xmlns:cx1="http://schemas.microsoft.com/office/drawing/2015/9/8/chartex" xmlns:cx2="http://schemas.microsoft.com/office/drawing/2015/10/21/chartex" xmlns:cx3="http://schemas.microsoft.com/office/drawing/2016/5/9/chartex" xmlns:cx4="http://schemas.microsoft.com/office/drawing/2016/5/10/chartex" xmlns:cx5="http://schemas.microsoft.com/office/drawing/2016/5/11/chartex" xmlns:cx6="http://schemas.microsoft.com/office/drawing/2016/5/12/chartex" xmlns:cx7="http://schemas.microsoft.com/office/drawing/2016/5/13/chartex" xmlns:cx8="http://schemas.microsoft.com/office/drawing/2016/5/14/chartex" xmlns:mc="http://schemas.openxmlformats.org/markup-compatibility/2006" xmlns:m="http://schemas.openxmlformats.org/officeDocument/2006/math" xmlns:aink="http://schemas.microsoft.com/office/drawing/2016/ink" xmlns:am3d="http://schemas.microsoft.com/office/drawing/2017/model3d" xmlns:oel="http://schemas.microsoft.com/office/2019/extlst" xmlns:r="http://schemas.openxmlformats.org/officeDocument/2006/relationships" xmlns:wp14="http://schemas.microsoft.com/office/word/2010/wordprocessingDrawing" xmlns:wp="http://schemas.openxmlformats.org/drawingml/2006/wordprocessingDrawing" xmlns:wpg="http://schemas.microsoft.com/office/word/2010/wordprocessingGroup" xmlns:wpi="http://schemas.microsoft.com/office/word/2010/wordprocessingInk" xmlns:wps="http://schemas.microsoft.com/office/word/2010/wordprocessingShape" xmlns:o="urn:schemas-microsoft-com:office:office" xmlns:v="urn:schemas-microsoft-com:vml" xmlns:w10="urn:schemas-microsoft-com:office:word" xmlns:w="http://schemas.openxmlformats.org/wordprocessingml/2006/main" xmlns:w14="http://schemas.microsoft.com/office/word/2010/wordml" xmlns:w15="http://schemas.microsoft.com/office/word/2012/wordml" xmlns:w16cex="http://schemas.microsoft.com/office/word/2018/wordml/cex" xmlns:w16cid="http://schemas.microsoft.com/office/word/2016/wordml/cid" xmlns:w16="http://schemas.microsoft.com/office/word/2018/wordml" xmlns:w16sdtdh="http://schemas.microsoft.com/office/word/2020/wordml/sdtdatahash" xmlns:w16sdtfl="http://schemas.microsoft.com/office/word/2024/wordml/sdtformatlock" xmlns:w16se="http://schemas.microsoft.com/office/word/2015/wordml/symex" xmlns:w16du="http://schemas.microsoft.com/office/word/2023/wordml/word16du" xmlns:wne="http://schemas.microsoft.com/office/word/2006/wordml" mc:Ignorable="w14 w15 w16se w16cid w16 w16cex w16sdtdh w16sdtfl w16du wp14">
   <w:endnote w:type="separator" w:id="-1">
     <w:p>
-      <w:pPr>
-        <w:spacing w:line="240" w:lineRule="auto"/>
-      </w:pPr>
       <w:r>
         <w:separator/>
       </w:r>
@@ -9048,20 +11024,13 @@
   </w:endnote>
   <w:endnote w:type="continuationSeparator" w:id="0">
     <w:p>
-      <w:pPr>
-        <w:spacing w:line="240" w:lineRule="auto"/>
-      </w:pPr>
       <w:r>
         <w:continuationSeparator/>
       </w:r>
     </w:p>
   </w:endnote>
   <w:endnote w:type="continuationNotice" w:id="1">
-    <w:p>
-      <w:pPr>
-        <w:spacing w:after="0" w:line="240" w:lineRule="auto"/>
-      </w:pPr>
-    </w:p>
+    <w:p/>
   </w:endnote>
 </w:endnotes>
 </file>
@@ -9188,9 +11157,6 @@
 <w:footnotes xmlns:wpc="http://schemas.microsoft.com/office/word/2010/wordprocessingCanvas" xmlns:cx="http://schemas.microsoft.com/office/drawing/2014/chartex" xmlns:cx1="http://schemas.microsoft.com/office/drawing/2015/9/8/chartex" xmlns:cx2="http://schemas.microsoft.com/office/drawing/2015/10/21/chartex" xmlns:cx3="http://schemas.microsoft.com/office/drawing/2016/5/9/chartex" xmlns:cx4="http://schemas.microsoft.com/office/drawing/2016/5/10/chartex" xmlns:cx5="http://schemas.microsoft.com/office/drawing/2016/5/11/chartex" xmlns:cx6="http://schemas.microsoft.com/office/drawing/2016/5/12/chartex" xmlns:cx7="http://schemas.microsoft.com/office/drawing/2016/5/13/chartex" xmlns:cx8="http://schemas.microsoft.com/office/drawing/2016/5/14/chartex" xmlns:mc="http://schemas.openxmlformats.org/markup-compatibility/2006" xmlns:m="http://schemas.openxmlformats.org/officeDocument/2006/math" xmlns:aink="http://schemas.microsoft.com/office/drawing/2016/ink" xmlns:am3d="http://schemas.microsoft.com/office/drawing/2017/model3d" xmlns:oel="http://schemas.microsoft.com/office/2019/extlst" xmlns:r="http://schemas.openxmlformats.org/officeDocument/2006/relationships" xmlns:wp14="http://schemas.microsoft.com/office/word/2010/wordprocessingDrawing" xmlns:wp="http://schemas.openxmlformats.org/drawingml/2006/wordprocessingDrawing" xmlns:wpg="http://schemas.microsoft.com/office/word/2010/wordprocessingGroup" xmlns:wpi="http://schemas.microsoft.com/office/word/2010/wordprocessingInk" xmlns:wps="http://schemas.microsoft.com/office/word/2010/wordprocessingShape" xmlns:o="urn:schemas-microsoft-com:office:office" xmlns:v="urn:schemas-microsoft-com:vml" xmlns:w10="urn:schemas-microsoft-com:office:word" xmlns:w="http://schemas.openxmlformats.org/wordprocessingml/2006/main" xmlns:w14="http://schemas.microsoft.com/office/word/2010/wordml" xmlns:w15="http://schemas.microsoft.com/office/word/2012/wordml" xmlns:w16cex="http://schemas.microsoft.com/office/word/2018/wordml/cex" xmlns:w16cid="http://schemas.microsoft.com/office/word/2016/wordml/cid" xmlns:w16="http://schemas.microsoft.com/office/word/2018/wordml" xmlns:w16sdtdh="http://schemas.microsoft.com/office/word/2020/wordml/sdtdatahash" xmlns:w16sdtfl="http://schemas.microsoft.com/office/word/2024/wordml/sdtformatlock" xmlns:w16se="http://schemas.microsoft.com/office/word/2015/wordml/symex" xmlns:w16du="http://schemas.microsoft.com/office/word/2023/wordml/word16du" xmlns:wne="http://schemas.microsoft.com/office/word/2006/wordml" mc:Ignorable="w14 w15 w16se w16cid w16 w16cex w16sdtdh w16sdtfl w16du wp14">
   <w:footnote w:type="separator" w:id="-1">
     <w:p>
-      <w:pPr>
-        <w:spacing w:line="240" w:lineRule="auto"/>
-      </w:pPr>
       <w:r>
         <w:separator/>
       </w:r>
@@ -9198,20 +11164,13 @@
   </w:footnote>
   <w:footnote w:type="continuationSeparator" w:id="0">
     <w:p>
-      <w:pPr>
-        <w:spacing w:line="240" w:lineRule="auto"/>
-      </w:pPr>
       <w:r>
         <w:continuationSeparator/>
       </w:r>
     </w:p>
   </w:footnote>
   <w:footnote w:type="continuationNotice" w:id="1">
-    <w:p>
-      <w:pPr>
-        <w:spacing w:after="0" w:line="240" w:lineRule="auto"/>
-      </w:pPr>
-    </w:p>
+    <w:p/>
   </w:footnote>
 </w:footnotes>
 </file>
@@ -11556,14 +13515,11 @@
   <w:style w:type="paragraph" w:default="1" w:styleId="Normal">
     <w:name w:val="Normal"/>
     <w:qFormat/>
-    <w:rsid w:val="00982983"/>
-    <w:pPr>
-      <w:spacing w:after="120" w:line="240" w:lineRule="atLeast"/>
-      <w:jc w:val="both"/>
-    </w:pPr>
+    <w:rsid w:val="004F2FA9"/>
     <w:rPr>
       <w:sz w:val="24"/>
-      <w:lang w:val="fi-FI" w:eastAsia="fi-FI"/>
+      <w:szCs w:val="24"/>
+      <w:lang w:val="en-FI" w:eastAsia="en-GB"/>
     </w:rPr>
   </w:style>
   <w:style w:type="paragraph" w:styleId="Heading1">
@@ -11577,7 +13533,8 @@
       <w:numPr>
         <w:numId w:val="4"/>
       </w:numPr>
-      <w:spacing w:before="480" w:after="240"/>
+      <w:spacing w:before="480" w:after="240" w:line="240" w:lineRule="atLeast"/>
+      <w:jc w:val="both"/>
       <w:outlineLvl w:val="0"/>
     </w:pPr>
     <w:rPr>
@@ -11585,6 +13542,8 @@
       <w:caps/>
       <w:color w:val="000000"/>
       <w:kern w:val="28"/>
+      <w:szCs w:val="20"/>
+      <w:lang w:val="fi-FI" w:eastAsia="fi-FI"/>
     </w:rPr>
   </w:style>
   <w:style w:type="paragraph" w:styleId="Heading2">
@@ -11602,7 +13561,8 @@
       <w:tabs>
         <w:tab w:val="left" w:pos="567"/>
       </w:tabs>
-      <w:spacing w:before="480"/>
+      <w:spacing w:before="480" w:after="120" w:line="240" w:lineRule="atLeast"/>
+      <w:jc w:val="both"/>
       <w:outlineLvl w:val="1"/>
     </w:pPr>
     <w:rPr>
@@ -11611,6 +13571,7 @@
       <w:bCs/>
       <w:iCs/>
       <w:szCs w:val="28"/>
+      <w:lang w:val="fi-FI" w:eastAsia="fi-FI"/>
     </w:rPr>
   </w:style>
   <w:style w:type="paragraph" w:styleId="Heading3">
@@ -11625,7 +13586,8 @@
         <w:ilvl w:val="2"/>
         <w:numId w:val="4"/>
       </w:numPr>
-      <w:spacing w:before="360" w:after="60"/>
+      <w:spacing w:before="360" w:after="60" w:line="240" w:lineRule="atLeast"/>
+      <w:jc w:val="both"/>
       <w:outlineLvl w:val="2"/>
     </w:pPr>
     <w:rPr>
@@ -11633,6 +13595,7 @@
       <w:b/>
       <w:bCs/>
       <w:szCs w:val="26"/>
+      <w:lang w:val="fi-FI" w:eastAsia="fi-FI"/>
     </w:rPr>
   </w:style>
   <w:style w:type="paragraph" w:styleId="Heading4">
@@ -11647,11 +13610,15 @@
         <w:ilvl w:val="3"/>
         <w:numId w:val="4"/>
       </w:numPr>
+      <w:spacing w:after="120" w:line="240" w:lineRule="atLeast"/>
+      <w:jc w:val="both"/>
       <w:outlineLvl w:val="3"/>
     </w:pPr>
     <w:rPr>
       <w:b/>
       <w:bCs/>
+      <w:szCs w:val="20"/>
+      <w:lang w:val="fi-FI" w:eastAsia="fi-FI"/>
     </w:rPr>
   </w:style>
   <w:style w:type="paragraph" w:styleId="Heading5">
@@ -11667,12 +13634,15 @@
     <w:pPr>
       <w:keepNext/>
       <w:keepLines/>
-      <w:spacing w:before="40"/>
+      <w:spacing w:before="40" w:after="120" w:line="240" w:lineRule="atLeast"/>
+      <w:jc w:val="both"/>
       <w:outlineLvl w:val="4"/>
     </w:pPr>
     <w:rPr>
       <w:rFonts w:asciiTheme="majorHAnsi" w:eastAsiaTheme="majorEastAsia" w:hAnsiTheme="majorHAnsi" w:cstheme="majorBidi"/>
       <w:color w:val="365F91" w:themeColor="accent1" w:themeShade="BF"/>
+      <w:szCs w:val="20"/>
+      <w:lang w:val="fi-FI" w:eastAsia="fi-FI"/>
     </w:rPr>
   </w:style>
   <w:style w:type="paragraph" w:styleId="Heading6">
@@ -11688,12 +13658,15 @@
     <w:pPr>
       <w:keepNext/>
       <w:keepLines/>
-      <w:spacing w:before="40"/>
+      <w:spacing w:before="40" w:after="120" w:line="240" w:lineRule="atLeast"/>
+      <w:jc w:val="both"/>
       <w:outlineLvl w:val="5"/>
     </w:pPr>
     <w:rPr>
       <w:rFonts w:asciiTheme="majorHAnsi" w:eastAsiaTheme="majorEastAsia" w:hAnsiTheme="majorHAnsi" w:cstheme="majorBidi"/>
       <w:color w:val="243F60" w:themeColor="accent1" w:themeShade="7F"/>
+      <w:szCs w:val="20"/>
+      <w:lang w:val="fi-FI" w:eastAsia="fi-FI"/>
     </w:rPr>
   </w:style>
   <w:style w:type="paragraph" w:styleId="Heading7">
@@ -11709,7 +13682,8 @@
     <w:pPr>
       <w:keepNext/>
       <w:keepLines/>
-      <w:spacing w:before="40"/>
+      <w:spacing w:before="40" w:after="120" w:line="240" w:lineRule="atLeast"/>
+      <w:jc w:val="both"/>
       <w:outlineLvl w:val="6"/>
     </w:pPr>
     <w:rPr>
@@ -11717,6 +13691,8 @@
       <w:i/>
       <w:iCs/>
       <w:color w:val="243F60" w:themeColor="accent1" w:themeShade="7F"/>
+      <w:szCs w:val="20"/>
+      <w:lang w:val="fi-FI" w:eastAsia="fi-FI"/>
     </w:rPr>
   </w:style>
   <w:style w:type="paragraph" w:styleId="Heading8">
@@ -11732,7 +13708,8 @@
     <w:pPr>
       <w:keepNext/>
       <w:keepLines/>
-      <w:spacing w:before="40"/>
+      <w:spacing w:before="40" w:after="120" w:line="240" w:lineRule="atLeast"/>
+      <w:jc w:val="both"/>
       <w:outlineLvl w:val="7"/>
     </w:pPr>
     <w:rPr>
@@ -11740,6 +13717,7 @@
       <w:color w:val="272727" w:themeColor="text1" w:themeTint="D8"/>
       <w:sz w:val="21"/>
       <w:szCs w:val="21"/>
+      <w:lang w:val="fi-FI" w:eastAsia="fi-FI"/>
     </w:rPr>
   </w:style>
   <w:style w:type="paragraph" w:styleId="Heading9">
@@ -11755,7 +13733,8 @@
     <w:pPr>
       <w:keepNext/>
       <w:keepLines/>
-      <w:spacing w:before="40"/>
+      <w:spacing w:before="40" w:after="120" w:line="240" w:lineRule="atLeast"/>
+      <w:jc w:val="both"/>
       <w:outlineLvl w:val="8"/>
     </w:pPr>
     <w:rPr>
@@ -11765,6 +13744,7 @@
       <w:color w:val="272727" w:themeColor="text1" w:themeTint="D8"/>
       <w:sz w:val="21"/>
       <w:szCs w:val="21"/>
+      <w:lang w:val="fi-FI" w:eastAsia="fi-FI"/>
     </w:rPr>
   </w:style>
   <w:style w:type="character" w:default="1" w:styleId="DefaultParagraphFont">
@@ -11805,7 +13785,13 @@
         <w:tab w:val="center" w:pos="4819"/>
         <w:tab w:val="right" w:pos="9071"/>
       </w:tabs>
+      <w:spacing w:after="120" w:line="240" w:lineRule="atLeast"/>
+      <w:jc w:val="both"/>
     </w:pPr>
+    <w:rPr>
+      <w:szCs w:val="20"/>
+      <w:lang w:val="fi-FI" w:eastAsia="fi-FI"/>
+    </w:rPr>
   </w:style>
   <w:style w:type="paragraph" w:customStyle="1" w:styleId="alaotsikko">
     <w:name w:val="alaotsikko"/>
@@ -11814,11 +13800,14 @@
     <w:pPr>
       <w:keepNext/>
       <w:keepLines/>
-      <w:spacing w:after="360"/>
+      <w:spacing w:after="360" w:line="240" w:lineRule="atLeast"/>
+      <w:jc w:val="both"/>
     </w:pPr>
     <w:rPr>
       <w:b/>
       <w:sz w:val="28"/>
+      <w:szCs w:val="20"/>
+      <w:lang w:val="fi-FI" w:eastAsia="fi-FI"/>
     </w:rPr>
   </w:style>
   <w:style w:type="paragraph" w:customStyle="1" w:styleId="kirja">
@@ -11835,18 +13824,27 @@
       <w:adjustRightInd w:val="0"/>
       <w:spacing w:before="40" w:after="40" w:line="320" w:lineRule="exact"/>
       <w:ind w:firstLine="284"/>
+      <w:jc w:val="both"/>
       <w:textAlignment w:val="baseline"/>
     </w:pPr>
     <w:rPr>
       <w:noProof/>
+      <w:szCs w:val="20"/>
+      <w:lang w:val="fi-FI" w:eastAsia="fi-FI"/>
     </w:rPr>
   </w:style>
   <w:style w:type="paragraph" w:customStyle="1" w:styleId="Taulukkoteksti">
     <w:name w:val="Taulukkoteksti"/>
     <w:basedOn w:val="Normal"/>
     <w:rsid w:val="008862C1"/>
+    <w:pPr>
+      <w:spacing w:after="120" w:line="240" w:lineRule="atLeast"/>
+      <w:jc w:val="both"/>
+    </w:pPr>
     <w:rPr>
       <w:sz w:val="20"/>
+      <w:szCs w:val="20"/>
+      <w:lang w:val="fi-FI" w:eastAsia="fi-FI"/>
     </w:rPr>
   </w:style>
   <w:style w:type="paragraph" w:customStyle="1" w:styleId="Kuvateksti">
@@ -11854,10 +13852,13 @@
     <w:basedOn w:val="Normal"/>
     <w:rsid w:val="005526C3"/>
     <w:pPr>
-      <w:spacing w:after="240"/>
+      <w:spacing w:after="240" w:line="240" w:lineRule="atLeast"/>
+      <w:jc w:val="both"/>
     </w:pPr>
     <w:rPr>
       <w:sz w:val="20"/>
+      <w:szCs w:val="20"/>
+      <w:lang w:val="fi-FI" w:eastAsia="fi-FI"/>
     </w:rPr>
   </w:style>
   <w:style w:type="paragraph" w:customStyle="1" w:styleId="yhtl">
@@ -11872,13 +13873,14 @@
       <w:autoSpaceDE w:val="0"/>
       <w:autoSpaceDN w:val="0"/>
       <w:adjustRightInd w:val="0"/>
-      <w:spacing w:before="240" w:after="240"/>
+      <w:spacing w:before="240" w:after="240" w:line="240" w:lineRule="atLeast"/>
       <w:ind w:left="851"/>
-      <w:jc w:val="left"/>
       <w:textAlignment w:val="baseline"/>
     </w:pPr>
     <w:rPr>
       <w:noProof/>
+      <w:szCs w:val="20"/>
+      <w:lang w:val="fi-FI" w:eastAsia="fi-FI"/>
     </w:rPr>
   </w:style>
   <w:style w:type="paragraph" w:customStyle="1" w:styleId="dityleinen">
@@ -11890,8 +13892,13 @@
         <w:tab w:val="left" w:pos="851"/>
         <w:tab w:val="right" w:pos="7655"/>
       </w:tabs>
-      <w:spacing w:after="360"/>
+      <w:spacing w:after="360" w:line="240" w:lineRule="atLeast"/>
+      <w:jc w:val="both"/>
     </w:pPr>
+    <w:rPr>
+      <w:szCs w:val="20"/>
+      <w:lang w:val="fi-FI" w:eastAsia="fi-FI"/>
+    </w:rPr>
   </w:style>
   <w:style w:type="paragraph" w:customStyle="1" w:styleId="kappaleenalku">
     <w:name w:val="kappaleen alku"/>
@@ -11903,10 +13910,13 @@
       <w:autoSpaceDN w:val="0"/>
       <w:adjustRightInd w:val="0"/>
       <w:spacing w:after="40" w:line="320" w:lineRule="exact"/>
+      <w:jc w:val="both"/>
       <w:textAlignment w:val="baseline"/>
     </w:pPr>
     <w:rPr>
       <w:noProof/>
+      <w:szCs w:val="20"/>
+      <w:lang w:val="fi-FI" w:eastAsia="fi-FI"/>
     </w:rPr>
   </w:style>
   <w:style w:type="character" w:styleId="PageNumber">
@@ -11926,10 +13936,13 @@
       <w:adjustRightInd w:val="0"/>
       <w:spacing w:before="40" w:after="40" w:line="320" w:lineRule="exact"/>
       <w:ind w:left="765" w:hanging="765"/>
+      <w:jc w:val="both"/>
       <w:textAlignment w:val="baseline"/>
     </w:pPr>
     <w:rPr>
       <w:noProof/>
+      <w:szCs w:val="20"/>
+      <w:lang w:val="fi-FI" w:eastAsia="fi-FI"/>
     </w:rPr>
   </w:style>
   <w:style w:type="paragraph" w:styleId="Header">
@@ -11943,7 +13956,13 @@
         <w:tab w:val="center" w:pos="4153"/>
         <w:tab w:val="right" w:pos="8306"/>
       </w:tabs>
+      <w:spacing w:after="120" w:line="240" w:lineRule="atLeast"/>
+      <w:jc w:val="both"/>
     </w:pPr>
+    <w:rPr>
+      <w:szCs w:val="20"/>
+      <w:lang w:val="fi-FI" w:eastAsia="fi-FI"/>
+    </w:rPr>
   </w:style>
   <w:style w:type="paragraph" w:styleId="TOC1">
     <w:name w:val="toc 1"/>
@@ -11952,6 +13971,14 @@
     <w:autoRedefine/>
     <w:uiPriority w:val="39"/>
     <w:rsid w:val="00FB2298"/>
+    <w:pPr>
+      <w:spacing w:after="120" w:line="240" w:lineRule="atLeast"/>
+      <w:jc w:val="both"/>
+    </w:pPr>
+    <w:rPr>
+      <w:szCs w:val="20"/>
+      <w:lang w:val="fi-FI" w:eastAsia="fi-FI"/>
+    </w:rPr>
   </w:style>
   <w:style w:type="paragraph" w:styleId="TOC2">
     <w:name w:val="toc 2"/>
@@ -11961,8 +13988,14 @@
     <w:uiPriority w:val="39"/>
     <w:rsid w:val="00FB2298"/>
     <w:pPr>
+      <w:spacing w:after="120" w:line="240" w:lineRule="atLeast"/>
       <w:ind w:left="240"/>
+      <w:jc w:val="both"/>
     </w:pPr>
+    <w:rPr>
+      <w:szCs w:val="20"/>
+      <w:lang w:val="fi-FI" w:eastAsia="fi-FI"/>
+    </w:rPr>
   </w:style>
   <w:style w:type="paragraph" w:styleId="TOC3">
     <w:name w:val="toc 3"/>
@@ -11972,8 +14005,14 @@
     <w:uiPriority w:val="39"/>
     <w:rsid w:val="00FB2298"/>
     <w:pPr>
+      <w:spacing w:after="120" w:line="240" w:lineRule="atLeast"/>
       <w:ind w:left="480"/>
+      <w:jc w:val="both"/>
     </w:pPr>
+    <w:rPr>
+      <w:szCs w:val="20"/>
+      <w:lang w:val="fi-FI" w:eastAsia="fi-FI"/>
+    </w:rPr>
   </w:style>
   <w:style w:type="paragraph" w:styleId="TOC4">
     <w:name w:val="toc 4"/>
@@ -11983,8 +14022,14 @@
     <w:semiHidden/>
     <w:rsid w:val="008862C1"/>
     <w:pPr>
+      <w:spacing w:after="120" w:line="240" w:lineRule="atLeast"/>
       <w:ind w:left="720"/>
+      <w:jc w:val="both"/>
     </w:pPr>
+    <w:rPr>
+      <w:szCs w:val="20"/>
+      <w:lang w:val="fi-FI" w:eastAsia="fi-FI"/>
+    </w:rPr>
   </w:style>
   <w:style w:type="paragraph" w:styleId="TOC5">
     <w:name w:val="toc 5"/>
@@ -11994,8 +14039,14 @@
     <w:semiHidden/>
     <w:rsid w:val="008862C1"/>
     <w:pPr>
+      <w:spacing w:after="120" w:line="240" w:lineRule="atLeast"/>
       <w:ind w:left="960"/>
+      <w:jc w:val="both"/>
     </w:pPr>
+    <w:rPr>
+      <w:szCs w:val="20"/>
+      <w:lang w:val="fi-FI" w:eastAsia="fi-FI"/>
+    </w:rPr>
   </w:style>
   <w:style w:type="paragraph" w:styleId="TOC6">
     <w:name w:val="toc 6"/>
@@ -12005,8 +14056,14 @@
     <w:semiHidden/>
     <w:rsid w:val="008862C1"/>
     <w:pPr>
+      <w:spacing w:after="120" w:line="240" w:lineRule="atLeast"/>
       <w:ind w:left="1200"/>
+      <w:jc w:val="both"/>
     </w:pPr>
+    <w:rPr>
+      <w:szCs w:val="20"/>
+      <w:lang w:val="fi-FI" w:eastAsia="fi-FI"/>
+    </w:rPr>
   </w:style>
   <w:style w:type="paragraph" w:styleId="TOC7">
     <w:name w:val="toc 7"/>
@@ -12016,8 +14073,14 @@
     <w:semiHidden/>
     <w:rsid w:val="008862C1"/>
     <w:pPr>
+      <w:spacing w:after="120" w:line="240" w:lineRule="atLeast"/>
       <w:ind w:left="1440"/>
+      <w:jc w:val="both"/>
     </w:pPr>
+    <w:rPr>
+      <w:szCs w:val="20"/>
+      <w:lang w:val="fi-FI" w:eastAsia="fi-FI"/>
+    </w:rPr>
   </w:style>
   <w:style w:type="paragraph" w:styleId="TOC8">
     <w:name w:val="toc 8"/>
@@ -12027,8 +14090,14 @@
     <w:semiHidden/>
     <w:rsid w:val="008862C1"/>
     <w:pPr>
+      <w:spacing w:after="120" w:line="240" w:lineRule="atLeast"/>
       <w:ind w:left="1680"/>
+      <w:jc w:val="both"/>
     </w:pPr>
+    <w:rPr>
+      <w:szCs w:val="20"/>
+      <w:lang w:val="fi-FI" w:eastAsia="fi-FI"/>
+    </w:rPr>
   </w:style>
   <w:style w:type="paragraph" w:styleId="TOC9">
     <w:name w:val="toc 9"/>
@@ -12038,8 +14107,14 @@
     <w:semiHidden/>
     <w:rsid w:val="008862C1"/>
     <w:pPr>
+      <w:spacing w:after="120" w:line="240" w:lineRule="atLeast"/>
       <w:ind w:left="1920"/>
+      <w:jc w:val="both"/>
     </w:pPr>
+    <w:rPr>
+      <w:szCs w:val="20"/>
+      <w:lang w:val="fi-FI" w:eastAsia="fi-FI"/>
+    </w:rPr>
   </w:style>
   <w:style w:type="character" w:styleId="Hyperlink">
     <w:name w:val="Hyperlink"/>
@@ -12056,8 +14131,14 @@
     <w:semiHidden/>
     <w:rsid w:val="008862C1"/>
     <w:pPr>
+      <w:spacing w:after="120" w:line="240" w:lineRule="atLeast"/>
       <w:ind w:left="283" w:hanging="283"/>
+      <w:jc w:val="both"/>
     </w:pPr>
+    <w:rPr>
+      <w:szCs w:val="20"/>
+      <w:lang w:val="fi-FI" w:eastAsia="fi-FI"/>
+    </w:rPr>
   </w:style>
   <w:style w:type="paragraph" w:styleId="Caption">
     <w:name w:val="caption"/>
@@ -12066,12 +14147,15 @@
     <w:qFormat/>
     <w:rsid w:val="006100C7"/>
     <w:pPr>
-      <w:spacing w:before="120"/>
+      <w:spacing w:before="120" w:after="120" w:line="240" w:lineRule="atLeast"/>
       <w:ind w:left="1361" w:hanging="1361"/>
+      <w:jc w:val="both"/>
     </w:pPr>
     <w:rPr>
       <w:bCs/>
       <w:sz w:val="20"/>
+      <w:szCs w:val="20"/>
+      <w:lang w:val="fi-FI" w:eastAsia="fi-FI"/>
     </w:rPr>
   </w:style>
   <w:style w:type="paragraph" w:styleId="BodyText">
@@ -12080,6 +14164,14 @@
     <w:link w:val="BodyTextChar"/>
     <w:semiHidden/>
     <w:rsid w:val="008862C1"/>
+    <w:pPr>
+      <w:spacing w:after="120" w:line="240" w:lineRule="atLeast"/>
+      <w:jc w:val="both"/>
+    </w:pPr>
+    <w:rPr>
+      <w:szCs w:val="20"/>
+      <w:lang w:val="fi-FI" w:eastAsia="fi-FI"/>
+    </w:rPr>
   </w:style>
   <w:style w:type="paragraph" w:styleId="BodyTextIndent">
     <w:name w:val="Body Text Indent"/>
@@ -12088,8 +14180,14 @@
     <w:semiHidden/>
     <w:rsid w:val="008862C1"/>
     <w:pPr>
+      <w:spacing w:after="120" w:line="240" w:lineRule="atLeast"/>
       <w:ind w:left="283"/>
+      <w:jc w:val="both"/>
     </w:pPr>
+    <w:rPr>
+      <w:szCs w:val="20"/>
+      <w:lang w:val="fi-FI" w:eastAsia="fi-FI"/>
+    </w:rPr>
   </w:style>
   <w:style w:type="paragraph" w:customStyle="1" w:styleId="taulukko">
     <w:name w:val="taulukko"/>
@@ -12112,10 +14210,12 @@
     <w:semiHidden/>
     <w:rsid w:val="008862C1"/>
     <w:pPr>
-      <w:jc w:val="left"/>
+      <w:spacing w:after="120" w:line="240" w:lineRule="atLeast"/>
     </w:pPr>
     <w:rPr>
       <w:sz w:val="20"/>
+      <w:szCs w:val="20"/>
+      <w:lang w:val="fi-FI" w:eastAsia="fi-FI"/>
     </w:rPr>
   </w:style>
   <w:style w:type="paragraph" w:styleId="Index1">
@@ -12126,12 +14226,13 @@
     <w:semiHidden/>
     <w:rsid w:val="008862C1"/>
     <w:pPr>
-      <w:spacing w:before="120" w:line="240" w:lineRule="auto"/>
-      <w:jc w:val="left"/>
+      <w:spacing w:before="120" w:after="120"/>
     </w:pPr>
     <w:rPr>
       <w:rFonts w:ascii="Arial" w:hAnsi="Arial" w:cs="Arial"/>
       <w:sz w:val="20"/>
+      <w:szCs w:val="20"/>
+      <w:lang w:val="fi-FI" w:eastAsia="fi-FI"/>
     </w:rPr>
   </w:style>
   <w:style w:type="paragraph" w:styleId="BodyText2">
@@ -12140,11 +14241,12 @@
     <w:semiHidden/>
     <w:rsid w:val="008862C1"/>
     <w:pPr>
-      <w:spacing w:line="240" w:lineRule="auto"/>
-      <w:jc w:val="left"/>
+      <w:spacing w:after="120"/>
     </w:pPr>
     <w:rPr>
       <w:sz w:val="28"/>
+      <w:szCs w:val="20"/>
+      <w:lang w:val="fi-FI" w:eastAsia="fi-FI"/>
     </w:rPr>
   </w:style>
   <w:style w:type="character" w:customStyle="1" w:styleId="FooterChar">
@@ -12203,12 +14305,14 @@
     <w:unhideWhenUsed/>
     <w:rsid w:val="003E6AA1"/>
     <w:pPr>
-      <w:spacing w:line="240" w:lineRule="auto"/>
+      <w:spacing w:after="120"/>
+      <w:jc w:val="both"/>
     </w:pPr>
     <w:rPr>
       <w:rFonts w:ascii="Segoe UI" w:hAnsi="Segoe UI" w:cs="Segoe UI"/>
       <w:sz w:val="18"/>
       <w:szCs w:val="18"/>
+      <w:lang w:val="fi-FI" w:eastAsia="fi-FI"/>
     </w:rPr>
   </w:style>
   <w:style w:type="character" w:customStyle="1" w:styleId="BalloonTextChar">
@@ -12233,6 +14337,14 @@
     <w:semiHidden/>
     <w:unhideWhenUsed/>
     <w:rsid w:val="003E6AA1"/>
+    <w:pPr>
+      <w:spacing w:after="120" w:line="240" w:lineRule="atLeast"/>
+      <w:jc w:val="both"/>
+    </w:pPr>
+    <w:rPr>
+      <w:szCs w:val="20"/>
+      <w:lang w:val="fi-FI" w:eastAsia="fi-FI"/>
+    </w:rPr>
   </w:style>
   <w:style w:type="paragraph" w:styleId="BlockText">
     <w:name w:val="Block Text"/>
@@ -12248,13 +14360,17 @@
         <w:bottom w:val="single" w:sz="2" w:space="10" w:color="4F81BD" w:themeColor="accent1" w:shadow="1"/>
         <w:right w:val="single" w:sz="2" w:space="10" w:color="4F81BD" w:themeColor="accent1" w:shadow="1"/>
       </w:pBdr>
+      <w:spacing w:after="120" w:line="240" w:lineRule="atLeast"/>
       <w:ind w:left="1152" w:right="1152"/>
+      <w:jc w:val="both"/>
     </w:pPr>
     <w:rPr>
       <w:rFonts w:asciiTheme="minorHAnsi" w:eastAsiaTheme="minorEastAsia" w:hAnsiTheme="minorHAnsi" w:cstheme="minorBidi"/>
       <w:i/>
       <w:iCs/>
       <w:color w:val="4F81BD" w:themeColor="accent1"/>
+      <w:szCs w:val="20"/>
+      <w:lang w:val="fi-FI" w:eastAsia="fi-FI"/>
     </w:rPr>
   </w:style>
   <w:style w:type="paragraph" w:styleId="BodyText3">
@@ -12265,9 +14381,14 @@
     <w:semiHidden/>
     <w:unhideWhenUsed/>
     <w:rsid w:val="003E6AA1"/>
+    <w:pPr>
+      <w:spacing w:after="120" w:line="240" w:lineRule="atLeast"/>
+      <w:jc w:val="both"/>
+    </w:pPr>
     <w:rPr>
       <w:sz w:val="16"/>
       <w:szCs w:val="16"/>
+      <w:lang w:val="fi-FI" w:eastAsia="fi-FI"/>
     </w:rPr>
   </w:style>
   <w:style w:type="character" w:customStyle="1" w:styleId="BodyText3Char">
@@ -12364,9 +14485,14 @@
     <w:unhideWhenUsed/>
     <w:rsid w:val="003E6AA1"/>
     <w:pPr>
-      <w:spacing w:line="480" w:lineRule="auto"/>
+      <w:spacing w:after="120" w:line="480" w:lineRule="auto"/>
       <w:ind w:left="283"/>
+      <w:jc w:val="both"/>
     </w:pPr>
+    <w:rPr>
+      <w:szCs w:val="20"/>
+      <w:lang w:val="fi-FI" w:eastAsia="fi-FI"/>
+    </w:rPr>
   </w:style>
   <w:style w:type="character" w:customStyle="1" w:styleId="BodyTextIndent2Char">
     <w:name w:val="Body Text Indent 2 Char"/>
@@ -12389,11 +14515,14 @@
     <w:unhideWhenUsed/>
     <w:rsid w:val="003E6AA1"/>
     <w:pPr>
+      <w:spacing w:after="120" w:line="240" w:lineRule="atLeast"/>
       <w:ind w:left="283"/>
+      <w:jc w:val="both"/>
     </w:pPr>
     <w:rPr>
       <w:sz w:val="16"/>
       <w:szCs w:val="16"/>
+      <w:lang w:val="fi-FI" w:eastAsia="fi-FI"/>
     </w:rPr>
   </w:style>
   <w:style w:type="character" w:customStyle="1" w:styleId="BodyTextIndent3Char">
@@ -12418,9 +14547,14 @@
     <w:unhideWhenUsed/>
     <w:rsid w:val="003E6AA1"/>
     <w:pPr>
-      <w:spacing w:line="240" w:lineRule="auto"/>
+      <w:spacing w:after="120"/>
       <w:ind w:left="4252"/>
+      <w:jc w:val="both"/>
     </w:pPr>
+    <w:rPr>
+      <w:szCs w:val="20"/>
+      <w:lang w:val="fi-FI" w:eastAsia="fi-FI"/>
+    </w:rPr>
   </w:style>
   <w:style w:type="character" w:customStyle="1" w:styleId="ClosingChar">
     <w:name w:val="Closing Char"/>
@@ -12484,6 +14618,14 @@
     <w:semiHidden/>
     <w:unhideWhenUsed/>
     <w:rsid w:val="003E6AA1"/>
+    <w:pPr>
+      <w:spacing w:after="120" w:line="240" w:lineRule="atLeast"/>
+      <w:jc w:val="both"/>
+    </w:pPr>
+    <w:rPr>
+      <w:szCs w:val="20"/>
+      <w:lang w:val="fi-FI" w:eastAsia="fi-FI"/>
+    </w:rPr>
   </w:style>
   <w:style w:type="character" w:customStyle="1" w:styleId="DateChar">
     <w:name w:val="Date Char"/>
@@ -12506,12 +14648,14 @@
     <w:unhideWhenUsed/>
     <w:rsid w:val="003E6AA1"/>
     <w:pPr>
-      <w:spacing w:line="240" w:lineRule="auto"/>
+      <w:spacing w:after="120"/>
+      <w:jc w:val="both"/>
     </w:pPr>
     <w:rPr>
       <w:rFonts w:ascii="Segoe UI" w:hAnsi="Segoe UI" w:cs="Segoe UI"/>
       <w:sz w:val="16"/>
       <w:szCs w:val="16"/>
+      <w:lang w:val="fi-FI" w:eastAsia="fi-FI"/>
     </w:rPr>
   </w:style>
   <w:style w:type="character" w:customStyle="1" w:styleId="DocumentMapChar">
@@ -12537,8 +14681,13 @@
     <w:unhideWhenUsed/>
     <w:rsid w:val="003E6AA1"/>
     <w:pPr>
-      <w:spacing w:line="240" w:lineRule="auto"/>
+      <w:spacing w:after="120"/>
+      <w:jc w:val="both"/>
     </w:pPr>
+    <w:rPr>
+      <w:szCs w:val="20"/>
+      <w:lang w:val="fi-FI" w:eastAsia="fi-FI"/>
+    </w:rPr>
   </w:style>
   <w:style w:type="character" w:customStyle="1" w:styleId="EmailSignatureChar">
     <w:name w:val="Email Signature Char"/>
@@ -12561,10 +14710,13 @@
     <w:unhideWhenUsed/>
     <w:rsid w:val="003E6AA1"/>
     <w:pPr>
-      <w:spacing w:line="240" w:lineRule="auto"/>
+      <w:spacing w:after="120"/>
+      <w:jc w:val="both"/>
     </w:pPr>
     <w:rPr>
       <w:sz w:val="20"/>
+      <w:szCs w:val="20"/>
+      <w:lang w:val="fi-FI" w:eastAsia="fi-FI"/>
     </w:rPr>
   </w:style>
   <w:style w:type="character" w:customStyle="1" w:styleId="EndnoteTextChar">
@@ -12587,12 +14739,13 @@
     <w:rsid w:val="003E6AA1"/>
     <w:pPr>
       <w:framePr w:w="7920" w:h="1980" w:hRule="exact" w:hSpace="141" w:wrap="auto" w:hAnchor="page" w:xAlign="center" w:yAlign="bottom"/>
-      <w:spacing w:line="240" w:lineRule="auto"/>
+      <w:spacing w:after="120"/>
       <w:ind w:left="2880"/>
+      <w:jc w:val="both"/>
     </w:pPr>
     <w:rPr>
       <w:rFonts w:asciiTheme="majorHAnsi" w:eastAsiaTheme="majorEastAsia" w:hAnsiTheme="majorHAnsi" w:cstheme="majorBidi"/>
-      <w:szCs w:val="24"/>
+      <w:lang w:val="fi-FI" w:eastAsia="fi-FI"/>
     </w:rPr>
   </w:style>
   <w:style w:type="paragraph" w:styleId="EnvelopeReturn">
@@ -12603,11 +14756,14 @@
     <w:unhideWhenUsed/>
     <w:rsid w:val="003E6AA1"/>
     <w:pPr>
-      <w:spacing w:line="240" w:lineRule="auto"/>
+      <w:spacing w:after="120"/>
+      <w:jc w:val="both"/>
     </w:pPr>
     <w:rPr>
       <w:rFonts w:asciiTheme="majorHAnsi" w:eastAsiaTheme="majorEastAsia" w:hAnsiTheme="majorHAnsi" w:cstheme="majorBidi"/>
       <w:sz w:val="20"/>
+      <w:szCs w:val="20"/>
+      <w:lang w:val="fi-FI" w:eastAsia="fi-FI"/>
     </w:rPr>
   </w:style>
   <w:style w:type="paragraph" w:styleId="FootnoteText">
@@ -12619,10 +14775,13 @@
     <w:unhideWhenUsed/>
     <w:rsid w:val="003E6AA1"/>
     <w:pPr>
-      <w:spacing w:line="240" w:lineRule="auto"/>
+      <w:spacing w:after="120"/>
+      <w:jc w:val="both"/>
     </w:pPr>
     <w:rPr>
       <w:sz w:val="20"/>
+      <w:szCs w:val="20"/>
+      <w:lang w:val="fi-FI" w:eastAsia="fi-FI"/>
     </w:rPr>
   </w:style>
   <w:style w:type="character" w:customStyle="1" w:styleId="FootnoteTextChar">
@@ -12721,11 +14880,14 @@
     <w:unhideWhenUsed/>
     <w:rsid w:val="003E6AA1"/>
     <w:pPr>
-      <w:spacing w:line="240" w:lineRule="auto"/>
+      <w:spacing w:after="120"/>
+      <w:jc w:val="both"/>
     </w:pPr>
     <w:rPr>
       <w:i/>
       <w:iCs/>
+      <w:szCs w:val="20"/>
+      <w:lang w:val="fi-FI" w:eastAsia="fi-FI"/>
     </w:rPr>
   </w:style>
   <w:style w:type="character" w:customStyle="1" w:styleId="HTMLAddressChar">
@@ -12751,11 +14913,14 @@
     <w:unhideWhenUsed/>
     <w:rsid w:val="003E6AA1"/>
     <w:pPr>
-      <w:spacing w:line="240" w:lineRule="auto"/>
+      <w:spacing w:after="120"/>
+      <w:jc w:val="both"/>
     </w:pPr>
     <w:rPr>
       <w:rFonts w:ascii="Consolas" w:hAnsi="Consolas"/>
       <w:sz w:val="20"/>
+      <w:szCs w:val="20"/>
+      <w:lang w:val="fi-FI" w:eastAsia="fi-FI"/>
     </w:rPr>
   </w:style>
   <w:style w:type="character" w:customStyle="1" w:styleId="HTMLPreformattedChar">
@@ -12780,9 +14945,14 @@
     <w:unhideWhenUsed/>
     <w:rsid w:val="003E6AA1"/>
     <w:pPr>
-      <w:spacing w:line="240" w:lineRule="auto"/>
+      <w:spacing w:after="120"/>
       <w:ind w:left="480" w:hanging="240"/>
+      <w:jc w:val="both"/>
     </w:pPr>
+    <w:rPr>
+      <w:szCs w:val="20"/>
+      <w:lang w:val="fi-FI" w:eastAsia="fi-FI"/>
+    </w:rPr>
   </w:style>
   <w:style w:type="paragraph" w:styleId="Index3">
     <w:name w:val="index 3"/>
@@ -12794,9 +14964,14 @@
     <w:unhideWhenUsed/>
     <w:rsid w:val="003E6AA1"/>
     <w:pPr>
-      <w:spacing w:line="240" w:lineRule="auto"/>
+      <w:spacing w:after="120"/>
       <w:ind w:left="720" w:hanging="240"/>
+      <w:jc w:val="both"/>
     </w:pPr>
+    <w:rPr>
+      <w:szCs w:val="20"/>
+      <w:lang w:val="fi-FI" w:eastAsia="fi-FI"/>
+    </w:rPr>
   </w:style>
   <w:style w:type="paragraph" w:styleId="Index4">
     <w:name w:val="index 4"/>
@@ -12808,9 +14983,14 @@
     <w:unhideWhenUsed/>
     <w:rsid w:val="003E6AA1"/>
     <w:pPr>
-      <w:spacing w:line="240" w:lineRule="auto"/>
+      <w:spacing w:after="120"/>
       <w:ind w:left="960" w:hanging="240"/>
+      <w:jc w:val="both"/>
     </w:pPr>
+    <w:rPr>
+      <w:szCs w:val="20"/>
+      <w:lang w:val="fi-FI" w:eastAsia="fi-FI"/>
+    </w:rPr>
   </w:style>
   <w:style w:type="paragraph" w:styleId="Index5">
     <w:name w:val="index 5"/>
@@ -12822,9 +15002,14 @@
     <w:unhideWhenUsed/>
     <w:rsid w:val="003E6AA1"/>
     <w:pPr>
-      <w:spacing w:line="240" w:lineRule="auto"/>
+      <w:spacing w:after="120"/>
       <w:ind w:left="1200" w:hanging="240"/>
+      <w:jc w:val="both"/>
     </w:pPr>
+    <w:rPr>
+      <w:szCs w:val="20"/>
+      <w:lang w:val="fi-FI" w:eastAsia="fi-FI"/>
+    </w:rPr>
   </w:style>
   <w:style w:type="paragraph" w:styleId="Index6">
     <w:name w:val="index 6"/>
@@ -12836,9 +15021,14 @@
     <w:unhideWhenUsed/>
     <w:rsid w:val="003E6AA1"/>
     <w:pPr>
-      <w:spacing w:line="240" w:lineRule="auto"/>
+      <w:spacing w:after="120"/>
       <w:ind w:left="1440" w:hanging="240"/>
+      <w:jc w:val="both"/>
     </w:pPr>
+    <w:rPr>
+      <w:szCs w:val="20"/>
+      <w:lang w:val="fi-FI" w:eastAsia="fi-FI"/>
+    </w:rPr>
   </w:style>
   <w:style w:type="paragraph" w:styleId="Index7">
     <w:name w:val="index 7"/>
@@ -12850,9 +15040,14 @@
     <w:unhideWhenUsed/>
     <w:rsid w:val="003E6AA1"/>
     <w:pPr>
-      <w:spacing w:line="240" w:lineRule="auto"/>
+      <w:spacing w:after="120"/>
       <w:ind w:left="1680" w:hanging="240"/>
+      <w:jc w:val="both"/>
     </w:pPr>
+    <w:rPr>
+      <w:szCs w:val="20"/>
+      <w:lang w:val="fi-FI" w:eastAsia="fi-FI"/>
+    </w:rPr>
   </w:style>
   <w:style w:type="paragraph" w:styleId="Index8">
     <w:name w:val="index 8"/>
@@ -12864,9 +15059,14 @@
     <w:unhideWhenUsed/>
     <w:rsid w:val="003E6AA1"/>
     <w:pPr>
-      <w:spacing w:line="240" w:lineRule="auto"/>
+      <w:spacing w:after="120"/>
       <w:ind w:left="1920" w:hanging="240"/>
+      <w:jc w:val="both"/>
     </w:pPr>
+    <w:rPr>
+      <w:szCs w:val="20"/>
+      <w:lang w:val="fi-FI" w:eastAsia="fi-FI"/>
+    </w:rPr>
   </w:style>
   <w:style w:type="paragraph" w:styleId="Index9">
     <w:name w:val="index 9"/>
@@ -12878,9 +15078,14 @@
     <w:unhideWhenUsed/>
     <w:rsid w:val="003E6AA1"/>
     <w:pPr>
-      <w:spacing w:line="240" w:lineRule="auto"/>
+      <w:spacing w:after="120"/>
       <w:ind w:left="2160" w:hanging="240"/>
+      <w:jc w:val="both"/>
     </w:pPr>
+    <w:rPr>
+      <w:szCs w:val="20"/>
+      <w:lang w:val="fi-FI" w:eastAsia="fi-FI"/>
+    </w:rPr>
   </w:style>
   <w:style w:type="paragraph" w:styleId="IndexHeading">
     <w:name w:val="index heading"/>
@@ -12890,10 +15095,16 @@
     <w:semiHidden/>
     <w:unhideWhenUsed/>
     <w:rsid w:val="003E6AA1"/>
+    <w:pPr>
+      <w:spacing w:after="120" w:line="240" w:lineRule="atLeast"/>
+      <w:jc w:val="both"/>
+    </w:pPr>
     <w:rPr>
       <w:rFonts w:asciiTheme="majorHAnsi" w:eastAsiaTheme="majorEastAsia" w:hAnsiTheme="majorHAnsi" w:cstheme="majorBidi"/>
       <w:b/>
       <w:bCs/>
+      <w:szCs w:val="20"/>
+      <w:lang w:val="fi-FI" w:eastAsia="fi-FI"/>
     </w:rPr>
   </w:style>
   <w:style w:type="paragraph" w:styleId="IntenseQuote">
@@ -12909,7 +15120,7 @@
         <w:top w:val="single" w:sz="4" w:space="10" w:color="4F81BD" w:themeColor="accent1"/>
         <w:bottom w:val="single" w:sz="4" w:space="10" w:color="4F81BD" w:themeColor="accent1"/>
       </w:pBdr>
-      <w:spacing w:before="360" w:after="360"/>
+      <w:spacing w:before="360" w:after="360" w:line="240" w:lineRule="atLeast"/>
       <w:ind w:left="864" w:right="864"/>
       <w:jc w:val="center"/>
     </w:pPr>
@@ -12917,6 +15128,8 @@
       <w:i/>
       <w:iCs/>
       <w:color w:val="4F81BD" w:themeColor="accent1"/>
+      <w:szCs w:val="20"/>
+      <w:lang w:val="fi-FI" w:eastAsia="fi-FI"/>
     </w:rPr>
   </w:style>
   <w:style w:type="character" w:customStyle="1" w:styleId="IntenseQuoteChar">
@@ -12941,9 +15154,15 @@
     <w:unhideWhenUsed/>
     <w:rsid w:val="003E6AA1"/>
     <w:pPr>
+      <w:spacing w:after="120" w:line="240" w:lineRule="atLeast"/>
       <w:ind w:left="566" w:hanging="283"/>
       <w:contextualSpacing/>
+      <w:jc w:val="both"/>
     </w:pPr>
+    <w:rPr>
+      <w:szCs w:val="20"/>
+      <w:lang w:val="fi-FI" w:eastAsia="fi-FI"/>
+    </w:rPr>
   </w:style>
   <w:style w:type="paragraph" w:styleId="List3">
     <w:name w:val="List 3"/>
@@ -12953,9 +15172,15 @@
     <w:unhideWhenUsed/>
     <w:rsid w:val="003E6AA1"/>
     <w:pPr>
+      <w:spacing w:after="120" w:line="240" w:lineRule="atLeast"/>
       <w:ind w:left="849" w:hanging="283"/>
       <w:contextualSpacing/>
+      <w:jc w:val="both"/>
     </w:pPr>
+    <w:rPr>
+      <w:szCs w:val="20"/>
+      <w:lang w:val="fi-FI" w:eastAsia="fi-FI"/>
+    </w:rPr>
   </w:style>
   <w:style w:type="paragraph" w:styleId="List4">
     <w:name w:val="List 4"/>
@@ -12965,9 +15190,15 @@
     <w:unhideWhenUsed/>
     <w:rsid w:val="003E6AA1"/>
     <w:pPr>
+      <w:spacing w:after="120" w:line="240" w:lineRule="atLeast"/>
       <w:ind w:left="1132" w:hanging="283"/>
       <w:contextualSpacing/>
+      <w:jc w:val="both"/>
     </w:pPr>
+    <w:rPr>
+      <w:szCs w:val="20"/>
+      <w:lang w:val="fi-FI" w:eastAsia="fi-FI"/>
+    </w:rPr>
   </w:style>
   <w:style w:type="paragraph" w:styleId="List5">
     <w:name w:val="List 5"/>
@@ -12977,9 +15208,15 @@
     <w:unhideWhenUsed/>
     <w:rsid w:val="003E6AA1"/>
     <w:pPr>
+      <w:spacing w:after="120" w:line="240" w:lineRule="atLeast"/>
       <w:ind w:left="1415" w:hanging="283"/>
       <w:contextualSpacing/>
+      <w:jc w:val="both"/>
     </w:pPr>
+    <w:rPr>
+      <w:szCs w:val="20"/>
+      <w:lang w:val="fi-FI" w:eastAsia="fi-FI"/>
+    </w:rPr>
   </w:style>
   <w:style w:type="paragraph" w:styleId="ListBullet">
     <w:name w:val="List Bullet"/>
@@ -12992,8 +15229,14 @@
       <w:numPr>
         <w:numId w:val="11"/>
       </w:numPr>
+      <w:spacing w:after="120" w:line="240" w:lineRule="atLeast"/>
       <w:contextualSpacing/>
+      <w:jc w:val="both"/>
     </w:pPr>
+    <w:rPr>
+      <w:szCs w:val="20"/>
+      <w:lang w:val="fi-FI" w:eastAsia="fi-FI"/>
+    </w:rPr>
   </w:style>
   <w:style w:type="paragraph" w:styleId="ListBullet2">
     <w:name w:val="List Bullet 2"/>
@@ -13006,8 +15249,14 @@
       <w:numPr>
         <w:numId w:val="12"/>
       </w:numPr>
+      <w:spacing w:after="120" w:line="240" w:lineRule="atLeast"/>
       <w:contextualSpacing/>
+      <w:jc w:val="both"/>
     </w:pPr>
+    <w:rPr>
+      <w:szCs w:val="20"/>
+      <w:lang w:val="fi-FI" w:eastAsia="fi-FI"/>
+    </w:rPr>
   </w:style>
   <w:style w:type="paragraph" w:styleId="ListBullet3">
     <w:name w:val="List Bullet 3"/>
@@ -13020,8 +15269,14 @@
       <w:numPr>
         <w:numId w:val="13"/>
       </w:numPr>
+      <w:spacing w:after="120" w:line="240" w:lineRule="atLeast"/>
       <w:contextualSpacing/>
+      <w:jc w:val="both"/>
     </w:pPr>
+    <w:rPr>
+      <w:szCs w:val="20"/>
+      <w:lang w:val="fi-FI" w:eastAsia="fi-FI"/>
+    </w:rPr>
   </w:style>
   <w:style w:type="paragraph" w:styleId="ListBullet4">
     <w:name w:val="List Bullet 4"/>
@@ -13034,8 +15289,14 @@
       <w:numPr>
         <w:numId w:val="14"/>
       </w:numPr>
+      <w:spacing w:after="120" w:line="240" w:lineRule="atLeast"/>
       <w:contextualSpacing/>
+      <w:jc w:val="both"/>
     </w:pPr>
+    <w:rPr>
+      <w:szCs w:val="20"/>
+      <w:lang w:val="fi-FI" w:eastAsia="fi-FI"/>
+    </w:rPr>
   </w:style>
   <w:style w:type="paragraph" w:styleId="ListBullet5">
     <w:name w:val="List Bullet 5"/>
@@ -13048,8 +15309,14 @@
       <w:numPr>
         <w:numId w:val="15"/>
       </w:numPr>
+      <w:spacing w:after="120" w:line="240" w:lineRule="atLeast"/>
       <w:contextualSpacing/>
+      <w:jc w:val="both"/>
     </w:pPr>
+    <w:rPr>
+      <w:szCs w:val="20"/>
+      <w:lang w:val="fi-FI" w:eastAsia="fi-FI"/>
+    </w:rPr>
   </w:style>
   <w:style w:type="paragraph" w:styleId="ListContinue">
     <w:name w:val="List Continue"/>
@@ -13059,9 +15326,15 @@
     <w:unhideWhenUsed/>
     <w:rsid w:val="003E6AA1"/>
     <w:pPr>
+      <w:spacing w:after="120" w:line="240" w:lineRule="atLeast"/>
       <w:ind w:left="283"/>
       <w:contextualSpacing/>
+      <w:jc w:val="both"/>
     </w:pPr>
+    <w:rPr>
+      <w:szCs w:val="20"/>
+      <w:lang w:val="fi-FI" w:eastAsia="fi-FI"/>
+    </w:rPr>
   </w:style>
   <w:style w:type="paragraph" w:styleId="ListContinue2">
     <w:name w:val="List Continue 2"/>
@@ -13071,9 +15344,15 @@
     <w:unhideWhenUsed/>
     <w:rsid w:val="003E6AA1"/>
     <w:pPr>
+      <w:spacing w:after="120" w:line="240" w:lineRule="atLeast"/>
       <w:ind w:left="566"/>
       <w:contextualSpacing/>
+      <w:jc w:val="both"/>
     </w:pPr>
+    <w:rPr>
+      <w:szCs w:val="20"/>
+      <w:lang w:val="fi-FI" w:eastAsia="fi-FI"/>
+    </w:rPr>
   </w:style>
   <w:style w:type="paragraph" w:styleId="ListContinue3">
     <w:name w:val="List Continue 3"/>
@@ -13083,9 +15362,15 @@
     <w:unhideWhenUsed/>
     <w:rsid w:val="003E6AA1"/>
     <w:pPr>
+      <w:spacing w:after="120" w:line="240" w:lineRule="atLeast"/>
       <w:ind w:left="849"/>
       <w:contextualSpacing/>
+      <w:jc w:val="both"/>
     </w:pPr>
+    <w:rPr>
+      <w:szCs w:val="20"/>
+      <w:lang w:val="fi-FI" w:eastAsia="fi-FI"/>
+    </w:rPr>
   </w:style>
   <w:style w:type="paragraph" w:styleId="ListContinue4">
     <w:name w:val="List Continue 4"/>
@@ -13095,9 +15380,15 @@
     <w:unhideWhenUsed/>
     <w:rsid w:val="003E6AA1"/>
     <w:pPr>
+      <w:spacing w:after="120" w:line="240" w:lineRule="atLeast"/>
       <w:ind w:left="1132"/>
       <w:contextualSpacing/>
+      <w:jc w:val="both"/>
     </w:pPr>
+    <w:rPr>
+      <w:szCs w:val="20"/>
+      <w:lang w:val="fi-FI" w:eastAsia="fi-FI"/>
+    </w:rPr>
   </w:style>
   <w:style w:type="paragraph" w:styleId="ListContinue5">
     <w:name w:val="List Continue 5"/>
@@ -13107,9 +15398,15 @@
     <w:unhideWhenUsed/>
     <w:rsid w:val="003E6AA1"/>
     <w:pPr>
+      <w:spacing w:after="120" w:line="240" w:lineRule="atLeast"/>
       <w:ind w:left="1415"/>
       <w:contextualSpacing/>
+      <w:jc w:val="both"/>
     </w:pPr>
+    <w:rPr>
+      <w:szCs w:val="20"/>
+      <w:lang w:val="fi-FI" w:eastAsia="fi-FI"/>
+    </w:rPr>
   </w:style>
   <w:style w:type="paragraph" w:styleId="ListNumber">
     <w:name w:val="List Number"/>
@@ -13122,8 +15419,14 @@
       <w:numPr>
         <w:numId w:val="16"/>
       </w:numPr>
+      <w:spacing w:after="120" w:line="240" w:lineRule="atLeast"/>
       <w:contextualSpacing/>
+      <w:jc w:val="both"/>
     </w:pPr>
+    <w:rPr>
+      <w:szCs w:val="20"/>
+      <w:lang w:val="fi-FI" w:eastAsia="fi-FI"/>
+    </w:rPr>
   </w:style>
   <w:style w:type="paragraph" w:styleId="ListNumber2">
     <w:name w:val="List Number 2"/>
@@ -13136,8 +15439,14 @@
       <w:numPr>
         <w:numId w:val="17"/>
       </w:numPr>
+      <w:spacing w:after="120" w:line="240" w:lineRule="atLeast"/>
       <w:contextualSpacing/>
+      <w:jc w:val="both"/>
     </w:pPr>
+    <w:rPr>
+      <w:szCs w:val="20"/>
+      <w:lang w:val="fi-FI" w:eastAsia="fi-FI"/>
+    </w:rPr>
   </w:style>
   <w:style w:type="paragraph" w:styleId="ListNumber3">
     <w:name w:val="List Number 3"/>
@@ -13150,8 +15459,14 @@
       <w:numPr>
         <w:numId w:val="18"/>
       </w:numPr>
+      <w:spacing w:after="120" w:line="240" w:lineRule="atLeast"/>
       <w:contextualSpacing/>
+      <w:jc w:val="both"/>
     </w:pPr>
+    <w:rPr>
+      <w:szCs w:val="20"/>
+      <w:lang w:val="fi-FI" w:eastAsia="fi-FI"/>
+    </w:rPr>
   </w:style>
   <w:style w:type="paragraph" w:styleId="ListNumber4">
     <w:name w:val="List Number 4"/>
@@ -13164,8 +15479,14 @@
       <w:numPr>
         <w:numId w:val="19"/>
       </w:numPr>
+      <w:spacing w:after="120" w:line="240" w:lineRule="atLeast"/>
       <w:contextualSpacing/>
+      <w:jc w:val="both"/>
     </w:pPr>
+    <w:rPr>
+      <w:szCs w:val="20"/>
+      <w:lang w:val="fi-FI" w:eastAsia="fi-FI"/>
+    </w:rPr>
   </w:style>
   <w:style w:type="paragraph" w:styleId="ListNumber5">
     <w:name w:val="List Number 5"/>
@@ -13178,8 +15499,14 @@
       <w:numPr>
         <w:numId w:val="20"/>
       </w:numPr>
+      <w:spacing w:after="120" w:line="240" w:lineRule="atLeast"/>
       <w:contextualSpacing/>
+      <w:jc w:val="both"/>
     </w:pPr>
+    <w:rPr>
+      <w:szCs w:val="20"/>
+      <w:lang w:val="fi-FI" w:eastAsia="fi-FI"/>
+    </w:rPr>
   </w:style>
   <w:style w:type="paragraph" w:styleId="ListParagraph">
     <w:name w:val="List Paragraph"/>
@@ -13188,9 +15515,15 @@
     <w:qFormat/>
     <w:rsid w:val="003E6AA1"/>
     <w:pPr>
+      <w:spacing w:after="120" w:line="240" w:lineRule="atLeast"/>
       <w:ind w:left="720"/>
       <w:contextualSpacing/>
+      <w:jc w:val="both"/>
     </w:pPr>
+    <w:rPr>
+      <w:szCs w:val="20"/>
+      <w:lang w:val="fi-FI" w:eastAsia="fi-FI"/>
+    </w:rPr>
   </w:style>
   <w:style w:type="paragraph" w:styleId="MacroText">
     <w:name w:val="macro"/>
@@ -13247,12 +15580,13 @@
         <w:right w:val="single" w:sz="6" w:space="1" w:color="auto"/>
       </w:pBdr>
       <w:shd w:val="pct20" w:color="auto" w:fill="auto"/>
-      <w:spacing w:line="240" w:lineRule="auto"/>
+      <w:spacing w:after="120"/>
       <w:ind w:left="1134" w:hanging="1134"/>
+      <w:jc w:val="both"/>
     </w:pPr>
     <w:rPr>
       <w:rFonts w:asciiTheme="majorHAnsi" w:eastAsiaTheme="majorEastAsia" w:hAnsiTheme="majorHAnsi" w:cstheme="majorBidi"/>
-      <w:szCs w:val="24"/>
+      <w:lang w:val="fi-FI" w:eastAsia="fi-FI"/>
     </w:rPr>
   </w:style>
   <w:style w:type="character" w:customStyle="1" w:styleId="MessageHeaderChar">
@@ -13290,8 +15624,12 @@
     <w:semiHidden/>
     <w:unhideWhenUsed/>
     <w:rsid w:val="003E6AA1"/>
+    <w:pPr>
+      <w:spacing w:after="120" w:line="240" w:lineRule="atLeast"/>
+      <w:jc w:val="both"/>
+    </w:pPr>
     <w:rPr>
-      <w:szCs w:val="24"/>
+      <w:lang w:val="fi-FI" w:eastAsia="fi-FI"/>
     </w:rPr>
   </w:style>
   <w:style w:type="paragraph" w:styleId="NormalIndent">
@@ -13302,8 +15640,14 @@
     <w:unhideWhenUsed/>
     <w:rsid w:val="003E6AA1"/>
     <w:pPr>
+      <w:spacing w:after="120" w:line="240" w:lineRule="atLeast"/>
       <w:ind w:left="1304"/>
+      <w:jc w:val="both"/>
     </w:pPr>
+    <w:rPr>
+      <w:szCs w:val="20"/>
+      <w:lang w:val="fi-FI" w:eastAsia="fi-FI"/>
+    </w:rPr>
   </w:style>
   <w:style w:type="paragraph" w:styleId="NoteHeading">
     <w:name w:val="Note Heading"/>
@@ -13315,8 +15659,13 @@
     <w:unhideWhenUsed/>
     <w:rsid w:val="003E6AA1"/>
     <w:pPr>
-      <w:spacing w:line="240" w:lineRule="auto"/>
+      <w:spacing w:after="120"/>
+      <w:jc w:val="both"/>
     </w:pPr>
+    <w:rPr>
+      <w:szCs w:val="20"/>
+      <w:lang w:val="fi-FI" w:eastAsia="fi-FI"/>
+    </w:rPr>
   </w:style>
   <w:style w:type="character" w:customStyle="1" w:styleId="NoteHeadingChar">
     <w:name w:val="Note Heading Char"/>
@@ -13339,12 +15688,14 @@
     <w:unhideWhenUsed/>
     <w:rsid w:val="003E6AA1"/>
     <w:pPr>
-      <w:spacing w:line="240" w:lineRule="auto"/>
+      <w:spacing w:after="120"/>
+      <w:jc w:val="both"/>
     </w:pPr>
     <w:rPr>
       <w:rFonts w:ascii="Consolas" w:hAnsi="Consolas"/>
       <w:sz w:val="21"/>
       <w:szCs w:val="21"/>
+      <w:lang w:val="fi-FI" w:eastAsia="fi-FI"/>
     </w:rPr>
   </w:style>
   <w:style w:type="character" w:customStyle="1" w:styleId="PlainTextChar">
@@ -13370,7 +15721,7 @@
     <w:qFormat/>
     <w:rsid w:val="003E6AA1"/>
     <w:pPr>
-      <w:spacing w:before="200" w:after="160"/>
+      <w:spacing w:before="200" w:after="160" w:line="240" w:lineRule="atLeast"/>
       <w:ind w:left="864" w:right="864"/>
       <w:jc w:val="center"/>
     </w:pPr>
@@ -13378,6 +15729,8 @@
       <w:i/>
       <w:iCs/>
       <w:color w:val="404040" w:themeColor="text1" w:themeTint="BF"/>
+      <w:szCs w:val="20"/>
+      <w:lang w:val="fi-FI" w:eastAsia="fi-FI"/>
     </w:rPr>
   </w:style>
   <w:style w:type="character" w:customStyle="1" w:styleId="QuoteChar">
@@ -13403,6 +15756,14 @@
     <w:semiHidden/>
     <w:unhideWhenUsed/>
     <w:rsid w:val="003E6AA1"/>
+    <w:pPr>
+      <w:spacing w:after="120" w:line="240" w:lineRule="atLeast"/>
+      <w:jc w:val="both"/>
+    </w:pPr>
+    <w:rPr>
+      <w:szCs w:val="20"/>
+      <w:lang w:val="fi-FI" w:eastAsia="fi-FI"/>
+    </w:rPr>
   </w:style>
   <w:style w:type="character" w:customStyle="1" w:styleId="SalutationChar">
     <w:name w:val="Salutation Char"/>
@@ -13425,9 +15786,14 @@
     <w:unhideWhenUsed/>
     <w:rsid w:val="003E6AA1"/>
     <w:pPr>
-      <w:spacing w:line="240" w:lineRule="auto"/>
+      <w:spacing w:after="120"/>
       <w:ind w:left="4252"/>
+      <w:jc w:val="both"/>
     </w:pPr>
+    <w:rPr>
+      <w:szCs w:val="20"/>
+      <w:lang w:val="fi-FI" w:eastAsia="fi-FI"/>
+    </w:rPr>
   </w:style>
   <w:style w:type="character" w:customStyle="1" w:styleId="SignatureChar">
     <w:name w:val="Signature Char"/>
@@ -13453,7 +15819,8 @@
       <w:numPr>
         <w:ilvl w:val="1"/>
       </w:numPr>
-      <w:spacing w:after="160"/>
+      <w:spacing w:after="160" w:line="240" w:lineRule="atLeast"/>
+      <w:jc w:val="both"/>
     </w:pPr>
     <w:rPr>
       <w:rFonts w:asciiTheme="minorHAnsi" w:eastAsiaTheme="minorEastAsia" w:hAnsiTheme="minorHAnsi" w:cstheme="minorBidi"/>
@@ -13461,6 +15828,7 @@
       <w:spacing w:val="15"/>
       <w:sz w:val="22"/>
       <w:szCs w:val="22"/>
+      <w:lang w:val="fi-FI" w:eastAsia="fi-FI"/>
     </w:rPr>
   </w:style>
   <w:style w:type="character" w:customStyle="1" w:styleId="SubtitleChar">
@@ -13487,7 +15855,7 @@
     <w:qFormat/>
     <w:rsid w:val="00B420F5"/>
     <w:pPr>
-      <w:spacing w:line="240" w:lineRule="auto"/>
+      <w:spacing w:after="120"/>
       <w:contextualSpacing/>
       <w:jc w:val="center"/>
     </w:pPr>
@@ -13498,6 +15866,7 @@
       <w:kern w:val="28"/>
       <w:sz w:val="56"/>
       <w:szCs w:val="56"/>
+      <w:lang w:val="fi-FI" w:eastAsia="fi-FI"/>
     </w:rPr>
   </w:style>
   <w:style w:type="character" w:customStyle="1" w:styleId="TitleChar">
@@ -13556,11 +15925,13 @@
         <w:top w:val="single" w:sz="12" w:space="1" w:color="auto"/>
         <w:bottom w:val="single" w:sz="12" w:space="1" w:color="auto"/>
       </w:pBdr>
-      <w:spacing w:before="240"/>
+      <w:spacing w:before="240" w:after="120" w:line="240" w:lineRule="atLeast"/>
       <w:jc w:val="center"/>
     </w:pPr>
     <w:rPr>
       <w:rFonts w:ascii="Arial" w:hAnsi="Arial" w:cs="Arial"/>
+      <w:szCs w:val="20"/>
+      <w:lang w:val="fi-FI" w:eastAsia="fi-FI"/>
     </w:rPr>
   </w:style>
   <w:style w:type="character" w:styleId="CommentReference">
@@ -13625,11 +15996,8 @@
     <w:rsid w:val="00997BCF"/>
     <w:pPr>
       <w:spacing w:before="100" w:beforeAutospacing="1" w:after="115" w:line="245" w:lineRule="atLeast"/>
+      <w:jc w:val="both"/>
     </w:pPr>
-    <w:rPr>
-      <w:szCs w:val="24"/>
-      <w:lang w:val="en-FI" w:eastAsia="en-GB"/>
-    </w:rPr>
   </w:style>
   <w:style w:type="character" w:styleId="PlaceholderText">
     <w:name w:val="Placeholder Text"/>
@@ -13662,13 +16030,8 @@
     <w:basedOn w:val="Normal"/>
     <w:rsid w:val="00396CEA"/>
     <w:pPr>
-      <w:spacing w:before="100" w:beforeAutospacing="1" w:after="100" w:afterAutospacing="1" w:line="240" w:lineRule="auto"/>
-      <w:jc w:val="left"/>
+      <w:spacing w:before="100" w:beforeAutospacing="1" w:after="100" w:afterAutospacing="1"/>
     </w:pPr>
-    <w:rPr>
-      <w:szCs w:val="24"/>
-      <w:lang w:val="en-FI" w:eastAsia="en-GB"/>
-    </w:rPr>
   </w:style>
   <w:style w:type="character" w:customStyle="1" w:styleId="eop">
     <w:name w:val="eop"/>

--- a/report_lab3.docx
+++ b/report_lab3.docx
@@ -2693,17 +2693,19 @@
     </w:p>
     <w:p>
       <w:pPr>
-        <w:keepNext/>
+        <w:rPr>
+          <w:lang w:val="en-US"/>
+        </w:rPr>
       </w:pPr>
       <w:r>
         <w:rPr>
           <w:lang w:val="en-US"/>
         </w:rPr>
         <w:drawing>
-          <wp:inline distT="0" distB="0" distL="0" distR="0" wp14:anchorId="661C2F90" wp14:editId="63A58277">
-            <wp:extent cx="6189345" cy="3340100"/>
+          <wp:inline distT="0" distB="0" distL="0" distR="0" wp14:anchorId="472D738E" wp14:editId="025C9E28">
+            <wp:extent cx="6189345" cy="4496435"/>
             <wp:effectExtent l="0" t="0" r="0" b="0"/>
-            <wp:docPr id="372971274" name="Picture 1"/>
+            <wp:docPr id="1511906454" name="Picture 1"/>
             <wp:cNvGraphicFramePr>
               <a:graphicFrameLocks xmlns:a="http://schemas.openxmlformats.org/drawingml/2006/main" noChangeAspect="1"/>
             </wp:cNvGraphicFramePr>
@@ -2711,7 +2713,7 @@
               <a:graphicData uri="http://schemas.openxmlformats.org/drawingml/2006/picture">
                 <pic:pic xmlns:pic="http://schemas.openxmlformats.org/drawingml/2006/picture">
                   <pic:nvPicPr>
-                    <pic:cNvPr id="372971274" name=""/>
+                    <pic:cNvPr id="1511906454" name=""/>
                     <pic:cNvPicPr/>
                   </pic:nvPicPr>
                   <pic:blipFill>
@@ -2723,7 +2725,7 @@
                   <pic:spPr>
                     <a:xfrm>
                       <a:off x="0" y="0"/>
-                      <a:ext cx="6189345" cy="3340100"/>
+                      <a:ext cx="6189345" cy="4496435"/>
                     </a:xfrm>
                     <a:prstGeom prst="rect">
                       <a:avLst/>
@@ -2738,6 +2740,11 @@
     </w:p>
     <w:p>
       <w:pPr>
+        <w:keepNext/>
+      </w:pPr>
+    </w:p>
+    <w:p>
+      <w:pPr>
         <w:pStyle w:val="Caption"/>
         <w:ind w:left="0" w:firstLine="0"/>
         <w:rPr>
@@ -2782,39 +2789,7 @@
         <w:rPr>
           <w:lang w:val="en-US"/>
         </w:rPr>
-        <w:t>Circuit designed for the noise measurements. An LM358 non-inverting amplifier (</w:t>
-      </w:r>
-      <w:proofErr w:type="spellStart"/>
-      <w:r>
-        <w:rPr>
-          <w:lang w:val="en-US"/>
-        </w:rPr>
-        <w:t>R_f</w:t>
-      </w:r>
-      <w:proofErr w:type="spellEnd"/>
-      <w:r>
-        <w:rPr>
-          <w:lang w:val="en-US"/>
-        </w:rPr>
-        <w:t xml:space="preserve"> = 100 k</w:t>
-      </w:r>
-      <w:r>
-        <w:t>Ω</w:t>
-      </w:r>
-      <w:r>
-        <w:rPr>
-          <w:lang w:val="en-US"/>
-        </w:rPr>
-        <w:t>, R_1 = 1 k</w:t>
-      </w:r>
-      <w:r>
-        <w:t>Ω</w:t>
-      </w:r>
-      <w:r>
-        <w:rPr>
-          <w:lang w:val="en-US"/>
-        </w:rPr>
-        <w:t>) provides a gain of about 100 (40 dB), and a first-order RC low-pass filter at the output limits the measurement bandwidth to a cutoff frequency of 1 kHz</w:t>
+        <w:t>Circuit designed for the noise measurements. An LM358 non-inverting amplifier provides a gain of about 100 (40 dB), and a first-order RC low-pass filter at the output limits the measurement bandwidth to a cutoff frequency of 1 kHz</w:t>
       </w:r>
       <w:r>
         <w:rPr>
@@ -2839,162 +2814,159 @@
       </w:pPr>
     </w:p>
     <w:p>
-      <w:pPr>
-        <w:pStyle w:val="Caption"/>
-        <w:ind w:left="0" w:firstLine="0"/>
-        <w:rPr>
-          <w:lang w:val="en-US"/>
-        </w:rPr>
-      </w:pPr>
-      <w:r>
-        <w:rPr>
-          <w:lang w:val="en-US"/>
-        </w:rPr>
-        <w:t>(need to fix th</w:t>
-      </w:r>
-      <w:r>
-        <w:rPr>
-          <w:lang w:val="en-US"/>
-        </w:rPr>
-        <w:t>e diagram and add the bypass capacitors to the power rails</w:t>
-      </w:r>
-      <w:r>
-        <w:rPr>
-          <w:lang w:val="en-US"/>
-        </w:rPr>
-        <w:t>)</w:t>
+      <w:r>
+        <w:t xml:space="preserve">The positive and negative supply rails of the amplifier are decoupled to ground using a 150 µF electrolytic capacitor in parallel with a 100 nF </w:t>
+      </w:r>
+      <w:r>
+        <w:t xml:space="preserve">ceramic </w:t>
+      </w:r>
+      <w:r>
+        <w:t xml:space="preserve">capacitor on each rail </w:t>
+      </w:r>
+      <w:r>
+        <w:t xml:space="preserve">as shown </w:t>
+      </w:r>
+      <w:r>
+        <w:t xml:space="preserve">in Figure 7. These are values commonly used for power supply filtering. The large electrolytic capacitor supplies the low-frequency current demand and filters out slow variations on the supply. At higher frequencies, however, its equivalent series inductance make it a poor filter. The smaller 100 nF </w:t>
+      </w:r>
+      <w:r>
+        <w:t xml:space="preserve">bypass </w:t>
+      </w:r>
+      <w:r>
+        <w:t>capacitor is therefore added in parallel to keep the supply impedance low at these frequencies, so that the circuit can operate properly across the whole frequency range.</w:t>
+      </w:r>
+    </w:p>
+    <w:p/>
+    <w:p>
+      <w:pPr>
+        <w:rPr>
+          <w:bCs/>
+          <w:lang w:val="en-US"/>
+        </w:rPr>
+      </w:pPr>
+      <w:r>
+        <w:rPr>
+          <w:b/>
+          <w:lang w:val="en-US"/>
+        </w:rPr>
+        <w:t>The methods section of a short report is comp</w:t>
+      </w:r>
+      <w:r>
+        <w:rPr>
+          <w:b/>
+          <w:lang w:val="en-US"/>
+        </w:rPr>
+        <w:t xml:space="preserve">act, but comprehensive. </w:t>
+      </w:r>
+      <w:r>
+        <w:rPr>
+          <w:bCs/>
+          <w:lang w:val="en-US"/>
+        </w:rPr>
+        <w:t>It presents the measurement setup or any other experimentation s</w:t>
+      </w:r>
+      <w:r>
+        <w:rPr>
+          <w:bCs/>
+          <w:lang w:val="en-US"/>
+        </w:rPr>
+        <w:t>etups</w:t>
+      </w:r>
+      <w:r>
+        <w:rPr>
+          <w:bCs/>
+          <w:lang w:val="en-US"/>
+        </w:rPr>
+        <w:t xml:space="preserve"> </w:t>
+      </w:r>
+      <w:r>
+        <w:rPr>
+          <w:bCs/>
+          <w:lang w:val="en-US"/>
+        </w:rPr>
+        <w:t>for example with circuit diagrams or other demon</w:t>
+      </w:r>
+      <w:r>
+        <w:rPr>
+          <w:bCs/>
+          <w:lang w:val="en-US"/>
+        </w:rPr>
+        <w:lastRenderedPageBreak/>
+        <w:t xml:space="preserve">strative figures and dimensioning calculations, if necessary. It is especially important that after reading the section the reader understands what is measured using which instruments. If the result is calculated based on multiple measurements, the equations must be presented and justified shortly. </w:t>
+      </w:r>
+      <w:r>
+        <w:rPr>
+          <w:b/>
+          <w:lang w:val="en-US"/>
+        </w:rPr>
+        <w:t>In a longer research report paper the methods description is longer if needed.</w:t>
+      </w:r>
+      <w:r>
+        <w:rPr>
+          <w:bCs/>
+          <w:lang w:val="en-US"/>
+        </w:rPr>
+        <w:t xml:space="preserve"> Typically, some justifications are presented for the selected methods or the instruments using literature or calculations.</w:t>
       </w:r>
     </w:p>
     <w:p>
       <w:pPr>
         <w:rPr>
-          <w:lang w:val="en-US"/>
-        </w:rPr>
-      </w:pPr>
+          <w:bCs/>
+          <w:lang w:val="en-US"/>
+        </w:rPr>
+      </w:pPr>
+      <w:r>
+        <w:rPr>
+          <w:bCs/>
+          <w:lang w:val="en-US"/>
+        </w:rPr>
+        <w:t xml:space="preserve">Using figures can </w:t>
+      </w:r>
+      <w:r>
+        <w:rPr>
+          <w:bCs/>
+          <w:lang w:val="en-US"/>
+        </w:rPr>
+        <w:t xml:space="preserve">demonstrate for example circuits and the voltage and current behaviors in them (Figure 1). </w:t>
+      </w:r>
+      <w:r>
+        <w:rPr>
+          <w:bCs/>
+          <w:lang w:val="en-US"/>
+        </w:rPr>
+        <w:t>If the report has figures, they are numbered, and t</w:t>
+      </w:r>
+      <w:r>
+        <w:rPr>
+          <w:bCs/>
+          <w:lang w:val="en-US"/>
+        </w:rPr>
+        <w:t xml:space="preserve">hey must be referenced in the text. </w:t>
+      </w:r>
+      <w:r>
+        <w:rPr>
+          <w:bCs/>
+          <w:lang w:val="en-US"/>
+        </w:rPr>
+        <w:t xml:space="preserve">The figures must have a caption, which shortly explains </w:t>
+      </w:r>
+      <w:r>
+        <w:rPr>
+          <w:bCs/>
+          <w:lang w:val="en-US"/>
+        </w:rPr>
+        <w:t>the reader what the figure shows.</w:t>
+      </w:r>
     </w:p>
     <w:p>
       <w:pPr>
-        <w:rPr>
-          <w:bCs/>
-          <w:lang w:val="en-US"/>
-        </w:rPr>
-      </w:pPr>
-      <w:r>
-        <w:rPr>
-          <w:b/>
-          <w:lang w:val="en-US"/>
-        </w:rPr>
-        <w:t>The methods section of a short report is comp</w:t>
-      </w:r>
-      <w:r>
-        <w:rPr>
-          <w:b/>
-          <w:lang w:val="en-US"/>
-        </w:rPr>
-        <w:t xml:space="preserve">act, but comprehensive. </w:t>
-      </w:r>
-      <w:r>
-        <w:rPr>
-          <w:bCs/>
-          <w:lang w:val="en-US"/>
-        </w:rPr>
-        <w:t>It presents the measurement setup or any other experimentation s</w:t>
-      </w:r>
-      <w:r>
-        <w:rPr>
-          <w:bCs/>
-          <w:lang w:val="en-US"/>
-        </w:rPr>
-        <w:t>etups</w:t>
-      </w:r>
-      <w:r>
-        <w:rPr>
-          <w:bCs/>
-          <w:lang w:val="en-US"/>
-        </w:rPr>
-        <w:t xml:space="preserve"> </w:t>
-      </w:r>
-      <w:r>
-        <w:rPr>
-          <w:bCs/>
-          <w:lang w:val="en-US"/>
-        </w:rPr>
-        <w:t xml:space="preserve">for example with circuit diagrams or other demonstrative figures and dimensioning calculations, if necessary. It is especially important that after reading the section the reader understands what is measured using which instruments. If the result is calculated based on multiple measurements, the equations must be presented and justified shortly. </w:t>
-      </w:r>
-      <w:r>
-        <w:rPr>
-          <w:b/>
-          <w:lang w:val="en-US"/>
-        </w:rPr>
-        <w:t>In a longer research report paper the methods description is longer if needed.</w:t>
-      </w:r>
-      <w:r>
-        <w:rPr>
-          <w:bCs/>
-          <w:lang w:val="en-US"/>
-        </w:rPr>
-        <w:t xml:space="preserve"> Typically, some justifications are presented for the selected methods or the instruments using literature or calculations.</w:t>
-      </w:r>
-    </w:p>
-    <w:p>
-      <w:pPr>
-        <w:rPr>
-          <w:bCs/>
-          <w:lang w:val="en-US"/>
-        </w:rPr>
-      </w:pPr>
-      <w:r>
-        <w:rPr>
-          <w:bCs/>
-          <w:lang w:val="en-US"/>
-        </w:rPr>
-        <w:t xml:space="preserve">Using figures can </w:t>
-      </w:r>
-      <w:r>
-        <w:rPr>
-          <w:bCs/>
-          <w:lang w:val="en-US"/>
-        </w:rPr>
-        <w:t xml:space="preserve">demonstrate for example circuits and the voltage and current behaviors in them (Figure 1). </w:t>
-      </w:r>
-      <w:r>
-        <w:rPr>
-          <w:bCs/>
-          <w:lang w:val="en-US"/>
-        </w:rPr>
-        <w:t>If the report has figures, they are numbered, and t</w:t>
-      </w:r>
-      <w:r>
-        <w:rPr>
-          <w:bCs/>
-          <w:lang w:val="en-US"/>
-        </w:rPr>
-        <w:t xml:space="preserve">hey must be referenced in the text. </w:t>
-      </w:r>
-      <w:r>
-        <w:rPr>
-          <w:bCs/>
-          <w:lang w:val="en-US"/>
-        </w:rPr>
-        <w:t xml:space="preserve">The figures must have a caption, which shortly explains </w:t>
-      </w:r>
-      <w:r>
-        <w:rPr>
-          <w:bCs/>
-          <w:lang w:val="en-US"/>
-        </w:rPr>
-        <w:t>the reader what the figure shows.</w:t>
-      </w:r>
-    </w:p>
-    <w:p>
-      <w:pPr>
         <w:jc w:val="center"/>
       </w:pPr>
       <w:r>
         <w:rPr>
           <w:noProof/>
         </w:rPr>
-        <w:lastRenderedPageBreak/>
         <w:drawing>
           <wp:inline distT="0" distB="0" distL="0" distR="0" wp14:anchorId="28A8F9C5" wp14:editId="054001C6">
             <wp:extent cx="4361246" cy="1323830"/>
@@ -3959,7 +3931,14 @@
         <w:rPr>
           <w:lang w:val="en-US"/>
         </w:rPr>
-        <w:t xml:space="preserve">ood scientific practices so that a professional of the report field of study can re-make the same study, for example to check equations, measurements, calculations or the result and its conclusions. It is usually reasonable to support the presentation of methods with figures, such as circuit diagrams or other design documentation. </w:t>
+        <w:t xml:space="preserve">ood scientific practices so that a professional of the report field of study can re-make the same study, for example to check equations, measurements, calculations or the result and its conclusions. It is usually reasonable </w:t>
+      </w:r>
+      <w:r>
+        <w:rPr>
+          <w:lang w:val="en-US"/>
+        </w:rPr>
+        <w:lastRenderedPageBreak/>
+        <w:t xml:space="preserve">to support the presentation of methods with figures, such as circuit diagrams or other design documentation. </w:t>
       </w:r>
       <w:r>
         <w:rPr>
@@ -4022,7 +4001,6 @@
         <w:pStyle w:val="Heading1"/>
       </w:pPr>
       <w:r>
-        <w:lastRenderedPageBreak/>
         <w:t>Results</w:t>
       </w:r>
     </w:p>
@@ -4434,7 +4412,14 @@
         <w:rPr>
           <w:lang w:val="en-US"/>
         </w:rPr>
-        <w:t xml:space="preserve">from 100 Hz to 24.83 MHz obtained in the laboratory. The low-frequency passband confirms unity gain (0.0 dB) up to 50 kHz, with the experimental -3 dB cutoff occurring at approximately 70 kHz. A standard -20 dB/decade roll-off is maintained up to 2 MHz (-32 dB), beyond which breadboard stray capacitance and probe ground loop inductance induce a secondary parasitic transmission peak reaching -17 dB at 10 </w:t>
+        <w:t xml:space="preserve">from 100 Hz to 24.83 MHz obtained in the laboratory. The low-frequency passband confirms unity gain (0.0 dB) up to 50 kHz, with the experimental -3 dB cutoff occurring at approximately 70 kHz. A standard -20 dB/decade roll-off is maintained up to 2 MHz (-32 </w:t>
+      </w:r>
+      <w:r>
+        <w:rPr>
+          <w:lang w:val="en-US"/>
+        </w:rPr>
+        <w:lastRenderedPageBreak/>
+        <w:t xml:space="preserve">dB), beyond which breadboard stray capacitance and probe ground loop inductance induce a secondary parasitic transmission peak reaching -17 dB at 10 </w:t>
       </w:r>
       <w:proofErr w:type="spellStart"/>
       <w:r>
@@ -4466,7 +4451,6 @@
         <w:rPr>
           <w:noProof/>
         </w:rPr>
-        <w:lastRenderedPageBreak/>
         <w:drawing>
           <wp:inline distT="0" distB="0" distL="0" distR="0" wp14:anchorId="799A7238" wp14:editId="351CBD77">
             <wp:extent cx="6189345" cy="1905635"/>
@@ -7116,19 +7100,1116 @@
     <w:p>
       <w:pPr>
         <w:rPr>
-          <w:lang w:val="en-US"/>
+          <w:lang w:val="en-US" w:eastAsia="fi-FI"/>
         </w:rPr>
       </w:pPr>
     </w:p>
     <w:p>
       <w:pPr>
-        <w:rPr>
-          <w:lang w:val="en-US"/>
-        </w:rPr>
-      </w:pPr>
+        <w:pStyle w:val="paragraph"/>
+        <w:spacing w:before="0" w:beforeAutospacing="0" w:after="120" w:afterAutospacing="0"/>
+        <w:jc w:val="both"/>
+        <w:textAlignment w:val="baseline"/>
+        <w:rPr>
+          <w:rStyle w:val="eop"/>
+        </w:rPr>
+      </w:pPr>
+      <w:r>
+        <w:rPr>
+          <w:rStyle w:val="normaltextrun"/>
+          <w:lang w:val="en-US"/>
+        </w:rPr>
+        <w:t xml:space="preserve">Closed loop input impedance increases because of the loop gain in non-inverting applications. In the inverting or summing closed loop configuration, the summing junction is a virtual </w:t>
+      </w:r>
+      <w:proofErr w:type="gramStart"/>
+      <w:r>
+        <w:rPr>
+          <w:rStyle w:val="normaltextrun"/>
+          <w:lang w:val="en-US"/>
+        </w:rPr>
+        <w:t>ground</w:t>
+      </w:r>
+      <w:proofErr w:type="gramEnd"/>
+      <w:r>
+        <w:rPr>
+          <w:rStyle w:val="normaltextrun"/>
+          <w:lang w:val="en-US"/>
+        </w:rPr>
+        <w:t xml:space="preserve"> and the input impedance is almost exactly the value of the summing impedance (Carter and Brown, 2001, p.43).</w:t>
+      </w:r>
+      <w:r>
+        <w:rPr>
+          <w:rStyle w:val="eop"/>
+        </w:rPr>
+        <w:t> </w:t>
+      </w:r>
     </w:p>
     <w:p>
       <w:pPr>
+        <w:pStyle w:val="paragraph"/>
+        <w:spacing w:before="0" w:beforeAutospacing="0" w:after="120" w:afterAutospacing="0"/>
+        <w:jc w:val="both"/>
+        <w:textAlignment w:val="baseline"/>
+        <w:rPr>
+          <w:rStyle w:val="eop"/>
+        </w:rPr>
+      </w:pPr>
+    </w:p>
+    <w:p>
+      <w:pPr>
+        <w:pStyle w:val="paragraph"/>
+        <w:spacing w:before="0" w:beforeAutospacing="0" w:after="120" w:afterAutospacing="0"/>
+        <w:jc w:val="both"/>
+        <w:textAlignment w:val="baseline"/>
+        <w:rPr>
+          <w:rStyle w:val="eop"/>
+        </w:rPr>
+      </w:pPr>
+      <w:r>
+        <w:rPr>
+          <w:rStyle w:val="eop"/>
+        </w:rPr>
+        <w:t xml:space="preserve">As mentioned above the input impedance of the inverting amplifier as seen in Figures 16 and 17 the input imedance is equal to the summing point impedance or </w:t>
+      </w:r>
+      <w:r>
+        <w:rPr>
+          <w:rStyle w:val="eop"/>
+        </w:rPr>
+        <w:t>the R</w:t>
+      </w:r>
+      <w:r>
+        <w:rPr>
+          <w:rStyle w:val="eop"/>
+          <w:vertAlign w:val="subscript"/>
+        </w:rPr>
+        <w:t xml:space="preserve">i </w:t>
+      </w:r>
+      <w:r>
+        <w:rPr>
+          <w:rStyle w:val="eop"/>
+        </w:rPr>
+        <w:t>as seen in the circuit diagrams shown in Figures 2 and 3 for the low pass band till the GBW for the corresponding configuration is reached.</w:t>
+      </w:r>
+    </w:p>
+    <w:p>
+      <w:pPr>
+        <w:pStyle w:val="paragraph"/>
+        <w:spacing w:before="0" w:beforeAutospacing="0" w:after="120" w:afterAutospacing="0"/>
+        <w:jc w:val="both"/>
+        <w:textAlignment w:val="baseline"/>
+        <w:rPr>
+          <w:rStyle w:val="eop"/>
+        </w:rPr>
+      </w:pPr>
+    </w:p>
+    <w:p>
+      <w:pPr>
+        <w:pStyle w:val="paragraph"/>
+        <w:keepNext/>
+        <w:spacing w:before="0" w:beforeAutospacing="0" w:after="120" w:afterAutospacing="0"/>
+        <w:jc w:val="both"/>
+        <w:textAlignment w:val="baseline"/>
+      </w:pPr>
+      <w:r>
+        <w:rPr>
+          <w:noProof/>
+        </w:rPr>
+        <w:drawing>
+          <wp:inline distT="0" distB="0" distL="0" distR="0" wp14:anchorId="3BF23A88" wp14:editId="051AB1B7">
+            <wp:extent cx="6189345" cy="1970405"/>
+            <wp:effectExtent l="0" t="0" r="0" b="0"/>
+            <wp:docPr id="1197274949" name="Picture 8"/>
+            <wp:cNvGraphicFramePr>
+              <a:graphicFrameLocks xmlns:a="http://schemas.openxmlformats.org/drawingml/2006/main" noChangeAspect="1"/>
+            </wp:cNvGraphicFramePr>
+            <a:graphic xmlns:a="http://schemas.openxmlformats.org/drawingml/2006/main">
+              <a:graphicData uri="http://schemas.openxmlformats.org/drawingml/2006/picture">
+                <pic:pic xmlns:pic="http://schemas.openxmlformats.org/drawingml/2006/picture">
+                  <pic:nvPicPr>
+                    <pic:cNvPr id="1197274949" name="Picture 1197274949"/>
+                    <pic:cNvPicPr/>
+                  </pic:nvPicPr>
+                  <pic:blipFill>
+                    <a:blip r:embed="rId28"/>
+                    <a:stretch>
+                      <a:fillRect/>
+                    </a:stretch>
+                  </pic:blipFill>
+                  <pic:spPr>
+                    <a:xfrm>
+                      <a:off x="0" y="0"/>
+                      <a:ext cx="6189345" cy="1970405"/>
+                    </a:xfrm>
+                    <a:prstGeom prst="rect">
+                      <a:avLst/>
+                    </a:prstGeom>
+                  </pic:spPr>
+                </pic:pic>
+              </a:graphicData>
+            </a:graphic>
+          </wp:inline>
+        </w:drawing>
+      </w:r>
+    </w:p>
+    <w:p>
+      <w:pPr>
+        <w:pStyle w:val="Caption"/>
+        <w:ind w:left="0" w:firstLine="0"/>
+        <w:rPr>
+          <w:sz w:val="24"/>
+          <w:szCs w:val="24"/>
+          <w:lang w:val="en-US"/>
+        </w:rPr>
+      </w:pPr>
+      <w:r>
+        <w:rPr>
+          <w:lang w:val="en-US"/>
+        </w:rPr>
+        <w:t xml:space="preserve">Figure </w:t>
+      </w:r>
+      <w:r>
+        <w:fldChar w:fldCharType="begin"/>
+      </w:r>
+      <w:r>
+        <w:rPr>
+          <w:lang w:val="en-US"/>
+        </w:rPr>
+        <w:instrText xml:space="preserve"> SEQ Figure \* ARABIC </w:instrText>
+      </w:r>
+      <w:r>
+        <w:fldChar w:fldCharType="separate"/>
+      </w:r>
+      <w:r>
+        <w:rPr>
+          <w:noProof/>
+          <w:lang w:val="en-US"/>
+        </w:rPr>
+        <w:t>16</w:t>
+      </w:r>
+      <w:r>
+        <w:fldChar w:fldCharType="end"/>
+      </w:r>
+      <w:r>
+        <w:rPr>
+          <w:lang w:val="en-US"/>
+        </w:rPr>
+        <w:t xml:space="preserve">. </w:t>
+      </w:r>
+      <w:r>
+        <w:rPr>
+          <w:bCs w:val="0"/>
+          <w:lang w:val="en-FI"/>
+        </w:rPr>
+        <w:t xml:space="preserve">Input impedance response versus frequency for the </w:t>
+      </w:r>
+      <w:r>
+        <w:rPr>
+          <w:bCs w:val="0"/>
+          <w:lang w:val="en-FI"/>
+        </w:rPr>
+        <w:t xml:space="preserve">unity gain </w:t>
+      </w:r>
+      <w:r>
+        <w:rPr>
+          <w:bCs w:val="0"/>
+          <w:lang w:val="en-FI"/>
+        </w:rPr>
+        <w:t>inverting amplifier configuration</w:t>
+      </w:r>
+      <w:r>
+        <w:rPr>
+          <w:lang w:val="en-FI"/>
+        </w:rPr>
+        <w:t xml:space="preserve">. The plot shows a flat input impedance response of approximately </w:t>
+      </w:r>
+      <m:oMath>
+        <m:r>
+          <w:rPr>
+            <w:rFonts w:ascii="Cambria Math" w:hAnsi="Cambria Math"/>
+            <w:lang w:val="en-FI"/>
+          </w:rPr>
+          <m:t>60</m:t>
+        </m:r>
+        <m:r>
+          <m:rPr>
+            <m:nor/>
+          </m:rPr>
+          <w:rPr>
+            <w:lang w:val="en-FI"/>
+          </w:rPr>
+          <m:t> dB</m:t>
+        </m:r>
+      </m:oMath>
+      <w:r>
+        <w:rPr>
+          <w:lang w:val="en-FI"/>
+        </w:rPr>
+        <w:t xml:space="preserve"> across lower frequencies (</w:t>
+      </w:r>
+      <m:oMath>
+        <m:sSup>
+          <m:sSupPr>
+            <m:ctrlPr>
+              <w:rPr>
+                <w:rFonts w:ascii="Cambria Math" w:hAnsi="Cambria Math"/>
+                <w:lang w:val="en-FI"/>
+              </w:rPr>
+            </m:ctrlPr>
+          </m:sSupPr>
+          <m:e>
+            <m:r>
+              <w:rPr>
+                <w:rFonts w:ascii="Cambria Math" w:hAnsi="Cambria Math"/>
+                <w:lang w:val="en-FI"/>
+              </w:rPr>
+              <m:t>10</m:t>
+            </m:r>
+          </m:e>
+          <m:sup>
+            <m:r>
+              <w:rPr>
+                <w:rFonts w:ascii="Cambria Math" w:hAnsi="Cambria Math"/>
+                <w:lang w:val="en-FI"/>
+              </w:rPr>
+              <m:t>2</m:t>
+            </m:r>
+          </m:sup>
+        </m:sSup>
+        <m:r>
+          <m:rPr>
+            <m:nor/>
+          </m:rPr>
+          <w:rPr>
+            <w:lang w:val="en-FI"/>
+          </w:rPr>
+          <m:t> Hz</m:t>
+        </m:r>
+      </m:oMath>
+      <w:r>
+        <w:rPr>
+          <w:lang w:val="en-FI"/>
+        </w:rPr>
+        <w:t xml:space="preserve"> to </w:t>
+      </w:r>
+      <m:oMath>
+        <m:sSup>
+          <m:sSupPr>
+            <m:ctrlPr>
+              <w:rPr>
+                <w:rFonts w:ascii="Cambria Math" w:hAnsi="Cambria Math"/>
+                <w:lang w:val="en-FI"/>
+              </w:rPr>
+            </m:ctrlPr>
+          </m:sSupPr>
+          <m:e>
+            <m:r>
+              <w:rPr>
+                <w:rFonts w:ascii="Cambria Math" w:hAnsi="Cambria Math"/>
+                <w:lang w:val="en-FI"/>
+              </w:rPr>
+              <m:t>10</m:t>
+            </m:r>
+          </m:e>
+          <m:sup>
+            <m:r>
+              <w:rPr>
+                <w:rFonts w:ascii="Cambria Math" w:hAnsi="Cambria Math"/>
+                <w:lang w:val="en-FI"/>
+              </w:rPr>
+              <m:t>5</m:t>
+            </m:r>
+          </m:sup>
+        </m:sSup>
+        <m:r>
+          <m:rPr>
+            <m:nor/>
+          </m:rPr>
+          <w:rPr>
+            <w:lang w:val="en-FI"/>
+          </w:rPr>
+          <m:t> Hz</m:t>
+        </m:r>
+      </m:oMath>
+      <w:r>
+        <w:rPr>
+          <w:lang w:val="en-FI"/>
+        </w:rPr>
+        <w:t>), corresponding to the input resistance (</w:t>
+      </w:r>
+      <m:oMath>
+        <m:sSub>
+          <m:sSubPr>
+            <m:ctrlPr>
+              <w:rPr>
+                <w:rFonts w:ascii="Cambria Math" w:hAnsi="Cambria Math"/>
+                <w:lang w:val="en-FI"/>
+              </w:rPr>
+            </m:ctrlPr>
+          </m:sSubPr>
+          <m:e>
+            <m:r>
+              <w:rPr>
+                <w:rFonts w:ascii="Cambria Math" w:hAnsi="Cambria Math"/>
+                <w:lang w:val="en-FI"/>
+              </w:rPr>
+              <m:t>R</m:t>
+            </m:r>
+          </m:e>
+          <m:sub>
+            <m:r>
+              <w:rPr>
+                <w:rFonts w:ascii="Cambria Math" w:hAnsi="Cambria Math"/>
+                <w:lang w:val="en-FI"/>
+              </w:rPr>
+              <m:t>i</m:t>
+            </m:r>
+          </m:sub>
+        </m:sSub>
+      </m:oMath>
+      <w:r>
+        <w:rPr>
+          <w:lang w:val="en-FI"/>
+        </w:rPr>
+        <w:t xml:space="preserve">) at the virtual ground node. Beyond </w:t>
+      </w:r>
+      <m:oMath>
+        <m:sSup>
+          <m:sSupPr>
+            <m:ctrlPr>
+              <w:rPr>
+                <w:rFonts w:ascii="Cambria Math" w:hAnsi="Cambria Math"/>
+                <w:lang w:val="en-FI"/>
+              </w:rPr>
+            </m:ctrlPr>
+          </m:sSupPr>
+          <m:e>
+            <m:r>
+              <w:rPr>
+                <w:rFonts w:ascii="Cambria Math" w:hAnsi="Cambria Math"/>
+                <w:lang w:val="en-FI"/>
+              </w:rPr>
+              <m:t>10</m:t>
+            </m:r>
+          </m:e>
+          <m:sup>
+            <m:r>
+              <w:rPr>
+                <w:rFonts w:ascii="Cambria Math" w:hAnsi="Cambria Math"/>
+                <w:lang w:val="en-FI"/>
+              </w:rPr>
+              <m:t>5</m:t>
+            </m:r>
+          </m:sup>
+        </m:sSup>
+        <m:r>
+          <m:rPr>
+            <m:nor/>
+          </m:rPr>
+          <w:rPr>
+            <w:lang w:val="en-FI"/>
+          </w:rPr>
+          <m:t> Hz</m:t>
+        </m:r>
+      </m:oMath>
+      <w:r>
+        <w:rPr>
+          <w:lang w:val="en-FI"/>
+        </w:rPr>
+        <w:t xml:space="preserve">, as loop gain declines near the Gain-Bandwidth Product (GBW), the impedance rises sharply to a peak near </w:t>
+      </w:r>
+      <m:oMath>
+        <m:r>
+          <w:rPr>
+            <w:rFonts w:ascii="Cambria Math" w:hAnsi="Cambria Math"/>
+            <w:lang w:val="en-FI"/>
+          </w:rPr>
+          <m:t>70.5</m:t>
+        </m:r>
+        <m:r>
+          <m:rPr>
+            <m:nor/>
+          </m:rPr>
+          <w:rPr>
+            <w:lang w:val="en-FI"/>
+          </w:rPr>
+          <m:t> dB</m:t>
+        </m:r>
+      </m:oMath>
+      <w:r>
+        <w:rPr>
+          <w:lang w:val="en-FI"/>
+        </w:rPr>
+        <w:t xml:space="preserve"> around </w:t>
+      </w:r>
+      <m:oMath>
+        <m:r>
+          <w:rPr>
+            <w:rFonts w:ascii="Cambria Math" w:hAnsi="Cambria Math"/>
+            <w:lang w:val="en-FI"/>
+          </w:rPr>
+          <m:t>1</m:t>
+        </m:r>
+        <m:r>
+          <m:rPr>
+            <m:nor/>
+          </m:rPr>
+          <w:rPr>
+            <w:lang w:val="en-FI"/>
+          </w:rPr>
+          <m:t> MHz</m:t>
+        </m:r>
+      </m:oMath>
+      <w:r>
+        <w:rPr>
+          <w:lang w:val="en-FI"/>
+        </w:rPr>
+        <w:t xml:space="preserve"> before settling near </w:t>
+      </w:r>
+      <m:oMath>
+        <m:r>
+          <w:rPr>
+            <w:rFonts w:ascii="Cambria Math" w:hAnsi="Cambria Math"/>
+            <w:lang w:val="en-FI"/>
+          </w:rPr>
+          <m:t>67.5</m:t>
+        </m:r>
+        <m:r>
+          <m:rPr>
+            <m:nor/>
+          </m:rPr>
+          <w:rPr>
+            <w:lang w:val="en-FI"/>
+          </w:rPr>
+          <m:t> dB</m:t>
+        </m:r>
+      </m:oMath>
+      <w:r>
+        <w:rPr>
+          <w:lang w:val="en-FI"/>
+        </w:rPr>
+        <w:t xml:space="preserve"> at higher frequencies.</w:t>
+      </w:r>
+    </w:p>
+    <w:p>
+      <w:pPr>
+        <w:rPr>
+          <w:lang w:eastAsia="fi-FI"/>
+        </w:rPr>
+      </w:pPr>
+    </w:p>
+    <w:p>
+      <w:pPr>
+        <w:keepNext/>
+      </w:pPr>
+      <w:r>
+        <w:rPr>
+          <w:noProof/>
+          <w:lang w:val="en-US" w:eastAsia="fi-FI"/>
+        </w:rPr>
+        <w:lastRenderedPageBreak/>
+        <w:drawing>
+          <wp:inline distT="0" distB="0" distL="0" distR="0" wp14:anchorId="705EF043" wp14:editId="5F688EBC">
+            <wp:extent cx="6189345" cy="1959610"/>
+            <wp:effectExtent l="0" t="0" r="0" b="0"/>
+            <wp:docPr id="414023055" name="Picture 4"/>
+            <wp:cNvGraphicFramePr>
+              <a:graphicFrameLocks xmlns:a="http://schemas.openxmlformats.org/drawingml/2006/main" noChangeAspect="1"/>
+            </wp:cNvGraphicFramePr>
+            <a:graphic xmlns:a="http://schemas.openxmlformats.org/drawingml/2006/main">
+              <a:graphicData uri="http://schemas.openxmlformats.org/drawingml/2006/picture">
+                <pic:pic xmlns:pic="http://schemas.openxmlformats.org/drawingml/2006/picture">
+                  <pic:nvPicPr>
+                    <pic:cNvPr id="414023055" name="Picture 414023055"/>
+                    <pic:cNvPicPr/>
+                  </pic:nvPicPr>
+                  <pic:blipFill>
+                    <a:blip r:embed="rId29"/>
+                    <a:stretch>
+                      <a:fillRect/>
+                    </a:stretch>
+                  </pic:blipFill>
+                  <pic:spPr>
+                    <a:xfrm>
+                      <a:off x="0" y="0"/>
+                      <a:ext cx="6189345" cy="1959610"/>
+                    </a:xfrm>
+                    <a:prstGeom prst="rect">
+                      <a:avLst/>
+                    </a:prstGeom>
+                  </pic:spPr>
+                </pic:pic>
+              </a:graphicData>
+            </a:graphic>
+          </wp:inline>
+        </w:drawing>
+      </w:r>
+    </w:p>
+    <w:p>
+      <w:pPr>
+        <w:pStyle w:val="Caption"/>
+        <w:ind w:left="0" w:firstLine="0"/>
+        <w:rPr>
+          <w:sz w:val="24"/>
+          <w:szCs w:val="24"/>
+          <w:lang w:val="en-US"/>
+        </w:rPr>
+      </w:pPr>
+      <w:r>
+        <w:rPr>
+          <w:lang w:val="en-US"/>
+        </w:rPr>
+        <w:t xml:space="preserve">Figure </w:t>
+      </w:r>
+      <w:r>
+        <w:fldChar w:fldCharType="begin"/>
+      </w:r>
+      <w:r>
+        <w:rPr>
+          <w:lang w:val="en-US"/>
+        </w:rPr>
+        <w:instrText xml:space="preserve"> SEQ Figure \* ARABIC </w:instrText>
+      </w:r>
+      <w:r>
+        <w:fldChar w:fldCharType="separate"/>
+      </w:r>
+      <w:r>
+        <w:rPr>
+          <w:noProof/>
+          <w:lang w:val="en-US"/>
+        </w:rPr>
+        <w:t>17</w:t>
+      </w:r>
+      <w:r>
+        <w:fldChar w:fldCharType="end"/>
+      </w:r>
+      <w:r>
+        <w:rPr>
+          <w:lang w:val="en-US"/>
+        </w:rPr>
+        <w:t>.</w:t>
+      </w:r>
+      <w:r>
+        <w:rPr>
+          <w:lang w:val="en-US"/>
+        </w:rPr>
+        <w:t xml:space="preserve"> </w:t>
+      </w:r>
+      <w:r>
+        <w:rPr>
+          <w:bCs w:val="0"/>
+          <w:lang w:val="en-FI"/>
+        </w:rPr>
+        <w:t>Input impedance response versus frequency for the inverting amplifier configuration</w:t>
+      </w:r>
+      <w:r>
+        <w:rPr>
+          <w:bCs w:val="0"/>
+          <w:lang w:val="en-FI"/>
+        </w:rPr>
+        <w:t xml:space="preserve"> with a gain of 100 (40 dB)</w:t>
+      </w:r>
+      <w:r>
+        <w:rPr>
+          <w:lang w:val="en-FI"/>
+        </w:rPr>
+        <w:t xml:space="preserve">. Maintaining a flat baseline near </w:t>
+      </w:r>
+      <m:oMath>
+        <m:r>
+          <w:rPr>
+            <w:rFonts w:ascii="Cambria Math" w:hAnsi="Cambria Math"/>
+            <w:lang w:val="en-FI"/>
+          </w:rPr>
+          <m:t>60</m:t>
+        </m:r>
+        <m:r>
+          <m:rPr>
+            <m:nor/>
+          </m:rPr>
+          <w:rPr>
+            <w:lang w:val="en-FI"/>
+          </w:rPr>
+          <m:t> dB</m:t>
+        </m:r>
+      </m:oMath>
+      <w:r>
+        <w:rPr>
+          <w:lang w:val="en-FI"/>
+        </w:rPr>
+        <w:t xml:space="preserve"> at low frequencies (</w:t>
+      </w:r>
+      <m:oMath>
+        <m:sSup>
+          <m:sSupPr>
+            <m:ctrlPr>
+              <w:rPr>
+                <w:rFonts w:ascii="Cambria Math" w:hAnsi="Cambria Math"/>
+                <w:lang w:val="en-FI"/>
+              </w:rPr>
+            </m:ctrlPr>
+          </m:sSupPr>
+          <m:e>
+            <m:r>
+              <w:rPr>
+                <w:rFonts w:ascii="Cambria Math" w:hAnsi="Cambria Math"/>
+                <w:lang w:val="en-FI"/>
+              </w:rPr>
+              <m:t>10</m:t>
+            </m:r>
+          </m:e>
+          <m:sup>
+            <m:r>
+              <w:rPr>
+                <w:rFonts w:ascii="Cambria Math" w:hAnsi="Cambria Math"/>
+                <w:lang w:val="en-FI"/>
+              </w:rPr>
+              <m:t>2</m:t>
+            </m:r>
+          </m:sup>
+        </m:sSup>
+        <m:r>
+          <m:rPr>
+            <m:nor/>
+          </m:rPr>
+          <w:rPr>
+            <w:lang w:val="en-FI"/>
+          </w:rPr>
+          <m:t> Hz</m:t>
+        </m:r>
+      </m:oMath>
+      <w:r>
+        <w:rPr>
+          <w:lang w:val="en-FI"/>
+        </w:rPr>
+        <w:t xml:space="preserve"> to </w:t>
+      </w:r>
+      <m:oMath>
+        <m:sSup>
+          <m:sSupPr>
+            <m:ctrlPr>
+              <w:rPr>
+                <w:rFonts w:ascii="Cambria Math" w:hAnsi="Cambria Math"/>
+                <w:lang w:val="en-FI"/>
+              </w:rPr>
+            </m:ctrlPr>
+          </m:sSupPr>
+          <m:e>
+            <m:r>
+              <w:rPr>
+                <w:rFonts w:ascii="Cambria Math" w:hAnsi="Cambria Math"/>
+                <w:lang w:val="en-FI"/>
+              </w:rPr>
+              <m:t>10</m:t>
+            </m:r>
+          </m:e>
+          <m:sup>
+            <m:r>
+              <w:rPr>
+                <w:rFonts w:ascii="Cambria Math" w:hAnsi="Cambria Math"/>
+                <w:lang w:val="en-FI"/>
+              </w:rPr>
+              <m:t>3</m:t>
+            </m:r>
+          </m:sup>
+        </m:sSup>
+        <m:r>
+          <m:rPr>
+            <m:nor/>
+          </m:rPr>
+          <w:rPr>
+            <w:lang w:val="en-FI"/>
+          </w:rPr>
+          <m:t> Hz</m:t>
+        </m:r>
+      </m:oMath>
+      <w:r>
+        <w:rPr>
+          <w:lang w:val="en-FI"/>
+        </w:rPr>
+        <w:t xml:space="preserve">), </w:t>
+      </w:r>
+      <w:r>
+        <w:rPr>
+          <w:lang w:val="en-FI"/>
+        </w:rPr>
+        <w:t>corresponding to the input resistance (</w:t>
+      </w:r>
+      <m:oMath>
+        <m:sSub>
+          <m:sSubPr>
+            <m:ctrlPr>
+              <w:rPr>
+                <w:rFonts w:ascii="Cambria Math" w:hAnsi="Cambria Math"/>
+                <w:lang w:val="en-FI"/>
+              </w:rPr>
+            </m:ctrlPr>
+          </m:sSubPr>
+          <m:e>
+            <m:r>
+              <w:rPr>
+                <w:rFonts w:ascii="Cambria Math" w:hAnsi="Cambria Math"/>
+                <w:lang w:val="en-FI"/>
+              </w:rPr>
+              <m:t>R</m:t>
+            </m:r>
+          </m:e>
+          <m:sub>
+            <m:r>
+              <w:rPr>
+                <w:rFonts w:ascii="Cambria Math" w:hAnsi="Cambria Math"/>
+                <w:lang w:val="en-FI"/>
+              </w:rPr>
+              <m:t>i</m:t>
+            </m:r>
+          </m:sub>
+        </m:sSub>
+      </m:oMath>
+      <w:r>
+        <w:rPr>
+          <w:lang w:val="en-FI"/>
+        </w:rPr>
+        <w:t>) at the virtual ground node</w:t>
+      </w:r>
+      <w:r>
+        <w:rPr>
+          <w:lang w:val="en-FI"/>
+        </w:rPr>
+        <w:t xml:space="preserve">. Beyond </w:t>
+      </w:r>
+      <m:oMath>
+        <m:sSup>
+          <m:sSupPr>
+            <m:ctrlPr>
+              <w:rPr>
+                <w:rFonts w:ascii="Cambria Math" w:hAnsi="Cambria Math"/>
+                <w:lang w:val="en-FI"/>
+              </w:rPr>
+            </m:ctrlPr>
+          </m:sSupPr>
+          <m:e>
+            <m:r>
+              <w:rPr>
+                <w:rFonts w:ascii="Cambria Math" w:hAnsi="Cambria Math"/>
+                <w:lang w:val="en-FI"/>
+              </w:rPr>
+              <m:t>10</m:t>
+            </m:r>
+          </m:e>
+          <m:sup>
+            <m:r>
+              <w:rPr>
+                <w:rFonts w:ascii="Cambria Math" w:hAnsi="Cambria Math"/>
+                <w:lang w:val="en-FI"/>
+              </w:rPr>
+              <m:t>3</m:t>
+            </m:r>
+          </m:sup>
+        </m:sSup>
+        <m:r>
+          <m:rPr>
+            <m:nor/>
+          </m:rPr>
+          <w:rPr>
+            <w:lang w:val="en-FI"/>
+          </w:rPr>
+          <m:t> Hz</m:t>
+        </m:r>
+      </m:oMath>
+      <w:r>
+        <w:rPr>
+          <w:lang w:val="en-FI"/>
+        </w:rPr>
+        <w:t xml:space="preserve"> </w:t>
+      </w:r>
+      <w:r>
+        <w:rPr>
+          <w:lang w:val="en-FI"/>
+        </w:rPr>
+        <w:t xml:space="preserve">as loop gain declines near the Gain-Bandwidth Product (GBW), the impedance rises sharply to a peak </w:t>
+      </w:r>
+      <w:r>
+        <w:rPr>
+          <w:lang w:val="en-FI"/>
+        </w:rPr>
+        <w:t>near</w:t>
+      </w:r>
+      <w:r>
+        <w:rPr>
+          <w:lang w:val="en-FI"/>
+        </w:rPr>
+        <w:t xml:space="preserve"> </w:t>
+      </w:r>
+      <m:oMath>
+        <m:r>
+          <w:rPr>
+            <w:rFonts w:ascii="Cambria Math" w:hAnsi="Cambria Math"/>
+            <w:lang w:val="en-FI"/>
+          </w:rPr>
+          <m:t>103</m:t>
+        </m:r>
+        <m:r>
+          <m:rPr>
+            <m:nor/>
+          </m:rPr>
+          <w:rPr>
+            <w:lang w:val="en-FI"/>
+          </w:rPr>
+          <m:t> dB</m:t>
+        </m:r>
+      </m:oMath>
+      <w:r>
+        <w:rPr>
+          <w:lang w:val="en-FI"/>
+        </w:rPr>
+        <w:t xml:space="preserve"> </w:t>
+      </w:r>
+      <w:r>
+        <w:rPr>
+          <w:lang w:val="en-FI"/>
+        </w:rPr>
+        <w:t>around</w:t>
+      </w:r>
+      <w:r>
+        <w:rPr>
+          <w:lang w:val="en-FI"/>
+        </w:rPr>
+        <w:t xml:space="preserve"> </w:t>
+      </w:r>
+      <m:oMath>
+        <m:r>
+          <w:rPr>
+            <w:rFonts w:ascii="Cambria Math" w:hAnsi="Cambria Math"/>
+            <w:lang w:val="en-FI"/>
+          </w:rPr>
+          <m:t>1</m:t>
+        </m:r>
+        <m:r>
+          <m:rPr>
+            <m:nor/>
+          </m:rPr>
+          <w:rPr>
+            <w:lang w:val="en-FI"/>
+          </w:rPr>
+          <m:t> MHz</m:t>
+        </m:r>
+      </m:oMath>
+      <w:r>
+        <w:rPr>
+          <w:lang w:val="en-FI"/>
+        </w:rPr>
+        <w:t xml:space="preserve"> </w:t>
+      </w:r>
+      <w:r>
+        <w:rPr>
+          <w:lang w:val="en-FI"/>
+        </w:rPr>
+        <w:t xml:space="preserve">before settling near </w:t>
+      </w:r>
+      <m:oMath>
+        <m:r>
+          <w:rPr>
+            <w:rFonts w:ascii="Cambria Math" w:hAnsi="Cambria Math"/>
+            <w:lang w:val="en-FI"/>
+          </w:rPr>
+          <m:t>97</m:t>
+        </m:r>
+        <m:r>
+          <m:rPr>
+            <m:nor/>
+          </m:rPr>
+          <w:rPr>
+            <w:lang w:val="en-FI"/>
+          </w:rPr>
+          <m:t> dB</m:t>
+        </m:r>
+      </m:oMath>
+      <w:r>
+        <w:rPr>
+          <w:lang w:val="en-FI"/>
+        </w:rPr>
+        <w:t xml:space="preserve"> </w:t>
+      </w:r>
+      <w:r>
+        <w:rPr>
+          <w:lang w:val="en-FI"/>
+        </w:rPr>
+        <w:t>at higher frequencies</w:t>
+      </w:r>
+      <w:r>
+        <w:rPr>
+          <w:lang w:val="en-FI"/>
+        </w:rPr>
+        <w:t>.</w:t>
+      </w:r>
+    </w:p>
+    <w:p>
+      <w:pPr>
+        <w:rPr>
+          <w:lang w:val="en-US" w:eastAsia="fi-FI"/>
+        </w:rPr>
+      </w:pPr>
+    </w:p>
+    <w:p>
+      <w:pPr>
+        <w:rPr>
+          <w:lang w:val="en-US" w:eastAsia="fi-FI"/>
+        </w:rPr>
+      </w:pPr>
+    </w:p>
+    <w:p>
+      <w:pPr>
+        <w:rPr>
+          <w:lang w:val="en-US" w:eastAsia="fi-FI"/>
+        </w:rPr>
+      </w:pPr>
+    </w:p>
+    <w:p>
+      <w:pPr>
+        <w:rPr>
+          <w:lang w:val="en-US" w:eastAsia="fi-FI"/>
+        </w:rPr>
+      </w:pPr>
+    </w:p>
+    <w:p>
+      <w:pPr>
+        <w:rPr>
+          <w:lang w:val="en-US" w:eastAsia="fi-FI"/>
+        </w:rPr>
+      </w:pPr>
+      <w:r>
+        <w:rPr>
+          <w:noProof/>
+          <w:lang w:val="en-US" w:eastAsia="fi-FI"/>
+        </w:rPr>
+        <w:drawing>
+          <wp:inline distT="0" distB="0" distL="0" distR="0" wp14:anchorId="58F35243" wp14:editId="339B36FF">
+            <wp:extent cx="6189345" cy="1959610"/>
+            <wp:effectExtent l="0" t="0" r="0" b="0"/>
+            <wp:docPr id="438505129" name="Picture 2"/>
+            <wp:cNvGraphicFramePr>
+              <a:graphicFrameLocks xmlns:a="http://schemas.openxmlformats.org/drawingml/2006/main" noChangeAspect="1"/>
+            </wp:cNvGraphicFramePr>
+            <a:graphic xmlns:a="http://schemas.openxmlformats.org/drawingml/2006/main">
+              <a:graphicData uri="http://schemas.openxmlformats.org/drawingml/2006/picture">
+                <pic:pic xmlns:pic="http://schemas.openxmlformats.org/drawingml/2006/picture">
+                  <pic:nvPicPr>
+                    <pic:cNvPr id="438505129" name="Picture 438505129"/>
+                    <pic:cNvPicPr/>
+                  </pic:nvPicPr>
+                  <pic:blipFill>
+                    <a:blip r:embed="rId30"/>
+                    <a:stretch>
+                      <a:fillRect/>
+                    </a:stretch>
+                  </pic:blipFill>
+                  <pic:spPr>
+                    <a:xfrm>
+                      <a:off x="0" y="0"/>
+                      <a:ext cx="6189345" cy="1959610"/>
+                    </a:xfrm>
+                    <a:prstGeom prst="rect">
+                      <a:avLst/>
+                    </a:prstGeom>
+                  </pic:spPr>
+                </pic:pic>
+              </a:graphicData>
+            </a:graphic>
+          </wp:inline>
+        </w:drawing>
+      </w:r>
+    </w:p>
+    <w:p>
+      <w:pPr>
+        <w:rPr>
+          <w:lang w:val="en-US" w:eastAsia="fi-FI"/>
+        </w:rPr>
+      </w:pPr>
+    </w:p>
+    <w:p>
+      <w:pPr>
+        <w:rPr>
+          <w:lang w:val="en-US" w:eastAsia="fi-FI"/>
+        </w:rPr>
+      </w:pPr>
+    </w:p>
+    <w:p>
+      <w:pPr>
+        <w:rPr>
+          <w:lang w:val="en-US" w:eastAsia="fi-FI"/>
+        </w:rPr>
+      </w:pPr>
+      <w:r>
+        <w:rPr>
+          <w:noProof/>
+          <w:lang w:val="en-US" w:eastAsia="fi-FI"/>
+        </w:rPr>
+        <w:drawing>
+          <wp:inline distT="0" distB="0" distL="0" distR="0" wp14:anchorId="14B87A79" wp14:editId="77F52895">
+            <wp:extent cx="6189345" cy="1929765"/>
+            <wp:effectExtent l="0" t="0" r="0" b="635"/>
+            <wp:docPr id="166214051" name="Picture 3"/>
+            <wp:cNvGraphicFramePr>
+              <a:graphicFrameLocks xmlns:a="http://schemas.openxmlformats.org/drawingml/2006/main" noChangeAspect="1"/>
+            </wp:cNvGraphicFramePr>
+            <a:graphic xmlns:a="http://schemas.openxmlformats.org/drawingml/2006/main">
+              <a:graphicData uri="http://schemas.openxmlformats.org/drawingml/2006/picture">
+                <pic:pic xmlns:pic="http://schemas.openxmlformats.org/drawingml/2006/picture">
+                  <pic:nvPicPr>
+                    <pic:cNvPr id="166214051" name="Picture 166214051"/>
+                    <pic:cNvPicPr/>
+                  </pic:nvPicPr>
+                  <pic:blipFill>
+                    <a:blip r:embed="rId31"/>
+                    <a:stretch>
+                      <a:fillRect/>
+                    </a:stretch>
+                  </pic:blipFill>
+                  <pic:spPr>
+                    <a:xfrm>
+                      <a:off x="0" y="0"/>
+                      <a:ext cx="6189345" cy="1929765"/>
+                    </a:xfrm>
+                    <a:prstGeom prst="rect">
+                      <a:avLst/>
+                    </a:prstGeom>
+                  </pic:spPr>
+                </pic:pic>
+              </a:graphicData>
+            </a:graphic>
+          </wp:inline>
+        </w:drawing>
+      </w:r>
+    </w:p>
+    <w:p>
+      <w:pPr>
+        <w:rPr>
+          <w:lang w:val="en-US" w:eastAsia="fi-FI"/>
+        </w:rPr>
+      </w:pPr>
+    </w:p>
+    <w:p>
+      <w:pPr>
+        <w:rPr>
+          <w:lang w:val="en-US" w:eastAsia="fi-FI"/>
+        </w:rPr>
+      </w:pPr>
+    </w:p>
+    <w:p>
+      <w:pPr>
+        <w:rPr>
+          <w:lang w:val="en-US"/>
+        </w:rPr>
+      </w:pPr>
+    </w:p>
+    <w:p>
+      <w:pPr>
+        <w:rPr>
+          <w:lang w:val="en-US"/>
+        </w:rPr>
+      </w:pPr>
+    </w:p>
+    <w:p>
+      <w:pPr>
         <w:rPr>
           <w:lang w:val="en-US"/>
         </w:rPr>
@@ -7155,7 +8236,14 @@
         <w:rPr>
           <w:lang w:val="en-US"/>
         </w:rPr>
-        <w:t xml:space="preserve"> in case of laboratory assignments, the results are the results of a measurement, which are used to present and explain the phenomenon under study. </w:t>
+        <w:t xml:space="preserve"> in case of laboratory assignments, the results are the results of a measurement, which are used to present and explain the </w:t>
+      </w:r>
+      <w:r>
+        <w:rPr>
+          <w:lang w:val="en-US"/>
+        </w:rPr>
+        <w:lastRenderedPageBreak/>
+        <w:t xml:space="preserve">phenomenon under study. </w:t>
       </w:r>
       <w:r>
         <w:rPr>
@@ -7698,7 +8786,6 @@
                 <w:sz w:val="20"/>
                 <w:szCs w:val="20"/>
               </w:rPr>
-              <w:lastRenderedPageBreak/>
               <w:t>Charge</w:t>
             </w:r>
             <w:proofErr w:type="spellEnd"/>
@@ -9095,6 +10182,7 @@
         <w:rPr>
           <w:noProof/>
         </w:rPr>
+        <w:lastRenderedPageBreak/>
         <mc:AlternateContent>
           <mc:Choice Requires="wps">
             <w:drawing>
@@ -9297,7 +10385,7 @@
                           </pic:cNvPicPr>
                         </pic:nvPicPr>
                         <pic:blipFill>
-                          <a:blip r:embed="rId28"/>
+                          <a:blip r:embed="rId32"/>
                           <a:stretch>
                             <a:fillRect/>
                           </a:stretch>
@@ -9326,7 +10414,7 @@
                           </pic:cNvPicPr>
                         </pic:nvPicPr>
                         <pic:blipFill>
-                          <a:blip r:embed="rId29"/>
+                          <a:blip r:embed="rId33"/>
                           <a:stretch>
                             <a:fillRect/>
                           </a:stretch>
@@ -9355,7 +10443,7 @@
                           </pic:cNvPicPr>
                         </pic:nvPicPr>
                         <pic:blipFill>
-                          <a:blip r:embed="rId30"/>
+                          <a:blip r:embed="rId34"/>
                           <a:stretch>
                             <a:fillRect/>
                           </a:stretch>
@@ -9384,7 +10472,7 @@
                           </pic:cNvPicPr>
                         </pic:nvPicPr>
                         <pic:blipFill>
-                          <a:blip r:embed="rId31"/>
+                          <a:blip r:embed="rId35"/>
                           <a:stretch>
                             <a:fillRect/>
                           </a:stretch>
@@ -9413,7 +10501,7 @@
                           </pic:cNvPicPr>
                         </pic:nvPicPr>
                         <pic:blipFill>
-                          <a:blip r:embed="rId32"/>
+                          <a:blip r:embed="rId36"/>
                           <a:stretch>
                             <a:fillRect/>
                           </a:stretch>
@@ -9463,19 +10551,19 @@
                   <o:lock v:ext="edit" aspectratio="t"/>
                 </v:shapetype>
                 <v:shape id="Picture 2" o:spid="_x0000_s1027" type="#_x0000_t75" style="position:absolute;width:22384;height:19252;visibility:visible;mso-wrap-style:square" o:gfxdata="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">
-                  <v:imagedata r:id="rId33" o:title=""/>
+                  <v:imagedata r:id="rId37" o:title=""/>
                 </v:shape>
                 <v:shape id="Picture 3" o:spid="_x0000_s1028" type="#_x0000_t75" style="position:absolute;left:23399;width:22385;height:19252;visibility:visible;mso-wrap-style:square" o:gfxdata="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">
-                  <v:imagedata r:id="rId34" o:title=""/>
+                  <v:imagedata r:id="rId38" o:title=""/>
                 </v:shape>
                 <v:shape id="Picture 4" o:spid="_x0000_s1029" type="#_x0000_t75" style="position:absolute;top:18071;width:22384;height:18417;visibility:visible;mso-wrap-style:square" o:gfxdata="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">
-                  <v:imagedata r:id="rId35" o:title=""/>
+                  <v:imagedata r:id="rId39" o:title=""/>
                 </v:shape>
                 <v:shape id="Picture 5" o:spid="_x0000_s1030" type="#_x0000_t75" style="position:absolute;left:22384;top:17653;width:23400;height:19253;visibility:visible;mso-wrap-style:square" o:gfxdata="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">
-                  <v:imagedata r:id="rId36" o:title=""/>
+                  <v:imagedata r:id="rId40" o:title=""/>
                 </v:shape>
                 <v:shape id="Picture 6" o:spid="_x0000_s1031" type="#_x0000_t75" style="position:absolute;left:11688;top:36756;width:22396;height:3494;visibility:visible;mso-wrap-style:square" o:gfxdata="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">
-                  <v:imagedata r:id="rId37" o:title=""/>
+                  <v:imagedata r:id="rId41" o:title=""/>
                 </v:shape>
                 <w10:wrap type="topAndBottom" anchory="page"/>
               </v:group>
@@ -9728,7 +10816,6 @@
         <w:rPr>
           <w:lang w:val="en-US"/>
         </w:rPr>
-        <w:lastRenderedPageBreak/>
         <w:t>”</w:t>
       </w:r>
       <w:r>
@@ -10066,7 +11153,14 @@
         <w:rPr>
           <w:lang w:val="en-US"/>
         </w:rPr>
-        <w:t xml:space="preserve"> The charger is specified to have output voltage between 45.5 and 5.5 V. According to our measurements, this specification is fulfilled.</w:t>
+        <w:t xml:space="preserve"> The charger </w:t>
+      </w:r>
+      <w:r>
+        <w:rPr>
+          <w:lang w:val="en-US"/>
+        </w:rPr>
+        <w:lastRenderedPageBreak/>
+        <w:t>is specified to have output voltage between 45.5 and 5.5 V. According to our measurements, this specification is fulfilled.</w:t>
       </w:r>
       <w:r>
         <w:rPr>
@@ -10194,7 +11288,7 @@
         </w:rPr>
         <w:t xml:space="preserve"> Available </w:t>
       </w:r>
-      <w:hyperlink r:id="rId38" w:history="1">
+      <w:hyperlink r:id="rId42" w:history="1">
         <w:r>
           <w:rPr>
             <w:rStyle w:val="Hyperlink"/>
@@ -10260,7 +11354,7 @@
         </w:rPr>
         <w:t xml:space="preserve">. Dallas, TX: Texas Instruments. Available at: </w:t>
       </w:r>
-      <w:hyperlink r:id="rId39" w:history="1">
+      <w:hyperlink r:id="rId43" w:history="1">
         <w:r>
           <w:rPr>
             <w:rStyle w:val="Hyperlink"/>
@@ -10332,7 +11426,7 @@
         </w:rPr>
         <w:t xml:space="preserve">. The references are sorted in alphabetical order. Instructions for referencing: </w:t>
       </w:r>
-      <w:hyperlink r:id="rId40" w:history="1">
+      <w:hyperlink r:id="rId44" w:history="1">
         <w:r>
           <w:rPr>
             <w:rStyle w:val="Hyperlink"/>
@@ -10525,7 +11619,7 @@
         </w:rPr>
         <w:br/>
       </w:r>
-      <w:hyperlink r:id="rId41" w:history="1">
+      <w:hyperlink r:id="rId45" w:history="1">
         <w:r>
           <w:rPr>
             <w:rStyle w:val="Hyperlink"/>
@@ -10763,7 +11857,7 @@
         </w:rPr>
         <w:t xml:space="preserve"> </w:t>
       </w:r>
-      <w:hyperlink r:id="rId42" w:history="1">
+      <w:hyperlink r:id="rId46" w:history="1">
         <w:r>
           <w:rPr>
             <w:rStyle w:val="Hyperlink"/>
@@ -10782,7 +11876,6 @@
         </w:numPr>
       </w:pPr>
       <w:r>
-        <w:lastRenderedPageBreak/>
         <w:t>Appendices</w:t>
       </w:r>
     </w:p>
@@ -10842,7 +11935,14 @@
         <w:rPr>
           <w:lang w:val="en-US"/>
         </w:rPr>
-        <w:t xml:space="preserve">to tell crucial additional information which would be difficult to present in the main text part without making the text hard to read. </w:t>
+        <w:t xml:space="preserve">to tell crucial additional information which would be difficult to present in the main text part without making the text hard to </w:t>
+      </w:r>
+      <w:r>
+        <w:rPr>
+          <w:lang w:val="en-US"/>
+        </w:rPr>
+        <w:lastRenderedPageBreak/>
+        <w:t xml:space="preserve">read. </w:t>
       </w:r>
       <w:r>
         <w:rPr>
@@ -10999,10 +12099,10 @@
       </w:pPr>
     </w:p>
     <w:sectPr>
-      <w:headerReference w:type="default" r:id="rId43"/>
-      <w:footerReference w:type="default" r:id="rId44"/>
-      <w:headerReference w:type="first" r:id="rId45"/>
-      <w:footerReference w:type="first" r:id="rId46"/>
+      <w:headerReference w:type="default" r:id="rId47"/>
+      <w:footerReference w:type="default" r:id="rId48"/>
+      <w:headerReference w:type="first" r:id="rId49"/>
+      <w:footerReference w:type="first" r:id="rId50"/>
       <w:type w:val="continuous"/>
       <w:pgSz w:w="11907" w:h="16840" w:code="9"/>
       <w:pgMar w:top="1440" w:right="1080" w:bottom="1440" w:left="1080" w:header="708" w:footer="708" w:gutter="0"/>
@@ -13750,7 +14850,6 @@
   <w:style w:type="character" w:default="1" w:styleId="DefaultParagraphFont">
     <w:name w:val="Default Paragraph Font"/>
     <w:uiPriority w:val="1"/>
-    <w:semiHidden/>
     <w:unhideWhenUsed/>
   </w:style>
   <w:style w:type="table" w:default="1" w:styleId="TableNormal">

--- a/report_lab3.docx
+++ b/report_lab3.docx
@@ -1584,35 +1584,27 @@
       </w:pPr>
       <m:oMathPara>
         <m:oMath>
-          <m:sSub>
-            <m:sSubPr>
-              <m:ctrlPr>
-                <w:rPr>
-                  <w:rFonts w:ascii="Cambria Math" w:hAnsi="Cambria Math"/>
-                  <w:i/>
-                  <w:lang w:val="en-US"/>
-                </w:rPr>
-              </m:ctrlPr>
-            </m:sSubPr>
-            <m:e>
-              <m:r>
-                <w:rPr>
-                  <w:rFonts w:ascii="Cambria Math" w:hAnsi="Cambria Math"/>
-                  <w:lang w:val="en-US"/>
-                </w:rPr>
-                <m:t>Z</m:t>
-              </m:r>
-            </m:e>
-            <m:sub>
-              <m:r>
-                <w:rPr>
-                  <w:rFonts w:ascii="Cambria Math" w:hAnsi="Cambria Math"/>
-                  <w:lang w:val="en-US"/>
-                </w:rPr>
-                <m:t>in</m:t>
-              </m:r>
-            </m:sub>
-          </m:sSub>
+          <m:r>
+            <w:rPr>
+              <w:rFonts w:ascii="Cambria Math" w:hAnsi="Cambria Math"/>
+              <w:lang w:val="en-US"/>
+            </w:rPr>
+            <m:t>Z</m:t>
+          </m:r>
+          <m:r>
+            <w:rPr>
+              <w:rFonts w:ascii="Cambria Math" w:hAnsi="Cambria Math"/>
+              <w:lang w:val="en-US"/>
+            </w:rPr>
+            <m:t>_</m:t>
+          </m:r>
+          <m:r>
+            <w:rPr>
+              <w:rFonts w:ascii="Cambria Math" w:hAnsi="Cambria Math"/>
+              <w:lang w:val="en-US"/>
+            </w:rPr>
+            <m:t>in</m:t>
+          </m:r>
           <m:r>
             <w:rPr>
               <w:rFonts w:ascii="Cambria Math" w:hAnsi="Cambria Math"/>
@@ -1620,128 +1612,104 @@
             </w:rPr>
             <m:t>=</m:t>
           </m:r>
-          <m:sSub>
-            <m:sSubPr>
-              <m:ctrlPr>
-                <w:rPr>
-                  <w:rFonts w:ascii="Cambria Math" w:hAnsi="Cambria Math"/>
-                  <w:i/>
-                  <w:lang w:val="en-US"/>
-                </w:rPr>
-              </m:ctrlPr>
-            </m:sSubPr>
-            <m:e>
-              <m:r>
-                <w:rPr>
-                  <w:rFonts w:ascii="Cambria Math" w:hAnsi="Cambria Math"/>
-                  <w:lang w:val="en-US"/>
-                </w:rPr>
-                <m:t>R</m:t>
-              </m:r>
-            </m:e>
-            <m:sub>
-              <m:r>
-                <w:rPr>
-                  <w:rFonts w:ascii="Cambria Math" w:hAnsi="Cambria Math"/>
-                  <w:lang w:val="en-US"/>
-                </w:rPr>
-                <m:t>series</m:t>
-              </m:r>
-            </m:sub>
-          </m:sSub>
-          <m:d>
-            <m:dPr>
-              <m:ctrlPr>
-                <w:rPr>
-                  <w:rFonts w:ascii="Cambria Math" w:hAnsi="Cambria Math"/>
-                  <w:i/>
-                  <w:lang w:val="en-US"/>
-                </w:rPr>
-              </m:ctrlPr>
-            </m:dPr>
-            <m:e>
-              <m:f>
-                <m:fPr>
-                  <m:ctrlPr>
-                    <w:rPr>
-                      <w:rFonts w:ascii="Cambria Math" w:hAnsi="Cambria Math"/>
-                      <w:i/>
-                      <w:lang w:val="en-US"/>
-                    </w:rPr>
-                  </m:ctrlPr>
-                </m:fPr>
-                <m:num>
-                  <m:sSub>
-                    <m:sSubPr>
-                      <m:ctrlPr>
-                        <w:rPr>
-                          <w:rFonts w:ascii="Cambria Math" w:hAnsi="Cambria Math"/>
-                          <w:i/>
-                          <w:lang w:val="en-US"/>
-                        </w:rPr>
-                      </m:ctrlPr>
-                    </m:sSubPr>
-                    <m:e>
-                      <m:r>
-                        <w:rPr>
-                          <w:rFonts w:ascii="Cambria Math" w:hAnsi="Cambria Math"/>
-                          <w:lang w:val="en-US"/>
-                        </w:rPr>
-                        <m:t>V</m:t>
-                      </m:r>
-                    </m:e>
-                    <m:sub>
-                      <m:r>
-                        <w:rPr>
-                          <w:rFonts w:ascii="Cambria Math" w:hAnsi="Cambria Math"/>
-                          <w:lang w:val="en-US"/>
-                        </w:rPr>
-                        <m:t>in</m:t>
-                      </m:r>
-                    </m:sub>
-                  </m:sSub>
-                </m:num>
-                <m:den>
-                  <m:sSub>
-                    <m:sSubPr>
-                      <m:ctrlPr>
-                        <w:rPr>
-                          <w:rFonts w:ascii="Cambria Math" w:hAnsi="Cambria Math"/>
-                          <w:i/>
-                          <w:lang w:val="en-US"/>
-                        </w:rPr>
-                      </m:ctrlPr>
-                    </m:sSubPr>
-                    <m:e>
-                      <m:r>
-                        <w:rPr>
-                          <w:rFonts w:ascii="Cambria Math" w:hAnsi="Cambria Math"/>
-                          <w:lang w:val="en-US"/>
-                        </w:rPr>
-                        <m:t>V</m:t>
-                      </m:r>
-                    </m:e>
-                    <m:sub>
-                      <m:r>
-                        <w:rPr>
-                          <w:rFonts w:ascii="Cambria Math" w:hAnsi="Cambria Math"/>
-                          <w:lang w:val="en-US"/>
-                        </w:rPr>
-                        <m:t>R</m:t>
-                      </m:r>
-                    </m:sub>
-                  </m:sSub>
-                </m:den>
-              </m:f>
-              <m:r>
-                <w:rPr>
-                  <w:rFonts w:ascii="Cambria Math" w:hAnsi="Cambria Math"/>
-                  <w:lang w:val="en-US"/>
-                </w:rPr>
-                <m:t>-1</m:t>
-              </m:r>
-            </m:e>
-          </m:d>
+          <m:r>
+            <w:rPr>
+              <w:rFonts w:ascii="Cambria Math" w:hAnsi="Cambria Math"/>
+              <w:lang w:val="en-US"/>
+            </w:rPr>
+            <m:t>R</m:t>
+          </m:r>
+          <m:r>
+            <w:rPr>
+              <w:rFonts w:ascii="Cambria Math" w:hAnsi="Cambria Math"/>
+              <w:lang w:val="en-US"/>
+            </w:rPr>
+            <m:t>_</m:t>
+          </m:r>
+          <m:r>
+            <w:rPr>
+              <w:rFonts w:ascii="Cambria Math" w:hAnsi="Cambria Math"/>
+              <w:lang w:val="en-US"/>
+            </w:rPr>
+            <m:t>series</m:t>
+          </m:r>
+          <m:r>
+            <w:rPr>
+              <w:rFonts w:ascii="Cambria Math" w:hAnsi="Cambria Math"/>
+              <w:lang w:val="en-US"/>
+            </w:rPr>
+            <m:t xml:space="preserve"> (</m:t>
+          </m:r>
+          <m:r>
+            <w:rPr>
+              <w:rFonts w:ascii="Cambria Math" w:hAnsi="Cambria Math"/>
+              <w:lang w:val="en-US"/>
+            </w:rPr>
+            <m:t>V</m:t>
+          </m:r>
+          <m:r>
+            <w:rPr>
+              <w:rFonts w:ascii="Cambria Math" w:hAnsi="Cambria Math"/>
+              <w:lang w:val="en-US"/>
+            </w:rPr>
+            <m:t>_</m:t>
+          </m:r>
+          <m:r>
+            <w:rPr>
+              <w:rFonts w:ascii="Cambria Math" w:hAnsi="Cambria Math"/>
+              <w:lang w:val="en-US"/>
+            </w:rPr>
+            <m:t>in</m:t>
+          </m:r>
+          <m:r>
+            <w:rPr>
+              <w:rFonts w:ascii="Cambria Math" w:hAnsi="Cambria Math"/>
+              <w:lang w:val="en-US"/>
+            </w:rPr>
+            <m:t>/</m:t>
+          </m:r>
+          <m:r>
+            <w:rPr>
+              <w:rFonts w:ascii="Cambria Math" w:hAnsi="Cambria Math"/>
+              <w:lang w:val="en-US"/>
+            </w:rPr>
+            <m:t>V</m:t>
+          </m:r>
+          <m:r>
+            <w:rPr>
+              <w:rFonts w:ascii="Cambria Math" w:hAnsi="Cambria Math"/>
+              <w:lang w:val="en-US"/>
+            </w:rPr>
+            <m:t>_</m:t>
+          </m:r>
+          <m:r>
+            <w:rPr>
+              <w:rFonts w:ascii="Cambria Math" w:hAnsi="Cambria Math"/>
+              <w:lang w:val="en-US"/>
+            </w:rPr>
+            <m:t>R</m:t>
+          </m:r>
+          <m:r>
+            <w:rPr>
+              <w:rFonts w:ascii="Cambria Math" w:hAnsi="Cambria Math"/>
+              <w:lang w:val="en-US"/>
+            </w:rPr>
+            <m:t xml:space="preserve"> </m:t>
+          </m:r>
+          <m:r>
+            <w:rPr>
+              <w:rFonts w:ascii="Cambria Math" w:hAnsi="Cambria Math"/>
+              <w:lang w:val="en-US"/>
+            </w:rPr>
+            <m:t>-1</m:t>
+          </m:r>
+          <m:r>
+            <w:rPr>
+              <w:rFonts w:ascii="Cambria Math" w:hAnsi="Cambria Math"/>
+              <w:lang w:val="en-US"/>
+            </w:rPr>
+            <m:t>)</m:t>
+          </m:r>
         </m:oMath>
       </m:oMathPara>
     </w:p>
@@ -1945,55 +1913,42 @@
             </w:rPr>
             <m:t>SR=</m:t>
           </m:r>
-          <m:f>
-            <m:fPr>
-              <m:ctrlPr>
-                <w:rPr>
-                  <w:rFonts w:ascii="Cambria Math" w:hAnsi="Cambria Math"/>
-                </w:rPr>
-              </m:ctrlPr>
-            </m:fPr>
-            <m:num>
-              <m:r>
-                <m:rPr>
-                  <m:sty m:val="p"/>
-                </m:rPr>
-                <w:rPr>
-                  <w:rFonts w:ascii="Cambria Math" w:hAnsi="Cambria Math"/>
-                </w:rPr>
-                <m:t>Δ</m:t>
-              </m:r>
-              <m:r>
-                <m:rPr>
-                  <m:sty m:val="p"/>
-                </m:rPr>
-                <w:rPr>
-                  <w:rFonts w:ascii="Cambria Math" w:hAnsi="Cambria Math"/>
-                </w:rPr>
-                <m:t>V</m:t>
-              </m:r>
-            </m:num>
-            <m:den>
-              <m:r>
-                <m:rPr>
-                  <m:sty m:val="p"/>
-                </m:rPr>
-                <w:rPr>
-                  <w:rFonts w:ascii="Cambria Math" w:hAnsi="Cambria Math"/>
-                </w:rPr>
-                <m:t>Δ</m:t>
-              </m:r>
-              <m:r>
-                <m:rPr>
-                  <m:sty m:val="p"/>
-                </m:rPr>
-                <w:rPr>
-                  <w:rFonts w:ascii="Cambria Math" w:hAnsi="Cambria Math"/>
-                </w:rPr>
-                <m:t>t</m:t>
-              </m:r>
-            </m:den>
-          </m:f>
+          <m:r>
+            <m:rPr>
+              <m:sty m:val="p"/>
+            </m:rPr>
+            <w:rPr>
+              <w:rFonts w:ascii="Cambria Math" w:hAnsi="Cambria Math"/>
+            </w:rPr>
+            <m:t>Δ</m:t>
+          </m:r>
+          <m:r>
+            <m:rPr>
+              <m:sty m:val="p"/>
+            </m:rPr>
+            <w:rPr>
+              <w:rFonts w:ascii="Cambria Math" w:hAnsi="Cambria Math"/>
+            </w:rPr>
+            <m:t>V</m:t>
+          </m:r>
+          <m:r>
+            <m:rPr>
+              <m:sty m:val="p"/>
+            </m:rPr>
+            <w:rPr>
+              <w:rFonts w:ascii="Cambria Math" w:hAnsi="Cambria Math"/>
+            </w:rPr>
+            <m:t>/Δ</m:t>
+          </m:r>
+          <m:r>
+            <m:rPr>
+              <m:sty m:val="p"/>
+            </m:rPr>
+            <w:rPr>
+              <w:rFonts w:ascii="Cambria Math" w:hAnsi="Cambria Math"/>
+            </w:rPr>
+            <m:t>t</m:t>
+          </m:r>
         </m:oMath>
       </m:oMathPara>
     </w:p>
@@ -2018,7 +1973,6 @@
         <w:rPr>
           <w:lang w:val="en-FI" w:eastAsia="en-GB"/>
         </w:rPr>
-        <w:lastRenderedPageBreak/>
         <w:t>Output voltage swing</w:t>
       </w:r>
     </w:p>
@@ -2033,6 +1987,7 @@
         <w:rPr>
           <w:lang w:val="en-US"/>
         </w:rPr>
+        <w:lastRenderedPageBreak/>
         <w:t>When no input signal is applied, the output of an op-amp is ideally 0 V, which is known as the quiescent output voltage. When an input signal is applied, the output could ideally swing as far as ±V</w:t>
       </w:r>
       <w:r>
@@ -2642,7 +2597,6 @@
         <w:rPr>
           <w:lang w:val="en-US"/>
         </w:rPr>
-        <w:lastRenderedPageBreak/>
         <w:t>Filter design</w:t>
       </w:r>
     </w:p>
@@ -2663,6 +2617,7 @@
         <w:rPr>
           <w:lang w:val="en-US"/>
         </w:rPr>
+        <w:lastRenderedPageBreak/>
         <w:t xml:space="preserve">To measure the noise of a non-inverting amplifier with a gain of 100 (40 dB) </w:t>
       </w:r>
       <w:r>
@@ -2693,6 +2648,7 @@
     </w:p>
     <w:p>
       <w:pPr>
+        <w:jc w:val="center"/>
         <w:rPr>
           <w:lang w:val="en-US"/>
         </w:rPr>
@@ -2702,9 +2658,9 @@
           <w:lang w:val="en-US"/>
         </w:rPr>
         <w:drawing>
-          <wp:inline distT="0" distB="0" distL="0" distR="0" wp14:anchorId="472D738E" wp14:editId="025C9E28">
-            <wp:extent cx="6189345" cy="4496435"/>
-            <wp:effectExtent l="0" t="0" r="0" b="0"/>
+          <wp:inline distT="0" distB="0" distL="0" distR="0" wp14:anchorId="472D738E" wp14:editId="3D35C507">
+            <wp:extent cx="5662246" cy="4113508"/>
+            <wp:effectExtent l="0" t="0" r="2540" b="1905"/>
             <wp:docPr id="1511906454" name="Picture 1"/>
             <wp:cNvGraphicFramePr>
               <a:graphicFrameLocks xmlns:a="http://schemas.openxmlformats.org/drawingml/2006/main" noChangeAspect="1"/>
@@ -2725,7 +2681,7 @@
                   <pic:spPr>
                     <a:xfrm>
                       <a:off x="0" y="0"/>
-                      <a:ext cx="6189345" cy="4496435"/>
+                      <a:ext cx="5682375" cy="4128131"/>
                     </a:xfrm>
                     <a:prstGeom prst="rect">
                       <a:avLst/>
@@ -2806,6 +2762,260 @@
     </w:p>
     <w:p>
       <w:pPr>
+        <w:rPr>
+          <w:lang w:val="en-US" w:eastAsia="fi-FI"/>
+        </w:rPr>
+      </w:pPr>
+    </w:p>
+    <w:p>
+      <w:pPr>
+        <w:rPr>
+          <w:lang w:val="en-US"/>
+        </w:rPr>
+      </w:pPr>
+      <m:oMathPara>
+        <m:oMath>
+          <m:r>
+            <w:rPr>
+              <w:rFonts w:ascii="Cambria Math" w:hAnsi="Cambria Math"/>
+            </w:rPr>
+            <m:t>Gain=1+</m:t>
+          </m:r>
+          <m:f>
+            <m:fPr>
+              <m:ctrlPr>
+                <w:rPr>
+                  <w:rFonts w:ascii="Cambria Math" w:hAnsi="Cambria Math"/>
+                </w:rPr>
+              </m:ctrlPr>
+            </m:fPr>
+            <m:num>
+              <m:sSub>
+                <m:sSubPr>
+                  <m:ctrlPr>
+                    <w:rPr>
+                      <w:rFonts w:ascii="Cambria Math" w:hAnsi="Cambria Math"/>
+                    </w:rPr>
+                  </m:ctrlPr>
+                </m:sSubPr>
+                <m:e>
+                  <m:r>
+                    <w:rPr>
+                      <w:rFonts w:ascii="Cambria Math" w:hAnsi="Cambria Math"/>
+                    </w:rPr>
+                    <m:t>R</m:t>
+                  </m:r>
+                </m:e>
+                <m:sub>
+                  <m:r>
+                    <w:rPr>
+                      <w:rFonts w:ascii="Cambria Math" w:hAnsi="Cambria Math"/>
+                    </w:rPr>
+                    <m:t>f</m:t>
+                  </m:r>
+                </m:sub>
+              </m:sSub>
+            </m:num>
+            <m:den>
+              <m:sSub>
+                <m:sSubPr>
+                  <m:ctrlPr>
+                    <w:rPr>
+                      <w:rFonts w:ascii="Cambria Math" w:hAnsi="Cambria Math"/>
+                    </w:rPr>
+                  </m:ctrlPr>
+                </m:sSubPr>
+                <m:e>
+                  <m:r>
+                    <w:rPr>
+                      <w:rFonts w:ascii="Cambria Math" w:hAnsi="Cambria Math"/>
+                    </w:rPr>
+                    <m:t>R</m:t>
+                  </m:r>
+                </m:e>
+                <m:sub>
+                  <m:r>
+                    <w:rPr>
+                      <w:rFonts w:ascii="Cambria Math" w:hAnsi="Cambria Math"/>
+                    </w:rPr>
+                    <m:t>1</m:t>
+                  </m:r>
+                </m:sub>
+              </m:sSub>
+            </m:den>
+          </m:f>
+          <m:r>
+            <w:rPr>
+              <w:rFonts w:ascii="Cambria Math" w:hAnsi="Cambria Math"/>
+            </w:rPr>
+            <m:t>=101</m:t>
+          </m:r>
+        </m:oMath>
+      </m:oMathPara>
+    </w:p>
+    <w:p>
+      <w:pPr>
+        <w:rPr>
+          <w:lang w:val="en-US"/>
+        </w:rPr>
+      </w:pPr>
+    </w:p>
+    <w:p>
+      <m:oMathPara>
+        <m:oMath>
+          <m:sSub>
+            <m:sSubPr>
+              <m:ctrlPr>
+                <w:rPr>
+                  <w:rFonts w:ascii="Cambria Math" w:hAnsi="Cambria Math"/>
+                </w:rPr>
+              </m:ctrlPr>
+            </m:sSubPr>
+            <m:e>
+              <m:r>
+                <m:rPr>
+                  <m:sty m:val="p"/>
+                </m:rPr>
+                <w:rPr>
+                  <w:rFonts w:ascii="Cambria Math" w:hAnsi="Cambria Math"/>
+                </w:rPr>
+                <m:t>f</m:t>
+              </m:r>
+            </m:e>
+            <m:sub>
+              <m:r>
+                <m:rPr>
+                  <m:sty m:val="p"/>
+                </m:rPr>
+                <w:rPr>
+                  <w:rFonts w:ascii="Cambria Math" w:hAnsi="Cambria Math"/>
+                </w:rPr>
+                <m:t>c</m:t>
+              </m:r>
+            </m:sub>
+          </m:sSub>
+          <m:r>
+            <m:rPr>
+              <m:sty m:val="p"/>
+            </m:rPr>
+            <w:rPr>
+              <w:rFonts w:ascii="Cambria Math" w:hAnsi="Cambria Math"/>
+            </w:rPr>
+            <m:t>=</m:t>
+          </m:r>
+          <m:f>
+            <m:fPr>
+              <m:ctrlPr>
+                <w:rPr>
+                  <w:rFonts w:ascii="Cambria Math" w:hAnsi="Cambria Math"/>
+                </w:rPr>
+              </m:ctrlPr>
+            </m:fPr>
+            <m:num>
+              <m:r>
+                <m:rPr>
+                  <m:sty m:val="p"/>
+                </m:rPr>
+                <w:rPr>
+                  <w:rFonts w:ascii="Cambria Math" w:hAnsi="Cambria Math"/>
+                </w:rPr>
+                <m:t>1</m:t>
+              </m:r>
+            </m:num>
+            <m:den>
+              <m:r>
+                <m:rPr>
+                  <m:sty m:val="p"/>
+                </m:rPr>
+                <w:rPr>
+                  <w:rFonts w:ascii="Cambria Math" w:hAnsi="Cambria Math"/>
+                </w:rPr>
+                <m:t>2</m:t>
+              </m:r>
+              <m:r>
+                <m:rPr>
+                  <m:sty m:val="p"/>
+                </m:rPr>
+                <w:rPr>
+                  <w:rFonts w:ascii="Cambria Math" w:hAnsi="Cambria Math"/>
+                </w:rPr>
+                <m:t>π</m:t>
+              </m:r>
+              <m:sSub>
+                <m:sSubPr>
+                  <m:ctrlPr>
+                    <w:rPr>
+                      <w:rFonts w:ascii="Cambria Math" w:hAnsi="Cambria Math"/>
+                    </w:rPr>
+                  </m:ctrlPr>
+                </m:sSubPr>
+                <m:e>
+                  <m:r>
+                    <m:rPr>
+                      <m:sty m:val="p"/>
+                    </m:rPr>
+                    <w:rPr>
+                      <w:rFonts w:ascii="Cambria Math" w:hAnsi="Cambria Math"/>
+                    </w:rPr>
+                    <m:t>R</m:t>
+                  </m:r>
+                </m:e>
+                <m:sub>
+                  <m:r>
+                    <m:rPr>
+                      <m:sty m:val="p"/>
+                    </m:rPr>
+                    <w:rPr>
+                      <w:rFonts w:ascii="Cambria Math" w:hAnsi="Cambria Math"/>
+                    </w:rPr>
+                    <m:t>3</m:t>
+                  </m:r>
+                </m:sub>
+              </m:sSub>
+              <m:sSub>
+                <m:sSubPr>
+                  <m:ctrlPr>
+                    <w:rPr>
+                      <w:rFonts w:ascii="Cambria Math" w:hAnsi="Cambria Math"/>
+                    </w:rPr>
+                  </m:ctrlPr>
+                </m:sSubPr>
+                <m:e>
+                  <m:r>
+                    <m:rPr>
+                      <m:sty m:val="p"/>
+                    </m:rPr>
+                    <w:rPr>
+                      <w:rFonts w:ascii="Cambria Math" w:hAnsi="Cambria Math"/>
+                    </w:rPr>
+                    <m:t>C</m:t>
+                  </m:r>
+                </m:e>
+                <m:sub>
+                  <m:r>
+                    <m:rPr>
+                      <m:sty m:val="p"/>
+                    </m:rPr>
+                    <w:rPr>
+                      <w:rFonts w:ascii="Cambria Math" w:hAnsi="Cambria Math"/>
+                    </w:rPr>
+                    <m:t>1</m:t>
+                  </m:r>
+                </m:sub>
+              </m:sSub>
+            </m:den>
+          </m:f>
+          <m:r>
+            <w:rPr>
+              <w:rFonts w:ascii="Cambria Math" w:hAnsi="Cambria Math"/>
+            </w:rPr>
+            <m:t>=994.7</m:t>
+          </m:r>
+        </m:oMath>
+      </m:oMathPara>
+    </w:p>
+    <w:p>
+      <w:pPr>
         <w:pStyle w:val="Caption"/>
         <w:ind w:left="0" w:firstLine="0"/>
         <w:rPr>
@@ -2849,6 +3059,7 @@
           <w:b/>
           <w:lang w:val="en-US"/>
         </w:rPr>
+        <w:lastRenderedPageBreak/>
         <w:t>The methods section of a short report is comp</w:t>
       </w:r>
       <w:r>
@@ -2884,15 +3095,7 @@
           <w:bCs/>
           <w:lang w:val="en-US"/>
         </w:rPr>
-        <w:t>for example with circuit diagrams or other demon</w:t>
-      </w:r>
-      <w:r>
-        <w:rPr>
-          <w:bCs/>
-          <w:lang w:val="en-US"/>
-        </w:rPr>
-        <w:lastRenderedPageBreak/>
-        <w:t xml:space="preserve">strative figures and dimensioning calculations, if necessary. It is especially important that after reading the section the reader understands what is measured using which instruments. If the result is calculated based on multiple measurements, the equations must be presented and justified shortly. </w:t>
+        <w:t xml:space="preserve">for example with circuit diagrams or other demonstrative figures and dimensioning calculations, if necessary. It is especially important that after reading the section the reader understands what is measured using which instruments. If the result is calculated based on multiple measurements, the equations must be presented and justified shortly. </w:t>
       </w:r>
       <w:r>
         <w:rPr>
@@ -3296,28 +3499,30 @@
                 </w:rPr>
                 <m:t>i</m:t>
               </m:r>
-              <m:d>
-                <m:dPr>
-                  <m:ctrlPr>
-                    <w:rPr>
-                      <w:rFonts w:ascii="Cambria Math" w:hAnsi="Cambria Math" w:cs="Times New Roman"/>
-                      <w:i/>
-                      <w:caps/>
-                      <w:sz w:val="22"/>
-                    </w:rPr>
-                  </m:ctrlPr>
-                </m:dPr>
-                <m:e>
-                  <m:r>
-                    <w:rPr>
-                      <w:rFonts w:ascii="Cambria Math" w:hAnsi="Cambria Math" w:cs="Times New Roman"/>
-                      <w:caps/>
-                      <w:sz w:val="22"/>
-                    </w:rPr>
-                    <m:t>t</m:t>
-                  </m:r>
-                </m:e>
-              </m:d>
+              <m:r>
+                <w:rPr>
+                  <w:rFonts w:ascii="Cambria Math" w:hAnsi="Cambria Math"/>
+                  <w:caps/>
+                  <w:sz w:val="22"/>
+                </w:rPr>
+                <m:t>(</m:t>
+              </m:r>
+              <m:r>
+                <w:rPr>
+                  <w:rFonts w:ascii="Cambria Math" w:hAnsi="Cambria Math" w:cs="Times New Roman"/>
+                  <w:caps/>
+                  <w:sz w:val="22"/>
+                </w:rPr>
+                <m:t>t</m:t>
+              </m:r>
+              <m:r>
+                <w:rPr>
+                  <w:rFonts w:ascii="Cambria Math" w:hAnsi="Cambria Math"/>
+                  <w:caps/>
+                  <w:sz w:val="22"/>
+                </w:rPr>
+                <m:t>)</m:t>
+              </m:r>
               <m:r>
                 <w:rPr>
                   <w:rFonts w:ascii="Cambria Math" w:hAnsi="Cambria Math" w:cs="Times New Roman"/>
@@ -3326,60 +3531,54 @@
                 </w:rPr>
                 <m:t>=</m:t>
               </m:r>
-              <m:sSub>
-                <m:sSubPr>
-                  <m:ctrlPr>
-                    <w:rPr>
-                      <w:rFonts w:ascii="Cambria Math" w:hAnsi="Cambria Math" w:cs="Times New Roman"/>
-                      <w:i/>
-                      <w:caps/>
-                      <w:sz w:val="22"/>
-                    </w:rPr>
-                  </m:ctrlPr>
-                </m:sSubPr>
-                <m:e>
-                  <m:r>
-                    <w:rPr>
-                      <w:rFonts w:ascii="Cambria Math" w:hAnsi="Cambria Math" w:cs="Times New Roman"/>
-                      <w:caps/>
-                      <w:sz w:val="22"/>
-                    </w:rPr>
-                    <m:t>i</m:t>
-                  </m:r>
-                </m:e>
-                <m:sub>
-                  <m:r>
-                    <w:rPr>
-                      <w:rFonts w:ascii="Cambria Math" w:hAnsi="Cambria Math" w:cs="Times New Roman"/>
-                      <w:caps/>
-                      <w:sz w:val="22"/>
-                    </w:rPr>
-                    <m:t>C</m:t>
-                  </m:r>
-                </m:sub>
-              </m:sSub>
-              <m:d>
-                <m:dPr>
-                  <m:ctrlPr>
-                    <w:rPr>
-                      <w:rFonts w:ascii="Cambria Math" w:hAnsi="Cambria Math" w:cs="Times New Roman"/>
-                      <w:i/>
-                      <w:caps/>
-                      <w:sz w:val="22"/>
-                    </w:rPr>
-                  </m:ctrlPr>
-                </m:dPr>
-                <m:e>
-                  <m:r>
-                    <w:rPr>
-                      <w:rFonts w:ascii="Cambria Math" w:hAnsi="Cambria Math" w:cs="Times New Roman"/>
-                      <w:caps/>
-                      <w:sz w:val="22"/>
-                    </w:rPr>
-                    <m:t>t</m:t>
-                  </m:r>
-                </m:e>
-              </m:d>
+              <m:r>
+                <w:rPr>
+                  <w:rFonts w:ascii="Cambria Math" w:hAnsi="Cambria Math" w:cs="Times New Roman"/>
+                  <w:caps/>
+                  <w:sz w:val="22"/>
+                </w:rPr>
+                <m:t>i</m:t>
+              </m:r>
+              <m:r>
+                <w:rPr>
+                  <w:rFonts w:ascii="Cambria Math" w:hAnsi="Cambria Math"/>
+                  <w:caps/>
+                  <w:sz w:val="22"/>
+                </w:rPr>
+                <m:t>_</m:t>
+              </m:r>
+              <m:r>
+                <w:rPr>
+                  <w:rFonts w:ascii="Cambria Math" w:hAnsi="Cambria Math" w:cs="Times New Roman"/>
+                  <w:caps/>
+                  <w:sz w:val="22"/>
+                </w:rPr>
+                <m:t>C</m:t>
+              </m:r>
+              <m:r>
+                <w:rPr>
+                  <w:rFonts w:ascii="Cambria Math" w:hAnsi="Cambria Math"/>
+                  <w:caps/>
+                  <w:sz w:val="22"/>
+                </w:rPr>
+                <m:t xml:space="preserve"> (</m:t>
+              </m:r>
+              <m:r>
+                <w:rPr>
+                  <w:rFonts w:ascii="Cambria Math" w:hAnsi="Cambria Math" w:cs="Times New Roman"/>
+                  <w:caps/>
+                  <w:sz w:val="22"/>
+                </w:rPr>
+                <m:t>t</m:t>
+              </m:r>
+              <m:r>
+                <w:rPr>
+                  <w:rFonts w:ascii="Cambria Math" w:hAnsi="Cambria Math"/>
+                  <w:caps/>
+                  <w:sz w:val="22"/>
+                </w:rPr>
+                <m:t>)</m:t>
+              </m:r>
               <m:r>
                 <w:rPr>
                   <w:rFonts w:ascii="Cambria Math" w:hAnsi="Cambria Math" w:cs="Times New Roman"/>
@@ -3388,70 +3587,54 @@
                 </w:rPr>
                 <m:t>=C</m:t>
               </m:r>
-              <m:f>
-                <m:fPr>
-                  <m:ctrlPr>
-                    <w:rPr>
-                      <w:rFonts w:ascii="Cambria Math" w:hAnsi="Cambria Math" w:cs="Times New Roman"/>
-                      <w:i/>
-                      <w:caps/>
-                      <w:sz w:val="22"/>
-                    </w:rPr>
-                  </m:ctrlPr>
-                </m:fPr>
-                <m:num>
-                  <m:r>
-                    <w:rPr>
-                      <w:rFonts w:ascii="Cambria Math" w:hAnsi="Cambria Math" w:cs="Times New Roman"/>
-                      <w:caps/>
-                      <w:sz w:val="22"/>
-                    </w:rPr>
-                    <m:t>d</m:t>
-                  </m:r>
-                  <m:sSub>
-                    <m:sSubPr>
-                      <m:ctrlPr>
-                        <w:rPr>
-                          <w:rFonts w:ascii="Cambria Math" w:hAnsi="Cambria Math" w:cs="Times New Roman"/>
-                          <w:i/>
-                          <w:caps/>
-                          <w:sz w:val="22"/>
-                        </w:rPr>
-                      </m:ctrlPr>
-                    </m:sSubPr>
-                    <m:e>
-                      <m:r>
-                        <w:rPr>
-                          <w:rFonts w:ascii="Cambria Math" w:hAnsi="Cambria Math" w:cs="Times New Roman"/>
-                          <w:caps/>
-                          <w:sz w:val="22"/>
-                        </w:rPr>
-                        <m:t>u</m:t>
-                      </m:r>
-                    </m:e>
-                    <m:sub>
-                      <m:r>
-                        <w:rPr>
-                          <w:rFonts w:ascii="Cambria Math" w:hAnsi="Cambria Math" w:cs="Times New Roman"/>
-                          <w:caps/>
-                          <w:sz w:val="22"/>
-                        </w:rPr>
-                        <m:t>C</m:t>
-                      </m:r>
-                    </m:sub>
-                  </m:sSub>
-                </m:num>
-                <m:den>
-                  <m:r>
-                    <w:rPr>
-                      <w:rFonts w:ascii="Cambria Math" w:hAnsi="Cambria Math" w:cs="Times New Roman"/>
-                      <w:caps/>
-                      <w:sz w:val="22"/>
-                    </w:rPr>
-                    <m:t>dt</m:t>
-                  </m:r>
-                </m:den>
-              </m:f>
+              <m:r>
+                <w:rPr>
+                  <w:rFonts w:ascii="Cambria Math" w:hAnsi="Cambria Math"/>
+                  <w:caps/>
+                  <w:sz w:val="22"/>
+                </w:rPr>
+                <m:t xml:space="preserve"> (</m:t>
+              </m:r>
+              <m:r>
+                <w:rPr>
+                  <w:rFonts w:ascii="Cambria Math" w:hAnsi="Cambria Math" w:cs="Times New Roman"/>
+                  <w:caps/>
+                  <w:sz w:val="22"/>
+                </w:rPr>
+                <m:t>du</m:t>
+              </m:r>
+              <m:r>
+                <w:rPr>
+                  <w:rFonts w:ascii="Cambria Math" w:hAnsi="Cambria Math"/>
+                  <w:caps/>
+                  <w:sz w:val="22"/>
+                </w:rPr>
+                <m:t>_</m:t>
+              </m:r>
+              <m:r>
+                <w:rPr>
+                  <w:rFonts w:ascii="Cambria Math" w:hAnsi="Cambria Math" w:cs="Times New Roman"/>
+                  <w:caps/>
+                  <w:sz w:val="22"/>
+                </w:rPr>
+                <m:t>C</m:t>
+              </m:r>
+              <m:r>
+                <w:rPr>
+                  <w:rFonts w:ascii="Cambria Math" w:hAnsi="Cambria Math"/>
+                  <w:caps/>
+                  <w:sz w:val="22"/>
+                </w:rPr>
+                <m:t>)/</m:t>
+              </m:r>
+              <m:r>
+                <w:rPr>
+                  <w:rFonts w:ascii="Cambria Math" w:hAnsi="Cambria Math" w:cs="Times New Roman"/>
+                  <w:caps/>
+                  <w:sz w:val="22"/>
+                </w:rPr>
+                <m:t>dt</m:t>
+              </m:r>
             </m:oMath>
             <w:r>
               <w:rPr>
@@ -7121,15 +7304,13 @@
         </w:rPr>
         <w:t xml:space="preserve">Closed loop input impedance increases because of the loop gain in non-inverting applications. In the inverting or summing closed loop configuration, the summing junction is a virtual </w:t>
       </w:r>
-      <w:proofErr w:type="gramStart"/>
       <w:r>
         <w:rPr>
           <w:rStyle w:val="normaltextrun"/>
           <w:lang w:val="en-US"/>
         </w:rPr>
-        <w:t>ground</w:t>
-      </w:r>
-      <w:proofErr w:type="gramEnd"/>
+        <w:t>ground,</w:t>
+      </w:r>
       <w:r>
         <w:rPr>
           <w:rStyle w:val="normaltextrun"/>
@@ -7166,29 +7347,40 @@
         </w:rPr>
       </w:pPr>
       <w:r>
+        <w:t>T</w:t>
+      </w:r>
+      <w:r>
+        <w:t xml:space="preserve">he </w:t>
+      </w:r>
+      <w:r>
+        <w:t xml:space="preserve">simulted </w:t>
+      </w:r>
+      <w:r>
+        <w:t>input impedance of the inverting amplifier</w:t>
+      </w:r>
+      <w:r>
+        <w:t>s</w:t>
+      </w:r>
+      <w:r>
+        <w:t xml:space="preserve"> illustrated in Figures 16 and 17 is equivalent to the summing point impedance or the input resistance (</w:t>
+      </w:r>
+      <w:r>
+        <w:t>R</w:t>
+      </w:r>
+      <w:r>
+        <w:rPr>
+          <w:vertAlign w:val="subscript"/>
+        </w:rPr>
+        <w:t>i</w:t>
+      </w:r>
+      <w:r>
+        <w:t>), as depicted in the circuit diagrams shown in Figures 2 and 3. This equivalence holds consistently throughout the low-pass frequency band up until the GBW corresponding to that specific circuit configuration is reached</w:t>
+      </w:r>
+      <w:r>
         <w:rPr>
           <w:rStyle w:val="eop"/>
         </w:rPr>
-        <w:t xml:space="preserve">As mentioned above the input impedance of the inverting amplifier as seen in Figures 16 and 17 the input imedance is equal to the summing point impedance or </w:t>
-      </w:r>
-      <w:r>
-        <w:rPr>
-          <w:rStyle w:val="eop"/>
-        </w:rPr>
-        <w:t>the R</w:t>
-      </w:r>
-      <w:r>
-        <w:rPr>
-          <w:rStyle w:val="eop"/>
-          <w:vertAlign w:val="subscript"/>
-        </w:rPr>
-        <w:t xml:space="preserve">i </w:t>
-      </w:r>
-      <w:r>
-        <w:rPr>
-          <w:rStyle w:val="eop"/>
-        </w:rPr>
-        <w:t>as seen in the circuit diagrams shown in Figures 2 and 3 for the low pass band till the GBW for the corresponding configuration is reached.</w:t>
+        <w:t>.</w:t>
       </w:r>
     </w:p>
     <w:p>
@@ -7320,280 +7512,131 @@
         <w:rPr>
           <w:lang w:val="en-FI"/>
         </w:rPr>
-        <w:t xml:space="preserve">. The plot shows a flat input impedance response of approximately </w:t>
+        <w:t>. The plot shows a flat input impedance response of approximately</w:t>
+      </w:r>
+      <w:r>
+        <w:rPr>
+          <w:lang w:val="en-FI"/>
+        </w:rPr>
+        <w:t xml:space="preserve"> 60dB</w:t>
       </w:r>
       <m:oMath>
         <m:r>
           <w:rPr>
-            <w:rFonts w:ascii="Cambria Math" w:hAnsi="Cambria Math"/>
+            <w:rFonts w:ascii="Cambria Math"/>
             <w:lang w:val="en-FI"/>
           </w:rPr>
-          <m:t>60</m:t>
-        </m:r>
-        <m:r>
-          <m:rPr>
-            <m:nor/>
-          </m:rPr>
-          <w:rPr>
-            <w:lang w:val="en-FI"/>
-          </w:rPr>
-          <m:t> dB</m:t>
+          <m:t xml:space="preserve"> </m:t>
         </m:r>
       </m:oMath>
       <w:r>
         <w:rPr>
           <w:lang w:val="en-FI"/>
         </w:rPr>
-        <w:t xml:space="preserve"> across lower frequencies (</w:t>
-      </w:r>
-      <m:oMath>
-        <m:sSup>
-          <m:sSupPr>
-            <m:ctrlPr>
-              <w:rPr>
-                <w:rFonts w:ascii="Cambria Math" w:hAnsi="Cambria Math"/>
-                <w:lang w:val="en-FI"/>
-              </w:rPr>
-            </m:ctrlPr>
-          </m:sSupPr>
-          <m:e>
-            <m:r>
-              <w:rPr>
-                <w:rFonts w:ascii="Cambria Math" w:hAnsi="Cambria Math"/>
-                <w:lang w:val="en-FI"/>
-              </w:rPr>
-              <m:t>10</m:t>
-            </m:r>
-          </m:e>
-          <m:sup>
-            <m:r>
-              <w:rPr>
-                <w:rFonts w:ascii="Cambria Math" w:hAnsi="Cambria Math"/>
-                <w:lang w:val="en-FI"/>
-              </w:rPr>
-              <m:t>2</m:t>
-            </m:r>
-          </m:sup>
-        </m:sSup>
-        <m:r>
-          <m:rPr>
-            <m:nor/>
-          </m:rPr>
-          <w:rPr>
-            <w:lang w:val="en-FI"/>
-          </w:rPr>
-          <m:t> Hz</m:t>
-        </m:r>
-      </m:oMath>
+        <w:t xml:space="preserve"> across lower frequencies </w:t>
+      </w:r>
       <w:r>
         <w:rPr>
           <w:lang w:val="en-FI"/>
         </w:rPr>
-        <w:t xml:space="preserve"> to </w:t>
-      </w:r>
-      <m:oMath>
-        <m:sSup>
-          <m:sSupPr>
-            <m:ctrlPr>
-              <w:rPr>
-                <w:rFonts w:ascii="Cambria Math" w:hAnsi="Cambria Math"/>
-                <w:lang w:val="en-FI"/>
-              </w:rPr>
-            </m:ctrlPr>
-          </m:sSupPr>
-          <m:e>
-            <m:r>
-              <w:rPr>
-                <w:rFonts w:ascii="Cambria Math" w:hAnsi="Cambria Math"/>
-                <w:lang w:val="en-FI"/>
-              </w:rPr>
-              <m:t>10</m:t>
-            </m:r>
-          </m:e>
-          <m:sup>
-            <m:r>
-              <w:rPr>
-                <w:rFonts w:ascii="Cambria Math" w:hAnsi="Cambria Math"/>
-                <w:lang w:val="en-FI"/>
-              </w:rPr>
-              <m:t>5</m:t>
-            </m:r>
-          </m:sup>
-        </m:sSup>
-        <m:r>
-          <m:rPr>
-            <m:nor/>
-          </m:rPr>
-          <w:rPr>
-            <w:lang w:val="en-FI"/>
-          </w:rPr>
-          <m:t> Hz</m:t>
-        </m:r>
-      </m:oMath>
+        <w:t>(100Hz to 0.1MHz</w:t>
+      </w:r>
       <w:r>
         <w:rPr>
           <w:lang w:val="en-FI"/>
         </w:rPr>
         <w:t>), corresponding to the input resistance (</w:t>
       </w:r>
-      <m:oMath>
-        <m:sSub>
-          <m:sSubPr>
-            <m:ctrlPr>
-              <w:rPr>
-                <w:rFonts w:ascii="Cambria Math" w:hAnsi="Cambria Math"/>
-                <w:lang w:val="en-FI"/>
-              </w:rPr>
-            </m:ctrlPr>
-          </m:sSubPr>
-          <m:e>
-            <m:r>
-              <w:rPr>
-                <w:rFonts w:ascii="Cambria Math" w:hAnsi="Cambria Math"/>
-                <w:lang w:val="en-FI"/>
-              </w:rPr>
-              <m:t>R</m:t>
-            </m:r>
-          </m:e>
-          <m:sub>
-            <m:r>
-              <w:rPr>
-                <w:rFonts w:ascii="Cambria Math" w:hAnsi="Cambria Math"/>
-                <w:lang w:val="en-FI"/>
-              </w:rPr>
-              <m:t>i</m:t>
-            </m:r>
-          </m:sub>
-        </m:sSub>
-      </m:oMath>
       <w:r>
         <w:rPr>
           <w:lang w:val="en-FI"/>
         </w:rPr>
-        <w:t xml:space="preserve">) at the virtual ground node. Beyond </w:t>
-      </w:r>
-      <m:oMath>
-        <m:sSup>
-          <m:sSupPr>
-            <m:ctrlPr>
-              <w:rPr>
-                <w:rFonts w:ascii="Cambria Math" w:hAnsi="Cambria Math"/>
-                <w:lang w:val="en-FI"/>
-              </w:rPr>
-            </m:ctrlPr>
-          </m:sSupPr>
-          <m:e>
-            <m:r>
-              <w:rPr>
-                <w:rFonts w:ascii="Cambria Math" w:hAnsi="Cambria Math"/>
-                <w:lang w:val="en-FI"/>
-              </w:rPr>
-              <m:t>10</m:t>
-            </m:r>
-          </m:e>
-          <m:sup>
-            <m:r>
-              <w:rPr>
-                <w:rFonts w:ascii="Cambria Math" w:hAnsi="Cambria Math"/>
-                <w:lang w:val="en-FI"/>
-              </w:rPr>
-              <m:t>5</m:t>
-            </m:r>
-          </m:sup>
-        </m:sSup>
-        <m:r>
-          <m:rPr>
-            <m:nor/>
-          </m:rPr>
-          <w:rPr>
-            <w:lang w:val="en-FI"/>
-          </w:rPr>
-          <m:t> Hz</m:t>
-        </m:r>
-      </m:oMath>
-      <w:r>
-        <w:rPr>
+        <w:t>R</w:t>
+      </w:r>
+      <w:r>
+        <w:rPr>
+          <w:vertAlign w:val="subscript"/>
           <w:lang w:val="en-FI"/>
         </w:rPr>
-        <w:t xml:space="preserve">, as loop gain declines near the Gain-Bandwidth Product (GBW), the impedance rises sharply to a peak near </w:t>
+        <w:t>i</w:t>
+      </w:r>
+      <w:r>
+        <w:rPr>
+          <w:lang w:val="en-FI"/>
+        </w:rPr>
+        <w:t>) at the virtual ground node. Beyond</w:t>
+      </w:r>
+      <w:r>
+        <w:rPr>
+          <w:lang w:val="en-FI"/>
+        </w:rPr>
+        <w:t xml:space="preserve"> 0.1MHz</w:t>
+      </w:r>
+      <w:r>
+        <w:rPr>
+          <w:lang w:val="en-FI"/>
+        </w:rPr>
+        <w:t xml:space="preserve">, as loop gain declines near the GBW, the impedance rises sharply to a peak near </w:t>
+      </w:r>
+      <w:r>
+        <w:rPr>
+          <w:lang w:val="en-FI"/>
+        </w:rPr>
+        <w:t xml:space="preserve">70.5dB </w:t>
+      </w:r>
+      <w:r>
+        <w:rPr>
+          <w:lang w:val="en-FI"/>
+        </w:rPr>
+        <w:t>aroun</w:t>
+      </w:r>
+      <w:r>
+        <w:rPr>
+          <w:lang w:val="en-FI"/>
+        </w:rPr>
+        <w:t>d 1MHz</w:t>
       </w:r>
       <m:oMath>
         <m:r>
           <w:rPr>
-            <w:rFonts w:ascii="Cambria Math" w:hAnsi="Cambria Math"/>
+            <w:rFonts w:ascii="Cambria Math"/>
             <w:lang w:val="en-FI"/>
           </w:rPr>
-          <m:t>70.5</m:t>
-        </m:r>
-        <m:r>
-          <m:rPr>
-            <m:nor/>
-          </m:rPr>
-          <w:rPr>
-            <w:lang w:val="en-FI"/>
-          </w:rPr>
-          <m:t> dB</m:t>
+          <m:t xml:space="preserve"> </m:t>
         </m:r>
       </m:oMath>
       <w:r>
         <w:rPr>
           <w:lang w:val="en-FI"/>
         </w:rPr>
-        <w:t xml:space="preserve"> around </w:t>
+        <w:t xml:space="preserve"> before settling near</w:t>
+      </w:r>
+      <w:r>
+        <w:rPr>
+          <w:lang w:val="en-FI"/>
+        </w:rPr>
+        <w:t xml:space="preserve"> 67.5dB</w:t>
       </w:r>
       <m:oMath>
         <m:r>
           <w:rPr>
-            <w:rFonts w:ascii="Cambria Math" w:hAnsi="Cambria Math"/>
+            <w:rFonts w:ascii="Cambria Math"/>
             <w:lang w:val="en-FI"/>
           </w:rPr>
-          <m:t>1</m:t>
-        </m:r>
-        <m:r>
-          <m:rPr>
-            <m:nor/>
-          </m:rPr>
-          <w:rPr>
-            <w:lang w:val="en-FI"/>
-          </w:rPr>
-          <m:t> MHz</m:t>
+          <m:t xml:space="preserve"> </m:t>
         </m:r>
       </m:oMath>
       <w:r>
         <w:rPr>
           <w:lang w:val="en-FI"/>
         </w:rPr>
-        <w:t xml:space="preserve"> before settling near </w:t>
-      </w:r>
-      <m:oMath>
-        <m:r>
-          <w:rPr>
-            <w:rFonts w:ascii="Cambria Math" w:hAnsi="Cambria Math"/>
-            <w:lang w:val="en-FI"/>
-          </w:rPr>
-          <m:t>67.5</m:t>
-        </m:r>
-        <m:r>
-          <m:rPr>
-            <m:nor/>
-          </m:rPr>
-          <w:rPr>
-            <w:lang w:val="en-FI"/>
-          </w:rPr>
-          <m:t> dB</m:t>
-        </m:r>
-      </m:oMath>
-      <w:r>
-        <w:rPr>
-          <w:lang w:val="en-FI"/>
-        </w:rPr>
         <w:t xml:space="preserve"> at higher frequencies.</w:t>
       </w:r>
     </w:p>
     <w:p>
       <w:pPr>
         <w:rPr>
-          <w:lang w:eastAsia="fi-FI"/>
+          <w:lang w:val="en-US" w:eastAsia="fi-FI"/>
         </w:rPr>
       </w:pPr>
     </w:p>
@@ -7712,121 +7755,25 @@
         <w:rPr>
           <w:lang w:val="en-FI"/>
         </w:rPr>
-        <w:t xml:space="preserve">. Maintaining a flat baseline near </w:t>
-      </w:r>
-      <m:oMath>
-        <m:r>
-          <w:rPr>
-            <w:rFonts w:ascii="Cambria Math" w:hAnsi="Cambria Math"/>
-            <w:lang w:val="en-FI"/>
-          </w:rPr>
-          <m:t>60</m:t>
-        </m:r>
-        <m:r>
-          <m:rPr>
-            <m:nor/>
-          </m:rPr>
-          <w:rPr>
-            <w:lang w:val="en-FI"/>
-          </w:rPr>
-          <m:t> dB</m:t>
-        </m:r>
-      </m:oMath>
+        <w:t>. Maintaining a flat baseline near</w:t>
+      </w:r>
       <w:r>
         <w:rPr>
           <w:lang w:val="en-FI"/>
         </w:rPr>
-        <w:t xml:space="preserve"> at low frequencies (</w:t>
-      </w:r>
-      <m:oMath>
-        <m:sSup>
-          <m:sSupPr>
-            <m:ctrlPr>
-              <w:rPr>
-                <w:rFonts w:ascii="Cambria Math" w:hAnsi="Cambria Math"/>
-                <w:lang w:val="en-FI"/>
-              </w:rPr>
-            </m:ctrlPr>
-          </m:sSupPr>
-          <m:e>
-            <m:r>
-              <w:rPr>
-                <w:rFonts w:ascii="Cambria Math" w:hAnsi="Cambria Math"/>
-                <w:lang w:val="en-FI"/>
-              </w:rPr>
-              <m:t>10</m:t>
-            </m:r>
-          </m:e>
-          <m:sup>
-            <m:r>
-              <w:rPr>
-                <w:rFonts w:ascii="Cambria Math" w:hAnsi="Cambria Math"/>
-                <w:lang w:val="en-FI"/>
-              </w:rPr>
-              <m:t>2</m:t>
-            </m:r>
-          </m:sup>
-        </m:sSup>
-        <m:r>
-          <m:rPr>
-            <m:nor/>
-          </m:rPr>
-          <w:rPr>
-            <w:lang w:val="en-FI"/>
-          </w:rPr>
-          <m:t> Hz</m:t>
-        </m:r>
-      </m:oMath>
+        <w:t xml:space="preserve"> 60dB </w:t>
+      </w:r>
       <w:r>
         <w:rPr>
           <w:lang w:val="en-FI"/>
         </w:rPr>
-        <w:t xml:space="preserve"> to </w:t>
-      </w:r>
-      <m:oMath>
-        <m:sSup>
-          <m:sSupPr>
-            <m:ctrlPr>
-              <w:rPr>
-                <w:rFonts w:ascii="Cambria Math" w:hAnsi="Cambria Math"/>
-                <w:lang w:val="en-FI"/>
-              </w:rPr>
-            </m:ctrlPr>
-          </m:sSupPr>
-          <m:e>
-            <m:r>
-              <w:rPr>
-                <w:rFonts w:ascii="Cambria Math" w:hAnsi="Cambria Math"/>
-                <w:lang w:val="en-FI"/>
-              </w:rPr>
-              <m:t>10</m:t>
-            </m:r>
-          </m:e>
-          <m:sup>
-            <m:r>
-              <w:rPr>
-                <w:rFonts w:ascii="Cambria Math" w:hAnsi="Cambria Math"/>
-                <w:lang w:val="en-FI"/>
-              </w:rPr>
-              <m:t>3</m:t>
-            </m:r>
-          </m:sup>
-        </m:sSup>
-        <m:r>
-          <m:rPr>
-            <m:nor/>
-          </m:rPr>
-          <w:rPr>
-            <w:lang w:val="en-FI"/>
-          </w:rPr>
-          <m:t> Hz</m:t>
-        </m:r>
-      </m:oMath>
+        <w:t>at low frequencies</w:t>
+      </w:r>
       <w:r>
         <w:rPr>
           <w:lang w:val="en-FI"/>
         </w:rPr>
-        <w:t xml:space="preserve">), </w:t>
+        <w:t xml:space="preserve"> 100Hz to 1kHz, </w:t>
       </w:r>
       <w:r>
         <w:rPr>
@@ -7834,98 +7781,42 @@
         </w:rPr>
         <w:t>corresponding to the input resistance (</w:t>
       </w:r>
-      <m:oMath>
-        <m:sSub>
-          <m:sSubPr>
-            <m:ctrlPr>
-              <w:rPr>
-                <w:rFonts w:ascii="Cambria Math" w:hAnsi="Cambria Math"/>
-                <w:lang w:val="en-FI"/>
-              </w:rPr>
-            </m:ctrlPr>
-          </m:sSubPr>
-          <m:e>
-            <m:r>
-              <w:rPr>
-                <w:rFonts w:ascii="Cambria Math" w:hAnsi="Cambria Math"/>
-                <w:lang w:val="en-FI"/>
-              </w:rPr>
-              <m:t>R</m:t>
-            </m:r>
-          </m:e>
-          <m:sub>
-            <m:r>
-              <w:rPr>
-                <w:rFonts w:ascii="Cambria Math" w:hAnsi="Cambria Math"/>
-                <w:lang w:val="en-FI"/>
-              </w:rPr>
-              <m:t>i</m:t>
-            </m:r>
-          </m:sub>
-        </m:sSub>
-      </m:oMath>
       <w:r>
         <w:rPr>
           <w:lang w:val="en-FI"/>
         </w:rPr>
+        <w:t>R</w:t>
+      </w:r>
+      <w:r>
+        <w:rPr>
+          <w:vertAlign w:val="subscript"/>
+          <w:lang w:val="en-FI"/>
+        </w:rPr>
+        <w:t>i</w:t>
+      </w:r>
+      <w:r>
+        <w:rPr>
+          <w:lang w:val="en-FI"/>
+        </w:rPr>
         <w:t>) at the virtual ground node</w:t>
       </w:r>
       <w:r>
         <w:rPr>
           <w:lang w:val="en-FI"/>
         </w:rPr>
-        <w:t xml:space="preserve">. Beyond </w:t>
-      </w:r>
-      <m:oMath>
-        <m:sSup>
-          <m:sSupPr>
-            <m:ctrlPr>
-              <w:rPr>
-                <w:rFonts w:ascii="Cambria Math" w:hAnsi="Cambria Math"/>
-                <w:lang w:val="en-FI"/>
-              </w:rPr>
-            </m:ctrlPr>
-          </m:sSupPr>
-          <m:e>
-            <m:r>
-              <w:rPr>
-                <w:rFonts w:ascii="Cambria Math" w:hAnsi="Cambria Math"/>
-                <w:lang w:val="en-FI"/>
-              </w:rPr>
-              <m:t>10</m:t>
-            </m:r>
-          </m:e>
-          <m:sup>
-            <m:r>
-              <w:rPr>
-                <w:rFonts w:ascii="Cambria Math" w:hAnsi="Cambria Math"/>
-                <w:lang w:val="en-FI"/>
-              </w:rPr>
-              <m:t>3</m:t>
-            </m:r>
-          </m:sup>
-        </m:sSup>
-        <m:r>
-          <m:rPr>
-            <m:nor/>
-          </m:rPr>
-          <w:rPr>
-            <w:lang w:val="en-FI"/>
-          </w:rPr>
-          <m:t> Hz</m:t>
-        </m:r>
-      </m:oMath>
+        <w:t>. Beyond</w:t>
+      </w:r>
       <w:r>
         <w:rPr>
           <w:lang w:val="en-FI"/>
         </w:rPr>
-        <w:t xml:space="preserve"> </w:t>
+        <w:t xml:space="preserve"> 1kHz </w:t>
       </w:r>
       <w:r>
         <w:rPr>
           <w:lang w:val="en-FI"/>
         </w:rPr>
-        <w:t xml:space="preserve">as loop gain declines near the Gain-Bandwidth Product (GBW), the impedance rises sharply to a peak </w:t>
+        <w:t xml:space="preserve">as loop gain declines near the GBW, the impedance rises sharply to a peak </w:t>
       </w:r>
       <w:r>
         <w:rPr>
@@ -7937,97 +7828,31 @@
         <w:rPr>
           <w:lang w:val="en-FI"/>
         </w:rPr>
-        <w:t xml:space="preserve"> </w:t>
-      </w:r>
-      <m:oMath>
-        <m:r>
-          <w:rPr>
-            <w:rFonts w:ascii="Cambria Math" w:hAnsi="Cambria Math"/>
-            <w:lang w:val="en-FI"/>
-          </w:rPr>
-          <m:t>103</m:t>
-        </m:r>
-        <m:r>
-          <m:rPr>
-            <m:nor/>
-          </m:rPr>
-          <w:rPr>
-            <w:lang w:val="en-FI"/>
-          </w:rPr>
-          <m:t> dB</m:t>
-        </m:r>
-      </m:oMath>
+        <w:t xml:space="preserve"> 103dB </w:t>
+      </w:r>
       <w:r>
         <w:rPr>
           <w:lang w:val="en-FI"/>
         </w:rPr>
-        <w:t xml:space="preserve"> </w:t>
+        <w:t>around</w:t>
       </w:r>
       <w:r>
         <w:rPr>
           <w:lang w:val="en-FI"/>
         </w:rPr>
-        <w:t>around</w:t>
+        <w:t xml:space="preserve"> 1MHz </w:t>
       </w:r>
       <w:r>
         <w:rPr>
           <w:lang w:val="en-FI"/>
         </w:rPr>
-        <w:t xml:space="preserve"> </w:t>
-      </w:r>
-      <m:oMath>
-        <m:r>
-          <w:rPr>
-            <w:rFonts w:ascii="Cambria Math" w:hAnsi="Cambria Math"/>
-            <w:lang w:val="en-FI"/>
-          </w:rPr>
-          <m:t>1</m:t>
-        </m:r>
-        <m:r>
-          <m:rPr>
-            <m:nor/>
-          </m:rPr>
-          <w:rPr>
-            <w:lang w:val="en-FI"/>
-          </w:rPr>
-          <m:t> MHz</m:t>
-        </m:r>
-      </m:oMath>
+        <w:t xml:space="preserve">before settling near </w:t>
+      </w:r>
       <w:r>
         <w:rPr>
           <w:lang w:val="en-FI"/>
         </w:rPr>
-        <w:t xml:space="preserve"> </w:t>
-      </w:r>
-      <w:r>
-        <w:rPr>
-          <w:lang w:val="en-FI"/>
-        </w:rPr>
-        <w:t xml:space="preserve">before settling near </w:t>
-      </w:r>
-      <m:oMath>
-        <m:r>
-          <w:rPr>
-            <w:rFonts w:ascii="Cambria Math" w:hAnsi="Cambria Math"/>
-            <w:lang w:val="en-FI"/>
-          </w:rPr>
-          <m:t>97</m:t>
-        </m:r>
-        <m:r>
-          <m:rPr>
-            <m:nor/>
-          </m:rPr>
-          <w:rPr>
-            <w:lang w:val="en-FI"/>
-          </w:rPr>
-          <m:t> dB</m:t>
-        </m:r>
-      </m:oMath>
-      <w:r>
-        <w:rPr>
-          <w:lang w:val="en-FI"/>
-        </w:rPr>
-        <w:t xml:space="preserve"> </w:t>
+        <w:t xml:space="preserve">97dB </w:t>
       </w:r>
       <w:r>
         <w:rPr>
@@ -8050,11 +7875,32 @@
       </w:pPr>
     </w:p>
     <w:p>
-      <w:pPr>
-        <w:rPr>
-          <w:lang w:val="en-US" w:eastAsia="fi-FI"/>
-        </w:rPr>
-      </w:pPr>
+      <w:r>
+        <w:t>For non-inverting configurations, the effective input impedance corresponds to the product of the open-loop input impedance and the closed-loop gain</w:t>
+      </w:r>
+      <w:r>
+        <w:t xml:space="preserve"> </w:t>
+      </w:r>
+      <w:r>
+        <w:rPr>
+          <w:rStyle w:val="normaltextrun"/>
+          <w:lang w:val="en-US"/>
+        </w:rPr>
+        <w:t>(Carter and Brown, 2001, p.43</w:t>
+      </w:r>
+      <w:r>
+        <w:rPr>
+          <w:rStyle w:val="normaltextrun"/>
+          <w:lang w:val="en-US"/>
+        </w:rPr>
+        <w:t>)</w:t>
+      </w:r>
+      <w:r>
+        <w:t>.</w:t>
+      </w:r>
+      <w:r>
+        <w:t xml:space="preserve"> </w:t>
+      </w:r>
     </w:p>
     <w:p>
       <w:pPr>
@@ -8072,9 +7918,7 @@
     </w:p>
     <w:p>
       <w:pPr>
-        <w:rPr>
-          <w:lang w:val="en-US" w:eastAsia="fi-FI"/>
-        </w:rPr>
+        <w:keepNext/>
       </w:pPr>
       <w:r>
         <w:rPr>
@@ -8120,10 +7964,162 @@
     </w:p>
     <w:p>
       <w:pPr>
-        <w:rPr>
-          <w:lang w:val="en-US" w:eastAsia="fi-FI"/>
-        </w:rPr>
-      </w:pPr>
+        <w:pStyle w:val="Caption"/>
+        <w:ind w:left="0" w:firstLine="0"/>
+        <w:jc w:val="left"/>
+        <w:rPr>
+          <w:lang w:val="en-US"/>
+        </w:rPr>
+      </w:pPr>
+      <w:r>
+        <w:rPr>
+          <w:lang w:val="en-US"/>
+        </w:rPr>
+        <w:t xml:space="preserve">Figure </w:t>
+      </w:r>
+      <w:r>
+        <w:fldChar w:fldCharType="begin"/>
+      </w:r>
+      <w:r>
+        <w:rPr>
+          <w:lang w:val="en-US"/>
+        </w:rPr>
+        <w:instrText xml:space="preserve"> SEQ Figure \* ARABIC </w:instrText>
+      </w:r>
+      <w:r>
+        <w:fldChar w:fldCharType="separate"/>
+      </w:r>
+      <w:r>
+        <w:rPr>
+          <w:noProof/>
+          <w:lang w:val="en-US"/>
+        </w:rPr>
+        <w:t>18</w:t>
+      </w:r>
+      <w:r>
+        <w:fldChar w:fldCharType="end"/>
+      </w:r>
+      <w:r>
+        <w:rPr>
+          <w:lang w:val="en-US"/>
+        </w:rPr>
+        <w:t xml:space="preserve">. </w:t>
+      </w:r>
+      <w:r>
+        <w:rPr>
+          <w:bCs w:val="0"/>
+          <w:lang w:val="en-FI"/>
+        </w:rPr>
+        <w:t>Input impedance response versus frequency for the voltage follower configuration.</w:t>
+      </w:r>
+      <w:r>
+        <w:rPr>
+          <w:lang w:val="en-FI"/>
+        </w:rPr>
+        <w:t xml:space="preserve"> The plot demonstrates a high low-frequency input impedance of approximately</w:t>
+      </w:r>
+      <w:r>
+        <w:rPr>
+          <w:lang w:val="en-FI"/>
+        </w:rPr>
+        <w:t xml:space="preserve"> 192dB</w:t>
+      </w:r>
+      <w:r>
+        <w:rPr>
+          <w:lang w:val="en-FI"/>
+        </w:rPr>
+        <w:t xml:space="preserve"> at</w:t>
+      </w:r>
+      <w:r>
+        <w:rPr>
+          <w:lang w:val="en-FI"/>
+        </w:rPr>
+        <w:t xml:space="preserve"> 100Hz,</w:t>
+      </w:r>
+      <w:r>
+        <w:rPr>
+          <w:lang w:val="en-FI"/>
+        </w:rPr>
+        <w:t xml:space="preserve"> which decreases as open-loop</w:t>
+      </w:r>
+      <w:r>
+        <w:rPr>
+          <w:lang w:val="en-FI"/>
+        </w:rPr>
+        <w:t xml:space="preserve"> impedance </w:t>
+      </w:r>
+      <w:r>
+        <w:rPr>
+          <w:lang w:val="en-FI"/>
+        </w:rPr>
+        <w:t>and close-loop</w:t>
+      </w:r>
+      <w:r>
+        <w:rPr>
+          <w:lang w:val="en-FI"/>
+        </w:rPr>
+        <w:t xml:space="preserve"> </w:t>
+      </w:r>
+      <w:r>
+        <w:rPr>
+          <w:lang w:val="en-FI"/>
+        </w:rPr>
+        <w:t xml:space="preserve">gain </w:t>
+      </w:r>
+      <w:r>
+        <w:rPr>
+          <w:lang w:val="en-FI"/>
+        </w:rPr>
+        <w:t>roll off with increasing frequency. The impedance reaches a minimum of approximately</w:t>
+      </w:r>
+      <w:r>
+        <w:rPr>
+          <w:lang w:val="en-FI"/>
+        </w:rPr>
+        <w:t xml:space="preserve"> 109 dB</w:t>
+      </w:r>
+      <w:r>
+        <w:rPr>
+          <w:lang w:val="en-FI"/>
+        </w:rPr>
+        <w:t xml:space="preserve"> near </w:t>
+      </w:r>
+      <w:r>
+        <w:rPr>
+          <w:lang w:val="en-FI"/>
+        </w:rPr>
+        <w:t>0.9MHz</w:t>
+      </w:r>
+      <w:r>
+        <w:rPr>
+          <w:lang w:val="en-FI"/>
+        </w:rPr>
+        <w:t xml:space="preserve"> before leveling off near </w:t>
+      </w:r>
+      <w:r>
+        <w:rPr>
+          <w:lang w:val="en-FI"/>
+        </w:rPr>
+        <w:t xml:space="preserve">115dB </w:t>
+      </w:r>
+      <w:r>
+        <w:rPr>
+          <w:lang w:val="en-FI"/>
+        </w:rPr>
+        <w:t>at</w:t>
+      </w:r>
+      <w:r>
+        <w:rPr>
+          <w:lang w:val="en-FI"/>
+        </w:rPr>
+        <w:t xml:space="preserve"> 10MHz</w:t>
+      </w:r>
+      <w:r>
+        <w:rPr>
+          <w:lang w:val="en-FI"/>
+        </w:rPr>
+        <w:t>.</w:t>
+      </w:r>
     </w:p>
     <w:p>
       <w:pPr>
@@ -8138,11 +8134,17 @@
           <w:lang w:val="en-US" w:eastAsia="fi-FI"/>
         </w:rPr>
       </w:pPr>
+    </w:p>
+    <w:p>
+      <w:pPr>
+        <w:keepNext/>
+      </w:pPr>
       <w:r>
         <w:rPr>
           <w:noProof/>
           <w:lang w:val="en-US" w:eastAsia="fi-FI"/>
         </w:rPr>
+        <w:lastRenderedPageBreak/>
         <w:drawing>
           <wp:inline distT="0" distB="0" distL="0" distR="0" wp14:anchorId="14B87A79" wp14:editId="77F52895">
             <wp:extent cx="6189345" cy="1929765"/>
@@ -8182,92 +8184,305 @@
     </w:p>
     <w:p>
       <w:pPr>
-        <w:rPr>
-          <w:lang w:val="en-US" w:eastAsia="fi-FI"/>
-        </w:rPr>
-      </w:pPr>
+        <w:pStyle w:val="Caption"/>
+        <w:ind w:left="0" w:firstLine="0"/>
+        <w:jc w:val="left"/>
+        <w:rPr>
+          <w:lang w:val="en-US"/>
+        </w:rPr>
+      </w:pPr>
+      <w:r>
+        <w:rPr>
+          <w:lang w:val="en-US"/>
+        </w:rPr>
+        <w:t xml:space="preserve">Figure </w:t>
+      </w:r>
+      <w:r>
+        <w:fldChar w:fldCharType="begin"/>
+      </w:r>
+      <w:r>
+        <w:rPr>
+          <w:lang w:val="en-US"/>
+        </w:rPr>
+        <w:instrText xml:space="preserve"> SEQ Figure \* ARABIC </w:instrText>
+      </w:r>
+      <w:r>
+        <w:fldChar w:fldCharType="separate"/>
+      </w:r>
+      <w:r>
+        <w:rPr>
+          <w:noProof/>
+          <w:lang w:val="en-US"/>
+        </w:rPr>
+        <w:t>19</w:t>
+      </w:r>
+      <w:r>
+        <w:fldChar w:fldCharType="end"/>
+      </w:r>
+      <w:r>
+        <w:rPr>
+          <w:lang w:val="en-US"/>
+        </w:rPr>
+        <w:t xml:space="preserve">. </w:t>
+      </w:r>
+      <w:r>
+        <w:rPr>
+          <w:bCs w:val="0"/>
+          <w:lang w:val="en-FI"/>
+        </w:rPr>
+        <w:t>Input impedance response versus frequency for the non-inverting amplifier configuration</w:t>
+      </w:r>
+      <w:r>
+        <w:rPr>
+          <w:bCs w:val="0"/>
+          <w:lang w:val="en-FI"/>
+        </w:rPr>
+        <w:t xml:space="preserve"> </w:t>
+      </w:r>
+      <w:r>
+        <w:rPr>
+          <w:bCs w:val="0"/>
+          <w:lang w:val="en-FI"/>
+        </w:rPr>
+        <w:t>with a gain of 100 (40 dB)</w:t>
+      </w:r>
+      <w:r>
+        <w:rPr>
+          <w:lang w:val="en-FI"/>
+        </w:rPr>
+        <w:t>.</w:t>
+      </w:r>
+      <w:r>
+        <w:rPr>
+          <w:lang w:val="en-FI"/>
+        </w:rPr>
+        <w:t xml:space="preserve"> The plot demonstrates a high input impedance of approximately</w:t>
+      </w:r>
+      <w:r>
+        <w:rPr>
+          <w:lang w:val="en-FI"/>
+        </w:rPr>
+        <w:t xml:space="preserve"> 115.4dB </w:t>
+      </w:r>
+      <w:r>
+        <w:rPr>
+          <w:lang w:val="en-FI"/>
+        </w:rPr>
+        <w:t>at</w:t>
+      </w:r>
+      <w:r>
+        <w:rPr>
+          <w:lang w:val="en-FI"/>
+        </w:rPr>
+        <w:t xml:space="preserve"> </w:t>
+      </w:r>
+      <w:r>
+        <w:rPr>
+          <w:lang w:val="en-US"/>
+        </w:rPr>
+        <w:t>low-pass frequency band</w:t>
+      </w:r>
+      <w:r>
+        <w:rPr>
+          <w:lang w:val="en-FI"/>
+        </w:rPr>
+        <w:t xml:space="preserve">, which decreases as </w:t>
+      </w:r>
+      <w:r>
+        <w:rPr>
+          <w:lang w:val="en-FI"/>
+        </w:rPr>
+        <w:t>open-loop</w:t>
+      </w:r>
+      <w:r>
+        <w:rPr>
+          <w:lang w:val="en-FI"/>
+        </w:rPr>
+        <w:t xml:space="preserve"> impedance and close-loop</w:t>
+      </w:r>
+      <w:r>
+        <w:rPr>
+          <w:lang w:val="en-FI"/>
+        </w:rPr>
+        <w:t xml:space="preserve"> </w:t>
+      </w:r>
+      <w:r>
+        <w:rPr>
+          <w:lang w:val="en-FI"/>
+        </w:rPr>
+        <w:t xml:space="preserve">gain </w:t>
+      </w:r>
+      <w:r>
+        <w:rPr>
+          <w:lang w:val="en-FI"/>
+        </w:rPr>
+        <w:t>roll</w:t>
+      </w:r>
+      <w:r>
+        <w:rPr>
+          <w:lang w:val="en-FI"/>
+        </w:rPr>
+        <w:t xml:space="preserve"> off</w:t>
+      </w:r>
+      <w:r>
+        <w:rPr>
+          <w:lang w:val="en-FI"/>
+        </w:rPr>
+        <w:t xml:space="preserve"> with increasing frequency. The impedance reaches a minimum of approximately</w:t>
+      </w:r>
+      <w:r>
+        <w:rPr>
+          <w:lang w:val="en-FI"/>
+        </w:rPr>
+        <w:t xml:space="preserve"> 115.26dB</w:t>
+      </w:r>
+      <w:r>
+        <w:rPr>
+          <w:lang w:val="en-FI"/>
+        </w:rPr>
+        <w:t xml:space="preserve"> near</w:t>
+      </w:r>
+      <w:r>
+        <w:rPr>
+          <w:lang w:val="en-FI"/>
+        </w:rPr>
+        <w:t xml:space="preserve"> 1.2MHz </w:t>
+      </w:r>
+      <w:r>
+        <w:rPr>
+          <w:lang w:val="en-FI"/>
+        </w:rPr>
+        <w:t>before leveling off near</w:t>
+      </w:r>
+      <w:r>
+        <w:rPr>
+          <w:lang w:val="en-FI"/>
+        </w:rPr>
+        <w:t xml:space="preserve"> 115.29dB </w:t>
+      </w:r>
+      <w:r>
+        <w:rPr>
+          <w:lang w:val="en-FI"/>
+        </w:rPr>
+        <w:t xml:space="preserve">at </w:t>
+      </w:r>
+      <w:r>
+        <w:rPr>
+          <w:lang w:val="en-FI"/>
+        </w:rPr>
+        <w:t>10MHz</w:t>
+      </w:r>
+      <w:r>
+        <w:rPr>
+          <w:lang w:val="en-FI"/>
+        </w:rPr>
+        <w:t>.</w:t>
+      </w:r>
     </w:p>
     <w:p>
       <w:pPr>
-        <w:rPr>
-          <w:lang w:val="en-US" w:eastAsia="fi-FI"/>
-        </w:rPr>
-      </w:pPr>
+        <w:pStyle w:val="Heading2"/>
+      </w:pPr>
+      <w:proofErr w:type="spellStart"/>
+      <w:r>
+        <w:t>Step</w:t>
+      </w:r>
+      <w:proofErr w:type="spellEnd"/>
+      <w:r>
+        <w:t xml:space="preserve"> </w:t>
+      </w:r>
+      <w:proofErr w:type="spellStart"/>
+      <w:r>
+        <w:t>response</w:t>
+      </w:r>
+      <w:proofErr w:type="spellEnd"/>
     </w:p>
     <w:p>
       <w:pPr>
         <w:rPr>
-          <w:lang w:val="en-US"/>
+          <w:lang w:val="fi-FI" w:eastAsia="fi-FI"/>
         </w:rPr>
       </w:pPr>
     </w:p>
     <w:p>
       <w:pPr>
-        <w:rPr>
-          <w:lang w:val="en-US"/>
-        </w:rPr>
-      </w:pPr>
+        <w:keepNext/>
+      </w:pPr>
+      <w:r>
+        <w:rPr>
+          <w:noProof/>
+          <w:lang w:val="fi-FI" w:eastAsia="fi-FI"/>
+        </w:rPr>
+        <w:drawing>
+          <wp:inline distT="0" distB="0" distL="0" distR="0" wp14:anchorId="6378C04A" wp14:editId="060F8840">
+            <wp:extent cx="6189345" cy="2970530"/>
+            <wp:effectExtent l="0" t="0" r="0" b="1270"/>
+            <wp:docPr id="1010500148" name="Picture 10"/>
+            <wp:cNvGraphicFramePr>
+              <a:graphicFrameLocks xmlns:a="http://schemas.openxmlformats.org/drawingml/2006/main" noChangeAspect="1"/>
+            </wp:cNvGraphicFramePr>
+            <a:graphic xmlns:a="http://schemas.openxmlformats.org/drawingml/2006/main">
+              <a:graphicData uri="http://schemas.openxmlformats.org/drawingml/2006/picture">
+                <pic:pic xmlns:pic="http://schemas.openxmlformats.org/drawingml/2006/picture">
+                  <pic:nvPicPr>
+                    <pic:cNvPr id="1010500148" name="Picture 1010500148"/>
+                    <pic:cNvPicPr/>
+                  </pic:nvPicPr>
+                  <pic:blipFill>
+                    <a:blip r:embed="rId32"/>
+                    <a:stretch>
+                      <a:fillRect/>
+                    </a:stretch>
+                  </pic:blipFill>
+                  <pic:spPr>
+                    <a:xfrm>
+                      <a:off x="0" y="0"/>
+                      <a:ext cx="6189345" cy="2970530"/>
+                    </a:xfrm>
+                    <a:prstGeom prst="rect">
+                      <a:avLst/>
+                    </a:prstGeom>
+                  </pic:spPr>
+                </pic:pic>
+              </a:graphicData>
+            </a:graphic>
+          </wp:inline>
+        </w:drawing>
+      </w:r>
     </w:p>
     <w:p>
       <w:pPr>
-        <w:rPr>
-          <w:lang w:val="en-US"/>
-        </w:rPr>
-      </w:pPr>
-      <w:r>
-        <w:rPr>
-          <w:lang w:val="en-US"/>
-        </w:rPr>
-        <w:t>The results section presents t</w:t>
-      </w:r>
-      <w:r>
-        <w:rPr>
-          <w:lang w:val="en-US"/>
-        </w:rPr>
-        <w:t xml:space="preserve">he results of the study to the reader. </w:t>
-      </w:r>
-      <w:r>
-        <w:rPr>
-          <w:lang w:val="en-US"/>
-        </w:rPr>
-        <w:t>Typically,</w:t>
-      </w:r>
-      <w:r>
-        <w:rPr>
-          <w:lang w:val="en-US"/>
-        </w:rPr>
-        <w:t xml:space="preserve"> in case of laboratory assignments, the results are the results of a measurement, which are used to present and explain the </w:t>
-      </w:r>
-      <w:r>
-        <w:rPr>
-          <w:lang w:val="en-US"/>
-        </w:rPr>
-        <w:lastRenderedPageBreak/>
-        <w:t xml:space="preserve">phenomenon under study. </w:t>
-      </w:r>
-      <w:r>
-        <w:rPr>
-          <w:lang w:val="en-US"/>
-        </w:rPr>
-        <w:t>All possible oscilloscope figures should not under any circumstances b</w:t>
-      </w:r>
-      <w:r>
-        <w:rPr>
-          <w:lang w:val="en-US"/>
-        </w:rPr>
-        <w:t xml:space="preserve">e dumped into the report. </w:t>
-      </w:r>
-      <w:r>
-        <w:rPr>
-          <w:lang w:val="en-US"/>
-        </w:rPr>
-        <w:t>Usually there is no need to present the complete s</w:t>
-      </w:r>
-      <w:r>
-        <w:rPr>
-          <w:lang w:val="en-US"/>
-        </w:rPr>
-        <w:t>heet of measurement readings – only the most crucial measurement results are needed.</w:t>
+        <w:pStyle w:val="Caption"/>
+        <w:jc w:val="left"/>
+      </w:pPr>
+      <w:proofErr w:type="spellStart"/>
+      <w:r>
+        <w:t>Figure</w:t>
+      </w:r>
+      <w:proofErr w:type="spellEnd"/>
+      <w:r>
+        <w:t xml:space="preserve"> </w:t>
+      </w:r>
+      <w:r>
+        <w:fldChar w:fldCharType="begin"/>
+      </w:r>
+      <w:r>
+        <w:instrText xml:space="preserve"> SEQ Figure \* ARABIC </w:instrText>
+      </w:r>
+      <w:r>
+        <w:fldChar w:fldCharType="separate"/>
+      </w:r>
+      <w:r>
+        <w:rPr>
+          <w:noProof/>
+        </w:rPr>
+        <w:t>20</w:t>
+      </w:r>
+      <w:r>
+        <w:fldChar w:fldCharType="end"/>
+      </w:r>
+      <w:r>
+        <w:t>.</w:t>
       </w:r>
     </w:p>
     <w:p>
@@ -8276,6 +8491,75 @@
           <w:lang w:val="en-US"/>
         </w:rPr>
       </w:pPr>
+    </w:p>
+    <w:p>
+      <w:pPr>
+        <w:rPr>
+          <w:lang w:val="en-US"/>
+        </w:rPr>
+      </w:pPr>
+    </w:p>
+    <w:p>
+      <w:pPr>
+        <w:rPr>
+          <w:lang w:val="en-US"/>
+        </w:rPr>
+      </w:pPr>
+      <w:r>
+        <w:rPr>
+          <w:lang w:val="en-US"/>
+        </w:rPr>
+        <w:t>The results section presents t</w:t>
+      </w:r>
+      <w:r>
+        <w:rPr>
+          <w:lang w:val="en-US"/>
+        </w:rPr>
+        <w:t xml:space="preserve">he results of the study to the reader. </w:t>
+      </w:r>
+      <w:r>
+        <w:rPr>
+          <w:lang w:val="en-US"/>
+        </w:rPr>
+        <w:t>Typically,</w:t>
+      </w:r>
+      <w:r>
+        <w:rPr>
+          <w:lang w:val="en-US"/>
+        </w:rPr>
+        <w:t xml:space="preserve"> in case of laboratory assignments, the results are the results of a measurement, which are used to present and explain the phenomenon under study. </w:t>
+      </w:r>
+      <w:r>
+        <w:rPr>
+          <w:lang w:val="en-US"/>
+        </w:rPr>
+        <w:t>All possible oscilloscope figures should not under any circumstances b</w:t>
+      </w:r>
+      <w:r>
+        <w:rPr>
+          <w:lang w:val="en-US"/>
+        </w:rPr>
+        <w:t xml:space="preserve">e dumped into the report. </w:t>
+      </w:r>
+      <w:r>
+        <w:rPr>
+          <w:lang w:val="en-US"/>
+        </w:rPr>
+        <w:t>Usually there is no need to present the complete s</w:t>
+      </w:r>
+      <w:r>
+        <w:rPr>
+          <w:lang w:val="en-US"/>
+        </w:rPr>
+        <w:t>heet of measurement readings – only the most crucial measurement results are needed.</w:t>
+      </w:r>
+    </w:p>
+    <w:p>
+      <w:pPr>
+        <w:rPr>
+          <w:lang w:val="en-US"/>
+        </w:rPr>
+      </w:pPr>
       <w:r>
         <w:rPr>
           <w:lang w:val="en-US"/>
@@ -8310,7 +8594,14 @@
         <w:rPr>
           <w:lang w:val="en-US"/>
         </w:rPr>
-        <w:t>The observations made, the analysis made on them and p</w:t>
+        <w:t>The obser</w:t>
+      </w:r>
+      <w:r>
+        <w:rPr>
+          <w:lang w:val="en-US"/>
+        </w:rPr>
+        <w:lastRenderedPageBreak/>
+        <w:t>vations made, the analysis made on them and p</w:t>
       </w:r>
       <w:r>
         <w:rPr>
@@ -10385,7 +10676,7 @@
                           </pic:cNvPicPr>
                         </pic:nvPicPr>
                         <pic:blipFill>
-                          <a:blip r:embed="rId32"/>
+                          <a:blip r:embed="rId33"/>
                           <a:stretch>
                             <a:fillRect/>
                           </a:stretch>
@@ -10414,7 +10705,7 @@
                           </pic:cNvPicPr>
                         </pic:nvPicPr>
                         <pic:blipFill>
-                          <a:blip r:embed="rId33"/>
+                          <a:blip r:embed="rId34"/>
                           <a:stretch>
                             <a:fillRect/>
                           </a:stretch>
@@ -10443,7 +10734,7 @@
                           </pic:cNvPicPr>
                         </pic:nvPicPr>
                         <pic:blipFill>
-                          <a:blip r:embed="rId34"/>
+                          <a:blip r:embed="rId35"/>
                           <a:stretch>
                             <a:fillRect/>
                           </a:stretch>
@@ -10472,7 +10763,7 @@
                           </pic:cNvPicPr>
                         </pic:nvPicPr>
                         <pic:blipFill>
-                          <a:blip r:embed="rId35"/>
+                          <a:blip r:embed="rId36"/>
                           <a:stretch>
                             <a:fillRect/>
                           </a:stretch>
@@ -10501,7 +10792,7 @@
                           </pic:cNvPicPr>
                         </pic:nvPicPr>
                         <pic:blipFill>
-                          <a:blip r:embed="rId36"/>
+                          <a:blip r:embed="rId37"/>
                           <a:stretch>
                             <a:fillRect/>
                           </a:stretch>
@@ -10551,19 +10842,19 @@
                   <o:lock v:ext="edit" aspectratio="t"/>
                 </v:shapetype>
                 <v:shape id="Picture 2" o:spid="_x0000_s1027" type="#_x0000_t75" style="position:absolute;width:22384;height:19252;visibility:visible;mso-wrap-style:square" o:gfxdata="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">
-                  <v:imagedata r:id="rId37" o:title=""/>
+                  <v:imagedata r:id="rId38" o:title=""/>
                 </v:shape>
                 <v:shape id="Picture 3" o:spid="_x0000_s1028" type="#_x0000_t75" style="position:absolute;left:23399;width:22385;height:19252;visibility:visible;mso-wrap-style:square" o:gfxdata="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">
-                  <v:imagedata r:id="rId38" o:title=""/>
+                  <v:imagedata r:id="rId39" o:title=""/>
                 </v:shape>
                 <v:shape id="Picture 4" o:spid="_x0000_s1029" type="#_x0000_t75" style="position:absolute;top:18071;width:22384;height:18417;visibility:visible;mso-wrap-style:square" o:gfxdata="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">
-                  <v:imagedata r:id="rId39" o:title=""/>
+                  <v:imagedata r:id="rId40" o:title=""/>
                 </v:shape>
                 <v:shape id="Picture 5" o:spid="_x0000_s1030" type="#_x0000_t75" style="position:absolute;left:22384;top:17653;width:23400;height:19253;visibility:visible;mso-wrap-style:square" o:gfxdata="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">
-                  <v:imagedata r:id="rId40" o:title=""/>
+                  <v:imagedata r:id="rId41" o:title=""/>
                 </v:shape>
                 <v:shape id="Picture 6" o:spid="_x0000_s1031" type="#_x0000_t75" style="position:absolute;left:11688;top:36756;width:22396;height:3494;visibility:visible;mso-wrap-style:square" o:gfxdata="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">
-                  <v:imagedata r:id="rId41" o:title=""/>
+                  <v:imagedata r:id="rId42" o:title=""/>
                 </v:shape>
                 <w10:wrap type="topAndBottom" anchory="page"/>
               </v:group>
@@ -11288,7 +11579,7 @@
         </w:rPr>
         <w:t xml:space="preserve"> Available </w:t>
       </w:r>
-      <w:hyperlink r:id="rId42" w:history="1">
+      <w:hyperlink r:id="rId43" w:history="1">
         <w:r>
           <w:rPr>
             <w:rStyle w:val="Hyperlink"/>
@@ -11354,7 +11645,7 @@
         </w:rPr>
         <w:t xml:space="preserve">. Dallas, TX: Texas Instruments. Available at: </w:t>
       </w:r>
-      <w:hyperlink r:id="rId43" w:history="1">
+      <w:hyperlink r:id="rId44" w:history="1">
         <w:r>
           <w:rPr>
             <w:rStyle w:val="Hyperlink"/>
@@ -11426,7 +11717,7 @@
         </w:rPr>
         <w:t xml:space="preserve">. The references are sorted in alphabetical order. Instructions for referencing: </w:t>
       </w:r>
-      <w:hyperlink r:id="rId44" w:history="1">
+      <w:hyperlink r:id="rId45" w:history="1">
         <w:r>
           <w:rPr>
             <w:rStyle w:val="Hyperlink"/>
@@ -11619,7 +11910,7 @@
         </w:rPr>
         <w:br/>
       </w:r>
-      <w:hyperlink r:id="rId45" w:history="1">
+      <w:hyperlink r:id="rId46" w:history="1">
         <w:r>
           <w:rPr>
             <w:rStyle w:val="Hyperlink"/>
@@ -11857,7 +12148,7 @@
         </w:rPr>
         <w:t xml:space="preserve"> </w:t>
       </w:r>
-      <w:hyperlink r:id="rId46" w:history="1">
+      <w:hyperlink r:id="rId47" w:history="1">
         <w:r>
           <w:rPr>
             <w:rStyle w:val="Hyperlink"/>
@@ -12099,10 +12390,10 @@
       </w:pPr>
     </w:p>
     <w:sectPr>
-      <w:headerReference w:type="default" r:id="rId47"/>
-      <w:footerReference w:type="default" r:id="rId48"/>
-      <w:headerReference w:type="first" r:id="rId49"/>
-      <w:footerReference w:type="first" r:id="rId50"/>
+      <w:headerReference w:type="default" r:id="rId48"/>
+      <w:footerReference w:type="default" r:id="rId49"/>
+      <w:headerReference w:type="first" r:id="rId50"/>
+      <w:footerReference w:type="first" r:id="rId51"/>
       <w:type w:val="continuous"/>
       <w:pgSz w:w="11907" w:h="16840" w:code="9"/>
       <w:pgMar w:top="1440" w:right="1080" w:bottom="1440" w:left="1080" w:header="708" w:footer="708" w:gutter="0"/>

--- a/report_lab3.docx
+++ b/report_lab3.docx
@@ -1900,55 +1900,48 @@
     </w:p>
     <w:p>
       <w:pPr>
+        <w:rPr>
+          <w:lang w:val="en-US"/>
+        </w:rPr>
+      </w:pPr>
+    </w:p>
+    <w:p>
+      <w:pPr>
         <w:spacing w:before="100" w:beforeAutospacing="1" w:after="100" w:afterAutospacing="1"/>
       </w:pPr>
       <m:oMathPara>
         <m:oMath>
           <m:r>
-            <m:rPr>
-              <m:sty m:val="p"/>
-            </m:rPr>
             <w:rPr>
               <w:rFonts w:ascii="Cambria Math" w:hAnsi="Cambria Math"/>
             </w:rPr>
             <m:t>SR=</m:t>
           </m:r>
-          <m:r>
-            <m:rPr>
-              <m:sty m:val="p"/>
-            </m:rPr>
-            <w:rPr>
-              <w:rFonts w:ascii="Cambria Math" w:hAnsi="Cambria Math"/>
-            </w:rPr>
-            <m:t>Δ</m:t>
-          </m:r>
-          <m:r>
-            <m:rPr>
-              <m:sty m:val="p"/>
-            </m:rPr>
-            <w:rPr>
-              <w:rFonts w:ascii="Cambria Math" w:hAnsi="Cambria Math"/>
-            </w:rPr>
-            <m:t>V</m:t>
-          </m:r>
-          <m:r>
-            <m:rPr>
-              <m:sty m:val="p"/>
-            </m:rPr>
-            <w:rPr>
-              <w:rFonts w:ascii="Cambria Math" w:hAnsi="Cambria Math"/>
-            </w:rPr>
-            <m:t>/Δ</m:t>
-          </m:r>
-          <m:r>
-            <m:rPr>
-              <m:sty m:val="p"/>
-            </m:rPr>
-            <w:rPr>
-              <w:rFonts w:ascii="Cambria Math" w:hAnsi="Cambria Math"/>
-            </w:rPr>
-            <m:t>t</m:t>
-          </m:r>
+          <m:f>
+            <m:fPr>
+              <m:ctrlPr>
+                <w:rPr>
+                  <w:rFonts w:ascii="Cambria Math" w:hAnsi="Cambria Math"/>
+                </w:rPr>
+              </m:ctrlPr>
+            </m:fPr>
+            <m:num>
+              <m:r>
+                <w:rPr>
+                  <w:rFonts w:ascii="Cambria Math" w:hAnsi="Cambria Math"/>
+                </w:rPr>
+                <m:t>ΔV</m:t>
+              </m:r>
+            </m:num>
+            <m:den>
+              <m:r>
+                <w:rPr>
+                  <w:rFonts w:ascii="Cambria Math" w:hAnsi="Cambria Math"/>
+                </w:rPr>
+                <m:t>Δt</m:t>
+              </m:r>
+            </m:den>
+          </m:f>
         </m:oMath>
       </m:oMathPara>
     </w:p>
@@ -1973,6 +1966,7 @@
         <w:rPr>
           <w:lang w:val="en-FI" w:eastAsia="en-GB"/>
         </w:rPr>
+        <w:lastRenderedPageBreak/>
         <w:t>Output voltage swing</w:t>
       </w:r>
     </w:p>
@@ -1987,7 +1981,6 @@
         <w:rPr>
           <w:lang w:val="en-US"/>
         </w:rPr>
-        <w:lastRenderedPageBreak/>
         <w:t>When no input signal is applied, the output of an op-amp is ideally 0 V, which is known as the quiescent output voltage. When an input signal is applied, the output could ideally swing as far as ±V</w:t>
       </w:r>
       <w:r>
@@ -2054,6 +2047,13 @@
         </w:rPr>
         <w:t xml:space="preserve"> </w:t>
       </w:r>
+    </w:p>
+    <w:p>
+      <w:pPr>
+        <w:rPr>
+          <w:lang w:val="en-US"/>
+        </w:rPr>
+      </w:pPr>
     </w:p>
     <w:p>
       <w:pPr>
@@ -2597,6 +2597,7 @@
         <w:rPr>
           <w:lang w:val="en-US"/>
         </w:rPr>
+        <w:lastRenderedPageBreak/>
         <w:t>Filter design</w:t>
       </w:r>
     </w:p>
@@ -2617,7 +2618,6 @@
         <w:rPr>
           <w:lang w:val="en-US"/>
         </w:rPr>
-        <w:lastRenderedPageBreak/>
         <w:t xml:space="preserve">To measure the noise of a non-inverting amplifier with a gain of 100 (40 dB) </w:t>
       </w:r>
       <w:r>
@@ -2770,9 +2770,24 @@
     <w:p>
       <w:pPr>
         <w:rPr>
-          <w:lang w:val="en-US"/>
-        </w:rPr>
-      </w:pPr>
+          <w:lang w:val="en-US" w:eastAsia="fi-FI"/>
+        </w:rPr>
+      </w:pPr>
+      <w:r>
+        <w:rPr>
+          <w:lang w:val="en-US" w:eastAsia="fi-FI"/>
+        </w:rPr>
+        <w:t>The gain and cut-off frequency of the dimensioned filter:</w:t>
+      </w:r>
+    </w:p>
+    <w:p>
+      <w:pPr>
+        <w:rPr>
+          <w:lang w:val="en-US" w:eastAsia="fi-FI"/>
+        </w:rPr>
+      </w:pPr>
+    </w:p>
+    <w:p>
       <m:oMathPara>
         <m:oMath>
           <m:r>
@@ -3037,7 +3052,11 @@
         <w:t xml:space="preserve">as shown </w:t>
       </w:r>
       <w:r>
-        <w:t xml:space="preserve">in Figure 7. These are values commonly used for power supply filtering. The large electrolytic capacitor supplies the low-frequency current demand and filters out slow variations on the supply. At higher frequencies, however, its equivalent series inductance make it a poor filter. The smaller 100 nF </w:t>
+        <w:t xml:space="preserve">in Figure 7. These are values commonly used for power supply filtering. The large electrolytic capacitor supplies the low-frequency current demand and filters out slow variations on the supply. At higher </w:t>
+      </w:r>
+      <w:r>
+        <w:lastRenderedPageBreak/>
+        <w:t xml:space="preserve">frequencies, however, its equivalent series inductance make it a poor filter. The smaller 100 nF </w:t>
       </w:r>
       <w:r>
         <w:t xml:space="preserve">bypass </w:t>
@@ -3059,7 +3078,6 @@
           <w:b/>
           <w:lang w:val="en-US"/>
         </w:rPr>
-        <w:lastRenderedPageBreak/>
         <w:t>The methods section of a short report is comp</w:t>
       </w:r>
       <w:r>
@@ -4066,6 +4084,7 @@
         <w:rPr>
           <w:lang w:val="en-US"/>
         </w:rPr>
+        <w:lastRenderedPageBreak/>
         <w:t xml:space="preserve">All reports require that </w:t>
       </w:r>
       <w:r>
@@ -4114,14 +4133,7 @@
         <w:rPr>
           <w:lang w:val="en-US"/>
         </w:rPr>
-        <w:t xml:space="preserve">ood scientific practices so that a professional of the report field of study can re-make the same study, for example to check equations, measurements, calculations or the result and its conclusions. It is usually reasonable </w:t>
-      </w:r>
-      <w:r>
-        <w:rPr>
-          <w:lang w:val="en-US"/>
-        </w:rPr>
-        <w:lastRenderedPageBreak/>
-        <w:t xml:space="preserve">to support the presentation of methods with figures, such as circuit diagrams or other design documentation. </w:t>
+        <w:t xml:space="preserve">ood scientific practices so that a professional of the report field of study can re-make the same study, for example to check equations, measurements, calculations or the result and its conclusions. It is usually reasonable to support the presentation of methods with figures, such as circuit diagrams or other design documentation. </w:t>
       </w:r>
       <w:r>
         <w:rPr>
@@ -4494,6 +4506,7 @@
           <w:noProof/>
           <w:lang w:val="en-US"/>
         </w:rPr>
+        <w:lastRenderedPageBreak/>
         <w:drawing>
           <wp:inline distT="0" distB="0" distL="0" distR="0" wp14:anchorId="07708657" wp14:editId="24868DF6">
             <wp:extent cx="6189345" cy="1899285"/>
@@ -4595,29 +4608,14 @@
         <w:rPr>
           <w:lang w:val="en-US"/>
         </w:rPr>
-        <w:t xml:space="preserve">from 100 Hz to 24.83 MHz obtained in the laboratory. The low-frequency passband confirms unity gain (0.0 dB) up to 50 kHz, with the experimental -3 dB cutoff occurring at approximately 70 kHz. A standard -20 dB/decade roll-off is maintained up to 2 MHz (-32 </w:t>
-      </w:r>
-      <w:r>
-        <w:rPr>
-          <w:lang w:val="en-US"/>
-        </w:rPr>
-        <w:lastRenderedPageBreak/>
-        <w:t xml:space="preserve">dB), beyond which breadboard stray capacitance and probe ground loop inductance induce a secondary parasitic transmission peak reaching -17 dB at 10 </w:t>
-      </w:r>
-      <w:proofErr w:type="spellStart"/>
-      <w:r>
-        <w:rPr>
-          <w:lang w:val="en-US"/>
-        </w:rPr>
-        <w:t>MHz</w:t>
-      </w:r>
-      <w:r>
-        <w:rPr>
-          <w:lang w:val="en-US"/>
-        </w:rPr>
-        <w:t>.</w:t>
-      </w:r>
-      <w:proofErr w:type="spellEnd"/>
+        <w:t>from 100 Hz to 24.83 MHz obtained in the laboratory. The low-frequency passband confirms unity gain (0.0 dB) up to 50 kHz, with the experimental -3 dB cutoff occurring at approximately 70 kHz. A standard -20 dB/decade roll-off is maintained up to 2 MHz (-32 dB</w:t>
+      </w:r>
+      <w:r>
+        <w:rPr>
+          <w:lang w:val="en-US"/>
+        </w:rPr>
+        <w:t>).</w:t>
+      </w:r>
     </w:p>
     <w:p>
       <w:pPr>
@@ -4859,6 +4857,7 @@
         <w:rPr>
           <w:noProof/>
         </w:rPr>
+        <w:lastRenderedPageBreak/>
         <w:drawing>
           <wp:inline distT="0" distB="0" distL="0" distR="0" wp14:anchorId="2A9D4018" wp14:editId="6DB0A598">
             <wp:extent cx="6189345" cy="1899285"/>
@@ -4997,7 +4996,6 @@
           <w:noProof/>
           <w:lang w:val="en-US"/>
         </w:rPr>
-        <w:lastRenderedPageBreak/>
         <w:drawing>
           <wp:inline distT="0" distB="0" distL="0" distR="0" wp14:anchorId="783AA0A3" wp14:editId="64CBB4E2">
             <wp:extent cx="6189345" cy="1899285"/>
@@ -5294,6 +5292,7 @@
           <w:noProof/>
           <w:lang w:val="en-US"/>
         </w:rPr>
+        <w:lastRenderedPageBreak/>
         <w:drawing>
           <wp:inline distT="0" distB="0" distL="0" distR="0" wp14:anchorId="5EFACDC9" wp14:editId="3F4FF81F">
             <wp:extent cx="6189345" cy="1905635"/>
@@ -6149,1115 +6148,6 @@
           </w:p>
         </w:tc>
       </w:tr>
-      <w:tr>
-        <w:trPr>
-          <w:trHeight w:val="300"/>
-          <w:jc w:val="center"/>
-        </w:trPr>
-        <w:tc>
-          <w:tcPr>
-            <w:tcW w:w="1800" w:type="dxa"/>
-            <w:tcBorders>
-              <w:top w:val="single" w:sz="6" w:space="0" w:color="auto"/>
-              <w:left w:val="single" w:sz="6" w:space="0" w:color="auto"/>
-              <w:bottom w:val="single" w:sz="6" w:space="0" w:color="auto"/>
-              <w:right w:val="single" w:sz="6" w:space="0" w:color="auto"/>
-            </w:tcBorders>
-            <w:vAlign w:val="center"/>
-            <w:hideMark/>
-          </w:tcPr>
-          <w:p>
-            <w:pPr>
-              <w:pStyle w:val="paragraph"/>
-              <w:spacing w:before="0" w:beforeAutospacing="0" w:after="0" w:afterAutospacing="0"/>
-              <w:textAlignment w:val="baseline"/>
-            </w:pPr>
-            <w:r>
-              <w:rPr>
-                <w:rStyle w:val="normaltextrun"/>
-                <w:rFonts w:ascii="Aptos" w:hAnsi="Aptos"/>
-                <w:lang w:val="en-US"/>
-              </w:rPr>
-              <w:lastRenderedPageBreak/>
-              <w:t xml:space="preserve">2. </w:t>
-            </w:r>
-            <w:proofErr w:type="spellStart"/>
-            <w:r>
-              <w:rPr>
-                <w:rStyle w:val="normaltextrun"/>
-                <w:rFonts w:ascii="Aptos" w:hAnsi="Aptos"/>
-                <w:lang w:val="en-US"/>
-              </w:rPr>
-              <w:t>Z_in</w:t>
-            </w:r>
-            <w:proofErr w:type="spellEnd"/>
-            <w:r>
-              <w:rPr>
-                <w:rStyle w:val="eop"/>
-                <w:rFonts w:ascii="Aptos" w:hAnsi="Aptos"/>
-              </w:rPr>
-              <w:t> </w:t>
-            </w:r>
-          </w:p>
-        </w:tc>
-        <w:tc>
-          <w:tcPr>
-            <w:tcW w:w="1800" w:type="dxa"/>
-            <w:tcBorders>
-              <w:top w:val="single" w:sz="6" w:space="0" w:color="auto"/>
-              <w:left w:val="single" w:sz="6" w:space="0" w:color="auto"/>
-              <w:bottom w:val="single" w:sz="6" w:space="0" w:color="auto"/>
-              <w:right w:val="single" w:sz="6" w:space="0" w:color="auto"/>
-            </w:tcBorders>
-            <w:vAlign w:val="center"/>
-            <w:hideMark/>
-          </w:tcPr>
-          <w:p>
-            <w:pPr>
-              <w:pStyle w:val="paragraph"/>
-              <w:spacing w:before="0" w:beforeAutospacing="0" w:after="0" w:afterAutospacing="0"/>
-              <w:textAlignment w:val="baseline"/>
-            </w:pPr>
-            <w:r>
-              <w:rPr>
-                <w:rStyle w:val="normaltextrun"/>
-                <w:rFonts w:ascii="Aptos" w:hAnsi="Aptos"/>
-                <w:lang w:val="en-US"/>
-              </w:rPr>
-              <w:t>A-1</w:t>
-            </w:r>
-            <w:r>
-              <w:rPr>
-                <w:rStyle w:val="eop"/>
-                <w:rFonts w:ascii="Aptos" w:hAnsi="Aptos"/>
-              </w:rPr>
-              <w:t> </w:t>
-            </w:r>
-          </w:p>
-        </w:tc>
-        <w:tc>
-          <w:tcPr>
-            <w:tcW w:w="1800" w:type="dxa"/>
-            <w:tcBorders>
-              <w:top w:val="single" w:sz="6" w:space="0" w:color="auto"/>
-              <w:left w:val="single" w:sz="6" w:space="0" w:color="auto"/>
-              <w:bottom w:val="single" w:sz="6" w:space="0" w:color="auto"/>
-              <w:right w:val="single" w:sz="6" w:space="0" w:color="auto"/>
-            </w:tcBorders>
-            <w:vAlign w:val="center"/>
-            <w:hideMark/>
-          </w:tcPr>
-          <w:p>
-            <w:pPr>
-              <w:pStyle w:val="paragraph"/>
-              <w:spacing w:before="0" w:beforeAutospacing="0" w:after="0" w:afterAutospacing="0"/>
-              <w:textAlignment w:val="baseline"/>
-            </w:pPr>
-            <w:r>
-              <w:rPr>
-                <w:rStyle w:val="normaltextrun"/>
-                <w:rFonts w:ascii="Aptos" w:hAnsi="Aptos"/>
-                <w:lang w:val="en-US"/>
-              </w:rPr>
-              <w:t>1000Hz</w:t>
-            </w:r>
-            <w:r>
-              <w:rPr>
-                <w:rStyle w:val="eop"/>
-                <w:rFonts w:ascii="Aptos" w:hAnsi="Aptos"/>
-              </w:rPr>
-              <w:t> </w:t>
-            </w:r>
-          </w:p>
-        </w:tc>
-        <w:tc>
-          <w:tcPr>
-            <w:tcW w:w="1800" w:type="dxa"/>
-            <w:tcBorders>
-              <w:top w:val="single" w:sz="6" w:space="0" w:color="auto"/>
-              <w:left w:val="single" w:sz="6" w:space="0" w:color="auto"/>
-              <w:bottom w:val="single" w:sz="6" w:space="0" w:color="auto"/>
-              <w:right w:val="single" w:sz="6" w:space="0" w:color="auto"/>
-            </w:tcBorders>
-            <w:vAlign w:val="center"/>
-            <w:hideMark/>
-          </w:tcPr>
-          <w:p>
-            <w:pPr>
-              <w:pStyle w:val="paragraph"/>
-              <w:spacing w:before="0" w:beforeAutospacing="0" w:after="0" w:afterAutospacing="0"/>
-              <w:textAlignment w:val="baseline"/>
-            </w:pPr>
-            <w:r>
-              <w:rPr>
-                <w:rStyle w:val="normaltextrun"/>
-                <w:rFonts w:ascii="Aptos" w:hAnsi="Aptos"/>
-                <w:lang w:val="en-US"/>
-              </w:rPr>
-              <w:t>/</w:t>
-            </w:r>
-            <w:r>
-              <w:rPr>
-                <w:rStyle w:val="eop"/>
-                <w:rFonts w:ascii="Aptos" w:hAnsi="Aptos"/>
-              </w:rPr>
-              <w:t> </w:t>
-            </w:r>
-          </w:p>
-        </w:tc>
-      </w:tr>
-      <w:tr>
-        <w:trPr>
-          <w:trHeight w:val="300"/>
-          <w:jc w:val="center"/>
-        </w:trPr>
-        <w:tc>
-          <w:tcPr>
-            <w:tcW w:w="1800" w:type="dxa"/>
-            <w:tcBorders>
-              <w:top w:val="single" w:sz="6" w:space="0" w:color="auto"/>
-              <w:left w:val="single" w:sz="6" w:space="0" w:color="auto"/>
-              <w:bottom w:val="single" w:sz="6" w:space="0" w:color="auto"/>
-              <w:right w:val="single" w:sz="6" w:space="0" w:color="auto"/>
-            </w:tcBorders>
-            <w:vAlign w:val="center"/>
-            <w:hideMark/>
-          </w:tcPr>
-          <w:p>
-            <w:pPr>
-              <w:pStyle w:val="paragraph"/>
-              <w:spacing w:before="0" w:beforeAutospacing="0" w:after="0" w:afterAutospacing="0"/>
-              <w:textAlignment w:val="baseline"/>
-            </w:pPr>
-            <w:r>
-              <w:rPr>
-                <w:rStyle w:val="eop"/>
-                <w:rFonts w:ascii="Aptos" w:hAnsi="Aptos"/>
-              </w:rPr>
-              <w:t> </w:t>
-            </w:r>
-          </w:p>
-        </w:tc>
-        <w:tc>
-          <w:tcPr>
-            <w:tcW w:w="1800" w:type="dxa"/>
-            <w:tcBorders>
-              <w:top w:val="single" w:sz="6" w:space="0" w:color="auto"/>
-              <w:left w:val="single" w:sz="6" w:space="0" w:color="auto"/>
-              <w:bottom w:val="single" w:sz="6" w:space="0" w:color="auto"/>
-              <w:right w:val="single" w:sz="6" w:space="0" w:color="auto"/>
-            </w:tcBorders>
-            <w:vAlign w:val="center"/>
-            <w:hideMark/>
-          </w:tcPr>
-          <w:p>
-            <w:pPr>
-              <w:pStyle w:val="paragraph"/>
-              <w:spacing w:before="0" w:beforeAutospacing="0" w:after="0" w:afterAutospacing="0"/>
-              <w:textAlignment w:val="baseline"/>
-            </w:pPr>
-            <w:r>
-              <w:rPr>
-                <w:rStyle w:val="normaltextrun"/>
-                <w:rFonts w:ascii="Aptos" w:hAnsi="Aptos"/>
-                <w:lang w:val="en-US"/>
-              </w:rPr>
-              <w:t>A-100</w:t>
-            </w:r>
-            <w:r>
-              <w:rPr>
-                <w:rStyle w:val="eop"/>
-                <w:rFonts w:ascii="Aptos" w:hAnsi="Aptos"/>
-              </w:rPr>
-              <w:t> </w:t>
-            </w:r>
-          </w:p>
-        </w:tc>
-        <w:tc>
-          <w:tcPr>
-            <w:tcW w:w="1800" w:type="dxa"/>
-            <w:tcBorders>
-              <w:top w:val="single" w:sz="6" w:space="0" w:color="auto"/>
-              <w:left w:val="single" w:sz="6" w:space="0" w:color="auto"/>
-              <w:bottom w:val="single" w:sz="6" w:space="0" w:color="auto"/>
-              <w:right w:val="single" w:sz="6" w:space="0" w:color="auto"/>
-            </w:tcBorders>
-            <w:vAlign w:val="center"/>
-            <w:hideMark/>
-          </w:tcPr>
-          <w:p>
-            <w:pPr>
-              <w:pStyle w:val="paragraph"/>
-              <w:spacing w:before="0" w:beforeAutospacing="0" w:after="0" w:afterAutospacing="0"/>
-              <w:textAlignment w:val="baseline"/>
-            </w:pPr>
-            <w:r>
-              <w:rPr>
-                <w:rStyle w:val="normaltextrun"/>
-                <w:rFonts w:ascii="Aptos" w:hAnsi="Aptos"/>
-                <w:lang w:val="en-US"/>
-              </w:rPr>
-              <w:t>1004Hz</w:t>
-            </w:r>
-            <w:r>
-              <w:rPr>
-                <w:rStyle w:val="eop"/>
-                <w:rFonts w:ascii="Aptos" w:hAnsi="Aptos"/>
-              </w:rPr>
-              <w:t> </w:t>
-            </w:r>
-          </w:p>
-        </w:tc>
-        <w:tc>
-          <w:tcPr>
-            <w:tcW w:w="1800" w:type="dxa"/>
-            <w:tcBorders>
-              <w:top w:val="single" w:sz="6" w:space="0" w:color="auto"/>
-              <w:left w:val="single" w:sz="6" w:space="0" w:color="auto"/>
-              <w:bottom w:val="single" w:sz="6" w:space="0" w:color="auto"/>
-              <w:right w:val="single" w:sz="6" w:space="0" w:color="auto"/>
-            </w:tcBorders>
-            <w:vAlign w:val="center"/>
-            <w:hideMark/>
-          </w:tcPr>
-          <w:p>
-            <w:pPr>
-              <w:pStyle w:val="paragraph"/>
-              <w:spacing w:before="0" w:beforeAutospacing="0" w:after="0" w:afterAutospacing="0"/>
-              <w:textAlignment w:val="baseline"/>
-            </w:pPr>
-            <w:r>
-              <w:rPr>
-                <w:rStyle w:val="normaltextrun"/>
-                <w:rFonts w:ascii="Aptos" w:hAnsi="Aptos"/>
-                <w:lang w:val="en-US"/>
-              </w:rPr>
-              <w:t>/</w:t>
-            </w:r>
-            <w:r>
-              <w:rPr>
-                <w:rStyle w:val="eop"/>
-                <w:rFonts w:ascii="Aptos" w:hAnsi="Aptos"/>
-              </w:rPr>
-              <w:t> </w:t>
-            </w:r>
-          </w:p>
-        </w:tc>
-      </w:tr>
-      <w:tr>
-        <w:trPr>
-          <w:trHeight w:val="300"/>
-          <w:jc w:val="center"/>
-        </w:trPr>
-        <w:tc>
-          <w:tcPr>
-            <w:tcW w:w="1800" w:type="dxa"/>
-            <w:tcBorders>
-              <w:top w:val="single" w:sz="6" w:space="0" w:color="auto"/>
-              <w:left w:val="single" w:sz="6" w:space="0" w:color="auto"/>
-              <w:bottom w:val="single" w:sz="6" w:space="0" w:color="auto"/>
-              <w:right w:val="single" w:sz="6" w:space="0" w:color="auto"/>
-            </w:tcBorders>
-            <w:vAlign w:val="center"/>
-            <w:hideMark/>
-          </w:tcPr>
-          <w:p>
-            <w:pPr>
-              <w:pStyle w:val="paragraph"/>
-              <w:spacing w:before="0" w:beforeAutospacing="0" w:after="0" w:afterAutospacing="0"/>
-              <w:textAlignment w:val="baseline"/>
-            </w:pPr>
-            <w:r>
-              <w:rPr>
-                <w:rStyle w:val="normaltextrun"/>
-                <w:rFonts w:ascii="Aptos" w:hAnsi="Aptos"/>
-                <w:lang w:val="en-US"/>
-              </w:rPr>
-              <w:t xml:space="preserve">3. </w:t>
-            </w:r>
-            <w:proofErr w:type="spellStart"/>
-            <w:r>
-              <w:rPr>
-                <w:rStyle w:val="normaltextrun"/>
-                <w:rFonts w:ascii="Aptos" w:hAnsi="Aptos"/>
-                <w:lang w:val="en-US"/>
-              </w:rPr>
-              <w:t>Slewrate</w:t>
-            </w:r>
-            <w:proofErr w:type="spellEnd"/>
-            <w:r>
-              <w:rPr>
-                <w:rStyle w:val="eop"/>
-                <w:rFonts w:ascii="Aptos" w:hAnsi="Aptos"/>
-              </w:rPr>
-              <w:t> </w:t>
-            </w:r>
-          </w:p>
-        </w:tc>
-        <w:tc>
-          <w:tcPr>
-            <w:tcW w:w="1800" w:type="dxa"/>
-            <w:tcBorders>
-              <w:top w:val="single" w:sz="6" w:space="0" w:color="auto"/>
-              <w:left w:val="single" w:sz="6" w:space="0" w:color="auto"/>
-              <w:bottom w:val="single" w:sz="6" w:space="0" w:color="auto"/>
-              <w:right w:val="single" w:sz="6" w:space="0" w:color="auto"/>
-            </w:tcBorders>
-            <w:vAlign w:val="center"/>
-            <w:hideMark/>
-          </w:tcPr>
-          <w:p>
-            <w:pPr>
-              <w:pStyle w:val="paragraph"/>
-              <w:spacing w:before="0" w:beforeAutospacing="0" w:after="0" w:afterAutospacing="0"/>
-              <w:textAlignment w:val="baseline"/>
-            </w:pPr>
-            <w:r>
-              <w:rPr>
-                <w:rStyle w:val="normaltextrun"/>
-                <w:rFonts w:ascii="Aptos" w:hAnsi="Aptos"/>
-                <w:lang w:val="en-US"/>
-              </w:rPr>
-              <w:t>A1</w:t>
-            </w:r>
-            <w:r>
-              <w:rPr>
-                <w:rStyle w:val="eop"/>
-                <w:rFonts w:ascii="Aptos" w:hAnsi="Aptos"/>
-              </w:rPr>
-              <w:t> </w:t>
-            </w:r>
-          </w:p>
-        </w:tc>
-        <w:tc>
-          <w:tcPr>
-            <w:tcW w:w="1800" w:type="dxa"/>
-            <w:tcBorders>
-              <w:top w:val="single" w:sz="6" w:space="0" w:color="auto"/>
-              <w:left w:val="single" w:sz="6" w:space="0" w:color="auto"/>
-              <w:bottom w:val="single" w:sz="6" w:space="0" w:color="auto"/>
-              <w:right w:val="single" w:sz="6" w:space="0" w:color="auto"/>
-            </w:tcBorders>
-            <w:vAlign w:val="center"/>
-            <w:hideMark/>
-          </w:tcPr>
-          <w:p>
-            <w:pPr>
-              <w:pStyle w:val="paragraph"/>
-              <w:spacing w:before="0" w:beforeAutospacing="0" w:after="0" w:afterAutospacing="0"/>
-              <w:textAlignment w:val="baseline"/>
-            </w:pPr>
-            <w:r>
-              <w:rPr>
-                <w:rStyle w:val="normaltextrun"/>
-                <w:rFonts w:ascii="Aptos" w:hAnsi="Aptos"/>
-                <w:lang w:val="en-US"/>
-              </w:rPr>
-              <w:t>460kV/s</w:t>
-            </w:r>
-            <w:r>
-              <w:rPr>
-                <w:rStyle w:val="eop"/>
-                <w:rFonts w:ascii="Aptos" w:hAnsi="Aptos"/>
-              </w:rPr>
-              <w:t> </w:t>
-            </w:r>
-          </w:p>
-        </w:tc>
-        <w:tc>
-          <w:tcPr>
-            <w:tcW w:w="1800" w:type="dxa"/>
-            <w:tcBorders>
-              <w:top w:val="single" w:sz="6" w:space="0" w:color="auto"/>
-              <w:left w:val="single" w:sz="6" w:space="0" w:color="auto"/>
-              <w:bottom w:val="single" w:sz="6" w:space="0" w:color="auto"/>
-              <w:right w:val="single" w:sz="6" w:space="0" w:color="auto"/>
-            </w:tcBorders>
-            <w:vAlign w:val="center"/>
-            <w:hideMark/>
-          </w:tcPr>
-          <w:p>
-            <w:pPr>
-              <w:pStyle w:val="paragraph"/>
-              <w:spacing w:before="0" w:beforeAutospacing="0" w:after="0" w:afterAutospacing="0"/>
-              <w:textAlignment w:val="baseline"/>
-            </w:pPr>
-            <w:r>
-              <w:rPr>
-                <w:rStyle w:val="normaltextrun"/>
-                <w:rFonts w:ascii="Aptos" w:hAnsi="Aptos"/>
-                <w:lang w:val="en-US"/>
-              </w:rPr>
-              <w:t>278kV/s</w:t>
-            </w:r>
-            <w:r>
-              <w:rPr>
-                <w:rStyle w:val="eop"/>
-                <w:rFonts w:ascii="Aptos" w:hAnsi="Aptos"/>
-              </w:rPr>
-              <w:t> </w:t>
-            </w:r>
-          </w:p>
-        </w:tc>
-      </w:tr>
-      <w:tr>
-        <w:trPr>
-          <w:trHeight w:val="300"/>
-          <w:jc w:val="center"/>
-        </w:trPr>
-        <w:tc>
-          <w:tcPr>
-            <w:tcW w:w="1800" w:type="dxa"/>
-            <w:tcBorders>
-              <w:top w:val="single" w:sz="6" w:space="0" w:color="auto"/>
-              <w:left w:val="single" w:sz="6" w:space="0" w:color="auto"/>
-              <w:bottom w:val="single" w:sz="6" w:space="0" w:color="auto"/>
-              <w:right w:val="single" w:sz="6" w:space="0" w:color="auto"/>
-            </w:tcBorders>
-            <w:vAlign w:val="center"/>
-            <w:hideMark/>
-          </w:tcPr>
-          <w:p>
-            <w:pPr>
-              <w:pStyle w:val="paragraph"/>
-              <w:spacing w:before="0" w:beforeAutospacing="0" w:after="0" w:afterAutospacing="0"/>
-              <w:textAlignment w:val="baseline"/>
-            </w:pPr>
-            <w:r>
-              <w:rPr>
-                <w:rStyle w:val="normaltextrun"/>
-                <w:rFonts w:ascii="Aptos" w:hAnsi="Aptos"/>
-                <w:lang w:val="en-US"/>
-              </w:rPr>
-              <w:t>4. Output swing</w:t>
-            </w:r>
-            <w:r>
-              <w:rPr>
-                <w:rStyle w:val="eop"/>
-                <w:rFonts w:ascii="Aptos" w:hAnsi="Aptos"/>
-              </w:rPr>
-              <w:t> </w:t>
-            </w:r>
-          </w:p>
-        </w:tc>
-        <w:tc>
-          <w:tcPr>
-            <w:tcW w:w="1800" w:type="dxa"/>
-            <w:tcBorders>
-              <w:top w:val="single" w:sz="6" w:space="0" w:color="auto"/>
-              <w:left w:val="single" w:sz="6" w:space="0" w:color="auto"/>
-              <w:bottom w:val="single" w:sz="6" w:space="0" w:color="auto"/>
-              <w:right w:val="single" w:sz="6" w:space="0" w:color="auto"/>
-            </w:tcBorders>
-            <w:vAlign w:val="center"/>
-            <w:hideMark/>
-          </w:tcPr>
-          <w:p>
-            <w:pPr>
-              <w:pStyle w:val="paragraph"/>
-              <w:spacing w:before="0" w:beforeAutospacing="0" w:after="0" w:afterAutospacing="0"/>
-              <w:textAlignment w:val="baseline"/>
-            </w:pPr>
-            <w:r>
-              <w:rPr>
-                <w:rStyle w:val="normaltextrun"/>
-                <w:rFonts w:ascii="Aptos" w:hAnsi="Aptos"/>
-                <w:lang w:val="en-US"/>
-              </w:rPr>
-              <w:t>A1, 100R</w:t>
-            </w:r>
-            <w:r>
-              <w:rPr>
-                <w:rStyle w:val="eop"/>
-                <w:rFonts w:ascii="Aptos" w:hAnsi="Aptos"/>
-              </w:rPr>
-              <w:t> </w:t>
-            </w:r>
-          </w:p>
-        </w:tc>
-        <w:tc>
-          <w:tcPr>
-            <w:tcW w:w="1800" w:type="dxa"/>
-            <w:tcBorders>
-              <w:top w:val="single" w:sz="6" w:space="0" w:color="auto"/>
-              <w:left w:val="single" w:sz="6" w:space="0" w:color="auto"/>
-              <w:bottom w:val="single" w:sz="6" w:space="0" w:color="auto"/>
-              <w:right w:val="single" w:sz="6" w:space="0" w:color="auto"/>
-            </w:tcBorders>
-            <w:vAlign w:val="center"/>
-            <w:hideMark/>
-          </w:tcPr>
-          <w:p>
-            <w:pPr>
-              <w:pStyle w:val="paragraph"/>
-              <w:spacing w:before="0" w:beforeAutospacing="0" w:after="0" w:afterAutospacing="0"/>
-              <w:textAlignment w:val="baseline"/>
-            </w:pPr>
-            <w:r>
-              <w:rPr>
-                <w:rStyle w:val="normaltextrun"/>
-                <w:rFonts w:ascii="Aptos" w:hAnsi="Aptos"/>
-                <w:lang w:val="en-US"/>
-              </w:rPr>
-              <w:t>7.64V</w:t>
-            </w:r>
-            <w:r>
-              <w:rPr>
-                <w:rStyle w:val="eop"/>
-                <w:rFonts w:ascii="Aptos" w:hAnsi="Aptos"/>
-              </w:rPr>
-              <w:t> </w:t>
-            </w:r>
-          </w:p>
-        </w:tc>
-        <w:tc>
-          <w:tcPr>
-            <w:tcW w:w="1800" w:type="dxa"/>
-            <w:tcBorders>
-              <w:top w:val="single" w:sz="6" w:space="0" w:color="auto"/>
-              <w:left w:val="single" w:sz="6" w:space="0" w:color="auto"/>
-              <w:bottom w:val="single" w:sz="6" w:space="0" w:color="auto"/>
-              <w:right w:val="single" w:sz="6" w:space="0" w:color="auto"/>
-            </w:tcBorders>
-            <w:vAlign w:val="center"/>
-            <w:hideMark/>
-          </w:tcPr>
-          <w:p>
-            <w:pPr>
-              <w:pStyle w:val="paragraph"/>
-              <w:spacing w:before="0" w:beforeAutospacing="0" w:after="0" w:afterAutospacing="0"/>
-              <w:textAlignment w:val="baseline"/>
-            </w:pPr>
-            <w:r>
-              <w:rPr>
-                <w:rStyle w:val="eop"/>
-                <w:rFonts w:ascii="Aptos" w:hAnsi="Aptos"/>
-              </w:rPr>
-              <w:t> </w:t>
-            </w:r>
-          </w:p>
-        </w:tc>
-      </w:tr>
-      <w:tr>
-        <w:trPr>
-          <w:trHeight w:val="300"/>
-          <w:jc w:val="center"/>
-        </w:trPr>
-        <w:tc>
-          <w:tcPr>
-            <w:tcW w:w="1800" w:type="dxa"/>
-            <w:tcBorders>
-              <w:top w:val="single" w:sz="6" w:space="0" w:color="auto"/>
-              <w:left w:val="single" w:sz="6" w:space="0" w:color="auto"/>
-              <w:bottom w:val="single" w:sz="6" w:space="0" w:color="auto"/>
-              <w:right w:val="single" w:sz="6" w:space="0" w:color="auto"/>
-            </w:tcBorders>
-            <w:vAlign w:val="center"/>
-            <w:hideMark/>
-          </w:tcPr>
-          <w:p>
-            <w:pPr>
-              <w:pStyle w:val="paragraph"/>
-              <w:spacing w:before="0" w:beforeAutospacing="0" w:after="0" w:afterAutospacing="0"/>
-              <w:textAlignment w:val="baseline"/>
-            </w:pPr>
-            <w:r>
-              <w:rPr>
-                <w:rStyle w:val="eop"/>
-                <w:rFonts w:ascii="Aptos" w:hAnsi="Aptos"/>
-              </w:rPr>
-              <w:t> </w:t>
-            </w:r>
-          </w:p>
-        </w:tc>
-        <w:tc>
-          <w:tcPr>
-            <w:tcW w:w="1800" w:type="dxa"/>
-            <w:tcBorders>
-              <w:top w:val="single" w:sz="6" w:space="0" w:color="auto"/>
-              <w:left w:val="single" w:sz="6" w:space="0" w:color="auto"/>
-              <w:bottom w:val="single" w:sz="6" w:space="0" w:color="auto"/>
-              <w:right w:val="single" w:sz="6" w:space="0" w:color="auto"/>
-            </w:tcBorders>
-            <w:vAlign w:val="center"/>
-            <w:hideMark/>
-          </w:tcPr>
-          <w:p>
-            <w:pPr>
-              <w:pStyle w:val="paragraph"/>
-              <w:spacing w:before="0" w:beforeAutospacing="0" w:after="0" w:afterAutospacing="0"/>
-              <w:textAlignment w:val="baseline"/>
-            </w:pPr>
-            <w:r>
-              <w:rPr>
-                <w:rStyle w:val="normaltextrun"/>
-                <w:rFonts w:ascii="Aptos" w:hAnsi="Aptos"/>
-                <w:lang w:val="en-US"/>
-              </w:rPr>
-              <w:t>A1, 1kR</w:t>
-            </w:r>
-            <w:r>
-              <w:rPr>
-                <w:rStyle w:val="eop"/>
-                <w:rFonts w:ascii="Aptos" w:hAnsi="Aptos"/>
-              </w:rPr>
-              <w:t> </w:t>
-            </w:r>
-          </w:p>
-        </w:tc>
-        <w:tc>
-          <w:tcPr>
-            <w:tcW w:w="1800" w:type="dxa"/>
-            <w:tcBorders>
-              <w:top w:val="single" w:sz="6" w:space="0" w:color="auto"/>
-              <w:left w:val="single" w:sz="6" w:space="0" w:color="auto"/>
-              <w:bottom w:val="single" w:sz="6" w:space="0" w:color="auto"/>
-              <w:right w:val="single" w:sz="6" w:space="0" w:color="auto"/>
-            </w:tcBorders>
-            <w:vAlign w:val="center"/>
-            <w:hideMark/>
-          </w:tcPr>
-          <w:p>
-            <w:pPr>
-              <w:pStyle w:val="paragraph"/>
-              <w:spacing w:before="0" w:beforeAutospacing="0" w:after="0" w:afterAutospacing="0"/>
-              <w:textAlignment w:val="baseline"/>
-            </w:pPr>
-            <w:r>
-              <w:rPr>
-                <w:rStyle w:val="normaltextrun"/>
-                <w:rFonts w:ascii="Aptos" w:hAnsi="Aptos"/>
-                <w:lang w:val="en-US"/>
-              </w:rPr>
-              <w:t>18.75V</w:t>
-            </w:r>
-            <w:r>
-              <w:rPr>
-                <w:rStyle w:val="eop"/>
-                <w:rFonts w:ascii="Aptos" w:hAnsi="Aptos"/>
-              </w:rPr>
-              <w:t> </w:t>
-            </w:r>
-          </w:p>
-        </w:tc>
-        <w:tc>
-          <w:tcPr>
-            <w:tcW w:w="1800" w:type="dxa"/>
-            <w:tcBorders>
-              <w:top w:val="single" w:sz="6" w:space="0" w:color="auto"/>
-              <w:left w:val="single" w:sz="6" w:space="0" w:color="auto"/>
-              <w:bottom w:val="single" w:sz="6" w:space="0" w:color="auto"/>
-              <w:right w:val="single" w:sz="6" w:space="0" w:color="auto"/>
-            </w:tcBorders>
-            <w:vAlign w:val="center"/>
-            <w:hideMark/>
-          </w:tcPr>
-          <w:p>
-            <w:pPr>
-              <w:pStyle w:val="paragraph"/>
-              <w:spacing w:before="0" w:beforeAutospacing="0" w:after="0" w:afterAutospacing="0"/>
-              <w:textAlignment w:val="baseline"/>
-            </w:pPr>
-            <w:r>
-              <w:rPr>
-                <w:rStyle w:val="eop"/>
-                <w:rFonts w:ascii="Aptos" w:hAnsi="Aptos"/>
-              </w:rPr>
-              <w:t> </w:t>
-            </w:r>
-          </w:p>
-        </w:tc>
-      </w:tr>
-      <w:tr>
-        <w:trPr>
-          <w:trHeight w:val="300"/>
-          <w:jc w:val="center"/>
-        </w:trPr>
-        <w:tc>
-          <w:tcPr>
-            <w:tcW w:w="1800" w:type="dxa"/>
-            <w:tcBorders>
-              <w:top w:val="single" w:sz="6" w:space="0" w:color="auto"/>
-              <w:left w:val="single" w:sz="6" w:space="0" w:color="auto"/>
-              <w:bottom w:val="single" w:sz="6" w:space="0" w:color="auto"/>
-              <w:right w:val="single" w:sz="6" w:space="0" w:color="auto"/>
-            </w:tcBorders>
-            <w:vAlign w:val="center"/>
-            <w:hideMark/>
-          </w:tcPr>
-          <w:p>
-            <w:pPr>
-              <w:pStyle w:val="paragraph"/>
-              <w:spacing w:before="0" w:beforeAutospacing="0" w:after="0" w:afterAutospacing="0"/>
-              <w:textAlignment w:val="baseline"/>
-            </w:pPr>
-            <w:r>
-              <w:rPr>
-                <w:rStyle w:val="eop"/>
-                <w:rFonts w:ascii="Aptos" w:hAnsi="Aptos"/>
-              </w:rPr>
-              <w:t> </w:t>
-            </w:r>
-          </w:p>
-        </w:tc>
-        <w:tc>
-          <w:tcPr>
-            <w:tcW w:w="1800" w:type="dxa"/>
-            <w:tcBorders>
-              <w:top w:val="single" w:sz="6" w:space="0" w:color="auto"/>
-              <w:left w:val="single" w:sz="6" w:space="0" w:color="auto"/>
-              <w:bottom w:val="single" w:sz="6" w:space="0" w:color="auto"/>
-              <w:right w:val="single" w:sz="6" w:space="0" w:color="auto"/>
-            </w:tcBorders>
-            <w:vAlign w:val="center"/>
-            <w:hideMark/>
-          </w:tcPr>
-          <w:p>
-            <w:pPr>
-              <w:pStyle w:val="paragraph"/>
-              <w:spacing w:before="0" w:beforeAutospacing="0" w:after="0" w:afterAutospacing="0"/>
-              <w:textAlignment w:val="baseline"/>
-            </w:pPr>
-            <w:r>
-              <w:rPr>
-                <w:rStyle w:val="normaltextrun"/>
-                <w:rFonts w:ascii="Aptos" w:hAnsi="Aptos"/>
-                <w:lang w:val="en-US"/>
-              </w:rPr>
-              <w:t>A1, 10kR</w:t>
-            </w:r>
-            <w:r>
-              <w:rPr>
-                <w:rStyle w:val="eop"/>
-                <w:rFonts w:ascii="Aptos" w:hAnsi="Aptos"/>
-              </w:rPr>
-              <w:t> </w:t>
-            </w:r>
-          </w:p>
-        </w:tc>
-        <w:tc>
-          <w:tcPr>
-            <w:tcW w:w="1800" w:type="dxa"/>
-            <w:tcBorders>
-              <w:top w:val="single" w:sz="6" w:space="0" w:color="auto"/>
-              <w:left w:val="single" w:sz="6" w:space="0" w:color="auto"/>
-              <w:bottom w:val="single" w:sz="6" w:space="0" w:color="auto"/>
-              <w:right w:val="single" w:sz="6" w:space="0" w:color="auto"/>
-            </w:tcBorders>
-            <w:vAlign w:val="center"/>
-            <w:hideMark/>
-          </w:tcPr>
-          <w:p>
-            <w:pPr>
-              <w:pStyle w:val="paragraph"/>
-              <w:spacing w:before="0" w:beforeAutospacing="0" w:after="0" w:afterAutospacing="0"/>
-              <w:textAlignment w:val="baseline"/>
-            </w:pPr>
-            <w:r>
-              <w:rPr>
-                <w:rStyle w:val="normaltextrun"/>
-                <w:rFonts w:ascii="Aptos" w:hAnsi="Aptos"/>
-                <w:lang w:val="en-US"/>
-              </w:rPr>
-              <w:t>19.16V</w:t>
-            </w:r>
-            <w:r>
-              <w:rPr>
-                <w:rStyle w:val="eop"/>
-                <w:rFonts w:ascii="Aptos" w:hAnsi="Aptos"/>
-              </w:rPr>
-              <w:t> </w:t>
-            </w:r>
-          </w:p>
-        </w:tc>
-        <w:tc>
-          <w:tcPr>
-            <w:tcW w:w="1800" w:type="dxa"/>
-            <w:tcBorders>
-              <w:top w:val="single" w:sz="6" w:space="0" w:color="auto"/>
-              <w:left w:val="single" w:sz="6" w:space="0" w:color="auto"/>
-              <w:bottom w:val="single" w:sz="6" w:space="0" w:color="auto"/>
-              <w:right w:val="single" w:sz="6" w:space="0" w:color="auto"/>
-            </w:tcBorders>
-            <w:vAlign w:val="center"/>
-            <w:hideMark/>
-          </w:tcPr>
-          <w:p>
-            <w:pPr>
-              <w:pStyle w:val="paragraph"/>
-              <w:spacing w:before="0" w:beforeAutospacing="0" w:after="0" w:afterAutospacing="0"/>
-              <w:textAlignment w:val="baseline"/>
-            </w:pPr>
-            <w:r>
-              <w:rPr>
-                <w:rStyle w:val="eop"/>
-                <w:rFonts w:ascii="Aptos" w:hAnsi="Aptos"/>
-              </w:rPr>
-              <w:t> </w:t>
-            </w:r>
-          </w:p>
-        </w:tc>
-      </w:tr>
-      <w:tr>
-        <w:trPr>
-          <w:trHeight w:val="300"/>
-          <w:jc w:val="center"/>
-        </w:trPr>
-        <w:tc>
-          <w:tcPr>
-            <w:tcW w:w="1800" w:type="dxa"/>
-            <w:tcBorders>
-              <w:top w:val="single" w:sz="6" w:space="0" w:color="auto"/>
-              <w:left w:val="single" w:sz="6" w:space="0" w:color="auto"/>
-              <w:bottom w:val="single" w:sz="6" w:space="0" w:color="auto"/>
-              <w:right w:val="single" w:sz="6" w:space="0" w:color="auto"/>
-            </w:tcBorders>
-            <w:vAlign w:val="center"/>
-            <w:hideMark/>
-          </w:tcPr>
-          <w:p>
-            <w:pPr>
-              <w:pStyle w:val="paragraph"/>
-              <w:spacing w:before="0" w:beforeAutospacing="0" w:after="0" w:afterAutospacing="0"/>
-              <w:textAlignment w:val="baseline"/>
-            </w:pPr>
-            <w:r>
-              <w:rPr>
-                <w:rStyle w:val="eop"/>
-                <w:rFonts w:ascii="Aptos" w:hAnsi="Aptos"/>
-              </w:rPr>
-              <w:t> </w:t>
-            </w:r>
-          </w:p>
-        </w:tc>
-        <w:tc>
-          <w:tcPr>
-            <w:tcW w:w="1800" w:type="dxa"/>
-            <w:tcBorders>
-              <w:top w:val="single" w:sz="6" w:space="0" w:color="auto"/>
-              <w:left w:val="single" w:sz="6" w:space="0" w:color="auto"/>
-              <w:bottom w:val="single" w:sz="6" w:space="0" w:color="auto"/>
-              <w:right w:val="single" w:sz="6" w:space="0" w:color="auto"/>
-            </w:tcBorders>
-            <w:vAlign w:val="center"/>
-            <w:hideMark/>
-          </w:tcPr>
-          <w:p>
-            <w:pPr>
-              <w:pStyle w:val="paragraph"/>
-              <w:spacing w:before="0" w:beforeAutospacing="0" w:after="0" w:afterAutospacing="0"/>
-              <w:textAlignment w:val="baseline"/>
-            </w:pPr>
-            <w:r>
-              <w:rPr>
-                <w:rStyle w:val="normaltextrun"/>
-                <w:rFonts w:ascii="Aptos" w:hAnsi="Aptos"/>
-                <w:lang w:val="en-US"/>
-              </w:rPr>
-              <w:t>A100, 100R</w:t>
-            </w:r>
-            <w:r>
-              <w:rPr>
-                <w:rStyle w:val="eop"/>
-                <w:rFonts w:ascii="Aptos" w:hAnsi="Aptos"/>
-              </w:rPr>
-              <w:t> </w:t>
-            </w:r>
-          </w:p>
-        </w:tc>
-        <w:tc>
-          <w:tcPr>
-            <w:tcW w:w="1800" w:type="dxa"/>
-            <w:tcBorders>
-              <w:top w:val="single" w:sz="6" w:space="0" w:color="auto"/>
-              <w:left w:val="single" w:sz="6" w:space="0" w:color="auto"/>
-              <w:bottom w:val="single" w:sz="6" w:space="0" w:color="auto"/>
-              <w:right w:val="single" w:sz="6" w:space="0" w:color="auto"/>
-            </w:tcBorders>
-            <w:vAlign w:val="center"/>
-            <w:hideMark/>
-          </w:tcPr>
-          <w:p>
-            <w:pPr>
-              <w:pStyle w:val="paragraph"/>
-              <w:spacing w:before="0" w:beforeAutospacing="0" w:after="0" w:afterAutospacing="0"/>
-              <w:textAlignment w:val="baseline"/>
-            </w:pPr>
-            <w:r>
-              <w:rPr>
-                <w:rStyle w:val="eop"/>
-                <w:rFonts w:ascii="Aptos" w:hAnsi="Aptos"/>
-              </w:rPr>
-              <w:t> </w:t>
-            </w:r>
-          </w:p>
-        </w:tc>
-        <w:tc>
-          <w:tcPr>
-            <w:tcW w:w="1800" w:type="dxa"/>
-            <w:tcBorders>
-              <w:top w:val="single" w:sz="6" w:space="0" w:color="auto"/>
-              <w:left w:val="single" w:sz="6" w:space="0" w:color="auto"/>
-              <w:bottom w:val="single" w:sz="6" w:space="0" w:color="auto"/>
-              <w:right w:val="single" w:sz="6" w:space="0" w:color="auto"/>
-            </w:tcBorders>
-            <w:vAlign w:val="center"/>
-            <w:hideMark/>
-          </w:tcPr>
-          <w:p>
-            <w:pPr>
-              <w:pStyle w:val="paragraph"/>
-              <w:spacing w:before="0" w:beforeAutospacing="0" w:after="0" w:afterAutospacing="0"/>
-              <w:textAlignment w:val="baseline"/>
-            </w:pPr>
-            <w:r>
-              <w:rPr>
-                <w:rStyle w:val="normaltextrun"/>
-                <w:rFonts w:ascii="Aptos" w:hAnsi="Aptos"/>
-                <w:lang w:val="en-US"/>
-              </w:rPr>
-              <w:t>6.21V</w:t>
-            </w:r>
-            <w:r>
-              <w:rPr>
-                <w:rStyle w:val="eop"/>
-                <w:rFonts w:ascii="Aptos" w:hAnsi="Aptos"/>
-              </w:rPr>
-              <w:t> </w:t>
-            </w:r>
-          </w:p>
-        </w:tc>
-      </w:tr>
-      <w:tr>
-        <w:trPr>
-          <w:trHeight w:val="300"/>
-          <w:jc w:val="center"/>
-        </w:trPr>
-        <w:tc>
-          <w:tcPr>
-            <w:tcW w:w="1800" w:type="dxa"/>
-            <w:tcBorders>
-              <w:top w:val="single" w:sz="6" w:space="0" w:color="auto"/>
-              <w:left w:val="single" w:sz="6" w:space="0" w:color="auto"/>
-              <w:bottom w:val="single" w:sz="6" w:space="0" w:color="auto"/>
-              <w:right w:val="single" w:sz="6" w:space="0" w:color="auto"/>
-            </w:tcBorders>
-            <w:vAlign w:val="center"/>
-            <w:hideMark/>
-          </w:tcPr>
-          <w:p>
-            <w:pPr>
-              <w:pStyle w:val="paragraph"/>
-              <w:spacing w:before="0" w:beforeAutospacing="0" w:after="0" w:afterAutospacing="0"/>
-              <w:textAlignment w:val="baseline"/>
-            </w:pPr>
-            <w:r>
-              <w:rPr>
-                <w:rStyle w:val="eop"/>
-                <w:rFonts w:ascii="Aptos" w:hAnsi="Aptos"/>
-              </w:rPr>
-              <w:t> </w:t>
-            </w:r>
-          </w:p>
-        </w:tc>
-        <w:tc>
-          <w:tcPr>
-            <w:tcW w:w="1800" w:type="dxa"/>
-            <w:tcBorders>
-              <w:top w:val="single" w:sz="6" w:space="0" w:color="auto"/>
-              <w:left w:val="single" w:sz="6" w:space="0" w:color="auto"/>
-              <w:bottom w:val="single" w:sz="6" w:space="0" w:color="auto"/>
-              <w:right w:val="single" w:sz="6" w:space="0" w:color="auto"/>
-            </w:tcBorders>
-            <w:vAlign w:val="center"/>
-            <w:hideMark/>
-          </w:tcPr>
-          <w:p>
-            <w:pPr>
-              <w:pStyle w:val="paragraph"/>
-              <w:spacing w:before="0" w:beforeAutospacing="0" w:after="0" w:afterAutospacing="0"/>
-              <w:textAlignment w:val="baseline"/>
-            </w:pPr>
-            <w:r>
-              <w:rPr>
-                <w:rStyle w:val="normaltextrun"/>
-                <w:rFonts w:ascii="Aptos" w:hAnsi="Aptos"/>
-                <w:lang w:val="en-US"/>
-              </w:rPr>
-              <w:t>A100, inf R</w:t>
-            </w:r>
-            <w:r>
-              <w:rPr>
-                <w:rStyle w:val="eop"/>
-                <w:rFonts w:ascii="Aptos" w:hAnsi="Aptos"/>
-              </w:rPr>
-              <w:t> </w:t>
-            </w:r>
-          </w:p>
-        </w:tc>
-        <w:tc>
-          <w:tcPr>
-            <w:tcW w:w="1800" w:type="dxa"/>
-            <w:tcBorders>
-              <w:top w:val="single" w:sz="6" w:space="0" w:color="auto"/>
-              <w:left w:val="single" w:sz="6" w:space="0" w:color="auto"/>
-              <w:bottom w:val="single" w:sz="6" w:space="0" w:color="auto"/>
-              <w:right w:val="single" w:sz="6" w:space="0" w:color="auto"/>
-            </w:tcBorders>
-            <w:vAlign w:val="center"/>
-            <w:hideMark/>
-          </w:tcPr>
-          <w:p>
-            <w:pPr>
-              <w:pStyle w:val="paragraph"/>
-              <w:spacing w:before="0" w:beforeAutospacing="0" w:after="0" w:afterAutospacing="0"/>
-              <w:textAlignment w:val="baseline"/>
-            </w:pPr>
-            <w:r>
-              <w:rPr>
-                <w:rStyle w:val="eop"/>
-                <w:rFonts w:ascii="Aptos" w:hAnsi="Aptos"/>
-              </w:rPr>
-              <w:t> </w:t>
-            </w:r>
-          </w:p>
-        </w:tc>
-        <w:tc>
-          <w:tcPr>
-            <w:tcW w:w="1800" w:type="dxa"/>
-            <w:tcBorders>
-              <w:top w:val="single" w:sz="6" w:space="0" w:color="auto"/>
-              <w:left w:val="single" w:sz="6" w:space="0" w:color="auto"/>
-              <w:bottom w:val="single" w:sz="6" w:space="0" w:color="auto"/>
-              <w:right w:val="single" w:sz="6" w:space="0" w:color="auto"/>
-            </w:tcBorders>
-            <w:vAlign w:val="center"/>
-            <w:hideMark/>
-          </w:tcPr>
-          <w:p>
-            <w:pPr>
-              <w:pStyle w:val="paragraph"/>
-              <w:spacing w:before="0" w:beforeAutospacing="0" w:after="0" w:afterAutospacing="0"/>
-              <w:textAlignment w:val="baseline"/>
-            </w:pPr>
-            <w:r>
-              <w:rPr>
-                <w:rStyle w:val="normaltextrun"/>
-                <w:rFonts w:ascii="Aptos" w:hAnsi="Aptos"/>
-                <w:lang w:val="en-US"/>
-              </w:rPr>
-              <w:t>18.74V</w:t>
-            </w:r>
-            <w:r>
-              <w:rPr>
-                <w:rStyle w:val="eop"/>
-                <w:rFonts w:ascii="Aptos" w:hAnsi="Aptos"/>
-              </w:rPr>
-              <w:t> </w:t>
-            </w:r>
-          </w:p>
-        </w:tc>
-      </w:tr>
     </w:tbl>
     <w:p>
       <w:pPr>
@@ -7374,7 +6264,13 @@
         <w:t>i</w:t>
       </w:r>
       <w:r>
-        <w:t>), as depicted in the circuit diagrams shown in Figures 2 and 3. This equivalence holds consistently throughout the low-pass frequency band up until the GBW corresponding to that specific circuit configuration is reached</w:t>
+        <w:t>), as depicted in the circuit diagrams shown in Figures 2 and 3. This equivalence holds consistently throughout the low-pass frequency band up until the GBW corresponding o</w:t>
+      </w:r>
+      <w:r>
+        <w:t>f</w:t>
+      </w:r>
+      <w:r>
+        <w:t xml:space="preserve"> that specific circuit configuration is reached</w:t>
       </w:r>
       <w:r>
         <w:rPr>
@@ -7397,7 +6293,6 @@
     <w:p>
       <w:pPr>
         <w:pStyle w:val="paragraph"/>
-        <w:keepNext/>
         <w:spacing w:before="0" w:beforeAutospacing="0" w:after="120" w:afterAutospacing="0"/>
         <w:jc w:val="both"/>
         <w:textAlignment w:val="baseline"/>
@@ -7407,10 +6302,10 @@
           <w:noProof/>
         </w:rPr>
         <w:drawing>
-          <wp:inline distT="0" distB="0" distL="0" distR="0" wp14:anchorId="3BF23A88" wp14:editId="051AB1B7">
+          <wp:inline distT="0" distB="0" distL="0" distR="0" wp14:anchorId="7C282BF3" wp14:editId="0C72240A">
             <wp:extent cx="6189345" cy="1970405"/>
             <wp:effectExtent l="0" t="0" r="0" b="0"/>
-            <wp:docPr id="1197274949" name="Picture 8"/>
+            <wp:docPr id="1012386899" name="Picture 13"/>
             <wp:cNvGraphicFramePr>
               <a:graphicFrameLocks xmlns:a="http://schemas.openxmlformats.org/drawingml/2006/main" noChangeAspect="1"/>
             </wp:cNvGraphicFramePr>
@@ -7418,7 +6313,7 @@
               <a:graphicData uri="http://schemas.openxmlformats.org/drawingml/2006/picture">
                 <pic:pic xmlns:pic="http://schemas.openxmlformats.org/drawingml/2006/picture">
                   <pic:nvPicPr>
-                    <pic:cNvPr id="1197274949" name="Picture 1197274949"/>
+                    <pic:cNvPr id="1012386899" name="Picture 1012386899"/>
                     <pic:cNvPicPr/>
                   </pic:nvPicPr>
                   <pic:blipFill>
@@ -7448,15 +6343,14 @@
         <w:pStyle w:val="Caption"/>
         <w:ind w:left="0" w:firstLine="0"/>
         <w:rPr>
-          <w:sz w:val="24"/>
-          <w:szCs w:val="24"/>
-          <w:lang w:val="en-US"/>
-        </w:rPr>
-      </w:pPr>
-      <w:r>
-        <w:rPr>
-          <w:lang w:val="en-US"/>
-        </w:rPr>
+          <w:lang w:val="en-FI"/>
+        </w:rPr>
+      </w:pPr>
+      <w:r>
+        <w:rPr>
+          <w:lang w:val="en-US"/>
+        </w:rPr>
+        <w:lastRenderedPageBreak/>
         <w:t xml:space="preserve">Figure </w:t>
       </w:r>
       <w:r>
@@ -7642,19 +6536,20 @@
     </w:p>
     <w:p>
       <w:pPr>
-        <w:keepNext/>
+        <w:rPr>
+          <w:lang w:val="en-US" w:eastAsia="fi-FI"/>
+        </w:rPr>
       </w:pPr>
       <w:r>
         <w:rPr>
           <w:noProof/>
           <w:lang w:val="en-US" w:eastAsia="fi-FI"/>
         </w:rPr>
-        <w:lastRenderedPageBreak/>
         <w:drawing>
-          <wp:inline distT="0" distB="0" distL="0" distR="0" wp14:anchorId="705EF043" wp14:editId="5F688EBC">
+          <wp:inline distT="0" distB="0" distL="0" distR="0" wp14:anchorId="08BC5503" wp14:editId="77DA1401">
             <wp:extent cx="6189345" cy="1959610"/>
             <wp:effectExtent l="0" t="0" r="0" b="0"/>
-            <wp:docPr id="414023055" name="Picture 4"/>
+            <wp:docPr id="691618939" name="Picture 14"/>
             <wp:cNvGraphicFramePr>
               <a:graphicFrameLocks xmlns:a="http://schemas.openxmlformats.org/drawingml/2006/main" noChangeAspect="1"/>
             </wp:cNvGraphicFramePr>
@@ -7662,7 +6557,7 @@
               <a:graphicData uri="http://schemas.openxmlformats.org/drawingml/2006/picture">
                 <pic:pic xmlns:pic="http://schemas.openxmlformats.org/drawingml/2006/picture">
                   <pic:nvPicPr>
-                    <pic:cNvPr id="414023055" name="Picture 414023055"/>
+                    <pic:cNvPr id="691618939" name="Picture 691618939"/>
                     <pic:cNvPicPr/>
                   </pic:nvPicPr>
                   <pic:blipFill>
@@ -7876,7 +6771,7 @@
     </w:p>
     <w:p>
       <w:r>
-        <w:t>For non-inverting configurations, the effective input impedance corresponds to the product of the open-loop input impedance and the closed-loop gain</w:t>
+        <w:t>For non-inverting configurations, the effective input impedance corresponds to the product of the open-loop input impedance and the loop gain</w:t>
       </w:r>
       <w:r>
         <w:t xml:space="preserve"> </w:t>
@@ -7901,35 +6796,318 @@
       <w:r>
         <w:t xml:space="preserve"> </w:t>
       </w:r>
-    </w:p>
-    <w:p>
-      <w:pPr>
-        <w:rPr>
-          <w:lang w:val="en-US" w:eastAsia="fi-FI"/>
-        </w:rPr>
-      </w:pPr>
-    </w:p>
-    <w:p>
-      <w:pPr>
-        <w:rPr>
-          <w:lang w:val="en-US" w:eastAsia="fi-FI"/>
-        </w:rPr>
-      </w:pPr>
-    </w:p>
-    <w:p>
-      <w:pPr>
-        <w:keepNext/>
-      </w:pPr>
+      <w:r>
+        <w:t>The loop gain, βA₀, can be seen as the gap between two curves on a logarithmic scale</w:t>
+      </w:r>
+      <w:r>
+        <w:t xml:space="preserve">, </w:t>
+      </w:r>
+      <w:r>
+        <w:t>the open-loop gain A₀ and the closed-loop gain, which is approximately 1/β</w:t>
+      </w:r>
+      <w:r>
+        <w:t>:</w:t>
+      </w:r>
+    </w:p>
+    <w:p/>
+    <w:p>
+      <m:oMathPara>
+        <m:oMath>
+          <m:sSub>
+            <m:sSubPr>
+              <m:ctrlPr>
+                <w:rPr>
+                  <w:rFonts w:ascii="Cambria Math" w:hAnsi="Cambria Math"/>
+                </w:rPr>
+              </m:ctrlPr>
+            </m:sSubPr>
+            <m:e>
+              <m:func>
+                <m:funcPr>
+                  <m:ctrlPr>
+                    <w:rPr>
+                      <w:rFonts w:ascii="Cambria Math" w:hAnsi="Cambria Math"/>
+                    </w:rPr>
+                  </m:ctrlPr>
+                </m:funcPr>
+                <m:fName>
+                  <m:r>
+                    <m:rPr>
+                      <m:sty m:val="p"/>
+                    </m:rPr>
+                    <w:rPr>
+                      <w:rFonts w:ascii="Cambria Math" w:hAnsi="Cambria Math"/>
+                    </w:rPr>
+                    <m:t>log</m:t>
+                  </m:r>
+                </m:fName>
+                <m:e>
+                  <m:r>
+                    <w:rPr>
+                      <w:rFonts w:ascii="Cambria Math" w:hAnsi="Cambria Math"/>
+                    </w:rPr>
+                    <m:t>A</m:t>
+                  </m:r>
+                </m:e>
+              </m:func>
+            </m:e>
+            <m:sub>
+              <m:r>
+                <w:rPr>
+                  <w:rFonts w:ascii="Cambria Math" w:hAnsi="Cambria Math"/>
+                </w:rPr>
+                <m:t>0</m:t>
+              </m:r>
+            </m:sub>
+          </m:sSub>
+          <m:r>
+            <w:rPr>
+              <w:rFonts w:ascii="Cambria Math" w:hAnsi="Cambria Math"/>
+            </w:rPr>
+            <m:t>-</m:t>
+          </m:r>
+          <m:func>
+            <m:funcPr>
+              <m:ctrlPr>
+                <w:rPr>
+                  <w:rFonts w:ascii="Cambria Math" w:hAnsi="Cambria Math"/>
+                </w:rPr>
+              </m:ctrlPr>
+            </m:funcPr>
+            <m:fName>
+              <m:r>
+                <m:rPr>
+                  <m:sty m:val="p"/>
+                </m:rPr>
+                <w:rPr>
+                  <w:rFonts w:ascii="Cambria Math" w:hAnsi="Cambria Math"/>
+                </w:rPr>
+                <m:t>log</m:t>
+              </m:r>
+            </m:fName>
+            <m:e>
+              <m:f>
+                <m:fPr>
+                  <m:ctrlPr>
+                    <w:rPr>
+                      <w:rFonts w:ascii="Cambria Math" w:hAnsi="Cambria Math"/>
+                    </w:rPr>
+                  </m:ctrlPr>
+                </m:fPr>
+                <m:num>
+                  <m:r>
+                    <w:rPr>
+                      <w:rFonts w:ascii="Cambria Math" w:hAnsi="Cambria Math"/>
+                    </w:rPr>
+                    <m:t>1</m:t>
+                  </m:r>
+                </m:num>
+                <m:den>
+                  <m:r>
+                    <w:rPr>
+                      <w:rFonts w:ascii="Cambria Math" w:hAnsi="Cambria Math"/>
+                    </w:rPr>
+                    <m:t>β</m:t>
+                  </m:r>
+                </m:den>
+              </m:f>
+            </m:e>
+          </m:func>
+          <m:r>
+            <w:rPr>
+              <w:rFonts w:ascii="Cambria Math" w:hAnsi="Cambria Math"/>
+            </w:rPr>
+            <m:t>=</m:t>
+          </m:r>
+          <m:func>
+            <m:funcPr>
+              <m:ctrlPr>
+                <w:rPr>
+                  <w:rFonts w:ascii="Cambria Math" w:hAnsi="Cambria Math"/>
+                </w:rPr>
+              </m:ctrlPr>
+            </m:funcPr>
+            <m:fName>
+              <m:r>
+                <m:rPr>
+                  <m:sty m:val="p"/>
+                </m:rPr>
+                <w:rPr>
+                  <w:rFonts w:ascii="Cambria Math" w:hAnsi="Cambria Math"/>
+                </w:rPr>
+                <m:t>log</m:t>
+              </m:r>
+            </m:fName>
+            <m:e>
+              <m:f>
+                <m:fPr>
+                  <m:ctrlPr>
+                    <w:rPr>
+                      <w:rFonts w:ascii="Cambria Math" w:hAnsi="Cambria Math"/>
+                    </w:rPr>
+                  </m:ctrlPr>
+                </m:fPr>
+                <m:num>
+                  <m:sSub>
+                    <m:sSubPr>
+                      <m:ctrlPr>
+                        <w:rPr>
+                          <w:rFonts w:ascii="Cambria Math" w:hAnsi="Cambria Math"/>
+                        </w:rPr>
+                      </m:ctrlPr>
+                    </m:sSubPr>
+                    <m:e>
+                      <m:r>
+                        <w:rPr>
+                          <w:rFonts w:ascii="Cambria Math" w:hAnsi="Cambria Math"/>
+                        </w:rPr>
+                        <m:t>A</m:t>
+                      </m:r>
+                    </m:e>
+                    <m:sub>
+                      <m:r>
+                        <w:rPr>
+                          <w:rFonts w:ascii="Cambria Math" w:hAnsi="Cambria Math"/>
+                        </w:rPr>
+                        <m:t>0</m:t>
+                      </m:r>
+                    </m:sub>
+                  </m:sSub>
+                </m:num>
+                <m:den>
+                  <m:d>
+                    <m:dPr>
+                      <m:ctrlPr>
+                        <w:rPr>
+                          <w:rFonts w:ascii="Cambria Math" w:hAnsi="Cambria Math"/>
+                        </w:rPr>
+                      </m:ctrlPr>
+                    </m:dPr>
+                    <m:e>
+                      <m:f>
+                        <m:fPr>
+                          <m:ctrlPr>
+                            <w:rPr>
+                              <w:rFonts w:ascii="Cambria Math" w:hAnsi="Cambria Math"/>
+                            </w:rPr>
+                          </m:ctrlPr>
+                        </m:fPr>
+                        <m:num>
+                          <m:r>
+                            <w:rPr>
+                              <w:rFonts w:ascii="Cambria Math" w:hAnsi="Cambria Math"/>
+                            </w:rPr>
+                            <m:t>1</m:t>
+                          </m:r>
+                        </m:num>
+                        <m:den>
+                          <m:r>
+                            <w:rPr>
+                              <w:rFonts w:ascii="Cambria Math" w:hAnsi="Cambria Math"/>
+                            </w:rPr>
+                            <m:t>β</m:t>
+                          </m:r>
+                        </m:den>
+                      </m:f>
+                    </m:e>
+                  </m:d>
+                </m:den>
+              </m:f>
+            </m:e>
+          </m:func>
+          <m:r>
+            <w:rPr>
+              <w:rFonts w:ascii="Cambria Math" w:hAnsi="Cambria Math"/>
+            </w:rPr>
+            <m:t>=</m:t>
+          </m:r>
+          <m:func>
+            <m:funcPr>
+              <m:ctrlPr>
+                <w:rPr>
+                  <w:rFonts w:ascii="Cambria Math" w:hAnsi="Cambria Math"/>
+                </w:rPr>
+              </m:ctrlPr>
+            </m:funcPr>
+            <m:fName>
+              <m:r>
+                <m:rPr>
+                  <m:sty m:val="p"/>
+                </m:rPr>
+                <w:rPr>
+                  <w:rFonts w:ascii="Cambria Math" w:hAnsi="Cambria Math"/>
+                </w:rPr>
+                <m:t>log</m:t>
+              </m:r>
+            </m:fName>
+            <m:e>
+              <m:r>
+                <w:rPr>
+                  <w:rFonts w:ascii="Cambria Math" w:hAnsi="Cambria Math"/>
+                </w:rPr>
+                <m:t>β</m:t>
+              </m:r>
+            </m:e>
+          </m:func>
+          <m:sSub>
+            <m:sSubPr>
+              <m:ctrlPr>
+                <w:rPr>
+                  <w:rFonts w:ascii="Cambria Math" w:hAnsi="Cambria Math"/>
+                </w:rPr>
+              </m:ctrlPr>
+            </m:sSubPr>
+            <m:e>
+              <m:r>
+                <w:rPr>
+                  <w:rFonts w:ascii="Cambria Math" w:hAnsi="Cambria Math"/>
+                </w:rPr>
+                <m:t>A</m:t>
+              </m:r>
+            </m:e>
+            <m:sub>
+              <m:r>
+                <w:rPr>
+                  <w:rFonts w:ascii="Cambria Math" w:hAnsi="Cambria Math"/>
+                </w:rPr>
+                <m:t>0</m:t>
+              </m:r>
+            </m:sub>
+          </m:sSub>
+        </m:oMath>
+      </m:oMathPara>
+    </w:p>
+    <w:p/>
+    <w:p>
+      <w:r>
+        <w:t>The product A₀β is the gain a signal experiences as it passes through the amplifier and around the feedback loop, so βA₀ is the loop gain and represents the excess gain available in the circuit. It is often assumed that the open-loop gain itself must be high for an op-amp circuit to be accurate. What actually matters is that the loop gain is high, meaning that the open-loop gain must be large compared with the closed-loop gain</w:t>
+      </w:r>
+      <w:r>
+        <w:t xml:space="preserve"> (</w:t>
+      </w:r>
+      <w:r>
+        <w:t>Bramble</w:t>
+      </w:r>
+      <w:r>
+        <w:t xml:space="preserve"> </w:t>
+      </w:r>
+      <w:r>
+        <w:t>and Alonso, 2015</w:t>
+      </w:r>
+      <w:r>
+        <w:t>).</w:t>
+      </w:r>
+    </w:p>
+    <w:p>
       <w:r>
         <w:rPr>
           <w:noProof/>
-          <w:lang w:val="en-US" w:eastAsia="fi-FI"/>
         </w:rPr>
         <w:drawing>
-          <wp:inline distT="0" distB="0" distL="0" distR="0" wp14:anchorId="58F35243" wp14:editId="339B36FF">
+          <wp:inline distT="0" distB="0" distL="0" distR="0" wp14:anchorId="2BFC1939" wp14:editId="0BF68FAC">
             <wp:extent cx="6189345" cy="1959610"/>
             <wp:effectExtent l="0" t="0" r="0" b="0"/>
-            <wp:docPr id="438505129" name="Picture 2"/>
+            <wp:docPr id="836823712" name="Picture 15"/>
             <wp:cNvGraphicFramePr>
               <a:graphicFrameLocks xmlns:a="http://schemas.openxmlformats.org/drawingml/2006/main" noChangeAspect="1"/>
             </wp:cNvGraphicFramePr>
@@ -7937,7 +7115,7 @@
               <a:graphicData uri="http://schemas.openxmlformats.org/drawingml/2006/picture">
                 <pic:pic xmlns:pic="http://schemas.openxmlformats.org/drawingml/2006/picture">
                   <pic:nvPicPr>
-                    <pic:cNvPr id="438505129" name="Picture 438505129"/>
+                    <pic:cNvPr id="836823712" name="Picture 836823712"/>
                     <pic:cNvPicPr/>
                   </pic:nvPicPr>
                   <pic:blipFill>
@@ -7968,7 +7146,7 @@
         <w:ind w:left="0" w:firstLine="0"/>
         <w:jc w:val="left"/>
         <w:rPr>
-          <w:lang w:val="en-US"/>
+          <w:lang w:val="en-FI"/>
         </w:rPr>
       </w:pPr>
       <w:r>
@@ -8040,19 +7218,19 @@
         <w:rPr>
           <w:lang w:val="en-FI"/>
         </w:rPr>
-        <w:t xml:space="preserve"> which decreases as open-loop</w:t>
+        <w:t xml:space="preserve"> which decreases as loop</w:t>
       </w:r>
       <w:r>
         <w:rPr>
           <w:lang w:val="en-FI"/>
         </w:rPr>
-        <w:t xml:space="preserve"> impedance </w:t>
+        <w:t xml:space="preserve"> </w:t>
       </w:r>
       <w:r>
         <w:rPr>
           <w:lang w:val="en-FI"/>
         </w:rPr>
-        <w:t>and close-loop</w:t>
+        <w:t>gain</w:t>
       </w:r>
       <w:r>
         <w:rPr>
@@ -8064,18 +7242,49 @@
         <w:rPr>
           <w:lang w:val="en-FI"/>
         </w:rPr>
-        <w:t xml:space="preserve">gain </w:t>
+        <w:t>roll</w:t>
       </w:r>
       <w:r>
         <w:rPr>
           <w:lang w:val="en-FI"/>
         </w:rPr>
-        <w:t>roll off with increasing frequency. The impedance reaches a minimum of approximately</w:t>
+        <w:t>s</w:t>
       </w:r>
       <w:r>
         <w:rPr>
           <w:lang w:val="en-FI"/>
         </w:rPr>
+        <w:t xml:space="preserve"> off with </w:t>
+      </w:r>
+      <w:r>
+        <w:rPr>
+          <w:lang w:val="en-FI"/>
+        </w:rPr>
+        <w:lastRenderedPageBreak/>
+        <w:t xml:space="preserve">increasing frequency. </w:t>
+      </w:r>
+      <w:r>
+        <w:rPr>
+          <w:lang w:val="en-US"/>
+        </w:rPr>
+        <w:t xml:space="preserve">A standard -20 dB/decade roll-off is maintained up to </w:t>
+      </w:r>
+      <w:r>
+        <w:rPr>
+          <w:lang w:val="en-US"/>
+        </w:rPr>
+        <w:t xml:space="preserve">the GBW. </w:t>
+      </w:r>
+      <w:r>
+        <w:rPr>
+          <w:lang w:val="en-FI"/>
+        </w:rPr>
+        <w:t>The impedance reaches a minimum of approximately</w:t>
+      </w:r>
+      <w:r>
+        <w:rPr>
+          <w:lang w:val="en-FI"/>
+        </w:rPr>
         <w:t xml:space="preserve"> 109 dB</w:t>
       </w:r>
       <w:r>
@@ -8133,23 +7342,17 @@
         <w:rPr>
           <w:lang w:val="en-US" w:eastAsia="fi-FI"/>
         </w:rPr>
-      </w:pPr>
-    </w:p>
-    <w:p>
-      <w:pPr>
-        <w:keepNext/>
       </w:pPr>
       <w:r>
         <w:rPr>
           <w:noProof/>
           <w:lang w:val="en-US" w:eastAsia="fi-FI"/>
         </w:rPr>
-        <w:lastRenderedPageBreak/>
         <w:drawing>
-          <wp:inline distT="0" distB="0" distL="0" distR="0" wp14:anchorId="14B87A79" wp14:editId="77F52895">
+          <wp:inline distT="0" distB="0" distL="0" distR="0" wp14:anchorId="39F5CF55" wp14:editId="2B9BCAEC">
             <wp:extent cx="6189345" cy="1929765"/>
             <wp:effectExtent l="0" t="0" r="0" b="635"/>
-            <wp:docPr id="166214051" name="Picture 3"/>
+            <wp:docPr id="1323933460" name="Picture 16"/>
             <wp:cNvGraphicFramePr>
               <a:graphicFrameLocks xmlns:a="http://schemas.openxmlformats.org/drawingml/2006/main" noChangeAspect="1"/>
             </wp:cNvGraphicFramePr>
@@ -8157,7 +7360,7 @@
               <a:graphicData uri="http://schemas.openxmlformats.org/drawingml/2006/picture">
                 <pic:pic xmlns:pic="http://schemas.openxmlformats.org/drawingml/2006/picture">
                   <pic:nvPicPr>
-                    <pic:cNvPr id="166214051" name="Picture 166214051"/>
+                    <pic:cNvPr id="1323933460" name="Picture 1323933460"/>
                     <pic:cNvPicPr/>
                   </pic:nvPicPr>
                   <pic:blipFill>
@@ -8292,115 +7495,345 @@
         <w:rPr>
           <w:lang w:val="en-FI"/>
         </w:rPr>
-        <w:t>open-loop</w:t>
+        <w:t>loop</w:t>
       </w:r>
       <w:r>
         <w:rPr>
           <w:lang w:val="en-FI"/>
         </w:rPr>
-        <w:t xml:space="preserve"> impedance and close-loop</w:t>
+        <w:t xml:space="preserve"> </w:t>
       </w:r>
       <w:r>
         <w:rPr>
           <w:lang w:val="en-FI"/>
         </w:rPr>
+        <w:t xml:space="preserve">gain </w:t>
+      </w:r>
+      <w:r>
+        <w:rPr>
+          <w:lang w:val="en-FI"/>
+        </w:rPr>
+        <w:t>roll</w:t>
+      </w:r>
+      <w:r>
+        <w:rPr>
+          <w:lang w:val="en-FI"/>
+        </w:rPr>
+        <w:t>s</w:t>
+      </w:r>
+      <w:r>
+        <w:rPr>
+          <w:lang w:val="en-FI"/>
+        </w:rPr>
+        <w:t xml:space="preserve"> off</w:t>
+      </w:r>
+      <w:r>
+        <w:rPr>
+          <w:lang w:val="en-FI"/>
+        </w:rPr>
+        <w:t xml:space="preserve"> with increasing frequency. The impedance reaches a minimum of approximately</w:t>
+      </w:r>
+      <w:r>
+        <w:rPr>
+          <w:lang w:val="en-FI"/>
+        </w:rPr>
+        <w:t xml:space="preserve"> 115.26dB</w:t>
+      </w:r>
+      <w:r>
+        <w:rPr>
+          <w:lang w:val="en-FI"/>
+        </w:rPr>
+        <w:t xml:space="preserve"> near</w:t>
+      </w:r>
+      <w:r>
+        <w:rPr>
+          <w:lang w:val="en-FI"/>
+        </w:rPr>
+        <w:t xml:space="preserve"> 1.2MHz </w:t>
+      </w:r>
+      <w:r>
+        <w:rPr>
+          <w:lang w:val="en-FI"/>
+        </w:rPr>
+        <w:t>before leveling off near</w:t>
+      </w:r>
+      <w:r>
+        <w:rPr>
+          <w:lang w:val="en-FI"/>
+        </w:rPr>
+        <w:t xml:space="preserve"> 115.29dB </w:t>
+      </w:r>
+      <w:r>
+        <w:rPr>
+          <w:lang w:val="en-FI"/>
+        </w:rPr>
+        <w:t xml:space="preserve">at </w:t>
+      </w:r>
+      <w:r>
+        <w:rPr>
+          <w:lang w:val="en-FI"/>
+        </w:rPr>
+        <w:t>10MHz</w:t>
+      </w:r>
+      <w:r>
+        <w:rPr>
+          <w:lang w:val="en-FI"/>
+        </w:rPr>
+        <w:t>.</w:t>
+      </w:r>
+    </w:p>
+    <w:p>
+      <w:pPr>
+        <w:pStyle w:val="Heading2"/>
+      </w:pPr>
+      <w:proofErr w:type="spellStart"/>
+      <w:r>
+        <w:t>Step</w:t>
+      </w:r>
+      <w:proofErr w:type="spellEnd"/>
+      <w:r>
         <w:t xml:space="preserve"> </w:t>
       </w:r>
-      <w:r>
-        <w:rPr>
-          <w:lang w:val="en-FI"/>
-        </w:rPr>
-        <w:t xml:space="preserve">gain </w:t>
-      </w:r>
-      <w:r>
-        <w:rPr>
-          <w:lang w:val="en-FI"/>
-        </w:rPr>
-        <w:t>roll</w:t>
-      </w:r>
-      <w:r>
-        <w:rPr>
-          <w:lang w:val="en-FI"/>
-        </w:rPr>
-        <w:t xml:space="preserve"> off</w:t>
-      </w:r>
-      <w:r>
-        <w:rPr>
-          <w:lang w:val="en-FI"/>
-        </w:rPr>
-        <w:t xml:space="preserve"> with increasing frequency. The impedance reaches a minimum of approximately</w:t>
-      </w:r>
-      <w:r>
-        <w:rPr>
-          <w:lang w:val="en-FI"/>
-        </w:rPr>
-        <w:t xml:space="preserve"> 115.26dB</w:t>
-      </w:r>
-      <w:r>
-        <w:rPr>
-          <w:lang w:val="en-FI"/>
-        </w:rPr>
-        <w:t xml:space="preserve"> near</w:t>
-      </w:r>
-      <w:r>
-        <w:rPr>
-          <w:lang w:val="en-FI"/>
-        </w:rPr>
-        <w:t xml:space="preserve"> 1.2MHz </w:t>
-      </w:r>
-      <w:r>
-        <w:rPr>
-          <w:lang w:val="en-FI"/>
-        </w:rPr>
-        <w:t>before leveling off near</w:t>
-      </w:r>
-      <w:r>
-        <w:rPr>
-          <w:lang w:val="en-FI"/>
-        </w:rPr>
-        <w:t xml:space="preserve"> 115.29dB </w:t>
-      </w:r>
-      <w:r>
-        <w:rPr>
-          <w:lang w:val="en-FI"/>
-        </w:rPr>
-        <w:t xml:space="preserve">at </w:t>
-      </w:r>
-      <w:r>
-        <w:rPr>
-          <w:lang w:val="en-FI"/>
-        </w:rPr>
-        <w:t>10MHz</w:t>
-      </w:r>
-      <w:r>
-        <w:rPr>
-          <w:lang w:val="en-FI"/>
+      <w:proofErr w:type="spellStart"/>
+      <w:r>
+        <w:t>response</w:t>
+      </w:r>
+      <w:proofErr w:type="spellEnd"/>
+    </w:p>
+    <w:p>
+      <w:pPr>
+        <w:rPr>
+          <w:lang w:val="fi-FI" w:eastAsia="fi-FI"/>
+        </w:rPr>
+      </w:pPr>
+    </w:p>
+    <w:p>
+      <w:pPr>
+        <w:rPr>
+          <w:lang w:eastAsia="fi-FI"/>
+        </w:rPr>
+      </w:pPr>
+      <w:r>
+        <w:rPr>
+          <w:lang w:eastAsia="fi-FI"/>
+        </w:rPr>
+        <w:t>The step response of the LM358 shows a perfectly damped response. The op amp responds by ramping toward the final value, gently slowing down as the feedback signal detects closure on the proper output voltage. In case of the simulated results, it overshoots by a very small margin, as seen in Figure 20.</w:t>
+      </w:r>
+    </w:p>
+    <w:p>
+      <w:pPr>
+        <w:keepNext/>
+      </w:pPr>
+      <w:r>
+        <w:rPr>
+          <w:noProof/>
+          <w:lang w:val="en-US" w:eastAsia="fi-FI"/>
+        </w:rPr>
+        <w:drawing>
+          <wp:inline distT="0" distB="0" distL="0" distR="0" wp14:anchorId="35A74B86" wp14:editId="75673E38">
+            <wp:extent cx="6189345" cy="2936240"/>
+            <wp:effectExtent l="0" t="0" r="0" b="0"/>
+            <wp:docPr id="531917872" name="Picture 17"/>
+            <wp:cNvGraphicFramePr>
+              <a:graphicFrameLocks xmlns:a="http://schemas.openxmlformats.org/drawingml/2006/main" noChangeAspect="1"/>
+            </wp:cNvGraphicFramePr>
+            <a:graphic xmlns:a="http://schemas.openxmlformats.org/drawingml/2006/main">
+              <a:graphicData uri="http://schemas.openxmlformats.org/drawingml/2006/picture">
+                <pic:pic xmlns:pic="http://schemas.openxmlformats.org/drawingml/2006/picture">
+                  <pic:nvPicPr>
+                    <pic:cNvPr id="531917872" name="Picture 531917872"/>
+                    <pic:cNvPicPr/>
+                  </pic:nvPicPr>
+                  <pic:blipFill>
+                    <a:blip r:embed="rId32"/>
+                    <a:stretch>
+                      <a:fillRect/>
+                    </a:stretch>
+                  </pic:blipFill>
+                  <pic:spPr>
+                    <a:xfrm>
+                      <a:off x="0" y="0"/>
+                      <a:ext cx="6189345" cy="2936240"/>
+                    </a:xfrm>
+                    <a:prstGeom prst="rect">
+                      <a:avLst/>
+                    </a:prstGeom>
+                  </pic:spPr>
+                </pic:pic>
+              </a:graphicData>
+            </a:graphic>
+          </wp:inline>
+        </w:drawing>
+      </w:r>
+    </w:p>
+    <w:p>
+      <w:pPr>
+        <w:pStyle w:val="Caption"/>
+        <w:ind w:left="0" w:firstLine="0"/>
+        <w:jc w:val="left"/>
+        <w:rPr>
+          <w:lang w:val="en-US"/>
+        </w:rPr>
+      </w:pPr>
+      <w:r>
+        <w:rPr>
+          <w:lang w:val="en-US"/>
+        </w:rPr>
+        <w:t xml:space="preserve">Figure </w:t>
+      </w:r>
+      <w:r>
+        <w:fldChar w:fldCharType="begin"/>
+      </w:r>
+      <w:r>
+        <w:rPr>
+          <w:lang w:val="en-US"/>
+        </w:rPr>
+        <w:instrText xml:space="preserve"> SEQ Figure \* ARABIC </w:instrText>
+      </w:r>
+      <w:r>
+        <w:fldChar w:fldCharType="separate"/>
+      </w:r>
+      <w:r>
+        <w:rPr>
+          <w:noProof/>
+          <w:lang w:val="en-US"/>
+        </w:rPr>
+        <w:t>20</w:t>
+      </w:r>
+      <w:r>
+        <w:fldChar w:fldCharType="end"/>
+      </w:r>
+      <w:r>
+        <w:rPr>
+          <w:lang w:val="en-US"/>
         </w:rPr>
         <w:t>.</w:t>
       </w:r>
-    </w:p>
-    <w:p>
-      <w:pPr>
-        <w:pStyle w:val="Heading2"/>
-      </w:pPr>
-      <w:proofErr w:type="spellStart"/>
-      <w:r>
-        <w:t>Step</w:t>
-      </w:r>
-      <w:proofErr w:type="spellEnd"/>
-      <w:r>
+      <w:r>
+        <w:rPr>
+          <w:lang w:val="en-US"/>
+        </w:rPr>
         <w:t xml:space="preserve"> </w:t>
       </w:r>
-      <w:proofErr w:type="spellStart"/>
-      <w:r>
-        <w:t>response</w:t>
-      </w:r>
-      <w:proofErr w:type="spellEnd"/>
-    </w:p>
-    <w:p>
-      <w:pPr>
-        <w:rPr>
-          <w:lang w:val="fi-FI" w:eastAsia="fi-FI"/>
+      <w:r>
+        <w:rPr>
+          <w:lang w:val="en-US"/>
+        </w:rPr>
+        <w:t>Simulated step response of the LM358 voltage follower. The output ramps toward the final value after the input step at a limited rate, corresponding to a slew rate of approximately 0.46 V/µs.</w:t>
+      </w:r>
+    </w:p>
+    <w:p>
+      <w:pPr>
+        <w:rPr>
+          <w:lang w:val="en-US" w:eastAsia="fi-FI"/>
+        </w:rPr>
+      </w:pPr>
+    </w:p>
+    <w:p>
+      <w:pPr>
+        <w:rPr>
+          <w:lang w:val="en-US" w:eastAsia="fi-FI"/>
+        </w:rPr>
+      </w:pPr>
+      <w:r>
+        <w:rPr>
+          <w:lang w:eastAsia="fi-FI"/>
+        </w:rPr>
+        <w:t>The slew rate was calculated from the voltage and time differences between the cursors placed on the start and end of the output ramp</w:t>
+      </w:r>
+      <w:r>
+        <w:rPr>
+          <w:lang w:val="en-US" w:eastAsia="fi-FI"/>
+        </w:rPr>
+        <w:t>:</w:t>
+      </w:r>
+    </w:p>
+    <w:p>
+      <w:pPr>
+        <w:spacing w:before="100" w:beforeAutospacing="1" w:after="100" w:afterAutospacing="1"/>
+      </w:pPr>
+      <m:oMathPara>
+        <m:oMath>
+          <m:r>
+            <w:rPr>
+              <w:rFonts w:ascii="Cambria Math" w:hAnsi="Cambria Math"/>
+            </w:rPr>
+            <w:lastRenderedPageBreak/>
+            <m:t>SR=</m:t>
+          </m:r>
+          <m:f>
+            <m:fPr>
+              <m:ctrlPr>
+                <w:rPr>
+                  <w:rFonts w:ascii="Cambria Math" w:hAnsi="Cambria Math"/>
+                </w:rPr>
+              </m:ctrlPr>
+            </m:fPr>
+            <m:num>
+              <m:r>
+                <w:rPr>
+                  <w:rFonts w:ascii="Cambria Math" w:hAnsi="Cambria Math"/>
+                </w:rPr>
+                <m:t>ΔV</m:t>
+              </m:r>
+            </m:num>
+            <m:den>
+              <m:r>
+                <w:rPr>
+                  <w:rFonts w:ascii="Cambria Math" w:hAnsi="Cambria Math"/>
+                </w:rPr>
+                <m:t>Δt</m:t>
+              </m:r>
+            </m:den>
+          </m:f>
+          <m:r>
+            <w:rPr>
+              <w:rFonts w:ascii="Cambria Math" w:hAnsi="Cambria Math"/>
+            </w:rPr>
+            <m:t>≈0.46</m:t>
+          </m:r>
+          <m:f>
+            <m:fPr>
+              <m:ctrlPr>
+                <w:rPr>
+                  <w:rFonts w:ascii="Cambria Math" w:hAnsi="Cambria Math"/>
+                </w:rPr>
+              </m:ctrlPr>
+            </m:fPr>
+            <m:num>
+              <m:r>
+                <w:rPr>
+                  <w:rFonts w:ascii="Cambria Math" w:hAnsi="Cambria Math"/>
+                </w:rPr>
+                <m:t>V</m:t>
+              </m:r>
+            </m:num>
+            <m:den>
+              <m:r>
+                <w:rPr>
+                  <w:rFonts w:ascii="Cambria Math" w:hAnsi="Cambria Math"/>
+                </w:rPr>
+                <m:t>μs</m:t>
+              </m:r>
+            </m:den>
+          </m:f>
+        </m:oMath>
+      </m:oMathPara>
+    </w:p>
+    <w:p>
+      <w:pPr>
+        <w:rPr>
+          <w:lang w:val="en-US" w:eastAsia="fi-FI"/>
+        </w:rPr>
+      </w:pPr>
+      <w:r>
+        <w:t>This is very close to the typical slew rate of 0.5 V/µs given in the LM358 datasheet for the unity-gain voltage follower configuration (Texas Instruments, 2024).</w:t>
+      </w:r>
+    </w:p>
+    <w:p>
+      <w:pPr>
+        <w:rPr>
+          <w:lang w:val="en-US" w:eastAsia="fi-FI"/>
         </w:rPr>
       </w:pPr>
     </w:p>
@@ -8414,9 +7847,9 @@
           <w:lang w:val="fi-FI" w:eastAsia="fi-FI"/>
         </w:rPr>
         <w:drawing>
-          <wp:inline distT="0" distB="0" distL="0" distR="0" wp14:anchorId="6378C04A" wp14:editId="060F8840">
+          <wp:inline distT="0" distB="0" distL="0" distR="0" wp14:anchorId="6378C04A" wp14:editId="332E8D60">
             <wp:extent cx="6189345" cy="2970530"/>
-            <wp:effectExtent l="0" t="0" r="0" b="1270"/>
+            <wp:effectExtent l="0" t="0" r="635" b="3175"/>
             <wp:docPr id="1010500148" name="Picture 10"/>
             <wp:cNvGraphicFramePr>
               <a:graphicFrameLocks xmlns:a="http://schemas.openxmlformats.org/drawingml/2006/main" noChangeAspect="1"/>
@@ -8429,7 +7862,7 @@
                     <pic:cNvPicPr/>
                   </pic:nvPicPr>
                   <pic:blipFill>
-                    <a:blip r:embed="rId32"/>
+                    <a:blip r:embed="rId33"/>
                     <a:stretch>
                       <a:fillRect/>
                     </a:stretch>
@@ -8453,37 +7886,277 @@
     <w:p>
       <w:pPr>
         <w:pStyle w:val="Caption"/>
+        <w:ind w:left="0" w:firstLine="0"/>
         <w:jc w:val="left"/>
-      </w:pPr>
+        <w:rPr>
+          <w:lang w:val="en-FI"/>
+        </w:rPr>
+      </w:pPr>
+      <w:r>
+        <w:rPr>
+          <w:lang w:val="en-US"/>
+        </w:rPr>
+        <w:t xml:space="preserve">Figure </w:t>
+      </w:r>
+      <w:r>
+        <w:fldChar w:fldCharType="begin"/>
+      </w:r>
+      <w:r>
+        <w:rPr>
+          <w:lang w:val="en-US"/>
+        </w:rPr>
+        <w:instrText xml:space="preserve"> SEQ Figure \* ARABIC </w:instrText>
+      </w:r>
+      <w:r>
+        <w:fldChar w:fldCharType="separate"/>
+      </w:r>
+      <w:r>
+        <w:rPr>
+          <w:noProof/>
+          <w:lang w:val="en-US"/>
+        </w:rPr>
+        <w:t>21</w:t>
+      </w:r>
+      <w:r>
+        <w:fldChar w:fldCharType="end"/>
+      </w:r>
+      <w:r>
+        <w:rPr>
+          <w:lang w:val="en-US"/>
+        </w:rPr>
+        <w:t>.</w:t>
+      </w:r>
+      <w:r>
+        <w:rPr>
+          <w:lang w:val="en-US"/>
+        </w:rPr>
+        <w:t xml:space="preserve">  </w:t>
+      </w:r>
+      <w:r>
+        <w:rPr>
+          <w:lang w:val="en-FI"/>
+        </w:rPr>
+        <w:t xml:space="preserve">Measured step response of the LM358 voltage follower </w:t>
+      </w:r>
+      <w:r>
+        <w:rPr>
+          <w:lang w:val="en-FI"/>
+        </w:rPr>
+        <w:t>for a</w:t>
+      </w:r>
+      <w:r>
+        <w:rPr>
+          <w:lang w:val="en-FI"/>
+        </w:rPr>
+        <w:t xml:space="preserve"> −5 V to +5 V input step. </w:t>
+      </w:r>
+      <w:r>
+        <w:rPr>
+          <w:lang w:val="en-US"/>
+        </w:rPr>
+        <w:t>The output ramps toward the final value after the input step at a limited rate, corresponding to a slew rate of approximately</w:t>
+      </w:r>
+      <w:r>
+        <w:rPr>
+          <w:lang w:val="en-FI"/>
+        </w:rPr>
+        <w:t xml:space="preserve"> 0.276 V/µs.</w:t>
+      </w:r>
+    </w:p>
+    <w:p>
+      <w:pPr>
+        <w:pStyle w:val="Caption"/>
+        <w:jc w:val="left"/>
+        <w:rPr>
+          <w:lang w:val="en-FI"/>
+        </w:rPr>
+      </w:pPr>
+    </w:p>
+    <w:p>
+      <w:pPr>
+        <w:rPr>
+          <w:lang w:val="en-US" w:eastAsia="fi-FI"/>
+        </w:rPr>
+      </w:pPr>
+      <w:r>
+        <w:t>Using cursors on the oscilloscope, ΔV and Δt were read from the output ramp and the slew rate calculated as</w:t>
+      </w:r>
+      <w:r>
+        <w:rPr>
+          <w:lang w:val="en-US" w:eastAsia="fi-FI"/>
+        </w:rPr>
+        <w:t>:</w:t>
+      </w:r>
+    </w:p>
+    <w:p>
+      <w:pPr>
+        <w:spacing w:before="100" w:beforeAutospacing="1" w:after="100" w:afterAutospacing="1"/>
+      </w:pPr>
+      <m:oMathPara>
+        <m:oMath>
+          <m:r>
+            <w:rPr>
+              <w:rFonts w:ascii="Cambria Math" w:hAnsi="Cambria Math"/>
+            </w:rPr>
+            <m:t>SR=</m:t>
+          </m:r>
+          <m:f>
+            <m:fPr>
+              <m:ctrlPr>
+                <w:rPr>
+                  <w:rFonts w:ascii="Cambria Math" w:hAnsi="Cambria Math"/>
+                </w:rPr>
+              </m:ctrlPr>
+            </m:fPr>
+            <m:num>
+              <m:r>
+                <w:rPr>
+                  <w:rFonts w:ascii="Cambria Math" w:hAnsi="Cambria Math"/>
+                </w:rPr>
+                <m:t>ΔV</m:t>
+              </m:r>
+            </m:num>
+            <m:den>
+              <m:r>
+                <w:rPr>
+                  <w:rFonts w:ascii="Cambria Math" w:hAnsi="Cambria Math"/>
+                </w:rPr>
+                <m:t>Δt</m:t>
+              </m:r>
+            </m:den>
+          </m:f>
+          <m:r>
+            <w:rPr>
+              <w:rFonts w:ascii="Cambria Math" w:hAnsi="Cambria Math"/>
+            </w:rPr>
+            <m:t>=</m:t>
+          </m:r>
+          <m:f>
+            <m:fPr>
+              <m:ctrlPr>
+                <w:rPr>
+                  <w:rFonts w:ascii="Cambria Math" w:hAnsi="Cambria Math"/>
+                </w:rPr>
+              </m:ctrlPr>
+            </m:fPr>
+            <m:num>
+              <m:r>
+                <w:rPr>
+                  <w:rFonts w:ascii="Cambria Math" w:hAnsi="Cambria Math"/>
+                </w:rPr>
+                <m:t>9.906V</m:t>
+              </m:r>
+            </m:num>
+            <m:den>
+              <m:r>
+                <w:rPr>
+                  <w:rFonts w:ascii="Cambria Math" w:hAnsi="Cambria Math"/>
+                </w:rPr>
+                <m:t>35.9008μs</m:t>
+              </m:r>
+            </m:den>
+          </m:f>
+          <m:r>
+            <w:rPr>
+              <w:rFonts w:ascii="Cambria Math" w:hAnsi="Cambria Math"/>
+            </w:rPr>
+            <m:t>=0.276</m:t>
+          </m:r>
+          <m:f>
+            <m:fPr>
+              <m:ctrlPr>
+                <w:rPr>
+                  <w:rFonts w:ascii="Cambria Math" w:hAnsi="Cambria Math"/>
+                </w:rPr>
+              </m:ctrlPr>
+            </m:fPr>
+            <m:num>
+              <m:r>
+                <w:rPr>
+                  <w:rFonts w:ascii="Cambria Math" w:hAnsi="Cambria Math"/>
+                </w:rPr>
+                <m:t>V</m:t>
+              </m:r>
+            </m:num>
+            <m:den>
+              <m:r>
+                <w:rPr>
+                  <w:rFonts w:ascii="Cambria Math" w:hAnsi="Cambria Math"/>
+                </w:rPr>
+                <m:t>μs</m:t>
+              </m:r>
+            </m:den>
+          </m:f>
+        </m:oMath>
+      </m:oMathPara>
+    </w:p>
+    <w:p>
+      <w:r>
+        <w:t>The calculated slew rate is slightly more than half of the 0.5 V/µs given in the LM358 datasheet (Texas Instruments, 2024). This lower result can</w:t>
+      </w:r>
+      <w:r>
+        <w:t xml:space="preserve"> </w:t>
+      </w:r>
+      <w:r>
+        <w:t xml:space="preserve">be attributed to the limitations of the KA358 variant used in the laboratory, which has a lower </w:t>
+      </w:r>
+      <w:r>
+        <w:t xml:space="preserve">GBW or citcal frequency, </w:t>
+      </w:r>
+      <w:r>
+        <w:t>and therefore a lower slew rate, than the standard LM358.</w:t>
+      </w:r>
+    </w:p>
+    <w:p>
+      <w:pPr>
+        <w:rPr>
+          <w:lang w:val="en-US" w:eastAsia="fi-FI"/>
+        </w:rPr>
+      </w:pPr>
+    </w:p>
+    <w:p>
+      <w:pPr>
+        <w:pStyle w:val="Heading2"/>
+      </w:pPr>
+      <w:r>
+        <w:t xml:space="preserve">Output </w:t>
+      </w:r>
       <w:proofErr w:type="spellStart"/>
       <w:r>
-        <w:t>Figure</w:t>
+        <w:t>voltage</w:t>
       </w:r>
       <w:proofErr w:type="spellEnd"/>
       <w:r>
-        <w:t xml:space="preserve"> </w:t>
-      </w:r>
-      <w:r>
-        <w:fldChar w:fldCharType="begin"/>
-      </w:r>
-      <w:r>
-        <w:instrText xml:space="preserve"> SEQ Figure \* ARABIC </w:instrText>
-      </w:r>
-      <w:r>
-        <w:fldChar w:fldCharType="separate"/>
-      </w:r>
-      <w:r>
-        <w:rPr>
-          <w:noProof/>
-        </w:rPr>
-        <w:t>20</w:t>
-      </w:r>
-      <w:r>
-        <w:fldChar w:fldCharType="end"/>
-      </w:r>
-      <w:r>
-        <w:t>.</w:t>
-      </w:r>
+        <w:t xml:space="preserve"> swing</w:t>
+      </w:r>
+    </w:p>
+    <w:p>
+      <w:pPr>
+        <w:rPr>
+          <w:lang w:val="fi-FI" w:eastAsia="fi-FI"/>
+        </w:rPr>
+      </w:pPr>
+    </w:p>
+    <w:p>
+      <w:pPr>
+        <w:rPr>
+          <w:lang w:val="fi-FI" w:eastAsia="fi-FI"/>
+        </w:rPr>
+      </w:pPr>
+    </w:p>
+    <w:p>
+      <w:pPr>
+        <w:rPr>
+          <w:lang w:val="en-US" w:eastAsia="fi-FI"/>
+        </w:rPr>
+      </w:pPr>
+    </w:p>
+    <w:p>
+      <w:pPr>
+        <w:rPr>
+          <w:lang w:val="en-US" w:eastAsia="fi-FI"/>
+        </w:rPr>
+      </w:pPr>
     </w:p>
     <w:p>
       <w:pPr>
@@ -8527,7 +8200,14 @@
         <w:rPr>
           <w:lang w:val="en-US"/>
         </w:rPr>
-        <w:t xml:space="preserve"> in case of laboratory assignments, the results are the results of a measurement, which are used to present and explain the phenomenon under study. </w:t>
+        <w:t xml:space="preserve"> in case of laboratory assignments, the results are the results of a measurement, which are used to present and explain the </w:t>
+      </w:r>
+      <w:r>
+        <w:rPr>
+          <w:lang w:val="en-US"/>
+        </w:rPr>
+        <w:lastRenderedPageBreak/>
+        <w:t xml:space="preserve">phenomenon under study. </w:t>
       </w:r>
       <w:r>
         <w:rPr>
@@ -8594,14 +8274,7 @@
         <w:rPr>
           <w:lang w:val="en-US"/>
         </w:rPr>
-        <w:t>The obser</w:t>
-      </w:r>
-      <w:r>
-        <w:rPr>
-          <w:lang w:val="en-US"/>
-        </w:rPr>
-        <w:lastRenderedPageBreak/>
-        <w:t>vations made, the analysis made on them and p</w:t>
+        <w:t>The observations made, the analysis made on them and p</w:t>
       </w:r>
       <w:r>
         <w:rPr>
@@ -10676,7 +10349,7 @@
                           </pic:cNvPicPr>
                         </pic:nvPicPr>
                         <pic:blipFill>
-                          <a:blip r:embed="rId33"/>
+                          <a:blip r:embed="rId34"/>
                           <a:stretch>
                             <a:fillRect/>
                           </a:stretch>
@@ -10705,7 +10378,7 @@
                           </pic:cNvPicPr>
                         </pic:nvPicPr>
                         <pic:blipFill>
-                          <a:blip r:embed="rId34"/>
+                          <a:blip r:embed="rId35"/>
                           <a:stretch>
                             <a:fillRect/>
                           </a:stretch>
@@ -10734,7 +10407,7 @@
                           </pic:cNvPicPr>
                         </pic:nvPicPr>
                         <pic:blipFill>
-                          <a:blip r:embed="rId35"/>
+                          <a:blip r:embed="rId36"/>
                           <a:stretch>
                             <a:fillRect/>
                           </a:stretch>
@@ -10763,7 +10436,7 @@
                           </pic:cNvPicPr>
                         </pic:nvPicPr>
                         <pic:blipFill>
-                          <a:blip r:embed="rId36"/>
+                          <a:blip r:embed="rId37"/>
                           <a:stretch>
                             <a:fillRect/>
                           </a:stretch>
@@ -10792,7 +10465,7 @@
                           </pic:cNvPicPr>
                         </pic:nvPicPr>
                         <pic:blipFill>
-                          <a:blip r:embed="rId37"/>
+                          <a:blip r:embed="rId38"/>
                           <a:stretch>
                             <a:fillRect/>
                           </a:stretch>
@@ -10842,19 +10515,19 @@
                   <o:lock v:ext="edit" aspectratio="t"/>
                 </v:shapetype>
                 <v:shape id="Picture 2" o:spid="_x0000_s1027" type="#_x0000_t75" style="position:absolute;width:22384;height:19252;visibility:visible;mso-wrap-style:square" o:gfxdata="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">
-                  <v:imagedata r:id="rId38" o:title=""/>
+                  <v:imagedata r:id="rId39" o:title=""/>
                 </v:shape>
                 <v:shape id="Picture 3" o:spid="_x0000_s1028" type="#_x0000_t75" style="position:absolute;left:23399;width:22385;height:19252;visibility:visible;mso-wrap-style:square" o:gfxdata="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">
-                  <v:imagedata r:id="rId39" o:title=""/>
+                  <v:imagedata r:id="rId40" o:title=""/>
                 </v:shape>
                 <v:shape id="Picture 4" o:spid="_x0000_s1029" type="#_x0000_t75" style="position:absolute;top:18071;width:22384;height:18417;visibility:visible;mso-wrap-style:square" o:gfxdata="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">
-                  <v:imagedata r:id="rId40" o:title=""/>
+                  <v:imagedata r:id="rId41" o:title=""/>
                 </v:shape>
                 <v:shape id="Picture 5" o:spid="_x0000_s1030" type="#_x0000_t75" style="position:absolute;left:22384;top:17653;width:23400;height:19253;visibility:visible;mso-wrap-style:square" o:gfxdata="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">
-                  <v:imagedata r:id="rId41" o:title=""/>
+                  <v:imagedata r:id="rId42" o:title=""/>
                 </v:shape>
                 <v:shape id="Picture 6" o:spid="_x0000_s1031" type="#_x0000_t75" style="position:absolute;left:11688;top:36756;width:22396;height:3494;visibility:visible;mso-wrap-style:square" o:gfxdata="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">
-                  <v:imagedata r:id="rId42" o:title=""/>
+                  <v:imagedata r:id="rId43" o:title=""/>
                 </v:shape>
                 <w10:wrap type="topAndBottom" anchory="page"/>
               </v:group>
@@ -11579,7 +11252,7 @@
         </w:rPr>
         <w:t xml:space="preserve"> Available </w:t>
       </w:r>
-      <w:hyperlink r:id="rId43" w:history="1">
+      <w:hyperlink r:id="rId44" w:history="1">
         <w:r>
           <w:rPr>
             <w:rStyle w:val="Hyperlink"/>
@@ -11589,6 +11262,7 @@
         </w:r>
       </w:hyperlink>
     </w:p>
+    <w:p/>
     <w:p>
       <w:pPr>
         <w:rPr>
@@ -11623,14 +11297,41 @@
     <w:p>
       <w:pPr>
         <w:rPr>
-          <w:lang w:val="en-US"/>
-        </w:rPr>
-      </w:pPr>
-      <w:r>
-        <w:rPr>
-          <w:lang w:val="en-US"/>
-        </w:rPr>
-        <w:t xml:space="preserve">Trump, B. (2017) </w:t>
+          <w:rStyle w:val="normaltextrun"/>
+          <w:lang w:val="en-US"/>
+        </w:rPr>
+      </w:pPr>
+    </w:p>
+    <w:p>
+      <w:r>
+        <w:rPr>
+          <w:lang w:val="en-US"/>
+        </w:rPr>
+        <w:t>Trump, B.</w:t>
+      </w:r>
+      <w:r>
+        <w:rPr>
+          <w:lang w:val="en-US"/>
+        </w:rPr>
+        <w:t xml:space="preserve">, </w:t>
+      </w:r>
+      <w:r>
+        <w:rPr>
+          <w:lang w:val="en-US"/>
+        </w:rPr>
+        <w:t>2017</w:t>
+      </w:r>
+      <w:r>
+        <w:rPr>
+          <w:lang w:val="en-US"/>
+        </w:rPr>
+        <w:t>.</w:t>
+      </w:r>
+      <w:r>
+        <w:rPr>
+          <w:lang w:val="en-US"/>
+        </w:rPr>
+        <w:t xml:space="preserve"> </w:t>
       </w:r>
       <w:r>
         <w:rPr>
@@ -11645,7 +11346,7 @@
         </w:rPr>
         <w:t xml:space="preserve">. Dallas, TX: Texas Instruments. Available at: </w:t>
       </w:r>
-      <w:hyperlink r:id="rId44" w:history="1">
+      <w:hyperlink r:id="rId45" w:history="1">
         <w:r>
           <w:rPr>
             <w:rStyle w:val="Hyperlink"/>
@@ -11655,506 +11356,200 @@
         </w:r>
       </w:hyperlink>
     </w:p>
-    <w:p>
-      <w:pPr>
-        <w:rPr>
-          <w:lang w:val="en-US"/>
-        </w:rPr>
-      </w:pPr>
-    </w:p>
-    <w:p>
-      <w:pPr>
-        <w:suppressAutoHyphens/>
-        <w:rPr>
-          <w:lang w:val="en-US"/>
-        </w:rPr>
-      </w:pPr>
-      <w:r>
-        <w:rPr>
-          <w:lang w:val="en-US"/>
-        </w:rPr>
-        <w:t xml:space="preserve">The references are </w:t>
-      </w:r>
-      <w:r>
-        <w:rPr>
-          <w:lang w:val="en-US"/>
-        </w:rPr>
-        <w:t xml:space="preserve">listed </w:t>
-      </w:r>
-      <w:r>
-        <w:rPr>
-          <w:lang w:val="en-US"/>
-        </w:rPr>
-        <w:t>in the end of the report. The bibliography</w:t>
-      </w:r>
-      <w:r>
-        <w:rPr>
-          <w:lang w:val="en-US"/>
-        </w:rPr>
+    <w:p/>
+    <w:p>
+      <w:r>
+        <w:t>Instruments, T., 1976</w:t>
+      </w:r>
+      <w:r>
+        <w:t>-</w:t>
+      </w:r>
+      <w:r>
+        <w:t>Revised 2024</w:t>
+      </w:r>
+      <w:r>
+        <w:t xml:space="preserve">. Industry-Standard Dual Operational Amplifiers. </w:t>
+      </w:r>
+      <w:r>
+        <w:rPr>
+          <w:i/>
+          <w:iCs/>
+        </w:rPr>
+        <w:t>SLOS068AA. LM358 Datasheet</w:t>
+      </w:r>
+      <w:r>
+        <w:t>.</w:t>
+      </w:r>
+      <w:r>
         <w:t xml:space="preserve"> </w:t>
       </w:r>
       <w:r>
         <w:rPr>
           <w:lang w:val="en-US"/>
         </w:rPr>
-        <w:t>tells the sources of information on the study. There are a few examples below, which have been compiled in Harvard style. Every</w:t>
-      </w:r>
-      <w:r>
-        <w:rPr>
-          <w:lang w:val="en-US"/>
-        </w:rPr>
-        <w:t xml:space="preserve"> </w:t>
-      </w:r>
-      <w:r>
-        <w:rPr>
-          <w:lang w:val="en-US"/>
-        </w:rPr>
-        <w:t>piece of work, text, interview, web page or other source of information used in the study that is referenced in the report is written in the bibliography</w:t>
-      </w:r>
-      <w:r>
-        <w:rPr>
-          <w:lang w:val="en-US"/>
-        </w:rPr>
-        <w:t xml:space="preserve">. The references are sorted in alphabetical order. Instructions for referencing: </w:t>
-      </w:r>
-      <w:hyperlink r:id="rId45" w:history="1">
-        <w:r>
-          <w:rPr>
-            <w:rStyle w:val="Hyperlink"/>
-            <w:lang w:val="en-US"/>
-          </w:rPr>
-          <w:t>https://libguides.aalto.fi/c.php?g=410674&amp;p=2797572</w:t>
-        </w:r>
-      </w:hyperlink>
-    </w:p>
-    <w:p>
-      <w:pPr>
-        <w:suppressAutoHyphens/>
-        <w:rPr>
-          <w:lang w:val="en-US"/>
-        </w:rPr>
-      </w:pPr>
-    </w:p>
-    <w:p>
-      <w:pPr>
-        <w:rPr>
-          <w:lang w:val="en-US"/>
-        </w:rPr>
-      </w:pPr>
-      <w:r>
-        <w:rPr>
-          <w:lang w:val="en-US"/>
-        </w:rPr>
-        <w:t xml:space="preserve">Alred, G. J., Brusaw, C. T. &amp; </w:t>
-      </w:r>
-      <w:proofErr w:type="spellStart"/>
-      <w:r>
-        <w:rPr>
-          <w:lang w:val="en-US"/>
-        </w:rPr>
-        <w:t>Oliu</w:t>
-      </w:r>
-      <w:proofErr w:type="spellEnd"/>
-      <w:r>
-        <w:rPr>
-          <w:lang w:val="en-US"/>
-        </w:rPr>
-        <w:t>, W. E. 2006. Handbook of Technical Writing. Eighth Edition. New York: St. Martin’s Press.</w:t>
-      </w:r>
-    </w:p>
-    <w:p>
-      <w:pPr>
-        <w:rPr>
-          <w:color w:val="0000FF"/>
-          <w:u w:val="single"/>
-          <w:lang w:val="en-US"/>
-        </w:rPr>
-      </w:pPr>
-      <w:proofErr w:type="spellStart"/>
-      <w:r>
-        <w:rPr>
-          <w:lang w:val="sv-SE"/>
-        </w:rPr>
-        <w:t>Barnbaum</w:t>
-      </w:r>
-      <w:proofErr w:type="spellEnd"/>
-      <w:r>
-        <w:rPr>
-          <w:lang w:val="sv-SE"/>
-        </w:rPr>
-        <w:t xml:space="preserve">, C. </w:t>
-      </w:r>
-      <w:proofErr w:type="spellStart"/>
-      <w:r>
-        <w:rPr>
-          <w:lang w:val="sv-SE"/>
-        </w:rPr>
-        <w:t>n.d</w:t>
-      </w:r>
-      <w:proofErr w:type="spellEnd"/>
-      <w:r>
-        <w:rPr>
-          <w:lang w:val="sv-SE"/>
+        <w:t xml:space="preserve">[online document]. [referenced </w:t>
+      </w:r>
+      <w:r>
+        <w:rPr>
+          <w:lang w:val="en-US"/>
+        </w:rPr>
+        <w:t>29</w:t>
+      </w:r>
+      <w:r>
+        <w:rPr>
+          <w:lang w:val="en-US"/>
+        </w:rPr>
+        <w:t>.1</w:t>
+      </w:r>
+      <w:r>
+        <w:rPr>
+          <w:lang w:val="en-US"/>
+        </w:rPr>
+        <w:t>0</w:t>
+      </w:r>
+      <w:r>
+        <w:rPr>
+          <w:lang w:val="en-US"/>
+        </w:rPr>
+        <w:t>.202</w:t>
+      </w:r>
+      <w:r>
+        <w:rPr>
+          <w:lang w:val="en-US"/>
+        </w:rPr>
+        <w:t>6</w:t>
+      </w:r>
+      <w:r>
+        <w:rPr>
+          <w:lang w:val="en-US"/>
+        </w:rPr>
+        <w:t>]</w:t>
+      </w:r>
+      <w:r>
+        <w:rPr>
+          <w:lang w:val="en-US"/>
         </w:rPr>
         <w:t xml:space="preserve">. </w:t>
       </w:r>
-      <w:proofErr w:type="spellStart"/>
-      <w:r>
-        <w:rPr>
-          <w:lang w:val="sv-SE"/>
-        </w:rPr>
-        <w:t>Plagiarism</w:t>
-      </w:r>
-      <w:proofErr w:type="spellEnd"/>
-      <w:r>
-        <w:rPr>
-          <w:lang w:val="sv-SE"/>
-        </w:rPr>
-        <w:t xml:space="preserve">. </w:t>
-      </w:r>
-      <w:r>
-        <w:rPr>
-          <w:lang w:val="en-US"/>
-        </w:rPr>
-        <w:t xml:space="preserve">A Student’s Guide </w:t>
-      </w:r>
-      <w:proofErr w:type="gramStart"/>
-      <w:r>
-        <w:rPr>
-          <w:lang w:val="en-US"/>
-        </w:rPr>
-        <w:t>To</w:t>
-      </w:r>
-      <w:proofErr w:type="gramEnd"/>
-      <w:r>
-        <w:rPr>
-          <w:lang w:val="en-US"/>
-        </w:rPr>
-        <w:t xml:space="preserve"> Recognizing It and Avoiding It. </w:t>
-      </w:r>
-      <w:r>
-        <w:rPr>
-          <w:lang w:val="en-US"/>
-        </w:rPr>
-        <w:t>[</w:t>
-      </w:r>
-      <w:r>
-        <w:rPr>
-          <w:lang w:val="en-US"/>
-        </w:rPr>
-        <w:t>online document</w:t>
-      </w:r>
-      <w:r>
-        <w:rPr>
-          <w:lang w:val="en-US"/>
-        </w:rPr>
-        <w:t>]. [</w:t>
-      </w:r>
-      <w:r>
-        <w:rPr>
-          <w:lang w:val="en-US"/>
-        </w:rPr>
-        <w:t>referenced</w:t>
-      </w:r>
-      <w:r>
-        <w:rPr>
-          <w:lang w:val="en-US"/>
-        </w:rPr>
-        <w:t xml:space="preserve"> </w:t>
-      </w:r>
-      <w:r>
-        <w:rPr>
-          <w:lang w:val="en-US"/>
-        </w:rPr>
-        <w:t>25.9.</w:t>
-      </w:r>
-      <w:r>
-        <w:rPr>
-          <w:lang w:val="en-US"/>
-        </w:rPr>
-        <w:t>20</w:t>
-      </w:r>
-      <w:r>
-        <w:rPr>
-          <w:lang w:val="en-US"/>
-        </w:rPr>
-        <w:t>14</w:t>
-      </w:r>
-      <w:r>
-        <w:rPr>
-          <w:lang w:val="en-US"/>
-        </w:rPr>
-        <w:t xml:space="preserve">]. </w:t>
-      </w:r>
-      <w:r>
-        <w:rPr>
-          <w:lang w:val="en-US"/>
-        </w:rPr>
-        <w:t>Available</w:t>
-      </w:r>
-      <w:r>
-        <w:rPr>
-          <w:lang w:val="en-US"/>
-        </w:rPr>
-        <w:t xml:space="preserve"> </w:t>
-      </w:r>
-      <w:r>
-        <w:rPr>
-          <w:lang w:val="en-US"/>
-        </w:rPr>
-        <w:tab/>
-      </w:r>
-      <w:r>
-        <w:rPr>
-          <w:lang w:val="en-US"/>
-        </w:rPr>
-        <w:br/>
+      <w:r>
+        <w:t xml:space="preserve">Available at: </w:t>
       </w:r>
       <w:hyperlink r:id="rId46" w:history="1">
         <w:r>
           <w:rPr>
             <w:rStyle w:val="Hyperlink"/>
-            <w:lang w:val="en-US"/>
           </w:rPr>
-          <w:t>http://www.valdosta.edu/~cbarnbau/personal/teaching_MISC/plagiarism.htm</w:t>
+          <w:t>https://www.ti.com/lit/ds/symlink/lm35</w:t>
         </w:r>
-      </w:hyperlink>
-    </w:p>
-    <w:p>
-      <w:pPr>
-        <w:rPr>
-          <w:lang w:val="en-US"/>
-        </w:rPr>
-      </w:pPr>
-      <w:r>
-        <w:rPr>
-          <w:lang w:val="en-US"/>
-        </w:rPr>
-        <w:t xml:space="preserve">Patnaik, </w:t>
-      </w:r>
-      <w:r>
-        <w:rPr>
-          <w:lang w:val="en-US"/>
-        </w:rPr>
-        <w:t>L</w:t>
-      </w:r>
-      <w:r>
-        <w:rPr>
-          <w:lang w:val="en-US"/>
-        </w:rPr>
-        <w:t>., Praneet</w:t>
-      </w:r>
-      <w:r>
-        <w:rPr>
-          <w:lang w:val="en-US"/>
-        </w:rPr>
-        <w:t>h</w:t>
-      </w:r>
-      <w:r>
-        <w:rPr>
-          <w:lang w:val="en-US"/>
-        </w:rPr>
-        <w:t>,</w:t>
-      </w:r>
-      <w:r>
-        <w:rPr>
-          <w:lang w:val="en-US"/>
-        </w:rPr>
-        <w:t xml:space="preserve"> A. V. J</w:t>
-      </w:r>
-      <w:r>
-        <w:rPr>
-          <w:lang w:val="en-US"/>
-        </w:rPr>
-        <w:t xml:space="preserve">. S. &amp; Williamson, S.S. “A Closed-Loop Constant-Temperature </w:t>
-      </w:r>
-      <w:r>
-        <w:rPr>
-          <w:lang w:val="en-US"/>
-        </w:rPr>
-        <w:t>Constant-Voltage Charging Technique to Reduce Charge Time of Lithium</w:t>
-      </w:r>
-      <w:r>
-        <w:rPr>
-          <w:lang w:val="en-US"/>
-        </w:rPr>
-        <w:t xml:space="preserve">-Ion Batteries”. IEEE Transactions on Industrial Electronics, vol. 66, no. 2, ss. </w:t>
-      </w:r>
-      <w:r>
-        <w:rPr>
-          <w:lang w:val="en-US"/>
-        </w:rPr>
-        <w:t>1059-1067</w:t>
-      </w:r>
-      <w:r>
-        <w:rPr>
-          <w:lang w:val="en-US"/>
-        </w:rPr>
-        <w:t xml:space="preserve">. 2019. </w:t>
-      </w:r>
-      <w:proofErr w:type="spellStart"/>
-      <w:r>
-        <w:rPr>
-          <w:lang w:val="en-US"/>
-        </w:rPr>
-        <w:t>doi</w:t>
-      </w:r>
-      <w:proofErr w:type="spellEnd"/>
-      <w:r>
-        <w:rPr>
-          <w:lang w:val="en-US"/>
-        </w:rPr>
-        <w:t xml:space="preserve">: </w:t>
-      </w:r>
-      <w:r>
-        <w:rPr>
-          <w:lang w:val="en-US"/>
-        </w:rPr>
-        <w:t>10.1109/TIE.2018.2833038.</w:t>
-      </w:r>
-    </w:p>
-    <w:p>
-      <w:pPr>
-        <w:rPr>
-          <w:lang w:val="en-GB"/>
-        </w:rPr>
-      </w:pPr>
-      <w:r>
-        <w:rPr>
-          <w:lang w:val="en-GB"/>
-        </w:rPr>
-        <w:t>Sedra, A. S., &amp; Smith, K</w:t>
-      </w:r>
-      <w:r>
-        <w:rPr>
-          <w:lang w:val="en-GB"/>
-        </w:rPr>
-        <w:t>. C. 2010</w:t>
-      </w:r>
-      <w:r>
-        <w:rPr>
-          <w:lang w:val="en-GB"/>
-        </w:rPr>
-        <w:t>. M</w:t>
-      </w:r>
-      <w:r>
-        <w:rPr>
-          <w:lang w:val="en-GB"/>
-        </w:rPr>
-        <w:t xml:space="preserve">icroelectronic circuits, 6. </w:t>
-      </w:r>
-      <w:r>
-        <w:rPr>
-          <w:lang w:val="en-GB"/>
-        </w:rPr>
-        <w:t>edition</w:t>
-      </w:r>
-      <w:r>
-        <w:rPr>
-          <w:lang w:val="en-GB"/>
-        </w:rPr>
-        <w:t>. New York: Oxford University Press.</w:t>
-      </w:r>
-    </w:p>
-    <w:p>
-      <w:pPr>
-        <w:rPr>
-          <w:lang w:val="en-US"/>
-        </w:rPr>
-      </w:pPr>
-      <w:r>
-        <w:t>Tupamäki, Ol</w:t>
-      </w:r>
-      <w:r>
-        <w:t>avi</w:t>
-      </w:r>
-      <w:r>
-        <w:t>, “Sähköautojen kotilataus tulee”</w:t>
-      </w:r>
-      <w:r>
-        <w:t xml:space="preserve">. </w:t>
-      </w:r>
-      <w:proofErr w:type="spellStart"/>
-      <w:r>
-        <w:rPr>
-          <w:lang w:val="en-US"/>
-        </w:rPr>
-        <w:t>Energiatyhmyrit-blogi</w:t>
-      </w:r>
-      <w:proofErr w:type="spellEnd"/>
-      <w:r>
-        <w:rPr>
-          <w:lang w:val="en-US"/>
-        </w:rPr>
-        <w:t xml:space="preserve">. </w:t>
-      </w:r>
-      <w:r>
-        <w:rPr>
-          <w:lang w:val="en-US"/>
-        </w:rPr>
-        <w:t>[</w:t>
-      </w:r>
-      <w:r>
-        <w:rPr>
-          <w:lang w:val="en-US"/>
-        </w:rPr>
-        <w:t>online document</w:t>
-      </w:r>
-      <w:r>
-        <w:rPr>
-          <w:lang w:val="en-US"/>
-        </w:rPr>
-        <w:t xml:space="preserve">]. </w:t>
-      </w:r>
-      <w:r>
-        <w:rPr>
-          <w:lang w:val="en-US"/>
-        </w:rPr>
-        <w:t>[</w:t>
-      </w:r>
-      <w:r>
-        <w:rPr>
-          <w:lang w:val="en-US"/>
-        </w:rPr>
-        <w:t>referenced</w:t>
-      </w:r>
-      <w:r>
-        <w:rPr>
-          <w:lang w:val="en-US"/>
-        </w:rPr>
-        <w:t xml:space="preserve"> 17.11.2020</w:t>
-      </w:r>
-      <w:r>
-        <w:rPr>
-          <w:lang w:val="en-US"/>
-        </w:rPr>
-        <w:t>]</w:t>
-      </w:r>
-      <w:r>
-        <w:rPr>
-          <w:lang w:val="en-US"/>
-        </w:rPr>
-        <w:t xml:space="preserve">. </w:t>
-      </w:r>
-      <w:r>
-        <w:rPr>
-          <w:lang w:val="en-US"/>
-        </w:rPr>
-        <w:t>Available</w:t>
-      </w:r>
-      <w:r>
-        <w:rPr>
-          <w:lang w:val="en-US"/>
-        </w:rPr>
-        <w:t xml:space="preserve"> </w:t>
-      </w:r>
-      <w:hyperlink r:id="rId47" w:history="1">
         <w:r>
           <w:rPr>
             <w:rStyle w:val="Hyperlink"/>
-            <w:lang w:val="en-US"/>
           </w:rPr>
-          <w:t>http://energiatyhmyrit.real.fi/2018/02/sahkoautojen-kotilataus-tulee.html</w:t>
+          <w:t>8</w:t>
+        </w:r>
+        <w:r>
+          <w:rPr>
+            <w:rStyle w:val="Hyperlink"/>
+          </w:rPr>
+          <w:t>.pd</w:t>
+        </w:r>
+        <w:r>
+          <w:rPr>
+            <w:rStyle w:val="Hyperlink"/>
+          </w:rPr>
+          <w:t>f</w:t>
+        </w:r>
+      </w:hyperlink>
+    </w:p>
+    <w:p/>
+    <w:p>
+      <w:pPr>
+        <w:rPr>
+          <w:lang w:val="en-US"/>
+        </w:rPr>
+      </w:pPr>
+      <w:r>
+        <w:t>Bramble, S. and Alonso, G.</w:t>
+      </w:r>
+      <w:r>
+        <w:t xml:space="preserve">, </w:t>
+      </w:r>
+      <w:r>
+        <w:t>2015</w:t>
+      </w:r>
+      <w:r>
+        <w:t>.</w:t>
+      </w:r>
+      <w:r>
+        <w:t xml:space="preserve"> </w:t>
+      </w:r>
+      <w:r>
+        <w:rPr>
+          <w:i/>
+          <w:iCs/>
+        </w:rPr>
+        <w:t>Loop Gain and its Effect on Analog Control Systems</w:t>
+      </w:r>
+      <w:r>
+        <w:t xml:space="preserve">. </w:t>
+      </w:r>
+      <w:r>
+        <w:rPr>
+          <w:lang w:val="en-US"/>
+        </w:rPr>
+        <w:t xml:space="preserve">[online document]. [referenced </w:t>
+      </w:r>
+      <w:r>
+        <w:rPr>
+          <w:lang w:val="en-US"/>
+        </w:rPr>
+        <w:t>29</w:t>
+      </w:r>
+      <w:r>
+        <w:rPr>
+          <w:lang w:val="en-US"/>
+        </w:rPr>
+        <w:t>.1</w:t>
+      </w:r>
+      <w:r>
+        <w:rPr>
+          <w:lang w:val="en-US"/>
+        </w:rPr>
+        <w:t>0</w:t>
+      </w:r>
+      <w:r>
+        <w:rPr>
+          <w:lang w:val="en-US"/>
+        </w:rPr>
+        <w:t>.202</w:t>
+      </w:r>
+      <w:r>
+        <w:rPr>
+          <w:lang w:val="en-US"/>
+        </w:rPr>
+        <w:t>6</w:t>
+      </w:r>
+      <w:r>
+        <w:rPr>
+          <w:lang w:val="en-US"/>
+        </w:rPr>
+        <w:t>]</w:t>
+      </w:r>
+      <w:r>
+        <w:rPr>
+          <w:lang w:val="en-US"/>
+        </w:rPr>
+        <w:t xml:space="preserve">. </w:t>
+      </w:r>
+      <w:r>
+        <w:t xml:space="preserve">Available at: </w:t>
+      </w:r>
+      <w:hyperlink r:id="rId47" w:tgtFrame="_blank" w:history="1">
+        <w:r>
+          <w:rPr>
+            <w:rStyle w:val="Hyperlink"/>
+          </w:rPr>
+          <w:t>https://www.analog.com/en/resources/technical-articles/loop-gain-and-its-effect-on-analog-control-systems.html</w:t>
         </w:r>
       </w:hyperlink>
     </w:p>
@@ -12226,147 +11621,141 @@
         <w:rPr>
           <w:lang w:val="en-US"/>
         </w:rPr>
-        <w:t xml:space="preserve">to tell crucial additional information which would be difficult to present in the main text part without making the text hard to </w:t>
-      </w:r>
+        <w:t xml:space="preserve">to tell crucial additional information which would be difficult to present in the main text part without making the text hard to read. </w:t>
+      </w:r>
+      <w:r>
+        <w:rPr>
+          <w:lang w:val="en-US"/>
+        </w:rPr>
+        <w:t>Usually appendices present for example derivation of equations if t</w:t>
+      </w:r>
+      <w:r>
+        <w:rPr>
+          <w:lang w:val="en-US"/>
+        </w:rPr>
+        <w:t xml:space="preserve">hey are long, or more specific description of uncertainty of measurement assessment. </w:t>
+      </w:r>
+      <w:r>
+        <w:rPr>
+          <w:lang w:val="en-US"/>
+        </w:rPr>
+        <w:t>Also</w:t>
+      </w:r>
+      <w:r>
+        <w:rPr>
+          <w:lang w:val="en-US"/>
+        </w:rPr>
+        <w:t>,</w:t>
+      </w:r>
+      <w:r>
+        <w:rPr>
+          <w:lang w:val="en-US"/>
+        </w:rPr>
+        <w:t xml:space="preserve"> long measurement value sheets and other large presentations s</w:t>
+      </w:r>
+      <w:r>
+        <w:rPr>
+          <w:lang w:val="en-US"/>
+        </w:rPr>
+        <w:t>upporting the study are presented as appendices, if they are crucial for the reader to see for understanding the study as whole.</w:t>
+      </w:r>
+    </w:p>
+    <w:p>
+      <w:pPr>
+        <w:rPr>
+          <w:lang w:val="en-US"/>
+        </w:rPr>
+      </w:pPr>
+      <w:r>
+        <w:rPr>
+          <w:lang w:val="en-US"/>
+        </w:rPr>
+        <w:t>Note, that “Appendix” does n</w:t>
+      </w:r>
+      <w:r>
+        <w:rPr>
+          <w:lang w:val="en-US"/>
+        </w:rPr>
+        <w:t>ot in this context mean a separate appendix document, but rather a</w:t>
+      </w:r>
+      <w:r>
+        <w:rPr>
+          <w:lang w:val="en-US"/>
+        </w:rPr>
+        <w:t xml:space="preserve">n appendix section. </w:t>
+      </w:r>
+      <w:r>
+        <w:rPr>
+          <w:lang w:val="en-US"/>
+        </w:rPr>
+        <w:t>Before appendices, place a section title called</w:t>
+      </w:r>
+      <w:r>
+        <w:rPr>
+          <w:lang w:val="en-US"/>
+        </w:rPr>
+        <w:t xml:space="preserve"> “</w:t>
+      </w:r>
+      <w:r>
+        <w:rPr>
+          <w:lang w:val="en-US"/>
+        </w:rPr>
+        <w:t>Appendices” and t</w:t>
+      </w:r>
+      <w:r>
+        <w:rPr>
+          <w:lang w:val="en-US"/>
+        </w:rPr>
+        <w:t xml:space="preserve">hen the title of the first appendix section. </w:t>
+      </w:r>
+      <w:r>
+        <w:rPr>
+          <w:lang w:val="en-US"/>
+        </w:rPr>
+        <w:t>The appendix sections are numbered separately from the main t</w:t>
+      </w:r>
+      <w:r>
+        <w:rPr>
+          <w:lang w:val="en-US"/>
+        </w:rPr>
+        <w:t xml:space="preserve">ext sections, and it is quite common that they are indexed with different symbols (for example with letters starting from A or with roman numerals). </w:t>
+      </w:r>
+      <w:r>
+        <w:rPr>
+          <w:lang w:val="en-US"/>
+        </w:rPr>
+        <w:t>The body text</w:t>
+      </w:r>
+      <w:r>
+        <w:rPr>
+          <w:lang w:val="en-US"/>
+        </w:rPr>
+        <w:t>, the captions etc.</w:t>
+      </w:r>
+      <w:r>
+        <w:rPr>
+          <w:lang w:val="en-US"/>
+        </w:rPr>
+        <w:t xml:space="preserve"> of the appendix section </w:t>
+      </w:r>
+      <w:r>
+        <w:rPr>
+          <w:lang w:val="en-US"/>
+        </w:rPr>
+        <w:t>are formatted similarly to the main report.</w:t>
+      </w:r>
+    </w:p>
+    <w:p>
+      <w:pPr>
+        <w:rPr>
+          <w:lang w:val="en-US"/>
+        </w:rPr>
+      </w:pPr>
       <w:r>
         <w:rPr>
           <w:lang w:val="en-US"/>
         </w:rPr>
         <w:lastRenderedPageBreak/>
-        <w:t xml:space="preserve">read. </w:t>
-      </w:r>
-      <w:r>
-        <w:rPr>
-          <w:lang w:val="en-US"/>
-        </w:rPr>
-        <w:t>Usually appendices present for example derivation of equations if t</w:t>
-      </w:r>
-      <w:r>
-        <w:rPr>
-          <w:lang w:val="en-US"/>
-        </w:rPr>
-        <w:t xml:space="preserve">hey are long, or more specific description of uncertainty of measurement assessment. </w:t>
-      </w:r>
-      <w:r>
-        <w:rPr>
-          <w:lang w:val="en-US"/>
-        </w:rPr>
-        <w:t>Also</w:t>
-      </w:r>
-      <w:r>
-        <w:rPr>
-          <w:lang w:val="en-US"/>
-        </w:rPr>
-        <w:t>,</w:t>
-      </w:r>
-      <w:r>
-        <w:rPr>
-          <w:lang w:val="en-US"/>
-        </w:rPr>
-        <w:t xml:space="preserve"> long measurement value sheets and other large presentations s</w:t>
-      </w:r>
-      <w:r>
-        <w:rPr>
-          <w:lang w:val="en-US"/>
-        </w:rPr>
-        <w:t>upporting the study are presented as appendices, if they are crucial for the reader to see for understanding the study as whole.</w:t>
-      </w:r>
-    </w:p>
-    <w:p>
-      <w:pPr>
-        <w:rPr>
-          <w:lang w:val="en-US"/>
-        </w:rPr>
-      </w:pPr>
-      <w:r>
-        <w:rPr>
-          <w:lang w:val="en-US"/>
-        </w:rPr>
-        <w:t>Note, that “Appendix” does n</w:t>
-      </w:r>
-      <w:r>
-        <w:rPr>
-          <w:lang w:val="en-US"/>
-        </w:rPr>
-        <w:t>ot in this context mean a separate appendix document, but rather a</w:t>
-      </w:r>
-      <w:r>
-        <w:rPr>
-          <w:lang w:val="en-US"/>
-        </w:rPr>
-        <w:t xml:space="preserve">n appendix section. </w:t>
-      </w:r>
-      <w:r>
-        <w:rPr>
-          <w:lang w:val="en-US"/>
-        </w:rPr>
-        <w:t>Before appendices, place a section title called</w:t>
-      </w:r>
-      <w:r>
-        <w:rPr>
-          <w:lang w:val="en-US"/>
-        </w:rPr>
-        <w:t xml:space="preserve"> “</w:t>
-      </w:r>
-      <w:r>
-        <w:rPr>
-          <w:lang w:val="en-US"/>
-        </w:rPr>
-        <w:t>Appendices” and t</w:t>
-      </w:r>
-      <w:r>
-        <w:rPr>
-          <w:lang w:val="en-US"/>
-        </w:rPr>
-        <w:t xml:space="preserve">hen the title of the first appendix section. </w:t>
-      </w:r>
-      <w:r>
-        <w:rPr>
-          <w:lang w:val="en-US"/>
-        </w:rPr>
-        <w:t>The appendix sections are numbered separately from the main t</w:t>
-      </w:r>
-      <w:r>
-        <w:rPr>
-          <w:lang w:val="en-US"/>
-        </w:rPr>
-        <w:t xml:space="preserve">ext sections, and it is quite common that they are indexed with different symbols (for example with letters starting from A or with roman numerals). </w:t>
-      </w:r>
-      <w:r>
-        <w:rPr>
-          <w:lang w:val="en-US"/>
-        </w:rPr>
-        <w:t>The body text</w:t>
-      </w:r>
-      <w:r>
-        <w:rPr>
-          <w:lang w:val="en-US"/>
-        </w:rPr>
-        <w:t>, the captions etc.</w:t>
-      </w:r>
-      <w:r>
-        <w:rPr>
-          <w:lang w:val="en-US"/>
-        </w:rPr>
-        <w:t xml:space="preserve"> of the appendix section </w:t>
-      </w:r>
-      <w:r>
-        <w:rPr>
-          <w:lang w:val="en-US"/>
-        </w:rPr>
-        <w:t>are formatted similarly to the main report.</w:t>
-      </w:r>
-    </w:p>
-    <w:p>
-      <w:pPr>
-        <w:rPr>
-          <w:lang w:val="en-US"/>
-        </w:rPr>
-      </w:pPr>
-      <w:r>
-        <w:rPr>
-          <w:lang w:val="en-US"/>
-        </w:rPr>
         <w:t xml:space="preserve">Every appendix must be referenced in the main report. </w:t>
       </w:r>
       <w:r>

--- a/report_lab3.docx
+++ b/report_lab3.docx
@@ -1822,10 +1822,8 @@
       <w:pPr>
         <w:pStyle w:val="Caption"/>
         <w:ind w:left="0" w:firstLine="0"/>
-        <w:jc w:val="left"/>
-        <w:rPr>
-          <w:szCs w:val="24"/>
-          <w:lang w:val="en-US" w:eastAsia="en-GB"/>
+        <w:rPr>
+          <w:lang w:val="en-US"/>
         </w:rPr>
       </w:pPr>
       <w:r>
@@ -1873,9 +1871,8 @@
       <w:pPr>
         <w:pStyle w:val="Caption"/>
         <w:ind w:left="0" w:firstLine="0"/>
-        <w:jc w:val="left"/>
-        <w:rPr>
-          <w:lang w:val="en-US"/>
+        <w:rPr>
+          <w:lang w:val="en-US" w:eastAsia="fi-FI"/>
         </w:rPr>
       </w:pPr>
     </w:p>
@@ -1957,15 +1954,14 @@
     </w:p>
     <w:p>
       <w:pPr>
+        <w:spacing w:before="100" w:beforeAutospacing="1" w:after="100" w:afterAutospacing="1"/>
+      </w:pPr>
+    </w:p>
+    <w:p>
+      <w:pPr>
         <w:pStyle w:val="Heading2"/>
-        <w:rPr>
-          <w:lang w:val="en-FI" w:eastAsia="en-GB"/>
-        </w:rPr>
-      </w:pPr>
-      <w:r>
-        <w:rPr>
-          <w:lang w:val="en-FI" w:eastAsia="en-GB"/>
-        </w:rPr>
+      </w:pPr>
+      <w:r>
         <w:lastRenderedPageBreak/>
         <w:t>Output voltage swing</w:t>
       </w:r>
@@ -2200,7 +2196,6 @@
       <w:pPr>
         <w:pStyle w:val="Caption"/>
         <w:ind w:left="0" w:firstLine="0"/>
-        <w:jc w:val="left"/>
         <w:rPr>
           <w:lang w:val="en-US"/>
         </w:rPr>
@@ -2421,13 +2416,7 @@
         <w:rPr>
           <w:lang w:val="en-US"/>
         </w:rPr>
-        <w:t xml:space="preserve"> I</w:t>
-      </w:r>
-      <w:r>
-        <w:rPr>
-          <w:lang w:val="en-US"/>
-        </w:rPr>
-        <w:t>n the laboratory measurements, a sinusoidal input was used instead.</w:t>
+        <w:t xml:space="preserve"> </w:t>
       </w:r>
     </w:p>
     <w:p>
@@ -2489,7 +2478,6 @@
       <w:pPr>
         <w:pStyle w:val="Caption"/>
         <w:ind w:left="0" w:firstLine="0"/>
-        <w:jc w:val="left"/>
         <w:rPr>
           <w:lang w:val="en-US"/>
         </w:rPr>
@@ -2588,6 +2576,121 @@
     </w:p>
     <w:p>
       <w:pPr>
+        <w:rPr>
+          <w:lang w:val="en-US"/>
+        </w:rPr>
+      </w:pPr>
+    </w:p>
+    <w:p>
+      <w:pPr>
+        <w:keepNext/>
+      </w:pPr>
+      <w:r>
+        <w:lastRenderedPageBreak/>
+        <w:t>The circuit used for the laboratory measurements was a non-inverting amplifier with a gain of 100 (40 dB), as shown in Figure 7. The measurements were first carried out without any load connected to the output and then repeated with a 100 Ω load resistor.</w:t>
+      </w:r>
+    </w:p>
+    <w:p>
+      <w:pPr>
+        <w:keepNext/>
+      </w:pPr>
+    </w:p>
+    <w:p>
+      <w:pPr>
+        <w:keepNext/>
+        <w:jc w:val="center"/>
+      </w:pPr>
+      <w:r>
+        <w:drawing>
+          <wp:inline distT="0" distB="0" distL="0" distR="0" wp14:anchorId="5B4BD720" wp14:editId="79F446D1">
+            <wp:extent cx="5211271" cy="2796774"/>
+            <wp:effectExtent l="0" t="0" r="0" b="0"/>
+            <wp:docPr id="776853064" name="Picture 1"/>
+            <wp:cNvGraphicFramePr>
+              <a:graphicFrameLocks xmlns:a="http://schemas.openxmlformats.org/drawingml/2006/main" noChangeAspect="1"/>
+            </wp:cNvGraphicFramePr>
+            <a:graphic xmlns:a="http://schemas.openxmlformats.org/drawingml/2006/main">
+              <a:graphicData uri="http://schemas.openxmlformats.org/drawingml/2006/picture">
+                <pic:pic xmlns:pic="http://schemas.openxmlformats.org/drawingml/2006/picture">
+                  <pic:nvPicPr>
+                    <pic:cNvPr id="776853064" name=""/>
+                    <pic:cNvPicPr/>
+                  </pic:nvPicPr>
+                  <pic:blipFill>
+                    <a:blip r:embed="rId17"/>
+                    <a:stretch>
+                      <a:fillRect/>
+                    </a:stretch>
+                  </pic:blipFill>
+                  <pic:spPr>
+                    <a:xfrm>
+                      <a:off x="0" y="0"/>
+                      <a:ext cx="5254062" cy="2819739"/>
+                    </a:xfrm>
+                    <a:prstGeom prst="rect">
+                      <a:avLst/>
+                    </a:prstGeom>
+                  </pic:spPr>
+                </pic:pic>
+              </a:graphicData>
+            </a:graphic>
+          </wp:inline>
+        </w:drawing>
+      </w:r>
+    </w:p>
+    <w:p>
+      <w:pPr>
+        <w:pStyle w:val="Caption"/>
+        <w:ind w:left="0" w:firstLine="0"/>
+      </w:pPr>
+      <w:r>
+        <w:t xml:space="preserve">Figure </w:t>
+      </w:r>
+      <w:r>
+        <w:fldChar w:fldCharType="begin"/>
+      </w:r>
+      <w:r>
+        <w:instrText xml:space="preserve"> SEQ Figure \* ARABIC </w:instrText>
+      </w:r>
+      <w:r>
+        <w:fldChar w:fldCharType="separate"/>
+      </w:r>
+      <w:r>
+        <w:rPr>
+          <w:noProof/>
+        </w:rPr>
+        <w:t>7</w:t>
+      </w:r>
+      <w:r>
+        <w:fldChar w:fldCharType="end"/>
+      </w:r>
+      <w:r>
+        <w:t xml:space="preserve">. </w:t>
+      </w:r>
+      <w:r>
+        <w:t>Circuit used for the laboratory output swing measurements. An LM358 non-inverting amplifier with a gain of about 100 (40 dB), powered from ±10 V supplies, and driven by the source V1.</w:t>
+      </w:r>
+    </w:p>
+    <w:p>
+      <w:pPr>
+        <w:rPr>
+          <w:lang w:val="en-US"/>
+        </w:rPr>
+      </w:pPr>
+    </w:p>
+    <w:p>
+      <w:pPr>
+        <w:keepNext/>
+      </w:pPr>
+      <w:r>
+        <w:t>The input was then switched to a sinusoidal signal. Its amplitude was increased until the output was just clipped, and the highest undistorted output and the just-clipped output were measured</w:t>
+      </w:r>
+      <w:r>
+        <w:t>.</w:t>
+      </w:r>
+    </w:p>
+    <w:p>
+      <w:pPr>
         <w:pStyle w:val="Heading2"/>
         <w:rPr>
           <w:lang w:val="en-US"/>
@@ -2597,66 +2700,66 @@
         <w:rPr>
           <w:lang w:val="en-US"/>
         </w:rPr>
+        <w:t>Filter design</w:t>
+      </w:r>
+    </w:p>
+    <w:p>
+      <w:pPr>
+        <w:rPr>
+          <w:lang w:val="en-US"/>
+        </w:rPr>
+      </w:pPr>
+    </w:p>
+    <w:p>
+      <w:pPr>
+        <w:rPr>
+          <w:lang w:val="en-US"/>
+        </w:rPr>
+      </w:pPr>
+      <w:r>
+        <w:rPr>
+          <w:lang w:val="en-US"/>
+        </w:rPr>
+        <w:t xml:space="preserve">To measure the noise of a non-inverting amplifier with a gain of 100 (40 dB) </w:t>
+      </w:r>
+      <w:r>
+        <w:rPr>
+          <w:lang w:val="en-US"/>
+        </w:rPr>
+        <w:t xml:space="preserve">it </w:t>
+      </w:r>
+      <w:r>
+        <w:rPr>
+          <w:lang w:val="en-US"/>
+        </w:rPr>
+        <w:t>was followed by a first-order RC low-pass filter with a cutoff frequency of 1 kHz, as shown in Figure 7. The high gain raises the small noise voltage to a level that is easy to measure, and the filter limits the measurement bandwidth so that the noise is integrated over a well-defined frequency range</w:t>
+      </w:r>
+      <w:r>
+        <w:rPr>
+          <w:lang w:val="en-US"/>
+        </w:rPr>
+        <w:t>.</w:t>
+      </w:r>
+    </w:p>
+    <w:p>
+      <w:pPr>
+        <w:rPr>
+          <w:lang w:val="en-US"/>
+        </w:rPr>
+      </w:pPr>
+    </w:p>
+    <w:p>
+      <w:pPr>
+        <w:jc w:val="center"/>
+        <w:rPr>
+          <w:lang w:val="en-US"/>
+        </w:rPr>
+      </w:pPr>
+      <w:r>
+        <w:rPr>
+          <w:lang w:val="en-US"/>
+        </w:rPr>
         <w:lastRenderedPageBreak/>
-        <w:t>Filter design</w:t>
-      </w:r>
-    </w:p>
-    <w:p>
-      <w:pPr>
-        <w:rPr>
-          <w:lang w:val="en-US"/>
-        </w:rPr>
-      </w:pPr>
-    </w:p>
-    <w:p>
-      <w:pPr>
-        <w:rPr>
-          <w:lang w:val="en-US"/>
-        </w:rPr>
-      </w:pPr>
-      <w:r>
-        <w:rPr>
-          <w:lang w:val="en-US"/>
-        </w:rPr>
-        <w:t xml:space="preserve">To measure the noise of a non-inverting amplifier with a gain of 100 (40 dB) </w:t>
-      </w:r>
-      <w:r>
-        <w:rPr>
-          <w:lang w:val="en-US"/>
-        </w:rPr>
-        <w:t xml:space="preserve">it </w:t>
-      </w:r>
-      <w:r>
-        <w:rPr>
-          <w:lang w:val="en-US"/>
-        </w:rPr>
-        <w:t>was followed by a first-order RC low-pass filter with a cutoff frequency of 1 kHz, as shown in Figure 7. The high gain raises the small noise voltage to a level that is easy to measure, and the filter limits the measurement bandwidth so that the noise is integrated over a well-defined frequency range</w:t>
-      </w:r>
-      <w:r>
-        <w:rPr>
-          <w:lang w:val="en-US"/>
-        </w:rPr>
-        <w:t>.</w:t>
-      </w:r>
-    </w:p>
-    <w:p>
-      <w:pPr>
-        <w:rPr>
-          <w:lang w:val="en-US"/>
-        </w:rPr>
-      </w:pPr>
-    </w:p>
-    <w:p>
-      <w:pPr>
-        <w:jc w:val="center"/>
-        <w:rPr>
-          <w:lang w:val="en-US"/>
-        </w:rPr>
-      </w:pPr>
-      <w:r>
-        <w:rPr>
-          <w:lang w:val="en-US"/>
-        </w:rPr>
         <w:drawing>
           <wp:inline distT="0" distB="0" distL="0" distR="0" wp14:anchorId="472D738E" wp14:editId="3D35C507">
             <wp:extent cx="5662246" cy="4113508"/>
@@ -2673,7 +2776,7 @@
                     <pic:cNvPicPr/>
                   </pic:nvPicPr>
                   <pic:blipFill>
-                    <a:blip r:embed="rId17"/>
+                    <a:blip r:embed="rId18"/>
                     <a:stretch>
                       <a:fillRect/>
                     </a:stretch>
@@ -2730,7 +2833,7 @@
           <w:noProof/>
           <w:lang w:val="en-US"/>
         </w:rPr>
-        <w:t>7</w:t>
+        <w:t>8</w:t>
       </w:r>
       <w:r>
         <w:fldChar w:fldCharType="end"/>
@@ -3052,75 +3155,79 @@
         <w:t xml:space="preserve">as shown </w:t>
       </w:r>
       <w:r>
-        <w:t xml:space="preserve">in Figure 7. These are values commonly used for power supply filtering. The large electrolytic capacitor supplies the low-frequency current demand and filters out slow variations on the supply. At higher </w:t>
-      </w:r>
-      <w:r>
+        <w:t xml:space="preserve">in Figure 7. These are values commonly used for power supply filtering. The large electrolytic capacitor supplies the low-frequency current demand and filters out slow variations on the supply. At higher frequencies, however, its equivalent series inductance make it a poor filter. The smaller 100 nF </w:t>
+      </w:r>
+      <w:r>
+        <w:t xml:space="preserve">bypass </w:t>
+      </w:r>
+      <w:r>
+        <w:t>capacitor is therefore added in parallel to keep the supply impedance low at these frequencies, so that the circuit can operate properly across the whole frequency range.</w:t>
+      </w:r>
+    </w:p>
+    <w:p/>
+    <w:p>
+      <w:pPr>
+        <w:rPr>
+          <w:bCs/>
+          <w:lang w:val="en-US"/>
+        </w:rPr>
+      </w:pPr>
+      <w:r>
+        <w:rPr>
+          <w:b/>
+          <w:lang w:val="en-US"/>
+        </w:rPr>
+        <w:t>The methods section of a short report is comp</w:t>
+      </w:r>
+      <w:r>
+        <w:rPr>
+          <w:b/>
+          <w:lang w:val="en-US"/>
+        </w:rPr>
+        <w:t xml:space="preserve">act, but comprehensive. </w:t>
+      </w:r>
+      <w:r>
+        <w:rPr>
+          <w:bCs/>
+          <w:lang w:val="en-US"/>
+        </w:rPr>
+        <w:t>It presents the measurement setup or any other experimentation s</w:t>
+      </w:r>
+      <w:r>
+        <w:rPr>
+          <w:bCs/>
+          <w:lang w:val="en-US"/>
+        </w:rPr>
+        <w:t>etups</w:t>
+      </w:r>
+      <w:r>
+        <w:rPr>
+          <w:bCs/>
+          <w:lang w:val="en-US"/>
+        </w:rPr>
+        <w:t xml:space="preserve"> </w:t>
+      </w:r>
+      <w:r>
+        <w:rPr>
+          <w:bCs/>
+          <w:lang w:val="en-US"/>
+        </w:rPr>
+        <w:t xml:space="preserve">for example with circuit diagrams or other demonstrative figures and dimensioning calculations, if necessary. It is especially important that after reading the section the reader understands what is measured using which instruments. If the result is calculated based on multiple measurements, the equations must be presented and justified shortly. </w:t>
+      </w:r>
+      <w:r>
+        <w:rPr>
+          <w:b/>
+          <w:lang w:val="en-US"/>
+        </w:rPr>
+        <w:t xml:space="preserve">In a </w:t>
+      </w:r>
+      <w:r>
+        <w:rPr>
+          <w:b/>
+          <w:lang w:val="en-US"/>
+        </w:rPr>
         <w:lastRenderedPageBreak/>
-        <w:t xml:space="preserve">frequencies, however, its equivalent series inductance make it a poor filter. The smaller 100 nF </w:t>
-      </w:r>
-      <w:r>
-        <w:t xml:space="preserve">bypass </w:t>
-      </w:r>
-      <w:r>
-        <w:t>capacitor is therefore added in parallel to keep the supply impedance low at these frequencies, so that the circuit can operate properly across the whole frequency range.</w:t>
-      </w:r>
-    </w:p>
-    <w:p/>
-    <w:p>
-      <w:pPr>
-        <w:rPr>
-          <w:bCs/>
-          <w:lang w:val="en-US"/>
-        </w:rPr>
-      </w:pPr>
-      <w:r>
-        <w:rPr>
-          <w:b/>
-          <w:lang w:val="en-US"/>
-        </w:rPr>
-        <w:t>The methods section of a short report is comp</w:t>
-      </w:r>
-      <w:r>
-        <w:rPr>
-          <w:b/>
-          <w:lang w:val="en-US"/>
-        </w:rPr>
-        <w:t xml:space="preserve">act, but comprehensive. </w:t>
-      </w:r>
-      <w:r>
-        <w:rPr>
-          <w:bCs/>
-          <w:lang w:val="en-US"/>
-        </w:rPr>
-        <w:t>It presents the measurement setup or any other experimentation s</w:t>
-      </w:r>
-      <w:r>
-        <w:rPr>
-          <w:bCs/>
-          <w:lang w:val="en-US"/>
-        </w:rPr>
-        <w:t>etups</w:t>
-      </w:r>
-      <w:r>
-        <w:rPr>
-          <w:bCs/>
-          <w:lang w:val="en-US"/>
-        </w:rPr>
-        <w:t xml:space="preserve"> </w:t>
-      </w:r>
-      <w:r>
-        <w:rPr>
-          <w:bCs/>
-          <w:lang w:val="en-US"/>
-        </w:rPr>
-        <w:t xml:space="preserve">for example with circuit diagrams or other demonstrative figures and dimensioning calculations, if necessary. It is especially important that after reading the section the reader understands what is measured using which instruments. If the result is calculated based on multiple measurements, the equations must be presented and justified shortly. </w:t>
-      </w:r>
-      <w:r>
-        <w:rPr>
-          <w:b/>
-          <w:lang w:val="en-US"/>
-        </w:rPr>
-        <w:t>In a longer research report paper the methods description is longer if needed.</w:t>
+        <w:t>longer research report paper the methods description is longer if needed.</w:t>
       </w:r>
       <w:r>
         <w:rPr>
@@ -3204,7 +3311,7 @@
                     <pic:cNvPicPr/>
                   </pic:nvPicPr>
                   <pic:blipFill>
-                    <a:blip r:embed="rId18" cstate="print">
+                    <a:blip r:embed="rId19" cstate="print">
                       <a:extLst>
                         <a:ext uri="{28A0092B-C50C-407E-A947-70E740481C1C}">
                           <a14:useLocalDpi xmlns:a14="http://schemas.microsoft.com/office/drawing/2010/main" val="0"/>
@@ -3882,7 +3989,7 @@
                     <pic:cNvPicPr/>
                   </pic:nvPicPr>
                   <pic:blipFill rotWithShape="1">
-                    <a:blip r:embed="rId19" cstate="print">
+                    <a:blip r:embed="rId20" cstate="print">
                       <a:extLst>
                         <a:ext uri="{28A0092B-C50C-407E-A947-70E740481C1C}">
                           <a14:useLocalDpi xmlns:a14="http://schemas.microsoft.com/office/drawing/2010/main" val="0"/>
@@ -4084,99 +4191,105 @@
         <w:rPr>
           <w:lang w:val="en-US"/>
         </w:rPr>
+        <w:t xml:space="preserve">All reports require that </w:t>
+      </w:r>
+      <w:r>
+        <w:rPr>
+          <w:lang w:val="en-US"/>
+        </w:rPr>
+        <w:t xml:space="preserve">they have enough information for the reader to be able to repeat the measurement, test or study conducted. </w:t>
+      </w:r>
+      <w:r>
+        <w:rPr>
+          <w:lang w:val="en-US"/>
+        </w:rPr>
+        <w:t xml:space="preserve">The </w:t>
+      </w:r>
+      <w:r>
+        <w:rPr>
+          <w:lang w:val="en-US"/>
+        </w:rPr>
+        <w:t>description</w:t>
+      </w:r>
+      <w:r>
+        <w:rPr>
+          <w:lang w:val="en-US"/>
+        </w:rPr>
+        <w:t xml:space="preserve"> has to be </w:t>
+      </w:r>
+      <w:r>
+        <w:rPr>
+          <w:lang w:val="en-US"/>
+        </w:rPr>
+        <w:t xml:space="preserve">written out </w:t>
+      </w:r>
+      <w:r>
+        <w:rPr>
+          <w:lang w:val="en-US"/>
+        </w:rPr>
+        <w:t>following</w:t>
+      </w:r>
+      <w:r>
+        <w:rPr>
+          <w:lang w:val="en-US"/>
+        </w:rPr>
+        <w:t xml:space="preserve"> g</w:t>
+      </w:r>
+      <w:r>
+        <w:rPr>
+          <w:lang w:val="en-US"/>
+        </w:rPr>
+        <w:t xml:space="preserve">ood scientific practices so that a professional of the report field of study can re-make the same study, for example to check equations, measurements, calculations or the result and its conclusions. It is usually reasonable to support the presentation of methods with figures, such as circuit diagrams or other design documentation. </w:t>
+      </w:r>
+      <w:r>
+        <w:rPr>
+          <w:lang w:val="en-US"/>
+        </w:rPr>
+        <w:t>A</w:t>
+      </w:r>
+      <w:r>
+        <w:rPr>
+          <w:lang w:val="en-US"/>
+        </w:rPr>
+        <w:t xml:space="preserve"> photograph of the measurement setup can also be presented, but it seldomly alone gives out a clear explanation of the method used.</w:t>
+      </w:r>
+    </w:p>
+    <w:p>
+      <w:pPr>
+        <w:rPr>
+          <w:lang w:val="en-US"/>
+        </w:rPr>
+      </w:pPr>
+      <w:r>
+        <w:rPr>
+          <w:lang w:val="en-US"/>
+        </w:rPr>
+        <w:t>The principles for determining the</w:t>
+      </w:r>
+      <w:r>
+        <w:rPr>
+          <w:lang w:val="en-US"/>
+        </w:rPr>
+        <w:t xml:space="preserve"> uncertainty of measurements (the sources of uncertainty, assumptions about error distributions, combining uncertainties etc.) can be presented in the </w:t>
+      </w:r>
+      <w:r>
+        <w:rPr>
+          <w:lang w:val="en-US"/>
+        </w:rPr>
+        <w:t>m</w:t>
+      </w:r>
+      <w:r>
+        <w:rPr>
+          <w:lang w:val="en-US"/>
+        </w:rPr>
+        <w:t xml:space="preserve">ethods section, </w:t>
+      </w:r>
+      <w:r>
+        <w:rPr>
+          <w:lang w:val="en-US"/>
+        </w:rPr>
         <w:lastRenderedPageBreak/>
-        <w:t xml:space="preserve">All reports require that </w:t>
-      </w:r>
-      <w:r>
-        <w:rPr>
-          <w:lang w:val="en-US"/>
-        </w:rPr>
-        <w:t xml:space="preserve">they have enough information for the reader to be able to repeat the measurement, test or study conducted. </w:t>
-      </w:r>
-      <w:r>
-        <w:rPr>
-          <w:lang w:val="en-US"/>
-        </w:rPr>
-        <w:t xml:space="preserve">The </w:t>
-      </w:r>
-      <w:r>
-        <w:rPr>
-          <w:lang w:val="en-US"/>
-        </w:rPr>
-        <w:t>description</w:t>
-      </w:r>
-      <w:r>
-        <w:rPr>
-          <w:lang w:val="en-US"/>
-        </w:rPr>
-        <w:t xml:space="preserve"> has to be </w:t>
-      </w:r>
-      <w:r>
-        <w:rPr>
-          <w:lang w:val="en-US"/>
-        </w:rPr>
-        <w:t xml:space="preserve">written out </w:t>
-      </w:r>
-      <w:r>
-        <w:rPr>
-          <w:lang w:val="en-US"/>
-        </w:rPr>
-        <w:t>following</w:t>
-      </w:r>
-      <w:r>
-        <w:rPr>
-          <w:lang w:val="en-US"/>
-        </w:rPr>
-        <w:t xml:space="preserve"> g</w:t>
-      </w:r>
-      <w:r>
-        <w:rPr>
-          <w:lang w:val="en-US"/>
-        </w:rPr>
-        <w:t xml:space="preserve">ood scientific practices so that a professional of the report field of study can re-make the same study, for example to check equations, measurements, calculations or the result and its conclusions. It is usually reasonable to support the presentation of methods with figures, such as circuit diagrams or other design documentation. </w:t>
-      </w:r>
-      <w:r>
-        <w:rPr>
-          <w:lang w:val="en-US"/>
-        </w:rPr>
-        <w:t>A</w:t>
-      </w:r>
-      <w:r>
-        <w:rPr>
-          <w:lang w:val="en-US"/>
-        </w:rPr>
-        <w:t xml:space="preserve"> photograph of the measurement setup can also be presented, but it seldomly alone gives out a clear explanation of the method used.</w:t>
-      </w:r>
-    </w:p>
-    <w:p>
-      <w:pPr>
-        <w:rPr>
-          <w:lang w:val="en-US"/>
-        </w:rPr>
-      </w:pPr>
-      <w:r>
-        <w:rPr>
-          <w:lang w:val="en-US"/>
-        </w:rPr>
-        <w:t>The principles for determining the</w:t>
-      </w:r>
-      <w:r>
-        <w:rPr>
-          <w:lang w:val="en-US"/>
-        </w:rPr>
-        <w:t xml:space="preserve"> uncertainty of measurements (the sources of uncertainty, assumptions about error distributions, combining uncertainties etc.) can be presented in the </w:t>
-      </w:r>
-      <w:r>
-        <w:rPr>
-          <w:lang w:val="en-US"/>
-        </w:rPr>
-        <w:t>m</w:t>
-      </w:r>
-      <w:r>
-        <w:rPr>
-          <w:lang w:val="en-US"/>
-        </w:rPr>
-        <w:t xml:space="preserve">ethods section, or if the review is long, it can also be added as an appendix to the end of the report. </w:t>
+        <w:t xml:space="preserve">or if the review is long, it can also be added as an appendix to the end of the report. </w:t>
       </w:r>
       <w:r>
         <w:rPr>
@@ -4301,225 +4414,6 @@
                 <pic:pic xmlns:pic="http://schemas.openxmlformats.org/drawingml/2006/picture">
                   <pic:nvPicPr>
                     <pic:cNvPr id="558697205" name="Picture 558697205"/>
-                    <pic:cNvPicPr/>
-                  </pic:nvPicPr>
-                  <pic:blipFill>
-                    <a:blip r:embed="rId20"/>
-                    <a:stretch>
-                      <a:fillRect/>
-                    </a:stretch>
-                  </pic:blipFill>
-                  <pic:spPr>
-                    <a:xfrm>
-                      <a:off x="0" y="0"/>
-                      <a:ext cx="6189345" cy="1899285"/>
-                    </a:xfrm>
-                    <a:prstGeom prst="rect">
-                      <a:avLst/>
-                    </a:prstGeom>
-                  </pic:spPr>
-                </pic:pic>
-              </a:graphicData>
-            </a:graphic>
-          </wp:inline>
-        </w:drawing>
-      </w:r>
-    </w:p>
-    <w:p>
-      <w:pPr>
-        <w:pStyle w:val="Caption"/>
-        <w:ind w:left="0" w:firstLine="0"/>
-        <w:rPr>
-          <w:lang w:val="en-US"/>
-        </w:rPr>
-      </w:pPr>
-      <w:r>
-        <w:rPr>
-          <w:lang w:val="en-US"/>
-        </w:rPr>
-        <w:t xml:space="preserve">Figure </w:t>
-      </w:r>
-      <w:r>
-        <w:fldChar w:fldCharType="begin"/>
-      </w:r>
-      <w:r>
-        <w:rPr>
-          <w:lang w:val="en-US"/>
-        </w:rPr>
-        <w:instrText xml:space="preserve"> SEQ Figure \* ARABIC </w:instrText>
-      </w:r>
-      <w:r>
-        <w:fldChar w:fldCharType="separate"/>
-      </w:r>
-      <w:r>
-        <w:rPr>
-          <w:noProof/>
-          <w:lang w:val="en-US"/>
-        </w:rPr>
-        <w:t>8</w:t>
-      </w:r>
-      <w:r>
-        <w:fldChar w:fldCharType="end"/>
-      </w:r>
-      <w:r>
-        <w:rPr>
-          <w:lang w:val="en-US"/>
-        </w:rPr>
-        <w:t>.</w:t>
-      </w:r>
-      <w:r>
-        <w:rPr>
-          <w:lang w:val="en-US"/>
-        </w:rPr>
-        <w:t xml:space="preserve"> </w:t>
-      </w:r>
-      <w:r>
-        <w:rPr>
-          <w:lang w:val="en-US"/>
-        </w:rPr>
-        <w:t xml:space="preserve">Simulated small-signal frequency response of the LM358 voltage follower (Av = 1, 0 dB) in </w:t>
-      </w:r>
-      <w:proofErr w:type="spellStart"/>
-      <w:r>
-        <w:rPr>
-          <w:lang w:val="en-US"/>
-        </w:rPr>
-        <w:t>LTSpice</w:t>
-      </w:r>
-      <w:proofErr w:type="spellEnd"/>
-      <w:r>
-        <w:rPr>
-          <w:lang w:val="en-US"/>
-        </w:rPr>
-        <w:t xml:space="preserve"> from 10 Hz to 10 </w:t>
-      </w:r>
-      <w:proofErr w:type="spellStart"/>
-      <w:r>
-        <w:rPr>
-          <w:lang w:val="en-US"/>
-        </w:rPr>
-        <w:t>MHz.</w:t>
-      </w:r>
-      <w:proofErr w:type="spellEnd"/>
-      <w:r>
-        <w:rPr>
-          <w:lang w:val="en-US"/>
-        </w:rPr>
-        <w:t xml:space="preserve"> The simulation exhibits a flat 0 dB passband with mild gain peaking near 800 kHz arising from phase margin degradation</w:t>
-      </w:r>
-      <w:r>
-        <w:rPr>
-          <w:lang w:val="en-US"/>
-        </w:rPr>
-        <w:t xml:space="preserve">, </w:t>
-      </w:r>
-      <w:r>
-        <w:rPr>
-          <w:lang w:val="en-US"/>
-        </w:rPr>
-        <w:t>reaching a -3 dB cutoff frequency at 1.</w:t>
-      </w:r>
-      <w:r>
-        <w:rPr>
-          <w:lang w:val="en-US"/>
-        </w:rPr>
-        <w:t>1</w:t>
-      </w:r>
-      <w:r>
-        <w:rPr>
-          <w:lang w:val="en-US"/>
-        </w:rPr>
-        <w:t xml:space="preserve">5 </w:t>
-      </w:r>
-      <w:proofErr w:type="spellStart"/>
-      <w:r>
-        <w:rPr>
-          <w:lang w:val="en-US"/>
-        </w:rPr>
-        <w:t>MHz.</w:t>
-      </w:r>
-      <w:proofErr w:type="spellEnd"/>
-      <w:r>
-        <w:rPr>
-          <w:lang w:val="en-US"/>
-        </w:rPr>
-        <w:t xml:space="preserve"> Phase remains near 0° at low </w:t>
-      </w:r>
-      <w:proofErr w:type="gramStart"/>
-      <w:r>
-        <w:rPr>
-          <w:lang w:val="en-US"/>
-        </w:rPr>
-        <w:t xml:space="preserve">frequencies, </w:t>
-      </w:r>
-      <w:r>
-        <w:rPr>
-          <w:lang w:val="en-US"/>
-        </w:rPr>
-        <w:t>and</w:t>
-      </w:r>
-      <w:proofErr w:type="gramEnd"/>
-      <w:r>
-        <w:rPr>
-          <w:lang w:val="en-US"/>
-        </w:rPr>
-        <w:t xml:space="preserve"> start </w:t>
-      </w:r>
-      <w:r>
-        <w:rPr>
-          <w:lang w:val="en-US"/>
-        </w:rPr>
-        <w:t>dropping</w:t>
-      </w:r>
-      <w:r>
-        <w:rPr>
-          <w:lang w:val="en-US"/>
-        </w:rPr>
-        <w:t xml:space="preserve"> </w:t>
-      </w:r>
-      <w:r>
-        <w:rPr>
-          <w:lang w:val="en-US"/>
-        </w:rPr>
-        <w:t>at 700 kHz</w:t>
-      </w:r>
-      <w:r>
-        <w:rPr>
-          <w:lang w:val="en-US"/>
-        </w:rPr>
-        <w:t>.</w:t>
-      </w:r>
-    </w:p>
-    <w:p>
-      <w:pPr>
-        <w:rPr>
-          <w:lang w:val="en-US"/>
-        </w:rPr>
-      </w:pPr>
-    </w:p>
-    <w:p>
-      <w:pPr>
-        <w:keepNext/>
-      </w:pPr>
-      <w:r>
-        <w:rPr>
-          <w:noProof/>
-          <w:lang w:val="en-US"/>
-        </w:rPr>
-        <w:lastRenderedPageBreak/>
-        <w:drawing>
-          <wp:inline distT="0" distB="0" distL="0" distR="0" wp14:anchorId="07708657" wp14:editId="24868DF6">
-            <wp:extent cx="6189345" cy="1899285"/>
-            <wp:effectExtent l="0" t="0" r="0" b="5715"/>
-            <wp:docPr id="202929633" name="Picture 10"/>
-            <wp:cNvGraphicFramePr>
-              <a:graphicFrameLocks xmlns:a="http://schemas.openxmlformats.org/drawingml/2006/main" noChangeAspect="1"/>
-            </wp:cNvGraphicFramePr>
-            <a:graphic xmlns:a="http://schemas.openxmlformats.org/drawingml/2006/main">
-              <a:graphicData uri="http://schemas.openxmlformats.org/drawingml/2006/picture">
-                <pic:pic xmlns:pic="http://schemas.openxmlformats.org/drawingml/2006/picture">
-                  <pic:nvPicPr>
-                    <pic:cNvPr id="202929633" name="Picture 202929633"/>
                     <pic:cNvPicPr/>
                   </pic:nvPicPr>
                   <pic:blipFill>
@@ -4584,6 +4478,224 @@
         <w:rPr>
           <w:lang w:val="en-US"/>
         </w:rPr>
+        <w:t>.</w:t>
+      </w:r>
+      <w:r>
+        <w:rPr>
+          <w:lang w:val="en-US"/>
+        </w:rPr>
+        <w:t xml:space="preserve"> </w:t>
+      </w:r>
+      <w:r>
+        <w:rPr>
+          <w:lang w:val="en-US"/>
+        </w:rPr>
+        <w:t xml:space="preserve">Simulated small-signal frequency response of the LM358 voltage follower (Av = 1, 0 dB) in </w:t>
+      </w:r>
+      <w:proofErr w:type="spellStart"/>
+      <w:r>
+        <w:rPr>
+          <w:lang w:val="en-US"/>
+        </w:rPr>
+        <w:t>LTSpice</w:t>
+      </w:r>
+      <w:proofErr w:type="spellEnd"/>
+      <w:r>
+        <w:rPr>
+          <w:lang w:val="en-US"/>
+        </w:rPr>
+        <w:t xml:space="preserve"> from 10 Hz to 10 </w:t>
+      </w:r>
+      <w:proofErr w:type="spellStart"/>
+      <w:r>
+        <w:rPr>
+          <w:lang w:val="en-US"/>
+        </w:rPr>
+        <w:t>MHz.</w:t>
+      </w:r>
+      <w:proofErr w:type="spellEnd"/>
+      <w:r>
+        <w:rPr>
+          <w:lang w:val="en-US"/>
+        </w:rPr>
+        <w:t xml:space="preserve"> The simulation exhibits a flat 0 dB passband with mild gain peaking near 800 kHz arising from phase margin degradation</w:t>
+      </w:r>
+      <w:r>
+        <w:rPr>
+          <w:lang w:val="en-US"/>
+        </w:rPr>
+        <w:t xml:space="preserve">, </w:t>
+      </w:r>
+      <w:r>
+        <w:rPr>
+          <w:lang w:val="en-US"/>
+        </w:rPr>
+        <w:t>reaching a -3 dB cutoff frequency at 1.</w:t>
+      </w:r>
+      <w:r>
+        <w:rPr>
+          <w:lang w:val="en-US"/>
+        </w:rPr>
+        <w:t>1</w:t>
+      </w:r>
+      <w:r>
+        <w:rPr>
+          <w:lang w:val="en-US"/>
+        </w:rPr>
+        <w:t xml:space="preserve">5 </w:t>
+      </w:r>
+      <w:proofErr w:type="spellStart"/>
+      <w:r>
+        <w:rPr>
+          <w:lang w:val="en-US"/>
+        </w:rPr>
+        <w:t>MHz.</w:t>
+      </w:r>
+      <w:proofErr w:type="spellEnd"/>
+      <w:r>
+        <w:rPr>
+          <w:lang w:val="en-US"/>
+        </w:rPr>
+        <w:t xml:space="preserve"> Phase remains near 0° at low </w:t>
+      </w:r>
+      <w:proofErr w:type="gramStart"/>
+      <w:r>
+        <w:rPr>
+          <w:lang w:val="en-US"/>
+        </w:rPr>
+        <w:t xml:space="preserve">frequencies, </w:t>
+      </w:r>
+      <w:r>
+        <w:rPr>
+          <w:lang w:val="en-US"/>
+        </w:rPr>
+        <w:t>and</w:t>
+      </w:r>
+      <w:proofErr w:type="gramEnd"/>
+      <w:r>
+        <w:rPr>
+          <w:lang w:val="en-US"/>
+        </w:rPr>
+        <w:t xml:space="preserve"> start </w:t>
+      </w:r>
+      <w:r>
+        <w:rPr>
+          <w:lang w:val="en-US"/>
+        </w:rPr>
+        <w:t>dropping</w:t>
+      </w:r>
+      <w:r>
+        <w:rPr>
+          <w:lang w:val="en-US"/>
+        </w:rPr>
+        <w:t xml:space="preserve"> </w:t>
+      </w:r>
+      <w:r>
+        <w:rPr>
+          <w:lang w:val="en-US"/>
+        </w:rPr>
+        <w:t>at 700 kHz</w:t>
+      </w:r>
+      <w:r>
+        <w:rPr>
+          <w:lang w:val="en-US"/>
+        </w:rPr>
+        <w:t>.</w:t>
+      </w:r>
+    </w:p>
+    <w:p>
+      <w:pPr>
+        <w:rPr>
+          <w:lang w:val="en-US"/>
+        </w:rPr>
+      </w:pPr>
+    </w:p>
+    <w:p>
+      <w:pPr>
+        <w:keepNext/>
+      </w:pPr>
+      <w:r>
+        <w:rPr>
+          <w:noProof/>
+          <w:lang w:val="en-US"/>
+        </w:rPr>
+        <w:drawing>
+          <wp:inline distT="0" distB="0" distL="0" distR="0" wp14:anchorId="07708657" wp14:editId="24868DF6">
+            <wp:extent cx="6189345" cy="1899285"/>
+            <wp:effectExtent l="0" t="0" r="0" b="5715"/>
+            <wp:docPr id="202929633" name="Picture 10"/>
+            <wp:cNvGraphicFramePr>
+              <a:graphicFrameLocks xmlns:a="http://schemas.openxmlformats.org/drawingml/2006/main" noChangeAspect="1"/>
+            </wp:cNvGraphicFramePr>
+            <a:graphic xmlns:a="http://schemas.openxmlformats.org/drawingml/2006/main">
+              <a:graphicData uri="http://schemas.openxmlformats.org/drawingml/2006/picture">
+                <pic:pic xmlns:pic="http://schemas.openxmlformats.org/drawingml/2006/picture">
+                  <pic:nvPicPr>
+                    <pic:cNvPr id="202929633" name="Picture 202929633"/>
+                    <pic:cNvPicPr/>
+                  </pic:nvPicPr>
+                  <pic:blipFill>
+                    <a:blip r:embed="rId22"/>
+                    <a:stretch>
+                      <a:fillRect/>
+                    </a:stretch>
+                  </pic:blipFill>
+                  <pic:spPr>
+                    <a:xfrm>
+                      <a:off x="0" y="0"/>
+                      <a:ext cx="6189345" cy="1899285"/>
+                    </a:xfrm>
+                    <a:prstGeom prst="rect">
+                      <a:avLst/>
+                    </a:prstGeom>
+                  </pic:spPr>
+                </pic:pic>
+              </a:graphicData>
+            </a:graphic>
+          </wp:inline>
+        </w:drawing>
+      </w:r>
+    </w:p>
+    <w:p>
+      <w:pPr>
+        <w:pStyle w:val="Caption"/>
+        <w:ind w:left="0" w:firstLine="0"/>
+        <w:rPr>
+          <w:lang w:val="en-US"/>
+        </w:rPr>
+      </w:pPr>
+      <w:r>
+        <w:rPr>
+          <w:lang w:val="en-US"/>
+        </w:rPr>
+        <w:t xml:space="preserve">Figure </w:t>
+      </w:r>
+      <w:r>
+        <w:fldChar w:fldCharType="begin"/>
+      </w:r>
+      <w:r>
+        <w:rPr>
+          <w:lang w:val="en-US"/>
+        </w:rPr>
+        <w:instrText xml:space="preserve"> SEQ Figure \* ARABIC </w:instrText>
+      </w:r>
+      <w:r>
+        <w:fldChar w:fldCharType="separate"/>
+      </w:r>
+      <w:r>
+        <w:rPr>
+          <w:noProof/>
+          <w:lang w:val="en-US"/>
+        </w:rPr>
+        <w:t>10</w:t>
+      </w:r>
+      <w:r>
+        <w:fldChar w:fldCharType="end"/>
+      </w:r>
+      <w:r>
+        <w:rPr>
+          <w:lang w:val="en-US"/>
+        </w:rPr>
         <w:t xml:space="preserve">. </w:t>
       </w:r>
       <w:r>
@@ -4632,6 +4744,7 @@
         <w:rPr>
           <w:noProof/>
         </w:rPr>
+        <w:lastRenderedPageBreak/>
         <w:drawing>
           <wp:inline distT="0" distB="0" distL="0" distR="0" wp14:anchorId="799A7238" wp14:editId="351CBD77">
             <wp:extent cx="6189345" cy="1905635"/>
@@ -4648,7 +4761,7 @@
                     <pic:cNvPicPr/>
                   </pic:nvPicPr>
                   <pic:blipFill>
-                    <a:blip r:embed="rId22"/>
+                    <a:blip r:embed="rId23"/>
                     <a:stretch>
                       <a:fillRect/>
                     </a:stretch>
@@ -4699,7 +4812,7 @@
           <w:noProof/>
           <w:lang w:val="en-US"/>
         </w:rPr>
-        <w:t>10</w:t>
+        <w:t>11</w:t>
       </w:r>
       <w:r>
         <w:fldChar w:fldCharType="end"/>
@@ -4770,107 +4883,6 @@
                 <pic:pic xmlns:pic="http://schemas.openxmlformats.org/drawingml/2006/picture">
                   <pic:nvPicPr>
                     <pic:cNvPr id="1562323562" name="Picture 1562323562"/>
-                    <pic:cNvPicPr/>
-                  </pic:nvPicPr>
-                  <pic:blipFill>
-                    <a:blip r:embed="rId23"/>
-                    <a:stretch>
-                      <a:fillRect/>
-                    </a:stretch>
-                  </pic:blipFill>
-                  <pic:spPr>
-                    <a:xfrm>
-                      <a:off x="0" y="0"/>
-                      <a:ext cx="6189345" cy="1899285"/>
-                    </a:xfrm>
-                    <a:prstGeom prst="rect">
-                      <a:avLst/>
-                    </a:prstGeom>
-                  </pic:spPr>
-                </pic:pic>
-              </a:graphicData>
-            </a:graphic>
-          </wp:inline>
-        </w:drawing>
-      </w:r>
-    </w:p>
-    <w:p>
-      <w:pPr>
-        <w:pStyle w:val="Caption"/>
-        <w:rPr>
-          <w:lang w:val="en-US"/>
-        </w:rPr>
-      </w:pPr>
-      <w:r>
-        <w:rPr>
-          <w:lang w:val="en-US"/>
-        </w:rPr>
-        <w:t xml:space="preserve">Figure </w:t>
-      </w:r>
-      <w:r>
-        <w:fldChar w:fldCharType="begin"/>
-      </w:r>
-      <w:r>
-        <w:rPr>
-          <w:lang w:val="en-US"/>
-        </w:rPr>
-        <w:instrText xml:space="preserve"> SEQ Figure \* ARABIC </w:instrText>
-      </w:r>
-      <w:r>
-        <w:fldChar w:fldCharType="separate"/>
-      </w:r>
-      <w:r>
-        <w:rPr>
-          <w:noProof/>
-          <w:lang w:val="en-US"/>
-        </w:rPr>
-        <w:t>11</w:t>
-      </w:r>
-      <w:r>
-        <w:fldChar w:fldCharType="end"/>
-      </w:r>
-      <w:r>
-        <w:rPr>
-          <w:lang w:val="en-US"/>
-        </w:rPr>
-        <w:t>. The measured frequency response of a LM358 inverting amplifier with unity gain from</w:t>
-      </w:r>
-      <w:r>
-        <w:rPr>
-          <w:lang w:val="en-US"/>
-        </w:rPr>
-        <w:t xml:space="preserve"> 100Hz to 24.83MHz.</w:t>
-      </w:r>
-    </w:p>
-    <w:p>
-      <w:pPr>
-        <w:rPr>
-          <w:lang w:val="en-US"/>
-        </w:rPr>
-      </w:pPr>
-    </w:p>
-    <w:p>
-      <w:pPr>
-        <w:keepNext/>
-      </w:pPr>
-      <w:r>
-        <w:rPr>
-          <w:noProof/>
-        </w:rPr>
-        <w:lastRenderedPageBreak/>
-        <w:drawing>
-          <wp:inline distT="0" distB="0" distL="0" distR="0" wp14:anchorId="2A9D4018" wp14:editId="6DB0A598">
-            <wp:extent cx="6189345" cy="1899285"/>
-            <wp:effectExtent l="0" t="0" r="0" b="5715"/>
-            <wp:docPr id="406557912" name="Picture 8"/>
-            <wp:cNvGraphicFramePr>
-              <a:graphicFrameLocks xmlns:a="http://schemas.openxmlformats.org/drawingml/2006/main" noChangeAspect="1"/>
-            </wp:cNvGraphicFramePr>
-            <a:graphic xmlns:a="http://schemas.openxmlformats.org/drawingml/2006/main">
-              <a:graphicData uri="http://schemas.openxmlformats.org/drawingml/2006/picture">
-                <pic:pic xmlns:pic="http://schemas.openxmlformats.org/drawingml/2006/picture">
-                  <pic:nvPicPr>
-                    <pic:cNvPr id="406557912" name="Picture 406557912"/>
                     <pic:cNvPicPr/>
                   </pic:nvPicPr>
                   <pic:blipFill>
@@ -4934,50 +4946,13 @@
         <w:rPr>
           <w:lang w:val="en-US"/>
         </w:rPr>
-        <w:t xml:space="preserve">. The simulated frequency response of </w:t>
-      </w:r>
-      <w:r>
-        <w:rPr>
-          <w:lang w:val="en-US"/>
-        </w:rPr>
-        <w:t xml:space="preserve">a </w:t>
-      </w:r>
-      <w:r>
-        <w:rPr>
-          <w:lang w:val="en-US"/>
-        </w:rPr>
-        <w:t xml:space="preserve">LM358 </w:t>
-      </w:r>
-      <w:r>
-        <w:rPr>
-          <w:lang w:val="en-US"/>
-        </w:rPr>
-        <w:t>non-</w:t>
-      </w:r>
-      <w:r>
-        <w:rPr>
-          <w:lang w:val="en-US"/>
-        </w:rPr>
-        <w:t xml:space="preserve">inverting amplifier with a gain </w:t>
-      </w:r>
-      <w:r>
-        <w:rPr>
-          <w:lang w:val="en-US"/>
-        </w:rPr>
-        <w:t>(A</w:t>
-      </w:r>
-      <w:r>
-        <w:rPr>
-          <w:vertAlign w:val="subscript"/>
-          <w:lang w:val="en-US"/>
-        </w:rPr>
-        <w:t>v</w:t>
-      </w:r>
-      <w:r>
-        <w:rPr>
-          <w:lang w:val="en-US"/>
-        </w:rPr>
-        <w:t>) = 100 (40dB) from 10Hz to 10MHz.</w:t>
+        <w:t>. The measured frequency response of a LM358 inverting amplifier with unity gain from</w:t>
+      </w:r>
+      <w:r>
+        <w:rPr>
+          <w:lang w:val="en-US"/>
+        </w:rPr>
+        <w:t xml:space="preserve"> 100Hz to 24.83MHz.</w:t>
       </w:r>
     </w:p>
     <w:p>
@@ -4994,13 +4969,12 @@
       <w:r>
         <w:rPr>
           <w:noProof/>
-          <w:lang w:val="en-US"/>
         </w:rPr>
         <w:drawing>
-          <wp:inline distT="0" distB="0" distL="0" distR="0" wp14:anchorId="783AA0A3" wp14:editId="64CBB4E2">
+          <wp:inline distT="0" distB="0" distL="0" distR="0" wp14:anchorId="2A9D4018" wp14:editId="6DB0A598">
             <wp:extent cx="6189345" cy="1899285"/>
             <wp:effectExtent l="0" t="0" r="0" b="5715"/>
-            <wp:docPr id="1485130847" name="Picture 12"/>
+            <wp:docPr id="406557912" name="Picture 8"/>
             <wp:cNvGraphicFramePr>
               <a:graphicFrameLocks xmlns:a="http://schemas.openxmlformats.org/drawingml/2006/main" noChangeAspect="1"/>
             </wp:cNvGraphicFramePr>
@@ -5008,7 +4982,7 @@
               <a:graphicData uri="http://schemas.openxmlformats.org/drawingml/2006/picture">
                 <pic:pic xmlns:pic="http://schemas.openxmlformats.org/drawingml/2006/picture">
                   <pic:nvPicPr>
-                    <pic:cNvPr id="1485130847" name="Picture 1485130847"/>
+                    <pic:cNvPr id="406557912" name="Picture 406557912"/>
                     <pic:cNvPicPr/>
                   </pic:nvPicPr>
                   <pic:blipFill>
@@ -5072,6 +5046,145 @@
         <w:rPr>
           <w:lang w:val="en-US"/>
         </w:rPr>
+        <w:t xml:space="preserve">. The simulated frequency response of </w:t>
+      </w:r>
+      <w:r>
+        <w:rPr>
+          <w:lang w:val="en-US"/>
+        </w:rPr>
+        <w:t xml:space="preserve">a </w:t>
+      </w:r>
+      <w:r>
+        <w:rPr>
+          <w:lang w:val="en-US"/>
+        </w:rPr>
+        <w:t xml:space="preserve">LM358 </w:t>
+      </w:r>
+      <w:r>
+        <w:rPr>
+          <w:lang w:val="en-US"/>
+        </w:rPr>
+        <w:t>non-</w:t>
+      </w:r>
+      <w:r>
+        <w:rPr>
+          <w:lang w:val="en-US"/>
+        </w:rPr>
+        <w:t xml:space="preserve">inverting amplifier with a gain </w:t>
+      </w:r>
+      <w:r>
+        <w:rPr>
+          <w:lang w:val="en-US"/>
+        </w:rPr>
+        <w:t>(A</w:t>
+      </w:r>
+      <w:r>
+        <w:rPr>
+          <w:vertAlign w:val="subscript"/>
+          <w:lang w:val="en-US"/>
+        </w:rPr>
+        <w:t>v</w:t>
+      </w:r>
+      <w:r>
+        <w:rPr>
+          <w:lang w:val="en-US"/>
+        </w:rPr>
+        <w:t>) = 100 (40dB) from 10Hz to 10MHz.</w:t>
+      </w:r>
+    </w:p>
+    <w:p>
+      <w:pPr>
+        <w:rPr>
+          <w:lang w:val="en-US"/>
+        </w:rPr>
+      </w:pPr>
+    </w:p>
+    <w:p>
+      <w:pPr>
+        <w:keepNext/>
+      </w:pPr>
+      <w:r>
+        <w:rPr>
+          <w:noProof/>
+          <w:lang w:val="en-US"/>
+        </w:rPr>
+        <w:lastRenderedPageBreak/>
+        <w:drawing>
+          <wp:inline distT="0" distB="0" distL="0" distR="0" wp14:anchorId="783AA0A3" wp14:editId="64CBB4E2">
+            <wp:extent cx="6189345" cy="1899285"/>
+            <wp:effectExtent l="0" t="0" r="0" b="5715"/>
+            <wp:docPr id="1485130847" name="Picture 12"/>
+            <wp:cNvGraphicFramePr>
+              <a:graphicFrameLocks xmlns:a="http://schemas.openxmlformats.org/drawingml/2006/main" noChangeAspect="1"/>
+            </wp:cNvGraphicFramePr>
+            <a:graphic xmlns:a="http://schemas.openxmlformats.org/drawingml/2006/main">
+              <a:graphicData uri="http://schemas.openxmlformats.org/drawingml/2006/picture">
+                <pic:pic xmlns:pic="http://schemas.openxmlformats.org/drawingml/2006/picture">
+                  <pic:nvPicPr>
+                    <pic:cNvPr id="1485130847" name="Picture 1485130847"/>
+                    <pic:cNvPicPr/>
+                  </pic:nvPicPr>
+                  <pic:blipFill>
+                    <a:blip r:embed="rId26"/>
+                    <a:stretch>
+                      <a:fillRect/>
+                    </a:stretch>
+                  </pic:blipFill>
+                  <pic:spPr>
+                    <a:xfrm>
+                      <a:off x="0" y="0"/>
+                      <a:ext cx="6189345" cy="1899285"/>
+                    </a:xfrm>
+                    <a:prstGeom prst="rect">
+                      <a:avLst/>
+                    </a:prstGeom>
+                  </pic:spPr>
+                </pic:pic>
+              </a:graphicData>
+            </a:graphic>
+          </wp:inline>
+        </w:drawing>
+      </w:r>
+    </w:p>
+    <w:p>
+      <w:pPr>
+        <w:pStyle w:val="Caption"/>
+        <w:rPr>
+          <w:lang w:val="en-US"/>
+        </w:rPr>
+      </w:pPr>
+      <w:r>
+        <w:rPr>
+          <w:lang w:val="en-US"/>
+        </w:rPr>
+        <w:t xml:space="preserve">Figure </w:t>
+      </w:r>
+      <w:r>
+        <w:fldChar w:fldCharType="begin"/>
+      </w:r>
+      <w:r>
+        <w:rPr>
+          <w:lang w:val="en-US"/>
+        </w:rPr>
+        <w:instrText xml:space="preserve"> SEQ Figure \* ARABIC </w:instrText>
+      </w:r>
+      <w:r>
+        <w:fldChar w:fldCharType="separate"/>
+      </w:r>
+      <w:r>
+        <w:rPr>
+          <w:noProof/>
+          <w:lang w:val="en-US"/>
+        </w:rPr>
+        <w:t>14</w:t>
+      </w:r>
+      <w:r>
+        <w:fldChar w:fldCharType="end"/>
+      </w:r>
+      <w:r>
+        <w:rPr>
+          <w:lang w:val="en-US"/>
+        </w:rPr>
         <w:t xml:space="preserve">. The measured </w:t>
       </w:r>
       <w:proofErr w:type="spellStart"/>
@@ -5167,145 +5280,6 @@
                 <pic:pic xmlns:pic="http://schemas.openxmlformats.org/drawingml/2006/picture">
                   <pic:nvPicPr>
                     <pic:cNvPr id="667052883" name="Picture 667052883"/>
-                    <pic:cNvPicPr/>
-                  </pic:nvPicPr>
-                  <pic:blipFill>
-                    <a:blip r:embed="rId26"/>
-                    <a:stretch>
-                      <a:fillRect/>
-                    </a:stretch>
-                  </pic:blipFill>
-                  <pic:spPr>
-                    <a:xfrm>
-                      <a:off x="0" y="0"/>
-                      <a:ext cx="6189345" cy="1905635"/>
-                    </a:xfrm>
-                    <a:prstGeom prst="rect">
-                      <a:avLst/>
-                    </a:prstGeom>
-                  </pic:spPr>
-                </pic:pic>
-              </a:graphicData>
-            </a:graphic>
-          </wp:inline>
-        </w:drawing>
-      </w:r>
-    </w:p>
-    <w:p>
-      <w:pPr>
-        <w:pStyle w:val="Caption"/>
-        <w:rPr>
-          <w:lang w:val="en-US"/>
-        </w:rPr>
-      </w:pPr>
-      <w:r>
-        <w:rPr>
-          <w:lang w:val="en-US"/>
-        </w:rPr>
-        <w:t xml:space="preserve">Figure </w:t>
-      </w:r>
-      <w:r>
-        <w:fldChar w:fldCharType="begin"/>
-      </w:r>
-      <w:r>
-        <w:rPr>
-          <w:lang w:val="en-US"/>
-        </w:rPr>
-        <w:instrText xml:space="preserve"> SEQ Figure \* ARABIC </w:instrText>
-      </w:r>
-      <w:r>
-        <w:fldChar w:fldCharType="separate"/>
-      </w:r>
-      <w:r>
-        <w:rPr>
-          <w:noProof/>
-          <w:lang w:val="en-US"/>
-        </w:rPr>
-        <w:t>14</w:t>
-      </w:r>
-      <w:r>
-        <w:fldChar w:fldCharType="end"/>
-      </w:r>
-      <w:r>
-        <w:rPr>
-          <w:lang w:val="en-US"/>
-        </w:rPr>
-        <w:t xml:space="preserve">. The simulated frequency response of </w:t>
-      </w:r>
-      <w:r>
-        <w:rPr>
-          <w:lang w:val="en-US"/>
-        </w:rPr>
-        <w:t xml:space="preserve">a </w:t>
-      </w:r>
-      <w:r>
-        <w:rPr>
-          <w:lang w:val="en-US"/>
-        </w:rPr>
-        <w:t xml:space="preserve">LM358 inverting amplifier </w:t>
-      </w:r>
-      <w:r>
-        <w:rPr>
-          <w:lang w:val="en-US"/>
-        </w:rPr>
-        <w:t xml:space="preserve">with a gain </w:t>
-      </w:r>
-      <w:r>
-        <w:rPr>
-          <w:lang w:val="en-US"/>
-        </w:rPr>
-        <w:t>(A</w:t>
-      </w:r>
-      <w:r>
-        <w:rPr>
-          <w:vertAlign w:val="subscript"/>
-          <w:lang w:val="en-US"/>
-        </w:rPr>
-        <w:t>v</w:t>
-      </w:r>
-      <w:r>
-        <w:rPr>
-          <w:lang w:val="en-US"/>
-        </w:rPr>
-        <w:t xml:space="preserve">) = 100 (40dB) </w:t>
-      </w:r>
-      <w:r>
-        <w:rPr>
-          <w:lang w:val="en-US"/>
-        </w:rPr>
-        <w:t>from 10Hz to 10MHz.</w:t>
-      </w:r>
-    </w:p>
-    <w:p>
-      <w:pPr>
-        <w:rPr>
-          <w:lang w:val="en-US"/>
-        </w:rPr>
-      </w:pPr>
-    </w:p>
-    <w:p>
-      <w:pPr>
-        <w:keepNext/>
-      </w:pPr>
-      <w:r>
-        <w:rPr>
-          <w:noProof/>
-          <w:lang w:val="en-US"/>
-        </w:rPr>
-        <w:lastRenderedPageBreak/>
-        <w:drawing>
-          <wp:inline distT="0" distB="0" distL="0" distR="0" wp14:anchorId="5EFACDC9" wp14:editId="3F4FF81F">
-            <wp:extent cx="6189345" cy="1905635"/>
-            <wp:effectExtent l="0" t="0" r="0" b="0"/>
-            <wp:docPr id="951481025" name="Picture 13"/>
-            <wp:cNvGraphicFramePr>
-              <a:graphicFrameLocks xmlns:a="http://schemas.openxmlformats.org/drawingml/2006/main" noChangeAspect="1"/>
-            </wp:cNvGraphicFramePr>
-            <a:graphic xmlns:a="http://schemas.openxmlformats.org/drawingml/2006/main">
-              <a:graphicData uri="http://schemas.openxmlformats.org/drawingml/2006/picture">
-                <pic:pic xmlns:pic="http://schemas.openxmlformats.org/drawingml/2006/picture">
-                  <pic:nvPicPr>
-                    <pic:cNvPr id="951481025" name="Picture 951481025"/>
                     <pic:cNvPicPr/>
                   </pic:nvPicPr>
                   <pic:blipFill>
@@ -5361,6 +5335,144 @@
           <w:lang w:val="en-US"/>
         </w:rPr>
         <w:t>15</w:t>
+      </w:r>
+      <w:r>
+        <w:fldChar w:fldCharType="end"/>
+      </w:r>
+      <w:r>
+        <w:rPr>
+          <w:lang w:val="en-US"/>
+        </w:rPr>
+        <w:t xml:space="preserve">. The simulated frequency response of </w:t>
+      </w:r>
+      <w:r>
+        <w:rPr>
+          <w:lang w:val="en-US"/>
+        </w:rPr>
+        <w:t xml:space="preserve">a </w:t>
+      </w:r>
+      <w:r>
+        <w:rPr>
+          <w:lang w:val="en-US"/>
+        </w:rPr>
+        <w:t xml:space="preserve">LM358 inverting amplifier </w:t>
+      </w:r>
+      <w:r>
+        <w:rPr>
+          <w:lang w:val="en-US"/>
+        </w:rPr>
+        <w:t xml:space="preserve">with a gain </w:t>
+      </w:r>
+      <w:r>
+        <w:rPr>
+          <w:lang w:val="en-US"/>
+        </w:rPr>
+        <w:t>(A</w:t>
+      </w:r>
+      <w:r>
+        <w:rPr>
+          <w:vertAlign w:val="subscript"/>
+          <w:lang w:val="en-US"/>
+        </w:rPr>
+        <w:t>v</w:t>
+      </w:r>
+      <w:r>
+        <w:rPr>
+          <w:lang w:val="en-US"/>
+        </w:rPr>
+        <w:t xml:space="preserve">) = 100 (40dB) </w:t>
+      </w:r>
+      <w:r>
+        <w:rPr>
+          <w:lang w:val="en-US"/>
+        </w:rPr>
+        <w:t>from 10Hz to 10MHz.</w:t>
+      </w:r>
+    </w:p>
+    <w:p>
+      <w:pPr>
+        <w:rPr>
+          <w:lang w:val="en-US"/>
+        </w:rPr>
+      </w:pPr>
+    </w:p>
+    <w:p>
+      <w:pPr>
+        <w:keepNext/>
+      </w:pPr>
+      <w:r>
+        <w:rPr>
+          <w:noProof/>
+          <w:lang w:val="en-US"/>
+        </w:rPr>
+        <w:drawing>
+          <wp:inline distT="0" distB="0" distL="0" distR="0" wp14:anchorId="5EFACDC9" wp14:editId="3F4FF81F">
+            <wp:extent cx="6189345" cy="1905635"/>
+            <wp:effectExtent l="0" t="0" r="0" b="0"/>
+            <wp:docPr id="951481025" name="Picture 13"/>
+            <wp:cNvGraphicFramePr>
+              <a:graphicFrameLocks xmlns:a="http://schemas.openxmlformats.org/drawingml/2006/main" noChangeAspect="1"/>
+            </wp:cNvGraphicFramePr>
+            <a:graphic xmlns:a="http://schemas.openxmlformats.org/drawingml/2006/main">
+              <a:graphicData uri="http://schemas.openxmlformats.org/drawingml/2006/picture">
+                <pic:pic xmlns:pic="http://schemas.openxmlformats.org/drawingml/2006/picture">
+                  <pic:nvPicPr>
+                    <pic:cNvPr id="951481025" name="Picture 951481025"/>
+                    <pic:cNvPicPr/>
+                  </pic:nvPicPr>
+                  <pic:blipFill>
+                    <a:blip r:embed="rId28"/>
+                    <a:stretch>
+                      <a:fillRect/>
+                    </a:stretch>
+                  </pic:blipFill>
+                  <pic:spPr>
+                    <a:xfrm>
+                      <a:off x="0" y="0"/>
+                      <a:ext cx="6189345" cy="1905635"/>
+                    </a:xfrm>
+                    <a:prstGeom prst="rect">
+                      <a:avLst/>
+                    </a:prstGeom>
+                  </pic:spPr>
+                </pic:pic>
+              </a:graphicData>
+            </a:graphic>
+          </wp:inline>
+        </w:drawing>
+      </w:r>
+    </w:p>
+    <w:p>
+      <w:pPr>
+        <w:pStyle w:val="Caption"/>
+        <w:rPr>
+          <w:lang w:val="en-US"/>
+        </w:rPr>
+      </w:pPr>
+      <w:r>
+        <w:rPr>
+          <w:lang w:val="en-US"/>
+        </w:rPr>
+        <w:t xml:space="preserve">Figure </w:t>
+      </w:r>
+      <w:r>
+        <w:fldChar w:fldCharType="begin"/>
+      </w:r>
+      <w:r>
+        <w:rPr>
+          <w:lang w:val="en-US"/>
+        </w:rPr>
+        <w:instrText xml:space="preserve"> SEQ Figure \* ARABIC </w:instrText>
+      </w:r>
+      <w:r>
+        <w:fldChar w:fldCharType="separate"/>
+      </w:r>
+      <w:r>
+        <w:rPr>
+          <w:noProof/>
+          <w:lang w:val="en-US"/>
+        </w:rPr>
+        <w:t>16</w:t>
       </w:r>
       <w:r>
         <w:fldChar w:fldCharType="end"/>
@@ -6167,6 +6279,7 @@
         <w:rPr>
           <w:lang w:val="en-US"/>
         </w:rPr>
+        <w:lastRenderedPageBreak/>
         <w:t>Input Impedance</w:t>
       </w:r>
     </w:p>
@@ -6317,7 +6430,7 @@
                     <pic:cNvPicPr/>
                   </pic:nvPicPr>
                   <pic:blipFill>
-                    <a:blip r:embed="rId28"/>
+                    <a:blip r:embed="rId29"/>
                     <a:stretch>
                       <a:fillRect/>
                     </a:stretch>
@@ -6342,15 +6455,11 @@
       <w:pPr>
         <w:pStyle w:val="Caption"/>
         <w:ind w:left="0" w:firstLine="0"/>
-        <w:rPr>
-          <w:lang w:val="en-FI"/>
-        </w:rPr>
-      </w:pPr>
-      <w:r>
-        <w:rPr>
-          <w:lang w:val="en-US"/>
-        </w:rPr>
-        <w:lastRenderedPageBreak/>
+      </w:pPr>
+      <w:r>
+        <w:rPr>
+          <w:lang w:val="en-US"/>
+        </w:rPr>
         <w:t xml:space="preserve">Figure </w:t>
       </w:r>
       <w:r>
@@ -6370,7 +6479,7 @@
           <w:noProof/>
           <w:lang w:val="en-US"/>
         </w:rPr>
-        <w:t>16</w:t>
+        <w:t>17</w:t>
       </w:r>
       <w:r>
         <w:fldChar w:fldCharType="end"/>
@@ -6384,146 +6493,94 @@
       <w:r>
         <w:rPr>
           <w:bCs w:val="0"/>
-          <w:lang w:val="en-FI"/>
         </w:rPr>
         <w:t xml:space="preserve">Input impedance response versus frequency for the </w:t>
       </w:r>
       <w:r>
         <w:rPr>
           <w:bCs w:val="0"/>
-          <w:lang w:val="en-FI"/>
         </w:rPr>
         <w:t xml:space="preserve">unity gain </w:t>
       </w:r>
       <w:r>
         <w:rPr>
           <w:bCs w:val="0"/>
-          <w:lang w:val="en-FI"/>
         </w:rPr>
         <w:t>inverting amplifier configuration</w:t>
       </w:r>
       <w:r>
-        <w:rPr>
-          <w:lang w:val="en-FI"/>
-        </w:rPr>
         <w:t>. The plot shows a flat input impedance response of approximately</w:t>
       </w:r>
       <w:r>
-        <w:rPr>
-          <w:lang w:val="en-FI"/>
-        </w:rPr>
         <w:t xml:space="preserve"> 60dB</w:t>
       </w:r>
       <m:oMath>
         <m:r>
           <w:rPr>
             <w:rFonts w:ascii="Cambria Math"/>
-            <w:lang w:val="en-FI"/>
           </w:rPr>
           <m:t xml:space="preserve"> </m:t>
         </m:r>
       </m:oMath>
       <w:r>
-        <w:rPr>
-          <w:lang w:val="en-FI"/>
-        </w:rPr>
         <w:t xml:space="preserve"> across lower frequencies </w:t>
       </w:r>
       <w:r>
-        <w:rPr>
-          <w:lang w:val="en-FI"/>
-        </w:rPr>
         <w:t>(100Hz to 0.1MHz</w:t>
       </w:r>
       <w:r>
-        <w:rPr>
-          <w:lang w:val="en-FI"/>
-        </w:rPr>
         <w:t>), corresponding to the input resistance (</w:t>
       </w:r>
       <w:r>
-        <w:rPr>
-          <w:lang w:val="en-FI"/>
-        </w:rPr>
         <w:t>R</w:t>
       </w:r>
       <w:r>
         <w:rPr>
           <w:vertAlign w:val="subscript"/>
-          <w:lang w:val="en-FI"/>
         </w:rPr>
         <w:t>i</w:t>
       </w:r>
       <w:r>
-        <w:rPr>
-          <w:lang w:val="en-FI"/>
-        </w:rPr>
         <w:t>) at the virtual ground node. Beyond</w:t>
       </w:r>
       <w:r>
-        <w:rPr>
-          <w:lang w:val="en-FI"/>
-        </w:rPr>
         <w:t xml:space="preserve"> 0.1MHz</w:t>
       </w:r>
       <w:r>
-        <w:rPr>
-          <w:lang w:val="en-FI"/>
-        </w:rPr>
         <w:t xml:space="preserve">, as loop gain declines near the GBW, the impedance rises sharply to a peak near </w:t>
       </w:r>
       <w:r>
-        <w:rPr>
-          <w:lang w:val="en-FI"/>
-        </w:rPr>
         <w:t xml:space="preserve">70.5dB </w:t>
       </w:r>
       <w:r>
-        <w:rPr>
-          <w:lang w:val="en-FI"/>
-        </w:rPr>
         <w:t>aroun</w:t>
       </w:r>
       <w:r>
-        <w:rPr>
-          <w:lang w:val="en-FI"/>
-        </w:rPr>
         <w:t>d 1MHz</w:t>
       </w:r>
       <m:oMath>
         <m:r>
           <w:rPr>
             <w:rFonts w:ascii="Cambria Math"/>
-            <w:lang w:val="en-FI"/>
           </w:rPr>
           <m:t xml:space="preserve"> </m:t>
         </m:r>
       </m:oMath>
       <w:r>
-        <w:rPr>
-          <w:lang w:val="en-FI"/>
-        </w:rPr>
         <w:t xml:space="preserve"> before settling near</w:t>
       </w:r>
       <w:r>
-        <w:rPr>
-          <w:lang w:val="en-FI"/>
-        </w:rPr>
         <w:t xml:space="preserve"> 67.5dB</w:t>
       </w:r>
       <m:oMath>
         <m:r>
           <w:rPr>
             <w:rFonts w:ascii="Cambria Math"/>
-            <w:lang w:val="en-FI"/>
           </w:rPr>
           <m:t xml:space="preserve"> </m:t>
         </m:r>
       </m:oMath>
       <w:r>
-        <w:rPr>
-          <w:lang w:val="en-FI"/>
-        </w:rPr>
         <w:t xml:space="preserve"> at higher frequencies.</w:t>
       </w:r>
     </w:p>
@@ -6561,7 +6618,7 @@
                     <pic:cNvPicPr/>
                   </pic:nvPicPr>
                   <pic:blipFill>
-                    <a:blip r:embed="rId29"/>
+                    <a:blip r:embed="rId30"/>
                     <a:stretch>
                       <a:fillRect/>
                     </a:stretch>
@@ -6586,10 +6643,10 @@
       <w:pPr>
         <w:pStyle w:val="Caption"/>
         <w:ind w:left="0" w:firstLine="0"/>
+        <w:jc w:val="both"/>
         <w:rPr>
           <w:sz w:val="24"/>
-          <w:szCs w:val="24"/>
-          <w:lang w:val="en-US"/>
+          <w:lang w:val="en-US" w:eastAsia="fi-FI"/>
         </w:rPr>
       </w:pPr>
       <w:r>
@@ -6615,7 +6672,7 @@
           <w:noProof/>
           <w:lang w:val="en-US"/>
         </w:rPr>
-        <w:t>17</w:t>
+        <w:t>18</w:t>
       </w:r>
       <w:r>
         <w:fldChar w:fldCharType="end"/>
@@ -6635,130 +6692,73 @@
       <w:r>
         <w:rPr>
           <w:bCs w:val="0"/>
-          <w:lang w:val="en-FI"/>
         </w:rPr>
         <w:t>Input impedance response versus frequency for the inverting amplifier configuration</w:t>
       </w:r>
       <w:r>
         <w:rPr>
           <w:bCs w:val="0"/>
-          <w:lang w:val="en-FI"/>
         </w:rPr>
         <w:t xml:space="preserve"> with a gain of 100 (40 dB)</w:t>
       </w:r>
       <w:r>
-        <w:rPr>
-          <w:lang w:val="en-FI"/>
-        </w:rPr>
         <w:t>. Maintaining a flat baseline near</w:t>
       </w:r>
       <w:r>
-        <w:rPr>
-          <w:lang w:val="en-FI"/>
-        </w:rPr>
         <w:t xml:space="preserve"> 60dB </w:t>
       </w:r>
       <w:r>
-        <w:rPr>
-          <w:lang w:val="en-FI"/>
-        </w:rPr>
         <w:t>at low frequencies</w:t>
       </w:r>
       <w:r>
-        <w:rPr>
-          <w:lang w:val="en-FI"/>
-        </w:rPr>
         <w:t xml:space="preserve"> 100Hz to 1kHz, </w:t>
       </w:r>
       <w:r>
-        <w:rPr>
-          <w:lang w:val="en-FI"/>
-        </w:rPr>
         <w:t>corresponding to the input resistance (</w:t>
       </w:r>
       <w:r>
-        <w:rPr>
-          <w:lang w:val="en-FI"/>
-        </w:rPr>
         <w:t>R</w:t>
       </w:r>
       <w:r>
         <w:rPr>
           <w:vertAlign w:val="subscript"/>
-          <w:lang w:val="en-FI"/>
         </w:rPr>
         <w:t>i</w:t>
       </w:r>
       <w:r>
-        <w:rPr>
-          <w:lang w:val="en-FI"/>
-        </w:rPr>
         <w:t>) at the virtual ground node</w:t>
       </w:r>
       <w:r>
-        <w:rPr>
-          <w:lang w:val="en-FI"/>
-        </w:rPr>
         <w:t>. Beyond</w:t>
       </w:r>
       <w:r>
-        <w:rPr>
-          <w:lang w:val="en-FI"/>
-        </w:rPr>
         <w:t xml:space="preserve"> 1kHz </w:t>
       </w:r>
       <w:r>
-        <w:rPr>
-          <w:lang w:val="en-FI"/>
-        </w:rPr>
         <w:t xml:space="preserve">as loop gain declines near the GBW, the impedance rises sharply to a peak </w:t>
       </w:r>
       <w:r>
-        <w:rPr>
-          <w:lang w:val="en-FI"/>
-        </w:rPr>
         <w:t>near</w:t>
       </w:r>
       <w:r>
-        <w:rPr>
-          <w:lang w:val="en-FI"/>
-        </w:rPr>
         <w:t xml:space="preserve"> 103dB </w:t>
       </w:r>
       <w:r>
-        <w:rPr>
-          <w:lang w:val="en-FI"/>
-        </w:rPr>
         <w:t>around</w:t>
       </w:r>
       <w:r>
-        <w:rPr>
-          <w:lang w:val="en-FI"/>
-        </w:rPr>
         <w:t xml:space="preserve"> 1MHz </w:t>
       </w:r>
       <w:r>
-        <w:rPr>
-          <w:lang w:val="en-FI"/>
-        </w:rPr>
         <w:t xml:space="preserve">before settling near </w:t>
       </w:r>
       <w:r>
-        <w:rPr>
-          <w:lang w:val="en-FI"/>
-        </w:rPr>
         <w:t xml:space="preserve">97dB </w:t>
       </w:r>
       <w:r>
-        <w:rPr>
-          <w:lang w:val="en-FI"/>
-        </w:rPr>
         <w:t>at higher frequencies</w:t>
       </w:r>
       <w:r>
-        <w:rPr>
-          <w:lang w:val="en-FI"/>
-        </w:rPr>
         <w:t>.</w:t>
       </w:r>
     </w:p>
@@ -7119,7 +7119,7 @@
                     <pic:cNvPicPr/>
                   </pic:nvPicPr>
                   <pic:blipFill>
-                    <a:blip r:embed="rId30"/>
+                    <a:blip r:embed="rId31"/>
                     <a:stretch>
                       <a:fillRect/>
                     </a:stretch>
@@ -7144,10 +7144,6 @@
       <w:pPr>
         <w:pStyle w:val="Caption"/>
         <w:ind w:left="0" w:firstLine="0"/>
-        <w:jc w:val="left"/>
-        <w:rPr>
-          <w:lang w:val="en-FI"/>
-        </w:rPr>
       </w:pPr>
       <w:r>
         <w:rPr>
@@ -7172,7 +7168,7 @@
           <w:noProof/>
           <w:lang w:val="en-US"/>
         </w:rPr>
-        <w:t>18</w:t>
+        <w:t>19</w:t>
       </w:r>
       <w:r>
         <w:fldChar w:fldCharType="end"/>
@@ -7186,82 +7182,41 @@
       <w:r>
         <w:rPr>
           <w:bCs w:val="0"/>
-          <w:lang w:val="en-FI"/>
         </w:rPr>
         <w:t>Input impedance response versus frequency for the voltage follower configuration.</w:t>
       </w:r>
       <w:r>
-        <w:rPr>
-          <w:lang w:val="en-FI"/>
-        </w:rPr>
         <w:t xml:space="preserve"> The plot demonstrates a high low-frequency input impedance of approximately</w:t>
       </w:r>
       <w:r>
-        <w:rPr>
-          <w:lang w:val="en-FI"/>
-        </w:rPr>
         <w:t xml:space="preserve"> 192dB</w:t>
       </w:r>
       <w:r>
-        <w:rPr>
-          <w:lang w:val="en-FI"/>
-        </w:rPr>
         <w:t xml:space="preserve"> at</w:t>
       </w:r>
       <w:r>
-        <w:rPr>
-          <w:lang w:val="en-FI"/>
-        </w:rPr>
         <w:t xml:space="preserve"> 100Hz,</w:t>
       </w:r>
       <w:r>
-        <w:rPr>
-          <w:lang w:val="en-FI"/>
-        </w:rPr>
         <w:t xml:space="preserve"> which decreases as loop</w:t>
       </w:r>
       <w:r>
-        <w:rPr>
-          <w:lang w:val="en-FI"/>
-        </w:rPr>
         <w:t xml:space="preserve"> </w:t>
       </w:r>
       <w:r>
-        <w:rPr>
-          <w:lang w:val="en-FI"/>
-        </w:rPr>
         <w:t>gain</w:t>
       </w:r>
       <w:r>
-        <w:rPr>
-          <w:lang w:val="en-FI"/>
-        </w:rPr>
         <w:t xml:space="preserve"> </w:t>
       </w:r>
       <w:r>
-        <w:rPr>
-          <w:lang w:val="en-FI"/>
-        </w:rPr>
         <w:t>roll</w:t>
       </w:r>
       <w:r>
-        <w:rPr>
-          <w:lang w:val="en-FI"/>
-        </w:rPr>
         <w:t>s</w:t>
       </w:r>
       <w:r>
-        <w:rPr>
-          <w:lang w:val="en-FI"/>
-        </w:rPr>
-        <w:t xml:space="preserve"> off with </w:t>
-      </w:r>
-      <w:r>
-        <w:rPr>
-          <w:lang w:val="en-FI"/>
-        </w:rPr>
-        <w:lastRenderedPageBreak/>
-        <w:t xml:space="preserve">increasing frequency. </w:t>
+        <w:t xml:space="preserve"> off with increasing frequency. </w:t>
       </w:r>
       <w:r>
         <w:rPr>
@@ -7276,57 +7231,30 @@
         <w:t xml:space="preserve">the GBW. </w:t>
       </w:r>
       <w:r>
-        <w:rPr>
-          <w:lang w:val="en-FI"/>
-        </w:rPr>
         <w:t>The impedance reaches a minimum of approximately</w:t>
       </w:r>
       <w:r>
-        <w:rPr>
-          <w:lang w:val="en-FI"/>
-        </w:rPr>
         <w:t xml:space="preserve"> 109 dB</w:t>
       </w:r>
       <w:r>
-        <w:rPr>
-          <w:lang w:val="en-FI"/>
-        </w:rPr>
         <w:t xml:space="preserve"> near </w:t>
       </w:r>
       <w:r>
-        <w:rPr>
-          <w:lang w:val="en-FI"/>
-        </w:rPr>
         <w:t>0.9MHz</w:t>
       </w:r>
       <w:r>
-        <w:rPr>
-          <w:lang w:val="en-FI"/>
-        </w:rPr>
         <w:t xml:space="preserve"> before leveling off near </w:t>
       </w:r>
       <w:r>
-        <w:rPr>
-          <w:lang w:val="en-FI"/>
-        </w:rPr>
         <w:t xml:space="preserve">115dB </w:t>
       </w:r>
       <w:r>
-        <w:rPr>
-          <w:lang w:val="en-FI"/>
-        </w:rPr>
         <w:t>at</w:t>
       </w:r>
       <w:r>
-        <w:rPr>
-          <w:lang w:val="en-FI"/>
-        </w:rPr>
         <w:t xml:space="preserve"> 10MHz</w:t>
       </w:r>
       <w:r>
-        <w:rPr>
-          <w:lang w:val="en-FI"/>
-        </w:rPr>
         <w:t>.</w:t>
       </w:r>
     </w:p>
@@ -7364,7 +7292,7 @@
                     <pic:cNvPicPr/>
                   </pic:nvPicPr>
                   <pic:blipFill>
-                    <a:blip r:embed="rId31"/>
+                    <a:blip r:embed="rId32"/>
                     <a:stretch>
                       <a:fillRect/>
                     </a:stretch>
@@ -7389,9 +7317,8 @@
       <w:pPr>
         <w:pStyle w:val="Caption"/>
         <w:ind w:left="0" w:firstLine="0"/>
-        <w:jc w:val="left"/>
-        <w:rPr>
-          <w:lang w:val="en-US"/>
+        <w:rPr>
+          <w:lang w:val="en-US" w:eastAsia="fi-FI"/>
         </w:rPr>
       </w:pPr>
       <w:r>
@@ -7417,7 +7344,7 @@
           <w:noProof/>
           <w:lang w:val="en-US"/>
         </w:rPr>
-        <w:t>19</w:t>
+        <w:t>20</w:t>
       </w:r>
       <w:r>
         <w:fldChar w:fldCharType="end"/>
@@ -7431,52 +7358,34 @@
       <w:r>
         <w:rPr>
           <w:bCs w:val="0"/>
-          <w:lang w:val="en-FI"/>
         </w:rPr>
         <w:t>Input impedance response versus frequency for the non-inverting amplifier configuration</w:t>
       </w:r>
       <w:r>
         <w:rPr>
           <w:bCs w:val="0"/>
-          <w:lang w:val="en-FI"/>
         </w:rPr>
         <w:t xml:space="preserve"> </w:t>
       </w:r>
       <w:r>
         <w:rPr>
           <w:bCs w:val="0"/>
-          <w:lang w:val="en-FI"/>
         </w:rPr>
         <w:t>with a gain of 100 (40 dB)</w:t>
       </w:r>
       <w:r>
-        <w:rPr>
-          <w:lang w:val="en-FI"/>
-        </w:rPr>
         <w:t>.</w:t>
       </w:r>
       <w:r>
-        <w:rPr>
-          <w:lang w:val="en-FI"/>
-        </w:rPr>
         <w:t xml:space="preserve"> The plot demonstrates a high input impedance of approximately</w:t>
       </w:r>
       <w:r>
-        <w:rPr>
-          <w:lang w:val="en-FI"/>
-        </w:rPr>
         <w:t xml:space="preserve"> 115.4dB </w:t>
       </w:r>
       <w:r>
-        <w:rPr>
-          <w:lang w:val="en-FI"/>
-        </w:rPr>
         <w:t>at</w:t>
       </w:r>
       <w:r>
-        <w:rPr>
-          <w:lang w:val="en-FI"/>
-        </w:rPr>
         <w:t xml:space="preserve"> </w:t>
       </w:r>
       <w:r>
@@ -7486,99 +7395,51 @@
         <w:t>low-pass frequency band</w:t>
       </w:r>
       <w:r>
-        <w:rPr>
-          <w:lang w:val="en-FI"/>
-        </w:rPr>
         <w:t xml:space="preserve">, which decreases as </w:t>
       </w:r>
       <w:r>
-        <w:rPr>
-          <w:lang w:val="en-FI"/>
-        </w:rPr>
         <w:t>loop</w:t>
       </w:r>
       <w:r>
-        <w:rPr>
-          <w:lang w:val="en-FI"/>
-        </w:rPr>
         <w:t xml:space="preserve"> </w:t>
       </w:r>
       <w:r>
-        <w:rPr>
-          <w:lang w:val="en-FI"/>
-        </w:rPr>
         <w:t xml:space="preserve">gain </w:t>
       </w:r>
       <w:r>
-        <w:rPr>
-          <w:lang w:val="en-FI"/>
-        </w:rPr>
         <w:t>roll</w:t>
       </w:r>
       <w:r>
-        <w:rPr>
-          <w:lang w:val="en-FI"/>
-        </w:rPr>
         <w:t>s</w:t>
       </w:r>
       <w:r>
-        <w:rPr>
-          <w:lang w:val="en-FI"/>
-        </w:rPr>
         <w:t xml:space="preserve"> off</w:t>
       </w:r>
       <w:r>
-        <w:rPr>
-          <w:lang w:val="en-FI"/>
-        </w:rPr>
         <w:t xml:space="preserve"> with increasing frequency. The impedance reaches a minimum of approximately</w:t>
       </w:r>
       <w:r>
-        <w:rPr>
-          <w:lang w:val="en-FI"/>
-        </w:rPr>
         <w:t xml:space="preserve"> 115.26dB</w:t>
       </w:r>
       <w:r>
-        <w:rPr>
-          <w:lang w:val="en-FI"/>
-        </w:rPr>
         <w:t xml:space="preserve"> near</w:t>
       </w:r>
       <w:r>
-        <w:rPr>
-          <w:lang w:val="en-FI"/>
-        </w:rPr>
         <w:t xml:space="preserve"> 1.2MHz </w:t>
       </w:r>
       <w:r>
-        <w:rPr>
-          <w:lang w:val="en-FI"/>
-        </w:rPr>
         <w:t>before leveling off near</w:t>
       </w:r>
       <w:r>
-        <w:rPr>
-          <w:lang w:val="en-FI"/>
-        </w:rPr>
         <w:t xml:space="preserve"> 115.29dB </w:t>
       </w:r>
       <w:r>
-        <w:rPr>
-          <w:lang w:val="en-FI"/>
-        </w:rPr>
         <w:t xml:space="preserve">at </w:t>
       </w:r>
       <w:r>
-        <w:rPr>
-          <w:lang w:val="en-FI"/>
-        </w:rPr>
         <w:t>10MHz</w:t>
       </w:r>
       <w:r>
-        <w:rPr>
-          <w:lang w:val="en-FI"/>
-        </w:rPr>
         <w:t>.</w:t>
       </w:r>
     </w:p>
@@ -7619,6 +7480,13 @@
         </w:rPr>
         <w:t>The step response of the LM358 shows a perfectly damped response. The op amp responds by ramping toward the final value, gently slowing down as the feedback signal detects closure on the proper output voltage. In case of the simulated results, it overshoots by a very small margin, as seen in Figure 20.</w:t>
       </w:r>
+    </w:p>
+    <w:p>
+      <w:pPr>
+        <w:rPr>
+          <w:lang w:eastAsia="fi-FI"/>
+        </w:rPr>
+      </w:pPr>
     </w:p>
     <w:p>
       <w:pPr>
@@ -7629,6 +7497,7 @@
           <w:noProof/>
           <w:lang w:val="en-US" w:eastAsia="fi-FI"/>
         </w:rPr>
+        <w:lastRenderedPageBreak/>
         <w:drawing>
           <wp:inline distT="0" distB="0" distL="0" distR="0" wp14:anchorId="35A74B86" wp14:editId="75673E38">
             <wp:extent cx="6189345" cy="2936240"/>
@@ -7645,7 +7514,7 @@
                     <pic:cNvPicPr/>
                   </pic:nvPicPr>
                   <pic:blipFill>
-                    <a:blip r:embed="rId32"/>
+                    <a:blip r:embed="rId33"/>
                     <a:stretch>
                       <a:fillRect/>
                     </a:stretch>
@@ -7670,7 +7539,6 @@
       <w:pPr>
         <w:pStyle w:val="Caption"/>
         <w:ind w:left="0" w:firstLine="0"/>
-        <w:jc w:val="left"/>
         <w:rPr>
           <w:lang w:val="en-US"/>
         </w:rPr>
@@ -7698,7 +7566,7 @@
           <w:noProof/>
           <w:lang w:val="en-US"/>
         </w:rPr>
-        <w:t>20</w:t>
+        <w:t>21</w:t>
       </w:r>
       <w:r>
         <w:fldChar w:fldCharType="end"/>
@@ -7758,7 +7626,6 @@
             <w:rPr>
               <w:rFonts w:ascii="Cambria Math" w:hAnsi="Cambria Math"/>
             </w:rPr>
-            <w:lastRenderedPageBreak/>
             <m:t>SR=</m:t>
           </m:r>
           <m:f>
@@ -7862,7 +7729,7 @@
                     <pic:cNvPicPr/>
                   </pic:nvPicPr>
                   <pic:blipFill>
-                    <a:blip r:embed="rId33"/>
+                    <a:blip r:embed="rId34"/>
                     <a:stretch>
                       <a:fillRect/>
                     </a:stretch>
@@ -7886,10 +7753,10 @@
     <w:p>
       <w:pPr>
         <w:pStyle w:val="Caption"/>
+        <w:spacing w:after="120"/>
         <w:ind w:left="0" w:firstLine="0"/>
-        <w:jc w:val="left"/>
-        <w:rPr>
-          <w:lang w:val="en-FI"/>
+        <w:rPr>
+          <w:szCs w:val="20"/>
         </w:rPr>
       </w:pPr>
       <w:r>
@@ -7915,7 +7782,7 @@
           <w:noProof/>
           <w:lang w:val="en-US"/>
         </w:rPr>
-        <w:t>21</w:t>
+        <w:t>22</w:t>
       </w:r>
       <w:r>
         <w:fldChar w:fldCharType="end"/>
@@ -7934,19 +7801,16 @@
       </w:r>
       <w:r>
         <w:rPr>
-          <w:lang w:val="en-FI"/>
+          <w:szCs w:val="20"/>
         </w:rPr>
         <w:t xml:space="preserve">Measured step response of the LM358 voltage follower </w:t>
       </w:r>
       <w:r>
-        <w:rPr>
-          <w:lang w:val="en-FI"/>
-        </w:rPr>
         <w:t>for a</w:t>
       </w:r>
       <w:r>
         <w:rPr>
-          <w:lang w:val="en-FI"/>
+          <w:szCs w:val="20"/>
         </w:rPr>
         <w:t xml:space="preserve"> −5 V to +5 V input step. </w:t>
       </w:r>
@@ -7958,7 +7822,7 @@
       </w:r>
       <w:r>
         <w:rPr>
-          <w:lang w:val="en-FI"/>
+          <w:szCs w:val="20"/>
         </w:rPr>
         <w:t xml:space="preserve"> 0.276 V/µs.</w:t>
       </w:r>
@@ -7966,10 +7830,6 @@
     <w:p>
       <w:pPr>
         <w:pStyle w:val="Caption"/>
-        <w:jc w:val="left"/>
-        <w:rPr>
-          <w:lang w:val="en-FI"/>
-        </w:rPr>
       </w:pPr>
     </w:p>
     <w:p>
@@ -7979,6 +7839,7 @@
         </w:rPr>
       </w:pPr>
       <w:r>
+        <w:lastRenderedPageBreak/>
         <w:t>Using cursors on the oscilloscope, ΔV and Δt were read from the output ramp and the slew rate calculated as</w:t>
       </w:r>
       <w:r>
@@ -8109,6 +7970,955 @@
     </w:p>
     <w:p>
       <w:pPr>
+        <w:pStyle w:val="Heading2"/>
+      </w:pPr>
+      <w:r>
+        <w:t>Output voltage swing</w:t>
+      </w:r>
+    </w:p>
+    <w:p/>
+    <w:p>
+      <w:pPr>
+        <w:keepNext/>
+      </w:pPr>
+      <w:r>
+        <w:rPr>
+          <w:noProof/>
+        </w:rPr>
+        <w:drawing>
+          <wp:inline distT="0" distB="0" distL="0" distR="0" wp14:anchorId="4643D3C4" wp14:editId="522256E4">
+            <wp:extent cx="6189345" cy="2921635"/>
+            <wp:effectExtent l="0" t="0" r="0" b="0"/>
+            <wp:docPr id="89581961" name="Picture 18"/>
+            <wp:cNvGraphicFramePr>
+              <a:graphicFrameLocks xmlns:a="http://schemas.openxmlformats.org/drawingml/2006/main" noChangeAspect="1"/>
+            </wp:cNvGraphicFramePr>
+            <a:graphic xmlns:a="http://schemas.openxmlformats.org/drawingml/2006/main">
+              <a:graphicData uri="http://schemas.openxmlformats.org/drawingml/2006/picture">
+                <pic:pic xmlns:pic="http://schemas.openxmlformats.org/drawingml/2006/picture">
+                  <pic:nvPicPr>
+                    <pic:cNvPr id="89581961" name="Picture 89581961"/>
+                    <pic:cNvPicPr/>
+                  </pic:nvPicPr>
+                  <pic:blipFill>
+                    <a:blip r:embed="rId35"/>
+                    <a:stretch>
+                      <a:fillRect/>
+                    </a:stretch>
+                  </pic:blipFill>
+                  <pic:spPr>
+                    <a:xfrm>
+                      <a:off x="0" y="0"/>
+                      <a:ext cx="6189345" cy="2921635"/>
+                    </a:xfrm>
+                    <a:prstGeom prst="rect">
+                      <a:avLst/>
+                    </a:prstGeom>
+                  </pic:spPr>
+                </pic:pic>
+              </a:graphicData>
+            </a:graphic>
+          </wp:inline>
+        </w:drawing>
+      </w:r>
+    </w:p>
+    <w:p>
+      <w:pPr>
+        <w:pStyle w:val="Caption"/>
+        <w:ind w:left="0" w:firstLine="0"/>
+      </w:pPr>
+      <w:r>
+        <w:t xml:space="preserve">Figure </w:t>
+      </w:r>
+      <w:r>
+        <w:fldChar w:fldCharType="begin"/>
+      </w:r>
+      <w:r>
+        <w:instrText xml:space="preserve"> SEQ Figure \* ARABIC </w:instrText>
+      </w:r>
+      <w:r>
+        <w:fldChar w:fldCharType="separate"/>
+      </w:r>
+      <w:r>
+        <w:rPr>
+          <w:noProof/>
+        </w:rPr>
+        <w:t>23</w:t>
+      </w:r>
+      <w:r>
+        <w:fldChar w:fldCharType="end"/>
+      </w:r>
+      <w:r>
+        <w:t xml:space="preserve">. </w:t>
+      </w:r>
+      <w:r>
+        <w:t>Simulated response of the LM358 voltage follower to a triangular input larger than the supply voltage, showing the output clipping at both extremes</w:t>
+      </w:r>
+      <w:r>
+        <w:t>.</w:t>
+      </w:r>
+    </w:p>
+    <w:p/>
+    <w:p>
+      <w:r>
+        <w:t>Figure 22 shows the simulated output for the 1 kΩ load. In the linear region the output follows the input, and it saturates where the input exceeds the range the output stage can reach. At the start of the run, the input is below the negative supply, outside the input common-mode range of the op-amp, and the output is held high instead of following the input (phase reversal). The values obtained from the clipped parts of the output for each load are summarized in Table 1.</w:t>
+      </w:r>
+    </w:p>
+    <w:p>
+      <w:pPr>
+        <w:rPr>
+          <w:lang w:val="en-US"/>
+        </w:rPr>
+      </w:pPr>
+    </w:p>
+    <w:p>
+      <w:pPr>
+        <w:pStyle w:val="Caption"/>
+        <w:keepNext/>
+        <w:ind w:left="0" w:firstLine="0"/>
+        <w:rPr>
+          <w:lang w:val="en-US"/>
+        </w:rPr>
+      </w:pPr>
+      <w:r>
+        <w:t xml:space="preserve">Table </w:t>
+      </w:r>
+      <w:r>
+        <w:fldChar w:fldCharType="begin"/>
+      </w:r>
+      <w:r>
+        <w:instrText xml:space="preserve"> SEQ Table \* ARABIC </w:instrText>
+      </w:r>
+      <w:r>
+        <w:fldChar w:fldCharType="separate"/>
+      </w:r>
+      <w:r>
+        <w:rPr>
+          <w:noProof/>
+        </w:rPr>
+        <w:t>1</w:t>
+      </w:r>
+      <w:r>
+        <w:fldChar w:fldCharType="end"/>
+      </w:r>
+      <w:r>
+        <w:t xml:space="preserve">. </w:t>
+      </w:r>
+      <w:r>
+        <w:rPr>
+          <w:lang w:val="en-US"/>
+        </w:rPr>
+        <w:t xml:space="preserve">The </w:t>
+      </w:r>
+      <w:r>
+        <w:rPr>
+          <w:lang w:val="en-US"/>
+        </w:rPr>
+        <w:t>maximum</w:t>
+      </w:r>
+      <w:r>
+        <w:rPr>
+          <w:lang w:val="en-US"/>
+        </w:rPr>
+        <w:t xml:space="preserve"> </w:t>
+      </w:r>
+      <w:r>
+        <w:rPr>
+          <w:lang w:val="en-US"/>
+        </w:rPr>
+        <w:t>output voltage (V</w:t>
+      </w:r>
+      <w:r>
+        <w:rPr>
+          <w:vertAlign w:val="subscript"/>
+          <w:lang w:val="en-US"/>
+        </w:rPr>
+        <w:t>OH</w:t>
+      </w:r>
+      <w:r>
+        <w:rPr>
+          <w:lang w:val="en-US"/>
+        </w:rPr>
+        <w:t>), minimum output voltage</w:t>
+      </w:r>
+      <w:r>
+        <w:rPr>
+          <w:lang w:val="en-US"/>
+        </w:rPr>
+        <w:t xml:space="preserve"> </w:t>
+      </w:r>
+      <w:r>
+        <w:rPr>
+          <w:lang w:val="en-US"/>
+        </w:rPr>
+        <w:t>(V</w:t>
+      </w:r>
+      <w:r>
+        <w:rPr>
+          <w:vertAlign w:val="subscript"/>
+          <w:lang w:val="en-US"/>
+        </w:rPr>
+        <w:t>OL</w:t>
+      </w:r>
+      <w:r>
+        <w:rPr>
+          <w:lang w:val="en-US"/>
+        </w:rPr>
+        <w:t>), and total undistorted voltage swing (V</w:t>
+      </w:r>
+      <w:r>
+        <w:rPr>
+          <w:vertAlign w:val="subscript"/>
+          <w:lang w:val="en-US"/>
+        </w:rPr>
+        <w:t>OH</w:t>
+      </w:r>
+      <w:r>
+        <w:rPr>
+          <w:lang w:val="en-US"/>
+        </w:rPr>
+        <w:t xml:space="preserve"> - V</w:t>
+      </w:r>
+      <w:r>
+        <w:rPr>
+          <w:vertAlign w:val="subscript"/>
+          <w:lang w:val="en-US"/>
+        </w:rPr>
+        <w:t>OL</w:t>
+      </w:r>
+      <w:r>
+        <w:rPr>
+          <w:lang w:val="en-US"/>
+        </w:rPr>
+        <w:t xml:space="preserve">) measured in </w:t>
+      </w:r>
+      <w:proofErr w:type="spellStart"/>
+      <w:r>
+        <w:rPr>
+          <w:lang w:val="en-US"/>
+        </w:rPr>
+        <w:t>LT</w:t>
+      </w:r>
+      <w:r>
+        <w:rPr>
+          <w:lang w:val="en-US"/>
+        </w:rPr>
+        <w:t>S</w:t>
+      </w:r>
+      <w:r>
+        <w:rPr>
+          <w:lang w:val="en-US"/>
+        </w:rPr>
+        <w:t>pice</w:t>
+      </w:r>
+      <w:proofErr w:type="spellEnd"/>
+      <w:r>
+        <w:rPr>
+          <w:lang w:val="en-US"/>
+        </w:rPr>
+        <w:t xml:space="preserve"> across varying load resistors (R</w:t>
+      </w:r>
+      <w:r>
+        <w:rPr>
+          <w:vertAlign w:val="subscript"/>
+          <w:lang w:val="en-US"/>
+        </w:rPr>
+        <w:t>L</w:t>
+      </w:r>
+      <w:r>
+        <w:rPr>
+          <w:lang w:val="en-US"/>
+        </w:rPr>
+        <w:t>).</w:t>
+      </w:r>
+    </w:p>
+    <w:p>
+      <w:pPr>
+        <w:rPr>
+          <w:lang w:val="en-US"/>
+        </w:rPr>
+      </w:pPr>
+    </w:p>
+    <w:tbl>
+      <w:tblPr>
+        <w:tblStyle w:val="TableGrid"/>
+        <w:tblW w:w="0" w:type="auto"/>
+        <w:jc w:val="center"/>
+        <w:tblLook w:val="04A0" w:firstRow="1" w:lastRow="0" w:firstColumn="1" w:lastColumn="0" w:noHBand="0" w:noVBand="1"/>
+        <w:tblCaption w:val="Table 2."/>
+      </w:tblPr>
+      <w:tblGrid>
+        <w:gridCol w:w="1871"/>
+        <w:gridCol w:w="1945"/>
+        <w:gridCol w:w="1871"/>
+        <w:gridCol w:w="2167"/>
+      </w:tblGrid>
+      <w:tr>
+        <w:trPr>
+          <w:trHeight w:val="662"/>
+          <w:jc w:val="center"/>
+        </w:trPr>
+        <w:tc>
+          <w:tcPr>
+            <w:tcW w:w="1871" w:type="dxa"/>
+          </w:tcPr>
+          <w:p>
+            <w:pPr>
+              <w:rPr>
+                <w:rFonts w:ascii="Aptos" w:eastAsia="Times New Roman" w:hAnsi="Aptos" w:cs="Times New Roman"/>
+                <w:bCs/>
+                <w:lang w:val="en-US"/>
+              </w:rPr>
+            </w:pPr>
+            <w:r>
+              <w:rPr>
+                <w:rFonts w:ascii="Aptos" w:eastAsia="Times New Roman" w:hAnsi="Aptos" w:cs="Times New Roman"/>
+                <w:bCs/>
+                <w:lang w:val="en-US"/>
+              </w:rPr>
+              <w:t>Load Resistor (R</w:t>
+            </w:r>
+            <w:r>
+              <w:rPr>
+                <w:rFonts w:ascii="Aptos" w:eastAsia="Times New Roman" w:hAnsi="Aptos" w:cs="Times New Roman"/>
+                <w:bCs/>
+                <w:vertAlign w:val="subscript"/>
+                <w:lang w:val="en-US"/>
+              </w:rPr>
+              <w:t>L</w:t>
+            </w:r>
+            <w:r>
+              <w:rPr>
+                <w:rFonts w:ascii="Aptos" w:eastAsia="Times New Roman" w:hAnsi="Aptos" w:cs="Times New Roman"/>
+                <w:bCs/>
+                <w:lang w:val="en-US"/>
+              </w:rPr>
+              <w:t>)</w:t>
+            </w:r>
+          </w:p>
+        </w:tc>
+        <w:tc>
+          <w:tcPr>
+            <w:tcW w:w="1945" w:type="dxa"/>
+          </w:tcPr>
+          <w:p>
+            <w:pPr>
+              <w:rPr>
+                <w:rFonts w:ascii="Aptos" w:eastAsia="Times New Roman" w:hAnsi="Aptos" w:cs="Times New Roman"/>
+                <w:bCs/>
+                <w:lang w:val="en-US"/>
+              </w:rPr>
+            </w:pPr>
+            <w:r>
+              <w:rPr>
+                <w:rFonts w:ascii="Aptos" w:eastAsia="Times New Roman" w:hAnsi="Aptos" w:cs="Times New Roman"/>
+                <w:bCs/>
+                <w:lang w:val="en-US"/>
+              </w:rPr>
+              <w:t>Max Output Voltage (V</w:t>
+            </w:r>
+            <w:r>
+              <w:rPr>
+                <w:rFonts w:ascii="Aptos" w:eastAsia="Times New Roman" w:hAnsi="Aptos" w:cs="Times New Roman"/>
+                <w:bCs/>
+                <w:vertAlign w:val="subscript"/>
+                <w:lang w:val="en-US"/>
+              </w:rPr>
+              <w:t>OH</w:t>
+            </w:r>
+            <w:r>
+              <w:rPr>
+                <w:rFonts w:ascii="Aptos" w:eastAsia="Times New Roman" w:hAnsi="Aptos" w:cs="Times New Roman"/>
+                <w:bCs/>
+                <w:lang w:val="en-US"/>
+              </w:rPr>
+              <w:t>)</w:t>
+            </w:r>
+          </w:p>
+        </w:tc>
+        <w:tc>
+          <w:tcPr>
+            <w:tcW w:w="1871" w:type="dxa"/>
+          </w:tcPr>
+          <w:p>
+            <w:pPr>
+              <w:rPr>
+                <w:rFonts w:ascii="Aptos" w:eastAsia="Times New Roman" w:hAnsi="Aptos" w:cs="Times New Roman"/>
+                <w:bCs/>
+                <w:lang w:val="en-US"/>
+              </w:rPr>
+            </w:pPr>
+            <w:r>
+              <w:rPr>
+                <w:rFonts w:ascii="Aptos" w:eastAsia="Times New Roman" w:hAnsi="Aptos" w:cs="Times New Roman"/>
+                <w:bCs/>
+                <w:lang w:val="en-US"/>
+              </w:rPr>
+              <w:t>Min Output Voltage (V</w:t>
+            </w:r>
+            <w:r>
+              <w:rPr>
+                <w:rFonts w:ascii="Aptos" w:eastAsia="Times New Roman" w:hAnsi="Aptos" w:cs="Times New Roman"/>
+                <w:bCs/>
+                <w:vertAlign w:val="subscript"/>
+                <w:lang w:val="en-US"/>
+              </w:rPr>
+              <w:t>OL</w:t>
+            </w:r>
+            <w:r>
+              <w:rPr>
+                <w:rFonts w:ascii="Aptos" w:eastAsia="Times New Roman" w:hAnsi="Aptos" w:cs="Times New Roman"/>
+                <w:bCs/>
+                <w:lang w:val="en-US"/>
+              </w:rPr>
+              <w:t>)</w:t>
+            </w:r>
+          </w:p>
+        </w:tc>
+        <w:tc>
+          <w:tcPr>
+            <w:tcW w:w="2167" w:type="dxa"/>
+          </w:tcPr>
+          <w:p>
+            <w:pPr>
+              <w:rPr>
+                <w:rFonts w:ascii="Aptos" w:eastAsia="Times New Roman" w:hAnsi="Aptos" w:cs="Times New Roman"/>
+                <w:bCs/>
+                <w:lang w:val="en-US"/>
+              </w:rPr>
+            </w:pPr>
+            <w:r>
+              <w:rPr>
+                <w:rFonts w:ascii="Aptos" w:eastAsia="Times New Roman" w:hAnsi="Aptos" w:cs="Times New Roman"/>
+                <w:bCs/>
+                <w:lang w:val="en-US"/>
+              </w:rPr>
+              <w:t>Total U</w:t>
+            </w:r>
+            <w:r>
+              <w:rPr>
+                <w:rFonts w:ascii="Aptos" w:eastAsia="Times New Roman" w:hAnsi="Aptos" w:cs="Times New Roman"/>
+                <w:bCs/>
+                <w:lang w:val="en-US"/>
+              </w:rPr>
+              <w:t>n</w:t>
+            </w:r>
+            <w:r>
+              <w:rPr>
+                <w:rFonts w:ascii="Aptos" w:eastAsia="Times New Roman" w:hAnsi="Aptos" w:cs="Times New Roman"/>
+                <w:bCs/>
+                <w:lang w:val="en-US"/>
+              </w:rPr>
+              <w:t>distorted Swing (V</w:t>
+            </w:r>
+            <w:r>
+              <w:rPr>
+                <w:rFonts w:ascii="Aptos" w:eastAsia="Times New Roman" w:hAnsi="Aptos" w:cs="Times New Roman"/>
+                <w:bCs/>
+                <w:vertAlign w:val="subscript"/>
+                <w:lang w:val="en-US"/>
+              </w:rPr>
+              <w:t>OH</w:t>
+            </w:r>
+            <w:r>
+              <w:rPr>
+                <w:rFonts w:ascii="Aptos" w:eastAsia="Times New Roman" w:hAnsi="Aptos" w:cs="Times New Roman"/>
+                <w:bCs/>
+                <w:lang w:val="en-US"/>
+              </w:rPr>
+              <w:t xml:space="preserve"> - V</w:t>
+            </w:r>
+            <w:r>
+              <w:rPr>
+                <w:rFonts w:ascii="Aptos" w:eastAsia="Times New Roman" w:hAnsi="Aptos" w:cs="Times New Roman"/>
+                <w:bCs/>
+                <w:vertAlign w:val="subscript"/>
+                <w:lang w:val="en-US"/>
+              </w:rPr>
+              <w:t>OL</w:t>
+            </w:r>
+            <w:r>
+              <w:rPr>
+                <w:rFonts w:ascii="Aptos" w:eastAsia="Times New Roman" w:hAnsi="Aptos" w:cs="Times New Roman"/>
+                <w:bCs/>
+                <w:lang w:val="en-US"/>
+              </w:rPr>
+              <w:t>)</w:t>
+            </w:r>
+          </w:p>
+        </w:tc>
+      </w:tr>
+      <w:tr>
+        <w:trPr>
+          <w:trHeight w:val="415"/>
+          <w:jc w:val="center"/>
+        </w:trPr>
+        <w:tc>
+          <w:tcPr>
+            <w:tcW w:w="1871" w:type="dxa"/>
+          </w:tcPr>
+          <w:p>
+            <w:pPr>
+              <w:rPr>
+                <w:rFonts w:ascii="Aptos" w:eastAsia="Times New Roman" w:hAnsi="Aptos" w:cs="Times New Roman"/>
+                <w:lang w:val="en-US"/>
+              </w:rPr>
+            </w:pPr>
+            <w:r>
+              <w:rPr>
+                <w:rFonts w:ascii="Aptos" w:eastAsia="Times New Roman" w:hAnsi="Aptos" w:cs="Times New Roman"/>
+                <w:lang w:val="en-US"/>
+              </w:rPr>
+              <w:t xml:space="preserve">1 </w:t>
+            </w:r>
+            <w:proofErr w:type="spellStart"/>
+            <w:r>
+              <w:rPr>
+                <w:rFonts w:ascii="Aptos" w:eastAsia="Times New Roman" w:hAnsi="Aptos" w:cs="Times New Roman"/>
+                <w:lang w:val="en-US"/>
+              </w:rPr>
+              <w:t>kΩ</w:t>
+            </w:r>
+            <w:proofErr w:type="spellEnd"/>
+          </w:p>
+        </w:tc>
+        <w:tc>
+          <w:tcPr>
+            <w:tcW w:w="1945" w:type="dxa"/>
+          </w:tcPr>
+          <w:p>
+            <w:pPr>
+              <w:rPr>
+                <w:rFonts w:ascii="Aptos" w:eastAsia="Times New Roman" w:hAnsi="Aptos" w:cs="Times New Roman"/>
+                <w:lang w:val="en-US"/>
+              </w:rPr>
+            </w:pPr>
+            <w:r>
+              <w:rPr>
+                <w:rFonts w:ascii="Aptos" w:eastAsia="Times New Roman" w:hAnsi="Aptos" w:cs="Times New Roman"/>
+                <w:lang w:val="en-US"/>
+              </w:rPr>
+              <w:t xml:space="preserve">9.0462 V </w:t>
+            </w:r>
+          </w:p>
+        </w:tc>
+        <w:tc>
+          <w:tcPr>
+            <w:tcW w:w="1871" w:type="dxa"/>
+          </w:tcPr>
+          <w:p>
+            <w:pPr>
+              <w:rPr>
+                <w:rFonts w:ascii="Aptos" w:eastAsia="Times New Roman" w:hAnsi="Aptos" w:cs="Times New Roman"/>
+                <w:lang w:val="en-US"/>
+              </w:rPr>
+            </w:pPr>
+            <w:r>
+              <w:rPr>
+                <w:rFonts w:ascii="Aptos" w:eastAsia="Times New Roman" w:hAnsi="Aptos" w:cs="Times New Roman"/>
+                <w:lang w:val="en-US"/>
+              </w:rPr>
+              <w:t xml:space="preserve">-9.7072 V </w:t>
+            </w:r>
+          </w:p>
+        </w:tc>
+        <w:tc>
+          <w:tcPr>
+            <w:tcW w:w="2167" w:type="dxa"/>
+          </w:tcPr>
+          <w:p>
+            <w:pPr>
+              <w:rPr>
+                <w:rFonts w:ascii="Aptos" w:eastAsia="Times New Roman" w:hAnsi="Aptos" w:cs="Times New Roman"/>
+                <w:lang w:val="en-US"/>
+              </w:rPr>
+            </w:pPr>
+            <w:r>
+              <w:rPr>
+                <w:rFonts w:ascii="Aptos" w:eastAsia="Times New Roman" w:hAnsi="Aptos" w:cs="Times New Roman"/>
+                <w:lang w:val="en-US"/>
+              </w:rPr>
+              <w:t xml:space="preserve">18.7534 V </w:t>
+            </w:r>
+          </w:p>
+        </w:tc>
+      </w:tr>
+      <w:tr>
+        <w:trPr>
+          <w:trHeight w:val="415"/>
+          <w:jc w:val="center"/>
+        </w:trPr>
+        <w:tc>
+          <w:tcPr>
+            <w:tcW w:w="1871" w:type="dxa"/>
+          </w:tcPr>
+          <w:p>
+            <w:pPr>
+              <w:rPr>
+                <w:rFonts w:ascii="Aptos" w:eastAsia="Times New Roman" w:hAnsi="Aptos" w:cs="Times New Roman"/>
+                <w:lang w:val="en-US"/>
+              </w:rPr>
+            </w:pPr>
+            <w:r>
+              <w:rPr>
+                <w:rFonts w:ascii="Aptos" w:eastAsia="Times New Roman" w:hAnsi="Aptos" w:cs="Times New Roman"/>
+                <w:lang w:val="en-US"/>
+              </w:rPr>
+              <w:t xml:space="preserve">2 </w:t>
+            </w:r>
+            <w:proofErr w:type="spellStart"/>
+            <w:r>
+              <w:rPr>
+                <w:rFonts w:ascii="Aptos" w:eastAsia="Times New Roman" w:hAnsi="Aptos" w:cs="Times New Roman"/>
+                <w:lang w:val="en-US"/>
+              </w:rPr>
+              <w:t>kΩ</w:t>
+            </w:r>
+            <w:proofErr w:type="spellEnd"/>
+          </w:p>
+        </w:tc>
+        <w:tc>
+          <w:tcPr>
+            <w:tcW w:w="1945" w:type="dxa"/>
+          </w:tcPr>
+          <w:p>
+            <w:pPr>
+              <w:rPr>
+                <w:rFonts w:ascii="Aptos" w:eastAsia="Times New Roman" w:hAnsi="Aptos" w:cs="Times New Roman"/>
+                <w:lang w:val="en-US"/>
+              </w:rPr>
+            </w:pPr>
+            <w:r>
+              <w:rPr>
+                <w:rFonts w:ascii="Aptos" w:eastAsia="Times New Roman" w:hAnsi="Aptos" w:cs="Times New Roman"/>
+                <w:lang w:val="en-US"/>
+              </w:rPr>
+              <w:t xml:space="preserve">9.1421 V </w:t>
+            </w:r>
+          </w:p>
+        </w:tc>
+        <w:tc>
+          <w:tcPr>
+            <w:tcW w:w="1871" w:type="dxa"/>
+          </w:tcPr>
+          <w:p>
+            <w:pPr>
+              <w:rPr>
+                <w:rFonts w:ascii="Aptos" w:eastAsia="Times New Roman" w:hAnsi="Aptos" w:cs="Times New Roman"/>
+                <w:lang w:val="en-US"/>
+              </w:rPr>
+            </w:pPr>
+            <w:r>
+              <w:rPr>
+                <w:rFonts w:ascii="Aptos" w:eastAsia="Times New Roman" w:hAnsi="Aptos" w:cs="Times New Roman"/>
+                <w:lang w:val="en-US"/>
+              </w:rPr>
+              <w:t xml:space="preserve">-9.8134 V </w:t>
+            </w:r>
+          </w:p>
+        </w:tc>
+        <w:tc>
+          <w:tcPr>
+            <w:tcW w:w="2167" w:type="dxa"/>
+          </w:tcPr>
+          <w:p>
+            <w:pPr>
+              <w:rPr>
+                <w:rFonts w:ascii="Aptos" w:eastAsia="Times New Roman" w:hAnsi="Aptos" w:cs="Times New Roman"/>
+                <w:lang w:val="en-US"/>
+              </w:rPr>
+            </w:pPr>
+            <w:r>
+              <w:rPr>
+                <w:rFonts w:ascii="Aptos" w:eastAsia="Times New Roman" w:hAnsi="Aptos" w:cs="Times New Roman"/>
+                <w:lang w:val="en-US"/>
+              </w:rPr>
+              <w:t xml:space="preserve">18.9555 V </w:t>
+            </w:r>
+          </w:p>
+        </w:tc>
+      </w:tr>
+      <w:tr>
+        <w:trPr>
+          <w:trHeight w:val="394"/>
+          <w:jc w:val="center"/>
+        </w:trPr>
+        <w:tc>
+          <w:tcPr>
+            <w:tcW w:w="1871" w:type="dxa"/>
+          </w:tcPr>
+          <w:p>
+            <w:pPr>
+              <w:rPr>
+                <w:rFonts w:ascii="Aptos" w:eastAsia="Times New Roman" w:hAnsi="Aptos" w:cs="Times New Roman"/>
+                <w:lang w:val="en-US"/>
+              </w:rPr>
+            </w:pPr>
+            <w:r>
+              <w:rPr>
+                <w:rFonts w:ascii="Aptos" w:eastAsia="Times New Roman" w:hAnsi="Aptos" w:cs="Times New Roman"/>
+                <w:lang w:val="en-US"/>
+              </w:rPr>
+              <w:t xml:space="preserve">10 </w:t>
+            </w:r>
+            <w:proofErr w:type="spellStart"/>
+            <w:r>
+              <w:rPr>
+                <w:rFonts w:ascii="Aptos" w:eastAsia="Times New Roman" w:hAnsi="Aptos" w:cs="Times New Roman"/>
+                <w:lang w:val="en-US"/>
+              </w:rPr>
+              <w:t>kΩ</w:t>
+            </w:r>
+            <w:proofErr w:type="spellEnd"/>
+          </w:p>
+        </w:tc>
+        <w:tc>
+          <w:tcPr>
+            <w:tcW w:w="1945" w:type="dxa"/>
+          </w:tcPr>
+          <w:p>
+            <w:pPr>
+              <w:rPr>
+                <w:rFonts w:ascii="Aptos" w:eastAsia="Times New Roman" w:hAnsi="Aptos" w:cs="Times New Roman"/>
+                <w:lang w:val="en-US"/>
+              </w:rPr>
+            </w:pPr>
+            <w:r>
+              <w:rPr>
+                <w:rFonts w:ascii="Aptos" w:eastAsia="Times New Roman" w:hAnsi="Aptos" w:cs="Times New Roman"/>
+                <w:lang w:val="en-US"/>
+              </w:rPr>
+              <w:t xml:space="preserve">9.2467 V </w:t>
+            </w:r>
+          </w:p>
+        </w:tc>
+        <w:tc>
+          <w:tcPr>
+            <w:tcW w:w="1871" w:type="dxa"/>
+          </w:tcPr>
+          <w:p>
+            <w:pPr>
+              <w:rPr>
+                <w:rFonts w:ascii="Aptos" w:eastAsia="Times New Roman" w:hAnsi="Aptos" w:cs="Times New Roman"/>
+                <w:lang w:val="en-US"/>
+              </w:rPr>
+            </w:pPr>
+            <w:r>
+              <w:rPr>
+                <w:rFonts w:ascii="Aptos" w:eastAsia="Times New Roman" w:hAnsi="Aptos" w:cs="Times New Roman"/>
+                <w:lang w:val="en-US"/>
+              </w:rPr>
+              <w:t xml:space="preserve">-9.9202 V </w:t>
+            </w:r>
+          </w:p>
+        </w:tc>
+        <w:tc>
+          <w:tcPr>
+            <w:tcW w:w="2167" w:type="dxa"/>
+          </w:tcPr>
+          <w:p>
+            <w:pPr>
+              <w:rPr>
+                <w:rFonts w:ascii="Aptos" w:eastAsia="Times New Roman" w:hAnsi="Aptos" w:cs="Times New Roman"/>
+                <w:lang w:val="en-US"/>
+              </w:rPr>
+            </w:pPr>
+            <w:r>
+              <w:rPr>
+                <w:rFonts w:ascii="Aptos" w:eastAsia="Times New Roman" w:hAnsi="Aptos" w:cs="Times New Roman"/>
+                <w:lang w:val="en-US"/>
+              </w:rPr>
+              <w:t xml:space="preserve">19.1669 V </w:t>
+            </w:r>
+          </w:p>
+        </w:tc>
+      </w:tr>
+    </w:tbl>
+    <w:p>
+      <w:pPr>
+        <w:rPr>
+          <w:lang w:val="fi-FI" w:eastAsia="fi-FI"/>
+        </w:rPr>
+      </w:pPr>
+    </w:p>
+    <w:p>
+      <w:pPr>
+        <w:rPr>
+          <w:lang w:eastAsia="fi-FI"/>
+        </w:rPr>
+      </w:pPr>
+      <w:r>
+        <w:rPr>
+          <w:lang w:eastAsia="fi-FI"/>
+        </w:rPr>
+        <w:t>The results in Table 1 are consistent with the LM358 being a single-supply op-amp, as described in the methods: the output can swing much closer to the negative rail than to the positive rail. The datasheet gives typical values of 1.4 V and 0.75 V from the positive and negative rails respectively for a load drawing 1 mA (Texas Instruments, 2024). The 10 kΩ load in the simulation draws about 0.9 mA, which is close to that condition, and the output reaches within 0.75 V of the positive rail and 0.08 V of the negative rail, which is better than the datasheet values. The swing also widens as the load resistance increases, from 18.75 V at 1 kΩ to 19.17 V at 10 kΩ.</w:t>
+      </w:r>
+    </w:p>
+    <w:p>
+      <w:pPr>
+        <w:rPr>
+          <w:lang w:eastAsia="fi-FI"/>
+        </w:rPr>
+      </w:pPr>
+    </w:p>
+    <w:p>
+      <w:pPr>
+        <w:keepNext/>
+      </w:pPr>
+      <w:r>
+        <w:rPr>
+          <w:noProof/>
+          <w:lang w:eastAsia="fi-FI"/>
+        </w:rPr>
+        <w:drawing>
+          <wp:inline distT="0" distB="0" distL="0" distR="0" wp14:anchorId="3AC12515" wp14:editId="69554FE5">
+            <wp:extent cx="6189345" cy="2679065"/>
+            <wp:effectExtent l="0" t="0" r="0" b="635"/>
+            <wp:docPr id="347213971" name="Picture 19"/>
+            <wp:cNvGraphicFramePr>
+              <a:graphicFrameLocks xmlns:a="http://schemas.openxmlformats.org/drawingml/2006/main" noChangeAspect="1"/>
+            </wp:cNvGraphicFramePr>
+            <a:graphic xmlns:a="http://schemas.openxmlformats.org/drawingml/2006/main">
+              <a:graphicData uri="http://schemas.openxmlformats.org/drawingml/2006/picture">
+                <pic:pic xmlns:pic="http://schemas.openxmlformats.org/drawingml/2006/picture">
+                  <pic:nvPicPr>
+                    <pic:cNvPr id="347213971" name="Picture 347213971"/>
+                    <pic:cNvPicPr/>
+                  </pic:nvPicPr>
+                  <pic:blipFill>
+                    <a:blip r:embed="rId36"/>
+                    <a:stretch>
+                      <a:fillRect/>
+                    </a:stretch>
+                  </pic:blipFill>
+                  <pic:spPr>
+                    <a:xfrm>
+                      <a:off x="0" y="0"/>
+                      <a:ext cx="6189345" cy="2679065"/>
+                    </a:xfrm>
+                    <a:prstGeom prst="rect">
+                      <a:avLst/>
+                    </a:prstGeom>
+                  </pic:spPr>
+                </pic:pic>
+              </a:graphicData>
+            </a:graphic>
+          </wp:inline>
+        </w:drawing>
+      </w:r>
+    </w:p>
+    <w:p>
+      <w:pPr>
+        <w:pStyle w:val="Caption"/>
+        <w:rPr>
+          <w:lang w:eastAsia="fi-FI"/>
+        </w:rPr>
+      </w:pPr>
+      <w:r>
+        <w:t xml:space="preserve">Figure </w:t>
+      </w:r>
+      <w:r>
+        <w:fldChar w:fldCharType="begin"/>
+      </w:r>
+      <w:r>
+        <w:instrText xml:space="preserve"> SEQ Figure \* ARABIC </w:instrText>
+      </w:r>
+      <w:r>
+        <w:fldChar w:fldCharType="separate"/>
+      </w:r>
+      <w:r>
+        <w:rPr>
+          <w:noProof/>
+        </w:rPr>
+        <w:t>24</w:t>
+      </w:r>
+      <w:r>
+        <w:fldChar w:fldCharType="end"/>
+      </w:r>
+      <w:r>
+        <w:t>.</w:t>
+      </w:r>
+    </w:p>
+    <w:p>
+      <w:pPr>
+        <w:rPr>
+          <w:lang w:eastAsia="fi-FI"/>
+        </w:rPr>
+      </w:pPr>
+    </w:p>
+    <w:p>
+      <w:r>
+        <w:t>V</w:t>
+      </w:r>
+      <w:r>
+        <w:rPr>
+          <w:vertAlign w:val="subscript"/>
+        </w:rPr>
+        <w:t>O</w:t>
+      </w:r>
+      <w:r>
+        <w:rPr>
+          <w:vertAlign w:val="subscript"/>
+        </w:rPr>
+        <w:t>H</w:t>
+      </w:r>
+      <w:r>
+        <w:t xml:space="preserve"> = </w:t>
+      </w:r>
+      <w:r>
+        <w:t>8.8223</w:t>
+      </w:r>
+      <w:r>
+        <w:t>V</w:t>
+      </w:r>
+      <w:r>
+        <w:t xml:space="preserve"> </w:t>
+      </w:r>
+      <w:r>
+        <w:rPr>
+          <w:lang w:val="en-US"/>
+        </w:rPr>
+        <w:t>V</w:t>
+      </w:r>
+      <w:r>
+        <w:rPr>
+          <w:vertAlign w:val="subscript"/>
+          <w:lang w:val="en-US"/>
+        </w:rPr>
+        <w:t>O</w:t>
+      </w:r>
+      <w:r>
+        <w:rPr>
+          <w:vertAlign w:val="subscript"/>
+          <w:lang w:val="en-US"/>
+        </w:rPr>
+        <w:t xml:space="preserve">L </w:t>
+      </w:r>
+      <w:r>
+        <w:rPr>
+          <w:lang w:val="en-US"/>
+        </w:rPr>
+        <w:t>=</w:t>
+      </w:r>
+      <w:r>
+        <w:t xml:space="preserve"> </w:t>
+      </w:r>
+      <w:r>
+        <w:t>-9.914</w:t>
+      </w:r>
+      <w:r>
+        <w:t xml:space="preserve">0V </w:t>
+      </w:r>
+    </w:p>
+    <w:p>
+      <w:pPr>
+        <w:rPr>
+          <w:lang w:eastAsia="fi-FI"/>
+        </w:rPr>
+      </w:pPr>
+    </w:p>
+    <w:p>
+      <w:pPr>
         <w:rPr>
           <w:lang w:val="en-US" w:eastAsia="fi-FI"/>
         </w:rPr>
@@ -8116,72 +8926,156 @@
     </w:p>
     <w:p>
       <w:pPr>
-        <w:pStyle w:val="Heading2"/>
-      </w:pPr>
-      <w:r>
-        <w:t xml:space="preserve">Output </w:t>
-      </w:r>
-      <w:proofErr w:type="spellStart"/>
-      <w:r>
-        <w:t>voltage</w:t>
-      </w:r>
-      <w:proofErr w:type="spellEnd"/>
-      <w:r>
-        <w:t xml:space="preserve"> swing</w:t>
-      </w:r>
-    </w:p>
-    <w:p>
-      <w:pPr>
-        <w:rPr>
-          <w:lang w:val="fi-FI" w:eastAsia="fi-FI"/>
-        </w:rPr>
-      </w:pPr>
-    </w:p>
-    <w:p>
-      <w:pPr>
-        <w:rPr>
-          <w:lang w:val="fi-FI" w:eastAsia="fi-FI"/>
-        </w:rPr>
-      </w:pPr>
-    </w:p>
-    <w:p>
-      <w:pPr>
-        <w:rPr>
+        <w:keepNext/>
+      </w:pPr>
+      <w:r>
+        <w:rPr>
+          <w:noProof/>
           <w:lang w:val="en-US" w:eastAsia="fi-FI"/>
         </w:rPr>
-      </w:pPr>
-    </w:p>
-    <w:p>
-      <w:pPr>
+        <w:drawing>
+          <wp:inline distT="0" distB="0" distL="0" distR="0" wp14:anchorId="76C1D4B3" wp14:editId="3CEAF02D">
+            <wp:extent cx="6189345" cy="2679065"/>
+            <wp:effectExtent l="0" t="0" r="0" b="635"/>
+            <wp:docPr id="75983421" name="Picture 20"/>
+            <wp:cNvGraphicFramePr>
+              <a:graphicFrameLocks xmlns:a="http://schemas.openxmlformats.org/drawingml/2006/main" noChangeAspect="1"/>
+            </wp:cNvGraphicFramePr>
+            <a:graphic xmlns:a="http://schemas.openxmlformats.org/drawingml/2006/main">
+              <a:graphicData uri="http://schemas.openxmlformats.org/drawingml/2006/picture">
+                <pic:pic xmlns:pic="http://schemas.openxmlformats.org/drawingml/2006/picture">
+                  <pic:nvPicPr>
+                    <pic:cNvPr id="75983421" name="Picture 75983421"/>
+                    <pic:cNvPicPr/>
+                  </pic:nvPicPr>
+                  <pic:blipFill>
+                    <a:blip r:embed="rId37"/>
+                    <a:stretch>
+                      <a:fillRect/>
+                    </a:stretch>
+                  </pic:blipFill>
+                  <pic:spPr>
+                    <a:xfrm>
+                      <a:off x="0" y="0"/>
+                      <a:ext cx="6189345" cy="2679065"/>
+                    </a:xfrm>
+                    <a:prstGeom prst="rect">
+                      <a:avLst/>
+                    </a:prstGeom>
+                  </pic:spPr>
+                </pic:pic>
+              </a:graphicData>
+            </a:graphic>
+          </wp:inline>
+        </w:drawing>
+      </w:r>
+    </w:p>
+    <w:p>
+      <w:pPr>
+        <w:pStyle w:val="Caption"/>
         <w:rPr>
           <w:lang w:val="en-US" w:eastAsia="fi-FI"/>
         </w:rPr>
       </w:pPr>
-    </w:p>
-    <w:p>
-      <w:pPr>
-        <w:rPr>
-          <w:lang w:val="en-US"/>
-        </w:rPr>
-      </w:pPr>
-    </w:p>
-    <w:p>
-      <w:pPr>
-        <w:rPr>
-          <w:lang w:val="en-US"/>
-        </w:rPr>
-      </w:pPr>
-    </w:p>
-    <w:p>
-      <w:pPr>
-        <w:rPr>
-          <w:lang w:val="en-US"/>
-        </w:rPr>
-      </w:pPr>
-      <w:r>
-        <w:rPr>
-          <w:lang w:val="en-US"/>
-        </w:rPr>
+      <w:r>
+        <w:t xml:space="preserve">Figure </w:t>
+      </w:r>
+      <w:r>
+        <w:fldChar w:fldCharType="begin"/>
+      </w:r>
+      <w:r>
+        <w:instrText xml:space="preserve"> SEQ Figure \* ARABIC </w:instrText>
+      </w:r>
+      <w:r>
+        <w:fldChar w:fldCharType="separate"/>
+      </w:r>
+      <w:r>
+        <w:rPr>
+          <w:noProof/>
+        </w:rPr>
+        <w:t>25</w:t>
+      </w:r>
+      <w:r>
+        <w:fldChar w:fldCharType="end"/>
+      </w:r>
+      <w:r>
+        <w:t>.</w:t>
+      </w:r>
+    </w:p>
+    <w:p>
+      <w:pPr>
+        <w:rPr>
+          <w:lang w:val="en-US"/>
+        </w:rPr>
+      </w:pPr>
+    </w:p>
+    <w:p>
+      <w:r>
+        <w:rPr>
+          <w:lang w:val="en-US"/>
+        </w:rPr>
+        <w:t>V</w:t>
+      </w:r>
+      <w:r>
+        <w:rPr>
+          <w:vertAlign w:val="subscript"/>
+          <w:lang w:val="en-US"/>
+        </w:rPr>
+        <w:t>OH</w:t>
+      </w:r>
+      <w:r>
+        <w:rPr>
+          <w:lang w:val="en-US"/>
+        </w:rPr>
+        <w:t xml:space="preserve"> = </w:t>
+      </w:r>
+      <w:r>
+        <w:t>3.6129</w:t>
+      </w:r>
+      <w:r>
+        <w:t>V V</w:t>
+      </w:r>
+      <w:r>
+        <w:rPr>
+          <w:vertAlign w:val="subscript"/>
+        </w:rPr>
+        <w:t>OL</w:t>
+      </w:r>
+      <w:r>
+        <w:t xml:space="preserve"> = </w:t>
+      </w:r>
+      <w:r>
+        <w:t>-2.5982</w:t>
+      </w:r>
+      <w:r>
+        <w:t>V</w:t>
+      </w:r>
+    </w:p>
+    <w:p>
+      <w:pPr>
+        <w:rPr>
+          <w:lang w:val="en-US"/>
+        </w:rPr>
+      </w:pPr>
+    </w:p>
+    <w:p>
+      <w:pPr>
+        <w:rPr>
+          <w:lang w:val="en-US"/>
+        </w:rPr>
+      </w:pPr>
+    </w:p>
+    <w:p>
+      <w:pPr>
+        <w:rPr>
+          <w:lang w:val="en-US"/>
+        </w:rPr>
+      </w:pPr>
+      <w:r>
+        <w:rPr>
+          <w:lang w:val="en-US"/>
+        </w:rPr>
+        <w:lastRenderedPageBreak/>
         <w:t>The results section presents t</w:t>
       </w:r>
       <w:r>
@@ -8200,14 +9094,7 @@
         <w:rPr>
           <w:lang w:val="en-US"/>
         </w:rPr>
-        <w:t xml:space="preserve"> in case of laboratory assignments, the results are the results of a measurement, which are used to present and explain the </w:t>
-      </w:r>
-      <w:r>
-        <w:rPr>
-          <w:lang w:val="en-US"/>
-        </w:rPr>
-        <w:lastRenderedPageBreak/>
-        <w:t xml:space="preserve">phenomenon under study. </w:t>
+        <w:t xml:space="preserve"> in case of laboratory assignments, the results are the results of a measurement, which are used to present and explain the phenomenon under study. </w:t>
       </w:r>
       <w:r>
         <w:rPr>
@@ -10349,7 +11236,7 @@
                           </pic:cNvPicPr>
                         </pic:nvPicPr>
                         <pic:blipFill>
-                          <a:blip r:embed="rId34"/>
+                          <a:blip r:embed="rId38"/>
                           <a:stretch>
                             <a:fillRect/>
                           </a:stretch>
@@ -10378,7 +11265,7 @@
                           </pic:cNvPicPr>
                         </pic:nvPicPr>
                         <pic:blipFill>
-                          <a:blip r:embed="rId35"/>
+                          <a:blip r:embed="rId39"/>
                           <a:stretch>
                             <a:fillRect/>
                           </a:stretch>
@@ -10407,7 +11294,7 @@
                           </pic:cNvPicPr>
                         </pic:nvPicPr>
                         <pic:blipFill>
-                          <a:blip r:embed="rId36"/>
+                          <a:blip r:embed="rId40"/>
                           <a:stretch>
                             <a:fillRect/>
                           </a:stretch>
@@ -10436,7 +11323,7 @@
                           </pic:cNvPicPr>
                         </pic:nvPicPr>
                         <pic:blipFill>
-                          <a:blip r:embed="rId37"/>
+                          <a:blip r:embed="rId41"/>
                           <a:stretch>
                             <a:fillRect/>
                           </a:stretch>
@@ -10465,7 +11352,7 @@
                           </pic:cNvPicPr>
                         </pic:nvPicPr>
                         <pic:blipFill>
-                          <a:blip r:embed="rId38"/>
+                          <a:blip r:embed="rId42"/>
                           <a:stretch>
                             <a:fillRect/>
                           </a:stretch>
@@ -10515,19 +11402,19 @@
                   <o:lock v:ext="edit" aspectratio="t"/>
                 </v:shapetype>
                 <v:shape id="Picture 2" o:spid="_x0000_s1027" type="#_x0000_t75" style="position:absolute;width:22384;height:19252;visibility:visible;mso-wrap-style:square" o:gfxdata="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">
-                  <v:imagedata r:id="rId39" o:title=""/>
+                  <v:imagedata r:id="rId43" o:title=""/>
                 </v:shape>
                 <v:shape id="Picture 3" o:spid="_x0000_s1028" type="#_x0000_t75" style="position:absolute;left:23399;width:22385;height:19252;visibility:visible;mso-wrap-style:square" o:gfxdata="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">
-                  <v:imagedata r:id="rId40" o:title=""/>
+                  <v:imagedata r:id="rId44" o:title=""/>
                 </v:shape>
                 <v:shape id="Picture 4" o:spid="_x0000_s1029" type="#_x0000_t75" style="position:absolute;top:18071;width:22384;height:18417;visibility:visible;mso-wrap-style:square" o:gfxdata="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">
-                  <v:imagedata r:id="rId41" o:title=""/>
+                  <v:imagedata r:id="rId45" o:title=""/>
                 </v:shape>
                 <v:shape id="Picture 5" o:spid="_x0000_s1030" type="#_x0000_t75" style="position:absolute;left:22384;top:17653;width:23400;height:19253;visibility:visible;mso-wrap-style:square" o:gfxdata="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">
-                  <v:imagedata r:id="rId42" o:title=""/>
+                  <v:imagedata r:id="rId46" o:title=""/>
                 </v:shape>
                 <v:shape id="Picture 6" o:spid="_x0000_s1031" type="#_x0000_t75" style="position:absolute;left:11688;top:36756;width:22396;height:3494;visibility:visible;mso-wrap-style:square" o:gfxdata="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">
-                  <v:imagedata r:id="rId43" o:title=""/>
+                  <v:imagedata r:id="rId47" o:title=""/>
                 </v:shape>
                 <w10:wrap type="topAndBottom" anchory="page"/>
               </v:group>
@@ -11117,14 +12004,14 @@
         <w:rPr>
           <w:lang w:val="en-US"/>
         </w:rPr>
-        <w:t xml:space="preserve"> The charger </w:t>
+        <w:t xml:space="preserve"> The </w:t>
       </w:r>
       <w:r>
         <w:rPr>
           <w:lang w:val="en-US"/>
         </w:rPr>
         <w:lastRenderedPageBreak/>
-        <w:t>is specified to have output voltage between 45.5 and 5.5 V. According to our measurements, this specification is fulfilled.</w:t>
+        <w:t>charger is specified to have output voltage between 45.5 and 5.5 V. According to our measurements, this specification is fulfilled.</w:t>
       </w:r>
       <w:r>
         <w:rPr>
@@ -11252,7 +12139,7 @@
         </w:rPr>
         <w:t xml:space="preserve"> Available </w:t>
       </w:r>
-      <w:hyperlink r:id="rId44" w:history="1">
+      <w:hyperlink r:id="rId48" w:history="1">
         <w:r>
           <w:rPr>
             <w:rStyle w:val="Hyperlink"/>
@@ -11346,7 +12233,7 @@
         </w:rPr>
         <w:t xml:space="preserve">. Dallas, TX: Texas Instruments. Available at: </w:t>
       </w:r>
-      <w:hyperlink r:id="rId45" w:history="1">
+      <w:hyperlink r:id="rId49" w:history="1">
         <w:r>
           <w:rPr>
             <w:rStyle w:val="Hyperlink"/>
@@ -11434,7 +12321,7 @@
       <w:r>
         <w:t xml:space="preserve">Available at: </w:t>
       </w:r>
-      <w:hyperlink r:id="rId46" w:history="1">
+      <w:hyperlink r:id="rId50" w:history="1">
         <w:r>
           <w:rPr>
             <w:rStyle w:val="Hyperlink"/>
@@ -11544,7 +12431,7 @@
       <w:r>
         <w:t xml:space="preserve">Available at: </w:t>
       </w:r>
-      <w:hyperlink r:id="rId47" w:tgtFrame="_blank" w:history="1">
+      <w:hyperlink r:id="rId51" w:tgtFrame="_blank" w:history="1">
         <w:r>
           <w:rPr>
             <w:rStyle w:val="Hyperlink"/>
@@ -11755,7 +12642,6 @@
         <w:rPr>
           <w:lang w:val="en-US"/>
         </w:rPr>
-        <w:lastRenderedPageBreak/>
         <w:t xml:space="preserve">Every appendix must be referenced in the main report. </w:t>
       </w:r>
       <w:r>
@@ -11779,10 +12665,10 @@
       </w:pPr>
     </w:p>
     <w:sectPr>
-      <w:headerReference w:type="default" r:id="rId48"/>
-      <w:footerReference w:type="default" r:id="rId49"/>
-      <w:headerReference w:type="first" r:id="rId50"/>
-      <w:footerReference w:type="first" r:id="rId51"/>
+      <w:headerReference w:type="default" r:id="rId52"/>
+      <w:footerReference w:type="default" r:id="rId53"/>
+      <w:headerReference w:type="first" r:id="rId54"/>
+      <w:footerReference w:type="first" r:id="rId55"/>
       <w:type w:val="continuous"/>
       <w:pgSz w:w="11907" w:h="16840" w:code="9"/>
       <w:pgMar w:top="1440" w:right="1080" w:bottom="1440" w:left="1080" w:header="708" w:footer="708" w:gutter="0"/>
@@ -11837,7 +12723,6 @@
           <w:pPr>
             <w:pStyle w:val="Header"/>
             <w:ind w:left="-115"/>
-            <w:jc w:val="left"/>
           </w:pPr>
         </w:p>
       </w:tc>
@@ -11896,7 +12781,6 @@
           <w:pPr>
             <w:pStyle w:val="Header"/>
             <w:ind w:left="-115"/>
-            <w:jc w:val="left"/>
           </w:pPr>
         </w:p>
       </w:tc>
@@ -11992,7 +12876,6 @@
           <w:pPr>
             <w:pStyle w:val="Header"/>
             <w:ind w:left="-115"/>
-            <w:jc w:val="left"/>
           </w:pPr>
         </w:p>
       </w:tc>
@@ -14295,7 +15178,7 @@
   <w:style w:type="paragraph" w:default="1" w:styleId="Normal">
     <w:name w:val="Normal"/>
     <w:qFormat/>
-    <w:rsid w:val="004F2FA9"/>
+    <w:rsid w:val="003259B6"/>
     <w:rPr>
       <w:sz w:val="24"/>
       <w:szCs w:val="24"/>
@@ -14313,8 +15196,7 @@
       <w:numPr>
         <w:numId w:val="4"/>
       </w:numPr>
-      <w:spacing w:before="480" w:after="240" w:line="240" w:lineRule="atLeast"/>
-      <w:jc w:val="both"/>
+      <w:spacing w:before="480" w:after="240"/>
       <w:outlineLvl w:val="0"/>
     </w:pPr>
     <w:rPr>
@@ -14322,8 +15204,6 @@
       <w:caps/>
       <w:color w:val="000000"/>
       <w:kern w:val="28"/>
-      <w:szCs w:val="20"/>
-      <w:lang w:val="fi-FI" w:eastAsia="fi-FI"/>
     </w:rPr>
   </w:style>
   <w:style w:type="paragraph" w:styleId="Heading2">
@@ -14341,8 +15221,7 @@
       <w:tabs>
         <w:tab w:val="left" w:pos="567"/>
       </w:tabs>
-      <w:spacing w:before="480" w:after="120" w:line="240" w:lineRule="atLeast"/>
-      <w:jc w:val="both"/>
+      <w:spacing w:before="480"/>
       <w:outlineLvl w:val="1"/>
     </w:pPr>
     <w:rPr>
@@ -14351,7 +15230,6 @@
       <w:bCs/>
       <w:iCs/>
       <w:szCs w:val="28"/>
-      <w:lang w:val="fi-FI" w:eastAsia="fi-FI"/>
     </w:rPr>
   </w:style>
   <w:style w:type="paragraph" w:styleId="Heading3">
@@ -14366,8 +15244,7 @@
         <w:ilvl w:val="2"/>
         <w:numId w:val="4"/>
       </w:numPr>
-      <w:spacing w:before="360" w:after="60" w:line="240" w:lineRule="atLeast"/>
-      <w:jc w:val="both"/>
+      <w:spacing w:before="360" w:after="60"/>
       <w:outlineLvl w:val="2"/>
     </w:pPr>
     <w:rPr>
@@ -14375,7 +15252,6 @@
       <w:b/>
       <w:bCs/>
       <w:szCs w:val="26"/>
-      <w:lang w:val="fi-FI" w:eastAsia="fi-FI"/>
     </w:rPr>
   </w:style>
   <w:style w:type="paragraph" w:styleId="Heading4">
@@ -14390,15 +15266,11 @@
         <w:ilvl w:val="3"/>
         <w:numId w:val="4"/>
       </w:numPr>
-      <w:spacing w:after="120" w:line="240" w:lineRule="atLeast"/>
-      <w:jc w:val="both"/>
       <w:outlineLvl w:val="3"/>
     </w:pPr>
     <w:rPr>
       <w:b/>
       <w:bCs/>
-      <w:szCs w:val="20"/>
-      <w:lang w:val="fi-FI" w:eastAsia="fi-FI"/>
     </w:rPr>
   </w:style>
   <w:style w:type="paragraph" w:styleId="Heading5">
@@ -14414,15 +15286,12 @@
     <w:pPr>
       <w:keepNext/>
       <w:keepLines/>
-      <w:spacing w:before="40" w:after="120" w:line="240" w:lineRule="atLeast"/>
-      <w:jc w:val="both"/>
+      <w:spacing w:before="40"/>
       <w:outlineLvl w:val="4"/>
     </w:pPr>
     <w:rPr>
       <w:rFonts w:asciiTheme="majorHAnsi" w:eastAsiaTheme="majorEastAsia" w:hAnsiTheme="majorHAnsi" w:cstheme="majorBidi"/>
       <w:color w:val="365F91" w:themeColor="accent1" w:themeShade="BF"/>
-      <w:szCs w:val="20"/>
-      <w:lang w:val="fi-FI" w:eastAsia="fi-FI"/>
     </w:rPr>
   </w:style>
   <w:style w:type="paragraph" w:styleId="Heading6">
@@ -14438,15 +15307,12 @@
     <w:pPr>
       <w:keepNext/>
       <w:keepLines/>
-      <w:spacing w:before="40" w:after="120" w:line="240" w:lineRule="atLeast"/>
-      <w:jc w:val="both"/>
+      <w:spacing w:before="40"/>
       <w:outlineLvl w:val="5"/>
     </w:pPr>
     <w:rPr>
       <w:rFonts w:asciiTheme="majorHAnsi" w:eastAsiaTheme="majorEastAsia" w:hAnsiTheme="majorHAnsi" w:cstheme="majorBidi"/>
       <w:color w:val="243F60" w:themeColor="accent1" w:themeShade="7F"/>
-      <w:szCs w:val="20"/>
-      <w:lang w:val="fi-FI" w:eastAsia="fi-FI"/>
     </w:rPr>
   </w:style>
   <w:style w:type="paragraph" w:styleId="Heading7">
@@ -14462,8 +15328,7 @@
     <w:pPr>
       <w:keepNext/>
       <w:keepLines/>
-      <w:spacing w:before="40" w:after="120" w:line="240" w:lineRule="atLeast"/>
-      <w:jc w:val="both"/>
+      <w:spacing w:before="40"/>
       <w:outlineLvl w:val="6"/>
     </w:pPr>
     <w:rPr>
@@ -14471,8 +15336,6 @@
       <w:i/>
       <w:iCs/>
       <w:color w:val="243F60" w:themeColor="accent1" w:themeShade="7F"/>
-      <w:szCs w:val="20"/>
-      <w:lang w:val="fi-FI" w:eastAsia="fi-FI"/>
     </w:rPr>
   </w:style>
   <w:style w:type="paragraph" w:styleId="Heading8">
@@ -14488,8 +15351,7 @@
     <w:pPr>
       <w:keepNext/>
       <w:keepLines/>
-      <w:spacing w:before="40" w:after="120" w:line="240" w:lineRule="atLeast"/>
-      <w:jc w:val="both"/>
+      <w:spacing w:before="40"/>
       <w:outlineLvl w:val="7"/>
     </w:pPr>
     <w:rPr>
@@ -14497,7 +15359,6 @@
       <w:color w:val="272727" w:themeColor="text1" w:themeTint="D8"/>
       <w:sz w:val="21"/>
       <w:szCs w:val="21"/>
-      <w:lang w:val="fi-FI" w:eastAsia="fi-FI"/>
     </w:rPr>
   </w:style>
   <w:style w:type="paragraph" w:styleId="Heading9">
@@ -14513,8 +15374,7 @@
     <w:pPr>
       <w:keepNext/>
       <w:keepLines/>
-      <w:spacing w:before="40" w:after="120" w:line="240" w:lineRule="atLeast"/>
-      <w:jc w:val="both"/>
+      <w:spacing w:before="40"/>
       <w:outlineLvl w:val="8"/>
     </w:pPr>
     <w:rPr>
@@ -14524,7 +15384,6 @@
       <w:color w:val="272727" w:themeColor="text1" w:themeTint="D8"/>
       <w:sz w:val="21"/>
       <w:szCs w:val="21"/>
-      <w:lang w:val="fi-FI" w:eastAsia="fi-FI"/>
     </w:rPr>
   </w:style>
   <w:style w:type="character" w:default="1" w:styleId="DefaultParagraphFont">
@@ -14564,13 +15423,7 @@
         <w:tab w:val="center" w:pos="4819"/>
         <w:tab w:val="right" w:pos="9071"/>
       </w:tabs>
-      <w:spacing w:after="120" w:line="240" w:lineRule="atLeast"/>
-      <w:jc w:val="both"/>
     </w:pPr>
-    <w:rPr>
-      <w:szCs w:val="20"/>
-      <w:lang w:val="fi-FI" w:eastAsia="fi-FI"/>
-    </w:rPr>
   </w:style>
   <w:style w:type="paragraph" w:customStyle="1" w:styleId="alaotsikko">
     <w:name w:val="alaotsikko"/>
@@ -14579,14 +15432,11 @@
     <w:pPr>
       <w:keepNext/>
       <w:keepLines/>
-      <w:spacing w:after="360" w:line="240" w:lineRule="atLeast"/>
-      <w:jc w:val="both"/>
+      <w:spacing w:after="360"/>
     </w:pPr>
     <w:rPr>
       <w:b/>
       <w:sz w:val="28"/>
-      <w:szCs w:val="20"/>
-      <w:lang w:val="fi-FI" w:eastAsia="fi-FI"/>
     </w:rPr>
   </w:style>
   <w:style w:type="paragraph" w:customStyle="1" w:styleId="kirja">
@@ -14603,27 +15453,18 @@
       <w:adjustRightInd w:val="0"/>
       <w:spacing w:before="40" w:after="40" w:line="320" w:lineRule="exact"/>
       <w:ind w:firstLine="284"/>
-      <w:jc w:val="both"/>
       <w:textAlignment w:val="baseline"/>
     </w:pPr>
     <w:rPr>
       <w:noProof/>
-      <w:szCs w:val="20"/>
-      <w:lang w:val="fi-FI" w:eastAsia="fi-FI"/>
     </w:rPr>
   </w:style>
   <w:style w:type="paragraph" w:customStyle="1" w:styleId="Taulukkoteksti">
     <w:name w:val="Taulukkoteksti"/>
     <w:basedOn w:val="Normal"/>
     <w:rsid w:val="008862C1"/>
-    <w:pPr>
-      <w:spacing w:after="120" w:line="240" w:lineRule="atLeast"/>
-      <w:jc w:val="both"/>
-    </w:pPr>
     <w:rPr>
       <w:sz w:val="20"/>
-      <w:szCs w:val="20"/>
-      <w:lang w:val="fi-FI" w:eastAsia="fi-FI"/>
     </w:rPr>
   </w:style>
   <w:style w:type="paragraph" w:customStyle="1" w:styleId="Kuvateksti">
@@ -14631,13 +15472,10 @@
     <w:basedOn w:val="Normal"/>
     <w:rsid w:val="005526C3"/>
     <w:pPr>
-      <w:spacing w:after="240" w:line="240" w:lineRule="atLeast"/>
-      <w:jc w:val="both"/>
+      <w:spacing w:after="240"/>
     </w:pPr>
     <w:rPr>
       <w:sz w:val="20"/>
-      <w:szCs w:val="20"/>
-      <w:lang w:val="fi-FI" w:eastAsia="fi-FI"/>
     </w:rPr>
   </w:style>
   <w:style w:type="paragraph" w:customStyle="1" w:styleId="yhtl">
@@ -14652,14 +15490,12 @@
       <w:autoSpaceDE w:val="0"/>
       <w:autoSpaceDN w:val="0"/>
       <w:adjustRightInd w:val="0"/>
-      <w:spacing w:before="240" w:after="240" w:line="240" w:lineRule="atLeast"/>
+      <w:spacing w:before="240" w:after="240"/>
       <w:ind w:left="851"/>
       <w:textAlignment w:val="baseline"/>
     </w:pPr>
     <w:rPr>
       <w:noProof/>
-      <w:szCs w:val="20"/>
-      <w:lang w:val="fi-FI" w:eastAsia="fi-FI"/>
     </w:rPr>
   </w:style>
   <w:style w:type="paragraph" w:customStyle="1" w:styleId="dityleinen">
@@ -14671,13 +15507,8 @@
         <w:tab w:val="left" w:pos="851"/>
         <w:tab w:val="right" w:pos="7655"/>
       </w:tabs>
-      <w:spacing w:after="360" w:line="240" w:lineRule="atLeast"/>
-      <w:jc w:val="both"/>
+      <w:spacing w:after="360"/>
     </w:pPr>
-    <w:rPr>
-      <w:szCs w:val="20"/>
-      <w:lang w:val="fi-FI" w:eastAsia="fi-FI"/>
-    </w:rPr>
   </w:style>
   <w:style w:type="paragraph" w:customStyle="1" w:styleId="kappaleenalku">
     <w:name w:val="kappaleen alku"/>
@@ -14689,13 +15520,10 @@
       <w:autoSpaceDN w:val="0"/>
       <w:adjustRightInd w:val="0"/>
       <w:spacing w:after="40" w:line="320" w:lineRule="exact"/>
-      <w:jc w:val="both"/>
       <w:textAlignment w:val="baseline"/>
     </w:pPr>
     <w:rPr>
       <w:noProof/>
-      <w:szCs w:val="20"/>
-      <w:lang w:val="fi-FI" w:eastAsia="fi-FI"/>
     </w:rPr>
   </w:style>
   <w:style w:type="character" w:styleId="PageNumber">
@@ -14715,13 +15543,10 @@
       <w:adjustRightInd w:val="0"/>
       <w:spacing w:before="40" w:after="40" w:line="320" w:lineRule="exact"/>
       <w:ind w:left="765" w:hanging="765"/>
-      <w:jc w:val="both"/>
       <w:textAlignment w:val="baseline"/>
     </w:pPr>
     <w:rPr>
       <w:noProof/>
-      <w:szCs w:val="20"/>
-      <w:lang w:val="fi-FI" w:eastAsia="fi-FI"/>
     </w:rPr>
   </w:style>
   <w:style w:type="paragraph" w:styleId="Header">
@@ -14735,13 +15560,7 @@
         <w:tab w:val="center" w:pos="4153"/>
         <w:tab w:val="right" w:pos="8306"/>
       </w:tabs>
-      <w:spacing w:after="120" w:line="240" w:lineRule="atLeast"/>
-      <w:jc w:val="both"/>
     </w:pPr>
-    <w:rPr>
-      <w:szCs w:val="20"/>
-      <w:lang w:val="fi-FI" w:eastAsia="fi-FI"/>
-    </w:rPr>
   </w:style>
   <w:style w:type="paragraph" w:styleId="TOC1">
     <w:name w:val="toc 1"/>
@@ -14750,14 +15569,6 @@
     <w:autoRedefine/>
     <w:uiPriority w:val="39"/>
     <w:rsid w:val="00FB2298"/>
-    <w:pPr>
-      <w:spacing w:after="120" w:line="240" w:lineRule="atLeast"/>
-      <w:jc w:val="both"/>
-    </w:pPr>
-    <w:rPr>
-      <w:szCs w:val="20"/>
-      <w:lang w:val="fi-FI" w:eastAsia="fi-FI"/>
-    </w:rPr>
   </w:style>
   <w:style w:type="paragraph" w:styleId="TOC2">
     <w:name w:val="toc 2"/>
@@ -14767,14 +15578,8 @@
     <w:uiPriority w:val="39"/>
     <w:rsid w:val="00FB2298"/>
     <w:pPr>
-      <w:spacing w:after="120" w:line="240" w:lineRule="atLeast"/>
       <w:ind w:left="240"/>
-      <w:jc w:val="both"/>
     </w:pPr>
-    <w:rPr>
-      <w:szCs w:val="20"/>
-      <w:lang w:val="fi-FI" w:eastAsia="fi-FI"/>
-    </w:rPr>
   </w:style>
   <w:style w:type="paragraph" w:styleId="TOC3">
     <w:name w:val="toc 3"/>
@@ -14784,14 +15589,8 @@
     <w:uiPriority w:val="39"/>
     <w:rsid w:val="00FB2298"/>
     <w:pPr>
-      <w:spacing w:after="120" w:line="240" w:lineRule="atLeast"/>
       <w:ind w:left="480"/>
-      <w:jc w:val="both"/>
     </w:pPr>
-    <w:rPr>
-      <w:szCs w:val="20"/>
-      <w:lang w:val="fi-FI" w:eastAsia="fi-FI"/>
-    </w:rPr>
   </w:style>
   <w:style w:type="paragraph" w:styleId="TOC4">
     <w:name w:val="toc 4"/>
@@ -14801,14 +15600,8 @@
     <w:semiHidden/>
     <w:rsid w:val="008862C1"/>
     <w:pPr>
-      <w:spacing w:after="120" w:line="240" w:lineRule="atLeast"/>
       <w:ind w:left="720"/>
-      <w:jc w:val="both"/>
     </w:pPr>
-    <w:rPr>
-      <w:szCs w:val="20"/>
-      <w:lang w:val="fi-FI" w:eastAsia="fi-FI"/>
-    </w:rPr>
   </w:style>
   <w:style w:type="paragraph" w:styleId="TOC5">
     <w:name w:val="toc 5"/>
@@ -14818,14 +15611,8 @@
     <w:semiHidden/>
     <w:rsid w:val="008862C1"/>
     <w:pPr>
-      <w:spacing w:after="120" w:line="240" w:lineRule="atLeast"/>
       <w:ind w:left="960"/>
-      <w:jc w:val="both"/>
     </w:pPr>
-    <w:rPr>
-      <w:szCs w:val="20"/>
-      <w:lang w:val="fi-FI" w:eastAsia="fi-FI"/>
-    </w:rPr>
   </w:style>
   <w:style w:type="paragraph" w:styleId="TOC6">
     <w:name w:val="toc 6"/>
@@ -14835,14 +15622,8 @@
     <w:semiHidden/>
     <w:rsid w:val="008862C1"/>
     <w:pPr>
-      <w:spacing w:after="120" w:line="240" w:lineRule="atLeast"/>
       <w:ind w:left="1200"/>
-      <w:jc w:val="both"/>
     </w:pPr>
-    <w:rPr>
-      <w:szCs w:val="20"/>
-      <w:lang w:val="fi-FI" w:eastAsia="fi-FI"/>
-    </w:rPr>
   </w:style>
   <w:style w:type="paragraph" w:styleId="TOC7">
     <w:name w:val="toc 7"/>
@@ -14852,14 +15633,8 @@
     <w:semiHidden/>
     <w:rsid w:val="008862C1"/>
     <w:pPr>
-      <w:spacing w:after="120" w:line="240" w:lineRule="atLeast"/>
       <w:ind w:left="1440"/>
-      <w:jc w:val="both"/>
     </w:pPr>
-    <w:rPr>
-      <w:szCs w:val="20"/>
-      <w:lang w:val="fi-FI" w:eastAsia="fi-FI"/>
-    </w:rPr>
   </w:style>
   <w:style w:type="paragraph" w:styleId="TOC8">
     <w:name w:val="toc 8"/>
@@ -14869,14 +15644,8 @@
     <w:semiHidden/>
     <w:rsid w:val="008862C1"/>
     <w:pPr>
-      <w:spacing w:after="120" w:line="240" w:lineRule="atLeast"/>
       <w:ind w:left="1680"/>
-      <w:jc w:val="both"/>
     </w:pPr>
-    <w:rPr>
-      <w:szCs w:val="20"/>
-      <w:lang w:val="fi-FI" w:eastAsia="fi-FI"/>
-    </w:rPr>
   </w:style>
   <w:style w:type="paragraph" w:styleId="TOC9">
     <w:name w:val="toc 9"/>
@@ -14886,14 +15655,8 @@
     <w:semiHidden/>
     <w:rsid w:val="008862C1"/>
     <w:pPr>
-      <w:spacing w:after="120" w:line="240" w:lineRule="atLeast"/>
       <w:ind w:left="1920"/>
-      <w:jc w:val="both"/>
     </w:pPr>
-    <w:rPr>
-      <w:szCs w:val="20"/>
-      <w:lang w:val="fi-FI" w:eastAsia="fi-FI"/>
-    </w:rPr>
   </w:style>
   <w:style w:type="character" w:styleId="Hyperlink">
     <w:name w:val="Hyperlink"/>
@@ -14910,14 +15673,8 @@
     <w:semiHidden/>
     <w:rsid w:val="008862C1"/>
     <w:pPr>
-      <w:spacing w:after="120" w:line="240" w:lineRule="atLeast"/>
       <w:ind w:left="283" w:hanging="283"/>
-      <w:jc w:val="both"/>
     </w:pPr>
-    <w:rPr>
-      <w:szCs w:val="20"/>
-      <w:lang w:val="fi-FI" w:eastAsia="fi-FI"/>
-    </w:rPr>
   </w:style>
   <w:style w:type="paragraph" w:styleId="Caption">
     <w:name w:val="caption"/>
@@ -14926,15 +15683,12 @@
     <w:qFormat/>
     <w:rsid w:val="006100C7"/>
     <w:pPr>
-      <w:spacing w:before="120" w:after="120" w:line="240" w:lineRule="atLeast"/>
+      <w:spacing w:before="120"/>
       <w:ind w:left="1361" w:hanging="1361"/>
-      <w:jc w:val="both"/>
     </w:pPr>
     <w:rPr>
       <w:bCs/>
       <w:sz w:val="20"/>
-      <w:szCs w:val="20"/>
-      <w:lang w:val="fi-FI" w:eastAsia="fi-FI"/>
     </w:rPr>
   </w:style>
   <w:style w:type="paragraph" w:styleId="BodyText">
@@ -14943,14 +15697,6 @@
     <w:link w:val="BodyTextChar"/>
     <w:semiHidden/>
     <w:rsid w:val="008862C1"/>
-    <w:pPr>
-      <w:spacing w:after="120" w:line="240" w:lineRule="atLeast"/>
-      <w:jc w:val="both"/>
-    </w:pPr>
-    <w:rPr>
-      <w:szCs w:val="20"/>
-      <w:lang w:val="fi-FI" w:eastAsia="fi-FI"/>
-    </w:rPr>
   </w:style>
   <w:style w:type="paragraph" w:styleId="BodyTextIndent">
     <w:name w:val="Body Text Indent"/>
@@ -14959,14 +15705,8 @@
     <w:semiHidden/>
     <w:rsid w:val="008862C1"/>
     <w:pPr>
-      <w:spacing w:after="120" w:line="240" w:lineRule="atLeast"/>
       <w:ind w:left="283"/>
-      <w:jc w:val="both"/>
     </w:pPr>
-    <w:rPr>
-      <w:szCs w:val="20"/>
-      <w:lang w:val="fi-FI" w:eastAsia="fi-FI"/>
-    </w:rPr>
   </w:style>
   <w:style w:type="paragraph" w:customStyle="1" w:styleId="taulukko">
     <w:name w:val="taulukko"/>
@@ -14975,7 +15715,6 @@
     <w:pPr>
       <w:keepLines/>
       <w:spacing w:after="0"/>
-      <w:jc w:val="left"/>
     </w:pPr>
     <w:rPr>
       <w:i/>
@@ -14988,13 +15727,8 @@
     <w:link w:val="CommentTextChar"/>
     <w:semiHidden/>
     <w:rsid w:val="008862C1"/>
-    <w:pPr>
-      <w:spacing w:after="120" w:line="240" w:lineRule="atLeast"/>
-    </w:pPr>
     <w:rPr>
       <w:sz w:val="20"/>
-      <w:szCs w:val="20"/>
-      <w:lang w:val="fi-FI" w:eastAsia="fi-FI"/>
     </w:rPr>
   </w:style>
   <w:style w:type="paragraph" w:styleId="Index1">
@@ -15005,13 +15739,11 @@
     <w:semiHidden/>
     <w:rsid w:val="008862C1"/>
     <w:pPr>
-      <w:spacing w:before="120" w:after="120"/>
+      <w:spacing w:before="120"/>
     </w:pPr>
     <w:rPr>
       <w:rFonts w:ascii="Arial" w:hAnsi="Arial" w:cs="Arial"/>
       <w:sz w:val="20"/>
-      <w:szCs w:val="20"/>
-      <w:lang w:val="fi-FI" w:eastAsia="fi-FI"/>
     </w:rPr>
   </w:style>
   <w:style w:type="paragraph" w:styleId="BodyText2">
@@ -15019,13 +15751,8 @@
     <w:basedOn w:val="Normal"/>
     <w:semiHidden/>
     <w:rsid w:val="008862C1"/>
-    <w:pPr>
-      <w:spacing w:after="120"/>
-    </w:pPr>
     <w:rPr>
       <w:sz w:val="28"/>
-      <w:szCs w:val="20"/>
-      <w:lang w:val="fi-FI" w:eastAsia="fi-FI"/>
     </w:rPr>
   </w:style>
   <w:style w:type="character" w:customStyle="1" w:styleId="FooterChar">
@@ -15083,15 +15810,10 @@
     <w:semiHidden/>
     <w:unhideWhenUsed/>
     <w:rsid w:val="003E6AA1"/>
-    <w:pPr>
-      <w:spacing w:after="120"/>
-      <w:jc w:val="both"/>
-    </w:pPr>
     <w:rPr>
       <w:rFonts w:ascii="Segoe UI" w:hAnsi="Segoe UI" w:cs="Segoe UI"/>
       <w:sz w:val="18"/>
       <w:szCs w:val="18"/>
-      <w:lang w:val="fi-FI" w:eastAsia="fi-FI"/>
     </w:rPr>
   </w:style>
   <w:style w:type="character" w:customStyle="1" w:styleId="BalloonTextChar">
@@ -15116,14 +15838,6 @@
     <w:semiHidden/>
     <w:unhideWhenUsed/>
     <w:rsid w:val="003E6AA1"/>
-    <w:pPr>
-      <w:spacing w:after="120" w:line="240" w:lineRule="atLeast"/>
-      <w:jc w:val="both"/>
-    </w:pPr>
-    <w:rPr>
-      <w:szCs w:val="20"/>
-      <w:lang w:val="fi-FI" w:eastAsia="fi-FI"/>
-    </w:rPr>
   </w:style>
   <w:style w:type="paragraph" w:styleId="BlockText">
     <w:name w:val="Block Text"/>
@@ -15139,17 +15853,13 @@
         <w:bottom w:val="single" w:sz="2" w:space="10" w:color="4F81BD" w:themeColor="accent1" w:shadow="1"/>
         <w:right w:val="single" w:sz="2" w:space="10" w:color="4F81BD" w:themeColor="accent1" w:shadow="1"/>
       </w:pBdr>
-      <w:spacing w:after="120" w:line="240" w:lineRule="atLeast"/>
       <w:ind w:left="1152" w:right="1152"/>
-      <w:jc w:val="both"/>
     </w:pPr>
     <w:rPr>
       <w:rFonts w:asciiTheme="minorHAnsi" w:eastAsiaTheme="minorEastAsia" w:hAnsiTheme="minorHAnsi" w:cstheme="minorBidi"/>
       <w:i/>
       <w:iCs/>
       <w:color w:val="4F81BD" w:themeColor="accent1"/>
-      <w:szCs w:val="20"/>
-      <w:lang w:val="fi-FI" w:eastAsia="fi-FI"/>
     </w:rPr>
   </w:style>
   <w:style w:type="paragraph" w:styleId="BodyText3">
@@ -15160,14 +15870,9 @@
     <w:semiHidden/>
     <w:unhideWhenUsed/>
     <w:rsid w:val="003E6AA1"/>
-    <w:pPr>
-      <w:spacing w:after="120" w:line="240" w:lineRule="atLeast"/>
-      <w:jc w:val="both"/>
-    </w:pPr>
     <w:rPr>
       <w:sz w:val="16"/>
       <w:szCs w:val="16"/>
-      <w:lang w:val="fi-FI" w:eastAsia="fi-FI"/>
     </w:rPr>
   </w:style>
   <w:style w:type="character" w:customStyle="1" w:styleId="BodyText3Char">
@@ -15192,7 +15897,6 @@
     <w:unhideWhenUsed/>
     <w:rsid w:val="003E6AA1"/>
     <w:pPr>
-      <w:spacing w:after="0"/>
       <w:ind w:firstLine="360"/>
     </w:pPr>
   </w:style>
@@ -15228,7 +15932,6 @@
     <w:unhideWhenUsed/>
     <w:rsid w:val="003E6AA1"/>
     <w:pPr>
-      <w:spacing w:after="0"/>
       <w:ind w:left="360" w:firstLine="360"/>
     </w:pPr>
   </w:style>
@@ -15264,14 +15967,9 @@
     <w:unhideWhenUsed/>
     <w:rsid w:val="003E6AA1"/>
     <w:pPr>
-      <w:spacing w:after="120" w:line="480" w:lineRule="auto"/>
+      <w:spacing w:line="480" w:lineRule="auto"/>
       <w:ind w:left="283"/>
-      <w:jc w:val="both"/>
     </w:pPr>
-    <w:rPr>
-      <w:szCs w:val="20"/>
-      <w:lang w:val="fi-FI" w:eastAsia="fi-FI"/>
-    </w:rPr>
   </w:style>
   <w:style w:type="character" w:customStyle="1" w:styleId="BodyTextIndent2Char">
     <w:name w:val="Body Text Indent 2 Char"/>
@@ -15294,14 +15992,11 @@
     <w:unhideWhenUsed/>
     <w:rsid w:val="003E6AA1"/>
     <w:pPr>
-      <w:spacing w:after="120" w:line="240" w:lineRule="atLeast"/>
       <w:ind w:left="283"/>
-      <w:jc w:val="both"/>
     </w:pPr>
     <w:rPr>
       <w:sz w:val="16"/>
       <w:szCs w:val="16"/>
-      <w:lang w:val="fi-FI" w:eastAsia="fi-FI"/>
     </w:rPr>
   </w:style>
   <w:style w:type="character" w:customStyle="1" w:styleId="BodyTextIndent3Char">
@@ -15326,14 +16021,8 @@
     <w:unhideWhenUsed/>
     <w:rsid w:val="003E6AA1"/>
     <w:pPr>
-      <w:spacing w:after="120"/>
       <w:ind w:left="4252"/>
-      <w:jc w:val="both"/>
     </w:pPr>
-    <w:rPr>
-      <w:szCs w:val="20"/>
-      <w:lang w:val="fi-FI" w:eastAsia="fi-FI"/>
-    </w:rPr>
   </w:style>
   <w:style w:type="character" w:customStyle="1" w:styleId="ClosingChar">
     <w:name w:val="Closing Char"/>
@@ -15357,7 +16046,6 @@
     <w:unhideWhenUsed/>
     <w:rsid w:val="003E6AA1"/>
     <w:pPr>
-      <w:spacing w:line="240" w:lineRule="auto"/>
       <w:jc w:val="both"/>
     </w:pPr>
     <w:rPr>
@@ -15397,14 +16085,6 @@
     <w:semiHidden/>
     <w:unhideWhenUsed/>
     <w:rsid w:val="003E6AA1"/>
-    <w:pPr>
-      <w:spacing w:after="120" w:line="240" w:lineRule="atLeast"/>
-      <w:jc w:val="both"/>
-    </w:pPr>
-    <w:rPr>
-      <w:szCs w:val="20"/>
-      <w:lang w:val="fi-FI" w:eastAsia="fi-FI"/>
-    </w:rPr>
   </w:style>
   <w:style w:type="character" w:customStyle="1" w:styleId="DateChar">
     <w:name w:val="Date Char"/>
@@ -15426,15 +16106,10 @@
     <w:semiHidden/>
     <w:unhideWhenUsed/>
     <w:rsid w:val="003E6AA1"/>
-    <w:pPr>
-      <w:spacing w:after="120"/>
-      <w:jc w:val="both"/>
-    </w:pPr>
     <w:rPr>
       <w:rFonts w:ascii="Segoe UI" w:hAnsi="Segoe UI" w:cs="Segoe UI"/>
       <w:sz w:val="16"/>
       <w:szCs w:val="16"/>
-      <w:lang w:val="fi-FI" w:eastAsia="fi-FI"/>
     </w:rPr>
   </w:style>
   <w:style w:type="character" w:customStyle="1" w:styleId="DocumentMapChar">
@@ -15459,14 +16134,6 @@
     <w:semiHidden/>
     <w:unhideWhenUsed/>
     <w:rsid w:val="003E6AA1"/>
-    <w:pPr>
-      <w:spacing w:after="120"/>
-      <w:jc w:val="both"/>
-    </w:pPr>
-    <w:rPr>
-      <w:szCs w:val="20"/>
-      <w:lang w:val="fi-FI" w:eastAsia="fi-FI"/>
-    </w:rPr>
   </w:style>
   <w:style w:type="character" w:customStyle="1" w:styleId="EmailSignatureChar">
     <w:name w:val="Email Signature Char"/>
@@ -15488,14 +16155,8 @@
     <w:semiHidden/>
     <w:unhideWhenUsed/>
     <w:rsid w:val="003E6AA1"/>
-    <w:pPr>
-      <w:spacing w:after="120"/>
-      <w:jc w:val="both"/>
-    </w:pPr>
     <w:rPr>
       <w:sz w:val="20"/>
-      <w:szCs w:val="20"/>
-      <w:lang w:val="fi-FI" w:eastAsia="fi-FI"/>
     </w:rPr>
   </w:style>
   <w:style w:type="character" w:customStyle="1" w:styleId="EndnoteTextChar">
@@ -15518,13 +16179,10 @@
     <w:rsid w:val="003E6AA1"/>
     <w:pPr>
       <w:framePr w:w="7920" w:h="1980" w:hRule="exact" w:hSpace="141" w:wrap="auto" w:hAnchor="page" w:xAlign="center" w:yAlign="bottom"/>
-      <w:spacing w:after="120"/>
       <w:ind w:left="2880"/>
-      <w:jc w:val="both"/>
     </w:pPr>
     <w:rPr>
       <w:rFonts w:asciiTheme="majorHAnsi" w:eastAsiaTheme="majorEastAsia" w:hAnsiTheme="majorHAnsi" w:cstheme="majorBidi"/>
-      <w:lang w:val="fi-FI" w:eastAsia="fi-FI"/>
     </w:rPr>
   </w:style>
   <w:style w:type="paragraph" w:styleId="EnvelopeReturn">
@@ -15534,15 +16192,9 @@
     <w:semiHidden/>
     <w:unhideWhenUsed/>
     <w:rsid w:val="003E6AA1"/>
-    <w:pPr>
-      <w:spacing w:after="120"/>
-      <w:jc w:val="both"/>
-    </w:pPr>
     <w:rPr>
       <w:rFonts w:asciiTheme="majorHAnsi" w:eastAsiaTheme="majorEastAsia" w:hAnsiTheme="majorHAnsi" w:cstheme="majorBidi"/>
       <w:sz w:val="20"/>
-      <w:szCs w:val="20"/>
-      <w:lang w:val="fi-FI" w:eastAsia="fi-FI"/>
     </w:rPr>
   </w:style>
   <w:style w:type="paragraph" w:styleId="FootnoteText">
@@ -15553,14 +16205,8 @@
     <w:semiHidden/>
     <w:unhideWhenUsed/>
     <w:rsid w:val="003E6AA1"/>
-    <w:pPr>
-      <w:spacing w:after="120"/>
-      <w:jc w:val="both"/>
-    </w:pPr>
     <w:rPr>
       <w:sz w:val="20"/>
-      <w:szCs w:val="20"/>
-      <w:lang w:val="fi-FI" w:eastAsia="fi-FI"/>
     </w:rPr>
   </w:style>
   <w:style w:type="character" w:customStyle="1" w:styleId="FootnoteTextChar">
@@ -15658,15 +16304,9 @@
     <w:semiHidden/>
     <w:unhideWhenUsed/>
     <w:rsid w:val="003E6AA1"/>
-    <w:pPr>
-      <w:spacing w:after="120"/>
-      <w:jc w:val="both"/>
-    </w:pPr>
     <w:rPr>
       <w:i/>
       <w:iCs/>
-      <w:szCs w:val="20"/>
-      <w:lang w:val="fi-FI" w:eastAsia="fi-FI"/>
     </w:rPr>
   </w:style>
   <w:style w:type="character" w:customStyle="1" w:styleId="HTMLAddressChar">
@@ -15691,15 +16331,9 @@
     <w:semiHidden/>
     <w:unhideWhenUsed/>
     <w:rsid w:val="003E6AA1"/>
-    <w:pPr>
-      <w:spacing w:after="120"/>
-      <w:jc w:val="both"/>
-    </w:pPr>
     <w:rPr>
       <w:rFonts w:ascii="Consolas" w:hAnsi="Consolas"/>
       <w:sz w:val="20"/>
-      <w:szCs w:val="20"/>
-      <w:lang w:val="fi-FI" w:eastAsia="fi-FI"/>
     </w:rPr>
   </w:style>
   <w:style w:type="character" w:customStyle="1" w:styleId="HTMLPreformattedChar">
@@ -15724,14 +16358,8 @@
     <w:unhideWhenUsed/>
     <w:rsid w:val="003E6AA1"/>
     <w:pPr>
-      <w:spacing w:after="120"/>
       <w:ind w:left="480" w:hanging="240"/>
-      <w:jc w:val="both"/>
     </w:pPr>
-    <w:rPr>
-      <w:szCs w:val="20"/>
-      <w:lang w:val="fi-FI" w:eastAsia="fi-FI"/>
-    </w:rPr>
   </w:style>
   <w:style w:type="paragraph" w:styleId="Index3">
     <w:name w:val="index 3"/>
@@ -15743,14 +16371,8 @@
     <w:unhideWhenUsed/>
     <w:rsid w:val="003E6AA1"/>
     <w:pPr>
-      <w:spacing w:after="120"/>
       <w:ind w:left="720" w:hanging="240"/>
-      <w:jc w:val="both"/>
     </w:pPr>
-    <w:rPr>
-      <w:szCs w:val="20"/>
-      <w:lang w:val="fi-FI" w:eastAsia="fi-FI"/>
-    </w:rPr>
   </w:style>
   <w:style w:type="paragraph" w:styleId="Index4">
     <w:name w:val="index 4"/>
@@ -15762,14 +16384,8 @@
     <w:unhideWhenUsed/>
     <w:rsid w:val="003E6AA1"/>
     <w:pPr>
-      <w:spacing w:after="120"/>
       <w:ind w:left="960" w:hanging="240"/>
-      <w:jc w:val="both"/>
     </w:pPr>
-    <w:rPr>
-      <w:szCs w:val="20"/>
-      <w:lang w:val="fi-FI" w:eastAsia="fi-FI"/>
-    </w:rPr>
   </w:style>
   <w:style w:type="paragraph" w:styleId="Index5">
     <w:name w:val="index 5"/>
@@ -15781,14 +16397,8 @@
     <w:unhideWhenUsed/>
     <w:rsid w:val="003E6AA1"/>
     <w:pPr>
-      <w:spacing w:after="120"/>
       <w:ind w:left="1200" w:hanging="240"/>
-      <w:jc w:val="both"/>
     </w:pPr>
-    <w:rPr>
-      <w:szCs w:val="20"/>
-      <w:lang w:val="fi-FI" w:eastAsia="fi-FI"/>
-    </w:rPr>
   </w:style>
   <w:style w:type="paragraph" w:styleId="Index6">
     <w:name w:val="index 6"/>
@@ -15800,14 +16410,8 @@
     <w:unhideWhenUsed/>
     <w:rsid w:val="003E6AA1"/>
     <w:pPr>
-      <w:spacing w:after="120"/>
       <w:ind w:left="1440" w:hanging="240"/>
-      <w:jc w:val="both"/>
     </w:pPr>
-    <w:rPr>
-      <w:szCs w:val="20"/>
-      <w:lang w:val="fi-FI" w:eastAsia="fi-FI"/>
-    </w:rPr>
   </w:style>
   <w:style w:type="paragraph" w:styleId="Index7">
     <w:name w:val="index 7"/>
@@ -15819,14 +16423,8 @@
     <w:unhideWhenUsed/>
     <w:rsid w:val="003E6AA1"/>
     <w:pPr>
-      <w:spacing w:after="120"/>
       <w:ind w:left="1680" w:hanging="240"/>
-      <w:jc w:val="both"/>
     </w:pPr>
-    <w:rPr>
-      <w:szCs w:val="20"/>
-      <w:lang w:val="fi-FI" w:eastAsia="fi-FI"/>
-    </w:rPr>
   </w:style>
   <w:style w:type="paragraph" w:styleId="Index8">
     <w:name w:val="index 8"/>
@@ -15838,14 +16436,8 @@
     <w:unhideWhenUsed/>
     <w:rsid w:val="003E6AA1"/>
     <w:pPr>
-      <w:spacing w:after="120"/>
       <w:ind w:left="1920" w:hanging="240"/>
-      <w:jc w:val="both"/>
     </w:pPr>
-    <w:rPr>
-      <w:szCs w:val="20"/>
-      <w:lang w:val="fi-FI" w:eastAsia="fi-FI"/>
-    </w:rPr>
   </w:style>
   <w:style w:type="paragraph" w:styleId="Index9">
     <w:name w:val="index 9"/>
@@ -15857,14 +16449,8 @@
     <w:unhideWhenUsed/>
     <w:rsid w:val="003E6AA1"/>
     <w:pPr>
-      <w:spacing w:after="120"/>
       <w:ind w:left="2160" w:hanging="240"/>
-      <w:jc w:val="both"/>
     </w:pPr>
-    <w:rPr>
-      <w:szCs w:val="20"/>
-      <w:lang w:val="fi-FI" w:eastAsia="fi-FI"/>
-    </w:rPr>
   </w:style>
   <w:style w:type="paragraph" w:styleId="IndexHeading">
     <w:name w:val="index heading"/>
@@ -15874,16 +16460,10 @@
     <w:semiHidden/>
     <w:unhideWhenUsed/>
     <w:rsid w:val="003E6AA1"/>
-    <w:pPr>
-      <w:spacing w:after="120" w:line="240" w:lineRule="atLeast"/>
-      <w:jc w:val="both"/>
-    </w:pPr>
     <w:rPr>
       <w:rFonts w:asciiTheme="majorHAnsi" w:eastAsiaTheme="majorEastAsia" w:hAnsiTheme="majorHAnsi" w:cstheme="majorBidi"/>
       <w:b/>
       <w:bCs/>
-      <w:szCs w:val="20"/>
-      <w:lang w:val="fi-FI" w:eastAsia="fi-FI"/>
     </w:rPr>
   </w:style>
   <w:style w:type="paragraph" w:styleId="IntenseQuote">
@@ -15899,7 +16479,7 @@
         <w:top w:val="single" w:sz="4" w:space="10" w:color="4F81BD" w:themeColor="accent1"/>
         <w:bottom w:val="single" w:sz="4" w:space="10" w:color="4F81BD" w:themeColor="accent1"/>
       </w:pBdr>
-      <w:spacing w:before="360" w:after="360" w:line="240" w:lineRule="atLeast"/>
+      <w:spacing w:before="360" w:after="360"/>
       <w:ind w:left="864" w:right="864"/>
       <w:jc w:val="center"/>
     </w:pPr>
@@ -15907,8 +16487,6 @@
       <w:i/>
       <w:iCs/>
       <w:color w:val="4F81BD" w:themeColor="accent1"/>
-      <w:szCs w:val="20"/>
-      <w:lang w:val="fi-FI" w:eastAsia="fi-FI"/>
     </w:rPr>
   </w:style>
   <w:style w:type="character" w:customStyle="1" w:styleId="IntenseQuoteChar">
@@ -15933,15 +16511,9 @@
     <w:unhideWhenUsed/>
     <w:rsid w:val="003E6AA1"/>
     <w:pPr>
-      <w:spacing w:after="120" w:line="240" w:lineRule="atLeast"/>
       <w:ind w:left="566" w:hanging="283"/>
       <w:contextualSpacing/>
-      <w:jc w:val="both"/>
     </w:pPr>
-    <w:rPr>
-      <w:szCs w:val="20"/>
-      <w:lang w:val="fi-FI" w:eastAsia="fi-FI"/>
-    </w:rPr>
   </w:style>
   <w:style w:type="paragraph" w:styleId="List3">
     <w:name w:val="List 3"/>
@@ -15951,15 +16523,9 @@
     <w:unhideWhenUsed/>
     <w:rsid w:val="003E6AA1"/>
     <w:pPr>
-      <w:spacing w:after="120" w:line="240" w:lineRule="atLeast"/>
       <w:ind w:left="849" w:hanging="283"/>
       <w:contextualSpacing/>
-      <w:jc w:val="both"/>
     </w:pPr>
-    <w:rPr>
-      <w:szCs w:val="20"/>
-      <w:lang w:val="fi-FI" w:eastAsia="fi-FI"/>
-    </w:rPr>
   </w:style>
   <w:style w:type="paragraph" w:styleId="List4">
     <w:name w:val="List 4"/>
@@ -15969,15 +16535,9 @@
     <w:unhideWhenUsed/>
     <w:rsid w:val="003E6AA1"/>
     <w:pPr>
-      <w:spacing w:after="120" w:line="240" w:lineRule="atLeast"/>
       <w:ind w:left="1132" w:hanging="283"/>
       <w:contextualSpacing/>
-      <w:jc w:val="both"/>
     </w:pPr>
-    <w:rPr>
-      <w:szCs w:val="20"/>
-      <w:lang w:val="fi-FI" w:eastAsia="fi-FI"/>
-    </w:rPr>
   </w:style>
   <w:style w:type="paragraph" w:styleId="List5">
     <w:name w:val="List 5"/>
@@ -15987,15 +16547,9 @@
     <w:unhideWhenUsed/>
     <w:rsid w:val="003E6AA1"/>
     <w:pPr>
-      <w:spacing w:after="120" w:line="240" w:lineRule="atLeast"/>
       <w:ind w:left="1415" w:hanging="283"/>
       <w:contextualSpacing/>
-      <w:jc w:val="both"/>
     </w:pPr>
-    <w:rPr>
-      <w:szCs w:val="20"/>
-      <w:lang w:val="fi-FI" w:eastAsia="fi-FI"/>
-    </w:rPr>
   </w:style>
   <w:style w:type="paragraph" w:styleId="ListBullet">
     <w:name w:val="List Bullet"/>
@@ -16008,14 +16562,8 @@
       <w:numPr>
         <w:numId w:val="11"/>
       </w:numPr>
-      <w:spacing w:after="120" w:line="240" w:lineRule="atLeast"/>
       <w:contextualSpacing/>
-      <w:jc w:val="both"/>
     </w:pPr>
-    <w:rPr>
-      <w:szCs w:val="20"/>
-      <w:lang w:val="fi-FI" w:eastAsia="fi-FI"/>
-    </w:rPr>
   </w:style>
   <w:style w:type="paragraph" w:styleId="ListBullet2">
     <w:name w:val="List Bullet 2"/>
@@ -16028,14 +16576,8 @@
       <w:numPr>
         <w:numId w:val="12"/>
       </w:numPr>
-      <w:spacing w:after="120" w:line="240" w:lineRule="atLeast"/>
       <w:contextualSpacing/>
-      <w:jc w:val="both"/>
     </w:pPr>
-    <w:rPr>
-      <w:szCs w:val="20"/>
-      <w:lang w:val="fi-FI" w:eastAsia="fi-FI"/>
-    </w:rPr>
   </w:style>
   <w:style w:type="paragraph" w:styleId="ListBullet3">
     <w:name w:val="List Bullet 3"/>
@@ -16048,14 +16590,8 @@
       <w:numPr>
         <w:numId w:val="13"/>
       </w:numPr>
-      <w:spacing w:after="120" w:line="240" w:lineRule="atLeast"/>
       <w:contextualSpacing/>
-      <w:jc w:val="both"/>
     </w:pPr>
-    <w:rPr>
-      <w:szCs w:val="20"/>
-      <w:lang w:val="fi-FI" w:eastAsia="fi-FI"/>
-    </w:rPr>
   </w:style>
   <w:style w:type="paragraph" w:styleId="ListBullet4">
     <w:name w:val="List Bullet 4"/>
@@ -16068,14 +16604,8 @@
       <w:numPr>
         <w:numId w:val="14"/>
       </w:numPr>
-      <w:spacing w:after="120" w:line="240" w:lineRule="atLeast"/>
       <w:contextualSpacing/>
-      <w:jc w:val="both"/>
     </w:pPr>
-    <w:rPr>
-      <w:szCs w:val="20"/>
-      <w:lang w:val="fi-FI" w:eastAsia="fi-FI"/>
-    </w:rPr>
   </w:style>
   <w:style w:type="paragraph" w:styleId="ListBullet5">
     <w:name w:val="List Bullet 5"/>
@@ -16088,14 +16618,8 @@
       <w:numPr>
         <w:numId w:val="15"/>
       </w:numPr>
-      <w:spacing w:after="120" w:line="240" w:lineRule="atLeast"/>
       <w:contextualSpacing/>
-      <w:jc w:val="both"/>
     </w:pPr>
-    <w:rPr>
-      <w:szCs w:val="20"/>
-      <w:lang w:val="fi-FI" w:eastAsia="fi-FI"/>
-    </w:rPr>
   </w:style>
   <w:style w:type="paragraph" w:styleId="ListContinue">
     <w:name w:val="List Continue"/>
@@ -16105,15 +16629,9 @@
     <w:unhideWhenUsed/>
     <w:rsid w:val="003E6AA1"/>
     <w:pPr>
-      <w:spacing w:after="120" w:line="240" w:lineRule="atLeast"/>
       <w:ind w:left="283"/>
       <w:contextualSpacing/>
-      <w:jc w:val="both"/>
     </w:pPr>
-    <w:rPr>
-      <w:szCs w:val="20"/>
-      <w:lang w:val="fi-FI" w:eastAsia="fi-FI"/>
-    </w:rPr>
   </w:style>
   <w:style w:type="paragraph" w:styleId="ListContinue2">
     <w:name w:val="List Continue 2"/>
@@ -16123,15 +16641,9 @@
     <w:unhideWhenUsed/>
     <w:rsid w:val="003E6AA1"/>
     <w:pPr>
-      <w:spacing w:after="120" w:line="240" w:lineRule="atLeast"/>
       <w:ind w:left="566"/>
       <w:contextualSpacing/>
-      <w:jc w:val="both"/>
     </w:pPr>
-    <w:rPr>
-      <w:szCs w:val="20"/>
-      <w:lang w:val="fi-FI" w:eastAsia="fi-FI"/>
-    </w:rPr>
   </w:style>
   <w:style w:type="paragraph" w:styleId="ListContinue3">
     <w:name w:val="List Continue 3"/>
@@ -16141,15 +16653,9 @@
     <w:unhideWhenUsed/>
     <w:rsid w:val="003E6AA1"/>
     <w:pPr>
-      <w:spacing w:after="120" w:line="240" w:lineRule="atLeast"/>
       <w:ind w:left="849"/>
       <w:contextualSpacing/>
-      <w:jc w:val="both"/>
     </w:pPr>
-    <w:rPr>
-      <w:szCs w:val="20"/>
-      <w:lang w:val="fi-FI" w:eastAsia="fi-FI"/>
-    </w:rPr>
   </w:style>
   <w:style w:type="paragraph" w:styleId="ListContinue4">
     <w:name w:val="List Continue 4"/>
@@ -16159,15 +16665,9 @@
     <w:unhideWhenUsed/>
     <w:rsid w:val="003E6AA1"/>
     <w:pPr>
-      <w:spacing w:after="120" w:line="240" w:lineRule="atLeast"/>
       <w:ind w:left="1132"/>
       <w:contextualSpacing/>
-      <w:jc w:val="both"/>
     </w:pPr>
-    <w:rPr>
-      <w:szCs w:val="20"/>
-      <w:lang w:val="fi-FI" w:eastAsia="fi-FI"/>
-    </w:rPr>
   </w:style>
   <w:style w:type="paragraph" w:styleId="ListContinue5">
     <w:name w:val="List Continue 5"/>
@@ -16177,15 +16677,9 @@
     <w:unhideWhenUsed/>
     <w:rsid w:val="003E6AA1"/>
     <w:pPr>
-      <w:spacing w:after="120" w:line="240" w:lineRule="atLeast"/>
       <w:ind w:left="1415"/>
       <w:contextualSpacing/>
-      <w:jc w:val="both"/>
     </w:pPr>
-    <w:rPr>
-      <w:szCs w:val="20"/>
-      <w:lang w:val="fi-FI" w:eastAsia="fi-FI"/>
-    </w:rPr>
   </w:style>
   <w:style w:type="paragraph" w:styleId="ListNumber">
     <w:name w:val="List Number"/>
@@ -16198,14 +16692,8 @@
       <w:numPr>
         <w:numId w:val="16"/>
       </w:numPr>
-      <w:spacing w:after="120" w:line="240" w:lineRule="atLeast"/>
       <w:contextualSpacing/>
-      <w:jc w:val="both"/>
     </w:pPr>
-    <w:rPr>
-      <w:szCs w:val="20"/>
-      <w:lang w:val="fi-FI" w:eastAsia="fi-FI"/>
-    </w:rPr>
   </w:style>
   <w:style w:type="paragraph" w:styleId="ListNumber2">
     <w:name w:val="List Number 2"/>
@@ -16218,14 +16706,8 @@
       <w:numPr>
         <w:numId w:val="17"/>
       </w:numPr>
-      <w:spacing w:after="120" w:line="240" w:lineRule="atLeast"/>
       <w:contextualSpacing/>
-      <w:jc w:val="both"/>
     </w:pPr>
-    <w:rPr>
-      <w:szCs w:val="20"/>
-      <w:lang w:val="fi-FI" w:eastAsia="fi-FI"/>
-    </w:rPr>
   </w:style>
   <w:style w:type="paragraph" w:styleId="ListNumber3">
     <w:name w:val="List Number 3"/>
@@ -16238,14 +16720,8 @@
       <w:numPr>
         <w:numId w:val="18"/>
       </w:numPr>
-      <w:spacing w:after="120" w:line="240" w:lineRule="atLeast"/>
       <w:contextualSpacing/>
-      <w:jc w:val="both"/>
     </w:pPr>
-    <w:rPr>
-      <w:szCs w:val="20"/>
-      <w:lang w:val="fi-FI" w:eastAsia="fi-FI"/>
-    </w:rPr>
   </w:style>
   <w:style w:type="paragraph" w:styleId="ListNumber4">
     <w:name w:val="List Number 4"/>
@@ -16258,14 +16734,8 @@
       <w:numPr>
         <w:numId w:val="19"/>
       </w:numPr>
-      <w:spacing w:after="120" w:line="240" w:lineRule="atLeast"/>
       <w:contextualSpacing/>
-      <w:jc w:val="both"/>
     </w:pPr>
-    <w:rPr>
-      <w:szCs w:val="20"/>
-      <w:lang w:val="fi-FI" w:eastAsia="fi-FI"/>
-    </w:rPr>
   </w:style>
   <w:style w:type="paragraph" w:styleId="ListNumber5">
     <w:name w:val="List Number 5"/>
@@ -16278,14 +16748,8 @@
       <w:numPr>
         <w:numId w:val="20"/>
       </w:numPr>
-      <w:spacing w:after="120" w:line="240" w:lineRule="atLeast"/>
       <w:contextualSpacing/>
-      <w:jc w:val="both"/>
     </w:pPr>
-    <w:rPr>
-      <w:szCs w:val="20"/>
-      <w:lang w:val="fi-FI" w:eastAsia="fi-FI"/>
-    </w:rPr>
   </w:style>
   <w:style w:type="paragraph" w:styleId="ListParagraph">
     <w:name w:val="List Paragraph"/>
@@ -16294,15 +16758,9 @@
     <w:qFormat/>
     <w:rsid w:val="003E6AA1"/>
     <w:pPr>
-      <w:spacing w:after="120" w:line="240" w:lineRule="atLeast"/>
       <w:ind w:left="720"/>
       <w:contextualSpacing/>
-      <w:jc w:val="both"/>
     </w:pPr>
-    <w:rPr>
-      <w:szCs w:val="20"/>
-      <w:lang w:val="fi-FI" w:eastAsia="fi-FI"/>
-    </w:rPr>
   </w:style>
   <w:style w:type="paragraph" w:styleId="MacroText">
     <w:name w:val="macro"/>
@@ -16359,13 +16817,10 @@
         <w:right w:val="single" w:sz="6" w:space="1" w:color="auto"/>
       </w:pBdr>
       <w:shd w:val="pct20" w:color="auto" w:fill="auto"/>
-      <w:spacing w:after="120"/>
       <w:ind w:left="1134" w:hanging="1134"/>
-      <w:jc w:val="both"/>
     </w:pPr>
     <w:rPr>
       <w:rFonts w:asciiTheme="majorHAnsi" w:eastAsiaTheme="majorEastAsia" w:hAnsiTheme="majorHAnsi" w:cstheme="majorBidi"/>
-      <w:lang w:val="fi-FI" w:eastAsia="fi-FI"/>
     </w:rPr>
   </w:style>
   <w:style w:type="character" w:customStyle="1" w:styleId="MessageHeaderChar">
@@ -16403,13 +16858,6 @@
     <w:semiHidden/>
     <w:unhideWhenUsed/>
     <w:rsid w:val="003E6AA1"/>
-    <w:pPr>
-      <w:spacing w:after="120" w:line="240" w:lineRule="atLeast"/>
-      <w:jc w:val="both"/>
-    </w:pPr>
-    <w:rPr>
-      <w:lang w:val="fi-FI" w:eastAsia="fi-FI"/>
-    </w:rPr>
   </w:style>
   <w:style w:type="paragraph" w:styleId="NormalIndent">
     <w:name w:val="Normal Indent"/>
@@ -16419,14 +16867,8 @@
     <w:unhideWhenUsed/>
     <w:rsid w:val="003E6AA1"/>
     <w:pPr>
-      <w:spacing w:after="120" w:line="240" w:lineRule="atLeast"/>
       <w:ind w:left="1304"/>
-      <w:jc w:val="both"/>
     </w:pPr>
-    <w:rPr>
-      <w:szCs w:val="20"/>
-      <w:lang w:val="fi-FI" w:eastAsia="fi-FI"/>
-    </w:rPr>
   </w:style>
   <w:style w:type="paragraph" w:styleId="NoteHeading">
     <w:name w:val="Note Heading"/>
@@ -16437,14 +16879,6 @@
     <w:semiHidden/>
     <w:unhideWhenUsed/>
     <w:rsid w:val="003E6AA1"/>
-    <w:pPr>
-      <w:spacing w:after="120"/>
-      <w:jc w:val="both"/>
-    </w:pPr>
-    <w:rPr>
-      <w:szCs w:val="20"/>
-      <w:lang w:val="fi-FI" w:eastAsia="fi-FI"/>
-    </w:rPr>
   </w:style>
   <w:style w:type="character" w:customStyle="1" w:styleId="NoteHeadingChar">
     <w:name w:val="Note Heading Char"/>
@@ -16466,15 +16900,10 @@
     <w:semiHidden/>
     <w:unhideWhenUsed/>
     <w:rsid w:val="003E6AA1"/>
-    <w:pPr>
-      <w:spacing w:after="120"/>
-      <w:jc w:val="both"/>
-    </w:pPr>
     <w:rPr>
       <w:rFonts w:ascii="Consolas" w:hAnsi="Consolas"/>
       <w:sz w:val="21"/>
       <w:szCs w:val="21"/>
-      <w:lang w:val="fi-FI" w:eastAsia="fi-FI"/>
     </w:rPr>
   </w:style>
   <w:style w:type="character" w:customStyle="1" w:styleId="PlainTextChar">
@@ -16500,7 +16929,7 @@
     <w:qFormat/>
     <w:rsid w:val="003E6AA1"/>
     <w:pPr>
-      <w:spacing w:before="200" w:after="160" w:line="240" w:lineRule="atLeast"/>
+      <w:spacing w:before="200" w:after="160"/>
       <w:ind w:left="864" w:right="864"/>
       <w:jc w:val="center"/>
     </w:pPr>
@@ -16508,8 +16937,6 @@
       <w:i/>
       <w:iCs/>
       <w:color w:val="404040" w:themeColor="text1" w:themeTint="BF"/>
-      <w:szCs w:val="20"/>
-      <w:lang w:val="fi-FI" w:eastAsia="fi-FI"/>
     </w:rPr>
   </w:style>
   <w:style w:type="character" w:customStyle="1" w:styleId="QuoteChar">
@@ -16535,14 +16962,6 @@
     <w:semiHidden/>
     <w:unhideWhenUsed/>
     <w:rsid w:val="003E6AA1"/>
-    <w:pPr>
-      <w:spacing w:after="120" w:line="240" w:lineRule="atLeast"/>
-      <w:jc w:val="both"/>
-    </w:pPr>
-    <w:rPr>
-      <w:szCs w:val="20"/>
-      <w:lang w:val="fi-FI" w:eastAsia="fi-FI"/>
-    </w:rPr>
   </w:style>
   <w:style w:type="character" w:customStyle="1" w:styleId="SalutationChar">
     <w:name w:val="Salutation Char"/>
@@ -16565,14 +16984,8 @@
     <w:unhideWhenUsed/>
     <w:rsid w:val="003E6AA1"/>
     <w:pPr>
-      <w:spacing w:after="120"/>
       <w:ind w:left="4252"/>
-      <w:jc w:val="both"/>
     </w:pPr>
-    <w:rPr>
-      <w:szCs w:val="20"/>
-      <w:lang w:val="fi-FI" w:eastAsia="fi-FI"/>
-    </w:rPr>
   </w:style>
   <w:style w:type="character" w:customStyle="1" w:styleId="SignatureChar">
     <w:name w:val="Signature Char"/>
@@ -16598,8 +17011,7 @@
       <w:numPr>
         <w:ilvl w:val="1"/>
       </w:numPr>
-      <w:spacing w:after="160" w:line="240" w:lineRule="atLeast"/>
-      <w:jc w:val="both"/>
+      <w:spacing w:after="160"/>
     </w:pPr>
     <w:rPr>
       <w:rFonts w:asciiTheme="minorHAnsi" w:eastAsiaTheme="minorEastAsia" w:hAnsiTheme="minorHAnsi" w:cstheme="minorBidi"/>
@@ -16607,7 +17019,6 @@
       <w:spacing w:val="15"/>
       <w:sz w:val="22"/>
       <w:szCs w:val="22"/>
-      <w:lang w:val="fi-FI" w:eastAsia="fi-FI"/>
     </w:rPr>
   </w:style>
   <w:style w:type="character" w:customStyle="1" w:styleId="SubtitleChar">
@@ -16634,7 +17045,6 @@
     <w:qFormat/>
     <w:rsid w:val="00B420F5"/>
     <w:pPr>
-      <w:spacing w:after="120"/>
       <w:contextualSpacing/>
       <w:jc w:val="center"/>
     </w:pPr>
@@ -16645,7 +17055,6 @@
       <w:kern w:val="28"/>
       <w:sz w:val="56"/>
       <w:szCs w:val="56"/>
-      <w:lang w:val="fi-FI" w:eastAsia="fi-FI"/>
     </w:rPr>
   </w:style>
   <w:style w:type="character" w:customStyle="1" w:styleId="TitleChar">
@@ -16704,13 +17113,11 @@
         <w:top w:val="single" w:sz="12" w:space="1" w:color="auto"/>
         <w:bottom w:val="single" w:sz="12" w:space="1" w:color="auto"/>
       </w:pBdr>
-      <w:spacing w:before="240" w:after="120" w:line="240" w:lineRule="atLeast"/>
+      <w:spacing w:before="240"/>
       <w:jc w:val="center"/>
     </w:pPr>
     <w:rPr>
       <w:rFonts w:ascii="Arial" w:hAnsi="Arial" w:cs="Arial"/>
-      <w:szCs w:val="20"/>
-      <w:lang w:val="fi-FI" w:eastAsia="fi-FI"/>
     </w:rPr>
   </w:style>
   <w:style w:type="character" w:styleId="CommentReference">
@@ -16775,7 +17182,6 @@
     <w:rsid w:val="00997BCF"/>
     <w:pPr>
       <w:spacing w:before="100" w:beforeAutospacing="1" w:after="115" w:line="245" w:lineRule="atLeast"/>
-      <w:jc w:val="both"/>
     </w:pPr>
   </w:style>
   <w:style w:type="character" w:styleId="PlaceholderText">

--- a/report_lab3.docx
+++ b/report_lab3.docx
@@ -2759,11 +2759,10 @@
         <w:rPr>
           <w:lang w:val="en-US"/>
         </w:rPr>
-        <w:lastRenderedPageBreak/>
         <w:drawing>
-          <wp:inline distT="0" distB="0" distL="0" distR="0" wp14:anchorId="472D738E" wp14:editId="3D35C507">
-            <wp:extent cx="5662246" cy="4113508"/>
-            <wp:effectExtent l="0" t="0" r="2540" b="1905"/>
+          <wp:inline distT="0" distB="0" distL="0" distR="0" wp14:anchorId="472D738E" wp14:editId="4DC5BB85">
+            <wp:extent cx="4017818" cy="2918865"/>
+            <wp:effectExtent l="0" t="0" r="0" b="2540"/>
             <wp:docPr id="1511906454" name="Picture 1"/>
             <wp:cNvGraphicFramePr>
               <a:graphicFrameLocks xmlns:a="http://schemas.openxmlformats.org/drawingml/2006/main" noChangeAspect="1"/>
@@ -2784,7 +2783,7 @@
                   <pic:spPr>
                     <a:xfrm>
                       <a:off x="0" y="0"/>
-                      <a:ext cx="5682375" cy="4128131"/>
+                      <a:ext cx="4147026" cy="3012732"/>
                     </a:xfrm>
                     <a:prstGeom prst="rect">
                       <a:avLst/>
@@ -3219,15 +3218,7 @@
           <w:b/>
           <w:lang w:val="en-US"/>
         </w:rPr>
-        <w:t xml:space="preserve">In a </w:t>
-      </w:r>
-      <w:r>
-        <w:rPr>
-          <w:b/>
-          <w:lang w:val="en-US"/>
-        </w:rPr>
-        <w:lastRenderedPageBreak/>
-        <w:t>longer research report paper the methods description is longer if needed.</w:t>
+        <w:t>In a longer research report paper the methods description is longer if needed.</w:t>
       </w:r>
       <w:r>
         <w:rPr>
@@ -3973,6 +3964,7 @@
         <w:rPr>
           <w:noProof/>
         </w:rPr>
+        <w:lastRenderedPageBreak/>
         <w:drawing>
           <wp:inline distT="0" distB="0" distL="0" distR="0" wp14:anchorId="04ADC335" wp14:editId="3777AD4C">
             <wp:extent cx="4381641" cy="2690397"/>
@@ -4282,125 +4274,119 @@
         <w:rPr>
           <w:lang w:val="en-US"/>
         </w:rPr>
-        <w:t xml:space="preserve">ethods section, </w:t>
-      </w:r>
-      <w:r>
-        <w:rPr>
-          <w:lang w:val="en-US"/>
+        <w:t xml:space="preserve">ethods section, or if the review is long, it can also be added as an appendix to the end of the report. </w:t>
+      </w:r>
+      <w:r>
+        <w:rPr>
+          <w:lang w:val="en-US"/>
+        </w:rPr>
+        <w:t>Other long equation derivations should also be added as a</w:t>
+      </w:r>
+      <w:r>
+        <w:rPr>
+          <w:lang w:val="en-US"/>
+        </w:rPr>
+        <w:t>n appendix.</w:t>
+      </w:r>
+    </w:p>
+    <w:p>
+      <w:pPr>
+        <w:pStyle w:val="Heading1"/>
+      </w:pPr>
+      <w:r>
+        <w:t>Results</w:t>
+      </w:r>
+    </w:p>
+    <w:p>
+      <w:pPr>
+        <w:pStyle w:val="Heading2"/>
+        <w:rPr>
+          <w:lang w:val="en-US"/>
+        </w:rPr>
+      </w:pPr>
+      <w:r>
+        <w:rPr>
+          <w:lang w:val="en-US"/>
+        </w:rPr>
+        <w:t>Frequency response</w:t>
+      </w:r>
+    </w:p>
+    <w:p>
+      <w:pPr>
+        <w:rPr>
+          <w:lang w:val="en-US"/>
+        </w:rPr>
+      </w:pPr>
+    </w:p>
+    <w:p>
+      <w:pPr>
+        <w:rPr>
+          <w:lang w:val="en-US"/>
+        </w:rPr>
+      </w:pPr>
+      <w:r>
+        <w:rPr>
+          <w:lang w:val="en-US"/>
+        </w:rPr>
+        <w:t xml:space="preserve">The small-signal frequency responses of the four LM358 operational amplifier configurations were characterized across a broad frequency spectrum from 10 Hz up to 24.83 </w:t>
+      </w:r>
+      <w:proofErr w:type="spellStart"/>
+      <w:r>
+        <w:rPr>
+          <w:lang w:val="en-US"/>
+        </w:rPr>
+        <w:t>MHz.</w:t>
+      </w:r>
+      <w:proofErr w:type="spellEnd"/>
+      <w:r>
+        <w:rPr>
+          <w:lang w:val="en-US"/>
+        </w:rPr>
+        <w:t xml:space="preserve"> Below, each circuit configuration is systematically evaluated by comparing its SPICE </w:t>
+      </w:r>
+      <w:proofErr w:type="spellStart"/>
+      <w:r>
+        <w:rPr>
+          <w:lang w:val="en-US"/>
+        </w:rPr>
+        <w:t>macromodel</w:t>
+      </w:r>
+      <w:proofErr w:type="spellEnd"/>
+      <w:r>
+        <w:rPr>
+          <w:lang w:val="en-US"/>
+        </w:rPr>
+        <w:t xml:space="preserve"> simulation with the</w:t>
+      </w:r>
+      <w:r>
+        <w:rPr>
+          <w:lang w:val="en-US"/>
+        </w:rPr>
+        <w:t xml:space="preserve"> </w:t>
+      </w:r>
+      <w:r>
+        <w:rPr>
+          <w:lang w:val="en-US"/>
+        </w:rPr>
+        <w:t>laboratory measurements.</w:t>
+      </w:r>
+    </w:p>
+    <w:p>
+      <w:pPr>
+        <w:rPr>
+          <w:lang w:val="en-US"/>
+        </w:rPr>
+      </w:pPr>
+    </w:p>
+    <w:p>
+      <w:pPr>
+        <w:keepNext/>
+      </w:pPr>
+      <w:r>
+        <w:rPr>
+          <w:noProof/>
         </w:rPr>
         <w:lastRenderedPageBreak/>
-        <w:t xml:space="preserve">or if the review is long, it can also be added as an appendix to the end of the report. </w:t>
-      </w:r>
-      <w:r>
-        <w:rPr>
-          <w:lang w:val="en-US"/>
-        </w:rPr>
-        <w:t>Other long equation derivations should also be added as a</w:t>
-      </w:r>
-      <w:r>
-        <w:rPr>
-          <w:lang w:val="en-US"/>
-        </w:rPr>
-        <w:t>n appendix.</w:t>
-      </w:r>
-    </w:p>
-    <w:p>
-      <w:pPr>
-        <w:pStyle w:val="Heading1"/>
-      </w:pPr>
-      <w:r>
-        <w:t>Results</w:t>
-      </w:r>
-    </w:p>
-    <w:p>
-      <w:pPr>
-        <w:pStyle w:val="Heading2"/>
-        <w:rPr>
-          <w:lang w:val="en-US"/>
-        </w:rPr>
-      </w:pPr>
-      <w:r>
-        <w:rPr>
-          <w:lang w:val="en-US"/>
-        </w:rPr>
-        <w:t>Frequency response</w:t>
-      </w:r>
-    </w:p>
-    <w:p>
-      <w:pPr>
-        <w:rPr>
-          <w:lang w:val="en-US"/>
-        </w:rPr>
-      </w:pPr>
-    </w:p>
-    <w:p>
-      <w:pPr>
-        <w:rPr>
-          <w:lang w:val="en-US"/>
-        </w:rPr>
-      </w:pPr>
-      <w:r>
-        <w:rPr>
-          <w:lang w:val="en-US"/>
-        </w:rPr>
-        <w:t xml:space="preserve">The small-signal frequency responses of the four LM358 operational amplifier configurations were characterized across a broad frequency spectrum from 10 Hz up to 24.83 </w:t>
-      </w:r>
-      <w:proofErr w:type="spellStart"/>
-      <w:r>
-        <w:rPr>
-          <w:lang w:val="en-US"/>
-        </w:rPr>
-        <w:t>MHz.</w:t>
-      </w:r>
-      <w:proofErr w:type="spellEnd"/>
-      <w:r>
-        <w:rPr>
-          <w:lang w:val="en-US"/>
-        </w:rPr>
-        <w:t xml:space="preserve"> Below, each circuit configuration is systematically evaluated by comparing its SPICE </w:t>
-      </w:r>
-      <w:proofErr w:type="spellStart"/>
-      <w:r>
-        <w:rPr>
-          <w:lang w:val="en-US"/>
-        </w:rPr>
-        <w:t>macromodel</w:t>
-      </w:r>
-      <w:proofErr w:type="spellEnd"/>
-      <w:r>
-        <w:rPr>
-          <w:lang w:val="en-US"/>
-        </w:rPr>
-        <w:t xml:space="preserve"> simulation with the</w:t>
-      </w:r>
-      <w:r>
-        <w:rPr>
-          <w:lang w:val="en-US"/>
-        </w:rPr>
-        <w:t xml:space="preserve"> </w:t>
-      </w:r>
-      <w:r>
-        <w:rPr>
-          <w:lang w:val="en-US"/>
-        </w:rPr>
-        <w:t>laboratory measurements.</w:t>
-      </w:r>
-    </w:p>
-    <w:p>
-      <w:pPr>
-        <w:rPr>
-          <w:lang w:val="en-US"/>
-        </w:rPr>
-      </w:pPr>
-    </w:p>
-    <w:p>
-      <w:pPr>
-        <w:keepNext/>
-      </w:pPr>
-      <w:r>
-        <w:rPr>
-          <w:noProof/>
-        </w:rPr>
         <w:drawing>
           <wp:inline distT="0" distB="0" distL="0" distR="0" wp14:anchorId="453A8EE3" wp14:editId="72887FC4">
             <wp:extent cx="6189345" cy="1899285"/>
@@ -4744,7 +4730,6 @@
         <w:rPr>
           <w:noProof/>
         </w:rPr>
-        <w:lastRenderedPageBreak/>
         <w:drawing>
           <wp:inline distT="0" distB="0" distL="0" distR="0" wp14:anchorId="799A7238" wp14:editId="351CBD77">
             <wp:extent cx="6189345" cy="1905635"/>
@@ -4870,6 +4855,7 @@
           <w:noProof/>
           <w:lang w:val="en-US"/>
         </w:rPr>
+        <w:lastRenderedPageBreak/>
         <w:drawing>
           <wp:inline distT="0" distB="0" distL="0" distR="0" wp14:anchorId="0D156E4B" wp14:editId="006CB1CA">
             <wp:extent cx="6189345" cy="1899285"/>
@@ -5108,7 +5094,6 @@
           <w:noProof/>
           <w:lang w:val="en-US"/>
         </w:rPr>
-        <w:lastRenderedPageBreak/>
         <w:drawing>
           <wp:inline distT="0" distB="0" distL="0" distR="0" wp14:anchorId="783AA0A3" wp14:editId="64CBB4E2">
             <wp:extent cx="6189345" cy="1899285"/>
@@ -5267,6 +5252,7 @@
           <w:noProof/>
           <w:lang w:val="en-US"/>
         </w:rPr>
+        <w:lastRenderedPageBreak/>
         <w:drawing>
           <wp:inline distT="0" distB="0" distL="0" distR="0" wp14:anchorId="2CCD9FFF" wp14:editId="677FC324">
             <wp:extent cx="6189345" cy="1905635"/>
@@ -6279,7 +6265,6 @@
         <w:rPr>
           <w:lang w:val="en-US"/>
         </w:rPr>
-        <w:lastRenderedPageBreak/>
         <w:t>Input Impedance</w:t>
       </w:r>
     </w:p>
@@ -6414,6 +6399,7 @@
         <w:rPr>
           <w:noProof/>
         </w:rPr>
+        <w:lastRenderedPageBreak/>
         <w:drawing>
           <wp:inline distT="0" distB="0" distL="0" distR="0" wp14:anchorId="7C282BF3" wp14:editId="0C72240A">
             <wp:extent cx="6189345" cy="1970405"/>
@@ -7098,11 +7084,13 @@
         <w:t>).</w:t>
       </w:r>
     </w:p>
+    <w:p/>
     <w:p>
       <w:r>
         <w:rPr>
           <w:noProof/>
         </w:rPr>
+        <w:lastRenderedPageBreak/>
         <w:drawing>
           <wp:inline distT="0" distB="0" distL="0" distR="0" wp14:anchorId="2BFC1939" wp14:editId="0BF68FAC">
             <wp:extent cx="6189345" cy="1959610"/>
@@ -8810,6 +8798,7 @@
     <w:p>
       <w:pPr>
         <w:pStyle w:val="Caption"/>
+        <w:ind w:left="0" w:firstLine="0"/>
         <w:rPr>
           <w:lang w:eastAsia="fi-FI"/>
         </w:rPr>
@@ -8838,84 +8827,24 @@
       <w:r>
         <w:t>.</w:t>
       </w:r>
-    </w:p>
-    <w:p>
-      <w:pPr>
-        <w:rPr>
-          <w:lang w:eastAsia="fi-FI"/>
-        </w:rPr>
-      </w:pPr>
-    </w:p>
-    <w:p>
-      <w:r>
-        <w:t>V</w:t>
-      </w:r>
-      <w:r>
-        <w:rPr>
-          <w:vertAlign w:val="subscript"/>
-        </w:rPr>
-        <w:t>O</w:t>
-      </w:r>
-      <w:r>
-        <w:rPr>
-          <w:vertAlign w:val="subscript"/>
-        </w:rPr>
-        <w:t>H</w:t>
-      </w:r>
-      <w:r>
-        <w:t xml:space="preserve"> = </w:t>
-      </w:r>
-      <w:r>
-        <w:t>8.8223</w:t>
-      </w:r>
-      <w:r>
-        <w:t>V</w:t>
-      </w:r>
       <w:r>
         <w:t xml:space="preserve"> </w:t>
       </w:r>
       <w:r>
-        <w:rPr>
-          <w:lang w:val="en-US"/>
-        </w:rPr>
-        <w:t>V</w:t>
-      </w:r>
-      <w:r>
-        <w:rPr>
-          <w:vertAlign w:val="subscript"/>
-          <w:lang w:val="en-US"/>
-        </w:rPr>
-        <w:t>O</w:t>
-      </w:r>
-      <w:r>
-        <w:rPr>
-          <w:vertAlign w:val="subscript"/>
-          <w:lang w:val="en-US"/>
-        </w:rPr>
-        <w:t xml:space="preserve">L </w:t>
-      </w:r>
-      <w:r>
-        <w:rPr>
-          <w:lang w:val="en-US"/>
-        </w:rPr>
-        <w:t>=</w:t>
-      </w:r>
-      <w:r>
-        <w:t xml:space="preserve"> </w:t>
-      </w:r>
-      <w:r>
-        <w:t>-9.914</w:t>
-      </w:r>
-      <w:r>
-        <w:t xml:space="preserve">0V </w:t>
-      </w:r>
-    </w:p>
-    <w:p>
-      <w:pPr>
-        <w:rPr>
-          <w:lang w:eastAsia="fi-FI"/>
-        </w:rPr>
-      </w:pPr>
+        <w:t xml:space="preserve">Output voltage swing of the non-inverting amplifier with a </w:t>
+      </w:r>
+      <w:r>
+        <w:t>gain of 100</w:t>
+      </w:r>
+      <w:r>
+        <w:t xml:space="preserve"> (40dB</w:t>
+      </w:r>
+      <w:r>
+        <w:t>)</w:t>
+      </w:r>
+      <w:r>
+        <w:t xml:space="preserve"> and no load connected, showing the output clipping at both extremes.</w:t>
+      </w:r>
     </w:p>
     <w:p>
       <w:pPr>
@@ -8973,10 +8902,153 @@
     <w:p>
       <w:pPr>
         <w:pStyle w:val="Caption"/>
+        <w:ind w:left="0" w:firstLine="0"/>
+      </w:pPr>
+      <w:r>
+        <w:t xml:space="preserve">Figure </w:t>
+      </w:r>
+      <w:r>
+        <w:fldChar w:fldCharType="begin"/>
+      </w:r>
+      <w:r>
+        <w:instrText xml:space="preserve"> SEQ Figure \* ARABIC </w:instrText>
+      </w:r>
+      <w:r>
+        <w:fldChar w:fldCharType="separate"/>
+      </w:r>
+      <w:r>
+        <w:rPr>
+          <w:noProof/>
+        </w:rPr>
+        <w:t>25</w:t>
+      </w:r>
+      <w:r>
+        <w:fldChar w:fldCharType="end"/>
+      </w:r>
+      <w:r>
+        <w:t>.</w:t>
+      </w:r>
+      <w:r>
+        <w:t xml:space="preserve"> </w:t>
+      </w:r>
+      <w:r>
+        <w:t xml:space="preserve">Output voltage swing of the non-inverting amplifier </w:t>
+      </w:r>
+      <w:r>
+        <w:t xml:space="preserve">with a </w:t>
+      </w:r>
+      <w:r>
+        <w:t>gain of 100</w:t>
+      </w:r>
+      <w:r>
+        <w:t xml:space="preserve"> (40dB)</w:t>
+      </w:r>
+      <w:r>
+        <w:t xml:space="preserve"> and a 100Ω load resistor connected to the output, showing the output clipping at both extremes.</w:t>
+      </w:r>
+    </w:p>
+    <w:p>
+      <w:pPr>
         <w:rPr>
           <w:lang w:val="en-US" w:eastAsia="fi-FI"/>
         </w:rPr>
       </w:pPr>
+    </w:p>
+    <w:p>
+      <w:r>
+        <w:t>The results follow a similar pattern to the simulations. With no load, the output reaches almost to the negative supply rail (V</w:t>
+      </w:r>
+      <w:r>
+        <w:rPr>
+          <w:vertAlign w:val="subscript"/>
+        </w:rPr>
+        <w:t>OL</w:t>
+      </w:r>
+      <w:r>
+        <w:t xml:space="preserve"> = −9.914V), while the positive swing stops about 1.2V short of the positive rail (V</w:t>
+      </w:r>
+      <w:r>
+        <w:rPr>
+          <w:vertAlign w:val="subscript"/>
+        </w:rPr>
+        <w:t>OH</w:t>
+      </w:r>
+      <w:r>
+        <w:t xml:space="preserve"> = 8.822V), as expected for the LM358. When a small load such as the 100Ω resistor is connected, the output current increases considerably and the swing drops sharply, to V</w:t>
+      </w:r>
+      <w:r>
+        <w:rPr>
+          <w:vertAlign w:val="subscript"/>
+        </w:rPr>
+        <w:t>OH</w:t>
+      </w:r>
+      <w:r>
+        <w:t xml:space="preserve"> = 3.613V </w:t>
+      </w:r>
+      <w:r>
+        <w:lastRenderedPageBreak/>
+        <w:t>and V</w:t>
+      </w:r>
+      <w:r>
+        <w:rPr>
+          <w:vertAlign w:val="subscript"/>
+        </w:rPr>
+        <w:t>OL</w:t>
+      </w:r>
+      <w:r>
+        <w:t xml:space="preserve"> = −2.598V. The clipped parts of the waveform in Figure 25 are therefore set by the output current limit of the op-amp rather than by the supply voltage.</w:t>
+      </w:r>
+    </w:p>
+    <w:p/>
+    <w:p>
+      <w:pPr>
+        <w:keepNext/>
+      </w:pPr>
+      <w:r>
+        <w:rPr>
+          <w:noProof/>
+        </w:rPr>
+        <w:drawing>
+          <wp:inline distT="0" distB="0" distL="0" distR="0" wp14:anchorId="251CF27A" wp14:editId="1CED4459">
+            <wp:extent cx="6189345" cy="2679065"/>
+            <wp:effectExtent l="0" t="0" r="0" b="635"/>
+            <wp:docPr id="294053538" name="Picture 21"/>
+            <wp:cNvGraphicFramePr>
+              <a:graphicFrameLocks xmlns:a="http://schemas.openxmlformats.org/drawingml/2006/main" noChangeAspect="1"/>
+            </wp:cNvGraphicFramePr>
+            <a:graphic xmlns:a="http://schemas.openxmlformats.org/drawingml/2006/main">
+              <a:graphicData uri="http://schemas.openxmlformats.org/drawingml/2006/picture">
+                <pic:pic xmlns:pic="http://schemas.openxmlformats.org/drawingml/2006/picture">
+                  <pic:nvPicPr>
+                    <pic:cNvPr id="294053538" name="Picture 294053538"/>
+                    <pic:cNvPicPr/>
+                  </pic:nvPicPr>
+                  <pic:blipFill>
+                    <a:blip r:embed="rId38"/>
+                    <a:stretch>
+                      <a:fillRect/>
+                    </a:stretch>
+                  </pic:blipFill>
+                  <pic:spPr>
+                    <a:xfrm>
+                      <a:off x="0" y="0"/>
+                      <a:ext cx="6189345" cy="2679065"/>
+                    </a:xfrm>
+                    <a:prstGeom prst="rect">
+                      <a:avLst/>
+                    </a:prstGeom>
+                  </pic:spPr>
+                </pic:pic>
+              </a:graphicData>
+            </a:graphic>
+          </wp:inline>
+        </w:drawing>
+      </w:r>
+    </w:p>
+    <w:p>
+      <w:pPr>
+        <w:pStyle w:val="Caption"/>
+      </w:pPr>
       <w:r>
         <w:t xml:space="preserve">Figure </w:t>
       </w:r>
@@ -8993,7 +9065,7 @@
         <w:rPr>
           <w:noProof/>
         </w:rPr>
-        <w:t>25</w:t>
+        <w:t>26</w:t>
       </w:r>
       <w:r>
         <w:fldChar w:fldCharType="end"/>
@@ -9002,80 +9074,334 @@
         <w:t>.</w:t>
       </w:r>
     </w:p>
-    <w:p>
-      <w:pPr>
-        <w:rPr>
-          <w:lang w:val="en-US"/>
-        </w:rPr>
-      </w:pPr>
-    </w:p>
-    <w:p>
-      <w:r>
-        <w:rPr>
-          <w:lang w:val="en-US"/>
-        </w:rPr>
+    <w:p/>
+    <w:p/>
+    <w:p>
+      <w:pPr>
+        <w:keepNext/>
+      </w:pPr>
+      <w:r>
+        <w:rPr>
+          <w:noProof/>
+        </w:rPr>
+        <w:drawing>
+          <wp:inline distT="0" distB="0" distL="0" distR="0" wp14:anchorId="76073650" wp14:editId="60AC35AD">
+            <wp:extent cx="6189345" cy="2679065"/>
+            <wp:effectExtent l="0" t="0" r="0" b="635"/>
+            <wp:docPr id="1309739737" name="Picture 22"/>
+            <wp:cNvGraphicFramePr>
+              <a:graphicFrameLocks xmlns:a="http://schemas.openxmlformats.org/drawingml/2006/main" noChangeAspect="1"/>
+            </wp:cNvGraphicFramePr>
+            <a:graphic xmlns:a="http://schemas.openxmlformats.org/drawingml/2006/main">
+              <a:graphicData uri="http://schemas.openxmlformats.org/drawingml/2006/picture">
+                <pic:pic xmlns:pic="http://schemas.openxmlformats.org/drawingml/2006/picture">
+                  <pic:nvPicPr>
+                    <pic:cNvPr id="1309739737" name="Picture 1309739737"/>
+                    <pic:cNvPicPr/>
+                  </pic:nvPicPr>
+                  <pic:blipFill>
+                    <a:blip r:embed="rId39"/>
+                    <a:stretch>
+                      <a:fillRect/>
+                    </a:stretch>
+                  </pic:blipFill>
+                  <pic:spPr>
+                    <a:xfrm>
+                      <a:off x="0" y="0"/>
+                      <a:ext cx="6189345" cy="2679065"/>
+                    </a:xfrm>
+                    <a:prstGeom prst="rect">
+                      <a:avLst/>
+                    </a:prstGeom>
+                  </pic:spPr>
+                </pic:pic>
+              </a:graphicData>
+            </a:graphic>
+          </wp:inline>
+        </w:drawing>
+      </w:r>
+    </w:p>
+    <w:p>
+      <w:pPr>
+        <w:pStyle w:val="Caption"/>
+      </w:pPr>
+      <w:r>
+        <w:t xml:space="preserve">Figure </w:t>
+      </w:r>
+      <w:r>
+        <w:fldChar w:fldCharType="begin"/>
+      </w:r>
+      <w:r>
+        <w:instrText xml:space="preserve"> SEQ Figure \* ARABIC </w:instrText>
+      </w:r>
+      <w:r>
+        <w:fldChar w:fldCharType="separate"/>
+      </w:r>
+      <w:r>
+        <w:rPr>
+          <w:noProof/>
+        </w:rPr>
+        <w:t>27</w:t>
+      </w:r>
+      <w:r>
+        <w:fldChar w:fldCharType="end"/>
+      </w:r>
+      <w:r>
+        <w:t>.</w:t>
+      </w:r>
+    </w:p>
+    <w:p/>
+    <w:p>
+      <w:r>
+        <w:t>Check this</w:t>
+      </w:r>
+      <w:r>
+        <w:t>,</w:t>
+      </w:r>
+      <w:r>
+        <w:t xml:space="preserve"> were the power rails different than +-10.</w:t>
+      </w:r>
+      <w:r>
+        <w:t xml:space="preserve"> Can you check if I am getting something wrong</w:t>
+      </w:r>
+    </w:p>
+    <w:p>
+      <w:r>
         <w:t>V</w:t>
       </w:r>
       <w:r>
         <w:rPr>
           <w:vertAlign w:val="subscript"/>
-          <w:lang w:val="en-US"/>
+        </w:rPr>
+        <w:t>OL</w:t>
+      </w:r>
+      <w:r>
+        <w:t xml:space="preserve"> = </w:t>
+      </w:r>
+      <w:r>
+        <w:t>-10.1884</w:t>
+      </w:r>
+      <w:r>
+        <w:t>V V</w:t>
+      </w:r>
+      <w:r>
+        <w:rPr>
+          <w:vertAlign w:val="subscript"/>
         </w:rPr>
         <w:t>OH</w:t>
       </w:r>
       <w:r>
-        <w:rPr>
-          <w:lang w:val="en-US"/>
-        </w:rPr>
         <w:t xml:space="preserve"> = </w:t>
       </w:r>
       <w:r>
-        <w:t>3.6129</w:t>
-      </w:r>
-      <w:r>
-        <w:t>V V</w:t>
-      </w:r>
-      <w:r>
-        <w:rPr>
-          <w:vertAlign w:val="subscript"/>
-        </w:rPr>
-        <w:t>OL</w:t>
-      </w:r>
-      <w:r>
-        <w:t xml:space="preserve"> = </w:t>
-      </w:r>
-      <w:r>
-        <w:t>-2.5982</w:t>
+        <w:t>8.6402</w:t>
       </w:r>
       <w:r>
         <w:t>V</w:t>
       </w:r>
     </w:p>
     <w:p>
-      <w:pPr>
-        <w:rPr>
-          <w:lang w:val="en-US"/>
-        </w:rPr>
-      </w:pPr>
-    </w:p>
-    <w:p>
-      <w:pPr>
-        <w:rPr>
-          <w:lang w:val="en-US"/>
-        </w:rPr>
-      </w:pPr>
-    </w:p>
-    <w:p>
-      <w:pPr>
-        <w:rPr>
-          <w:lang w:val="en-US"/>
-        </w:rPr>
-      </w:pPr>
-      <w:r>
-        <w:rPr>
-          <w:lang w:val="en-US"/>
+      <w:r>
+        <w:t>The VOL is less htan the negative ppower rail</w:t>
+      </w:r>
+    </w:p>
+    <w:p>
+      <w:pPr>
+        <w:pStyle w:val="Heading2"/>
+      </w:pPr>
+      <w:r>
+        <w:t>Crossover distortion</w:t>
+      </w:r>
+    </w:p>
+    <w:p/>
+    <w:p>
+      <w:pPr>
+        <w:keepNext/>
+      </w:pPr>
+      <w:r>
+        <w:rPr>
+          <w:noProof/>
         </w:rPr>
         <w:lastRenderedPageBreak/>
+        <w:drawing>
+          <wp:inline distT="0" distB="0" distL="0" distR="0" wp14:anchorId="440F53BE" wp14:editId="6D3ECDC8">
+            <wp:extent cx="6189345" cy="3984625"/>
+            <wp:effectExtent l="0" t="0" r="0" b="3175"/>
+            <wp:docPr id="906249422" name="Picture 23"/>
+            <wp:cNvGraphicFramePr>
+              <a:graphicFrameLocks xmlns:a="http://schemas.openxmlformats.org/drawingml/2006/main" noChangeAspect="1"/>
+            </wp:cNvGraphicFramePr>
+            <a:graphic xmlns:a="http://schemas.openxmlformats.org/drawingml/2006/main">
+              <a:graphicData uri="http://schemas.openxmlformats.org/drawingml/2006/picture">
+                <pic:pic xmlns:pic="http://schemas.openxmlformats.org/drawingml/2006/picture">
+                  <pic:nvPicPr>
+                    <pic:cNvPr id="906249422" name="Picture 906249422"/>
+                    <pic:cNvPicPr/>
+                  </pic:nvPicPr>
+                  <pic:blipFill>
+                    <a:blip r:embed="rId40">
+                      <a:extLst>
+                        <a:ext uri="{28A0092B-C50C-407E-A947-70E740481C1C}">
+                          <a14:useLocalDpi xmlns:a14="http://schemas.microsoft.com/office/drawing/2010/main" val="0"/>
+                        </a:ext>
+                      </a:extLst>
+                    </a:blip>
+                    <a:stretch>
+                      <a:fillRect/>
+                    </a:stretch>
+                  </pic:blipFill>
+                  <pic:spPr>
+                    <a:xfrm>
+                      <a:off x="0" y="0"/>
+                      <a:ext cx="6189345" cy="3984625"/>
+                    </a:xfrm>
+                    <a:prstGeom prst="rect">
+                      <a:avLst/>
+                    </a:prstGeom>
+                  </pic:spPr>
+                </pic:pic>
+              </a:graphicData>
+            </a:graphic>
+          </wp:inline>
+        </w:drawing>
+      </w:r>
+    </w:p>
+    <w:p>
+      <w:pPr>
+        <w:pStyle w:val="Caption"/>
+      </w:pPr>
+      <w:r>
+        <w:t xml:space="preserve">Figure </w:t>
+      </w:r>
+      <w:r>
+        <w:fldChar w:fldCharType="begin"/>
+      </w:r>
+      <w:r>
+        <w:instrText xml:space="preserve"> SEQ Figure \* ARABIC </w:instrText>
+      </w:r>
+      <w:r>
+        <w:fldChar w:fldCharType="separate"/>
+      </w:r>
+      <w:r>
+        <w:rPr>
+          <w:noProof/>
+        </w:rPr>
+        <w:t>28</w:t>
+      </w:r>
+      <w:r>
+        <w:fldChar w:fldCharType="end"/>
+      </w:r>
+      <w:r>
+        <w:t>.</w:t>
+      </w:r>
+    </w:p>
+    <w:p/>
+    <w:p>
+      <w:pPr>
+        <w:keepNext/>
+      </w:pPr>
+      <w:r>
+        <w:rPr>
+          <w:noProof/>
+        </w:rPr>
+        <w:drawing>
+          <wp:inline distT="0" distB="0" distL="0" distR="0" wp14:anchorId="4F499D70" wp14:editId="58369D7E">
+            <wp:extent cx="6189345" cy="3984625"/>
+            <wp:effectExtent l="0" t="0" r="0" b="3175"/>
+            <wp:docPr id="1045293125" name="Picture 24"/>
+            <wp:cNvGraphicFramePr>
+              <a:graphicFrameLocks xmlns:a="http://schemas.openxmlformats.org/drawingml/2006/main" noChangeAspect="1"/>
+            </wp:cNvGraphicFramePr>
+            <a:graphic xmlns:a="http://schemas.openxmlformats.org/drawingml/2006/main">
+              <a:graphicData uri="http://schemas.openxmlformats.org/drawingml/2006/picture">
+                <pic:pic xmlns:pic="http://schemas.openxmlformats.org/drawingml/2006/picture">
+                  <pic:nvPicPr>
+                    <pic:cNvPr id="1045293125" name="Picture 1045293125"/>
+                    <pic:cNvPicPr/>
+                  </pic:nvPicPr>
+                  <pic:blipFill>
+                    <a:blip r:embed="rId41">
+                      <a:extLst>
+                        <a:ext uri="{28A0092B-C50C-407E-A947-70E740481C1C}">
+                          <a14:useLocalDpi xmlns:a14="http://schemas.microsoft.com/office/drawing/2010/main" val="0"/>
+                        </a:ext>
+                      </a:extLst>
+                    </a:blip>
+                    <a:stretch>
+                      <a:fillRect/>
+                    </a:stretch>
+                  </pic:blipFill>
+                  <pic:spPr>
+                    <a:xfrm>
+                      <a:off x="0" y="0"/>
+                      <a:ext cx="6189345" cy="3984625"/>
+                    </a:xfrm>
+                    <a:prstGeom prst="rect">
+                      <a:avLst/>
+                    </a:prstGeom>
+                  </pic:spPr>
+                </pic:pic>
+              </a:graphicData>
+            </a:graphic>
+          </wp:inline>
+        </w:drawing>
+      </w:r>
+    </w:p>
+    <w:p>
+      <w:pPr>
+        <w:pStyle w:val="Caption"/>
+      </w:pPr>
+      <w:r>
+        <w:t xml:space="preserve">Figure </w:t>
+      </w:r>
+      <w:r>
+        <w:fldChar w:fldCharType="begin"/>
+      </w:r>
+      <w:r>
+        <w:instrText xml:space="preserve"> SEQ Figure \* ARABIC </w:instrText>
+      </w:r>
+      <w:r>
+        <w:fldChar w:fldCharType="separate"/>
+      </w:r>
+      <w:r>
+        <w:rPr>
+          <w:noProof/>
+        </w:rPr>
+        <w:t>29</w:t>
+      </w:r>
+      <w:r>
+        <w:fldChar w:fldCharType="end"/>
+      </w:r>
+      <w:r>
+        <w:t>.</w:t>
+      </w:r>
+    </w:p>
+    <w:p/>
+    <w:p/>
+    <w:p>
+      <w:pPr>
+        <w:rPr>
+          <w:lang w:val="en-US"/>
+        </w:rPr>
+      </w:pPr>
+    </w:p>
+    <w:p>
+      <w:pPr>
+        <w:rPr>
+          <w:lang w:val="en-US"/>
+        </w:rPr>
+      </w:pPr>
+    </w:p>
+    <w:p>
+      <w:pPr>
+        <w:rPr>
+          <w:lang w:val="en-US"/>
+        </w:rPr>
+      </w:pPr>
+      <w:r>
+        <w:rPr>
+          <w:lang w:val="en-US"/>
+        </w:rPr>
         <w:t>The results section presents t</w:t>
       </w:r>
       <w:r>
@@ -11236,7 +11562,7 @@
                           </pic:cNvPicPr>
                         </pic:nvPicPr>
                         <pic:blipFill>
-                          <a:blip r:embed="rId38"/>
+                          <a:blip r:embed="rId42"/>
                           <a:stretch>
                             <a:fillRect/>
                           </a:stretch>
@@ -11265,7 +11591,7 @@
                           </pic:cNvPicPr>
                         </pic:nvPicPr>
                         <pic:blipFill>
-                          <a:blip r:embed="rId39"/>
+                          <a:blip r:embed="rId43"/>
                           <a:stretch>
                             <a:fillRect/>
                           </a:stretch>
@@ -11294,7 +11620,7 @@
                           </pic:cNvPicPr>
                         </pic:nvPicPr>
                         <pic:blipFill>
-                          <a:blip r:embed="rId40"/>
+                          <a:blip r:embed="rId44"/>
                           <a:stretch>
                             <a:fillRect/>
                           </a:stretch>
@@ -11323,7 +11649,7 @@
                           </pic:cNvPicPr>
                         </pic:nvPicPr>
                         <pic:blipFill>
-                          <a:blip r:embed="rId41"/>
+                          <a:blip r:embed="rId45"/>
                           <a:stretch>
                             <a:fillRect/>
                           </a:stretch>
@@ -11352,7 +11678,7 @@
                           </pic:cNvPicPr>
                         </pic:nvPicPr>
                         <pic:blipFill>
-                          <a:blip r:embed="rId42"/>
+                          <a:blip r:embed="rId46"/>
                           <a:stretch>
                             <a:fillRect/>
                           </a:stretch>
@@ -11402,19 +11728,19 @@
                   <o:lock v:ext="edit" aspectratio="t"/>
                 </v:shapetype>
                 <v:shape id="Picture 2" o:spid="_x0000_s1027" type="#_x0000_t75" style="position:absolute;width:22384;height:19252;visibility:visible;mso-wrap-style:square" o:gfxdata="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">
-                  <v:imagedata r:id="rId43" o:title=""/>
+                  <v:imagedata r:id="rId47" o:title=""/>
                 </v:shape>
                 <v:shape id="Picture 3" o:spid="_x0000_s1028" type="#_x0000_t75" style="position:absolute;left:23399;width:22385;height:19252;visibility:visible;mso-wrap-style:square" o:gfxdata="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">
-                  <v:imagedata r:id="rId44" o:title=""/>
+                  <v:imagedata r:id="rId48" o:title=""/>
                 </v:shape>
                 <v:shape id="Picture 4" o:spid="_x0000_s1029" type="#_x0000_t75" style="position:absolute;top:18071;width:22384;height:18417;visibility:visible;mso-wrap-style:square" o:gfxdata="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">
-                  <v:imagedata r:id="rId45" o:title=""/>
+                  <v:imagedata r:id="rId49" o:title=""/>
                 </v:shape>
                 <v:shape id="Picture 5" o:spid="_x0000_s1030" type="#_x0000_t75" style="position:absolute;left:22384;top:17653;width:23400;height:19253;visibility:visible;mso-wrap-style:square" o:gfxdata="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">
-                  <v:imagedata r:id="rId46" o:title=""/>
+                  <v:imagedata r:id="rId50" o:title=""/>
                 </v:shape>
                 <v:shape id="Picture 6" o:spid="_x0000_s1031" type="#_x0000_t75" style="position:absolute;left:11688;top:36756;width:22396;height:3494;visibility:visible;mso-wrap-style:square" o:gfxdata="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">
-                  <v:imagedata r:id="rId47" o:title=""/>
+                  <v:imagedata r:id="rId51" o:title=""/>
                 </v:shape>
                 <w10:wrap type="topAndBottom" anchory="page"/>
               </v:group>
@@ -12139,7 +12465,7 @@
         </w:rPr>
         <w:t xml:space="preserve"> Available </w:t>
       </w:r>
-      <w:hyperlink r:id="rId48" w:history="1">
+      <w:hyperlink r:id="rId52" w:history="1">
         <w:r>
           <w:rPr>
             <w:rStyle w:val="Hyperlink"/>
@@ -12233,7 +12559,7 @@
         </w:rPr>
         <w:t xml:space="preserve">. Dallas, TX: Texas Instruments. Available at: </w:t>
       </w:r>
-      <w:hyperlink r:id="rId49" w:history="1">
+      <w:hyperlink r:id="rId53" w:history="1">
         <w:r>
           <w:rPr>
             <w:rStyle w:val="Hyperlink"/>
@@ -12321,7 +12647,7 @@
       <w:r>
         <w:t xml:space="preserve">Available at: </w:t>
       </w:r>
-      <w:hyperlink r:id="rId50" w:history="1">
+      <w:hyperlink r:id="rId54" w:history="1">
         <w:r>
           <w:rPr>
             <w:rStyle w:val="Hyperlink"/>
@@ -12431,7 +12757,7 @@
       <w:r>
         <w:t xml:space="preserve">Available at: </w:t>
       </w:r>
-      <w:hyperlink r:id="rId51" w:tgtFrame="_blank" w:history="1">
+      <w:hyperlink r:id="rId55" w:tgtFrame="_blank" w:history="1">
         <w:r>
           <w:rPr>
             <w:rStyle w:val="Hyperlink"/>
@@ -12665,10 +12991,10 @@
       </w:pPr>
     </w:p>
     <w:sectPr>
-      <w:headerReference w:type="default" r:id="rId52"/>
-      <w:footerReference w:type="default" r:id="rId53"/>
-      <w:headerReference w:type="first" r:id="rId54"/>
-      <w:footerReference w:type="first" r:id="rId55"/>
+      <w:headerReference w:type="default" r:id="rId56"/>
+      <w:footerReference w:type="default" r:id="rId57"/>
+      <w:headerReference w:type="first" r:id="rId58"/>
+      <w:footerReference w:type="first" r:id="rId59"/>
       <w:type w:val="continuous"/>
       <w:pgSz w:w="11907" w:h="16840" w:code="9"/>
       <w:pgMar w:top="1440" w:right="1080" w:bottom="1440" w:left="1080" w:header="708" w:footer="708" w:gutter="0"/>

--- a/report_lab3.docx
+++ b/report_lab3.docx
@@ -1584,141 +1584,144 @@
       </w:pPr>
       <m:oMathPara>
         <m:oMath>
+          <m:sSub>
+            <m:sSubPr>
+              <m:ctrlPr>
+                <w:rPr>
+                  <w:rFonts w:ascii="Cambria Math" w:hAnsi="Cambria Math"/>
+                </w:rPr>
+              </m:ctrlPr>
+            </m:sSubPr>
+            <m:e>
+              <m:r>
+                <w:rPr>
+                  <w:rFonts w:ascii="Cambria Math" w:hAnsi="Cambria Math"/>
+                </w:rPr>
+                <m:t>Z</m:t>
+              </m:r>
+            </m:e>
+            <m:sub>
+              <m:r>
+                <w:rPr>
+                  <w:rFonts w:ascii="Cambria Math" w:hAnsi="Cambria Math"/>
+                </w:rPr>
+                <m:t>in</m:t>
+              </m:r>
+            </m:sub>
+          </m:sSub>
           <m:r>
             <w:rPr>
               <w:rFonts w:ascii="Cambria Math" w:hAnsi="Cambria Math"/>
-              <w:lang w:val="en-US"/>
-            </w:rPr>
-            <m:t>Z</m:t>
-          </m:r>
-          <m:r>
-            <w:rPr>
-              <w:rFonts w:ascii="Cambria Math" w:hAnsi="Cambria Math"/>
-              <w:lang w:val="en-US"/>
-            </w:rPr>
-            <m:t>_</m:t>
-          </m:r>
-          <m:r>
-            <w:rPr>
-              <w:rFonts w:ascii="Cambria Math" w:hAnsi="Cambria Math"/>
-              <w:lang w:val="en-US"/>
-            </w:rPr>
-            <m:t>in</m:t>
-          </m:r>
-          <m:r>
-            <w:rPr>
-              <w:rFonts w:ascii="Cambria Math" w:hAnsi="Cambria Math"/>
-              <w:lang w:val="en-US"/>
             </w:rPr>
             <m:t>=</m:t>
           </m:r>
-          <m:r>
-            <w:rPr>
-              <w:rFonts w:ascii="Cambria Math" w:hAnsi="Cambria Math"/>
-              <w:lang w:val="en-US"/>
-            </w:rPr>
-            <m:t>R</m:t>
-          </m:r>
-          <m:r>
-            <w:rPr>
-              <w:rFonts w:ascii="Cambria Math" w:hAnsi="Cambria Math"/>
-              <w:lang w:val="en-US"/>
-            </w:rPr>
-            <m:t>_</m:t>
-          </m:r>
-          <m:r>
-            <w:rPr>
-              <w:rFonts w:ascii="Cambria Math" w:hAnsi="Cambria Math"/>
-              <w:lang w:val="en-US"/>
-            </w:rPr>
-            <m:t>series</m:t>
-          </m:r>
-          <m:r>
-            <w:rPr>
-              <w:rFonts w:ascii="Cambria Math" w:hAnsi="Cambria Math"/>
-              <w:lang w:val="en-US"/>
-            </w:rPr>
-            <m:t xml:space="preserve"> (</m:t>
-          </m:r>
-          <m:r>
-            <w:rPr>
-              <w:rFonts w:ascii="Cambria Math" w:hAnsi="Cambria Math"/>
-              <w:lang w:val="en-US"/>
-            </w:rPr>
-            <m:t>V</m:t>
-          </m:r>
-          <m:r>
-            <w:rPr>
-              <w:rFonts w:ascii="Cambria Math" w:hAnsi="Cambria Math"/>
-              <w:lang w:val="en-US"/>
-            </w:rPr>
-            <m:t>_</m:t>
-          </m:r>
-          <m:r>
-            <w:rPr>
-              <w:rFonts w:ascii="Cambria Math" w:hAnsi="Cambria Math"/>
-              <w:lang w:val="en-US"/>
-            </w:rPr>
-            <m:t>in</m:t>
-          </m:r>
-          <m:r>
-            <w:rPr>
-              <w:rFonts w:ascii="Cambria Math" w:hAnsi="Cambria Math"/>
-              <w:lang w:val="en-US"/>
-            </w:rPr>
-            <m:t>/</m:t>
-          </m:r>
-          <m:r>
-            <w:rPr>
-              <w:rFonts w:ascii="Cambria Math" w:hAnsi="Cambria Math"/>
-              <w:lang w:val="en-US"/>
-            </w:rPr>
-            <m:t>V</m:t>
-          </m:r>
-          <m:r>
-            <w:rPr>
-              <w:rFonts w:ascii="Cambria Math" w:hAnsi="Cambria Math"/>
-              <w:lang w:val="en-US"/>
-            </w:rPr>
-            <m:t>_</m:t>
-          </m:r>
-          <m:r>
-            <w:rPr>
-              <w:rFonts w:ascii="Cambria Math" w:hAnsi="Cambria Math"/>
-              <w:lang w:val="en-US"/>
-            </w:rPr>
-            <m:t>R</m:t>
-          </m:r>
-          <m:r>
-            <w:rPr>
-              <w:rFonts w:ascii="Cambria Math" w:hAnsi="Cambria Math"/>
-              <w:lang w:val="en-US"/>
-            </w:rPr>
-            <m:t xml:space="preserve"> </m:t>
-          </m:r>
-          <m:r>
-            <w:rPr>
-              <w:rFonts w:ascii="Cambria Math" w:hAnsi="Cambria Math"/>
-              <w:lang w:val="en-US"/>
-            </w:rPr>
-            <m:t>-1</m:t>
-          </m:r>
-          <m:r>
-            <w:rPr>
-              <w:rFonts w:ascii="Cambria Math" w:hAnsi="Cambria Math"/>
-              <w:lang w:val="en-US"/>
-            </w:rPr>
-            <m:t>)</m:t>
-          </m:r>
+          <m:sSub>
+            <m:sSubPr>
+              <m:ctrlPr>
+                <w:rPr>
+                  <w:rFonts w:ascii="Cambria Math" w:hAnsi="Cambria Math"/>
+                </w:rPr>
+              </m:ctrlPr>
+            </m:sSubPr>
+            <m:e>
+              <m:r>
+                <w:rPr>
+                  <w:rFonts w:ascii="Cambria Math" w:hAnsi="Cambria Math"/>
+                </w:rPr>
+                <m:t>R</m:t>
+              </m:r>
+            </m:e>
+            <m:sub>
+              <m:r>
+                <w:rPr>
+                  <w:rFonts w:ascii="Cambria Math" w:hAnsi="Cambria Math"/>
+                </w:rPr>
+                <m:t>s</m:t>
+              </m:r>
+            </m:sub>
+          </m:sSub>
+          <m:d>
+            <m:dPr>
+              <m:ctrlPr>
+                <w:rPr>
+                  <w:rFonts w:ascii="Cambria Math" w:hAnsi="Cambria Math"/>
+                </w:rPr>
+              </m:ctrlPr>
+            </m:dPr>
+            <m:e>
+              <m:f>
+                <m:fPr>
+                  <m:ctrlPr>
+                    <w:rPr>
+                      <w:rFonts w:ascii="Cambria Math" w:hAnsi="Cambria Math"/>
+                    </w:rPr>
+                  </m:ctrlPr>
+                </m:fPr>
+                <m:num>
+                  <m:sSub>
+                    <m:sSubPr>
+                      <m:ctrlPr>
+                        <w:rPr>
+                          <w:rFonts w:ascii="Cambria Math" w:hAnsi="Cambria Math"/>
+                        </w:rPr>
+                      </m:ctrlPr>
+                    </m:sSubPr>
+                    <m:e>
+                      <m:r>
+                        <w:rPr>
+                          <w:rFonts w:ascii="Cambria Math" w:hAnsi="Cambria Math"/>
+                        </w:rPr>
+                        <m:t>V</m:t>
+                      </m:r>
+                    </m:e>
+                    <m:sub>
+                      <m:r>
+                        <w:rPr>
+                          <w:rFonts w:ascii="Cambria Math" w:hAnsi="Cambria Math"/>
+                        </w:rPr>
+                        <m:t>in</m:t>
+                      </m:r>
+                    </m:sub>
+                  </m:sSub>
+                </m:num>
+                <m:den>
+                  <m:sSub>
+                    <m:sSubPr>
+                      <m:ctrlPr>
+                        <w:rPr>
+                          <w:rFonts w:ascii="Cambria Math" w:hAnsi="Cambria Math"/>
+                        </w:rPr>
+                      </m:ctrlPr>
+                    </m:sSubPr>
+                    <m:e>
+                      <m:r>
+                        <w:rPr>
+                          <w:rFonts w:ascii="Cambria Math" w:hAnsi="Cambria Math"/>
+                        </w:rPr>
+                        <m:t>V</m:t>
+                      </m:r>
+                    </m:e>
+                    <m:sub>
+                      <m:r>
+                        <w:rPr>
+                          <w:rFonts w:ascii="Cambria Math" w:hAnsi="Cambria Math"/>
+                        </w:rPr>
+                        <m:t>R</m:t>
+                      </m:r>
+                    </m:sub>
+                  </m:sSub>
+                </m:den>
+              </m:f>
+              <m:r>
+                <w:rPr>
+                  <w:rFonts w:ascii="Cambria Math" w:hAnsi="Cambria Math"/>
+                </w:rPr>
+                <m:t>-1</m:t>
+              </m:r>
+            </m:e>
+          </m:d>
         </m:oMath>
       </m:oMathPara>
-    </w:p>
-    <w:p>
-      <w:pPr>
-        <w:rPr>
-          <w:lang w:val="en-US"/>
-        </w:rPr>
-      </w:pPr>
     </w:p>
     <w:p>
       <w:pPr>
@@ -3164,6 +3167,8 @@
       </w:r>
     </w:p>
     <w:p/>
+    <w:p/>
+    <w:p/>
     <w:p>
       <w:pPr>
         <w:rPr>
@@ -4328,55 +4333,26 @@
         <w:rPr>
           <w:lang w:val="en-US"/>
         </w:rPr>
-        <w:t xml:space="preserve">The small-signal frequency responses of the four LM358 operational amplifier configurations were characterized across a broad frequency spectrum from 10 Hz up to 24.83 </w:t>
-      </w:r>
-      <w:proofErr w:type="spellStart"/>
-      <w:r>
-        <w:rPr>
-          <w:lang w:val="en-US"/>
-        </w:rPr>
-        <w:t>MHz.</w:t>
-      </w:r>
-      <w:proofErr w:type="spellEnd"/>
-      <w:r>
-        <w:rPr>
-          <w:lang w:val="en-US"/>
-        </w:rPr>
-        <w:t xml:space="preserve"> Below, each circuit configuration is systematically evaluated by comparing its SPICE </w:t>
-      </w:r>
-      <w:proofErr w:type="spellStart"/>
-      <w:r>
-        <w:rPr>
-          <w:lang w:val="en-US"/>
-        </w:rPr>
-        <w:t>macromodel</w:t>
-      </w:r>
-      <w:proofErr w:type="spellEnd"/>
-      <w:r>
-        <w:rPr>
-          <w:lang w:val="en-US"/>
-        </w:rPr>
-        <w:t xml:space="preserve"> simulation with the</w:t>
-      </w:r>
-      <w:r>
-        <w:rPr>
-          <w:lang w:val="en-US"/>
-        </w:rPr>
+        <w:t xml:space="preserve">The small-signal frequency responses of the four LM358 operational amplifier configurations were characterized across a broad frequency spectrum from 10Hz up to 24.83MHz. </w:t>
+      </w:r>
+      <w:r>
+        <w:t>Each circuit</w:t>
+      </w:r>
+      <w:r>
         <w:t xml:space="preserve"> </w:t>
       </w:r>
       <w:r>
-        <w:rPr>
-          <w:lang w:val="en-US"/>
-        </w:rPr>
-        <w:t>laboratory measurements.</w:t>
-      </w:r>
-    </w:p>
-    <w:p>
-      <w:pPr>
-        <w:rPr>
-          <w:lang w:val="en-US"/>
-        </w:rPr>
-      </w:pPr>
+        <w:t>configuration is subsequently evaluated by benchmarking its SPICE macromodel simulation against</w:t>
+      </w:r>
+      <w:r>
+        <w:t xml:space="preserve"> </w:t>
+      </w:r>
+      <w:r>
+        <w:t>laboratory data</w:t>
+      </w:r>
+      <w:r>
+        <w:t>.</w:t>
+      </w:r>
     </w:p>
     <w:p>
       <w:pPr>
@@ -4476,7 +4452,7 @@
         <w:rPr>
           <w:lang w:val="en-US"/>
         </w:rPr>
-        <w:t xml:space="preserve">Simulated small-signal frequency response of the LM358 voltage follower (Av = 1, 0 dB) in </w:t>
+        <w:t xml:space="preserve">Simulated small-signal frequency response of the LM358 voltage follower (Av = 1, 0dB) in </w:t>
       </w:r>
       <w:proofErr w:type="spellStart"/>
       <w:r>
@@ -4490,21 +4466,7 @@
         <w:rPr>
           <w:lang w:val="en-US"/>
         </w:rPr>
-        <w:t xml:space="preserve"> from 10 Hz to 10 </w:t>
-      </w:r>
-      <w:proofErr w:type="spellStart"/>
-      <w:r>
-        <w:rPr>
-          <w:lang w:val="en-US"/>
-        </w:rPr>
-        <w:t>MHz.</w:t>
-      </w:r>
-      <w:proofErr w:type="spellEnd"/>
-      <w:r>
-        <w:rPr>
-          <w:lang w:val="en-US"/>
-        </w:rPr>
-        <w:t xml:space="preserve"> The simulation exhibits a flat 0 dB passband with mild gain peaking near 800 kHz arising from phase margin degradation</w:t>
+        <w:t xml:space="preserve"> from 10Hz to 10MHz. The simulation exhibits a flat 0 dB passband with mild gain peaking near 800kHz arising from phase margin degradation</w:t>
       </w:r>
       <w:r>
         <w:rPr>
@@ -4516,7 +4478,7 @@
         <w:rPr>
           <w:lang w:val="en-US"/>
         </w:rPr>
-        <w:t>reaching a -3 dB cutoff frequency at 1.</w:t>
+        <w:t>reaching a -3dB cutoff frequency at 1.</w:t>
       </w:r>
       <w:r>
         <w:rPr>
@@ -4528,41 +4490,31 @@
         <w:rPr>
           <w:lang w:val="en-US"/>
         </w:rPr>
-        <w:t xml:space="preserve">5 </w:t>
-      </w:r>
-      <w:proofErr w:type="spellStart"/>
-      <w:r>
-        <w:rPr>
-          <w:lang w:val="en-US"/>
-        </w:rPr>
-        <w:t>MHz.</w:t>
-      </w:r>
-      <w:proofErr w:type="spellEnd"/>
-      <w:r>
-        <w:rPr>
-          <w:lang w:val="en-US"/>
-        </w:rPr>
-        <w:t xml:space="preserve"> Phase remains near 0° at low </w:t>
-      </w:r>
-      <w:proofErr w:type="gramStart"/>
-      <w:r>
-        <w:rPr>
-          <w:lang w:val="en-US"/>
-        </w:rPr>
-        <w:t xml:space="preserve">frequencies, </w:t>
-      </w:r>
-      <w:r>
-        <w:rPr>
-          <w:lang w:val="en-US"/>
-        </w:rPr>
-        <w:t>and</w:t>
-      </w:r>
-      <w:proofErr w:type="gramEnd"/>
-      <w:r>
-        <w:rPr>
-          <w:lang w:val="en-US"/>
-        </w:rPr>
-        <w:t xml:space="preserve"> start </w:t>
+        <w:t xml:space="preserve">5MHz. Phase remains near 0° at low </w:t>
+      </w:r>
+      <w:r>
+        <w:rPr>
+          <w:lang w:val="en-US"/>
+        </w:rPr>
+        <w:t>frequencies and</w:t>
+      </w:r>
+      <w:r>
+        <w:rPr>
+          <w:lang w:val="en-US"/>
+        </w:rPr>
+        <w:t xml:space="preserve"> </w:t>
+      </w:r>
+      <w:r>
+        <w:rPr>
+          <w:lang w:val="en-US"/>
+        </w:rPr>
+        <w:t>starts</w:t>
+      </w:r>
+      <w:r>
+        <w:rPr>
+          <w:lang w:val="en-US"/>
+        </w:rPr>
+        <w:t xml:space="preserve"> </w:t>
       </w:r>
       <w:r>
         <w:rPr>
@@ -4580,7 +4532,7 @@
         <w:rPr>
           <w:lang w:val="en-US"/>
         </w:rPr>
-        <w:t>at 700 kHz</w:t>
+        <w:t>at 700kHz</w:t>
       </w:r>
       <w:r>
         <w:rPr>
@@ -4694,7 +4646,7 @@
         <w:rPr>
           <w:lang w:val="en-US"/>
         </w:rPr>
-        <w:t>(Av = 1, 0 dB)</w:t>
+        <w:t>(Av = 1, 0dB)</w:t>
       </w:r>
       <w:r>
         <w:rPr>
@@ -4706,7 +4658,19 @@
         <w:rPr>
           <w:lang w:val="en-US"/>
         </w:rPr>
-        <w:t>from 100 Hz to 24.83 MHz obtained in the laboratory. The low-frequency passband confirms unity gain (0.0 dB) up to 50 kHz, with the experimental -3 dB cutoff occurring at approximately 70 kHz. A standard -20 dB/decade roll-off is maintained up to 2 MHz (-32 dB</w:t>
+        <w:t xml:space="preserve">from 100Hz to 24.83MHz obtained in the laboratory. The low-frequency passband confirms unity gain (0dB) up to 50kHz, with the experimental -3dB cutoff occurring at approximately </w:t>
+      </w:r>
+      <w:r>
+        <w:rPr>
+          <w:lang w:val="en-US"/>
+        </w:rPr>
+        <w:t>84.14</w:t>
+      </w:r>
+      <w:r>
+        <w:rPr>
+          <w:lang w:val="en-US"/>
+        </w:rPr>
+        <w:t>kHz. A standard -20dB/decade roll-off is maintained up to 2 MHz (-32 dB</w:t>
       </w:r>
       <w:r>
         <w:rPr>
@@ -4770,6 +4734,7 @@
     <w:p>
       <w:pPr>
         <w:pStyle w:val="Caption"/>
+        <w:ind w:left="0" w:firstLine="0"/>
         <w:rPr>
           <w:lang w:val="en-US"/>
         </w:rPr>
@@ -4806,37 +4771,28 @@
         <w:rPr>
           <w:lang w:val="en-US"/>
         </w:rPr>
-        <w:t xml:space="preserve">. The simulated frequency response of </w:t>
-      </w:r>
-      <w:r>
-        <w:rPr>
-          <w:lang w:val="en-US"/>
-        </w:rPr>
-        <w:t xml:space="preserve">a </w:t>
-      </w:r>
-      <w:r>
-        <w:rPr>
-          <w:lang w:val="en-US"/>
-        </w:rPr>
-        <w:t xml:space="preserve">LM358 inverting operational amplifier </w:t>
-      </w:r>
-      <w:r>
-        <w:rPr>
-          <w:lang w:val="en-US"/>
-        </w:rPr>
-        <w:t xml:space="preserve">with unity </w:t>
-      </w:r>
-      <w:r>
-        <w:rPr>
-          <w:lang w:val="en-US"/>
-        </w:rPr>
-        <w:t>gain</w:t>
-      </w:r>
-      <w:r>
-        <w:rPr>
-          <w:lang w:val="en-US"/>
-        </w:rPr>
-        <w:t xml:space="preserve"> from 10Hz to 10MHz.</w:t>
+        <w:t xml:space="preserve">. </w:t>
+      </w:r>
+      <w:r>
+        <w:t xml:space="preserve">Simulated small-signal frequency response of the LM358 inverting operational amplifier with unity gain (Av = -1, 0dB) in LTSpice from 10 Hz to 10 MHz. The passband gain is 0dB with an initial phase shift of 180°. </w:t>
+      </w:r>
+      <w:r>
+        <w:t>T</w:t>
+      </w:r>
+      <w:r>
+        <w:t xml:space="preserve">he -3dB bandwidth is approximately </w:t>
+      </w:r>
+      <w:r>
+        <w:rPr>
+          <w:lang w:val="en-US"/>
+        </w:rPr>
+        <w:t>675</w:t>
+      </w:r>
+      <w:r>
+        <w:t>kHz. High-frequency attenuation settles near -16.5dB</w:t>
+      </w:r>
+      <w:r>
+        <w:t>.</w:t>
       </w:r>
     </w:p>
     <w:p>
@@ -4896,6 +4852,7 @@
     <w:p>
       <w:pPr>
         <w:pStyle w:val="Caption"/>
+        <w:ind w:left="0" w:firstLine="0"/>
         <w:rPr>
           <w:lang w:val="en-US"/>
         </w:rPr>
@@ -4932,13 +4889,55 @@
         <w:rPr>
           <w:lang w:val="en-US"/>
         </w:rPr>
-        <w:t>. The measured frequency response of a LM358 inverting amplifier with unity gain from</w:t>
-      </w:r>
-      <w:r>
-        <w:rPr>
-          <w:lang w:val="en-US"/>
-        </w:rPr>
-        <w:t xml:space="preserve"> 100Hz to 24.83MHz.</w:t>
+        <w:t xml:space="preserve">. </w:t>
+      </w:r>
+      <w:r>
+        <w:t>Measured small-signal frequency response of the LM358 inverting amplifier with unity gain (Av = -1, 0dB)</w:t>
+      </w:r>
+      <w:r>
+        <w:t xml:space="preserve"> </w:t>
+      </w:r>
+      <w:r>
+        <w:t>from 100Hz to 24.83MHz. The passband exhibits 0</w:t>
+      </w:r>
+      <w:r>
+        <w:t xml:space="preserve"> </w:t>
+      </w:r>
+      <w:r>
+        <w:t xml:space="preserve">dB gain up to 20kHz, with the -3dB </w:t>
+      </w:r>
+      <w:r>
+        <w:rPr>
+          <w:lang w:val="en-US"/>
+        </w:rPr>
+        <w:t>cutoff</w:t>
+      </w:r>
+      <w:r>
+        <w:t xml:space="preserve"> observed at </w:t>
+      </w:r>
+      <w:r>
+        <w:t>28.18</w:t>
+      </w:r>
+      <w:r>
+        <w:t>kHz. A localized gain dip to -4.5dB occurs at 40kHz followed by a rebound to -2dB at 70kHz and progressive roll-off</w:t>
+      </w:r>
+      <w:r>
+        <w:t xml:space="preserve">. </w:t>
+      </w:r>
+      <w:r>
+        <w:t xml:space="preserve">Phase starts at 180° (with </w:t>
+      </w:r>
+      <w:r>
+        <w:t>instrument artifacting</w:t>
+      </w:r>
+      <w:r>
+        <w:t xml:space="preserve"> at low frequencies) and trends toward 0°</w:t>
+      </w:r>
+      <w:r>
+        <w:rPr>
+          <w:lang w:val="en-US"/>
+        </w:rPr>
+        <w:t>.</w:t>
       </w:r>
     </w:p>
     <w:p>
@@ -4996,6 +4995,7 @@
     <w:p>
       <w:pPr>
         <w:pStyle w:val="Caption"/>
+        <w:ind w:left="0" w:firstLine="0"/>
         <w:rPr>
           <w:lang w:val="en-US"/>
         </w:rPr>
@@ -5032,50 +5032,82 @@
         <w:rPr>
           <w:lang w:val="en-US"/>
         </w:rPr>
-        <w:t xml:space="preserve">. The simulated frequency response of </w:t>
-      </w:r>
-      <w:r>
-        <w:rPr>
-          <w:lang w:val="en-US"/>
-        </w:rPr>
-        <w:t xml:space="preserve">a </w:t>
-      </w:r>
-      <w:r>
-        <w:rPr>
-          <w:lang w:val="en-US"/>
-        </w:rPr>
-        <w:t xml:space="preserve">LM358 </w:t>
-      </w:r>
-      <w:r>
-        <w:rPr>
-          <w:lang w:val="en-US"/>
-        </w:rPr>
-        <w:t>non-</w:t>
-      </w:r>
-      <w:r>
-        <w:rPr>
-          <w:lang w:val="en-US"/>
-        </w:rPr>
-        <w:t xml:space="preserve">inverting amplifier with a gain </w:t>
-      </w:r>
-      <w:r>
-        <w:rPr>
-          <w:lang w:val="en-US"/>
-        </w:rPr>
-        <w:t>(A</w:t>
-      </w:r>
-      <w:r>
-        <w:rPr>
-          <w:vertAlign w:val="subscript"/>
-          <w:lang w:val="en-US"/>
-        </w:rPr>
-        <w:t>v</w:t>
-      </w:r>
-      <w:r>
-        <w:rPr>
-          <w:lang w:val="en-US"/>
-        </w:rPr>
-        <w:t>) = 100 (40dB) from 10Hz to 10MHz.</w:t>
+        <w:t xml:space="preserve">. </w:t>
+      </w:r>
+      <w:r>
+        <w:t>Simulated small-signal frequency response of the LM358 non-inverting amplifier with nominal gain Av = 101</w:t>
+      </w:r>
+      <w:r>
+        <w:t xml:space="preserve"> </w:t>
+      </w:r>
+      <w:r>
+        <w:t xml:space="preserve">(40.08dB) in LTSpice from 10Hz to 10MHz. The -3dB </w:t>
+      </w:r>
+      <w:r>
+        <w:t>cutoff</w:t>
+      </w:r>
+      <w:r>
+        <w:t xml:space="preserve"> frequency is located at</w:t>
+      </w:r>
+      <w:r>
+        <w:t xml:space="preserve"> 7.86kHz</w:t>
+      </w:r>
+      <w:r>
+        <w:t>, beyond which the magnitude rolls off at a classic -20dB/decade slope</w:t>
+      </w:r>
+      <w:r>
+        <w:t xml:space="preserve"> till an additional pole becomes active at about </w:t>
+      </w:r>
+      <w:r>
+        <w:t>1MH</w:t>
+      </w:r>
+      <w:r>
+        <w:t>z</w:t>
+      </w:r>
+      <w:r>
+        <w:t xml:space="preserve">. </w:t>
+      </w:r>
+      <w:r>
+        <w:rPr>
+          <w:lang w:val="en-US"/>
+        </w:rPr>
+        <w:t>Phase remains near 0° at low frequencies and</w:t>
+      </w:r>
+      <w:r>
+        <w:rPr>
+          <w:lang w:val="en-US"/>
+        </w:rPr>
+        <w:t xml:space="preserve"> starts </w:t>
+      </w:r>
+      <w:r>
+        <w:rPr>
+          <w:lang w:val="en-US"/>
+        </w:rPr>
+        <w:t>dropping</w:t>
+      </w:r>
+      <w:r>
+        <w:rPr>
+          <w:lang w:val="en-US"/>
+        </w:rPr>
+        <w:t xml:space="preserve"> </w:t>
+      </w:r>
+      <w:r>
+        <w:rPr>
+          <w:lang w:val="en-US"/>
+        </w:rPr>
+        <w:t>at</w:t>
+      </w:r>
+      <w:r>
+        <w:t xml:space="preserve"> 10kHz</w:t>
+      </w:r>
+      <w:r>
+        <w:t xml:space="preserve"> with a second drop before the second pole becomes active</w:t>
+      </w:r>
+      <w:r>
+        <w:rPr>
+          <w:lang w:val="en-US"/>
+        </w:rPr>
+        <w:t>.</w:t>
       </w:r>
     </w:p>
     <w:p>
@@ -5134,6 +5166,7 @@
     <w:p>
       <w:pPr>
         <w:pStyle w:val="Caption"/>
+        <w:ind w:left="0" w:firstLine="0"/>
         <w:rPr>
           <w:lang w:val="en-US"/>
         </w:rPr>
@@ -5170,70 +5203,49 @@
         <w:rPr>
           <w:lang w:val="en-US"/>
         </w:rPr>
-        <w:t xml:space="preserve">. The measured </w:t>
-      </w:r>
-      <w:proofErr w:type="spellStart"/>
-      <w:r>
-        <w:rPr>
-          <w:lang w:val="en-US"/>
-        </w:rPr>
-        <w:t>frequencty</w:t>
-      </w:r>
-      <w:proofErr w:type="spellEnd"/>
-      <w:r>
-        <w:rPr>
-          <w:lang w:val="en-US"/>
-        </w:rPr>
-        <w:t xml:space="preserve"> response of a LM358 non-inverting amplifier</w:t>
-      </w:r>
-      <w:r>
-        <w:rPr>
-          <w:lang w:val="en-US"/>
-        </w:rPr>
+        <w:t xml:space="preserve">. </w:t>
+      </w:r>
+      <w:r>
+        <w:t>Measured small-signal frequency response of the LM358 non-inverting amplifier with nominal gain Av = 101 (40.08dB) from 100Hz to 24.83MHz. The measured low-frequency gain is 40.</w:t>
+      </w:r>
+      <w:r>
+        <w:t>08</w:t>
+      </w:r>
+      <w:r>
+        <w:t>dB with exceptional passband flatness up to 4kHz. Th</w:t>
+      </w:r>
+      <w:r>
+        <w:t>e</w:t>
+      </w:r>
+      <w:r>
+        <w:t xml:space="preserve"> -3dB c</w:t>
+      </w:r>
+      <w:r>
+        <w:t>utoff</w:t>
+      </w:r>
+      <w:r>
+        <w:t xml:space="preserve"> frequency occurs at </w:t>
+      </w:r>
+      <w:r>
+        <w:t>7.6</w:t>
+      </w:r>
+      <w:r>
+        <w:t>kHz</w:t>
+      </w:r>
+      <w:r>
         <w:t xml:space="preserve"> </w:t>
       </w:r>
       <w:r>
-        <w:rPr>
-          <w:lang w:val="en-US"/>
-        </w:rPr>
-        <w:t xml:space="preserve">with a gain </w:t>
-      </w:r>
-      <w:r>
-        <w:rPr>
-          <w:lang w:val="en-US"/>
-        </w:rPr>
-        <w:t>(A</w:t>
-      </w:r>
-      <w:r>
-        <w:rPr>
-          <w:vertAlign w:val="subscript"/>
-          <w:lang w:val="en-US"/>
-        </w:rPr>
-        <w:t>v</w:t>
-      </w:r>
-      <w:r>
-        <w:rPr>
-          <w:lang w:val="en-US"/>
-        </w:rPr>
-        <w:t>) = 100 (40dB)</w:t>
-      </w:r>
-      <w:r>
-        <w:rPr>
-          <w:lang w:val="en-US"/>
-        </w:rPr>
-        <w:t xml:space="preserve"> </w:t>
-      </w:r>
-      <w:r>
-        <w:rPr>
-          <w:lang w:val="en-US"/>
-        </w:rPr>
-        <w:t>from</w:t>
-      </w:r>
-      <w:r>
-        <w:rPr>
-          <w:lang w:val="en-US"/>
-        </w:rPr>
-        <w:t xml:space="preserve"> 100Hz to 24.83MHz.</w:t>
+        <w:t>beyond which the magnitude rolls off at a classic -20dB/decade slope till</w:t>
+      </w:r>
+      <w:r>
+        <w:t xml:space="preserve"> 2.5MHz</w:t>
+      </w:r>
+      <w:r>
+        <w:rPr>
+          <w:lang w:val="en-US"/>
+        </w:rPr>
+        <w:t>.</w:t>
       </w:r>
     </w:p>
     <w:p>
@@ -5293,6 +5305,7 @@
     <w:p>
       <w:pPr>
         <w:pStyle w:val="Caption"/>
+        <w:ind w:left="0" w:firstLine="0"/>
         <w:rPr>
           <w:lang w:val="en-US"/>
         </w:rPr>
@@ -5329,50 +5342,70 @@
         <w:rPr>
           <w:lang w:val="en-US"/>
         </w:rPr>
-        <w:t xml:space="preserve">. The simulated frequency response of </w:t>
-      </w:r>
-      <w:r>
-        <w:rPr>
-          <w:lang w:val="en-US"/>
-        </w:rPr>
-        <w:t xml:space="preserve">a </w:t>
-      </w:r>
-      <w:r>
-        <w:rPr>
-          <w:lang w:val="en-US"/>
-        </w:rPr>
-        <w:t xml:space="preserve">LM358 inverting amplifier </w:t>
-      </w:r>
-      <w:r>
-        <w:rPr>
-          <w:lang w:val="en-US"/>
-        </w:rPr>
-        <w:t xml:space="preserve">with a gain </w:t>
-      </w:r>
-      <w:r>
-        <w:rPr>
-          <w:lang w:val="en-US"/>
-        </w:rPr>
-        <w:t>(A</w:t>
-      </w:r>
-      <w:r>
-        <w:rPr>
-          <w:vertAlign w:val="subscript"/>
-          <w:lang w:val="en-US"/>
-        </w:rPr>
-        <w:t>v</w:t>
-      </w:r>
-      <w:r>
-        <w:rPr>
-          <w:lang w:val="en-US"/>
-        </w:rPr>
-        <w:t xml:space="preserve">) = 100 (40dB) </w:t>
-      </w:r>
-      <w:r>
-        <w:rPr>
-          <w:lang w:val="en-US"/>
-        </w:rPr>
-        <w:t>from 10Hz to 10MHz.</w:t>
+        <w:t xml:space="preserve">. </w:t>
+      </w:r>
+      <w:r>
+        <w:t>Simulated small-signal frequency response of the LM358 inverting amplifier with nominal gain Av = -10</w:t>
+      </w:r>
+      <w:r>
+        <w:t>0</w:t>
+      </w:r>
+      <w:r>
+        <w:t xml:space="preserve"> </w:t>
+      </w:r>
+      <w:r>
+        <w:t>(40dB) in LTSpice from 10Hz to 10MHz. The -3dB c</w:t>
+      </w:r>
+      <w:r>
+        <w:t>utoff</w:t>
+      </w:r>
+      <w:r>
+        <w:t xml:space="preserve"> frequency is located at </w:t>
+      </w:r>
+      <w:r>
+        <w:t>7.78</w:t>
+      </w:r>
+      <w:r>
+        <w:t>kHz</w:t>
+      </w:r>
+      <w:r>
+        <w:t xml:space="preserve">, </w:t>
+      </w:r>
+      <w:r>
+        <w:t>followed by a -20</w:t>
+      </w:r>
+      <w:r>
+        <w:t xml:space="preserve"> </w:t>
+      </w:r>
+      <w:r>
+        <w:t xml:space="preserve">dB/decade </w:t>
+      </w:r>
+      <w:r>
+        <w:t xml:space="preserve">slopoe </w:t>
+      </w:r>
+      <w:r>
+        <w:t>till an additional pole becomes active at about 1MHz</w:t>
+      </w:r>
+      <w:r>
+        <w:rPr>
+          <w:lang w:val="en-US"/>
+        </w:rPr>
+        <w:t>.</w:t>
+      </w:r>
+      <w:r>
+        <w:rPr>
+          <w:lang w:val="en-US"/>
+        </w:rPr>
+        <w:t xml:space="preserve"> </w:t>
+      </w:r>
+      <w:r>
+        <w:t>Phase starts at 180° and trends toward 0°</w:t>
+      </w:r>
+      <w:r>
+        <w:rPr>
+          <w:lang w:val="en-US"/>
+        </w:rPr>
+        <w:t>.</w:t>
       </w:r>
     </w:p>
     <w:p>
@@ -5431,6 +5464,7 @@
     <w:p>
       <w:pPr>
         <w:pStyle w:val="Caption"/>
+        <w:ind w:left="0" w:firstLine="0"/>
         <w:rPr>
           <w:lang w:val="en-US"/>
         </w:rPr>
@@ -5467,71 +5501,102 @@
         <w:rPr>
           <w:lang w:val="en-US"/>
         </w:rPr>
-        <w:t xml:space="preserve">. The measured frequency response of a LM358 </w:t>
-      </w:r>
-      <w:r>
-        <w:rPr>
-          <w:lang w:val="en-US"/>
-        </w:rPr>
-        <w:t>i</w:t>
-      </w:r>
-      <w:r>
-        <w:rPr>
-          <w:lang w:val="en-US"/>
-        </w:rPr>
-        <w:t xml:space="preserve">nverting amplifier </w:t>
-      </w:r>
-      <w:r>
-        <w:rPr>
-          <w:lang w:val="en-US"/>
-        </w:rPr>
-        <w:t xml:space="preserve">with a gain </w:t>
-      </w:r>
-      <w:r>
-        <w:rPr>
-          <w:lang w:val="en-US"/>
-        </w:rPr>
-        <w:t>(A</w:t>
-      </w:r>
-      <w:r>
-        <w:rPr>
-          <w:vertAlign w:val="subscript"/>
-          <w:lang w:val="en-US"/>
-        </w:rPr>
-        <w:t>v</w:t>
-      </w:r>
-      <w:r>
-        <w:rPr>
-          <w:lang w:val="en-US"/>
-        </w:rPr>
-        <w:t>) = 100 (40dB)</w:t>
-      </w:r>
-      <w:r>
-        <w:rPr>
-          <w:lang w:val="en-US"/>
-        </w:rPr>
+        <w:t xml:space="preserve">. </w:t>
+      </w:r>
+      <w:r>
+        <w:t>Measured small-signal frequency response of the LM358 inverting amplifier with nominal gain Av = -100</w:t>
+      </w:r>
+      <w:r>
         <w:t xml:space="preserve"> </w:t>
       </w:r>
       <w:r>
-        <w:rPr>
-          <w:lang w:val="en-US"/>
-        </w:rPr>
-        <w:t>from</w:t>
-      </w:r>
-      <w:r>
-        <w:rPr>
-          <w:lang w:val="en-US"/>
-        </w:rPr>
-        <w:t xml:space="preserve"> 100Hz to 24.83MHz.</w:t>
-      </w:r>
-    </w:p>
-    <w:p>
-      <w:pPr>
-        <w:rPr>
-          <w:lang w:val="en-US"/>
-        </w:rPr>
-      </w:pPr>
-    </w:p>
+        <w:t xml:space="preserve">(40dB) from 100Hz to 24.83MHz. The low-frequency passband demonstrates 40.0 dB gain up to 4kHz, with the -3dB cutoff established at </w:t>
+      </w:r>
+      <w:r>
+        <w:t>7.67</w:t>
+      </w:r>
+      <w:r>
+        <w:t>kHz</w:t>
+      </w:r>
+      <w:r>
+        <w:t xml:space="preserve">. </w:t>
+      </w:r>
+      <w:r>
+        <w:t>The response rolls off linearly at -20 dB/decade down to a notch resonance at 6.</w:t>
+      </w:r>
+      <w:r>
+        <w:t>5</w:t>
+      </w:r>
+      <w:r>
+        <w:t>MHz</w:t>
+      </w:r>
+      <w:r>
+        <w:rPr>
+          <w:lang w:val="en-US"/>
+        </w:rPr>
+        <w:t>.</w:t>
+      </w:r>
+    </w:p>
+    <w:p>
+      <w:pPr>
+        <w:rPr>
+          <w:lang w:val="en-US"/>
+        </w:rPr>
+      </w:pPr>
+    </w:p>
+    <w:p>
+      <w:r>
+        <w:t>A common pattern in all of the frequency response plots above is phase degradation. The growing phase lag adds delay in the feedback path, which eventually causes the gain to collapse. Two further observations are worth noting. First, in certain configurations (Figures 13, 15 and 16) a second pole appears at high frequencies, steepening the roll-off from −20 dB/decade to −40 dB/decade. Second, Figure 16 shows a resonance near 6.5 MHz, where the phase suddenly shifts upward by roughly 90 degrees, indicating that the circuit briefly behaves inductively before the response continues to roll off.</w:t>
+      </w:r>
+    </w:p>
+    <w:p>
+      <w:pPr>
+        <w:rPr>
+          <w:lang w:val="en-US"/>
+        </w:rPr>
+      </w:pPr>
+    </w:p>
+    <w:p>
+      <w:pPr>
+        <w:pStyle w:val="Caption"/>
+        <w:keepNext/>
+        <w:ind w:left="0" w:firstLine="0"/>
+      </w:pPr>
+      <w:r>
+        <w:t xml:space="preserve">Table </w:t>
+      </w:r>
+      <w:r>
+        <w:fldChar w:fldCharType="begin"/>
+      </w:r>
+      <w:r>
+        <w:instrText xml:space="preserve"> SEQ Table \* ARABIC </w:instrText>
+      </w:r>
+      <w:r>
+        <w:fldChar w:fldCharType="separate"/>
+      </w:r>
+      <w:r>
+        <w:rPr>
+          <w:noProof/>
+        </w:rPr>
+        <w:t>1</w:t>
+      </w:r>
+      <w:r>
+        <w:fldChar w:fldCharType="end"/>
+      </w:r>
+      <w:r>
+        <w:t xml:space="preserve">. </w:t>
+      </w:r>
+      <w:r>
+        <w:t xml:space="preserve">Comparison of the simulated and measured gain-bandwidth product (GBW) for the voltage follower and the inverting and non-inverting amplifier configurations. The GBW was calculated by multiplying the magnitude of the closed-loop gain by the measured −3 dB </w:t>
+      </w:r>
+      <w:r>
+        <w:t>frequency</w:t>
+      </w:r>
+      <w:r>
+        <w:t xml:space="preserve"> of each circuit.</w:t>
+      </w:r>
+    </w:p>
+    <w:p/>
     <w:tbl>
       <w:tblPr>
         <w:tblW w:w="0" w:type="auto"/>
@@ -5551,26 +5616,26 @@
         <w:tblLook w:val="04A0" w:firstRow="1" w:lastRow="0" w:firstColumn="1" w:lastColumn="0" w:noHBand="0" w:noVBand="1"/>
       </w:tblPr>
       <w:tblGrid>
-        <w:gridCol w:w="1800"/>
-        <w:gridCol w:w="1800"/>
-        <w:gridCol w:w="1800"/>
-        <w:gridCol w:w="1800"/>
+        <w:gridCol w:w="3697"/>
+        <w:gridCol w:w="1257"/>
+        <w:gridCol w:w="1275"/>
+        <w:gridCol w:w="1247"/>
+        <w:gridCol w:w="1447"/>
       </w:tblGrid>
       <w:tr>
         <w:trPr>
-          <w:trHeight w:val="300"/>
+          <w:trHeight w:val="216"/>
           <w:jc w:val="center"/>
         </w:trPr>
         <w:tc>
           <w:tcPr>
-            <w:tcW w:w="1800" w:type="dxa"/>
+            <w:tcW w:w="3697" w:type="dxa"/>
             <w:tcBorders>
               <w:top w:val="single" w:sz="6" w:space="0" w:color="auto"/>
               <w:left w:val="single" w:sz="6" w:space="0" w:color="auto"/>
               <w:bottom w:val="single" w:sz="6" w:space="0" w:color="auto"/>
               <w:right w:val="single" w:sz="6" w:space="0" w:color="auto"/>
             </w:tcBorders>
-            <w:vAlign w:val="center"/>
             <w:hideMark/>
           </w:tcPr>
           <w:p>
@@ -5578,26 +5643,21 @@
               <w:pStyle w:val="paragraph"/>
               <w:spacing w:before="0" w:beforeAutospacing="0" w:after="0" w:afterAutospacing="0"/>
               <w:textAlignment w:val="baseline"/>
+              <w:rPr>
+                <w:rFonts w:ascii="Aptos" w:hAnsi="Aptos"/>
+              </w:rPr>
             </w:pPr>
-            <w:r>
-              <w:rPr>
-                <w:rStyle w:val="eop"/>
-                <w:rFonts w:ascii="Aptos" w:hAnsi="Aptos"/>
-              </w:rPr>
-              <w:t> </w:t>
-            </w:r>
           </w:p>
         </w:tc>
         <w:tc>
           <w:tcPr>
-            <w:tcW w:w="1800" w:type="dxa"/>
+            <w:tcW w:w="1257" w:type="dxa"/>
             <w:tcBorders>
               <w:top w:val="single" w:sz="6" w:space="0" w:color="auto"/>
               <w:left w:val="single" w:sz="6" w:space="0" w:color="auto"/>
               <w:bottom w:val="single" w:sz="6" w:space="0" w:color="auto"/>
               <w:right w:val="single" w:sz="6" w:space="0" w:color="auto"/>
             </w:tcBorders>
-            <w:vAlign w:val="center"/>
             <w:hideMark/>
           </w:tcPr>
           <w:p>
@@ -5605,26 +5665,75 @@
               <w:pStyle w:val="paragraph"/>
               <w:spacing w:before="0" w:beforeAutospacing="0" w:after="0" w:afterAutospacing="0"/>
               <w:textAlignment w:val="baseline"/>
+              <w:rPr>
+                <w:rFonts w:ascii="Aptos" w:hAnsi="Aptos"/>
+              </w:rPr>
             </w:pPr>
             <w:r>
               <w:rPr>
-                <w:rStyle w:val="eop"/>
+                <w:rStyle w:val="normaltextrun"/>
                 <w:rFonts w:ascii="Aptos" w:hAnsi="Aptos"/>
-              </w:rPr>
-              <w:t> </w:t>
+                <w:lang w:val="en-US"/>
+              </w:rPr>
+              <w:t>Sim</w:t>
+            </w:r>
+            <w:r>
+              <w:rPr>
+                <w:rStyle w:val="normaltextrun"/>
+                <w:rFonts w:ascii="Aptos" w:hAnsi="Aptos"/>
+                <w:lang w:val="en-US"/>
+              </w:rPr>
+              <w:t>ulated</w:t>
             </w:r>
           </w:p>
         </w:tc>
         <w:tc>
           <w:tcPr>
-            <w:tcW w:w="1800" w:type="dxa"/>
+            <w:tcW w:w="1275" w:type="dxa"/>
             <w:tcBorders>
               <w:top w:val="single" w:sz="6" w:space="0" w:color="auto"/>
               <w:left w:val="single" w:sz="6" w:space="0" w:color="auto"/>
               <w:bottom w:val="single" w:sz="6" w:space="0" w:color="auto"/>
               <w:right w:val="single" w:sz="6" w:space="0" w:color="auto"/>
             </w:tcBorders>
-            <w:vAlign w:val="center"/>
+          </w:tcPr>
+          <w:p>
+            <w:pPr>
+              <w:pStyle w:val="paragraph"/>
+              <w:spacing w:before="0" w:beforeAutospacing="0" w:after="0" w:afterAutospacing="0"/>
+              <w:textAlignment w:val="baseline"/>
+              <w:rPr>
+                <w:rStyle w:val="normaltextrun"/>
+                <w:rFonts w:ascii="Aptos" w:hAnsi="Aptos"/>
+                <w:lang w:val="en-US"/>
+              </w:rPr>
+            </w:pPr>
+            <w:r>
+              <w:rPr>
+                <w:rStyle w:val="normaltextrun"/>
+                <w:rFonts w:ascii="Aptos" w:hAnsi="Aptos"/>
+                <w:lang w:val="en-US"/>
+              </w:rPr>
+              <w:t>G</w:t>
+            </w:r>
+            <w:r>
+              <w:rPr>
+                <w:rStyle w:val="normaltextrun"/>
+                <w:rFonts w:ascii="Aptos" w:hAnsi="Aptos"/>
+              </w:rPr>
+              <w:t>BW (sim)</w:t>
+            </w:r>
+          </w:p>
+        </w:tc>
+        <w:tc>
+          <w:tcPr>
+            <w:tcW w:w="1247" w:type="dxa"/>
+            <w:tcBorders>
+              <w:top w:val="single" w:sz="6" w:space="0" w:color="auto"/>
+              <w:left w:val="single" w:sz="6" w:space="0" w:color="auto"/>
+              <w:bottom w:val="single" w:sz="6" w:space="0" w:color="auto"/>
+              <w:right w:val="single" w:sz="6" w:space="0" w:color="auto"/>
+            </w:tcBorders>
             <w:hideMark/>
           </w:tcPr>
           <w:p>
@@ -5632,6 +5741,9 @@
               <w:pStyle w:val="paragraph"/>
               <w:spacing w:before="0" w:beforeAutospacing="0" w:after="0" w:afterAutospacing="0"/>
               <w:textAlignment w:val="baseline"/>
+              <w:rPr>
+                <w:rFonts w:ascii="Aptos" w:hAnsi="Aptos"/>
+              </w:rPr>
             </w:pPr>
             <w:r>
               <w:rPr>
@@ -5639,27 +5751,63 @@
                 <w:rFonts w:ascii="Aptos" w:hAnsi="Aptos"/>
                 <w:lang w:val="en-US"/>
               </w:rPr>
-              <w:t>Sim result</w:t>
-            </w:r>
-            <w:r>
-              <w:rPr>
-                <w:rStyle w:val="eop"/>
-                <w:rFonts w:ascii="Aptos" w:hAnsi="Aptos"/>
-              </w:rPr>
-              <w:t> </w:t>
+              <w:t>Measured</w:t>
             </w:r>
           </w:p>
         </w:tc>
         <w:tc>
           <w:tcPr>
-            <w:tcW w:w="1800" w:type="dxa"/>
+            <w:tcW w:w="1447" w:type="dxa"/>
             <w:tcBorders>
               <w:top w:val="single" w:sz="6" w:space="0" w:color="auto"/>
               <w:left w:val="single" w:sz="6" w:space="0" w:color="auto"/>
               <w:bottom w:val="single" w:sz="6" w:space="0" w:color="auto"/>
               <w:right w:val="single" w:sz="6" w:space="0" w:color="auto"/>
             </w:tcBorders>
-            <w:vAlign w:val="center"/>
+          </w:tcPr>
+          <w:p>
+            <w:pPr>
+              <w:pStyle w:val="paragraph"/>
+              <w:spacing w:before="0" w:beforeAutospacing="0" w:after="0" w:afterAutospacing="0"/>
+              <w:textAlignment w:val="baseline"/>
+              <w:rPr>
+                <w:rStyle w:val="normaltextrun"/>
+                <w:rFonts w:ascii="Aptos" w:hAnsi="Aptos"/>
+                <w:lang w:val="en-US"/>
+              </w:rPr>
+            </w:pPr>
+            <w:r>
+              <w:rPr>
+                <w:rStyle w:val="normaltextrun"/>
+                <w:rFonts w:ascii="Aptos" w:hAnsi="Aptos"/>
+                <w:lang w:val="en-US"/>
+              </w:rPr>
+              <w:t>G</w:t>
+            </w:r>
+            <w:r>
+              <w:rPr>
+                <w:rStyle w:val="normaltextrun"/>
+                <w:rFonts w:ascii="Aptos" w:hAnsi="Aptos"/>
+              </w:rPr>
+              <w:t>BW (meas)</w:t>
+            </w:r>
+          </w:p>
+        </w:tc>
+      </w:tr>
+      <w:tr>
+        <w:trPr>
+          <w:trHeight w:val="359"/>
+          <w:jc w:val="center"/>
+        </w:trPr>
+        <w:tc>
+          <w:tcPr>
+            <w:tcW w:w="3697" w:type="dxa"/>
+            <w:tcBorders>
+              <w:top w:val="single" w:sz="6" w:space="0" w:color="auto"/>
+              <w:left w:val="single" w:sz="6" w:space="0" w:color="auto"/>
+              <w:bottom w:val="single" w:sz="6" w:space="0" w:color="auto"/>
+              <w:right w:val="single" w:sz="6" w:space="0" w:color="auto"/>
+            </w:tcBorders>
             <w:hideMark/>
           </w:tcPr>
           <w:p>
@@ -5667,40 +5815,27 @@
               <w:pStyle w:val="paragraph"/>
               <w:spacing w:before="0" w:beforeAutospacing="0" w:after="0" w:afterAutospacing="0"/>
               <w:textAlignment w:val="baseline"/>
+              <w:rPr>
+                <w:rFonts w:ascii="Aptos" w:hAnsi="Aptos"/>
+              </w:rPr>
             </w:pPr>
             <w:r>
               <w:rPr>
-                <w:rStyle w:val="normaltextrun"/>
                 <w:rFonts w:ascii="Aptos" w:hAnsi="Aptos"/>
-                <w:lang w:val="en-US"/>
-              </w:rPr>
-              <w:t>Measured</w:t>
-            </w:r>
-            <w:r>
-              <w:rPr>
-                <w:rStyle w:val="eop"/>
-                <w:rFonts w:ascii="Aptos" w:hAnsi="Aptos"/>
-              </w:rPr>
-              <w:t> </w:t>
+              </w:rPr>
+              <w:t>Voltage follower</w:t>
             </w:r>
           </w:p>
         </w:tc>
-      </w:tr>
-      <w:tr>
-        <w:trPr>
-          <w:trHeight w:val="300"/>
-          <w:jc w:val="center"/>
-        </w:trPr>
         <w:tc>
           <w:tcPr>
-            <w:tcW w:w="1800" w:type="dxa"/>
+            <w:tcW w:w="1257" w:type="dxa"/>
             <w:tcBorders>
               <w:top w:val="single" w:sz="6" w:space="0" w:color="auto"/>
               <w:left w:val="single" w:sz="6" w:space="0" w:color="auto"/>
               <w:bottom w:val="single" w:sz="6" w:space="0" w:color="auto"/>
               <w:right w:val="single" w:sz="6" w:space="0" w:color="auto"/>
             </w:tcBorders>
-            <w:vAlign w:val="center"/>
             <w:hideMark/>
           </w:tcPr>
           <w:p>
@@ -5708,6 +5843,10 @@
               <w:pStyle w:val="paragraph"/>
               <w:spacing w:before="0" w:beforeAutospacing="0" w:after="0" w:afterAutospacing="0"/>
               <w:textAlignment w:val="baseline"/>
+              <w:rPr>
+                <w:rStyle w:val="normaltextrun"/>
+                <w:rFonts w:ascii="Aptos" w:hAnsi="Aptos"/>
+              </w:rPr>
             </w:pPr>
             <w:r>
               <w:rPr>
@@ -5715,27 +5854,59 @@
                 <w:rFonts w:ascii="Aptos" w:hAnsi="Aptos"/>
                 <w:lang w:val="en-US"/>
               </w:rPr>
-              <w:t>1. GBW (f3db)</w:t>
+              <w:t>1.15MHz</w:t>
             </w:r>
-            <w:r>
-              <w:rPr>
-                <w:rStyle w:val="eop"/>
+          </w:p>
+          <w:p>
+            <w:pPr>
+              <w:pStyle w:val="paragraph"/>
+              <w:spacing w:before="0" w:beforeAutospacing="0" w:after="0" w:afterAutospacing="0"/>
+              <w:textAlignment w:val="baseline"/>
+              <w:rPr>
                 <w:rFonts w:ascii="Aptos" w:hAnsi="Aptos"/>
               </w:rPr>
-              <w:t> </w:t>
-            </w:r>
+            </w:pPr>
           </w:p>
         </w:tc>
         <w:tc>
           <w:tcPr>
-            <w:tcW w:w="1800" w:type="dxa"/>
+            <w:tcW w:w="1275" w:type="dxa"/>
             <w:tcBorders>
               <w:top w:val="single" w:sz="6" w:space="0" w:color="auto"/>
               <w:left w:val="single" w:sz="6" w:space="0" w:color="auto"/>
               <w:bottom w:val="single" w:sz="6" w:space="0" w:color="auto"/>
               <w:right w:val="single" w:sz="6" w:space="0" w:color="auto"/>
             </w:tcBorders>
-            <w:vAlign w:val="center"/>
+          </w:tcPr>
+          <w:p>
+            <w:pPr>
+              <w:pStyle w:val="paragraph"/>
+              <w:spacing w:before="0" w:beforeAutospacing="0" w:after="0" w:afterAutospacing="0"/>
+              <w:textAlignment w:val="baseline"/>
+              <w:rPr>
+                <w:rStyle w:val="normaltextrun"/>
+                <w:rFonts w:ascii="Aptos" w:hAnsi="Aptos"/>
+              </w:rPr>
+            </w:pPr>
+            <w:r>
+              <w:rPr>
+                <w:rStyle w:val="normaltextrun"/>
+                <w:rFonts w:ascii="Aptos" w:hAnsi="Aptos"/>
+                <w:lang w:val="en-US"/>
+              </w:rPr>
+              <w:t>1.15MHz</w:t>
+            </w:r>
+          </w:p>
+        </w:tc>
+        <w:tc>
+          <w:tcPr>
+            <w:tcW w:w="1247" w:type="dxa"/>
+            <w:tcBorders>
+              <w:top w:val="single" w:sz="6" w:space="0" w:color="auto"/>
+              <w:left w:val="single" w:sz="6" w:space="0" w:color="auto"/>
+              <w:bottom w:val="single" w:sz="6" w:space="0" w:color="auto"/>
+              <w:right w:val="single" w:sz="6" w:space="0" w:color="auto"/>
+            </w:tcBorders>
             <w:hideMark/>
           </w:tcPr>
           <w:p>
@@ -5743,6 +5914,9 @@
               <w:pStyle w:val="paragraph"/>
               <w:spacing w:before="0" w:beforeAutospacing="0" w:after="0" w:afterAutospacing="0"/>
               <w:textAlignment w:val="baseline"/>
+              <w:rPr>
+                <w:rFonts w:ascii="Aptos" w:hAnsi="Aptos"/>
+              </w:rPr>
             </w:pPr>
             <w:r>
               <w:rPr>
@@ -5750,27 +5924,56 @@
                 <w:rFonts w:ascii="Aptos" w:hAnsi="Aptos"/>
                 <w:lang w:val="en-US"/>
               </w:rPr>
-              <w:t>A1</w:t>
-            </w:r>
-            <w:r>
-              <w:rPr>
-                <w:rStyle w:val="eop"/>
-                <w:rFonts w:ascii="Aptos" w:hAnsi="Aptos"/>
-              </w:rPr>
-              <w:t> </w:t>
+              <w:t>84.140kHz</w:t>
             </w:r>
           </w:p>
         </w:tc>
         <w:tc>
           <w:tcPr>
-            <w:tcW w:w="1800" w:type="dxa"/>
+            <w:tcW w:w="1447" w:type="dxa"/>
             <w:tcBorders>
               <w:top w:val="single" w:sz="6" w:space="0" w:color="auto"/>
               <w:left w:val="single" w:sz="6" w:space="0" w:color="auto"/>
               <w:bottom w:val="single" w:sz="6" w:space="0" w:color="auto"/>
               <w:right w:val="single" w:sz="6" w:space="0" w:color="auto"/>
             </w:tcBorders>
-            <w:vAlign w:val="center"/>
+          </w:tcPr>
+          <w:p>
+            <w:pPr>
+              <w:pStyle w:val="paragraph"/>
+              <w:spacing w:before="0" w:beforeAutospacing="0" w:after="0" w:afterAutospacing="0"/>
+              <w:textAlignment w:val="baseline"/>
+              <w:rPr>
+                <w:rStyle w:val="normaltextrun"/>
+                <w:rFonts w:ascii="Aptos" w:hAnsi="Aptos"/>
+                <w:lang w:val="en-US"/>
+              </w:rPr>
+            </w:pPr>
+            <w:r>
+              <w:rPr>
+                <w:rStyle w:val="normaltextrun"/>
+                <w:rFonts w:ascii="Aptos" w:hAnsi="Aptos"/>
+                <w:lang w:val="en-US"/>
+              </w:rPr>
+              <w:t>84.140kHz</w:t>
+            </w:r>
+          </w:p>
+        </w:tc>
+      </w:tr>
+      <w:tr>
+        <w:trPr>
+          <w:trHeight w:val="359"/>
+          <w:jc w:val="center"/>
+        </w:trPr>
+        <w:tc>
+          <w:tcPr>
+            <w:tcW w:w="3697" w:type="dxa"/>
+            <w:tcBorders>
+              <w:top w:val="single" w:sz="6" w:space="0" w:color="auto"/>
+              <w:left w:val="single" w:sz="6" w:space="0" w:color="auto"/>
+              <w:bottom w:val="single" w:sz="6" w:space="0" w:color="auto"/>
+              <w:right w:val="single" w:sz="6" w:space="0" w:color="auto"/>
+            </w:tcBorders>
             <w:hideMark/>
           </w:tcPr>
           <w:p>
@@ -5778,34 +5981,33 @@
               <w:pStyle w:val="paragraph"/>
               <w:spacing w:before="0" w:beforeAutospacing="0" w:after="0" w:afterAutospacing="0"/>
               <w:textAlignment w:val="baseline"/>
+              <w:rPr>
+                <w:rFonts w:ascii="Aptos" w:hAnsi="Aptos"/>
+              </w:rPr>
             </w:pPr>
             <w:r>
               <w:rPr>
-                <w:rStyle w:val="normaltextrun"/>
                 <w:rFonts w:ascii="Aptos" w:hAnsi="Aptos"/>
-                <w:lang w:val="en-US"/>
-              </w:rPr>
-              <w:t>1.15MHz</w:t>
+              </w:rPr>
+              <w:t xml:space="preserve">Inverting amplifier </w:t>
             </w:r>
             <w:r>
               <w:rPr>
-                <w:rStyle w:val="eop"/>
                 <w:rFonts w:ascii="Aptos" w:hAnsi="Aptos"/>
               </w:rPr>
-              <w:t> </w:t>
+              <w:t>(Av = -1, 0dB)</w:t>
             </w:r>
           </w:p>
         </w:tc>
         <w:tc>
           <w:tcPr>
-            <w:tcW w:w="1800" w:type="dxa"/>
+            <w:tcW w:w="1257" w:type="dxa"/>
             <w:tcBorders>
               <w:top w:val="single" w:sz="6" w:space="0" w:color="auto"/>
               <w:left w:val="single" w:sz="6" w:space="0" w:color="auto"/>
               <w:bottom w:val="single" w:sz="6" w:space="0" w:color="auto"/>
               <w:right w:val="single" w:sz="6" w:space="0" w:color="auto"/>
             </w:tcBorders>
-            <w:vAlign w:val="center"/>
             <w:hideMark/>
           </w:tcPr>
           <w:p>
@@ -5813,6 +6015,9 @@
               <w:pStyle w:val="paragraph"/>
               <w:spacing w:before="0" w:beforeAutospacing="0" w:after="0" w:afterAutospacing="0"/>
               <w:textAlignment w:val="baseline"/>
+              <w:rPr>
+                <w:rFonts w:ascii="Aptos" w:hAnsi="Aptos"/>
+              </w:rPr>
             </w:pPr>
             <w:r>
               <w:rPr>
@@ -5820,33 +6025,50 @@
                 <w:rFonts w:ascii="Aptos" w:hAnsi="Aptos"/>
                 <w:lang w:val="en-US"/>
               </w:rPr>
-              <w:t>84.140kHz</w:t>
-            </w:r>
-            <w:r>
-              <w:rPr>
-                <w:rStyle w:val="eop"/>
-                <w:rFonts w:ascii="Aptos" w:hAnsi="Aptos"/>
-              </w:rPr>
-              <w:t> </w:t>
+              <w:t>675kHz</w:t>
             </w:r>
           </w:p>
         </w:tc>
-      </w:tr>
-      <w:tr>
-        <w:trPr>
-          <w:trHeight w:val="300"/>
-          <w:jc w:val="center"/>
-        </w:trPr>
         <w:tc>
           <w:tcPr>
-            <w:tcW w:w="1800" w:type="dxa"/>
+            <w:tcW w:w="1275" w:type="dxa"/>
             <w:tcBorders>
               <w:top w:val="single" w:sz="6" w:space="0" w:color="auto"/>
               <w:left w:val="single" w:sz="6" w:space="0" w:color="auto"/>
               <w:bottom w:val="single" w:sz="6" w:space="0" w:color="auto"/>
               <w:right w:val="single" w:sz="6" w:space="0" w:color="auto"/>
             </w:tcBorders>
-            <w:vAlign w:val="center"/>
+          </w:tcPr>
+          <w:p>
+            <w:pPr>
+              <w:pStyle w:val="paragraph"/>
+              <w:spacing w:before="0" w:beforeAutospacing="0" w:after="0" w:afterAutospacing="0"/>
+              <w:textAlignment w:val="baseline"/>
+              <w:rPr>
+                <w:rStyle w:val="normaltextrun"/>
+                <w:rFonts w:ascii="Aptos" w:hAnsi="Aptos"/>
+                <w:lang w:val="en-US"/>
+              </w:rPr>
+            </w:pPr>
+            <w:r>
+              <w:rPr>
+                <w:rStyle w:val="normaltextrun"/>
+                <w:rFonts w:ascii="Aptos" w:hAnsi="Aptos"/>
+                <w:lang w:val="en-US"/>
+              </w:rPr>
+              <w:t>675kHz</w:t>
+            </w:r>
+          </w:p>
+        </w:tc>
+        <w:tc>
+          <w:tcPr>
+            <w:tcW w:w="1247" w:type="dxa"/>
+            <w:tcBorders>
+              <w:top w:val="single" w:sz="6" w:space="0" w:color="auto"/>
+              <w:left w:val="single" w:sz="6" w:space="0" w:color="auto"/>
+              <w:bottom w:val="single" w:sz="6" w:space="0" w:color="auto"/>
+              <w:right w:val="single" w:sz="6" w:space="0" w:color="auto"/>
+            </w:tcBorders>
             <w:hideMark/>
           </w:tcPr>
           <w:p>
@@ -5854,26 +6076,66 @@
               <w:pStyle w:val="paragraph"/>
               <w:spacing w:before="0" w:beforeAutospacing="0" w:after="0" w:afterAutospacing="0"/>
               <w:textAlignment w:val="baseline"/>
+              <w:rPr>
+                <w:rFonts w:ascii="Aptos" w:hAnsi="Aptos"/>
+              </w:rPr>
             </w:pPr>
             <w:r>
               <w:rPr>
-                <w:rStyle w:val="eop"/>
+                <w:rStyle w:val="normaltextrun"/>
                 <w:rFonts w:ascii="Aptos" w:hAnsi="Aptos"/>
-              </w:rPr>
-              <w:t> </w:t>
+                <w:lang w:val="en-US"/>
+              </w:rPr>
+              <w:t>28.18kHz</w:t>
             </w:r>
           </w:p>
         </w:tc>
         <w:tc>
           <w:tcPr>
-            <w:tcW w:w="1800" w:type="dxa"/>
+            <w:tcW w:w="1447" w:type="dxa"/>
             <w:tcBorders>
               <w:top w:val="single" w:sz="6" w:space="0" w:color="auto"/>
               <w:left w:val="single" w:sz="6" w:space="0" w:color="auto"/>
               <w:bottom w:val="single" w:sz="6" w:space="0" w:color="auto"/>
               <w:right w:val="single" w:sz="6" w:space="0" w:color="auto"/>
             </w:tcBorders>
-            <w:vAlign w:val="center"/>
+          </w:tcPr>
+          <w:p>
+            <w:pPr>
+              <w:pStyle w:val="paragraph"/>
+              <w:spacing w:before="0" w:beforeAutospacing="0" w:after="0" w:afterAutospacing="0"/>
+              <w:textAlignment w:val="baseline"/>
+              <w:rPr>
+                <w:rStyle w:val="normaltextrun"/>
+                <w:rFonts w:ascii="Aptos" w:hAnsi="Aptos"/>
+                <w:lang w:val="en-US"/>
+              </w:rPr>
+            </w:pPr>
+            <w:r>
+              <w:rPr>
+                <w:rStyle w:val="normaltextrun"/>
+                <w:rFonts w:ascii="Aptos" w:hAnsi="Aptos"/>
+                <w:lang w:val="en-US"/>
+              </w:rPr>
+              <w:t>28.18kHz</w:t>
+            </w:r>
+          </w:p>
+        </w:tc>
+      </w:tr>
+      <w:tr>
+        <w:trPr>
+          <w:trHeight w:val="123"/>
+          <w:jc w:val="center"/>
+        </w:trPr>
+        <w:tc>
+          <w:tcPr>
+            <w:tcW w:w="3697" w:type="dxa"/>
+            <w:tcBorders>
+              <w:top w:val="single" w:sz="6" w:space="0" w:color="auto"/>
+              <w:left w:val="single" w:sz="6" w:space="0" w:color="auto"/>
+              <w:bottom w:val="single" w:sz="6" w:space="0" w:color="auto"/>
+              <w:right w:val="single" w:sz="6" w:space="0" w:color="auto"/>
+            </w:tcBorders>
             <w:hideMark/>
           </w:tcPr>
           <w:p>
@@ -5881,34 +6143,69 @@
               <w:pStyle w:val="paragraph"/>
               <w:spacing w:before="0" w:beforeAutospacing="0" w:after="0" w:afterAutospacing="0"/>
               <w:textAlignment w:val="baseline"/>
+              <w:rPr>
+                <w:rFonts w:ascii="Aptos" w:hAnsi="Aptos"/>
+              </w:rPr>
             </w:pPr>
             <w:r>
               <w:rPr>
-                <w:rStyle w:val="normaltextrun"/>
                 <w:rFonts w:ascii="Aptos" w:hAnsi="Aptos"/>
-                <w:lang w:val="en-US"/>
-              </w:rPr>
-              <w:t>A-1</w:t>
+              </w:rPr>
+              <w:t>Non-i</w:t>
             </w:r>
             <w:r>
               <w:rPr>
-                <w:rStyle w:val="eop"/>
                 <w:rFonts w:ascii="Aptos" w:hAnsi="Aptos"/>
               </w:rPr>
-              <w:t> </w:t>
+              <w:t>nverting amplifier (Av = 1</w:t>
+            </w:r>
+            <w:r>
+              <w:rPr>
+                <w:rFonts w:ascii="Aptos" w:hAnsi="Aptos"/>
+              </w:rPr>
+              <w:t>01</w:t>
+            </w:r>
+            <w:r>
+              <w:rPr>
+                <w:rFonts w:ascii="Aptos" w:hAnsi="Aptos"/>
+              </w:rPr>
+              <w:t xml:space="preserve">, </w:t>
+            </w:r>
+            <w:r>
+              <w:rPr>
+                <w:rFonts w:ascii="Aptos" w:hAnsi="Aptos"/>
+              </w:rPr>
+              <w:t>4</w:t>
+            </w:r>
+            <w:r>
+              <w:rPr>
+                <w:rFonts w:ascii="Aptos" w:hAnsi="Aptos"/>
+              </w:rPr>
+              <w:t>0</w:t>
+            </w:r>
+            <w:r>
+              <w:rPr>
+                <w:rFonts w:ascii="Aptos" w:hAnsi="Aptos"/>
+              </w:rPr>
+              <w:t>.08</w:t>
+            </w:r>
+            <w:r>
+              <w:rPr>
+                <w:rFonts w:ascii="Aptos" w:hAnsi="Aptos"/>
+              </w:rPr>
+              <w:t>dB)</w:t>
             </w:r>
           </w:p>
         </w:tc>
         <w:tc>
           <w:tcPr>
-            <w:tcW w:w="1800" w:type="dxa"/>
+            <w:tcW w:w="1257" w:type="dxa"/>
             <w:tcBorders>
               <w:top w:val="single" w:sz="6" w:space="0" w:color="auto"/>
               <w:left w:val="single" w:sz="6" w:space="0" w:color="auto"/>
               <w:bottom w:val="single" w:sz="6" w:space="0" w:color="auto"/>
               <w:right w:val="single" w:sz="6" w:space="0" w:color="auto"/>
             </w:tcBorders>
-            <w:vAlign w:val="center"/>
             <w:hideMark/>
           </w:tcPr>
           <w:p>
@@ -5916,6 +6213,9 @@
               <w:pStyle w:val="paragraph"/>
               <w:spacing w:before="0" w:beforeAutospacing="0" w:after="0" w:afterAutospacing="0"/>
               <w:textAlignment w:val="baseline"/>
+              <w:rPr>
+                <w:rFonts w:ascii="Aptos" w:hAnsi="Aptos"/>
+              </w:rPr>
             </w:pPr>
             <w:r>
               <w:rPr>
@@ -5923,27 +6223,50 @@
                 <w:rFonts w:ascii="Aptos" w:hAnsi="Aptos"/>
                 <w:lang w:val="en-US"/>
               </w:rPr>
-              <w:t>675kHz</w:t>
-            </w:r>
-            <w:r>
-              <w:rPr>
-                <w:rStyle w:val="eop"/>
-                <w:rFonts w:ascii="Aptos" w:hAnsi="Aptos"/>
-              </w:rPr>
-              <w:t> </w:t>
+              <w:t>7860Hz</w:t>
             </w:r>
           </w:p>
         </w:tc>
         <w:tc>
           <w:tcPr>
-            <w:tcW w:w="1800" w:type="dxa"/>
+            <w:tcW w:w="1275" w:type="dxa"/>
             <w:tcBorders>
               <w:top w:val="single" w:sz="6" w:space="0" w:color="auto"/>
               <w:left w:val="single" w:sz="6" w:space="0" w:color="auto"/>
               <w:bottom w:val="single" w:sz="6" w:space="0" w:color="auto"/>
               <w:right w:val="single" w:sz="6" w:space="0" w:color="auto"/>
             </w:tcBorders>
-            <w:vAlign w:val="center"/>
+          </w:tcPr>
+          <w:p>
+            <w:pPr>
+              <w:pStyle w:val="paragraph"/>
+              <w:spacing w:before="0" w:beforeAutospacing="0" w:after="0" w:afterAutospacing="0"/>
+              <w:textAlignment w:val="baseline"/>
+              <w:rPr>
+                <w:rStyle w:val="normaltextrun"/>
+                <w:rFonts w:ascii="Aptos" w:hAnsi="Aptos"/>
+                <w:lang w:val="en-US"/>
+              </w:rPr>
+            </w:pPr>
+            <w:r>
+              <w:rPr>
+                <w:rStyle w:val="normaltextrun"/>
+                <w:rFonts w:ascii="Aptos" w:hAnsi="Aptos"/>
+                <w:lang w:val="en-US"/>
+              </w:rPr>
+              <w:t>793.86kHz</w:t>
+            </w:r>
+          </w:p>
+        </w:tc>
+        <w:tc>
+          <w:tcPr>
+            <w:tcW w:w="1247" w:type="dxa"/>
+            <w:tcBorders>
+              <w:top w:val="single" w:sz="6" w:space="0" w:color="auto"/>
+              <w:left w:val="single" w:sz="6" w:space="0" w:color="auto"/>
+              <w:bottom w:val="single" w:sz="6" w:space="0" w:color="auto"/>
+              <w:right w:val="single" w:sz="6" w:space="0" w:color="auto"/>
+            </w:tcBorders>
             <w:hideMark/>
           </w:tcPr>
           <w:p>
@@ -5951,6 +6274,9 @@
               <w:pStyle w:val="paragraph"/>
               <w:spacing w:before="0" w:beforeAutospacing="0" w:after="0" w:afterAutospacing="0"/>
               <w:textAlignment w:val="baseline"/>
+              <w:rPr>
+                <w:rFonts w:ascii="Aptos" w:hAnsi="Aptos"/>
+              </w:rPr>
             </w:pPr>
             <w:r>
               <w:rPr>
@@ -5958,33 +6284,56 @@
                 <w:rFonts w:ascii="Aptos" w:hAnsi="Aptos"/>
                 <w:lang w:val="en-US"/>
               </w:rPr>
-              <w:t>28.18kHz</w:t>
+              <w:t>7600Hz</w:t>
             </w:r>
+          </w:p>
+        </w:tc>
+        <w:tc>
+          <w:tcPr>
+            <w:tcW w:w="1447" w:type="dxa"/>
+            <w:tcBorders>
+              <w:top w:val="single" w:sz="6" w:space="0" w:color="auto"/>
+              <w:left w:val="single" w:sz="6" w:space="0" w:color="auto"/>
+              <w:bottom w:val="single" w:sz="6" w:space="0" w:color="auto"/>
+              <w:right w:val="single" w:sz="6" w:space="0" w:color="auto"/>
+            </w:tcBorders>
+          </w:tcPr>
+          <w:p>
+            <w:pPr>
+              <w:pStyle w:val="paragraph"/>
+              <w:spacing w:before="0" w:beforeAutospacing="0" w:after="0" w:afterAutospacing="0"/>
+              <w:textAlignment w:val="baseline"/>
+              <w:rPr>
+                <w:rStyle w:val="normaltextrun"/>
+                <w:rFonts w:ascii="Aptos" w:hAnsi="Aptos"/>
+                <w:lang w:val="en-US"/>
+              </w:rPr>
+            </w:pPr>
             <w:r>
               <w:rPr>
-                <w:rStyle w:val="eop"/>
+                <w:rStyle w:val="normaltextrun"/>
                 <w:rFonts w:ascii="Aptos" w:hAnsi="Aptos"/>
-              </w:rPr>
-              <w:t> </w:t>
+                <w:lang w:val="en-US"/>
+              </w:rPr>
+              <w:t>767.6kHz</w:t>
             </w:r>
           </w:p>
         </w:tc>
       </w:tr>
       <w:tr>
         <w:trPr>
-          <w:trHeight w:val="300"/>
+          <w:trHeight w:val="359"/>
           <w:jc w:val="center"/>
         </w:trPr>
         <w:tc>
           <w:tcPr>
-            <w:tcW w:w="1800" w:type="dxa"/>
+            <w:tcW w:w="3697" w:type="dxa"/>
             <w:tcBorders>
               <w:top w:val="single" w:sz="6" w:space="0" w:color="auto"/>
               <w:left w:val="single" w:sz="6" w:space="0" w:color="auto"/>
               <w:bottom w:val="single" w:sz="6" w:space="0" w:color="auto"/>
               <w:right w:val="single" w:sz="6" w:space="0" w:color="auto"/>
             </w:tcBorders>
-            <w:vAlign w:val="center"/>
             <w:hideMark/>
           </w:tcPr>
           <w:p>
@@ -5992,26 +6341,51 @@
               <w:pStyle w:val="paragraph"/>
               <w:spacing w:before="0" w:beforeAutospacing="0" w:after="0" w:afterAutospacing="0"/>
               <w:textAlignment w:val="baseline"/>
+              <w:rPr>
+                <w:rFonts w:ascii="Aptos" w:hAnsi="Aptos"/>
+              </w:rPr>
             </w:pPr>
             <w:r>
               <w:rPr>
-                <w:rStyle w:val="eop"/>
                 <w:rFonts w:ascii="Aptos" w:hAnsi="Aptos"/>
               </w:rPr>
-              <w:t> </w:t>
+              <w:t>Inverting amplifier (Av = -1</w:t>
+            </w:r>
+            <w:r>
+              <w:rPr>
+                <w:rFonts w:ascii="Aptos" w:hAnsi="Aptos"/>
+              </w:rPr>
+              <w:t>00</w:t>
+            </w:r>
+            <w:r>
+              <w:rPr>
+                <w:rFonts w:ascii="Aptos" w:hAnsi="Aptos"/>
+              </w:rPr>
+              <w:t xml:space="preserve">, </w:t>
+            </w:r>
+            <w:r>
+              <w:rPr>
+                <w:rFonts w:ascii="Aptos" w:hAnsi="Aptos"/>
+              </w:rPr>
+              <w:t>40</w:t>
+            </w:r>
+            <w:r>
+              <w:rPr>
+                <w:rFonts w:ascii="Aptos" w:hAnsi="Aptos"/>
+              </w:rPr>
+              <w:t>dB)</w:t>
             </w:r>
           </w:p>
         </w:tc>
         <w:tc>
           <w:tcPr>
-            <w:tcW w:w="1800" w:type="dxa"/>
+            <w:tcW w:w="1257" w:type="dxa"/>
             <w:tcBorders>
               <w:top w:val="single" w:sz="6" w:space="0" w:color="auto"/>
               <w:left w:val="single" w:sz="6" w:space="0" w:color="auto"/>
               <w:bottom w:val="single" w:sz="6" w:space="0" w:color="auto"/>
               <w:right w:val="single" w:sz="6" w:space="0" w:color="auto"/>
             </w:tcBorders>
-            <w:vAlign w:val="center"/>
             <w:hideMark/>
           </w:tcPr>
           <w:p>
@@ -6019,6 +6393,9 @@
               <w:pStyle w:val="paragraph"/>
               <w:spacing w:before="0" w:beforeAutospacing="0" w:after="0" w:afterAutospacing="0"/>
               <w:textAlignment w:val="baseline"/>
+              <w:rPr>
+                <w:rFonts w:ascii="Aptos" w:hAnsi="Aptos"/>
+              </w:rPr>
             </w:pPr>
             <w:r>
               <w:rPr>
@@ -6026,27 +6403,57 @@
                 <w:rFonts w:ascii="Aptos" w:hAnsi="Aptos"/>
                 <w:lang w:val="en-US"/>
               </w:rPr>
-              <w:t>A100</w:t>
-            </w:r>
-            <w:r>
-              <w:rPr>
-                <w:rStyle w:val="eop"/>
-                <w:rFonts w:ascii="Aptos" w:hAnsi="Aptos"/>
-              </w:rPr>
-              <w:t> </w:t>
+              <w:t>7780Hz</w:t>
             </w:r>
           </w:p>
         </w:tc>
         <w:tc>
           <w:tcPr>
-            <w:tcW w:w="1800" w:type="dxa"/>
+            <w:tcW w:w="1275" w:type="dxa"/>
             <w:tcBorders>
               <w:top w:val="single" w:sz="6" w:space="0" w:color="auto"/>
               <w:left w:val="single" w:sz="6" w:space="0" w:color="auto"/>
               <w:bottom w:val="single" w:sz="6" w:space="0" w:color="auto"/>
               <w:right w:val="single" w:sz="6" w:space="0" w:color="auto"/>
             </w:tcBorders>
-            <w:vAlign w:val="center"/>
+          </w:tcPr>
+          <w:p>
+            <w:pPr>
+              <w:pStyle w:val="paragraph"/>
+              <w:spacing w:before="0" w:beforeAutospacing="0" w:after="0" w:afterAutospacing="0"/>
+              <w:textAlignment w:val="baseline"/>
+              <w:rPr>
+                <w:rStyle w:val="normaltextrun"/>
+                <w:rFonts w:ascii="Aptos" w:hAnsi="Aptos"/>
+                <w:lang w:val="en-US"/>
+              </w:rPr>
+            </w:pPr>
+            <w:r>
+              <w:rPr>
+                <w:rStyle w:val="normaltextrun"/>
+                <w:rFonts w:ascii="Aptos" w:hAnsi="Aptos"/>
+                <w:lang w:val="en-US"/>
+              </w:rPr>
+              <w:t>7</w:t>
+            </w:r>
+            <w:r>
+              <w:rPr>
+                <w:rStyle w:val="normaltextrun"/>
+                <w:rFonts w:ascii="Aptos" w:hAnsi="Aptos"/>
+              </w:rPr>
+              <w:t>78kHz</w:t>
+            </w:r>
+          </w:p>
+        </w:tc>
+        <w:tc>
+          <w:tcPr>
+            <w:tcW w:w="1247" w:type="dxa"/>
+            <w:tcBorders>
+              <w:top w:val="single" w:sz="6" w:space="0" w:color="auto"/>
+              <w:left w:val="single" w:sz="6" w:space="0" w:color="auto"/>
+              <w:bottom w:val="single" w:sz="6" w:space="0" w:color="auto"/>
+              <w:right w:val="single" w:sz="6" w:space="0" w:color="auto"/>
+            </w:tcBorders>
             <w:hideMark/>
           </w:tcPr>
           <w:p>
@@ -6054,6 +6461,9 @@
               <w:pStyle w:val="paragraph"/>
               <w:spacing w:before="0" w:beforeAutospacing="0" w:after="0" w:afterAutospacing="0"/>
               <w:textAlignment w:val="baseline"/>
+              <w:rPr>
+                <w:rFonts w:ascii="Aptos" w:hAnsi="Aptos"/>
+              </w:rPr>
             </w:pPr>
             <w:r>
               <w:rPr>
@@ -6061,102 +6471,30 @@
                 <w:rFonts w:ascii="Aptos" w:hAnsi="Aptos"/>
                 <w:lang w:val="en-US"/>
               </w:rPr>
-              <w:t>7860Hz</w:t>
-            </w:r>
-            <w:r>
-              <w:rPr>
-                <w:rStyle w:val="eop"/>
-                <w:rFonts w:ascii="Aptos" w:hAnsi="Aptos"/>
-              </w:rPr>
-              <w:t> </w:t>
+              <w:t>7670Hz</w:t>
             </w:r>
           </w:p>
         </w:tc>
         <w:tc>
           <w:tcPr>
-            <w:tcW w:w="1800" w:type="dxa"/>
+            <w:tcW w:w="1447" w:type="dxa"/>
             <w:tcBorders>
               <w:top w:val="single" w:sz="6" w:space="0" w:color="auto"/>
               <w:left w:val="single" w:sz="6" w:space="0" w:color="auto"/>
               <w:bottom w:val="single" w:sz="6" w:space="0" w:color="auto"/>
               <w:right w:val="single" w:sz="6" w:space="0" w:color="auto"/>
             </w:tcBorders>
-            <w:vAlign w:val="center"/>
-            <w:hideMark/>
           </w:tcPr>
           <w:p>
             <w:pPr>
               <w:pStyle w:val="paragraph"/>
               <w:spacing w:before="0" w:beforeAutospacing="0" w:after="0" w:afterAutospacing="0"/>
               <w:textAlignment w:val="baseline"/>
-            </w:pPr>
-            <w:r>
               <w:rPr>
                 <w:rStyle w:val="normaltextrun"/>
                 <w:rFonts w:ascii="Aptos" w:hAnsi="Aptos"/>
                 <w:lang w:val="en-US"/>
               </w:rPr>
-              <w:t>7600Hz</w:t>
-            </w:r>
-            <w:r>
-              <w:rPr>
-                <w:rStyle w:val="eop"/>
-                <w:rFonts w:ascii="Aptos" w:hAnsi="Aptos"/>
-              </w:rPr>
-              <w:t> </w:t>
-            </w:r>
-          </w:p>
-        </w:tc>
-      </w:tr>
-      <w:tr>
-        <w:trPr>
-          <w:trHeight w:val="300"/>
-          <w:jc w:val="center"/>
-        </w:trPr>
-        <w:tc>
-          <w:tcPr>
-            <w:tcW w:w="1800" w:type="dxa"/>
-            <w:tcBorders>
-              <w:top w:val="single" w:sz="6" w:space="0" w:color="auto"/>
-              <w:left w:val="single" w:sz="6" w:space="0" w:color="auto"/>
-              <w:bottom w:val="single" w:sz="6" w:space="0" w:color="auto"/>
-              <w:right w:val="single" w:sz="6" w:space="0" w:color="auto"/>
-            </w:tcBorders>
-            <w:vAlign w:val="center"/>
-            <w:hideMark/>
-          </w:tcPr>
-          <w:p>
-            <w:pPr>
-              <w:pStyle w:val="paragraph"/>
-              <w:spacing w:before="0" w:beforeAutospacing="0" w:after="0" w:afterAutospacing="0"/>
-              <w:textAlignment w:val="baseline"/>
-            </w:pPr>
-            <w:r>
-              <w:rPr>
-                <w:rStyle w:val="eop"/>
-                <w:rFonts w:ascii="Aptos" w:hAnsi="Aptos"/>
-              </w:rPr>
-              <w:t> </w:t>
-            </w:r>
-          </w:p>
-        </w:tc>
-        <w:tc>
-          <w:tcPr>
-            <w:tcW w:w="1800" w:type="dxa"/>
-            <w:tcBorders>
-              <w:top w:val="single" w:sz="6" w:space="0" w:color="auto"/>
-              <w:left w:val="single" w:sz="6" w:space="0" w:color="auto"/>
-              <w:bottom w:val="single" w:sz="6" w:space="0" w:color="auto"/>
-              <w:right w:val="single" w:sz="6" w:space="0" w:color="auto"/>
-            </w:tcBorders>
-            <w:vAlign w:val="center"/>
-            <w:hideMark/>
-          </w:tcPr>
-          <w:p>
-            <w:pPr>
-              <w:pStyle w:val="paragraph"/>
-              <w:spacing w:before="0" w:beforeAutospacing="0" w:after="0" w:afterAutospacing="0"/>
-              <w:textAlignment w:val="baseline"/>
             </w:pPr>
             <w:r>
               <w:rPr>
@@ -6164,84 +6502,14 @@
                 <w:rFonts w:ascii="Aptos" w:hAnsi="Aptos"/>
                 <w:lang w:val="en-US"/>
               </w:rPr>
-              <w:t>A-100</w:t>
+              <w:t>7</w:t>
             </w:r>
             <w:r>
               <w:rPr>
-                <w:rStyle w:val="eop"/>
-                <w:rFonts w:ascii="Aptos" w:hAnsi="Aptos"/>
-              </w:rPr>
-              <w:t> </w:t>
-            </w:r>
-          </w:p>
-        </w:tc>
-        <w:tc>
-          <w:tcPr>
-            <w:tcW w:w="1800" w:type="dxa"/>
-            <w:tcBorders>
-              <w:top w:val="single" w:sz="6" w:space="0" w:color="auto"/>
-              <w:left w:val="single" w:sz="6" w:space="0" w:color="auto"/>
-              <w:bottom w:val="single" w:sz="6" w:space="0" w:color="auto"/>
-              <w:right w:val="single" w:sz="6" w:space="0" w:color="auto"/>
-            </w:tcBorders>
-            <w:vAlign w:val="center"/>
-            <w:hideMark/>
-          </w:tcPr>
-          <w:p>
-            <w:pPr>
-              <w:pStyle w:val="paragraph"/>
-              <w:spacing w:before="0" w:beforeAutospacing="0" w:after="0" w:afterAutospacing="0"/>
-              <w:textAlignment w:val="baseline"/>
-            </w:pPr>
-            <w:r>
-              <w:rPr>
                 <w:rStyle w:val="normaltextrun"/>
                 <w:rFonts w:ascii="Aptos" w:hAnsi="Aptos"/>
-                <w:lang w:val="en-US"/>
-              </w:rPr>
-              <w:t>7780Hz</w:t>
-            </w:r>
-            <w:r>
-              <w:rPr>
-                <w:rStyle w:val="eop"/>
-                <w:rFonts w:ascii="Aptos" w:hAnsi="Aptos"/>
-              </w:rPr>
-              <w:t> </w:t>
-            </w:r>
-          </w:p>
-        </w:tc>
-        <w:tc>
-          <w:tcPr>
-            <w:tcW w:w="1800" w:type="dxa"/>
-            <w:tcBorders>
-              <w:top w:val="single" w:sz="6" w:space="0" w:color="auto"/>
-              <w:left w:val="single" w:sz="6" w:space="0" w:color="auto"/>
-              <w:bottom w:val="single" w:sz="6" w:space="0" w:color="auto"/>
-              <w:right w:val="single" w:sz="6" w:space="0" w:color="auto"/>
-            </w:tcBorders>
-            <w:vAlign w:val="center"/>
-            <w:hideMark/>
-          </w:tcPr>
-          <w:p>
-            <w:pPr>
-              <w:pStyle w:val="paragraph"/>
-              <w:spacing w:before="0" w:beforeAutospacing="0" w:after="0" w:afterAutospacing="0"/>
-              <w:textAlignment w:val="baseline"/>
-            </w:pPr>
-            <w:r>
-              <w:rPr>
-                <w:rStyle w:val="normaltextrun"/>
-                <w:rFonts w:ascii="Aptos" w:hAnsi="Aptos"/>
-                <w:lang w:val="en-US"/>
-              </w:rPr>
-              <w:t>7670Hz</w:t>
-            </w:r>
-            <w:r>
-              <w:rPr>
-                <w:rStyle w:val="eop"/>
-                <w:rFonts w:ascii="Aptos" w:hAnsi="Aptos"/>
-              </w:rPr>
-              <w:t> </w:t>
+              </w:rPr>
+              <w:t>67kHz</w:t>
             </w:r>
           </w:p>
         </w:tc>
@@ -6256,6 +6524,35 @@
     </w:p>
     <w:p>
       <w:pPr>
+        <w:rPr>
+          <w:lang w:val="en-US"/>
+        </w:rPr>
+      </w:pPr>
+      <w:r>
+        <w:lastRenderedPageBreak/>
+        <w:t>The simulated GBW of the voltage follower</w:t>
+      </w:r>
+      <w:r>
+        <w:t>,</w:t>
+      </w:r>
+      <w:r>
+        <w:t>1.15MHz</w:t>
+      </w:r>
+      <w:r>
+        <w:t xml:space="preserve">, </w:t>
+      </w:r>
+      <w:r>
+        <w:t xml:space="preserve">agrees closely with the datasheet value of 1.2MHz (Texas Instruments, 2024), but the measured values in Table 1 are lower. At a gain of 100 the measured GBW is about 0.77MHz, in good agreement with the simulated values of about 0.78 to 0.79MHz, although still below the datasheet value. At unity gain the measured results are much lower, at 84kHz for the voltage follower and 28kHz for the inverting amplifier. The non-inverting voltage follower performs better than the inverting amplifier at unity gain, in both simulation and measurement, while the two configurations </w:t>
+      </w:r>
+      <w:r>
+        <w:t xml:space="preserve">with a gain of 100 (40dB) </w:t>
+      </w:r>
+      <w:r>
+        <w:t>have about the same GBW.</w:t>
+      </w:r>
+    </w:p>
+    <w:p>
+      <w:pPr>
         <w:pStyle w:val="Heading2"/>
         <w:rPr>
           <w:lang w:val="en-US"/>
@@ -6399,7 +6696,6 @@
         <w:rPr>
           <w:noProof/>
         </w:rPr>
-        <w:lastRenderedPageBreak/>
         <w:drawing>
           <wp:inline distT="0" distB="0" distL="0" distR="0" wp14:anchorId="7C282BF3" wp14:editId="0C72240A">
             <wp:extent cx="6189345" cy="1970405"/>
@@ -6639,6 +6935,7 @@
         <w:rPr>
           <w:lang w:val="en-US"/>
         </w:rPr>
+        <w:lastRenderedPageBreak/>
         <w:t xml:space="preserve">Figure </w:t>
       </w:r>
       <w:r>
@@ -7090,7 +7387,6 @@
         <w:rPr>
           <w:noProof/>
         </w:rPr>
-        <w:lastRenderedPageBreak/>
         <w:drawing>
           <wp:inline distT="0" distB="0" distL="0" distR="0" wp14:anchorId="2BFC1939" wp14:editId="0BF68FAC">
             <wp:extent cx="6189345" cy="1959610"/>
@@ -7437,6 +7733,7 @@
       </w:pPr>
       <w:proofErr w:type="spellStart"/>
       <w:r>
+        <w:lastRenderedPageBreak/>
         <w:t>Step</w:t>
       </w:r>
       <w:proofErr w:type="spellEnd"/>
@@ -7485,7 +7782,6 @@
           <w:noProof/>
           <w:lang w:val="en-US" w:eastAsia="fi-FI"/>
         </w:rPr>
-        <w:lastRenderedPageBreak/>
         <w:drawing>
           <wp:inline distT="0" distB="0" distL="0" distR="0" wp14:anchorId="35A74B86" wp14:editId="75673E38">
             <wp:extent cx="6189345" cy="2936240"/>
@@ -7701,6 +7997,7 @@
           <w:noProof/>
           <w:lang w:val="fi-FI" w:eastAsia="fi-FI"/>
         </w:rPr>
+        <w:lastRenderedPageBreak/>
         <w:drawing>
           <wp:inline distT="0" distB="0" distL="0" distR="0" wp14:anchorId="6378C04A" wp14:editId="332E8D60">
             <wp:extent cx="6189345" cy="2970530"/>
@@ -7827,7 +8124,6 @@
         </w:rPr>
       </w:pPr>
       <w:r>
-        <w:lastRenderedPageBreak/>
         <w:t>Using cursors on the oscilloscope, ΔV and Δt were read from the output ramp and the slew rate calculated as</w:t>
       </w:r>
       <w:r>
@@ -7973,6 +8269,7 @@
         <w:rPr>
           <w:noProof/>
         </w:rPr>
+        <w:lastRenderedPageBreak/>
         <w:drawing>
           <wp:inline distT="0" distB="0" distL="0" distR="0" wp14:anchorId="4643D3C4" wp14:editId="522256E4">
             <wp:extent cx="6189345" cy="2921635"/>
@@ -8084,7 +8381,7 @@
         <w:rPr>
           <w:noProof/>
         </w:rPr>
-        <w:t>1</w:t>
+        <w:t>2</w:t>
       </w:r>
       <w:r>
         <w:fldChar w:fldCharType="end"/>
@@ -8739,7 +9036,7 @@
         <w:rPr>
           <w:lang w:eastAsia="fi-FI"/>
         </w:rPr>
-        <w:t>The results in Table 1 are consistent with the LM358 being a single-supply op-amp, as described in the methods: the output can swing much closer to the negative rail than to the positive rail. The datasheet gives typical values of 1.4 V and 0.75 V from the positive and negative rails respectively for a load drawing 1 mA (Texas Instruments, 2024). The 10 kΩ load in the simulation draws about 0.9 mA, which is close to that condition, and the output reaches within 0.75 V of the positive rail and 0.08 V of the negative rail, which is better than the datasheet values. The swing also widens as the load resistance increases, from 18.75 V at 1 kΩ to 19.17 V at 10 kΩ.</w:t>
+        <w:t>The results in Table 1 are consistent with the LM358 being a single-supply op-amp, as described in the methods: the output can swing much closer to the negative rail than to the positive rail. The datasheet gives typical values of 1.4V and 0.75V from the positive and negative rails respectively for a load drawing 1mA (Texas Instruments, 2024). The 10kΩ load in the simulation draws about 0.9mA, which is close to that condition, and the output reaches within 0.75V of the positive rail and 0.08V of the negative rail, which is better than the datasheet values. The swing also widens as the load resistance increases, from 18.75V at 1kΩ to 19.17V at 10kΩ.</w:t>
       </w:r>
     </w:p>
     <w:p>
@@ -8751,13 +9048,14 @@
     </w:p>
     <w:p>
       <w:pPr>
-        <w:keepNext/>
+        <w:pStyle w:val="Caption"/>
       </w:pPr>
       <w:r>
         <w:rPr>
           <w:noProof/>
           <w:lang w:eastAsia="fi-FI"/>
         </w:rPr>
+        <w:lastRenderedPageBreak/>
         <w:drawing>
           <wp:inline distT="0" distB="0" distL="0" distR="0" wp14:anchorId="3AC12515" wp14:editId="69554FE5">
             <wp:extent cx="6189345" cy="2679065"/>
@@ -8794,6 +9092,30 @@
           </wp:inline>
         </w:drawing>
       </w:r>
+      <w:r>
+        <w:t xml:space="preserve">Table </w:t>
+      </w:r>
+      <w:r>
+        <w:fldChar w:fldCharType="begin"/>
+      </w:r>
+      <w:r>
+        <w:instrText xml:space="preserve"> SEQ Table \* ARABIC </w:instrText>
+      </w:r>
+      <w:r>
+        <w:fldChar w:fldCharType="separate"/>
+      </w:r>
+      <w:r>
+        <w:rPr>
+          <w:noProof/>
+        </w:rPr>
+        <w:t>3</w:t>
+      </w:r>
+      <w:r>
+        <w:fldChar w:fldCharType="end"/>
+      </w:r>
+      <w:r>
+        <w:t>.</w:t>
+      </w:r>
     </w:p>
     <w:p>
       <w:pPr>
@@ -8983,31 +9305,28 @@
         <w:t>OH</w:t>
       </w:r>
       <w:r>
-        <w:t xml:space="preserve"> = 3.613V </w:t>
-      </w:r>
-      <w:r>
+        <w:t xml:space="preserve"> = 3.613V and V</w:t>
+      </w:r>
+      <w:r>
+        <w:rPr>
+          <w:vertAlign w:val="subscript"/>
+        </w:rPr>
+        <w:t>OL</w:t>
+      </w:r>
+      <w:r>
+        <w:t xml:space="preserve"> = −2.598V. The clipped parts of the waveform in Figure 25 are therefore set by the output current limit of the op-amp rather than by the supply voltage.</w:t>
+      </w:r>
+    </w:p>
+    <w:p/>
+    <w:p>
+      <w:pPr>
+        <w:keepNext/>
+      </w:pPr>
+      <w:r>
+        <w:rPr>
+          <w:noProof/>
+        </w:rPr>
         <w:lastRenderedPageBreak/>
-        <w:t>and V</w:t>
-      </w:r>
-      <w:r>
-        <w:rPr>
-          <w:vertAlign w:val="subscript"/>
-        </w:rPr>
-        <w:t>OL</w:t>
-      </w:r>
-      <w:r>
-        <w:t xml:space="preserve"> = −2.598V. The clipped parts of the waveform in Figure 25 are therefore set by the output current limit of the op-amp rather than by the supply voltage.</w:t>
-      </w:r>
-    </w:p>
-    <w:p/>
-    <w:p>
-      <w:pPr>
-        <w:keepNext/>
-      </w:pPr>
-      <w:r>
-        <w:rPr>
-          <w:noProof/>
-        </w:rPr>
         <w:drawing>
           <wp:inline distT="0" distB="0" distL="0" distR="0" wp14:anchorId="251CF27A" wp14:editId="1CED4459">
             <wp:extent cx="6189345" cy="2679065"/>
@@ -9377,9 +9696,108 @@
       </w:r>
     </w:p>
     <w:p/>
+    <w:p>
+      <w:pPr>
+        <w:keepNext/>
+      </w:pPr>
+      <w:r>
+        <w:rPr>
+          <w:noProof/>
+        </w:rPr>
+        <w:lastRenderedPageBreak/>
+        <w:drawing>
+          <wp:inline distT="0" distB="0" distL="0" distR="0" wp14:anchorId="39012C91" wp14:editId="7AD54E8B">
+            <wp:extent cx="6189345" cy="3984625"/>
+            <wp:effectExtent l="0" t="0" r="0" b="3175"/>
+            <wp:docPr id="1867589635" name="Picture 26"/>
+            <wp:cNvGraphicFramePr>
+              <a:graphicFrameLocks xmlns:a="http://schemas.openxmlformats.org/drawingml/2006/main" noChangeAspect="1"/>
+            </wp:cNvGraphicFramePr>
+            <a:graphic xmlns:a="http://schemas.openxmlformats.org/drawingml/2006/main">
+              <a:graphicData uri="http://schemas.openxmlformats.org/drawingml/2006/picture">
+                <pic:pic xmlns:pic="http://schemas.openxmlformats.org/drawingml/2006/picture">
+                  <pic:nvPicPr>
+                    <pic:cNvPr id="1867589635" name="Picture 1867589635"/>
+                    <pic:cNvPicPr/>
+                  </pic:nvPicPr>
+                  <pic:blipFill>
+                    <a:blip r:embed="rId42">
+                      <a:extLst>
+                        <a:ext uri="{28A0092B-C50C-407E-A947-70E740481C1C}">
+                          <a14:useLocalDpi xmlns:a14="http://schemas.microsoft.com/office/drawing/2010/main" val="0"/>
+                        </a:ext>
+                      </a:extLst>
+                    </a:blip>
+                    <a:stretch>
+                      <a:fillRect/>
+                    </a:stretch>
+                  </pic:blipFill>
+                  <pic:spPr>
+                    <a:xfrm>
+                      <a:off x="0" y="0"/>
+                      <a:ext cx="6189345" cy="3984625"/>
+                    </a:xfrm>
+                    <a:prstGeom prst="rect">
+                      <a:avLst/>
+                    </a:prstGeom>
+                  </pic:spPr>
+                </pic:pic>
+              </a:graphicData>
+            </a:graphic>
+          </wp:inline>
+        </w:drawing>
+      </w:r>
+    </w:p>
+    <w:p>
+      <w:pPr>
+        <w:pStyle w:val="Caption"/>
+      </w:pPr>
+      <w:r>
+        <w:t xml:space="preserve">Figure </w:t>
+      </w:r>
+      <w:r>
+        <w:fldChar w:fldCharType="begin"/>
+      </w:r>
+      <w:r>
+        <w:instrText xml:space="preserve"> SEQ Figure \* ARABIC </w:instrText>
+      </w:r>
+      <w:r>
+        <w:fldChar w:fldCharType="separate"/>
+      </w:r>
+      <w:r>
+        <w:rPr>
+          <w:noProof/>
+        </w:rPr>
+        <w:t>30</w:t>
+      </w:r>
+      <w:r>
+        <w:fldChar w:fldCharType="end"/>
+      </w:r>
+      <w:r>
+        <w:t>.</w:t>
+      </w:r>
+    </w:p>
     <w:p/>
     <w:p>
       <w:pPr>
+        <w:pStyle w:val="Heading2"/>
+      </w:pPr>
+      <w:r>
+        <w:t>Input offset voltage</w:t>
+      </w:r>
+    </w:p>
+    <w:p/>
+    <w:p>
+      <w:pPr>
+        <w:pStyle w:val="Heading2"/>
+      </w:pPr>
+      <w:r>
+        <w:t>Input-referred noise</w:t>
+      </w:r>
+    </w:p>
+    <w:p/>
+    <w:p>
+      <w:pPr>
         <w:rPr>
           <w:lang w:val="en-US"/>
         </w:rPr>
@@ -9591,6 +10009,7 @@
         <w:rPr>
           <w:lang w:val="en-US"/>
         </w:rPr>
+        <w:lastRenderedPageBreak/>
         <w:t>The measurement results should b</w:t>
       </w:r>
       <w:r>
@@ -11562,7 +11981,7 @@
                           </pic:cNvPicPr>
                         </pic:nvPicPr>
                         <pic:blipFill>
-                          <a:blip r:embed="rId42"/>
+                          <a:blip r:embed="rId43"/>
                           <a:stretch>
                             <a:fillRect/>
                           </a:stretch>
@@ -11591,7 +12010,7 @@
                           </pic:cNvPicPr>
                         </pic:nvPicPr>
                         <pic:blipFill>
-                          <a:blip r:embed="rId43"/>
+                          <a:blip r:embed="rId44"/>
                           <a:stretch>
                             <a:fillRect/>
                           </a:stretch>
@@ -11620,7 +12039,7 @@
                           </pic:cNvPicPr>
                         </pic:nvPicPr>
                         <pic:blipFill>
-                          <a:blip r:embed="rId44"/>
+                          <a:blip r:embed="rId45"/>
                           <a:stretch>
                             <a:fillRect/>
                           </a:stretch>
@@ -11649,7 +12068,7 @@
                           </pic:cNvPicPr>
                         </pic:nvPicPr>
                         <pic:blipFill>
-                          <a:blip r:embed="rId45"/>
+                          <a:blip r:embed="rId46"/>
                           <a:stretch>
                             <a:fillRect/>
                           </a:stretch>
@@ -11678,7 +12097,7 @@
                           </pic:cNvPicPr>
                         </pic:nvPicPr>
                         <pic:blipFill>
-                          <a:blip r:embed="rId46"/>
+                          <a:blip r:embed="rId47"/>
                           <a:stretch>
                             <a:fillRect/>
                           </a:stretch>
@@ -11728,19 +12147,19 @@
                   <o:lock v:ext="edit" aspectratio="t"/>
                 </v:shapetype>
                 <v:shape id="Picture 2" o:spid="_x0000_s1027" type="#_x0000_t75" style="position:absolute;width:22384;height:19252;visibility:visible;mso-wrap-style:square" o:gfxdata="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">
-                  <v:imagedata r:id="rId47" o:title=""/>
+                  <v:imagedata r:id="rId48" o:title=""/>
                 </v:shape>
                 <v:shape id="Picture 3" o:spid="_x0000_s1028" type="#_x0000_t75" style="position:absolute;left:23399;width:22385;height:19252;visibility:visible;mso-wrap-style:square" o:gfxdata="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">
-                  <v:imagedata r:id="rId48" o:title=""/>
+                  <v:imagedata r:id="rId49" o:title=""/>
                 </v:shape>
                 <v:shape id="Picture 4" o:spid="_x0000_s1029" type="#_x0000_t75" style="position:absolute;top:18071;width:22384;height:18417;visibility:visible;mso-wrap-style:square" o:gfxdata="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">
-                  <v:imagedata r:id="rId49" o:title=""/>
+                  <v:imagedata r:id="rId50" o:title=""/>
                 </v:shape>
                 <v:shape id="Picture 5" o:spid="_x0000_s1030" type="#_x0000_t75" style="position:absolute;left:22384;top:17653;width:23400;height:19253;visibility:visible;mso-wrap-style:square" o:gfxdata="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">
-                  <v:imagedata r:id="rId50" o:title=""/>
+                  <v:imagedata r:id="rId51" o:title=""/>
                 </v:shape>
                 <v:shape id="Picture 6" o:spid="_x0000_s1031" type="#_x0000_t75" style="position:absolute;left:11688;top:36756;width:22396;height:3494;visibility:visible;mso-wrap-style:square" o:gfxdata="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">
-                  <v:imagedata r:id="rId51" o:title=""/>
+                  <v:imagedata r:id="rId52" o:title=""/>
                 </v:shape>
                 <w10:wrap type="topAndBottom" anchory="page"/>
               </v:group>
@@ -12465,7 +12884,7 @@
         </w:rPr>
         <w:t xml:space="preserve"> Available </w:t>
       </w:r>
-      <w:hyperlink r:id="rId52" w:history="1">
+      <w:hyperlink r:id="rId53" w:history="1">
         <w:r>
           <w:rPr>
             <w:rStyle w:val="Hyperlink"/>
@@ -12559,7 +12978,7 @@
         </w:rPr>
         <w:t xml:space="preserve">. Dallas, TX: Texas Instruments. Available at: </w:t>
       </w:r>
-      <w:hyperlink r:id="rId53" w:history="1">
+      <w:hyperlink r:id="rId54" w:history="1">
         <w:r>
           <w:rPr>
             <w:rStyle w:val="Hyperlink"/>
@@ -12647,7 +13066,7 @@
       <w:r>
         <w:t xml:space="preserve">Available at: </w:t>
       </w:r>
-      <w:hyperlink r:id="rId54" w:history="1">
+      <w:hyperlink r:id="rId55" w:history="1">
         <w:r>
           <w:rPr>
             <w:rStyle w:val="Hyperlink"/>
@@ -12757,7 +13176,7 @@
       <w:r>
         <w:t xml:space="preserve">Available at: </w:t>
       </w:r>
-      <w:hyperlink r:id="rId55" w:tgtFrame="_blank" w:history="1">
+      <w:hyperlink r:id="rId56" w:tgtFrame="_blank" w:history="1">
         <w:r>
           <w:rPr>
             <w:rStyle w:val="Hyperlink"/>
@@ -12991,10 +13410,10 @@
       </w:pPr>
     </w:p>
     <w:sectPr>
-      <w:headerReference w:type="default" r:id="rId56"/>
-      <w:footerReference w:type="default" r:id="rId57"/>
-      <w:headerReference w:type="first" r:id="rId58"/>
-      <w:footerReference w:type="first" r:id="rId59"/>
+      <w:headerReference w:type="default" r:id="rId57"/>
+      <w:footerReference w:type="default" r:id="rId58"/>
+      <w:headerReference w:type="first" r:id="rId59"/>
+      <w:footerReference w:type="first" r:id="rId60"/>
       <w:type w:val="continuous"/>
       <w:pgSz w:w="11907" w:h="16840" w:code="9"/>
       <w:pgMar w:top="1440" w:right="1080" w:bottom="1440" w:left="1080" w:header="708" w:footer="708" w:gutter="0"/>

--- a/report_lab3.docx
+++ b/report_lab3.docx
@@ -6523,11 +6523,6 @@
       </w:pPr>
     </w:p>
     <w:p>
-      <w:pPr>
-        <w:rPr>
-          <w:lang w:val="en-US"/>
-        </w:rPr>
-      </w:pPr>
       <w:r>
         <w:lastRenderedPageBreak/>
         <w:t>The simulated GBW of the voltage follower</w:t>
@@ -7776,6 +7771,7 @@
     <w:p>
       <w:pPr>
         <w:keepNext/>
+        <w:jc w:val="center"/>
       </w:pPr>
       <w:r>
         <w:rPr>
@@ -7783,8 +7779,8 @@
           <w:lang w:val="en-US" w:eastAsia="fi-FI"/>
         </w:rPr>
         <w:drawing>
-          <wp:inline distT="0" distB="0" distL="0" distR="0" wp14:anchorId="35A74B86" wp14:editId="75673E38">
-            <wp:extent cx="6189345" cy="2936240"/>
+          <wp:inline distT="0" distB="0" distL="0" distR="0" wp14:anchorId="35A74B86" wp14:editId="61274913">
+            <wp:extent cx="5257800" cy="2494313"/>
             <wp:effectExtent l="0" t="0" r="0" b="0"/>
             <wp:docPr id="531917872" name="Picture 17"/>
             <wp:cNvGraphicFramePr>
@@ -7806,7 +7802,7 @@
                   <pic:spPr>
                     <a:xfrm>
                       <a:off x="0" y="0"/>
-                      <a:ext cx="6189345" cy="2936240"/>
+                      <a:ext cx="5290108" cy="2509640"/>
                     </a:xfrm>
                     <a:prstGeom prst="rect">
                       <a:avLst/>
@@ -7991,17 +7987,17 @@
     <w:p>
       <w:pPr>
         <w:keepNext/>
+        <w:jc w:val="center"/>
       </w:pPr>
       <w:r>
         <w:rPr>
           <w:noProof/>
           <w:lang w:val="fi-FI" w:eastAsia="fi-FI"/>
         </w:rPr>
-        <w:lastRenderedPageBreak/>
         <w:drawing>
-          <wp:inline distT="0" distB="0" distL="0" distR="0" wp14:anchorId="6378C04A" wp14:editId="332E8D60">
-            <wp:extent cx="6189345" cy="2970530"/>
-            <wp:effectExtent l="0" t="0" r="635" b="3175"/>
+          <wp:inline distT="0" distB="0" distL="0" distR="0" wp14:anchorId="6378C04A" wp14:editId="6AD726AC">
+            <wp:extent cx="5328138" cy="2557200"/>
+            <wp:effectExtent l="0" t="0" r="6350" b="0"/>
             <wp:docPr id="1010500148" name="Picture 10"/>
             <wp:cNvGraphicFramePr>
               <a:graphicFrameLocks xmlns:a="http://schemas.openxmlformats.org/drawingml/2006/main" noChangeAspect="1"/>
@@ -8022,7 +8018,7 @@
                   <pic:spPr>
                     <a:xfrm>
                       <a:off x="0" y="0"/>
-                      <a:ext cx="6189345" cy="2970530"/>
+                      <a:ext cx="5330630" cy="2558396"/>
                     </a:xfrm>
                     <a:prstGeom prst="rect">
                       <a:avLst/>
@@ -8264,16 +8260,16 @@
     <w:p>
       <w:pPr>
         <w:keepNext/>
+        <w:jc w:val="center"/>
       </w:pPr>
       <w:r>
         <w:rPr>
           <w:noProof/>
         </w:rPr>
-        <w:lastRenderedPageBreak/>
         <w:drawing>
-          <wp:inline distT="0" distB="0" distL="0" distR="0" wp14:anchorId="4643D3C4" wp14:editId="522256E4">
-            <wp:extent cx="6189345" cy="2921635"/>
-            <wp:effectExtent l="0" t="0" r="0" b="0"/>
+          <wp:inline distT="0" distB="0" distL="0" distR="0" wp14:anchorId="4643D3C4" wp14:editId="5A2AFFE0">
+            <wp:extent cx="5802923" cy="2739227"/>
+            <wp:effectExtent l="0" t="0" r="1270" b="4445"/>
             <wp:docPr id="89581961" name="Picture 18"/>
             <wp:cNvGraphicFramePr>
               <a:graphicFrameLocks xmlns:a="http://schemas.openxmlformats.org/drawingml/2006/main" noChangeAspect="1"/>
@@ -8294,7 +8290,7 @@
                   <pic:spPr>
                     <a:xfrm>
                       <a:off x="0" y="0"/>
-                      <a:ext cx="6189345" cy="2921635"/>
+                      <a:ext cx="5812477" cy="2743737"/>
                     </a:xfrm>
                     <a:prstGeom prst="rect">
                       <a:avLst/>
@@ -9055,7 +9051,6 @@
           <w:noProof/>
           <w:lang w:eastAsia="fi-FI"/>
         </w:rPr>
-        <w:lastRenderedPageBreak/>
         <w:drawing>
           <wp:inline distT="0" distB="0" distL="0" distR="0" wp14:anchorId="3AC12515" wp14:editId="69554FE5">
             <wp:extent cx="6189345" cy="2679065"/>
@@ -9296,7 +9291,11 @@
         <w:t>OH</w:t>
       </w:r>
       <w:r>
-        <w:t xml:space="preserve"> = 8.822V), as expected for the LM358. When a small load such as the 100Ω resistor is connected, the output current increases considerably and the swing drops sharply, to V</w:t>
+        <w:t xml:space="preserve"> = 8.822V), as expected for the LM358. When a small load such as the 100Ω resistor is </w:t>
+      </w:r>
+      <w:r>
+        <w:lastRenderedPageBreak/>
+        <w:t>connected, the output current increases considerably and the swing drops sharply, to V</w:t>
       </w:r>
       <w:r>
         <w:rPr>
@@ -9326,7 +9325,6 @@
         <w:rPr>
           <w:noProof/>
         </w:rPr>
-        <w:lastRenderedPageBreak/>
         <w:drawing>
           <wp:inline distT="0" distB="0" distL="0" distR="0" wp14:anchorId="251CF27A" wp14:editId="1CED4459">
             <wp:extent cx="6189345" cy="2679065"/>
@@ -9524,28 +9522,61 @@
         <w:t>The VOL is less htan the negative ppower rail</w:t>
       </w:r>
     </w:p>
+    <w:p/>
+    <w:p/>
+    <w:p/>
+    <w:p/>
     <w:p>
       <w:pPr>
         <w:pStyle w:val="Heading2"/>
       </w:pPr>
       <w:r>
+        <w:lastRenderedPageBreak/>
         <w:t>Crossover distortion</w:t>
       </w:r>
     </w:p>
     <w:p/>
     <w:p>
+      <w:r>
+        <w:t>The distortion caused by the time interval between the positive and negative alternations of the input, due to the delay between switching on and off the transistors when none of them are conducting inside the integrated circuit, is called crossover distortion</w:t>
+      </w:r>
+      <w:r>
+        <w:t xml:space="preserve"> </w:t>
+      </w:r>
+      <w:r>
+        <w:t>(Floyd, 2005, p</w:t>
+      </w:r>
+      <w:r>
+        <w:t>.</w:t>
+      </w:r>
+      <w:r>
+        <w:t>349</w:t>
+      </w:r>
+      <w:r>
+        <w:t>)</w:t>
+      </w:r>
+      <w:r>
+        <w:rPr>
+          <w:lang w:val="en-US"/>
+        </w:rPr>
+        <w:t>.</w:t>
+      </w:r>
+    </w:p>
+    <w:p/>
+    <w:p/>
+    <w:p>
       <w:pPr>
         <w:keepNext/>
+        <w:jc w:val="center"/>
       </w:pPr>
       <w:r>
         <w:rPr>
           <w:noProof/>
         </w:rPr>
-        <w:lastRenderedPageBreak/>
         <w:drawing>
-          <wp:inline distT="0" distB="0" distL="0" distR="0" wp14:anchorId="440F53BE" wp14:editId="6D3ECDC8">
-            <wp:extent cx="6189345" cy="3984625"/>
-            <wp:effectExtent l="0" t="0" r="0" b="3175"/>
+          <wp:inline distT="0" distB="0" distL="0" distR="0" wp14:anchorId="440F53BE" wp14:editId="59D77281">
+            <wp:extent cx="4981204" cy="3206839"/>
+            <wp:effectExtent l="0" t="0" r="0" b="0"/>
             <wp:docPr id="906249422" name="Picture 23"/>
             <wp:cNvGraphicFramePr>
               <a:graphicFrameLocks xmlns:a="http://schemas.openxmlformats.org/drawingml/2006/main" noChangeAspect="1"/>
@@ -9558,7 +9589,7 @@
                     <pic:cNvPicPr/>
                   </pic:nvPicPr>
                   <pic:blipFill>
-                    <a:blip r:embed="rId40">
+                    <a:blip r:embed="rId40" cstate="print">
                       <a:extLst>
                         <a:ext uri="{28A0092B-C50C-407E-A947-70E740481C1C}">
                           <a14:useLocalDpi xmlns:a14="http://schemas.microsoft.com/office/drawing/2010/main" val="0"/>
@@ -9572,7 +9603,7 @@
                   <pic:spPr>
                     <a:xfrm>
                       <a:off x="0" y="0"/>
-                      <a:ext cx="6189345" cy="3984625"/>
+                      <a:ext cx="5003624" cy="3221273"/>
                     </a:xfrm>
                     <a:prstGeom prst="rect">
                       <a:avLst/>
@@ -9588,6 +9619,7 @@
     <w:p>
       <w:pPr>
         <w:pStyle w:val="Caption"/>
+        <w:ind w:left="0" w:firstLine="0"/>
       </w:pPr>
       <w:r>
         <w:t xml:space="preserve">Figure </w:t>
@@ -9613,20 +9645,42 @@
       <w:r>
         <w:t>.</w:t>
       </w:r>
+      <w:r>
+        <w:t xml:space="preserve"> </w:t>
+      </w:r>
+      <w:r>
+        <w:t xml:space="preserve">Input and output of the non-inverting amplifier with a 100Ω load and a </w:t>
+      </w:r>
+      <w:r>
+        <w:t>50</w:t>
+      </w:r>
+      <w:r>
+        <w:t>m</w:t>
+      </w:r>
+      <w:r>
+        <w:t>Vpp</w:t>
+      </w:r>
+      <w:r>
+        <w:t xml:space="preserve"> input signal, with the 150µF filter capacitor and 100nF bypass capacitor connected to the power rails. Crossover distortion is visible as a flattened section at each zero crossing of the output</w:t>
+      </w:r>
+      <w:r>
+        <w:t>.</w:t>
+      </w:r>
     </w:p>
     <w:p/>
     <w:p>
       <w:pPr>
         <w:keepNext/>
+        <w:jc w:val="center"/>
       </w:pPr>
       <w:r>
         <w:rPr>
           <w:noProof/>
         </w:rPr>
         <w:drawing>
-          <wp:inline distT="0" distB="0" distL="0" distR="0" wp14:anchorId="4F499D70" wp14:editId="58369D7E">
-            <wp:extent cx="6189345" cy="3984625"/>
-            <wp:effectExtent l="0" t="0" r="0" b="3175"/>
+          <wp:inline distT="0" distB="0" distL="0" distR="0" wp14:anchorId="4F499D70" wp14:editId="71DD822A">
+            <wp:extent cx="4978400" cy="3205034"/>
+            <wp:effectExtent l="0" t="0" r="0" b="0"/>
             <wp:docPr id="1045293125" name="Picture 24"/>
             <wp:cNvGraphicFramePr>
               <a:graphicFrameLocks xmlns:a="http://schemas.openxmlformats.org/drawingml/2006/main" noChangeAspect="1"/>
@@ -9639,7 +9693,7 @@
                     <pic:cNvPicPr/>
                   </pic:nvPicPr>
                   <pic:blipFill>
-                    <a:blip r:embed="rId41">
+                    <a:blip r:embed="rId41" cstate="print">
                       <a:extLst>
                         <a:ext uri="{28A0092B-C50C-407E-A947-70E740481C1C}">
                           <a14:useLocalDpi xmlns:a14="http://schemas.microsoft.com/office/drawing/2010/main" val="0"/>
@@ -9653,7 +9707,7 @@
                   <pic:spPr>
                     <a:xfrm>
                       <a:off x="0" y="0"/>
-                      <a:ext cx="6189345" cy="3984625"/>
+                      <a:ext cx="5021296" cy="3232650"/>
                     </a:xfrm>
                     <a:prstGeom prst="rect">
                       <a:avLst/>
@@ -9669,6 +9723,7 @@
     <w:p>
       <w:pPr>
         <w:pStyle w:val="Caption"/>
+        <w:ind w:left="0" w:firstLine="0"/>
       </w:pPr>
       <w:r>
         <w:t xml:space="preserve">Figure </w:t>
@@ -9694,21 +9749,49 @@
       <w:r>
         <w:t>.</w:t>
       </w:r>
+      <w:r>
+        <w:t xml:space="preserve"> </w:t>
+      </w:r>
+      <w:r>
+        <w:t xml:space="preserve">Input and output of the non-inverting amplifier with a 100Ω load </w:t>
+      </w:r>
+      <w:r>
+        <w:t>and a 5</w:t>
+      </w:r>
+      <w:r>
+        <w:t>0</w:t>
+      </w:r>
+      <w:r>
+        <w:t>mV</w:t>
+      </w:r>
+      <w:r>
+        <w:t>pp</w:t>
+      </w:r>
+      <w:r>
+        <w:t xml:space="preserve"> input signal</w:t>
+      </w:r>
+      <w:r>
+        <w:t xml:space="preserve"> </w:t>
+      </w:r>
+      <w:r>
+        <w:t>and no capacitors connected to the power rails. The output is heavily distorted, with crossover distortion and clipped peaks.</w:t>
+      </w:r>
     </w:p>
     <w:p/>
+    <w:p/>
     <w:p>
       <w:pPr>
         <w:keepNext/>
+        <w:jc w:val="center"/>
       </w:pPr>
       <w:r>
         <w:rPr>
           <w:noProof/>
         </w:rPr>
-        <w:lastRenderedPageBreak/>
         <w:drawing>
-          <wp:inline distT="0" distB="0" distL="0" distR="0" wp14:anchorId="39012C91" wp14:editId="7AD54E8B">
-            <wp:extent cx="6189345" cy="3984625"/>
-            <wp:effectExtent l="0" t="0" r="0" b="3175"/>
+          <wp:inline distT="0" distB="0" distL="0" distR="0" wp14:anchorId="39012C91" wp14:editId="1C7E440F">
+            <wp:extent cx="5046562" cy="3248915"/>
+            <wp:effectExtent l="0" t="0" r="0" b="2540"/>
             <wp:docPr id="1867589635" name="Picture 26"/>
             <wp:cNvGraphicFramePr>
               <a:graphicFrameLocks xmlns:a="http://schemas.openxmlformats.org/drawingml/2006/main" noChangeAspect="1"/>
@@ -9721,7 +9804,7 @@
                     <pic:cNvPicPr/>
                   </pic:nvPicPr>
                   <pic:blipFill>
-                    <a:blip r:embed="rId42">
+                    <a:blip r:embed="rId42" cstate="print">
                       <a:extLst>
                         <a:ext uri="{28A0092B-C50C-407E-A947-70E740481C1C}">
                           <a14:useLocalDpi xmlns:a14="http://schemas.microsoft.com/office/drawing/2010/main" val="0"/>
@@ -9735,7 +9818,7 @@
                   <pic:spPr>
                     <a:xfrm>
                       <a:off x="0" y="0"/>
-                      <a:ext cx="6189345" cy="3984625"/>
+                      <a:ext cx="5096015" cy="3280752"/>
                     </a:xfrm>
                     <a:prstGeom prst="rect">
                       <a:avLst/>
@@ -9751,6 +9834,7 @@
     <w:p>
       <w:pPr>
         <w:pStyle w:val="Caption"/>
+        <w:ind w:left="0" w:firstLine="0"/>
       </w:pPr>
       <w:r>
         <w:t xml:space="preserve">Figure </w:t>
@@ -9776,8 +9860,46 @@
       <w:r>
         <w:t>.</w:t>
       </w:r>
-    </w:p>
-    <w:p/>
+      <w:r>
+        <w:t xml:space="preserve"> </w:t>
+      </w:r>
+      <w:r>
+        <w:t xml:space="preserve">Input and output of the non-inverting amplifier with no load </w:t>
+      </w:r>
+      <w:r>
+        <w:t xml:space="preserve">and a </w:t>
+      </w:r>
+      <w:r>
+        <w:t>50</w:t>
+      </w:r>
+      <w:r>
+        <w:t>m</w:t>
+      </w:r>
+      <w:r>
+        <w:t>Vpp</w:t>
+      </w:r>
+      <w:r>
+        <w:t xml:space="preserve"> input signal</w:t>
+      </w:r>
+      <w:r>
+        <w:t xml:space="preserve"> </w:t>
+      </w:r>
+      <w:r>
+        <w:t xml:space="preserve">and </w:t>
+      </w:r>
+      <w:r>
+        <w:t>with the 150µF filter capacitor and 100nF bypass capacitor connected to the power rails</w:t>
+      </w:r>
+      <w:r>
+        <w:t>. The output follows the input without visible</w:t>
+      </w:r>
+      <w:r>
+        <w:t xml:space="preserve"> </w:t>
+      </w:r>
+      <w:r>
+        <w:t>distortion.</w:t>
+      </w:r>
+    </w:p>
     <w:p>
       <w:pPr>
         <w:pStyle w:val="Heading2"/>

--- a/report_lab3.docx
+++ b/report_lab3.docx
@@ -3167,6 +3167,17 @@
       </w:r>
     </w:p>
     <w:p/>
+    <w:p>
+      <w:pPr>
+        <w:pStyle w:val="Heading2"/>
+      </w:pPr>
+      <w:r>
+        <w:t>Input offset voltage</w:t>
+      </w:r>
+    </w:p>
+    <w:p/>
+    <w:p/>
+    <w:p/>
     <w:p/>
     <w:p/>
     <w:p>
@@ -3487,6 +3498,7 @@
         <w:rPr>
           <w:lang w:val="en-US"/>
         </w:rPr>
+        <w:lastRenderedPageBreak/>
         <w:t>Sometimes using equations is necessary</w:t>
       </w:r>
       <w:r>
@@ -3969,7 +3981,6 @@
         <w:rPr>
           <w:noProof/>
         </w:rPr>
-        <w:lastRenderedPageBreak/>
         <w:drawing>
           <wp:inline distT="0" distB="0" distL="0" distR="0" wp14:anchorId="04ADC335" wp14:editId="3777AD4C">
             <wp:extent cx="4381641" cy="2690397"/>
@@ -9574,9 +9585,9 @@
           <w:noProof/>
         </w:rPr>
         <w:drawing>
-          <wp:inline distT="0" distB="0" distL="0" distR="0" wp14:anchorId="440F53BE" wp14:editId="59D77281">
-            <wp:extent cx="4981204" cy="3206839"/>
-            <wp:effectExtent l="0" t="0" r="0" b="0"/>
+          <wp:inline distT="0" distB="0" distL="0" distR="0" wp14:anchorId="440F53BE" wp14:editId="47B6CCC2">
+            <wp:extent cx="4617720" cy="2972833"/>
+            <wp:effectExtent l="0" t="0" r="5080" b="0"/>
             <wp:docPr id="906249422" name="Picture 23"/>
             <wp:cNvGraphicFramePr>
               <a:graphicFrameLocks xmlns:a="http://schemas.openxmlformats.org/drawingml/2006/main" noChangeAspect="1"/>
@@ -9603,7 +9614,7 @@
                   <pic:spPr>
                     <a:xfrm>
                       <a:off x="0" y="0"/>
-                      <a:ext cx="5003624" cy="3221273"/>
+                      <a:ext cx="4662960" cy="3001958"/>
                     </a:xfrm>
                     <a:prstGeom prst="rect">
                       <a:avLst/>
@@ -9669,19 +9680,22 @@
     </w:p>
     <w:p/>
     <w:p>
+      <w:r>
+        <w:t>The crossover distortion is not caused by the input stage, since the LM358 has no complementary NPN and PNP input pairs as found in dual-input rail-to-rail amplifiers. Instead, each input has a single composite darlington pair. Most of the distortion therefore originates in the output stage, where control passes between the Darlington pair that sources current and the PNP transistor connected to the output that sinks current to the load, as seen in Figure 31.</w:t>
+      </w:r>
+    </w:p>
+    <w:p/>
+    <w:p>
       <w:pPr>
         <w:keepNext/>
         <w:jc w:val="center"/>
       </w:pPr>
       <w:r>
-        <w:rPr>
-          <w:noProof/>
-        </w:rPr>
         <w:drawing>
-          <wp:inline distT="0" distB="0" distL="0" distR="0" wp14:anchorId="4F499D70" wp14:editId="71DD822A">
-            <wp:extent cx="4978400" cy="3205034"/>
-            <wp:effectExtent l="0" t="0" r="0" b="0"/>
-            <wp:docPr id="1045293125" name="Picture 24"/>
+          <wp:inline distT="0" distB="0" distL="0" distR="0" wp14:anchorId="6F6D6834" wp14:editId="7F915924">
+            <wp:extent cx="4070751" cy="2640330"/>
+            <wp:effectExtent l="0" t="0" r="6350" b="1270"/>
+            <wp:docPr id="1728756466" name="Picture 1"/>
             <wp:cNvGraphicFramePr>
               <a:graphicFrameLocks xmlns:a="http://schemas.openxmlformats.org/drawingml/2006/main" noChangeAspect="1"/>
             </wp:cNvGraphicFramePr>
@@ -9689,17 +9703,11 @@
               <a:graphicData uri="http://schemas.openxmlformats.org/drawingml/2006/picture">
                 <pic:pic xmlns:pic="http://schemas.openxmlformats.org/drawingml/2006/picture">
                   <pic:nvPicPr>
-                    <pic:cNvPr id="1045293125" name="Picture 1045293125"/>
+                    <pic:cNvPr id="1728756466" name=""/>
                     <pic:cNvPicPr/>
                   </pic:nvPicPr>
                   <pic:blipFill>
-                    <a:blip r:embed="rId41" cstate="print">
-                      <a:extLst>
-                        <a:ext uri="{28A0092B-C50C-407E-A947-70E740481C1C}">
-                          <a14:useLocalDpi xmlns:a14="http://schemas.microsoft.com/office/drawing/2010/main" val="0"/>
-                        </a:ext>
-                      </a:extLst>
-                    </a:blip>
+                    <a:blip r:embed="rId41"/>
                     <a:stretch>
                       <a:fillRect/>
                     </a:stretch>
@@ -9707,7 +9715,7 @@
                   <pic:spPr>
                     <a:xfrm>
                       <a:off x="0" y="0"/>
-                      <a:ext cx="5021296" cy="3232650"/>
+                      <a:ext cx="4148180" cy="2690551"/>
                     </a:xfrm>
                     <a:prstGeom prst="rect">
                       <a:avLst/>
@@ -9723,7 +9731,6 @@
     <w:p>
       <w:pPr>
         <w:pStyle w:val="Caption"/>
-        <w:ind w:left="0" w:firstLine="0"/>
       </w:pPr>
       <w:r>
         <w:t xml:space="preserve">Figure </w:t>
@@ -9741,43 +9748,30 @@
         <w:rPr>
           <w:noProof/>
         </w:rPr>
-        <w:t>29</w:t>
+        <w:t>31</w:t>
       </w:r>
       <w:r>
         <w:fldChar w:fldCharType="end"/>
       </w:r>
       <w:r>
+        <w:t xml:space="preserve">. Functional block diagram of LM358 </w:t>
+      </w:r>
+      <w:r>
+        <w:rPr>
+          <w:lang w:eastAsia="fi-FI"/>
+        </w:rPr>
+        <w:t>(Texas Instruments, 2024</w:t>
+      </w:r>
+      <w:r>
+        <w:rPr>
+          <w:lang w:eastAsia="fi-FI"/>
+        </w:rPr>
+        <w:t>)</w:t>
+      </w:r>
+      <w:r>
         <w:t>.</w:t>
       </w:r>
-      <w:r>
-        <w:t xml:space="preserve"> </w:t>
-      </w:r>
-      <w:r>
-        <w:t xml:space="preserve">Input and output of the non-inverting amplifier with a 100Ω load </w:t>
-      </w:r>
-      <w:r>
-        <w:t>and a 5</w:t>
-      </w:r>
-      <w:r>
-        <w:t>0</w:t>
-      </w:r>
-      <w:r>
-        <w:t>mV</w:t>
-      </w:r>
-      <w:r>
-        <w:t>pp</w:t>
-      </w:r>
-      <w:r>
-        <w:t xml:space="preserve"> input signal</w:t>
-      </w:r>
-      <w:r>
-        <w:t xml:space="preserve"> </w:t>
-      </w:r>
-      <w:r>
-        <w:t>and no capacitors connected to the power rails. The output is heavily distorted, with crossover distortion and clipped peaks.</w:t>
-      </w:r>
-    </w:p>
-    <w:p/>
+    </w:p>
     <w:p/>
     <w:p>
       <w:pPr>
@@ -9789,10 +9783,10 @@
           <w:noProof/>
         </w:rPr>
         <w:drawing>
-          <wp:inline distT="0" distB="0" distL="0" distR="0" wp14:anchorId="39012C91" wp14:editId="1C7E440F">
-            <wp:extent cx="5046562" cy="3248915"/>
-            <wp:effectExtent l="0" t="0" r="0" b="2540"/>
-            <wp:docPr id="1867589635" name="Picture 26"/>
+          <wp:inline distT="0" distB="0" distL="0" distR="0" wp14:anchorId="4F499D70" wp14:editId="34D0C232">
+            <wp:extent cx="4720590" cy="3039059"/>
+            <wp:effectExtent l="0" t="0" r="3810" b="0"/>
+            <wp:docPr id="1045293125" name="Picture 24"/>
             <wp:cNvGraphicFramePr>
               <a:graphicFrameLocks xmlns:a="http://schemas.openxmlformats.org/drawingml/2006/main" noChangeAspect="1"/>
             </wp:cNvGraphicFramePr>
@@ -9800,7 +9794,7 @@
               <a:graphicData uri="http://schemas.openxmlformats.org/drawingml/2006/picture">
                 <pic:pic xmlns:pic="http://schemas.openxmlformats.org/drawingml/2006/picture">
                   <pic:nvPicPr>
-                    <pic:cNvPr id="1867589635" name="Picture 1867589635"/>
+                    <pic:cNvPr id="1045293125" name="Picture 1045293125"/>
                     <pic:cNvPicPr/>
                   </pic:nvPicPr>
                   <pic:blipFill>
@@ -9818,7 +9812,7 @@
                   <pic:spPr>
                     <a:xfrm>
                       <a:off x="0" y="0"/>
-                      <a:ext cx="5096015" cy="3280752"/>
+                      <a:ext cx="4772205" cy="3072288"/>
                     </a:xfrm>
                     <a:prstGeom prst="rect">
                       <a:avLst/>
@@ -9852,6 +9846,134 @@
         <w:rPr>
           <w:noProof/>
         </w:rPr>
+        <w:t>29</w:t>
+      </w:r>
+      <w:r>
+        <w:fldChar w:fldCharType="end"/>
+      </w:r>
+      <w:r>
+        <w:t>.</w:t>
+      </w:r>
+      <w:r>
+        <w:t xml:space="preserve"> </w:t>
+      </w:r>
+      <w:r>
+        <w:t>Input and output of the non-inverting amplifier with a 100 Ω load and a 50 mV p-p input signal, with no capacitors connected to the power rails. The positive half-cycle of the output is almost completely lost (V</w:t>
+      </w:r>
+      <w:r>
+        <w:rPr>
+          <w:vertAlign w:val="subscript"/>
+        </w:rPr>
+        <w:t>OH</w:t>
+      </w:r>
+      <w:r>
+        <w:t xml:space="preserve"> stays close to 0V), while the negative half-cycle is reproduced with the expected amplitude</w:t>
+      </w:r>
+      <w:r>
+        <w:t>.</w:t>
+      </w:r>
+    </w:p>
+    <w:p/>
+    <w:p>
+      <w:r>
+        <w:t xml:space="preserve">When the filter and bypass capacitors are removed, the positive half-cycle of the output is lost while the negative half-cycle is still reproduced. The load and the input signal are unchanged from Figure 28, so the difference must be due to the supply. The positive half-cycle is sourced from the </w:t>
+      </w:r>
+      <w:r>
+        <w:t>V</w:t>
+      </w:r>
+      <w:r>
+        <w:t xml:space="preserve">+ rail, so the load current of up to about 25 mA must be delivered through the supply leads. </w:t>
+      </w:r>
+      <w:r>
+        <w:t>T</w:t>
+      </w:r>
+      <w:r>
+        <w:t>he resistance and inductance of the leads most likely prevent the rail from holding its voltage at the op-amp, and</w:t>
+      </w:r>
+      <w:r>
+        <w:t xml:space="preserve"> </w:t>
+      </w:r>
+      <w:r>
+        <w:t>also make the op-amp unstable, so the output cannot be driven positive</w:t>
+      </w:r>
+      <w:r>
+        <w:t>.</w:t>
+      </w:r>
+    </w:p>
+    <w:p/>
+    <w:p>
+      <w:pPr>
+        <w:keepNext/>
+        <w:jc w:val="center"/>
+      </w:pPr>
+      <w:r>
+        <w:rPr>
+          <w:noProof/>
+        </w:rPr>
+        <w:drawing>
+          <wp:inline distT="0" distB="0" distL="0" distR="0" wp14:anchorId="39012C91" wp14:editId="5C72A27F">
+            <wp:extent cx="4743450" cy="3053775"/>
+            <wp:effectExtent l="0" t="0" r="0" b="0"/>
+            <wp:docPr id="1867589635" name="Picture 26"/>
+            <wp:cNvGraphicFramePr>
+              <a:graphicFrameLocks xmlns:a="http://schemas.openxmlformats.org/drawingml/2006/main" noChangeAspect="1"/>
+            </wp:cNvGraphicFramePr>
+            <a:graphic xmlns:a="http://schemas.openxmlformats.org/drawingml/2006/main">
+              <a:graphicData uri="http://schemas.openxmlformats.org/drawingml/2006/picture">
+                <pic:pic xmlns:pic="http://schemas.openxmlformats.org/drawingml/2006/picture">
+                  <pic:nvPicPr>
+                    <pic:cNvPr id="1867589635" name="Picture 1867589635"/>
+                    <pic:cNvPicPr/>
+                  </pic:nvPicPr>
+                  <pic:blipFill>
+                    <a:blip r:embed="rId43" cstate="print">
+                      <a:extLst>
+                        <a:ext uri="{28A0092B-C50C-407E-A947-70E740481C1C}">
+                          <a14:useLocalDpi xmlns:a14="http://schemas.microsoft.com/office/drawing/2010/main" val="0"/>
+                        </a:ext>
+                      </a:extLst>
+                    </a:blip>
+                    <a:stretch>
+                      <a:fillRect/>
+                    </a:stretch>
+                  </pic:blipFill>
+                  <pic:spPr>
+                    <a:xfrm>
+                      <a:off x="0" y="0"/>
+                      <a:ext cx="4802592" cy="3091850"/>
+                    </a:xfrm>
+                    <a:prstGeom prst="rect">
+                      <a:avLst/>
+                    </a:prstGeom>
+                  </pic:spPr>
+                </pic:pic>
+              </a:graphicData>
+            </a:graphic>
+          </wp:inline>
+        </w:drawing>
+      </w:r>
+    </w:p>
+    <w:p>
+      <w:pPr>
+        <w:pStyle w:val="Caption"/>
+        <w:ind w:left="0" w:firstLine="0"/>
+      </w:pPr>
+      <w:r>
+        <w:t xml:space="preserve">Figure </w:t>
+      </w:r>
+      <w:r>
+        <w:fldChar w:fldCharType="begin"/>
+      </w:r>
+      <w:r>
+        <w:instrText xml:space="preserve"> SEQ Figure \* ARABIC </w:instrText>
+      </w:r>
+      <w:r>
+        <w:fldChar w:fldCharType="separate"/>
+      </w:r>
+      <w:r>
+        <w:rPr>
+          <w:noProof/>
+        </w:rPr>
         <w:t>30</w:t>
       </w:r>
       <w:r>
@@ -9900,6 +10022,18 @@
         <w:t>distortion.</w:t>
       </w:r>
     </w:p>
+    <w:p/>
+    <w:p>
+      <w:r>
+        <w:t xml:space="preserve">When the load is removed and no large current is drawn, the crossover distortion disappears </w:t>
+      </w:r>
+      <w:r>
+        <w:t xml:space="preserve">as seen in </w:t>
+      </w:r>
+      <w:r>
+        <w:t>Figure 30. With almost no output current to supply or reverse, the feedback loop can correct the small dead zone as the output stage passes through zero, so the output follows the input without visible distortion.</w:t>
+      </w:r>
+    </w:p>
     <w:p>
       <w:pPr>
         <w:pStyle w:val="Heading2"/>
@@ -9909,6 +10043,8 @@
       </w:r>
     </w:p>
     <w:p/>
+    <w:p/>
+    <w:p/>
     <w:p>
       <w:pPr>
         <w:pStyle w:val="Heading2"/>
@@ -10131,7 +10267,6 @@
         <w:rPr>
           <w:lang w:val="en-US"/>
         </w:rPr>
-        <w:lastRenderedPageBreak/>
         <w:t>The measurement results should b</w:t>
       </w:r>
       <w:r>
@@ -10504,6 +10639,7 @@
                 <w:sz w:val="20"/>
                 <w:szCs w:val="20"/>
               </w:rPr>
+              <w:lastRenderedPageBreak/>
               <w:t>Charge</w:t>
             </w:r>
             <w:proofErr w:type="spellEnd"/>
@@ -11900,7 +12036,6 @@
         <w:rPr>
           <w:noProof/>
         </w:rPr>
-        <w:lastRenderedPageBreak/>
         <mc:AlternateContent>
           <mc:Choice Requires="wps">
             <w:drawing>
@@ -12103,7 +12238,7 @@
                           </pic:cNvPicPr>
                         </pic:nvPicPr>
                         <pic:blipFill>
-                          <a:blip r:embed="rId43"/>
+                          <a:blip r:embed="rId44"/>
                           <a:stretch>
                             <a:fillRect/>
                           </a:stretch>
@@ -12132,7 +12267,7 @@
                           </pic:cNvPicPr>
                         </pic:nvPicPr>
                         <pic:blipFill>
-                          <a:blip r:embed="rId44"/>
+                          <a:blip r:embed="rId45"/>
                           <a:stretch>
                             <a:fillRect/>
                           </a:stretch>
@@ -12161,7 +12296,7 @@
                           </pic:cNvPicPr>
                         </pic:nvPicPr>
                         <pic:blipFill>
-                          <a:blip r:embed="rId45"/>
+                          <a:blip r:embed="rId46"/>
                           <a:stretch>
                             <a:fillRect/>
                           </a:stretch>
@@ -12190,7 +12325,7 @@
                           </pic:cNvPicPr>
                         </pic:nvPicPr>
                         <pic:blipFill>
-                          <a:blip r:embed="rId46"/>
+                          <a:blip r:embed="rId47"/>
                           <a:stretch>
                             <a:fillRect/>
                           </a:stretch>
@@ -12219,7 +12354,7 @@
                           </pic:cNvPicPr>
                         </pic:nvPicPr>
                         <pic:blipFill>
-                          <a:blip r:embed="rId47"/>
+                          <a:blip r:embed="rId48"/>
                           <a:stretch>
                             <a:fillRect/>
                           </a:stretch>
@@ -12269,19 +12404,19 @@
                   <o:lock v:ext="edit" aspectratio="t"/>
                 </v:shapetype>
                 <v:shape id="Picture 2" o:spid="_x0000_s1027" type="#_x0000_t75" style="position:absolute;width:22384;height:19252;visibility:visible;mso-wrap-style:square" o:gfxdata="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">
-                  <v:imagedata r:id="rId48" o:title=""/>
+                  <v:imagedata r:id="rId49" o:title=""/>
                 </v:shape>
                 <v:shape id="Picture 3" o:spid="_x0000_s1028" type="#_x0000_t75" style="position:absolute;left:23399;width:22385;height:19252;visibility:visible;mso-wrap-style:square" o:gfxdata="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">
-                  <v:imagedata r:id="rId49" o:title=""/>
+                  <v:imagedata r:id="rId50" o:title=""/>
                 </v:shape>
                 <v:shape id="Picture 4" o:spid="_x0000_s1029" type="#_x0000_t75" style="position:absolute;top:18071;width:22384;height:18417;visibility:visible;mso-wrap-style:square" o:gfxdata="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">
-                  <v:imagedata r:id="rId50" o:title=""/>
+                  <v:imagedata r:id="rId51" o:title=""/>
                 </v:shape>
                 <v:shape id="Picture 5" o:spid="_x0000_s1030" type="#_x0000_t75" style="position:absolute;left:22384;top:17653;width:23400;height:19253;visibility:visible;mso-wrap-style:square" o:gfxdata="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">
-                  <v:imagedata r:id="rId51" o:title=""/>
+                  <v:imagedata r:id="rId52" o:title=""/>
                 </v:shape>
                 <v:shape id="Picture 6" o:spid="_x0000_s1031" type="#_x0000_t75" style="position:absolute;left:11688;top:36756;width:22396;height:3494;visibility:visible;mso-wrap-style:square" o:gfxdata="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">
-                  <v:imagedata r:id="rId52" o:title=""/>
+                  <v:imagedata r:id="rId53" o:title=""/>
                 </v:shape>
                 <w10:wrap type="topAndBottom" anchory="page"/>
               </v:group>
@@ -12534,6 +12669,7 @@
         <w:rPr>
           <w:lang w:val="en-US"/>
         </w:rPr>
+        <w:lastRenderedPageBreak/>
         <w:t>”</w:t>
       </w:r>
       <w:r>
@@ -12871,14 +13007,7 @@
         <w:rPr>
           <w:lang w:val="en-US"/>
         </w:rPr>
-        <w:t xml:space="preserve"> The </w:t>
-      </w:r>
-      <w:r>
-        <w:rPr>
-          <w:lang w:val="en-US"/>
-        </w:rPr>
-        <w:lastRenderedPageBreak/>
-        <w:t>charger is specified to have output voltage between 45.5 and 5.5 V. According to our measurements, this specification is fulfilled.</w:t>
+        <w:t xml:space="preserve"> The charger is specified to have output voltage between 45.5 and 5.5 V. According to our measurements, this specification is fulfilled.</w:t>
       </w:r>
       <w:r>
         <w:rPr>
@@ -13006,7 +13135,7 @@
         </w:rPr>
         <w:t xml:space="preserve"> Available </w:t>
       </w:r>
-      <w:hyperlink r:id="rId53" w:history="1">
+      <w:hyperlink r:id="rId54" w:history="1">
         <w:r>
           <w:rPr>
             <w:rStyle w:val="Hyperlink"/>
@@ -13100,7 +13229,7 @@
         </w:rPr>
         <w:t xml:space="preserve">. Dallas, TX: Texas Instruments. Available at: </w:t>
       </w:r>
-      <w:hyperlink r:id="rId54" w:history="1">
+      <w:hyperlink r:id="rId55" w:history="1">
         <w:r>
           <w:rPr>
             <w:rStyle w:val="Hyperlink"/>
@@ -13188,7 +13317,7 @@
       <w:r>
         <w:t xml:space="preserve">Available at: </w:t>
       </w:r>
-      <w:hyperlink r:id="rId55" w:history="1">
+      <w:hyperlink r:id="rId56" w:history="1">
         <w:r>
           <w:rPr>
             <w:rStyle w:val="Hyperlink"/>
@@ -13298,7 +13427,7 @@
       <w:r>
         <w:t xml:space="preserve">Available at: </w:t>
       </w:r>
-      <w:hyperlink r:id="rId56" w:tgtFrame="_blank" w:history="1">
+      <w:hyperlink r:id="rId57" w:tgtFrame="_blank" w:history="1">
         <w:r>
           <w:rPr>
             <w:rStyle w:val="Hyperlink"/>
@@ -13424,6 +13553,7 @@
         <w:rPr>
           <w:lang w:val="en-US"/>
         </w:rPr>
+        <w:lastRenderedPageBreak/>
         <w:t>Note, that “Appendix” does n</w:t>
       </w:r>
       <w:r>
@@ -13532,10 +13662,10 @@
       </w:pPr>
     </w:p>
     <w:sectPr>
-      <w:headerReference w:type="default" r:id="rId57"/>
-      <w:footerReference w:type="default" r:id="rId58"/>
-      <w:headerReference w:type="first" r:id="rId59"/>
-      <w:footerReference w:type="first" r:id="rId60"/>
+      <w:headerReference w:type="default" r:id="rId58"/>
+      <w:footerReference w:type="default" r:id="rId59"/>
+      <w:headerReference w:type="first" r:id="rId60"/>
+      <w:footerReference w:type="first" r:id="rId61"/>
       <w:type w:val="continuous"/>
       <w:pgSz w:w="11907" w:h="16840" w:code="9"/>
       <w:pgMar w:top="1440" w:right="1080" w:bottom="1440" w:left="1080" w:header="708" w:footer="708" w:gutter="0"/>

--- a/report_lab3.docx
+++ b/report_lab3.docx
@@ -3166,19 +3166,369 @@
         <w:t>capacitor is therefore added in parallel to keep the supply impedance low at these frequencies, so that the circuit can operate properly across the whole frequency range.</w:t>
       </w:r>
     </w:p>
+    <w:p>
+      <w:pPr>
+        <w:pStyle w:val="Heading2"/>
+      </w:pPr>
+      <w:r>
+        <w:t xml:space="preserve">Input offset voltage </w:t>
+      </w:r>
+    </w:p>
     <w:p/>
     <w:p>
-      <w:pPr>
-        <w:pStyle w:val="Heading2"/>
-      </w:pPr>
-      <w:r>
-        <w:t>Input offset voltage</w:t>
-      </w:r>
+      <w:r>
+        <w:t>The input offset voltage is modeled as a small DC voltage source in series with one of the op-amp’s input terminals, as shown in Figure 9. In the unity-gain case (Figure 9a), the output offset is roughly equal to V</w:t>
+      </w:r>
+      <w:r>
+        <w:rPr>
+          <w:vertAlign w:val="subscript"/>
+        </w:rPr>
+        <w:t>OS</w:t>
+      </w:r>
+      <w:r>
+        <w:t>,</w:t>
+      </w:r>
+      <w:r>
+        <w:t xml:space="preserve"> so the output stays very close to midsupply. In the high-gain case (Figure 9b), the offset is multiplied by the closed-loop gain, so a few millivolts of V</w:t>
+      </w:r>
+      <w:r>
+        <w:rPr>
+          <w:vertAlign w:val="subscript"/>
+        </w:rPr>
+        <w:t>OS</w:t>
+      </w:r>
+      <w:r>
+        <w:t xml:space="preserve"> can produce an output error of several volts. To move the output by this amount, a small extra differential voltage is needed at the input, determined by the open-loop gain. Treating the finite open-loop gain as an offset voltage that changes with the output voltage gives an intuitive way to estimate this error (Trump, 2017, p. 8).</w:t>
+      </w:r>
+    </w:p>
+    <w:p/>
+    <w:p>
+      <w:pPr>
+        <w:keepNext/>
+        <w:jc w:val="center"/>
+      </w:pPr>
+      <w:r>
+        <w:drawing>
+          <wp:inline distT="0" distB="0" distL="0" distR="0" wp14:anchorId="624F28EC" wp14:editId="49276CFF">
+            <wp:extent cx="5676900" cy="1524000"/>
+            <wp:effectExtent l="0" t="0" r="0" b="0"/>
+            <wp:docPr id="365185570" name="Picture 1"/>
+            <wp:cNvGraphicFramePr>
+              <a:graphicFrameLocks xmlns:a="http://schemas.openxmlformats.org/drawingml/2006/main" noChangeAspect="1"/>
+            </wp:cNvGraphicFramePr>
+            <a:graphic xmlns:a="http://schemas.openxmlformats.org/drawingml/2006/main">
+              <a:graphicData uri="http://schemas.openxmlformats.org/drawingml/2006/picture">
+                <pic:pic xmlns:pic="http://schemas.openxmlformats.org/drawingml/2006/picture">
+                  <pic:nvPicPr>
+                    <pic:cNvPr id="365185570" name=""/>
+                    <pic:cNvPicPr/>
+                  </pic:nvPicPr>
+                  <pic:blipFill>
+                    <a:blip r:embed="rId19"/>
+                    <a:stretch>
+                      <a:fillRect/>
+                    </a:stretch>
+                  </pic:blipFill>
+                  <pic:spPr>
+                    <a:xfrm>
+                      <a:off x="0" y="0"/>
+                      <a:ext cx="5676900" cy="1524000"/>
+                    </a:xfrm>
+                    <a:prstGeom prst="rect">
+                      <a:avLst/>
+                    </a:prstGeom>
+                  </pic:spPr>
+                </pic:pic>
+              </a:graphicData>
+            </a:graphic>
+          </wp:inline>
+        </w:drawing>
+      </w:r>
+    </w:p>
+    <w:p>
+      <w:pPr>
+        <w:pStyle w:val="Caption"/>
+        <w:rPr>
+          <w:lang w:val="en-US"/>
+        </w:rPr>
+      </w:pPr>
+      <w:r>
+        <w:t xml:space="preserve">Figure </w:t>
+      </w:r>
+      <w:r>
+        <w:fldChar w:fldCharType="begin"/>
+      </w:r>
+      <w:r>
+        <w:instrText xml:space="preserve"> SEQ Figure \* ARABIC </w:instrText>
+      </w:r>
+      <w:r>
+        <w:fldChar w:fldCharType="separate"/>
+      </w:r>
+      <w:r>
+        <w:rPr>
+          <w:noProof/>
+        </w:rPr>
+        <w:t>9</w:t>
+      </w:r>
+      <w:r>
+        <w:fldChar w:fldCharType="end"/>
+      </w:r>
+      <w:r>
+        <w:t>.</w:t>
+      </w:r>
+      <w:r>
+        <w:t xml:space="preserve"> </w:t>
+      </w:r>
+      <w:r>
+        <w:t>Output offset voltage where G = 1 V/V (a) and G = 1,000 V/V (b)</w:t>
+      </w:r>
+      <w:r>
+        <w:rPr>
+          <w:sz w:val="24"/>
+          <w:lang w:val="en-US"/>
+        </w:rPr>
+        <w:t xml:space="preserve"> </w:t>
+      </w:r>
+      <w:r>
+        <w:rPr>
+          <w:lang w:val="en-US"/>
+        </w:rPr>
+        <w:t>(Trump, 2017, p.8).</w:t>
+      </w:r>
+    </w:p>
+    <w:p>
+      <w:pPr>
+        <w:rPr>
+          <w:lang w:val="en-US"/>
+        </w:rPr>
+      </w:pPr>
+    </w:p>
+    <w:p>
+      <w:pPr>
+        <w:rPr>
+          <w:lang w:val="en-US"/>
+        </w:rPr>
+      </w:pPr>
+      <w:r>
+        <w:rPr>
+          <w:lang w:val="en-US"/>
+        </w:rPr>
+        <w:t>The offset voltage can then be calculated as:</w:t>
+      </w:r>
+    </w:p>
+    <w:p/>
+    <w:p>
+      <m:oMathPara>
+        <m:oMath>
+          <m:r>
+            <m:rPr>
+              <m:sty m:val="p"/>
+            </m:rPr>
+            <w:rPr>
+              <w:rFonts w:ascii="Cambria Math" w:hAnsi="Cambria Math"/>
+            </w:rPr>
+            <m:t>Δ</m:t>
+          </m:r>
+          <m:sSub>
+            <m:sSubPr>
+              <m:ctrlPr>
+                <w:rPr>
+                  <w:rFonts w:ascii="Cambria Math" w:hAnsi="Cambria Math"/>
+                </w:rPr>
+              </m:ctrlPr>
+            </m:sSubPr>
+            <m:e>
+              <m:r>
+                <w:rPr>
+                  <w:rFonts w:ascii="Cambria Math" w:hAnsi="Cambria Math"/>
+                </w:rPr>
+                <m:t>V</m:t>
+              </m:r>
+            </m:e>
+            <m:sub>
+              <m:r>
+                <m:rPr>
+                  <m:nor/>
+                </m:rPr>
+                <w:rPr>
+                  <w:rFonts w:ascii="Cambria Math" w:hAnsi="Cambria Math"/>
+                </w:rPr>
+                <m:t>OS</m:t>
+              </m:r>
+            </m:sub>
+          </m:sSub>
+          <m:r>
+            <w:rPr>
+              <w:rFonts w:ascii="Cambria Math" w:hAnsi="Cambria Math"/>
+            </w:rPr>
+            <m:t>=</m:t>
+          </m:r>
+          <m:f>
+            <m:fPr>
+              <m:ctrlPr>
+                <w:rPr>
+                  <w:rFonts w:ascii="Cambria Math" w:hAnsi="Cambria Math"/>
+                </w:rPr>
+              </m:ctrlPr>
+            </m:fPr>
+            <m:num>
+              <m:r>
+                <m:rPr>
+                  <m:sty m:val="p"/>
+                </m:rPr>
+                <w:rPr>
+                  <w:rFonts w:ascii="Cambria Math" w:hAnsi="Cambria Math"/>
+                </w:rPr>
+                <m:t>Δ</m:t>
+              </m:r>
+              <m:sSub>
+                <m:sSubPr>
+                  <m:ctrlPr>
+                    <w:rPr>
+                      <w:rFonts w:ascii="Cambria Math" w:hAnsi="Cambria Math"/>
+                    </w:rPr>
+                  </m:ctrlPr>
+                </m:sSubPr>
+                <m:e>
+                  <m:r>
+                    <w:rPr>
+                      <w:rFonts w:ascii="Cambria Math" w:hAnsi="Cambria Math"/>
+                    </w:rPr>
+                    <m:t>V</m:t>
+                  </m:r>
+                </m:e>
+                <m:sub>
+                  <m:r>
+                    <m:rPr>
+                      <m:nor/>
+                    </m:rPr>
+                    <w:rPr>
+                      <w:rFonts w:ascii="Cambria Math" w:hAnsi="Cambria Math"/>
+                    </w:rPr>
+                    <m:t>OUT</m:t>
+                  </m:r>
+                </m:sub>
+              </m:sSub>
+            </m:num>
+            <m:den>
+              <m:sSub>
+                <m:sSubPr>
+                  <m:ctrlPr>
+                    <w:rPr>
+                      <w:rFonts w:ascii="Cambria Math" w:hAnsi="Cambria Math"/>
+                    </w:rPr>
+                  </m:ctrlPr>
+                </m:sSubPr>
+                <m:e>
+                  <m:r>
+                    <w:rPr>
+                      <w:rFonts w:ascii="Cambria Math" w:hAnsi="Cambria Math"/>
+                    </w:rPr>
+                    <m:t>A</m:t>
+                  </m:r>
+                </m:e>
+                <m:sub>
+                  <m:r>
+                    <m:rPr>
+                      <m:nor/>
+                    </m:rPr>
+                    <w:rPr>
+                      <w:rFonts w:ascii="Cambria Math" w:hAnsi="Cambria Math"/>
+                    </w:rPr>
+                    <m:t>OL</m:t>
+                  </m:r>
+                </m:sub>
+              </m:sSub>
+            </m:den>
+          </m:f>
+        </m:oMath>
+      </m:oMathPara>
     </w:p>
     <w:p/>
     <w:p/>
+    <w:p>
+      <w:r>
+        <w:lastRenderedPageBreak/>
+        <w:t xml:space="preserve">To estimate the input offset voltage of the LM358, a non-inverting amplifier with a gain of 100 (40dB) was used, as shown in Figure 10. The input was grounded, so that any DC voltage at the output is due to the offset voltage of the op-amp, multiplied by the closed-loop gain of the circuit. </w:t>
+      </w:r>
+    </w:p>
     <w:p/>
-    <w:p/>
+    <w:p>
+      <w:pPr>
+        <w:keepNext/>
+        <w:jc w:val="center"/>
+      </w:pPr>
+      <w:r>
+        <w:drawing>
+          <wp:inline distT="0" distB="0" distL="0" distR="0" wp14:anchorId="06B2909C" wp14:editId="58CC29C2">
+            <wp:extent cx="3561348" cy="2502986"/>
+            <wp:effectExtent l="0" t="0" r="0" b="0"/>
+            <wp:docPr id="331180240" name="Picture 1"/>
+            <wp:cNvGraphicFramePr>
+              <a:graphicFrameLocks xmlns:a="http://schemas.openxmlformats.org/drawingml/2006/main" noChangeAspect="1"/>
+            </wp:cNvGraphicFramePr>
+            <a:graphic xmlns:a="http://schemas.openxmlformats.org/drawingml/2006/main">
+              <a:graphicData uri="http://schemas.openxmlformats.org/drawingml/2006/picture">
+                <pic:pic xmlns:pic="http://schemas.openxmlformats.org/drawingml/2006/picture">
+                  <pic:nvPicPr>
+                    <pic:cNvPr id="331180240" name=""/>
+                    <pic:cNvPicPr/>
+                  </pic:nvPicPr>
+                  <pic:blipFill>
+                    <a:blip r:embed="rId20"/>
+                    <a:stretch>
+                      <a:fillRect/>
+                    </a:stretch>
+                  </pic:blipFill>
+                  <pic:spPr>
+                    <a:xfrm>
+                      <a:off x="0" y="0"/>
+                      <a:ext cx="3605480" cy="2534003"/>
+                    </a:xfrm>
+                    <a:prstGeom prst="rect">
+                      <a:avLst/>
+                    </a:prstGeom>
+                  </pic:spPr>
+                </pic:pic>
+              </a:graphicData>
+            </a:graphic>
+          </wp:inline>
+        </w:drawing>
+      </w:r>
+    </w:p>
+    <w:p>
+      <w:pPr>
+        <w:pStyle w:val="Caption"/>
+        <w:ind w:left="0" w:firstLine="0"/>
+      </w:pPr>
+      <w:r>
+        <w:t xml:space="preserve">Figure </w:t>
+      </w:r>
+      <w:r>
+        <w:fldChar w:fldCharType="begin"/>
+      </w:r>
+      <w:r>
+        <w:instrText xml:space="preserve"> SEQ Figure \* ARABIC </w:instrText>
+      </w:r>
+      <w:r>
+        <w:fldChar w:fldCharType="separate"/>
+      </w:r>
+      <w:r>
+        <w:rPr>
+          <w:noProof/>
+        </w:rPr>
+        <w:t>10</w:t>
+      </w:r>
+      <w:r>
+        <w:fldChar w:fldCharType="end"/>
+      </w:r>
+      <w:r>
+        <w:t xml:space="preserve">. </w:t>
+      </w:r>
+      <w:r>
+        <w:t>Circuit used to determine the input offset voltage. An LM358 non-inverting amplifier with a gain of about 100 (40 dB), powered from ±10 V supplies, with the non-inverting input grounded.</w:t>
+      </w:r>
+    </w:p>
     <w:p/>
     <w:p>
       <w:pPr>
@@ -3318,7 +3668,7 @@
                     <pic:cNvPicPr/>
                   </pic:nvPicPr>
                   <pic:blipFill>
-                    <a:blip r:embed="rId19" cstate="print">
+                    <a:blip r:embed="rId21" cstate="print">
                       <a:extLst>
                         <a:ext uri="{28A0092B-C50C-407E-A947-70E740481C1C}">
                           <a14:useLocalDpi xmlns:a14="http://schemas.microsoft.com/office/drawing/2010/main" val="0"/>
@@ -3498,7 +3848,6 @@
         <w:rPr>
           <w:lang w:val="en-US"/>
         </w:rPr>
-        <w:lastRenderedPageBreak/>
         <w:t>Sometimes using equations is necessary</w:t>
       </w:r>
       <w:r>
@@ -3981,6 +4330,7 @@
         <w:rPr>
           <w:noProof/>
         </w:rPr>
+        <w:lastRenderedPageBreak/>
         <w:drawing>
           <wp:inline distT="0" distB="0" distL="0" distR="0" wp14:anchorId="04ADC335" wp14:editId="3777AD4C">
             <wp:extent cx="4381641" cy="2690397"/>
@@ -3997,7 +4347,7 @@
                     <pic:cNvPicPr/>
                   </pic:nvPicPr>
                   <pic:blipFill rotWithShape="1">
-                    <a:blip r:embed="rId20" cstate="print">
+                    <a:blip r:embed="rId22" cstate="print">
                       <a:extLst>
                         <a:ext uri="{28A0092B-C50C-407E-A947-70E740481C1C}">
                           <a14:useLocalDpi xmlns:a14="http://schemas.microsoft.com/office/drawing/2010/main" val="0"/>
@@ -4390,7 +4740,7 @@
                     <pic:cNvPicPr/>
                   </pic:nvPicPr>
                   <pic:blipFill>
-                    <a:blip r:embed="rId21"/>
+                    <a:blip r:embed="rId23"/>
                     <a:stretch>
                       <a:fillRect/>
                     </a:stretch>
@@ -4442,7 +4792,7 @@
           <w:noProof/>
           <w:lang w:val="en-US"/>
         </w:rPr>
-        <w:t>9</w:t>
+        <w:t>11</w:t>
       </w:r>
       <w:r>
         <w:fldChar w:fldCharType="end"/>
@@ -4581,261 +4931,6 @@
                 <pic:pic xmlns:pic="http://schemas.openxmlformats.org/drawingml/2006/picture">
                   <pic:nvPicPr>
                     <pic:cNvPr id="202929633" name="Picture 202929633"/>
-                    <pic:cNvPicPr/>
-                  </pic:nvPicPr>
-                  <pic:blipFill>
-                    <a:blip r:embed="rId22"/>
-                    <a:stretch>
-                      <a:fillRect/>
-                    </a:stretch>
-                  </pic:blipFill>
-                  <pic:spPr>
-                    <a:xfrm>
-                      <a:off x="0" y="0"/>
-                      <a:ext cx="6189345" cy="1899285"/>
-                    </a:xfrm>
-                    <a:prstGeom prst="rect">
-                      <a:avLst/>
-                    </a:prstGeom>
-                  </pic:spPr>
-                </pic:pic>
-              </a:graphicData>
-            </a:graphic>
-          </wp:inline>
-        </w:drawing>
-      </w:r>
-    </w:p>
-    <w:p>
-      <w:pPr>
-        <w:pStyle w:val="Caption"/>
-        <w:ind w:left="0" w:firstLine="0"/>
-        <w:rPr>
-          <w:lang w:val="en-US"/>
-        </w:rPr>
-      </w:pPr>
-      <w:r>
-        <w:rPr>
-          <w:lang w:val="en-US"/>
-        </w:rPr>
-        <w:t xml:space="preserve">Figure </w:t>
-      </w:r>
-      <w:r>
-        <w:fldChar w:fldCharType="begin"/>
-      </w:r>
-      <w:r>
-        <w:rPr>
-          <w:lang w:val="en-US"/>
-        </w:rPr>
-        <w:instrText xml:space="preserve"> SEQ Figure \* ARABIC </w:instrText>
-      </w:r>
-      <w:r>
-        <w:fldChar w:fldCharType="separate"/>
-      </w:r>
-      <w:r>
-        <w:rPr>
-          <w:noProof/>
-          <w:lang w:val="en-US"/>
-        </w:rPr>
-        <w:t>10</w:t>
-      </w:r>
-      <w:r>
-        <w:fldChar w:fldCharType="end"/>
-      </w:r>
-      <w:r>
-        <w:rPr>
-          <w:lang w:val="en-US"/>
-        </w:rPr>
-        <w:t xml:space="preserve">. </w:t>
-      </w:r>
-      <w:r>
-        <w:rPr>
-          <w:lang w:val="en-US"/>
-        </w:rPr>
-        <w:t xml:space="preserve">Measured small-signal frequency response of the LM358 voltage follower </w:t>
-      </w:r>
-      <w:r>
-        <w:rPr>
-          <w:lang w:val="en-US"/>
-        </w:rPr>
-        <w:t>(Av = 1, 0dB)</w:t>
-      </w:r>
-      <w:r>
-        <w:rPr>
-          <w:lang w:val="en-US"/>
-        </w:rPr>
-        <w:t xml:space="preserve"> </w:t>
-      </w:r>
-      <w:r>
-        <w:rPr>
-          <w:lang w:val="en-US"/>
-        </w:rPr>
-        <w:t xml:space="preserve">from 100Hz to 24.83MHz obtained in the laboratory. The low-frequency passband confirms unity gain (0dB) up to 50kHz, with the experimental -3dB cutoff occurring at approximately </w:t>
-      </w:r>
-      <w:r>
-        <w:rPr>
-          <w:lang w:val="en-US"/>
-        </w:rPr>
-        <w:t>84.14</w:t>
-      </w:r>
-      <w:r>
-        <w:rPr>
-          <w:lang w:val="en-US"/>
-        </w:rPr>
-        <w:t>kHz. A standard -20dB/decade roll-off is maintained up to 2 MHz (-32 dB</w:t>
-      </w:r>
-      <w:r>
-        <w:rPr>
-          <w:lang w:val="en-US"/>
-        </w:rPr>
-        <w:t>).</w:t>
-      </w:r>
-    </w:p>
-    <w:p>
-      <w:pPr>
-        <w:rPr>
-          <w:lang w:val="en-US"/>
-        </w:rPr>
-      </w:pPr>
-    </w:p>
-    <w:p>
-      <w:pPr>
-        <w:keepNext/>
-      </w:pPr>
-      <w:r>
-        <w:rPr>
-          <w:noProof/>
-        </w:rPr>
-        <w:drawing>
-          <wp:inline distT="0" distB="0" distL="0" distR="0" wp14:anchorId="799A7238" wp14:editId="351CBD77">
-            <wp:extent cx="6189345" cy="1905635"/>
-            <wp:effectExtent l="0" t="0" r="0" b="0"/>
-            <wp:docPr id="201516813" name="Picture 7"/>
-            <wp:cNvGraphicFramePr>
-              <a:graphicFrameLocks xmlns:a="http://schemas.openxmlformats.org/drawingml/2006/main" noChangeAspect="1"/>
-            </wp:cNvGraphicFramePr>
-            <a:graphic xmlns:a="http://schemas.openxmlformats.org/drawingml/2006/main">
-              <a:graphicData uri="http://schemas.openxmlformats.org/drawingml/2006/picture">
-                <pic:pic xmlns:pic="http://schemas.openxmlformats.org/drawingml/2006/picture">
-                  <pic:nvPicPr>
-                    <pic:cNvPr id="201516813" name="Picture 201516813"/>
-                    <pic:cNvPicPr/>
-                  </pic:nvPicPr>
-                  <pic:blipFill>
-                    <a:blip r:embed="rId23"/>
-                    <a:stretch>
-                      <a:fillRect/>
-                    </a:stretch>
-                  </pic:blipFill>
-                  <pic:spPr>
-                    <a:xfrm>
-                      <a:off x="0" y="0"/>
-                      <a:ext cx="6189345" cy="1905635"/>
-                    </a:xfrm>
-                    <a:prstGeom prst="rect">
-                      <a:avLst/>
-                    </a:prstGeom>
-                  </pic:spPr>
-                </pic:pic>
-              </a:graphicData>
-            </a:graphic>
-          </wp:inline>
-        </w:drawing>
-      </w:r>
-    </w:p>
-    <w:p>
-      <w:pPr>
-        <w:pStyle w:val="Caption"/>
-        <w:ind w:left="0" w:firstLine="0"/>
-        <w:rPr>
-          <w:lang w:val="en-US"/>
-        </w:rPr>
-      </w:pPr>
-      <w:r>
-        <w:rPr>
-          <w:lang w:val="en-US"/>
-        </w:rPr>
-        <w:t xml:space="preserve">Figure </w:t>
-      </w:r>
-      <w:r>
-        <w:fldChar w:fldCharType="begin"/>
-      </w:r>
-      <w:r>
-        <w:rPr>
-          <w:lang w:val="en-US"/>
-        </w:rPr>
-        <w:instrText xml:space="preserve"> SEQ Figure \* ARABIC </w:instrText>
-      </w:r>
-      <w:r>
-        <w:fldChar w:fldCharType="separate"/>
-      </w:r>
-      <w:r>
-        <w:rPr>
-          <w:noProof/>
-          <w:lang w:val="en-US"/>
-        </w:rPr>
-        <w:t>11</w:t>
-      </w:r>
-      <w:r>
-        <w:fldChar w:fldCharType="end"/>
-      </w:r>
-      <w:r>
-        <w:rPr>
-          <w:lang w:val="en-US"/>
-        </w:rPr>
-        <w:t xml:space="preserve">. </w:t>
-      </w:r>
-      <w:r>
-        <w:t xml:space="preserve">Simulated small-signal frequency response of the LM358 inverting operational amplifier with unity gain (Av = -1, 0dB) in LTSpice from 10 Hz to 10 MHz. The passband gain is 0dB with an initial phase shift of 180°. </w:t>
-      </w:r>
-      <w:r>
-        <w:t>T</w:t>
-      </w:r>
-      <w:r>
-        <w:t xml:space="preserve">he -3dB bandwidth is approximately </w:t>
-      </w:r>
-      <w:r>
-        <w:rPr>
-          <w:lang w:val="en-US"/>
-        </w:rPr>
-        <w:t>675</w:t>
-      </w:r>
-      <w:r>
-        <w:t>kHz. High-frequency attenuation settles near -16.5dB</w:t>
-      </w:r>
-      <w:r>
-        <w:t>.</w:t>
-      </w:r>
-    </w:p>
-    <w:p>
-      <w:pPr>
-        <w:rPr>
-          <w:lang w:val="en-US"/>
-        </w:rPr>
-      </w:pPr>
-    </w:p>
-    <w:p>
-      <w:pPr>
-        <w:keepNext/>
-      </w:pPr>
-      <w:r>
-        <w:rPr>
-          <w:noProof/>
-          <w:lang w:val="en-US"/>
-        </w:rPr>
-        <w:lastRenderedPageBreak/>
-        <w:drawing>
-          <wp:inline distT="0" distB="0" distL="0" distR="0" wp14:anchorId="0D156E4B" wp14:editId="006CB1CA">
-            <wp:extent cx="6189345" cy="1899285"/>
-            <wp:effectExtent l="0" t="0" r="0" b="5715"/>
-            <wp:docPr id="1562323562" name="Picture 11"/>
-            <wp:cNvGraphicFramePr>
-              <a:graphicFrameLocks xmlns:a="http://schemas.openxmlformats.org/drawingml/2006/main" noChangeAspect="1"/>
-            </wp:cNvGraphicFramePr>
-            <a:graphic xmlns:a="http://schemas.openxmlformats.org/drawingml/2006/main">
-              <a:graphicData uri="http://schemas.openxmlformats.org/drawingml/2006/picture">
-                <pic:pic xmlns:pic="http://schemas.openxmlformats.org/drawingml/2006/picture">
-                  <pic:nvPicPr>
-                    <pic:cNvPr id="1562323562" name="Picture 1562323562"/>
                     <pic:cNvPicPr/>
                   </pic:nvPicPr>
                   <pic:blipFill>
@@ -4903,52 +4998,46 @@
         <w:t xml:space="preserve">. </w:t>
       </w:r>
       <w:r>
-        <w:t>Measured small-signal frequency response of the LM358 inverting amplifier with unity gain (Av = -1, 0dB)</w:t>
-      </w:r>
-      <w:r>
+        <w:rPr>
+          <w:lang w:val="en-US"/>
+        </w:rPr>
+        <w:t xml:space="preserve">Measured small-signal frequency response of the LM358 voltage follower </w:t>
+      </w:r>
+      <w:r>
+        <w:rPr>
+          <w:lang w:val="en-US"/>
+        </w:rPr>
+        <w:t>(Av = 1, 0dB)</w:t>
+      </w:r>
+      <w:r>
+        <w:rPr>
+          <w:lang w:val="en-US"/>
+        </w:rPr>
         <w:t xml:space="preserve"> </w:t>
       </w:r>
       <w:r>
-        <w:t>from 100Hz to 24.83MHz. The passband exhibits 0</w:t>
-      </w:r>
-      <w:r>
-        <w:t xml:space="preserve"> </w:t>
-      </w:r>
-      <w:r>
-        <w:t xml:space="preserve">dB gain up to 20kHz, with the -3dB </w:t>
-      </w:r>
-      <w:r>
-        <w:rPr>
-          <w:lang w:val="en-US"/>
-        </w:rPr>
-        <w:t>cutoff</w:t>
-      </w:r>
-      <w:r>
-        <w:t xml:space="preserve"> observed at </w:t>
-      </w:r>
-      <w:r>
-        <w:t>28.18</w:t>
-      </w:r>
-      <w:r>
-        <w:t>kHz. A localized gain dip to -4.5dB occurs at 40kHz followed by a rebound to -2dB at 70kHz and progressive roll-off</w:t>
-      </w:r>
-      <w:r>
-        <w:t xml:space="preserve">. </w:t>
-      </w:r>
-      <w:r>
-        <w:t xml:space="preserve">Phase starts at 180° (with </w:t>
-      </w:r>
-      <w:r>
-        <w:t>instrument artifacting</w:t>
-      </w:r>
-      <w:r>
-        <w:t xml:space="preserve"> at low frequencies) and trends toward 0°</w:t>
-      </w:r>
-      <w:r>
-        <w:rPr>
-          <w:lang w:val="en-US"/>
-        </w:rPr>
-        <w:t>.</w:t>
+        <w:rPr>
+          <w:lang w:val="en-US"/>
+        </w:rPr>
+        <w:t xml:space="preserve">from 100Hz to 24.83MHz obtained in the laboratory. The low-frequency passband confirms unity gain (0dB) up to 50kHz, with the experimental -3dB cutoff occurring at approximately </w:t>
+      </w:r>
+      <w:r>
+        <w:rPr>
+          <w:lang w:val="en-US"/>
+        </w:rPr>
+        <w:t>84.14</w:t>
+      </w:r>
+      <w:r>
+        <w:rPr>
+          <w:lang w:val="en-US"/>
+        </w:rPr>
+        <w:t>kHz. A standard -20dB/decade roll-off is maintained up to 2 MHz (-32 dB</w:t>
+      </w:r>
+      <w:r>
+        <w:rPr>
+          <w:lang w:val="en-US"/>
+        </w:rPr>
+        <w:t>).</w:t>
       </w:r>
     </w:p>
     <w:p>
@@ -4967,10 +5056,10 @@
           <w:noProof/>
         </w:rPr>
         <w:drawing>
-          <wp:inline distT="0" distB="0" distL="0" distR="0" wp14:anchorId="2A9D4018" wp14:editId="6DB0A598">
-            <wp:extent cx="6189345" cy="1899285"/>
-            <wp:effectExtent l="0" t="0" r="0" b="5715"/>
-            <wp:docPr id="406557912" name="Picture 8"/>
+          <wp:inline distT="0" distB="0" distL="0" distR="0" wp14:anchorId="799A7238" wp14:editId="351CBD77">
+            <wp:extent cx="6189345" cy="1905635"/>
+            <wp:effectExtent l="0" t="0" r="0" b="0"/>
+            <wp:docPr id="201516813" name="Picture 7"/>
             <wp:cNvGraphicFramePr>
               <a:graphicFrameLocks xmlns:a="http://schemas.openxmlformats.org/drawingml/2006/main" noChangeAspect="1"/>
             </wp:cNvGraphicFramePr>
@@ -4978,7 +5067,7 @@
               <a:graphicData uri="http://schemas.openxmlformats.org/drawingml/2006/picture">
                 <pic:pic xmlns:pic="http://schemas.openxmlformats.org/drawingml/2006/picture">
                   <pic:nvPicPr>
-                    <pic:cNvPr id="406557912" name="Picture 406557912"/>
+                    <pic:cNvPr id="201516813" name="Picture 201516813"/>
                     <pic:cNvPicPr/>
                   </pic:nvPicPr>
                   <pic:blipFill>
@@ -4990,7 +5079,7 @@
                   <pic:spPr>
                     <a:xfrm>
                       <a:off x="0" y="0"/>
-                      <a:ext cx="6189345" cy="1899285"/>
+                      <a:ext cx="6189345" cy="1905635"/>
                     </a:xfrm>
                     <a:prstGeom prst="rect">
                       <a:avLst/>
@@ -5046,78 +5135,24 @@
         <w:t xml:space="preserve">. </w:t>
       </w:r>
       <w:r>
-        <w:t>Simulated small-signal frequency response of the LM358 non-inverting amplifier with nominal gain Av = 101</w:t>
-      </w:r>
-      <w:r>
-        <w:t xml:space="preserve"> </w:t>
-      </w:r>
-      <w:r>
-        <w:t xml:space="preserve">(40.08dB) in LTSpice from 10Hz to 10MHz. The -3dB </w:t>
-      </w:r>
-      <w:r>
-        <w:t>cutoff</w:t>
-      </w:r>
-      <w:r>
-        <w:t xml:space="preserve"> frequency is located at</w:t>
-      </w:r>
-      <w:r>
-        <w:t xml:space="preserve"> 7.86kHz</w:t>
-      </w:r>
-      <w:r>
-        <w:t>, beyond which the magnitude rolls off at a classic -20dB/decade slope</w:t>
-      </w:r>
-      <w:r>
-        <w:t xml:space="preserve"> till an additional pole becomes active at about </w:t>
-      </w:r>
-      <w:r>
-        <w:t>1MH</w:t>
-      </w:r>
-      <w:r>
-        <w:t>z</w:t>
-      </w:r>
-      <w:r>
-        <w:t xml:space="preserve">. </w:t>
-      </w:r>
-      <w:r>
-        <w:rPr>
-          <w:lang w:val="en-US"/>
-        </w:rPr>
-        <w:t>Phase remains near 0° at low frequencies and</w:t>
-      </w:r>
-      <w:r>
-        <w:rPr>
-          <w:lang w:val="en-US"/>
-        </w:rPr>
-        <w:t xml:space="preserve"> starts </w:t>
-      </w:r>
-      <w:r>
-        <w:rPr>
-          <w:lang w:val="en-US"/>
-        </w:rPr>
-        <w:t>dropping</w:t>
-      </w:r>
-      <w:r>
-        <w:rPr>
-          <w:lang w:val="en-US"/>
-        </w:rPr>
-        <w:t xml:space="preserve"> </w:t>
-      </w:r>
-      <w:r>
-        <w:rPr>
-          <w:lang w:val="en-US"/>
-        </w:rPr>
-        <w:t>at</w:t>
-      </w:r>
-      <w:r>
-        <w:t xml:space="preserve"> 10kHz</w:t>
-      </w:r>
-      <w:r>
-        <w:t xml:space="preserve"> with a second drop before the second pole becomes active</w:t>
-      </w:r>
-      <w:r>
-        <w:rPr>
-          <w:lang w:val="en-US"/>
-        </w:rPr>
+        <w:t xml:space="preserve">Simulated small-signal frequency response of the LM358 inverting operational amplifier with unity gain (Av = -1, 0dB) in LTSpice from 10 Hz to 10 MHz. The passband gain is 0dB with an initial phase shift of 180°. </w:t>
+      </w:r>
+      <w:r>
+        <w:t>T</w:t>
+      </w:r>
+      <w:r>
+        <w:t xml:space="preserve">he -3dB bandwidth is approximately </w:t>
+      </w:r>
+      <w:r>
+        <w:rPr>
+          <w:lang w:val="en-US"/>
+        </w:rPr>
+        <w:t>675</w:t>
+      </w:r>
+      <w:r>
+        <w:t>kHz. High-frequency attenuation settles near -16.5dB</w:t>
+      </w:r>
+      <w:r>
         <w:t>.</w:t>
       </w:r>
     </w:p>
@@ -5137,11 +5172,12 @@
           <w:noProof/>
           <w:lang w:val="en-US"/>
         </w:rPr>
+        <w:lastRenderedPageBreak/>
         <w:drawing>
-          <wp:inline distT="0" distB="0" distL="0" distR="0" wp14:anchorId="783AA0A3" wp14:editId="64CBB4E2">
+          <wp:inline distT="0" distB="0" distL="0" distR="0" wp14:anchorId="0D156E4B" wp14:editId="006CB1CA">
             <wp:extent cx="6189345" cy="1899285"/>
             <wp:effectExtent l="0" t="0" r="0" b="5715"/>
-            <wp:docPr id="1485130847" name="Picture 12"/>
+            <wp:docPr id="1562323562" name="Picture 11"/>
             <wp:cNvGraphicFramePr>
               <a:graphicFrameLocks xmlns:a="http://schemas.openxmlformats.org/drawingml/2006/main" noChangeAspect="1"/>
             </wp:cNvGraphicFramePr>
@@ -5149,7 +5185,7 @@
               <a:graphicData uri="http://schemas.openxmlformats.org/drawingml/2006/picture">
                 <pic:pic xmlns:pic="http://schemas.openxmlformats.org/drawingml/2006/picture">
                   <pic:nvPicPr>
-                    <pic:cNvPr id="1485130847" name="Picture 1485130847"/>
+                    <pic:cNvPr id="1562323562" name="Picture 1562323562"/>
                     <pic:cNvPicPr/>
                   </pic:nvPicPr>
                   <pic:blipFill>
@@ -5217,6 +5253,320 @@
         <w:t xml:space="preserve">. </w:t>
       </w:r>
       <w:r>
+        <w:t>Measured small-signal frequency response of the LM358 inverting amplifier with unity gain (Av = -1, 0dB)</w:t>
+      </w:r>
+      <w:r>
+        <w:t xml:space="preserve"> </w:t>
+      </w:r>
+      <w:r>
+        <w:t>from 100Hz to 24.83MHz. The passband exhibits 0</w:t>
+      </w:r>
+      <w:r>
+        <w:t xml:space="preserve"> </w:t>
+      </w:r>
+      <w:r>
+        <w:t xml:space="preserve">dB gain up to 20kHz, with the -3dB </w:t>
+      </w:r>
+      <w:r>
+        <w:rPr>
+          <w:lang w:val="en-US"/>
+        </w:rPr>
+        <w:t>cutoff</w:t>
+      </w:r>
+      <w:r>
+        <w:t xml:space="preserve"> observed at </w:t>
+      </w:r>
+      <w:r>
+        <w:t>28.18</w:t>
+      </w:r>
+      <w:r>
+        <w:t>kHz. A localized gain dip to -4.5dB occurs at 40kHz followed by a rebound to -2dB at 70kHz and progressive roll-off</w:t>
+      </w:r>
+      <w:r>
+        <w:t xml:space="preserve">. </w:t>
+      </w:r>
+      <w:r>
+        <w:t xml:space="preserve">Phase starts at 180° (with </w:t>
+      </w:r>
+      <w:r>
+        <w:t>instrument artifacting</w:t>
+      </w:r>
+      <w:r>
+        <w:t xml:space="preserve"> at low frequencies) and trends toward 0°</w:t>
+      </w:r>
+      <w:r>
+        <w:rPr>
+          <w:lang w:val="en-US"/>
+        </w:rPr>
+        <w:t>.</w:t>
+      </w:r>
+    </w:p>
+    <w:p>
+      <w:pPr>
+        <w:rPr>
+          <w:lang w:val="en-US"/>
+        </w:rPr>
+      </w:pPr>
+    </w:p>
+    <w:p>
+      <w:pPr>
+        <w:keepNext/>
+      </w:pPr>
+      <w:r>
+        <w:rPr>
+          <w:noProof/>
+        </w:rPr>
+        <w:drawing>
+          <wp:inline distT="0" distB="0" distL="0" distR="0" wp14:anchorId="2A9D4018" wp14:editId="6DB0A598">
+            <wp:extent cx="6189345" cy="1899285"/>
+            <wp:effectExtent l="0" t="0" r="0" b="5715"/>
+            <wp:docPr id="406557912" name="Picture 8"/>
+            <wp:cNvGraphicFramePr>
+              <a:graphicFrameLocks xmlns:a="http://schemas.openxmlformats.org/drawingml/2006/main" noChangeAspect="1"/>
+            </wp:cNvGraphicFramePr>
+            <a:graphic xmlns:a="http://schemas.openxmlformats.org/drawingml/2006/main">
+              <a:graphicData uri="http://schemas.openxmlformats.org/drawingml/2006/picture">
+                <pic:pic xmlns:pic="http://schemas.openxmlformats.org/drawingml/2006/picture">
+                  <pic:nvPicPr>
+                    <pic:cNvPr id="406557912" name="Picture 406557912"/>
+                    <pic:cNvPicPr/>
+                  </pic:nvPicPr>
+                  <pic:blipFill>
+                    <a:blip r:embed="rId27"/>
+                    <a:stretch>
+                      <a:fillRect/>
+                    </a:stretch>
+                  </pic:blipFill>
+                  <pic:spPr>
+                    <a:xfrm>
+                      <a:off x="0" y="0"/>
+                      <a:ext cx="6189345" cy="1899285"/>
+                    </a:xfrm>
+                    <a:prstGeom prst="rect">
+                      <a:avLst/>
+                    </a:prstGeom>
+                  </pic:spPr>
+                </pic:pic>
+              </a:graphicData>
+            </a:graphic>
+          </wp:inline>
+        </w:drawing>
+      </w:r>
+    </w:p>
+    <w:p>
+      <w:pPr>
+        <w:pStyle w:val="Caption"/>
+        <w:ind w:left="0" w:firstLine="0"/>
+        <w:rPr>
+          <w:lang w:val="en-US"/>
+        </w:rPr>
+      </w:pPr>
+      <w:r>
+        <w:rPr>
+          <w:lang w:val="en-US"/>
+        </w:rPr>
+        <w:t xml:space="preserve">Figure </w:t>
+      </w:r>
+      <w:r>
+        <w:fldChar w:fldCharType="begin"/>
+      </w:r>
+      <w:r>
+        <w:rPr>
+          <w:lang w:val="en-US"/>
+        </w:rPr>
+        <w:instrText xml:space="preserve"> SEQ Figure \* ARABIC </w:instrText>
+      </w:r>
+      <w:r>
+        <w:fldChar w:fldCharType="separate"/>
+      </w:r>
+      <w:r>
+        <w:rPr>
+          <w:noProof/>
+          <w:lang w:val="en-US"/>
+        </w:rPr>
+        <w:t>15</w:t>
+      </w:r>
+      <w:r>
+        <w:fldChar w:fldCharType="end"/>
+      </w:r>
+      <w:r>
+        <w:rPr>
+          <w:lang w:val="en-US"/>
+        </w:rPr>
+        <w:t xml:space="preserve">. </w:t>
+      </w:r>
+      <w:r>
+        <w:t>Simulated small-signal frequency response of the LM358 non-inverting amplifier with nominal gain Av = 101</w:t>
+      </w:r>
+      <w:r>
+        <w:t xml:space="preserve"> </w:t>
+      </w:r>
+      <w:r>
+        <w:t xml:space="preserve">(40.08dB) in LTSpice from 10Hz to 10MHz. The -3dB </w:t>
+      </w:r>
+      <w:r>
+        <w:t>cutoff</w:t>
+      </w:r>
+      <w:r>
+        <w:t xml:space="preserve"> frequency is located at</w:t>
+      </w:r>
+      <w:r>
+        <w:t xml:space="preserve"> 7.86kHz</w:t>
+      </w:r>
+      <w:r>
+        <w:t>, beyond which the magnitude rolls off at a classic -20dB/decade slope</w:t>
+      </w:r>
+      <w:r>
+        <w:t xml:space="preserve"> till an additional pole becomes active at about </w:t>
+      </w:r>
+      <w:r>
+        <w:t>1MH</w:t>
+      </w:r>
+      <w:r>
+        <w:t>z</w:t>
+      </w:r>
+      <w:r>
+        <w:t xml:space="preserve">. </w:t>
+      </w:r>
+      <w:r>
+        <w:rPr>
+          <w:lang w:val="en-US"/>
+        </w:rPr>
+        <w:t>Phase remains near 0° at low frequencies and</w:t>
+      </w:r>
+      <w:r>
+        <w:rPr>
+          <w:lang w:val="en-US"/>
+        </w:rPr>
+        <w:t xml:space="preserve"> starts </w:t>
+      </w:r>
+      <w:r>
+        <w:rPr>
+          <w:lang w:val="en-US"/>
+        </w:rPr>
+        <w:t>dropping</w:t>
+      </w:r>
+      <w:r>
+        <w:rPr>
+          <w:lang w:val="en-US"/>
+        </w:rPr>
+        <w:t xml:space="preserve"> </w:t>
+      </w:r>
+      <w:r>
+        <w:rPr>
+          <w:lang w:val="en-US"/>
+        </w:rPr>
+        <w:t>at</w:t>
+      </w:r>
+      <w:r>
+        <w:t xml:space="preserve"> 10kHz</w:t>
+      </w:r>
+      <w:r>
+        <w:t xml:space="preserve"> with a second drop before the second pole becomes active</w:t>
+      </w:r>
+      <w:r>
+        <w:rPr>
+          <w:lang w:val="en-US"/>
+        </w:rPr>
+        <w:t>.</w:t>
+      </w:r>
+    </w:p>
+    <w:p>
+      <w:pPr>
+        <w:rPr>
+          <w:lang w:val="en-US"/>
+        </w:rPr>
+      </w:pPr>
+    </w:p>
+    <w:p>
+      <w:pPr>
+        <w:keepNext/>
+      </w:pPr>
+      <w:r>
+        <w:rPr>
+          <w:noProof/>
+          <w:lang w:val="en-US"/>
+        </w:rPr>
+        <w:drawing>
+          <wp:inline distT="0" distB="0" distL="0" distR="0" wp14:anchorId="783AA0A3" wp14:editId="64CBB4E2">
+            <wp:extent cx="6189345" cy="1899285"/>
+            <wp:effectExtent l="0" t="0" r="0" b="5715"/>
+            <wp:docPr id="1485130847" name="Picture 12"/>
+            <wp:cNvGraphicFramePr>
+              <a:graphicFrameLocks xmlns:a="http://schemas.openxmlformats.org/drawingml/2006/main" noChangeAspect="1"/>
+            </wp:cNvGraphicFramePr>
+            <a:graphic xmlns:a="http://schemas.openxmlformats.org/drawingml/2006/main">
+              <a:graphicData uri="http://schemas.openxmlformats.org/drawingml/2006/picture">
+                <pic:pic xmlns:pic="http://schemas.openxmlformats.org/drawingml/2006/picture">
+                  <pic:nvPicPr>
+                    <pic:cNvPr id="1485130847" name="Picture 1485130847"/>
+                    <pic:cNvPicPr/>
+                  </pic:nvPicPr>
+                  <pic:blipFill>
+                    <a:blip r:embed="rId28"/>
+                    <a:stretch>
+                      <a:fillRect/>
+                    </a:stretch>
+                  </pic:blipFill>
+                  <pic:spPr>
+                    <a:xfrm>
+                      <a:off x="0" y="0"/>
+                      <a:ext cx="6189345" cy="1899285"/>
+                    </a:xfrm>
+                    <a:prstGeom prst="rect">
+                      <a:avLst/>
+                    </a:prstGeom>
+                  </pic:spPr>
+                </pic:pic>
+              </a:graphicData>
+            </a:graphic>
+          </wp:inline>
+        </w:drawing>
+      </w:r>
+    </w:p>
+    <w:p>
+      <w:pPr>
+        <w:pStyle w:val="Caption"/>
+        <w:ind w:left="0" w:firstLine="0"/>
+        <w:rPr>
+          <w:lang w:val="en-US"/>
+        </w:rPr>
+      </w:pPr>
+      <w:r>
+        <w:rPr>
+          <w:lang w:val="en-US"/>
+        </w:rPr>
+        <w:t xml:space="preserve">Figure </w:t>
+      </w:r>
+      <w:r>
+        <w:fldChar w:fldCharType="begin"/>
+      </w:r>
+      <w:r>
+        <w:rPr>
+          <w:lang w:val="en-US"/>
+        </w:rPr>
+        <w:instrText xml:space="preserve"> SEQ Figure \* ARABIC </w:instrText>
+      </w:r>
+      <w:r>
+        <w:fldChar w:fldCharType="separate"/>
+      </w:r>
+      <w:r>
+        <w:rPr>
+          <w:noProof/>
+          <w:lang w:val="en-US"/>
+        </w:rPr>
+        <w:t>16</w:t>
+      </w:r>
+      <w:r>
+        <w:fldChar w:fldCharType="end"/>
+      </w:r>
+      <w:r>
+        <w:rPr>
+          <w:lang w:val="en-US"/>
+        </w:rPr>
+        <w:t xml:space="preserve">. </w:t>
+      </w:r>
+      <w:r>
         <w:t>Measured small-signal frequency response of the LM358 non-inverting amplifier with nominal gain Av = 101 (40.08dB) from 100Hz to 24.83MHz. The measured low-frequency gain is 40.</w:t>
       </w:r>
       <w:r>
@@ -5292,7 +5642,7 @@
                     <pic:cNvPicPr/>
                   </pic:nvPicPr>
                   <pic:blipFill>
-                    <a:blip r:embed="rId27"/>
+                    <a:blip r:embed="rId29"/>
                     <a:stretch>
                       <a:fillRect/>
                     </a:stretch>
@@ -5344,7 +5694,7 @@
           <w:noProof/>
           <w:lang w:val="en-US"/>
         </w:rPr>
-        <w:t>15</w:t>
+        <w:t>17</w:t>
       </w:r>
       <w:r>
         <w:fldChar w:fldCharType="end"/>
@@ -5451,7 +5801,7 @@
                     <pic:cNvPicPr/>
                   </pic:nvPicPr>
                   <pic:blipFill>
-                    <a:blip r:embed="rId28"/>
+                    <a:blip r:embed="rId30"/>
                     <a:stretch>
                       <a:fillRect/>
                     </a:stretch>
@@ -5503,7 +5853,7 @@
           <w:noProof/>
           <w:lang w:val="en-US"/>
         </w:rPr>
-        <w:t>16</w:t>
+        <w:t>18</w:t>
       </w:r>
       <w:r>
         <w:fldChar w:fldCharType="end"/>
@@ -6718,7 +7068,7 @@
                     <pic:cNvPicPr/>
                   </pic:nvPicPr>
                   <pic:blipFill>
-                    <a:blip r:embed="rId29"/>
+                    <a:blip r:embed="rId31"/>
                     <a:stretch>
                       <a:fillRect/>
                     </a:stretch>
@@ -6767,7 +7117,7 @@
           <w:noProof/>
           <w:lang w:val="en-US"/>
         </w:rPr>
-        <w:t>17</w:t>
+        <w:t>19</w:t>
       </w:r>
       <w:r>
         <w:fldChar w:fldCharType="end"/>
@@ -6906,7 +7256,7 @@
                     <pic:cNvPicPr/>
                   </pic:nvPicPr>
                   <pic:blipFill>
-                    <a:blip r:embed="rId30"/>
+                    <a:blip r:embed="rId32"/>
                     <a:stretch>
                       <a:fillRect/>
                     </a:stretch>
@@ -6961,7 +7311,7 @@
           <w:noProof/>
           <w:lang w:val="en-US"/>
         </w:rPr>
-        <w:t>18</w:t>
+        <w:t>20</w:t>
       </w:r>
       <w:r>
         <w:fldChar w:fldCharType="end"/>
@@ -7409,7 +7759,7 @@
                     <pic:cNvPicPr/>
                   </pic:nvPicPr>
                   <pic:blipFill>
-                    <a:blip r:embed="rId31"/>
+                    <a:blip r:embed="rId33"/>
                     <a:stretch>
                       <a:fillRect/>
                     </a:stretch>
@@ -7458,7 +7808,7 @@
           <w:noProof/>
           <w:lang w:val="en-US"/>
         </w:rPr>
-        <w:t>19</w:t>
+        <w:t>21</w:t>
       </w:r>
       <w:r>
         <w:fldChar w:fldCharType="end"/>
@@ -7582,7 +7932,7 @@
                     <pic:cNvPicPr/>
                   </pic:nvPicPr>
                   <pic:blipFill>
-                    <a:blip r:embed="rId32"/>
+                    <a:blip r:embed="rId34"/>
                     <a:stretch>
                       <a:fillRect/>
                     </a:stretch>
@@ -7634,7 +7984,7 @@
           <w:noProof/>
           <w:lang w:val="en-US"/>
         </w:rPr>
-        <w:t>20</w:t>
+        <w:t>22</w:t>
       </w:r>
       <w:r>
         <w:fldChar w:fldCharType="end"/>
@@ -7805,7 +8155,7 @@
                     <pic:cNvPicPr/>
                   </pic:nvPicPr>
                   <pic:blipFill>
-                    <a:blip r:embed="rId33"/>
+                    <a:blip r:embed="rId35"/>
                     <a:stretch>
                       <a:fillRect/>
                     </a:stretch>
@@ -7857,7 +8207,7 @@
           <w:noProof/>
           <w:lang w:val="en-US"/>
         </w:rPr>
-        <w:t>21</w:t>
+        <w:t>23</w:t>
       </w:r>
       <w:r>
         <w:fldChar w:fldCharType="end"/>
@@ -8021,7 +8371,7 @@
                     <pic:cNvPicPr/>
                   </pic:nvPicPr>
                   <pic:blipFill>
-                    <a:blip r:embed="rId34"/>
+                    <a:blip r:embed="rId36"/>
                     <a:stretch>
                       <a:fillRect/>
                     </a:stretch>
@@ -8074,7 +8424,7 @@
           <w:noProof/>
           <w:lang w:val="en-US"/>
         </w:rPr>
-        <w:t>22</w:t>
+        <w:t>24</w:t>
       </w:r>
       <w:r>
         <w:fldChar w:fldCharType="end"/>
@@ -8293,7 +8643,7 @@
                     <pic:cNvPicPr/>
                   </pic:nvPicPr>
                   <pic:blipFill>
-                    <a:blip r:embed="rId35"/>
+                    <a:blip r:embed="rId37"/>
                     <a:stretch>
                       <a:fillRect/>
                     </a:stretch>
@@ -8335,7 +8685,7 @@
         <w:rPr>
           <w:noProof/>
         </w:rPr>
-        <w:t>23</w:t>
+        <w:t>25</w:t>
       </w:r>
       <w:r>
         <w:fldChar w:fldCharType="end"/>
@@ -9078,280 +9428,6 @@
                     <pic:cNvPicPr/>
                   </pic:nvPicPr>
                   <pic:blipFill>
-                    <a:blip r:embed="rId36"/>
-                    <a:stretch>
-                      <a:fillRect/>
-                    </a:stretch>
-                  </pic:blipFill>
-                  <pic:spPr>
-                    <a:xfrm>
-                      <a:off x="0" y="0"/>
-                      <a:ext cx="6189345" cy="2679065"/>
-                    </a:xfrm>
-                    <a:prstGeom prst="rect">
-                      <a:avLst/>
-                    </a:prstGeom>
-                  </pic:spPr>
-                </pic:pic>
-              </a:graphicData>
-            </a:graphic>
-          </wp:inline>
-        </w:drawing>
-      </w:r>
-      <w:r>
-        <w:t xml:space="preserve">Table </w:t>
-      </w:r>
-      <w:r>
-        <w:fldChar w:fldCharType="begin"/>
-      </w:r>
-      <w:r>
-        <w:instrText xml:space="preserve"> SEQ Table \* ARABIC </w:instrText>
-      </w:r>
-      <w:r>
-        <w:fldChar w:fldCharType="separate"/>
-      </w:r>
-      <w:r>
-        <w:rPr>
-          <w:noProof/>
-        </w:rPr>
-        <w:t>3</w:t>
-      </w:r>
-      <w:r>
-        <w:fldChar w:fldCharType="end"/>
-      </w:r>
-      <w:r>
-        <w:t>.</w:t>
-      </w:r>
-    </w:p>
-    <w:p>
-      <w:pPr>
-        <w:pStyle w:val="Caption"/>
-        <w:ind w:left="0" w:firstLine="0"/>
-        <w:rPr>
-          <w:lang w:eastAsia="fi-FI"/>
-        </w:rPr>
-      </w:pPr>
-      <w:r>
-        <w:t xml:space="preserve">Figure </w:t>
-      </w:r>
-      <w:r>
-        <w:fldChar w:fldCharType="begin"/>
-      </w:r>
-      <w:r>
-        <w:instrText xml:space="preserve"> SEQ Figure \* ARABIC </w:instrText>
-      </w:r>
-      <w:r>
-        <w:fldChar w:fldCharType="separate"/>
-      </w:r>
-      <w:r>
-        <w:rPr>
-          <w:noProof/>
-        </w:rPr>
-        <w:t>24</w:t>
-      </w:r>
-      <w:r>
-        <w:fldChar w:fldCharType="end"/>
-      </w:r>
-      <w:r>
-        <w:t>.</w:t>
-      </w:r>
-      <w:r>
-        <w:t xml:space="preserve"> </w:t>
-      </w:r>
-      <w:r>
-        <w:t xml:space="preserve">Output voltage swing of the non-inverting amplifier with a </w:t>
-      </w:r>
-      <w:r>
-        <w:t>gain of 100</w:t>
-      </w:r>
-      <w:r>
-        <w:t xml:space="preserve"> (40dB</w:t>
-      </w:r>
-      <w:r>
-        <w:t>)</w:t>
-      </w:r>
-      <w:r>
-        <w:t xml:space="preserve"> and no load connected, showing the output clipping at both extremes.</w:t>
-      </w:r>
-    </w:p>
-    <w:p>
-      <w:pPr>
-        <w:rPr>
-          <w:lang w:val="en-US" w:eastAsia="fi-FI"/>
-        </w:rPr>
-      </w:pPr>
-    </w:p>
-    <w:p>
-      <w:pPr>
-        <w:keepNext/>
-      </w:pPr>
-      <w:r>
-        <w:rPr>
-          <w:noProof/>
-          <w:lang w:val="en-US" w:eastAsia="fi-FI"/>
-        </w:rPr>
-        <w:drawing>
-          <wp:inline distT="0" distB="0" distL="0" distR="0" wp14:anchorId="76C1D4B3" wp14:editId="3CEAF02D">
-            <wp:extent cx="6189345" cy="2679065"/>
-            <wp:effectExtent l="0" t="0" r="0" b="635"/>
-            <wp:docPr id="75983421" name="Picture 20"/>
-            <wp:cNvGraphicFramePr>
-              <a:graphicFrameLocks xmlns:a="http://schemas.openxmlformats.org/drawingml/2006/main" noChangeAspect="1"/>
-            </wp:cNvGraphicFramePr>
-            <a:graphic xmlns:a="http://schemas.openxmlformats.org/drawingml/2006/main">
-              <a:graphicData uri="http://schemas.openxmlformats.org/drawingml/2006/picture">
-                <pic:pic xmlns:pic="http://schemas.openxmlformats.org/drawingml/2006/picture">
-                  <pic:nvPicPr>
-                    <pic:cNvPr id="75983421" name="Picture 75983421"/>
-                    <pic:cNvPicPr/>
-                  </pic:nvPicPr>
-                  <pic:blipFill>
-                    <a:blip r:embed="rId37"/>
-                    <a:stretch>
-                      <a:fillRect/>
-                    </a:stretch>
-                  </pic:blipFill>
-                  <pic:spPr>
-                    <a:xfrm>
-                      <a:off x="0" y="0"/>
-                      <a:ext cx="6189345" cy="2679065"/>
-                    </a:xfrm>
-                    <a:prstGeom prst="rect">
-                      <a:avLst/>
-                    </a:prstGeom>
-                  </pic:spPr>
-                </pic:pic>
-              </a:graphicData>
-            </a:graphic>
-          </wp:inline>
-        </w:drawing>
-      </w:r>
-    </w:p>
-    <w:p>
-      <w:pPr>
-        <w:pStyle w:val="Caption"/>
-        <w:ind w:left="0" w:firstLine="0"/>
-      </w:pPr>
-      <w:r>
-        <w:t xml:space="preserve">Figure </w:t>
-      </w:r>
-      <w:r>
-        <w:fldChar w:fldCharType="begin"/>
-      </w:r>
-      <w:r>
-        <w:instrText xml:space="preserve"> SEQ Figure \* ARABIC </w:instrText>
-      </w:r>
-      <w:r>
-        <w:fldChar w:fldCharType="separate"/>
-      </w:r>
-      <w:r>
-        <w:rPr>
-          <w:noProof/>
-        </w:rPr>
-        <w:t>25</w:t>
-      </w:r>
-      <w:r>
-        <w:fldChar w:fldCharType="end"/>
-      </w:r>
-      <w:r>
-        <w:t>.</w:t>
-      </w:r>
-      <w:r>
-        <w:t xml:space="preserve"> </w:t>
-      </w:r>
-      <w:r>
-        <w:t xml:space="preserve">Output voltage swing of the non-inverting amplifier </w:t>
-      </w:r>
-      <w:r>
-        <w:t xml:space="preserve">with a </w:t>
-      </w:r>
-      <w:r>
-        <w:t>gain of 100</w:t>
-      </w:r>
-      <w:r>
-        <w:t xml:space="preserve"> (40dB)</w:t>
-      </w:r>
-      <w:r>
-        <w:t xml:space="preserve"> and a 100Ω load resistor connected to the output, showing the output clipping at both extremes.</w:t>
-      </w:r>
-    </w:p>
-    <w:p>
-      <w:pPr>
-        <w:rPr>
-          <w:lang w:val="en-US" w:eastAsia="fi-FI"/>
-        </w:rPr>
-      </w:pPr>
-    </w:p>
-    <w:p>
-      <w:r>
-        <w:t>The results follow a similar pattern to the simulations. With no load, the output reaches almost to the negative supply rail (V</w:t>
-      </w:r>
-      <w:r>
-        <w:rPr>
-          <w:vertAlign w:val="subscript"/>
-        </w:rPr>
-        <w:t>OL</w:t>
-      </w:r>
-      <w:r>
-        <w:t xml:space="preserve"> = −9.914V), while the positive swing stops about 1.2V short of the positive rail (V</w:t>
-      </w:r>
-      <w:r>
-        <w:rPr>
-          <w:vertAlign w:val="subscript"/>
-        </w:rPr>
-        <w:t>OH</w:t>
-      </w:r>
-      <w:r>
-        <w:t xml:space="preserve"> = 8.822V), as expected for the LM358. When a small load such as the 100Ω resistor is </w:t>
-      </w:r>
-      <w:r>
-        <w:lastRenderedPageBreak/>
-        <w:t>connected, the output current increases considerably and the swing drops sharply, to V</w:t>
-      </w:r>
-      <w:r>
-        <w:rPr>
-          <w:vertAlign w:val="subscript"/>
-        </w:rPr>
-        <w:t>OH</w:t>
-      </w:r>
-      <w:r>
-        <w:t xml:space="preserve"> = 3.613V and V</w:t>
-      </w:r>
-      <w:r>
-        <w:rPr>
-          <w:vertAlign w:val="subscript"/>
-        </w:rPr>
-        <w:t>OL</w:t>
-      </w:r>
-      <w:r>
-        <w:t xml:space="preserve"> = −2.598V. The clipped parts of the waveform in Figure 25 are therefore set by the output current limit of the op-amp rather than by the supply voltage.</w:t>
-      </w:r>
-    </w:p>
-    <w:p/>
-    <w:p>
-      <w:pPr>
-        <w:keepNext/>
-      </w:pPr>
-      <w:r>
-        <w:rPr>
-          <w:noProof/>
-        </w:rPr>
-        <w:drawing>
-          <wp:inline distT="0" distB="0" distL="0" distR="0" wp14:anchorId="251CF27A" wp14:editId="1CED4459">
-            <wp:extent cx="6189345" cy="2679065"/>
-            <wp:effectExtent l="0" t="0" r="0" b="635"/>
-            <wp:docPr id="294053538" name="Picture 21"/>
-            <wp:cNvGraphicFramePr>
-              <a:graphicFrameLocks xmlns:a="http://schemas.openxmlformats.org/drawingml/2006/main" noChangeAspect="1"/>
-            </wp:cNvGraphicFramePr>
-            <a:graphic xmlns:a="http://schemas.openxmlformats.org/drawingml/2006/main">
-              <a:graphicData uri="http://schemas.openxmlformats.org/drawingml/2006/picture">
-                <pic:pic xmlns:pic="http://schemas.openxmlformats.org/drawingml/2006/picture">
-                  <pic:nvPicPr>
-                    <pic:cNvPr id="294053538" name="Picture 294053538"/>
-                    <pic:cNvPicPr/>
-                  </pic:nvPicPr>
-                  <pic:blipFill>
                     <a:blip r:embed="rId38"/>
                     <a:stretch>
                       <a:fillRect/>
@@ -9372,10 +9448,38 @@
           </wp:inline>
         </w:drawing>
       </w:r>
+      <w:r>
+        <w:t xml:space="preserve">Table </w:t>
+      </w:r>
+      <w:r>
+        <w:fldChar w:fldCharType="begin"/>
+      </w:r>
+      <w:r>
+        <w:instrText xml:space="preserve"> SEQ Table \* ARABIC </w:instrText>
+      </w:r>
+      <w:r>
+        <w:fldChar w:fldCharType="separate"/>
+      </w:r>
+      <w:r>
+        <w:rPr>
+          <w:noProof/>
+        </w:rPr>
+        <w:t>3</w:t>
+      </w:r>
+      <w:r>
+        <w:fldChar w:fldCharType="end"/>
+      </w:r>
+      <w:r>
+        <w:t>.</w:t>
+      </w:r>
     </w:p>
     <w:p>
       <w:pPr>
         <w:pStyle w:val="Caption"/>
+        <w:ind w:left="0" w:firstLine="0"/>
+        <w:rPr>
+          <w:lang w:eastAsia="fi-FI"/>
+        </w:rPr>
       </w:pPr>
       <w:r>
         <w:t xml:space="preserve">Figure </w:t>
@@ -9401,9 +9505,32 @@
       <w:r>
         <w:t>.</w:t>
       </w:r>
-    </w:p>
-    <w:p/>
-    <w:p/>
+      <w:r>
+        <w:t xml:space="preserve"> </w:t>
+      </w:r>
+      <w:r>
+        <w:t xml:space="preserve">Output voltage swing of the non-inverting amplifier with a </w:t>
+      </w:r>
+      <w:r>
+        <w:t>gain of 100</w:t>
+      </w:r>
+      <w:r>
+        <w:t xml:space="preserve"> (40dB</w:t>
+      </w:r>
+      <w:r>
+        <w:t>)</w:t>
+      </w:r>
+      <w:r>
+        <w:t xml:space="preserve"> and no load connected, showing the output clipping at both extremes.</w:t>
+      </w:r>
+    </w:p>
+    <w:p>
+      <w:pPr>
+        <w:rPr>
+          <w:lang w:val="en-US" w:eastAsia="fi-FI"/>
+        </w:rPr>
+      </w:pPr>
+    </w:p>
     <w:p>
       <w:pPr>
         <w:keepNext/>
@@ -9411,12 +9538,13 @@
       <w:r>
         <w:rPr>
           <w:noProof/>
+          <w:lang w:val="en-US" w:eastAsia="fi-FI"/>
         </w:rPr>
         <w:drawing>
-          <wp:inline distT="0" distB="0" distL="0" distR="0" wp14:anchorId="76073650" wp14:editId="60AC35AD">
+          <wp:inline distT="0" distB="0" distL="0" distR="0" wp14:anchorId="76C1D4B3" wp14:editId="3CEAF02D">
             <wp:extent cx="6189345" cy="2679065"/>
             <wp:effectExtent l="0" t="0" r="0" b="635"/>
-            <wp:docPr id="1309739737" name="Picture 22"/>
+            <wp:docPr id="75983421" name="Picture 20"/>
             <wp:cNvGraphicFramePr>
               <a:graphicFrameLocks xmlns:a="http://schemas.openxmlformats.org/drawingml/2006/main" noChangeAspect="1"/>
             </wp:cNvGraphicFramePr>
@@ -9424,7 +9552,7 @@
               <a:graphicData uri="http://schemas.openxmlformats.org/drawingml/2006/picture">
                 <pic:pic xmlns:pic="http://schemas.openxmlformats.org/drawingml/2006/picture">
                   <pic:nvPicPr>
-                    <pic:cNvPr id="1309739737" name="Picture 1309739737"/>
+                    <pic:cNvPr id="75983421" name="Picture 75983421"/>
                     <pic:cNvPicPr/>
                   </pic:nvPicPr>
                   <pic:blipFill>
@@ -9452,6 +9580,7 @@
     <w:p>
       <w:pPr>
         <w:pStyle w:val="Caption"/>
+        <w:ind w:left="0" w:firstLine="0"/>
       </w:pPr>
       <w:r>
         <w:t xml:space="preserve">Figure </w:t>
@@ -9470,6 +9599,227 @@
           <w:noProof/>
         </w:rPr>
         <w:t>27</w:t>
+      </w:r>
+      <w:r>
+        <w:fldChar w:fldCharType="end"/>
+      </w:r>
+      <w:r>
+        <w:t>.</w:t>
+      </w:r>
+      <w:r>
+        <w:t xml:space="preserve"> </w:t>
+      </w:r>
+      <w:r>
+        <w:t xml:space="preserve">Output voltage swing of the non-inverting amplifier </w:t>
+      </w:r>
+      <w:r>
+        <w:t xml:space="preserve">with a </w:t>
+      </w:r>
+      <w:r>
+        <w:t>gain of 100</w:t>
+      </w:r>
+      <w:r>
+        <w:t xml:space="preserve"> (40dB)</w:t>
+      </w:r>
+      <w:r>
+        <w:t xml:space="preserve"> and a 100Ω load resistor connected to the output, showing the output clipping at both extremes.</w:t>
+      </w:r>
+    </w:p>
+    <w:p>
+      <w:pPr>
+        <w:rPr>
+          <w:lang w:val="en-US" w:eastAsia="fi-FI"/>
+        </w:rPr>
+      </w:pPr>
+    </w:p>
+    <w:p>
+      <w:r>
+        <w:t>The results follow a similar pattern to the simulations. With no load, the output reaches almost to the negative supply rail (V</w:t>
+      </w:r>
+      <w:r>
+        <w:rPr>
+          <w:vertAlign w:val="subscript"/>
+        </w:rPr>
+        <w:t>OL</w:t>
+      </w:r>
+      <w:r>
+        <w:t xml:space="preserve"> = −9.914V), while the positive swing stops about 1.2V short of the positive rail (V</w:t>
+      </w:r>
+      <w:r>
+        <w:rPr>
+          <w:vertAlign w:val="subscript"/>
+        </w:rPr>
+        <w:t>OH</w:t>
+      </w:r>
+      <w:r>
+        <w:t xml:space="preserve"> = 8.822V), as expected for the LM358. When a small load such as the 100Ω resistor is </w:t>
+      </w:r>
+      <w:r>
+        <w:lastRenderedPageBreak/>
+        <w:t>connected, the output current increases considerably and the swing drops sharply, to V</w:t>
+      </w:r>
+      <w:r>
+        <w:rPr>
+          <w:vertAlign w:val="subscript"/>
+        </w:rPr>
+        <w:t>OH</w:t>
+      </w:r>
+      <w:r>
+        <w:t xml:space="preserve"> = 3.613V and V</w:t>
+      </w:r>
+      <w:r>
+        <w:rPr>
+          <w:vertAlign w:val="subscript"/>
+        </w:rPr>
+        <w:t>OL</w:t>
+      </w:r>
+      <w:r>
+        <w:t xml:space="preserve"> = −2.598V. The clipped parts of the waveform in Figure 25 are therefore set by the output current limit of the op-amp rather than by the supply voltage.</w:t>
+      </w:r>
+    </w:p>
+    <w:p/>
+    <w:p>
+      <w:pPr>
+        <w:keepNext/>
+      </w:pPr>
+      <w:r>
+        <w:rPr>
+          <w:noProof/>
+        </w:rPr>
+        <w:drawing>
+          <wp:inline distT="0" distB="0" distL="0" distR="0" wp14:anchorId="251CF27A" wp14:editId="1CED4459">
+            <wp:extent cx="6189345" cy="2679065"/>
+            <wp:effectExtent l="0" t="0" r="0" b="635"/>
+            <wp:docPr id="294053538" name="Picture 21"/>
+            <wp:cNvGraphicFramePr>
+              <a:graphicFrameLocks xmlns:a="http://schemas.openxmlformats.org/drawingml/2006/main" noChangeAspect="1"/>
+            </wp:cNvGraphicFramePr>
+            <a:graphic xmlns:a="http://schemas.openxmlformats.org/drawingml/2006/main">
+              <a:graphicData uri="http://schemas.openxmlformats.org/drawingml/2006/picture">
+                <pic:pic xmlns:pic="http://schemas.openxmlformats.org/drawingml/2006/picture">
+                  <pic:nvPicPr>
+                    <pic:cNvPr id="294053538" name="Picture 294053538"/>
+                    <pic:cNvPicPr/>
+                  </pic:nvPicPr>
+                  <pic:blipFill>
+                    <a:blip r:embed="rId40"/>
+                    <a:stretch>
+                      <a:fillRect/>
+                    </a:stretch>
+                  </pic:blipFill>
+                  <pic:spPr>
+                    <a:xfrm>
+                      <a:off x="0" y="0"/>
+                      <a:ext cx="6189345" cy="2679065"/>
+                    </a:xfrm>
+                    <a:prstGeom prst="rect">
+                      <a:avLst/>
+                    </a:prstGeom>
+                  </pic:spPr>
+                </pic:pic>
+              </a:graphicData>
+            </a:graphic>
+          </wp:inline>
+        </w:drawing>
+      </w:r>
+    </w:p>
+    <w:p>
+      <w:pPr>
+        <w:pStyle w:val="Caption"/>
+      </w:pPr>
+      <w:r>
+        <w:t xml:space="preserve">Figure </w:t>
+      </w:r>
+      <w:r>
+        <w:fldChar w:fldCharType="begin"/>
+      </w:r>
+      <w:r>
+        <w:instrText xml:space="preserve"> SEQ Figure \* ARABIC </w:instrText>
+      </w:r>
+      <w:r>
+        <w:fldChar w:fldCharType="separate"/>
+      </w:r>
+      <w:r>
+        <w:rPr>
+          <w:noProof/>
+        </w:rPr>
+        <w:t>28</w:t>
+      </w:r>
+      <w:r>
+        <w:fldChar w:fldCharType="end"/>
+      </w:r>
+      <w:r>
+        <w:t>.</w:t>
+      </w:r>
+    </w:p>
+    <w:p/>
+    <w:p/>
+    <w:p>
+      <w:pPr>
+        <w:keepNext/>
+      </w:pPr>
+      <w:r>
+        <w:rPr>
+          <w:noProof/>
+        </w:rPr>
+        <w:drawing>
+          <wp:inline distT="0" distB="0" distL="0" distR="0" wp14:anchorId="76073650" wp14:editId="60AC35AD">
+            <wp:extent cx="6189345" cy="2679065"/>
+            <wp:effectExtent l="0" t="0" r="0" b="635"/>
+            <wp:docPr id="1309739737" name="Picture 22"/>
+            <wp:cNvGraphicFramePr>
+              <a:graphicFrameLocks xmlns:a="http://schemas.openxmlformats.org/drawingml/2006/main" noChangeAspect="1"/>
+            </wp:cNvGraphicFramePr>
+            <a:graphic xmlns:a="http://schemas.openxmlformats.org/drawingml/2006/main">
+              <a:graphicData uri="http://schemas.openxmlformats.org/drawingml/2006/picture">
+                <pic:pic xmlns:pic="http://schemas.openxmlformats.org/drawingml/2006/picture">
+                  <pic:nvPicPr>
+                    <pic:cNvPr id="1309739737" name="Picture 1309739737"/>
+                    <pic:cNvPicPr/>
+                  </pic:nvPicPr>
+                  <pic:blipFill>
+                    <a:blip r:embed="rId41"/>
+                    <a:stretch>
+                      <a:fillRect/>
+                    </a:stretch>
+                  </pic:blipFill>
+                  <pic:spPr>
+                    <a:xfrm>
+                      <a:off x="0" y="0"/>
+                      <a:ext cx="6189345" cy="2679065"/>
+                    </a:xfrm>
+                    <a:prstGeom prst="rect">
+                      <a:avLst/>
+                    </a:prstGeom>
+                  </pic:spPr>
+                </pic:pic>
+              </a:graphicData>
+            </a:graphic>
+          </wp:inline>
+        </w:drawing>
+      </w:r>
+    </w:p>
+    <w:p>
+      <w:pPr>
+        <w:pStyle w:val="Caption"/>
+      </w:pPr>
+      <w:r>
+        <w:t xml:space="preserve">Figure </w:t>
+      </w:r>
+      <w:r>
+        <w:fldChar w:fldCharType="begin"/>
+      </w:r>
+      <w:r>
+        <w:instrText xml:space="preserve"> SEQ Figure \* ARABIC </w:instrText>
+      </w:r>
+      <w:r>
+        <w:fldChar w:fldCharType="separate"/>
+      </w:r>
+      <w:r>
+        <w:rPr>
+          <w:noProof/>
+        </w:rPr>
+        <w:t>29</w:t>
       </w:r>
       <w:r>
         <w:fldChar w:fldCharType="end"/>
@@ -9600,7 +9950,7 @@
                     <pic:cNvPicPr/>
                   </pic:nvPicPr>
                   <pic:blipFill>
-                    <a:blip r:embed="rId40" cstate="print">
+                    <a:blip r:embed="rId42" cstate="print">
                       <a:extLst>
                         <a:ext uri="{28A0092B-C50C-407E-A947-70E740481C1C}">
                           <a14:useLocalDpi xmlns:a14="http://schemas.microsoft.com/office/drawing/2010/main" val="0"/>
@@ -9648,7 +9998,7 @@
         <w:rPr>
           <w:noProof/>
         </w:rPr>
-        <w:t>28</w:t>
+        <w:t>30</w:t>
       </w:r>
       <w:r>
         <w:fldChar w:fldCharType="end"/>
@@ -9707,7 +10057,7 @@
                     <pic:cNvPicPr/>
                   </pic:nvPicPr>
                   <pic:blipFill>
-                    <a:blip r:embed="rId41"/>
+                    <a:blip r:embed="rId43"/>
                     <a:stretch>
                       <a:fillRect/>
                     </a:stretch>
@@ -9798,7 +10148,7 @@
                     <pic:cNvPicPr/>
                   </pic:nvPicPr>
                   <pic:blipFill>
-                    <a:blip r:embed="rId42" cstate="print">
+                    <a:blip r:embed="rId44" cstate="print">
                       <a:extLst>
                         <a:ext uri="{28A0092B-C50C-407E-A947-70E740481C1C}">
                           <a14:useLocalDpi xmlns:a14="http://schemas.microsoft.com/office/drawing/2010/main" val="0"/>
@@ -9846,7 +10196,7 @@
         <w:rPr>
           <w:noProof/>
         </w:rPr>
-        <w:t>29</w:t>
+        <w:t>32</w:t>
       </w:r>
       <w:r>
         <w:fldChar w:fldCharType="end"/>
@@ -9926,7 +10276,7 @@
                     <pic:cNvPicPr/>
                   </pic:nvPicPr>
                   <pic:blipFill>
-                    <a:blip r:embed="rId43" cstate="print">
+                    <a:blip r:embed="rId45" cstate="print">
                       <a:extLst>
                         <a:ext uri="{28A0092B-C50C-407E-A947-70E740481C1C}">
                           <a14:useLocalDpi xmlns:a14="http://schemas.microsoft.com/office/drawing/2010/main" val="0"/>
@@ -9974,7 +10324,7 @@
         <w:rPr>
           <w:noProof/>
         </w:rPr>
-        <w:t>30</w:t>
+        <w:t>33</w:t>
       </w:r>
       <w:r>
         <w:fldChar w:fldCharType="end"/>
@@ -10033,6 +10383,9 @@
       <w:r>
         <w:t>Figure 30. With almost no output current to supply or reverse, the feedback loop can correct the small dead zone as the output stage passes through zero, so the output follows the input without visible distortion.</w:t>
       </w:r>
+      <w:r>
+        <w:t xml:space="preserve"> (Check might be wrong.)</w:t>
+      </w:r>
     </w:p>
     <w:p>
       <w:pPr>
@@ -10040,6 +10393,201 @@
       </w:pPr>
       <w:r>
         <w:t>Input offset voltage</w:t>
+      </w:r>
+    </w:p>
+    <w:p/>
+    <w:p>
+      <w:r>
+        <w:t>The input offset voltage was calculated from the measured DC output voltage with the input grounded, using the schematic in Figure 10. The measured output was −80mV, which is the offset voltage multiplied by the closed-loop gain of 101, so referred to the input:</w:t>
+      </w:r>
+    </w:p>
+    <w:p/>
+    <w:p/>
+    <w:p>
+      <m:oMathPara>
+        <m:oMath>
+          <m:r>
+            <m:rPr>
+              <m:sty m:val="p"/>
+            </m:rPr>
+            <w:rPr>
+              <w:rFonts w:ascii="Cambria Math" w:hAnsi="Cambria Math"/>
+            </w:rPr>
+            <m:t>Δ</m:t>
+          </m:r>
+          <m:sSub>
+            <m:sSubPr>
+              <m:ctrlPr>
+                <w:rPr>
+                  <w:rFonts w:ascii="Cambria Math" w:hAnsi="Cambria Math"/>
+                </w:rPr>
+              </m:ctrlPr>
+            </m:sSubPr>
+            <m:e>
+              <m:r>
+                <w:rPr>
+                  <w:rFonts w:ascii="Cambria Math" w:hAnsi="Cambria Math"/>
+                </w:rPr>
+                <m:t>V</m:t>
+              </m:r>
+            </m:e>
+            <m:sub>
+              <m:r>
+                <m:rPr>
+                  <m:nor/>
+                </m:rPr>
+                <w:rPr>
+                  <w:rFonts w:ascii="Cambria Math" w:hAnsi="Cambria Math"/>
+                </w:rPr>
+                <m:t>OS</m:t>
+              </m:r>
+            </m:sub>
+          </m:sSub>
+          <m:r>
+            <w:rPr>
+              <w:rFonts w:ascii="Cambria Math" w:hAnsi="Cambria Math"/>
+            </w:rPr>
+            <m:t>=</m:t>
+          </m:r>
+          <m:f>
+            <m:fPr>
+              <m:ctrlPr>
+                <w:rPr>
+                  <w:rFonts w:ascii="Cambria Math" w:hAnsi="Cambria Math"/>
+                </w:rPr>
+              </m:ctrlPr>
+            </m:fPr>
+            <m:num>
+              <m:sSub>
+                <m:sSubPr>
+                  <m:ctrlPr>
+                    <w:rPr>
+                      <w:rFonts w:ascii="Cambria Math" w:hAnsi="Cambria Math"/>
+                    </w:rPr>
+                  </m:ctrlPr>
+                </m:sSubPr>
+                <m:e>
+                  <m:r>
+                    <w:rPr>
+                      <w:rFonts w:ascii="Cambria Math" w:hAnsi="Cambria Math"/>
+                    </w:rPr>
+                    <m:t>V</m:t>
+                  </m:r>
+                </m:e>
+                <m:sub>
+                  <m:r>
+                    <m:rPr>
+                      <m:nor/>
+                    </m:rPr>
+                    <w:rPr>
+                      <w:rFonts w:ascii="Cambria Math" w:hAnsi="Cambria Math"/>
+                    </w:rPr>
+                    <m:t>OUT</m:t>
+                  </m:r>
+                </m:sub>
+              </m:sSub>
+            </m:num>
+            <m:den>
+              <m:sSub>
+                <m:sSubPr>
+                  <m:ctrlPr>
+                    <w:rPr>
+                      <w:rFonts w:ascii="Cambria Math" w:hAnsi="Cambria Math"/>
+                    </w:rPr>
+                  </m:ctrlPr>
+                </m:sSubPr>
+                <m:e>
+                  <m:r>
+                    <w:rPr>
+                      <w:rFonts w:ascii="Cambria Math" w:hAnsi="Cambria Math"/>
+                    </w:rPr>
+                    <m:t>A</m:t>
+                  </m:r>
+                </m:e>
+                <m:sub>
+                  <m:r>
+                    <m:rPr>
+                      <m:nor/>
+                    </m:rPr>
+                    <w:rPr>
+                      <w:rFonts w:ascii="Cambria Math" w:hAnsi="Cambria Math"/>
+                    </w:rPr>
+                    <m:t>v</m:t>
+                  </m:r>
+                </m:sub>
+              </m:sSub>
+            </m:den>
+          </m:f>
+          <m:r>
+            <w:rPr>
+              <w:rFonts w:ascii="Cambria Math" w:hAnsi="Cambria Math"/>
+            </w:rPr>
+            <m:t>=</m:t>
+          </m:r>
+          <m:f>
+            <m:fPr>
+              <m:ctrlPr>
+                <w:rPr>
+                  <w:rFonts w:ascii="Cambria Math" w:hAnsi="Cambria Math"/>
+                </w:rPr>
+              </m:ctrlPr>
+            </m:fPr>
+            <m:num>
+              <m:r>
+                <w:rPr>
+                  <w:rFonts w:ascii="Cambria Math" w:hAnsi="Cambria Math"/>
+                </w:rPr>
+                <m:t>-80mV</m:t>
+              </m:r>
+            </m:num>
+            <m:den>
+              <m:r>
+                <w:rPr>
+                  <w:rFonts w:ascii="Cambria Math" w:hAnsi="Cambria Math"/>
+                </w:rPr>
+                <m:t>100</m:t>
+              </m:r>
+            </m:den>
+          </m:f>
+          <m:r>
+            <w:rPr>
+              <w:rFonts w:ascii="Cambria Math" w:hAnsi="Cambria Math"/>
+            </w:rPr>
+            <m:t>=</m:t>
+          </m:r>
+          <m:r>
+            <w:rPr>
+              <w:rFonts w:ascii="Cambria Math" w:hAnsi="Cambria Math"/>
+            </w:rPr>
+            <m:t>-0.8mV</m:t>
+          </m:r>
+        </m:oMath>
+      </m:oMathPara>
+    </w:p>
+    <w:p/>
+    <w:p>
+      <w:r>
+        <w:t xml:space="preserve">This is well within the </w:t>
+      </w:r>
+      <w:r>
+        <w:t>maximum</w:t>
+      </w:r>
+      <w:r>
+        <w:t xml:space="preserve"> offset voltage of ±3 mV given in the datasheet </w:t>
+      </w:r>
+      <w:r>
+        <w:t xml:space="preserve">but still way below the typical value </w:t>
+      </w:r>
+      <w:r>
+        <w:t>(Texas Instruments, 2024).</w:t>
+      </w:r>
+    </w:p>
+    <w:p>
+      <w:pPr>
+        <w:pStyle w:val="Heading2"/>
+      </w:pPr>
+      <w:r>
+        <w:t>Input-referred noise</w:t>
       </w:r>
     </w:p>
     <w:p/>
@@ -10047,15 +10595,6 @@
     <w:p/>
     <w:p>
       <w:pPr>
-        <w:pStyle w:val="Heading2"/>
-      </w:pPr>
-      <w:r>
-        <w:t>Input-referred noise</w:t>
-      </w:r>
-    </w:p>
-    <w:p/>
-    <w:p>
-      <w:pPr>
         <w:rPr>
           <w:lang w:val="en-US"/>
         </w:rPr>
@@ -10310,6 +10849,7 @@
         <w:rPr>
           <w:lang w:val="en-US"/>
         </w:rPr>
+        <w:lastRenderedPageBreak/>
         <w:t>It is worth remembering t</w:t>
       </w:r>
       <w:r>
@@ -10639,7 +11179,6 @@
                 <w:sz w:val="20"/>
                 <w:szCs w:val="20"/>
               </w:rPr>
-              <w:lastRenderedPageBreak/>
               <w:t>Charge</w:t>
             </w:r>
             <w:proofErr w:type="spellEnd"/>
@@ -12036,6 +12575,7 @@
         <w:rPr>
           <w:noProof/>
         </w:rPr>
+        <w:lastRenderedPageBreak/>
         <mc:AlternateContent>
           <mc:Choice Requires="wps">
             <w:drawing>
@@ -12238,7 +12778,7 @@
                           </pic:cNvPicPr>
                         </pic:nvPicPr>
                         <pic:blipFill>
-                          <a:blip r:embed="rId44"/>
+                          <a:blip r:embed="rId46"/>
                           <a:stretch>
                             <a:fillRect/>
                           </a:stretch>
@@ -12267,7 +12807,7 @@
                           </pic:cNvPicPr>
                         </pic:nvPicPr>
                         <pic:blipFill>
-                          <a:blip r:embed="rId45"/>
+                          <a:blip r:embed="rId47"/>
                           <a:stretch>
                             <a:fillRect/>
                           </a:stretch>
@@ -12296,7 +12836,7 @@
                           </pic:cNvPicPr>
                         </pic:nvPicPr>
                         <pic:blipFill>
-                          <a:blip r:embed="rId46"/>
+                          <a:blip r:embed="rId48"/>
                           <a:stretch>
                             <a:fillRect/>
                           </a:stretch>
@@ -12325,7 +12865,7 @@
                           </pic:cNvPicPr>
                         </pic:nvPicPr>
                         <pic:blipFill>
-                          <a:blip r:embed="rId47"/>
+                          <a:blip r:embed="rId49"/>
                           <a:stretch>
                             <a:fillRect/>
                           </a:stretch>
@@ -12354,7 +12894,7 @@
                           </pic:cNvPicPr>
                         </pic:nvPicPr>
                         <pic:blipFill>
-                          <a:blip r:embed="rId48"/>
+                          <a:blip r:embed="rId50"/>
                           <a:stretch>
                             <a:fillRect/>
                           </a:stretch>
@@ -12404,19 +12944,19 @@
                   <o:lock v:ext="edit" aspectratio="t"/>
                 </v:shapetype>
                 <v:shape id="Picture 2" o:spid="_x0000_s1027" type="#_x0000_t75" style="position:absolute;width:22384;height:19252;visibility:visible;mso-wrap-style:square" o:gfxdata="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">
-                  <v:imagedata r:id="rId49" o:title=""/>
+                  <v:imagedata r:id="rId51" o:title=""/>
                 </v:shape>
                 <v:shape id="Picture 3" o:spid="_x0000_s1028" type="#_x0000_t75" style="position:absolute;left:23399;width:22385;height:19252;visibility:visible;mso-wrap-style:square" o:gfxdata="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">
-                  <v:imagedata r:id="rId50" o:title=""/>
+                  <v:imagedata r:id="rId52" o:title=""/>
                 </v:shape>
                 <v:shape id="Picture 4" o:spid="_x0000_s1029" type="#_x0000_t75" style="position:absolute;top:18071;width:22384;height:18417;visibility:visible;mso-wrap-style:square" o:gfxdata="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">
-                  <v:imagedata r:id="rId51" o:title=""/>
+                  <v:imagedata r:id="rId53" o:title=""/>
                 </v:shape>
                 <v:shape id="Picture 5" o:spid="_x0000_s1030" type="#_x0000_t75" style="position:absolute;left:22384;top:17653;width:23400;height:19253;visibility:visible;mso-wrap-style:square" o:gfxdata="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">
-                  <v:imagedata r:id="rId52" o:title=""/>
+                  <v:imagedata r:id="rId54" o:title=""/>
                 </v:shape>
                 <v:shape id="Picture 6" o:spid="_x0000_s1031" type="#_x0000_t75" style="position:absolute;left:11688;top:36756;width:22396;height:3494;visibility:visible;mso-wrap-style:square" o:gfxdata="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">
-                  <v:imagedata r:id="rId53" o:title=""/>
+                  <v:imagedata r:id="rId55" o:title=""/>
                 </v:shape>
                 <w10:wrap type="topAndBottom" anchory="page"/>
               </v:group>
@@ -12669,7 +13209,6 @@
         <w:rPr>
           <w:lang w:val="en-US"/>
         </w:rPr>
-        <w:lastRenderedPageBreak/>
         <w:t>”</w:t>
       </w:r>
       <w:r>
@@ -13007,7 +13546,14 @@
         <w:rPr>
           <w:lang w:val="en-US"/>
         </w:rPr>
-        <w:t xml:space="preserve"> The charger is specified to have output voltage between 45.5 and 5.5 V. According to our measurements, this specification is fulfilled.</w:t>
+        <w:t xml:space="preserve"> The </w:t>
+      </w:r>
+      <w:r>
+        <w:rPr>
+          <w:lang w:val="en-US"/>
+        </w:rPr>
+        <w:lastRenderedPageBreak/>
+        <w:t>charger is specified to have output voltage between 45.5 and 5.5 V. According to our measurements, this specification is fulfilled.</w:t>
       </w:r>
       <w:r>
         <w:rPr>
@@ -13135,7 +13681,7 @@
         </w:rPr>
         <w:t xml:space="preserve"> Available </w:t>
       </w:r>
-      <w:hyperlink r:id="rId54" w:history="1">
+      <w:hyperlink r:id="rId56" w:history="1">
         <w:r>
           <w:rPr>
             <w:rStyle w:val="Hyperlink"/>
@@ -13229,7 +13775,7 @@
         </w:rPr>
         <w:t xml:space="preserve">. Dallas, TX: Texas Instruments. Available at: </w:t>
       </w:r>
-      <w:hyperlink r:id="rId55" w:history="1">
+      <w:hyperlink r:id="rId57" w:history="1">
         <w:r>
           <w:rPr>
             <w:rStyle w:val="Hyperlink"/>
@@ -13317,7 +13863,7 @@
       <w:r>
         <w:t xml:space="preserve">Available at: </w:t>
       </w:r>
-      <w:hyperlink r:id="rId56" w:history="1">
+      <w:hyperlink r:id="rId58" w:history="1">
         <w:r>
           <w:rPr>
             <w:rStyle w:val="Hyperlink"/>
@@ -13427,7 +13973,7 @@
       <w:r>
         <w:t xml:space="preserve">Available at: </w:t>
       </w:r>
-      <w:hyperlink r:id="rId57" w:tgtFrame="_blank" w:history="1">
+      <w:hyperlink r:id="rId59" w:tgtFrame="_blank" w:history="1">
         <w:r>
           <w:rPr>
             <w:rStyle w:val="Hyperlink"/>
@@ -13553,7 +14099,6 @@
         <w:rPr>
           <w:lang w:val="en-US"/>
         </w:rPr>
-        <w:lastRenderedPageBreak/>
         <w:t>Note, that “Appendix” does n</w:t>
       </w:r>
       <w:r>
@@ -13662,10 +14207,10 @@
       </w:pPr>
     </w:p>
     <w:sectPr>
-      <w:headerReference w:type="default" r:id="rId58"/>
-      <w:footerReference w:type="default" r:id="rId59"/>
-      <w:headerReference w:type="first" r:id="rId60"/>
-      <w:footerReference w:type="first" r:id="rId61"/>
+      <w:headerReference w:type="default" r:id="rId60"/>
+      <w:footerReference w:type="default" r:id="rId61"/>
+      <w:headerReference w:type="first" r:id="rId62"/>
+      <w:footerReference w:type="first" r:id="rId63"/>
       <w:type w:val="continuous"/>
       <w:pgSz w:w="11907" w:h="16840" w:code="9"/>
       <w:pgMar w:top="1440" w:right="1080" w:bottom="1440" w:left="1080" w:header="708" w:footer="708" w:gutter="0"/>

--- a/report_lab3.docx
+++ b/report_lab3.docx
@@ -1091,7 +1091,6 @@
       <w:r>
         <w:fldChar w:fldCharType="end"/>
       </w:r>
-      <w:proofErr w:type="gramStart"/>
       <w:r>
         <w:rPr>
           <w:lang w:val="en-US"/>
@@ -1108,14 +1107,7 @@
         <w:rPr>
           <w:lang w:val="en-US"/>
         </w:rPr>
-        <w:t>.</w:t>
-      </w:r>
-      <w:proofErr w:type="gramEnd"/>
-      <w:r>
-        <w:rPr>
-          <w:lang w:val="en-US"/>
-        </w:rPr>
-        <w:t xml:space="preserve"> Detailed circuit schematics for the high closed-loop gain (+40 dB) configurations investigated in both </w:t>
+        <w:t xml:space="preserve">Detailed circuit schematics for the high closed-loop gain (+40 dB) configurations investigated in both </w:t>
       </w:r>
       <w:proofErr w:type="spellStart"/>
       <w:r>
@@ -2605,10 +2597,10 @@
       </w:pPr>
       <w:r>
         <w:drawing>
-          <wp:inline distT="0" distB="0" distL="0" distR="0" wp14:anchorId="5B4BD720" wp14:editId="79F446D1">
-            <wp:extent cx="5211271" cy="2796774"/>
-            <wp:effectExtent l="0" t="0" r="0" b="0"/>
-            <wp:docPr id="776853064" name="Picture 1"/>
+          <wp:inline distT="0" distB="0" distL="0" distR="0" wp14:anchorId="332B1BB1" wp14:editId="75A7F65E">
+            <wp:extent cx="5110480" cy="2728526"/>
+            <wp:effectExtent l="0" t="0" r="0" b="2540"/>
+            <wp:docPr id="1665067969" name="Picture 1"/>
             <wp:cNvGraphicFramePr>
               <a:graphicFrameLocks xmlns:a="http://schemas.openxmlformats.org/drawingml/2006/main" noChangeAspect="1"/>
             </wp:cNvGraphicFramePr>
@@ -2616,7 +2608,7 @@
               <a:graphicData uri="http://schemas.openxmlformats.org/drawingml/2006/picture">
                 <pic:pic xmlns:pic="http://schemas.openxmlformats.org/drawingml/2006/picture">
                   <pic:nvPicPr>
-                    <pic:cNvPr id="776853064" name=""/>
+                    <pic:cNvPr id="1665067969" name=""/>
                     <pic:cNvPicPr/>
                   </pic:nvPicPr>
                   <pic:blipFill>
@@ -2628,7 +2620,7 @@
                   <pic:spPr>
                     <a:xfrm>
                       <a:off x="0" y="0"/>
-                      <a:ext cx="5254062" cy="2819739"/>
+                      <a:ext cx="5149201" cy="2749199"/>
                     </a:xfrm>
                     <a:prstGeom prst="rect">
                       <a:avLst/>
@@ -2723,7 +2715,19 @@
         <w:rPr>
           <w:lang w:val="en-US"/>
         </w:rPr>
-        <w:t xml:space="preserve">To measure the noise of a non-inverting amplifier with a gain of 100 (40 dB) </w:t>
+        <w:t>To measure the noise of a</w:t>
+      </w:r>
+      <w:r>
+        <w:rPr>
+          <w:lang w:val="en-US"/>
+        </w:rPr>
+        <w:t>n</w:t>
+      </w:r>
+      <w:r>
+        <w:rPr>
+          <w:lang w:val="en-US"/>
+        </w:rPr>
+        <w:t xml:space="preserve"> amplifier </w:t>
       </w:r>
       <w:r>
         <w:rPr>
@@ -3313,7 +3317,19 @@
         <w:rPr>
           <w:lang w:val="en-US"/>
         </w:rPr>
-        <w:t>The offset voltage can then be calculated as:</w:t>
+        <w:t xml:space="preserve">The offset voltage can then be </w:t>
+      </w:r>
+      <w:r>
+        <w:rPr>
+          <w:lang w:val="en-US"/>
+        </w:rPr>
+        <w:t>said to be</w:t>
+      </w:r>
+      <w:r>
+        <w:rPr>
+          <w:lang w:val="en-US"/>
+        </w:rPr>
+        <w:t>:</w:t>
       </w:r>
     </w:p>
     <w:p/>
@@ -3531,6 +3547,380 @@
     </w:p>
     <w:p/>
     <w:p>
+      <w:r>
+        <w:t>The offset voltage can now be calculated as:</w:t>
+      </w:r>
+    </w:p>
+    <w:p/>
+    <w:p>
+      <m:oMathPara>
+        <m:oMath>
+          <m:sSub>
+            <m:sSubPr>
+              <m:ctrlPr>
+                <w:rPr>
+                  <w:rFonts w:ascii="Cambria Math" w:hAnsi="Cambria Math"/>
+                </w:rPr>
+              </m:ctrlPr>
+            </m:sSubPr>
+            <m:e>
+              <m:r>
+                <w:rPr>
+                  <w:rFonts w:ascii="Cambria Math" w:hAnsi="Cambria Math"/>
+                </w:rPr>
+                <m:t>V</m:t>
+              </m:r>
+            </m:e>
+            <m:sub>
+              <m:r>
+                <m:rPr>
+                  <m:nor/>
+                </m:rPr>
+                <w:rPr>
+                  <w:rFonts w:ascii="Cambria Math" w:hAnsi="Cambria Math"/>
+                </w:rPr>
+                <m:t>OS</m:t>
+              </m:r>
+            </m:sub>
+          </m:sSub>
+          <m:r>
+            <w:rPr>
+              <w:rFonts w:ascii="Cambria Math" w:hAnsi="Cambria Math"/>
+            </w:rPr>
+            <m:t>=</m:t>
+          </m:r>
+          <m:f>
+            <m:fPr>
+              <m:ctrlPr>
+                <w:rPr>
+                  <w:rFonts w:ascii="Cambria Math" w:hAnsi="Cambria Math"/>
+                </w:rPr>
+              </m:ctrlPr>
+            </m:fPr>
+            <m:num>
+              <m:sSub>
+                <m:sSubPr>
+                  <m:ctrlPr>
+                    <w:rPr>
+                      <w:rFonts w:ascii="Cambria Math" w:hAnsi="Cambria Math"/>
+                    </w:rPr>
+                  </m:ctrlPr>
+                </m:sSubPr>
+                <m:e>
+                  <m:r>
+                    <w:rPr>
+                      <w:rFonts w:ascii="Cambria Math" w:hAnsi="Cambria Math"/>
+                    </w:rPr>
+                    <m:t>V</m:t>
+                  </m:r>
+                </m:e>
+                <m:sub>
+                  <m:r>
+                    <m:rPr>
+                      <m:nor/>
+                    </m:rPr>
+                    <w:rPr>
+                      <w:rFonts w:ascii="Cambria Math" w:hAnsi="Cambria Math"/>
+                    </w:rPr>
+                    <m:t>OUT</m:t>
+                  </m:r>
+                </m:sub>
+              </m:sSub>
+            </m:num>
+            <m:den>
+              <m:sSub>
+                <m:sSubPr>
+                  <m:ctrlPr>
+                    <w:rPr>
+                      <w:rFonts w:ascii="Cambria Math" w:hAnsi="Cambria Math"/>
+                    </w:rPr>
+                  </m:ctrlPr>
+                </m:sSubPr>
+                <m:e>
+                  <m:r>
+                    <w:rPr>
+                      <w:rFonts w:ascii="Cambria Math" w:hAnsi="Cambria Math"/>
+                    </w:rPr>
+                    <m:t>A</m:t>
+                  </m:r>
+                </m:e>
+                <m:sub>
+                  <m:r>
+                    <m:rPr>
+                      <m:nor/>
+                    </m:rPr>
+                    <w:rPr>
+                      <w:rFonts w:ascii="Cambria Math" w:hAnsi="Cambria Math"/>
+                    </w:rPr>
+                    <m:t>v</m:t>
+                  </m:r>
+                </m:sub>
+              </m:sSub>
+            </m:den>
+          </m:f>
+        </m:oMath>
+      </m:oMathPara>
+    </w:p>
+    <w:p>
+      <w:pPr>
+        <w:pStyle w:val="Heading2"/>
+      </w:pPr>
+      <w:r>
+        <w:t>Input bias current</w:t>
+      </w:r>
+    </w:p>
+    <w:p/>
+    <w:p>
+      <w:r>
+        <w:t>The input bias current was determined using the same circuit as for the input impedance measurement in Figure 3, but with the signal source removed and the input shorted to ground through the series resistor R</w:t>
+      </w:r>
+      <w:r>
+        <w:rPr>
+          <w:vertAlign w:val="subscript"/>
+        </w:rPr>
+        <w:t>s</w:t>
+      </w:r>
+      <w:r>
+        <w:t>, as shown in Figure 11. The bias current of the op-amp flows through R</w:t>
+      </w:r>
+      <w:r>
+        <w:rPr>
+          <w:vertAlign w:val="subscript"/>
+        </w:rPr>
+        <w:t>s</w:t>
+      </w:r>
+      <w:r>
+        <w:t>, so the DC voltage across it, measured with the bench multimeter, can only be caused by the input bias current.</w:t>
+      </w:r>
+    </w:p>
+    <w:p/>
+    <w:p>
+      <w:pPr>
+        <w:jc w:val="center"/>
+      </w:pPr>
+      <w:r>
+        <w:drawing>
+          <wp:inline distT="0" distB="0" distL="0" distR="0" wp14:anchorId="447712B0" wp14:editId="25CE7CA4">
+            <wp:extent cx="3794078" cy="2051768"/>
+            <wp:effectExtent l="0" t="0" r="3810" b="5715"/>
+            <wp:docPr id="1619765341" name="Picture 1"/>
+            <wp:cNvGraphicFramePr>
+              <a:graphicFrameLocks xmlns:a="http://schemas.openxmlformats.org/drawingml/2006/main" noChangeAspect="1"/>
+            </wp:cNvGraphicFramePr>
+            <a:graphic xmlns:a="http://schemas.openxmlformats.org/drawingml/2006/main">
+              <a:graphicData uri="http://schemas.openxmlformats.org/drawingml/2006/picture">
+                <pic:pic xmlns:pic="http://schemas.openxmlformats.org/drawingml/2006/picture">
+                  <pic:nvPicPr>
+                    <pic:cNvPr id="1619765341" name=""/>
+                    <pic:cNvPicPr/>
+                  </pic:nvPicPr>
+                  <pic:blipFill>
+                    <a:blip r:embed="rId21"/>
+                    <a:stretch>
+                      <a:fillRect/>
+                    </a:stretch>
+                  </pic:blipFill>
+                  <pic:spPr>
+                    <a:xfrm>
+                      <a:off x="0" y="0"/>
+                      <a:ext cx="3866736" cy="2091060"/>
+                    </a:xfrm>
+                    <a:prstGeom prst="rect">
+                      <a:avLst/>
+                    </a:prstGeom>
+                  </pic:spPr>
+                </pic:pic>
+              </a:graphicData>
+            </a:graphic>
+          </wp:inline>
+        </w:drawing>
+      </w:r>
+    </w:p>
+    <w:p>
+      <w:pPr>
+        <w:pStyle w:val="Caption"/>
+        <w:ind w:left="0" w:firstLine="0"/>
+      </w:pPr>
+      <w:r>
+        <w:t xml:space="preserve">Figure </w:t>
+      </w:r>
+      <w:r>
+        <w:fldChar w:fldCharType="begin"/>
+      </w:r>
+      <w:r>
+        <w:instrText xml:space="preserve"> SEQ Figure \* ARABIC </w:instrText>
+      </w:r>
+      <w:r>
+        <w:fldChar w:fldCharType="separate"/>
+      </w:r>
+      <w:r>
+        <w:rPr>
+          <w:noProof/>
+        </w:rPr>
+        <w:t>11</w:t>
+      </w:r>
+      <w:r>
+        <w:fldChar w:fldCharType="end"/>
+      </w:r>
+      <w:r>
+        <w:t>.</w:t>
+      </w:r>
+      <w:r>
+        <w:t xml:space="preserve"> </w:t>
+      </w:r>
+      <w:r>
+        <w:t>Circuit used to measure the input bias current. An LM358 voltage follower with the non-inverting input connected to ground through a 10 MΩ series resistor R</w:t>
+      </w:r>
+      <w:r>
+        <w:rPr>
+          <w:vertAlign w:val="subscript"/>
+        </w:rPr>
+        <w:t>s</w:t>
+      </w:r>
+      <w:r>
+        <w:t>, powered from ±10 V supplies.</w:t>
+      </w:r>
+    </w:p>
+    <w:p/>
+    <w:p>
+      <w:r>
+        <w:lastRenderedPageBreak/>
+        <w:t>The input bias current can then be calculated as</w:t>
+      </w:r>
+      <w:r>
+        <w:t>:</w:t>
+      </w:r>
+    </w:p>
+    <w:p>
+      <w:r>
+        <w:br/>
+      </w:r>
+      <m:oMathPara>
+        <m:oMath>
+          <m:sSub>
+            <m:sSubPr>
+              <m:ctrlPr>
+                <w:rPr>
+                  <w:rFonts w:ascii="Cambria Math" w:hAnsi="Cambria Math"/>
+                </w:rPr>
+              </m:ctrlPr>
+            </m:sSubPr>
+            <m:e>
+              <m:r>
+                <w:rPr>
+                  <w:rFonts w:ascii="Cambria Math" w:hAnsi="Cambria Math"/>
+                </w:rPr>
+                <m:t>I</m:t>
+              </m:r>
+            </m:e>
+            <m:sub>
+              <m:r>
+                <w:rPr>
+                  <w:rFonts w:ascii="Cambria Math" w:hAnsi="Cambria Math"/>
+                </w:rPr>
+                <m:t>b</m:t>
+              </m:r>
+            </m:sub>
+          </m:sSub>
+          <m:r>
+            <w:rPr>
+              <w:rFonts w:ascii="Cambria Math" w:hAnsi="Cambria Math"/>
+            </w:rPr>
+            <m:t>=</m:t>
+          </m:r>
+          <m:f>
+            <m:fPr>
+              <m:ctrlPr>
+                <w:rPr>
+                  <w:rFonts w:ascii="Cambria Math" w:hAnsi="Cambria Math"/>
+                </w:rPr>
+              </m:ctrlPr>
+            </m:fPr>
+            <m:num>
+              <m:sSub>
+                <m:sSubPr>
+                  <m:ctrlPr>
+                    <w:rPr>
+                      <w:rFonts w:ascii="Cambria Math" w:hAnsi="Cambria Math"/>
+                    </w:rPr>
+                  </m:ctrlPr>
+                </m:sSubPr>
+                <m:e>
+                  <m:r>
+                    <w:rPr>
+                      <w:rFonts w:ascii="Cambria Math" w:hAnsi="Cambria Math"/>
+                    </w:rPr>
+                    <m:t>V</m:t>
+                  </m:r>
+                </m:e>
+                <m:sub>
+                  <m:r>
+                    <w:rPr>
+                      <w:rFonts w:ascii="Cambria Math" w:hAnsi="Cambria Math"/>
+                    </w:rPr>
+                    <m:t>R</m:t>
+                  </m:r>
+                </m:sub>
+              </m:sSub>
+            </m:num>
+            <m:den>
+              <m:sSub>
+                <m:sSubPr>
+                  <m:ctrlPr>
+                    <w:rPr>
+                      <w:rFonts w:ascii="Cambria Math" w:hAnsi="Cambria Math"/>
+                    </w:rPr>
+                  </m:ctrlPr>
+                </m:sSubPr>
+                <m:e>
+                  <m:r>
+                    <w:rPr>
+                      <w:rFonts w:ascii="Cambria Math" w:hAnsi="Cambria Math"/>
+                    </w:rPr>
+                    <m:t>R</m:t>
+                  </m:r>
+                </m:e>
+                <m:sub>
+                  <m:r>
+                    <w:rPr>
+                      <w:rFonts w:ascii="Cambria Math" w:hAnsi="Cambria Math"/>
+                    </w:rPr>
+                    <m:t>s</m:t>
+                  </m:r>
+                </m:sub>
+              </m:sSub>
+            </m:den>
+          </m:f>
+        </m:oMath>
+      </m:oMathPara>
+    </w:p>
+    <w:p/>
+    <w:p>
+      <w:r>
+        <w:t>where V</w:t>
+      </w:r>
+      <w:r>
+        <w:rPr>
+          <w:vertAlign w:val="subscript"/>
+        </w:rPr>
+        <w:t>R</w:t>
+      </w:r>
+      <w:r>
+        <w:t xml:space="preserve"> is the DC voltage measured across R</w:t>
+      </w:r>
+      <w:r>
+        <w:rPr>
+          <w:vertAlign w:val="subscript"/>
+        </w:rPr>
+        <w:t>s</w:t>
+      </w:r>
+      <w:r>
+        <w:t>.</w:t>
+      </w:r>
+    </w:p>
+    <w:p/>
+    <w:p/>
+    <w:p>
       <w:pPr>
         <w:rPr>
           <w:bCs/>
@@ -3668,7 +4058,7 @@
                     <pic:cNvPicPr/>
                   </pic:nvPicPr>
                   <pic:blipFill>
-                    <a:blip r:embed="rId21" cstate="print">
+                    <a:blip r:embed="rId22" cstate="print">
                       <a:extLst>
                         <a:ext uri="{28A0092B-C50C-407E-A947-70E740481C1C}">
                           <a14:useLocalDpi xmlns:a14="http://schemas.microsoft.com/office/drawing/2010/main" val="0"/>
@@ -4330,7 +4720,6 @@
         <w:rPr>
           <w:noProof/>
         </w:rPr>
-        <w:lastRenderedPageBreak/>
         <w:drawing>
           <wp:inline distT="0" distB="0" distL="0" distR="0" wp14:anchorId="04ADC335" wp14:editId="3777AD4C">
             <wp:extent cx="4381641" cy="2690397"/>
@@ -4347,7 +4736,7 @@
                     <pic:cNvPicPr/>
                   </pic:nvPicPr>
                   <pic:blipFill rotWithShape="1">
-                    <a:blip r:embed="rId22" cstate="print">
+                    <a:blip r:embed="rId23" cstate="print">
                       <a:extLst>
                         <a:ext uri="{28A0092B-C50C-407E-A947-70E740481C1C}">
                           <a14:useLocalDpi xmlns:a14="http://schemas.microsoft.com/office/drawing/2010/main" val="0"/>
@@ -4392,6 +4781,7 @@
         <w:rPr>
           <w:lang w:val="en-US"/>
         </w:rPr>
+        <w:lastRenderedPageBreak/>
         <w:t>Figure</w:t>
       </w:r>
       <w:r>
@@ -4723,7 +5113,6 @@
         <w:rPr>
           <w:noProof/>
         </w:rPr>
-        <w:lastRenderedPageBreak/>
         <w:drawing>
           <wp:inline distT="0" distB="0" distL="0" distR="0" wp14:anchorId="453A8EE3" wp14:editId="72887FC4">
             <wp:extent cx="6189345" cy="1899285"/>
@@ -4737,200 +5126,6 @@
                 <pic:pic xmlns:pic="http://schemas.openxmlformats.org/drawingml/2006/picture">
                   <pic:nvPicPr>
                     <pic:cNvPr id="558697205" name="Picture 558697205"/>
-                    <pic:cNvPicPr/>
-                  </pic:nvPicPr>
-                  <pic:blipFill>
-                    <a:blip r:embed="rId23"/>
-                    <a:stretch>
-                      <a:fillRect/>
-                    </a:stretch>
-                  </pic:blipFill>
-                  <pic:spPr>
-                    <a:xfrm>
-                      <a:off x="0" y="0"/>
-                      <a:ext cx="6189345" cy="1899285"/>
-                    </a:xfrm>
-                    <a:prstGeom prst="rect">
-                      <a:avLst/>
-                    </a:prstGeom>
-                  </pic:spPr>
-                </pic:pic>
-              </a:graphicData>
-            </a:graphic>
-          </wp:inline>
-        </w:drawing>
-      </w:r>
-    </w:p>
-    <w:p>
-      <w:pPr>
-        <w:pStyle w:val="Caption"/>
-        <w:ind w:left="0" w:firstLine="0"/>
-        <w:rPr>
-          <w:lang w:val="en-US"/>
-        </w:rPr>
-      </w:pPr>
-      <w:r>
-        <w:rPr>
-          <w:lang w:val="en-US"/>
-        </w:rPr>
-        <w:t xml:space="preserve">Figure </w:t>
-      </w:r>
-      <w:r>
-        <w:fldChar w:fldCharType="begin"/>
-      </w:r>
-      <w:r>
-        <w:rPr>
-          <w:lang w:val="en-US"/>
-        </w:rPr>
-        <w:instrText xml:space="preserve"> SEQ Figure \* ARABIC </w:instrText>
-      </w:r>
-      <w:r>
-        <w:fldChar w:fldCharType="separate"/>
-      </w:r>
-      <w:r>
-        <w:rPr>
-          <w:noProof/>
-          <w:lang w:val="en-US"/>
-        </w:rPr>
-        <w:t>11</w:t>
-      </w:r>
-      <w:r>
-        <w:fldChar w:fldCharType="end"/>
-      </w:r>
-      <w:r>
-        <w:rPr>
-          <w:lang w:val="en-US"/>
-        </w:rPr>
-        <w:t>.</w:t>
-      </w:r>
-      <w:r>
-        <w:rPr>
-          <w:lang w:val="en-US"/>
-        </w:rPr>
-        <w:t xml:space="preserve"> </w:t>
-      </w:r>
-      <w:r>
-        <w:rPr>
-          <w:lang w:val="en-US"/>
-        </w:rPr>
-        <w:t xml:space="preserve">Simulated small-signal frequency response of the LM358 voltage follower (Av = 1, 0dB) in </w:t>
-      </w:r>
-      <w:proofErr w:type="spellStart"/>
-      <w:r>
-        <w:rPr>
-          <w:lang w:val="en-US"/>
-        </w:rPr>
-        <w:t>LTSpice</w:t>
-      </w:r>
-      <w:proofErr w:type="spellEnd"/>
-      <w:r>
-        <w:rPr>
-          <w:lang w:val="en-US"/>
-        </w:rPr>
-        <w:t xml:space="preserve"> from 10Hz to 10MHz. The simulation exhibits a flat 0 dB passband with mild gain peaking near 800kHz arising from phase margin degradation</w:t>
-      </w:r>
-      <w:r>
-        <w:rPr>
-          <w:lang w:val="en-US"/>
-        </w:rPr>
-        <w:t xml:space="preserve">, </w:t>
-      </w:r>
-      <w:r>
-        <w:rPr>
-          <w:lang w:val="en-US"/>
-        </w:rPr>
-        <w:t>reaching a -3dB cutoff frequency at 1.</w:t>
-      </w:r>
-      <w:r>
-        <w:rPr>
-          <w:lang w:val="en-US"/>
-        </w:rPr>
-        <w:t>1</w:t>
-      </w:r>
-      <w:r>
-        <w:rPr>
-          <w:lang w:val="en-US"/>
-        </w:rPr>
-        <w:t xml:space="preserve">5MHz. Phase remains near 0° at low </w:t>
-      </w:r>
-      <w:r>
-        <w:rPr>
-          <w:lang w:val="en-US"/>
-        </w:rPr>
-        <w:t>frequencies and</w:t>
-      </w:r>
-      <w:r>
-        <w:rPr>
-          <w:lang w:val="en-US"/>
-        </w:rPr>
-        <w:t xml:space="preserve"> </w:t>
-      </w:r>
-      <w:r>
-        <w:rPr>
-          <w:lang w:val="en-US"/>
-        </w:rPr>
-        <w:t>starts</w:t>
-      </w:r>
-      <w:r>
-        <w:rPr>
-          <w:lang w:val="en-US"/>
-        </w:rPr>
-        <w:t xml:space="preserve"> </w:t>
-      </w:r>
-      <w:r>
-        <w:rPr>
-          <w:lang w:val="en-US"/>
-        </w:rPr>
-        <w:t>dropping</w:t>
-      </w:r>
-      <w:r>
-        <w:rPr>
-          <w:lang w:val="en-US"/>
-        </w:rPr>
-        <w:t xml:space="preserve"> </w:t>
-      </w:r>
-      <w:r>
-        <w:rPr>
-          <w:lang w:val="en-US"/>
-        </w:rPr>
-        <w:t>at 700kHz</w:t>
-      </w:r>
-      <w:r>
-        <w:rPr>
-          <w:lang w:val="en-US"/>
-        </w:rPr>
-        <w:t>.</w:t>
-      </w:r>
-    </w:p>
-    <w:p>
-      <w:pPr>
-        <w:rPr>
-          <w:lang w:val="en-US"/>
-        </w:rPr>
-      </w:pPr>
-    </w:p>
-    <w:p>
-      <w:pPr>
-        <w:keepNext/>
-      </w:pPr>
-      <w:r>
-        <w:rPr>
-          <w:noProof/>
-          <w:lang w:val="en-US"/>
-        </w:rPr>
-        <w:drawing>
-          <wp:inline distT="0" distB="0" distL="0" distR="0" wp14:anchorId="07708657" wp14:editId="24868DF6">
-            <wp:extent cx="6189345" cy="1899285"/>
-            <wp:effectExtent l="0" t="0" r="0" b="5715"/>
-            <wp:docPr id="202929633" name="Picture 10"/>
-            <wp:cNvGraphicFramePr>
-              <a:graphicFrameLocks xmlns:a="http://schemas.openxmlformats.org/drawingml/2006/main" noChangeAspect="1"/>
-            </wp:cNvGraphicFramePr>
-            <a:graphic xmlns:a="http://schemas.openxmlformats.org/drawingml/2006/main">
-              <a:graphicData uri="http://schemas.openxmlformats.org/drawingml/2006/picture">
-                <pic:pic xmlns:pic="http://schemas.openxmlformats.org/drawingml/2006/picture">
-                  <pic:nvPicPr>
-                    <pic:cNvPr id="202929633" name="Picture 202929633"/>
                     <pic:cNvPicPr/>
                   </pic:nvPicPr>
                   <pic:blipFill>
@@ -4995,6 +5190,201 @@
         <w:rPr>
           <w:lang w:val="en-US"/>
         </w:rPr>
+        <w:t>.</w:t>
+      </w:r>
+      <w:r>
+        <w:rPr>
+          <w:lang w:val="en-US"/>
+        </w:rPr>
+        <w:t xml:space="preserve"> </w:t>
+      </w:r>
+      <w:r>
+        <w:rPr>
+          <w:lang w:val="en-US"/>
+        </w:rPr>
+        <w:t xml:space="preserve">Simulated small-signal frequency response of the LM358 voltage follower (Av = 1, 0dB) in </w:t>
+      </w:r>
+      <w:proofErr w:type="spellStart"/>
+      <w:r>
+        <w:rPr>
+          <w:lang w:val="en-US"/>
+        </w:rPr>
+        <w:t>LTSpice</w:t>
+      </w:r>
+      <w:proofErr w:type="spellEnd"/>
+      <w:r>
+        <w:rPr>
+          <w:lang w:val="en-US"/>
+        </w:rPr>
+        <w:t xml:space="preserve"> from 10Hz to 10MHz. The simulation exhibits a flat 0 dB passband with mild gain peaking near 800kHz arising from phase margin degradation</w:t>
+      </w:r>
+      <w:r>
+        <w:rPr>
+          <w:lang w:val="en-US"/>
+        </w:rPr>
+        <w:t xml:space="preserve">, </w:t>
+      </w:r>
+      <w:r>
+        <w:rPr>
+          <w:lang w:val="en-US"/>
+        </w:rPr>
+        <w:t>reaching a -3dB cutoff frequency at 1.</w:t>
+      </w:r>
+      <w:r>
+        <w:rPr>
+          <w:lang w:val="en-US"/>
+        </w:rPr>
+        <w:t>1</w:t>
+      </w:r>
+      <w:r>
+        <w:rPr>
+          <w:lang w:val="en-US"/>
+        </w:rPr>
+        <w:t xml:space="preserve">5MHz. Phase remains near 0° at low </w:t>
+      </w:r>
+      <w:r>
+        <w:rPr>
+          <w:lang w:val="en-US"/>
+        </w:rPr>
+        <w:t>frequencies and</w:t>
+      </w:r>
+      <w:r>
+        <w:rPr>
+          <w:lang w:val="en-US"/>
+        </w:rPr>
+        <w:t xml:space="preserve"> </w:t>
+      </w:r>
+      <w:r>
+        <w:rPr>
+          <w:lang w:val="en-US"/>
+        </w:rPr>
+        <w:t>starts</w:t>
+      </w:r>
+      <w:r>
+        <w:rPr>
+          <w:lang w:val="en-US"/>
+        </w:rPr>
+        <w:t xml:space="preserve"> </w:t>
+      </w:r>
+      <w:r>
+        <w:rPr>
+          <w:lang w:val="en-US"/>
+        </w:rPr>
+        <w:t>dropping</w:t>
+      </w:r>
+      <w:r>
+        <w:rPr>
+          <w:lang w:val="en-US"/>
+        </w:rPr>
+        <w:t xml:space="preserve"> </w:t>
+      </w:r>
+      <w:r>
+        <w:rPr>
+          <w:lang w:val="en-US"/>
+        </w:rPr>
+        <w:t>at 700kHz</w:t>
+      </w:r>
+      <w:r>
+        <w:rPr>
+          <w:lang w:val="en-US"/>
+        </w:rPr>
+        <w:t>.</w:t>
+      </w:r>
+    </w:p>
+    <w:p>
+      <w:pPr>
+        <w:rPr>
+          <w:lang w:val="en-US"/>
+        </w:rPr>
+      </w:pPr>
+    </w:p>
+    <w:p>
+      <w:pPr>
+        <w:keepNext/>
+      </w:pPr>
+      <w:r>
+        <w:rPr>
+          <w:noProof/>
+          <w:lang w:val="en-US"/>
+        </w:rPr>
+        <w:lastRenderedPageBreak/>
+        <w:drawing>
+          <wp:inline distT="0" distB="0" distL="0" distR="0" wp14:anchorId="07708657" wp14:editId="24868DF6">
+            <wp:extent cx="6189345" cy="1899285"/>
+            <wp:effectExtent l="0" t="0" r="0" b="5715"/>
+            <wp:docPr id="202929633" name="Picture 10"/>
+            <wp:cNvGraphicFramePr>
+              <a:graphicFrameLocks xmlns:a="http://schemas.openxmlformats.org/drawingml/2006/main" noChangeAspect="1"/>
+            </wp:cNvGraphicFramePr>
+            <a:graphic xmlns:a="http://schemas.openxmlformats.org/drawingml/2006/main">
+              <a:graphicData uri="http://schemas.openxmlformats.org/drawingml/2006/picture">
+                <pic:pic xmlns:pic="http://schemas.openxmlformats.org/drawingml/2006/picture">
+                  <pic:nvPicPr>
+                    <pic:cNvPr id="202929633" name="Picture 202929633"/>
+                    <pic:cNvPicPr/>
+                  </pic:nvPicPr>
+                  <pic:blipFill>
+                    <a:blip r:embed="rId25"/>
+                    <a:stretch>
+                      <a:fillRect/>
+                    </a:stretch>
+                  </pic:blipFill>
+                  <pic:spPr>
+                    <a:xfrm>
+                      <a:off x="0" y="0"/>
+                      <a:ext cx="6189345" cy="1899285"/>
+                    </a:xfrm>
+                    <a:prstGeom prst="rect">
+                      <a:avLst/>
+                    </a:prstGeom>
+                  </pic:spPr>
+                </pic:pic>
+              </a:graphicData>
+            </a:graphic>
+          </wp:inline>
+        </w:drawing>
+      </w:r>
+    </w:p>
+    <w:p>
+      <w:pPr>
+        <w:pStyle w:val="Caption"/>
+        <w:ind w:left="0" w:firstLine="0"/>
+        <w:rPr>
+          <w:lang w:val="en-US"/>
+        </w:rPr>
+      </w:pPr>
+      <w:r>
+        <w:rPr>
+          <w:lang w:val="en-US"/>
+        </w:rPr>
+        <w:t xml:space="preserve">Figure </w:t>
+      </w:r>
+      <w:r>
+        <w:fldChar w:fldCharType="begin"/>
+      </w:r>
+      <w:r>
+        <w:rPr>
+          <w:lang w:val="en-US"/>
+        </w:rPr>
+        <w:instrText xml:space="preserve"> SEQ Figure \* ARABIC </w:instrText>
+      </w:r>
+      <w:r>
+        <w:fldChar w:fldCharType="separate"/>
+      </w:r>
+      <w:r>
+        <w:rPr>
+          <w:noProof/>
+          <w:lang w:val="en-US"/>
+        </w:rPr>
+        <w:t>13</w:t>
+      </w:r>
+      <w:r>
+        <w:fldChar w:fldCharType="end"/>
+      </w:r>
+      <w:r>
+        <w:rPr>
+          <w:lang w:val="en-US"/>
+        </w:rPr>
         <w:t xml:space="preserve">. </w:t>
       </w:r>
       <w:r>
@@ -5071,7 +5461,7 @@
                     <pic:cNvPicPr/>
                   </pic:nvPicPr>
                   <pic:blipFill>
-                    <a:blip r:embed="rId25"/>
+                    <a:blip r:embed="rId26"/>
                     <a:stretch>
                       <a:fillRect/>
                     </a:stretch>
@@ -5123,7 +5513,7 @@
           <w:noProof/>
           <w:lang w:val="en-US"/>
         </w:rPr>
-        <w:t>13</w:t>
+        <w:t>14</w:t>
       </w:r>
       <w:r>
         <w:fldChar w:fldCharType="end"/>
@@ -5172,7 +5562,6 @@
           <w:noProof/>
           <w:lang w:val="en-US"/>
         </w:rPr>
-        <w:lastRenderedPageBreak/>
         <w:drawing>
           <wp:inline distT="0" distB="0" distL="0" distR="0" wp14:anchorId="0D156E4B" wp14:editId="006CB1CA">
             <wp:extent cx="6189345" cy="1899285"/>
@@ -5186,149 +5575,6 @@
                 <pic:pic xmlns:pic="http://schemas.openxmlformats.org/drawingml/2006/picture">
                   <pic:nvPicPr>
                     <pic:cNvPr id="1562323562" name="Picture 1562323562"/>
-                    <pic:cNvPicPr/>
-                  </pic:nvPicPr>
-                  <pic:blipFill>
-                    <a:blip r:embed="rId26"/>
-                    <a:stretch>
-                      <a:fillRect/>
-                    </a:stretch>
-                  </pic:blipFill>
-                  <pic:spPr>
-                    <a:xfrm>
-                      <a:off x="0" y="0"/>
-                      <a:ext cx="6189345" cy="1899285"/>
-                    </a:xfrm>
-                    <a:prstGeom prst="rect">
-                      <a:avLst/>
-                    </a:prstGeom>
-                  </pic:spPr>
-                </pic:pic>
-              </a:graphicData>
-            </a:graphic>
-          </wp:inline>
-        </w:drawing>
-      </w:r>
-    </w:p>
-    <w:p>
-      <w:pPr>
-        <w:pStyle w:val="Caption"/>
-        <w:ind w:left="0" w:firstLine="0"/>
-        <w:rPr>
-          <w:lang w:val="en-US"/>
-        </w:rPr>
-      </w:pPr>
-      <w:r>
-        <w:rPr>
-          <w:lang w:val="en-US"/>
-        </w:rPr>
-        <w:t xml:space="preserve">Figure </w:t>
-      </w:r>
-      <w:r>
-        <w:fldChar w:fldCharType="begin"/>
-      </w:r>
-      <w:r>
-        <w:rPr>
-          <w:lang w:val="en-US"/>
-        </w:rPr>
-        <w:instrText xml:space="preserve"> SEQ Figure \* ARABIC </w:instrText>
-      </w:r>
-      <w:r>
-        <w:fldChar w:fldCharType="separate"/>
-      </w:r>
-      <w:r>
-        <w:rPr>
-          <w:noProof/>
-          <w:lang w:val="en-US"/>
-        </w:rPr>
-        <w:t>14</w:t>
-      </w:r>
-      <w:r>
-        <w:fldChar w:fldCharType="end"/>
-      </w:r>
-      <w:r>
-        <w:rPr>
-          <w:lang w:val="en-US"/>
-        </w:rPr>
-        <w:t xml:space="preserve">. </w:t>
-      </w:r>
-      <w:r>
-        <w:t>Measured small-signal frequency response of the LM358 inverting amplifier with unity gain (Av = -1, 0dB)</w:t>
-      </w:r>
-      <w:r>
-        <w:t xml:space="preserve"> </w:t>
-      </w:r>
-      <w:r>
-        <w:t>from 100Hz to 24.83MHz. The passband exhibits 0</w:t>
-      </w:r>
-      <w:r>
-        <w:t xml:space="preserve"> </w:t>
-      </w:r>
-      <w:r>
-        <w:t xml:space="preserve">dB gain up to 20kHz, with the -3dB </w:t>
-      </w:r>
-      <w:r>
-        <w:rPr>
-          <w:lang w:val="en-US"/>
-        </w:rPr>
-        <w:t>cutoff</w:t>
-      </w:r>
-      <w:r>
-        <w:t xml:space="preserve"> observed at </w:t>
-      </w:r>
-      <w:r>
-        <w:t>28.18</w:t>
-      </w:r>
-      <w:r>
-        <w:t>kHz. A localized gain dip to -4.5dB occurs at 40kHz followed by a rebound to -2dB at 70kHz and progressive roll-off</w:t>
-      </w:r>
-      <w:r>
-        <w:t xml:space="preserve">. </w:t>
-      </w:r>
-      <w:r>
-        <w:t xml:space="preserve">Phase starts at 180° (with </w:t>
-      </w:r>
-      <w:r>
-        <w:t>instrument artifacting</w:t>
-      </w:r>
-      <w:r>
-        <w:t xml:space="preserve"> at low frequencies) and trends toward 0°</w:t>
-      </w:r>
-      <w:r>
-        <w:rPr>
-          <w:lang w:val="en-US"/>
-        </w:rPr>
-        <w:t>.</w:t>
-      </w:r>
-    </w:p>
-    <w:p>
-      <w:pPr>
-        <w:rPr>
-          <w:lang w:val="en-US"/>
-        </w:rPr>
-      </w:pPr>
-    </w:p>
-    <w:p>
-      <w:pPr>
-        <w:keepNext/>
-      </w:pPr>
-      <w:r>
-        <w:rPr>
-          <w:noProof/>
-        </w:rPr>
-        <w:drawing>
-          <wp:inline distT="0" distB="0" distL="0" distR="0" wp14:anchorId="2A9D4018" wp14:editId="6DB0A598">
-            <wp:extent cx="6189345" cy="1899285"/>
-            <wp:effectExtent l="0" t="0" r="0" b="5715"/>
-            <wp:docPr id="406557912" name="Picture 8"/>
-            <wp:cNvGraphicFramePr>
-              <a:graphicFrameLocks xmlns:a="http://schemas.openxmlformats.org/drawingml/2006/main" noChangeAspect="1"/>
-            </wp:cNvGraphicFramePr>
-            <a:graphic xmlns:a="http://schemas.openxmlformats.org/drawingml/2006/main">
-              <a:graphicData uri="http://schemas.openxmlformats.org/drawingml/2006/picture">
-                <pic:pic xmlns:pic="http://schemas.openxmlformats.org/drawingml/2006/picture">
-                  <pic:nvPicPr>
-                    <pic:cNvPr id="406557912" name="Picture 406557912"/>
                     <pic:cNvPicPr/>
                   </pic:nvPicPr>
                   <pic:blipFill>
@@ -5396,73 +5642,46 @@
         <w:t xml:space="preserve">. </w:t>
       </w:r>
       <w:r>
-        <w:t>Simulated small-signal frequency response of the LM358 non-inverting amplifier with nominal gain Av = 101</w:t>
+        <w:t>Measured small-signal frequency response of the LM358 inverting amplifier with unity gain (Av = -1, 0dB)</w:t>
       </w:r>
       <w:r>
         <w:t xml:space="preserve"> </w:t>
       </w:r>
       <w:r>
-        <w:t xml:space="preserve">(40.08dB) in LTSpice from 10Hz to 10MHz. The -3dB </w:t>
-      </w:r>
-      <w:r>
+        <w:t>from 100Hz to 24.83MHz. The passband exhibits 0</w:t>
+      </w:r>
+      <w:r>
+        <w:t xml:space="preserve"> </w:t>
+      </w:r>
+      <w:r>
+        <w:t xml:space="preserve">dB gain up to 20kHz, with the -3dB </w:t>
+      </w:r>
+      <w:r>
+        <w:rPr>
+          <w:lang w:val="en-US"/>
+        </w:rPr>
         <w:t>cutoff</w:t>
       </w:r>
       <w:r>
-        <w:t xml:space="preserve"> frequency is located at</w:t>
-      </w:r>
-      <w:r>
-        <w:t xml:space="preserve"> 7.86kHz</w:t>
-      </w:r>
-      <w:r>
-        <w:t>, beyond which the magnitude rolls off at a classic -20dB/decade slope</w:t>
-      </w:r>
-      <w:r>
-        <w:t xml:space="preserve"> till an additional pole becomes active at about </w:t>
-      </w:r>
-      <w:r>
-        <w:t>1MH</w:t>
-      </w:r>
-      <w:r>
-        <w:t>z</w:t>
+        <w:t xml:space="preserve"> observed at </w:t>
+      </w:r>
+      <w:r>
+        <w:t>28.18</w:t>
+      </w:r>
+      <w:r>
+        <w:t>kHz. A localized gain dip to -4.5dB occurs at 40kHz followed by a rebound to -2dB at 70kHz and progressive roll-off</w:t>
       </w:r>
       <w:r>
         <w:t xml:space="preserve">. </w:t>
       </w:r>
       <w:r>
-        <w:rPr>
-          <w:lang w:val="en-US"/>
-        </w:rPr>
-        <w:t>Phase remains near 0° at low frequencies and</w:t>
-      </w:r>
-      <w:r>
-        <w:rPr>
-          <w:lang w:val="en-US"/>
-        </w:rPr>
-        <w:t xml:space="preserve"> starts </w:t>
-      </w:r>
-      <w:r>
-        <w:rPr>
-          <w:lang w:val="en-US"/>
-        </w:rPr>
-        <w:t>dropping</w:t>
-      </w:r>
-      <w:r>
-        <w:rPr>
-          <w:lang w:val="en-US"/>
-        </w:rPr>
-        <w:t xml:space="preserve"> </w:t>
-      </w:r>
-      <w:r>
-        <w:rPr>
-          <w:lang w:val="en-US"/>
-        </w:rPr>
-        <w:t>at</w:t>
-      </w:r>
-      <w:r>
-        <w:t xml:space="preserve"> 10kHz</w:t>
-      </w:r>
-      <w:r>
-        <w:t xml:space="preserve"> with a second drop before the second pole becomes active</w:t>
+        <w:t xml:space="preserve">Phase starts at 180° (with </w:t>
+      </w:r>
+      <w:r>
+        <w:t>instrument artifacting</w:t>
+      </w:r>
+      <w:r>
+        <w:t xml:space="preserve"> at low frequencies) and trends toward 0°</w:t>
       </w:r>
       <w:r>
         <w:rPr>
@@ -5485,13 +5704,13 @@
       <w:r>
         <w:rPr>
           <w:noProof/>
-          <w:lang w:val="en-US"/>
-        </w:rPr>
+        </w:rPr>
+        <w:lastRenderedPageBreak/>
         <w:drawing>
-          <wp:inline distT="0" distB="0" distL="0" distR="0" wp14:anchorId="783AA0A3" wp14:editId="64CBB4E2">
+          <wp:inline distT="0" distB="0" distL="0" distR="0" wp14:anchorId="2A9D4018" wp14:editId="6DB0A598">
             <wp:extent cx="6189345" cy="1899285"/>
             <wp:effectExtent l="0" t="0" r="0" b="5715"/>
-            <wp:docPr id="1485130847" name="Picture 12"/>
+            <wp:docPr id="406557912" name="Picture 8"/>
             <wp:cNvGraphicFramePr>
               <a:graphicFrameLocks xmlns:a="http://schemas.openxmlformats.org/drawingml/2006/main" noChangeAspect="1"/>
             </wp:cNvGraphicFramePr>
@@ -5499,7 +5718,7 @@
               <a:graphicData uri="http://schemas.openxmlformats.org/drawingml/2006/picture">
                 <pic:pic xmlns:pic="http://schemas.openxmlformats.org/drawingml/2006/picture">
                   <pic:nvPicPr>
-                    <pic:cNvPr id="1485130847" name="Picture 1485130847"/>
+                    <pic:cNvPr id="406557912" name="Picture 406557912"/>
                     <pic:cNvPicPr/>
                   </pic:nvPicPr>
                   <pic:blipFill>
@@ -5567,6 +5786,177 @@
         <w:t xml:space="preserve">. </w:t>
       </w:r>
       <w:r>
+        <w:t>Simulated small-signal frequency response of the LM358 non-inverting amplifier with nominal gain Av = 101</w:t>
+      </w:r>
+      <w:r>
+        <w:t xml:space="preserve"> </w:t>
+      </w:r>
+      <w:r>
+        <w:t xml:space="preserve">(40.08dB) in LTSpice from 10Hz to 10MHz. The -3dB </w:t>
+      </w:r>
+      <w:r>
+        <w:t>cutoff</w:t>
+      </w:r>
+      <w:r>
+        <w:t xml:space="preserve"> frequency is located at</w:t>
+      </w:r>
+      <w:r>
+        <w:t xml:space="preserve"> 7.86kHz</w:t>
+      </w:r>
+      <w:r>
+        <w:t>, beyond which the magnitude rolls off at a classic -20dB/decade slope</w:t>
+      </w:r>
+      <w:r>
+        <w:t xml:space="preserve"> till an additional pole becomes active at about </w:t>
+      </w:r>
+      <w:r>
+        <w:t>1MH</w:t>
+      </w:r>
+      <w:r>
+        <w:t>z</w:t>
+      </w:r>
+      <w:r>
+        <w:t xml:space="preserve">. </w:t>
+      </w:r>
+      <w:r>
+        <w:rPr>
+          <w:lang w:val="en-US"/>
+        </w:rPr>
+        <w:t>Phase remains near 0° at low frequencies and</w:t>
+      </w:r>
+      <w:r>
+        <w:rPr>
+          <w:lang w:val="en-US"/>
+        </w:rPr>
+        <w:t xml:space="preserve"> starts </w:t>
+      </w:r>
+      <w:r>
+        <w:rPr>
+          <w:lang w:val="en-US"/>
+        </w:rPr>
+        <w:t>dropping</w:t>
+      </w:r>
+      <w:r>
+        <w:rPr>
+          <w:lang w:val="en-US"/>
+        </w:rPr>
+        <w:t xml:space="preserve"> </w:t>
+      </w:r>
+      <w:r>
+        <w:rPr>
+          <w:lang w:val="en-US"/>
+        </w:rPr>
+        <w:t>at</w:t>
+      </w:r>
+      <w:r>
+        <w:t xml:space="preserve"> 10kHz</w:t>
+      </w:r>
+      <w:r>
+        <w:t xml:space="preserve"> with a second drop before the second pole becomes active</w:t>
+      </w:r>
+      <w:r>
+        <w:rPr>
+          <w:lang w:val="en-US"/>
+        </w:rPr>
+        <w:t>.</w:t>
+      </w:r>
+    </w:p>
+    <w:p>
+      <w:pPr>
+        <w:rPr>
+          <w:lang w:val="en-US"/>
+        </w:rPr>
+      </w:pPr>
+    </w:p>
+    <w:p>
+      <w:pPr>
+        <w:keepNext/>
+      </w:pPr>
+      <w:r>
+        <w:rPr>
+          <w:noProof/>
+          <w:lang w:val="en-US"/>
+        </w:rPr>
+        <w:drawing>
+          <wp:inline distT="0" distB="0" distL="0" distR="0" wp14:anchorId="783AA0A3" wp14:editId="64CBB4E2">
+            <wp:extent cx="6189345" cy="1899285"/>
+            <wp:effectExtent l="0" t="0" r="0" b="5715"/>
+            <wp:docPr id="1485130847" name="Picture 12"/>
+            <wp:cNvGraphicFramePr>
+              <a:graphicFrameLocks xmlns:a="http://schemas.openxmlformats.org/drawingml/2006/main" noChangeAspect="1"/>
+            </wp:cNvGraphicFramePr>
+            <a:graphic xmlns:a="http://schemas.openxmlformats.org/drawingml/2006/main">
+              <a:graphicData uri="http://schemas.openxmlformats.org/drawingml/2006/picture">
+                <pic:pic xmlns:pic="http://schemas.openxmlformats.org/drawingml/2006/picture">
+                  <pic:nvPicPr>
+                    <pic:cNvPr id="1485130847" name="Picture 1485130847"/>
+                    <pic:cNvPicPr/>
+                  </pic:nvPicPr>
+                  <pic:blipFill>
+                    <a:blip r:embed="rId29"/>
+                    <a:stretch>
+                      <a:fillRect/>
+                    </a:stretch>
+                  </pic:blipFill>
+                  <pic:spPr>
+                    <a:xfrm>
+                      <a:off x="0" y="0"/>
+                      <a:ext cx="6189345" cy="1899285"/>
+                    </a:xfrm>
+                    <a:prstGeom prst="rect">
+                      <a:avLst/>
+                    </a:prstGeom>
+                  </pic:spPr>
+                </pic:pic>
+              </a:graphicData>
+            </a:graphic>
+          </wp:inline>
+        </w:drawing>
+      </w:r>
+    </w:p>
+    <w:p>
+      <w:pPr>
+        <w:pStyle w:val="Caption"/>
+        <w:ind w:left="0" w:firstLine="0"/>
+        <w:rPr>
+          <w:lang w:val="en-US"/>
+        </w:rPr>
+      </w:pPr>
+      <w:r>
+        <w:rPr>
+          <w:lang w:val="en-US"/>
+        </w:rPr>
+        <w:t xml:space="preserve">Figure </w:t>
+      </w:r>
+      <w:r>
+        <w:fldChar w:fldCharType="begin"/>
+      </w:r>
+      <w:r>
+        <w:rPr>
+          <w:lang w:val="en-US"/>
+        </w:rPr>
+        <w:instrText xml:space="preserve"> SEQ Figure \* ARABIC </w:instrText>
+      </w:r>
+      <w:r>
+        <w:fldChar w:fldCharType="separate"/>
+      </w:r>
+      <w:r>
+        <w:rPr>
+          <w:noProof/>
+          <w:lang w:val="en-US"/>
+        </w:rPr>
+        <w:t>17</w:t>
+      </w:r>
+      <w:r>
+        <w:fldChar w:fldCharType="end"/>
+      </w:r>
+      <w:r>
+        <w:rPr>
+          <w:lang w:val="en-US"/>
+        </w:rPr>
+        <w:t xml:space="preserve">. </w:t>
+      </w:r>
+      <w:r>
         <w:t>Measured small-signal frequency response of the LM358 non-inverting amplifier with nominal gain Av = 101 (40.08dB) from 100Hz to 24.83MHz. The measured low-frequency gain is 40.</w:t>
       </w:r>
       <w:r>
@@ -5625,7 +6015,6 @@
           <w:noProof/>
           <w:lang w:val="en-US"/>
         </w:rPr>
-        <w:lastRenderedPageBreak/>
         <w:drawing>
           <wp:inline distT="0" distB="0" distL="0" distR="0" wp14:anchorId="2CCD9FFF" wp14:editId="677FC324">
             <wp:extent cx="6189345" cy="1905635"/>
@@ -5639,165 +6028,6 @@
                 <pic:pic xmlns:pic="http://schemas.openxmlformats.org/drawingml/2006/picture">
                   <pic:nvPicPr>
                     <pic:cNvPr id="667052883" name="Picture 667052883"/>
-                    <pic:cNvPicPr/>
-                  </pic:nvPicPr>
-                  <pic:blipFill>
-                    <a:blip r:embed="rId29"/>
-                    <a:stretch>
-                      <a:fillRect/>
-                    </a:stretch>
-                  </pic:blipFill>
-                  <pic:spPr>
-                    <a:xfrm>
-                      <a:off x="0" y="0"/>
-                      <a:ext cx="6189345" cy="1905635"/>
-                    </a:xfrm>
-                    <a:prstGeom prst="rect">
-                      <a:avLst/>
-                    </a:prstGeom>
-                  </pic:spPr>
-                </pic:pic>
-              </a:graphicData>
-            </a:graphic>
-          </wp:inline>
-        </w:drawing>
-      </w:r>
-    </w:p>
-    <w:p>
-      <w:pPr>
-        <w:pStyle w:val="Caption"/>
-        <w:ind w:left="0" w:firstLine="0"/>
-        <w:rPr>
-          <w:lang w:val="en-US"/>
-        </w:rPr>
-      </w:pPr>
-      <w:r>
-        <w:rPr>
-          <w:lang w:val="en-US"/>
-        </w:rPr>
-        <w:t xml:space="preserve">Figure </w:t>
-      </w:r>
-      <w:r>
-        <w:fldChar w:fldCharType="begin"/>
-      </w:r>
-      <w:r>
-        <w:rPr>
-          <w:lang w:val="en-US"/>
-        </w:rPr>
-        <w:instrText xml:space="preserve"> SEQ Figure \* ARABIC </w:instrText>
-      </w:r>
-      <w:r>
-        <w:fldChar w:fldCharType="separate"/>
-      </w:r>
-      <w:r>
-        <w:rPr>
-          <w:noProof/>
-          <w:lang w:val="en-US"/>
-        </w:rPr>
-        <w:t>17</w:t>
-      </w:r>
-      <w:r>
-        <w:fldChar w:fldCharType="end"/>
-      </w:r>
-      <w:r>
-        <w:rPr>
-          <w:lang w:val="en-US"/>
-        </w:rPr>
-        <w:t xml:space="preserve">. </w:t>
-      </w:r>
-      <w:r>
-        <w:t>Simulated small-signal frequency response of the LM358 inverting amplifier with nominal gain Av = -10</w:t>
-      </w:r>
-      <w:r>
-        <w:t>0</w:t>
-      </w:r>
-      <w:r>
-        <w:t xml:space="preserve"> </w:t>
-      </w:r>
-      <w:r>
-        <w:t>(40dB) in LTSpice from 10Hz to 10MHz. The -3dB c</w:t>
-      </w:r>
-      <w:r>
-        <w:t>utoff</w:t>
-      </w:r>
-      <w:r>
-        <w:t xml:space="preserve"> frequency is located at </w:t>
-      </w:r>
-      <w:r>
-        <w:t>7.78</w:t>
-      </w:r>
-      <w:r>
-        <w:t>kHz</w:t>
-      </w:r>
-      <w:r>
-        <w:t xml:space="preserve">, </w:t>
-      </w:r>
-      <w:r>
-        <w:t>followed by a -20</w:t>
-      </w:r>
-      <w:r>
-        <w:t xml:space="preserve"> </w:t>
-      </w:r>
-      <w:r>
-        <w:t xml:space="preserve">dB/decade </w:t>
-      </w:r>
-      <w:r>
-        <w:t xml:space="preserve">slopoe </w:t>
-      </w:r>
-      <w:r>
-        <w:t>till an additional pole becomes active at about 1MHz</w:t>
-      </w:r>
-      <w:r>
-        <w:rPr>
-          <w:lang w:val="en-US"/>
-        </w:rPr>
-        <w:t>.</w:t>
-      </w:r>
-      <w:r>
-        <w:rPr>
-          <w:lang w:val="en-US"/>
-        </w:rPr>
-        <w:t xml:space="preserve"> </w:t>
-      </w:r>
-      <w:r>
-        <w:t>Phase starts at 180° and trends toward 0°</w:t>
-      </w:r>
-      <w:r>
-        <w:rPr>
-          <w:lang w:val="en-US"/>
-        </w:rPr>
-        <w:t>.</w:t>
-      </w:r>
-    </w:p>
-    <w:p>
-      <w:pPr>
-        <w:rPr>
-          <w:lang w:val="en-US"/>
-        </w:rPr>
-      </w:pPr>
-    </w:p>
-    <w:p>
-      <w:pPr>
-        <w:keepNext/>
-      </w:pPr>
-      <w:r>
-        <w:rPr>
-          <w:noProof/>
-          <w:lang w:val="en-US"/>
-        </w:rPr>
-        <w:drawing>
-          <wp:inline distT="0" distB="0" distL="0" distR="0" wp14:anchorId="5EFACDC9" wp14:editId="3F4FF81F">
-            <wp:extent cx="6189345" cy="1905635"/>
-            <wp:effectExtent l="0" t="0" r="0" b="0"/>
-            <wp:docPr id="951481025" name="Picture 13"/>
-            <wp:cNvGraphicFramePr>
-              <a:graphicFrameLocks xmlns:a="http://schemas.openxmlformats.org/drawingml/2006/main" noChangeAspect="1"/>
-            </wp:cNvGraphicFramePr>
-            <a:graphic xmlns:a="http://schemas.openxmlformats.org/drawingml/2006/main">
-              <a:graphicData uri="http://schemas.openxmlformats.org/drawingml/2006/picture">
-                <pic:pic xmlns:pic="http://schemas.openxmlformats.org/drawingml/2006/picture">
-                  <pic:nvPicPr>
-                    <pic:cNvPr id="951481025" name="Picture 951481025"/>
                     <pic:cNvPicPr/>
                   </pic:nvPicPr>
                   <pic:blipFill>
@@ -5854,6 +6084,166 @@
           <w:lang w:val="en-US"/>
         </w:rPr>
         <w:t>18</w:t>
+      </w:r>
+      <w:r>
+        <w:fldChar w:fldCharType="end"/>
+      </w:r>
+      <w:r>
+        <w:rPr>
+          <w:lang w:val="en-US"/>
+        </w:rPr>
+        <w:t xml:space="preserve">. </w:t>
+      </w:r>
+      <w:r>
+        <w:t>Simulated small-signal frequency response of the LM358 inverting amplifier with nominal gain Av = -10</w:t>
+      </w:r>
+      <w:r>
+        <w:t>0</w:t>
+      </w:r>
+      <w:r>
+        <w:t xml:space="preserve"> </w:t>
+      </w:r>
+      <w:r>
+        <w:t>(40dB) in LTSpice from 10Hz to 10MHz. The -3dB c</w:t>
+      </w:r>
+      <w:r>
+        <w:t>utoff</w:t>
+      </w:r>
+      <w:r>
+        <w:t xml:space="preserve"> frequency is located at </w:t>
+      </w:r>
+      <w:r>
+        <w:t>7.78</w:t>
+      </w:r>
+      <w:r>
+        <w:t>kHz</w:t>
+      </w:r>
+      <w:r>
+        <w:t xml:space="preserve">, </w:t>
+      </w:r>
+      <w:r>
+        <w:t>followed by a -20</w:t>
+      </w:r>
+      <w:r>
+        <w:t xml:space="preserve"> </w:t>
+      </w:r>
+      <w:r>
+        <w:t xml:space="preserve">dB/decade </w:t>
+      </w:r>
+      <w:r>
+        <w:t xml:space="preserve">slopoe </w:t>
+      </w:r>
+      <w:r>
+        <w:t>till an additional pole becomes active at about 1MHz</w:t>
+      </w:r>
+      <w:r>
+        <w:rPr>
+          <w:lang w:val="en-US"/>
+        </w:rPr>
+        <w:t>.</w:t>
+      </w:r>
+      <w:r>
+        <w:rPr>
+          <w:lang w:val="en-US"/>
+        </w:rPr>
+        <w:t xml:space="preserve"> </w:t>
+      </w:r>
+      <w:r>
+        <w:t>Phase starts at 180° and trends toward 0°</w:t>
+      </w:r>
+      <w:r>
+        <w:rPr>
+          <w:lang w:val="en-US"/>
+        </w:rPr>
+        <w:t>.</w:t>
+      </w:r>
+    </w:p>
+    <w:p>
+      <w:pPr>
+        <w:rPr>
+          <w:lang w:val="en-US"/>
+        </w:rPr>
+      </w:pPr>
+    </w:p>
+    <w:p>
+      <w:pPr>
+        <w:keepNext/>
+      </w:pPr>
+      <w:r>
+        <w:rPr>
+          <w:noProof/>
+          <w:lang w:val="en-US"/>
+        </w:rPr>
+        <w:lastRenderedPageBreak/>
+        <w:drawing>
+          <wp:inline distT="0" distB="0" distL="0" distR="0" wp14:anchorId="5EFACDC9" wp14:editId="3F4FF81F">
+            <wp:extent cx="6189345" cy="1905635"/>
+            <wp:effectExtent l="0" t="0" r="0" b="0"/>
+            <wp:docPr id="951481025" name="Picture 13"/>
+            <wp:cNvGraphicFramePr>
+              <a:graphicFrameLocks xmlns:a="http://schemas.openxmlformats.org/drawingml/2006/main" noChangeAspect="1"/>
+            </wp:cNvGraphicFramePr>
+            <a:graphic xmlns:a="http://schemas.openxmlformats.org/drawingml/2006/main">
+              <a:graphicData uri="http://schemas.openxmlformats.org/drawingml/2006/picture">
+                <pic:pic xmlns:pic="http://schemas.openxmlformats.org/drawingml/2006/picture">
+                  <pic:nvPicPr>
+                    <pic:cNvPr id="951481025" name="Picture 951481025"/>
+                    <pic:cNvPicPr/>
+                  </pic:nvPicPr>
+                  <pic:blipFill>
+                    <a:blip r:embed="rId31"/>
+                    <a:stretch>
+                      <a:fillRect/>
+                    </a:stretch>
+                  </pic:blipFill>
+                  <pic:spPr>
+                    <a:xfrm>
+                      <a:off x="0" y="0"/>
+                      <a:ext cx="6189345" cy="1905635"/>
+                    </a:xfrm>
+                    <a:prstGeom prst="rect">
+                      <a:avLst/>
+                    </a:prstGeom>
+                  </pic:spPr>
+                </pic:pic>
+              </a:graphicData>
+            </a:graphic>
+          </wp:inline>
+        </w:drawing>
+      </w:r>
+    </w:p>
+    <w:p>
+      <w:pPr>
+        <w:pStyle w:val="Caption"/>
+        <w:ind w:left="0" w:firstLine="0"/>
+        <w:rPr>
+          <w:lang w:val="en-US"/>
+        </w:rPr>
+      </w:pPr>
+      <w:r>
+        <w:rPr>
+          <w:lang w:val="en-US"/>
+        </w:rPr>
+        <w:t xml:space="preserve">Figure </w:t>
+      </w:r>
+      <w:r>
+        <w:fldChar w:fldCharType="begin"/>
+      </w:r>
+      <w:r>
+        <w:rPr>
+          <w:lang w:val="en-US"/>
+        </w:rPr>
+        <w:instrText xml:space="preserve"> SEQ Figure \* ARABIC </w:instrText>
+      </w:r>
+      <w:r>
+        <w:fldChar w:fldCharType="separate"/>
+      </w:r>
+      <w:r>
+        <w:rPr>
+          <w:noProof/>
+          <w:lang w:val="en-US"/>
+        </w:rPr>
+        <w:t>19</w:t>
       </w:r>
       <w:r>
         <w:fldChar w:fldCharType="end"/>
@@ -6885,7 +7275,6 @@
     </w:p>
     <w:p>
       <w:r>
-        <w:lastRenderedPageBreak/>
         <w:t>The simulated GBW of the voltage follower</w:t>
       </w:r>
       <w:r>
@@ -7068,7 +7457,7 @@
                     <pic:cNvPicPr/>
                   </pic:nvPicPr>
                   <pic:blipFill>
-                    <a:blip r:embed="rId31"/>
+                    <a:blip r:embed="rId32"/>
                     <a:stretch>
                       <a:fillRect/>
                     </a:stretch>
@@ -7117,7 +7506,7 @@
           <w:noProof/>
           <w:lang w:val="en-US"/>
         </w:rPr>
-        <w:t>19</w:t>
+        <w:t>20</w:t>
       </w:r>
       <w:r>
         <w:fldChar w:fldCharType="end"/>
@@ -7256,7 +7645,7 @@
                     <pic:cNvPicPr/>
                   </pic:nvPicPr>
                   <pic:blipFill>
-                    <a:blip r:embed="rId32"/>
+                    <a:blip r:embed="rId33"/>
                     <a:stretch>
                       <a:fillRect/>
                     </a:stretch>
@@ -7291,7 +7680,6 @@
         <w:rPr>
           <w:lang w:val="en-US"/>
         </w:rPr>
-        <w:lastRenderedPageBreak/>
         <w:t xml:space="preserve">Figure </w:t>
       </w:r>
       <w:r>
@@ -7311,7 +7699,7 @@
           <w:noProof/>
           <w:lang w:val="en-US"/>
         </w:rPr>
-        <w:t>20</w:t>
+        <w:t>21</w:t>
       </w:r>
       <w:r>
         <w:fldChar w:fldCharType="end"/>
@@ -7719,6 +8107,7 @@
     <w:p/>
     <w:p>
       <w:r>
+        <w:lastRenderedPageBreak/>
         <w:t>The product A₀β is the gain a signal experiences as it passes through the amplifier and around the feedback loop, so βA₀ is the loop gain and represents the excess gain available in the circuit. It is often assumed that the open-loop gain itself must be high for an op-amp circuit to be accurate. What actually matters is that the loop gain is high, meaning that the open-loop gain must be large compared with the closed-loop gain</w:t>
       </w:r>
       <w:r>
@@ -7759,7 +8148,7 @@
                     <pic:cNvPicPr/>
                   </pic:nvPicPr>
                   <pic:blipFill>
-                    <a:blip r:embed="rId33"/>
+                    <a:blip r:embed="rId34"/>
                     <a:stretch>
                       <a:fillRect/>
                     </a:stretch>
@@ -7808,7 +8197,7 @@
           <w:noProof/>
           <w:lang w:val="en-US"/>
         </w:rPr>
-        <w:t>21</w:t>
+        <w:t>22</w:t>
       </w:r>
       <w:r>
         <w:fldChar w:fldCharType="end"/>
@@ -7932,7 +8321,7 @@
                     <pic:cNvPicPr/>
                   </pic:nvPicPr>
                   <pic:blipFill>
-                    <a:blip r:embed="rId34"/>
+                    <a:blip r:embed="rId35"/>
                     <a:stretch>
                       <a:fillRect/>
                     </a:stretch>
@@ -7984,7 +8373,7 @@
           <w:noProof/>
           <w:lang w:val="en-US"/>
         </w:rPr>
-        <w:t>22</w:t>
+        <w:t>23</w:t>
       </w:r>
       <w:r>
         <w:fldChar w:fldCharType="end"/>
@@ -8089,7 +8478,6 @@
       </w:pPr>
       <w:proofErr w:type="spellStart"/>
       <w:r>
-        <w:lastRenderedPageBreak/>
         <w:t>Step</w:t>
       </w:r>
       <w:proofErr w:type="spellEnd"/>
@@ -8139,6 +8527,7 @@
           <w:noProof/>
           <w:lang w:val="en-US" w:eastAsia="fi-FI"/>
         </w:rPr>
+        <w:lastRenderedPageBreak/>
         <w:drawing>
           <wp:inline distT="0" distB="0" distL="0" distR="0" wp14:anchorId="35A74B86" wp14:editId="61274913">
             <wp:extent cx="5257800" cy="2494313"/>
@@ -8155,7 +8544,7 @@
                     <pic:cNvPicPr/>
                   </pic:nvPicPr>
                   <pic:blipFill>
-                    <a:blip r:embed="rId35"/>
+                    <a:blip r:embed="rId36"/>
                     <a:stretch>
                       <a:fillRect/>
                     </a:stretch>
@@ -8207,7 +8596,7 @@
           <w:noProof/>
           <w:lang w:val="en-US"/>
         </w:rPr>
-        <w:t>23</w:t>
+        <w:t>24</w:t>
       </w:r>
       <w:r>
         <w:fldChar w:fldCharType="end"/>
@@ -8371,7 +8760,7 @@
                     <pic:cNvPicPr/>
                   </pic:nvPicPr>
                   <pic:blipFill>
-                    <a:blip r:embed="rId36"/>
+                    <a:blip r:embed="rId37"/>
                     <a:stretch>
                       <a:fillRect/>
                     </a:stretch>
@@ -8424,7 +8813,7 @@
           <w:noProof/>
           <w:lang w:val="en-US"/>
         </w:rPr>
-        <w:t>24</w:t>
+        <w:t>25</w:t>
       </w:r>
       <w:r>
         <w:fldChar w:fldCharType="end"/>
@@ -8594,6 +8983,7 @@
     </w:p>
     <w:p>
       <w:r>
+        <w:lastRenderedPageBreak/>
         <w:t>The calculated slew rate is slightly more than half of the 0.5 V/µs given in the LM358 datasheet (Texas Instruments, 2024). This lower result can</w:t>
       </w:r>
       <w:r>
@@ -8643,7 +9033,7 @@
                     <pic:cNvPicPr/>
                   </pic:nvPicPr>
                   <pic:blipFill>
-                    <a:blip r:embed="rId37"/>
+                    <a:blip r:embed="rId38"/>
                     <a:stretch>
                       <a:fillRect/>
                     </a:stretch>
@@ -8685,7 +9075,7 @@
         <w:rPr>
           <w:noProof/>
         </w:rPr>
-        <w:t>25</w:t>
+        <w:t>26</w:t>
       </w:r>
       <w:r>
         <w:fldChar w:fldCharType="end"/>
@@ -9393,7 +9783,14 @@
         <w:rPr>
           <w:lang w:eastAsia="fi-FI"/>
         </w:rPr>
-        <w:t>The results in Table 1 are consistent with the LM358 being a single-supply op-amp, as described in the methods: the output can swing much closer to the negative rail than to the positive rail. The datasheet gives typical values of 1.4V and 0.75V from the positive and negative rails respectively for a load drawing 1mA (Texas Instruments, 2024). The 10kΩ load in the simulation draws about 0.9mA, which is close to that condition, and the output reaches within 0.75V of the positive rail and 0.08V of the negative rail, which is better than the datasheet values. The swing also widens as the load resistance increases, from 18.75V at 1kΩ to 19.17V at 10kΩ.</w:t>
+        <w:t xml:space="preserve">The results in Table 1 are consistent with the LM358 being a single-supply op-amp, as described in the methods: the output can swing much closer to the negative rail than to the positive rail. The datasheet gives typical values of 1.4V and 0.75V from the positive and negative rails respectively for a load drawing 1mA (Texas Instruments, 2024). The 10kΩ load in the simulation draws about 0.9mA, which is close to that condition, and the output reaches within 0.75V of the positive rail and </w:t>
+      </w:r>
+      <w:r>
+        <w:rPr>
+          <w:lang w:eastAsia="fi-FI"/>
+        </w:rPr>
+        <w:lastRenderedPageBreak/>
+        <w:t>0.08V of the negative rail, which is better than the datasheet values. The swing also widens as the load resistance increases, from 18.75V at 1kΩ to 19.17V at 10kΩ.</w:t>
       </w:r>
     </w:p>
     <w:p>
@@ -9425,134 +9822,6 @@
                 <pic:pic xmlns:pic="http://schemas.openxmlformats.org/drawingml/2006/picture">
                   <pic:nvPicPr>
                     <pic:cNvPr id="347213971" name="Picture 347213971"/>
-                    <pic:cNvPicPr/>
-                  </pic:nvPicPr>
-                  <pic:blipFill>
-                    <a:blip r:embed="rId38"/>
-                    <a:stretch>
-                      <a:fillRect/>
-                    </a:stretch>
-                  </pic:blipFill>
-                  <pic:spPr>
-                    <a:xfrm>
-                      <a:off x="0" y="0"/>
-                      <a:ext cx="6189345" cy="2679065"/>
-                    </a:xfrm>
-                    <a:prstGeom prst="rect">
-                      <a:avLst/>
-                    </a:prstGeom>
-                  </pic:spPr>
-                </pic:pic>
-              </a:graphicData>
-            </a:graphic>
-          </wp:inline>
-        </w:drawing>
-      </w:r>
-      <w:r>
-        <w:t xml:space="preserve">Table </w:t>
-      </w:r>
-      <w:r>
-        <w:fldChar w:fldCharType="begin"/>
-      </w:r>
-      <w:r>
-        <w:instrText xml:space="preserve"> SEQ Table \* ARABIC </w:instrText>
-      </w:r>
-      <w:r>
-        <w:fldChar w:fldCharType="separate"/>
-      </w:r>
-      <w:r>
-        <w:rPr>
-          <w:noProof/>
-        </w:rPr>
-        <w:t>3</w:t>
-      </w:r>
-      <w:r>
-        <w:fldChar w:fldCharType="end"/>
-      </w:r>
-      <w:r>
-        <w:t>.</w:t>
-      </w:r>
-    </w:p>
-    <w:p>
-      <w:pPr>
-        <w:pStyle w:val="Caption"/>
-        <w:ind w:left="0" w:firstLine="0"/>
-        <w:rPr>
-          <w:lang w:eastAsia="fi-FI"/>
-        </w:rPr>
-      </w:pPr>
-      <w:r>
-        <w:t xml:space="preserve">Figure </w:t>
-      </w:r>
-      <w:r>
-        <w:fldChar w:fldCharType="begin"/>
-      </w:r>
-      <w:r>
-        <w:instrText xml:space="preserve"> SEQ Figure \* ARABIC </w:instrText>
-      </w:r>
-      <w:r>
-        <w:fldChar w:fldCharType="separate"/>
-      </w:r>
-      <w:r>
-        <w:rPr>
-          <w:noProof/>
-        </w:rPr>
-        <w:t>26</w:t>
-      </w:r>
-      <w:r>
-        <w:fldChar w:fldCharType="end"/>
-      </w:r>
-      <w:r>
-        <w:t>.</w:t>
-      </w:r>
-      <w:r>
-        <w:t xml:space="preserve"> </w:t>
-      </w:r>
-      <w:r>
-        <w:t xml:space="preserve">Output voltage swing of the non-inverting amplifier with a </w:t>
-      </w:r>
-      <w:r>
-        <w:t>gain of 100</w:t>
-      </w:r>
-      <w:r>
-        <w:t xml:space="preserve"> (40dB</w:t>
-      </w:r>
-      <w:r>
-        <w:t>)</w:t>
-      </w:r>
-      <w:r>
-        <w:t xml:space="preserve"> and no load connected, showing the output clipping at both extremes.</w:t>
-      </w:r>
-    </w:p>
-    <w:p>
-      <w:pPr>
-        <w:rPr>
-          <w:lang w:val="en-US" w:eastAsia="fi-FI"/>
-        </w:rPr>
-      </w:pPr>
-    </w:p>
-    <w:p>
-      <w:pPr>
-        <w:keepNext/>
-      </w:pPr>
-      <w:r>
-        <w:rPr>
-          <w:noProof/>
-          <w:lang w:val="en-US" w:eastAsia="fi-FI"/>
-        </w:rPr>
-        <w:drawing>
-          <wp:inline distT="0" distB="0" distL="0" distR="0" wp14:anchorId="76C1D4B3" wp14:editId="3CEAF02D">
-            <wp:extent cx="6189345" cy="2679065"/>
-            <wp:effectExtent l="0" t="0" r="0" b="635"/>
-            <wp:docPr id="75983421" name="Picture 20"/>
-            <wp:cNvGraphicFramePr>
-              <a:graphicFrameLocks xmlns:a="http://schemas.openxmlformats.org/drawingml/2006/main" noChangeAspect="1"/>
-            </wp:cNvGraphicFramePr>
-            <a:graphic xmlns:a="http://schemas.openxmlformats.org/drawingml/2006/main">
-              <a:graphicData uri="http://schemas.openxmlformats.org/drawingml/2006/picture">
-                <pic:pic xmlns:pic="http://schemas.openxmlformats.org/drawingml/2006/picture">
-                  <pic:nvPicPr>
-                    <pic:cNvPr id="75983421" name="Picture 75983421"/>
                     <pic:cNvPicPr/>
                   </pic:nvPicPr>
                   <pic:blipFill>
@@ -9576,11 +9845,38 @@
           </wp:inline>
         </w:drawing>
       </w:r>
+      <w:r>
+        <w:t xml:space="preserve">Table </w:t>
+      </w:r>
+      <w:r>
+        <w:fldChar w:fldCharType="begin"/>
+      </w:r>
+      <w:r>
+        <w:instrText xml:space="preserve"> SEQ Table \* ARABIC </w:instrText>
+      </w:r>
+      <w:r>
+        <w:fldChar w:fldCharType="separate"/>
+      </w:r>
+      <w:r>
+        <w:rPr>
+          <w:noProof/>
+        </w:rPr>
+        <w:t>3</w:t>
+      </w:r>
+      <w:r>
+        <w:fldChar w:fldCharType="end"/>
+      </w:r>
+      <w:r>
+        <w:t>.</w:t>
+      </w:r>
     </w:p>
     <w:p>
       <w:pPr>
         <w:pStyle w:val="Caption"/>
         <w:ind w:left="0" w:firstLine="0"/>
+        <w:rPr>
+          <w:lang w:eastAsia="fi-FI"/>
+        </w:rPr>
       </w:pPr>
       <w:r>
         <w:t xml:space="preserve">Figure </w:t>
@@ -9610,19 +9906,19 @@
         <w:t xml:space="preserve"> </w:t>
       </w:r>
       <w:r>
-        <w:t xml:space="preserve">Output voltage swing of the non-inverting amplifier </w:t>
-      </w:r>
-      <w:r>
-        <w:t xml:space="preserve">with a </w:t>
+        <w:t xml:space="preserve">Output voltage swing of the non-inverting amplifier with a </w:t>
       </w:r>
       <w:r>
         <w:t>gain of 100</w:t>
       </w:r>
       <w:r>
-        <w:t xml:space="preserve"> (40dB)</w:t>
-      </w:r>
-      <w:r>
-        <w:t xml:space="preserve"> and a 100Ω load resistor connected to the output, showing the output clipping at both extremes.</w:t>
+        <w:t xml:space="preserve"> (40dB</w:t>
+      </w:r>
+      <w:r>
+        <w:t>)</w:t>
+      </w:r>
+      <w:r>
+        <w:t xml:space="preserve"> and no load connected, showing the output clipping at both extremes.</w:t>
       </w:r>
     </w:p>
     <w:p>
@@ -9633,64 +9929,19 @@
       </w:pPr>
     </w:p>
     <w:p>
-      <w:r>
-        <w:t>The results follow a similar pattern to the simulations. With no load, the output reaches almost to the negative supply rail (V</w:t>
-      </w:r>
-      <w:r>
-        <w:rPr>
-          <w:vertAlign w:val="subscript"/>
-        </w:rPr>
-        <w:t>OL</w:t>
-      </w:r>
-      <w:r>
-        <w:t xml:space="preserve"> = −9.914V), while the positive swing stops about 1.2V short of the positive rail (V</w:t>
-      </w:r>
-      <w:r>
-        <w:rPr>
-          <w:vertAlign w:val="subscript"/>
-        </w:rPr>
-        <w:t>OH</w:t>
-      </w:r>
-      <w:r>
-        <w:t xml:space="preserve"> = 8.822V), as expected for the LM358. When a small load such as the 100Ω resistor is </w:t>
-      </w:r>
-      <w:r>
-        <w:lastRenderedPageBreak/>
-        <w:t>connected, the output current increases considerably and the swing drops sharply, to V</w:t>
-      </w:r>
-      <w:r>
-        <w:rPr>
-          <w:vertAlign w:val="subscript"/>
-        </w:rPr>
-        <w:t>OH</w:t>
-      </w:r>
-      <w:r>
-        <w:t xml:space="preserve"> = 3.613V and V</w:t>
-      </w:r>
-      <w:r>
-        <w:rPr>
-          <w:vertAlign w:val="subscript"/>
-        </w:rPr>
-        <w:t>OL</w:t>
-      </w:r>
-      <w:r>
-        <w:t xml:space="preserve"> = −2.598V. The clipped parts of the waveform in Figure 25 are therefore set by the output current limit of the op-amp rather than by the supply voltage.</w:t>
-      </w:r>
-    </w:p>
-    <w:p/>
-    <w:p>
       <w:pPr>
         <w:keepNext/>
       </w:pPr>
       <w:r>
         <w:rPr>
           <w:noProof/>
+          <w:lang w:val="en-US" w:eastAsia="fi-FI"/>
         </w:rPr>
         <w:drawing>
-          <wp:inline distT="0" distB="0" distL="0" distR="0" wp14:anchorId="251CF27A" wp14:editId="1CED4459">
+          <wp:inline distT="0" distB="0" distL="0" distR="0" wp14:anchorId="76C1D4B3" wp14:editId="3CEAF02D">
             <wp:extent cx="6189345" cy="2679065"/>
             <wp:effectExtent l="0" t="0" r="0" b="635"/>
-            <wp:docPr id="294053538" name="Picture 21"/>
+            <wp:docPr id="75983421" name="Picture 20"/>
             <wp:cNvGraphicFramePr>
               <a:graphicFrameLocks xmlns:a="http://schemas.openxmlformats.org/drawingml/2006/main" noChangeAspect="1"/>
             </wp:cNvGraphicFramePr>
@@ -9698,7 +9949,7 @@
               <a:graphicData uri="http://schemas.openxmlformats.org/drawingml/2006/picture">
                 <pic:pic xmlns:pic="http://schemas.openxmlformats.org/drawingml/2006/picture">
                   <pic:nvPicPr>
-                    <pic:cNvPr id="294053538" name="Picture 294053538"/>
+                    <pic:cNvPr id="75983421" name="Picture 75983421"/>
                     <pic:cNvPicPr/>
                   </pic:nvPicPr>
                   <pic:blipFill>
@@ -9726,6 +9977,7 @@
     <w:p>
       <w:pPr>
         <w:pStyle w:val="Caption"/>
+        <w:ind w:left="0" w:firstLine="0"/>
       </w:pPr>
       <w:r>
         <w:t xml:space="preserve">Figure </w:t>
@@ -9751,9 +10003,74 @@
       <w:r>
         <w:t>.</w:t>
       </w:r>
+      <w:r>
+        <w:t xml:space="preserve"> </w:t>
+      </w:r>
+      <w:r>
+        <w:t xml:space="preserve">Output voltage swing of the non-inverting amplifier </w:t>
+      </w:r>
+      <w:r>
+        <w:t xml:space="preserve">with a </w:t>
+      </w:r>
+      <w:r>
+        <w:t>gain of 100</w:t>
+      </w:r>
+      <w:r>
+        <w:t xml:space="preserve"> (40dB)</w:t>
+      </w:r>
+      <w:r>
+        <w:t xml:space="preserve"> and a 100Ω load resistor connected to the output, showing the output clipping at both extremes.</w:t>
+      </w:r>
+    </w:p>
+    <w:p>
+      <w:pPr>
+        <w:rPr>
+          <w:lang w:val="en-US" w:eastAsia="fi-FI"/>
+        </w:rPr>
+      </w:pPr>
+    </w:p>
+    <w:p>
+      <w:r>
+        <w:t>The results follow a similar pattern to the simulations. With no load, the output reaches almost to the negative supply rail (V</w:t>
+      </w:r>
+      <w:r>
+        <w:rPr>
+          <w:vertAlign w:val="subscript"/>
+        </w:rPr>
+        <w:t>OL</w:t>
+      </w:r>
+      <w:r>
+        <w:t xml:space="preserve"> = −9.914V), while the positive swing stops about 1.2V short of the positive rail (V</w:t>
+      </w:r>
+      <w:r>
+        <w:rPr>
+          <w:vertAlign w:val="subscript"/>
+        </w:rPr>
+        <w:t>OH</w:t>
+      </w:r>
+      <w:r>
+        <w:t xml:space="preserve"> = 8.822V), as expected for the LM358. When a small load such as the 100Ω resistor is connected, the output current increases considerably and the swing drops sharply, to V</w:t>
+      </w:r>
+      <w:r>
+        <w:rPr>
+          <w:vertAlign w:val="subscript"/>
+        </w:rPr>
+        <w:t>OH</w:t>
+      </w:r>
+      <w:r>
+        <w:t xml:space="preserve"> = 3.613V and V</w:t>
+      </w:r>
+      <w:r>
+        <w:rPr>
+          <w:vertAlign w:val="subscript"/>
+        </w:rPr>
+        <w:t>OL</w:t>
+      </w:r>
+      <w:r>
+        <w:t xml:space="preserve"> = −2.598V. The clipped parts of the waveform in Figure 25 are therefore set by the output current limit of the op-amp rather than by the supply voltage.</w:t>
+      </w:r>
     </w:p>
     <w:p/>
-    <w:p/>
     <w:p>
       <w:pPr>
         <w:keepNext/>
@@ -9762,11 +10079,12 @@
         <w:rPr>
           <w:noProof/>
         </w:rPr>
+        <w:lastRenderedPageBreak/>
         <w:drawing>
-          <wp:inline distT="0" distB="0" distL="0" distR="0" wp14:anchorId="76073650" wp14:editId="60AC35AD">
+          <wp:inline distT="0" distB="0" distL="0" distR="0" wp14:anchorId="251CF27A" wp14:editId="1CED4459">
             <wp:extent cx="6189345" cy="2679065"/>
             <wp:effectExtent l="0" t="0" r="0" b="635"/>
-            <wp:docPr id="1309739737" name="Picture 22"/>
+            <wp:docPr id="294053538" name="Picture 21"/>
             <wp:cNvGraphicFramePr>
               <a:graphicFrameLocks xmlns:a="http://schemas.openxmlformats.org/drawingml/2006/main" noChangeAspect="1"/>
             </wp:cNvGraphicFramePr>
@@ -9774,7 +10092,7 @@
               <a:graphicData uri="http://schemas.openxmlformats.org/drawingml/2006/picture">
                 <pic:pic xmlns:pic="http://schemas.openxmlformats.org/drawingml/2006/picture">
                   <pic:nvPicPr>
-                    <pic:cNvPr id="1309739737" name="Picture 1309739737"/>
+                    <pic:cNvPr id="294053538" name="Picture 294053538"/>
                     <pic:cNvPicPr/>
                   </pic:nvPicPr>
                   <pic:blipFill>
@@ -9829,6 +10147,82 @@
       </w:r>
     </w:p>
     <w:p/>
+    <w:p/>
+    <w:p>
+      <w:pPr>
+        <w:keepNext/>
+      </w:pPr>
+      <w:r>
+        <w:rPr>
+          <w:noProof/>
+        </w:rPr>
+        <w:drawing>
+          <wp:inline distT="0" distB="0" distL="0" distR="0" wp14:anchorId="76073650" wp14:editId="60AC35AD">
+            <wp:extent cx="6189345" cy="2679065"/>
+            <wp:effectExtent l="0" t="0" r="0" b="635"/>
+            <wp:docPr id="1309739737" name="Picture 22"/>
+            <wp:cNvGraphicFramePr>
+              <a:graphicFrameLocks xmlns:a="http://schemas.openxmlformats.org/drawingml/2006/main" noChangeAspect="1"/>
+            </wp:cNvGraphicFramePr>
+            <a:graphic xmlns:a="http://schemas.openxmlformats.org/drawingml/2006/main">
+              <a:graphicData uri="http://schemas.openxmlformats.org/drawingml/2006/picture">
+                <pic:pic xmlns:pic="http://schemas.openxmlformats.org/drawingml/2006/picture">
+                  <pic:nvPicPr>
+                    <pic:cNvPr id="1309739737" name="Picture 1309739737"/>
+                    <pic:cNvPicPr/>
+                  </pic:nvPicPr>
+                  <pic:blipFill>
+                    <a:blip r:embed="rId42"/>
+                    <a:stretch>
+                      <a:fillRect/>
+                    </a:stretch>
+                  </pic:blipFill>
+                  <pic:spPr>
+                    <a:xfrm>
+                      <a:off x="0" y="0"/>
+                      <a:ext cx="6189345" cy="2679065"/>
+                    </a:xfrm>
+                    <a:prstGeom prst="rect">
+                      <a:avLst/>
+                    </a:prstGeom>
+                  </pic:spPr>
+                </pic:pic>
+              </a:graphicData>
+            </a:graphic>
+          </wp:inline>
+        </w:drawing>
+      </w:r>
+    </w:p>
+    <w:p>
+      <w:pPr>
+        <w:pStyle w:val="Caption"/>
+      </w:pPr>
+      <w:r>
+        <w:t xml:space="preserve">Figure </w:t>
+      </w:r>
+      <w:r>
+        <w:fldChar w:fldCharType="begin"/>
+      </w:r>
+      <w:r>
+        <w:instrText xml:space="preserve"> SEQ Figure \* ARABIC </w:instrText>
+      </w:r>
+      <w:r>
+        <w:fldChar w:fldCharType="separate"/>
+      </w:r>
+      <w:r>
+        <w:rPr>
+          <w:noProof/>
+        </w:rPr>
+        <w:t>30</w:t>
+      </w:r>
+      <w:r>
+        <w:fldChar w:fldCharType="end"/>
+      </w:r>
+      <w:r>
+        <w:t>.</w:t>
+      </w:r>
+    </w:p>
+    <w:p/>
     <w:p>
       <w:r>
         <w:t>Check this</w:t>
@@ -9883,6 +10277,10 @@
         <w:t>The VOL is less htan the negative ppower rail</w:t>
       </w:r>
     </w:p>
+    <w:p/>
+    <w:p/>
+    <w:p/>
+    <w:p/>
     <w:p/>
     <w:p/>
     <w:p/>
@@ -9950,7 +10348,7 @@
                     <pic:cNvPicPr/>
                   </pic:nvPicPr>
                   <pic:blipFill>
-                    <a:blip r:embed="rId42" cstate="print">
+                    <a:blip r:embed="rId43" cstate="print">
                       <a:extLst>
                         <a:ext uri="{28A0092B-C50C-407E-A947-70E740481C1C}">
                           <a14:useLocalDpi xmlns:a14="http://schemas.microsoft.com/office/drawing/2010/main" val="0"/>
@@ -9998,7 +10396,7 @@
         <w:rPr>
           <w:noProof/>
         </w:rPr>
-        <w:t>30</w:t>
+        <w:t>31</w:t>
       </w:r>
       <w:r>
         <w:fldChar w:fldCharType="end"/>
@@ -10057,7 +10455,7 @@
                     <pic:cNvPicPr/>
                   </pic:nvPicPr>
                   <pic:blipFill>
-                    <a:blip r:embed="rId43"/>
+                    <a:blip r:embed="rId44"/>
                     <a:stretch>
                       <a:fillRect/>
                     </a:stretch>
@@ -10098,7 +10496,7 @@
         <w:rPr>
           <w:noProof/>
         </w:rPr>
-        <w:t>31</w:t>
+        <w:t>32</w:t>
       </w:r>
       <w:r>
         <w:fldChar w:fldCharType="end"/>
@@ -10148,7 +10546,7 @@
                     <pic:cNvPicPr/>
                   </pic:nvPicPr>
                   <pic:blipFill>
-                    <a:blip r:embed="rId44" cstate="print">
+                    <a:blip r:embed="rId45" cstate="print">
                       <a:extLst>
                         <a:ext uri="{28A0092B-C50C-407E-A947-70E740481C1C}">
                           <a14:useLocalDpi xmlns:a14="http://schemas.microsoft.com/office/drawing/2010/main" val="0"/>
@@ -10196,7 +10594,7 @@
         <w:rPr>
           <w:noProof/>
         </w:rPr>
-        <w:t>32</w:t>
+        <w:t>33</w:t>
       </w:r>
       <w:r>
         <w:fldChar w:fldCharType="end"/>
@@ -10276,7 +10674,7 @@
                     <pic:cNvPicPr/>
                   </pic:nvPicPr>
                   <pic:blipFill>
-                    <a:blip r:embed="rId45" cstate="print">
+                    <a:blip r:embed="rId46" cstate="print">
                       <a:extLst>
                         <a:ext uri="{28A0092B-C50C-407E-A947-70E740481C1C}">
                           <a14:useLocalDpi xmlns:a14="http://schemas.microsoft.com/office/drawing/2010/main" val="0"/>
@@ -10324,7 +10722,7 @@
         <w:rPr>
           <w:noProof/>
         </w:rPr>
-        <w:t>33</w:t>
+        <w:t>34</w:t>
       </w:r>
       <w:r>
         <w:fldChar w:fldCharType="end"/>
@@ -10384,7 +10782,13 @@
         <w:t>Figure 30. With almost no output current to supply or reverse, the feedback loop can correct the small dead zone as the output stage passes through zero, so the output follows the input without visible distortion.</w:t>
       </w:r>
       <w:r>
-        <w:t xml:space="preserve"> (Check might be wrong.)</w:t>
+        <w:t xml:space="preserve"> (Check</w:t>
+      </w:r>
+      <w:r>
+        <w:t xml:space="preserve"> probably</w:t>
+      </w:r>
+      <w:r>
+        <w:t xml:space="preserve"> wrong.)</w:t>
       </w:r>
     </w:p>
     <w:p>
@@ -10537,7 +10941,22 @@
                 <w:rPr>
                   <w:rFonts w:ascii="Cambria Math" w:hAnsi="Cambria Math"/>
                 </w:rPr>
-                <m:t>-80mV</m:t>
+                <m:t>-80</m:t>
+              </m:r>
+              <m:r>
+                <w:rPr>
+                  <w:rFonts w:ascii="Cambria Math" w:hAnsi="Cambria Math"/>
+                </w:rPr>
+                <m:t xml:space="preserve"> </m:t>
+              </m:r>
+              <m:r>
+                <m:rPr>
+                  <m:nor/>
+                </m:rPr>
+                <w:rPr>
+                  <w:rFonts w:ascii="Cambria Math" w:hAnsi="Cambria Math"/>
+                </w:rPr>
+                <m:t>mV</m:t>
               </m:r>
             </m:num>
             <m:den>
@@ -10553,13 +10972,327 @@
             <w:rPr>
               <w:rFonts w:ascii="Cambria Math" w:hAnsi="Cambria Math"/>
             </w:rPr>
+            <m:t>=-0.8 </m:t>
+          </m:r>
+          <m:r>
+            <m:rPr>
+              <m:nor/>
+            </m:rPr>
+            <w:rPr>
+              <w:rFonts w:ascii="Cambria Math" w:hAnsi="Cambria Math"/>
+            </w:rPr>
+            <m:t>mV</m:t>
+          </m:r>
+        </m:oMath>
+      </m:oMathPara>
+    </w:p>
+    <w:p/>
+    <w:p>
+      <w:r>
+        <w:t xml:space="preserve">This is well within the </w:t>
+      </w:r>
+      <w:r>
+        <w:t>maximum</w:t>
+      </w:r>
+      <w:r>
+        <w:t xml:space="preserve"> offset voltage of ±3 mV given in the datasheet </w:t>
+      </w:r>
+      <w:r>
+        <w:t xml:space="preserve">but still way below the typical value </w:t>
+      </w:r>
+      <w:r>
+        <w:t>(Texas Instruments, 2024).</w:t>
+      </w:r>
+    </w:p>
+    <w:p>
+      <w:pPr>
+        <w:pStyle w:val="Heading2"/>
+      </w:pPr>
+      <w:r>
+        <w:t>Input-referred noise</w:t>
+      </w:r>
+    </w:p>
+    <w:p/>
+    <w:p>
+      <w:r>
+        <w:t>The noise was measured with the input of the circuit in Figure 8 shorted directly to ground. No resistor was used, so that the source’s thermal noise would not add to the result and most of the noise at the output would come from the amplifier itself. The oscilloscope was AC-coupled, to remove the DC offset at the output, and set to 500 µs/div. The RMS value of the output noise was read with the scope’s measurement function, giving</w:t>
+      </w:r>
+      <w:r>
+        <w:t>:</w:t>
+      </w:r>
+    </w:p>
+    <w:p/>
+    <w:p>
+      <m:oMathPara>
+        <m:oMath>
+          <m:sSub>
+            <m:sSubPr>
+              <m:ctrlPr>
+                <w:rPr>
+                  <w:rFonts w:ascii="Cambria Math" w:hAnsi="Cambria Math"/>
+                </w:rPr>
+              </m:ctrlPr>
+            </m:sSubPr>
+            <m:e>
+              <m:r>
+                <w:rPr>
+                  <w:rFonts w:ascii="Cambria Math" w:hAnsi="Cambria Math"/>
+                </w:rPr>
+                <m:t>e</m:t>
+              </m:r>
+            </m:e>
+            <m:sub>
+              <m:r>
+                <w:rPr>
+                  <w:rFonts w:ascii="Cambria Math" w:hAnsi="Cambria Math"/>
+                </w:rPr>
+                <m:t>n</m:t>
+              </m:r>
+            </m:sub>
+          </m:sSub>
+          <m:r>
+            <w:rPr>
+              <w:rFonts w:ascii="Cambria Math" w:hAnsi="Cambria Math"/>
+            </w:rPr>
+            <m:t>=1.5 </m:t>
+          </m:r>
+          <m:sSub>
+            <m:sSubPr>
+              <m:ctrlPr>
+                <w:rPr>
+                  <w:rFonts w:ascii="Cambria Math" w:hAnsi="Cambria Math"/>
+                </w:rPr>
+              </m:ctrlPr>
+            </m:sSubPr>
+            <m:e>
+              <m:r>
+                <m:rPr>
+                  <m:nor/>
+                </m:rPr>
+                <w:rPr>
+                  <w:rFonts w:ascii="Cambria Math" w:hAnsi="Cambria Math"/>
+                </w:rPr>
+                <m:t>mV</m:t>
+              </m:r>
+            </m:e>
+            <m:sub>
+              <m:r>
+                <m:rPr>
+                  <m:nor/>
+                </m:rPr>
+                <w:rPr>
+                  <w:rFonts w:ascii="Cambria Math" w:hAnsi="Cambria Math"/>
+                </w:rPr>
+                <m:t>rms</m:t>
+              </m:r>
+            </m:sub>
+          </m:sSub>
+        </m:oMath>
+      </m:oMathPara>
+    </w:p>
+    <w:p/>
+    <w:p>
+      <w:pPr>
+        <w:pStyle w:val="Heading2"/>
+      </w:pPr>
+      <w:r>
+        <w:t>BONUS 1</w:t>
+      </w:r>
+    </w:p>
+    <w:p/>
+    <w:p>
+      <w:r>
+        <w:t>The circuit in Figure 11 was used, and the voltage drop across the series resistor was measured with a bench multimeter. The input bias current was then calculated from this voltage and the value of the resistor:</w:t>
+      </w:r>
+    </w:p>
+    <w:p/>
+    <w:p>
+      <m:oMathPara>
+        <m:oMath>
+          <m:sSub>
+            <m:sSubPr>
+              <m:ctrlPr>
+                <w:rPr>
+                  <w:rFonts w:ascii="Cambria Math" w:hAnsi="Cambria Math"/>
+                </w:rPr>
+              </m:ctrlPr>
+            </m:sSubPr>
+            <m:e>
+              <m:r>
+                <w:rPr>
+                  <w:rFonts w:ascii="Cambria Math" w:hAnsi="Cambria Math"/>
+                </w:rPr>
+                <m:t>I</m:t>
+              </m:r>
+            </m:e>
+            <m:sub>
+              <m:r>
+                <w:rPr>
+                  <w:rFonts w:ascii="Cambria Math" w:hAnsi="Cambria Math"/>
+                </w:rPr>
+                <m:t>b</m:t>
+              </m:r>
+            </m:sub>
+          </m:sSub>
+          <m:r>
+            <w:rPr>
+              <w:rFonts w:ascii="Cambria Math" w:hAnsi="Cambria Math"/>
+            </w:rPr>
             <m:t>=</m:t>
+          </m:r>
+          <m:f>
+            <m:fPr>
+              <m:ctrlPr>
+                <w:rPr>
+                  <w:rFonts w:ascii="Cambria Math" w:hAnsi="Cambria Math"/>
+                </w:rPr>
+              </m:ctrlPr>
+            </m:fPr>
+            <m:num>
+              <m:sSub>
+                <m:sSubPr>
+                  <m:ctrlPr>
+                    <w:rPr>
+                      <w:rFonts w:ascii="Cambria Math" w:hAnsi="Cambria Math"/>
+                    </w:rPr>
+                  </m:ctrlPr>
+                </m:sSubPr>
+                <m:e>
+                  <m:r>
+                    <w:rPr>
+                      <w:rFonts w:ascii="Cambria Math" w:hAnsi="Cambria Math"/>
+                    </w:rPr>
+                    <m:t>V</m:t>
+                  </m:r>
+                </m:e>
+                <m:sub>
+                  <m:r>
+                    <w:rPr>
+                      <w:rFonts w:ascii="Cambria Math" w:hAnsi="Cambria Math"/>
+                    </w:rPr>
+                    <m:t>R</m:t>
+                  </m:r>
+                </m:sub>
+              </m:sSub>
+            </m:num>
+            <m:den>
+              <m:sSub>
+                <m:sSubPr>
+                  <m:ctrlPr>
+                    <w:rPr>
+                      <w:rFonts w:ascii="Cambria Math" w:hAnsi="Cambria Math"/>
+                    </w:rPr>
+                  </m:ctrlPr>
+                </m:sSubPr>
+                <m:e>
+                  <m:r>
+                    <w:rPr>
+                      <w:rFonts w:ascii="Cambria Math" w:hAnsi="Cambria Math"/>
+                    </w:rPr>
+                    <m:t>R</m:t>
+                  </m:r>
+                </m:e>
+                <m:sub>
+                  <m:r>
+                    <w:rPr>
+                      <w:rFonts w:ascii="Cambria Math" w:hAnsi="Cambria Math"/>
+                    </w:rPr>
+                    <m:t>s</m:t>
+                  </m:r>
+                </m:sub>
+              </m:sSub>
+            </m:den>
+          </m:f>
+          <m:r>
+            <w:rPr>
+              <w:rFonts w:ascii="Cambria Math" w:hAnsi="Cambria Math"/>
+            </w:rPr>
+            <m:t>=</m:t>
+          </m:r>
+          <m:f>
+            <m:fPr>
+              <m:ctrlPr>
+                <w:rPr>
+                  <w:rFonts w:ascii="Cambria Math" w:hAnsi="Cambria Math"/>
+                </w:rPr>
+              </m:ctrlPr>
+            </m:fPr>
+            <m:num>
+              <m:r>
+                <w:rPr>
+                  <w:rFonts w:ascii="Cambria Math" w:hAnsi="Cambria Math"/>
+                </w:rPr>
+                <m:t>14.6 </m:t>
+              </m:r>
+              <m:r>
+                <m:rPr>
+                  <m:nor/>
+                </m:rPr>
+                <w:rPr>
+                  <w:rFonts w:ascii="Cambria Math" w:hAnsi="Cambria Math"/>
+                </w:rPr>
+                <m:t>mV</m:t>
+              </m:r>
+            </m:num>
+            <m:den>
+              <m:r>
+                <w:rPr>
+                  <w:rFonts w:ascii="Cambria Math" w:hAnsi="Cambria Math"/>
+                </w:rPr>
+                <m:t>1</m:t>
+              </m:r>
+              <m:r>
+                <w:rPr>
+                  <w:rFonts w:ascii="Cambria Math" w:hAnsi="Cambria Math"/>
+                </w:rPr>
+                <m:t xml:space="preserve"> </m:t>
+              </m:r>
+              <m:r>
+                <m:rPr>
+                  <m:nor/>
+                </m:rPr>
+                <w:rPr>
+                  <w:rFonts w:ascii="Cambria Math" w:hAnsi="Cambria Math"/>
+                </w:rPr>
+                <m:t>M</m:t>
+              </m:r>
+              <m:r>
+                <m:rPr>
+                  <m:sty m:val="p"/>
+                </m:rPr>
+                <w:rPr>
+                  <w:rFonts w:ascii="Cambria Math" w:hAnsi="Cambria Math"/>
+                </w:rPr>
+                <m:t>Ω</m:t>
+              </m:r>
+            </m:den>
+          </m:f>
+          <m:r>
+            <w:rPr>
+              <w:rFonts w:ascii="Cambria Math" w:hAnsi="Cambria Math"/>
+            </w:rPr>
+            <m:t>=1</m:t>
           </m:r>
           <m:r>
             <w:rPr>
               <w:rFonts w:ascii="Cambria Math" w:hAnsi="Cambria Math"/>
             </w:rPr>
-            <m:t>-0.8mV</m:t>
+            <m:t>4.</m:t>
+          </m:r>
+          <m:r>
+            <w:rPr>
+              <w:rFonts w:ascii="Cambria Math" w:hAnsi="Cambria Math"/>
+            </w:rPr>
+            <m:t>6 </m:t>
+          </m:r>
+          <m:r>
+            <m:rPr>
+              <m:nor/>
+            </m:rPr>
+            <w:rPr>
+              <w:rFonts w:ascii="Cambria Math" w:hAnsi="Cambria Math"/>
+            </w:rPr>
+            <m:t>nA</m:t>
           </m:r>
         </m:oMath>
       </m:oMathPara>
@@ -10567,28 +11300,738 @@
     <w:p/>
     <w:p>
       <w:r>
-        <w:t xml:space="preserve">This is well within the </w:t>
-      </w:r>
-      <w:r>
-        <w:t>maximum</w:t>
-      </w:r>
-      <w:r>
-        <w:t xml:space="preserve"> offset voltage of ±3 mV given in the datasheet </w:t>
-      </w:r>
-      <w:r>
-        <w:t xml:space="preserve">but still way below the typical value </w:t>
-      </w:r>
-      <w:r>
-        <w:t>(Texas Instruments, 2024).</w:t>
-      </w:r>
-    </w:p>
+        <w:t>The measured input bias current of 14.6 nA is somewhat higher than the typical value of 10 nA given in the datasheet (Texas Instruments, 2024), but it is well within the specified maximum.</w:t>
+      </w:r>
+    </w:p>
+    <w:p/>
     <w:p>
       <w:pPr>
         <w:pStyle w:val="Heading2"/>
       </w:pPr>
       <w:r>
-        <w:t>Input-referred noise</w:t>
-      </w:r>
+        <w:t>BONUS 2</w:t>
+      </w:r>
+    </w:p>
+    <w:p/>
+    <w:p>
+      <w:r>
+        <w:t>The thermal or Johnson-Nyquist noise</w:t>
+      </w:r>
+      <w:r>
+        <w:t xml:space="preserve"> in the filter resistors:</w:t>
+      </w:r>
+    </w:p>
+    <w:p/>
+    <w:p>
+      <m:oMathPara>
+        <m:oMath>
+          <m:sSub>
+            <m:sSubPr>
+              <m:ctrlPr>
+                <w:rPr>
+                  <w:rFonts w:ascii="Cambria Math" w:hAnsi="Cambria Math"/>
+                </w:rPr>
+              </m:ctrlPr>
+            </m:sSubPr>
+            <m:e>
+              <m:r>
+                <w:rPr>
+                  <w:rFonts w:ascii="Cambria Math" w:hAnsi="Cambria Math"/>
+                </w:rPr>
+                <m:t>e</m:t>
+              </m:r>
+            </m:e>
+            <m:sub>
+              <m:r>
+                <w:rPr>
+                  <w:rFonts w:ascii="Cambria Math" w:hAnsi="Cambria Math"/>
+                </w:rPr>
+                <m:t>R1</m:t>
+              </m:r>
+            </m:sub>
+          </m:sSub>
+          <m:r>
+            <w:rPr>
+              <w:rFonts w:ascii="Cambria Math" w:hAnsi="Cambria Math"/>
+            </w:rPr>
+            <m:t>=</m:t>
+          </m:r>
+          <m:rad>
+            <m:radPr>
+              <m:degHide m:val="1"/>
+              <m:ctrlPr>
+                <w:rPr>
+                  <w:rFonts w:ascii="Cambria Math" w:hAnsi="Cambria Math"/>
+                </w:rPr>
+              </m:ctrlPr>
+            </m:radPr>
+            <m:deg/>
+            <m:e>
+              <m:r>
+                <w:rPr>
+                  <w:rFonts w:ascii="Cambria Math" w:hAnsi="Cambria Math"/>
+                </w:rPr>
+                <m:t>4⋅1.38×</m:t>
+              </m:r>
+              <m:sSup>
+                <m:sSupPr>
+                  <m:ctrlPr>
+                    <w:rPr>
+                      <w:rFonts w:ascii="Cambria Math" w:hAnsi="Cambria Math"/>
+                    </w:rPr>
+                  </m:ctrlPr>
+                </m:sSupPr>
+                <m:e>
+                  <m:r>
+                    <w:rPr>
+                      <w:rFonts w:ascii="Cambria Math" w:hAnsi="Cambria Math"/>
+                    </w:rPr>
+                    <m:t>10</m:t>
+                  </m:r>
+                </m:e>
+                <m:sup>
+                  <m:r>
+                    <w:rPr>
+                      <w:rFonts w:ascii="Cambria Math" w:hAnsi="Cambria Math"/>
+                    </w:rPr>
+                    <m:t>-23</m:t>
+                  </m:r>
+                </m:sup>
+              </m:sSup>
+              <m:r>
+                <w:rPr>
+                  <w:rFonts w:ascii="Cambria Math" w:hAnsi="Cambria Math"/>
+                </w:rPr>
+                <m:t>⋅300⋅1×</m:t>
+              </m:r>
+              <m:sSup>
+                <m:sSupPr>
+                  <m:ctrlPr>
+                    <w:rPr>
+                      <w:rFonts w:ascii="Cambria Math" w:hAnsi="Cambria Math"/>
+                    </w:rPr>
+                  </m:ctrlPr>
+                </m:sSupPr>
+                <m:e>
+                  <m:r>
+                    <w:rPr>
+                      <w:rFonts w:ascii="Cambria Math" w:hAnsi="Cambria Math"/>
+                    </w:rPr>
+                    <m:t>10</m:t>
+                  </m:r>
+                </m:e>
+                <m:sup>
+                  <m:r>
+                    <w:rPr>
+                      <w:rFonts w:ascii="Cambria Math" w:hAnsi="Cambria Math"/>
+                    </w:rPr>
+                    <m:t>3</m:t>
+                  </m:r>
+                </m:sup>
+              </m:sSup>
+              <m:r>
+                <w:rPr>
+                  <w:rFonts w:ascii="Cambria Math" w:hAnsi="Cambria Math"/>
+                </w:rPr>
+                <m:t>⋅994.7</m:t>
+              </m:r>
+            </m:e>
+          </m:rad>
+          <m:r>
+            <w:rPr>
+              <w:rFonts w:ascii="Cambria Math" w:hAnsi="Cambria Math"/>
+            </w:rPr>
+            <m:t>≈0.128 μ</m:t>
+          </m:r>
+          <m:sSub>
+            <m:sSubPr>
+              <m:ctrlPr>
+                <w:rPr>
+                  <w:rFonts w:ascii="Cambria Math" w:hAnsi="Cambria Math"/>
+                </w:rPr>
+              </m:ctrlPr>
+            </m:sSubPr>
+            <m:e>
+              <m:r>
+                <m:rPr>
+                  <m:nor/>
+                </m:rPr>
+                <w:rPr>
+                  <w:rFonts w:ascii="Cambria Math" w:hAnsi="Cambria Math"/>
+                </w:rPr>
+                <m:t>V</m:t>
+              </m:r>
+            </m:e>
+            <m:sub>
+              <m:r>
+                <m:rPr>
+                  <m:nor/>
+                </m:rPr>
+                <w:rPr>
+                  <w:rFonts w:ascii="Cambria Math" w:hAnsi="Cambria Math"/>
+                </w:rPr>
+                <m:t>rms</m:t>
+              </m:r>
+            </m:sub>
+          </m:sSub>
+        </m:oMath>
+      </m:oMathPara>
+    </w:p>
+    <w:p/>
+    <w:p>
+      <m:oMathPara>
+        <m:oMath>
+          <m:sSub>
+            <m:sSubPr>
+              <m:ctrlPr>
+                <w:rPr>
+                  <w:rFonts w:ascii="Cambria Math" w:hAnsi="Cambria Math"/>
+                </w:rPr>
+              </m:ctrlPr>
+            </m:sSubPr>
+            <m:e>
+              <m:r>
+                <w:rPr>
+                  <w:rFonts w:ascii="Cambria Math" w:hAnsi="Cambria Math"/>
+                </w:rPr>
+                <m:t>e</m:t>
+              </m:r>
+            </m:e>
+            <m:sub>
+              <m:sSub>
+                <m:sSubPr>
+                  <m:ctrlPr>
+                    <w:rPr>
+                      <w:rFonts w:ascii="Cambria Math" w:hAnsi="Cambria Math"/>
+                    </w:rPr>
+                  </m:ctrlPr>
+                </m:sSubPr>
+                <m:e>
+                  <m:r>
+                    <w:rPr>
+                      <w:rFonts w:ascii="Cambria Math" w:hAnsi="Cambria Math"/>
+                    </w:rPr>
+                    <m:t>R</m:t>
+                  </m:r>
+                </m:e>
+                <m:sub>
+                  <m:r>
+                    <w:rPr>
+                      <w:rFonts w:ascii="Cambria Math" w:hAnsi="Cambria Math"/>
+                    </w:rPr>
+                    <m:t>f</m:t>
+                  </m:r>
+                </m:sub>
+              </m:sSub>
+            </m:sub>
+          </m:sSub>
+          <m:r>
+            <w:rPr>
+              <w:rFonts w:ascii="Cambria Math" w:hAnsi="Cambria Math"/>
+            </w:rPr>
+            <m:t>=</m:t>
+          </m:r>
+          <m:rad>
+            <m:radPr>
+              <m:degHide m:val="1"/>
+              <m:ctrlPr>
+                <w:rPr>
+                  <w:rFonts w:ascii="Cambria Math" w:hAnsi="Cambria Math"/>
+                </w:rPr>
+              </m:ctrlPr>
+            </m:radPr>
+            <m:deg/>
+            <m:e>
+              <m:r>
+                <w:rPr>
+                  <w:rFonts w:ascii="Cambria Math" w:hAnsi="Cambria Math"/>
+                </w:rPr>
+                <m:t>4⋅1.38×</m:t>
+              </m:r>
+              <m:sSup>
+                <m:sSupPr>
+                  <m:ctrlPr>
+                    <w:rPr>
+                      <w:rFonts w:ascii="Cambria Math" w:hAnsi="Cambria Math"/>
+                    </w:rPr>
+                  </m:ctrlPr>
+                </m:sSupPr>
+                <m:e>
+                  <m:r>
+                    <w:rPr>
+                      <w:rFonts w:ascii="Cambria Math" w:hAnsi="Cambria Math"/>
+                    </w:rPr>
+                    <m:t>10</m:t>
+                  </m:r>
+                </m:e>
+                <m:sup>
+                  <m:r>
+                    <w:rPr>
+                      <w:rFonts w:ascii="Cambria Math" w:hAnsi="Cambria Math"/>
+                    </w:rPr>
+                    <m:t>-23</m:t>
+                  </m:r>
+                </m:sup>
+              </m:sSup>
+              <m:r>
+                <w:rPr>
+                  <w:rFonts w:ascii="Cambria Math" w:hAnsi="Cambria Math"/>
+                </w:rPr>
+                <m:t>⋅300⋅100×</m:t>
+              </m:r>
+              <m:sSup>
+                <m:sSupPr>
+                  <m:ctrlPr>
+                    <w:rPr>
+                      <w:rFonts w:ascii="Cambria Math" w:hAnsi="Cambria Math"/>
+                    </w:rPr>
+                  </m:ctrlPr>
+                </m:sSupPr>
+                <m:e>
+                  <m:r>
+                    <w:rPr>
+                      <w:rFonts w:ascii="Cambria Math" w:hAnsi="Cambria Math"/>
+                    </w:rPr>
+                    <m:t>10</m:t>
+                  </m:r>
+                </m:e>
+                <m:sup>
+                  <m:r>
+                    <w:rPr>
+                      <w:rFonts w:ascii="Cambria Math" w:hAnsi="Cambria Math"/>
+                    </w:rPr>
+                    <m:t>3</m:t>
+                  </m:r>
+                </m:sup>
+              </m:sSup>
+              <m:r>
+                <w:rPr>
+                  <w:rFonts w:ascii="Cambria Math" w:hAnsi="Cambria Math"/>
+                </w:rPr>
+                <m:t>⋅994.7</m:t>
+              </m:r>
+            </m:e>
+          </m:rad>
+          <m:r>
+            <w:rPr>
+              <w:rFonts w:ascii="Cambria Math" w:hAnsi="Cambria Math"/>
+            </w:rPr>
+            <m:t>≈1.28 μ</m:t>
+          </m:r>
+          <m:sSub>
+            <m:sSubPr>
+              <m:ctrlPr>
+                <w:rPr>
+                  <w:rFonts w:ascii="Cambria Math" w:hAnsi="Cambria Math"/>
+                </w:rPr>
+              </m:ctrlPr>
+            </m:sSubPr>
+            <m:e>
+              <m:r>
+                <m:rPr>
+                  <m:nor/>
+                </m:rPr>
+                <w:rPr>
+                  <w:rFonts w:ascii="Cambria Math" w:hAnsi="Cambria Math"/>
+                </w:rPr>
+                <m:t>V</m:t>
+              </m:r>
+            </m:e>
+            <m:sub>
+              <m:r>
+                <m:rPr>
+                  <m:nor/>
+                </m:rPr>
+                <w:rPr>
+                  <w:rFonts w:ascii="Cambria Math" w:hAnsi="Cambria Math"/>
+                </w:rPr>
+                <m:t>rms</m:t>
+              </m:r>
+            </m:sub>
+          </m:sSub>
+        </m:oMath>
+      </m:oMathPara>
+    </w:p>
+    <w:p/>
+    <w:p>
+      <m:oMathPara>
+        <m:oMath>
+          <m:sSub>
+            <m:sSubPr>
+              <m:ctrlPr>
+                <w:rPr>
+                  <w:rFonts w:ascii="Cambria Math" w:hAnsi="Cambria Math"/>
+                </w:rPr>
+              </m:ctrlPr>
+            </m:sSubPr>
+            <m:e>
+              <m:r>
+                <w:rPr>
+                  <w:rFonts w:ascii="Cambria Math" w:hAnsi="Cambria Math"/>
+                </w:rPr>
+                <m:t>e</m:t>
+              </m:r>
+            </m:e>
+            <m:sub>
+              <m:r>
+                <w:rPr>
+                  <w:rFonts w:ascii="Cambria Math" w:hAnsi="Cambria Math"/>
+                </w:rPr>
+                <m:t>R3</m:t>
+              </m:r>
+            </m:sub>
+          </m:sSub>
+          <m:r>
+            <w:rPr>
+              <w:rFonts w:ascii="Cambria Math" w:hAnsi="Cambria Math"/>
+            </w:rPr>
+            <m:t>=</m:t>
+          </m:r>
+          <m:rad>
+            <m:radPr>
+              <m:degHide m:val="1"/>
+              <m:ctrlPr>
+                <w:rPr>
+                  <w:rFonts w:ascii="Cambria Math" w:hAnsi="Cambria Math"/>
+                </w:rPr>
+              </m:ctrlPr>
+            </m:radPr>
+            <m:deg/>
+            <m:e>
+              <m:r>
+                <w:rPr>
+                  <w:rFonts w:ascii="Cambria Math" w:hAnsi="Cambria Math"/>
+                </w:rPr>
+                <m:t>4⋅1.38×</m:t>
+              </m:r>
+              <m:sSup>
+                <m:sSupPr>
+                  <m:ctrlPr>
+                    <w:rPr>
+                      <w:rFonts w:ascii="Cambria Math" w:hAnsi="Cambria Math"/>
+                    </w:rPr>
+                  </m:ctrlPr>
+                </m:sSupPr>
+                <m:e>
+                  <m:r>
+                    <w:rPr>
+                      <w:rFonts w:ascii="Cambria Math" w:hAnsi="Cambria Math"/>
+                    </w:rPr>
+                    <m:t>10</m:t>
+                  </m:r>
+                </m:e>
+                <m:sup>
+                  <m:r>
+                    <w:rPr>
+                      <w:rFonts w:ascii="Cambria Math" w:hAnsi="Cambria Math"/>
+                    </w:rPr>
+                    <m:t>-23</m:t>
+                  </m:r>
+                </m:sup>
+              </m:sSup>
+              <m:r>
+                <w:rPr>
+                  <w:rFonts w:ascii="Cambria Math" w:hAnsi="Cambria Math"/>
+                </w:rPr>
+                <m:t>⋅300⋅10×</m:t>
+              </m:r>
+              <m:sSup>
+                <m:sSupPr>
+                  <m:ctrlPr>
+                    <w:rPr>
+                      <w:rFonts w:ascii="Cambria Math" w:hAnsi="Cambria Math"/>
+                    </w:rPr>
+                  </m:ctrlPr>
+                </m:sSupPr>
+                <m:e>
+                  <m:r>
+                    <w:rPr>
+                      <w:rFonts w:ascii="Cambria Math" w:hAnsi="Cambria Math"/>
+                    </w:rPr>
+                    <m:t>10</m:t>
+                  </m:r>
+                </m:e>
+                <m:sup>
+                  <m:r>
+                    <w:rPr>
+                      <w:rFonts w:ascii="Cambria Math" w:hAnsi="Cambria Math"/>
+                    </w:rPr>
+                    <m:t>3</m:t>
+                  </m:r>
+                </m:sup>
+              </m:sSup>
+              <m:r>
+                <w:rPr>
+                  <w:rFonts w:ascii="Cambria Math" w:hAnsi="Cambria Math"/>
+                </w:rPr>
+                <m:t>⋅994.7</m:t>
+              </m:r>
+            </m:e>
+          </m:rad>
+          <m:r>
+            <w:rPr>
+              <w:rFonts w:ascii="Cambria Math" w:hAnsi="Cambria Math"/>
+            </w:rPr>
+            <m:t>≈0.406 μ</m:t>
+          </m:r>
+          <m:sSub>
+            <m:sSubPr>
+              <m:ctrlPr>
+                <w:rPr>
+                  <w:rFonts w:ascii="Cambria Math" w:hAnsi="Cambria Math"/>
+                </w:rPr>
+              </m:ctrlPr>
+            </m:sSubPr>
+            <m:e>
+              <m:r>
+                <m:rPr>
+                  <m:nor/>
+                </m:rPr>
+                <w:rPr>
+                  <w:rFonts w:ascii="Cambria Math" w:hAnsi="Cambria Math"/>
+                </w:rPr>
+                <m:t>V</m:t>
+              </m:r>
+            </m:e>
+            <m:sub>
+              <m:r>
+                <m:rPr>
+                  <m:nor/>
+                </m:rPr>
+                <w:rPr>
+                  <w:rFonts w:ascii="Cambria Math" w:hAnsi="Cambria Math"/>
+                </w:rPr>
+                <m:t>rms</m:t>
+              </m:r>
+            </m:sub>
+          </m:sSub>
+        </m:oMath>
+      </m:oMathPara>
+    </w:p>
+    <w:p/>
+    <w:p>
+      <w:r>
+        <w:t>The total thermal noise caused by the filter resistors:</w:t>
+      </w:r>
+    </w:p>
+    <w:p/>
+    <w:p/>
+    <w:p>
+      <m:oMathPara>
+        <m:oMath>
+          <m:sSub>
+            <m:sSubPr>
+              <m:ctrlPr>
+                <w:rPr>
+                  <w:rFonts w:ascii="Cambria Math" w:hAnsi="Cambria Math"/>
+                </w:rPr>
+              </m:ctrlPr>
+            </m:sSubPr>
+            <m:e>
+              <m:r>
+                <w:rPr>
+                  <w:rFonts w:ascii="Cambria Math" w:hAnsi="Cambria Math"/>
+                </w:rPr>
+                <m:t>e</m:t>
+              </m:r>
+            </m:e>
+            <m:sub>
+              <m:r>
+                <w:rPr>
+                  <w:rFonts w:ascii="Cambria Math" w:hAnsi="Cambria Math"/>
+                </w:rPr>
+                <m:t>r</m:t>
+              </m:r>
+            </m:sub>
+          </m:sSub>
+          <m:r>
+            <w:rPr>
+              <w:rFonts w:ascii="Cambria Math" w:hAnsi="Cambria Math"/>
+            </w:rPr>
+            <m:t>=</m:t>
+          </m:r>
+          <m:rad>
+            <m:radPr>
+              <m:degHide m:val="1"/>
+              <m:ctrlPr>
+                <w:rPr>
+                  <w:rFonts w:ascii="Cambria Math" w:hAnsi="Cambria Math"/>
+                </w:rPr>
+              </m:ctrlPr>
+            </m:radPr>
+            <m:deg/>
+            <m:e>
+              <m:sSubSup>
+                <m:sSubSupPr>
+                  <m:ctrlPr>
+                    <w:rPr>
+                      <w:rFonts w:ascii="Cambria Math" w:hAnsi="Cambria Math"/>
+                    </w:rPr>
+                  </m:ctrlPr>
+                </m:sSubSupPr>
+                <m:e>
+                  <m:r>
+                    <w:rPr>
+                      <w:rFonts w:ascii="Cambria Math" w:hAnsi="Cambria Math"/>
+                    </w:rPr>
+                    <m:t>e</m:t>
+                  </m:r>
+                </m:e>
+                <m:sub>
+                  <m:r>
+                    <w:rPr>
+                      <w:rFonts w:ascii="Cambria Math" w:hAnsi="Cambria Math"/>
+                    </w:rPr>
+                    <m:t>R1</m:t>
+                  </m:r>
+                </m:sub>
+                <m:sup>
+                  <m:r>
+                    <w:rPr>
+                      <w:rFonts w:ascii="Cambria Math" w:hAnsi="Cambria Math"/>
+                    </w:rPr>
+                    <m:t>2</m:t>
+                  </m:r>
+                </m:sup>
+              </m:sSubSup>
+              <m:r>
+                <w:rPr>
+                  <w:rFonts w:ascii="Cambria Math" w:hAnsi="Cambria Math"/>
+                </w:rPr>
+                <m:t>+</m:t>
+              </m:r>
+              <m:sSubSup>
+                <m:sSubSupPr>
+                  <m:ctrlPr>
+                    <w:rPr>
+                      <w:rFonts w:ascii="Cambria Math" w:hAnsi="Cambria Math"/>
+                    </w:rPr>
+                  </m:ctrlPr>
+                </m:sSubSupPr>
+                <m:e>
+                  <m:r>
+                    <w:rPr>
+                      <w:rFonts w:ascii="Cambria Math" w:hAnsi="Cambria Math"/>
+                    </w:rPr>
+                    <m:t>e</m:t>
+                  </m:r>
+                </m:e>
+                <m:sub>
+                  <m:sSub>
+                    <m:sSubPr>
+                      <m:ctrlPr>
+                        <w:rPr>
+                          <w:rFonts w:ascii="Cambria Math" w:hAnsi="Cambria Math"/>
+                        </w:rPr>
+                      </m:ctrlPr>
+                    </m:sSubPr>
+                    <m:e>
+                      <m:r>
+                        <w:rPr>
+                          <w:rFonts w:ascii="Cambria Math" w:hAnsi="Cambria Math"/>
+                        </w:rPr>
+                        <m:t>R</m:t>
+                      </m:r>
+                    </m:e>
+                    <m:sub>
+                      <m:r>
+                        <w:rPr>
+                          <w:rFonts w:ascii="Cambria Math" w:hAnsi="Cambria Math"/>
+                        </w:rPr>
+                        <m:t>f</m:t>
+                      </m:r>
+                    </m:sub>
+                  </m:sSub>
+                </m:sub>
+                <m:sup>
+                  <m:r>
+                    <w:rPr>
+                      <w:rFonts w:ascii="Cambria Math" w:hAnsi="Cambria Math"/>
+                    </w:rPr>
+                    <m:t>2</m:t>
+                  </m:r>
+                </m:sup>
+              </m:sSubSup>
+              <m:r>
+                <w:rPr>
+                  <w:rFonts w:ascii="Cambria Math" w:hAnsi="Cambria Math"/>
+                </w:rPr>
+                <m:t>+</m:t>
+              </m:r>
+              <m:sSubSup>
+                <m:sSubSupPr>
+                  <m:ctrlPr>
+                    <w:rPr>
+                      <w:rFonts w:ascii="Cambria Math" w:hAnsi="Cambria Math"/>
+                    </w:rPr>
+                  </m:ctrlPr>
+                </m:sSubSupPr>
+                <m:e>
+                  <m:r>
+                    <w:rPr>
+                      <w:rFonts w:ascii="Cambria Math" w:hAnsi="Cambria Math"/>
+                    </w:rPr>
+                    <m:t>e</m:t>
+                  </m:r>
+                </m:e>
+                <m:sub>
+                  <m:r>
+                    <w:rPr>
+                      <w:rFonts w:ascii="Cambria Math" w:hAnsi="Cambria Math"/>
+                    </w:rPr>
+                    <m:t>R3</m:t>
+                  </m:r>
+                </m:sub>
+                <m:sup>
+                  <m:r>
+                    <w:rPr>
+                      <w:rFonts w:ascii="Cambria Math" w:hAnsi="Cambria Math"/>
+                    </w:rPr>
+                    <m:t>2</m:t>
+                  </m:r>
+                </m:sup>
+              </m:sSubSup>
+            </m:e>
+          </m:rad>
+          <m:r>
+            <w:rPr>
+              <w:rFonts w:ascii="Cambria Math" w:hAnsi="Cambria Math"/>
+            </w:rPr>
+            <m:t>≈1.35 μ</m:t>
+          </m:r>
+          <m:sSub>
+            <m:sSubPr>
+              <m:ctrlPr>
+                <w:rPr>
+                  <w:rFonts w:ascii="Cambria Math" w:hAnsi="Cambria Math"/>
+                </w:rPr>
+              </m:ctrlPr>
+            </m:sSubPr>
+            <m:e>
+              <m:r>
+                <m:rPr>
+                  <m:nor/>
+                </m:rPr>
+                <w:rPr>
+                  <w:rFonts w:ascii="Cambria Math" w:hAnsi="Cambria Math"/>
+                </w:rPr>
+                <m:t>V</m:t>
+              </m:r>
+            </m:e>
+            <m:sub>
+              <m:r>
+                <m:rPr>
+                  <m:nor/>
+                </m:rPr>
+                <w:rPr>
+                  <w:rFonts w:ascii="Cambria Math" w:hAnsi="Cambria Math"/>
+                </w:rPr>
+                <m:t>rms</m:t>
+              </m:r>
+            </m:sub>
+          </m:sSub>
+        </m:oMath>
+      </m:oMathPara>
     </w:p>
     <w:p/>
     <w:p/>
@@ -10599,20 +12042,6 @@
           <w:lang w:val="en-US"/>
         </w:rPr>
       </w:pPr>
-    </w:p>
-    <w:p>
-      <w:pPr>
-        <w:rPr>
-          <w:lang w:val="en-US"/>
-        </w:rPr>
-      </w:pPr>
-    </w:p>
-    <w:p>
-      <w:pPr>
-        <w:rPr>
-          <w:lang w:val="en-US"/>
-        </w:rPr>
-      </w:pPr>
       <w:r>
         <w:rPr>
           <w:lang w:val="en-US"/>
@@ -10849,7 +12278,6 @@
         <w:rPr>
           <w:lang w:val="en-US"/>
         </w:rPr>
-        <w:lastRenderedPageBreak/>
         <w:t>It is worth remembering t</w:t>
       </w:r>
       <w:r>
@@ -11179,6 +12607,7 @@
                 <w:sz w:val="20"/>
                 <w:szCs w:val="20"/>
               </w:rPr>
+              <w:lastRenderedPageBreak/>
               <w:t>Charge</w:t>
             </w:r>
             <w:proofErr w:type="spellEnd"/>
@@ -12575,7 +14004,6 @@
         <w:rPr>
           <w:noProof/>
         </w:rPr>
-        <w:lastRenderedPageBreak/>
         <mc:AlternateContent>
           <mc:Choice Requires="wps">
             <w:drawing>
@@ -12778,7 +14206,7 @@
                           </pic:cNvPicPr>
                         </pic:nvPicPr>
                         <pic:blipFill>
-                          <a:blip r:embed="rId46"/>
+                          <a:blip r:embed="rId47"/>
                           <a:stretch>
                             <a:fillRect/>
                           </a:stretch>
@@ -12807,7 +14235,7 @@
                           </pic:cNvPicPr>
                         </pic:nvPicPr>
                         <pic:blipFill>
-                          <a:blip r:embed="rId47"/>
+                          <a:blip r:embed="rId48"/>
                           <a:stretch>
                             <a:fillRect/>
                           </a:stretch>
@@ -12836,7 +14264,7 @@
                           </pic:cNvPicPr>
                         </pic:nvPicPr>
                         <pic:blipFill>
-                          <a:blip r:embed="rId48"/>
+                          <a:blip r:embed="rId49"/>
                           <a:stretch>
                             <a:fillRect/>
                           </a:stretch>
@@ -12865,7 +14293,7 @@
                           </pic:cNvPicPr>
                         </pic:nvPicPr>
                         <pic:blipFill>
-                          <a:blip r:embed="rId49"/>
+                          <a:blip r:embed="rId50"/>
                           <a:stretch>
                             <a:fillRect/>
                           </a:stretch>
@@ -12894,7 +14322,7 @@
                           </pic:cNvPicPr>
                         </pic:nvPicPr>
                         <pic:blipFill>
-                          <a:blip r:embed="rId50"/>
+                          <a:blip r:embed="rId51"/>
                           <a:stretch>
                             <a:fillRect/>
                           </a:stretch>
@@ -12944,19 +14372,19 @@
                   <o:lock v:ext="edit" aspectratio="t"/>
                 </v:shapetype>
                 <v:shape id="Picture 2" o:spid="_x0000_s1027" type="#_x0000_t75" style="position:absolute;width:22384;height:19252;visibility:visible;mso-wrap-style:square" o:gfxdata="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">
-                  <v:imagedata r:id="rId51" o:title=""/>
+                  <v:imagedata r:id="rId52" o:title=""/>
                 </v:shape>
                 <v:shape id="Picture 3" o:spid="_x0000_s1028" type="#_x0000_t75" style="position:absolute;left:23399;width:22385;height:19252;visibility:visible;mso-wrap-style:square" o:gfxdata="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">
-                  <v:imagedata r:id="rId52" o:title=""/>
+                  <v:imagedata r:id="rId53" o:title=""/>
                 </v:shape>
                 <v:shape id="Picture 4" o:spid="_x0000_s1029" type="#_x0000_t75" style="position:absolute;top:18071;width:22384;height:18417;visibility:visible;mso-wrap-style:square" o:gfxdata="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">
-                  <v:imagedata r:id="rId53" o:title=""/>
+                  <v:imagedata r:id="rId54" o:title=""/>
                 </v:shape>
                 <v:shape id="Picture 5" o:spid="_x0000_s1030" type="#_x0000_t75" style="position:absolute;left:22384;top:17653;width:23400;height:19253;visibility:visible;mso-wrap-style:square" o:gfxdata="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">
-                  <v:imagedata r:id="rId54" o:title=""/>
+                  <v:imagedata r:id="rId55" o:title=""/>
                 </v:shape>
                 <v:shape id="Picture 6" o:spid="_x0000_s1031" type="#_x0000_t75" style="position:absolute;left:11688;top:36756;width:22396;height:3494;visibility:visible;mso-wrap-style:square" o:gfxdata="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">
-                  <v:imagedata r:id="rId55" o:title=""/>
+                  <v:imagedata r:id="rId56" o:title=""/>
                 </v:shape>
                 <w10:wrap type="topAndBottom" anchory="page"/>
               </v:group>
@@ -13209,6 +14637,7 @@
         <w:rPr>
           <w:lang w:val="en-US"/>
         </w:rPr>
+        <w:lastRenderedPageBreak/>
         <w:t>”</w:t>
       </w:r>
       <w:r>
@@ -13546,14 +14975,7 @@
         <w:rPr>
           <w:lang w:val="en-US"/>
         </w:rPr>
-        <w:t xml:space="preserve"> The </w:t>
-      </w:r>
-      <w:r>
-        <w:rPr>
-          <w:lang w:val="en-US"/>
-        </w:rPr>
-        <w:lastRenderedPageBreak/>
-        <w:t>charger is specified to have output voltage between 45.5 and 5.5 V. According to our measurements, this specification is fulfilled.</w:t>
+        <w:t xml:space="preserve"> The charger is specified to have output voltage between 45.5 and 5.5 V. According to our measurements, this specification is fulfilled.</w:t>
       </w:r>
       <w:r>
         <w:rPr>
@@ -13681,7 +15103,7 @@
         </w:rPr>
         <w:t xml:space="preserve"> Available </w:t>
       </w:r>
-      <w:hyperlink r:id="rId56" w:history="1">
+      <w:hyperlink r:id="rId57" w:history="1">
         <w:r>
           <w:rPr>
             <w:rStyle w:val="Hyperlink"/>
@@ -13775,7 +15197,7 @@
         </w:rPr>
         <w:t xml:space="preserve">. Dallas, TX: Texas Instruments. Available at: </w:t>
       </w:r>
-      <w:hyperlink r:id="rId57" w:history="1">
+      <w:hyperlink r:id="rId58" w:history="1">
         <w:r>
           <w:rPr>
             <w:rStyle w:val="Hyperlink"/>
@@ -13863,7 +15285,7 @@
       <w:r>
         <w:t xml:space="preserve">Available at: </w:t>
       </w:r>
-      <w:hyperlink r:id="rId58" w:history="1">
+      <w:hyperlink r:id="rId59" w:history="1">
         <w:r>
           <w:rPr>
             <w:rStyle w:val="Hyperlink"/>
@@ -13973,7 +15395,7 @@
       <w:r>
         <w:t xml:space="preserve">Available at: </w:t>
       </w:r>
-      <w:hyperlink r:id="rId59" w:tgtFrame="_blank" w:history="1">
+      <w:hyperlink r:id="rId60" w:tgtFrame="_blank" w:history="1">
         <w:r>
           <w:rPr>
             <w:rStyle w:val="Hyperlink"/>
@@ -14099,6 +15521,7 @@
         <w:rPr>
           <w:lang w:val="en-US"/>
         </w:rPr>
+        <w:lastRenderedPageBreak/>
         <w:t>Note, that “Appendix” does n</w:t>
       </w:r>
       <w:r>
@@ -14207,10 +15630,10 @@
       </w:pPr>
     </w:p>
     <w:sectPr>
-      <w:headerReference w:type="default" r:id="rId60"/>
-      <w:footerReference w:type="default" r:id="rId61"/>
-      <w:headerReference w:type="first" r:id="rId62"/>
-      <w:footerReference w:type="first" r:id="rId63"/>
+      <w:headerReference w:type="default" r:id="rId61"/>
+      <w:footerReference w:type="default" r:id="rId62"/>
+      <w:headerReference w:type="first" r:id="rId63"/>
+      <w:footerReference w:type="first" r:id="rId64"/>
       <w:type w:val="continuous"/>
       <w:pgSz w:w="11907" w:h="16840" w:code="9"/>
       <w:pgMar w:top="1440" w:right="1080" w:bottom="1440" w:left="1080" w:header="708" w:footer="708" w:gutter="0"/>

--- a/report_lab3.docx
+++ b/report_lab3.docx
@@ -76,15 +76,7 @@
         <w:ind w:left="1701" w:right="1700"/>
       </w:pPr>
       <w:r>
-        <w:t xml:space="preserve">Linus </w:t>
-      </w:r>
-      <w:proofErr w:type="spellStart"/>
-      <w:r>
-        <w:t>Pauly</w:t>
-      </w:r>
-      <w:proofErr w:type="spellEnd"/>
-      <w:r>
-        <w:t>, Faiz Shaikh</w:t>
+        <w:t>Linus Pauly, Faiz Shaikh</w:t>
       </w:r>
     </w:p>
     <w:bookmarkEnd w:id="0"/>
@@ -119,506 +111,6 @@
     </w:p>
     <w:p>
       <w:pPr>
-        <w:rPr>
-          <w:lang w:val="en-US"/>
-        </w:rPr>
-      </w:pPr>
-    </w:p>
-    <w:p>
-      <w:pPr>
-        <w:rPr>
-          <w:lang w:val="en-US"/>
-        </w:rPr>
-      </w:pPr>
-      <w:r>
-        <w:rPr>
-          <w:lang w:val="en-US"/>
-        </w:rPr>
-        <w:t>Measurements and tests must</w:t>
-      </w:r>
-      <w:r>
-        <w:rPr>
-          <w:lang w:val="en-US"/>
-        </w:rPr>
-        <w:t xml:space="preserve"> be documented. A study without documentation is as good as no study at all. However, for all measurements it is not reasonable to write a report as thorough as a thesis or a scientific article. Usually it is enough to simply </w:t>
-      </w:r>
-      <w:r>
-        <w:rPr>
-          <w:lang w:val="en-US"/>
-        </w:rPr>
-        <w:t>present the</w:t>
-      </w:r>
-      <w:r>
-        <w:rPr>
-          <w:lang w:val="en-US"/>
-        </w:rPr>
-        <w:t xml:space="preserve"> measurement or test and its results with </w:t>
-      </w:r>
-      <w:r>
-        <w:rPr>
-          <w:lang w:val="en-US"/>
-        </w:rPr>
-        <w:t xml:space="preserve">suitable </w:t>
-      </w:r>
-      <w:r>
-        <w:rPr>
-          <w:lang w:val="en-US"/>
-        </w:rPr>
-        <w:t>thoroughness.</w:t>
-      </w:r>
-      <w:r>
-        <w:rPr>
-          <w:lang w:val="en-US"/>
-        </w:rPr>
-        <w:t xml:space="preserve"> </w:t>
-      </w:r>
-      <w:r>
-        <w:rPr>
-          <w:lang w:val="en-US"/>
-        </w:rPr>
-        <w:t>For example, a test institution may hand out a quite short report</w:t>
-      </w:r>
-      <w:r>
-        <w:rPr>
-          <w:lang w:val="en-US"/>
-        </w:rPr>
-        <w:t xml:space="preserve"> </w:t>
-      </w:r>
-      <w:r>
-        <w:rPr>
-          <w:lang w:val="en-US"/>
-        </w:rPr>
-        <w:t>to a customer</w:t>
-      </w:r>
-      <w:r>
-        <w:rPr>
-          <w:lang w:val="en-US"/>
-        </w:rPr>
-        <w:t>, where they compactly present whether a product fills the requirements set to it. On the other hand, the results of a research project are most likely</w:t>
-      </w:r>
-      <w:r>
-        <w:rPr>
-          <w:lang w:val="en-US"/>
-        </w:rPr>
-        <w:t xml:space="preserve"> to be</w:t>
-      </w:r>
-      <w:r>
-        <w:rPr>
-          <w:lang w:val="en-US"/>
-        </w:rPr>
-        <w:t xml:space="preserve"> documented </w:t>
-      </w:r>
-      <w:r>
-        <w:rPr>
-          <w:lang w:val="en-US"/>
-        </w:rPr>
-        <w:t>with</w:t>
-      </w:r>
-      <w:r>
-        <w:rPr>
-          <w:lang w:val="en-US"/>
-        </w:rPr>
-        <w:t xml:space="preserve"> a bit longer report, which presents the research from a larger point of view. In practice, the assignment mandates on which form and how widely the study is documented. In scientific writing, there are however certain practices, which all reports follow to </w:t>
-      </w:r>
-      <w:r>
-        <w:rPr>
-          <w:lang w:val="en-US"/>
-        </w:rPr>
-        <w:t>some</w:t>
-      </w:r>
-      <w:r>
-        <w:rPr>
-          <w:lang w:val="en-US"/>
-        </w:rPr>
-        <w:t xml:space="preserve"> extent.</w:t>
-      </w:r>
-    </w:p>
-    <w:p>
-      <w:pPr>
-        <w:rPr>
-          <w:lang w:val="en-US"/>
-        </w:rPr>
-      </w:pPr>
-      <w:r>
-        <w:rPr>
-          <w:lang w:val="en-US"/>
-        </w:rPr>
-        <w:t>This document works as a template and a quick guide for writing reports during laboratory courses in electrical engineering.</w:t>
-      </w:r>
-      <w:r>
-        <w:rPr>
-          <w:lang w:val="en-US"/>
-        </w:rPr>
-        <w:t xml:space="preserve"> Using common sense and own thinking is recommended: apply this document meaningfully, </w:t>
-      </w:r>
-      <w:r>
-        <w:rPr>
-          <w:lang w:val="en-US"/>
-        </w:rPr>
-        <w:t>however,</w:t>
-      </w:r>
-      <w:r>
-        <w:rPr>
-          <w:lang w:val="en-US"/>
-        </w:rPr>
-        <w:t xml:space="preserve"> do not leave out any of the major sections of the report. Keep in mind what you are </w:t>
-      </w:r>
-      <w:r>
-        <w:rPr>
-          <w:lang w:val="en-US"/>
-        </w:rPr>
-        <w:t>documenting and</w:t>
-      </w:r>
-      <w:r>
-        <w:rPr>
-          <w:lang w:val="en-US"/>
-        </w:rPr>
-        <w:t xml:space="preserve"> remember to answer all questions that are </w:t>
-      </w:r>
-      <w:r>
-        <w:rPr>
-          <w:lang w:val="en-US"/>
-        </w:rPr>
-        <w:t>expected</w:t>
-      </w:r>
-      <w:r>
-        <w:rPr>
-          <w:lang w:val="en-US"/>
-        </w:rPr>
-        <w:t xml:space="preserve"> to be answered to in the report.</w:t>
-      </w:r>
-    </w:p>
-    <w:p>
-      <w:pPr>
-        <w:rPr>
-          <w:lang w:val="en-US"/>
-        </w:rPr>
-      </w:pPr>
-      <w:r>
-        <w:rPr>
-          <w:lang w:val="en-US"/>
-        </w:rPr>
-        <w:t xml:space="preserve">The </w:t>
-      </w:r>
-      <w:r>
-        <w:rPr>
-          <w:lang w:val="en-US"/>
-        </w:rPr>
-        <w:t>introduction</w:t>
-      </w:r>
-      <w:r>
-        <w:rPr>
-          <w:lang w:val="en-US"/>
-        </w:rPr>
-        <w:t xml:space="preserve"> section </w:t>
-      </w:r>
-      <w:r>
-        <w:rPr>
-          <w:lang w:val="en-US"/>
-        </w:rPr>
-        <w:t>is for presenting what</w:t>
-      </w:r>
-      <w:r>
-        <w:rPr>
-          <w:lang w:val="en-US"/>
-        </w:rPr>
-        <w:t xml:space="preserve"> m</w:t>
-      </w:r>
-      <w:r>
-        <w:rPr>
-          <w:lang w:val="en-US"/>
-        </w:rPr>
-        <w:t>easurement</w:t>
-      </w:r>
-      <w:r>
-        <w:rPr>
-          <w:lang w:val="en-US"/>
-        </w:rPr>
-        <w:t xml:space="preserve">, test or other study is performed. </w:t>
-      </w:r>
-      <w:r>
-        <w:rPr>
-          <w:lang w:val="en-US"/>
-        </w:rPr>
-        <w:t>It is especially important to describe, to which devices o</w:t>
-      </w:r>
-      <w:r>
-        <w:rPr>
-          <w:lang w:val="en-US"/>
-        </w:rPr>
-        <w:t xml:space="preserve">r what kind of a system the measure is for, and what properties of the subject are measured. </w:t>
-      </w:r>
-      <w:r>
-        <w:rPr>
-          <w:lang w:val="en-US"/>
-        </w:rPr>
-        <w:t xml:space="preserve">In case of a test study, the devices should be </w:t>
-      </w:r>
-      <w:r>
-        <w:rPr>
-          <w:lang w:val="en-US"/>
-        </w:rPr>
-        <w:t>specified (e.g. 3 pieces of ACME 442 chargers).</w:t>
-      </w:r>
-    </w:p>
-    <w:p>
-      <w:pPr>
-        <w:rPr>
-          <w:lang w:val="en-US"/>
-        </w:rPr>
-      </w:pPr>
-      <w:r>
-        <w:rPr>
-          <w:b/>
-          <w:bCs/>
-          <w:lang w:val="en-US"/>
-        </w:rPr>
-        <w:t>For short, customer report s</w:t>
-      </w:r>
-      <w:r>
-        <w:rPr>
-          <w:b/>
-          <w:bCs/>
-          <w:lang w:val="en-US"/>
-        </w:rPr>
-        <w:t>tyle reports it is typical</w:t>
-      </w:r>
-      <w:r>
-        <w:rPr>
-          <w:lang w:val="en-US"/>
-        </w:rPr>
-        <w:t xml:space="preserve"> that the reader is assumed to know especially well what the testing is about and what is the meaning of the test. </w:t>
-      </w:r>
-      <w:r>
-        <w:rPr>
-          <w:lang w:val="en-US"/>
-        </w:rPr>
-        <w:t>That</w:t>
-      </w:r>
-      <w:r>
-        <w:rPr>
-          <w:lang w:val="en-US"/>
-        </w:rPr>
-        <w:t xml:space="preserve"> i</w:t>
-      </w:r>
-      <w:r>
-        <w:rPr>
-          <w:lang w:val="en-US"/>
-        </w:rPr>
-        <w:t xml:space="preserve">s why they often do not contain a complex </w:t>
-      </w:r>
-      <w:r>
-        <w:rPr>
-          <w:lang w:val="en-US"/>
-        </w:rPr>
-        <w:t xml:space="preserve">or thorough </w:t>
-      </w:r>
-      <w:r>
-        <w:rPr>
-          <w:lang w:val="en-US"/>
-        </w:rPr>
-        <w:t xml:space="preserve">review of the theoretical background of the test with references to scientific sources. </w:t>
-      </w:r>
-      <w:r>
-        <w:rPr>
-          <w:lang w:val="en-US"/>
-        </w:rPr>
-        <w:t>Crucial references in this kind of reports may include</w:t>
-      </w:r>
-      <w:r>
-        <w:rPr>
-          <w:lang w:val="en-US"/>
-        </w:rPr>
-        <w:t>,</w:t>
-      </w:r>
-      <w:r>
-        <w:rPr>
-          <w:lang w:val="en-US"/>
-        </w:rPr>
-        <w:t xml:space="preserve"> for example</w:t>
-      </w:r>
-      <w:r>
-        <w:rPr>
-          <w:lang w:val="en-US"/>
-        </w:rPr>
-        <w:t>,</w:t>
-      </w:r>
-      <w:r>
-        <w:rPr>
-          <w:lang w:val="en-US"/>
-        </w:rPr>
-        <w:t xml:space="preserve"> the standards regarding the test or other relevant documents.</w:t>
-      </w:r>
-    </w:p>
-    <w:p>
-      <w:pPr>
-        <w:rPr>
-          <w:lang w:val="en-US"/>
-        </w:rPr>
-      </w:pPr>
-      <w:r>
-        <w:rPr>
-          <w:b/>
-          <w:bCs/>
-          <w:lang w:val="en-US"/>
-        </w:rPr>
-        <w:t>In case of a longer study report paper, the background review is more thorough.</w:t>
-      </w:r>
-      <w:r>
-        <w:rPr>
-          <w:lang w:val="en-US"/>
-        </w:rPr>
-        <w:t xml:space="preserve"> The reader is in this case assumed to know nothing about</w:t>
-      </w:r>
-      <w:r>
-        <w:rPr>
-          <w:lang w:val="en-US"/>
-        </w:rPr>
-        <w:t xml:space="preserve"> to</w:t>
-      </w:r>
-      <w:r>
-        <w:rPr>
-          <w:lang w:val="en-US"/>
-        </w:rPr>
-        <w:t xml:space="preserve"> what the report is </w:t>
-      </w:r>
-      <w:r>
-        <w:rPr>
-          <w:lang w:val="en-US"/>
-        </w:rPr>
-        <w:t xml:space="preserve">made </w:t>
-      </w:r>
-      <w:r>
-        <w:rPr>
-          <w:lang w:val="en-US"/>
-        </w:rPr>
-        <w:t>for</w:t>
-      </w:r>
-      <w:r>
-        <w:rPr>
-          <w:lang w:val="en-US"/>
-        </w:rPr>
-        <w:t>,</w:t>
-      </w:r>
-      <w:r>
-        <w:rPr>
-          <w:lang w:val="en-US"/>
-        </w:rPr>
-        <w:t xml:space="preserve"> what is the study a part of</w:t>
-      </w:r>
-      <w:r>
-        <w:rPr>
-          <w:lang w:val="en-US"/>
-        </w:rPr>
-        <w:t>,</w:t>
-      </w:r>
-      <w:r>
-        <w:rPr>
-          <w:lang w:val="en-US"/>
-        </w:rPr>
-        <w:t xml:space="preserve"> or why it has been performed in the first place. </w:t>
-      </w:r>
-      <w:r>
-        <w:rPr>
-          <w:lang w:val="en-US"/>
-        </w:rPr>
-        <w:t>The background review should include suitable references. It is common that using references the reader is i</w:t>
-      </w:r>
-      <w:r>
-        <w:rPr>
-          <w:lang w:val="en-US"/>
-        </w:rPr>
-        <w:t xml:space="preserve">ntroduced to the field of the study from a little wider perspective than the study in the report is about, however by supporting the study of the report. This way the reader is introduced to the subject of the report smoothly. </w:t>
-      </w:r>
-      <w:r>
-        <w:rPr>
-          <w:lang w:val="en-US"/>
-        </w:rPr>
-        <w:t>The background review can</w:t>
-      </w:r>
-      <w:r>
-        <w:rPr>
-          <w:lang w:val="en-US"/>
-        </w:rPr>
-        <w:t xml:space="preserve"> introduce</w:t>
-      </w:r>
-      <w:r>
-        <w:rPr>
-          <w:lang w:val="en-US"/>
-        </w:rPr>
-        <w:t>, for example,</w:t>
-      </w:r>
-      <w:r>
-        <w:rPr>
-          <w:lang w:val="en-US"/>
-        </w:rPr>
-        <w:t xml:space="preserve"> </w:t>
-      </w:r>
-      <w:r>
-        <w:rPr>
-          <w:lang w:val="en-US"/>
-        </w:rPr>
-        <w:t>research made el</w:t>
-      </w:r>
-      <w:r>
-        <w:rPr>
-          <w:lang w:val="en-US"/>
-        </w:rPr>
-        <w:t xml:space="preserve">sewhere and </w:t>
-      </w:r>
-      <w:r>
-        <w:rPr>
-          <w:lang w:val="en-US"/>
-        </w:rPr>
-        <w:t>the results others have received, or other sources, which will highlight the meaning of the report study.</w:t>
-      </w:r>
-    </w:p>
-    <w:p>
-      <w:pPr>
-        <w:rPr>
-          <w:lang w:val="en-US"/>
-        </w:rPr>
-      </w:pPr>
-      <w:r>
-        <w:rPr>
-          <w:lang w:val="en-US"/>
-        </w:rPr>
-        <w:lastRenderedPageBreak/>
-        <w:t>The language of a scientific report is clear, precise, and compac</w:t>
-      </w:r>
-      <w:r>
-        <w:rPr>
-          <w:lang w:val="en-US"/>
-        </w:rPr>
-        <w:t xml:space="preserve">t. </w:t>
-      </w:r>
-      <w:r>
-        <w:rPr>
-          <w:lang w:val="en-US"/>
-        </w:rPr>
-        <w:t>It must provide the message to the reader unambiguously a</w:t>
-      </w:r>
-      <w:r>
-        <w:rPr>
-          <w:lang w:val="en-US"/>
-        </w:rPr>
-        <w:t xml:space="preserve">nd comprehensibly, and the text must consistently and solidly present the study. </w:t>
-      </w:r>
-      <w:r>
-        <w:rPr>
-          <w:lang w:val="en-US"/>
-        </w:rPr>
-        <w:t>Say only what is necessary and avoid unprecise expressions a</w:t>
-      </w:r>
-      <w:r>
-        <w:rPr>
-          <w:lang w:val="en-US"/>
-        </w:rPr>
-        <w:t>nd too long sentences.</w:t>
-      </w:r>
-    </w:p>
-    <w:p>
-      <w:pPr>
         <w:pStyle w:val="Heading1"/>
       </w:pPr>
       <w:r>
@@ -888,9 +380,9 @@
           <w:lang w:val="en-US"/>
         </w:rPr>
         <w:drawing>
-          <wp:inline distT="0" distB="0" distL="0" distR="0" wp14:anchorId="2384FAFC" wp14:editId="028BADD8">
-            <wp:extent cx="5760000" cy="2473200"/>
-            <wp:effectExtent l="0" t="0" r="0" b="3810"/>
+          <wp:inline distT="0" distB="0" distL="0" distR="0" wp14:anchorId="2384FAFC" wp14:editId="7FFCBF61">
+            <wp:extent cx="5515134" cy="2368061"/>
+            <wp:effectExtent l="0" t="0" r="0" b="0"/>
             <wp:docPr id="1105406099" name="Picture 1"/>
             <wp:cNvGraphicFramePr>
               <a:graphicFrameLocks xmlns:a="http://schemas.openxmlformats.org/drawingml/2006/main" noChangeAspect="1"/>
@@ -911,7 +403,7 @@
                   <pic:spPr>
                     <a:xfrm>
                       <a:off x="0" y="0"/>
-                      <a:ext cx="5760000" cy="2473200"/>
+                      <a:ext cx="5593411" cy="2401671"/>
                     </a:xfrm>
                     <a:prstGeom prst="rect">
                       <a:avLst/>
@@ -936,6 +428,7 @@
         <w:rPr>
           <w:lang w:val="en-US"/>
         </w:rPr>
+        <w:lastRenderedPageBreak/>
         <w:t xml:space="preserve">Figure </w:t>
       </w:r>
       <w:r>
@@ -1017,7 +510,6 @@
           <w:noProof/>
           <w:lang w:val="en-US"/>
         </w:rPr>
-        <w:lastRenderedPageBreak/>
         <w:drawing>
           <wp:inline distT="0" distB="0" distL="0" distR="0" wp14:anchorId="7033D82D" wp14:editId="4398DFEE">
             <wp:extent cx="5760000" cy="2473200"/>
@@ -1428,6 +920,7 @@
         <w:rPr>
           <w:lang w:val="en-US"/>
         </w:rPr>
+        <w:lastRenderedPageBreak/>
         <w:t xml:space="preserve">Figure </w:t>
       </w:r>
       <w:r>
@@ -1502,11 +995,17 @@
           <w:lang w:val="en-US"/>
         </w:rPr>
       </w:pPr>
-      <w:r>
-        <w:rPr>
-          <w:lang w:val="en-US"/>
-        </w:rPr>
-        <w:lastRenderedPageBreak/>
+    </w:p>
+    <w:p>
+      <w:pPr>
+        <w:rPr>
+          <w:lang w:val="en-US"/>
+        </w:rPr>
+      </w:pPr>
+      <w:r>
+        <w:rPr>
+          <w:lang w:val="en-US"/>
+        </w:rPr>
         <w:t>Because Rs and Z</w:t>
       </w:r>
       <w:r>
@@ -1586,6 +1085,9 @@
             </m:sSubPr>
             <m:e>
               <m:r>
+                <m:rPr>
+                  <m:nor/>
+                </m:rPr>
                 <w:rPr>
                   <w:rFonts w:ascii="Cambria Math" w:hAnsi="Cambria Math"/>
                 </w:rPr>
@@ -1594,6 +1096,9 @@
             </m:e>
             <m:sub>
               <m:r>
+                <m:rPr>
+                  <m:nor/>
+                </m:rPr>
                 <w:rPr>
                   <w:rFonts w:ascii="Cambria Math" w:hAnsi="Cambria Math"/>
                 </w:rPr>
@@ -1617,6 +1122,9 @@
             </m:sSubPr>
             <m:e>
               <m:r>
+                <m:rPr>
+                  <m:nor/>
+                </m:rPr>
                 <w:rPr>
                   <w:rFonts w:ascii="Cambria Math" w:hAnsi="Cambria Math"/>
                 </w:rPr>
@@ -1625,6 +1133,9 @@
             </m:e>
             <m:sub>
               <m:r>
+                <m:rPr>
+                  <m:nor/>
+                </m:rPr>
                 <w:rPr>
                   <w:rFonts w:ascii="Cambria Math" w:hAnsi="Cambria Math"/>
                 </w:rPr>
@@ -1660,6 +1171,9 @@
                     </m:sSubPr>
                     <m:e>
                       <m:r>
+                        <m:rPr>
+                          <m:nor/>
+                        </m:rPr>
                         <w:rPr>
                           <w:rFonts w:ascii="Cambria Math" w:hAnsi="Cambria Math"/>
                         </w:rPr>
@@ -1668,6 +1182,9 @@
                     </m:e>
                     <m:sub>
                       <m:r>
+                        <m:rPr>
+                          <m:nor/>
+                        </m:rPr>
                         <w:rPr>
                           <w:rFonts w:ascii="Cambria Math" w:hAnsi="Cambria Math"/>
                         </w:rPr>
@@ -1687,6 +1204,9 @@
                     </m:sSubPr>
                     <m:e>
                       <m:r>
+                        <m:rPr>
+                          <m:nor/>
+                        </m:rPr>
                         <w:rPr>
                           <w:rFonts w:ascii="Cambria Math" w:hAnsi="Cambria Math"/>
                         </w:rPr>
@@ -1695,6 +1215,9 @@
                     </m:e>
                     <m:sub>
                       <m:r>
+                        <m:rPr>
+                          <m:nor/>
+                        </m:rPr>
                         <w:rPr>
                           <w:rFonts w:ascii="Cambria Math" w:hAnsi="Cambria Math"/>
                         </w:rPr>
@@ -1904,10 +1427,19 @@
       <m:oMathPara>
         <m:oMath>
           <m:r>
+            <m:rPr>
+              <m:nor/>
+            </m:rPr>
             <w:rPr>
               <w:rFonts w:ascii="Cambria Math" w:hAnsi="Cambria Math"/>
             </w:rPr>
-            <m:t>SR=</m:t>
+            <m:t>SR</m:t>
+          </m:r>
+          <m:r>
+            <w:rPr>
+              <w:rFonts w:ascii="Cambria Math" w:hAnsi="Cambria Math"/>
+            </w:rPr>
+            <m:t>=</m:t>
           </m:r>
           <m:f>
             <m:fPr>
@@ -1922,7 +1454,16 @@
                 <w:rPr>
                   <w:rFonts w:ascii="Cambria Math" w:hAnsi="Cambria Math"/>
                 </w:rPr>
-                <m:t>ΔV</m:t>
+                <m:t>Δ</m:t>
+              </m:r>
+              <m:r>
+                <m:rPr>
+                  <m:nor/>
+                </m:rPr>
+                <w:rPr>
+                  <w:rFonts w:ascii="Cambria Math" w:hAnsi="Cambria Math"/>
+                </w:rPr>
+                <m:t>V</m:t>
               </m:r>
             </m:num>
             <m:den>
@@ -1930,7 +1471,16 @@
                 <w:rPr>
                   <w:rFonts w:ascii="Cambria Math" w:hAnsi="Cambria Math"/>
                 </w:rPr>
-                <m:t>Δt</m:t>
+                <m:t>Δ</m:t>
+              </m:r>
+              <m:r>
+                <m:rPr>
+                  <m:nor/>
+                </m:rPr>
+                <w:rPr>
+                  <w:rFonts w:ascii="Cambria Math" w:hAnsi="Cambria Math"/>
+                </w:rPr>
+                <m:t>t</m:t>
               </m:r>
             </m:den>
           </m:f>
@@ -1949,15 +1499,9 @@
     </w:p>
     <w:p>
       <w:pPr>
-        <w:spacing w:before="100" w:beforeAutospacing="1" w:after="100" w:afterAutospacing="1"/>
-      </w:pPr>
-    </w:p>
-    <w:p>
-      <w:pPr>
         <w:pStyle w:val="Heading2"/>
       </w:pPr>
       <w:r>
-        <w:lastRenderedPageBreak/>
         <w:t>Output voltage swing</w:t>
       </w:r>
     </w:p>
@@ -2151,9 +1695,9 @@
       </w:pPr>
       <w:r>
         <w:drawing>
-          <wp:inline distT="0" distB="0" distL="0" distR="0" wp14:anchorId="1CFF150C" wp14:editId="75BAEBD5">
+          <wp:inline distT="0" distB="0" distL="0" distR="0" wp14:anchorId="1CFF150C" wp14:editId="004E0308">
             <wp:extent cx="4474724" cy="2044136"/>
-            <wp:effectExtent l="0" t="0" r="0" b="635"/>
+            <wp:effectExtent l="0" t="0" r="6350" b="1270"/>
             <wp:docPr id="460185193" name="Picture 1"/>
             <wp:cNvGraphicFramePr>
               <a:graphicFrameLocks xmlns:a="http://schemas.openxmlformats.org/drawingml/2006/main" noChangeAspect="1"/>
@@ -2174,7 +1718,7 @@
                   <pic:spPr>
                     <a:xfrm>
                       <a:off x="0" y="0"/>
-                      <a:ext cx="4538201" cy="2073134"/>
+                      <a:ext cx="4474724" cy="2044136"/>
                     </a:xfrm>
                     <a:prstGeom prst="rect">
                       <a:avLst/>
@@ -2433,9 +1977,9 @@
           <w:lang w:val="en-US"/>
         </w:rPr>
         <w:drawing>
-          <wp:inline distT="0" distB="0" distL="0" distR="0" wp14:anchorId="6864352B" wp14:editId="5E5113DB">
+          <wp:inline distT="0" distB="0" distL="0" distR="0" wp14:anchorId="6864352B" wp14:editId="37382772">
             <wp:extent cx="5147733" cy="2351786"/>
-            <wp:effectExtent l="0" t="0" r="0" b="0"/>
+            <wp:effectExtent l="0" t="0" r="5715" b="2540"/>
             <wp:docPr id="645695927" name="Picture 1"/>
             <wp:cNvGraphicFramePr>
               <a:graphicFrameLocks xmlns:a="http://schemas.openxmlformats.org/drawingml/2006/main" noChangeAspect="1"/>
@@ -2456,7 +2000,7 @@
                   <pic:spPr>
                     <a:xfrm>
                       <a:off x="0" y="0"/>
-                      <a:ext cx="5199920" cy="2375628"/>
+                      <a:ext cx="5147733" cy="2351786"/>
                     </a:xfrm>
                     <a:prstGeom prst="rect">
                       <a:avLst/>
@@ -2597,9 +2141,9 @@
       </w:pPr>
       <w:r>
         <w:drawing>
-          <wp:inline distT="0" distB="0" distL="0" distR="0" wp14:anchorId="332B1BB1" wp14:editId="75A7F65E">
+          <wp:inline distT="0" distB="0" distL="0" distR="0" wp14:anchorId="332B1BB1" wp14:editId="31BCE8B5">
             <wp:extent cx="5110480" cy="2728526"/>
-            <wp:effectExtent l="0" t="0" r="0" b="2540"/>
+            <wp:effectExtent l="0" t="0" r="5080" b="0"/>
             <wp:docPr id="1665067969" name="Picture 1"/>
             <wp:cNvGraphicFramePr>
               <a:graphicFrameLocks xmlns:a="http://schemas.openxmlformats.org/drawingml/2006/main" noChangeAspect="1"/>
@@ -2620,7 +2164,7 @@
                   <pic:spPr>
                     <a:xfrm>
                       <a:off x="0" y="0"/>
-                      <a:ext cx="5149201" cy="2749199"/>
+                      <a:ext cx="5110480" cy="2728526"/>
                     </a:xfrm>
                     <a:prstGeom prst="rect">
                       <a:avLst/>
@@ -2899,11 +2443,42 @@
     <w:p>
       <m:oMathPara>
         <m:oMath>
+          <m:sSub>
+            <m:sSubPr>
+              <m:ctrlPr>
+                <w:rPr>
+                  <w:rFonts w:ascii="Cambria Math" w:hAnsi="Cambria Math"/>
+                </w:rPr>
+              </m:ctrlPr>
+            </m:sSubPr>
+            <m:e>
+              <m:r>
+                <m:rPr>
+                  <m:nor/>
+                </m:rPr>
+                <w:rPr>
+                  <w:rFonts w:ascii="Cambria Math" w:hAnsi="Cambria Math"/>
+                </w:rPr>
+                <m:t>A</m:t>
+              </m:r>
+            </m:e>
+            <m:sub>
+              <m:r>
+                <m:rPr>
+                  <m:nor/>
+                </m:rPr>
+                <w:rPr>
+                  <w:rFonts w:ascii="Cambria Math" w:hAnsi="Cambria Math"/>
+                </w:rPr>
+                <m:t>v</m:t>
+              </m:r>
+            </m:sub>
+          </m:sSub>
           <m:r>
             <w:rPr>
               <w:rFonts w:ascii="Cambria Math" w:hAnsi="Cambria Math"/>
             </w:rPr>
-            <m:t>Gain=1+</m:t>
+            <m:t>=1+</m:t>
           </m:r>
           <m:f>
             <m:fPr>
@@ -2924,6 +2499,9 @@
                 </m:sSubPr>
                 <m:e>
                   <m:r>
+                    <m:rPr>
+                      <m:nor/>
+                    </m:rPr>
                     <w:rPr>
                       <w:rFonts w:ascii="Cambria Math" w:hAnsi="Cambria Math"/>
                     </w:rPr>
@@ -2932,6 +2510,9 @@
                 </m:e>
                 <m:sub>
                   <m:r>
+                    <m:rPr>
+                      <m:nor/>
+                    </m:rPr>
                     <w:rPr>
                       <w:rFonts w:ascii="Cambria Math" w:hAnsi="Cambria Math"/>
                     </w:rPr>
@@ -2951,6 +2532,9 @@
                 </m:sSubPr>
                 <m:e>
                   <m:r>
+                    <m:rPr>
+                      <m:nor/>
+                    </m:rPr>
                     <w:rPr>
                       <w:rFonts w:ascii="Cambria Math" w:hAnsi="Cambria Math"/>
                     </w:rPr>
@@ -2966,14 +2550,14 @@
                   </m:r>
                 </m:sub>
               </m:sSub>
+              <m:r>
+                <w:rPr>
+                  <w:rFonts w:ascii="Cambria Math" w:hAnsi="Cambria Math"/>
+                </w:rPr>
+                <m:t>=101</m:t>
+              </m:r>
             </m:den>
           </m:f>
-          <m:r>
-            <w:rPr>
-              <w:rFonts w:ascii="Cambria Math" w:hAnsi="Cambria Math"/>
-            </w:rPr>
-            <m:t>=101</m:t>
-          </m:r>
         </m:oMath>
       </m:oMathPara>
     </w:p>
@@ -2998,7 +2582,7 @@
             <m:e>
               <m:r>
                 <m:rPr>
-                  <m:sty m:val="p"/>
+                  <m:nor/>
                 </m:rPr>
                 <w:rPr>
                   <w:rFonts w:ascii="Cambria Math" w:hAnsi="Cambria Math"/>
@@ -3009,7 +2593,7 @@
             <m:sub>
               <m:r>
                 <m:rPr>
-                  <m:sty m:val="p"/>
+                  <m:nor/>
                 </m:rPr>
                 <w:rPr>
                   <w:rFonts w:ascii="Cambria Math" w:hAnsi="Cambria Math"/>
@@ -3019,9 +2603,6 @@
             </m:sub>
           </m:sSub>
           <m:r>
-            <m:rPr>
-              <m:sty m:val="p"/>
-            </m:rPr>
             <w:rPr>
               <w:rFonts w:ascii="Cambria Math" w:hAnsi="Cambria Math"/>
             </w:rPr>
@@ -3037,9 +2618,6 @@
             </m:fPr>
             <m:num>
               <m:r>
-                <m:rPr>
-                  <m:sty m:val="p"/>
-                </m:rPr>
                 <w:rPr>
                   <w:rFonts w:ascii="Cambria Math" w:hAnsi="Cambria Math"/>
                 </w:rPr>
@@ -3048,9 +2626,6 @@
             </m:num>
             <m:den>
               <m:r>
-                <m:rPr>
-                  <m:sty m:val="p"/>
-                </m:rPr>
                 <w:rPr>
                   <w:rFonts w:ascii="Cambria Math" w:hAnsi="Cambria Math"/>
                 </w:rPr>
@@ -3076,7 +2651,7 @@
                 <m:e>
                   <m:r>
                     <m:rPr>
-                      <m:sty m:val="p"/>
+                      <m:nor/>
                     </m:rPr>
                     <w:rPr>
                       <w:rFonts w:ascii="Cambria Math" w:hAnsi="Cambria Math"/>
@@ -3086,9 +2661,6 @@
                 </m:e>
                 <m:sub>
                   <m:r>
-                    <m:rPr>
-                      <m:sty m:val="p"/>
-                    </m:rPr>
                     <w:rPr>
                       <w:rFonts w:ascii="Cambria Math" w:hAnsi="Cambria Math"/>
                     </w:rPr>
@@ -3107,7 +2679,7 @@
                 <m:e>
                   <m:r>
                     <m:rPr>
-                      <m:sty m:val="p"/>
+                      <m:nor/>
                     </m:rPr>
                     <w:rPr>
                       <w:rFonts w:ascii="Cambria Math" w:hAnsi="Cambria Math"/>
@@ -3117,9 +2689,6 @@
                 </m:e>
                 <m:sub>
                   <m:r>
-                    <m:rPr>
-                      <m:sty m:val="p"/>
-                    </m:rPr>
                     <w:rPr>
                       <w:rFonts w:ascii="Cambria Math" w:hAnsi="Cambria Math"/>
                     </w:rPr>
@@ -3355,6 +2924,9 @@
             </m:sSubPr>
             <m:e>
               <m:r>
+                <m:rPr>
+                  <m:nor/>
+                </m:rPr>
                 <w:rPr>
                   <w:rFonts w:ascii="Cambria Math" w:hAnsi="Cambria Math"/>
                 </w:rPr>
@@ -3407,6 +2979,9 @@
                 </m:sSubPr>
                 <m:e>
                   <m:r>
+                    <m:rPr>
+                      <m:nor/>
+                    </m:rPr>
                     <w:rPr>
                       <w:rFonts w:ascii="Cambria Math" w:hAnsi="Cambria Math"/>
                     </w:rPr>
@@ -3437,6 +3012,9 @@
                 </m:sSubPr>
                 <m:e>
                   <m:r>
+                    <m:rPr>
+                      <m:nor/>
+                    </m:rPr>
                     <w:rPr>
                       <w:rFonts w:ascii="Cambria Math" w:hAnsi="Cambria Math"/>
                     </w:rPr>
@@ -3465,7 +3043,19 @@
     <w:p>
       <w:r>
         <w:lastRenderedPageBreak/>
-        <w:t xml:space="preserve">To estimate the input offset voltage of the LM358, a non-inverting amplifier with a gain of 100 (40dB) was used, as shown in Figure 10. The input was grounded, so that any DC voltage at the output is due to the offset voltage of the op-amp, multiplied by the closed-loop gain of the circuit. </w:t>
+        <w:t xml:space="preserve">To estimate the input </w:t>
+      </w:r>
+      <w:r>
+        <w:t xml:space="preserve">referred </w:t>
+      </w:r>
+      <w:r>
+        <w:t>offset voltage of the LM358, a non-inverting amplifier with a gain of 100 (40dB) was used, as shown in Figure 10. The input was</w:t>
+      </w:r>
+      <w:r>
+        <w:t xml:space="preserve"> shorted to</w:t>
+      </w:r>
+      <w:r>
+        <w:t xml:space="preserve"> grounded, so that any DC voltage at the output is due to the offset voltage of the op-amp, multiplied by the closed-loop gain of the circuit. </w:t>
       </w:r>
     </w:p>
     <w:p/>
@@ -3548,7 +3138,13 @@
     <w:p/>
     <w:p>
       <w:r>
-        <w:t>The offset voltage can now be calculated as:</w:t>
+        <w:t xml:space="preserve">The </w:t>
+      </w:r>
+      <w:r>
+        <w:t xml:space="preserve">input referred </w:t>
+      </w:r>
+      <w:r>
+        <w:t>offset voltage can now be calculated as:</w:t>
       </w:r>
     </w:p>
     <w:p/>
@@ -3565,6 +3161,9 @@
             </m:sSubPr>
             <m:e>
               <m:r>
+                <m:rPr>
+                  <m:nor/>
+                </m:rPr>
                 <w:rPr>
                   <w:rFonts w:ascii="Cambria Math" w:hAnsi="Cambria Math"/>
                 </w:rPr>
@@ -3608,6 +3207,9 @@
                 </m:sSubPr>
                 <m:e>
                   <m:r>
+                    <m:rPr>
+                      <m:nor/>
+                    </m:rPr>
                     <w:rPr>
                       <w:rFonts w:ascii="Cambria Math" w:hAnsi="Cambria Math"/>
                     </w:rPr>
@@ -3638,6 +3240,9 @@
                 </m:sSubPr>
                 <m:e>
                   <m:r>
+                    <m:rPr>
+                      <m:nor/>
+                    </m:rPr>
                     <w:rPr>
                       <w:rFonts w:ascii="Cambria Math" w:hAnsi="Cambria Math"/>
                     </w:rPr>
@@ -3769,7 +3374,7 @@
         <w:t xml:space="preserve"> </w:t>
       </w:r>
       <w:r>
-        <w:t>Circuit used to measure the input bias current. An LM358 voltage follower with the non-inverting input connected to ground through a 10 MΩ series resistor R</w:t>
+        <w:t>Circuit used to measure the input bias current. An LM358 voltage follower with the non-inverting input connected to ground through a 1MΩ series resistor R</w:t>
       </w:r>
       <w:r>
         <w:rPr>
@@ -3778,13 +3383,12 @@
         <w:t>s</w:t>
       </w:r>
       <w:r>
-        <w:t>, powered from ±10 V supplies.</w:t>
+        <w:t>, powered from ±10V supplies.</w:t>
       </w:r>
     </w:p>
     <w:p/>
     <w:p>
       <w:r>
-        <w:lastRenderedPageBreak/>
         <w:t>The input bias current can then be calculated as</w:t>
       </w:r>
       <w:r>
@@ -3807,6 +3411,9 @@
             </m:sSubPr>
             <m:e>
               <m:r>
+                <m:rPr>
+                  <m:nor/>
+                </m:rPr>
                 <w:rPr>
                   <w:rFonts w:ascii="Cambria Math" w:hAnsi="Cambria Math"/>
                 </w:rPr>
@@ -3815,6 +3422,9 @@
             </m:e>
             <m:sub>
               <m:r>
+                <m:rPr>
+                  <m:nor/>
+                </m:rPr>
                 <w:rPr>
                   <w:rFonts w:ascii="Cambria Math" w:hAnsi="Cambria Math"/>
                 </w:rPr>
@@ -3828,69 +3438,191 @@
             </w:rPr>
             <m:t>=</m:t>
           </m:r>
-          <m:f>
-            <m:fPr>
+          <m:sSub>
+            <m:sSubPr>
               <m:ctrlPr>
                 <w:rPr>
                   <w:rFonts w:ascii="Cambria Math" w:hAnsi="Cambria Math"/>
                 </w:rPr>
               </m:ctrlPr>
-            </m:fPr>
-            <m:num>
-              <m:sSub>
-                <m:sSubPr>
+            </m:sSubPr>
+            <m:e>
+              <m:r>
+                <m:rPr>
+                  <m:nor/>
+                </m:rPr>
+                <w:rPr>
+                  <w:rFonts w:ascii="Cambria Math" w:hAnsi="Cambria Math"/>
+                </w:rPr>
+                <m:t>V</m:t>
+              </m:r>
+            </m:e>
+            <m:sub>
+              <m:r>
+                <m:rPr>
+                  <m:nor/>
+                </m:rPr>
+                <w:rPr>
+                  <w:rFonts w:ascii="Cambria Math" w:hAnsi="Cambria Math"/>
+                </w:rPr>
+                <m:t>R</m:t>
+              </m:r>
+            </m:sub>
+          </m:sSub>
+          <m:d>
+            <m:dPr>
+              <m:ctrlPr>
+                <w:rPr>
+                  <w:rFonts w:ascii="Cambria Math" w:hAnsi="Cambria Math"/>
+                </w:rPr>
+              </m:ctrlPr>
+            </m:dPr>
+            <m:e>
+              <m:f>
+                <m:fPr>
                   <m:ctrlPr>
                     <w:rPr>
                       <w:rFonts w:ascii="Cambria Math" w:hAnsi="Cambria Math"/>
                     </w:rPr>
                   </m:ctrlPr>
-                </m:sSubPr>
-                <m:e>
+                </m:fPr>
+                <m:num>
+                  <m:sSub>
+                    <m:sSubPr>
+                      <m:ctrlPr>
+                        <w:rPr>
+                          <w:rFonts w:ascii="Cambria Math" w:hAnsi="Cambria Math"/>
+                        </w:rPr>
+                      </m:ctrlPr>
+                    </m:sSubPr>
+                    <m:e>
+                      <m:r>
+                        <m:rPr>
+                          <m:nor/>
+                        </m:rPr>
+                        <w:rPr>
+                          <w:rFonts w:ascii="Cambria Math" w:hAnsi="Cambria Math"/>
+                        </w:rPr>
+                        <m:t>R</m:t>
+                      </m:r>
+                    </m:e>
+                    <m:sub>
+                      <m:r>
+                        <m:rPr>
+                          <m:nor/>
+                        </m:rPr>
+                        <w:rPr>
+                          <w:rFonts w:ascii="Cambria Math" w:hAnsi="Cambria Math"/>
+                        </w:rPr>
+                        <m:t>s</m:t>
+                      </m:r>
+                    </m:sub>
+                  </m:sSub>
+                  <m:sSub>
+                    <m:sSubPr>
+                      <m:ctrlPr>
+                        <w:rPr>
+                          <w:rFonts w:ascii="Cambria Math" w:hAnsi="Cambria Math"/>
+                        </w:rPr>
+                      </m:ctrlPr>
+                    </m:sSubPr>
+                    <m:e>
+                      <m:r>
+                        <m:rPr>
+                          <m:nor/>
+                        </m:rPr>
+                        <w:rPr>
+                          <w:rFonts w:ascii="Cambria Math" w:hAnsi="Cambria Math"/>
+                        </w:rPr>
+                        <m:t>Z</m:t>
+                      </m:r>
+                    </m:e>
+                    <m:sub>
+                      <m:r>
+                        <m:rPr>
+                          <m:nor/>
+                        </m:rPr>
+                        <w:rPr>
+                          <w:rFonts w:ascii="Cambria Math" w:hAnsi="Cambria Math"/>
+                        </w:rPr>
+                        <m:t>in</m:t>
+                      </m:r>
+                    </m:sub>
+                  </m:sSub>
+                </m:num>
+                <m:den>
+                  <m:sSub>
+                    <m:sSubPr>
+                      <m:ctrlPr>
+                        <w:rPr>
+                          <w:rFonts w:ascii="Cambria Math" w:hAnsi="Cambria Math"/>
+                        </w:rPr>
+                      </m:ctrlPr>
+                    </m:sSubPr>
+                    <m:e>
+                      <m:r>
+                        <m:rPr>
+                          <m:nor/>
+                        </m:rPr>
+                        <w:rPr>
+                          <w:rFonts w:ascii="Cambria Math" w:hAnsi="Cambria Math"/>
+                        </w:rPr>
+                        <m:t>R</m:t>
+                      </m:r>
+                    </m:e>
+                    <m:sub>
+                      <m:r>
+                        <m:rPr>
+                          <m:nor/>
+                        </m:rPr>
+                        <w:rPr>
+                          <w:rFonts w:ascii="Cambria Math" w:hAnsi="Cambria Math"/>
+                        </w:rPr>
+                        <m:t>s</m:t>
+                      </m:r>
+                    </m:sub>
+                  </m:sSub>
                   <m:r>
                     <w:rPr>
                       <w:rFonts w:ascii="Cambria Math" w:hAnsi="Cambria Math"/>
                     </w:rPr>
-                    <m:t>V</m:t>
+                    <m:t>+</m:t>
                   </m:r>
-                </m:e>
-                <m:sub>
-                  <m:r>
-                    <w:rPr>
-                      <w:rFonts w:ascii="Cambria Math" w:hAnsi="Cambria Math"/>
-                    </w:rPr>
-                    <m:t>R</m:t>
-                  </m:r>
-                </m:sub>
-              </m:sSub>
-            </m:num>
-            <m:den>
-              <m:sSub>
-                <m:sSubPr>
-                  <m:ctrlPr>
-                    <w:rPr>
-                      <w:rFonts w:ascii="Cambria Math" w:hAnsi="Cambria Math"/>
-                    </w:rPr>
-                  </m:ctrlPr>
-                </m:sSubPr>
-                <m:e>
-                  <m:r>
-                    <w:rPr>
-                      <w:rFonts w:ascii="Cambria Math" w:hAnsi="Cambria Math"/>
-                    </w:rPr>
-                    <m:t>R</m:t>
-                  </m:r>
-                </m:e>
-                <m:sub>
-                  <m:r>
-                    <w:rPr>
-                      <w:rFonts w:ascii="Cambria Math" w:hAnsi="Cambria Math"/>
-                    </w:rPr>
-                    <m:t>s</m:t>
-                  </m:r>
-                </m:sub>
-              </m:sSub>
-            </m:den>
-          </m:f>
+                  <m:sSub>
+                    <m:sSubPr>
+                      <m:ctrlPr>
+                        <w:rPr>
+                          <w:rFonts w:ascii="Cambria Math" w:hAnsi="Cambria Math"/>
+                        </w:rPr>
+                      </m:ctrlPr>
+                    </m:sSubPr>
+                    <m:e>
+                      <m:r>
+                        <m:rPr>
+                          <m:nor/>
+                        </m:rPr>
+                        <w:rPr>
+                          <w:rFonts w:ascii="Cambria Math" w:hAnsi="Cambria Math"/>
+                        </w:rPr>
+                        <m:t>Z</m:t>
+                      </m:r>
+                    </m:e>
+                    <m:sub>
+                      <m:r>
+                        <m:rPr>
+                          <m:nor/>
+                        </m:rPr>
+                        <w:rPr>
+                          <w:rFonts w:ascii="Cambria Math" w:hAnsi="Cambria Math"/>
+                        </w:rPr>
+                        <m:t>in</m:t>
+                      </m:r>
+                    </m:sub>
+                  </m:sSub>
+                </m:den>
+              </m:f>
+            </m:e>
+          </m:d>
         </m:oMath>
       </m:oMathPara>
     </w:p>
@@ -3915,1142 +3647,92 @@
         <w:t>s</w:t>
       </w:r>
       <w:r>
+        <w:t xml:space="preserve"> and Z</w:t>
+      </w:r>
+      <w:r>
+        <w:rPr>
+          <w:vertAlign w:val="subscript"/>
+        </w:rPr>
+        <w:t>in</w:t>
+      </w:r>
+      <w:r>
+        <w:rPr>
+          <w:vertAlign w:val="subscript"/>
+        </w:rPr>
+        <w:t xml:space="preserve"> </w:t>
+      </w:r>
+      <w:r>
+        <w:t>is the nominal input imedance of the bench multimeter.</w:t>
+      </w:r>
+      <w:r>
+        <w:t xml:space="preserve"> </w:t>
+      </w:r>
+    </w:p>
+    <w:p/>
+    <w:p>
+      <w:r>
+        <w:t>The relative values of</w:t>
+      </w:r>
+      <w:r>
+        <w:t xml:space="preserve"> </w:t>
+      </w:r>
+      <w:r>
+        <w:t>R</w:t>
+      </w:r>
+      <w:r>
+        <w:rPr>
+          <w:vertAlign w:val="subscript"/>
+        </w:rPr>
+        <w:t>s</w:t>
+      </w:r>
+      <w:r>
+        <w:t xml:space="preserve"> and Z</w:t>
+      </w:r>
+      <w:r>
+        <w:rPr>
+          <w:vertAlign w:val="subscript"/>
+        </w:rPr>
+        <w:t>in</w:t>
+      </w:r>
+      <w:r>
+        <w:t xml:space="preserve"> being </w:t>
+      </w:r>
+      <w:r>
+        <w:t>1MΩ</w:t>
+      </w:r>
+      <w:r>
+        <w:t xml:space="preserve"> and </w:t>
+      </w:r>
+      <w:r>
+        <w:t>1</w:t>
+      </w:r>
+      <w:r>
+        <w:t>0</w:t>
+      </w:r>
+      <w:r>
+        <w:t>MΩ</w:t>
+      </w:r>
+      <w:r>
+        <w:t xml:space="preserve"> </w:t>
+      </w:r>
+      <w:r>
+        <w:t>require that input impedance be factored into the analysis</w:t>
+      </w:r>
+      <w:r>
         <w:t>.</w:t>
       </w:r>
     </w:p>
-    <w:p/>
-    <w:p/>
-    <w:p>
-      <w:pPr>
-        <w:rPr>
-          <w:bCs/>
-          <w:lang w:val="en-US"/>
-        </w:rPr>
-      </w:pPr>
-      <w:r>
-        <w:rPr>
-          <w:b/>
-          <w:lang w:val="en-US"/>
-        </w:rPr>
-        <w:t>The methods section of a short report is comp</w:t>
-      </w:r>
-      <w:r>
-        <w:rPr>
-          <w:b/>
-          <w:lang w:val="en-US"/>
-        </w:rPr>
-        <w:t xml:space="preserve">act, but comprehensive. </w:t>
-      </w:r>
-      <w:r>
-        <w:rPr>
-          <w:bCs/>
-          <w:lang w:val="en-US"/>
-        </w:rPr>
-        <w:t>It presents the measurement setup or any other experimentation s</w:t>
-      </w:r>
-      <w:r>
-        <w:rPr>
-          <w:bCs/>
-          <w:lang w:val="en-US"/>
-        </w:rPr>
-        <w:t>etups</w:t>
-      </w:r>
-      <w:r>
-        <w:rPr>
-          <w:bCs/>
-          <w:lang w:val="en-US"/>
-        </w:rPr>
-        <w:t xml:space="preserve"> </w:t>
-      </w:r>
-      <w:r>
-        <w:rPr>
-          <w:bCs/>
-          <w:lang w:val="en-US"/>
-        </w:rPr>
-        <w:t xml:space="preserve">for example with circuit diagrams or other demonstrative figures and dimensioning calculations, if necessary. It is especially important that after reading the section the reader understands what is measured using which instruments. If the result is calculated based on multiple measurements, the equations must be presented and justified shortly. </w:t>
-      </w:r>
-      <w:r>
-        <w:rPr>
-          <w:b/>
-          <w:lang w:val="en-US"/>
-        </w:rPr>
-        <w:t>In a longer research report paper the methods description is longer if needed.</w:t>
-      </w:r>
-      <w:r>
-        <w:rPr>
-          <w:bCs/>
-          <w:lang w:val="en-US"/>
-        </w:rPr>
-        <w:t xml:space="preserve"> Typically, some justifications are presented for the selected methods or the instruments using literature or calculations.</w:t>
-      </w:r>
-    </w:p>
-    <w:p>
-      <w:pPr>
-        <w:rPr>
-          <w:bCs/>
-          <w:lang w:val="en-US"/>
-        </w:rPr>
-      </w:pPr>
-      <w:r>
-        <w:rPr>
-          <w:bCs/>
-          <w:lang w:val="en-US"/>
-        </w:rPr>
-        <w:t xml:space="preserve">Using figures can </w:t>
-      </w:r>
-      <w:r>
-        <w:rPr>
-          <w:bCs/>
-          <w:lang w:val="en-US"/>
-        </w:rPr>
-        <w:t xml:space="preserve">demonstrate for example circuits and the voltage and current behaviors in them (Figure 1). </w:t>
-      </w:r>
-      <w:r>
-        <w:rPr>
-          <w:bCs/>
-          <w:lang w:val="en-US"/>
-        </w:rPr>
-        <w:t>If the report has figures, they are numbered, and t</w:t>
-      </w:r>
-      <w:r>
-        <w:rPr>
-          <w:bCs/>
-          <w:lang w:val="en-US"/>
-        </w:rPr>
-        <w:t xml:space="preserve">hey must be referenced in the text. </w:t>
-      </w:r>
-      <w:r>
-        <w:rPr>
-          <w:bCs/>
-          <w:lang w:val="en-US"/>
-        </w:rPr>
-        <w:t xml:space="preserve">The figures must have a caption, which shortly explains </w:t>
-      </w:r>
-      <w:r>
-        <w:rPr>
-          <w:bCs/>
-          <w:lang w:val="en-US"/>
-        </w:rPr>
-        <w:t>the reader what the figure shows.</w:t>
-      </w:r>
-    </w:p>
-    <w:p>
-      <w:pPr>
-        <w:jc w:val="center"/>
-      </w:pPr>
-      <w:r>
-        <w:rPr>
-          <w:noProof/>
-        </w:rPr>
-        <w:drawing>
-          <wp:inline distT="0" distB="0" distL="0" distR="0" wp14:anchorId="28A8F9C5" wp14:editId="054001C6">
-            <wp:extent cx="4361246" cy="1323830"/>
-            <wp:effectExtent l="0" t="0" r="1270" b="0"/>
-            <wp:docPr id="1939520598" name="Picture 1939520598"/>
-            <wp:cNvGraphicFramePr>
-              <a:graphicFrameLocks xmlns:a="http://schemas.openxmlformats.org/drawingml/2006/main" noChangeAspect="1"/>
-            </wp:cNvGraphicFramePr>
-            <a:graphic xmlns:a="http://schemas.openxmlformats.org/drawingml/2006/main">
-              <a:graphicData uri="http://schemas.openxmlformats.org/drawingml/2006/picture">
-                <pic:pic xmlns:pic="http://schemas.openxmlformats.org/drawingml/2006/picture">
-                  <pic:nvPicPr>
-                    <pic:cNvPr id="0" name=""/>
-                    <pic:cNvPicPr/>
-                  </pic:nvPicPr>
-                  <pic:blipFill>
-                    <a:blip r:embed="rId22" cstate="print">
-                      <a:extLst>
-                        <a:ext uri="{28A0092B-C50C-407E-A947-70E740481C1C}">
-                          <a14:useLocalDpi xmlns:a14="http://schemas.microsoft.com/office/drawing/2010/main" val="0"/>
-                        </a:ext>
-                      </a:extLst>
-                    </a:blip>
-                    <a:stretch>
-                      <a:fillRect/>
-                    </a:stretch>
-                  </pic:blipFill>
-                  <pic:spPr>
-                    <a:xfrm>
-                      <a:off x="0" y="0"/>
-                      <a:ext cx="4457159" cy="1352944"/>
-                    </a:xfrm>
-                    <a:prstGeom prst="rect">
-                      <a:avLst/>
-                    </a:prstGeom>
-                  </pic:spPr>
-                </pic:pic>
-              </a:graphicData>
-            </a:graphic>
-          </wp:inline>
-        </w:drawing>
-      </w:r>
-    </w:p>
-    <w:p>
-      <w:pPr>
-        <w:pStyle w:val="Kuvateksti"/>
-        <w:rPr>
-          <w:lang w:val="en-US"/>
-        </w:rPr>
-      </w:pPr>
-      <w:r>
-        <w:rPr>
-          <w:lang w:val="en-US"/>
-        </w:rPr>
-        <w:t>Figure</w:t>
-      </w:r>
-      <w:r>
-        <w:rPr>
-          <w:lang w:val="en-US"/>
-        </w:rPr>
-        <w:t xml:space="preserve"> 1. </w:t>
-      </w:r>
-      <w:r>
-        <w:rPr>
-          <w:lang w:val="en-US"/>
-        </w:rPr>
-        <w:t xml:space="preserve">The measurement setup for RC circuit time constant. </w:t>
-      </w:r>
-      <w:r>
-        <w:rPr>
-          <w:lang w:val="en-US"/>
-        </w:rPr>
-        <w:t xml:space="preserve">Switch </w:t>
-      </w:r>
-      <w:r>
-        <w:rPr>
-          <w:i/>
-          <w:iCs/>
-          <w:lang w:val="en-US"/>
-        </w:rPr>
-        <w:t xml:space="preserve">S </w:t>
-      </w:r>
-      <w:r>
-        <w:rPr>
-          <w:lang w:val="en-US"/>
-        </w:rPr>
-        <w:t xml:space="preserve">is turned </w:t>
-      </w:r>
-      <w:r>
-        <w:rPr>
-          <w:lang w:val="en-US"/>
-        </w:rPr>
-        <w:t xml:space="preserve">from position 1 </w:t>
-      </w:r>
-      <w:r>
-        <w:rPr>
-          <w:lang w:val="en-US"/>
-        </w:rPr>
-        <w:t xml:space="preserve">to position 2 at time </w:t>
-      </w:r>
-      <w:r>
-        <w:rPr>
-          <w:i/>
-          <w:iCs/>
-          <w:lang w:val="en-US"/>
-        </w:rPr>
-        <w:t>t</w:t>
-      </w:r>
-      <w:r>
-        <w:rPr>
-          <w:i/>
-          <w:iCs/>
-          <w:lang w:val="en-US"/>
-        </w:rPr>
-        <w:t> </w:t>
-      </w:r>
-      <w:r>
-        <w:rPr>
-          <w:lang w:val="en-US"/>
-        </w:rPr>
-        <w:t>=</w:t>
-      </w:r>
-      <w:r>
-        <w:rPr>
-          <w:lang w:val="en-US"/>
-        </w:rPr>
-        <w:t> 1 </w:t>
-      </w:r>
-      <w:proofErr w:type="spellStart"/>
-      <w:r>
-        <w:rPr>
-          <w:lang w:val="en-US"/>
-        </w:rPr>
-        <w:t>ms</w:t>
-      </w:r>
-      <w:proofErr w:type="spellEnd"/>
-      <w:r>
-        <w:rPr>
-          <w:lang w:val="en-US"/>
-        </w:rPr>
-        <w:t>, and th</w:t>
-      </w:r>
-      <w:r>
-        <w:rPr>
-          <w:lang w:val="en-US"/>
-        </w:rPr>
-        <w:t xml:space="preserve">e capacitor </w:t>
-      </w:r>
-      <w:r>
-        <w:rPr>
-          <w:i/>
-          <w:iCs/>
-          <w:lang w:val="en-US"/>
-        </w:rPr>
-        <w:t xml:space="preserve">C </w:t>
-      </w:r>
-      <w:r>
-        <w:rPr>
-          <w:lang w:val="en-US"/>
-        </w:rPr>
-        <w:t xml:space="preserve">voltage is measured as a function of time using an oscilloscope. </w:t>
-      </w:r>
-      <w:r>
-        <w:rPr>
-          <w:lang w:val="en-US"/>
-        </w:rPr>
-        <w:t xml:space="preserve">The circuit is supplied with voltage source </w:t>
-      </w:r>
-      <w:r>
-        <w:rPr>
-          <w:i/>
-          <w:iCs/>
-          <w:lang w:val="en-US"/>
-        </w:rPr>
-        <w:t>U</w:t>
-      </w:r>
-      <w:r>
-        <w:rPr>
-          <w:i/>
-          <w:iCs/>
-          <w:lang w:val="en-US"/>
-        </w:rPr>
-        <w:t xml:space="preserve">, </w:t>
-      </w:r>
-      <w:r>
-        <w:rPr>
-          <w:lang w:val="en-US"/>
-        </w:rPr>
-        <w:t>which has a voltage of 1 V.</w:t>
-      </w:r>
-    </w:p>
-    <w:p>
-      <w:r>
-        <w:rPr>
-          <w:lang w:val="en-US"/>
-        </w:rPr>
-        <w:t>Sometimes using equations is necessary</w:t>
-      </w:r>
-      <w:r>
-        <w:rPr>
-          <w:lang w:val="en-US"/>
-        </w:rPr>
-        <w:t xml:space="preserve">. </w:t>
-      </w:r>
-      <w:r>
-        <w:rPr>
-          <w:lang w:val="en-US"/>
-        </w:rPr>
-        <w:t>The equations are numbered, and t</w:t>
-      </w:r>
-      <w:r>
-        <w:rPr>
-          <w:lang w:val="en-US"/>
-        </w:rPr>
-        <w:t xml:space="preserve">he variables present in them are explained if they are not explained before in the text. </w:t>
-      </w:r>
-      <w:r>
-        <w:rPr>
-          <w:lang w:val="en-US"/>
-        </w:rPr>
-        <w:t>The variables in the text and in equations are italicized</w:t>
-      </w:r>
-      <w:r>
-        <w:rPr>
-          <w:lang w:val="en-US"/>
-        </w:rPr>
-        <w:t xml:space="preserve">. </w:t>
-      </w:r>
-      <w:r>
-        <w:t xml:space="preserve">For </w:t>
-      </w:r>
-      <w:proofErr w:type="spellStart"/>
-      <w:r>
-        <w:t>example</w:t>
-      </w:r>
-      <w:proofErr w:type="spellEnd"/>
-      <w:r>
-        <w:t xml:space="preserve">, </w:t>
-      </w:r>
-      <w:proofErr w:type="spellStart"/>
-      <w:r>
-        <w:t>the</w:t>
-      </w:r>
-      <w:proofErr w:type="spellEnd"/>
-      <w:r>
-        <w:t xml:space="preserve"> </w:t>
-      </w:r>
-      <w:proofErr w:type="spellStart"/>
-      <w:r>
-        <w:t>c</w:t>
-      </w:r>
-      <w:r>
-        <w:t>urrent</w:t>
-      </w:r>
-      <w:proofErr w:type="spellEnd"/>
-      <w:r>
-        <w:t xml:space="preserve"> </w:t>
-      </w:r>
-      <w:r>
-        <w:rPr>
-          <w:i/>
-          <w:iCs/>
-        </w:rPr>
-        <w:t>i</w:t>
-      </w:r>
-      <w:r>
-        <w:t>(</w:t>
-      </w:r>
-      <w:r>
-        <w:rPr>
-          <w:i/>
-          <w:iCs/>
-        </w:rPr>
-        <w:t>t</w:t>
-      </w:r>
-      <w:r>
-        <w:t xml:space="preserve">) </w:t>
-      </w:r>
-      <w:r>
-        <w:t xml:space="preserve">in </w:t>
-      </w:r>
-      <w:proofErr w:type="spellStart"/>
-      <w:r>
-        <w:t>figure</w:t>
-      </w:r>
-      <w:proofErr w:type="spellEnd"/>
-      <w:r>
-        <w:t xml:space="preserve"> 1 is</w:t>
-      </w:r>
-    </w:p>
-    <w:tbl>
-      <w:tblPr>
-        <w:tblStyle w:val="TableGrid"/>
-        <w:tblW w:w="0" w:type="auto"/>
-        <w:tblBorders>
-          <w:top w:val="none" w:sz="0" w:space="0" w:color="auto"/>
-          <w:left w:val="none" w:sz="0" w:space="0" w:color="auto"/>
-          <w:bottom w:val="none" w:sz="0" w:space="0" w:color="auto"/>
-          <w:right w:val="none" w:sz="0" w:space="0" w:color="auto"/>
-          <w:insideH w:val="none" w:sz="0" w:space="0" w:color="auto"/>
-          <w:insideV w:val="none" w:sz="0" w:space="0" w:color="auto"/>
-        </w:tblBorders>
-        <w:tblLook w:val="04A0" w:firstRow="1" w:lastRow="0" w:firstColumn="1" w:lastColumn="0" w:noHBand="0" w:noVBand="1"/>
-      </w:tblPr>
-      <w:tblGrid>
-        <w:gridCol w:w="9067"/>
-        <w:gridCol w:w="670"/>
-      </w:tblGrid>
-      <w:tr>
-        <w:tc>
-          <w:tcPr>
-            <w:tcW w:w="9067" w:type="dxa"/>
-          </w:tcPr>
-          <w:p>
-            <w:pPr>
-              <w:ind w:left="456"/>
-              <w:rPr>
-                <w:rFonts w:ascii="Times New Roman" w:eastAsia="Times New Roman" w:hAnsi="Times New Roman" w:cs="Times New Roman"/>
-              </w:rPr>
-            </w:pPr>
-            <m:oMath>
-              <m:r>
-                <w:rPr>
-                  <w:rFonts w:ascii="Cambria Math" w:hAnsi="Cambria Math" w:cs="Times New Roman"/>
-                  <w:caps/>
-                  <w:sz w:val="22"/>
-                </w:rPr>
-                <m:t>i</m:t>
-              </m:r>
-              <m:r>
-                <w:rPr>
-                  <w:rFonts w:ascii="Cambria Math" w:hAnsi="Cambria Math"/>
-                  <w:caps/>
-                  <w:sz w:val="22"/>
-                </w:rPr>
-                <m:t>(</m:t>
-              </m:r>
-              <m:r>
-                <w:rPr>
-                  <w:rFonts w:ascii="Cambria Math" w:hAnsi="Cambria Math" w:cs="Times New Roman"/>
-                  <w:caps/>
-                  <w:sz w:val="22"/>
-                </w:rPr>
-                <m:t>t</m:t>
-              </m:r>
-              <m:r>
-                <w:rPr>
-                  <w:rFonts w:ascii="Cambria Math" w:hAnsi="Cambria Math"/>
-                  <w:caps/>
-                  <w:sz w:val="22"/>
-                </w:rPr>
-                <m:t>)</m:t>
-              </m:r>
-              <m:r>
-                <w:rPr>
-                  <w:rFonts w:ascii="Cambria Math" w:hAnsi="Cambria Math" w:cs="Times New Roman"/>
-                  <w:caps/>
-                  <w:sz w:val="22"/>
-                </w:rPr>
-                <m:t>=</m:t>
-              </m:r>
-              <m:r>
-                <w:rPr>
-                  <w:rFonts w:ascii="Cambria Math" w:hAnsi="Cambria Math" w:cs="Times New Roman"/>
-                  <w:caps/>
-                  <w:sz w:val="22"/>
-                </w:rPr>
-                <m:t>i</m:t>
-              </m:r>
-              <m:r>
-                <w:rPr>
-                  <w:rFonts w:ascii="Cambria Math" w:hAnsi="Cambria Math"/>
-                  <w:caps/>
-                  <w:sz w:val="22"/>
-                </w:rPr>
-                <m:t>_</m:t>
-              </m:r>
-              <m:r>
-                <w:rPr>
-                  <w:rFonts w:ascii="Cambria Math" w:hAnsi="Cambria Math" w:cs="Times New Roman"/>
-                  <w:caps/>
-                  <w:sz w:val="22"/>
-                </w:rPr>
-                <m:t>C</m:t>
-              </m:r>
-              <m:r>
-                <w:rPr>
-                  <w:rFonts w:ascii="Cambria Math" w:hAnsi="Cambria Math"/>
-                  <w:caps/>
-                  <w:sz w:val="22"/>
-                </w:rPr>
-                <m:t xml:space="preserve"> (</m:t>
-              </m:r>
-              <m:r>
-                <w:rPr>
-                  <w:rFonts w:ascii="Cambria Math" w:hAnsi="Cambria Math" w:cs="Times New Roman"/>
-                  <w:caps/>
-                  <w:sz w:val="22"/>
-                </w:rPr>
-                <m:t>t</m:t>
-              </m:r>
-              <m:r>
-                <w:rPr>
-                  <w:rFonts w:ascii="Cambria Math" w:hAnsi="Cambria Math"/>
-                  <w:caps/>
-                  <w:sz w:val="22"/>
-                </w:rPr>
-                <m:t>)</m:t>
-              </m:r>
-              <m:r>
-                <w:rPr>
-                  <w:rFonts w:ascii="Cambria Math" w:hAnsi="Cambria Math" w:cs="Times New Roman"/>
-                  <w:caps/>
-                  <w:sz w:val="22"/>
-                </w:rPr>
-                <m:t>=C</m:t>
-              </m:r>
-              <m:r>
-                <w:rPr>
-                  <w:rFonts w:ascii="Cambria Math" w:hAnsi="Cambria Math"/>
-                  <w:caps/>
-                  <w:sz w:val="22"/>
-                </w:rPr>
-                <m:t xml:space="preserve"> (</m:t>
-              </m:r>
-              <m:r>
-                <w:rPr>
-                  <w:rFonts w:ascii="Cambria Math" w:hAnsi="Cambria Math" w:cs="Times New Roman"/>
-                  <w:caps/>
-                  <w:sz w:val="22"/>
-                </w:rPr>
-                <m:t>du</m:t>
-              </m:r>
-              <m:r>
-                <w:rPr>
-                  <w:rFonts w:ascii="Cambria Math" w:hAnsi="Cambria Math"/>
-                  <w:caps/>
-                  <w:sz w:val="22"/>
-                </w:rPr>
-                <m:t>_</m:t>
-              </m:r>
-              <m:r>
-                <w:rPr>
-                  <w:rFonts w:ascii="Cambria Math" w:hAnsi="Cambria Math" w:cs="Times New Roman"/>
-                  <w:caps/>
-                  <w:sz w:val="22"/>
-                </w:rPr>
-                <m:t>C</m:t>
-              </m:r>
-              <m:r>
-                <w:rPr>
-                  <w:rFonts w:ascii="Cambria Math" w:hAnsi="Cambria Math"/>
-                  <w:caps/>
-                  <w:sz w:val="22"/>
-                </w:rPr>
-                <m:t>)/</m:t>
-              </m:r>
-              <m:r>
-                <w:rPr>
-                  <w:rFonts w:ascii="Cambria Math" w:hAnsi="Cambria Math" w:cs="Times New Roman"/>
-                  <w:caps/>
-                  <w:sz w:val="22"/>
-                </w:rPr>
-                <m:t>dt</m:t>
-              </m:r>
-            </m:oMath>
-            <w:r>
-              <w:rPr>
-                <w:rFonts w:ascii="Times New Roman" w:hAnsi="Times New Roman" w:cs="Times New Roman"/>
-                <w:caps/>
-                <w:sz w:val="22"/>
-              </w:rPr>
-              <w:t xml:space="preserve"> </w:t>
-            </w:r>
-            <w:r>
-              <w:rPr>
-                <w:rFonts w:ascii="Times New Roman" w:hAnsi="Times New Roman" w:cs="Times New Roman"/>
-                <w:caps/>
-                <w:sz w:val="22"/>
-              </w:rPr>
-              <w:t xml:space="preserve">,  </w:t>
-            </w:r>
-          </w:p>
-        </w:tc>
-        <w:tc>
-          <w:tcPr>
-            <w:tcW w:w="670" w:type="dxa"/>
-          </w:tcPr>
-          <w:p>
-            <w:pPr>
-              <w:rPr>
-                <w:rFonts w:ascii="Times New Roman" w:hAnsi="Times New Roman" w:cs="Times New Roman"/>
-              </w:rPr>
-            </w:pPr>
-            <w:r>
-              <w:rPr>
-                <w:rFonts w:ascii="Times New Roman" w:hAnsi="Times New Roman" w:cs="Times New Roman"/>
-              </w:rPr>
-              <w:t>(1)</w:t>
-            </w:r>
-          </w:p>
-        </w:tc>
-      </w:tr>
-    </w:tbl>
-    <w:p>
-      <w:pPr>
-        <w:rPr>
-          <w:lang w:val="en-US"/>
-        </w:rPr>
-      </w:pPr>
-      <w:r>
-        <w:rPr>
-          <w:lang w:val="en-US"/>
-        </w:rPr>
-        <w:t xml:space="preserve">where </w:t>
-      </w:r>
-      <w:proofErr w:type="spellStart"/>
-      <w:r>
-        <w:rPr>
-          <w:i/>
-          <w:iCs/>
-          <w:lang w:val="en-US"/>
-        </w:rPr>
-        <w:t>i</w:t>
-      </w:r>
-      <w:r>
-        <w:rPr>
-          <w:vertAlign w:val="subscript"/>
-          <w:lang w:val="en-US"/>
-        </w:rPr>
-        <w:t>C</w:t>
-      </w:r>
-      <w:proofErr w:type="spellEnd"/>
-      <w:r>
-        <w:rPr>
-          <w:lang w:val="en-US"/>
-        </w:rPr>
-        <w:t xml:space="preserve"> </w:t>
-      </w:r>
-      <w:r>
-        <w:rPr>
-          <w:lang w:val="en-US"/>
-        </w:rPr>
-        <w:t>is the capacitor current and</w:t>
-      </w:r>
-      <w:r>
-        <w:rPr>
-          <w:lang w:val="en-US"/>
-        </w:rPr>
-        <w:t xml:space="preserve"> </w:t>
-      </w:r>
-      <w:proofErr w:type="spellStart"/>
-      <w:r>
-        <w:rPr>
-          <w:i/>
-          <w:iCs/>
-          <w:lang w:val="en-US"/>
-        </w:rPr>
-        <w:t>u</w:t>
-      </w:r>
-      <w:r>
-        <w:rPr>
-          <w:i/>
-          <w:iCs/>
-          <w:vertAlign w:val="subscript"/>
-          <w:lang w:val="en-US"/>
-        </w:rPr>
-        <w:t>C</w:t>
-      </w:r>
-      <w:proofErr w:type="spellEnd"/>
-      <w:r>
-        <w:rPr>
-          <w:lang w:val="en-US"/>
-        </w:rPr>
-        <w:t xml:space="preserve"> = </w:t>
-      </w:r>
-      <w:proofErr w:type="spellStart"/>
-      <w:r>
-        <w:rPr>
-          <w:i/>
-          <w:iCs/>
-          <w:lang w:val="en-US"/>
-        </w:rPr>
-        <w:t>u</w:t>
-      </w:r>
-      <w:r>
-        <w:rPr>
-          <w:vertAlign w:val="subscript"/>
-          <w:lang w:val="en-US"/>
-        </w:rPr>
-        <w:t>out</w:t>
-      </w:r>
-      <w:proofErr w:type="spellEnd"/>
-      <w:r>
-        <w:rPr>
-          <w:lang w:val="en-US"/>
-        </w:rPr>
-        <w:t xml:space="preserve"> </w:t>
-      </w:r>
-      <w:r>
-        <w:rPr>
-          <w:lang w:val="en-US"/>
-        </w:rPr>
-        <w:t xml:space="preserve">is the capacitor voltage. </w:t>
-      </w:r>
-      <w:r>
-        <w:rPr>
-          <w:lang w:val="en-US"/>
-        </w:rPr>
-        <w:t xml:space="preserve">Figure 2 presents </w:t>
-      </w:r>
-      <w:r>
-        <w:rPr>
-          <w:lang w:val="en-US"/>
-        </w:rPr>
-        <w:t>capacitor</w:t>
-      </w:r>
-      <w:r>
-        <w:rPr>
-          <w:lang w:val="en-US"/>
-        </w:rPr>
-        <w:t xml:space="preserve"> </w:t>
-      </w:r>
-      <w:r>
-        <w:rPr>
-          <w:lang w:val="en-US"/>
-        </w:rPr>
-        <w:t xml:space="preserve">voltage </w:t>
-      </w:r>
-      <w:r>
-        <w:rPr>
-          <w:i/>
-          <w:u w:val="single"/>
-          <w:lang w:val="en-US"/>
-        </w:rPr>
-        <w:t>u</w:t>
-      </w:r>
-      <w:r>
-        <w:rPr>
-          <w:vertAlign w:val="subscript"/>
-          <w:lang w:val="en-US"/>
-        </w:rPr>
-        <w:t>c</w:t>
-      </w:r>
-      <w:r>
-        <w:rPr>
-          <w:vertAlign w:val="subscript"/>
-          <w:lang w:val="en-US"/>
-        </w:rPr>
-        <w:t xml:space="preserve"> </w:t>
-      </w:r>
-      <w:r>
-        <w:rPr>
-          <w:lang w:val="en-US"/>
-        </w:rPr>
-        <w:t>when the switch position is changed</w:t>
-      </w:r>
-      <w:r>
-        <w:rPr>
-          <w:lang w:val="en-US"/>
-        </w:rPr>
-        <w:t>.</w:t>
-      </w:r>
-      <w:r>
-        <w:rPr>
-          <w:lang w:val="en-US"/>
-        </w:rPr>
-        <w:t xml:space="preserve"> </w:t>
-      </w:r>
-    </w:p>
-    <w:p>
-      <w:pPr>
-        <w:jc w:val="center"/>
-      </w:pPr>
-      <w:r>
-        <w:rPr>
-          <w:noProof/>
-        </w:rPr>
-        <w:drawing>
-          <wp:inline distT="0" distB="0" distL="0" distR="0" wp14:anchorId="04ADC335" wp14:editId="3777AD4C">
-            <wp:extent cx="4381641" cy="2690397"/>
-            <wp:effectExtent l="0" t="0" r="0" b="0"/>
-            <wp:docPr id="7" name="Kuva 7"/>
-            <wp:cNvGraphicFramePr>
-              <a:graphicFrameLocks xmlns:a="http://schemas.openxmlformats.org/drawingml/2006/main" noChangeAspect="1"/>
-            </wp:cNvGraphicFramePr>
-            <a:graphic xmlns:a="http://schemas.openxmlformats.org/drawingml/2006/main">
-              <a:graphicData uri="http://schemas.openxmlformats.org/drawingml/2006/picture">
-                <pic:pic xmlns:pic="http://schemas.openxmlformats.org/drawingml/2006/picture">
-                  <pic:nvPicPr>
-                    <pic:cNvPr id="0" name="Kuva 7"/>
-                    <pic:cNvPicPr/>
-                  </pic:nvPicPr>
-                  <pic:blipFill rotWithShape="1">
-                    <a:blip r:embed="rId23" cstate="print">
-                      <a:extLst>
-                        <a:ext uri="{28A0092B-C50C-407E-A947-70E740481C1C}">
-                          <a14:useLocalDpi xmlns:a14="http://schemas.microsoft.com/office/drawing/2010/main" val="0"/>
-                        </a:ext>
-                      </a:extLst>
-                    </a:blip>
-                    <a:srcRect t="4403" b="4573"/>
-                    <a:stretch/>
-                  </pic:blipFill>
-                  <pic:spPr bwMode="auto">
-                    <a:xfrm>
-                      <a:off x="0" y="0"/>
-                      <a:ext cx="4390432" cy="2695795"/>
-                    </a:xfrm>
-                    <a:prstGeom prst="rect">
-                      <a:avLst/>
-                    </a:prstGeom>
-                    <a:ln>
-                      <a:noFill/>
-                    </a:ln>
-                    <a:extLst>
-                      <a:ext uri="{53640926-AAD7-44D8-BBD7-CCE9431645EC}">
-                        <a14:shadowObscured xmlns:a14="http://schemas.microsoft.com/office/drawing/2010/main"/>
-                      </a:ext>
-                    </a:extLst>
-                  </pic:spPr>
-                </pic:pic>
-              </a:graphicData>
-            </a:graphic>
-          </wp:inline>
-        </w:drawing>
-      </w:r>
-    </w:p>
-    <w:p>
-      <w:pPr>
-        <w:pStyle w:val="Kuvateksti"/>
-        <w:rPr>
-          <w:lang w:val="en-US"/>
-        </w:rPr>
-      </w:pPr>
-      <w:r>
-        <w:rPr>
-          <w:lang w:val="en-US"/>
-        </w:rPr>
-        <w:lastRenderedPageBreak/>
-        <w:t>Figure</w:t>
-      </w:r>
-      <w:r>
-        <w:rPr>
-          <w:lang w:val="en-US"/>
-        </w:rPr>
-        <w:t xml:space="preserve"> 2</w:t>
-      </w:r>
-      <w:r>
-        <w:rPr>
-          <w:lang w:val="en-US"/>
-        </w:rPr>
-        <w:t xml:space="preserve">. </w:t>
-      </w:r>
-      <w:r>
-        <w:rPr>
-          <w:lang w:val="en-US"/>
-        </w:rPr>
-        <w:t>The capacitor voltage in function of time, when the switc</w:t>
-      </w:r>
-      <w:r>
-        <w:rPr>
-          <w:lang w:val="en-US"/>
-        </w:rPr>
-        <w:t xml:space="preserve">h is switched from position 1 to position 2 at the moment of time </w:t>
-      </w:r>
-      <w:r>
-        <w:rPr>
-          <w:i/>
-          <w:lang w:val="en-US"/>
-        </w:rPr>
-        <w:t>t</w:t>
-      </w:r>
-      <w:r>
-        <w:rPr>
-          <w:lang w:val="en-US"/>
-        </w:rPr>
-        <w:t xml:space="preserve"> = 1 </w:t>
-      </w:r>
-      <w:proofErr w:type="spellStart"/>
-      <w:r>
-        <w:rPr>
-          <w:lang w:val="en-US"/>
-        </w:rPr>
-        <w:t>ms</w:t>
-      </w:r>
-      <w:r>
-        <w:rPr>
-          <w:lang w:val="en-US"/>
-        </w:rPr>
-        <w:t>.</w:t>
-      </w:r>
-      <w:proofErr w:type="spellEnd"/>
-      <w:r>
-        <w:rPr>
-          <w:lang w:val="en-US"/>
-        </w:rPr>
-        <w:t xml:space="preserve"> </w:t>
-      </w:r>
-      <w:r>
-        <w:rPr>
-          <w:lang w:val="en-US"/>
-        </w:rPr>
-        <w:t>The figure can be added with clarific</w:t>
-      </w:r>
-      <w:r>
-        <w:rPr>
-          <w:lang w:val="en-US"/>
-        </w:rPr>
-        <w:t xml:space="preserve">ation markings. </w:t>
-      </w:r>
-      <w:r>
-        <w:rPr>
-          <w:lang w:val="en-US"/>
-        </w:rPr>
-        <w:t xml:space="preserve">In this example the time constant </w:t>
-      </w:r>
-      <w:r>
-        <w:rPr>
-          <w:rFonts w:ascii="Symbol" w:eastAsia="Symbol" w:hAnsi="Symbol" w:cs="Symbol"/>
-          <w:i/>
-        </w:rPr>
-        <w:t>t</w:t>
-      </w:r>
-      <w:r>
-        <w:rPr>
-          <w:lang w:val="en-US"/>
-        </w:rPr>
-        <w:t xml:space="preserve"> </w:t>
-      </w:r>
-      <w:r>
-        <w:rPr>
-          <w:lang w:val="en-US"/>
-        </w:rPr>
-        <w:t xml:space="preserve">and its value which </w:t>
-      </w:r>
-      <w:r>
-        <w:rPr>
-          <w:lang w:val="en-US"/>
-        </w:rPr>
-        <w:t xml:space="preserve">can be seen in the figure of about 1 </w:t>
-      </w:r>
-      <w:proofErr w:type="spellStart"/>
-      <w:r>
-        <w:rPr>
-          <w:lang w:val="en-US"/>
-        </w:rPr>
-        <w:t>ms</w:t>
-      </w:r>
-      <w:proofErr w:type="spellEnd"/>
-      <w:r>
-        <w:rPr>
-          <w:lang w:val="en-US"/>
-        </w:rPr>
-        <w:t xml:space="preserve"> is s</w:t>
-      </w:r>
-      <w:r>
-        <w:rPr>
-          <w:lang w:val="en-US"/>
-        </w:rPr>
-        <w:t>h</w:t>
-      </w:r>
-      <w:r>
-        <w:rPr>
-          <w:lang w:val="en-US"/>
-        </w:rPr>
-        <w:t xml:space="preserve">own. </w:t>
-      </w:r>
-      <w:r>
-        <w:rPr>
-          <w:lang w:val="en-US"/>
-        </w:rPr>
-        <w:t>The axes used and their units must be visible in th</w:t>
-      </w:r>
-      <w:r>
-        <w:rPr>
-          <w:lang w:val="en-US"/>
-        </w:rPr>
-        <w:t>e figure.</w:t>
-      </w:r>
-      <w:r>
-        <w:rPr>
-          <w:lang w:val="en-US"/>
-        </w:rPr>
-        <w:t xml:space="preserve"> </w:t>
-      </w:r>
-    </w:p>
-    <w:p>
-      <w:pPr>
-        <w:rPr>
-          <w:lang w:val="en-US"/>
-        </w:rPr>
-      </w:pPr>
-      <w:r>
-        <w:rPr>
-          <w:lang w:val="en-US"/>
-        </w:rPr>
-        <w:t xml:space="preserve">All reports require that </w:t>
-      </w:r>
-      <w:r>
-        <w:rPr>
-          <w:lang w:val="en-US"/>
-        </w:rPr>
-        <w:t xml:space="preserve">they have enough information for the reader to be able to repeat the measurement, test or study conducted. </w:t>
-      </w:r>
-      <w:r>
-        <w:rPr>
-          <w:lang w:val="en-US"/>
-        </w:rPr>
-        <w:t xml:space="preserve">The </w:t>
-      </w:r>
-      <w:r>
-        <w:rPr>
-          <w:lang w:val="en-US"/>
-        </w:rPr>
-        <w:t>description</w:t>
-      </w:r>
-      <w:r>
-        <w:rPr>
-          <w:lang w:val="en-US"/>
-        </w:rPr>
-        <w:t xml:space="preserve"> has to be </w:t>
-      </w:r>
-      <w:r>
-        <w:rPr>
-          <w:lang w:val="en-US"/>
-        </w:rPr>
-        <w:t xml:space="preserve">written out </w:t>
-      </w:r>
-      <w:r>
-        <w:rPr>
-          <w:lang w:val="en-US"/>
-        </w:rPr>
-        <w:t>following</w:t>
-      </w:r>
-      <w:r>
-        <w:rPr>
-          <w:lang w:val="en-US"/>
-        </w:rPr>
-        <w:t xml:space="preserve"> g</w:t>
-      </w:r>
-      <w:r>
-        <w:rPr>
-          <w:lang w:val="en-US"/>
-        </w:rPr>
-        <w:t xml:space="preserve">ood scientific practices so that a professional of the report field of study can re-make the same study, for example to check equations, measurements, calculations or the result and its conclusions. It is usually reasonable to support the presentation of methods with figures, such as circuit diagrams or other design documentation. </w:t>
-      </w:r>
-      <w:r>
-        <w:rPr>
-          <w:lang w:val="en-US"/>
-        </w:rPr>
-        <w:t>A</w:t>
-      </w:r>
-      <w:r>
-        <w:rPr>
-          <w:lang w:val="en-US"/>
-        </w:rPr>
-        <w:t xml:space="preserve"> photograph of the measurement setup can also be presented, but it seldomly alone gives out a clear explanation of the method used.</w:t>
-      </w:r>
-    </w:p>
-    <w:p>
-      <w:pPr>
-        <w:rPr>
-          <w:lang w:val="en-US"/>
-        </w:rPr>
-      </w:pPr>
-      <w:r>
-        <w:rPr>
-          <w:lang w:val="en-US"/>
-        </w:rPr>
-        <w:t>The principles for determining the</w:t>
-      </w:r>
-      <w:r>
-        <w:rPr>
-          <w:lang w:val="en-US"/>
-        </w:rPr>
-        <w:t xml:space="preserve"> uncertainty of measurements (the sources of uncertainty, assumptions about error distributions, combining uncertainties etc.) can be presented in the </w:t>
-      </w:r>
-      <w:r>
-        <w:rPr>
-          <w:lang w:val="en-US"/>
-        </w:rPr>
-        <w:t>m</w:t>
-      </w:r>
-      <w:r>
-        <w:rPr>
-          <w:lang w:val="en-US"/>
-        </w:rPr>
-        <w:t xml:space="preserve">ethods section, or if the review is long, it can also be added as an appendix to the end of the report. </w:t>
-      </w:r>
-      <w:r>
-        <w:rPr>
-          <w:lang w:val="en-US"/>
-        </w:rPr>
-        <w:t>Other long equation derivations should also be added as a</w:t>
-      </w:r>
-      <w:r>
-        <w:rPr>
-          <w:lang w:val="en-US"/>
-        </w:rPr>
-        <w:t>n appendix.</w:t>
-      </w:r>
-    </w:p>
     <w:p>
       <w:pPr>
         <w:pStyle w:val="Heading1"/>
       </w:pPr>
       <w:r>
         <w:t>Results</w:t>
+      </w:r>
+    </w:p>
+    <w:p>
+      <w:r>
+        <w:t>This section presents and compares the results obtained from simulations, laboratory measurements, and the provided datasheet values.</w:t>
       </w:r>
     </w:p>
     <w:p>
@@ -5129,7 +3811,7 @@
                     <pic:cNvPicPr/>
                   </pic:nvPicPr>
                   <pic:blipFill>
-                    <a:blip r:embed="rId24"/>
+                    <a:blip r:embed="rId22"/>
                     <a:stretch>
                       <a:fillRect/>
                     </a:stretch>
@@ -5321,6 +4003,260 @@
                 <pic:pic xmlns:pic="http://schemas.openxmlformats.org/drawingml/2006/picture">
                   <pic:nvPicPr>
                     <pic:cNvPr id="202929633" name="Picture 202929633"/>
+                    <pic:cNvPicPr/>
+                  </pic:nvPicPr>
+                  <pic:blipFill>
+                    <a:blip r:embed="rId23"/>
+                    <a:stretch>
+                      <a:fillRect/>
+                    </a:stretch>
+                  </pic:blipFill>
+                  <pic:spPr>
+                    <a:xfrm>
+                      <a:off x="0" y="0"/>
+                      <a:ext cx="6189345" cy="1899285"/>
+                    </a:xfrm>
+                    <a:prstGeom prst="rect">
+                      <a:avLst/>
+                    </a:prstGeom>
+                  </pic:spPr>
+                </pic:pic>
+              </a:graphicData>
+            </a:graphic>
+          </wp:inline>
+        </w:drawing>
+      </w:r>
+    </w:p>
+    <w:p>
+      <w:pPr>
+        <w:pStyle w:val="Caption"/>
+        <w:ind w:left="0" w:firstLine="0"/>
+        <w:rPr>
+          <w:lang w:val="en-US"/>
+        </w:rPr>
+      </w:pPr>
+      <w:r>
+        <w:rPr>
+          <w:lang w:val="en-US"/>
+        </w:rPr>
+        <w:t xml:space="preserve">Figure </w:t>
+      </w:r>
+      <w:r>
+        <w:fldChar w:fldCharType="begin"/>
+      </w:r>
+      <w:r>
+        <w:rPr>
+          <w:lang w:val="en-US"/>
+        </w:rPr>
+        <w:instrText xml:space="preserve"> SEQ Figure \* ARABIC </w:instrText>
+      </w:r>
+      <w:r>
+        <w:fldChar w:fldCharType="separate"/>
+      </w:r>
+      <w:r>
+        <w:rPr>
+          <w:noProof/>
+          <w:lang w:val="en-US"/>
+        </w:rPr>
+        <w:t>13</w:t>
+      </w:r>
+      <w:r>
+        <w:fldChar w:fldCharType="end"/>
+      </w:r>
+      <w:r>
+        <w:rPr>
+          <w:lang w:val="en-US"/>
+        </w:rPr>
+        <w:t xml:space="preserve">. </w:t>
+      </w:r>
+      <w:r>
+        <w:rPr>
+          <w:lang w:val="en-US"/>
+        </w:rPr>
+        <w:t xml:space="preserve">Measured small-signal frequency response of the LM358 voltage follower </w:t>
+      </w:r>
+      <w:r>
+        <w:rPr>
+          <w:lang w:val="en-US"/>
+        </w:rPr>
+        <w:t>(Av = 1, 0dB)</w:t>
+      </w:r>
+      <w:r>
+        <w:rPr>
+          <w:lang w:val="en-US"/>
+        </w:rPr>
+        <w:t xml:space="preserve"> </w:t>
+      </w:r>
+      <w:r>
+        <w:rPr>
+          <w:lang w:val="en-US"/>
+        </w:rPr>
+        <w:t xml:space="preserve">from 100Hz to 24.83MHz obtained in the laboratory. The low-frequency passband confirms unity gain (0dB) up to 50kHz, with the experimental -3dB cutoff occurring at approximately </w:t>
+      </w:r>
+      <w:r>
+        <w:rPr>
+          <w:lang w:val="en-US"/>
+        </w:rPr>
+        <w:t>84.14</w:t>
+      </w:r>
+      <w:r>
+        <w:rPr>
+          <w:lang w:val="en-US"/>
+        </w:rPr>
+        <w:t>kHz. A standard -20dB/decade roll-off is maintained up to 2 MHz (-32 dB</w:t>
+      </w:r>
+      <w:r>
+        <w:rPr>
+          <w:lang w:val="en-US"/>
+        </w:rPr>
+        <w:t>).</w:t>
+      </w:r>
+    </w:p>
+    <w:p>
+      <w:pPr>
+        <w:rPr>
+          <w:lang w:val="en-US"/>
+        </w:rPr>
+      </w:pPr>
+    </w:p>
+    <w:p>
+      <w:pPr>
+        <w:keepNext/>
+      </w:pPr>
+      <w:r>
+        <w:rPr>
+          <w:noProof/>
+        </w:rPr>
+        <w:drawing>
+          <wp:inline distT="0" distB="0" distL="0" distR="0" wp14:anchorId="799A7238" wp14:editId="351CBD77">
+            <wp:extent cx="6189345" cy="1905635"/>
+            <wp:effectExtent l="0" t="0" r="0" b="0"/>
+            <wp:docPr id="201516813" name="Picture 7"/>
+            <wp:cNvGraphicFramePr>
+              <a:graphicFrameLocks xmlns:a="http://schemas.openxmlformats.org/drawingml/2006/main" noChangeAspect="1"/>
+            </wp:cNvGraphicFramePr>
+            <a:graphic xmlns:a="http://schemas.openxmlformats.org/drawingml/2006/main">
+              <a:graphicData uri="http://schemas.openxmlformats.org/drawingml/2006/picture">
+                <pic:pic xmlns:pic="http://schemas.openxmlformats.org/drawingml/2006/picture">
+                  <pic:nvPicPr>
+                    <pic:cNvPr id="201516813" name="Picture 201516813"/>
+                    <pic:cNvPicPr/>
+                  </pic:nvPicPr>
+                  <pic:blipFill>
+                    <a:blip r:embed="rId24"/>
+                    <a:stretch>
+                      <a:fillRect/>
+                    </a:stretch>
+                  </pic:blipFill>
+                  <pic:spPr>
+                    <a:xfrm>
+                      <a:off x="0" y="0"/>
+                      <a:ext cx="6189345" cy="1905635"/>
+                    </a:xfrm>
+                    <a:prstGeom prst="rect">
+                      <a:avLst/>
+                    </a:prstGeom>
+                  </pic:spPr>
+                </pic:pic>
+              </a:graphicData>
+            </a:graphic>
+          </wp:inline>
+        </w:drawing>
+      </w:r>
+    </w:p>
+    <w:p>
+      <w:pPr>
+        <w:pStyle w:val="Caption"/>
+        <w:ind w:left="0" w:firstLine="0"/>
+        <w:rPr>
+          <w:lang w:val="en-US"/>
+        </w:rPr>
+      </w:pPr>
+      <w:r>
+        <w:rPr>
+          <w:lang w:val="en-US"/>
+        </w:rPr>
+        <w:t xml:space="preserve">Figure </w:t>
+      </w:r>
+      <w:r>
+        <w:fldChar w:fldCharType="begin"/>
+      </w:r>
+      <w:r>
+        <w:rPr>
+          <w:lang w:val="en-US"/>
+        </w:rPr>
+        <w:instrText xml:space="preserve"> SEQ Figure \* ARABIC </w:instrText>
+      </w:r>
+      <w:r>
+        <w:fldChar w:fldCharType="separate"/>
+      </w:r>
+      <w:r>
+        <w:rPr>
+          <w:noProof/>
+          <w:lang w:val="en-US"/>
+        </w:rPr>
+        <w:t>14</w:t>
+      </w:r>
+      <w:r>
+        <w:fldChar w:fldCharType="end"/>
+      </w:r>
+      <w:r>
+        <w:rPr>
+          <w:lang w:val="en-US"/>
+        </w:rPr>
+        <w:t xml:space="preserve">. </w:t>
+      </w:r>
+      <w:r>
+        <w:t xml:space="preserve">Simulated small-signal frequency response of the LM358 inverting operational amplifier with unity gain (Av = -1, 0dB) in LTSpice from 10 Hz to 10 MHz. The passband gain is 0dB with an initial phase shift of 180°. </w:t>
+      </w:r>
+      <w:r>
+        <w:t>T</w:t>
+      </w:r>
+      <w:r>
+        <w:t xml:space="preserve">he -3dB bandwidth is approximately </w:t>
+      </w:r>
+      <w:r>
+        <w:rPr>
+          <w:lang w:val="en-US"/>
+        </w:rPr>
+        <w:t>675</w:t>
+      </w:r>
+      <w:r>
+        <w:t>kHz. High-frequency attenuation settles near -16.5dB</w:t>
+      </w:r>
+      <w:r>
+        <w:t>.</w:t>
+      </w:r>
+    </w:p>
+    <w:p>
+      <w:pPr>
+        <w:rPr>
+          <w:lang w:val="en-US"/>
+        </w:rPr>
+      </w:pPr>
+    </w:p>
+    <w:p>
+      <w:pPr>
+        <w:keepNext/>
+      </w:pPr>
+      <w:r>
+        <w:rPr>
+          <w:noProof/>
+          <w:lang w:val="en-US"/>
+        </w:rPr>
+        <w:drawing>
+          <wp:inline distT="0" distB="0" distL="0" distR="0" wp14:anchorId="0D156E4B" wp14:editId="006CB1CA">
+            <wp:extent cx="6189345" cy="1899285"/>
+            <wp:effectExtent l="0" t="0" r="0" b="5715"/>
+            <wp:docPr id="1562323562" name="Picture 11"/>
+            <wp:cNvGraphicFramePr>
+              <a:graphicFrameLocks xmlns:a="http://schemas.openxmlformats.org/drawingml/2006/main" noChangeAspect="1"/>
+            </wp:cNvGraphicFramePr>
+            <a:graphic xmlns:a="http://schemas.openxmlformats.org/drawingml/2006/main">
+              <a:graphicData uri="http://schemas.openxmlformats.org/drawingml/2006/picture">
+                <pic:pic xmlns:pic="http://schemas.openxmlformats.org/drawingml/2006/picture">
+                  <pic:nvPicPr>
+                    <pic:cNvPr id="1562323562" name="Picture 1562323562"/>
                     <pic:cNvPicPr/>
                   </pic:nvPicPr>
                   <pic:blipFill>
@@ -5376,7 +4312,7 @@
           <w:noProof/>
           <w:lang w:val="en-US"/>
         </w:rPr>
-        <w:t>13</w:t>
+        <w:t>15</w:t>
       </w:r>
       <w:r>
         <w:fldChar w:fldCharType="end"/>
@@ -5388,46 +4324,52 @@
         <w:t xml:space="preserve">. </w:t>
       </w:r>
       <w:r>
-        <w:rPr>
-          <w:lang w:val="en-US"/>
-        </w:rPr>
-        <w:t xml:space="preserve">Measured small-signal frequency response of the LM358 voltage follower </w:t>
-      </w:r>
-      <w:r>
-        <w:rPr>
-          <w:lang w:val="en-US"/>
-        </w:rPr>
-        <w:t>(Av = 1, 0dB)</w:t>
-      </w:r>
-      <w:r>
-        <w:rPr>
-          <w:lang w:val="en-US"/>
-        </w:rPr>
+        <w:t>Measured small-signal frequency response of the LM358 inverting amplifier with unity gain (Av = -1, 0dB)</w:t>
+      </w:r>
+      <w:r>
         <w:t xml:space="preserve"> </w:t>
       </w:r>
       <w:r>
-        <w:rPr>
-          <w:lang w:val="en-US"/>
-        </w:rPr>
-        <w:t xml:space="preserve">from 100Hz to 24.83MHz obtained in the laboratory. The low-frequency passband confirms unity gain (0dB) up to 50kHz, with the experimental -3dB cutoff occurring at approximately </w:t>
-      </w:r>
-      <w:r>
-        <w:rPr>
-          <w:lang w:val="en-US"/>
-        </w:rPr>
-        <w:t>84.14</w:t>
-      </w:r>
-      <w:r>
-        <w:rPr>
-          <w:lang w:val="en-US"/>
-        </w:rPr>
-        <w:t>kHz. A standard -20dB/decade roll-off is maintained up to 2 MHz (-32 dB</w:t>
-      </w:r>
-      <w:r>
-        <w:rPr>
-          <w:lang w:val="en-US"/>
-        </w:rPr>
-        <w:t>).</w:t>
+        <w:t>from 100Hz to 24.83MHz. The passband exhibits 0</w:t>
+      </w:r>
+      <w:r>
+        <w:t xml:space="preserve"> </w:t>
+      </w:r>
+      <w:r>
+        <w:t xml:space="preserve">dB gain up to 20kHz, with the -3dB </w:t>
+      </w:r>
+      <w:r>
+        <w:rPr>
+          <w:lang w:val="en-US"/>
+        </w:rPr>
+        <w:t>cutoff</w:t>
+      </w:r>
+      <w:r>
+        <w:t xml:space="preserve"> observed at </w:t>
+      </w:r>
+      <w:r>
+        <w:t>28.18</w:t>
+      </w:r>
+      <w:r>
+        <w:t>kHz. A localized gain dip to -4.5dB occurs at 40kHz followed by a rebound to -2dB at 70kHz and progressive roll-off</w:t>
+      </w:r>
+      <w:r>
+        <w:t xml:space="preserve">. </w:t>
+      </w:r>
+      <w:r>
+        <w:t xml:space="preserve">Phase starts at 180° (with </w:t>
+      </w:r>
+      <w:r>
+        <w:t>instrument artifacting</w:t>
+      </w:r>
+      <w:r>
+        <w:t xml:space="preserve"> at low frequencies) and trends toward 0°</w:t>
+      </w:r>
+      <w:r>
+        <w:rPr>
+          <w:lang w:val="en-US"/>
+        </w:rPr>
+        <w:t>.</w:t>
       </w:r>
     </w:p>
     <w:p>
@@ -5445,11 +4387,12 @@
         <w:rPr>
           <w:noProof/>
         </w:rPr>
+        <w:lastRenderedPageBreak/>
         <w:drawing>
-          <wp:inline distT="0" distB="0" distL="0" distR="0" wp14:anchorId="799A7238" wp14:editId="351CBD77">
-            <wp:extent cx="6189345" cy="1905635"/>
-            <wp:effectExtent l="0" t="0" r="0" b="0"/>
-            <wp:docPr id="201516813" name="Picture 7"/>
+          <wp:inline distT="0" distB="0" distL="0" distR="0" wp14:anchorId="2A9D4018" wp14:editId="6DB0A598">
+            <wp:extent cx="6189345" cy="1899285"/>
+            <wp:effectExtent l="0" t="0" r="0" b="5715"/>
+            <wp:docPr id="406557912" name="Picture 8"/>
             <wp:cNvGraphicFramePr>
               <a:graphicFrameLocks xmlns:a="http://schemas.openxmlformats.org/drawingml/2006/main" noChangeAspect="1"/>
             </wp:cNvGraphicFramePr>
@@ -5457,7 +4400,7 @@
               <a:graphicData uri="http://schemas.openxmlformats.org/drawingml/2006/picture">
                 <pic:pic xmlns:pic="http://schemas.openxmlformats.org/drawingml/2006/picture">
                   <pic:nvPicPr>
-                    <pic:cNvPr id="201516813" name="Picture 201516813"/>
+                    <pic:cNvPr id="406557912" name="Picture 406557912"/>
                     <pic:cNvPicPr/>
                   </pic:nvPicPr>
                   <pic:blipFill>
@@ -5469,7 +4412,7 @@
                   <pic:spPr>
                     <a:xfrm>
                       <a:off x="0" y="0"/>
-                      <a:ext cx="6189345" cy="1905635"/>
+                      <a:ext cx="6189345" cy="1899285"/>
                     </a:xfrm>
                     <a:prstGeom prst="rect">
                       <a:avLst/>
@@ -5513,7 +4456,7 @@
           <w:noProof/>
           <w:lang w:val="en-US"/>
         </w:rPr>
-        <w:t>14</w:t>
+        <w:t>16</w:t>
       </w:r>
       <w:r>
         <w:fldChar w:fldCharType="end"/>
@@ -5525,24 +4468,78 @@
         <w:t xml:space="preserve">. </w:t>
       </w:r>
       <w:r>
-        <w:t xml:space="preserve">Simulated small-signal frequency response of the LM358 inverting operational amplifier with unity gain (Av = -1, 0dB) in LTSpice from 10 Hz to 10 MHz. The passband gain is 0dB with an initial phase shift of 180°. </w:t>
-      </w:r>
-      <w:r>
-        <w:t>T</w:t>
-      </w:r>
-      <w:r>
-        <w:t xml:space="preserve">he -3dB bandwidth is approximately </w:t>
-      </w:r>
-      <w:r>
-        <w:rPr>
-          <w:lang w:val="en-US"/>
-        </w:rPr>
-        <w:t>675</w:t>
-      </w:r>
-      <w:r>
-        <w:t>kHz. High-frequency attenuation settles near -16.5dB</w:t>
-      </w:r>
-      <w:r>
+        <w:t>Simulated small-signal frequency response of the LM358 non-inverting amplifier with nominal gain Av = 101</w:t>
+      </w:r>
+      <w:r>
+        <w:t xml:space="preserve"> </w:t>
+      </w:r>
+      <w:r>
+        <w:t xml:space="preserve">(40.08dB) in LTSpice from 10Hz to 10MHz. The -3dB </w:t>
+      </w:r>
+      <w:r>
+        <w:t>cutoff</w:t>
+      </w:r>
+      <w:r>
+        <w:t xml:space="preserve"> frequency is located at</w:t>
+      </w:r>
+      <w:r>
+        <w:t xml:space="preserve"> 7.86kHz</w:t>
+      </w:r>
+      <w:r>
+        <w:t>, beyond which the magnitude rolls off at a classic -20dB/decade slope</w:t>
+      </w:r>
+      <w:r>
+        <w:t xml:space="preserve"> till an additional pole becomes active at about </w:t>
+      </w:r>
+      <w:r>
+        <w:t>1MH</w:t>
+      </w:r>
+      <w:r>
+        <w:t>z</w:t>
+      </w:r>
+      <w:r>
+        <w:t xml:space="preserve">. </w:t>
+      </w:r>
+      <w:r>
+        <w:rPr>
+          <w:lang w:val="en-US"/>
+        </w:rPr>
+        <w:t>Phase remains near 0° at low frequencies and</w:t>
+      </w:r>
+      <w:r>
+        <w:rPr>
+          <w:lang w:val="en-US"/>
+        </w:rPr>
+        <w:t xml:space="preserve"> starts </w:t>
+      </w:r>
+      <w:r>
+        <w:rPr>
+          <w:lang w:val="en-US"/>
+        </w:rPr>
+        <w:t>dropping</w:t>
+      </w:r>
+      <w:r>
+        <w:rPr>
+          <w:lang w:val="en-US"/>
+        </w:rPr>
+        <w:t xml:space="preserve"> </w:t>
+      </w:r>
+      <w:r>
+        <w:rPr>
+          <w:lang w:val="en-US"/>
+        </w:rPr>
+        <w:t>at</w:t>
+      </w:r>
+      <w:r>
+        <w:t xml:space="preserve"> 10kHz</w:t>
+      </w:r>
+      <w:r>
+        <w:t xml:space="preserve"> with a second drop before the second pole becomes active</w:t>
+      </w:r>
+      <w:r>
+        <w:rPr>
+          <w:lang w:val="en-US"/>
+        </w:rPr>
         <w:t>.</w:t>
       </w:r>
     </w:p>
@@ -5563,10 +4560,10 @@
           <w:lang w:val="en-US"/>
         </w:rPr>
         <w:drawing>
-          <wp:inline distT="0" distB="0" distL="0" distR="0" wp14:anchorId="0D156E4B" wp14:editId="006CB1CA">
+          <wp:inline distT="0" distB="0" distL="0" distR="0" wp14:anchorId="783AA0A3" wp14:editId="64CBB4E2">
             <wp:extent cx="6189345" cy="1899285"/>
             <wp:effectExtent l="0" t="0" r="0" b="5715"/>
-            <wp:docPr id="1562323562" name="Picture 11"/>
+            <wp:docPr id="1485130847" name="Picture 12"/>
             <wp:cNvGraphicFramePr>
               <a:graphicFrameLocks xmlns:a="http://schemas.openxmlformats.org/drawingml/2006/main" noChangeAspect="1"/>
             </wp:cNvGraphicFramePr>
@@ -5574,7 +4571,7 @@
               <a:graphicData uri="http://schemas.openxmlformats.org/drawingml/2006/picture">
                 <pic:pic xmlns:pic="http://schemas.openxmlformats.org/drawingml/2006/picture">
                   <pic:nvPicPr>
-                    <pic:cNvPr id="1562323562" name="Picture 1562323562"/>
+                    <pic:cNvPr id="1485130847" name="Picture 1485130847"/>
                     <pic:cNvPicPr/>
                   </pic:nvPicPr>
                   <pic:blipFill>
@@ -5630,321 +4627,6 @@
           <w:noProof/>
           <w:lang w:val="en-US"/>
         </w:rPr>
-        <w:t>15</w:t>
-      </w:r>
-      <w:r>
-        <w:fldChar w:fldCharType="end"/>
-      </w:r>
-      <w:r>
-        <w:rPr>
-          <w:lang w:val="en-US"/>
-        </w:rPr>
-        <w:t xml:space="preserve">. </w:t>
-      </w:r>
-      <w:r>
-        <w:t>Measured small-signal frequency response of the LM358 inverting amplifier with unity gain (Av = -1, 0dB)</w:t>
-      </w:r>
-      <w:r>
-        <w:t xml:space="preserve"> </w:t>
-      </w:r>
-      <w:r>
-        <w:t>from 100Hz to 24.83MHz. The passband exhibits 0</w:t>
-      </w:r>
-      <w:r>
-        <w:t xml:space="preserve"> </w:t>
-      </w:r>
-      <w:r>
-        <w:t xml:space="preserve">dB gain up to 20kHz, with the -3dB </w:t>
-      </w:r>
-      <w:r>
-        <w:rPr>
-          <w:lang w:val="en-US"/>
-        </w:rPr>
-        <w:t>cutoff</w:t>
-      </w:r>
-      <w:r>
-        <w:t xml:space="preserve"> observed at </w:t>
-      </w:r>
-      <w:r>
-        <w:t>28.18</w:t>
-      </w:r>
-      <w:r>
-        <w:t>kHz. A localized gain dip to -4.5dB occurs at 40kHz followed by a rebound to -2dB at 70kHz and progressive roll-off</w:t>
-      </w:r>
-      <w:r>
-        <w:t xml:space="preserve">. </w:t>
-      </w:r>
-      <w:r>
-        <w:t xml:space="preserve">Phase starts at 180° (with </w:t>
-      </w:r>
-      <w:r>
-        <w:t>instrument artifacting</w:t>
-      </w:r>
-      <w:r>
-        <w:t xml:space="preserve"> at low frequencies) and trends toward 0°</w:t>
-      </w:r>
-      <w:r>
-        <w:rPr>
-          <w:lang w:val="en-US"/>
-        </w:rPr>
-        <w:t>.</w:t>
-      </w:r>
-    </w:p>
-    <w:p>
-      <w:pPr>
-        <w:rPr>
-          <w:lang w:val="en-US"/>
-        </w:rPr>
-      </w:pPr>
-    </w:p>
-    <w:p>
-      <w:pPr>
-        <w:keepNext/>
-      </w:pPr>
-      <w:r>
-        <w:rPr>
-          <w:noProof/>
-        </w:rPr>
-        <w:lastRenderedPageBreak/>
-        <w:drawing>
-          <wp:inline distT="0" distB="0" distL="0" distR="0" wp14:anchorId="2A9D4018" wp14:editId="6DB0A598">
-            <wp:extent cx="6189345" cy="1899285"/>
-            <wp:effectExtent l="0" t="0" r="0" b="5715"/>
-            <wp:docPr id="406557912" name="Picture 8"/>
-            <wp:cNvGraphicFramePr>
-              <a:graphicFrameLocks xmlns:a="http://schemas.openxmlformats.org/drawingml/2006/main" noChangeAspect="1"/>
-            </wp:cNvGraphicFramePr>
-            <a:graphic xmlns:a="http://schemas.openxmlformats.org/drawingml/2006/main">
-              <a:graphicData uri="http://schemas.openxmlformats.org/drawingml/2006/picture">
-                <pic:pic xmlns:pic="http://schemas.openxmlformats.org/drawingml/2006/picture">
-                  <pic:nvPicPr>
-                    <pic:cNvPr id="406557912" name="Picture 406557912"/>
-                    <pic:cNvPicPr/>
-                  </pic:nvPicPr>
-                  <pic:blipFill>
-                    <a:blip r:embed="rId28"/>
-                    <a:stretch>
-                      <a:fillRect/>
-                    </a:stretch>
-                  </pic:blipFill>
-                  <pic:spPr>
-                    <a:xfrm>
-                      <a:off x="0" y="0"/>
-                      <a:ext cx="6189345" cy="1899285"/>
-                    </a:xfrm>
-                    <a:prstGeom prst="rect">
-                      <a:avLst/>
-                    </a:prstGeom>
-                  </pic:spPr>
-                </pic:pic>
-              </a:graphicData>
-            </a:graphic>
-          </wp:inline>
-        </w:drawing>
-      </w:r>
-    </w:p>
-    <w:p>
-      <w:pPr>
-        <w:pStyle w:val="Caption"/>
-        <w:ind w:left="0" w:firstLine="0"/>
-        <w:rPr>
-          <w:lang w:val="en-US"/>
-        </w:rPr>
-      </w:pPr>
-      <w:r>
-        <w:rPr>
-          <w:lang w:val="en-US"/>
-        </w:rPr>
-        <w:t xml:space="preserve">Figure </w:t>
-      </w:r>
-      <w:r>
-        <w:fldChar w:fldCharType="begin"/>
-      </w:r>
-      <w:r>
-        <w:rPr>
-          <w:lang w:val="en-US"/>
-        </w:rPr>
-        <w:instrText xml:space="preserve"> SEQ Figure \* ARABIC </w:instrText>
-      </w:r>
-      <w:r>
-        <w:fldChar w:fldCharType="separate"/>
-      </w:r>
-      <w:r>
-        <w:rPr>
-          <w:noProof/>
-          <w:lang w:val="en-US"/>
-        </w:rPr>
-        <w:t>16</w:t>
-      </w:r>
-      <w:r>
-        <w:fldChar w:fldCharType="end"/>
-      </w:r>
-      <w:r>
-        <w:rPr>
-          <w:lang w:val="en-US"/>
-        </w:rPr>
-        <w:t xml:space="preserve">. </w:t>
-      </w:r>
-      <w:r>
-        <w:t>Simulated small-signal frequency response of the LM358 non-inverting amplifier with nominal gain Av = 101</w:t>
-      </w:r>
-      <w:r>
-        <w:t xml:space="preserve"> </w:t>
-      </w:r>
-      <w:r>
-        <w:t xml:space="preserve">(40.08dB) in LTSpice from 10Hz to 10MHz. The -3dB </w:t>
-      </w:r>
-      <w:r>
-        <w:t>cutoff</w:t>
-      </w:r>
-      <w:r>
-        <w:t xml:space="preserve"> frequency is located at</w:t>
-      </w:r>
-      <w:r>
-        <w:t xml:space="preserve"> 7.86kHz</w:t>
-      </w:r>
-      <w:r>
-        <w:t>, beyond which the magnitude rolls off at a classic -20dB/decade slope</w:t>
-      </w:r>
-      <w:r>
-        <w:t xml:space="preserve"> till an additional pole becomes active at about </w:t>
-      </w:r>
-      <w:r>
-        <w:t>1MH</w:t>
-      </w:r>
-      <w:r>
-        <w:t>z</w:t>
-      </w:r>
-      <w:r>
-        <w:t xml:space="preserve">. </w:t>
-      </w:r>
-      <w:r>
-        <w:rPr>
-          <w:lang w:val="en-US"/>
-        </w:rPr>
-        <w:t>Phase remains near 0° at low frequencies and</w:t>
-      </w:r>
-      <w:r>
-        <w:rPr>
-          <w:lang w:val="en-US"/>
-        </w:rPr>
-        <w:t xml:space="preserve"> starts </w:t>
-      </w:r>
-      <w:r>
-        <w:rPr>
-          <w:lang w:val="en-US"/>
-        </w:rPr>
-        <w:t>dropping</w:t>
-      </w:r>
-      <w:r>
-        <w:rPr>
-          <w:lang w:val="en-US"/>
-        </w:rPr>
-        <w:t xml:space="preserve"> </w:t>
-      </w:r>
-      <w:r>
-        <w:rPr>
-          <w:lang w:val="en-US"/>
-        </w:rPr>
-        <w:t>at</w:t>
-      </w:r>
-      <w:r>
-        <w:t xml:space="preserve"> 10kHz</w:t>
-      </w:r>
-      <w:r>
-        <w:t xml:space="preserve"> with a second drop before the second pole becomes active</w:t>
-      </w:r>
-      <w:r>
-        <w:rPr>
-          <w:lang w:val="en-US"/>
-        </w:rPr>
-        <w:t>.</w:t>
-      </w:r>
-    </w:p>
-    <w:p>
-      <w:pPr>
-        <w:rPr>
-          <w:lang w:val="en-US"/>
-        </w:rPr>
-      </w:pPr>
-    </w:p>
-    <w:p>
-      <w:pPr>
-        <w:keepNext/>
-      </w:pPr>
-      <w:r>
-        <w:rPr>
-          <w:noProof/>
-          <w:lang w:val="en-US"/>
-        </w:rPr>
-        <w:drawing>
-          <wp:inline distT="0" distB="0" distL="0" distR="0" wp14:anchorId="783AA0A3" wp14:editId="64CBB4E2">
-            <wp:extent cx="6189345" cy="1899285"/>
-            <wp:effectExtent l="0" t="0" r="0" b="5715"/>
-            <wp:docPr id="1485130847" name="Picture 12"/>
-            <wp:cNvGraphicFramePr>
-              <a:graphicFrameLocks xmlns:a="http://schemas.openxmlformats.org/drawingml/2006/main" noChangeAspect="1"/>
-            </wp:cNvGraphicFramePr>
-            <a:graphic xmlns:a="http://schemas.openxmlformats.org/drawingml/2006/main">
-              <a:graphicData uri="http://schemas.openxmlformats.org/drawingml/2006/picture">
-                <pic:pic xmlns:pic="http://schemas.openxmlformats.org/drawingml/2006/picture">
-                  <pic:nvPicPr>
-                    <pic:cNvPr id="1485130847" name="Picture 1485130847"/>
-                    <pic:cNvPicPr/>
-                  </pic:nvPicPr>
-                  <pic:blipFill>
-                    <a:blip r:embed="rId29"/>
-                    <a:stretch>
-                      <a:fillRect/>
-                    </a:stretch>
-                  </pic:blipFill>
-                  <pic:spPr>
-                    <a:xfrm>
-                      <a:off x="0" y="0"/>
-                      <a:ext cx="6189345" cy="1899285"/>
-                    </a:xfrm>
-                    <a:prstGeom prst="rect">
-                      <a:avLst/>
-                    </a:prstGeom>
-                  </pic:spPr>
-                </pic:pic>
-              </a:graphicData>
-            </a:graphic>
-          </wp:inline>
-        </w:drawing>
-      </w:r>
-    </w:p>
-    <w:p>
-      <w:pPr>
-        <w:pStyle w:val="Caption"/>
-        <w:ind w:left="0" w:firstLine="0"/>
-        <w:rPr>
-          <w:lang w:val="en-US"/>
-        </w:rPr>
-      </w:pPr>
-      <w:r>
-        <w:rPr>
-          <w:lang w:val="en-US"/>
-        </w:rPr>
-        <w:t xml:space="preserve">Figure </w:t>
-      </w:r>
-      <w:r>
-        <w:fldChar w:fldCharType="begin"/>
-      </w:r>
-      <w:r>
-        <w:rPr>
-          <w:lang w:val="en-US"/>
-        </w:rPr>
-        <w:instrText xml:space="preserve"> SEQ Figure \* ARABIC </w:instrText>
-      </w:r>
-      <w:r>
-        <w:fldChar w:fldCharType="separate"/>
-      </w:r>
-      <w:r>
-        <w:rPr>
-          <w:noProof/>
-          <w:lang w:val="en-US"/>
-        </w:rPr>
         <w:t>17</w:t>
       </w:r>
       <w:r>
@@ -6031,7 +4713,7 @@
                     <pic:cNvPicPr/>
                   </pic:nvPicPr>
                   <pic:blipFill>
-                    <a:blip r:embed="rId30"/>
+                    <a:blip r:embed="rId28"/>
                     <a:stretch>
                       <a:fillRect/>
                     </a:stretch>
@@ -6191,7 +4873,7 @@
                     <pic:cNvPicPr/>
                   </pic:nvPicPr>
                   <pic:blipFill>
-                    <a:blip r:embed="rId31"/>
+                    <a:blip r:embed="rId29"/>
                     <a:stretch>
                       <a:fillRect/>
                     </a:stretch>
@@ -6350,7 +5032,7 @@
     <w:p/>
     <w:tbl>
       <w:tblPr>
-        <w:tblW w:w="0" w:type="auto"/>
+        <w:tblW w:w="8818" w:type="dxa"/>
         <w:jc w:val="center"/>
         <w:tblBorders>
           <w:top w:val="outset" w:sz="6" w:space="0" w:color="auto"/>
@@ -6367,20 +5049,20 @@
         <w:tblLook w:val="04A0" w:firstRow="1" w:lastRow="0" w:firstColumn="1" w:lastColumn="0" w:noHBand="0" w:noVBand="1"/>
       </w:tblPr>
       <w:tblGrid>
-        <w:gridCol w:w="3697"/>
-        <w:gridCol w:w="1257"/>
-        <w:gridCol w:w="1275"/>
-        <w:gridCol w:w="1247"/>
-        <w:gridCol w:w="1447"/>
+        <w:gridCol w:w="3657"/>
+        <w:gridCol w:w="1241"/>
+        <w:gridCol w:w="1259"/>
+        <w:gridCol w:w="1231"/>
+        <w:gridCol w:w="1430"/>
       </w:tblGrid>
       <w:tr>
         <w:trPr>
-          <w:trHeight w:val="216"/>
+          <w:trHeight w:val="153"/>
           <w:jc w:val="center"/>
         </w:trPr>
         <w:tc>
           <w:tcPr>
-            <w:tcW w:w="3697" w:type="dxa"/>
+            <w:tcW w:w="3657" w:type="dxa"/>
             <w:tcBorders>
               <w:top w:val="single" w:sz="6" w:space="0" w:color="auto"/>
               <w:left w:val="single" w:sz="6" w:space="0" w:color="auto"/>
@@ -6402,7 +5084,7 @@
         </w:tc>
         <w:tc>
           <w:tcPr>
-            <w:tcW w:w="1257" w:type="dxa"/>
+            <w:tcW w:w="1241" w:type="dxa"/>
             <w:tcBorders>
               <w:top w:val="single" w:sz="6" w:space="0" w:color="auto"/>
               <w:left w:val="single" w:sz="6" w:space="0" w:color="auto"/>
@@ -6417,7 +5099,9 @@
               <w:spacing w:before="0" w:beforeAutospacing="0" w:after="0" w:afterAutospacing="0"/>
               <w:textAlignment w:val="baseline"/>
               <w:rPr>
+                <w:rStyle w:val="normaltextrun"/>
                 <w:rFonts w:ascii="Aptos" w:hAnsi="Aptos"/>
+                <w:lang w:val="en-US"/>
               </w:rPr>
             </w:pPr>
             <w:r>
@@ -6436,11 +5120,36 @@
               </w:rPr>
               <w:t>ulated</w:t>
             </w:r>
+            <w:r>
+              <w:rPr>
+                <w:rStyle w:val="normaltextrun"/>
+                <w:rFonts w:ascii="Aptos" w:hAnsi="Aptos"/>
+                <w:lang w:val="en-US"/>
+              </w:rPr>
+              <w:t xml:space="preserve"> </w:t>
+            </w:r>
+          </w:p>
+          <w:p>
+            <w:pPr>
+              <w:pStyle w:val="paragraph"/>
+              <w:spacing w:before="0" w:beforeAutospacing="0" w:after="0" w:afterAutospacing="0"/>
+              <w:textAlignment w:val="baseline"/>
+              <w:rPr>
+                <w:rFonts w:ascii="Aptos" w:hAnsi="Aptos"/>
+              </w:rPr>
+            </w:pPr>
+            <w:r>
+              <w:rPr>
+                <w:rStyle w:val="normaltextrun"/>
+                <w:rFonts w:ascii="Aptos" w:hAnsi="Aptos"/>
+              </w:rPr>
+              <w:t>-3dB cutoff</w:t>
+            </w:r>
           </w:p>
         </w:tc>
         <w:tc>
           <w:tcPr>
-            <w:tcW w:w="1275" w:type="dxa"/>
+            <w:tcW w:w="1259" w:type="dxa"/>
             <w:tcBorders>
               <w:top w:val="single" w:sz="6" w:space="0" w:color="auto"/>
               <w:left w:val="single" w:sz="6" w:space="0" w:color="auto"/>
@@ -6465,6 +5174,26 @@
                 <w:rFonts w:ascii="Aptos" w:hAnsi="Aptos"/>
                 <w:lang w:val="en-US"/>
               </w:rPr>
+              <w:t>Simulated</w:t>
+            </w:r>
+          </w:p>
+          <w:p>
+            <w:pPr>
+              <w:pStyle w:val="paragraph"/>
+              <w:spacing w:before="0" w:beforeAutospacing="0" w:after="0" w:afterAutospacing="0"/>
+              <w:textAlignment w:val="baseline"/>
+              <w:rPr>
+                <w:rStyle w:val="normaltextrun"/>
+                <w:rFonts w:ascii="Aptos" w:hAnsi="Aptos"/>
+                <w:lang w:val="en-US"/>
+              </w:rPr>
+            </w:pPr>
+            <w:r>
+              <w:rPr>
+                <w:rStyle w:val="normaltextrun"/>
+                <w:rFonts w:ascii="Aptos" w:hAnsi="Aptos"/>
+                <w:lang w:val="en-US"/>
+              </w:rPr>
               <w:t>G</w:t>
             </w:r>
             <w:r>
@@ -6472,13 +5201,13 @@
                 <w:rStyle w:val="normaltextrun"/>
                 <w:rFonts w:ascii="Aptos" w:hAnsi="Aptos"/>
               </w:rPr>
-              <w:t>BW (sim)</w:t>
+              <w:t xml:space="preserve">BW </w:t>
             </w:r>
           </w:p>
         </w:tc>
         <w:tc>
           <w:tcPr>
-            <w:tcW w:w="1247" w:type="dxa"/>
+            <w:tcW w:w="1231" w:type="dxa"/>
             <w:tcBorders>
               <w:top w:val="single" w:sz="6" w:space="0" w:color="auto"/>
               <w:left w:val="single" w:sz="6" w:space="0" w:color="auto"/>
@@ -6493,7 +5222,9 @@
               <w:spacing w:before="0" w:beforeAutospacing="0" w:after="0" w:afterAutospacing="0"/>
               <w:textAlignment w:val="baseline"/>
               <w:rPr>
+                <w:rStyle w:val="normaltextrun"/>
                 <w:rFonts w:ascii="Aptos" w:hAnsi="Aptos"/>
+                <w:lang w:val="en-US"/>
               </w:rPr>
             </w:pPr>
             <w:r>
@@ -6505,10 +5236,27 @@
               <w:t>Measured</w:t>
             </w:r>
           </w:p>
+          <w:p>
+            <w:pPr>
+              <w:pStyle w:val="paragraph"/>
+              <w:spacing w:before="0" w:beforeAutospacing="0" w:after="0" w:afterAutospacing="0"/>
+              <w:textAlignment w:val="baseline"/>
+              <w:rPr>
+                <w:rFonts w:ascii="Aptos" w:hAnsi="Aptos"/>
+              </w:rPr>
+            </w:pPr>
+            <w:r>
+              <w:rPr>
+                <w:rStyle w:val="normaltextrun"/>
+                <w:rFonts w:ascii="Aptos" w:hAnsi="Aptos"/>
+              </w:rPr>
+              <w:t>-3dB cutoff</w:t>
+            </w:r>
+          </w:p>
         </w:tc>
         <w:tc>
           <w:tcPr>
-            <w:tcW w:w="1447" w:type="dxa"/>
+            <w:tcW w:w="1430" w:type="dxa"/>
             <w:tcBorders>
               <w:top w:val="single" w:sz="6" w:space="0" w:color="auto"/>
               <w:left w:val="single" w:sz="6" w:space="0" w:color="auto"/>
@@ -6533,6 +5281,26 @@
                 <w:rFonts w:ascii="Aptos" w:hAnsi="Aptos"/>
                 <w:lang w:val="en-US"/>
               </w:rPr>
+              <w:t>Measured</w:t>
+            </w:r>
+          </w:p>
+          <w:p>
+            <w:pPr>
+              <w:pStyle w:val="paragraph"/>
+              <w:spacing w:before="0" w:beforeAutospacing="0" w:after="0" w:afterAutospacing="0"/>
+              <w:textAlignment w:val="baseline"/>
+              <w:rPr>
+                <w:rStyle w:val="normaltextrun"/>
+                <w:rFonts w:ascii="Aptos" w:hAnsi="Aptos"/>
+                <w:lang w:val="en-US"/>
+              </w:rPr>
+            </w:pPr>
+            <w:r>
+              <w:rPr>
+                <w:rStyle w:val="normaltextrun"/>
+                <w:rFonts w:ascii="Aptos" w:hAnsi="Aptos"/>
+                <w:lang w:val="en-US"/>
+              </w:rPr>
               <w:t>G</w:t>
             </w:r>
             <w:r>
@@ -6540,19 +5308,19 @@
                 <w:rStyle w:val="normaltextrun"/>
                 <w:rFonts w:ascii="Aptos" w:hAnsi="Aptos"/>
               </w:rPr>
-              <w:t>BW (meas)</w:t>
+              <w:t xml:space="preserve">BW </w:t>
             </w:r>
           </w:p>
         </w:tc>
       </w:tr>
       <w:tr>
         <w:trPr>
-          <w:trHeight w:val="359"/>
+          <w:trHeight w:val="256"/>
           <w:jc w:val="center"/>
         </w:trPr>
         <w:tc>
           <w:tcPr>
-            <w:tcW w:w="3697" w:type="dxa"/>
+            <w:tcW w:w="3657" w:type="dxa"/>
             <w:tcBorders>
               <w:top w:val="single" w:sz="6" w:space="0" w:color="auto"/>
               <w:left w:val="single" w:sz="6" w:space="0" w:color="auto"/>
@@ -6580,7 +5348,7 @@
         </w:tc>
         <w:tc>
           <w:tcPr>
-            <w:tcW w:w="1257" w:type="dxa"/>
+            <w:tcW w:w="1241" w:type="dxa"/>
             <w:tcBorders>
               <w:top w:val="single" w:sz="6" w:space="0" w:color="auto"/>
               <w:left w:val="single" w:sz="6" w:space="0" w:color="auto"/>
@@ -6621,7 +5389,7 @@
         </w:tc>
         <w:tc>
           <w:tcPr>
-            <w:tcW w:w="1275" w:type="dxa"/>
+            <w:tcW w:w="1259" w:type="dxa"/>
             <w:tcBorders>
               <w:top w:val="single" w:sz="6" w:space="0" w:color="auto"/>
               <w:left w:val="single" w:sz="6" w:space="0" w:color="auto"/>
@@ -6651,7 +5419,7 @@
         </w:tc>
         <w:tc>
           <w:tcPr>
-            <w:tcW w:w="1247" w:type="dxa"/>
+            <w:tcW w:w="1231" w:type="dxa"/>
             <w:tcBorders>
               <w:top w:val="single" w:sz="6" w:space="0" w:color="auto"/>
               <w:left w:val="single" w:sz="6" w:space="0" w:color="auto"/>
@@ -6681,7 +5449,7 @@
         </w:tc>
         <w:tc>
           <w:tcPr>
-            <w:tcW w:w="1447" w:type="dxa"/>
+            <w:tcW w:w="1430" w:type="dxa"/>
             <w:tcBorders>
               <w:top w:val="single" w:sz="6" w:space="0" w:color="auto"/>
               <w:left w:val="single" w:sz="6" w:space="0" w:color="auto"/>
@@ -6713,12 +5481,12 @@
       </w:tr>
       <w:tr>
         <w:trPr>
-          <w:trHeight w:val="359"/>
+          <w:trHeight w:val="256"/>
           <w:jc w:val="center"/>
         </w:trPr>
         <w:tc>
           <w:tcPr>
-            <w:tcW w:w="3697" w:type="dxa"/>
+            <w:tcW w:w="3657" w:type="dxa"/>
             <w:tcBorders>
               <w:top w:val="single" w:sz="6" w:space="0" w:color="auto"/>
               <w:left w:val="single" w:sz="6" w:space="0" w:color="auto"/>
@@ -6752,7 +5520,7 @@
         </w:tc>
         <w:tc>
           <w:tcPr>
-            <w:tcW w:w="1257" w:type="dxa"/>
+            <w:tcW w:w="1241" w:type="dxa"/>
             <w:tcBorders>
               <w:top w:val="single" w:sz="6" w:space="0" w:color="auto"/>
               <w:left w:val="single" w:sz="6" w:space="0" w:color="auto"/>
@@ -6782,7 +5550,7 @@
         </w:tc>
         <w:tc>
           <w:tcPr>
-            <w:tcW w:w="1275" w:type="dxa"/>
+            <w:tcW w:w="1259" w:type="dxa"/>
             <w:tcBorders>
               <w:top w:val="single" w:sz="6" w:space="0" w:color="auto"/>
               <w:left w:val="single" w:sz="6" w:space="0" w:color="auto"/>
@@ -6813,7 +5581,7 @@
         </w:tc>
         <w:tc>
           <w:tcPr>
-            <w:tcW w:w="1247" w:type="dxa"/>
+            <w:tcW w:w="1231" w:type="dxa"/>
             <w:tcBorders>
               <w:top w:val="single" w:sz="6" w:space="0" w:color="auto"/>
               <w:left w:val="single" w:sz="6" w:space="0" w:color="auto"/>
@@ -6843,7 +5611,7 @@
         </w:tc>
         <w:tc>
           <w:tcPr>
-            <w:tcW w:w="1447" w:type="dxa"/>
+            <w:tcW w:w="1430" w:type="dxa"/>
             <w:tcBorders>
               <w:top w:val="single" w:sz="6" w:space="0" w:color="auto"/>
               <w:left w:val="single" w:sz="6" w:space="0" w:color="auto"/>
@@ -6875,12 +5643,12 @@
       </w:tr>
       <w:tr>
         <w:trPr>
-          <w:trHeight w:val="123"/>
+          <w:trHeight w:val="85"/>
           <w:jc w:val="center"/>
         </w:trPr>
         <w:tc>
           <w:tcPr>
-            <w:tcW w:w="3697" w:type="dxa"/>
+            <w:tcW w:w="3657" w:type="dxa"/>
             <w:tcBorders>
               <w:top w:val="single" w:sz="6" w:space="0" w:color="auto"/>
               <w:left w:val="single" w:sz="6" w:space="0" w:color="auto"/>
@@ -6950,7 +5718,7 @@
         </w:tc>
         <w:tc>
           <w:tcPr>
-            <w:tcW w:w="1257" w:type="dxa"/>
+            <w:tcW w:w="1241" w:type="dxa"/>
             <w:tcBorders>
               <w:top w:val="single" w:sz="6" w:space="0" w:color="auto"/>
               <w:left w:val="single" w:sz="6" w:space="0" w:color="auto"/>
@@ -6980,7 +5748,7 @@
         </w:tc>
         <w:tc>
           <w:tcPr>
-            <w:tcW w:w="1275" w:type="dxa"/>
+            <w:tcW w:w="1259" w:type="dxa"/>
             <w:tcBorders>
               <w:top w:val="single" w:sz="6" w:space="0" w:color="auto"/>
               <w:left w:val="single" w:sz="6" w:space="0" w:color="auto"/>
@@ -7011,7 +5779,7 @@
         </w:tc>
         <w:tc>
           <w:tcPr>
-            <w:tcW w:w="1247" w:type="dxa"/>
+            <w:tcW w:w="1231" w:type="dxa"/>
             <w:tcBorders>
               <w:top w:val="single" w:sz="6" w:space="0" w:color="auto"/>
               <w:left w:val="single" w:sz="6" w:space="0" w:color="auto"/>
@@ -7041,7 +5809,7 @@
         </w:tc>
         <w:tc>
           <w:tcPr>
-            <w:tcW w:w="1447" w:type="dxa"/>
+            <w:tcW w:w="1430" w:type="dxa"/>
             <w:tcBorders>
               <w:top w:val="single" w:sz="6" w:space="0" w:color="auto"/>
               <w:left w:val="single" w:sz="6" w:space="0" w:color="auto"/>
@@ -7073,12 +5841,12 @@
       </w:tr>
       <w:tr>
         <w:trPr>
-          <w:trHeight w:val="359"/>
+          <w:trHeight w:val="256"/>
           <w:jc w:val="center"/>
         </w:trPr>
         <w:tc>
           <w:tcPr>
-            <w:tcW w:w="3697" w:type="dxa"/>
+            <w:tcW w:w="3657" w:type="dxa"/>
             <w:tcBorders>
               <w:top w:val="single" w:sz="6" w:space="0" w:color="auto"/>
               <w:left w:val="single" w:sz="6" w:space="0" w:color="auto"/>
@@ -7130,7 +5898,7 @@
         </w:tc>
         <w:tc>
           <w:tcPr>
-            <w:tcW w:w="1257" w:type="dxa"/>
+            <w:tcW w:w="1241" w:type="dxa"/>
             <w:tcBorders>
               <w:top w:val="single" w:sz="6" w:space="0" w:color="auto"/>
               <w:left w:val="single" w:sz="6" w:space="0" w:color="auto"/>
@@ -7160,7 +5928,7 @@
         </w:tc>
         <w:tc>
           <w:tcPr>
-            <w:tcW w:w="1275" w:type="dxa"/>
+            <w:tcW w:w="1259" w:type="dxa"/>
             <w:tcBorders>
               <w:top w:val="single" w:sz="6" w:space="0" w:color="auto"/>
               <w:left w:val="single" w:sz="6" w:space="0" w:color="auto"/>
@@ -7198,7 +5966,7 @@
         </w:tc>
         <w:tc>
           <w:tcPr>
-            <w:tcW w:w="1247" w:type="dxa"/>
+            <w:tcW w:w="1231" w:type="dxa"/>
             <w:tcBorders>
               <w:top w:val="single" w:sz="6" w:space="0" w:color="auto"/>
               <w:left w:val="single" w:sz="6" w:space="0" w:color="auto"/>
@@ -7228,7 +5996,7 @@
         </w:tc>
         <w:tc>
           <w:tcPr>
-            <w:tcW w:w="1447" w:type="dxa"/>
+            <w:tcW w:w="1430" w:type="dxa"/>
             <w:tcBorders>
               <w:top w:val="single" w:sz="6" w:space="0" w:color="auto"/>
               <w:left w:val="single" w:sz="6" w:space="0" w:color="auto"/>
@@ -7296,6 +6064,9 @@
         <w:t>have about the same GBW.</w:t>
       </w:r>
     </w:p>
+    <w:p/>
+    <w:p/>
+    <w:p/>
     <w:p>
       <w:pPr>
         <w:pStyle w:val="Heading2"/>
@@ -7307,6 +6078,7 @@
         <w:rPr>
           <w:lang w:val="en-US"/>
         </w:rPr>
+        <w:lastRenderedPageBreak/>
         <w:t>Input Impedance</w:t>
       </w:r>
     </w:p>
@@ -7392,7 +6164,13 @@
         <w:t>s</w:t>
       </w:r>
       <w:r>
-        <w:t xml:space="preserve"> illustrated in Figures 16 and 17 is equivalent to the summing point impedance or the input resistance (</w:t>
+        <w:t xml:space="preserve"> illustrated in Figures 16 and 17 </w:t>
+      </w:r>
+      <w:r>
+        <w:t>are</w:t>
+      </w:r>
+      <w:r>
+        <w:t xml:space="preserve"> equivalent to the summing point impedance or the input resistance (</w:t>
       </w:r>
       <w:r>
         <w:t>R</w:t>
@@ -7457,7 +6235,7 @@
                     <pic:cNvPicPr/>
                   </pic:nvPicPr>
                   <pic:blipFill>
-                    <a:blip r:embed="rId32"/>
+                    <a:blip r:embed="rId30"/>
                     <a:stretch>
                       <a:fillRect/>
                     </a:stretch>
@@ -7645,7 +6423,7 @@
                     <pic:cNvPicPr/>
                   </pic:nvPicPr>
                   <pic:blipFill>
-                    <a:blip r:embed="rId33"/>
+                    <a:blip r:embed="rId31"/>
                     <a:stretch>
                       <a:fillRect/>
                     </a:stretch>
@@ -7824,13 +6602,37 @@
         <w:t xml:space="preserve"> </w:t>
       </w:r>
       <w:r>
-        <w:t>The loop gain, βA₀, can be seen as the gap between two curves on a logarithmic scale</w:t>
+        <w:t>The loop gain</w:t>
+      </w:r>
+      <w:r>
+        <w:t xml:space="preserve"> </w:t>
+      </w:r>
+      <w:r>
+        <w:t>can be seen as the gap between two curves on a logarithmic scale</w:t>
       </w:r>
       <w:r>
         <w:t xml:space="preserve">, </w:t>
       </w:r>
       <w:r>
-        <w:t>the open-loop gain A₀ and the closed-loop gain, which is approximately 1/β</w:t>
+        <w:t>the open-loop gain A</w:t>
+      </w:r>
+      <w:r>
+        <w:rPr>
+          <w:vertAlign w:val="subscript"/>
+        </w:rPr>
+        <w:t>OL</w:t>
+      </w:r>
+      <w:r>
+        <w:t xml:space="preserve"> and the closed-loop gain, which is approximately 1/β</w:t>
+      </w:r>
+      <w:r>
+        <w:t xml:space="preserve">, where </w:t>
+      </w:r>
+      <w:r>
+        <w:t>β</w:t>
+      </w:r>
+      <w:r>
+        <w:t xml:space="preserve"> is the feedback factor</w:t>
       </w:r>
       <w:r>
         <w:t>:</w:t>
@@ -7870,6 +6672,9 @@
                 </m:fName>
                 <m:e>
                   <m:r>
+                    <m:rPr>
+                      <m:nor/>
+                    </m:rPr>
                     <w:rPr>
                       <w:rFonts w:ascii="Cambria Math" w:hAnsi="Cambria Math"/>
                     </w:rPr>
@@ -7880,10 +6685,13 @@
             </m:e>
             <m:sub>
               <m:r>
+                <m:rPr>
+                  <m:nor/>
+                </m:rPr>
                 <w:rPr>
                   <w:rFonts w:ascii="Cambria Math" w:hAnsi="Cambria Math"/>
                 </w:rPr>
-                <m:t>0</m:t>
+                <m:t>OL</m:t>
               </m:r>
             </m:sub>
           </m:sSub>
@@ -7985,6 +6793,9 @@
                     </m:sSubPr>
                     <m:e>
                       <m:r>
+                        <m:rPr>
+                          <m:nor/>
+                        </m:rPr>
                         <w:rPr>
                           <w:rFonts w:ascii="Cambria Math" w:hAnsi="Cambria Math"/>
                         </w:rPr>
@@ -7993,10 +6804,13 @@
                     </m:e>
                     <m:sub>
                       <m:r>
+                        <m:rPr>
+                          <m:nor/>
+                        </m:rPr>
                         <w:rPr>
                           <w:rFonts w:ascii="Cambria Math" w:hAnsi="Cambria Math"/>
                         </w:rPr>
-                        <m:t>0</m:t>
+                        <m:t>OL</m:t>
                       </m:r>
                     </m:sub>
                   </m:sSub>
@@ -8086,6 +6900,9 @@
             </m:sSubPr>
             <m:e>
               <m:r>
+                <m:rPr>
+                  <m:nor/>
+                </m:rPr>
                 <w:rPr>
                   <w:rFonts w:ascii="Cambria Math" w:hAnsi="Cambria Math"/>
                 </w:rPr>
@@ -8094,10 +6911,13 @@
             </m:e>
             <m:sub>
               <m:r>
+                <m:rPr>
+                  <m:nor/>
+                </m:rPr>
                 <w:rPr>
                   <w:rFonts w:ascii="Cambria Math" w:hAnsi="Cambria Math"/>
                 </w:rPr>
-                <m:t>0</m:t>
+                <m:t>OL</m:t>
               </m:r>
             </m:sub>
           </m:sSub>
@@ -8107,8 +6927,19 @@
     <w:p/>
     <w:p>
       <w:r>
-        <w:lastRenderedPageBreak/>
-        <w:t>The product A₀β is the gain a signal experiences as it passes through the amplifier and around the feedback loop, so βA₀ is the loop gain and represents the excess gain available in the circuit. It is often assumed that the open-loop gain itself must be high for an op-amp circuit to be accurate. What actually matters is that the loop gain is high, meaning that the open-loop gain must be large compared with the closed-loop gain</w:t>
+        <w:t xml:space="preserve">The product </w:t>
+      </w:r>
+      <w:r>
+        <w:t>A</w:t>
+      </w:r>
+      <w:r>
+        <w:rPr>
+          <w:vertAlign w:val="subscript"/>
+        </w:rPr>
+        <w:t>OL</w:t>
+      </w:r>
+      <w:r>
+        <w:t>β is the gain a signal experiences as it passes through the amplifier and around the feedback loop, so βA₀ is the loop gain and represents the excess gain available in the circuit. It is often assumed that the open-loop gain itself must be high for an op-amp circuit to be accurate. What actually matters is that the loop gain is high, meaning that the open-loop gain must be large compared with the closed-loop gain</w:t>
       </w:r>
       <w:r>
         <w:t xml:space="preserve"> (</w:t>
@@ -8148,7 +6979,7 @@
                     <pic:cNvPicPr/>
                   </pic:nvPicPr>
                   <pic:blipFill>
-                    <a:blip r:embed="rId34"/>
+                    <a:blip r:embed="rId32"/>
                     <a:stretch>
                       <a:fillRect/>
                     </a:stretch>
@@ -8321,7 +7152,7 @@
                     <pic:cNvPicPr/>
                   </pic:nvPicPr>
                   <pic:blipFill>
-                    <a:blip r:embed="rId35"/>
+                    <a:blip r:embed="rId33"/>
                     <a:stretch>
                       <a:fillRect/>
                     </a:stretch>
@@ -8476,19 +7307,9 @@
       <w:pPr>
         <w:pStyle w:val="Heading2"/>
       </w:pPr>
-      <w:proofErr w:type="spellStart"/>
-      <w:r>
-        <w:t>Step</w:t>
-      </w:r>
-      <w:proofErr w:type="spellEnd"/>
-      <w:r>
-        <w:t xml:space="preserve"> </w:t>
-      </w:r>
-      <w:proofErr w:type="spellStart"/>
-      <w:r>
-        <w:t>response</w:t>
-      </w:r>
-      <w:proofErr w:type="spellEnd"/>
+      <w:r>
+        <w:t>Step response</w:t>
+      </w:r>
     </w:p>
     <w:p>
       <w:pPr>
@@ -8507,7 +7328,19 @@
         <w:rPr>
           <w:lang w:eastAsia="fi-FI"/>
         </w:rPr>
-        <w:t>The step response of the LM358 shows a perfectly damped response. The op amp responds by ramping toward the final value, gently slowing down as the feedback signal detects closure on the proper output voltage. In case of the simulated results, it overshoots by a very small margin, as seen in Figure 20.</w:t>
+        <w:t>The step response of the LM358 shows a perfectly damped response. The op amp responds by ramping toward the final value, gently slowing down as the feedback signal detects closure on the proper output voltage. In case of the simulated results, it overshoots by a very small margin, as seen in Figure 2</w:t>
+      </w:r>
+      <w:r>
+        <w:rPr>
+          <w:lang w:eastAsia="fi-FI"/>
+        </w:rPr>
+        <w:t>4</w:t>
+      </w:r>
+      <w:r>
+        <w:rPr>
+          <w:lang w:eastAsia="fi-FI"/>
+        </w:rPr>
+        <w:t>.</w:t>
       </w:r>
     </w:p>
     <w:p>
@@ -8544,7 +7377,7 @@
                     <pic:cNvPicPr/>
                   </pic:nvPicPr>
                   <pic:blipFill>
-                    <a:blip r:embed="rId36"/>
+                    <a:blip r:embed="rId34"/>
                     <a:stretch>
                       <a:fillRect/>
                     </a:stretch>
@@ -8653,10 +7486,19 @@
       <m:oMathPara>
         <m:oMath>
           <m:r>
+            <m:rPr>
+              <m:nor/>
+            </m:rPr>
             <w:rPr>
               <w:rFonts w:ascii="Cambria Math" w:hAnsi="Cambria Math"/>
             </w:rPr>
-            <m:t>SR=</m:t>
+            <m:t>SR</m:t>
+          </m:r>
+          <m:r>
+            <w:rPr>
+              <w:rFonts w:ascii="Cambria Math" w:hAnsi="Cambria Math"/>
+            </w:rPr>
+            <m:t>=</m:t>
           </m:r>
           <m:f>
             <m:fPr>
@@ -8671,7 +7513,16 @@
                 <w:rPr>
                   <w:rFonts w:ascii="Cambria Math" w:hAnsi="Cambria Math"/>
                 </w:rPr>
-                <m:t>ΔV</m:t>
+                <m:t>Δ</m:t>
+              </m:r>
+              <m:r>
+                <m:rPr>
+                  <m:nor/>
+                </m:rPr>
+                <w:rPr>
+                  <w:rFonts w:ascii="Cambria Math" w:hAnsi="Cambria Math"/>
+                </w:rPr>
+                <m:t>V</m:t>
               </m:r>
             </m:num>
             <m:den>
@@ -8679,7 +7530,16 @@
                 <w:rPr>
                   <w:rFonts w:ascii="Cambria Math" w:hAnsi="Cambria Math"/>
                 </w:rPr>
-                <m:t>Δt</m:t>
+                <m:t>Δ</m:t>
+              </m:r>
+              <m:r>
+                <m:rPr>
+                  <m:nor/>
+                </m:rPr>
+                <w:rPr>
+                  <w:rFonts w:ascii="Cambria Math" w:hAnsi="Cambria Math"/>
+                </w:rPr>
+                <m:t>t</m:t>
               </m:r>
             </m:den>
           </m:f>
@@ -8699,6 +7559,9 @@
             </m:fPr>
             <m:num>
               <m:r>
+                <m:rPr>
+                  <m:nor/>
+                </m:rPr>
                 <w:rPr>
                   <w:rFonts w:ascii="Cambria Math" w:hAnsi="Cambria Math"/>
                 </w:rPr>
@@ -8710,7 +7573,16 @@
                 <w:rPr>
                   <w:rFonts w:ascii="Cambria Math" w:hAnsi="Cambria Math"/>
                 </w:rPr>
-                <m:t>μs</m:t>
+                <m:t>μ</m:t>
+              </m:r>
+              <m:r>
+                <m:rPr>
+                  <m:nor/>
+                </m:rPr>
+                <w:rPr>
+                  <w:rFonts w:ascii="Cambria Math" w:hAnsi="Cambria Math"/>
+                </w:rPr>
+                <m:t>s</m:t>
               </m:r>
             </m:den>
           </m:f>
@@ -8760,7 +7632,7 @@
                     <pic:cNvPicPr/>
                   </pic:nvPicPr>
                   <pic:blipFill>
-                    <a:blip r:embed="rId37"/>
+                    <a:blip r:embed="rId35"/>
                     <a:stretch>
                       <a:fillRect/>
                     </a:stretch>
@@ -8843,7 +7715,7 @@
         <w:rPr>
           <w:szCs w:val="20"/>
         </w:rPr>
-        <w:t xml:space="preserve"> −5 V to +5 V input step. </w:t>
+        <w:t xml:space="preserve"> −5V to +5V input step. </w:t>
       </w:r>
       <w:r>
         <w:rPr>
@@ -8855,7 +7727,7 @@
         <w:rPr>
           <w:szCs w:val="20"/>
         </w:rPr>
-        <w:t xml:space="preserve"> 0.276 V/µs.</w:t>
+        <w:t xml:space="preserve"> 0.276V/µs.</w:t>
       </w:r>
     </w:p>
     <w:p>
@@ -8885,11 +7757,20 @@
       </w:pPr>
       <m:oMathPara>
         <m:oMath>
+          <m:r>
+            <m:rPr>
+              <m:nor/>
+            </m:rPr>
+            <w:rPr>
+              <w:rFonts w:ascii="Cambria Math" w:hAnsi="Cambria Math"/>
+            </w:rPr>
+            <m:t>SR</m:t>
+          </m:r>
           <m:r>
             <w:rPr>
               <w:rFonts w:ascii="Cambria Math" w:hAnsi="Cambria Math"/>
             </w:rPr>
-            <m:t>SR=</m:t>
+            <m:t>=</m:t>
           </m:r>
           <m:f>
             <m:fPr>
@@ -8904,7 +7785,16 @@
                 <w:rPr>
                   <w:rFonts w:ascii="Cambria Math" w:hAnsi="Cambria Math"/>
                 </w:rPr>
-                <m:t>ΔV</m:t>
+                <m:t>Δ</m:t>
+              </m:r>
+              <m:r>
+                <m:rPr>
+                  <m:nor/>
+                </m:rPr>
+                <w:rPr>
+                  <w:rFonts w:ascii="Cambria Math" w:hAnsi="Cambria Math"/>
+                </w:rPr>
+                <m:t>V</m:t>
               </m:r>
             </m:num>
             <m:den>
@@ -8912,7 +7802,16 @@
                 <w:rPr>
                   <w:rFonts w:ascii="Cambria Math" w:hAnsi="Cambria Math"/>
                 </w:rPr>
-                <m:t>Δt</m:t>
+                <m:t>Δ</m:t>
+              </m:r>
+              <m:r>
+                <m:rPr>
+                  <m:nor/>
+                </m:rPr>
+                <w:rPr>
+                  <w:rFonts w:ascii="Cambria Math" w:hAnsi="Cambria Math"/>
+                </w:rPr>
+                <m:t>t</m:t>
               </m:r>
             </m:den>
           </m:f>
@@ -8935,7 +7834,16 @@
                 <w:rPr>
                   <w:rFonts w:ascii="Cambria Math" w:hAnsi="Cambria Math"/>
                 </w:rPr>
-                <m:t>9.906V</m:t>
+                <m:t>9.906 </m:t>
+              </m:r>
+              <m:r>
+                <m:rPr>
+                  <m:nor/>
+                </m:rPr>
+                <w:rPr>
+                  <w:rFonts w:ascii="Cambria Math" w:hAnsi="Cambria Math"/>
+                </w:rPr>
+                <m:t>V</m:t>
               </m:r>
             </m:num>
             <m:den>
@@ -8943,7 +7851,16 @@
                 <w:rPr>
                   <w:rFonts w:ascii="Cambria Math" w:hAnsi="Cambria Math"/>
                 </w:rPr>
-                <m:t>35.9008μs</m:t>
+                <m:t>35.9008 μ</m:t>
+              </m:r>
+              <m:r>
+                <m:rPr>
+                  <m:nor/>
+                </m:rPr>
+                <w:rPr>
+                  <w:rFonts w:ascii="Cambria Math" w:hAnsi="Cambria Math"/>
+                </w:rPr>
+                <m:t>s</m:t>
               </m:r>
             </m:den>
           </m:f>
@@ -8951,7 +7868,7 @@
             <w:rPr>
               <w:rFonts w:ascii="Cambria Math" w:hAnsi="Cambria Math"/>
             </w:rPr>
-            <m:t>=0.276</m:t>
+            <m:t>≈0.276</m:t>
           </m:r>
           <m:f>
             <m:fPr>
@@ -8963,6 +7880,9 @@
             </m:fPr>
             <m:num>
               <m:r>
+                <m:rPr>
+                  <m:nor/>
+                </m:rPr>
                 <w:rPr>
                   <w:rFonts w:ascii="Cambria Math" w:hAnsi="Cambria Math"/>
                 </w:rPr>
@@ -8974,7 +7894,16 @@
                 <w:rPr>
                   <w:rFonts w:ascii="Cambria Math" w:hAnsi="Cambria Math"/>
                 </w:rPr>
-                <m:t>μs</m:t>
+                <m:t>μ</m:t>
+              </m:r>
+              <m:r>
+                <m:rPr>
+                  <m:nor/>
+                </m:rPr>
+                <w:rPr>
+                  <w:rFonts w:ascii="Cambria Math" w:hAnsi="Cambria Math"/>
+                </w:rPr>
+                <m:t>s</m:t>
               </m:r>
             </m:den>
           </m:f>
@@ -9033,7 +7962,7 @@
                     <pic:cNvPicPr/>
                   </pic:nvPicPr>
                   <pic:blipFill>
-                    <a:blip r:embed="rId38"/>
+                    <a:blip r:embed="rId36"/>
                     <a:stretch>
                       <a:fillRect/>
                     </a:stretch>
@@ -9802,7 +8731,10 @@
     </w:p>
     <w:p>
       <w:pPr>
-        <w:pStyle w:val="Caption"/>
+        <w:jc w:val="center"/>
+        <w:rPr>
+          <w:lang w:eastAsia="fi-FI"/>
+        </w:rPr>
       </w:pPr>
       <w:r>
         <w:rPr>
@@ -9810,10 +8742,10 @@
           <w:lang w:eastAsia="fi-FI"/>
         </w:rPr>
         <w:drawing>
-          <wp:inline distT="0" distB="0" distL="0" distR="0" wp14:anchorId="3AC12515" wp14:editId="69554FE5">
-            <wp:extent cx="6189345" cy="2679065"/>
-            <wp:effectExtent l="0" t="0" r="0" b="635"/>
-            <wp:docPr id="347213971" name="Picture 19"/>
+          <wp:inline distT="0" distB="0" distL="0" distR="0" wp14:anchorId="003525DA" wp14:editId="2A99614B">
+            <wp:extent cx="5937662" cy="2570124"/>
+            <wp:effectExtent l="0" t="0" r="0" b="0"/>
+            <wp:docPr id="1177747" name="Picture 27"/>
             <wp:cNvGraphicFramePr>
               <a:graphicFrameLocks xmlns:a="http://schemas.openxmlformats.org/drawingml/2006/main" noChangeAspect="1"/>
             </wp:cNvGraphicFramePr>
@@ -9821,11 +8753,11 @@
               <a:graphicData uri="http://schemas.openxmlformats.org/drawingml/2006/picture">
                 <pic:pic xmlns:pic="http://schemas.openxmlformats.org/drawingml/2006/picture">
                   <pic:nvPicPr>
-                    <pic:cNvPr id="347213971" name="Picture 347213971"/>
+                    <pic:cNvPr id="1177747" name="Picture 1177747"/>
                     <pic:cNvPicPr/>
                   </pic:nvPicPr>
                   <pic:blipFill>
-                    <a:blip r:embed="rId39"/>
+                    <a:blip r:embed="rId37"/>
                     <a:stretch>
                       <a:fillRect/>
                     </a:stretch>
@@ -9833,7 +8765,7 @@
                   <pic:spPr>
                     <a:xfrm>
                       <a:off x="0" y="0"/>
-                      <a:ext cx="6189345" cy="2679065"/>
+                      <a:ext cx="5943316" cy="2572571"/>
                     </a:xfrm>
                     <a:prstGeom prst="rect">
                       <a:avLst/>
@@ -9845,30 +8777,6 @@
           </wp:inline>
         </w:drawing>
       </w:r>
-      <w:r>
-        <w:t xml:space="preserve">Table </w:t>
-      </w:r>
-      <w:r>
-        <w:fldChar w:fldCharType="begin"/>
-      </w:r>
-      <w:r>
-        <w:instrText xml:space="preserve"> SEQ Table \* ARABIC </w:instrText>
-      </w:r>
-      <w:r>
-        <w:fldChar w:fldCharType="separate"/>
-      </w:r>
-      <w:r>
-        <w:rPr>
-          <w:noProof/>
-        </w:rPr>
-        <w:t>3</w:t>
-      </w:r>
-      <w:r>
-        <w:fldChar w:fldCharType="end"/>
-      </w:r>
-      <w:r>
-        <w:t>.</w:t>
-      </w:r>
     </w:p>
     <w:p>
       <w:pPr>
@@ -9918,7 +8826,16 @@
         <w:t>)</w:t>
       </w:r>
       <w:r>
-        <w:t xml:space="preserve"> and no load connected, showing the output clipping at both extremes.</w:t>
+        <w:t xml:space="preserve"> showing the output clipping at both extremes</w:t>
+      </w:r>
+      <w:r>
+        <w:t xml:space="preserve"> when no load is connected and when </w:t>
+      </w:r>
+      <w:r>
+        <w:t>a 100Ω load resistor connected to the output</w:t>
+      </w:r>
+      <w:r>
+        <w:t>.</w:t>
       </w:r>
     </w:p>
     <w:p>
@@ -9929,19 +8846,61 @@
       </w:pPr>
     </w:p>
     <w:p>
+      <w:r>
+        <w:t>The results follow a similar pattern to the simulations. With no load, the output reaches almost to the negative supply rail (V</w:t>
+      </w:r>
+      <w:r>
+        <w:rPr>
+          <w:vertAlign w:val="subscript"/>
+        </w:rPr>
+        <w:t>OL</w:t>
+      </w:r>
+      <w:r>
+        <w:t xml:space="preserve"> = −9.914V), while the positive swing stops about 1.2V short of the positive rail (V</w:t>
+      </w:r>
+      <w:r>
+        <w:rPr>
+          <w:vertAlign w:val="subscript"/>
+        </w:rPr>
+        <w:t>OH</w:t>
+      </w:r>
+      <w:r>
+        <w:t xml:space="preserve"> = 8.822V), as expected for the LM358. When a small load such as the 100Ω resistor is connected, the output current increases considerably and the swing drops sharply, to V</w:t>
+      </w:r>
+      <w:r>
+        <w:rPr>
+          <w:vertAlign w:val="subscript"/>
+        </w:rPr>
+        <w:t>OH</w:t>
+      </w:r>
+      <w:r>
+        <w:t xml:space="preserve"> = 3.613V and V</w:t>
+      </w:r>
+      <w:r>
+        <w:rPr>
+          <w:vertAlign w:val="subscript"/>
+        </w:rPr>
+        <w:t>OL</w:t>
+      </w:r>
+      <w:r>
+        <w:t xml:space="preserve"> = −2.598V. The clipped parts of the waveform in Figure 25 are therefore set by the output current limit of the op-amp rather than by the supply voltage.</w:t>
+      </w:r>
+    </w:p>
+    <w:p/>
+    <w:p>
       <w:pPr>
         <w:keepNext/>
+        <w:jc w:val="center"/>
       </w:pPr>
       <w:r>
         <w:rPr>
           <w:noProof/>
-          <w:lang w:val="en-US" w:eastAsia="fi-FI"/>
         </w:rPr>
         <w:drawing>
-          <wp:inline distT="0" distB="0" distL="0" distR="0" wp14:anchorId="76C1D4B3" wp14:editId="3CEAF02D">
-            <wp:extent cx="6189345" cy="2679065"/>
-            <wp:effectExtent l="0" t="0" r="0" b="635"/>
-            <wp:docPr id="75983421" name="Picture 20"/>
+          <wp:inline distT="0" distB="0" distL="0" distR="0" wp14:anchorId="4B8FB5C5" wp14:editId="5CF55D5F">
+            <wp:extent cx="5949537" cy="2575264"/>
+            <wp:effectExtent l="0" t="0" r="0" b="3175"/>
+            <wp:docPr id="1439039652" name="Picture 28"/>
             <wp:cNvGraphicFramePr>
               <a:graphicFrameLocks xmlns:a="http://schemas.openxmlformats.org/drawingml/2006/main" noChangeAspect="1"/>
             </wp:cNvGraphicFramePr>
@@ -9949,11 +8908,11 @@
               <a:graphicData uri="http://schemas.openxmlformats.org/drawingml/2006/picture">
                 <pic:pic xmlns:pic="http://schemas.openxmlformats.org/drawingml/2006/picture">
                   <pic:nvPicPr>
-                    <pic:cNvPr id="75983421" name="Picture 75983421"/>
+                    <pic:cNvPr id="1439039652" name="Picture 1439039652"/>
                     <pic:cNvPicPr/>
                   </pic:nvPicPr>
                   <pic:blipFill>
-                    <a:blip r:embed="rId40"/>
+                    <a:blip r:embed="rId38"/>
                     <a:stretch>
                       <a:fillRect/>
                     </a:stretch>
@@ -9961,7 +8920,7 @@
                   <pic:spPr>
                     <a:xfrm>
                       <a:off x="0" y="0"/>
-                      <a:ext cx="6189345" cy="2679065"/>
+                      <a:ext cx="5960459" cy="2579992"/>
                     </a:xfrm>
                     <a:prstGeom prst="rect">
                       <a:avLst/>
@@ -10007,142 +8966,111 @@
         <w:t xml:space="preserve"> </w:t>
       </w:r>
       <w:r>
-        <w:t xml:space="preserve">Output voltage swing of the non-inverting amplifier </w:t>
-      </w:r>
-      <w:r>
-        <w:t xml:space="preserve">with a </w:t>
+        <w:t xml:space="preserve">Output voltage swing of the non-inverting amplifier with a </w:t>
       </w:r>
       <w:r>
         <w:t>gain of 100</w:t>
       </w:r>
       <w:r>
-        <w:t xml:space="preserve"> (40dB)</w:t>
-      </w:r>
-      <w:r>
-        <w:t xml:space="preserve"> and a 100Ω load resistor connected to the output, showing the output clipping at both extremes.</w:t>
-      </w:r>
-    </w:p>
-    <w:p>
-      <w:pPr>
-        <w:rPr>
-          <w:lang w:val="en-US" w:eastAsia="fi-FI"/>
-        </w:rPr>
-      </w:pPr>
-    </w:p>
-    <w:p>
-      <w:r>
-        <w:t>The results follow a similar pattern to the simulations. With no load, the output reaches almost to the negative supply rail (V</w:t>
+        <w:t xml:space="preserve"> (40dB) showing the </w:t>
+      </w:r>
+      <w:r>
+        <w:t>maximum undistorted ouput and the output clipping at both extremes.</w:t>
+      </w:r>
+    </w:p>
+    <w:p/>
+    <w:p>
+      <w:r>
+        <w:t>While the measured</w:t>
+      </w:r>
+      <w:r>
+        <w:t xml:space="preserve"> </w:t>
+      </w:r>
+      <w:r>
+        <w:t>V</w:t>
       </w:r>
       <w:r>
         <w:rPr>
           <w:vertAlign w:val="subscript"/>
         </w:rPr>
+        <w:t>OH</w:t>
+      </w:r>
+      <w:r>
+        <w:t xml:space="preserve"> = </w:t>
+      </w:r>
+      <w:r>
+        <w:t>8.6402</w:t>
+      </w:r>
+      <w:r>
+        <w:t>V</w:t>
+      </w:r>
+      <w:r>
+        <w:t xml:space="preserve">  </w:t>
+      </w:r>
+      <w:r>
+        <w:t>i</w:t>
+      </w:r>
+      <w:r>
+        <w:t>s expected</w:t>
+      </w:r>
+      <w:r>
+        <w:t xml:space="preserve">, the </w:t>
+      </w:r>
+      <w:r>
+        <w:t>V</w:t>
+      </w:r>
+      <w:r>
+        <w:rPr>
+          <w:vertAlign w:val="subscript"/>
+        </w:rPr>
         <w:t>OL</w:t>
       </w:r>
       <w:r>
-        <w:t xml:space="preserve"> = −9.914V), while the positive swing stops about 1.2V short of the positive rail (V</w:t>
-      </w:r>
-      <w:r>
-        <w:rPr>
-          <w:vertAlign w:val="subscript"/>
-        </w:rPr>
-        <w:t>OH</w:t>
-      </w:r>
-      <w:r>
-        <w:t xml:space="preserve"> = 8.822V), as expected for the LM358. When a small load such as the 100Ω resistor is connected, the output current increases considerably and the swing drops sharply, to V</w:t>
-      </w:r>
-      <w:r>
-        <w:rPr>
-          <w:vertAlign w:val="subscript"/>
-        </w:rPr>
-        <w:t>OH</w:t>
-      </w:r>
-      <w:r>
-        <w:t xml:space="preserve"> = 3.613V and V</w:t>
-      </w:r>
-      <w:r>
-        <w:rPr>
-          <w:vertAlign w:val="subscript"/>
-        </w:rPr>
-        <w:t>OL</w:t>
-      </w:r>
-      <w:r>
-        <w:t xml:space="preserve"> = −2.598V. The clipped parts of the waveform in Figure 25 are therefore set by the output current limit of the op-amp rather than by the supply voltage.</w:t>
+        <w:t xml:space="preserve"> = </w:t>
+      </w:r>
+      <w:r>
+        <w:t>-10.1884</w:t>
+      </w:r>
+      <w:r>
+        <w:t>V falls slightly beyond the negative power rail, which is likely due to power supply fluctuations</w:t>
+      </w:r>
+      <w:r>
+        <w:t>.</w:t>
+      </w:r>
+    </w:p>
+    <w:p>
+      <w:pPr>
+        <w:pStyle w:val="Heading2"/>
+      </w:pPr>
+      <w:r>
+        <w:lastRenderedPageBreak/>
+        <w:t>Crossover distortion</w:t>
       </w:r>
     </w:p>
     <w:p/>
     <w:p>
-      <w:pPr>
-        <w:keepNext/>
-      </w:pPr>
-      <w:r>
-        <w:rPr>
-          <w:noProof/>
-        </w:rPr>
-        <w:lastRenderedPageBreak/>
-        <w:drawing>
-          <wp:inline distT="0" distB="0" distL="0" distR="0" wp14:anchorId="251CF27A" wp14:editId="1CED4459">
-            <wp:extent cx="6189345" cy="2679065"/>
-            <wp:effectExtent l="0" t="0" r="0" b="635"/>
-            <wp:docPr id="294053538" name="Picture 21"/>
-            <wp:cNvGraphicFramePr>
-              <a:graphicFrameLocks xmlns:a="http://schemas.openxmlformats.org/drawingml/2006/main" noChangeAspect="1"/>
-            </wp:cNvGraphicFramePr>
-            <a:graphic xmlns:a="http://schemas.openxmlformats.org/drawingml/2006/main">
-              <a:graphicData uri="http://schemas.openxmlformats.org/drawingml/2006/picture">
-                <pic:pic xmlns:pic="http://schemas.openxmlformats.org/drawingml/2006/picture">
-                  <pic:nvPicPr>
-                    <pic:cNvPr id="294053538" name="Picture 294053538"/>
-                    <pic:cNvPicPr/>
-                  </pic:nvPicPr>
-                  <pic:blipFill>
-                    <a:blip r:embed="rId41"/>
-                    <a:stretch>
-                      <a:fillRect/>
-                    </a:stretch>
-                  </pic:blipFill>
-                  <pic:spPr>
-                    <a:xfrm>
-                      <a:off x="0" y="0"/>
-                      <a:ext cx="6189345" cy="2679065"/>
-                    </a:xfrm>
-                    <a:prstGeom prst="rect">
-                      <a:avLst/>
-                    </a:prstGeom>
-                  </pic:spPr>
-                </pic:pic>
-              </a:graphicData>
-            </a:graphic>
-          </wp:inline>
-        </w:drawing>
-      </w:r>
-    </w:p>
-    <w:p>
-      <w:pPr>
-        <w:pStyle w:val="Caption"/>
-      </w:pPr>
-      <w:r>
-        <w:t xml:space="preserve">Figure </w:t>
-      </w:r>
-      <w:r>
-        <w:fldChar w:fldCharType="begin"/>
-      </w:r>
-      <w:r>
-        <w:instrText xml:space="preserve"> SEQ Figure \* ARABIC </w:instrText>
-      </w:r>
-      <w:r>
-        <w:fldChar w:fldCharType="separate"/>
-      </w:r>
-      <w:r>
-        <w:rPr>
-          <w:noProof/>
-        </w:rPr>
-        <w:t>29</w:t>
-      </w:r>
-      <w:r>
-        <w:fldChar w:fldCharType="end"/>
-      </w:r>
-      <w:r>
+      <w:r>
+        <w:t>The distortion caused by the time interval between the positive and negative alternations of the input, due to the delay between switching on and off the transistors when none of them are conducting inside the integrated circuit, is called crossover distortion</w:t>
+      </w:r>
+      <w:r>
+        <w:t xml:space="preserve"> </w:t>
+      </w:r>
+      <w:r>
+        <w:t>(Floyd, 2005, p</w:t>
+      </w:r>
+      <w:r>
+        <w:t>.</w:t>
+      </w:r>
+      <w:r>
+        <w:t>349</w:t>
+      </w:r>
+      <w:r>
+        <w:t>)</w:t>
+      </w:r>
+      <w:r>
+        <w:rPr>
+          <w:lang w:val="en-US"/>
+        </w:rPr>
         <w:t>.</w:t>
       </w:r>
     </w:p>
@@ -10151,191 +9079,16 @@
     <w:p>
       <w:pPr>
         <w:keepNext/>
+        <w:jc w:val="center"/>
       </w:pPr>
       <w:r>
         <w:rPr>
           <w:noProof/>
         </w:rPr>
         <w:drawing>
-          <wp:inline distT="0" distB="0" distL="0" distR="0" wp14:anchorId="76073650" wp14:editId="60AC35AD">
-            <wp:extent cx="6189345" cy="2679065"/>
-            <wp:effectExtent l="0" t="0" r="0" b="635"/>
-            <wp:docPr id="1309739737" name="Picture 22"/>
-            <wp:cNvGraphicFramePr>
-              <a:graphicFrameLocks xmlns:a="http://schemas.openxmlformats.org/drawingml/2006/main" noChangeAspect="1"/>
-            </wp:cNvGraphicFramePr>
-            <a:graphic xmlns:a="http://schemas.openxmlformats.org/drawingml/2006/main">
-              <a:graphicData uri="http://schemas.openxmlformats.org/drawingml/2006/picture">
-                <pic:pic xmlns:pic="http://schemas.openxmlformats.org/drawingml/2006/picture">
-                  <pic:nvPicPr>
-                    <pic:cNvPr id="1309739737" name="Picture 1309739737"/>
-                    <pic:cNvPicPr/>
-                  </pic:nvPicPr>
-                  <pic:blipFill>
-                    <a:blip r:embed="rId42"/>
-                    <a:stretch>
-                      <a:fillRect/>
-                    </a:stretch>
-                  </pic:blipFill>
-                  <pic:spPr>
-                    <a:xfrm>
-                      <a:off x="0" y="0"/>
-                      <a:ext cx="6189345" cy="2679065"/>
-                    </a:xfrm>
-                    <a:prstGeom prst="rect">
-                      <a:avLst/>
-                    </a:prstGeom>
-                  </pic:spPr>
-                </pic:pic>
-              </a:graphicData>
-            </a:graphic>
-          </wp:inline>
-        </w:drawing>
-      </w:r>
-    </w:p>
-    <w:p>
-      <w:pPr>
-        <w:pStyle w:val="Caption"/>
-      </w:pPr>
-      <w:r>
-        <w:t xml:space="preserve">Figure </w:t>
-      </w:r>
-      <w:r>
-        <w:fldChar w:fldCharType="begin"/>
-      </w:r>
-      <w:r>
-        <w:instrText xml:space="preserve"> SEQ Figure \* ARABIC </w:instrText>
-      </w:r>
-      <w:r>
-        <w:fldChar w:fldCharType="separate"/>
-      </w:r>
-      <w:r>
-        <w:rPr>
-          <w:noProof/>
-        </w:rPr>
-        <w:t>30</w:t>
-      </w:r>
-      <w:r>
-        <w:fldChar w:fldCharType="end"/>
-      </w:r>
-      <w:r>
-        <w:t>.</w:t>
-      </w:r>
-    </w:p>
-    <w:p/>
-    <w:p>
-      <w:r>
-        <w:t>Check this</w:t>
-      </w:r>
-      <w:r>
-        <w:t>,</w:t>
-      </w:r>
-      <w:r>
-        <w:t xml:space="preserve"> were the power rails different than +-10.</w:t>
-      </w:r>
-      <w:r>
-        <w:t xml:space="preserve"> Can you check if I am getting something wrong</w:t>
-      </w:r>
-    </w:p>
-    <w:p>
-      <w:r>
-        <w:t>V</w:t>
-      </w:r>
-      <w:r>
-        <w:rPr>
-          <w:vertAlign w:val="subscript"/>
-        </w:rPr>
-        <w:t>OL</w:t>
-      </w:r>
-      <w:r>
-        <w:t xml:space="preserve"> = </w:t>
-      </w:r>
-      <w:r>
-        <w:t>-10.1884</w:t>
-      </w:r>
-      <w:r>
-        <w:t>V V</w:t>
-      </w:r>
-      <w:r>
-        <w:rPr>
-          <w:vertAlign w:val="subscript"/>
-        </w:rPr>
-        <w:t>OH</w:t>
-      </w:r>
-      <w:r>
-        <w:t xml:space="preserve"> = </w:t>
-      </w:r>
-      <w:r>
-        <w:t>8.6402</w:t>
-      </w:r>
-      <w:r>
-        <w:t>V</w:t>
-      </w:r>
-    </w:p>
-    <w:p>
-      <w:r>
-        <w:t>The VOL is less htan the negative ppower rail</w:t>
-      </w:r>
-    </w:p>
-    <w:p/>
-    <w:p/>
-    <w:p/>
-    <w:p/>
-    <w:p/>
-    <w:p/>
-    <w:p/>
-    <w:p/>
-    <w:p>
-      <w:pPr>
-        <w:pStyle w:val="Heading2"/>
-      </w:pPr>
-      <w:r>
-        <w:lastRenderedPageBreak/>
-        <w:t>Crossover distortion</w:t>
-      </w:r>
-    </w:p>
-    <w:p/>
-    <w:p>
-      <w:r>
-        <w:t>The distortion caused by the time interval between the positive and negative alternations of the input, due to the delay between switching on and off the transistors when none of them are conducting inside the integrated circuit, is called crossover distortion</w:t>
-      </w:r>
-      <w:r>
-        <w:t xml:space="preserve"> </w:t>
-      </w:r>
-      <w:r>
-        <w:t>(Floyd, 2005, p</w:t>
-      </w:r>
-      <w:r>
-        <w:t>.</w:t>
-      </w:r>
-      <w:r>
-        <w:t>349</w:t>
-      </w:r>
-      <w:r>
-        <w:t>)</w:t>
-      </w:r>
-      <w:r>
-        <w:rPr>
-          <w:lang w:val="en-US"/>
-        </w:rPr>
-        <w:t>.</w:t>
-      </w:r>
-    </w:p>
-    <w:p/>
-    <w:p/>
-    <w:p>
-      <w:pPr>
-        <w:keepNext/>
-        <w:jc w:val="center"/>
-      </w:pPr>
-      <w:r>
-        <w:rPr>
-          <w:noProof/>
-        </w:rPr>
-        <w:drawing>
-          <wp:inline distT="0" distB="0" distL="0" distR="0" wp14:anchorId="440F53BE" wp14:editId="47B6CCC2">
-            <wp:extent cx="4617720" cy="2972833"/>
-            <wp:effectExtent l="0" t="0" r="5080" b="0"/>
+          <wp:inline distT="0" distB="0" distL="0" distR="0" wp14:anchorId="440F53BE" wp14:editId="08ED89BA">
+            <wp:extent cx="3942608" cy="2538203"/>
+            <wp:effectExtent l="0" t="0" r="0" b="1905"/>
             <wp:docPr id="906249422" name="Picture 23"/>
             <wp:cNvGraphicFramePr>
               <a:graphicFrameLocks xmlns:a="http://schemas.openxmlformats.org/drawingml/2006/main" noChangeAspect="1"/>
@@ -10348,7 +9101,7 @@
                     <pic:cNvPicPr/>
                   </pic:nvPicPr>
                   <pic:blipFill>
-                    <a:blip r:embed="rId43" cstate="print">
+                    <a:blip r:embed="rId39" cstate="print">
                       <a:extLst>
                         <a:ext uri="{28A0092B-C50C-407E-A947-70E740481C1C}">
                           <a14:useLocalDpi xmlns:a14="http://schemas.microsoft.com/office/drawing/2010/main" val="0"/>
@@ -10362,7 +9115,7 @@
                   <pic:spPr>
                     <a:xfrm>
                       <a:off x="0" y="0"/>
-                      <a:ext cx="4662960" cy="3001958"/>
+                      <a:ext cx="4014470" cy="2584467"/>
                     </a:xfrm>
                     <a:prstGeom prst="rect">
                       <a:avLst/>
@@ -10396,7 +9149,7 @@
         <w:rPr>
           <w:noProof/>
         </w:rPr>
-        <w:t>31</w:t>
+        <w:t>29</w:t>
       </w:r>
       <w:r>
         <w:fldChar w:fldCharType="end"/>
@@ -10440,9 +9193,9 @@
       </w:pPr>
       <w:r>
         <w:drawing>
-          <wp:inline distT="0" distB="0" distL="0" distR="0" wp14:anchorId="6F6D6834" wp14:editId="7F915924">
-            <wp:extent cx="4070751" cy="2640330"/>
-            <wp:effectExtent l="0" t="0" r="6350" b="1270"/>
+          <wp:inline distT="0" distB="0" distL="0" distR="0" wp14:anchorId="6F6D6834" wp14:editId="05F15180">
+            <wp:extent cx="3455720" cy="2241415"/>
+            <wp:effectExtent l="0" t="0" r="0" b="0"/>
             <wp:docPr id="1728756466" name="Picture 1"/>
             <wp:cNvGraphicFramePr>
               <a:graphicFrameLocks xmlns:a="http://schemas.openxmlformats.org/drawingml/2006/main" noChangeAspect="1"/>
@@ -10455,7 +9208,7 @@
                     <pic:cNvPicPr/>
                   </pic:nvPicPr>
                   <pic:blipFill>
-                    <a:blip r:embed="rId44"/>
+                    <a:blip r:embed="rId40"/>
                     <a:stretch>
                       <a:fillRect/>
                     </a:stretch>
@@ -10463,7 +9216,7 @@
                   <pic:spPr>
                     <a:xfrm>
                       <a:off x="0" y="0"/>
-                      <a:ext cx="4148180" cy="2690551"/>
+                      <a:ext cx="3544727" cy="2299146"/>
                     </a:xfrm>
                     <a:prstGeom prst="rect">
                       <a:avLst/>
@@ -10496,7 +9249,7 @@
         <w:rPr>
           <w:noProof/>
         </w:rPr>
-        <w:t>32</w:t>
+        <w:t>30</w:t>
       </w:r>
       <w:r>
         <w:fldChar w:fldCharType="end"/>
@@ -10530,10 +9283,11 @@
         <w:rPr>
           <w:noProof/>
         </w:rPr>
+        <w:lastRenderedPageBreak/>
         <w:drawing>
-          <wp:inline distT="0" distB="0" distL="0" distR="0" wp14:anchorId="4F499D70" wp14:editId="34D0C232">
-            <wp:extent cx="4720590" cy="3039059"/>
-            <wp:effectExtent l="0" t="0" r="3810" b="0"/>
+          <wp:inline distT="0" distB="0" distL="0" distR="0" wp14:anchorId="4F499D70" wp14:editId="14486329">
+            <wp:extent cx="4191989" cy="2698752"/>
+            <wp:effectExtent l="0" t="0" r="0" b="0"/>
             <wp:docPr id="1045293125" name="Picture 24"/>
             <wp:cNvGraphicFramePr>
               <a:graphicFrameLocks xmlns:a="http://schemas.openxmlformats.org/drawingml/2006/main" noChangeAspect="1"/>
@@ -10546,7 +9300,7 @@
                     <pic:cNvPicPr/>
                   </pic:nvPicPr>
                   <pic:blipFill>
-                    <a:blip r:embed="rId45" cstate="print">
+                    <a:blip r:embed="rId41" cstate="print">
                       <a:extLst>
                         <a:ext uri="{28A0092B-C50C-407E-A947-70E740481C1C}">
                           <a14:useLocalDpi xmlns:a14="http://schemas.microsoft.com/office/drawing/2010/main" val="0"/>
@@ -10560,7 +9314,7 @@
                   <pic:spPr>
                     <a:xfrm>
                       <a:off x="0" y="0"/>
-                      <a:ext cx="4772205" cy="3072288"/>
+                      <a:ext cx="4249874" cy="2736018"/>
                     </a:xfrm>
                     <a:prstGeom prst="rect">
                       <a:avLst/>
@@ -10594,7 +9348,7 @@
         <w:rPr>
           <w:noProof/>
         </w:rPr>
-        <w:t>33</w:t>
+        <w:t>31</w:t>
       </w:r>
       <w:r>
         <w:fldChar w:fldCharType="end"/>
@@ -10624,25 +9378,22 @@
     <w:p/>
     <w:p>
       <w:r>
-        <w:t xml:space="preserve">When the filter and bypass capacitors are removed, the positive half-cycle of the output is lost while the negative half-cycle is still reproduced. The load and the input signal are unchanged from Figure 28, so the difference must be due to the supply. The positive half-cycle is sourced from the </w:t>
-      </w:r>
-      <w:r>
-        <w:t>V</w:t>
-      </w:r>
-      <w:r>
-        <w:t xml:space="preserve">+ rail, so the load current of up to about 25 mA must be delivered through the supply leads. </w:t>
+        <w:t xml:space="preserve">When the filter and bypass capacitors are removed, the positive half-cycle of the output is lost. The load and the input signal are unchanged from Figure 28, so the difference must be due to the supply. The positive half-cycle is sourced from the </w:t>
+      </w:r>
+      <w:r>
+        <w:t>positive power</w:t>
+      </w:r>
+      <w:r>
+        <w:t xml:space="preserve"> rail</w:t>
+      </w:r>
+      <w:r>
+        <w:t xml:space="preserve">. </w:t>
       </w:r>
       <w:r>
         <w:t>T</w:t>
       </w:r>
       <w:r>
-        <w:t>he resistance and inductance of the leads most likely prevent the rail from holding its voltage at the op-amp, and</w:t>
-      </w:r>
-      <w:r>
-        <w:t xml:space="preserve"> </w:t>
-      </w:r>
-      <w:r>
-        <w:t>also make the op-amp unstable, so the output cannot be driven positive</w:t>
+        <w:t>he resistance and inductance of the leads most likely prevent the rail from holding its voltage at the op-amp, and make the op-amp unstable</w:t>
       </w:r>
       <w:r>
         <w:t>.</w:t>
@@ -10659,9 +9410,9 @@
           <w:noProof/>
         </w:rPr>
         <w:drawing>
-          <wp:inline distT="0" distB="0" distL="0" distR="0" wp14:anchorId="39012C91" wp14:editId="5C72A27F">
-            <wp:extent cx="4743450" cy="3053775"/>
-            <wp:effectExtent l="0" t="0" r="0" b="0"/>
+          <wp:inline distT="0" distB="0" distL="0" distR="0" wp14:anchorId="39012C91" wp14:editId="3E0C0038">
+            <wp:extent cx="4296541" cy="2766060"/>
+            <wp:effectExtent l="0" t="0" r="0" b="2540"/>
             <wp:docPr id="1867589635" name="Picture 26"/>
             <wp:cNvGraphicFramePr>
               <a:graphicFrameLocks xmlns:a="http://schemas.openxmlformats.org/drawingml/2006/main" noChangeAspect="1"/>
@@ -10674,7 +9425,7 @@
                     <pic:cNvPicPr/>
                   </pic:nvPicPr>
                   <pic:blipFill>
-                    <a:blip r:embed="rId46" cstate="print">
+                    <a:blip r:embed="rId42" cstate="print">
                       <a:extLst>
                         <a:ext uri="{28A0092B-C50C-407E-A947-70E740481C1C}">
                           <a14:useLocalDpi xmlns:a14="http://schemas.microsoft.com/office/drawing/2010/main" val="0"/>
@@ -10688,7 +9439,7 @@
                   <pic:spPr>
                     <a:xfrm>
                       <a:off x="0" y="0"/>
-                      <a:ext cx="4802592" cy="3091850"/>
+                      <a:ext cx="4373912" cy="2815871"/>
                     </a:xfrm>
                     <a:prstGeom prst="rect">
                       <a:avLst/>
@@ -10722,7 +9473,7 @@
         <w:rPr>
           <w:noProof/>
         </w:rPr>
-        <w:t>34</w:t>
+        <w:t>32</w:t>
       </w:r>
       <w:r>
         <w:fldChar w:fldCharType="end"/>
@@ -10782,13 +9533,7 @@
         <w:t>Figure 30. With almost no output current to supply or reverse, the feedback loop can correct the small dead zone as the output stage passes through zero, so the output follows the input without visible distortion.</w:t>
       </w:r>
       <w:r>
-        <w:t xml:space="preserve"> (Check</w:t>
-      </w:r>
-      <w:r>
-        <w:t xml:space="preserve"> probably</w:t>
-      </w:r>
-      <w:r>
-        <w:t xml:space="preserve"> wrong.)</w:t>
+        <w:t xml:space="preserve"> </w:t>
       </w:r>
     </w:p>
     <w:p>
@@ -10796,6 +9541,7 @@
         <w:pStyle w:val="Heading2"/>
       </w:pPr>
       <w:r>
+        <w:lastRenderedPageBreak/>
         <w:t>Input offset voltage</w:t>
       </w:r>
     </w:p>
@@ -10810,15 +9556,6 @@
     <w:p>
       <m:oMathPara>
         <m:oMath>
-          <m:r>
-            <m:rPr>
-              <m:sty m:val="p"/>
-            </m:rPr>
-            <w:rPr>
-              <w:rFonts w:ascii="Cambria Math" w:hAnsi="Cambria Math"/>
-            </w:rPr>
-            <m:t>Δ</m:t>
-          </m:r>
           <m:sSub>
             <m:sSubPr>
               <m:ctrlPr>
@@ -10829,6 +9566,9 @@
             </m:sSubPr>
             <m:e>
               <m:r>
+                <m:rPr>
+                  <m:nor/>
+                </m:rPr>
                 <w:rPr>
                   <w:rFonts w:ascii="Cambria Math" w:hAnsi="Cambria Math"/>
                 </w:rPr>
@@ -10872,6 +9612,9 @@
                 </m:sSubPr>
                 <m:e>
                   <m:r>
+                    <m:rPr>
+                      <m:nor/>
+                    </m:rPr>
                     <w:rPr>
                       <w:rFonts w:ascii="Cambria Math" w:hAnsi="Cambria Math"/>
                     </w:rPr>
@@ -10941,13 +9684,7 @@
                 <w:rPr>
                   <w:rFonts w:ascii="Cambria Math" w:hAnsi="Cambria Math"/>
                 </w:rPr>
-                <m:t>-80</m:t>
-              </m:r>
-              <m:r>
-                <w:rPr>
-                  <w:rFonts w:ascii="Cambria Math" w:hAnsi="Cambria Math"/>
-                </w:rPr>
-                <m:t xml:space="preserve"> </m:t>
+                <m:t>-80 </m:t>
               </m:r>
               <m:r>
                 <m:rPr>
@@ -11035,6 +9772,9 @@
             </m:sSubPr>
             <m:e>
               <m:r>
+                <m:rPr>
+                  <m:nor/>
+                </m:rPr>
                 <w:rPr>
                   <w:rFonts w:ascii="Cambria Math" w:hAnsi="Cambria Math"/>
                 </w:rPr>
@@ -11043,6 +9783,9 @@
             </m:e>
             <m:sub>
               <m:r>
+                <m:rPr>
+                  <m:nor/>
+                </m:rPr>
                 <w:rPr>
                   <w:rFonts w:ascii="Cambria Math" w:hAnsi="Cambria Math"/>
                 </w:rPr>
@@ -11098,6 +9841,18 @@
       <w:r>
         <w:t>BONUS 1</w:t>
       </w:r>
+      <w:r>
+        <w:t xml:space="preserve"> </w:t>
+      </w:r>
+      <w:r>
+        <w:t>–</w:t>
+      </w:r>
+      <w:r>
+        <w:t xml:space="preserve"> </w:t>
+      </w:r>
+      <w:r>
+        <w:t>Input bias current</w:t>
+      </w:r>
     </w:p>
     <w:p/>
     <w:p>
@@ -11119,6 +9874,9 @@
             </m:sSubPr>
             <m:e>
               <m:r>
+                <m:rPr>
+                  <m:nor/>
+                </m:rPr>
                 <w:rPr>
                   <w:rFonts w:ascii="Cambria Math" w:hAnsi="Cambria Math"/>
                 </w:rPr>
@@ -11127,6 +9885,9 @@
             </m:e>
             <m:sub>
               <m:r>
+                <m:rPr>
+                  <m:nor/>
+                </m:rPr>
                 <w:rPr>
                   <w:rFonts w:ascii="Cambria Math" w:hAnsi="Cambria Math"/>
                 </w:rPr>
@@ -11140,69 +9901,191 @@
             </w:rPr>
             <m:t>=</m:t>
           </m:r>
-          <m:f>
-            <m:fPr>
+          <m:sSub>
+            <m:sSubPr>
               <m:ctrlPr>
                 <w:rPr>
                   <w:rFonts w:ascii="Cambria Math" w:hAnsi="Cambria Math"/>
                 </w:rPr>
               </m:ctrlPr>
-            </m:fPr>
-            <m:num>
-              <m:sSub>
-                <m:sSubPr>
+            </m:sSubPr>
+            <m:e>
+              <m:r>
+                <m:rPr>
+                  <m:nor/>
+                </m:rPr>
+                <w:rPr>
+                  <w:rFonts w:ascii="Cambria Math" w:hAnsi="Cambria Math"/>
+                </w:rPr>
+                <m:t>V</m:t>
+              </m:r>
+            </m:e>
+            <m:sub>
+              <m:r>
+                <m:rPr>
+                  <m:nor/>
+                </m:rPr>
+                <w:rPr>
+                  <w:rFonts w:ascii="Cambria Math" w:hAnsi="Cambria Math"/>
+                </w:rPr>
+                <m:t>R</m:t>
+              </m:r>
+            </m:sub>
+          </m:sSub>
+          <m:d>
+            <m:dPr>
+              <m:ctrlPr>
+                <w:rPr>
+                  <w:rFonts w:ascii="Cambria Math" w:hAnsi="Cambria Math"/>
+                </w:rPr>
+              </m:ctrlPr>
+            </m:dPr>
+            <m:e>
+              <m:f>
+                <m:fPr>
                   <m:ctrlPr>
                     <w:rPr>
                       <w:rFonts w:ascii="Cambria Math" w:hAnsi="Cambria Math"/>
                     </w:rPr>
                   </m:ctrlPr>
-                </m:sSubPr>
-                <m:e>
+                </m:fPr>
+                <m:num>
+                  <m:sSub>
+                    <m:sSubPr>
+                      <m:ctrlPr>
+                        <w:rPr>
+                          <w:rFonts w:ascii="Cambria Math" w:hAnsi="Cambria Math"/>
+                        </w:rPr>
+                      </m:ctrlPr>
+                    </m:sSubPr>
+                    <m:e>
+                      <m:r>
+                        <m:rPr>
+                          <m:nor/>
+                        </m:rPr>
+                        <w:rPr>
+                          <w:rFonts w:ascii="Cambria Math" w:hAnsi="Cambria Math"/>
+                        </w:rPr>
+                        <m:t>R</m:t>
+                      </m:r>
+                    </m:e>
+                    <m:sub>
+                      <m:r>
+                        <m:rPr>
+                          <m:nor/>
+                        </m:rPr>
+                        <w:rPr>
+                          <w:rFonts w:ascii="Cambria Math" w:hAnsi="Cambria Math"/>
+                        </w:rPr>
+                        <m:t>s</m:t>
+                      </m:r>
+                    </m:sub>
+                  </m:sSub>
+                  <m:sSub>
+                    <m:sSubPr>
+                      <m:ctrlPr>
+                        <w:rPr>
+                          <w:rFonts w:ascii="Cambria Math" w:hAnsi="Cambria Math"/>
+                        </w:rPr>
+                      </m:ctrlPr>
+                    </m:sSubPr>
+                    <m:e>
+                      <m:r>
+                        <m:rPr>
+                          <m:nor/>
+                        </m:rPr>
+                        <w:rPr>
+                          <w:rFonts w:ascii="Cambria Math" w:hAnsi="Cambria Math"/>
+                        </w:rPr>
+                        <m:t>Z</m:t>
+                      </m:r>
+                    </m:e>
+                    <m:sub>
+                      <m:r>
+                        <m:rPr>
+                          <m:nor/>
+                        </m:rPr>
+                        <w:rPr>
+                          <w:rFonts w:ascii="Cambria Math" w:hAnsi="Cambria Math"/>
+                        </w:rPr>
+                        <m:t>in</m:t>
+                      </m:r>
+                    </m:sub>
+                  </m:sSub>
+                </m:num>
+                <m:den>
+                  <m:sSub>
+                    <m:sSubPr>
+                      <m:ctrlPr>
+                        <w:rPr>
+                          <w:rFonts w:ascii="Cambria Math" w:hAnsi="Cambria Math"/>
+                        </w:rPr>
+                      </m:ctrlPr>
+                    </m:sSubPr>
+                    <m:e>
+                      <m:r>
+                        <m:rPr>
+                          <m:nor/>
+                        </m:rPr>
+                        <w:rPr>
+                          <w:rFonts w:ascii="Cambria Math" w:hAnsi="Cambria Math"/>
+                        </w:rPr>
+                        <m:t>R</m:t>
+                      </m:r>
+                    </m:e>
+                    <m:sub>
+                      <m:r>
+                        <m:rPr>
+                          <m:nor/>
+                        </m:rPr>
+                        <w:rPr>
+                          <w:rFonts w:ascii="Cambria Math" w:hAnsi="Cambria Math"/>
+                        </w:rPr>
+                        <m:t>s</m:t>
+                      </m:r>
+                    </m:sub>
+                  </m:sSub>
                   <m:r>
                     <w:rPr>
                       <w:rFonts w:ascii="Cambria Math" w:hAnsi="Cambria Math"/>
                     </w:rPr>
-                    <m:t>V</m:t>
+                    <m:t>+</m:t>
                   </m:r>
-                </m:e>
-                <m:sub>
-                  <m:r>
-                    <w:rPr>
-                      <w:rFonts w:ascii="Cambria Math" w:hAnsi="Cambria Math"/>
-                    </w:rPr>
-                    <m:t>R</m:t>
-                  </m:r>
-                </m:sub>
-              </m:sSub>
-            </m:num>
-            <m:den>
-              <m:sSub>
-                <m:sSubPr>
-                  <m:ctrlPr>
-                    <w:rPr>
-                      <w:rFonts w:ascii="Cambria Math" w:hAnsi="Cambria Math"/>
-                    </w:rPr>
-                  </m:ctrlPr>
-                </m:sSubPr>
-                <m:e>
-                  <m:r>
-                    <w:rPr>
-                      <w:rFonts w:ascii="Cambria Math" w:hAnsi="Cambria Math"/>
-                    </w:rPr>
-                    <m:t>R</m:t>
-                  </m:r>
-                </m:e>
-                <m:sub>
-                  <m:r>
-                    <w:rPr>
-                      <w:rFonts w:ascii="Cambria Math" w:hAnsi="Cambria Math"/>
-                    </w:rPr>
-                    <m:t>s</m:t>
-                  </m:r>
-                </m:sub>
-              </m:sSub>
-            </m:den>
-          </m:f>
+                  <m:sSub>
+                    <m:sSubPr>
+                      <m:ctrlPr>
+                        <w:rPr>
+                          <w:rFonts w:ascii="Cambria Math" w:hAnsi="Cambria Math"/>
+                        </w:rPr>
+                      </m:ctrlPr>
+                    </m:sSubPr>
+                    <m:e>
+                      <m:r>
+                        <m:rPr>
+                          <m:nor/>
+                        </m:rPr>
+                        <w:rPr>
+                          <w:rFonts w:ascii="Cambria Math" w:hAnsi="Cambria Math"/>
+                        </w:rPr>
+                        <m:t>Z</m:t>
+                      </m:r>
+                    </m:e>
+                    <m:sub>
+                      <m:r>
+                        <m:rPr>
+                          <m:nor/>
+                        </m:rPr>
+                        <w:rPr>
+                          <w:rFonts w:ascii="Cambria Math" w:hAnsi="Cambria Math"/>
+                        </w:rPr>
+                        <m:t>in</m:t>
+                      </m:r>
+                    </m:sub>
+                  </m:sSub>
+                </m:den>
+              </m:f>
+            </m:e>
+          </m:d>
           <m:r>
             <w:rPr>
               <w:rFonts w:ascii="Cambria Math" w:hAnsi="Cambria Math"/>
@@ -11239,13 +10122,7 @@
                 <w:rPr>
                   <w:rFonts w:ascii="Cambria Math" w:hAnsi="Cambria Math"/>
                 </w:rPr>
-                <m:t>1</m:t>
-              </m:r>
-              <m:r>
-                <w:rPr>
-                  <w:rFonts w:ascii="Cambria Math" w:hAnsi="Cambria Math"/>
-                </w:rPr>
-                <m:t xml:space="preserve"> </m:t>
+                <m:t>0.91 </m:t>
               </m:r>
               <m:r>
                 <m:rPr>
@@ -11271,19 +10148,7 @@
             <w:rPr>
               <w:rFonts w:ascii="Cambria Math" w:hAnsi="Cambria Math"/>
             </w:rPr>
-            <m:t>=1</m:t>
-          </m:r>
-          <m:r>
-            <w:rPr>
-              <w:rFonts w:ascii="Cambria Math" w:hAnsi="Cambria Math"/>
-            </w:rPr>
-            <m:t>4.</m:t>
-          </m:r>
-          <m:r>
-            <w:rPr>
-              <w:rFonts w:ascii="Cambria Math" w:hAnsi="Cambria Math"/>
-            </w:rPr>
-            <m:t>6 </m:t>
+            <m:t>≈16.044 </m:t>
           </m:r>
           <m:r>
             <m:rPr>
@@ -11300,41 +10165,79 @@
     <w:p/>
     <w:p>
       <w:r>
-        <w:t>The measured input bias current of 14.6 nA is somewhat higher than the typical value of 10 nA given in the datasheet (Texas Instruments, 2024), but it is well within the specified maximum.</w:t>
+        <w:t>The measured input bias current of 1</w:t>
+      </w:r>
+      <w:r>
+        <w:t>6.044</w:t>
+      </w:r>
+      <w:r>
+        <w:t xml:space="preserve"> nA is somewhat higher than the typical value of 10 nA given in the datasheet (Texas Instruments, 2024), but it is well within the specified maximum.</w:t>
+      </w:r>
+    </w:p>
+    <w:p>
+      <w:pPr>
+        <w:pStyle w:val="Heading2"/>
+      </w:pPr>
+      <w:r>
+        <w:t>BONUS 2</w:t>
+      </w:r>
+      <w:r>
+        <w:t xml:space="preserve"> </w:t>
+      </w:r>
+      <w:r>
+        <w:t>–</w:t>
+      </w:r>
+      <w:r>
+        <w:t>Thermal noise</w:t>
+      </w:r>
+      <w:r>
+        <w:t xml:space="preserve"> (</w:t>
+      </w:r>
+      <w:r>
+        <w:t>Johnson-Nyquist noise</w:t>
+      </w:r>
+      <w:r>
+        <w:t>)</w:t>
       </w:r>
     </w:p>
     <w:p/>
     <w:p>
-      <w:pPr>
-        <w:pStyle w:val="Heading2"/>
-      </w:pPr>
-      <w:r>
-        <w:t>BONUS 2</w:t>
-      </w:r>
-    </w:p>
-    <w:p/>
-    <w:p>
-      <w:r>
-        <w:t>The thermal or Johnson-Nyquist noise</w:t>
-      </w:r>
-      <w:r>
-        <w:t xml:space="preserve"> in the filter resistors:</w:t>
+      <w:r>
+        <w:t xml:space="preserve">Noise-voltage </w:t>
+      </w:r>
+      <w:r>
+        <w:t>in V</w:t>
+      </w:r>
+      <w:r>
+        <w:rPr>
+          <w:vertAlign w:val="superscript"/>
+        </w:rPr>
+        <w:t>2</w:t>
+      </w:r>
+      <w:r>
+        <w:t xml:space="preserve">(rms) </w:t>
+      </w:r>
+      <w:r>
+        <w:t>that arises because of the Johnson noise in a non-inverting amplifier with differential input is given by:</w:t>
       </w:r>
     </w:p>
     <w:p/>
     <w:p>
       <m:oMathPara>
         <m:oMath>
-          <m:sSub>
-            <m:sSubPr>
+          <m:sSubSup>
+            <m:sSubSupPr>
               <m:ctrlPr>
                 <w:rPr>
                   <w:rFonts w:ascii="Cambria Math" w:hAnsi="Cambria Math"/>
                 </w:rPr>
               </m:ctrlPr>
-            </m:sSubPr>
+            </m:sSubSupPr>
             <m:e>
               <m:r>
+                <m:rPr>
+                  <m:nor/>
+                </m:rPr>
                 <w:rPr>
                   <w:rFonts w:ascii="Cambria Math" w:hAnsi="Cambria Math"/>
                 </w:rPr>
@@ -11343,105 +10246,29 @@
             </m:e>
             <m:sub>
               <m:r>
+                <m:rPr>
+                  <m:nor/>
+                </m:rPr>
                 <w:rPr>
                   <w:rFonts w:ascii="Cambria Math" w:hAnsi="Cambria Math"/>
                 </w:rPr>
-                <m:t>R1</m:t>
+                <m:t>r</m:t>
               </m:r>
             </m:sub>
-          </m:sSub>
+            <m:sup>
+              <m:r>
+                <w:rPr>
+                  <w:rFonts w:ascii="Cambria Math" w:hAnsi="Cambria Math"/>
+                </w:rPr>
+                <m:t>2</m:t>
+              </m:r>
+            </m:sup>
+          </m:sSubSup>
           <m:r>
             <w:rPr>
               <w:rFonts w:ascii="Cambria Math" w:hAnsi="Cambria Math"/>
             </w:rPr>
-            <m:t>=</m:t>
-          </m:r>
-          <m:rad>
-            <m:radPr>
-              <m:degHide m:val="1"/>
-              <m:ctrlPr>
-                <w:rPr>
-                  <w:rFonts w:ascii="Cambria Math" w:hAnsi="Cambria Math"/>
-                </w:rPr>
-              </m:ctrlPr>
-            </m:radPr>
-            <m:deg/>
-            <m:e>
-              <m:r>
-                <w:rPr>
-                  <w:rFonts w:ascii="Cambria Math" w:hAnsi="Cambria Math"/>
-                </w:rPr>
-                <m:t>4⋅1.38×</m:t>
-              </m:r>
-              <m:sSup>
-                <m:sSupPr>
-                  <m:ctrlPr>
-                    <w:rPr>
-                      <w:rFonts w:ascii="Cambria Math" w:hAnsi="Cambria Math"/>
-                    </w:rPr>
-                  </m:ctrlPr>
-                </m:sSupPr>
-                <m:e>
-                  <m:r>
-                    <w:rPr>
-                      <w:rFonts w:ascii="Cambria Math" w:hAnsi="Cambria Math"/>
-                    </w:rPr>
-                    <m:t>10</m:t>
-                  </m:r>
-                </m:e>
-                <m:sup>
-                  <m:r>
-                    <w:rPr>
-                      <w:rFonts w:ascii="Cambria Math" w:hAnsi="Cambria Math"/>
-                    </w:rPr>
-                    <m:t>-23</m:t>
-                  </m:r>
-                </m:sup>
-              </m:sSup>
-              <m:r>
-                <w:rPr>
-                  <w:rFonts w:ascii="Cambria Math" w:hAnsi="Cambria Math"/>
-                </w:rPr>
-                <m:t>⋅300⋅1×</m:t>
-              </m:r>
-              <m:sSup>
-                <m:sSupPr>
-                  <m:ctrlPr>
-                    <w:rPr>
-                      <w:rFonts w:ascii="Cambria Math" w:hAnsi="Cambria Math"/>
-                    </w:rPr>
-                  </m:ctrlPr>
-                </m:sSupPr>
-                <m:e>
-                  <m:r>
-                    <w:rPr>
-                      <w:rFonts w:ascii="Cambria Math" w:hAnsi="Cambria Math"/>
-                    </w:rPr>
-                    <m:t>10</m:t>
-                  </m:r>
-                </m:e>
-                <m:sup>
-                  <m:r>
-                    <w:rPr>
-                      <w:rFonts w:ascii="Cambria Math" w:hAnsi="Cambria Math"/>
-                    </w:rPr>
-                    <m:t>3</m:t>
-                  </m:r>
-                </m:sup>
-              </m:sSup>
-              <m:r>
-                <w:rPr>
-                  <w:rFonts w:ascii="Cambria Math" w:hAnsi="Cambria Math"/>
-                </w:rPr>
-                <m:t>⋅994.7</m:t>
-              </m:r>
-            </m:e>
-          </m:rad>
-          <m:r>
-            <w:rPr>
-              <w:rFonts w:ascii="Cambria Math" w:hAnsi="Cambria Math"/>
-            </w:rPr>
-            <m:t>≈0.128 μ</m:t>
+            <m:t>=4</m:t>
           </m:r>
           <m:sSub>
             <m:sSubPr>
@@ -11459,18 +10286,15 @@
                 <w:rPr>
                   <w:rFonts w:ascii="Cambria Math" w:hAnsi="Cambria Math"/>
                 </w:rPr>
-                <m:t>V</m:t>
+                <m:t>kTR</m:t>
               </m:r>
             </m:e>
             <m:sub>
               <m:r>
-                <m:rPr>
-                  <m:nor/>
-                </m:rPr>
                 <w:rPr>
                   <w:rFonts w:ascii="Cambria Math" w:hAnsi="Cambria Math"/>
                 </w:rPr>
-                <m:t>rms</m:t>
+                <m:t>∥</m:t>
               </m:r>
             </m:sub>
           </m:sSub>
@@ -11479,145 +10303,62 @@
     </w:p>
     <w:p/>
     <w:p>
+      <w:r>
+        <w:t>Where k is the b</w:t>
+      </w:r>
+      <w:r>
+        <w:t>oltzmann</w:t>
+      </w:r>
+      <w:r>
+        <w:t>’s</w:t>
+      </w:r>
+      <w:r>
+        <w:t xml:space="preserve"> constant</w:t>
+      </w:r>
+      <w:r>
+        <w:t xml:space="preserve">, T is temperature and </w:t>
+      </w:r>
+      <m:oMath>
+        <m:sSub>
+          <m:sSubPr>
+            <m:ctrlPr>
+              <w:rPr>
+                <w:rFonts w:ascii="Cambria Math" w:hAnsi="Cambria Math"/>
+              </w:rPr>
+            </m:ctrlPr>
+          </m:sSubPr>
+          <m:e>
+            <m:r>
+              <m:rPr>
+                <m:nor/>
+              </m:rPr>
+              <w:rPr>
+                <w:rFonts w:ascii="Cambria Math" w:hAnsi="Cambria Math"/>
+              </w:rPr>
+              <m:t>R</m:t>
+            </m:r>
+          </m:e>
+          <m:sub>
+            <m:r>
+              <w:rPr>
+                <w:rFonts w:ascii="Cambria Math" w:hAnsi="Cambria Math"/>
+              </w:rPr>
+              <m:t>∥</m:t>
+            </m:r>
+          </m:sub>
+        </m:sSub>
+      </m:oMath>
+      <w:r>
+        <w:t xml:space="preserve"> is the effective noise source of the non-inverting amplifier</w:t>
+      </w:r>
+      <w:r>
+        <w:t xml:space="preserve"> given by:</w:t>
+      </w:r>
+    </w:p>
+    <w:p/>
+    <w:p>
       <m:oMathPara>
         <m:oMath>
-          <m:sSub>
-            <m:sSubPr>
-              <m:ctrlPr>
-                <w:rPr>
-                  <w:rFonts w:ascii="Cambria Math" w:hAnsi="Cambria Math"/>
-                </w:rPr>
-              </m:ctrlPr>
-            </m:sSubPr>
-            <m:e>
-              <m:r>
-                <w:rPr>
-                  <w:rFonts w:ascii="Cambria Math" w:hAnsi="Cambria Math"/>
-                </w:rPr>
-                <m:t>e</m:t>
-              </m:r>
-            </m:e>
-            <m:sub>
-              <m:sSub>
-                <m:sSubPr>
-                  <m:ctrlPr>
-                    <w:rPr>
-                      <w:rFonts w:ascii="Cambria Math" w:hAnsi="Cambria Math"/>
-                    </w:rPr>
-                  </m:ctrlPr>
-                </m:sSubPr>
-                <m:e>
-                  <m:r>
-                    <w:rPr>
-                      <w:rFonts w:ascii="Cambria Math" w:hAnsi="Cambria Math"/>
-                    </w:rPr>
-                    <m:t>R</m:t>
-                  </m:r>
-                </m:e>
-                <m:sub>
-                  <m:r>
-                    <w:rPr>
-                      <w:rFonts w:ascii="Cambria Math" w:hAnsi="Cambria Math"/>
-                    </w:rPr>
-                    <m:t>f</m:t>
-                  </m:r>
-                </m:sub>
-              </m:sSub>
-            </m:sub>
-          </m:sSub>
-          <m:r>
-            <w:rPr>
-              <w:rFonts w:ascii="Cambria Math" w:hAnsi="Cambria Math"/>
-            </w:rPr>
-            <m:t>=</m:t>
-          </m:r>
-          <m:rad>
-            <m:radPr>
-              <m:degHide m:val="1"/>
-              <m:ctrlPr>
-                <w:rPr>
-                  <w:rFonts w:ascii="Cambria Math" w:hAnsi="Cambria Math"/>
-                </w:rPr>
-              </m:ctrlPr>
-            </m:radPr>
-            <m:deg/>
-            <m:e>
-              <m:r>
-                <w:rPr>
-                  <w:rFonts w:ascii="Cambria Math" w:hAnsi="Cambria Math"/>
-                </w:rPr>
-                <m:t>4⋅1.38×</m:t>
-              </m:r>
-              <m:sSup>
-                <m:sSupPr>
-                  <m:ctrlPr>
-                    <w:rPr>
-                      <w:rFonts w:ascii="Cambria Math" w:hAnsi="Cambria Math"/>
-                    </w:rPr>
-                  </m:ctrlPr>
-                </m:sSupPr>
-                <m:e>
-                  <m:r>
-                    <w:rPr>
-                      <w:rFonts w:ascii="Cambria Math" w:hAnsi="Cambria Math"/>
-                    </w:rPr>
-                    <m:t>10</m:t>
-                  </m:r>
-                </m:e>
-                <m:sup>
-                  <m:r>
-                    <w:rPr>
-                      <w:rFonts w:ascii="Cambria Math" w:hAnsi="Cambria Math"/>
-                    </w:rPr>
-                    <m:t>-23</m:t>
-                  </m:r>
-                </m:sup>
-              </m:sSup>
-              <m:r>
-                <w:rPr>
-                  <w:rFonts w:ascii="Cambria Math" w:hAnsi="Cambria Math"/>
-                </w:rPr>
-                <m:t>⋅300⋅100×</m:t>
-              </m:r>
-              <m:sSup>
-                <m:sSupPr>
-                  <m:ctrlPr>
-                    <w:rPr>
-                      <w:rFonts w:ascii="Cambria Math" w:hAnsi="Cambria Math"/>
-                    </w:rPr>
-                  </m:ctrlPr>
-                </m:sSupPr>
-                <m:e>
-                  <m:r>
-                    <w:rPr>
-                      <w:rFonts w:ascii="Cambria Math" w:hAnsi="Cambria Math"/>
-                    </w:rPr>
-                    <m:t>10</m:t>
-                  </m:r>
-                </m:e>
-                <m:sup>
-                  <m:r>
-                    <w:rPr>
-                      <w:rFonts w:ascii="Cambria Math" w:hAnsi="Cambria Math"/>
-                    </w:rPr>
-                    <m:t>3</m:t>
-                  </m:r>
-                </m:sup>
-              </m:sSup>
-              <m:r>
-                <w:rPr>
-                  <w:rFonts w:ascii="Cambria Math" w:hAnsi="Cambria Math"/>
-                </w:rPr>
-                <m:t>⋅994.7</m:t>
-              </m:r>
-            </m:e>
-          </m:rad>
-          <m:r>
-            <w:rPr>
-              <w:rFonts w:ascii="Cambria Math" w:hAnsi="Cambria Math"/>
-            </w:rPr>
-            <m:t>≈1.28 μ</m:t>
-          </m:r>
           <m:sSub>
             <m:sSubPr>
               <m:ctrlPr>
@@ -11634,42 +10375,7 @@
                 <w:rPr>
                   <w:rFonts w:ascii="Cambria Math" w:hAnsi="Cambria Math"/>
                 </w:rPr>
-                <m:t>V</m:t>
-              </m:r>
-            </m:e>
-            <m:sub>
-              <m:r>
-                <m:rPr>
-                  <m:nor/>
-                </m:rPr>
-                <w:rPr>
-                  <w:rFonts w:ascii="Cambria Math" w:hAnsi="Cambria Math"/>
-                </w:rPr>
-                <m:t>rms</m:t>
-              </m:r>
-            </m:sub>
-          </m:sSub>
-        </m:oMath>
-      </m:oMathPara>
-    </w:p>
-    <w:p/>
-    <w:p>
-      <m:oMathPara>
-        <m:oMath>
-          <m:sSub>
-            <m:sSubPr>
-              <m:ctrlPr>
-                <w:rPr>
-                  <w:rFonts w:ascii="Cambria Math" w:hAnsi="Cambria Math"/>
-                </w:rPr>
-              </m:ctrlPr>
-            </m:sSubPr>
-            <m:e>
-              <m:r>
-                <w:rPr>
-                  <w:rFonts w:ascii="Cambria Math" w:hAnsi="Cambria Math"/>
-                </w:rPr>
-                <m:t>e</m:t>
+                <m:t>R</m:t>
               </m:r>
             </m:e>
             <m:sub>
@@ -11677,7 +10383,7 @@
                 <w:rPr>
                   <w:rFonts w:ascii="Cambria Math" w:hAnsi="Cambria Math"/>
                 </w:rPr>
-                <m:t>R3</m:t>
+                <m:t>∥</m:t>
               </m:r>
             </m:sub>
           </m:sSub>
@@ -11687,93 +10393,391 @@
             </w:rPr>
             <m:t>=</m:t>
           </m:r>
-          <m:rad>
-            <m:radPr>
-              <m:degHide m:val="1"/>
+          <m:f>
+            <m:fPr>
               <m:ctrlPr>
                 <w:rPr>
                   <w:rFonts w:ascii="Cambria Math" w:hAnsi="Cambria Math"/>
                 </w:rPr>
               </m:ctrlPr>
-            </m:radPr>
-            <m:deg/>
-            <m:e>
-              <m:r>
-                <w:rPr>
-                  <w:rFonts w:ascii="Cambria Math" w:hAnsi="Cambria Math"/>
-                </w:rPr>
-                <m:t>4⋅1.38×</m:t>
-              </m:r>
-              <m:sSup>
-                <m:sSupPr>
+            </m:fPr>
+            <m:num>
+              <m:sSub>
+                <m:sSubPr>
                   <m:ctrlPr>
                     <w:rPr>
                       <w:rFonts w:ascii="Cambria Math" w:hAnsi="Cambria Math"/>
                     </w:rPr>
                   </m:ctrlPr>
-                </m:sSupPr>
+                </m:sSubPr>
                 <m:e>
                   <m:r>
+                    <m:rPr>
+                      <m:nor/>
+                    </m:rPr>
                     <w:rPr>
                       <w:rFonts w:ascii="Cambria Math" w:hAnsi="Cambria Math"/>
                     </w:rPr>
-                    <m:t>10</m:t>
+                    <m:t>R</m:t>
                   </m:r>
                 </m:e>
-                <m:sup>
+                <m:sub>
                   <m:r>
+                    <m:rPr>
+                      <m:nor/>
+                    </m:rPr>
                     <w:rPr>
                       <w:rFonts w:ascii="Cambria Math" w:hAnsi="Cambria Math"/>
                     </w:rPr>
-                    <m:t>-23</m:t>
+                    <m:t>1</m:t>
                   </m:r>
-                </m:sup>
-              </m:sSup>
-              <m:r>
-                <w:rPr>
-                  <w:rFonts w:ascii="Cambria Math" w:hAnsi="Cambria Math"/>
-                </w:rPr>
-                <m:t>⋅300⋅10×</m:t>
-              </m:r>
-              <m:sSup>
-                <m:sSupPr>
+                </m:sub>
+              </m:sSub>
+              <m:sSub>
+                <m:sSubPr>
                   <m:ctrlPr>
                     <w:rPr>
                       <w:rFonts w:ascii="Cambria Math" w:hAnsi="Cambria Math"/>
                     </w:rPr>
                   </m:ctrlPr>
-                </m:sSupPr>
+                </m:sSubPr>
                 <m:e>
                   <m:r>
+                    <m:rPr>
+                      <m:nor/>
+                    </m:rPr>
                     <w:rPr>
                       <w:rFonts w:ascii="Cambria Math" w:hAnsi="Cambria Math"/>
                     </w:rPr>
-                    <m:t>10</m:t>
+                    <m:t>R</m:t>
                   </m:r>
                 </m:e>
-                <m:sup>
+                <m:sub>
                   <m:r>
+                    <m:rPr>
+                      <m:nor/>
+                    </m:rPr>
                     <w:rPr>
                       <w:rFonts w:ascii="Cambria Math" w:hAnsi="Cambria Math"/>
                     </w:rPr>
-                    <m:t>3</m:t>
+                    <m:t>f</m:t>
                   </m:r>
-                </m:sup>
-              </m:sSup>
+                </m:sub>
+              </m:sSub>
+            </m:num>
+            <m:den>
+              <m:sSub>
+                <m:sSubPr>
+                  <m:ctrlPr>
+                    <w:rPr>
+                      <w:rFonts w:ascii="Cambria Math" w:hAnsi="Cambria Math"/>
+                    </w:rPr>
+                  </m:ctrlPr>
+                </m:sSubPr>
+                <m:e>
+                  <m:r>
+                    <m:rPr>
+                      <m:nor/>
+                    </m:rPr>
+                    <w:rPr>
+                      <w:rFonts w:ascii="Cambria Math" w:hAnsi="Cambria Math"/>
+                    </w:rPr>
+                    <m:t>R</m:t>
+                  </m:r>
+                </m:e>
+                <m:sub>
+                  <m:r>
+                    <m:rPr>
+                      <m:nor/>
+                    </m:rPr>
+                    <w:rPr>
+                      <w:rFonts w:ascii="Cambria Math" w:hAnsi="Cambria Math"/>
+                    </w:rPr>
+                    <m:t>1</m:t>
+                  </m:r>
+                </m:sub>
+              </m:sSub>
               <m:r>
                 <w:rPr>
                   <w:rFonts w:ascii="Cambria Math" w:hAnsi="Cambria Math"/>
                 </w:rPr>
-                <m:t>⋅994.7</m:t>
+                <m:t>+</m:t>
               </m:r>
+              <m:sSub>
+                <m:sSubPr>
+                  <m:ctrlPr>
+                    <w:rPr>
+                      <w:rFonts w:ascii="Cambria Math" w:hAnsi="Cambria Math"/>
+                    </w:rPr>
+                  </m:ctrlPr>
+                </m:sSubPr>
+                <m:e>
+                  <m:r>
+                    <m:rPr>
+                      <m:nor/>
+                    </m:rPr>
+                    <w:rPr>
+                      <w:rFonts w:ascii="Cambria Math" w:hAnsi="Cambria Math"/>
+                    </w:rPr>
+                    <m:t>R</m:t>
+                  </m:r>
+                </m:e>
+                <m:sub>
+                  <m:r>
+                    <m:rPr>
+                      <m:nor/>
+                    </m:rPr>
+                    <w:rPr>
+                      <w:rFonts w:ascii="Cambria Math" w:hAnsi="Cambria Math"/>
+                    </w:rPr>
+                    <m:t>f</m:t>
+                  </m:r>
+                </m:sub>
+              </m:sSub>
+            </m:den>
+          </m:f>
+        </m:oMath>
+      </m:oMathPara>
+    </w:p>
+    <w:p/>
+    <w:p>
+      <w:r>
+        <w:t>Where R</w:t>
+      </w:r>
+      <w:r>
+        <w:rPr>
+          <w:vertAlign w:val="subscript"/>
+        </w:rPr>
+        <w:t>1</w:t>
+      </w:r>
+      <w:r>
+        <w:t xml:space="preserve"> and R</w:t>
+      </w:r>
+      <w:r>
+        <w:rPr>
+          <w:vertAlign w:val="subscript"/>
+        </w:rPr>
+        <w:t>f</w:t>
+      </w:r>
+      <w:r>
+        <w:rPr>
+          <w:vertAlign w:val="subscript"/>
+        </w:rPr>
+        <w:t xml:space="preserve"> </w:t>
+      </w:r>
+      <w:r>
+        <w:t xml:space="preserve"> coupling and feedback resistors used in the filter circuit as seen in Figure </w:t>
+      </w:r>
+      <w:r>
+        <w:t>8</w:t>
+      </w:r>
+      <w:r>
+        <w:t>.</w:t>
+      </w:r>
+    </w:p>
+    <w:p/>
+    <w:p>
+      <w:r>
+        <w:t xml:space="preserve">The noise-voltage </w:t>
+      </w:r>
+      <w:r>
+        <w:t xml:space="preserve">output from filtering a white-noise input of noise density </w:t>
+      </w:r>
+      <m:oMath>
+        <m:sSubSup>
+          <m:sSubSupPr>
+            <m:ctrlPr>
+              <w:rPr>
+                <w:rFonts w:ascii="Cambria Math" w:hAnsi="Cambria Math"/>
+              </w:rPr>
+            </m:ctrlPr>
+          </m:sSubSupPr>
+          <m:e>
+            <m:r>
+              <m:rPr>
+                <m:nor/>
+              </m:rPr>
+              <w:rPr>
+                <w:rFonts w:ascii="Cambria Math" w:hAnsi="Cambria Math"/>
+              </w:rPr>
+              <m:t>e</m:t>
+            </m:r>
+          </m:e>
+          <m:sub>
+            <m:r>
+              <m:rPr>
+                <m:nor/>
+              </m:rPr>
+              <w:rPr>
+                <w:rFonts w:ascii="Cambria Math" w:hAnsi="Cambria Math"/>
+              </w:rPr>
+              <m:t>r</m:t>
+            </m:r>
+          </m:sub>
+          <m:sup>
+            <m:r>
+              <w:rPr>
+                <w:rFonts w:ascii="Cambria Math" w:hAnsi="Cambria Math"/>
+              </w:rPr>
+              <m:t>2</m:t>
+            </m:r>
+          </m:sup>
+        </m:sSubSup>
+      </m:oMath>
+      <w:r>
+        <w:t>:</w:t>
+      </w:r>
+    </w:p>
+    <w:p/>
+    <w:p>
+      <m:oMathPara>
+        <m:oMath>
+          <m:sSup>
+            <m:sSupPr>
+              <m:ctrlPr>
+                <w:rPr>
+                  <w:rFonts w:ascii="Cambria Math" w:hAnsi="Cambria Math"/>
+                </w:rPr>
+              </m:ctrlPr>
+            </m:sSupPr>
+            <m:e>
+              <m:sSub>
+                <m:sSubPr>
+                  <m:ctrlPr>
+                    <w:rPr>
+                      <w:rFonts w:ascii="Cambria Math" w:hAnsi="Cambria Math"/>
+                    </w:rPr>
+                  </m:ctrlPr>
+                </m:sSubPr>
+                <m:e>
+                  <m:r>
+                    <m:rPr>
+                      <m:nor/>
+                    </m:rPr>
+                    <w:rPr>
+                      <w:rFonts w:ascii="Cambria Math" w:hAnsi="Cambria Math"/>
+                    </w:rPr>
+                    <m:t>v</m:t>
+                  </m:r>
+                </m:e>
+                <m:sub>
+                  <m:r>
+                    <m:rPr>
+                      <m:nor/>
+                    </m:rPr>
+                    <w:rPr>
+                      <w:rFonts w:ascii="Cambria Math" w:hAnsi="Cambria Math"/>
+                    </w:rPr>
+                    <m:t>n</m:t>
+                  </m:r>
+                </m:sub>
+              </m:sSub>
             </m:e>
-          </m:rad>
+            <m:sup>
+              <m:r>
+                <w:rPr>
+                  <w:rFonts w:ascii="Cambria Math" w:hAnsi="Cambria Math"/>
+                </w:rPr>
+                <m:t>2</m:t>
+              </m:r>
+            </m:sup>
+          </m:sSup>
           <m:r>
             <w:rPr>
               <w:rFonts w:ascii="Cambria Math" w:hAnsi="Cambria Math"/>
             </w:rPr>
-            <m:t>≈0.406 μ</m:t>
+            <m:t>=</m:t>
           </m:r>
+          <m:r>
+            <m:rPr>
+              <m:nor/>
+            </m:rPr>
+            <w:rPr>
+              <w:rFonts w:ascii="Cambria Math" w:hAnsi="Cambria Math"/>
+            </w:rPr>
+            <m:t>B</m:t>
+          </m:r>
+          <m:sSup>
+            <m:sSupPr>
+              <m:ctrlPr>
+                <w:rPr>
+                  <w:rFonts w:ascii="Cambria Math" w:hAnsi="Cambria Math"/>
+                </w:rPr>
+              </m:ctrlPr>
+            </m:sSupPr>
+            <m:e>
+              <m:sSub>
+                <m:sSubPr>
+                  <m:ctrlPr>
+                    <w:rPr>
+                      <w:rFonts w:ascii="Cambria Math" w:hAnsi="Cambria Math"/>
+                    </w:rPr>
+                  </m:ctrlPr>
+                </m:sSubPr>
+                <m:e>
+                  <m:r>
+                    <m:rPr>
+                      <m:nor/>
+                    </m:rPr>
+                    <w:rPr>
+                      <w:rFonts w:ascii="Cambria Math" w:hAnsi="Cambria Math"/>
+                    </w:rPr>
+                    <m:t>e</m:t>
+                  </m:r>
+                </m:e>
+                <m:sub>
+                  <m:r>
+                    <m:rPr>
+                      <m:nor/>
+                    </m:rPr>
+                    <w:rPr>
+                      <w:rFonts w:ascii="Cambria Math" w:hAnsi="Cambria Math"/>
+                    </w:rPr>
+                    <m:t>r</m:t>
+                  </m:r>
+                </m:sub>
+              </m:sSub>
+            </m:e>
+            <m:sup>
+              <m:r>
+                <w:rPr>
+                  <w:rFonts w:ascii="Cambria Math" w:hAnsi="Cambria Math"/>
+                </w:rPr>
+                <m:t>2</m:t>
+              </m:r>
+            </m:sup>
+          </m:sSup>
+          <m:r>
+            <w:rPr>
+              <w:rFonts w:ascii="Cambria Math" w:hAnsi="Cambria Math"/>
+            </w:rPr>
+            <m:t>=</m:t>
+          </m:r>
+          <m:f>
+            <m:fPr>
+              <m:ctrlPr>
+                <w:rPr>
+                  <w:rFonts w:ascii="Cambria Math" w:hAnsi="Cambria Math"/>
+                </w:rPr>
+              </m:ctrlPr>
+            </m:fPr>
+            <m:num>
+              <m:r>
+                <w:rPr>
+                  <w:rFonts w:ascii="Cambria Math" w:hAnsi="Cambria Math"/>
+                </w:rPr>
+                <m:t>π</m:t>
+              </m:r>
+            </m:num>
+            <m:den>
+              <m:r>
+                <w:rPr>
+                  <w:rFonts w:ascii="Cambria Math" w:hAnsi="Cambria Math"/>
+                </w:rPr>
+                <m:t>2</m:t>
+              </m:r>
+            </m:den>
+          </m:f>
           <m:sSub>
             <m:sSubPr>
               <m:ctrlPr>
@@ -11790,7 +10794,7 @@
                 <w:rPr>
                   <w:rFonts w:ascii="Cambria Math" w:hAnsi="Cambria Math"/>
                 </w:rPr>
-                <m:t>V</m:t>
+                <m:t>f</m:t>
               </m:r>
             </m:e>
             <m:sub>
@@ -11801,76 +10805,32 @@
                 <w:rPr>
                   <w:rFonts w:ascii="Cambria Math" w:hAnsi="Cambria Math"/>
                 </w:rPr>
-                <m:t>rms</m:t>
+                <m:t>3dB</m:t>
               </m:r>
             </m:sub>
           </m:sSub>
-        </m:oMath>
-      </m:oMathPara>
-    </w:p>
-    <w:p/>
-    <w:p>
-      <w:r>
-        <w:t>The total thermal noise caused by the filter resistors:</w:t>
-      </w:r>
-    </w:p>
-    <w:p/>
-    <w:p/>
-    <w:p>
-      <m:oMathPara>
-        <m:oMath>
-          <m:sSub>
-            <m:sSubPr>
+          <m:sSup>
+            <m:sSupPr>
               <m:ctrlPr>
                 <w:rPr>
                   <w:rFonts w:ascii="Cambria Math" w:hAnsi="Cambria Math"/>
                 </w:rPr>
               </m:ctrlPr>
-            </m:sSubPr>
+            </m:sSupPr>
             <m:e>
-              <m:r>
-                <w:rPr>
-                  <w:rFonts w:ascii="Cambria Math" w:hAnsi="Cambria Math"/>
-                </w:rPr>
-                <m:t>e</m:t>
-              </m:r>
-            </m:e>
-            <m:sub>
-              <m:r>
-                <w:rPr>
-                  <w:rFonts w:ascii="Cambria Math" w:hAnsi="Cambria Math"/>
-                </w:rPr>
-                <m:t>r</m:t>
-              </m:r>
-            </m:sub>
-          </m:sSub>
-          <m:r>
-            <w:rPr>
-              <w:rFonts w:ascii="Cambria Math" w:hAnsi="Cambria Math"/>
-            </w:rPr>
-            <m:t>=</m:t>
-          </m:r>
-          <m:rad>
-            <m:radPr>
-              <m:degHide m:val="1"/>
-              <m:ctrlPr>
-                <w:rPr>
-                  <w:rFonts w:ascii="Cambria Math" w:hAnsi="Cambria Math"/>
-                </w:rPr>
-              </m:ctrlPr>
-            </m:radPr>
-            <m:deg/>
-            <m:e>
-              <m:sSubSup>
-                <m:sSubSupPr>
+              <m:sSub>
+                <m:sSubPr>
                   <m:ctrlPr>
                     <w:rPr>
                       <w:rFonts w:ascii="Cambria Math" w:hAnsi="Cambria Math"/>
                     </w:rPr>
                   </m:ctrlPr>
-                </m:sSubSupPr>
+                </m:sSubPr>
                 <m:e>
                   <m:r>
+                    <m:rPr>
+                      <m:nor/>
+                    </m:rPr>
                     <w:rPr>
                       <w:rFonts w:ascii="Cambria Math" w:hAnsi="Cambria Math"/>
                     </w:rPr>
@@ -11879,134 +10839,112 @@
                 </m:e>
                 <m:sub>
                   <m:r>
+                    <m:rPr>
+                      <m:nor/>
+                    </m:rPr>
                     <w:rPr>
                       <w:rFonts w:ascii="Cambria Math" w:hAnsi="Cambria Math"/>
                     </w:rPr>
-                    <m:t>R1</m:t>
+                    <m:t>r</m:t>
                   </m:r>
                 </m:sub>
-                <m:sup>
-                  <m:r>
-                    <w:rPr>
-                      <w:rFonts w:ascii="Cambria Math" w:hAnsi="Cambria Math"/>
-                    </w:rPr>
-                    <m:t>2</m:t>
-                  </m:r>
-                </m:sup>
-              </m:sSubSup>
+              </m:sSub>
+            </m:e>
+            <m:sup>
               <m:r>
                 <w:rPr>
                   <w:rFonts w:ascii="Cambria Math" w:hAnsi="Cambria Math"/>
                 </w:rPr>
-                <m:t>+</m:t>
+                <m:t>2</m:t>
               </m:r>
-              <m:sSubSup>
-                <m:sSubSupPr>
+            </m:sup>
+          </m:sSup>
+        </m:oMath>
+      </m:oMathPara>
+    </w:p>
+    <w:p/>
+    <w:p>
+      <w:r>
+        <w:t>Where B is the bandwidth.</w:t>
+      </w:r>
+    </w:p>
+    <w:p/>
+    <w:p>
+      <m:oMathPara>
+        <m:oMath>
+          <m:sSup>
+            <m:sSupPr>
+              <m:ctrlPr>
+                <w:rPr>
+                  <w:rFonts w:ascii="Cambria Math" w:hAnsi="Cambria Math"/>
+                </w:rPr>
+              </m:ctrlPr>
+            </m:sSupPr>
+            <m:e>
+              <m:sSub>
+                <m:sSubPr>
                   <m:ctrlPr>
                     <w:rPr>
                       <w:rFonts w:ascii="Cambria Math" w:hAnsi="Cambria Math"/>
                     </w:rPr>
                   </m:ctrlPr>
-                </m:sSubSupPr>
+                </m:sSubPr>
                 <m:e>
                   <m:r>
+                    <m:rPr>
+                      <m:nor/>
+                    </m:rPr>
                     <w:rPr>
                       <w:rFonts w:ascii="Cambria Math" w:hAnsi="Cambria Math"/>
                     </w:rPr>
-                    <m:t>e</m:t>
+                    <m:t>v</m:t>
                   </m:r>
                 </m:e>
                 <m:sub>
-                  <m:sSub>
-                    <m:sSubPr>
-                      <m:ctrlPr>
-                        <w:rPr>
-                          <w:rFonts w:ascii="Cambria Math" w:hAnsi="Cambria Math"/>
-                        </w:rPr>
-                      </m:ctrlPr>
-                    </m:sSubPr>
-                    <m:e>
-                      <m:r>
-                        <w:rPr>
-                          <w:rFonts w:ascii="Cambria Math" w:hAnsi="Cambria Math"/>
-                        </w:rPr>
-                        <m:t>R</m:t>
-                      </m:r>
-                    </m:e>
-                    <m:sub>
-                      <m:r>
-                        <w:rPr>
-                          <w:rFonts w:ascii="Cambria Math" w:hAnsi="Cambria Math"/>
-                        </w:rPr>
-                        <m:t>f</m:t>
-                      </m:r>
-                    </m:sub>
-                  </m:sSub>
-                </m:sub>
-                <m:sup>
                   <m:r>
+                    <m:rPr>
+                      <m:nor/>
+                    </m:rPr>
                     <w:rPr>
                       <w:rFonts w:ascii="Cambria Math" w:hAnsi="Cambria Math"/>
                     </w:rPr>
-                    <m:t>2</m:t>
+                    <m:t>n</m:t>
                   </m:r>
-                </m:sup>
-              </m:sSubSup>
+                </m:sub>
+              </m:sSub>
+            </m:e>
+            <m:sup>
               <m:r>
                 <w:rPr>
                   <w:rFonts w:ascii="Cambria Math" w:hAnsi="Cambria Math"/>
                 </w:rPr>
-                <m:t>+</m:t>
+                <m:t>2</m:t>
               </m:r>
-              <m:sSubSup>
-                <m:sSubSupPr>
-                  <m:ctrlPr>
-                    <w:rPr>
-                      <w:rFonts w:ascii="Cambria Math" w:hAnsi="Cambria Math"/>
-                    </w:rPr>
-                  </m:ctrlPr>
-                </m:sSubSupPr>
-                <m:e>
-                  <m:r>
-                    <w:rPr>
-                      <w:rFonts w:ascii="Cambria Math" w:hAnsi="Cambria Math"/>
-                    </w:rPr>
-                    <m:t>e</m:t>
-                  </m:r>
-                </m:e>
-                <m:sub>
-                  <m:r>
-                    <w:rPr>
-                      <w:rFonts w:ascii="Cambria Math" w:hAnsi="Cambria Math"/>
-                    </w:rPr>
-                    <m:t>R3</m:t>
-                  </m:r>
-                </m:sub>
-                <m:sup>
-                  <m:r>
-                    <w:rPr>
-                      <w:rFonts w:ascii="Cambria Math" w:hAnsi="Cambria Math"/>
-                    </w:rPr>
-                    <m:t>2</m:t>
-                  </m:r>
-                </m:sup>
-              </m:sSubSup>
-            </m:e>
-          </m:rad>
+            </m:sup>
+          </m:sSup>
           <m:r>
             <w:rPr>
               <w:rFonts w:ascii="Cambria Math" w:hAnsi="Cambria Math"/>
             </w:rPr>
-            <m:t>≈1.35 μ</m:t>
+            <m:t>≈2.55 </m:t>
           </m:r>
-          <m:sSub>
-            <m:sSubPr>
+          <m:r>
+            <m:rPr>
+              <m:nor/>
+            </m:rPr>
+            <w:rPr>
+              <w:rFonts w:ascii="Cambria Math" w:hAnsi="Cambria Math"/>
+            </w:rPr>
+            <m:t>f</m:t>
+          </m:r>
+          <m:sSup>
+            <m:sSupPr>
               <m:ctrlPr>
                 <w:rPr>
                   <w:rFonts w:ascii="Cambria Math" w:hAnsi="Cambria Math"/>
                 </w:rPr>
               </m:ctrlPr>
-            </m:sSubPr>
+            </m:sSupPr>
             <m:e>
               <m:r>
                 <m:rPr>
@@ -12018,1984 +10956,27 @@
                 <m:t>V</m:t>
               </m:r>
             </m:e>
-            <m:sub>
+            <m:sup>
               <m:r>
-                <m:rPr>
-                  <m:nor/>
-                </m:rPr>
                 <w:rPr>
                   <w:rFonts w:ascii="Cambria Math" w:hAnsi="Cambria Math"/>
                 </w:rPr>
-                <m:t>rms</m:t>
+                <m:t>2</m:t>
               </m:r>
-            </m:sub>
-          </m:sSub>
+            </m:sup>
+          </m:sSup>
+          <m:r>
+            <m:rPr>
+              <m:nor/>
+            </m:rPr>
+            <w:rPr>
+              <w:rFonts w:ascii="Cambria Math" w:hAnsi="Cambria Math"/>
+            </w:rPr>
+            <m:t>(rms)</m:t>
+          </m:r>
         </m:oMath>
       </m:oMathPara>
     </w:p>
-    <w:p/>
-    <w:p/>
-    <w:p/>
-    <w:p>
-      <w:pPr>
-        <w:rPr>
-          <w:lang w:val="en-US"/>
-        </w:rPr>
-      </w:pPr>
-      <w:r>
-        <w:rPr>
-          <w:lang w:val="en-US"/>
-        </w:rPr>
-        <w:t>The results section presents t</w:t>
-      </w:r>
-      <w:r>
-        <w:rPr>
-          <w:lang w:val="en-US"/>
-        </w:rPr>
-        <w:t xml:space="preserve">he results of the study to the reader. </w:t>
-      </w:r>
-      <w:r>
-        <w:rPr>
-          <w:lang w:val="en-US"/>
-        </w:rPr>
-        <w:t>Typically,</w:t>
-      </w:r>
-      <w:r>
-        <w:rPr>
-          <w:lang w:val="en-US"/>
-        </w:rPr>
-        <w:t xml:space="preserve"> in case of laboratory assignments, the results are the results of a measurement, which are used to present and explain the phenomenon under study. </w:t>
-      </w:r>
-      <w:r>
-        <w:rPr>
-          <w:lang w:val="en-US"/>
-        </w:rPr>
-        <w:t>All possible oscilloscope figures should not under any circumstances b</w:t>
-      </w:r>
-      <w:r>
-        <w:rPr>
-          <w:lang w:val="en-US"/>
-        </w:rPr>
-        <w:t xml:space="preserve">e dumped into the report. </w:t>
-      </w:r>
-      <w:r>
-        <w:rPr>
-          <w:lang w:val="en-US"/>
-        </w:rPr>
-        <w:t>Usually there is no need to present the complete s</w:t>
-      </w:r>
-      <w:r>
-        <w:rPr>
-          <w:lang w:val="en-US"/>
-        </w:rPr>
-        <w:t>heet of measurement readings – only the most crucial measurement results are needed.</w:t>
-      </w:r>
-    </w:p>
-    <w:p>
-      <w:pPr>
-        <w:rPr>
-          <w:lang w:val="en-US"/>
-        </w:rPr>
-      </w:pPr>
-      <w:r>
-        <w:rPr>
-          <w:lang w:val="en-US"/>
-        </w:rPr>
-        <w:t xml:space="preserve">So that the </w:t>
-      </w:r>
-      <w:r>
-        <w:rPr>
-          <w:lang w:val="en-US"/>
-        </w:rPr>
-        <w:t>observations m</w:t>
-      </w:r>
-      <w:r>
-        <w:rPr>
-          <w:lang w:val="en-US"/>
-        </w:rPr>
-        <w:t xml:space="preserve">ade in the study are useful to others also, the result analysis must be presented as thoroughly as possible. </w:t>
-      </w:r>
-      <w:r>
-        <w:rPr>
-          <w:lang w:val="en-US"/>
-        </w:rPr>
-        <w:t>The observations of the study and the result analysis i</w:t>
-      </w:r>
-      <w:r>
-        <w:rPr>
-          <w:lang w:val="en-US"/>
-        </w:rPr>
-        <w:t xml:space="preserve">s presented unambiguously and compactly. A figure or table can be used for help in the presentation. </w:t>
-      </w:r>
-      <w:r>
-        <w:rPr>
-          <w:lang w:val="en-US"/>
-        </w:rPr>
-        <w:t>The observations made, the analysis made on them and p</w:t>
-      </w:r>
-      <w:r>
-        <w:rPr>
-          <w:lang w:val="en-US"/>
-        </w:rPr>
-        <w:t xml:space="preserve">resented figures etc. are used to reason the conclusions of the study. </w:t>
-      </w:r>
-      <w:r>
-        <w:rPr>
-          <w:lang w:val="en-US"/>
-        </w:rPr>
-        <w:t>The interpretation of result figures or numbers must not b</w:t>
-      </w:r>
-      <w:r>
-        <w:rPr>
-          <w:lang w:val="en-US"/>
-        </w:rPr>
-        <w:t>e left for the reader, the text must tell what the figures and numbers show, for example.</w:t>
-      </w:r>
-    </w:p>
-    <w:p>
-      <w:pPr>
-        <w:rPr>
-          <w:lang w:val="en-US"/>
-        </w:rPr>
-      </w:pPr>
-      <w:r>
-        <w:rPr>
-          <w:lang w:val="en-US"/>
-        </w:rPr>
-        <w:t>It is not usually obvious h</w:t>
-      </w:r>
-      <w:r>
-        <w:rPr>
-          <w:lang w:val="en-US"/>
-        </w:rPr>
-        <w:t xml:space="preserve">ow the results </w:t>
-      </w:r>
-      <w:r>
-        <w:rPr>
-          <w:lang w:val="en-US"/>
-        </w:rPr>
-        <w:t>should be</w:t>
-      </w:r>
-      <w:r>
-        <w:rPr>
-          <w:lang w:val="en-US"/>
-        </w:rPr>
-        <w:t xml:space="preserve"> pre</w:t>
-      </w:r>
-      <w:r>
-        <w:rPr>
-          <w:lang w:val="en-US"/>
-        </w:rPr>
-        <w:t xml:space="preserve">sented. </w:t>
-      </w:r>
-      <w:r>
-        <w:rPr>
-          <w:lang w:val="en-US"/>
-        </w:rPr>
-        <w:t xml:space="preserve">The writer </w:t>
-      </w:r>
-      <w:r>
-        <w:rPr>
-          <w:lang w:val="en-US"/>
-        </w:rPr>
-        <w:t>must</w:t>
-      </w:r>
-      <w:r>
-        <w:rPr>
-          <w:lang w:val="en-US"/>
-        </w:rPr>
-        <w:t xml:space="preserve"> c</w:t>
-      </w:r>
-      <w:r>
-        <w:rPr>
-          <w:lang w:val="en-US"/>
-        </w:rPr>
-        <w:t xml:space="preserve">onsider what is the best way to present and justify the conclusions derived from the observations. </w:t>
-      </w:r>
-      <w:r>
-        <w:rPr>
-          <w:lang w:val="en-US"/>
-        </w:rPr>
-        <w:t xml:space="preserve">Some results are easiest to present in figure (example: figure </w:t>
-      </w:r>
-      <w:r>
-        <w:rPr>
-          <w:lang w:val="en-US"/>
-        </w:rPr>
-        <w:t>3), while others might be better suited to a table form (example: table 1).</w:t>
-      </w:r>
-    </w:p>
-    <w:p>
-      <w:pPr>
-        <w:rPr>
-          <w:lang w:val="en-US"/>
-        </w:rPr>
-      </w:pPr>
-      <w:r>
-        <w:rPr>
-          <w:lang w:val="en-US"/>
-        </w:rPr>
-        <w:t>The measurement results should b</w:t>
-      </w:r>
-      <w:r>
-        <w:rPr>
-          <w:lang w:val="en-US"/>
-        </w:rPr>
-        <w:t xml:space="preserve">e dealt with criticism, and the documentation of uncertainty of measurements is a part of a well-made study. </w:t>
-      </w:r>
-      <w:r>
-        <w:rPr>
-          <w:lang w:val="en-US"/>
-        </w:rPr>
-        <w:t>Again: the tests and the measurements must be documented th</w:t>
-      </w:r>
-      <w:r>
-        <w:rPr>
-          <w:lang w:val="en-US"/>
-        </w:rPr>
-        <w:t>oroughly enough so that another person could, if necessary, repeat the experiment and compare one’s results. You might want to take a photograph of t</w:t>
-      </w:r>
-      <w:r>
-        <w:rPr>
-          <w:lang w:val="en-US"/>
-        </w:rPr>
-        <w:t>he measurement setup</w:t>
-      </w:r>
-      <w:r>
-        <w:rPr>
-          <w:lang w:val="en-US"/>
-        </w:rPr>
-        <w:t xml:space="preserve"> – although you may not want to include it into the report, it may be useful when writing the report so you can see details on of the measurement setup which you might have forgotten.</w:t>
-      </w:r>
-    </w:p>
-    <w:p>
-      <w:pPr>
-        <w:rPr>
-          <w:lang w:val="en-US"/>
-        </w:rPr>
-      </w:pPr>
-      <w:r>
-        <w:rPr>
-          <w:lang w:val="en-US"/>
-        </w:rPr>
-        <w:t>It is worth remembering t</w:t>
-      </w:r>
-      <w:r>
-        <w:rPr>
-          <w:lang w:val="en-US"/>
-        </w:rPr>
-        <w:t xml:space="preserve">hat a figure itself is not a result. You </w:t>
-      </w:r>
-      <w:r>
-        <w:rPr>
-          <w:lang w:val="en-US"/>
-        </w:rPr>
-        <w:t>must</w:t>
-      </w:r>
-      <w:r>
-        <w:rPr>
-          <w:lang w:val="en-US"/>
-        </w:rPr>
-        <w:t xml:space="preserve"> interpret what needs to be seen from the figure</w:t>
-      </w:r>
-      <w:r>
-        <w:rPr>
-          <w:lang w:val="en-US"/>
-        </w:rPr>
-        <w:t xml:space="preserve"> and what the figure is trying to prove or show. </w:t>
-      </w:r>
-      <w:r>
-        <w:rPr>
-          <w:lang w:val="en-US"/>
-        </w:rPr>
-        <w:t>A figure is not also automatically the best way t</w:t>
-      </w:r>
-      <w:r>
-        <w:rPr>
-          <w:lang w:val="en-US"/>
-        </w:rPr>
-        <w:t>o present the result, a table may be better suited for presentation of a few numeric values.</w:t>
-      </w:r>
-    </w:p>
-    <w:p>
-      <w:pPr>
-        <w:rPr>
-          <w:lang w:val="en-US"/>
-        </w:rPr>
-      </w:pPr>
-    </w:p>
-    <w:p>
-      <w:pPr>
-        <w:rPr>
-          <w:lang w:val="en-US"/>
-        </w:rPr>
-      </w:pPr>
-    </w:p>
-    <w:p>
-      <w:pPr>
-        <w:rPr>
-          <w:lang w:val="en-US"/>
-        </w:rPr>
-      </w:pPr>
-    </w:p>
-    <w:p>
-      <w:pPr>
-        <w:rPr>
-          <w:lang w:val="en-US"/>
-        </w:rPr>
-      </w:pPr>
-    </w:p>
-    <w:p>
-      <w:pPr>
-        <w:rPr>
-          <w:lang w:val="en-US"/>
-        </w:rPr>
-      </w:pPr>
-    </w:p>
-    <w:p>
-      <w:pPr>
-        <w:rPr>
-          <w:lang w:val="en-US"/>
-        </w:rPr>
-      </w:pPr>
-    </w:p>
-    <w:p>
-      <w:pPr>
-        <w:rPr>
-          <w:sz w:val="20"/>
-          <w:szCs w:val="16"/>
-          <w:lang w:val="en-US"/>
-        </w:rPr>
-      </w:pPr>
-    </w:p>
-    <w:p>
-      <w:pPr>
-        <w:pStyle w:val="Kuvateksti"/>
-        <w:rPr>
-          <w:lang w:val="en-US"/>
-        </w:rPr>
-      </w:pPr>
-      <w:r>
-        <w:rPr>
-          <w:lang w:val="en-US"/>
-        </w:rPr>
-        <w:t>T</w:t>
-      </w:r>
-      <w:r>
-        <w:rPr>
-          <w:lang w:val="en-US"/>
-        </w:rPr>
-        <w:t xml:space="preserve">able </w:t>
-      </w:r>
-      <w:r>
-        <w:fldChar w:fldCharType="begin"/>
-      </w:r>
-      <w:r>
-        <w:rPr>
-          <w:lang w:val="en-US"/>
-        </w:rPr>
-        <w:instrText xml:space="preserve"> SEQ Taulukko \* ARABIC </w:instrText>
-      </w:r>
-      <w:r>
-        <w:fldChar w:fldCharType="separate"/>
-      </w:r>
-      <w:r>
-        <w:rPr>
-          <w:noProof/>
-          <w:lang w:val="en-US"/>
-        </w:rPr>
-        <w:t>1</w:t>
-      </w:r>
-      <w:r>
-        <w:fldChar w:fldCharType="end"/>
-      </w:r>
-      <w:r>
-        <w:rPr>
-          <w:lang w:val="en-US"/>
-        </w:rPr>
-        <w:t xml:space="preserve">. </w:t>
-      </w:r>
-      <w:r>
-        <w:rPr>
-          <w:lang w:val="en-US"/>
-        </w:rPr>
-        <w:t xml:space="preserve">The home charging methods and charge times </w:t>
-      </w:r>
-      <w:r>
-        <w:rPr>
-          <w:i/>
-          <w:iCs/>
-          <w:lang w:val="en-US"/>
-        </w:rPr>
-        <w:t>T</w:t>
-      </w:r>
-      <w:r>
-        <w:rPr>
-          <w:vertAlign w:val="subscript"/>
-          <w:lang w:val="en-US"/>
-        </w:rPr>
-        <w:t>l</w:t>
-      </w:r>
-      <w:r>
-        <w:rPr>
-          <w:lang w:val="en-US"/>
-        </w:rPr>
-        <w:t xml:space="preserve"> of two electric vehicles with charge voltage </w:t>
-      </w:r>
-      <w:r>
-        <w:rPr>
-          <w:i/>
-          <w:iCs/>
-          <w:lang w:val="en-US"/>
-        </w:rPr>
-        <w:t>U</w:t>
-      </w:r>
-      <w:r>
-        <w:rPr>
-          <w:lang w:val="en-US"/>
-        </w:rPr>
-        <w:t xml:space="preserve">, </w:t>
-      </w:r>
-      <w:r>
-        <w:rPr>
-          <w:lang w:val="en-US"/>
-        </w:rPr>
-        <w:t>with fuse size</w:t>
-      </w:r>
-      <w:r>
-        <w:rPr>
-          <w:lang w:val="en-US"/>
-        </w:rPr>
-        <w:t xml:space="preserve"> </w:t>
-      </w:r>
-      <w:r>
-        <w:rPr>
-          <w:i/>
-          <w:iCs/>
-          <w:lang w:val="en-US"/>
-        </w:rPr>
-        <w:t>I</w:t>
-      </w:r>
-      <w:r>
-        <w:rPr>
-          <w:vertAlign w:val="subscript"/>
-          <w:lang w:val="en-US"/>
-        </w:rPr>
-        <w:t>s</w:t>
-      </w:r>
-      <w:r>
-        <w:rPr>
-          <w:lang w:val="en-US"/>
-        </w:rPr>
-        <w:t xml:space="preserve"> </w:t>
-      </w:r>
-      <w:r>
-        <w:rPr>
-          <w:lang w:val="en-US"/>
-        </w:rPr>
-        <w:t>and its maximum allowed charge power</w:t>
-      </w:r>
-      <w:r>
-        <w:rPr>
-          <w:lang w:val="en-US"/>
-        </w:rPr>
-        <w:t xml:space="preserve"> </w:t>
-      </w:r>
-      <w:r>
-        <w:rPr>
-          <w:i/>
-          <w:iCs/>
-          <w:lang w:val="en-US"/>
-        </w:rPr>
-        <w:t>P</w:t>
-      </w:r>
-      <w:r>
-        <w:rPr>
-          <w:lang w:val="en-US"/>
-        </w:rPr>
-        <w:t>.</w:t>
-      </w:r>
-      <w:r>
-        <w:rPr>
-          <w:lang w:val="en-US"/>
-        </w:rPr>
-        <w:t xml:space="preserve"> </w:t>
-      </w:r>
-      <w:r>
-        <w:rPr>
-          <w:lang w:val="en-US"/>
-        </w:rPr>
-        <w:t>Modified from reference</w:t>
-      </w:r>
-      <w:r>
-        <w:rPr>
-          <w:lang w:val="en-US"/>
-        </w:rPr>
-        <w:t xml:space="preserve"> </w:t>
-      </w:r>
-      <w:r>
-        <w:rPr>
-          <w:lang w:val="en-US"/>
-        </w:rPr>
-        <w:t>(</w:t>
-      </w:r>
-      <w:proofErr w:type="spellStart"/>
-      <w:r>
-        <w:rPr>
-          <w:lang w:val="en-US"/>
-        </w:rPr>
-        <w:t>Tupamäki</w:t>
-      </w:r>
-      <w:proofErr w:type="spellEnd"/>
-      <w:r>
-        <w:rPr>
-          <w:lang w:val="en-US"/>
-        </w:rPr>
-        <w:t>, 2018)</w:t>
-      </w:r>
-      <w:r>
-        <w:rPr>
-          <w:lang w:val="en-US"/>
-        </w:rPr>
-        <w:t>.</w:t>
-      </w:r>
-    </w:p>
-    <w:tbl>
-      <w:tblPr>
-        <w:tblStyle w:val="TableGrid"/>
-        <w:tblW w:w="9721" w:type="dxa"/>
-        <w:jc w:val="center"/>
-        <w:tblLook w:val="04A0" w:firstRow="1" w:lastRow="0" w:firstColumn="1" w:lastColumn="0" w:noHBand="0" w:noVBand="1"/>
-      </w:tblPr>
-      <w:tblGrid>
-        <w:gridCol w:w="4673"/>
-        <w:gridCol w:w="851"/>
-        <w:gridCol w:w="902"/>
-        <w:gridCol w:w="880"/>
-        <w:gridCol w:w="1341"/>
-        <w:gridCol w:w="1074"/>
-      </w:tblGrid>
-      <w:tr>
-        <w:trPr>
-          <w:jc w:val="center"/>
-        </w:trPr>
-        <w:tc>
-          <w:tcPr>
-            <w:tcW w:w="4673" w:type="dxa"/>
-            <w:vMerge w:val="restart"/>
-            <w:vAlign w:val="center"/>
-          </w:tcPr>
-          <w:p>
-            <w:pPr>
-              <w:keepNext/>
-              <w:keepLines/>
-              <w:jc w:val="center"/>
-              <w:rPr>
-                <w:rFonts w:ascii="Times New Roman" w:hAnsi="Times New Roman" w:cs="Times New Roman"/>
-                <w:b/>
-                <w:bCs/>
-                <w:sz w:val="20"/>
-                <w:szCs w:val="20"/>
-              </w:rPr>
-            </w:pPr>
-            <w:proofErr w:type="spellStart"/>
-            <w:r>
-              <w:rPr>
-                <w:rFonts w:ascii="Times New Roman" w:hAnsi="Times New Roman" w:cs="Times New Roman"/>
-                <w:b/>
-                <w:bCs/>
-                <w:sz w:val="20"/>
-                <w:szCs w:val="20"/>
-              </w:rPr>
-              <w:lastRenderedPageBreak/>
-              <w:t>Charge</w:t>
-            </w:r>
-            <w:proofErr w:type="spellEnd"/>
-            <w:r>
-              <w:rPr>
-                <w:rFonts w:ascii="Times New Roman" w:hAnsi="Times New Roman" w:cs="Times New Roman"/>
-                <w:b/>
-                <w:bCs/>
-                <w:sz w:val="20"/>
-                <w:szCs w:val="20"/>
-              </w:rPr>
-              <w:t xml:space="preserve"> </w:t>
-            </w:r>
-            <w:proofErr w:type="spellStart"/>
-            <w:r>
-              <w:rPr>
-                <w:rFonts w:ascii="Times New Roman" w:hAnsi="Times New Roman" w:cs="Times New Roman"/>
-                <w:b/>
-                <w:bCs/>
-                <w:sz w:val="20"/>
-                <w:szCs w:val="20"/>
-              </w:rPr>
-              <w:t>method</w:t>
-            </w:r>
-            <w:proofErr w:type="spellEnd"/>
-          </w:p>
-        </w:tc>
-        <w:tc>
-          <w:tcPr>
-            <w:tcW w:w="851" w:type="dxa"/>
-            <w:vMerge w:val="restart"/>
-            <w:vAlign w:val="center"/>
-          </w:tcPr>
-          <w:p>
-            <w:pPr>
-              <w:keepNext/>
-              <w:keepLines/>
-              <w:jc w:val="center"/>
-              <w:rPr>
-                <w:rFonts w:ascii="Times New Roman" w:hAnsi="Times New Roman" w:cs="Times New Roman"/>
-                <w:b/>
-                <w:bCs/>
-                <w:sz w:val="20"/>
-                <w:szCs w:val="20"/>
-              </w:rPr>
-            </w:pPr>
-            <w:r>
-              <w:rPr>
-                <w:rFonts w:ascii="Times New Roman" w:hAnsi="Times New Roman" w:cs="Times New Roman"/>
-                <w:b/>
-                <w:bCs/>
-                <w:i/>
-                <w:iCs/>
-                <w:sz w:val="20"/>
-                <w:szCs w:val="20"/>
-              </w:rPr>
-              <w:t>U</w:t>
-            </w:r>
-            <w:r>
-              <w:rPr>
-                <w:rFonts w:ascii="Times New Roman" w:hAnsi="Times New Roman" w:cs="Times New Roman"/>
-                <w:b/>
-                <w:bCs/>
-                <w:sz w:val="20"/>
-                <w:szCs w:val="20"/>
-              </w:rPr>
-              <w:t> </w:t>
-            </w:r>
-            <w:r>
-              <w:rPr>
-                <w:rFonts w:ascii="Times New Roman" w:hAnsi="Times New Roman" w:cs="Times New Roman"/>
-                <w:b/>
-                <w:bCs/>
-                <w:sz w:val="20"/>
-                <w:szCs w:val="20"/>
-              </w:rPr>
-              <w:t>[V]</w:t>
-            </w:r>
-          </w:p>
-        </w:tc>
-        <w:tc>
-          <w:tcPr>
-            <w:tcW w:w="902" w:type="dxa"/>
-            <w:vMerge w:val="restart"/>
-            <w:vAlign w:val="center"/>
-          </w:tcPr>
-          <w:p>
-            <w:pPr>
-              <w:keepNext/>
-              <w:keepLines/>
-              <w:jc w:val="center"/>
-              <w:rPr>
-                <w:rFonts w:ascii="Times New Roman" w:hAnsi="Times New Roman" w:cs="Times New Roman"/>
-                <w:b/>
-                <w:bCs/>
-                <w:sz w:val="20"/>
-                <w:szCs w:val="20"/>
-              </w:rPr>
-            </w:pPr>
-            <w:r>
-              <w:rPr>
-                <w:rFonts w:ascii="Times New Roman" w:hAnsi="Times New Roman" w:cs="Times New Roman"/>
-                <w:b/>
-                <w:bCs/>
-                <w:i/>
-                <w:iCs/>
-                <w:sz w:val="20"/>
-                <w:szCs w:val="20"/>
-              </w:rPr>
-              <w:t>I</w:t>
-            </w:r>
-            <w:r>
-              <w:rPr>
-                <w:rFonts w:ascii="Times New Roman" w:hAnsi="Times New Roman" w:cs="Times New Roman"/>
-                <w:b/>
-                <w:bCs/>
-                <w:sz w:val="20"/>
-                <w:szCs w:val="20"/>
-                <w:vertAlign w:val="subscript"/>
-              </w:rPr>
-              <w:t>s</w:t>
-            </w:r>
-            <w:r>
-              <w:rPr>
-                <w:rFonts w:ascii="Times New Roman" w:hAnsi="Times New Roman" w:cs="Times New Roman"/>
-                <w:b/>
-                <w:bCs/>
-                <w:sz w:val="20"/>
-                <w:szCs w:val="20"/>
-              </w:rPr>
-              <w:t> </w:t>
-            </w:r>
-            <w:r>
-              <w:rPr>
-                <w:rFonts w:ascii="Times New Roman" w:hAnsi="Times New Roman" w:cs="Times New Roman"/>
-                <w:b/>
-                <w:bCs/>
-                <w:sz w:val="20"/>
-                <w:szCs w:val="20"/>
-              </w:rPr>
-              <w:t>[A]</w:t>
-            </w:r>
-          </w:p>
-        </w:tc>
-        <w:tc>
-          <w:tcPr>
-            <w:tcW w:w="880" w:type="dxa"/>
-            <w:vMerge w:val="restart"/>
-            <w:vAlign w:val="center"/>
-          </w:tcPr>
-          <w:p>
-            <w:pPr>
-              <w:keepNext/>
-              <w:keepLines/>
-              <w:jc w:val="center"/>
-              <w:rPr>
-                <w:rFonts w:ascii="Times New Roman" w:hAnsi="Times New Roman" w:cs="Times New Roman"/>
-                <w:b/>
-                <w:bCs/>
-                <w:sz w:val="20"/>
-                <w:szCs w:val="20"/>
-              </w:rPr>
-            </w:pPr>
-            <w:r>
-              <w:rPr>
-                <w:rFonts w:ascii="Times New Roman" w:hAnsi="Times New Roman" w:cs="Times New Roman"/>
-                <w:b/>
-                <w:bCs/>
-                <w:i/>
-                <w:iCs/>
-                <w:sz w:val="20"/>
-                <w:szCs w:val="20"/>
-              </w:rPr>
-              <w:t>P</w:t>
-            </w:r>
-            <w:r>
-              <w:rPr>
-                <w:rFonts w:ascii="Times New Roman" w:hAnsi="Times New Roman" w:cs="Times New Roman"/>
-                <w:b/>
-                <w:bCs/>
-                <w:sz w:val="20"/>
-                <w:szCs w:val="20"/>
-              </w:rPr>
-              <w:t> </w:t>
-            </w:r>
-            <w:r>
-              <w:rPr>
-                <w:rFonts w:ascii="Times New Roman" w:hAnsi="Times New Roman" w:cs="Times New Roman"/>
-                <w:b/>
-                <w:bCs/>
-                <w:sz w:val="20"/>
-                <w:szCs w:val="20"/>
-              </w:rPr>
-              <w:t>[kW]</w:t>
-            </w:r>
-          </w:p>
-        </w:tc>
-        <w:tc>
-          <w:tcPr>
-            <w:tcW w:w="2415" w:type="dxa"/>
-            <w:gridSpan w:val="2"/>
-            <w:vAlign w:val="center"/>
-          </w:tcPr>
-          <w:p>
-            <w:pPr>
-              <w:keepNext/>
-              <w:keepLines/>
-              <w:jc w:val="center"/>
-              <w:rPr>
-                <w:rFonts w:ascii="Times New Roman" w:hAnsi="Times New Roman" w:cs="Times New Roman"/>
-                <w:b/>
-                <w:bCs/>
-                <w:sz w:val="20"/>
-                <w:szCs w:val="20"/>
-              </w:rPr>
-            </w:pPr>
-            <w:r>
-              <w:rPr>
-                <w:rFonts w:ascii="Times New Roman" w:hAnsi="Times New Roman" w:cs="Times New Roman"/>
-                <w:b/>
-                <w:bCs/>
-                <w:i/>
-                <w:iCs/>
-                <w:sz w:val="20"/>
-                <w:szCs w:val="20"/>
-              </w:rPr>
-              <w:t>T</w:t>
-            </w:r>
-            <w:r>
-              <w:rPr>
-                <w:rFonts w:ascii="Times New Roman" w:hAnsi="Times New Roman" w:cs="Times New Roman"/>
-                <w:b/>
-                <w:bCs/>
-                <w:sz w:val="20"/>
-                <w:szCs w:val="20"/>
-                <w:vertAlign w:val="subscript"/>
-              </w:rPr>
-              <w:t>l</w:t>
-            </w:r>
-            <w:r>
-              <w:rPr>
-                <w:rFonts w:ascii="Times New Roman" w:hAnsi="Times New Roman" w:cs="Times New Roman"/>
-                <w:b/>
-                <w:bCs/>
-                <w:sz w:val="20"/>
-                <w:szCs w:val="20"/>
-              </w:rPr>
-              <w:t xml:space="preserve"> [h]</w:t>
-            </w:r>
-          </w:p>
-        </w:tc>
-      </w:tr>
-      <w:tr>
-        <w:trPr>
-          <w:jc w:val="center"/>
-        </w:trPr>
-        <w:tc>
-          <w:tcPr>
-            <w:tcW w:w="4673" w:type="dxa"/>
-            <w:vMerge/>
-            <w:vAlign w:val="center"/>
-          </w:tcPr>
-          <w:p>
-            <w:pPr>
-              <w:keepNext/>
-              <w:keepLines/>
-              <w:jc w:val="center"/>
-              <w:rPr>
-                <w:rFonts w:ascii="Times New Roman" w:hAnsi="Times New Roman" w:cs="Times New Roman"/>
-                <w:sz w:val="20"/>
-              </w:rPr>
-            </w:pPr>
-          </w:p>
-        </w:tc>
-        <w:tc>
-          <w:tcPr>
-            <w:tcW w:w="851" w:type="dxa"/>
-            <w:vMerge/>
-            <w:vAlign w:val="center"/>
-          </w:tcPr>
-          <w:p>
-            <w:pPr>
-              <w:keepNext/>
-              <w:keepLines/>
-              <w:jc w:val="center"/>
-              <w:rPr>
-                <w:rFonts w:ascii="Times New Roman" w:hAnsi="Times New Roman" w:cs="Times New Roman"/>
-                <w:sz w:val="20"/>
-              </w:rPr>
-            </w:pPr>
-          </w:p>
-        </w:tc>
-        <w:tc>
-          <w:tcPr>
-            <w:tcW w:w="902" w:type="dxa"/>
-            <w:vMerge/>
-            <w:vAlign w:val="center"/>
-          </w:tcPr>
-          <w:p>
-            <w:pPr>
-              <w:keepNext/>
-              <w:keepLines/>
-              <w:jc w:val="center"/>
-              <w:rPr>
-                <w:rFonts w:ascii="Times New Roman" w:hAnsi="Times New Roman" w:cs="Times New Roman"/>
-                <w:sz w:val="20"/>
-              </w:rPr>
-            </w:pPr>
-          </w:p>
-        </w:tc>
-        <w:tc>
-          <w:tcPr>
-            <w:tcW w:w="880" w:type="dxa"/>
-            <w:vMerge/>
-            <w:vAlign w:val="center"/>
-          </w:tcPr>
-          <w:p>
-            <w:pPr>
-              <w:keepNext/>
-              <w:keepLines/>
-              <w:jc w:val="center"/>
-              <w:rPr>
-                <w:rFonts w:ascii="Times New Roman" w:hAnsi="Times New Roman" w:cs="Times New Roman"/>
-                <w:sz w:val="20"/>
-              </w:rPr>
-            </w:pPr>
-          </w:p>
-        </w:tc>
-        <w:tc>
-          <w:tcPr>
-            <w:tcW w:w="1341" w:type="dxa"/>
-            <w:vAlign w:val="center"/>
-          </w:tcPr>
-          <w:p>
-            <w:pPr>
-              <w:keepNext/>
-              <w:keepLines/>
-              <w:jc w:val="center"/>
-              <w:rPr>
-                <w:rFonts w:ascii="Times New Roman" w:hAnsi="Times New Roman" w:cs="Times New Roman"/>
-                <w:sz w:val="20"/>
-              </w:rPr>
-            </w:pPr>
-            <w:r>
-              <w:rPr>
-                <w:rFonts w:ascii="Times New Roman" w:hAnsi="Times New Roman" w:cs="Times New Roman"/>
-                <w:sz w:val="20"/>
-              </w:rPr>
-              <w:t xml:space="preserve">Nissan </w:t>
-            </w:r>
-            <w:proofErr w:type="spellStart"/>
-            <w:r>
-              <w:rPr>
-                <w:rFonts w:ascii="Times New Roman" w:hAnsi="Times New Roman" w:cs="Times New Roman"/>
-                <w:sz w:val="20"/>
-              </w:rPr>
-              <w:t>L</w:t>
-            </w:r>
-            <w:r>
-              <w:rPr>
-                <w:rFonts w:ascii="Times New Roman" w:hAnsi="Times New Roman" w:cs="Times New Roman"/>
-                <w:sz w:val="20"/>
-              </w:rPr>
-              <w:t>eaf</w:t>
-            </w:r>
-            <w:proofErr w:type="spellEnd"/>
-            <w:r>
-              <w:rPr>
-                <w:rFonts w:ascii="Times New Roman" w:hAnsi="Times New Roman" w:cs="Times New Roman"/>
-                <w:sz w:val="20"/>
-              </w:rPr>
-              <w:t xml:space="preserve"> </w:t>
-            </w:r>
-            <w:r>
-              <w:rPr>
-                <w:rFonts w:ascii="Times New Roman" w:hAnsi="Times New Roman" w:cs="Times New Roman"/>
-                <w:sz w:val="20"/>
-              </w:rPr>
-              <w:br/>
-            </w:r>
-            <w:r>
-              <w:rPr>
-                <w:rFonts w:ascii="Times New Roman" w:hAnsi="Times New Roman" w:cs="Times New Roman"/>
-                <w:sz w:val="20"/>
-              </w:rPr>
-              <w:t>30</w:t>
-            </w:r>
-            <w:r>
-              <w:rPr>
-                <w:rFonts w:ascii="Times New Roman" w:hAnsi="Times New Roman" w:cs="Times New Roman"/>
-                <w:sz w:val="20"/>
-              </w:rPr>
-              <w:t> </w:t>
-            </w:r>
-            <w:r>
-              <w:rPr>
-                <w:rFonts w:ascii="Times New Roman" w:hAnsi="Times New Roman" w:cs="Times New Roman"/>
-                <w:sz w:val="20"/>
-              </w:rPr>
-              <w:t>kWh</w:t>
-            </w:r>
-          </w:p>
-        </w:tc>
-        <w:tc>
-          <w:tcPr>
-            <w:tcW w:w="1074" w:type="dxa"/>
-            <w:vAlign w:val="center"/>
-          </w:tcPr>
-          <w:p>
-            <w:pPr>
-              <w:keepNext/>
-              <w:keepLines/>
-              <w:jc w:val="center"/>
-              <w:rPr>
-                <w:rFonts w:ascii="Times New Roman" w:hAnsi="Times New Roman" w:cs="Times New Roman"/>
-                <w:sz w:val="20"/>
-              </w:rPr>
-            </w:pPr>
-            <w:r>
-              <w:rPr>
-                <w:rFonts w:ascii="Times New Roman" w:hAnsi="Times New Roman" w:cs="Times New Roman"/>
-                <w:sz w:val="20"/>
-              </w:rPr>
-              <w:t>Tesla S</w:t>
-            </w:r>
-          </w:p>
-          <w:p>
-            <w:pPr>
-              <w:keepNext/>
-              <w:keepLines/>
-              <w:jc w:val="center"/>
-              <w:rPr>
-                <w:rFonts w:ascii="Times New Roman" w:hAnsi="Times New Roman" w:cs="Times New Roman"/>
-                <w:sz w:val="20"/>
-              </w:rPr>
-            </w:pPr>
-            <w:r>
-              <w:rPr>
-                <w:rFonts w:ascii="Times New Roman" w:hAnsi="Times New Roman" w:cs="Times New Roman"/>
-                <w:sz w:val="20"/>
-              </w:rPr>
-              <w:t>100</w:t>
-            </w:r>
-            <w:r>
-              <w:rPr>
-                <w:rFonts w:ascii="Times New Roman" w:hAnsi="Times New Roman" w:cs="Times New Roman"/>
-                <w:sz w:val="20"/>
-              </w:rPr>
-              <w:t> </w:t>
-            </w:r>
-            <w:r>
-              <w:rPr>
-                <w:rFonts w:ascii="Times New Roman" w:hAnsi="Times New Roman" w:cs="Times New Roman"/>
-                <w:sz w:val="20"/>
-              </w:rPr>
-              <w:t>kWh</w:t>
-            </w:r>
-          </w:p>
-        </w:tc>
-      </w:tr>
-      <w:tr>
-        <w:trPr>
-          <w:jc w:val="center"/>
-        </w:trPr>
-        <w:tc>
-          <w:tcPr>
-            <w:tcW w:w="4673" w:type="dxa"/>
-            <w:vAlign w:val="center"/>
-          </w:tcPr>
-          <w:p>
-            <w:pPr>
-              <w:keepNext/>
-              <w:keepLines/>
-              <w:rPr>
-                <w:rFonts w:ascii="Times New Roman" w:hAnsi="Times New Roman" w:cs="Times New Roman"/>
-                <w:sz w:val="20"/>
-                <w:szCs w:val="20"/>
-                <w:lang w:val="en-US"/>
-              </w:rPr>
-            </w:pPr>
-            <w:r>
-              <w:rPr>
-                <w:rFonts w:ascii="Times New Roman" w:hAnsi="Times New Roman" w:cs="Times New Roman"/>
-                <w:sz w:val="20"/>
-                <w:szCs w:val="20"/>
-                <w:lang w:val="en-US"/>
-              </w:rPr>
-              <w:t>Temporary charging from a wall ou</w:t>
-            </w:r>
-            <w:r>
-              <w:rPr>
-                <w:rFonts w:ascii="Times New Roman" w:hAnsi="Times New Roman" w:cs="Times New Roman"/>
-                <w:sz w:val="20"/>
-                <w:szCs w:val="20"/>
-                <w:lang w:val="en-US"/>
-              </w:rPr>
-              <w:t>tlet</w:t>
-            </w:r>
-          </w:p>
-        </w:tc>
-        <w:tc>
-          <w:tcPr>
-            <w:tcW w:w="851" w:type="dxa"/>
-            <w:vAlign w:val="center"/>
-          </w:tcPr>
-          <w:p>
-            <w:pPr>
-              <w:keepNext/>
-              <w:keepLines/>
-              <w:jc w:val="center"/>
-              <w:rPr>
-                <w:rFonts w:ascii="Times New Roman" w:hAnsi="Times New Roman" w:cs="Times New Roman"/>
-                <w:sz w:val="20"/>
-                <w:szCs w:val="20"/>
-              </w:rPr>
-            </w:pPr>
-            <w:r>
-              <w:rPr>
-                <w:rFonts w:ascii="Times New Roman" w:hAnsi="Times New Roman" w:cs="Times New Roman"/>
-                <w:sz w:val="20"/>
-                <w:szCs w:val="20"/>
-              </w:rPr>
-              <w:t>230</w:t>
-            </w:r>
-          </w:p>
-        </w:tc>
-        <w:tc>
-          <w:tcPr>
-            <w:tcW w:w="902" w:type="dxa"/>
-            <w:vAlign w:val="center"/>
-          </w:tcPr>
-          <w:p>
-            <w:pPr>
-              <w:keepNext/>
-              <w:keepLines/>
-              <w:jc w:val="center"/>
-              <w:rPr>
-                <w:rFonts w:ascii="Times New Roman" w:hAnsi="Times New Roman" w:cs="Times New Roman"/>
-                <w:sz w:val="20"/>
-                <w:szCs w:val="20"/>
-              </w:rPr>
-            </w:pPr>
-            <w:r>
-              <w:rPr>
-                <w:rFonts w:ascii="Times New Roman" w:hAnsi="Times New Roman" w:cs="Times New Roman"/>
-                <w:sz w:val="20"/>
-                <w:szCs w:val="20"/>
-              </w:rPr>
-              <w:t>10</w:t>
-            </w:r>
-          </w:p>
-        </w:tc>
-        <w:tc>
-          <w:tcPr>
-            <w:tcW w:w="880" w:type="dxa"/>
-            <w:vAlign w:val="center"/>
-          </w:tcPr>
-          <w:p>
-            <w:pPr>
-              <w:keepNext/>
-              <w:keepLines/>
-              <w:jc w:val="center"/>
-              <w:rPr>
-                <w:rFonts w:ascii="Times New Roman" w:hAnsi="Times New Roman" w:cs="Times New Roman"/>
-                <w:sz w:val="20"/>
-                <w:szCs w:val="20"/>
-              </w:rPr>
-            </w:pPr>
-            <w:r>
-              <w:rPr>
-                <w:rFonts w:ascii="Times New Roman" w:hAnsi="Times New Roman" w:cs="Times New Roman"/>
-                <w:sz w:val="20"/>
-                <w:szCs w:val="20"/>
-              </w:rPr>
-              <w:t>2</w:t>
-            </w:r>
-            <w:r>
-              <w:rPr>
-                <w:rFonts w:ascii="Times New Roman" w:hAnsi="Times New Roman" w:cs="Times New Roman"/>
-                <w:sz w:val="20"/>
-                <w:szCs w:val="20"/>
-              </w:rPr>
-              <w:t>.</w:t>
-            </w:r>
-            <w:r>
-              <w:rPr>
-                <w:rFonts w:ascii="Times New Roman" w:hAnsi="Times New Roman" w:cs="Times New Roman"/>
-                <w:sz w:val="20"/>
-                <w:szCs w:val="20"/>
-              </w:rPr>
-              <w:t>3</w:t>
-            </w:r>
-          </w:p>
-        </w:tc>
-        <w:tc>
-          <w:tcPr>
-            <w:tcW w:w="1341" w:type="dxa"/>
-            <w:vAlign w:val="center"/>
-          </w:tcPr>
-          <w:p>
-            <w:pPr>
-              <w:keepNext/>
-              <w:keepLines/>
-              <w:jc w:val="center"/>
-              <w:rPr>
-                <w:rFonts w:ascii="Times New Roman" w:hAnsi="Times New Roman" w:cs="Times New Roman"/>
-                <w:sz w:val="20"/>
-                <w:szCs w:val="20"/>
-              </w:rPr>
-            </w:pPr>
-            <w:r>
-              <w:rPr>
-                <w:rFonts w:ascii="Times New Roman" w:hAnsi="Times New Roman" w:cs="Times New Roman"/>
-                <w:sz w:val="20"/>
-                <w:szCs w:val="20"/>
-              </w:rPr>
-              <w:t>13</w:t>
-            </w:r>
-          </w:p>
-        </w:tc>
-        <w:tc>
-          <w:tcPr>
-            <w:tcW w:w="1074" w:type="dxa"/>
-            <w:vAlign w:val="center"/>
-          </w:tcPr>
-          <w:p>
-            <w:pPr>
-              <w:keepNext/>
-              <w:keepLines/>
-              <w:jc w:val="center"/>
-              <w:rPr>
-                <w:rFonts w:ascii="Times New Roman" w:hAnsi="Times New Roman" w:cs="Times New Roman"/>
-                <w:sz w:val="20"/>
-                <w:szCs w:val="20"/>
-              </w:rPr>
-            </w:pPr>
-            <w:r>
-              <w:rPr>
-                <w:rFonts w:ascii="Times New Roman" w:hAnsi="Times New Roman" w:cs="Times New Roman"/>
-                <w:sz w:val="20"/>
-                <w:szCs w:val="20"/>
-              </w:rPr>
-              <w:t>43</w:t>
-            </w:r>
-          </w:p>
-        </w:tc>
-      </w:tr>
-      <w:tr>
-        <w:trPr>
-          <w:jc w:val="center"/>
-        </w:trPr>
-        <w:tc>
-          <w:tcPr>
-            <w:tcW w:w="4673" w:type="dxa"/>
-            <w:vAlign w:val="center"/>
-          </w:tcPr>
-          <w:p>
-            <w:pPr>
-              <w:keepNext/>
-              <w:keepLines/>
-              <w:rPr>
-                <w:rFonts w:ascii="Times New Roman" w:hAnsi="Times New Roman" w:cs="Times New Roman"/>
-                <w:sz w:val="20"/>
-                <w:szCs w:val="20"/>
-                <w:lang w:val="en-US"/>
-              </w:rPr>
-            </w:pPr>
-            <w:r>
-              <w:rPr>
-                <w:rFonts w:ascii="Times New Roman" w:hAnsi="Times New Roman" w:cs="Times New Roman"/>
-                <w:sz w:val="20"/>
-                <w:szCs w:val="20"/>
-                <w:lang w:val="en-US"/>
-              </w:rPr>
-              <w:t>Slow home charging from a home charging station</w:t>
-            </w:r>
-          </w:p>
-        </w:tc>
-        <w:tc>
-          <w:tcPr>
-            <w:tcW w:w="851" w:type="dxa"/>
-            <w:vAlign w:val="center"/>
-          </w:tcPr>
-          <w:p>
-            <w:pPr>
-              <w:keepNext/>
-              <w:keepLines/>
-              <w:jc w:val="center"/>
-              <w:rPr>
-                <w:rFonts w:ascii="Times New Roman" w:hAnsi="Times New Roman" w:cs="Times New Roman"/>
-                <w:sz w:val="20"/>
-                <w:szCs w:val="20"/>
-              </w:rPr>
-            </w:pPr>
-            <w:r>
-              <w:rPr>
-                <w:rFonts w:ascii="Times New Roman" w:hAnsi="Times New Roman" w:cs="Times New Roman"/>
-                <w:sz w:val="20"/>
-                <w:szCs w:val="20"/>
-              </w:rPr>
-              <w:t>230</w:t>
-            </w:r>
-          </w:p>
-        </w:tc>
-        <w:tc>
-          <w:tcPr>
-            <w:tcW w:w="902" w:type="dxa"/>
-            <w:vAlign w:val="center"/>
-          </w:tcPr>
-          <w:p>
-            <w:pPr>
-              <w:keepNext/>
-              <w:keepLines/>
-              <w:jc w:val="center"/>
-              <w:rPr>
-                <w:rFonts w:ascii="Times New Roman" w:hAnsi="Times New Roman" w:cs="Times New Roman"/>
-                <w:sz w:val="20"/>
-                <w:szCs w:val="20"/>
-              </w:rPr>
-            </w:pPr>
-            <w:r>
-              <w:rPr>
-                <w:rFonts w:ascii="Times New Roman" w:hAnsi="Times New Roman" w:cs="Times New Roman"/>
-                <w:sz w:val="20"/>
-                <w:szCs w:val="20"/>
-              </w:rPr>
-              <w:t>16</w:t>
-            </w:r>
-          </w:p>
-        </w:tc>
-        <w:tc>
-          <w:tcPr>
-            <w:tcW w:w="880" w:type="dxa"/>
-            <w:vAlign w:val="center"/>
-          </w:tcPr>
-          <w:p>
-            <w:pPr>
-              <w:keepNext/>
-              <w:keepLines/>
-              <w:jc w:val="center"/>
-              <w:rPr>
-                <w:rFonts w:ascii="Times New Roman" w:hAnsi="Times New Roman" w:cs="Times New Roman"/>
-                <w:sz w:val="20"/>
-                <w:szCs w:val="20"/>
-              </w:rPr>
-            </w:pPr>
-            <w:r>
-              <w:rPr>
-                <w:rFonts w:ascii="Times New Roman" w:hAnsi="Times New Roman" w:cs="Times New Roman"/>
-                <w:sz w:val="20"/>
-                <w:szCs w:val="20"/>
-              </w:rPr>
-              <w:t>3</w:t>
-            </w:r>
-            <w:r>
-              <w:rPr>
-                <w:rFonts w:ascii="Times New Roman" w:hAnsi="Times New Roman" w:cs="Times New Roman"/>
-                <w:sz w:val="20"/>
-                <w:szCs w:val="20"/>
-              </w:rPr>
-              <w:t>.</w:t>
-            </w:r>
-            <w:r>
-              <w:rPr>
-                <w:rFonts w:ascii="Times New Roman" w:hAnsi="Times New Roman" w:cs="Times New Roman"/>
-                <w:sz w:val="20"/>
-                <w:szCs w:val="20"/>
-              </w:rPr>
-              <w:t>7</w:t>
-            </w:r>
-          </w:p>
-        </w:tc>
-        <w:tc>
-          <w:tcPr>
-            <w:tcW w:w="1341" w:type="dxa"/>
-            <w:vAlign w:val="center"/>
-          </w:tcPr>
-          <w:p>
-            <w:pPr>
-              <w:keepNext/>
-              <w:keepLines/>
-              <w:jc w:val="center"/>
-              <w:rPr>
-                <w:rFonts w:ascii="Times New Roman" w:hAnsi="Times New Roman" w:cs="Times New Roman"/>
-                <w:sz w:val="20"/>
-                <w:szCs w:val="20"/>
-              </w:rPr>
-            </w:pPr>
-            <w:r>
-              <w:rPr>
-                <w:rFonts w:ascii="Times New Roman" w:hAnsi="Times New Roman" w:cs="Times New Roman"/>
-                <w:sz w:val="20"/>
-                <w:szCs w:val="20"/>
-              </w:rPr>
-              <w:t>8</w:t>
-            </w:r>
-          </w:p>
-        </w:tc>
-        <w:tc>
-          <w:tcPr>
-            <w:tcW w:w="1074" w:type="dxa"/>
-            <w:vAlign w:val="center"/>
-          </w:tcPr>
-          <w:p>
-            <w:pPr>
-              <w:keepNext/>
-              <w:keepLines/>
-              <w:jc w:val="center"/>
-              <w:rPr>
-                <w:rFonts w:ascii="Times New Roman" w:hAnsi="Times New Roman" w:cs="Times New Roman"/>
-                <w:sz w:val="20"/>
-                <w:szCs w:val="20"/>
-              </w:rPr>
-            </w:pPr>
-            <w:r>
-              <w:rPr>
-                <w:rFonts w:ascii="Times New Roman" w:hAnsi="Times New Roman" w:cs="Times New Roman"/>
-                <w:sz w:val="20"/>
-                <w:szCs w:val="20"/>
-              </w:rPr>
-              <w:t>27</w:t>
-            </w:r>
-          </w:p>
-        </w:tc>
-      </w:tr>
-      <w:tr>
-        <w:trPr>
-          <w:jc w:val="center"/>
-        </w:trPr>
-        <w:tc>
-          <w:tcPr>
-            <w:tcW w:w="4673" w:type="dxa"/>
-            <w:vAlign w:val="center"/>
-          </w:tcPr>
-          <w:p>
-            <w:pPr>
-              <w:keepNext/>
-              <w:keepLines/>
-              <w:rPr>
-                <w:rFonts w:ascii="Times New Roman" w:hAnsi="Times New Roman" w:cs="Times New Roman"/>
-                <w:sz w:val="20"/>
-                <w:szCs w:val="20"/>
-                <w:lang w:val="en-US"/>
-              </w:rPr>
-            </w:pPr>
-            <w:r>
-              <w:rPr>
-                <w:rFonts w:ascii="Times New Roman" w:hAnsi="Times New Roman" w:cs="Times New Roman"/>
-                <w:sz w:val="20"/>
-                <w:szCs w:val="20"/>
-                <w:lang w:val="en-US"/>
-              </w:rPr>
-              <w:t>Medium speed charging from a</w:t>
-            </w:r>
-            <w:r>
-              <w:rPr>
-                <w:rFonts w:ascii="Times New Roman" w:hAnsi="Times New Roman" w:cs="Times New Roman"/>
-                <w:sz w:val="20"/>
-                <w:szCs w:val="20"/>
-                <w:lang w:val="en-US"/>
-              </w:rPr>
-              <w:t xml:space="preserve"> home charging station</w:t>
-            </w:r>
-          </w:p>
-        </w:tc>
-        <w:tc>
-          <w:tcPr>
-            <w:tcW w:w="851" w:type="dxa"/>
-            <w:vAlign w:val="center"/>
-          </w:tcPr>
-          <w:p>
-            <w:pPr>
-              <w:keepNext/>
-              <w:keepLines/>
-              <w:jc w:val="center"/>
-              <w:rPr>
-                <w:rFonts w:ascii="Times New Roman" w:hAnsi="Times New Roman" w:cs="Times New Roman"/>
-                <w:sz w:val="20"/>
-                <w:szCs w:val="20"/>
-              </w:rPr>
-            </w:pPr>
-            <w:r>
-              <w:rPr>
-                <w:rFonts w:ascii="Times New Roman" w:hAnsi="Times New Roman" w:cs="Times New Roman"/>
-                <w:sz w:val="20"/>
-                <w:szCs w:val="20"/>
-              </w:rPr>
-              <w:t>230</w:t>
-            </w:r>
-          </w:p>
-        </w:tc>
-        <w:tc>
-          <w:tcPr>
-            <w:tcW w:w="902" w:type="dxa"/>
-            <w:vAlign w:val="center"/>
-          </w:tcPr>
-          <w:p>
-            <w:pPr>
-              <w:keepNext/>
-              <w:keepLines/>
-              <w:jc w:val="center"/>
-              <w:rPr>
-                <w:rFonts w:ascii="Times New Roman" w:hAnsi="Times New Roman" w:cs="Times New Roman"/>
-                <w:sz w:val="20"/>
-                <w:szCs w:val="20"/>
-              </w:rPr>
-            </w:pPr>
-            <w:r>
-              <w:rPr>
-                <w:rFonts w:ascii="Times New Roman" w:hAnsi="Times New Roman" w:cs="Times New Roman"/>
-                <w:sz w:val="20"/>
-                <w:szCs w:val="20"/>
-              </w:rPr>
-              <w:t>32</w:t>
-            </w:r>
-          </w:p>
-        </w:tc>
-        <w:tc>
-          <w:tcPr>
-            <w:tcW w:w="880" w:type="dxa"/>
-            <w:vAlign w:val="center"/>
-          </w:tcPr>
-          <w:p>
-            <w:pPr>
-              <w:keepNext/>
-              <w:keepLines/>
-              <w:jc w:val="center"/>
-              <w:rPr>
-                <w:rFonts w:ascii="Times New Roman" w:hAnsi="Times New Roman" w:cs="Times New Roman"/>
-                <w:sz w:val="20"/>
-                <w:szCs w:val="20"/>
-              </w:rPr>
-            </w:pPr>
-            <w:r>
-              <w:rPr>
-                <w:rFonts w:ascii="Times New Roman" w:hAnsi="Times New Roman" w:cs="Times New Roman"/>
-                <w:sz w:val="20"/>
-                <w:szCs w:val="20"/>
-              </w:rPr>
-              <w:t>7</w:t>
-            </w:r>
-            <w:r>
-              <w:rPr>
-                <w:rFonts w:ascii="Times New Roman" w:hAnsi="Times New Roman" w:cs="Times New Roman"/>
-                <w:sz w:val="20"/>
-                <w:szCs w:val="20"/>
-              </w:rPr>
-              <w:t>.</w:t>
-            </w:r>
-            <w:r>
-              <w:rPr>
-                <w:rFonts w:ascii="Times New Roman" w:hAnsi="Times New Roman" w:cs="Times New Roman"/>
-                <w:sz w:val="20"/>
-                <w:szCs w:val="20"/>
-              </w:rPr>
-              <w:t>4</w:t>
-            </w:r>
-          </w:p>
-        </w:tc>
-        <w:tc>
-          <w:tcPr>
-            <w:tcW w:w="1341" w:type="dxa"/>
-            <w:vAlign w:val="center"/>
-          </w:tcPr>
-          <w:p>
-            <w:pPr>
-              <w:keepNext/>
-              <w:keepLines/>
-              <w:jc w:val="center"/>
-              <w:rPr>
-                <w:rFonts w:ascii="Times New Roman" w:hAnsi="Times New Roman" w:cs="Times New Roman"/>
-                <w:sz w:val="20"/>
-                <w:szCs w:val="20"/>
-              </w:rPr>
-            </w:pPr>
-            <w:r>
-              <w:rPr>
-                <w:rFonts w:ascii="Times New Roman" w:hAnsi="Times New Roman" w:cs="Times New Roman"/>
-                <w:sz w:val="20"/>
-                <w:szCs w:val="20"/>
-              </w:rPr>
-              <w:t>4</w:t>
-            </w:r>
-          </w:p>
-        </w:tc>
-        <w:tc>
-          <w:tcPr>
-            <w:tcW w:w="1074" w:type="dxa"/>
-            <w:vAlign w:val="center"/>
-          </w:tcPr>
-          <w:p>
-            <w:pPr>
-              <w:keepNext/>
-              <w:keepLines/>
-              <w:jc w:val="center"/>
-              <w:rPr>
-                <w:rFonts w:ascii="Times New Roman" w:hAnsi="Times New Roman" w:cs="Times New Roman"/>
-                <w:sz w:val="20"/>
-                <w:szCs w:val="20"/>
-              </w:rPr>
-            </w:pPr>
-            <w:r>
-              <w:rPr>
-                <w:rFonts w:ascii="Times New Roman" w:hAnsi="Times New Roman" w:cs="Times New Roman"/>
-                <w:sz w:val="20"/>
-                <w:szCs w:val="20"/>
-              </w:rPr>
-              <w:t>14</w:t>
-            </w:r>
-          </w:p>
-        </w:tc>
-      </w:tr>
-      <w:tr>
-        <w:trPr>
-          <w:jc w:val="center"/>
-        </w:trPr>
-        <w:tc>
-          <w:tcPr>
-            <w:tcW w:w="4673" w:type="dxa"/>
-            <w:vAlign w:val="center"/>
-          </w:tcPr>
-          <w:p>
-            <w:pPr>
-              <w:keepNext/>
-              <w:keepLines/>
-              <w:rPr>
-                <w:rFonts w:ascii="Times New Roman" w:hAnsi="Times New Roman" w:cs="Times New Roman"/>
-                <w:sz w:val="20"/>
-                <w:szCs w:val="20"/>
-                <w:lang w:val="en-US"/>
-              </w:rPr>
-            </w:pPr>
-            <w:r>
-              <w:rPr>
-                <w:rFonts w:ascii="Times New Roman" w:hAnsi="Times New Roman" w:cs="Times New Roman"/>
-                <w:sz w:val="20"/>
-                <w:szCs w:val="20"/>
-                <w:lang w:val="en-US"/>
-              </w:rPr>
-              <w:t>Fast home charging from a</w:t>
-            </w:r>
-            <w:r>
-              <w:rPr>
-                <w:rFonts w:ascii="Times New Roman" w:hAnsi="Times New Roman" w:cs="Times New Roman"/>
-                <w:sz w:val="20"/>
-                <w:szCs w:val="20"/>
-                <w:lang w:val="en-US"/>
-              </w:rPr>
-              <w:t xml:space="preserve"> home charging station</w:t>
-            </w:r>
-          </w:p>
-        </w:tc>
-        <w:tc>
-          <w:tcPr>
-            <w:tcW w:w="851" w:type="dxa"/>
-            <w:vAlign w:val="center"/>
-          </w:tcPr>
-          <w:p>
-            <w:pPr>
-              <w:keepNext/>
-              <w:keepLines/>
-              <w:jc w:val="center"/>
-              <w:rPr>
-                <w:rFonts w:ascii="Times New Roman" w:hAnsi="Times New Roman" w:cs="Times New Roman"/>
-                <w:sz w:val="20"/>
-                <w:szCs w:val="20"/>
-              </w:rPr>
-            </w:pPr>
-            <w:r>
-              <w:rPr>
-                <w:rFonts w:ascii="Times New Roman" w:hAnsi="Times New Roman" w:cs="Times New Roman"/>
-                <w:sz w:val="20"/>
-                <w:szCs w:val="20"/>
-              </w:rPr>
-              <w:t>400</w:t>
-            </w:r>
-          </w:p>
-        </w:tc>
-        <w:tc>
-          <w:tcPr>
-            <w:tcW w:w="902" w:type="dxa"/>
-            <w:vAlign w:val="center"/>
-          </w:tcPr>
-          <w:p>
-            <w:pPr>
-              <w:keepNext/>
-              <w:keepLines/>
-              <w:jc w:val="center"/>
-              <w:rPr>
-                <w:rFonts w:ascii="Times New Roman" w:hAnsi="Times New Roman" w:cs="Times New Roman"/>
-                <w:sz w:val="20"/>
-                <w:szCs w:val="20"/>
-              </w:rPr>
-            </w:pPr>
-            <w:r>
-              <w:rPr>
-                <w:rFonts w:ascii="Times New Roman" w:hAnsi="Times New Roman" w:cs="Times New Roman"/>
-                <w:sz w:val="20"/>
-                <w:szCs w:val="20"/>
-              </w:rPr>
-              <w:t>16</w:t>
-            </w:r>
-          </w:p>
-        </w:tc>
-        <w:tc>
-          <w:tcPr>
-            <w:tcW w:w="880" w:type="dxa"/>
-            <w:vAlign w:val="center"/>
-          </w:tcPr>
-          <w:p>
-            <w:pPr>
-              <w:keepNext/>
-              <w:keepLines/>
-              <w:jc w:val="center"/>
-              <w:rPr>
-                <w:rFonts w:ascii="Times New Roman" w:hAnsi="Times New Roman" w:cs="Times New Roman"/>
-                <w:sz w:val="20"/>
-                <w:szCs w:val="20"/>
-              </w:rPr>
-            </w:pPr>
-            <w:r>
-              <w:rPr>
-                <w:rFonts w:ascii="Times New Roman" w:hAnsi="Times New Roman" w:cs="Times New Roman"/>
-                <w:sz w:val="20"/>
-                <w:szCs w:val="20"/>
-              </w:rPr>
-              <w:t>&lt;</w:t>
-            </w:r>
-            <w:r>
-              <w:rPr>
-                <w:rFonts w:ascii="Times New Roman" w:hAnsi="Times New Roman" w:cs="Times New Roman"/>
-                <w:sz w:val="20"/>
-                <w:szCs w:val="20"/>
-              </w:rPr>
-              <w:t xml:space="preserve"> </w:t>
-            </w:r>
-            <w:r>
-              <w:rPr>
-                <w:rFonts w:ascii="Times New Roman" w:hAnsi="Times New Roman" w:cs="Times New Roman"/>
-                <w:sz w:val="20"/>
-                <w:szCs w:val="20"/>
-              </w:rPr>
-              <w:t>11</w:t>
-            </w:r>
-          </w:p>
-        </w:tc>
-        <w:tc>
-          <w:tcPr>
-            <w:tcW w:w="1341" w:type="dxa"/>
-            <w:vAlign w:val="center"/>
-          </w:tcPr>
-          <w:p>
-            <w:pPr>
-              <w:keepNext/>
-              <w:keepLines/>
-              <w:jc w:val="center"/>
-              <w:rPr>
-                <w:rFonts w:ascii="Times New Roman" w:hAnsi="Times New Roman" w:cs="Times New Roman"/>
-                <w:sz w:val="20"/>
-                <w:szCs w:val="20"/>
-              </w:rPr>
-            </w:pPr>
-            <w:r>
-              <w:rPr>
-                <w:rFonts w:ascii="Times New Roman" w:hAnsi="Times New Roman" w:cs="Times New Roman"/>
-                <w:sz w:val="20"/>
-                <w:szCs w:val="20"/>
-              </w:rPr>
-              <w:t>3</w:t>
-            </w:r>
-          </w:p>
-        </w:tc>
-        <w:tc>
-          <w:tcPr>
-            <w:tcW w:w="1074" w:type="dxa"/>
-            <w:vAlign w:val="center"/>
-          </w:tcPr>
-          <w:p>
-            <w:pPr>
-              <w:keepNext/>
-              <w:keepLines/>
-              <w:jc w:val="center"/>
-              <w:rPr>
-                <w:rFonts w:ascii="Times New Roman" w:hAnsi="Times New Roman" w:cs="Times New Roman"/>
-                <w:sz w:val="20"/>
-                <w:szCs w:val="20"/>
-              </w:rPr>
-            </w:pPr>
-            <w:r>
-              <w:rPr>
-                <w:rFonts w:ascii="Times New Roman" w:hAnsi="Times New Roman" w:cs="Times New Roman"/>
-                <w:sz w:val="20"/>
-                <w:szCs w:val="20"/>
-              </w:rPr>
-              <w:t>9</w:t>
-            </w:r>
-          </w:p>
-        </w:tc>
-      </w:tr>
-      <w:tr>
-        <w:trPr>
-          <w:jc w:val="center"/>
-        </w:trPr>
-        <w:tc>
-          <w:tcPr>
-            <w:tcW w:w="4673" w:type="dxa"/>
-            <w:vAlign w:val="center"/>
-          </w:tcPr>
-          <w:p>
-            <w:pPr>
-              <w:keepNext/>
-              <w:keepLines/>
-              <w:rPr>
-                <w:rFonts w:ascii="Times New Roman" w:hAnsi="Times New Roman" w:cs="Times New Roman"/>
-                <w:sz w:val="20"/>
-                <w:szCs w:val="20"/>
-                <w:lang w:val="en-US"/>
-              </w:rPr>
-            </w:pPr>
-            <w:r>
-              <w:rPr>
-                <w:rFonts w:ascii="Times New Roman" w:hAnsi="Times New Roman" w:cs="Times New Roman"/>
-                <w:sz w:val="20"/>
-                <w:szCs w:val="20"/>
-                <w:lang w:val="en-US"/>
-              </w:rPr>
-              <w:t>Extra fast home charging f</w:t>
-            </w:r>
-            <w:r>
-              <w:rPr>
-                <w:rFonts w:ascii="Times New Roman" w:hAnsi="Times New Roman" w:cs="Times New Roman"/>
-                <w:sz w:val="20"/>
-                <w:szCs w:val="20"/>
-                <w:lang w:val="en-US"/>
-              </w:rPr>
-              <w:t>rom a home charging station</w:t>
-            </w:r>
-          </w:p>
-        </w:tc>
-        <w:tc>
-          <w:tcPr>
-            <w:tcW w:w="851" w:type="dxa"/>
-            <w:vAlign w:val="center"/>
-          </w:tcPr>
-          <w:p>
-            <w:pPr>
-              <w:keepNext/>
-              <w:keepLines/>
-              <w:jc w:val="center"/>
-              <w:rPr>
-                <w:rFonts w:ascii="Times New Roman" w:hAnsi="Times New Roman" w:cs="Times New Roman"/>
-                <w:sz w:val="20"/>
-                <w:szCs w:val="20"/>
-              </w:rPr>
-            </w:pPr>
-            <w:r>
-              <w:rPr>
-                <w:rFonts w:ascii="Times New Roman" w:hAnsi="Times New Roman" w:cs="Times New Roman"/>
-                <w:sz w:val="20"/>
-                <w:szCs w:val="20"/>
-              </w:rPr>
-              <w:t>400</w:t>
-            </w:r>
-          </w:p>
-        </w:tc>
-        <w:tc>
-          <w:tcPr>
-            <w:tcW w:w="902" w:type="dxa"/>
-            <w:vAlign w:val="center"/>
-          </w:tcPr>
-          <w:p>
-            <w:pPr>
-              <w:keepNext/>
-              <w:keepLines/>
-              <w:jc w:val="center"/>
-              <w:rPr>
-                <w:rFonts w:ascii="Times New Roman" w:hAnsi="Times New Roman" w:cs="Times New Roman"/>
-                <w:sz w:val="20"/>
-                <w:szCs w:val="20"/>
-              </w:rPr>
-            </w:pPr>
-            <w:r>
-              <w:rPr>
-                <w:rFonts w:ascii="Times New Roman" w:hAnsi="Times New Roman" w:cs="Times New Roman"/>
-                <w:sz w:val="20"/>
-                <w:szCs w:val="20"/>
-              </w:rPr>
-              <w:t>32</w:t>
-            </w:r>
-          </w:p>
-        </w:tc>
-        <w:tc>
-          <w:tcPr>
-            <w:tcW w:w="880" w:type="dxa"/>
-            <w:vAlign w:val="center"/>
-          </w:tcPr>
-          <w:p>
-            <w:pPr>
-              <w:keepNext/>
-              <w:keepLines/>
-              <w:jc w:val="center"/>
-              <w:rPr>
-                <w:rFonts w:ascii="Times New Roman" w:hAnsi="Times New Roman" w:cs="Times New Roman"/>
-                <w:sz w:val="20"/>
-                <w:szCs w:val="20"/>
-              </w:rPr>
-            </w:pPr>
-            <w:r>
-              <w:rPr>
-                <w:rFonts w:ascii="Times New Roman" w:hAnsi="Times New Roman" w:cs="Times New Roman"/>
-                <w:sz w:val="20"/>
-                <w:szCs w:val="20"/>
-              </w:rPr>
-              <w:t>&lt;</w:t>
-            </w:r>
-            <w:r>
-              <w:rPr>
-                <w:rFonts w:ascii="Times New Roman" w:hAnsi="Times New Roman" w:cs="Times New Roman"/>
-                <w:sz w:val="20"/>
-                <w:szCs w:val="20"/>
-              </w:rPr>
-              <w:t xml:space="preserve"> </w:t>
-            </w:r>
-            <w:r>
-              <w:rPr>
-                <w:rFonts w:ascii="Times New Roman" w:hAnsi="Times New Roman" w:cs="Times New Roman"/>
-                <w:sz w:val="20"/>
-                <w:szCs w:val="20"/>
-              </w:rPr>
-              <w:t>22</w:t>
-            </w:r>
-          </w:p>
-        </w:tc>
-        <w:tc>
-          <w:tcPr>
-            <w:tcW w:w="1341" w:type="dxa"/>
-            <w:vAlign w:val="center"/>
-          </w:tcPr>
-          <w:p>
-            <w:pPr>
-              <w:keepNext/>
-              <w:keepLines/>
-              <w:jc w:val="center"/>
-              <w:rPr>
-                <w:rFonts w:ascii="Times New Roman" w:hAnsi="Times New Roman" w:cs="Times New Roman"/>
-                <w:sz w:val="20"/>
-                <w:szCs w:val="20"/>
-              </w:rPr>
-            </w:pPr>
-            <w:r>
-              <w:rPr>
-                <w:rFonts w:ascii="Times New Roman" w:hAnsi="Times New Roman" w:cs="Times New Roman"/>
-                <w:sz w:val="20"/>
-                <w:szCs w:val="20"/>
-              </w:rPr>
-              <w:t>2</w:t>
-            </w:r>
-          </w:p>
-        </w:tc>
-        <w:tc>
-          <w:tcPr>
-            <w:tcW w:w="1074" w:type="dxa"/>
-            <w:vAlign w:val="center"/>
-          </w:tcPr>
-          <w:p>
-            <w:pPr>
-              <w:keepNext/>
-              <w:keepLines/>
-              <w:jc w:val="center"/>
-              <w:rPr>
-                <w:rFonts w:ascii="Times New Roman" w:hAnsi="Times New Roman" w:cs="Times New Roman"/>
-                <w:sz w:val="20"/>
-                <w:szCs w:val="20"/>
-              </w:rPr>
-            </w:pPr>
-            <w:r>
-              <w:rPr>
-                <w:rFonts w:ascii="Times New Roman" w:hAnsi="Times New Roman" w:cs="Times New Roman"/>
-                <w:sz w:val="20"/>
-                <w:szCs w:val="20"/>
-              </w:rPr>
-              <w:t>5</w:t>
-            </w:r>
-          </w:p>
-        </w:tc>
-      </w:tr>
-    </w:tbl>
-    <w:p/>
     <w:p>
       <w:pPr>
         <w:pStyle w:val="Heading1"/>
@@ -14007,7 +10988,7 @@
         <mc:AlternateContent>
           <mc:Choice Requires="wps">
             <w:drawing>
-              <wp:anchor distT="0" distB="0" distL="114300" distR="114300" simplePos="0" relativeHeight="251658240" behindDoc="0" locked="0" layoutInCell="1" allowOverlap="1" wp14:anchorId="59B5F10B" wp14:editId="26798E43">
+              <wp:anchor distT="0" distB="0" distL="114300" distR="114300" simplePos="0" relativeHeight="251658240" behindDoc="0" locked="0" layoutInCell="1" allowOverlap="1" wp14:anchorId="59B5F10B" wp14:editId="408E18AB">
                 <wp:simplePos x="0" y="0"/>
                 <wp:positionH relativeFrom="column">
                   <wp:posOffset>22225</wp:posOffset>
@@ -14154,244 +11135,6 @@
           </mc:Fallback>
         </mc:AlternateContent>
       </w:r>
-      <w:r>
-        <w:rPr>
-          <w:noProof/>
-        </w:rPr>
-        <mc:AlternateContent>
-          <mc:Choice Requires="wpg">
-            <w:drawing>
-              <wp:anchor distT="0" distB="0" distL="114300" distR="114300" simplePos="0" relativeHeight="251658241" behindDoc="0" locked="0" layoutInCell="1" allowOverlap="1" wp14:anchorId="29702D33" wp14:editId="7DB834BF">
-                <wp:simplePos x="0" y="0"/>
-                <wp:positionH relativeFrom="column">
-                  <wp:posOffset>903264</wp:posOffset>
-                </wp:positionH>
-                <wp:positionV relativeFrom="page">
-                  <wp:posOffset>920360</wp:posOffset>
-                </wp:positionV>
-                <wp:extent cx="4578350" cy="4024630"/>
-                <wp:effectExtent l="0" t="0" r="6350" b="1270"/>
-                <wp:wrapTopAndBottom/>
-                <wp:docPr id="9" name="Group 8">
-                  <a:extLst xmlns:a="http://schemas.openxmlformats.org/drawingml/2006/main">
-                    <a:ext uri="{FF2B5EF4-FFF2-40B4-BE49-F238E27FC236}">
-                      <a16:creationId xmlns:a16="http://schemas.microsoft.com/office/drawing/2014/main" id="{21FD74E0-90C3-3A4E-B22E-7F1F0DB18325}"/>
-                    </a:ext>
-                  </a:extLst>
-                </wp:docPr>
-                <wp:cNvGraphicFramePr/>
-                <a:graphic xmlns:a="http://schemas.openxmlformats.org/drawingml/2006/main">
-                  <a:graphicData uri="http://schemas.microsoft.com/office/word/2010/wordprocessingGroup">
-                    <wpg:wgp>
-                      <wpg:cNvGrpSpPr/>
-                      <wpg:grpSpPr>
-                        <a:xfrm>
-                          <a:off x="0" y="0"/>
-                          <a:ext cx="4578350" cy="4024630"/>
-                          <a:chOff x="0" y="0"/>
-                          <a:chExt cx="4578457" cy="4025076"/>
-                        </a:xfrm>
-                      </wpg:grpSpPr>
-                      <pic:pic xmlns:pic="http://schemas.openxmlformats.org/drawingml/2006/picture">
-                        <pic:nvPicPr>
-                          <pic:cNvPr id="2" name="Picture 2">
-                            <a:extLst>
-                              <a:ext uri="{FF2B5EF4-FFF2-40B4-BE49-F238E27FC236}">
-                                <a16:creationId xmlns:a16="http://schemas.microsoft.com/office/drawing/2014/main" id="{8AA9A29A-31B2-9D42-86F6-962E12746A3F}"/>
-                              </a:ext>
-                            </a:extLst>
-                          </pic:cNvPr>
-                          <pic:cNvPicPr>
-                            <a:picLocks noChangeAspect="1"/>
-                          </pic:cNvPicPr>
-                        </pic:nvPicPr>
-                        <pic:blipFill>
-                          <a:blip r:embed="rId47"/>
-                          <a:stretch>
-                            <a:fillRect/>
-                          </a:stretch>
-                        </pic:blipFill>
-                        <pic:spPr>
-                          <a:xfrm>
-                            <a:off x="0" y="0"/>
-                            <a:ext cx="2238482" cy="1925247"/>
-                          </a:xfrm>
-                          <a:prstGeom prst="rect">
-                            <a:avLst/>
-                          </a:prstGeom>
-                        </pic:spPr>
-                      </pic:pic>
-                      <pic:pic xmlns:pic="http://schemas.openxmlformats.org/drawingml/2006/picture">
-                        <pic:nvPicPr>
-                          <pic:cNvPr id="3" name="Picture 3">
-                            <a:extLst>
-                              <a:ext uri="{FF2B5EF4-FFF2-40B4-BE49-F238E27FC236}">
-                                <a16:creationId xmlns:a16="http://schemas.microsoft.com/office/drawing/2014/main" id="{9D1BA441-9311-FE4F-B084-D564DD6F7BC6}"/>
-                              </a:ext>
-                            </a:extLst>
-                          </pic:cNvPr>
-                          <pic:cNvPicPr>
-                            <a:picLocks noChangeAspect="1"/>
-                          </pic:cNvPicPr>
-                        </pic:nvPicPr>
-                        <pic:blipFill>
-                          <a:blip r:embed="rId48"/>
-                          <a:stretch>
-                            <a:fillRect/>
-                          </a:stretch>
-                        </pic:blipFill>
-                        <pic:spPr>
-                          <a:xfrm>
-                            <a:off x="2339975" y="0"/>
-                            <a:ext cx="2238482" cy="1925247"/>
-                          </a:xfrm>
-                          <a:prstGeom prst="rect">
-                            <a:avLst/>
-                          </a:prstGeom>
-                        </pic:spPr>
-                      </pic:pic>
-                      <pic:pic xmlns:pic="http://schemas.openxmlformats.org/drawingml/2006/picture">
-                        <pic:nvPicPr>
-                          <pic:cNvPr id="4" name="Picture 4">
-                            <a:extLst>
-                              <a:ext uri="{FF2B5EF4-FFF2-40B4-BE49-F238E27FC236}">
-                                <a16:creationId xmlns:a16="http://schemas.microsoft.com/office/drawing/2014/main" id="{1A0D26E3-0DB7-314C-A04B-759ADB488489}"/>
-                              </a:ext>
-                            </a:extLst>
-                          </pic:cNvPr>
-                          <pic:cNvPicPr>
-                            <a:picLocks noChangeAspect="1"/>
-                          </pic:cNvPicPr>
-                        </pic:nvPicPr>
-                        <pic:blipFill>
-                          <a:blip r:embed="rId49"/>
-                          <a:stretch>
-                            <a:fillRect/>
-                          </a:stretch>
-                        </pic:blipFill>
-                        <pic:spPr>
-                          <a:xfrm>
-                            <a:off x="0" y="1807129"/>
-                            <a:ext cx="2238482" cy="1841743"/>
-                          </a:xfrm>
-                          <a:prstGeom prst="rect">
-                            <a:avLst/>
-                          </a:prstGeom>
-                        </pic:spPr>
-                      </pic:pic>
-                      <pic:pic xmlns:pic="http://schemas.openxmlformats.org/drawingml/2006/picture">
-                        <pic:nvPicPr>
-                          <pic:cNvPr id="5" name="Picture 5">
-                            <a:extLst>
-                              <a:ext uri="{FF2B5EF4-FFF2-40B4-BE49-F238E27FC236}">
-                                <a16:creationId xmlns:a16="http://schemas.microsoft.com/office/drawing/2014/main" id="{158B0ECB-2F81-0A4C-9673-CDD719235EBC}"/>
-                              </a:ext>
-                            </a:extLst>
-                          </pic:cNvPr>
-                          <pic:cNvPicPr>
-                            <a:picLocks noChangeAspect="1"/>
-                          </pic:cNvPicPr>
-                        </pic:nvPicPr>
-                        <pic:blipFill>
-                          <a:blip r:embed="rId50"/>
-                          <a:stretch>
-                            <a:fillRect/>
-                          </a:stretch>
-                        </pic:blipFill>
-                        <pic:spPr>
-                          <a:xfrm>
-                            <a:off x="2238482" y="1765376"/>
-                            <a:ext cx="2339975" cy="1925248"/>
-                          </a:xfrm>
-                          <a:prstGeom prst="rect">
-                            <a:avLst/>
-                          </a:prstGeom>
-                        </pic:spPr>
-                      </pic:pic>
-                      <pic:pic xmlns:pic="http://schemas.openxmlformats.org/drawingml/2006/picture">
-                        <pic:nvPicPr>
-                          <pic:cNvPr id="6" name="Picture 6">
-                            <a:extLst>
-                              <a:ext uri="{FF2B5EF4-FFF2-40B4-BE49-F238E27FC236}">
-                                <a16:creationId xmlns:a16="http://schemas.microsoft.com/office/drawing/2014/main" id="{5CEAE4B6-9A21-C442-B307-1E22F2F53073}"/>
-                              </a:ext>
-                            </a:extLst>
-                          </pic:cNvPr>
-                          <pic:cNvPicPr>
-                            <a:picLocks noChangeAspect="1"/>
-                          </pic:cNvPicPr>
-                        </pic:nvPicPr>
-                        <pic:blipFill>
-                          <a:blip r:embed="rId51"/>
-                          <a:stretch>
-                            <a:fillRect/>
-                          </a:stretch>
-                        </pic:blipFill>
-                        <pic:spPr>
-                          <a:xfrm>
-                            <a:off x="1168852" y="3675632"/>
-                            <a:ext cx="2239617" cy="349444"/>
-                          </a:xfrm>
-                          <a:prstGeom prst="rect">
-                            <a:avLst/>
-                          </a:prstGeom>
-                        </pic:spPr>
-                      </pic:pic>
-                    </wpg:wgp>
-                  </a:graphicData>
-                </a:graphic>
-                <wp14:sizeRelH relativeFrom="margin">
-                  <wp14:pctWidth>0</wp14:pctWidth>
-                </wp14:sizeRelH>
-                <wp14:sizeRelV relativeFrom="margin">
-                  <wp14:pctHeight>0</wp14:pctHeight>
-                </wp14:sizeRelV>
-              </wp:anchor>
-            </w:drawing>
-          </mc:Choice>
-          <mc:Fallback xmlns:arto="http://schemas.microsoft.com/office/word/2006/arto">
-            <w:pict>
-              <v:group w14:anchorId="0A683791" id="Group 8" o:spid="_x0000_s1026" style="position:absolute;margin-left:71.1pt;margin-top:72.45pt;width:360.5pt;height:316.9pt;z-index:251658241;mso-position-vertical-relative:page;mso-width-relative:margin;mso-height-relative:margin" coordsize="45784,40250" o:gfxdata="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